--- a/Manuscript/Manuscript v.2/Manuscript Draft v.2.1.docx
+++ b/Manuscript/Manuscript v.2/Manuscript Draft v.2.1.docx
@@ -1,6 +1,6 @@
 
 <file path=word/document.xml><?xml version="1.0" encoding="utf-8"?>
-<w:document xmlns:wpc="http://schemas.microsoft.com/office/word/2010/wordprocessingCanvas" xmlns:cx="http://schemas.microsoft.com/office/drawing/2014/chartex" xmlns:cx1="http://schemas.microsoft.com/office/drawing/2015/9/8/chartex" xmlns:cx2="http://schemas.microsoft.com/office/drawing/2015/10/21/chartex" xmlns:cx3="http://schemas.microsoft.com/office/drawing/2016/5/9/chartex" xmlns:cx4="http://schemas.microsoft.com/office/drawing/2016/5/10/chartex" xmlns:cx5="http://schemas.microsoft.com/office/drawing/2016/5/11/chartex" xmlns:cx6="http://schemas.microsoft.com/office/drawing/2016/5/12/chartex" xmlns:cx7="http://schemas.microsoft.com/office/drawing/2016/5/13/chartex" xmlns:cx8="http://schemas.microsoft.com/office/drawing/2016/5/14/chartex" xmlns:mc="http://schemas.openxmlformats.org/markup-compatibility/2006" xmlns:aink="http://schemas.microsoft.com/office/drawing/2016/ink" xmlns:am3d="http://schemas.microsoft.com/office/drawing/2017/model3d" xmlns:o="urn:schemas-microsoft-com:office:office" xmlns:oel="http://schemas.microsoft.com/office/2019/extlst" xmlns:r="http://schemas.openxmlformats.org/officeDocument/2006/relationships" xmlns:m="http://schemas.openxmlformats.org/officeDocument/2006/math" xmlns:v="urn:schemas-microsoft-com:vml" xmlns:wp14="http://schemas.microsoft.com/office/word/2010/wordprocessingDrawing" xmlns:wp="http://schemas.openxmlformats.org/drawingml/2006/wordprocessingDrawing" xmlns:w10="urn:schemas-microsoft-com:office:word" xmlns:w="http://schemas.openxmlformats.org/wordprocessingml/2006/main" xmlns:w14="http://schemas.microsoft.com/office/word/2010/wordml" xmlns:w15="http://schemas.microsoft.com/office/word/2012/wordml" xmlns:w16cei="http://schemas.microsoft.com/office/word/2026/wordml/cei" xmlns:w16cex="http://schemas.microsoft.com/office/word/2018/wordml/cex" xmlns:w16cid="http://schemas.microsoft.com/office/word/2016/wordml/cid" xmlns:w16="http://schemas.microsoft.com/office/word/2018/wordml" xmlns:w16du="http://schemas.microsoft.com/office/word/2023/wordml/word16du" xmlns:w16sdtdh="http://schemas.microsoft.com/office/word/2020/wordml/sdtdatahash" xmlns:w16sdtfl="http://schemas.microsoft.com/office/word/2024/wordml/sdtformatlock" xmlns:w16se="http://schemas.microsoft.com/office/word/2015/wordml/symex" xmlns:wpg="http://schemas.microsoft.com/office/word/2010/wordprocessingGroup" xmlns:wpi="http://schemas.microsoft.com/office/word/2010/wordprocessingInk" xmlns:wne="http://schemas.microsoft.com/office/word/2006/wordml" xmlns:wps="http://schemas.microsoft.com/office/word/2010/wordprocessingShape" mc:Ignorable="w14 w15 w16se w16cid w16 w16cex w16sdtdh w16sdtfl w16du wp14">
+<w:document xmlns:wpc="http://schemas.microsoft.com/office/word/2010/wordprocessingCanvas" xmlns:cx="http://schemas.microsoft.com/office/drawing/2014/chartex" xmlns:cx1="http://schemas.microsoft.com/office/drawing/2015/9/8/chartex" xmlns:cx2="http://schemas.microsoft.com/office/drawing/2015/10/21/chartex" xmlns:cx3="http://schemas.microsoft.com/office/drawing/2016/5/9/chartex" xmlns:cx4="http://schemas.microsoft.com/office/drawing/2016/5/10/chartex" xmlns:cx5="http://schemas.microsoft.com/office/drawing/2016/5/11/chartex" xmlns:cx6="http://schemas.microsoft.com/office/drawing/2016/5/12/chartex" xmlns:cx7="http://schemas.microsoft.com/office/drawing/2016/5/13/chartex" xmlns:cx8="http://schemas.microsoft.com/office/drawing/2016/5/14/chartex" xmlns:mc="http://schemas.openxmlformats.org/markup-compatibility/2006" xmlns:m="http://schemas.openxmlformats.org/officeDocument/2006/math" xmlns:aink="http://schemas.microsoft.com/office/drawing/2016/ink" xmlns:am3d="http://schemas.microsoft.com/office/drawing/2017/model3d" xmlns:oel="http://schemas.microsoft.com/office/2019/extlst" xmlns:r="http://schemas.openxmlformats.org/officeDocument/2006/relationships" xmlns:wp14="http://schemas.microsoft.com/office/word/2010/wordprocessingDrawing" xmlns:wp="http://schemas.openxmlformats.org/drawingml/2006/wordprocessingDrawing" xmlns:wpg="http://schemas.microsoft.com/office/word/2010/wordprocessingGroup" xmlns:wpi="http://schemas.microsoft.com/office/word/2010/wordprocessingInk" xmlns:wps="http://schemas.microsoft.com/office/word/2010/wordprocessingShape" xmlns:o="urn:schemas-microsoft-com:office:office" xmlns:v="urn:schemas-microsoft-com:vml" xmlns:w10="urn:schemas-microsoft-com:office:word" xmlns:w="http://schemas.openxmlformats.org/wordprocessingml/2006/main" xmlns:w14="http://schemas.microsoft.com/office/word/2010/wordml" xmlns:w15="http://schemas.microsoft.com/office/word/2012/wordml" xmlns:w16cei="http://schemas.microsoft.com/office/word/2026/wordml/cei" xmlns:w16cex="http://schemas.microsoft.com/office/word/2018/wordml/cex" xmlns:w16cid="http://schemas.microsoft.com/office/word/2016/wordml/cid" xmlns:w16="http://schemas.microsoft.com/office/word/2018/wordml" xmlns:w16sdtdh="http://schemas.microsoft.com/office/word/2020/wordml/sdtdatahash" xmlns:w16sdtfl="http://schemas.microsoft.com/office/word/2024/wordml/sdtformatlock" xmlns:w16se="http://schemas.microsoft.com/office/word/2015/wordml/symex" xmlns:w16du="http://schemas.microsoft.com/office/word/2023/wordml/word16du" xmlns:wne="http://schemas.microsoft.com/office/word/2006/wordml" mc:Ignorable="w14 w15 w16se w16cid w16 w16cex w16sdtdh w16sdtfl w16du wp14">
   <w:body>
     <w:p>
       <w:pPr>
@@ -9,6 +9,7 @@
           <w:bCs/>
         </w:rPr>
       </w:pPr>
+      <w:commentRangeStart w:id="0"/>
       <w:r>
         <w:rPr>
           <w:b/>
@@ -231,539 +232,6 @@
       </w:r>
       <w:r>
         <w:t>Department of Psychology, University of Illinois, Champaign, IL, USA</w:t>
-      </w:r>
-    </w:p>
-    <w:p/>
-    <w:p>
-      <w:r>
-        <w:t xml:space="preserve">Corresponding author:  </w:t>
-      </w:r>
-    </w:p>
-    <w:p>
-      <w:r>
-        <w:t>Justin S. Rhodes</w:t>
-      </w:r>
-    </w:p>
-    <w:p>
-      <w:r>
-        <w:t>Department of Psychology</w:t>
-      </w:r>
-    </w:p>
-    <w:p>
-      <w:r>
-        <w:t>603 East Daniel St., Champaign, IL 61820</w:t>
-      </w:r>
-    </w:p>
-    <w:p>
-      <w:r>
-        <w:t>Email: jrhodes@illinois.edu</w:t>
-      </w:r>
-    </w:p>
-    <w:p>
-      <w:pPr>
-        <w:rPr>
-          <w:b/>
-          <w:bCs/>
-          <w:u w:val="single"/>
-        </w:rPr>
-      </w:pPr>
-      <w:r>
-        <w:t>Phone: 503-413-9241</w:t>
-      </w:r>
-      <w:r>
-        <w:rPr>
-          <w:b/>
-          <w:bCs/>
-        </w:rPr>
-        <w:br w:type="page"/>
-      </w:r>
-      <w:r>
-        <w:rPr>
-          <w:b/>
-          <w:bCs/>
-          <w:u w:val="single"/>
-        </w:rPr>
-        <w:lastRenderedPageBreak/>
-        <w:t>Abstract</w:t>
-      </w:r>
-    </w:p>
-    <w:p>
-      <w:r>
-        <w:t>Phenotypic plasticity allows organisms to modify behavior, physiology, and morphology in response to changing environmental conditions. Among the most dramatic examples is postmaturational sex change, in which social cues trigger transformation from one functional sex to another during adulthood. In protandrous anemonefish (Amphiprion ocellaris), males become females after attaining dominant social status, but the cellular mechanisms through which the brain initiates this transition remain poorly understood. Here, we combined single-nucleus multiomics (RNA and ATAC) with Visium HD spatial transcriptomics to characterize remodeling of the preoptic area (POA), a neuroendocrine center controlling reproduction, across multiple phases of sex change, including transitional individuals before and after gonadal transformation. Analysis of 35,364 nuclei revealed extensive cell-type-specific remodeling, with radial glia and neurosecretory POA neurons exhibiting the largest changes in abundance and gene expression. Radial glia displayed reduced expression of brain aromatase and signatures consistent with enhanced neurogenic activity during the intermediate phase. Concurrently, neurosecretory POA neurons showed evidence of increased incorporation of immature neurons, including expansion of a cholecystokinin-expressing population implicated in ovarian development. Machine-learning analyses revealed that sex change proceeds asynchronously across cell types and that many female-specific transcriptional programs emerge only after gonadal transformation. Together, these findings support a two-phase model in which early radial glial remodeling and neurogenesis establish the neural substrate for sex change, while widespread feminization of neurosecretory circuits follows ovarian development.</w:t>
-      </w:r>
-    </w:p>
-    <w:p/>
-    <w:p>
-      <w:pPr>
-        <w:rPr>
-          <w:b/>
-          <w:bCs/>
-          <w:u w:val="single"/>
-        </w:rPr>
-      </w:pPr>
-      <w:r>
-        <w:rPr>
-          <w:b/>
-          <w:bCs/>
-          <w:u w:val="single"/>
-        </w:rPr>
-        <w:br w:type="page"/>
-      </w:r>
-    </w:p>
-    <w:p>
-      <w:r>
-        <w:lastRenderedPageBreak/>
-        <w:t>Introduction</w:t>
-      </w:r>
-    </w:p>
-    <w:p>
-      <w:r>
-        <w:t>The ability of the adult brain to reorganize itself in response to changing environmental conditions is one of the most remarkable adaptations in biology. Across vertebrates, neural plasticity allows animals to modify behavior, physiology, and reproduction in ways that improve fitness in an unpredictable world. Most examples, however, involve relatively modest adjustments in function, such as changes in learning, memory, motivation, stress responsiveness, or reproductive state. Far less is known about how the adult brain coordinates large-scale functional reorganization of the entire organism. Understanding how neural circuits initiate and orchestrate such transformations remains a major challenge in biology.</w:t>
-      </w:r>
-    </w:p>
-    <w:p/>
-    <w:p>
-      <w:r>
-        <w:t>Sequential hermaphroditism represents one of the most dramatic examples of organismal plasticity. In many sex-changing coral reef fishes, social information perceived by the brain ultimately triggers a complete transformation from one reproductive sex to the other during adulthood. This transition requires coordinated remodeling of reproductive physiology, endocrine signaling, morphology, and behavior while preserving the integrity of the organism throughout the process. As a result, sex-changing fishes provide a unique opportunity to understand how the adult brain can direct extensive biological remodeling across multiple levels of organization, from gene expression and cellular composition to physiology and behavior.</w:t>
-      </w:r>
-    </w:p>
-    <w:p/>
-    <w:p>
-      <w:r>
-        <w:t>Most mechanistic studies of sex change have focused on protogynous species, in which females transform into males following changes in social status. In these species, behavioral masculinization often occurs rapidly, within hours or days of social ascent, and is followed by progressive gonadal transformation and increased androgen production. Current models emphasize changes in neuroendocrine signaling, including alterations in aromatase activity and hypothalamic regulation of pituitary gonadotropins, which ultimately drive ovarian degeneration and testicular development. Once the gonads transform, gonadal steroid hormones further reinforce male physiology, morphology, and behavior.</w:t>
-      </w:r>
-    </w:p>
-    <w:p/>
-    <w:p>
-      <w:r>
-        <w:t>Protandrous sex change in anemonefish (Amphiprion spp.) appears to follow a fundamentally different trajectory. Following social ascent, sex-changing individuals can remain in an intermediate state for months before ovarian development occurs. During this period, male reproductive behaviors, circulating steroid profiles, and portions of the male gonad are largely retained, while vitellogenic oocytes are absent. Rather than undergoing progressive feminization, the gonads enter a prolonged state characterized by reduced testicular tissue and immature ovarian tissue. Because a similar gonadal phenotype is observed in the reproductive partner of the sex-changing fish, this state may reflect reproductive stasis associated with the cessation of spawning rather than gonadal sex change itself. Only later, often after an extended delay, does the remaining testicular tissue disappear and vitellogenic oocytes emerge. These observations suggest that, unlike protogynous species, substantial aspects of sex change in anemonefish may occur before overt gonadal transformation.</w:t>
-      </w:r>
-    </w:p>
-    <w:p/>
-    <w:p>
-      <w:r>
-        <w:t xml:space="preserve">Despite the apparent stability of the gonads during this prolonged intermediate period, previous work suggests that substantial neural remodeling is already underway. The preoptic area (POA), a conserved neuroendocrine center that regulates pituitary gonadotropin release and reproductive physiology across vertebrates, has emerged as a particularly important region during protandrous sex change. Earlier studies demonstrated increased cell proliferation and neurogenesis within the </w:t>
-      </w:r>
-      <w:r>
-        <w:lastRenderedPageBreak/>
-        <w:t>POA during sex change, with evidence for a pronounced increase around the time of gonadal transformation. These findings suggest that neural reorganization may precede and potentially contribute to subsequent gonadal feminization. However, the identities of the newly generated cells, the neural circuits into which they integrate, and the extent to which neurogenesis contributes to functional remodeling of reproductive circuits remain unknown.</w:t>
-      </w:r>
-    </w:p>
-    <w:p/>
-    <w:p>
-      <w:r>
-        <w:t>A major challenge in understanding protandrous sex change has been the lack of cellular-resolution information about the neural populations involved. Recently, we generated the first single-nucleus transcriptomic atlas of the sex-changing anemonefish forebrain, including the telencephalon and preoptic area, and identified extensive sexual differentiation across neuronal and glial populations. That study revealed widespread sex differences in gene expression, cell-type abundance, neuronal activity signatures, and predicted cellular communication networks. Particularly striking differences were observed among radial glia and multiple preoptic neuronal populations expressing sex steroid receptors, neuropeptide receptors, and signaling molecules implicated in gonadal regulation. These findings established the male and female endpoints of neural sexual differentiation and identified the preoptic area as a major site of cellular remodeling during adult sex change.</w:t>
-      </w:r>
-    </w:p>
-    <w:p/>
-    <w:p>
-      <w:r>
-        <w:t>However, the previous atlas compared only reproductively active males and females and therefore could not determine when these cellular differences emerged or whether they preceded or followed gonadal transformation. Consequently, the temporal sequence of neural remodeling during sex change remains unresolved. In particular, it is unknown whether the extensive changes observed in preoptic circuits arise during the prolonged period of reproductive stasis, during gonadal transformation itself, or only after female reproductive physiology has been established. Furthermore, because the original forebrain atlas sampled the entire telencephalon together with the preoptic area, only a relatively small population of nuclei was inferred to originate from the POA based on expression of canonical marker genes and enrichment of sex steroid hormone receptors. Although this population exhibited some of the most striking sex differences in the dataset, its limited representation constrained our ability to resolve the cellular diversity and developmental dynamics of this key neuroendocrine region. We therefore focused the present study on a targeted dissection centered on the POA and adjacent hypothalamic territories while removing most of the telencephalon, thereby substantially increasing the representation of preoptic cell populations and enabling analysis of sex change across multiple intermediate stages.</w:t>
-      </w:r>
-    </w:p>
-    <w:p/>
-    <w:p>
-      <w:pPr>
-        <w:rPr>
-          <w:b/>
-          <w:bCs/>
-          <w:u w:val="single"/>
-        </w:rPr>
-      </w:pPr>
-      <w:r>
-        <w:t xml:space="preserve">Using this enhanced cellular resolution, we combined single-nucleus multiomics with spatial transcriptomics to characterize the preoptic region across multiple stages of protandrous sex change. By integrating transcriptional state, chromatin accessibility, spatial localization, endocrine phenotype, gonadal morphology, and behavior, we reconstructed the cellular and molecular progression of sex change from reproductive males through intermediate stages to reproductive females. Our analyses reveal stage-specific remodeling of radial glia, neurogenic trajectories, and neuroendocrine cell populations that define the progression of sex change before </w:t>
-      </w:r>
-      <w:r>
-        <w:t xml:space="preserve">and after </w:t>
-      </w:r>
-      <w:r>
-        <w:t>overt gonadal transformation. Together, these findings provide a cellular framework for understanding how neural remodeling precedes and potentially orchestrates the transition to the female reproductive state.</w:t>
-      </w:r>
-    </w:p>
-    <w:p/>
-    <w:p>
-      <w:pPr>
-        <w:rPr>
-          <w:b/>
-          <w:bCs/>
-        </w:rPr>
-      </w:pPr>
-      <w:r>
-        <w:rPr>
-          <w:b/>
-          <w:bCs/>
-        </w:rPr>
-        <w:lastRenderedPageBreak/>
-        <w:t>Results</w:t>
-      </w:r>
-    </w:p>
-    <w:p>
-      <w:pPr>
-        <w:rPr>
-          <w:b/>
-          <w:bCs/>
-        </w:rPr>
-      </w:pPr>
-      <w:r>
-        <w:rPr>
-          <w:b/>
-          <w:bCs/>
-        </w:rPr>
-        <w:t>Male, Intermediate and Female Anemonefish Display Distinct Physiology and Behavior</w:t>
-      </w:r>
-    </w:p>
-    <w:p>
-      <w:pPr>
-        <w:ind w:firstLine="720"/>
-      </w:pPr>
-      <w:r>
-        <w:t>To understand the process of protandrous sex change, we compared 6 reproductively active anemonefish pairs (n = 6 males and 6 females) to 10 pairs (n = 20) of male anemonefish housed together for 6 months (</w:t>
-      </w:r>
-      <w:r>
-        <w:rPr>
-          <w:highlight w:val="yellow"/>
-        </w:rPr>
-        <w:t xml:space="preserve">Fig. </w:t>
-      </w:r>
-      <w:r>
-        <w:rPr>
-          <w:highlight w:val="yellow"/>
-        </w:rPr>
-        <w:t>1</w:t>
-      </w:r>
-      <w:r>
-        <w:rPr>
-          <w:highlight w:val="yellow"/>
-        </w:rPr>
-        <w:t>A</w:t>
-      </w:r>
-      <w:r>
-        <w:t xml:space="preserve">, </w:t>
-      </w:r>
-      <w:r>
-        <w:rPr>
-          <w:highlight w:val="yellow"/>
-        </w:rPr>
-        <w:t>see methods</w:t>
-      </w:r>
-      <w:r>
-        <w:t xml:space="preserve">). We paired males such that one male was notably larger than the other and was expected to occupy the α position in the social dominance hierarchy. These males (hereafter referred to as “intermediates”) are destined to undergo protandrous sex change, and given enough time, will become reproductively active females. The partners of intermediates, males expected to remain males, are referred to as “intermediate partners”. We chose the 6-month timepoint as previous work in our lab has shown that at </w:t>
-      </w:r>
-      <w:r>
-        <w:t xml:space="preserve">six </w:t>
-      </w:r>
-      <w:r>
-        <w:t>months, approximately 10% of fish will have completed sex change, while the remaining fish will be in various intermediate stages determined by individual variation</w:t>
-      </w:r>
-      <w:r>
-        <w:fldChar w:fldCharType="begin"/>
-      </w:r>
-      <w:r>
-        <w:instrText xml:space="preserve"> ADDIN ZOTERO_ITEM CSL_CITATION {"citationID":"rUsOMn9I","properties":{"formattedCitation":"(1)","plainCitation":"(1)","noteIndex":0},"citationItems":[{"id":29,"uris":["http://zotero.org/users/11313215/items/TBICN8KA"],"itemData":{"id":29,"type":"article-journal","abstract":"Many fish species exhibit natural sex change as part of their life, providing unique opportunities to study sexually-differentiated social behaviors and their plasticity. Past research has shown that behavioral sex change in the female-to-male (protogynous) direction occurs rapidly and well before gonadal sex change. However, little is known about the timecourse of behavioral sex change in male-to-female (protandrous) sex-changing species, limiting our ability to compare patterns of behavioral sex change across species and identify conserved or divergent underlying mechanisms. Using the protandrous sex changing anemonefish Amphiprion ocellaris, we assessed behavior (aggression and parental care) and hormones (estradiol and 11-ketotestosterone) in fish over six months of sex change, and compared those fish against their non-changing partners as well as control males and females. Contrary to expectations, we found that sex-changing fish displayed behavior that was persistently male-like, and that their behavior did not become progressively female-like as sex change progressed. Hormones shifted to an intermediate profile between males and females and remained stable until gonads changed. These results support a new perspective that the timecourse for protandrous sex change in anemonefish is completely distinct from other well-established models, such that behavioral sex change does not occur until after gonadal sex change is complete, and that sex-changing fish have a stable and unique behavioral and hormonal phenotype that is distinct from a male-typical or female-typical phenotype. The results also identify aspects of sex change that may fundamentally differ between protandrous and protogynous modes, motivating further research into these remarkable examples of phenotypic plasticity.","container-title":"Hormones and Behavior","DOI":"10.1016/j.yhbeh.2022.105239","ISSN":"0018506X","journalAbbreviation":"Hormones and Behavior","language":"en","page":"105239","source":"DOI.org (Crossref)","title":"Stable and persistent male-like behavior during male-to-female sex change in the common clownfish Amphiprion ocellaris","volume":"145","author":[{"family":"Parker","given":"Coltan G."},{"family":"Lee","given":"Joanne S."},{"family":"Histed","given":"Abigail R."},{"family":"Craig","given":"Sarah E."},{"family":"Rhodes","given":"Justin S."}],"issued":{"date-parts":[["2022",9]]}}}],"schema":"https://github.com/citation-style-language/schema/raw/master/csl-citation.json"} </w:instrText>
-      </w:r>
-      <w:r>
-        <w:fldChar w:fldCharType="separate"/>
-      </w:r>
-      <w:r>
-        <w:rPr>
-          <w:rFonts w:cs="Times New Roman"/>
-        </w:rPr>
-        <w:t>(1)</w:t>
-      </w:r>
-      <w:r>
-        <w:fldChar w:fldCharType="end"/>
-      </w:r>
-      <w:r>
-        <w:t xml:space="preserve">. Indeed, at this timepoint we found that one individual had completed sex change as indicated by the presence of vitellogenic oocytes (thus this individual was classified as a “New Female” and its partner as “New Male”) and two other individuals had a distinct gonadal phenotype defined by a large volume of empty space and non-vitellogenic oocytes. These individuals were classified as “Late Intermediates” and their partners as “Late Intermediate Partners”. Throughout this manuscript, we refer to these various stages of sex </w:t>
-      </w:r>
-      <w:r>
-        <w:t>change</w:t>
-      </w:r>
-      <w:r>
-        <w:t xml:space="preserve"> as “phases”.</w:t>
-      </w:r>
-    </w:p>
-    <w:p>
-      <w:pPr>
-        <w:ind w:firstLine="720"/>
-      </w:pPr>
-      <w:r>
-        <w:t>I</w:t>
-      </w:r>
-      <w:r>
-        <w:t>ntermediates</w:t>
-      </w:r>
-      <w:r>
-        <w:t xml:space="preserve"> (and Late Intermediates)</w:t>
-      </w:r>
-      <w:r>
-        <w:t xml:space="preserve"> displayed weights and lengths </w:t>
-      </w:r>
-      <w:r>
-        <w:t xml:space="preserve">in </w:t>
-      </w:r>
-      <w:r>
-        <w:t xml:space="preserve">between those of males and females </w:t>
-      </w:r>
-      <w:r>
-        <w:t xml:space="preserve">indicating </w:t>
-      </w:r>
-      <w:r>
-        <w:t>they</w:t>
-      </w:r>
-      <w:r>
-        <w:t xml:space="preserve"> were in the process of sex change </w:t>
-      </w:r>
-      <w:r>
-        <w:t>(</w:t>
-      </w:r>
-      <w:r>
-        <w:rPr>
-          <w:highlight w:val="yellow"/>
-        </w:rPr>
-        <w:t>Figs. S1A, B</w:t>
-      </w:r>
-      <w:r>
-        <w:t>).</w:t>
-      </w:r>
-    </w:p>
-    <w:p>
-      <w:pPr>
-        <w:ind w:firstLine="720"/>
-      </w:pPr>
-      <w:r>
-        <w:t xml:space="preserve">To assess </w:t>
-      </w:r>
-      <w:r>
-        <w:t>the behavioral sex of the sex changing fish</w:t>
-      </w:r>
-      <w:r>
-        <w:t xml:space="preserve">, we used a parental-care assay which has been shown to produce robust differences between males and females </w:t>
-      </w:r>
-      <w:r>
-        <w:fldChar w:fldCharType="begin"/>
-      </w:r>
-      <w:r>
-        <w:instrText xml:space="preserve"> ADDIN ZOTERO_ITEM CSL_CITATION {"citationID":"RIxgXoHZ","properties":{"formattedCitation":"(1\\uc0\\u8211{}6)","plainCitation":"(1–6)","noteIndex":0},"citationItems":[{"id":29,"uris":["http://zotero.org/users/11313215/items/TBICN8KA"],"itemData":{"id":29,"type":"article-journal","abstract":"Many fish species exhibit natural sex change as part of their life, providing unique opportunities to study sexually-differentiated social behaviors and their plasticity. Past research has shown that behavioral sex change in the female-to-male (protogynous) direction occurs rapidly and well before gonadal sex change. However, little is known about the timecourse of behavioral sex change in male-to-female (protandrous) sex-changing species, limiting our ability to compare patterns of behavioral sex change across species and identify conserved or divergent underlying mechanisms. Using the protandrous sex changing anemonefish Amphiprion ocellaris, we assessed behavior (aggression and parental care) and hormones (estradiol and 11-ketotestosterone) in fish over six months of sex change, and compared those fish against their non-changing partners as well as control males and females. Contrary to expectations, we found that sex-changing fish displayed behavior that was persistently male-like, and that their behavior did not become progressively female-like as sex change progressed. Hormones shifted to an intermediate profile between males and females and remained stable until gonads changed. These results support a new perspective that the timecourse for protandrous sex change in anemonefish is completely distinct from other well-established models, such that behavioral sex change does not occur until after gonadal sex change is complete, and that sex-changing fish have a stable and unique behavioral and hormonal phenotype that is distinct from a male-typical or female-typical phenotype. The results also identify aspects of sex change that may fundamentally differ between protandrous and protogynous modes, motivating further research into these remarkable examples of phenotypic plasticity.","container-title":"Hormones and Behavior","DOI":"10.1016/j.yhbeh.2022.105239","ISSN":"0018506X","journalAbbreviation":"Hormones and Behavior","language":"en","page":"105239","source":"DOI.org (Crossref)","title":"Stable and persistent male-like behavior during male-to-female sex change in the common clownfish Amphiprion ocellaris","volume":"145","author":[{"family":"Parker","given":"Coltan G."},{"family":"Lee","given":"Joanne S."},{"family":"Histed","given":"Abigail R."},{"family":"Craig","given":"Sarah E."},{"family":"Rhodes","given":"Justin S."}],"issued":{"date-parts":[["2022",9]]}}},{"id":38,"uris":["http://zotero.org/users/11313215/items/ISXWL2QW"],"itemData":{"id":38,"type":"article-journal","abstract":"Abstract\n            \n              Many species display alloparental care, where individuals care for offspring that are not their own, but usually the behavior is contingent on the individual receiving some direct or indirect benefit. In anemonefish, after removing the breeding male, non-breeders have been observed providing care for eggs they did not sire and which are not kin. Previously this behavior was interpreted as coerced by the female. The purpose of this study was to test the alternative hypothesis that the alloparental care occurs spontaneously without prodding by the female. Groups of\n              Amphiprion ocellaris\n              (male, female and non-breeder) were maintained in the laboratory and behavior monitored after removing the male and both the male and female. Non-breeders began to care for eggs after male removal and further increased parental care after male and female removal. Level of care was not as high as experienced males, but additional experiments showed performance increases with experience. In a separate experiment, non-breeders were placed alone in a novel aquarium and eggs from an established spawning pair were introduced. Approximately 30% of the fish displayed extensive fathering behavior within 90 min. Taken together, our results demonstrate that fathering behavior in\n              A. ocellaris\n              occurs spontaneously, independent of paternity or kinship.","container-title":"Scientific Reports","DOI":"10.1038/s41598-020-61537-7","ISSN":"2045-2322","issue":"1","journalAbbreviation":"Sci Rep","language":"en","page":"4610","source":"DOI.org (Crossref)","title":"Spontaneous alloparental care of unrelated offspring by non-breeding Amphiprion ocellaris in absence of the biological parents","volume":"10","author":[{"family":"Phillips","given":"Elizabeth"},{"family":"DeAngelis","given":"Ross"},{"family":"Gogola","given":"Joseph V."},{"family":"Rhodes","given":"Justin S."}],"issued":{"date-parts":[["2020",3,12]]}}},{"id":33,"uris":["http://zotero.org/users/11313215/items/KYBLED4Z"],"itemData":{"id":33,"type":"article-journal","container-title":"Copeia","DOI":"10.1643/CI-15-305","ISSN":"0045-8511, 1938-5110","issue":"2","journalAbbreviation":"Copeia","language":"en","page":"586-593","source":"DOI.org (Crossref)","title":"Sex Differences in Steroid Hormones and Parental Effort across the Breeding Cycle in &lt;i&gt;Amphiprion ocellaris&lt;/i&gt;","volume":"104","author":[{"family":"DeAngelis","given":"Ross"},{"family":"Rhodes","given":"Justin S."}],"issued":{"date-parts":[["2016",7]]}}},{"id":35,"uris":["http://zotero.org/users/11313215/items/HCQ99MMR"],"itemData":{"id":35,"type":"article-journal","abstract":"Fathering behavior is critical for oﬀspring survival in many species across diverse taxa, but our understanding of the neuroendocrine mechanisms regulating paternal care is limited in part because of the few primarily paternal species among the common animal models. However, many teleosts display primarily paternal care, and among the teleosts, anemoneﬁsh species are particularly well suited for isolating molecular mechanisms of fathering as they perform parental care in isolation of many other typically competing behaviors such as territorial defense and nest building. The goal of this study was to determine the extent to which whole brain gene expression levels of isotocin receptors, arginine vasotocin receptors, and aromatase as well as circulating levels of the bioactive sex steroid hormones estradiol (E2) and 11-ketotestosterone (11KT) vary in association with parenting behavior in Amphiprion ocellaris. Brain aromatase and IT receptor gene expression were higher in both males and females that were parenting versus not. IT receptor expression was overall higher in males than females, which we interpret is a reﬂection of the greater parental eﬀort that males display. Aromatase was overall higher in females than males, which we conclude is related to the higher circulating E2, which crosses into the brain and increases aromatase transcription. Results suggest both aromatase and IT receptors are dynamically upregulated in the brains of A. ocellaris males and females to support high levels of parental eﬀort.","container-title":"Hormones and Behavior","DOI":"10.1016/j.yhbeh.2018.06.006","ISSN":"0018506X","journalAbbreviation":"Hormones and Behavior","language":"en","page":"62-70","source":"DOI.org (Crossref)","title":"Dynamic regulation of brain aromatase and isotocin receptor gene expression depends on parenting status","volume":"103","author":[{"family":"DeAngelis","given":"Ross"},{"family":"Dodd","given":"Logan"},{"family":"Snyder","given":"Amanda"},{"family":"Rhodes","given":"Justin S."}],"issued":{"date-parts":[["2018",7]]}}},{"id":30,"uris":["http://zotero.org/users/11313215/items/FDL58D2Z"],"itemData":{"id":30,"type":"article-journal","abstract":"Parental care represents a suite of distinct behaviors performed by parents to maximize ﬁtness. Dynamic shifts in parental care behaviors, such as between nest defense and direct provisioning of the oﬀspring, are required in response to environmental variation. However, the neural mechanisms which mediate such behavioral shifts remain a mystery. The anemoneﬁsh, Amphiprion ocellaris, represents an experimentally valuable model in social neuroscience which is conducive to manipulating the environment while simultaneously measuring parental care. The goal of this study was to determine the extent to which arginine vasotocin (AVT) and isotocin (IT) signaling are necessary for males to shift between direct egg care and aggressive nest defense in the presence of intruders, Domino damselﬁsh (Dascyllus trimaculatus). The IT receptor antagonist desGly-NH2-d(CH2)5[DTyr2,Thr4]OVT, signiﬁcantly reduced direct egg care, while at the same time increased levels of aggressive nest defense relative to vehicle. Conversely, blockade of AVT using the antagonist d(CH2)5[Tyr(Me)2]AVP, reduced aggression and tended to increase egg care. Results demonstrate that male anemoneﬁsh alter their parental strategy in response to allospeciﬁc intruders, and that IT and AVT signaling oppositely regulate parental care displays of aggression versus egg care.","container-title":"Hormones and Behavior","DOI":"10.1016/j.yhbeh.2020.104717","ISSN":"0018506X","journalAbbreviation":"Hormones and Behavior","language":"en","page":"104717","source":"DOI.org (Crossref)","title":"Nonapeptides mediate trade-offs in parental care strategy","volume":"121","author":[{"family":"DeAngelis","given":"Ross"},{"family":"Dodd","given":"Logan"},{"family":"Rhodes","given":"Justin"}],"issued":{"date-parts":[["2020",5]]}}},{"id":5847,"uris":["http://zotero.org/users/11313215/items/5853CUE6"],"itemData":{"id":5847,"type":"article-journal","abstract":"Individual differences in behaviour and behavioural plasticity have been extensively studied in a variety of animals across the phylogenetic spectrum. Amphiprion species bring distinct insight into the topic because of their unique life history, mating system, and extraordinary degree of behavioural plasticity associated with protandrous (male-to-female) sex change. Several laboratory studies have begun characterizing individual differences in behaviour and behavioural plasticity in this species. The goals of this study were to expand the repertoire of behavioural assays available for Amphiprion ocellaris, establish repeatability of individual differences, identify sex differences, and explore whether individual differences in correlated behaviours can be detected consistently across experimental contexts (i.e., whether behavioural syndromes can be detected). We measured 35 behaviours across 7 behavioural assays in 9 reproductively active A. ocellaris pairs under 3 different reproductive contexts. Behaviours were repeatedly measured three separate times (rounds) over repeated spawning cycles. We found that 33 out of 35 behaviours were significantly individually repeatable across reproductive contexts and rounds. We found parental care, large intruder aggression, and female-oriented aggression assays produced the largest sex differences. Males performed 7-fold more egg care behaviours than females, whereas females performed significantly more aggressive behaviours toward a large heterospecific intruder (Dascyllus trimaculatus). Further, females displayed significantly more direct aggression toward a stimulus female than males. Three different behavioural syndromes were observed in males and none in females. These results expand our understanding of sex differences in behaviour and the division of labour in the iconic anemonefish. Future studies can use these assays to study the behaviour of fish in the middle of sex change or in the study of behavioural plasticity in this unique species.","container-title":"Journal of Fish Biology","DOI":"10.1111/jfb.16069","ISSN":"1095-8649","issue":"6","journalAbbreviation":"J Fish Biol","language":"eng","page":"1845-1862","PMID":"39963894","PMCID":"PMC12244313","source":"PubMed","title":"Novel behavioural assays reveal sex-specific behavioural syndromes in anemonefish","volume":"106","author":[{"family":"Graham","given":"Gabriel J."},{"family":"Wilton","given":"Isabella M."},{"family":"Panczyk","given":"Emily K."},{"family":"Rhodes","given":"Justin S."}],"issued":{"date-parts":[["2025",6]]}}}],"schema":"https://github.com/citation-style-language/schema/raw/master/csl-citation.json"} </w:instrText>
-      </w:r>
-      <w:r>
-        <w:fldChar w:fldCharType="separate"/>
-      </w:r>
-      <w:r>
-        <w:rPr>
-          <w:rFonts w:cs="Times New Roman"/>
-          <w:kern w:val="0"/>
-        </w:rPr>
-        <w:t>(1–6)</w:t>
-      </w:r>
-      <w:r>
-        <w:fldChar w:fldCharType="end"/>
-      </w:r>
-      <w:r>
-        <w:t xml:space="preserve">. As expected, males performed significantly more parental care behaviors and spent significantly more time in the nest than their female partners </w:t>
-      </w:r>
-      <w:r>
-        <w:rPr>
-          <w:highlight w:val="yellow"/>
-        </w:rPr>
-        <w:t>(Fig</w:t>
-      </w:r>
-      <w:r>
-        <w:rPr>
-          <w:highlight w:val="yellow"/>
-        </w:rPr>
-        <w:t>.1</w:t>
-      </w:r>
-      <w:r>
-        <w:rPr>
-          <w:highlight w:val="yellow"/>
-        </w:rPr>
-        <w:t>B</w:t>
-      </w:r>
-      <w:r>
-        <w:t>). In agreement with previous results</w:t>
-      </w:r>
-      <w:r>
-        <w:fldChar w:fldCharType="begin"/>
-      </w:r>
-      <w:r>
-        <w:instrText xml:space="preserve"> ADDIN ZOTERO_ITEM CSL_CITATION {"citationID":"zLifntjj","properties":{"formattedCitation":"(1)","plainCitation":"(1)","noteIndex":0},"citationItems":[{"id":29,"uris":["http://zotero.org/users/11313215/items/TBICN8KA"],"itemData":{"id":29,"type":"article-journal","abstract":"Many fish species exhibit natural sex change as part of their life, providing unique opportunities to study sexually-differentiated social behaviors and their plasticity. Past research has shown that behavioral sex change in the female-to-male (protogynous) direction occurs rapidly and well before gonadal sex change. However, little is known about the timecourse of behavioral sex change in male-to-female (protandrous) sex-changing species, limiting our ability to compare patterns of behavioral sex change across species and identify conserved or divergent underlying mechanisms. Using the protandrous sex changing anemonefish Amphiprion ocellaris, we assessed behavior (aggression and parental care) and hormones (estradiol and 11-ketotestosterone) in fish over six months of sex change, and compared those fish against their non-changing partners as well as control males and females. Contrary to expectations, we found that sex-changing fish displayed behavior that was persistently male-like, and that their behavior did not become progressively female-like as sex change progressed. Hormones shifted to an intermediate profile between males and females and remained stable until gonads changed. These results support a new perspective that the timecourse for protandrous sex change in anemonefish is completely distinct from other well-established models, such that behavioral sex change does not occur until after gonadal sex change is complete, and that sex-changing fish have a stable and unique behavioral and hormonal phenotype that is distinct from a male-typical or female-typical phenotype. The results also identify aspects of sex change that may fundamentally differ between protandrous and protogynous modes, motivating further research into these remarkable examples of phenotypic plasticity.","container-title":"Hormones and Behavior","DOI":"10.1016/j.yhbeh.2022.105239","ISSN":"0018506X","journalAbbreviation":"Hormones and Behavior","language":"en","page":"105239","source":"DOI.org (Crossref)","title":"Stable and persistent male-like behavior during male-to-female sex change in the common clownfish Amphiprion ocellaris","volume":"145","author":[{"family":"Parker","given":"Coltan G."},{"family":"Lee","given":"Joanne S."},{"family":"Histed","given":"Abigail R."},{"family":"Craig","given":"Sarah E."},{"family":"Rhodes","given":"Justin S."}],"issued":{"date-parts":[["2022",9]]}}}],"schema":"https://github.com/citation-style-language/schema/raw/master/csl-citation.json"} </w:instrText>
-      </w:r>
-      <w:r>
-        <w:fldChar w:fldCharType="separate"/>
-      </w:r>
-      <w:r>
-        <w:rPr>
-          <w:rFonts w:cs="Times New Roman"/>
-        </w:rPr>
-        <w:t>(1)</w:t>
-      </w:r>
-      <w:r>
-        <w:fldChar w:fldCharType="end"/>
-      </w:r>
-      <w:r>
-        <w:t xml:space="preserve">, intermediates retained male levels of parental care and prevented their partners from performing parental care. Late intermediates and their partners’ behavior aligned with female and male patterns of behavior respectively as did the new female and new male. </w:t>
-      </w:r>
-    </w:p>
-    <w:p>
-      <w:pPr>
-        <w:ind w:firstLine="720"/>
-      </w:pPr>
-      <w:r>
-        <w:t xml:space="preserve">We next collected blood to assess circulating </w:t>
-      </w:r>
-      <w:r>
-        <w:t xml:space="preserve">levels of </w:t>
-      </w:r>
-      <w:r>
-        <w:t>11-ketotestosterone (11KT)</w:t>
-      </w:r>
-      <w:r>
-        <w:t xml:space="preserve">, the primary </w:t>
-      </w:r>
-      <w:r>
-        <w:t xml:space="preserve">bioactive </w:t>
-      </w:r>
-      <w:r>
-        <w:t>androgen in teleosts</w:t>
-      </w:r>
-      <w:r>
-        <w:t xml:space="preserve"> that displays extensive sexual dimorphism</w:t>
-      </w:r>
-      <w:r>
-        <w:t xml:space="preserve">. </w:t>
-      </w:r>
-      <w:r>
-        <w:t>Like</w:t>
-      </w:r>
-      <w:r>
-        <w:t xml:space="preserve"> behavioral aspects, intermediates retained male levels, while late intermediates and new females aligned with female levels. Late intermediate partners and new males aligned</w:t>
-      </w:r>
-      <w:r>
-        <w:t xml:space="preserve"> with</w:t>
-      </w:r>
-      <w:r>
-        <w:t xml:space="preserve"> male levels </w:t>
-      </w:r>
-      <w:r>
-        <w:rPr>
-          <w:highlight w:val="yellow"/>
-        </w:rPr>
-        <w:t>(Fig.1</w:t>
-      </w:r>
-      <w:r>
-        <w:rPr>
-          <w:highlight w:val="yellow"/>
-        </w:rPr>
-        <w:t>B</w:t>
-      </w:r>
-      <w:r>
-        <w:t xml:space="preserve">). </w:t>
-      </w:r>
-    </w:p>
-    <w:p>
-      <w:pPr>
-        <w:ind w:firstLine="720"/>
-      </w:pPr>
-      <w:r>
-        <w:t>We next euthanized the fish and collected gonads for histological analysis. In contrast to the behavioral and hormonal measures, intermediates differed significantly from males in gonadal morphology. Specifically, intermediates exhibited a reduced proportion of testicular tissue, with a corresponding increase in</w:t>
-      </w:r>
-      <w:r>
-        <w:t xml:space="preserve"> proportion of</w:t>
-      </w:r>
-      <w:r>
-        <w:t xml:space="preserve"> immature ovarian tissue</w:t>
-      </w:r>
-      <w:r>
-        <w:t xml:space="preserve"> in their ovotestes</w:t>
-      </w:r>
-      <w:r>
-        <w:t>, resulting in a significantly smaller total gonadal volume than males</w:t>
-      </w:r>
-      <w:r>
-        <w:t>, suggesting testicular tissue was being lost</w:t>
-      </w:r>
-      <w:r>
-        <w:t xml:space="preserve"> (Fig. 1C). Importantly, this loss of testicular tissue is unlikely to reflect the onset of gonadal sex change, as intermediates and their breeding partners remained similar in gonadal composition. Instead, it most likely represents gonadal regression associated with the temporary reproductive stasis that accompanies sex change. By the late intermediate stage, no measurable testicular tissue remained; the gonad consisted only of immature ovarian tissue, connective tissue, and empty space (Fig. 1D).</w:t>
-      </w:r>
-    </w:p>
-    <w:p>
-      <w:pPr>
-        <w:ind w:firstLine="720"/>
-      </w:pPr>
-    </w:p>
-    <w:p>
-      <w:pPr>
-        <w:rPr>
-          <w:b/>
-          <w:bCs/>
-        </w:rPr>
-      </w:pPr>
-      <w:r>
-        <w:rPr>
-          <w:b/>
-          <w:bCs/>
-        </w:rPr>
-        <w:t>Multiomics Capture High Quality Transcriptomes, Epigenomes, and Spatial Transcriptomes</w:t>
-      </w:r>
-    </w:p>
-    <w:p>
-      <w:r>
-        <w:lastRenderedPageBreak/>
-        <w:tab/>
-        <w:t>Following euthanasia, we dissected out the ventrocaudal telencepha</w:t>
-      </w:r>
-      <w:r>
-        <w:t>l</w:t>
-      </w:r>
-      <w:r>
-        <w:t>a</w:t>
-      </w:r>
-      <w:r>
-        <w:t xml:space="preserve"> (</w:t>
-      </w:r>
-      <w:r>
-        <w:rPr>
-          <w:highlight w:val="yellow"/>
-        </w:rPr>
-        <w:t>methods</w:t>
-      </w:r>
-      <w:r>
-        <w:t>) targeting the preoptic areas (POA) from males (n = 6), intermediates (n = 7), late intermediates (n = 2), the new female (n =1), and females (n = 6) and used single-nucleus multiomics (snMultiome; RNA + ATAC modalities) to profile gene expression and chromatin accessibility changes during sex change</w:t>
-      </w:r>
-      <w:r>
-        <w:t xml:space="preserve"> (</w:t>
-      </w:r>
-      <w:r>
-        <w:rPr>
-          <w:highlight w:val="yellow"/>
-        </w:rPr>
-        <w:t>see Fig. Sxx for details on how the dissection was performed</w:t>
-      </w:r>
-      <w:r>
-        <w:t>)</w:t>
-      </w:r>
-      <w:r>
-        <w:t xml:space="preserve">. In total, 35,364 nuclei passed quality control </w:t>
-      </w:r>
-      <w:r>
-        <w:t>(</w:t>
-      </w:r>
-      <w:r>
-        <w:rPr>
-          <w:highlight w:val="yellow"/>
-        </w:rPr>
-        <w:t>xxsee Methods</w:t>
-      </w:r>
-      <w:r>
-        <w:t xml:space="preserve">) </w:t>
-      </w:r>
-      <w:r>
-        <w:t xml:space="preserve">and were clustered using </w:t>
-      </w:r>
-      <w:commentRangeStart w:id="0"/>
-      <w:r>
-        <w:t>weighted shared nearest neighbors analysis.</w:t>
       </w:r>
       <w:commentRangeEnd w:id="0"/>
       <w:r>
@@ -771,270 +239,1677 @@
           <w:rStyle w:val="CommentReference"/>
           <w:sz w:val="24"/>
           <w:szCs w:val="30"/>
+          <w:vertAlign w:val="superscript"/>
         </w:rPr>
         <w:commentReference w:id="0"/>
       </w:r>
-      <w:r>
-        <w:t xml:space="preserve"> Hierarchical clustering yielded 27 clusters</w:t>
-      </w:r>
-      <w:r>
-        <w:t>:</w:t>
-      </w:r>
-      <w:r>
-        <w:t xml:space="preserve"> 20 neuronal and seven glial</w:t>
-      </w:r>
-      <w:r>
-        <w:t xml:space="preserve"> </w:t>
-      </w:r>
-      <w:r>
-        <w:rPr>
-          <w:highlight w:val="yellow"/>
-        </w:rPr>
-        <w:t>(Fig. 2A)</w:t>
-      </w:r>
-      <w:r>
-        <w:t xml:space="preserve">. </w:t>
-      </w:r>
-    </w:p>
-    <w:p>
-      <w:pPr>
-        <w:ind w:firstLine="720"/>
-      </w:pPr>
-      <w:r>
-        <w:t>Following clustering, w</w:t>
-      </w:r>
-      <w:r>
-        <w:t xml:space="preserve">e </w:t>
-      </w:r>
-      <w:r>
-        <w:t>identified</w:t>
-      </w:r>
-      <w:r>
-        <w:t xml:space="preserve"> 10 glutamatergic (</w:t>
-      </w:r>
-      <w:r>
-        <w:rPr>
-          <w:i/>
-          <w:iCs/>
-        </w:rPr>
-        <w:t xml:space="preserve">slc17a6b+ </w:t>
-      </w:r>
-      <w:r>
-        <w:t>or</w:t>
-      </w:r>
-      <w:r>
-        <w:rPr>
-          <w:i/>
-          <w:iCs/>
-        </w:rPr>
-        <w:t xml:space="preserve"> slc17a7a+</w:t>
-      </w:r>
-      <w:r>
-        <w:t>), six GABAergic (</w:t>
-      </w:r>
-      <w:r>
-        <w:rPr>
-          <w:i/>
-          <w:iCs/>
-        </w:rPr>
-        <w:t xml:space="preserve">gad1+ </w:t>
-      </w:r>
-      <w:r>
-        <w:t xml:space="preserve">or </w:t>
-      </w:r>
-      <w:r>
-        <w:rPr>
-          <w:i/>
-          <w:iCs/>
-        </w:rPr>
-        <w:t>gad2+</w:t>
-      </w:r>
-      <w:r>
-        <w:t xml:space="preserve">), and four mixed (GABA and glutamatergic markers) neuronal clusters. Further, we detected clusters of radial glial cells (1_RGC, </w:t>
-      </w:r>
-      <w:r>
-        <w:rPr>
-          <w:i/>
-          <w:iCs/>
-        </w:rPr>
-        <w:t xml:space="preserve">gfap+ </w:t>
-      </w:r>
-      <w:r>
-        <w:t xml:space="preserve">and </w:t>
-      </w:r>
-      <w:r>
-        <w:rPr>
-          <w:i/>
-          <w:iCs/>
-        </w:rPr>
-        <w:t>crocc2-</w:t>
-      </w:r>
-      <w:r>
-        <w:t xml:space="preserve">), ependymal cells (15_EC, </w:t>
-      </w:r>
-      <w:r>
-        <w:rPr>
-          <w:i/>
-          <w:iCs/>
-        </w:rPr>
-        <w:t xml:space="preserve">gfap+ </w:t>
-      </w:r>
-      <w:r>
-        <w:t xml:space="preserve">and </w:t>
-      </w:r>
-      <w:r>
-        <w:rPr>
-          <w:i/>
-          <w:iCs/>
-        </w:rPr>
-        <w:t>crocc2+</w:t>
-      </w:r>
-      <w:r>
-        <w:t xml:space="preserve">), dividing glia (26_DG, </w:t>
-      </w:r>
-      <w:r>
-        <w:rPr>
-          <w:i/>
-          <w:iCs/>
-        </w:rPr>
-        <w:t xml:space="preserve">gfap+ </w:t>
-      </w:r>
-      <w:r>
-        <w:t xml:space="preserve">and </w:t>
-      </w:r>
-      <w:r>
-        <w:rPr>
-          <w:i/>
-          <w:iCs/>
-        </w:rPr>
-        <w:t>top2a+</w:t>
-      </w:r>
-      <w:r>
-        <w:t xml:space="preserve">), oligodendrocytes (2_OL, </w:t>
-      </w:r>
-      <w:r>
-        <w:rPr>
-          <w:i/>
-          <w:iCs/>
-        </w:rPr>
-        <w:t>mbpa+</w:t>
-      </w:r>
-      <w:r>
-        <w:t xml:space="preserve">), oligodendrocyte precursor cells (13_OPC, </w:t>
-      </w:r>
-      <w:r>
-        <w:rPr>
-          <w:i/>
-          <w:iCs/>
-        </w:rPr>
-        <w:t>cspg+</w:t>
-      </w:r>
-      <w:r>
-        <w:t xml:space="preserve">), microglia (11_MG, </w:t>
-      </w:r>
-      <w:r>
-        <w:rPr>
-          <w:i/>
-          <w:iCs/>
-        </w:rPr>
-        <w:t xml:space="preserve">ptprc+ </w:t>
-      </w:r>
-      <w:r>
-        <w:t xml:space="preserve">and </w:t>
-      </w:r>
-      <w:r>
-        <w:rPr>
-          <w:i/>
-          <w:iCs/>
-        </w:rPr>
-        <w:t>p2ry12+</w:t>
-      </w:r>
-      <w:r>
-        <w:t xml:space="preserve">) and leukocytes (20_Leuko, </w:t>
-      </w:r>
-      <w:r>
-        <w:rPr>
-          <w:i/>
-          <w:iCs/>
-        </w:rPr>
-        <w:t xml:space="preserve">ptprc+ </w:t>
-      </w:r>
-      <w:r>
-        <w:t xml:space="preserve">and </w:t>
-      </w:r>
-      <w:r>
-        <w:rPr>
-          <w:i/>
-          <w:iCs/>
-        </w:rPr>
-        <w:t>p2ry12-</w:t>
-      </w:r>
-      <w:r>
-        <w:t>)</w:t>
-      </w:r>
-      <w:r>
-        <w:t xml:space="preserve">. These markers along with strong markers for each cluster from </w:t>
-      </w:r>
-      <w:r>
-        <w:t xml:space="preserve">Seurat’s “FindMarkers” function are shown in </w:t>
-      </w:r>
-      <w:r>
-        <w:rPr>
-          <w:highlight w:val="yellow"/>
-        </w:rPr>
-        <w:t>Fig</w:t>
-      </w:r>
-      <w:r>
-        <w:rPr>
-          <w:highlight w:val="yellow"/>
-        </w:rPr>
-        <w:t>ure</w:t>
-      </w:r>
-      <w:r>
-        <w:rPr>
-          <w:highlight w:val="yellow"/>
-        </w:rPr>
-        <w:t xml:space="preserve"> 2</w:t>
-      </w:r>
-      <w:r>
-        <w:rPr>
-          <w:highlight w:val="yellow"/>
-        </w:rPr>
-        <w:t>B</w:t>
-      </w:r>
-      <w:r>
-        <w:t>.</w:t>
-      </w:r>
-    </w:p>
-    <w:p>
-      <w:pPr>
-        <w:ind w:firstLine="720"/>
-        <w:rPr>
-          <w:b/>
-          <w:bCs/>
-        </w:rPr>
-      </w:pPr>
-      <w:commentRangeStart w:id="1"/>
-      <w:r>
-        <w:t>To further validate our cell-type annotations, we integrated the present snMultiome dataset with our previously published single-nucleus RNA-sequencing atlas of the anemonefish forebrain (xx). Cell populations showed strong correspondence between datasets despite differences in tissue sampling and sequencing modalities (</w:t>
-      </w:r>
-      <w:r>
-        <w:rPr>
-          <w:highlight w:val="yellow"/>
-        </w:rPr>
-        <w:t>Fig. SXX</w:t>
-      </w:r>
-      <w:r>
-        <w:t>). In particular, the preoptic area (POA) cluster identified here mapped directly onto the POA population identified in the previous atlas, whil</w:t>
-      </w:r>
-      <w:commentRangeEnd w:id="1"/>
+    </w:p>
+    <w:p/>
+    <w:p>
+      <w:r>
+        <w:t xml:space="preserve">Corresponding author:  </w:t>
+      </w:r>
+    </w:p>
+    <w:p>
+      <w:r>
+        <w:t>Justin S. Rhodes</w:t>
+      </w:r>
+    </w:p>
+    <w:p>
+      <w:r>
+        <w:t>Department of Psychology</w:t>
+      </w:r>
+    </w:p>
+    <w:p>
+      <w:r>
+        <w:t>603 East Daniel St., Champaign, IL 61820</w:t>
+      </w:r>
+    </w:p>
+    <w:p>
+      <w:r>
+        <w:t>Email: jrhodes@illinois.edu</w:t>
+      </w:r>
+    </w:p>
+    <w:p>
+      <w:pPr>
+        <w:rPr>
+          <w:b/>
+          <w:bCs/>
+          <w:u w:val="single"/>
+        </w:rPr>
+      </w:pPr>
+      <w:r>
+        <w:t>Phone: 503-413-9241</w:t>
+      </w:r>
+      <w:r>
+        <w:rPr>
+          <w:b/>
+          <w:bCs/>
+        </w:rPr>
+        <w:br w:type="page"/>
+      </w:r>
+      <w:r>
+        <w:rPr>
+          <w:b/>
+          <w:bCs/>
+          <w:u w:val="single"/>
+        </w:rPr>
+        <w:lastRenderedPageBreak/>
+        <w:t>Abstract</w:t>
+      </w:r>
+    </w:p>
+    <w:p>
+      <w:r>
+        <w:t>Phenotypic plasticity allows organisms to modify behavior, physiology, and morphology in response to changing environmental conditions. Among the most dramatic examples is postmaturational sex change, in which social cues trigger transformation from one functional sex to another during adulthood. In protandrous anemonefish (</w:t>
+      </w:r>
+      <w:r>
+        <w:rPr>
+          <w:i/>
+          <w:iCs/>
+          <w:rPrChange w:id="1" w:author="Graham, Gabriel J." w:date="2026-08-04T10:47:00Z" w16du:dateUtc="2026-08-04T14:47:00Z">
+            <w:rPr/>
+          </w:rPrChange>
+        </w:rPr>
+        <w:t>Amphiprion ocellaris</w:t>
+      </w:r>
+      <w:r>
+        <w:t xml:space="preserve">), males become females after attaining dominant social status, but the cellular mechanisms through which the brain </w:t>
+      </w:r>
+      <w:commentRangeStart w:id="2"/>
+      <w:del w:id="3" w:author="Graham, Gabriel J." w:date="2026-08-04T10:48:00Z" w16du:dateUtc="2026-08-04T14:48:00Z">
+        <w:r>
+          <w:delText xml:space="preserve">initiates </w:delText>
+        </w:r>
+      </w:del>
+      <w:ins w:id="4" w:author="Graham, Gabriel J." w:date="2026-08-04T10:48:00Z" w16du:dateUtc="2026-08-04T14:48:00Z">
+        <w:r>
+          <w:t>orchestrates</w:t>
+        </w:r>
+        <w:r>
+          <w:t xml:space="preserve"> </w:t>
+        </w:r>
+      </w:ins>
+      <w:commentRangeEnd w:id="2"/>
       <w:r>
         <w:rPr>
           <w:rStyle w:val="CommentReference"/>
           <w:sz w:val="24"/>
           <w:szCs w:val="30"/>
         </w:rPr>
-        <w:commentReference w:id="1"/>
+        <w:commentReference w:id="2"/>
+      </w:r>
+      <w:r>
+        <w:t xml:space="preserve">this transition remain poorly understood. Here, we combined single-nucleus multiomics (RNA and ATAC) with Visium HD spatial transcriptomics to characterize remodeling of the preoptic area (POA), a </w:t>
+      </w:r>
+      <w:del w:id="5" w:author="Graham, Gabriel J." w:date="2026-08-04T10:51:00Z" w16du:dateUtc="2026-08-04T14:51:00Z">
+        <w:r>
+          <w:delText>neuroendocrine</w:delText>
+        </w:r>
+      </w:del>
+      <w:ins w:id="6" w:author="Graham, Gabriel J." w:date="2026-08-04T10:51:00Z" w16du:dateUtc="2026-08-04T14:51:00Z">
+        <w:r>
+          <w:t>region wh</w:t>
+        </w:r>
+      </w:ins>
+      <w:ins w:id="7" w:author="Graham, Gabriel J." w:date="2026-08-04T10:52:00Z" w16du:dateUtc="2026-08-04T14:52:00Z">
+        <w:r>
+          <w:t xml:space="preserve">ich innervates the pituitary </w:t>
+        </w:r>
+      </w:ins>
+      <w:del w:id="8" w:author="Graham, Gabriel J." w:date="2026-08-04T10:52:00Z" w16du:dateUtc="2026-08-04T14:52:00Z">
+        <w:r>
+          <w:delText xml:space="preserve"> </w:delText>
+        </w:r>
+      </w:del>
+      <w:ins w:id="9" w:author="Graham, Gabriel J." w:date="2026-08-04T10:52:00Z" w16du:dateUtc="2026-08-04T14:52:00Z">
+        <w:r>
+          <w:t xml:space="preserve">and </w:t>
+        </w:r>
+        <w:r>
+          <w:t>regulates</w:t>
+        </w:r>
+      </w:ins>
+      <w:del w:id="10" w:author="Graham, Gabriel J." w:date="2026-08-04T10:52:00Z" w16du:dateUtc="2026-08-04T14:52:00Z">
+        <w:r>
+          <w:delText>center controlling</w:delText>
+        </w:r>
+      </w:del>
+      <w:r>
+        <w:t xml:space="preserve"> reproduction, across multiple phases of sex change, including transitional individuals before and after gonadal transformation. Analysis of 35,364 nuclei revealed extensive cell-type-specific remodeling, with radial glia and </w:t>
+      </w:r>
+      <w:del w:id="11" w:author="Graham, Gabriel J." w:date="2026-08-04T10:52:00Z" w16du:dateUtc="2026-08-04T14:52:00Z">
+        <w:r>
+          <w:delText xml:space="preserve">neurosecretory </w:delText>
+        </w:r>
+      </w:del>
+      <w:r>
+        <w:t>POA neurons exhibiting the largest changes in abundance</w:t>
+      </w:r>
+      <w:ins w:id="12" w:author="Graham, Gabriel J." w:date="2026-08-04T10:58:00Z" w16du:dateUtc="2026-08-04T14:58:00Z">
+        <w:r>
+          <w:t xml:space="preserve">, </w:t>
+        </w:r>
+      </w:ins>
+      <w:del w:id="13" w:author="Graham, Gabriel J." w:date="2026-08-04T10:58:00Z" w16du:dateUtc="2026-08-04T14:58:00Z">
+        <w:r>
+          <w:delText xml:space="preserve"> and </w:delText>
+        </w:r>
+      </w:del>
+      <w:r>
+        <w:t>gene expression</w:t>
+      </w:r>
+      <w:ins w:id="14" w:author="Graham, Gabriel J." w:date="2026-08-04T10:58:00Z" w16du:dateUtc="2026-08-04T14:58:00Z">
+        <w:r>
+          <w:t>, and chromatin accessibility</w:t>
+        </w:r>
+      </w:ins>
+      <w:r>
+        <w:t>.</w:t>
+      </w:r>
+      <w:ins w:id="15" w:author="Graham, Gabriel J." w:date="2026-08-04T11:00:00Z" w16du:dateUtc="2026-08-04T15:00:00Z">
+        <w:r>
+          <w:t xml:space="preserve"> </w:t>
+        </w:r>
+      </w:ins>
+      <w:moveToRangeStart w:id="16" w:author="Graham, Gabriel J." w:date="2026-08-04T11:00:00Z" w:name="move236733622"/>
+      <w:commentRangeStart w:id="17"/>
+      <w:moveTo w:id="18" w:author="Graham, Gabriel J." w:date="2026-08-04T11:00:00Z" w16du:dateUtc="2026-08-04T15:00:00Z">
+        <w:r>
+          <w:t>Machine-learning analyses revealed that sex change proceeds asynchronously across cell types and that many female-specific transcriptional programs emerge only after gonadal transformation.</w:t>
+        </w:r>
+      </w:moveTo>
+      <w:moveToRangeEnd w:id="16"/>
+      <w:r>
+        <w:t xml:space="preserve"> </w:t>
+      </w:r>
+      <w:commentRangeEnd w:id="17"/>
+      <w:r>
+        <w:rPr>
+          <w:rStyle w:val="CommentReference"/>
+          <w:sz w:val="24"/>
+          <w:szCs w:val="30"/>
+        </w:rPr>
+        <w:commentReference w:id="17"/>
+      </w:r>
+      <w:r>
+        <w:t xml:space="preserve">Radial glia displayed reduced expression of brain aromatase and </w:t>
+      </w:r>
+      <w:commentRangeStart w:id="19"/>
+      <w:ins w:id="20" w:author="Graham, Gabriel J." w:date="2026-08-04T10:58:00Z" w16du:dateUtc="2026-08-04T14:58:00Z">
+        <w:r>
+          <w:t>transcription fac</w:t>
+        </w:r>
+      </w:ins>
+      <w:ins w:id="21" w:author="Graham, Gabriel J." w:date="2026-08-04T10:59:00Z" w16du:dateUtc="2026-08-04T14:59:00Z">
+        <w:r>
+          <w:t xml:space="preserve">tor and chromatin accessibility </w:t>
+        </w:r>
+      </w:ins>
+      <w:r>
+        <w:t xml:space="preserve">signatures </w:t>
+      </w:r>
+      <w:commentRangeEnd w:id="19"/>
+      <w:r>
+        <w:rPr>
+          <w:rStyle w:val="CommentReference"/>
+          <w:sz w:val="24"/>
+          <w:szCs w:val="30"/>
+        </w:rPr>
+        <w:commentReference w:id="19"/>
+      </w:r>
+      <w:r>
+        <w:t xml:space="preserve">consistent with enhanced neurogenic activity during the intermediate phase. Concurrently, </w:t>
+      </w:r>
+      <w:del w:id="22" w:author="Graham, Gabriel J." w:date="2026-08-04T10:59:00Z" w16du:dateUtc="2026-08-04T14:59:00Z">
+        <w:r>
+          <w:delText xml:space="preserve">neurosecretory </w:delText>
+        </w:r>
+      </w:del>
+      <w:r>
+        <w:t xml:space="preserve">POA neurons showed evidence of increased incorporation of immature neurons, including expansion of a cholecystokinin-expressing population implicated in ovarian development. </w:t>
+      </w:r>
+      <w:moveFromRangeStart w:id="23" w:author="Graham, Gabriel J." w:date="2026-08-04T11:00:00Z" w:name="move236733622"/>
+      <w:moveFrom w:id="24" w:author="Graham, Gabriel J." w:date="2026-08-04T11:00:00Z" w16du:dateUtc="2026-08-04T15:00:00Z">
+        <w:r>
+          <w:t xml:space="preserve">Machine-learning analyses revealed that sex change proceeds asynchronously across cell types and that many female-specific transcriptional programs emerge only after gonadal transformation. </w:t>
+        </w:r>
+      </w:moveFrom>
+      <w:moveFromRangeEnd w:id="23"/>
+      <w:r>
+        <w:t xml:space="preserve">Together, these findings support a two-phase model in which early radial glial remodeling and neurogenesis establish the neural substrate for sex change, while widespread feminization of </w:t>
+      </w:r>
+      <w:del w:id="25" w:author="Graham, Gabriel J." w:date="2026-08-04T11:01:00Z" w16du:dateUtc="2026-08-04T15:01:00Z">
+        <w:r>
+          <w:delText xml:space="preserve">neurosecretory </w:delText>
+        </w:r>
+      </w:del>
+      <w:ins w:id="26" w:author="Graham, Gabriel J." w:date="2026-08-04T11:01:00Z" w16du:dateUtc="2026-08-04T15:01:00Z">
+        <w:r>
+          <w:t>pituitary regulating</w:t>
+        </w:r>
+        <w:r>
+          <w:t xml:space="preserve"> </w:t>
+        </w:r>
+      </w:ins>
+      <w:r>
+        <w:t>circuits follows ovarian development.</w:t>
+      </w:r>
+    </w:p>
+    <w:p/>
+    <w:p>
+      <w:pPr>
+        <w:rPr>
+          <w:b/>
+          <w:bCs/>
+          <w:u w:val="single"/>
+        </w:rPr>
+      </w:pPr>
+      <w:r>
+        <w:rPr>
+          <w:b/>
+          <w:bCs/>
+          <w:u w:val="single"/>
+        </w:rPr>
+        <w:br w:type="page"/>
+      </w:r>
+    </w:p>
+    <w:p>
+      <w:pPr>
+        <w:rPr>
+          <w:b/>
+          <w:bCs/>
+        </w:rPr>
+      </w:pPr>
+      <w:r>
+        <w:rPr>
+          <w:b/>
+          <w:bCs/>
+        </w:rPr>
+        <w:lastRenderedPageBreak/>
+        <w:t>Introduction</w:t>
+      </w:r>
+    </w:p>
+    <w:p>
+      <w:r>
+        <w:t xml:space="preserve">The ability of the adult brain to reorganize itself in response to changing environmental conditions is one of the most remarkable adaptations in biology. Across </w:t>
+      </w:r>
+      <w:del w:id="27" w:author="Graham, Gabriel J." w:date="2026-08-04T11:04:00Z" w16du:dateUtc="2026-08-04T15:04:00Z">
+        <w:r>
+          <w:delText>vertebrates</w:delText>
+        </w:r>
+      </w:del>
+      <w:ins w:id="28" w:author="Graham, Gabriel J." w:date="2026-08-04T11:04:00Z" w16du:dateUtc="2026-08-04T15:04:00Z">
+        <w:r>
+          <w:t>vertebrate taxa</w:t>
+        </w:r>
+      </w:ins>
+      <w:r>
+        <w:t xml:space="preserve">, </w:t>
+      </w:r>
+      <w:del w:id="29" w:author="Graham, Gabriel J." w:date="2026-08-04T11:04:00Z" w16du:dateUtc="2026-08-04T15:04:00Z">
+        <w:r>
+          <w:delText>neural plasticity</w:delText>
+        </w:r>
+      </w:del>
+      <w:ins w:id="30" w:author="Graham, Gabriel J." w:date="2026-08-04T11:04:00Z" w16du:dateUtc="2026-08-04T15:04:00Z">
+        <w:r>
+          <w:t>neuroplasticity</w:t>
+        </w:r>
+      </w:ins>
+      <w:r>
+        <w:t xml:space="preserve"> allows animals to modify behavior, physiology, and reproduction in ways that improve fitness in an unpredictable world</w:t>
+      </w:r>
+      <w:commentRangeStart w:id="31"/>
+      <w:r>
+        <w:t>. Most examples, however, involve relatively modest adjustments in function, such as changes in learning, memory, motivation, stress responsiveness, or reproductive state</w:t>
+      </w:r>
+      <w:commentRangeEnd w:id="31"/>
+      <w:r>
+        <w:rPr>
+          <w:rStyle w:val="CommentReference"/>
+          <w:sz w:val="24"/>
+          <w:szCs w:val="30"/>
+        </w:rPr>
+        <w:commentReference w:id="31"/>
+      </w:r>
+      <w:r>
+        <w:t>.</w:t>
+      </w:r>
+      <w:ins w:id="32" w:author="Graham, Gabriel J." w:date="2026-08-04T11:06:00Z" w16du:dateUtc="2026-08-04T15:06:00Z">
+        <w:r>
+          <w:t>(CITATION NEEDED)</w:t>
+        </w:r>
+      </w:ins>
+      <w:r>
+        <w:t xml:space="preserve"> Far less is known about how the adult brain coordinates large-scale functional reorganization of the entire organism. Understanding </w:t>
+      </w:r>
+      <w:commentRangeStart w:id="33"/>
+      <w:r>
+        <w:t>how</w:t>
+      </w:r>
+      <w:commentRangeEnd w:id="33"/>
+      <w:r>
+        <w:rPr>
+          <w:rStyle w:val="CommentReference"/>
+          <w:sz w:val="24"/>
+          <w:szCs w:val="30"/>
+        </w:rPr>
+        <w:commentReference w:id="33"/>
+      </w:r>
+      <w:r>
+        <w:t xml:space="preserve"> </w:t>
+      </w:r>
+      <w:del w:id="34" w:author="Graham, Gabriel J." w:date="2026-08-04T11:07:00Z" w16du:dateUtc="2026-08-04T15:07:00Z">
+        <w:r>
+          <w:delText xml:space="preserve">neural circuits </w:delText>
+        </w:r>
+      </w:del>
+      <w:ins w:id="35" w:author="Graham, Gabriel J." w:date="2026-08-04T11:07:00Z" w16du:dateUtc="2026-08-04T15:07:00Z">
+        <w:r>
+          <w:t xml:space="preserve">the brain </w:t>
+        </w:r>
+      </w:ins>
+      <w:r>
+        <w:t>initiate</w:t>
+      </w:r>
+      <w:ins w:id="36" w:author="Graham, Gabriel J." w:date="2026-08-04T11:07:00Z" w16du:dateUtc="2026-08-04T15:07:00Z">
+        <w:r>
+          <w:t>s</w:t>
+        </w:r>
+      </w:ins>
+      <w:r>
+        <w:t xml:space="preserve"> and orchestrate such transformations remains a major challenge in biology.</w:t>
+      </w:r>
+    </w:p>
+    <w:p/>
+    <w:p>
+      <w:r>
+        <w:t>Sequential hermaphroditism represents one of the most dramatic examples of organismal plasticity. In many sex-changing coral reef fishes, social information perceived by the brain ultimately triggers a complete transformation from one reproductive sex to the other during adulthood. This transition requires coordinated remodeling of reproductive physiology</w:t>
+      </w:r>
+      <w:ins w:id="37" w:author="Graham, Gabriel J." w:date="2026-08-04T11:09:00Z" w16du:dateUtc="2026-08-04T15:09:00Z">
+        <w:r>
+          <w:t xml:space="preserve"> and morphology</w:t>
+        </w:r>
+      </w:ins>
+      <w:r>
+        <w:t xml:space="preserve">, endocrine </w:t>
+      </w:r>
+      <w:del w:id="38" w:author="Graham, Gabriel J." w:date="2026-08-04T11:10:00Z" w16du:dateUtc="2026-08-04T15:10:00Z">
+        <w:r>
+          <w:delText>signaling</w:delText>
+        </w:r>
+      </w:del>
+      <w:ins w:id="39" w:author="Graham, Gabriel J." w:date="2026-08-04T11:10:00Z" w16du:dateUtc="2026-08-04T15:10:00Z">
+        <w:r>
+          <w:t>milieu</w:t>
+        </w:r>
+      </w:ins>
+      <w:del w:id="40" w:author="Graham, Gabriel J." w:date="2026-08-04T11:10:00Z" w16du:dateUtc="2026-08-04T15:10:00Z">
+        <w:r>
+          <w:delText>, morphology</w:delText>
+        </w:r>
+      </w:del>
+      <w:r>
+        <w:t>, and behavior</w:t>
+      </w:r>
+      <w:del w:id="41" w:author="Graham, Gabriel J." w:date="2026-08-04T11:10:00Z" w16du:dateUtc="2026-08-04T15:10:00Z">
+        <w:r>
+          <w:delText xml:space="preserve"> while preserving the integrity of the organism throughout the process</w:delText>
+        </w:r>
+      </w:del>
+      <w:r>
+        <w:t xml:space="preserve">. As a result, sex-changing fishes provide a unique </w:t>
+      </w:r>
+      <w:del w:id="42" w:author="Graham, Gabriel J." w:date="2026-08-04T11:10:00Z" w16du:dateUtc="2026-08-04T15:10:00Z">
+        <w:r>
+          <w:delText xml:space="preserve">opportunity </w:delText>
+        </w:r>
+      </w:del>
+      <w:ins w:id="43" w:author="Graham, Gabriel J." w:date="2026-08-04T11:10:00Z" w16du:dateUtc="2026-08-04T15:10:00Z">
+        <w:r>
+          <w:t>model</w:t>
+        </w:r>
+        <w:r>
+          <w:t xml:space="preserve"> </w:t>
+        </w:r>
+      </w:ins>
+      <w:r>
+        <w:t>to understand how the adult brain can direct extensive biological remodeling across multiple levels of organization, from gene expression</w:t>
+      </w:r>
+      <w:ins w:id="44" w:author="Graham, Gabriel J." w:date="2026-08-04T11:11:00Z" w16du:dateUtc="2026-08-04T15:11:00Z">
+        <w:r>
+          <w:t xml:space="preserve"> and chromatin structure</w:t>
+        </w:r>
+      </w:ins>
+      <w:r>
+        <w:t xml:space="preserve"> </w:t>
+      </w:r>
+      <w:del w:id="45" w:author="Graham, Gabriel J." w:date="2026-08-04T11:11:00Z" w16du:dateUtc="2026-08-04T15:11:00Z">
+        <w:r>
+          <w:delText xml:space="preserve">and cellular composition </w:delText>
+        </w:r>
+      </w:del>
+      <w:r>
+        <w:t>to physiology and behavior.</w:t>
+      </w:r>
+    </w:p>
+    <w:p/>
+    <w:p>
+      <w:r>
+        <w:t xml:space="preserve">Most mechanistic studies of sex change have focused on protogynous species, in which females transform into males following changes in social status. In these species, behavioral masculinization often occurs rapidly, within hours or days of social ascent, and is followed by progressive gonadal transformation and increased androgen production. </w:t>
+      </w:r>
+      <w:commentRangeStart w:id="46"/>
+      <w:r>
+        <w:t>Current models emphasize changes in neuroendocrine signaling, including alterations in aromatase activit</w:t>
+      </w:r>
+      <w:commentRangeEnd w:id="46"/>
+      <w:r>
+        <w:rPr>
+          <w:rStyle w:val="CommentReference"/>
+          <w:sz w:val="24"/>
+          <w:szCs w:val="30"/>
+        </w:rPr>
+        <w:commentReference w:id="46"/>
+      </w:r>
+      <w:r>
+        <w:t>y and hypothalamic regulation of pituitary gonadotropins, which ultimately drive ovarian degeneration and testicular development. Once the gonads transform, gonadal steroid hormones further reinforce male physiology, morphology, and behavior.</w:t>
+      </w:r>
+    </w:p>
+    <w:p/>
+    <w:p>
+      <w:r>
+        <w:t>Protandrous sex change in anemonefish (</w:t>
+      </w:r>
+      <w:r>
+        <w:rPr>
+          <w:i/>
+          <w:iCs/>
+          <w:rPrChange w:id="47" w:author="Graham, Gabriel J." w:date="2026-08-04T11:12:00Z" w16du:dateUtc="2026-08-04T15:12:00Z">
+            <w:rPr/>
+          </w:rPrChange>
+        </w:rPr>
+        <w:t>Amphiprion</w:t>
+      </w:r>
+      <w:r>
+        <w:t xml:space="preserve"> spp.) appears to follow a fundamentally different trajectory. Following social ascent, sex-changing individuals can remain in an intermediate state for months before ovarian development occurs. During this period, male reproductive behaviors, circulating steroid </w:t>
+      </w:r>
+      <w:del w:id="48" w:author="Graham, Gabriel J." w:date="2026-08-04T11:15:00Z" w16du:dateUtc="2026-08-04T15:15:00Z">
+        <w:r>
+          <w:delText>profiles</w:delText>
+        </w:r>
+      </w:del>
+      <w:ins w:id="49" w:author="Graham, Gabriel J." w:date="2026-08-04T11:15:00Z" w16du:dateUtc="2026-08-04T15:15:00Z">
+        <w:r>
+          <w:t>milieu</w:t>
+        </w:r>
+      </w:ins>
+      <w:r>
+        <w:t>, and portions of the male gonad are largely retained,</w:t>
+      </w:r>
+      <w:del w:id="50" w:author="Graham, Gabriel J." w:date="2026-08-04T11:15:00Z" w16du:dateUtc="2026-08-04T15:15:00Z">
+        <w:r>
+          <w:delText xml:space="preserve"> while vitellogenic oocytes are absent</w:delText>
+        </w:r>
+      </w:del>
+      <w:r>
+        <w:t>. Rather than undergoing progressive feminization, the gonads enter a prolonged state characterized by reduced testicular tissue and immature ovarian tissue. Because a similar gonadal phenotype is observed in the reproductive partner of the sex-changing fish, this state may reflect reproductive stasis associated with the cessation of spawning rather than gonadal sex change itself. Only later</w:t>
+      </w:r>
+      <w:del w:id="51" w:author="Graham, Gabriel J." w:date="2026-08-04T11:15:00Z" w16du:dateUtc="2026-08-04T15:15:00Z">
+        <w:r>
+          <w:delText xml:space="preserve">, often after an extended delay, </w:delText>
+        </w:r>
+      </w:del>
+      <w:ins w:id="52" w:author="Graham, Gabriel J." w:date="2026-08-04T11:15:00Z" w16du:dateUtc="2026-08-04T15:15:00Z">
+        <w:r>
+          <w:t xml:space="preserve"> </w:t>
+        </w:r>
+      </w:ins>
+      <w:r>
+        <w:t xml:space="preserve">does the remaining testicular tissue disappear </w:t>
+      </w:r>
+      <w:del w:id="53" w:author="Graham, Gabriel J." w:date="2026-08-04T11:15:00Z" w16du:dateUtc="2026-08-04T15:15:00Z">
+        <w:r>
+          <w:delText>and vitellogenic oocytes emerge</w:delText>
+        </w:r>
+      </w:del>
+      <w:ins w:id="54" w:author="Graham, Gabriel J." w:date="2026-08-04T11:15:00Z" w16du:dateUtc="2026-08-04T15:15:00Z">
+        <w:r>
+          <w:t>vitellogenesis occurs</w:t>
+        </w:r>
+      </w:ins>
+      <w:r>
+        <w:t xml:space="preserve">. These observations suggest that, unlike protogynous species, substantial aspects of sex change in anemonefish </w:t>
+      </w:r>
+      <w:del w:id="55" w:author="Graham, Gabriel J." w:date="2026-08-04T11:16:00Z" w16du:dateUtc="2026-08-04T15:16:00Z">
+        <w:r>
+          <w:delText xml:space="preserve">may </w:delText>
+        </w:r>
+      </w:del>
+      <w:r>
+        <w:t>occur before overt gonadal transformation.</w:t>
+      </w:r>
+    </w:p>
+    <w:p/>
+    <w:p>
+      <w:r>
+        <w:t xml:space="preserve">Despite the apparent stability of the gonads during this prolonged intermediate period, previous work suggests that substantial neural remodeling is already underway. The preoptic area (POA), a conserved </w:t>
+      </w:r>
+      <w:del w:id="56" w:author="Graham, Gabriel J." w:date="2026-08-04T11:17:00Z" w16du:dateUtc="2026-08-04T15:17:00Z">
+        <w:r>
+          <w:delText xml:space="preserve">neuroendocrine </w:delText>
+        </w:r>
+      </w:del>
+      <w:ins w:id="57" w:author="Graham, Gabriel J." w:date="2026-08-04T11:17:00Z" w16du:dateUtc="2026-08-04T15:17:00Z">
+        <w:r>
+          <w:t>reproductive</w:t>
+        </w:r>
+        <w:r>
+          <w:t xml:space="preserve"> </w:t>
+        </w:r>
+      </w:ins>
+      <w:r>
+        <w:t xml:space="preserve">center that regulates pituitary gonadotropin release and reproductive physiology across vertebrates, has emerged as a particularly important region during protandrous sex change. Earlier studies demonstrated increased cell proliferation and neurogenesis within the POA during sex change, with evidence for a pronounced increase around the time of gonadal </w:t>
+      </w:r>
+      <w:r>
+        <w:lastRenderedPageBreak/>
+        <w:t xml:space="preserve">transformation. These findings suggest that neural reorganization may precede and potentially contribute to subsequent gonadal feminization. However, the identities of the newly generated cells, </w:t>
+      </w:r>
+      <w:del w:id="58" w:author="Graham, Gabriel J." w:date="2026-08-04T11:18:00Z" w16du:dateUtc="2026-08-04T15:18:00Z">
+        <w:r>
+          <w:delText xml:space="preserve">the neural circuits into which they integrate, </w:delText>
+        </w:r>
+      </w:del>
+      <w:r>
+        <w:t xml:space="preserve">and the extent to which neurogenesis contributes to functional remodeling of reproductive </w:t>
+      </w:r>
+      <w:del w:id="59" w:author="Graham, Gabriel J." w:date="2026-08-04T11:18:00Z" w16du:dateUtc="2026-08-04T15:18:00Z">
+        <w:r>
+          <w:delText xml:space="preserve">circuits </w:delText>
+        </w:r>
+      </w:del>
+      <w:ins w:id="60" w:author="Graham, Gabriel J." w:date="2026-08-04T11:18:00Z" w16du:dateUtc="2026-08-04T15:18:00Z">
+        <w:r>
+          <w:t>center</w:t>
+        </w:r>
+      </w:ins>
+      <w:ins w:id="61" w:author="Graham, Gabriel J." w:date="2026-08-04T11:19:00Z" w16du:dateUtc="2026-08-04T15:19:00Z">
+        <w:r>
+          <w:t>s</w:t>
+        </w:r>
+      </w:ins>
+      <w:ins w:id="62" w:author="Graham, Gabriel J." w:date="2026-08-04T11:18:00Z" w16du:dateUtc="2026-08-04T15:18:00Z">
+        <w:r>
+          <w:t xml:space="preserve"> </w:t>
+        </w:r>
+      </w:ins>
+      <w:r>
+        <w:t>remain unknown.</w:t>
+      </w:r>
+    </w:p>
+    <w:p/>
+    <w:p>
+      <w:r>
+        <w:t xml:space="preserve">A major challenge in understanding protandrous sex change has been the lack of </w:t>
+      </w:r>
+      <w:del w:id="63" w:author="Graham, Gabriel J." w:date="2026-08-04T11:19:00Z" w16du:dateUtc="2026-08-04T15:19:00Z">
+        <w:r>
+          <w:delText>cellular-resolution information</w:delText>
+        </w:r>
+      </w:del>
+      <w:ins w:id="64" w:author="Graham, Gabriel J." w:date="2026-08-04T11:19:00Z" w16du:dateUtc="2026-08-04T15:19:00Z">
+        <w:r>
+          <w:t xml:space="preserve">cell-level </w:t>
+        </w:r>
+        <w:r>
+          <w:t>information</w:t>
+        </w:r>
+      </w:ins>
+      <w:r>
+        <w:t xml:space="preserve"> about the neural populations involved. Recently, we generated the first single-nucleus transcriptomic atlas of the sex-changing anemonefish forebrain, including the telencephalon and preoptic area, and identified extensive sexual differentiation across neuronal and glial populations. That study revealed widespread sex differences in gene expression, cell-type abundance</w:t>
+      </w:r>
+      <w:del w:id="65" w:author="Graham, Gabriel J." w:date="2026-08-04T11:19:00Z" w16du:dateUtc="2026-08-04T15:19:00Z">
+        <w:r>
+          <w:delText xml:space="preserve">, neuronal activity signatures, </w:delText>
+        </w:r>
+      </w:del>
+      <w:ins w:id="66" w:author="Graham, Gabriel J." w:date="2026-08-04T11:19:00Z" w16du:dateUtc="2026-08-04T15:19:00Z">
+        <w:r>
+          <w:t xml:space="preserve">, </w:t>
+        </w:r>
+      </w:ins>
+      <w:r>
+        <w:t xml:space="preserve">and predicted cellular communication networks. Particularly striking differences were observed among radial glia and </w:t>
+      </w:r>
+      <w:del w:id="67" w:author="Graham, Gabriel J." w:date="2026-08-04T11:20:00Z" w16du:dateUtc="2026-08-04T15:20:00Z">
+        <w:r>
+          <w:delText>multiple preoptic</w:delText>
+        </w:r>
+      </w:del>
+      <w:ins w:id="68" w:author="Graham, Gabriel J." w:date="2026-08-04T11:20:00Z" w16du:dateUtc="2026-08-04T15:20:00Z">
+        <w:r>
+          <w:t>POA</w:t>
+        </w:r>
+      </w:ins>
+      <w:r>
+        <w:t xml:space="preserve"> </w:t>
+      </w:r>
+      <w:del w:id="69" w:author="Graham, Gabriel J." w:date="2026-08-04T11:20:00Z" w16du:dateUtc="2026-08-04T15:20:00Z">
+        <w:r>
+          <w:delText xml:space="preserve">neuronal </w:delText>
+        </w:r>
+      </w:del>
+      <w:r>
+        <w:t>populations</w:t>
+      </w:r>
+      <w:del w:id="70" w:author="Graham, Gabriel J." w:date="2026-08-04T11:20:00Z" w16du:dateUtc="2026-08-04T15:20:00Z">
+        <w:r>
+          <w:delText xml:space="preserve"> expressing sex steroid receptors, neuropeptide receptors, and signaling molecules</w:delText>
+        </w:r>
+      </w:del>
+      <w:r>
+        <w:t xml:space="preserve"> implicated in gonadal regulation. These findings established the male and female endpoints of neural sexual differentiation and identified the </w:t>
+      </w:r>
+      <w:del w:id="71" w:author="Graham, Gabriel J." w:date="2026-08-04T11:20:00Z" w16du:dateUtc="2026-08-04T15:20:00Z">
+        <w:r>
+          <w:delText>preoptic area</w:delText>
+        </w:r>
+      </w:del>
+      <w:ins w:id="72" w:author="Graham, Gabriel J." w:date="2026-08-04T11:20:00Z" w16du:dateUtc="2026-08-04T15:20:00Z">
+        <w:r>
+          <w:t>POA</w:t>
+        </w:r>
+      </w:ins>
+      <w:r>
+        <w:t xml:space="preserve"> as a major site of cellular remodeling during adult sex change.</w:t>
+      </w:r>
+    </w:p>
+    <w:p/>
+    <w:p>
+      <w:r>
+        <w:t xml:space="preserve">However, the previous </w:t>
+      </w:r>
+      <w:del w:id="73" w:author="Graham, Gabriel J." w:date="2026-08-04T11:21:00Z" w16du:dateUtc="2026-08-04T15:21:00Z">
+        <w:r>
+          <w:delText xml:space="preserve">atlas </w:delText>
+        </w:r>
+      </w:del>
+      <w:ins w:id="74" w:author="Graham, Gabriel J." w:date="2026-08-04T11:21:00Z" w16du:dateUtc="2026-08-04T15:21:00Z">
+        <w:r>
+          <w:t>study</w:t>
+        </w:r>
+        <w:r>
+          <w:t xml:space="preserve"> </w:t>
+        </w:r>
+      </w:ins>
+      <w:r>
+        <w:t xml:space="preserve">compared only reproductively active males and females and therefore could not determine when these cellular differences emerged or whether they preceded or followed gonadal transformation. Consequently, the temporal sequence of neural remodeling during sex change remains unresolved. In particular, it is unknown whether the extensive changes observed in </w:t>
+      </w:r>
+      <w:del w:id="75" w:author="Graham, Gabriel J." w:date="2026-08-04T11:21:00Z" w16du:dateUtc="2026-08-04T15:21:00Z">
+        <w:r>
+          <w:delText>preoptic circuits</w:delText>
+        </w:r>
+      </w:del>
+      <w:ins w:id="76" w:author="Graham, Gabriel J." w:date="2026-08-04T11:21:00Z" w16du:dateUtc="2026-08-04T15:21:00Z">
+        <w:r>
+          <w:t>the POA</w:t>
+        </w:r>
+      </w:ins>
+      <w:r>
+        <w:t xml:space="preserve"> arise during the prolonged period of reproductive stasis, during gonadal transformation itself, or only after female reproductive physiology has been established. Furthermore, because </w:t>
+      </w:r>
+      <w:del w:id="77" w:author="Graham, Gabriel J." w:date="2026-08-04T11:22:00Z" w16du:dateUtc="2026-08-04T15:22:00Z">
+        <w:r>
+          <w:delText>the original forebrain atlas</w:delText>
+        </w:r>
+      </w:del>
+      <w:ins w:id="78" w:author="Graham, Gabriel J." w:date="2026-08-04T11:22:00Z" w16du:dateUtc="2026-08-04T15:22:00Z">
+        <w:r>
+          <w:t>that analysis</w:t>
+        </w:r>
+      </w:ins>
+      <w:r>
+        <w:t xml:space="preserve"> sampled the entire telencephalon together with the preoptic area, only a relatively small population of nuclei was inferred to originate from the POA</w:t>
+      </w:r>
+      <w:del w:id="79" w:author="Graham, Gabriel J." w:date="2026-08-04T11:23:00Z" w16du:dateUtc="2026-08-04T15:23:00Z">
+        <w:r>
+          <w:delText xml:space="preserve"> based on expression of canonical marker genes and enrichment of sex steroid hormone receptors</w:delText>
+        </w:r>
+      </w:del>
+      <w:r>
+        <w:t xml:space="preserve">. Although this population exhibited some of the most striking sex differences in the dataset, its limited representation constrained our ability to </w:t>
+      </w:r>
+      <w:commentRangeStart w:id="80"/>
+      <w:r>
+        <w:t>resolve</w:t>
+      </w:r>
+      <w:del w:id="81" w:author="Graham, Gabriel J." w:date="2026-08-04T11:23:00Z" w16du:dateUtc="2026-08-04T15:23:00Z">
+        <w:r>
+          <w:delText xml:space="preserve"> the cellular diversity and developmental</w:delText>
+        </w:r>
+      </w:del>
+      <w:commentRangeEnd w:id="80"/>
+      <w:r>
+        <w:rPr>
+          <w:rStyle w:val="CommentReference"/>
+          <w:sz w:val="24"/>
+          <w:szCs w:val="30"/>
+        </w:rPr>
+        <w:commentReference w:id="80"/>
+      </w:r>
+      <w:r>
+        <w:t xml:space="preserve"> </w:t>
+      </w:r>
+      <w:del w:id="82" w:author="Graham, Gabriel J." w:date="2026-08-04T11:24:00Z" w16du:dateUtc="2026-08-04T15:24:00Z">
+        <w:r>
+          <w:delText xml:space="preserve">dynamics of </w:delText>
+        </w:r>
+      </w:del>
+      <w:ins w:id="83" w:author="Graham, Gabriel J." w:date="2026-08-04T11:24:00Z" w16du:dateUtc="2026-08-04T15:24:00Z">
+        <w:r>
+          <w:t xml:space="preserve">changes in </w:t>
+        </w:r>
+      </w:ins>
+      <w:r>
+        <w:t xml:space="preserve">this key </w:t>
+      </w:r>
+      <w:del w:id="84" w:author="Graham, Gabriel J." w:date="2026-08-04T11:24:00Z" w16du:dateUtc="2026-08-04T15:24:00Z">
+        <w:r>
+          <w:delText xml:space="preserve">neuroendocrine </w:delText>
+        </w:r>
+      </w:del>
+      <w:r>
+        <w:t xml:space="preserve">region. We therefore focused the present study on a targeted dissection centered on the POA and adjacent </w:t>
+      </w:r>
+      <w:del w:id="85" w:author="Graham, Gabriel J." w:date="2026-08-04T11:24:00Z" w16du:dateUtc="2026-08-04T15:24:00Z">
+        <w:r>
+          <w:delText>hypothalamic territories</w:delText>
+        </w:r>
+      </w:del>
+      <w:ins w:id="86" w:author="Graham, Gabriel J." w:date="2026-08-04T11:24:00Z" w16du:dateUtc="2026-08-04T15:24:00Z">
+        <w:r>
+          <w:t>regions</w:t>
+        </w:r>
+      </w:ins>
+      <w:r>
+        <w:t xml:space="preserve"> </w:t>
+      </w:r>
+      <w:commentRangeStart w:id="87"/>
+      <w:r>
+        <w:t>while removing most of the telencephalon, thereby substantially increasing the representation of preoptic cell populations</w:t>
+      </w:r>
+      <w:del w:id="88" w:author="Graham, Gabriel J." w:date="2026-08-04T11:25:00Z" w16du:dateUtc="2026-08-04T15:25:00Z">
+        <w:r>
+          <w:delText xml:space="preserve"> and enabling analysis of sex change across multiple intermediate stages</w:delText>
+        </w:r>
+      </w:del>
+      <w:r>
+        <w:t>.</w:t>
+      </w:r>
+      <w:commentRangeEnd w:id="87"/>
+      <w:r>
+        <w:rPr>
+          <w:rStyle w:val="CommentReference"/>
+          <w:sz w:val="24"/>
+          <w:szCs w:val="30"/>
+        </w:rPr>
+        <w:commentReference w:id="87"/>
+      </w:r>
+    </w:p>
+    <w:p/>
+    <w:p>
+      <w:pPr>
+        <w:rPr>
+          <w:b/>
+          <w:bCs/>
+          <w:u w:val="single"/>
+        </w:rPr>
+      </w:pPr>
+      <w:r>
+        <w:t xml:space="preserve">Using this enhanced cellular resolution, we combined single-nucleus multiomics with spatial transcriptomics to characterize the preoptic region across multiple stages of protandrous sex change. By integrating transcriptional state, chromatin accessibility, spatial localization, endocrine phenotype, gonadal morphology, and behavior, we reconstructed the cellular and molecular progression of sex change from reproductive males through intermediate stages to reproductive females. Our analyses reveal stage-specific remodeling of radial glia, neurogenic trajectories, and </w:t>
+      </w:r>
+      <w:del w:id="89" w:author="Graham, Gabriel J." w:date="2026-08-04T11:27:00Z" w16du:dateUtc="2026-08-04T15:27:00Z">
+        <w:r>
+          <w:delText xml:space="preserve">neuroendocrine </w:delText>
+        </w:r>
+      </w:del>
+      <w:ins w:id="90" w:author="Graham, Gabriel J." w:date="2026-08-04T11:27:00Z" w16du:dateUtc="2026-08-04T15:27:00Z">
+        <w:r>
+          <w:t>gonadotroph regulating</w:t>
+        </w:r>
+        <w:r>
+          <w:t xml:space="preserve"> </w:t>
+        </w:r>
+      </w:ins>
+      <w:r>
+        <w:t xml:space="preserve">cell populations that define the progression of sex change before </w:t>
+      </w:r>
+      <w:r>
+        <w:t xml:space="preserve">and after </w:t>
+      </w:r>
+      <w:r>
+        <w:t>overt gonadal transformation. Together, these findings provide a cellular framework for understanding how neural remodeling precedes and potentially orchestrates the transition to the female reproductive state.</w:t>
+      </w:r>
+    </w:p>
+    <w:p/>
+    <w:p>
+      <w:pPr>
+        <w:rPr>
+          <w:b/>
+          <w:bCs/>
+        </w:rPr>
+      </w:pPr>
+      <w:r>
+        <w:rPr>
+          <w:b/>
+          <w:bCs/>
+        </w:rPr>
+        <w:t>Results</w:t>
+      </w:r>
+    </w:p>
+    <w:p>
+      <w:pPr>
+        <w:rPr>
+          <w:b/>
+          <w:bCs/>
+        </w:rPr>
+      </w:pPr>
+      <w:r>
+        <w:rPr>
+          <w:b/>
+          <w:bCs/>
+        </w:rPr>
+        <w:t>Male, Intermediate and Female Anemonefish Display Distinct Physiology and Behavior</w:t>
+      </w:r>
+    </w:p>
+    <w:p>
+      <w:pPr>
+        <w:ind w:firstLine="720"/>
+      </w:pPr>
+      <w:r>
+        <w:t xml:space="preserve">To understand the process of protandrous sex change, we compared 6 reproductively active anemonefish pairs (n = 6 males and 6 females) to 10 pairs (n = 20) of male anemonefish housed together for </w:t>
+      </w:r>
+      <w:ins w:id="91" w:author="Graham, Gabriel J." w:date="2026-08-04T11:36:00Z" w16du:dateUtc="2026-08-04T15:36:00Z">
+        <w:r>
+          <w:t>six</w:t>
+        </w:r>
+      </w:ins>
+      <w:del w:id="92" w:author="Graham, Gabriel J." w:date="2026-08-04T11:36:00Z" w16du:dateUtc="2026-08-04T15:36:00Z">
+        <w:r>
+          <w:delText>6</w:delText>
+        </w:r>
+      </w:del>
+      <w:r>
+        <w:t xml:space="preserve"> months (</w:t>
+      </w:r>
+      <w:r>
+        <w:rPr>
+          <w:highlight w:val="yellow"/>
+        </w:rPr>
+        <w:t xml:space="preserve">Fig. </w:t>
+      </w:r>
+      <w:r>
+        <w:rPr>
+          <w:highlight w:val="yellow"/>
+        </w:rPr>
+        <w:t>1</w:t>
+      </w:r>
+      <w:r>
+        <w:rPr>
+          <w:highlight w:val="yellow"/>
+        </w:rPr>
+        <w:t>A</w:t>
+      </w:r>
+      <w:r>
+        <w:t xml:space="preserve">, </w:t>
+      </w:r>
+      <w:r>
+        <w:rPr>
+          <w:highlight w:val="yellow"/>
+        </w:rPr>
+        <w:t>see methods</w:t>
+      </w:r>
+      <w:r>
+        <w:t xml:space="preserve">). We paired males such that one male was notably larger than the other and was expected to occupy the α position in the social dominance </w:t>
+      </w:r>
+      <w:r>
+        <w:lastRenderedPageBreak/>
+        <w:t xml:space="preserve">hierarchy. These males (hereafter referred to as “intermediates”) are destined to undergo protandrous sex change, and given enough time, will become reproductively active females. The partners of intermediates, males expected to remain males, are referred to as “intermediate partners”. We chose the </w:t>
+      </w:r>
+      <w:ins w:id="93" w:author="Graham, Gabriel J." w:date="2026-08-04T11:36:00Z" w16du:dateUtc="2026-08-04T15:36:00Z">
+        <w:r>
+          <w:t>s</w:t>
+        </w:r>
+      </w:ins>
+      <w:ins w:id="94" w:author="Graham, Gabriel J." w:date="2026-08-04T11:37:00Z" w16du:dateUtc="2026-08-04T15:37:00Z">
+        <w:r>
+          <w:t>ix</w:t>
+        </w:r>
+      </w:ins>
+      <w:del w:id="95" w:author="Graham, Gabriel J." w:date="2026-08-04T11:36:00Z" w16du:dateUtc="2026-08-04T15:36:00Z">
+        <w:r>
+          <w:delText>6</w:delText>
+        </w:r>
+      </w:del>
+      <w:del w:id="96" w:author="Graham, Gabriel J." w:date="2026-08-04T11:37:00Z" w16du:dateUtc="2026-08-04T15:37:00Z">
+        <w:r>
+          <w:delText>-</w:delText>
+        </w:r>
+      </w:del>
+      <w:ins w:id="97" w:author="Graham, Gabriel J." w:date="2026-08-04T11:37:00Z" w16du:dateUtc="2026-08-04T15:37:00Z">
+        <w:r>
+          <w:t xml:space="preserve"> </w:t>
+        </w:r>
+      </w:ins>
+      <w:r>
+        <w:t xml:space="preserve">month timepoint as previous work in our lab has shown that at </w:t>
+      </w:r>
+      <w:r>
+        <w:t xml:space="preserve">six </w:t>
+      </w:r>
+      <w:r>
+        <w:t>months, approximately 10% of fish will have completed sex change, while the remaining fish will be in various intermediate stages determined by individual variation</w:t>
+      </w:r>
+      <w:ins w:id="98" w:author="Graham, Gabriel J." w:date="2026-08-04T11:37:00Z" w16du:dateUtc="2026-08-04T15:37:00Z">
+        <w:r>
+          <w:t xml:space="preserve"> </w:t>
+        </w:r>
+      </w:ins>
+      <w:r>
+        <w:fldChar w:fldCharType="begin"/>
+      </w:r>
+      <w:r>
+        <w:instrText xml:space="preserve"> ADDIN ZOTERO_ITEM CSL_CITATION {"citationID":"rUsOMn9I","properties":{"formattedCitation":"(1)","plainCitation":"(1)","noteIndex":0},"citationItems":[{"id":29,"uris":["http://zotero.org/users/11313215/items/TBICN8KA"],"itemData":{"id":29,"type":"article-journal","abstract":"Many fish species exhibit natural sex change as part of their life, providing unique opportunities to study sexually-differentiated social behaviors and their plasticity. Past research has shown that behavioral sex change in the female-to-male (protogynous) direction occurs rapidly and well before gonadal sex change. However, little is known about the timecourse of behavioral sex change in male-to-female (protandrous) sex-changing species, limiting our ability to compare patterns of behavioral sex change across species and identify conserved or divergent underlying mechanisms. Using the protandrous sex changing anemonefish Amphiprion ocellaris, we assessed behavior (aggression and parental care) and hormones (estradiol and 11-ketotestosterone) in fish over six months of sex change, and compared those fish against their non-changing partners as well as control males and females. Contrary to expectations, we found that sex-changing fish displayed behavior that was persistently male-like, and that their behavior did not become progressively female-like as sex change progressed. Hormones shifted to an intermediate profile between males and females and remained stable until gonads changed. These results support a new perspective that the timecourse for protandrous sex change in anemonefish is completely distinct from other well-established models, such that behavioral sex change does not occur until after gonadal sex change is complete, and that sex-changing fish have a stable and unique behavioral and hormonal phenotype that is distinct from a male-typical or female-typical phenotype. The results also identify aspects of sex change that may fundamentally differ between protandrous and protogynous modes, motivating further research into these remarkable examples of phenotypic plasticity.","container-title":"Hormones and Behavior","DOI":"10.1016/j.yhbeh.2022.105239","ISSN":"0018506X","journalAbbreviation":"Hormones and Behavior","language":"en","page":"105239","source":"DOI.org (Crossref)","title":"Stable and persistent male-like behavior during male-to-female sex change in the common clownfish Amphiprion ocellaris","volume":"145","author":[{"family":"Parker","given":"Coltan G."},{"family":"Lee","given":"Joanne S."},{"family":"Histed","given":"Abigail R."},{"family":"Craig","given":"Sarah E."},{"family":"Rhodes","given":"Justin S."}],"issued":{"date-parts":[["2022",9]]}}}],"schema":"https://github.com/citation-style-language/schema/raw/master/csl-citation.json"} </w:instrText>
+      </w:r>
+      <w:r>
+        <w:fldChar w:fldCharType="separate"/>
+      </w:r>
+      <w:r>
+        <w:rPr>
+          <w:rFonts w:cs="Times New Roman"/>
+        </w:rPr>
+        <w:t>(1)</w:t>
+      </w:r>
+      <w:r>
+        <w:fldChar w:fldCharType="end"/>
+      </w:r>
+      <w:r>
+        <w:t xml:space="preserve">. Indeed, at this timepoint we found that one individual had completed sex change as indicated by the presence of vitellogenic oocytes (thus this individual was classified as a “New Female” and its partner as “New Male”) and two other individuals had a distinct gonadal phenotype defined by a large volume of empty space and non-vitellogenic oocytes. These individuals were classified as “Late Intermediates” and their partners as “Late Intermediate Partners”. Throughout this manuscript, we refer to these various stages of sex </w:t>
+      </w:r>
+      <w:r>
+        <w:t>change</w:t>
+      </w:r>
+      <w:r>
+        <w:t xml:space="preserve"> as </w:t>
+      </w:r>
+      <w:del w:id="99" w:author="Graham, Gabriel J." w:date="2026-08-04T11:37:00Z" w16du:dateUtc="2026-08-04T15:37:00Z">
+        <w:r>
+          <w:delText>“</w:delText>
+        </w:r>
+      </w:del>
+      <w:r>
+        <w:t>phases</w:t>
+      </w:r>
+      <w:del w:id="100" w:author="Graham, Gabriel J." w:date="2026-08-04T11:37:00Z" w16du:dateUtc="2026-08-04T15:37:00Z">
+        <w:r>
+          <w:delText>”</w:delText>
+        </w:r>
+      </w:del>
+      <w:r>
+        <w:t>.</w:t>
+      </w:r>
+    </w:p>
+    <w:p>
+      <w:pPr>
+        <w:ind w:firstLine="720"/>
+      </w:pPr>
+      <w:commentRangeStart w:id="101"/>
+      <w:r>
+        <w:t>I</w:t>
+      </w:r>
+      <w:r>
+        <w:t>ntermediates</w:t>
+      </w:r>
+      <w:r>
+        <w:t xml:space="preserve"> </w:t>
+      </w:r>
+      <w:del w:id="102" w:author="Graham, Gabriel J." w:date="2026-08-04T11:38:00Z" w16du:dateUtc="2026-08-04T15:38:00Z">
+        <w:r>
+          <w:delText>(</w:delText>
+        </w:r>
+      </w:del>
+      <w:r>
+        <w:t>and Late Intermediates</w:t>
+      </w:r>
+      <w:del w:id="103" w:author="Graham, Gabriel J." w:date="2026-08-04T11:38:00Z" w16du:dateUtc="2026-08-04T15:38:00Z">
+        <w:r>
+          <w:delText>)</w:delText>
+        </w:r>
+      </w:del>
+      <w:r>
+        <w:t xml:space="preserve"> displayed weights and lengths </w:t>
+      </w:r>
+      <w:r>
+        <w:t xml:space="preserve">in </w:t>
+      </w:r>
+      <w:r>
+        <w:t xml:space="preserve">between those of males and females </w:t>
+      </w:r>
+      <w:r>
+        <w:t xml:space="preserve">indicating </w:t>
+      </w:r>
+      <w:r>
+        <w:t>they</w:t>
+      </w:r>
+      <w:r>
+        <w:t xml:space="preserve"> were in the process of sex change </w:t>
+      </w:r>
+      <w:r>
+        <w:t>(</w:t>
+      </w:r>
+      <w:r>
+        <w:rPr>
+          <w:highlight w:val="yellow"/>
+        </w:rPr>
+        <w:t>Figs. S1A, B</w:t>
+      </w:r>
+      <w:r>
+        <w:t>).</w:t>
+      </w:r>
+      <w:commentRangeEnd w:id="101"/>
+      <w:r>
+        <w:rPr>
+          <w:rStyle w:val="CommentReference"/>
+          <w:sz w:val="24"/>
+          <w:szCs w:val="30"/>
+        </w:rPr>
+        <w:commentReference w:id="101"/>
+      </w:r>
+    </w:p>
+    <w:p>
+      <w:pPr>
+        <w:ind w:firstLine="720"/>
+      </w:pPr>
+      <w:r>
+        <w:t xml:space="preserve">To assess </w:t>
+      </w:r>
+      <w:r>
+        <w:t>the behavioral sex of the sex changing fish</w:t>
+      </w:r>
+      <w:r>
+        <w:t xml:space="preserve">, we used a parental-care assay which has been shown to produce robust differences between males and females </w:t>
+      </w:r>
+      <w:r>
+        <w:fldChar w:fldCharType="begin"/>
+      </w:r>
+      <w:r>
+        <w:instrText xml:space="preserve"> ADDIN ZOTERO_ITEM CSL_CITATION {"citationID":"RIxgXoHZ","properties":{"formattedCitation":"(1\\uc0\\u8211{}6)","plainCitation":"(1–6)","noteIndex":0},"citationItems":[{"id":29,"uris":["http://zotero.org/users/11313215/items/TBICN8KA"],"itemData":{"id":29,"type":"article-journal","abstract":"Many fish species exhibit natural sex change as part of their life, providing unique opportunities to study sexually-differentiated social behaviors and their plasticity. Past research has shown that behavioral sex change in the female-to-male (protogynous) direction occurs rapidly and well before gonadal sex change. However, little is known about the timecourse of behavioral sex change in male-to-female (protandrous) sex-changing species, limiting our ability to compare patterns of behavioral sex change across species and identify conserved or divergent underlying mechanisms. Using the protandrous sex changing anemonefish Amphiprion ocellaris, we assessed behavior (aggression and parental care) and hormones (estradiol and 11-ketotestosterone) in fish over six months of sex change, and compared those fish against their non-changing partners as well as control males and females. Contrary to expectations, we found that sex-changing fish displayed behavior that was persistently male-like, and that their behavior did not become progressively female-like as sex change progressed. Hormones shifted to an intermediate profile between males and females and remained stable until gonads changed. These results support a new perspective that the timecourse for protandrous sex change in anemonefish is completely distinct from other well-established models, such that behavioral sex change does not occur until after gonadal sex change is complete, and that sex-changing fish have a stable and unique behavioral and hormonal phenotype that is distinct from a male-typical or female-typical phenotype. The results also identify aspects of sex change that may fundamentally differ between protandrous and protogynous modes, motivating further research into these remarkable examples of phenotypic plasticity.","container-title":"Hormones and Behavior","DOI":"10.1016/j.yhbeh.2022.105239","ISSN":"0018506X","journalAbbreviation":"Hormones and Behavior","language":"en","page":"105239","source":"DOI.org (Crossref)","title":"Stable and persistent male-like behavior during male-to-female sex change in the common clownfish Amphiprion ocellaris","volume":"145","author":[{"family":"Parker","given":"Coltan G."},{"family":"Lee","given":"Joanne S."},{"family":"Histed","given":"Abigail R."},{"family":"Craig","given":"Sarah E."},{"family":"Rhodes","given":"Justin S."}],"issued":{"date-parts":[["2022",9]]}}},{"id":38,"uris":["http://zotero.org/users/11313215/items/ISXWL2QW"],"itemData":{"id":38,"type":"article-journal","abstract":"Abstract\n            \n              Many species display alloparental care, where individuals care for offspring that are not their own, but usually the behavior is contingent on the individual receiving some direct or indirect benefit. In anemonefish, after removing the breeding male, non-breeders have been observed providing care for eggs they did not sire and which are not kin. Previously this behavior was interpreted as coerced by the female. The purpose of this study was to test the alternative hypothesis that the alloparental care occurs spontaneously without prodding by the female. Groups of\n              Amphiprion ocellaris\n              (male, female and non-breeder) were maintained in the laboratory and behavior monitored after removing the male and both the male and female. Non-breeders began to care for eggs after male removal and further increased parental care after male and female removal. Level of care was not as high as experienced males, but additional experiments showed performance increases with experience. In a separate experiment, non-breeders were placed alone in a novel aquarium and eggs from an established spawning pair were introduced. Approximately 30% of the fish displayed extensive fathering behavior within 90 min. Taken together, our results demonstrate that fathering behavior in\n              A. ocellaris\n              occurs spontaneously, independent of paternity or kinship.","container-title":"Scientific Reports","DOI":"10.1038/s41598-020-61537-7","ISSN":"2045-2322","issue":"1","journalAbbreviation":"Sci Rep","language":"en","page":"4610","source":"DOI.org (Crossref)","title":"Spontaneous alloparental care of unrelated offspring by non-breeding Amphiprion ocellaris in absence of the biological parents","volume":"10","author":[{"family":"Phillips","given":"Elizabeth"},{"family":"DeAngelis","given":"Ross"},{"family":"Gogola","given":"Joseph V."},{"family":"Rhodes","given":"Justin S."}],"issued":{"date-parts":[["2020",3,12]]}}},{"id":33,"uris":["http://zotero.org/users/11313215/items/KYBLED4Z"],"itemData":{"id":33,"type":"article-journal","container-title":"Copeia","DOI":"10.1643/CI-15-305","ISSN":"0045-8511, 1938-5110","issue":"2","journalAbbreviation":"Copeia","language":"en","page":"586-593","source":"DOI.org (Crossref)","title":"Sex Differences in Steroid Hormones and Parental Effort across the Breeding Cycle in &lt;i&gt;Amphiprion ocellaris&lt;/i&gt;","volume":"104","author":[{"family":"DeAngelis","given":"Ross"},{"family":"Rhodes","given":"Justin S."}],"issued":{"date-parts":[["2016",7]]}}},{"id":35,"uris":["http://zotero.org/users/11313215/items/HCQ99MMR"],"itemData":{"id":35,"type":"article-journal","abstract":"Fathering behavior is critical for oﬀspring survival in many species across diverse taxa, but our understanding of the neuroendocrine mechanisms regulating paternal care is limited in part because of the few primarily paternal species among the common animal models. However, many teleosts display primarily paternal care, and among the teleosts, anemoneﬁsh species are particularly well suited for isolating molecular mechanisms of fathering as they perform parental care in isolation of many other typically competing behaviors such as territorial defense and nest building. The goal of this study was to determine the extent to which whole brain gene expression levels of isotocin receptors, arginine vasotocin receptors, and aromatase as well as circulating levels of the bioactive sex steroid hormones estradiol (E2) and 11-ketotestosterone (11KT) vary in association with parenting behavior in Amphiprion ocellaris. Brain aromatase and IT receptor gene expression were higher in both males and females that were parenting versus not. IT receptor expression was overall higher in males than females, which we interpret is a reﬂection of the greater parental eﬀort that males display. Aromatase was overall higher in females than males, which we conclude is related to the higher circulating E2, which crosses into the brain and increases aromatase transcription. Results suggest both aromatase and IT receptors are dynamically upregulated in the brains of A. ocellaris males and females to support high levels of parental eﬀort.","container-title":"Hormones and Behavior","DOI":"10.1016/j.yhbeh.2018.06.006","ISSN":"0018506X","journalAbbreviation":"Hormones and Behavior","language":"en","page":"62-70","source":"DOI.org (Crossref)","title":"Dynamic regulation of brain aromatase and isotocin receptor gene expression depends on parenting status","volume":"103","author":[{"family":"DeAngelis","given":"Ross"},{"family":"Dodd","given":"Logan"},{"family":"Snyder","given":"Amanda"},{"family":"Rhodes","given":"Justin S."}],"issued":{"date-parts":[["2018",7]]}}},{"id":30,"uris":["http://zotero.org/users/11313215/items/FDL58D2Z"],"itemData":{"id":30,"type":"article-journal","abstract":"Parental care represents a suite of distinct behaviors performed by parents to maximize ﬁtness. Dynamic shifts in parental care behaviors, such as between nest defense and direct provisioning of the oﬀspring, are required in response to environmental variation. However, the neural mechanisms which mediate such behavioral shifts remain a mystery. The anemoneﬁsh, Amphiprion ocellaris, represents an experimentally valuable model in social neuroscience which is conducive to manipulating the environment while simultaneously measuring parental care. The goal of this study was to determine the extent to which arginine vasotocin (AVT) and isotocin (IT) signaling are necessary for males to shift between direct egg care and aggressive nest defense in the presence of intruders, Domino damselﬁsh (Dascyllus trimaculatus). The IT receptor antagonist desGly-NH2-d(CH2)5[DTyr2,Thr4]OVT, signiﬁcantly reduced direct egg care, while at the same time increased levels of aggressive nest defense relative to vehicle. Conversely, blockade of AVT using the antagonist d(CH2)5[Tyr(Me)2]AVP, reduced aggression and tended to increase egg care. Results demonstrate that male anemoneﬁsh alter their parental strategy in response to allospeciﬁc intruders, and that IT and AVT signaling oppositely regulate parental care displays of aggression versus egg care.","container-title":"Hormones and Behavior","DOI":"10.1016/j.yhbeh.2020.104717","ISSN":"0018506X","journalAbbreviation":"Hormones and Behavior","language":"en","page":"104717","source":"DOI.org (Crossref)","title":"Nonapeptides mediate trade-offs in parental care strategy","volume":"121","author":[{"family":"DeAngelis","given":"Ross"},{"family":"Dodd","given":"Logan"},{"family":"Rhodes","given":"Justin"}],"issued":{"date-parts":[["2020",5]]}}},{"id":5847,"uris":["http://zotero.org/users/11313215/items/5853CUE6"],"itemData":{"id":5847,"type":"article-journal","abstract":"Individual differences in behaviour and behavioural plasticity have been extensively studied in a variety of animals across the phylogenetic spectrum. Amphiprion species bring distinct insight into the topic because of their unique life history, mating system, and extraordinary degree of behavioural plasticity associated with protandrous (male-to-female) sex change. Several laboratory studies have begun characterizing individual differences in behaviour and behavioural plasticity in this species. The goals of this study were to expand the repertoire of behavioural assays available for Amphiprion ocellaris, establish repeatability of individual differences, identify sex differences, and explore whether individual differences in correlated behaviours can be detected consistently across experimental contexts (i.e., whether behavioural syndromes can be detected). We measured 35 behaviours across 7 behavioural assays in 9 reproductively active A. ocellaris pairs under 3 different reproductive contexts. Behaviours were repeatedly measured three separate times (rounds) over repeated spawning cycles. We found that 33 out of 35 behaviours were significantly individually repeatable across reproductive contexts and rounds. We found parental care, large intruder aggression, and female-oriented aggression assays produced the largest sex differences. Males performed 7-fold more egg care behaviours than females, whereas females performed significantly more aggressive behaviours toward a large heterospecific intruder (Dascyllus trimaculatus). Further, females displayed significantly more direct aggression toward a stimulus female than males. Three different behavioural syndromes were observed in males and none in females. These results expand our understanding of sex differences in behaviour and the division of labour in the iconic anemonefish. Future studies can use these assays to study the behaviour of fish in the middle of sex change or in the study of behavioural plasticity in this unique species.","container-title":"Journal of Fish Biology","DOI":"10.1111/jfb.16069","ISSN":"1095-8649","issue":"6","journalAbbreviation":"J Fish Biol","language":"eng","page":"1845-1862","PMID":"39963894","PMCID":"PMC12244313","source":"PubMed","title":"Novel behavioural assays reveal sex-specific behavioural syndromes in anemonefish","volume":"106","author":[{"family":"Graham","given":"Gabriel J."},{"family":"Wilton","given":"Isabella M."},{"family":"Panczyk","given":"Emily K."},{"family":"Rhodes","given":"Justin S."}],"issued":{"date-parts":[["2025",6]]}}}],"schema":"https://github.com/citation-style-language/schema/raw/master/csl-citation.json"} </w:instrText>
+      </w:r>
+      <w:r>
+        <w:fldChar w:fldCharType="separate"/>
+      </w:r>
+      <w:r>
+        <w:rPr>
+          <w:rFonts w:cs="Times New Roman"/>
+          <w:kern w:val="0"/>
+        </w:rPr>
+        <w:t>(1–6)</w:t>
+      </w:r>
+      <w:r>
+        <w:fldChar w:fldCharType="end"/>
+      </w:r>
+      <w:r>
+        <w:t xml:space="preserve">. As expected, males performed significantly more parental care behaviors and spent significantly more time in the nest than their female partners </w:t>
+      </w:r>
+      <w:r>
+        <w:rPr>
+          <w:highlight w:val="yellow"/>
+        </w:rPr>
+        <w:t>(Fig</w:t>
+      </w:r>
+      <w:r>
+        <w:rPr>
+          <w:highlight w:val="yellow"/>
+        </w:rPr>
+        <w:t>.1</w:t>
+      </w:r>
+      <w:r>
+        <w:rPr>
+          <w:highlight w:val="yellow"/>
+        </w:rPr>
+        <w:t>B</w:t>
+      </w:r>
+      <w:r>
+        <w:t>). In agreement with previous results</w:t>
+      </w:r>
+      <w:r>
+        <w:fldChar w:fldCharType="begin"/>
+      </w:r>
+      <w:r>
+        <w:instrText xml:space="preserve"> ADDIN ZOTERO_ITEM CSL_CITATION {"citationID":"zLifntjj","properties":{"formattedCitation":"(1)","plainCitation":"(1)","noteIndex":0},"citationItems":[{"id":29,"uris":["http://zotero.org/users/11313215/items/TBICN8KA"],"itemData":{"id":29,"type":"article-journal","abstract":"Many fish species exhibit natural sex change as part of their life, providing unique opportunities to study sexually-differentiated social behaviors and their plasticity. Past research has shown that behavioral sex change in the female-to-male (protogynous) direction occurs rapidly and well before gonadal sex change. However, little is known about the timecourse of behavioral sex change in male-to-female (protandrous) sex-changing species, limiting our ability to compare patterns of behavioral sex change across species and identify conserved or divergent underlying mechanisms. Using the protandrous sex changing anemonefish Amphiprion ocellaris, we assessed behavior (aggression and parental care) and hormones (estradiol and 11-ketotestosterone) in fish over six months of sex change, and compared those fish against their non-changing partners as well as control males and females. Contrary to expectations, we found that sex-changing fish displayed behavior that was persistently male-like, and that their behavior did not become progressively female-like as sex change progressed. Hormones shifted to an intermediate profile between males and females and remained stable until gonads changed. These results support a new perspective that the timecourse for protandrous sex change in anemonefish is completely distinct from other well-established models, such that behavioral sex change does not occur until after gonadal sex change is complete, and that sex-changing fish have a stable and unique behavioral and hormonal phenotype that is distinct from a male-typical or female-typical phenotype. The results also identify aspects of sex change that may fundamentally differ between protandrous and protogynous modes, motivating further research into these remarkable examples of phenotypic plasticity.","container-title":"Hormones and Behavior","DOI":"10.1016/j.yhbeh.2022.105239","ISSN":"0018506X","journalAbbreviation":"Hormones and Behavior","language":"en","page":"105239","source":"DOI.org (Crossref)","title":"Stable and persistent male-like behavior during male-to-female sex change in the common clownfish Amphiprion ocellaris","volume":"145","author":[{"family":"Parker","given":"Coltan G."},{"family":"Lee","given":"Joanne S."},{"family":"Histed","given":"Abigail R."},{"family":"Craig","given":"Sarah E."},{"family":"Rhodes","given":"Justin S."}],"issued":{"date-parts":[["2022",9]]}}}],"schema":"https://github.com/citation-style-language/schema/raw/master/csl-citation.json"} </w:instrText>
+      </w:r>
+      <w:r>
+        <w:fldChar w:fldCharType="separate"/>
+      </w:r>
+      <w:r>
+        <w:rPr>
+          <w:rFonts w:cs="Times New Roman"/>
+        </w:rPr>
+        <w:t>(1)</w:t>
+      </w:r>
+      <w:r>
+        <w:fldChar w:fldCharType="end"/>
+      </w:r>
+      <w:r>
+        <w:t xml:space="preserve">, intermediates retained male levels of parental care and prevented their partners from performing parental care. Late intermediates and their partners’ behavior aligned with female and male patterns of behavior respectively as did the new female and new male. </w:t>
+      </w:r>
+    </w:p>
+    <w:p>
+      <w:pPr>
+        <w:ind w:firstLine="720"/>
+      </w:pPr>
+      <w:r>
+        <w:t xml:space="preserve">We next collected blood to assess circulating </w:t>
+      </w:r>
+      <w:r>
+        <w:t xml:space="preserve">levels of </w:t>
+      </w:r>
+      <w:r>
+        <w:t>11-ketotestosterone (11KT)</w:t>
+      </w:r>
+      <w:r>
+        <w:t xml:space="preserve">, the primary </w:t>
+      </w:r>
+      <w:r>
+        <w:t xml:space="preserve">bioactive </w:t>
+      </w:r>
+      <w:r>
+        <w:t>androgen in teleosts</w:t>
+      </w:r>
+      <w:r>
+        <w:t xml:space="preserve"> that displays extensive sexual dimorphism</w:t>
+      </w:r>
+      <w:ins w:id="104" w:author="Graham, Gabriel J." w:date="2026-08-04T11:40:00Z" w16du:dateUtc="2026-08-04T15:40:00Z">
+        <w:r>
+          <w:t xml:space="preserve"> (CITATION)</w:t>
+        </w:r>
+      </w:ins>
+      <w:r>
+        <w:t xml:space="preserve">. </w:t>
+      </w:r>
+      <w:r>
+        <w:t>Like</w:t>
+      </w:r>
+      <w:r>
+        <w:t xml:space="preserve"> behavioral aspects, intermediates retained male levels, while late intermediates and new females aligned with female levels. Late intermediate partners and new males aligned</w:t>
+      </w:r>
+      <w:r>
+        <w:t xml:space="preserve"> with</w:t>
+      </w:r>
+      <w:r>
+        <w:t xml:space="preserve"> male levels </w:t>
+      </w:r>
+      <w:r>
+        <w:rPr>
+          <w:highlight w:val="yellow"/>
+        </w:rPr>
+        <w:t>(Fig.1</w:t>
+      </w:r>
+      <w:r>
+        <w:rPr>
+          <w:highlight w:val="yellow"/>
+        </w:rPr>
+        <w:t>B</w:t>
+      </w:r>
+      <w:r>
+        <w:t xml:space="preserve">). </w:t>
+      </w:r>
+    </w:p>
+    <w:p>
+      <w:pPr>
+        <w:ind w:firstLine="720"/>
+      </w:pPr>
+      <w:r>
+        <w:t>We next euthanized the fish and collected gonads for histological analysis. In contrast to the behavioral and hormonal measures, intermediates differed significantly from males in gonadal morphology. Specifically, intermediates exhibited a reduced proportion of testicular tissue, with a corresponding increase in</w:t>
+      </w:r>
+      <w:r>
+        <w:t xml:space="preserve"> proportion of</w:t>
+      </w:r>
+      <w:r>
+        <w:t xml:space="preserve"> immature ovarian tissue</w:t>
+      </w:r>
+      <w:r>
+        <w:t xml:space="preserve"> in their ovotestes</w:t>
+      </w:r>
+      <w:r>
+        <w:t>, resulting in a significantly smaller total gonadal volume than males</w:t>
+      </w:r>
+      <w:r>
+        <w:t>, suggesting testicular tissue was being lost</w:t>
+      </w:r>
+      <w:r>
+        <w:t xml:space="preserve"> (</w:t>
+      </w:r>
+      <w:r>
+        <w:rPr>
+          <w:highlight w:val="yellow"/>
+        </w:rPr>
+        <w:t>Fig. 1C</w:t>
+      </w:r>
+      <w:r>
+        <w:t>). Importantly, this loss of testicular tissue is unlikely to reflect the onset of gonadal sex change, as intermediates and their breeding partners remained similar in gonadal composition. Instead, it most likely represents gonadal regression associated with the temporary reproductive stasis that accompanies sex change</w:t>
+      </w:r>
+      <w:ins w:id="105" w:author="Graham, Gabriel J." w:date="2026-08-04T11:42:00Z" w16du:dateUtc="2026-08-04T15:42:00Z">
+        <w:r>
+          <w:t xml:space="preserve"> (CITATION)</w:t>
+        </w:r>
+      </w:ins>
+      <w:r>
+        <w:t>. By the late intermediate stage, no measurable testicular tissue remained; the gonad consisted only of immature ovarian tissue, connective tissue, and empty space (</w:t>
+      </w:r>
+      <w:r>
+        <w:rPr>
+          <w:highlight w:val="yellow"/>
+        </w:rPr>
+        <w:t>Fig. 1D</w:t>
+      </w:r>
+      <w:r>
+        <w:t>).</w:t>
+      </w:r>
+    </w:p>
+    <w:p>
+      <w:pPr>
+        <w:ind w:firstLine="720"/>
+      </w:pPr>
+    </w:p>
+    <w:p>
+      <w:pPr>
+        <w:rPr>
+          <w:b/>
+          <w:bCs/>
+        </w:rPr>
+      </w:pPr>
+      <w:r>
+        <w:rPr>
+          <w:b/>
+          <w:bCs/>
+        </w:rPr>
+        <w:t>Multiomics Capture High Quality Transcriptomes, Epigenomes, and Spatial Transcriptomes</w:t>
+      </w:r>
+    </w:p>
+    <w:p>
+      <w:r>
+        <w:tab/>
+        <w:t>Following euthanasia, we dissected out the ventrocaudal telencepha</w:t>
+      </w:r>
+      <w:r>
+        <w:t>l</w:t>
+      </w:r>
+      <w:r>
+        <w:t>a</w:t>
+      </w:r>
+      <w:r>
+        <w:t xml:space="preserve"> (</w:t>
+      </w:r>
+      <w:r>
+        <w:rPr>
+          <w:highlight w:val="yellow"/>
+        </w:rPr>
+        <w:t>methods</w:t>
+      </w:r>
+      <w:r>
+        <w:t>) targeting the preoptic areas (POA) from males (n = 6), intermediates (n = 7), late intermediates (n = 2), the new female (n =1), and females (n = 6) and used single-nucleus multiomics (snMultiome; RNA + ATAC modalities) to profile gene expression and chromatin accessibility changes during sex change</w:t>
+      </w:r>
+      <w:r>
+        <w:t xml:space="preserve"> (</w:t>
+      </w:r>
+      <w:r>
+        <w:rPr>
+          <w:highlight w:val="yellow"/>
+        </w:rPr>
+        <w:t>see Fig. S</w:t>
+      </w:r>
+      <w:r>
+        <w:rPr>
+          <w:highlight w:val="yellow"/>
+        </w:rPr>
+        <w:t>xx</w:t>
+      </w:r>
+      <w:r>
+        <w:rPr>
+          <w:highlight w:val="yellow"/>
+        </w:rPr>
+        <w:t xml:space="preserve"> for details on how the dissection was performed</w:t>
+      </w:r>
+      <w:r>
+        <w:t>)</w:t>
+      </w:r>
+      <w:r>
+        <w:t xml:space="preserve">. In total, 35,364 nuclei passed quality control </w:t>
+      </w:r>
+      <w:r>
+        <w:t>(</w:t>
+      </w:r>
+      <w:r>
+        <w:rPr>
+          <w:highlight w:val="yellow"/>
+        </w:rPr>
+        <w:t>xx</w:t>
+      </w:r>
+      <w:r>
+        <w:rPr>
+          <w:highlight w:val="yellow"/>
+        </w:rPr>
+        <w:t>see Methods</w:t>
+      </w:r>
+      <w:r>
+        <w:t xml:space="preserve">) </w:t>
+      </w:r>
+      <w:r>
+        <w:t xml:space="preserve">and were clustered using </w:t>
+      </w:r>
+      <w:commentRangeStart w:id="106"/>
+      <w:r>
+        <w:t xml:space="preserve">weighted shared nearest </w:t>
+      </w:r>
+      <w:r>
+        <w:lastRenderedPageBreak/>
+        <w:t>neighbors analysis.</w:t>
+      </w:r>
+      <w:commentRangeEnd w:id="106"/>
+      <w:r>
+        <w:rPr>
+          <w:rStyle w:val="CommentReference"/>
+          <w:sz w:val="24"/>
+          <w:szCs w:val="30"/>
+        </w:rPr>
+        <w:commentReference w:id="106"/>
+      </w:r>
+      <w:r>
+        <w:t xml:space="preserve"> Hierarchical clustering yielded 27 clusters</w:t>
+      </w:r>
+      <w:r>
+        <w:t>:</w:t>
+      </w:r>
+      <w:r>
+        <w:t xml:space="preserve"> 20 neuronal and seven glial</w:t>
+      </w:r>
+      <w:r>
+        <w:t xml:space="preserve"> </w:t>
+      </w:r>
+      <w:r>
+        <w:rPr>
+          <w:highlight w:val="yellow"/>
+        </w:rPr>
+        <w:t>(Fig. 2A)</w:t>
+      </w:r>
+      <w:r>
+        <w:t xml:space="preserve">. </w:t>
+      </w:r>
+    </w:p>
+    <w:p>
+      <w:pPr>
+        <w:ind w:firstLine="720"/>
+      </w:pPr>
+      <w:r>
+        <w:t>Following clustering, w</w:t>
+      </w:r>
+      <w:r>
+        <w:t xml:space="preserve">e </w:t>
+      </w:r>
+      <w:r>
+        <w:t>identified</w:t>
+      </w:r>
+      <w:r>
+        <w:t xml:space="preserve"> 10 glutamatergic (</w:t>
+      </w:r>
+      <w:r>
+        <w:rPr>
+          <w:i/>
+          <w:iCs/>
+        </w:rPr>
+        <w:t xml:space="preserve">slc17a6b+ </w:t>
+      </w:r>
+      <w:r>
+        <w:t>or</w:t>
+      </w:r>
+      <w:r>
+        <w:rPr>
+          <w:i/>
+          <w:iCs/>
+        </w:rPr>
+        <w:t xml:space="preserve"> slc17a7a+</w:t>
+      </w:r>
+      <w:r>
+        <w:t>), six GABAergic (</w:t>
+      </w:r>
+      <w:r>
+        <w:rPr>
+          <w:i/>
+          <w:iCs/>
+        </w:rPr>
+        <w:t xml:space="preserve">gad1+ </w:t>
+      </w:r>
+      <w:r>
+        <w:t xml:space="preserve">or </w:t>
+      </w:r>
+      <w:r>
+        <w:rPr>
+          <w:i/>
+          <w:iCs/>
+        </w:rPr>
+        <w:t>gad2+</w:t>
+      </w:r>
+      <w:r>
+        <w:t xml:space="preserve">), and four mixed (GABA and glutamatergic markers) neuronal clusters. Further, we detected clusters of radial glial cells (1_RGC, </w:t>
+      </w:r>
+      <w:r>
+        <w:rPr>
+          <w:i/>
+          <w:iCs/>
+        </w:rPr>
+        <w:t xml:space="preserve">gfap+ </w:t>
+      </w:r>
+      <w:r>
+        <w:t xml:space="preserve">and </w:t>
+      </w:r>
+      <w:r>
+        <w:rPr>
+          <w:i/>
+          <w:iCs/>
+        </w:rPr>
+        <w:t>crocc2-</w:t>
+      </w:r>
+      <w:r>
+        <w:t xml:space="preserve">), ependymal cells (15_EC, </w:t>
+      </w:r>
+      <w:r>
+        <w:rPr>
+          <w:i/>
+          <w:iCs/>
+        </w:rPr>
+        <w:t xml:space="preserve">gfap+ </w:t>
+      </w:r>
+      <w:r>
+        <w:t xml:space="preserve">and </w:t>
+      </w:r>
+      <w:r>
+        <w:rPr>
+          <w:i/>
+          <w:iCs/>
+        </w:rPr>
+        <w:t>crocc2+</w:t>
+      </w:r>
+      <w:r>
+        <w:t xml:space="preserve">), dividing glia (26_DG, </w:t>
+      </w:r>
+      <w:r>
+        <w:rPr>
+          <w:i/>
+          <w:iCs/>
+        </w:rPr>
+        <w:t xml:space="preserve">gfap+ </w:t>
+      </w:r>
+      <w:r>
+        <w:t xml:space="preserve">and </w:t>
+      </w:r>
+      <w:r>
+        <w:rPr>
+          <w:i/>
+          <w:iCs/>
+        </w:rPr>
+        <w:t>top2a+</w:t>
+      </w:r>
+      <w:r>
+        <w:t xml:space="preserve">), oligodendrocytes (2_OL, </w:t>
+      </w:r>
+      <w:r>
+        <w:rPr>
+          <w:i/>
+          <w:iCs/>
+        </w:rPr>
+        <w:t>mbpa+</w:t>
+      </w:r>
+      <w:r>
+        <w:t xml:space="preserve">), oligodendrocyte precursor cells (13_OPC, </w:t>
+      </w:r>
+      <w:r>
+        <w:rPr>
+          <w:i/>
+          <w:iCs/>
+        </w:rPr>
+        <w:t>cspg+</w:t>
+      </w:r>
+      <w:r>
+        <w:t xml:space="preserve">), microglia (11_MG, </w:t>
+      </w:r>
+      <w:r>
+        <w:rPr>
+          <w:i/>
+          <w:iCs/>
+        </w:rPr>
+        <w:t xml:space="preserve">ptprc+ </w:t>
+      </w:r>
+      <w:r>
+        <w:t xml:space="preserve">and </w:t>
+      </w:r>
+      <w:r>
+        <w:rPr>
+          <w:i/>
+          <w:iCs/>
+        </w:rPr>
+        <w:t>p2ry12+</w:t>
+      </w:r>
+      <w:r>
+        <w:t xml:space="preserve">) and leukocytes (20_Leuko, </w:t>
+      </w:r>
+      <w:r>
+        <w:rPr>
+          <w:i/>
+          <w:iCs/>
+        </w:rPr>
+        <w:t xml:space="preserve">ptprc+ </w:t>
+      </w:r>
+      <w:r>
+        <w:t xml:space="preserve">and </w:t>
+      </w:r>
+      <w:r>
+        <w:rPr>
+          <w:i/>
+          <w:iCs/>
+        </w:rPr>
+        <w:t>p2ry12-</w:t>
+      </w:r>
+      <w:r>
+        <w:t>)</w:t>
+      </w:r>
+      <w:r>
+        <w:t xml:space="preserve">. These markers along with strong markers for each cluster from </w:t>
+      </w:r>
+      <w:r>
+        <w:t xml:space="preserve">Seurat’s “FindMarkers” function are shown in </w:t>
+      </w:r>
+      <w:r>
+        <w:rPr>
+          <w:highlight w:val="yellow"/>
+        </w:rPr>
+        <w:t>Fig</w:t>
+      </w:r>
+      <w:r>
+        <w:rPr>
+          <w:highlight w:val="yellow"/>
+        </w:rPr>
+        <w:t>ure</w:t>
+      </w:r>
+      <w:r>
+        <w:rPr>
+          <w:highlight w:val="yellow"/>
+        </w:rPr>
+        <w:t xml:space="preserve"> 2</w:t>
+      </w:r>
+      <w:r>
+        <w:rPr>
+          <w:highlight w:val="yellow"/>
+        </w:rPr>
+        <w:t>B</w:t>
+      </w:r>
+      <w:r>
+        <w:t>.</w:t>
+      </w:r>
+    </w:p>
+    <w:p>
+      <w:pPr>
+        <w:ind w:firstLine="720"/>
+        <w:rPr>
+          <w:b/>
+          <w:bCs/>
+        </w:rPr>
+      </w:pPr>
+      <w:commentRangeStart w:id="107"/>
+      <w:commentRangeStart w:id="108"/>
+      <w:r>
+        <w:t>To further validate our cell-type annotations, we integrated the present snMultiome dataset with our previously published single-nucleus RNA-sequencing atlas of the anemonefish forebrain (</w:t>
+      </w:r>
+      <w:r>
+        <w:rPr>
+          <w:highlight w:val="yellow"/>
+        </w:rPr>
+        <w:t>xx</w:t>
+      </w:r>
+      <w:r>
+        <w:t>). Cell populations showed strong correspondence between datasets despite differences in tissue sampling and sequencing modalities (</w:t>
+      </w:r>
+      <w:r>
+        <w:rPr>
+          <w:highlight w:val="yellow"/>
+        </w:rPr>
+        <w:t>Fig. S</w:t>
+      </w:r>
+      <w:r>
+        <w:rPr>
+          <w:highlight w:val="yellow"/>
+        </w:rPr>
+        <w:t>XX</w:t>
+      </w:r>
+      <w:r>
+        <w:t>). In particular, the preoptic area (POA) cluster identified here mapped directly onto the POA population identified in the previous atlas, whil</w:t>
+      </w:r>
+      <w:commentRangeEnd w:id="107"/>
+      <w:r>
+        <w:rPr>
+          <w:rStyle w:val="CommentReference"/>
+          <w:sz w:val="24"/>
+          <w:szCs w:val="30"/>
+        </w:rPr>
+        <w:commentReference w:id="107"/>
+      </w:r>
+      <w:commentRangeEnd w:id="108"/>
+      <w:r>
+        <w:rPr>
+          <w:rStyle w:val="CommentReference"/>
+          <w:sz w:val="24"/>
+          <w:szCs w:val="30"/>
+        </w:rPr>
+        <w:commentReference w:id="108"/>
       </w:r>
       <w:r>
         <w:t>e the targeted ventrocaudal dissection substantially increased representation of POA nuclei relative to the earlier whole-forebrain dataset. These findings demonstrate the robustness and reproducibility of the identified cell types while establishing continuity between the present atlas and our previous work.</w:t>
@@ -1044,7 +1919,7 @@
       <w:r>
         <w:tab/>
       </w:r>
-      <w:commentRangeStart w:id="2"/>
+      <w:commentRangeStart w:id="109"/>
       <w:r>
         <w:t>Using Visium HD, we further generated spatial transcriptomic atlases of anemonefish telencephala and adjacent regions using n =</w:t>
       </w:r>
@@ -1078,7 +1953,7 @@
       <w:r>
         <w:t xml:space="preserve"> </w:t>
       </w:r>
-      <w:commentRangeEnd w:id="2"/>
+      <w:commentRangeEnd w:id="109"/>
       <w:r>
         <w:rPr>
           <w:rStyle w:val="CommentReference"/>
@@ -1086,7 +1961,7 @@
           <w:szCs w:val="30"/>
           <w:highlight w:val="yellow"/>
         </w:rPr>
-        <w:commentReference w:id="2"/>
+        <w:commentReference w:id="109"/>
       </w:r>
       <w:r>
         <w:rPr>
@@ -1474,7 +2349,31 @@
         <w:t>).</w:t>
       </w:r>
       <w:r>
-        <w:t xml:space="preserve"> Sketches of VisiumHD sections with neuroanatomical regions annotated are shown in </w:t>
+        <w:t xml:space="preserve"> </w:t>
+      </w:r>
+      <w:del w:id="110" w:author="Graham, Gabriel J." w:date="2026-08-04T11:48:00Z" w16du:dateUtc="2026-08-04T15:48:00Z">
+        <w:r>
+          <w:delText xml:space="preserve">Sketches </w:delText>
+        </w:r>
+      </w:del>
+      <w:ins w:id="111" w:author="Graham, Gabriel J." w:date="2026-08-04T11:48:00Z" w16du:dateUtc="2026-08-04T15:48:00Z">
+        <w:r>
+          <w:t>Drawings</w:t>
+        </w:r>
+        <w:r>
+          <w:t xml:space="preserve"> </w:t>
+        </w:r>
+      </w:ins>
+      <w:r>
+        <w:t>of Visium</w:t>
+      </w:r>
+      <w:ins w:id="112" w:author="Graham, Gabriel J." w:date="2026-08-04T11:48:00Z" w16du:dateUtc="2026-08-04T15:48:00Z">
+        <w:r>
+          <w:t xml:space="preserve"> </w:t>
+        </w:r>
+      </w:ins>
+      <w:r>
+        <w:t xml:space="preserve">HD sections with neuroanatomical regions annotated are shown in </w:t>
       </w:r>
       <w:r>
         <w:rPr>
@@ -1517,17 +2416,80 @@
           <w:b/>
           <w:bCs/>
         </w:rPr>
+        <w:tab/>
+      </w:r>
+      <w:r>
+        <w:t>Because sex change is associated with changes in brain size and composition</w:t>
+      </w:r>
+      <w:r>
+        <w:fldChar w:fldCharType="begin"/>
+      </w:r>
+      <w:r>
+        <w:instrText xml:space="preserve"> ADDIN ZOTERO_ITEM CSL_CITATION {"citationID":"nc2JQN6K","properties":{"formattedCitation":"(14)","plainCitation":"(14)","noteIndex":0},"citationItems":[{"id":45,"uris":["http://zotero.org/users/11313215/items/VGA9PBJ3"],"itemData":{"id":45,"type":"article-journal","abstract":"Sex differences in cell number in the preoptic area of the hypothalamus (POA) are documented across all major vertebrate lineages and contribute to differential regulation of the hypothalamic-pituitary-gonad axis and reproductive behavior between the sexes. Sex-changing fishes provide a unique opportunity to study mechanisms underlying sexual differentiation of the POA. In anemonefish (clownfish), which change sex from male to female, females have approximately twice the number of medium-sized cells in the anterior POA compared to males. This sex difference transitions from male-like to female-like during sex change. However, it is not known how this sex difference in POA cell number is established. This study tests the hypothesis that new cell addition plays a role. We initiated adult male-to-female sex change in 30 anemonefish (Amphiprion ocellaris) and administered BrdU to label new cells added to the POA at regular intervals throughout sex change. Sex-changing fish added more new cells to the anterior POA than non-changing fish, supporting the hypothesis. The observed effects could be accounted for by differences in POA volume, but they are also consistent with a steady trickle of new cells being gradually accumulated in the anterior POA before vitellogenic oocytes develop in the gonads. These results provide insight into the unique characteristics of protandrous sex change in anemonefish relative to other modes of sex change, and support the potential for future research in sex-changing fishes to provide a richer under­ standing of the mechanisms for sexual differentiation of the brain.","container-title":"General and Comparative Endocrinology","DOI":"10.1016/j.ygcen.2022.114185","ISSN":"00166480","journalAbbreviation":"General and Comparative Endocrinology","language":"en","page":"114185","source":"DOI.org (Crossref)","title":"New cells added to the preoptic area during sex change in the common clownfish Amphiprion ocellaris","volume":"333","author":[{"family":"Parker","given":"Coltan G."},{"family":"Craig","given":"Sarah E."},{"family":"Histed","given":"Abigail R."},{"family":"Lee","given":"Joanne S."},{"family":"Ibanez","given":"Emma"},{"family":"Pronitcheva","given":"Veronica"},{"family":"Rhodes","given":"Justin S."}],"issued":{"date-parts":[["2023",3]]}}}],"schema":"https://github.com/citation-style-language/schema/raw/master/csl-citation.json"} </w:instrText>
+      </w:r>
+      <w:r>
+        <w:fldChar w:fldCharType="separate"/>
+      </w:r>
+      <w:r>
+        <w:rPr>
+          <w:rFonts w:cs="Times New Roman"/>
+        </w:rPr>
+        <w:t>(14)</w:t>
+      </w:r>
+      <w:r>
+        <w:fldChar w:fldCharType="end"/>
+      </w:r>
+      <w:r>
+        <w:t xml:space="preserve">, we next analyzed changes in cell populations across sex change. We detected significant phase differences in the proportions of cells in 12 of the 27 </w:t>
+      </w:r>
+      <w:r>
+        <w:t xml:space="preserve">multiome </w:t>
+      </w:r>
+      <w:r>
+        <w:t xml:space="preserve">clusters. Of these, nine were decreases in cell population while only three were increases. Notably, all three increases occurred in glia. Oligodendrocytes (2_OL) increased in population progressively with each phase of sex change, and microglia (11_MG) increased in population early in sex change during the male-intermediate transition </w:t>
+      </w:r>
+      <w:r>
+        <w:rPr>
+          <w:highlight w:val="yellow"/>
+        </w:rPr>
+        <w:t>(</w:t>
+      </w:r>
+      <w:r>
+        <w:rPr>
+          <w:highlight w:val="yellow"/>
+        </w:rPr>
+        <w:t xml:space="preserve">Fig. </w:t>
+      </w:r>
+      <w:r>
+        <w:rPr>
+          <w:highlight w:val="yellow"/>
+        </w:rPr>
+        <w:t>S</w:t>
+      </w:r>
+      <w:r>
+        <w:rPr>
+          <w:highlight w:val="yellow"/>
+        </w:rPr>
+        <w:t>3</w:t>
+      </w:r>
+      <w:r>
+        <w:rPr>
+          <w:highlight w:val="yellow"/>
+        </w:rPr>
+        <w:t>A</w:t>
+      </w:r>
+      <w:r>
+        <w:t xml:space="preserve">). Consistent with the idea that sex change is characterized </w:t>
+      </w:r>
+      <w:r>
         <w:lastRenderedPageBreak/>
-        <w:tab/>
-      </w:r>
-      <w:r>
-        <w:t>Because sex change is associated with changes in brain size and composition</w:t>
+        <w:t xml:space="preserve">by transient increases in neuro- and gliogenesis </w:t>
       </w:r>
       <w:r>
         <w:fldChar w:fldCharType="begin"/>
       </w:r>
       <w:r>
-        <w:instrText xml:space="preserve"> ADDIN ZOTERO_ITEM CSL_CITATION {"citationID":"nc2JQN6K","properties":{"formattedCitation":"(14)","plainCitation":"(14)","noteIndex":0},"citationItems":[{"id":45,"uris":["http://zotero.org/users/11313215/items/VGA9PBJ3"],"itemData":{"id":45,"type":"article-journal","abstract":"Sex differences in cell number in the preoptic area of the hypothalamus (POA) are documented across all major vertebrate lineages and contribute to differential regulation of the hypothalamic-pituitary-gonad axis and reproductive behavior between the sexes. Sex-changing fishes provide a unique opportunity to study mechanisms underlying sexual differentiation of the POA. In anemonefish (clownfish), which change sex from male to female, females have approximately twice the number of medium-sized cells in the anterior POA compared to males. This sex difference transitions from male-like to female-like during sex change. However, it is not known how this sex difference in POA cell number is established. This study tests the hypothesis that new cell addition plays a role. We initiated adult male-to-female sex change in 30 anemonefish (Amphiprion ocellaris) and administered BrdU to label new cells added to the POA at regular intervals throughout sex change. Sex-changing fish added more new cells to the anterior POA than non-changing fish, supporting the hypothesis. The observed effects could be accounted for by differences in POA volume, but they are also consistent with a steady trickle of new cells being gradually accumulated in the anterior POA before vitellogenic oocytes develop in the gonads. These results provide insight into the unique characteristics of protandrous sex change in anemonefish relative to other modes of sex change, and support the potential for future research in sex-changing fishes to provide a richer under­ standing of the mechanisms for sexual differentiation of the brain.","container-title":"General and Comparative Endocrinology","DOI":"10.1016/j.ygcen.2022.114185","ISSN":"00166480","journalAbbreviation":"General and Comparative Endocrinology","language":"en","page":"114185","source":"DOI.org (Crossref)","title":"New cells added to the preoptic area during sex change in the common clownfish Amphiprion ocellaris","volume":"333","author":[{"family":"Parker","given":"Coltan G."},{"family":"Craig","given":"Sarah E."},{"family":"Histed","given":"Abigail R."},{"family":"Lee","given":"Joanne S."},{"family":"Ibanez","given":"Emma"},{"family":"Pronitcheva","given":"Veronica"},{"family":"Rhodes","given":"Justin S."}],"issued":{"date-parts":[["2023",3]]}}}],"schema":"https://github.com/citation-style-language/schema/raw/master/csl-citation.json"} </w:instrText>
+        <w:instrText xml:space="preserve"> ADDIN ZOTERO_ITEM CSL_CITATION {"citationID":"0xeA6Ki8","properties":{"unsorted":false,"formattedCitation":"(14, 15)","plainCitation":"(14, 15)","noteIndex":0},"citationItems":[{"id":45,"uris":["http://zotero.org/users/11313215/items/VGA9PBJ3"],"itemData":{"id":45,"type":"article-journal","abstract":"Sex differences in cell number in the preoptic area of the hypothalamus (POA) are documented across all major vertebrate lineages and contribute to differential regulation of the hypothalamic-pituitary-gonad axis and reproductive behavior between the sexes. Sex-changing fishes provide a unique opportunity to study mechanisms underlying sexual differentiation of the POA. In anemonefish (clownfish), which change sex from male to female, females have approximately twice the number of medium-sized cells in the anterior POA compared to males. This sex difference transitions from male-like to female-like during sex change. However, it is not known how this sex difference in POA cell number is established. This study tests the hypothesis that new cell addition plays a role. We initiated adult male-to-female sex change in 30 anemonefish (Amphiprion ocellaris) and administered BrdU to label new cells added to the POA at regular intervals throughout sex change. Sex-changing fish added more new cells to the anterior POA than non-changing fish, supporting the hypothesis. The observed effects could be accounted for by differences in POA volume, but they are also consistent with a steady trickle of new cells being gradually accumulated in the anterior POA before vitellogenic oocytes develop in the gonads. These results provide insight into the unique characteristics of protandrous sex change in anemonefish relative to other modes of sex change, and support the potential for future research in sex-changing fishes to provide a richer under­ standing of the mechanisms for sexual differentiation of the brain.","container-title":"General and Comparative Endocrinology","DOI":"10.1016/j.ygcen.2022.114185","ISSN":"00166480","journalAbbreviation":"General and Comparative Endocrinology","language":"en","page":"114185","source":"DOI.org (Crossref)","title":"New cells added to the preoptic area during sex change in the common clownfish Amphiprion ocellaris","volume":"333","author":[{"family":"Parker","given":"Coltan G."},{"family":"Craig","given":"Sarah E."},{"family":"Histed","given":"Abigail R."},{"family":"Lee","given":"Joanne S."},{"family":"Ibanez","given":"Emma"},{"family":"Pronitcheva","given":"Veronica"},{"family":"Rhodes","given":"Justin S."}],"issued":{"date-parts":[["2023",3]]}}},{"id":3213,"uris":["http://zotero.org/users/11313215/items/RWMZ9QFA"],"itemData":{"id":3213,"type":"article-journal","abstract":"BACKGROUND: Sexual differentiation of the brain occurs in all major vertebrate lineages but is not well understood at a molecular and cellular level. Unlike most vertebrates, sex-changing fishes have the remarkable ability to change reproductive sex during adulthood in response to social stimuli, offering a unique opportunity to understand mechanisms by which the nervous system can initiate and coordinate sexual differentiation.\nMETHODS: This study explores sexual differentiation of the forebrain using single nucleus RNA-sequencing in the anemonefish Amphiprion ocellaris, producing the first cellular atlas of a sex-changing brain.\nRESULTS: We uncover extensive sex differences in cell type-specific gene expression, relative proportions of cells, baseline neuronal excitation, and predicted inter-neuronal communication. Additionally, we identify the cholecystokinin, galanin, and estrogen systems as central molecular axes of sexual differentiation. Supported by these findings, we propose a model of sexual differentiation in the conserved vertebrate social decision-making network spanning multiple subtypes of neurons and glia, including neuronal subpopulations within the preoptic area that are positioned to regulate gonadal differentiation.\nCONCLUSIONS: This work deepens our understanding of sexual differentiation in the vertebrate brain and defines a rich suite of molecular and cellular pathways that differentiate during adult sex change in anemonefish.","container-title":"Biology of Sex Differences","DOI":"10.1186/s13293-024-00632-0","ISSN":"2042-6410","issue":"1","journalAbbreviation":"Biol Sex Differ","language":"eng","page":"58","PMID":"39044232","PMCID":"PMC11267845","source":"PubMed","title":"Adult sex change leads to extensive forebrain reorganization in clownfish","volume":"15","author":[{"family":"Parker","given":"Coltan G."},{"family":"Gruenhagen","given":"George W."},{"family":"Hegarty","given":"Brianna E."},{"family":"Histed","given":"Abigail R."},{"family":"Streelman","given":"Jeffrey T."},{"family":"Rhodes","given":"Justin S."},{"family":"Johnson","given":"Zachary V."}],"issued":{"date-parts":[["2024",7,23]]}}}],"schema":"https://github.com/citation-style-language/schema/raw/master/csl-citation.json"} </w:instrText>
       </w:r>
       <w:r>
         <w:fldChar w:fldCharType="separate"/>
@@ -1536,174 +2498,174 @@
         <w:rPr>
           <w:rFonts w:cs="Times New Roman"/>
         </w:rPr>
-        <w:t>(14)</w:t>
+        <w:t>(14, 15)</w:t>
       </w:r>
       <w:r>
         <w:fldChar w:fldCharType="end"/>
       </w:r>
       <w:r>
-        <w:t xml:space="preserve">, we next analyzed changes in cell populations across sex change. We detected significant phase differences in the proportions of cells in 12 of the 27 </w:t>
-      </w:r>
-      <w:r>
-        <w:t xml:space="preserve">multiome </w:t>
-      </w:r>
-      <w:r>
-        <w:t xml:space="preserve">clusters. Of these, nine were decreases in cell population while only three were increases. Notably, all three increases occurred in glia. Oligodendrocytes (2_OL) increased in population progressively with each phase of sex change, and microglia (11_MG) increased in population early in sex change during the male-intermediate transition </w:t>
+        <w:t xml:space="preserve">, </w:t>
+      </w:r>
+      <w:r>
+        <w:t xml:space="preserve">the proportion of </w:t>
+      </w:r>
+      <w:r>
+        <w:t xml:space="preserve">radial glia (1_RGC) </w:t>
+      </w:r>
+      <w:r>
+        <w:t xml:space="preserve">transiently </w:t>
+      </w:r>
+      <w:r>
+        <w:t>increased in intermediates before returning to baseline levels in females (</w:t>
       </w:r>
       <w:r>
         <w:rPr>
           <w:highlight w:val="yellow"/>
         </w:rPr>
-        <w:t>(</w:t>
+        <w:t xml:space="preserve">Fig </w:t>
       </w:r>
       <w:r>
         <w:rPr>
           <w:highlight w:val="yellow"/>
         </w:rPr>
-        <w:t xml:space="preserve">Fig. </w:t>
+        <w:t>3</w:t>
       </w:r>
       <w:r>
         <w:rPr>
           <w:highlight w:val="yellow"/>
         </w:rPr>
-        <w:t>S</w:t>
-      </w:r>
-      <w:r>
-        <w:rPr>
-          <w:highlight w:val="yellow"/>
-        </w:rPr>
-        <w:t>3</w:t>
-      </w:r>
-      <w:r>
-        <w:rPr>
-          <w:highlight w:val="yellow"/>
-        </w:rPr>
         <w:t>A</w:t>
       </w:r>
       <w:r>
-        <w:t xml:space="preserve">). Consistent with the idea that sex change is characterized by transient increases in neuro- and gliogenesis </w:t>
-      </w:r>
-      <w:r>
-        <w:fldChar w:fldCharType="begin"/>
-      </w:r>
-      <w:r>
-        <w:instrText xml:space="preserve"> ADDIN ZOTERO_ITEM CSL_CITATION {"citationID":"0xeA6Ki8","properties":{"unsorted":false,"formattedCitation":"(14, 15)","plainCitation":"(14, 15)","noteIndex":0},"citationItems":[{"id":45,"uris":["http://zotero.org/users/11313215/items/VGA9PBJ3"],"itemData":{"id":45,"type":"article-journal","abstract":"Sex differences in cell number in the preoptic area of the hypothalamus (POA) are documented across all major vertebrate lineages and contribute to differential regulation of the hypothalamic-pituitary-gonad axis and reproductive behavior between the sexes. Sex-changing fishes provide a unique opportunity to study mechanisms underlying sexual differentiation of the POA. In anemonefish (clownfish), which change sex from male to female, females have approximately twice the number of medium-sized cells in the anterior POA compared to males. This sex difference transitions from male-like to female-like during sex change. However, it is not known how this sex difference in POA cell number is established. This study tests the hypothesis that new cell addition plays a role. We initiated adult male-to-female sex change in 30 anemonefish (Amphiprion ocellaris) and administered BrdU to label new cells added to the POA at regular intervals throughout sex change. Sex-changing fish added more new cells to the anterior POA than non-changing fish, supporting the hypothesis. The observed effects could be accounted for by differences in POA volume, but they are also consistent with a steady trickle of new cells being gradually accumulated in the anterior POA before vitellogenic oocytes develop in the gonads. These results provide insight into the unique characteristics of protandrous sex change in anemonefish relative to other modes of sex change, and support the potential for future research in sex-changing fishes to provide a richer under­ standing of the mechanisms for sexual differentiation of the brain.","container-title":"General and Comparative Endocrinology","DOI":"10.1016/j.ygcen.2022.114185","ISSN":"00166480","journalAbbreviation":"General and Comparative Endocrinology","language":"en","page":"114185","source":"DOI.org (Crossref)","title":"New cells added to the preoptic area during sex change in the common clownfish Amphiprion ocellaris","volume":"333","author":[{"family":"Parker","given":"Coltan G."},{"family":"Craig","given":"Sarah E."},{"family":"Histed","given":"Abigail R."},{"family":"Lee","given":"Joanne S."},{"family":"Ibanez","given":"Emma"},{"family":"Pronitcheva","given":"Veronica"},{"family":"Rhodes","given":"Justin S."}],"issued":{"date-parts":[["2023",3]]}}},{"id":3213,"uris":["http://zotero.org/users/11313215/items/RWMZ9QFA"],"itemData":{"id":3213,"type":"article-journal","abstract":"BACKGROUND: Sexual differentiation of the brain occurs in all major vertebrate lineages but is not well understood at a molecular and cellular level. Unlike most vertebrates, sex-changing fishes have the remarkable ability to change reproductive sex during adulthood in response to social stimuli, offering a unique opportunity to understand mechanisms by which the nervous system can initiate and coordinate sexual differentiation.\nMETHODS: This study explores sexual differentiation of the forebrain using single nucleus RNA-sequencing in the anemonefish Amphiprion ocellaris, producing the first cellular atlas of a sex-changing brain.\nRESULTS: We uncover extensive sex differences in cell type-specific gene expression, relative proportions of cells, baseline neuronal excitation, and predicted inter-neuronal communication. Additionally, we identify the cholecystokinin, galanin, and estrogen systems as central molecular axes of sexual differentiation. Supported by these findings, we propose a model of sexual differentiation in the conserved vertebrate social decision-making network spanning multiple subtypes of neurons and glia, including neuronal subpopulations within the preoptic area that are positioned to regulate gonadal differentiation.\nCONCLUSIONS: This work deepens our understanding of sexual differentiation in the vertebrate brain and defines a rich suite of molecular and cellular pathways that differentiate during adult sex change in anemonefish.","container-title":"Biology of Sex Differences","DOI":"10.1186/s13293-024-00632-0","ISSN":"2042-6410","issue":"1","journalAbbreviation":"Biol Sex Differ","language":"eng","page":"58","PMID":"39044232","PMCID":"PMC11267845","source":"PubMed","title":"Adult sex change leads to extensive forebrain reorganization in clownfish","volume":"15","author":[{"family":"Parker","given":"Coltan G."},{"family":"Gruenhagen","given":"George W."},{"family":"Hegarty","given":"Brianna E."},{"family":"Histed","given":"Abigail R."},{"family":"Streelman","given":"Jeffrey T."},{"family":"Rhodes","given":"Justin S."},{"family":"Johnson","given":"Zachary V."}],"issued":{"date-parts":[["2024",7,23]]}}}],"schema":"https://github.com/citation-style-language/schema/raw/master/csl-citation.json"} </w:instrText>
-      </w:r>
-      <w:r>
-        <w:fldChar w:fldCharType="separate"/>
-      </w:r>
-      <w:r>
-        <w:rPr>
-          <w:rFonts w:cs="Times New Roman"/>
-        </w:rPr>
-        <w:t>(14, 15)</w:t>
-      </w:r>
-      <w:r>
-        <w:fldChar w:fldCharType="end"/>
-      </w:r>
-      <w:r>
-        <w:t xml:space="preserve">, </w:t>
-      </w:r>
-      <w:r>
-        <w:t xml:space="preserve">the proportion of </w:t>
-      </w:r>
-      <w:r>
-        <w:t xml:space="preserve">radial glia (1_RGC) </w:t>
-      </w:r>
-      <w:r>
-        <w:t xml:space="preserve">transiently </w:t>
-      </w:r>
-      <w:r>
-        <w:t>increased in intermediates before returning to baseline levels in females (</w:t>
-      </w:r>
-      <w:r>
-        <w:rPr>
-          <w:highlight w:val="yellow"/>
-        </w:rPr>
-        <w:t xml:space="preserve">Fig </w:t>
-      </w:r>
-      <w:r>
-        <w:rPr>
-          <w:highlight w:val="yellow"/>
-        </w:rPr>
-        <w:t>3</w:t>
-      </w:r>
-      <w:r>
-        <w:rPr>
-          <w:highlight w:val="yellow"/>
-        </w:rPr>
-        <w:t>A</w:t>
-      </w:r>
-      <w:r>
         <w:t xml:space="preserve">). </w:t>
       </w:r>
-      <w:r>
-        <w:t>Together, these findings reveal asynchronous remodeling of glial populations during sex change, with an early expansion of neurogenic radial glia preceding the later accumulation of oligodendrocytes. This temporal sequence is consistent with radial glia supporting the production of new neurons early in sex change, followed by the establishment of glial populations capable of supporting the maturation and long-term maintenance of the remodeled neural circuit.</w:t>
-      </w:r>
-      <w:r>
-        <w:t xml:space="preserve">  </w:t>
-      </w:r>
-    </w:p>
-    <w:p>
-      <w:r>
-        <w:tab/>
-      </w:r>
-      <w:r>
-        <w:t xml:space="preserve">Because the large-scale changes in glial populations described above could obscure more subtle changes in neuronal populations, we next restricted our analysis to neurons and asked whether the proportion of nuclei within each neuronal cluster changed across the progression of sex change. Of the 20 neuronal clusters analyzed, 11 changed in abundance, with four decreasing and seven increasing over the course of sex change. Notably, the preoptic area cluster (6_POA_Mixed) was among those that increased in proportion </w:t>
-      </w:r>
-      <w:r>
-        <w:rPr>
-          <w:highlight w:val="yellow"/>
-        </w:rPr>
-        <w:t>(Fig. 3B)</w:t>
-      </w:r>
-      <w:r>
-        <w:t>. The pattern of change suggests that this remodeling occurs relatively late in the sex-change process. Intermediates were similar to males and both exhibited a lower proportion of these cells than females. Although the number of late intermediates and newly transitioned females was limited, both groups also appeared more similar to males than to established females. This observation is consistent with the hypothesis that</w:t>
-      </w:r>
-      <w:r>
-        <w:t xml:space="preserve"> the full</w:t>
-      </w:r>
-      <w:r>
-        <w:t xml:space="preserve"> expansion of this POA neuronal population </w:t>
-      </w:r>
-      <w:r>
-        <w:t>occurs after</w:t>
-      </w:r>
-      <w:r>
-        <w:t xml:space="preserve"> gonadal transformation and represents one of the final neural changes accompanying sex change.</w:t>
-      </w:r>
-      <w:r>
-        <w:tab/>
-      </w:r>
-    </w:p>
-    <w:p>
-      <w:r>
-        <w:tab/>
-      </w:r>
-      <w:r>
-        <w:t>While the POA cluster exhibited a late increase in proportion, several neuronal clusters showed late decreases, including 22_Di_Glut, 24_Vs-m_Mixed, and 9_Mixed (</w:t>
-      </w:r>
-      <w:r>
-        <w:rPr>
-          <w:highlight w:val="yellow"/>
-        </w:rPr>
-        <w:t>Fig. S3B</w:t>
-      </w:r>
-      <w:r>
-        <w:t xml:space="preserve">). In contrast, other clusters underwent early transitions, exhibiting significant increases between males and intermediates but no further change between intermediates and females. These early increases were observed in clusters </w:t>
-      </w:r>
-      <w:commentRangeStart w:id="3"/>
-      <w:r>
-        <w:t>14_Vsst, 17_Glut, and 18_Glut</w:t>
-      </w:r>
-      <w:commentRangeEnd w:id="3"/>
+      <w:commentRangeStart w:id="113"/>
+      <w:r>
+        <w:t>Together, these findings reveal asynchronous remodeling of glial populations during sex change, with an early expansion of neurogenic radial glia preceding the later accumulation of oligodendrocytes. This temporal sequence is consistent with radial glia supporting the production of new neurons early in sex change, followed by the establishment of glial populations capable of supporting the maturation and long-term maintenance of the remodeled neural circuit</w:t>
+      </w:r>
+      <w:commentRangeEnd w:id="113"/>
       <w:r>
         <w:rPr>
           <w:rStyle w:val="CommentReference"/>
           <w:sz w:val="24"/>
           <w:szCs w:val="30"/>
         </w:rPr>
-        <w:commentReference w:id="3"/>
+        <w:commentReference w:id="113"/>
+      </w:r>
+      <w:r>
+        <w:t>.</w:t>
+      </w:r>
+      <w:r>
+        <w:t xml:space="preserve">  </w:t>
+      </w:r>
+    </w:p>
+    <w:p>
+      <w:r>
+        <w:tab/>
+      </w:r>
+      <w:r>
+        <w:t xml:space="preserve">Because the large-scale changes in glial populations described above could obscure more subtle changes in neuronal populations, we next restricted our analysis to neurons and asked whether the proportion of nuclei within each neuronal cluster changed across the progression of sex change. Of the 20 neuronal clusters analyzed, 11 changed in abundance, with four decreasing and seven increasing over the course of sex change. </w:t>
+      </w:r>
+      <w:commentRangeStart w:id="114"/>
+      <w:r>
+        <w:t xml:space="preserve">Notably, the preoptic area cluster (6_POA_Mixed) was among those that increased in proportion </w:t>
+      </w:r>
+      <w:r>
+        <w:rPr>
+          <w:highlight w:val="yellow"/>
+        </w:rPr>
+        <w:t>(Fig. 3B)</w:t>
+      </w:r>
+      <w:r>
+        <w:t>. The pattern of change suggests that this remodeling occurs relatively late in the sex-change process. Intermediates were similar to males and both exhibited a lower proportion of these cells than females. Although the number of late intermediates and newly transitioned females was limited</w:t>
+      </w:r>
+      <w:commentRangeEnd w:id="114"/>
+      <w:r>
+        <w:rPr>
+          <w:rStyle w:val="CommentReference"/>
+          <w:sz w:val="24"/>
+          <w:szCs w:val="30"/>
+        </w:rPr>
+        <w:commentReference w:id="114"/>
+      </w:r>
+      <w:r>
+        <w:t>, both groups also appeared more similar to males than to established females. This observation is consistent with the hypothesis that</w:t>
+      </w:r>
+      <w:r>
+        <w:t xml:space="preserve"> the full</w:t>
+      </w:r>
+      <w:r>
+        <w:t xml:space="preserve"> expansion of this POA neuronal population </w:t>
+      </w:r>
+      <w:r>
+        <w:t>occurs after</w:t>
+      </w:r>
+      <w:r>
+        <w:t xml:space="preserve"> gonadal transformation and represents one of the final neural changes accompanying sex change.</w:t>
+      </w:r>
+      <w:r>
+        <w:tab/>
+      </w:r>
+    </w:p>
+    <w:p>
+      <w:r>
+        <w:tab/>
+      </w:r>
+      <w:r>
+        <w:t xml:space="preserve">While </w:t>
+      </w:r>
+      <w:del w:id="115" w:author="Graham, Gabriel J." w:date="2026-08-04T11:53:00Z" w16du:dateUtc="2026-08-04T15:53:00Z">
+        <w:r>
+          <w:delText>the POA</w:delText>
+        </w:r>
+      </w:del>
+      <w:ins w:id="116" w:author="Graham, Gabriel J." w:date="2026-08-04T11:53:00Z" w16du:dateUtc="2026-08-04T15:53:00Z">
+        <w:r>
+          <w:t>6_POA_Mixed</w:t>
+        </w:r>
+      </w:ins>
+      <w:r>
+        <w:t xml:space="preserve"> </w:t>
+      </w:r>
+      <w:del w:id="117" w:author="Graham, Gabriel J." w:date="2026-08-04T11:53:00Z" w16du:dateUtc="2026-08-04T15:53:00Z">
+        <w:r>
+          <w:delText xml:space="preserve">cluster </w:delText>
+        </w:r>
+      </w:del>
+      <w:r>
+        <w:t>exhibited a late increase in proportion, several neuronal clusters showed late decreases, including 22_Di_Glut, 24_Vs-m_Mixed, and 9_Mixed (</w:t>
+      </w:r>
+      <w:r>
+        <w:rPr>
+          <w:highlight w:val="yellow"/>
+        </w:rPr>
+        <w:t>Fig. S3B</w:t>
+      </w:r>
+      <w:r>
+        <w:t xml:space="preserve">). In contrast, other clusters underwent early transitions, exhibiting significant increases between males and intermediates but no further change between intermediates and females. These early increases were observed in clusters </w:t>
+      </w:r>
+      <w:commentRangeStart w:id="118"/>
+      <w:commentRangeStart w:id="119"/>
+      <w:r>
+        <w:t>14_Vsst, 17_Glut, and 18_Glut</w:t>
+      </w:r>
+      <w:commentRangeEnd w:id="118"/>
+      <w:r>
+        <w:rPr>
+          <w:rStyle w:val="CommentReference"/>
+          <w:sz w:val="24"/>
+          <w:szCs w:val="30"/>
+        </w:rPr>
+        <w:commentReference w:id="118"/>
+      </w:r>
+      <w:commentRangeEnd w:id="119"/>
+      <w:r>
+        <w:rPr>
+          <w:rStyle w:val="CommentReference"/>
+          <w:sz w:val="24"/>
+          <w:szCs w:val="30"/>
+        </w:rPr>
+        <w:commentReference w:id="119"/>
       </w:r>
       <w:r>
         <w:t xml:space="preserve"> (</w:t>
@@ -1735,7 +2697,28 @@
         <w:t>proportion</w:t>
       </w:r>
       <w:r>
-        <w:t xml:space="preserve"> before the completion of gonadal transformation, suggesting that extensive neural remodeling begins well in advance of the endocrine and reproductive transition. In contrast, the delayed expansion of the preoptic area (POA) cluster, a region that plays a central role in regulating the hypothalamic-pituitary-gonadal axis, was not evident until after gonadal transformation and the accompanying changes in circulating sex hormones. These findings suggest that distinct neuronal populations remodel at different stages of sex change, with some populations potentially contributing to the initiation of the transition, whereas others remodel only after the new reproductive state has been established.</w:t>
+        <w:t xml:space="preserve"> before the completion of gonadal transformation, suggesting that extensive neural remodeling begins well in advance of the endocrine and reproductive transition. In contrast, the delayed expansion of the </w:t>
+      </w:r>
+      <w:commentRangeStart w:id="120"/>
+      <w:r>
+        <w:t xml:space="preserve">preoptic area </w:t>
+      </w:r>
+      <w:del w:id="121" w:author="Graham, Gabriel J." w:date="2026-08-04T11:57:00Z" w16du:dateUtc="2026-08-04T15:57:00Z">
+        <w:r>
+          <w:delText>(POA)</w:delText>
+        </w:r>
+        <w:commentRangeEnd w:id="120"/>
+        <w:r>
+          <w:rPr>
+            <w:rStyle w:val="CommentReference"/>
+            <w:sz w:val="24"/>
+            <w:szCs w:val="30"/>
+          </w:rPr>
+          <w:commentReference w:id="120"/>
+        </w:r>
+      </w:del>
+      <w:r>
+        <w:t xml:space="preserve"> cluster, a region that plays a central role in regulating the hypothalamic-pituitary-gonadal axis, was not evident until after gonadal transformation and the accompanying changes in circulating sex hormones. These findings suggest that distinct neuronal populations remodel at different stages of sex change, with some populations potentially contributing to the initiation of the transition, whereas others remodel only after the new reproductive state has been established.</w:t>
       </w:r>
     </w:p>
     <w:p>
@@ -1778,44 +2761,205 @@
         <w:rPr>
           <w:u w:val="single"/>
         </w:rPr>
+        <w:t>Transcriptomic profile of sex change</w:t>
+      </w:r>
+    </w:p>
+    <w:p>
+      <w:r>
+        <w:rPr>
+          <w:b/>
+          <w:bCs/>
+        </w:rPr>
+        <w:tab/>
+      </w:r>
+      <w:r>
+        <w:t xml:space="preserve">To characterize the transcriptomic changes associated with sex change, we next identified differentially expressed genes (DEGs) and classified each according to its temporal pattern of expression across males, intermediates, and females (Methods). Specifically, genes were classified as exhibiting early, late, </w:t>
+      </w:r>
+      <w:r>
+        <w:t xml:space="preserve">progressive, </w:t>
+      </w:r>
+      <w:r>
+        <w:t>or transient changes</w:t>
+      </w:r>
+      <w:r>
+        <w:t xml:space="preserve"> as defined above</w:t>
+      </w:r>
+      <w:r>
+        <w:t xml:space="preserve">. We identified a total of </w:t>
+      </w:r>
+      <w:ins w:id="122" w:author="Graham, Gabriel J." w:date="2026-08-04T11:59:00Z" w16du:dateUtc="2026-08-04T15:59:00Z">
+        <w:r>
+          <w:rPr>
+            <w:highlight w:val="yellow"/>
+          </w:rPr>
+          <w:t>290</w:t>
+        </w:r>
+      </w:ins>
+      <w:del w:id="123" w:author="Graham, Gabriel J." w:date="2026-08-04T11:59:00Z" w16du:dateUtc="2026-08-04T15:59:00Z">
+        <w:r>
+          <w:rPr>
+            <w:highlight w:val="yellow"/>
+          </w:rPr>
+          <w:delText>xx</w:delText>
+        </w:r>
+      </w:del>
+      <w:r>
+        <w:t xml:space="preserve"> DEGs (</w:t>
+      </w:r>
+      <w:r>
+        <w:rPr>
+          <w:highlight w:val="yellow"/>
+        </w:rPr>
+        <w:t>Appendix SX</w:t>
+      </w:r>
+      <w:r>
+        <w:t xml:space="preserve">), of which </w:t>
+      </w:r>
+      <w:r>
+        <w:rPr>
+          <w:highlight w:val="yellow"/>
+        </w:rPr>
+        <w:t>xx</w:t>
+      </w:r>
+      <w:r>
+        <w:t xml:space="preserve"> exhibited early changes, </w:t>
+      </w:r>
+      <w:r>
+        <w:rPr>
+          <w:highlight w:val="yellow"/>
+        </w:rPr>
+        <w:t>xx</w:t>
+      </w:r>
+      <w:r>
+        <w:t xml:space="preserve"> late changes, </w:t>
+      </w:r>
+      <w:r>
+        <w:rPr>
+          <w:highlight w:val="yellow"/>
+        </w:rPr>
+        <w:t>xx</w:t>
+      </w:r>
+      <w:r>
+        <w:t xml:space="preserve"> progressive </w:t>
+      </w:r>
+      <w:r>
+        <w:t xml:space="preserve">and </w:t>
+      </w:r>
+      <w:r>
+        <w:rPr>
+          <w:highlight w:val="yellow"/>
+        </w:rPr>
+        <w:t>xx</w:t>
+      </w:r>
+      <w:r>
+        <w:t xml:space="preserve"> transient changes. The predominance of late DEGs indicates that the greatest amount of transcriptomic remodeling occurs during the later stages of sex change. </w:t>
+      </w:r>
+      <w:r>
         <w:lastRenderedPageBreak/>
-        <w:t>Transcriptomic profile of sex change</w:t>
-      </w:r>
-    </w:p>
-    <w:p>
-      <w:r>
-        <w:rPr>
-          <w:b/>
-          <w:bCs/>
-        </w:rPr>
-        <w:tab/>
-      </w:r>
-      <w:r>
-        <w:t xml:space="preserve">To characterize the transcriptomic changes associated with sex change, we next identified differentially expressed genes (DEGs) and classified each according to its temporal pattern of expression across males, intermediates, and females (Methods). Specifically, genes were classified as exhibiting early, late, </w:t>
-      </w:r>
-      <w:r>
-        <w:t xml:space="preserve">progressive, </w:t>
-      </w:r>
-      <w:r>
-        <w:t>or transient changes</w:t>
-      </w:r>
-      <w:r>
-        <w:t xml:space="preserve"> as defined above</w:t>
-      </w:r>
-      <w:r>
-        <w:t xml:space="preserve">. We identified a total of xx DEGs (Appendix SX), of which xx exhibited early changes, xx late changes, </w:t>
-      </w:r>
-      <w:r>
-        <w:t xml:space="preserve">xx progressive </w:t>
-      </w:r>
-      <w:r>
-        <w:t>and xx transient changes. The predominance of late DEGs indicates that the greatest amount of transcriptomic remodeling occurs during the later stages of sex change. Overall, xx DEGs were upregulated and xx were downregulated</w:t>
+        <w:t xml:space="preserve">Overall, </w:t>
+      </w:r>
+      <w:del w:id="124" w:author="Graham, Gabriel J." w:date="2026-08-04T12:01:00Z" w16du:dateUtc="2026-08-04T16:01:00Z">
+        <w:r>
+          <w:rPr>
+            <w:highlight w:val="yellow"/>
+          </w:rPr>
+          <w:delText>xx</w:delText>
+        </w:r>
+        <w:r>
+          <w:delText xml:space="preserve"> </w:delText>
+        </w:r>
+      </w:del>
+      <w:ins w:id="125" w:author="Graham, Gabriel J." w:date="2026-08-04T12:01:00Z" w16du:dateUtc="2026-08-04T16:01:00Z">
+        <w:r>
+          <w:t>150</w:t>
+        </w:r>
+        <w:r>
+          <w:t xml:space="preserve"> </w:t>
+        </w:r>
+      </w:ins>
+      <w:r>
+        <w:t xml:space="preserve">DEGs were upregulated and </w:t>
+      </w:r>
+      <w:del w:id="126" w:author="Graham, Gabriel J." w:date="2026-08-04T12:01:00Z" w16du:dateUtc="2026-08-04T16:01:00Z">
+        <w:r>
+          <w:rPr>
+            <w:highlight w:val="yellow"/>
+          </w:rPr>
+          <w:delText>xx</w:delText>
+        </w:r>
+        <w:r>
+          <w:delText xml:space="preserve"> </w:delText>
+        </w:r>
+      </w:del>
+      <w:ins w:id="127" w:author="Graham, Gabriel J." w:date="2026-08-04T12:01:00Z" w16du:dateUtc="2026-08-04T16:01:00Z">
+        <w:r>
+          <w:t>140</w:t>
+        </w:r>
+        <w:r>
+          <w:t xml:space="preserve"> </w:t>
+        </w:r>
+      </w:ins>
+      <w:r>
+        <w:t>were downregulated</w:t>
       </w:r>
       <w:r>
         <w:t xml:space="preserve"> going from male to female</w:t>
       </w:r>
       <w:r>
-        <w:t>. We next asked whether particular cell populations underwent greater transcriptomic remodeling than expected by chance by testing whether each cluster contained more DEGs than expected based on the total number of genes analyzed within that cluster. This analysis identified significant enrichment of DEGs in clusters 6_POA_Mixed (Fig. 3C), 1_RGC, 0_Spall_Mixed, and 11_MG, indicating that these cell populations undergo disproportionately extensive transcriptional remodeling during sex change.</w:t>
+        <w:t xml:space="preserve">. We next asked whether particular cell populations underwent greater transcriptomic remodeling than expected by chance by testing whether each cluster contained more DEGs than expected based on the total number of genes analyzed within that cluster. </w:t>
+      </w:r>
+      <w:del w:id="128" w:author="Graham, Gabriel J." w:date="2026-08-04T12:01:00Z" w16du:dateUtc="2026-08-04T16:01:00Z">
+        <w:r>
+          <w:delText xml:space="preserve">This analysis identified </w:delText>
+        </w:r>
+      </w:del>
+      <w:del w:id="129" w:author="Graham, Gabriel J." w:date="2026-08-04T12:02:00Z" w16du:dateUtc="2026-08-04T16:02:00Z">
+        <w:r>
+          <w:delText>significant</w:delText>
+        </w:r>
+      </w:del>
+      <w:ins w:id="130" w:author="Graham, Gabriel J." w:date="2026-08-04T12:02:00Z" w16du:dateUtc="2026-08-04T16:02:00Z">
+        <w:r>
+          <w:t xml:space="preserve">We found </w:t>
+        </w:r>
+      </w:ins>
+      <w:del w:id="131" w:author="Graham, Gabriel J." w:date="2026-08-04T12:02:00Z" w16du:dateUtc="2026-08-04T16:02:00Z">
+        <w:r>
+          <w:delText xml:space="preserve"> enrichment of </w:delText>
+        </w:r>
+      </w:del>
+      <w:r>
+        <w:t>DEGs</w:t>
+      </w:r>
+      <w:ins w:id="132" w:author="Graham, Gabriel J." w:date="2026-08-04T12:02:00Z" w16du:dateUtc="2026-08-04T16:02:00Z">
+        <w:r>
+          <w:t xml:space="preserve"> were </w:t>
+        </w:r>
+        <w:commentRangeStart w:id="133"/>
+        <w:r>
+          <w:t>biased</w:t>
+        </w:r>
+      </w:ins>
+      <w:commentRangeEnd w:id="133"/>
+      <w:r>
+        <w:rPr>
+          <w:rStyle w:val="CommentReference"/>
+          <w:sz w:val="24"/>
+          <w:szCs w:val="30"/>
+        </w:rPr>
+        <w:commentReference w:id="133"/>
+      </w:r>
+      <w:r>
+        <w:t xml:space="preserve"> in clusters 6_POA_Mixed (</w:t>
+      </w:r>
+      <w:r>
+        <w:rPr>
+          <w:highlight w:val="yellow"/>
+        </w:rPr>
+        <w:t>Fig. 3C</w:t>
+      </w:r>
+      <w:r>
+        <w:t>), 1_RGC, 0_Spall_Mixed, and 11_MG, indicating that these cell populations undergo disproportionately extensive transcriptional remodeling during sex change.</w:t>
       </w:r>
     </w:p>
     <w:p/>
@@ -1825,17 +2969,39 @@
           <w:u w:val="single"/>
         </w:rPr>
       </w:pPr>
+      <w:del w:id="134" w:author="Graham, Gabriel J." w:date="2026-08-04T12:04:00Z" w16du:dateUtc="2026-08-04T16:04:00Z">
+        <w:r>
+          <w:rPr>
+            <w:u w:val="single"/>
+          </w:rPr>
+          <w:delText>Epigenetic</w:delText>
+        </w:r>
+        <w:r>
+          <w:rPr>
+            <w:u w:val="single"/>
+          </w:rPr>
+          <w:delText xml:space="preserve"> </w:delText>
+        </w:r>
+      </w:del>
+      <w:ins w:id="135" w:author="Graham, Gabriel J." w:date="2026-08-04T12:04:00Z" w16du:dateUtc="2026-08-04T16:04:00Z">
+        <w:r>
+          <w:rPr>
+            <w:u w:val="single"/>
+          </w:rPr>
+          <w:t>Epigenomic</w:t>
+        </w:r>
+        <w:r>
+          <w:rPr>
+            <w:u w:val="single"/>
+          </w:rPr>
+          <w:t xml:space="preserve"> </w:t>
+        </w:r>
+      </w:ins>
       <w:r>
         <w:rPr>
           <w:u w:val="single"/>
         </w:rPr>
-        <w:t>Epigenetic</w:t>
-      </w:r>
-      <w:r>
-        <w:rPr>
-          <w:u w:val="single"/>
-        </w:rPr>
-        <w:t xml:space="preserve"> profile of sex change</w:t>
+        <w:t>profile of sex change</w:t>
       </w:r>
     </w:p>
     <w:p/>
@@ -1844,7 +3010,42 @@
         <w:ind w:firstLine="720"/>
       </w:pPr>
       <w:r>
-        <w:t>To characterize the epigenomic changes associated with sex change, we next identified differentially accessible regions (DARs) and classified each according to the same temporal patterns described above (Methods). We identified a total of xx DARs (</w:t>
+        <w:t>To characterize the epigenomic changes associated with sex change, we next identified differentially accessible regions (DARs) and classified each according to the same temporal patterns described above</w:t>
+      </w:r>
+      <w:ins w:id="136" w:author="Graham, Gabriel J." w:date="2026-08-04T13:43:00Z" w16du:dateUtc="2026-08-04T17:43:00Z">
+        <w:r>
+          <w:t xml:space="preserve">. </w:t>
+        </w:r>
+      </w:ins>
+      <w:del w:id="137" w:author="Graham, Gabriel J." w:date="2026-08-04T13:43:00Z" w16du:dateUtc="2026-08-04T17:43:00Z">
+        <w:r>
+          <w:delText xml:space="preserve"> (Methods). </w:delText>
+        </w:r>
+      </w:del>
+      <w:r>
+        <w:t xml:space="preserve">We identified a total of </w:t>
+      </w:r>
+      <w:del w:id="138" w:author="Graham, Gabriel J." w:date="2026-08-04T13:43:00Z" w16du:dateUtc="2026-08-04T17:43:00Z">
+        <w:r>
+          <w:rPr>
+            <w:highlight w:val="yellow"/>
+          </w:rPr>
+          <w:delText>xx</w:delText>
+        </w:r>
+        <w:r>
+          <w:delText xml:space="preserve"> </w:delText>
+        </w:r>
+      </w:del>
+      <w:ins w:id="139" w:author="Graham, Gabriel J." w:date="2026-08-04T13:43:00Z" w16du:dateUtc="2026-08-04T17:43:00Z">
+        <w:r>
+          <w:t>53</w:t>
+        </w:r>
+        <w:r>
+          <w:t xml:space="preserve"> </w:t>
+        </w:r>
+      </w:ins>
+      <w:r>
+        <w:t>DARs (</w:t>
       </w:r>
       <w:r>
         <w:rPr>
@@ -1853,16 +3054,97 @@
         <w:t>Appendix SX</w:t>
       </w:r>
       <w:r>
-        <w:t xml:space="preserve">), of which xx exhibited early changes, xx late changes, xx progressive changes, and xx transient changes. Similar to the transcriptomic analysis, the predominance of late DARs indicates that the greatest amount of epigenomic remodeling occurs during the later stages of sex change. Unlike gene expression, however, chromatin accessibility was characterized by progressive changes and an absence of transient remodeling, suggesting a more gradual trajectory of epigenomic reorganization. We next asked whether particular cell populations underwent greater epigenomic remodeling than expected by chance by testing whether clusters contained more DARs than expected based on the total number of accessible regions analyzed within each cluster. This analysis identified significant enrichment of DARs in 1_RGC, 0_Spall_Mixed, and 2_OL </w:t>
+        <w:t xml:space="preserve">), of which </w:t>
       </w:r>
       <w:r>
         <w:rPr>
           <w:highlight w:val="yellow"/>
         </w:rPr>
+        <w:t>xx</w:t>
+      </w:r>
+      <w:r>
+        <w:t xml:space="preserve"> exhibited early changes, </w:t>
+      </w:r>
+      <w:r>
+        <w:rPr>
+          <w:highlight w:val="yellow"/>
+        </w:rPr>
+        <w:t>xx</w:t>
+      </w:r>
+      <w:r>
+        <w:t xml:space="preserve"> late changes, </w:t>
+      </w:r>
+      <w:r>
+        <w:rPr>
+          <w:highlight w:val="yellow"/>
+        </w:rPr>
+        <w:t>xx</w:t>
+      </w:r>
+      <w:r>
+        <w:t xml:space="preserve"> progressive changes, and </w:t>
+      </w:r>
+      <w:r>
+        <w:rPr>
+          <w:highlight w:val="yellow"/>
+        </w:rPr>
+        <w:t>xx</w:t>
+      </w:r>
+      <w:r>
+        <w:t xml:space="preserve"> transient changes. Similar to the transcriptomic analysis, the predominance of late DARs indicates that the greatest amount of epigenomic remodeling occurs during the later stages of sex change. Unlike gene expression, however, chromatin accessibility was characterized by progressive changes and an absence of transient remodeling, suggesting a more </w:t>
+      </w:r>
+      <w:commentRangeStart w:id="140"/>
+      <w:r>
+        <w:t xml:space="preserve">gradual </w:t>
+      </w:r>
+      <w:commentRangeEnd w:id="140"/>
+      <w:r>
+        <w:rPr>
+          <w:rStyle w:val="CommentReference"/>
+          <w:sz w:val="24"/>
+          <w:szCs w:val="30"/>
+        </w:rPr>
+        <w:commentReference w:id="140"/>
+      </w:r>
+      <w:r>
+        <w:t xml:space="preserve">trajectory of epigenomic reorganization. </w:t>
+      </w:r>
+      <w:commentRangeStart w:id="141"/>
+      <w:r>
+        <w:t xml:space="preserve">We next asked whether </w:t>
+      </w:r>
+      <w:del w:id="142" w:author="Graham, Gabriel J." w:date="2026-08-04T13:44:00Z" w16du:dateUtc="2026-08-04T17:44:00Z">
+        <w:r>
+          <w:delText xml:space="preserve">particular </w:delText>
+        </w:r>
+      </w:del>
+      <w:ins w:id="143" w:author="Graham, Gabriel J." w:date="2026-08-04T13:44:00Z" w16du:dateUtc="2026-08-04T17:44:00Z">
+        <w:r>
+          <w:t>specific</w:t>
+        </w:r>
+        <w:r>
+          <w:t xml:space="preserve"> </w:t>
+        </w:r>
+      </w:ins>
+      <w:r>
+        <w:t xml:space="preserve">cell populations underwent greater epigenomic remodeling than expected by chance by testing whether clusters contained more DARs than expected based on the total number of accessible regions analyzed within each cluster. This analysis identified significant enrichment of DARs in 1_RGC, 0_Spall_Mixed, and 2_OL </w:t>
+      </w:r>
+      <w:r>
+        <w:rPr>
+          <w:highlight w:val="yellow"/>
+        </w:rPr>
         <w:t>(Fig. 3D</w:t>
       </w:r>
       <w:r>
         <w:t>), indicating that these cell populations undergo disproportionately extensive epigenomic remodeling during sex change.</w:t>
+      </w:r>
+      <w:commentRangeEnd w:id="141"/>
+      <w:r>
+        <w:rPr>
+          <w:rStyle w:val="CommentReference"/>
+          <w:sz w:val="24"/>
+          <w:szCs w:val="30"/>
+        </w:rPr>
+        <w:commentReference w:id="141"/>
       </w:r>
     </w:p>
     <w:p/>
@@ -1886,23 +3168,72 @@
           <w:u w:val="single"/>
         </w:rPr>
       </w:pPr>
-    </w:p>
-    <w:p>
-      <w:r>
-        <w:t>To first examine the relationship between chromatin accessibility and transcriptional identity, we compared cell type-specific marker gene expression with the accessibility of linked ATAC peaks. Genes that defined individual cell populations were generally associated with increased accessibility of nearby linked regulatory regions within the same cell type (</w:t>
+      <w:commentRangeStart w:id="144"/>
+    </w:p>
+    <w:p>
+      <w:r>
+        <w:t xml:space="preserve">To </w:t>
+      </w:r>
+      <w:del w:id="145" w:author="Graham, Gabriel J." w:date="2026-08-04T13:45:00Z" w16du:dateUtc="2026-08-04T17:45:00Z">
+        <w:r>
+          <w:delText xml:space="preserve">first </w:delText>
+        </w:r>
+      </w:del>
+      <w:r>
+        <w:t xml:space="preserve">examine the relationship between chromatin accessibility and transcriptional identity, we </w:t>
+      </w:r>
+      <w:ins w:id="146" w:author="Graham, Gabriel J." w:date="2026-08-04T13:45:00Z" w16du:dateUtc="2026-08-04T17:45:00Z">
+        <w:r>
+          <w:t xml:space="preserve">next </w:t>
+        </w:r>
+      </w:ins>
+      <w:r>
+        <w:t>compared cell type-specific marker gene expression with the accessibility of linked ATAC peaks</w:t>
+      </w:r>
+      <w:commentRangeEnd w:id="144"/>
+      <w:r>
+        <w:rPr>
+          <w:rStyle w:val="CommentReference"/>
+          <w:sz w:val="24"/>
+          <w:szCs w:val="30"/>
+        </w:rPr>
+        <w:commentReference w:id="144"/>
+      </w:r>
+      <w:r>
+        <w:t xml:space="preserve">. </w:t>
+      </w:r>
+      <w:commentRangeStart w:id="147"/>
+      <w:r>
+        <w:t>Genes that defined individual cell populations were generally associated with increased accessibility of nearby linked regulatory regions within the same cell type (</w:t>
       </w:r>
       <w:r>
         <w:rPr>
           <w:highlight w:val="yellow"/>
         </w:rPr>
-        <w:t>Fig. SXX</w:t>
+        <w:t>Fig. S</w:t>
+      </w:r>
+      <w:r>
+        <w:rPr>
+          <w:highlight w:val="yellow"/>
+        </w:rPr>
+        <w:t>XX</w:t>
       </w:r>
       <w:r>
         <w:t>). Thus, chromatin accessibility broadly recapitulated the transcriptional programs that distinguish the major cell populations, demonstrating close correspondence between cell identity and local chromatin state.</w:t>
       </w:r>
+      <w:commentRangeEnd w:id="147"/>
+      <w:r>
+        <w:rPr>
+          <w:rStyle w:val="CommentReference"/>
+          <w:sz w:val="24"/>
+          <w:szCs w:val="30"/>
+        </w:rPr>
+        <w:commentReference w:id="147"/>
+      </w:r>
     </w:p>
     <w:p/>
     <w:p>
+      <w:commentRangeStart w:id="148"/>
       <w:r>
         <w:t>We next asked whether chromatin accessibility similarly accompanied transcriptional remodeling during the transition from males to intermediates and females.</w:t>
       </w:r>
@@ -1913,171 +3244,284 @@
         <w:t>A d</w:t>
       </w:r>
       <w:r>
-        <w:t xml:space="preserve">irect comparison of differential </w:t>
-      </w:r>
+        <w:t xml:space="preserve">irect comparison of differential gene expression and differential chromatin accessibility identified only a single overlapping gene </w:t>
+      </w:r>
+      <w:r>
+        <w:t>(</w:t>
+      </w:r>
+      <w:r>
+        <w:rPr>
+          <w:i/>
+          <w:iCs/>
+        </w:rPr>
+        <w:t>igf2bp1</w:t>
+      </w:r>
+      <w:r>
+        <w:t xml:space="preserve"> in cluster 0</w:t>
+      </w:r>
+      <w:ins w:id="149" w:author="Graham, Gabriel J." w:date="2026-08-04T13:47:00Z" w16du:dateUtc="2026-08-04T17:47:00Z">
+        <w:r>
+          <w:t>_Spall_Mixed</w:t>
+        </w:r>
+      </w:ins>
+      <w:r>
+        <w:t xml:space="preserve">; </w:t>
+      </w:r>
+      <w:r>
+        <w:rPr>
+          <w:highlight w:val="yellow"/>
+        </w:rPr>
+        <w:t>Supplementary Table S</w:t>
+      </w:r>
+      <w:r>
+        <w:rPr>
+          <w:highlight w:val="yellow"/>
+        </w:rPr>
+        <w:t>XX</w:t>
+      </w:r>
+      <w:r>
+        <w:t xml:space="preserve">). </w:t>
+      </w:r>
+      <w:r>
+        <w:t>Because this comparison requires both transcriptional and accessibility changes to independently satisfy significance thresholds, we next assessed their quantitative relationship across individuals</w:t>
+      </w:r>
+      <w:r>
+        <w:t>. Specifically</w:t>
+      </w:r>
+      <w:r>
+        <w:t>, we correlated pseudobulk log-normalized gene expression with chromatin accessibility scores for ATAC peaks located within promoter and gene-body regions of each gene across individuals (</w:t>
+      </w:r>
+      <w:r>
+        <w:rPr>
+          <w:highlight w:val="yellow"/>
+        </w:rPr>
+        <w:t>Methods</w:t>
+      </w:r>
+      <w:commentRangeEnd w:id="148"/>
+      <w:r>
+        <w:rPr>
+          <w:rStyle w:val="CommentReference"/>
+          <w:sz w:val="24"/>
+          <w:szCs w:val="30"/>
+        </w:rPr>
+        <w:commentReference w:id="148"/>
+      </w:r>
+      <w:r>
+        <w:t xml:space="preserve">). Following quality control to exclude genes lacking sufficient expression or accessibility for reliable analysis, 226 of the 290 DEGs (78%) were suitable for correlation </w:t>
+      </w:r>
+      <w:commentRangeStart w:id="150"/>
       <w:r>
         <w:lastRenderedPageBreak/>
-        <w:t xml:space="preserve">gene expression and differential chromatin accessibility identified only a single overlapping gene </w:t>
-      </w:r>
-      <w:r>
-        <w:t>(</w:t>
-      </w:r>
-      <w:r>
-        <w:rPr>
-          <w:i/>
-          <w:iCs/>
-        </w:rPr>
-        <w:t>igf2bp1</w:t>
-      </w:r>
-      <w:r>
-        <w:t xml:space="preserve"> in cluster 0; </w:t>
+        <w:t xml:space="preserve">analysis. Correlation analyses included all 22 individuals, including late intermediates and new females. For genes associated with multiple nearby ATAC peaks, the strongest correlation was retained. Complete correlation results for all local peak-gene pairs are provided in </w:t>
       </w:r>
       <w:r>
         <w:rPr>
           <w:highlight w:val="yellow"/>
         </w:rPr>
-        <w:t>Supplementary Table SXX</w:t>
-      </w:r>
-      <w:r>
-        <w:t xml:space="preserve">). </w:t>
-      </w:r>
-      <w:r>
-        <w:t>Because this comparison requires both transcriptional and accessibility changes to independently satisfy significance thresholds, we next assessed their quantitative relationship across individuals</w:t>
-      </w:r>
-      <w:r>
-        <w:t>. Specifically</w:t>
-      </w:r>
-      <w:r>
-        <w:t>, we correlated pseudobulk log-normalized gene expression with chromatin accessibility scores for ATAC peaks located within promoter and gene-body regions of each gene across individuals (</w:t>
+        <w:t>Supplementary Table S</w:t>
       </w:r>
       <w:r>
         <w:rPr>
           <w:highlight w:val="yellow"/>
         </w:rPr>
+        <w:t>XX</w:t>
+      </w:r>
+      <w:r>
+        <w:t xml:space="preserve">, </w:t>
+      </w:r>
+      <w:r>
+        <w:t xml:space="preserve">along with a </w:t>
+      </w:r>
+      <w:r>
+        <w:t xml:space="preserve">summary by cell cluster </w:t>
+      </w:r>
+      <w:r>
+        <w:rPr>
+          <w:highlight w:val="yellow"/>
+        </w:rPr>
+        <w:t>Supplementary Tables S</w:t>
+      </w:r>
+      <w:r>
+        <w:rPr>
+          <w:highlight w:val="yellow"/>
+        </w:rPr>
+        <w:t>XX</w:t>
+      </w:r>
+      <w:r>
+        <w:t>, respectively.</w:t>
+      </w:r>
+    </w:p>
+    <w:p/>
+    <w:p>
+      <w:r>
+        <w:t>Of the genes suitable for analysis, 30% (67 of 226) exhibited a significant correlation between gene expression and the accessibility of their best local ATAC peak (Pearson's P &lt; 0.05). The prevalence of accessibility-associated DEGs did not differ significantly among cell clusters (likelihood-ratio test, χ²₁₉ = 15.57, P = 0.686), indicating that the contribution of local chromatin accessibility to transcriptional remodeling was broadly similar across cell populations.</w:t>
+      </w:r>
+      <w:commentRangeEnd w:id="150"/>
+      <w:r>
+        <w:rPr>
+          <w:rStyle w:val="CommentReference"/>
+          <w:sz w:val="24"/>
+          <w:szCs w:val="30"/>
+        </w:rPr>
+        <w:commentReference w:id="150"/>
+      </w:r>
+    </w:p>
+    <w:p/>
+    <w:p>
+      <w:commentRangeStart w:id="151"/>
+      <w:r>
+        <w:t>As a complementary analysis, we next examined whether differentially accessible chromatin regions were associated with expression of their nearest expressed gene. Following identical quality-control criteria, 23 of 53 DARs (43%) were suitable for analysis. Of these, five (22%) exhibited significant correlations between chromatin accessibility and gene expression (Pearson's P &lt; 0.05), with four remaining significant following correction for multiple testing (</w:t>
+      </w:r>
+      <w:r>
+        <w:rPr>
+          <w:highlight w:val="yellow"/>
+        </w:rPr>
+        <w:t>Supplementary Table S</w:t>
+      </w:r>
+      <w:r>
+        <w:rPr>
+          <w:highlight w:val="yellow"/>
+        </w:rPr>
+        <w:t>XX</w:t>
+      </w:r>
+      <w:r>
+        <w:t xml:space="preserve">). Because relatively few DARs were testable within individual cell populations, we did not compare correlation frequencies among clusters. Summary statistics for the DAR-centered analysis are provided in </w:t>
+      </w:r>
+      <w:r>
+        <w:rPr>
+          <w:highlight w:val="yellow"/>
+        </w:rPr>
+        <w:t>Supplementary Table S</w:t>
+      </w:r>
+      <w:r>
+        <w:rPr>
+          <w:highlight w:val="yellow"/>
+        </w:rPr>
+        <w:t>XX</w:t>
+      </w:r>
+      <w:r>
+        <w:t>.</w:t>
+      </w:r>
+      <w:commentRangeEnd w:id="151"/>
+      <w:r>
+        <w:rPr>
+          <w:rStyle w:val="CommentReference"/>
+          <w:sz w:val="24"/>
+          <w:szCs w:val="30"/>
+        </w:rPr>
+        <w:commentReference w:id="151"/>
+      </w:r>
+    </w:p>
+    <w:p/>
+    <w:p>
+      <w:commentRangeStart w:id="152"/>
+      <w:r>
+        <w:t>Together, these analyses indicate that although relatively few genes simultaneously met stringent criteria for both differential expression and differential accessibility during sex change, local chromatin accessibility was nevertheless significantly associated with transcriptional remodeling when variation across individuals was considered. These findings support a substantial contribution of chromatin accessibility to transcriptional remodeling while also indicating that additional regulatory mechanisms influence the expression of many genes.</w:t>
+      </w:r>
+      <w:commentRangeEnd w:id="152"/>
+      <w:r>
+        <w:rPr>
+          <w:rStyle w:val="CommentReference"/>
+          <w:sz w:val="24"/>
+          <w:szCs w:val="30"/>
+        </w:rPr>
+        <w:commentReference w:id="152"/>
+      </w:r>
+    </w:p>
+    <w:p>
+      <w:pPr>
+        <w:rPr>
+          <w:u w:val="single"/>
+        </w:rPr>
+      </w:pPr>
+    </w:p>
+    <w:p/>
+    <w:p>
+      <w:pPr>
+        <w:rPr>
+          <w:u w:val="single"/>
+        </w:rPr>
+      </w:pPr>
+      <w:del w:id="153" w:author="Graham, Gabriel J." w:date="2026-08-04T13:52:00Z" w16du:dateUtc="2026-08-04T17:52:00Z">
+        <w:r>
+          <w:rPr>
+            <w:u w:val="single"/>
+          </w:rPr>
+          <w:delText>Machine learning predictions of sex based on multiome dat</w:delText>
+        </w:r>
+      </w:del>
+      <w:del w:id="154" w:author="Graham, Gabriel J." w:date="2026-08-04T13:53:00Z" w16du:dateUtc="2026-08-04T17:53:00Z">
+        <w:r>
+          <w:rPr>
+            <w:u w:val="single"/>
+          </w:rPr>
+          <w:delText>a</w:delText>
+        </w:r>
+      </w:del>
+      <w:ins w:id="155" w:author="Graham, Gabriel J." w:date="2026-08-04T13:52:00Z" w16du:dateUtc="2026-08-04T17:52:00Z">
+        <w:r>
+          <w:rPr>
+            <w:u w:val="single"/>
+            <w:rPrChange w:id="156" w:author="Graham, Gabriel J." w:date="2026-08-04T13:53:00Z" w16du:dateUtc="2026-08-04T17:53:00Z">
+              <w:rPr>
+                <w:b/>
+                <w:bCs/>
+                <w:u w:val="single"/>
+              </w:rPr>
+            </w:rPrChange>
+          </w:rPr>
+          <w:t>T</w:t>
+        </w:r>
+      </w:ins>
+      <w:ins w:id="157" w:author="Graham, Gabriel J." w:date="2026-08-04T13:53:00Z" w16du:dateUtc="2026-08-04T17:53:00Z">
+        <w:r>
+          <w:rPr>
+            <w:u w:val="single"/>
+            <w:rPrChange w:id="158" w:author="Graham, Gabriel J." w:date="2026-08-04T13:53:00Z" w16du:dateUtc="2026-08-04T17:53:00Z">
+              <w:rPr>
+                <w:b/>
+                <w:bCs/>
+                <w:u w:val="single"/>
+              </w:rPr>
+            </w:rPrChange>
+          </w:rPr>
+          <w:t>emporal Order of Sex Change</w:t>
+        </w:r>
+      </w:ins>
+    </w:p>
+    <w:p>
+      <w:r>
+        <w:tab/>
+      </w:r>
+      <w:r>
+        <w:t>To determine the temporal order of sex change across cell types, we next trained machine learning models to predict the sex of each cluster for each intermediate based on the expression of DEGs and accessibility of DARs that differed between males and females (</w:t>
+      </w:r>
+      <w:r>
+        <w:rPr>
+          <w:highlight w:val="yellow"/>
+        </w:rPr>
         <w:t>Methods</w:t>
       </w:r>
       <w:r>
-        <w:t xml:space="preserve">). Following quality control to exclude genes lacking sufficient expression or accessibility for reliable analysis, 226 of the 290 DEGs (78%) were suitable for correlation analysis. Correlation analyses included all 22 individuals, including late intermediates and new females. For genes associated with multiple nearby ATAC peaks, the strongest correlation was retained. Complete correlation results for all local peak-gene pairs are provided in </w:t>
+        <w:t>). Because all intermediates were sampled at the same time, the mean predicted sex of each cluster reflects its relative progression through sex change. Predictions closer to 0 indicate that a cluster remains largely male-like after six months, whereas predictions closer to 1 indicate that it has largely transitioned to a female-like state. Of the 27 clusters, 16 passed quality control metrics and were included in the analysis (</w:t>
       </w:r>
       <w:r>
         <w:rPr>
           <w:highlight w:val="yellow"/>
         </w:rPr>
-        <w:t>Supplementary Table SXX</w:t>
-      </w:r>
-      <w:r>
-        <w:t xml:space="preserve">, </w:t>
-      </w:r>
-      <w:r>
-        <w:t xml:space="preserve">along with a </w:t>
-      </w:r>
-      <w:r>
-        <w:t xml:space="preserve">summary by cell cluster </w:t>
+        <w:t>Methods</w:t>
+      </w:r>
+      <w:r>
+        <w:t>). The mean prediction score across these clusters was 0.340 ± 0.063 SE (</w:t>
       </w:r>
       <w:r>
         <w:rPr>
           <w:highlight w:val="yellow"/>
         </w:rPr>
-        <w:t>Supplementary Tables SXX</w:t>
-      </w:r>
-      <w:r>
-        <w:t>, respectively.</w:t>
-      </w:r>
-    </w:p>
-    <w:p/>
-    <w:p>
-      <w:r>
-        <w:t>Of the genes suitable for analysis, 30% (67 of 226) exhibited a significant correlation between gene expression and the accessibility of their best local ATAC peak (Pearson's P &lt; 0.05). The prevalence of accessibility-associated DEGs did not differ significantly among cell clusters (likelihood-ratio test, χ²₁₉ = 15.57, P = 0.686), indicating that the contribution of local chromatin accessibility to transcriptional remodeling was broadly similar across cell populations.</w:t>
-      </w:r>
-    </w:p>
-    <w:p/>
-    <w:p>
-      <w:r>
-        <w:t>As a complementary analysis, we next examined whether differentially accessible chromatin regions were associated with expression of their nearest expressed gene. Following identical quality-control criteria, 23 of 53 DARs (43%) were suitable for analysis. Of these, five (22%) exhibited significant correlations between chromatin accessibility and gene expression (Pearson's P &lt; 0.05), with four remaining significant following correction for multiple testing (</w:t>
-      </w:r>
-      <w:r>
-        <w:rPr>
-          <w:highlight w:val="yellow"/>
-        </w:rPr>
-        <w:t>Supplementary Table SXX</w:t>
-      </w:r>
-      <w:r>
-        <w:t xml:space="preserve">). Because relatively few DARs were testable within individual cell populations, we did not compare correlation frequencies among clusters. Summary statistics for the DAR-centered analysis are provided in </w:t>
-      </w:r>
-      <w:r>
-        <w:rPr>
-          <w:highlight w:val="yellow"/>
-        </w:rPr>
-        <w:t>Supplementary Table SXX</w:t>
-      </w:r>
-      <w:r>
-        <w:t>.</w:t>
-      </w:r>
-    </w:p>
-    <w:p/>
-    <w:p>
-      <w:r>
-        <w:t>Together, these analyses indicate that although relatively few genes simultaneously met stringent criteria for both differential expression and differential accessibility during sex change, local chromatin accessibility was nevertheless significantly associated with transcriptional remodeling when variation across individuals was considered. These findings support a substantial contribution of chromatin accessibility to transcriptional remodeling while also indicating that additional regulatory mechanisms influence the expression of many genes.</w:t>
-      </w:r>
-    </w:p>
-    <w:p>
-      <w:pPr>
-        <w:rPr>
-          <w:u w:val="single"/>
-        </w:rPr>
-      </w:pPr>
-    </w:p>
-    <w:p/>
-    <w:p>
-      <w:pPr>
-        <w:rPr>
-          <w:u w:val="single"/>
-        </w:rPr>
-      </w:pPr>
-      <w:r>
-        <w:rPr>
-          <w:u w:val="single"/>
-        </w:rPr>
-        <w:t>Machine learning predictions of sex based on multiome data</w:t>
-      </w:r>
-    </w:p>
-    <w:p>
-      <w:r>
-        <w:tab/>
-      </w:r>
-      <w:r>
-        <w:t>To determine the temporal order of sex change across cell types, we next trained machine learning models to predict the sex of each cluster for each intermediate based on the expression of DEGs and accessibility of DARs that differed between males and females (</w:t>
-      </w:r>
-      <w:r>
-        <w:rPr>
-          <w:highlight w:val="yellow"/>
-        </w:rPr>
-        <w:t>Methods</w:t>
-      </w:r>
-      <w:r>
-        <w:t>). Because all intermediates were sampled at the same time, the mean predicted sex of each cluster reflects its relative progression through sex change. Predictions closer to 0 indicate that a cluster remains largely male-like after six months, whereas predictions closer to 1 indicate that it has largely transitioned to a female-like state. Of the 27 clusters, 16 passed quality control metrics and were included in the analysis (</w:t>
-      </w:r>
-      <w:r>
-        <w:rPr>
-          <w:highlight w:val="yellow"/>
-        </w:rPr>
-        <w:t>Methods</w:t>
-      </w:r>
-      <w:r>
-        <w:t>). The mean prediction score across these clusters was 0.340 ± 0.063 SE (</w:t>
-      </w:r>
-      <w:r>
-        <w:rPr>
-          <w:highlight w:val="yellow"/>
-        </w:rPr>
         <w:t>Appendix SX</w:t>
       </w:r>
       <w:r>
-        <w:t>), implying that, on average, cellular sex change is approximately one-</w:t>
-      </w:r>
-      <w:r>
-        <w:lastRenderedPageBreak/>
-        <w:t xml:space="preserve">third complete at six months. Broadly, GABAergic and glutamatergic neurons tended to transition earlier than mixed neuronal populations and glia. The last clusters to transition (i.e., those remaining most male-like in intermediates) were 1_RGC, 6_POA_Mixed, and 3_Spall_GABA </w:t>
+        <w:t xml:space="preserve">), implying that, on average, cellular sex change is approximately one-third complete at six months. Broadly, GABAergic and glutamatergic neurons tended to transition earlier than mixed neuronal populations and glia. The last clusters to transition (i.e., those remaining most male-like in intermediates) were 1_RGC, 6_POA_Mixed, and 3_Spall_GABA </w:t>
       </w:r>
       <w:r>
         <w:rPr>
@@ -2121,8 +3565,36 @@
         <w:t>B</w:t>
       </w:r>
       <w:r>
-        <w:t xml:space="preserve">ecause radial glial cells are the neural progenitors responsible for adult neurogenesis and the principal site of steroid hormone synthesis, including aromatase expression, in the teleost brain </w:t>
-      </w:r>
+        <w:t xml:space="preserve">ecause radial glial cells are the neural progenitors responsible for adult neurogenesis and the </w:t>
+      </w:r>
+      <w:del w:id="159" w:author="Graham, Gabriel J." w:date="2026-08-04T14:00:00Z" w16du:dateUtc="2026-08-04T18:00:00Z">
+        <w:r>
+          <w:delText>principal site of</w:delText>
+        </w:r>
+      </w:del>
+      <w:ins w:id="160" w:author="Graham, Gabriel J." w:date="2026-08-04T14:00:00Z" w16du:dateUtc="2026-08-04T18:00:00Z">
+        <w:r>
+          <w:t>as well as the primary cell typ</w:t>
+        </w:r>
+      </w:ins>
+      <w:ins w:id="161" w:author="Graham, Gabriel J." w:date="2026-08-04T14:01:00Z" w16du:dateUtc="2026-08-04T18:01:00Z">
+        <w:r>
+          <w:t>e responsible for</w:t>
+        </w:r>
+      </w:ins>
+      <w:r>
+        <w:t xml:space="preserve"> steroid hormone synthesis</w:t>
+      </w:r>
+      <w:ins w:id="162" w:author="Graham, Gabriel J." w:date="2026-08-04T14:01:00Z" w16du:dateUtc="2026-08-04T18:01:00Z">
+        <w:r>
+          <w:t xml:space="preserve"> in the teleost </w:t>
+        </w:r>
+      </w:ins>
+      <w:del w:id="163" w:author="Graham, Gabriel J." w:date="2026-08-04T14:01:00Z" w16du:dateUtc="2026-08-04T18:01:00Z">
+        <w:r>
+          <w:delText xml:space="preserve">, including aromatase expression, in the teleost brain </w:delText>
+        </w:r>
+      </w:del>
       <w:r>
         <w:fldChar w:fldCharType="begin"/>
       </w:r>
@@ -2142,7 +3614,39 @@
         <w:fldChar w:fldCharType="end"/>
       </w:r>
       <w:r>
-        <w:t>, we next performed a focused analysis of this cluster</w:t>
+        <w:t xml:space="preserve">, we </w:t>
+      </w:r>
+      <w:del w:id="164" w:author="Graham, Gabriel J." w:date="2026-08-04T14:00:00Z" w16du:dateUtc="2026-08-04T18:00:00Z">
+        <w:r>
+          <w:delText xml:space="preserve">next performed a </w:delText>
+        </w:r>
+      </w:del>
+      <w:r>
+        <w:t>focused</w:t>
+      </w:r>
+      <w:ins w:id="165" w:author="Graham, Gabriel J." w:date="2026-08-04T14:00:00Z" w16du:dateUtc="2026-08-04T18:00:00Z">
+        <w:r>
+          <w:t xml:space="preserve"> our</w:t>
+        </w:r>
+      </w:ins>
+      <w:r>
+        <w:t xml:space="preserve"> analysis </w:t>
+      </w:r>
+      <w:del w:id="166" w:author="Graham, Gabriel J." w:date="2026-08-04T14:00:00Z" w16du:dateUtc="2026-08-04T18:00:00Z">
+        <w:r>
+          <w:delText xml:space="preserve">of </w:delText>
+        </w:r>
+      </w:del>
+      <w:ins w:id="167" w:author="Graham, Gabriel J." w:date="2026-08-04T14:00:00Z" w16du:dateUtc="2026-08-04T18:00:00Z">
+        <w:r>
+          <w:t>on</w:t>
+        </w:r>
+        <w:r>
+          <w:t xml:space="preserve"> </w:t>
+        </w:r>
+      </w:ins>
+      <w:r>
+        <w:t>this cluster</w:t>
       </w:r>
       <w:r>
         <w:t xml:space="preserve">. </w:t>
@@ -2247,27 +3751,38 @@
     </w:p>
     <w:p/>
     <w:p>
-      <w:r>
-        <w:rPr>
-          <w:b/>
-          <w:bCs/>
-        </w:rPr>
-        <w:t xml:space="preserve">Radial Glial </w:t>
-      </w:r>
-      <w:r>
-        <w:rPr>
-          <w:b/>
-          <w:bCs/>
-        </w:rPr>
-        <w:t>Transcriptome</w:t>
-      </w:r>
-      <w:r>
-        <w:rPr>
-          <w:b/>
-          <w:bCs/>
-        </w:rPr>
-        <w:t xml:space="preserve"> Suggests Increased Neurogenesis During the Intermediate Phase</w:t>
-      </w:r>
+      <w:del w:id="168" w:author="Graham, Gabriel J." w:date="2026-08-04T14:02:00Z" w16du:dateUtc="2026-08-04T18:02:00Z">
+        <w:r>
+          <w:rPr>
+            <w:b/>
+            <w:bCs/>
+          </w:rPr>
+          <w:delText xml:space="preserve">Radial Glial </w:delText>
+        </w:r>
+        <w:r>
+          <w:rPr>
+            <w:b/>
+            <w:bCs/>
+          </w:rPr>
+          <w:delText>Transcriptome</w:delText>
+        </w:r>
+        <w:r>
+          <w:rPr>
+            <w:b/>
+            <w:bCs/>
+          </w:rPr>
+          <w:delText xml:space="preserve"> Suggests Increased Neurogenesis During the Intermediate Phase</w:delText>
+        </w:r>
+      </w:del>
+      <w:ins w:id="169" w:author="Graham, Gabriel J." w:date="2026-08-04T14:02:00Z" w16du:dateUtc="2026-08-04T18:02:00Z">
+        <w:r>
+          <w:rPr>
+            <w:b/>
+            <w:bCs/>
+          </w:rPr>
+          <w:t>The Rate of Neurogenesis Increses in Intermediates</w:t>
+        </w:r>
+      </w:ins>
       <w:r>
         <w:tab/>
       </w:r>
@@ -2277,587 +3792,238 @@
         <w:tab/>
       </w:r>
       <w:r>
-        <w:t>Because estrogen signaling regulates neural stem cell differentiation and neurogenesis in zebrafish</w:t>
-      </w:r>
+        <w:t>Because</w:t>
+      </w:r>
+      <w:commentRangeStart w:id="170"/>
       <w:r>
         <w:t xml:space="preserve"> </w:t>
       </w:r>
-      <w:r>
-        <w:fldChar w:fldCharType="begin"/>
-      </w:r>
-      <w:r>
-        <w:instrText xml:space="preserve"> ADDIN ZOTERO_ITEM CSL_CITATION {"citationID":"TRCJ2GcC","properties":{"formattedCitation":"(24, 25)","plainCitation":"(24, 25)","noteIndex":0},"citationItems":[{"id":5261,"uris":["http://zotero.org/users/11313215/items/FI8565AV"],"itemData":{"id":5261,"type":"article-journal","abstract":"This article is part of a Special Issue \"Hormones &amp; Neurotrauma\". The brain of the adult teleost fish exhibits intense neurogenic activity and an outstanding capability for brain repair. Remarkably, the brain estrogen-synthesizing enzyme, aromatase B, is strongly expressed, particularly in adult fishes, in radial glial cells, which act as progenitors. Using zebrafish, we tested the hypothesis that estrogens affect adult neurogenesis and brain regeneration by modulating the neurogenic activity of radial glial cells. To investigate this, the estrogenic environment was modified through inhibition of aromatase activity, blockade of nuclear estrogen receptors, or estrogenic treatments. Estrogens significantly decreased cell proliferation and migration at the olfactory bulbs/telencephalon junction and in the mediobasal hypothalamus. It also appears that cell survival is reduced at the olfactory bulbs/telencephalon junction. We also developed a model of telencephalic lesion to assess the role of aromatase and estrogens in brain repair. Proliferation increased rapidly immediately after the lesion in the parenchyma of the injured telencephalon, while proliferation at the ventricular surface appeared after 48h and peaked at 7days. At this time, most proliferative cells express Sox2, however, none of these Sox2 positive cells correspond to aromatase B-positive radial glial cells. Interestingly, aromatase B expression was significantly reduced 48h and 7days after the injury, but surprisingly, at 72h after lesion, aromatase B expression appeared de novo expressed in parenchyma cells, suggesting a role for this ectopic expression of aromatase in brain repair mechanisms. Altogether these data suggest that estrogens modulate adult, but not reparative neurogenesis, in zebrafish.","collection-title":"Hormones &amp; Neurotrauma: Protection, Degeneration and Plasticity","container-title":"Hormones and Behavior","DOI":"10.1016/j.yhbeh.2012.04.003","ISSN":"0018-506X","issue":"2","journalAbbreviation":"Hormones and Behavior","page":"193-207","source":"ScienceDirect","title":"Effects of estradiol in adult neurogenesis and brain repair in zebrafish","volume":"63","author":[{"family":"Diotel","given":"Nicolas"},{"family":"Vaillant","given":"Colette"},{"family":"Gabbero","given":"Cyril"},{"family":"Mironov","given":"Svetlana"},{"family":"Fostier","given":"Alexis"},{"family":"Gueguen","given":"Marie-Madeleine"},{"family":"Anglade","given":"Isabelle"},{"family":"Kah","given":"Olivier"},{"family":"Pellegrini","given":"Elisabeth"}],"issued":{"date-parts":[["2013",2,1]]}}},{"id":5264,"uris":["http://zotero.org/users/11313215/items/5QIXBX3Y"],"itemData":{"id":5264,"type":"article-journal","abstract":"Estrogens are known as steroid hormones affecting the brain in many different ways and a wealth of data now document effects on neurogenesis. Estrogens are provided by the periphery but can also be locally produced within the brain itself due to local aromatization of circulating androgens. Adult neurogenesis is described in all vertebrate species examined so far, but comparative investigations have brought to light differences between vertebrate groups. In teleost fishes, the neurogenic activity is spectacular and adult stem cells maintain their mitogenic activity in many proliferative areas within the brain. Fish are also quite unique because brain aromatase expression is limited to radial glia cells, the progenitor cells of adult fish brain. The zebrafish has emerged as an interesting vertebrate model to elucidate the cellular and molecular mechanisms of adult neurogenesis, and notably its modulation by steroids. The main objective of this review is to summarize data related to the functional link between estrogens production in the brain and neurogenesis in fish. First, we will demonstrate that the brain of zebrafish is an endogenous source of steroids and is directly targeted by local and/or peripheral steroids. Then, we will present data demonstrating the progenitor nature of radial glial cells in the brain of adult fish. Next, we will emphasize the role of estrogens in constitutive neurogenesis and its potential contribution to the regenerative neurogenesis. Finally, the negative impacts on neurogenesis of synthetic hormones used in contraceptive pills production and released in the aquatic environment will be discussed.","collection-title":"SI:Steroids &amp; Nervous System","container-title":"The Journal of Steroid Biochemistry and Molecular Biology","DOI":"10.1016/j.jsbmb.2015.06.011","ISSN":"0960-0760","journalAbbreviation":"The Journal of Steroid Biochemistry and Molecular Biology","page":"27-36","source":"ScienceDirect","title":"Steroid modulation of neurogenesis: Focus on radial glial cells in zebrafish","title-short":"Steroid modulation of neurogenesis","volume":"160","author":[{"family":"Pellegrini","given":"Elisabeth"},{"family":"Diotel","given":"Nicolas"},{"family":"Vaillant-Capitaine","given":"Colette"},{"family":"Pérez Maria","given":"Rita"},{"family":"Gueguen","given":"Marie-Madeleine"},{"family":"Nasri","given":"Ahmed"},{"family":"Cano Nicolau","given":"Joel"},{"family":"Kah","given":"Olivier"}],"issued":{"date-parts":[["2016",6,1]]}}}],"schema":"https://github.com/citation-style-language/schema/raw/master/csl-citation.json"} </w:instrText>
-      </w:r>
-      <w:r>
-        <w:fldChar w:fldCharType="separate"/>
-      </w:r>
-      <w:r>
-        <w:rPr>
-          <w:rFonts w:cs="Times New Roman"/>
-        </w:rPr>
-        <w:t>(24, 25)</w:t>
-      </w:r>
-      <w:r>
-        <w:fldChar w:fldCharType="end"/>
-      </w:r>
-      <w:r>
-        <w:t xml:space="preserve">, </w:t>
-      </w:r>
-      <w:r>
-        <w:t xml:space="preserve">we next asked whether the transient reduction in </w:t>
-      </w:r>
-      <w:r>
-        <w:rPr>
-          <w:i/>
-          <w:iCs/>
-        </w:rPr>
-        <w:t>cyp19a1b</w:t>
-      </w:r>
-      <w:r>
-        <w:t xml:space="preserve"> expression observed in intermediate radial glia was accompanied by changes in the neurogenic state of this population.</w:t>
-      </w:r>
+      <w:ins w:id="171" w:author="Graham, Gabriel J." w:date="2026-08-04T14:03:00Z" w16du:dateUtc="2026-08-04T18:03:00Z">
+        <w:r>
+          <w:t xml:space="preserve">E2 signaling is known to inhibit stem cell differentiation and neurogenesis in zebrafish, </w:t>
+        </w:r>
+        <w:r>
+          <w:fldChar w:fldCharType="begin"/>
+        </w:r>
+        <w:r>
+          <w:instrText xml:space="preserve"> ADDIN ZOTERO_ITEM CSL_CITATION {"citationID":"TRCJ2GcC","properties":{"formattedCitation":"(24, 25)","plainCitation":"(24, 25)","noteIndex":0},"citationItems":[{"id":5261,"uris":["http://zotero.org/users/11313215/items/FI8565AV"],"itemData":{"id":5261,"type":"article-journal","abstract":"This article is part of a Special Issue \"Hormones &amp; Neurotrauma\". The brain of the adult teleost fish exhibits intense neurogenic activity and an outstanding capability for brain repair. Remarkably, the brain estrogen-synthesizing enzyme, aromatase B, is strongly expressed, particularly in adult fishes, in radial glial cells, which act as progenitors. Using zebrafish, we tested the hypothesis that estrogens affect adult neurogenesis and brain regeneration by modulating the neurogenic activity of radial glial cells. To investigate this, the estrogenic environment was modified through inhibition of aromatase activity, blockade of nuclear estrogen receptors, or estrogenic treatments. Estrogens significantly decreased cell proliferation and migration at the olfactory bulbs/telencephalon junction and in the mediobasal hypothalamus. It also appears that cell survival is reduced at the olfactory bulbs/telencephalon junction. We also developed a model of telencephalic lesion to assess the role of aromatase and estrogens in brain repair. Proliferation increased rapidly immediately after the lesion in the parenchyma of the injured telencephalon, while proliferation at the ventricular surface appeared after 48h and peaked at 7days. At this time, most proliferative cells express Sox2, however, none of these Sox2 positive cells correspond to aromatase B-positive radial glial cells. Interestingly, aromatase B expression was significantly reduced 48h and 7days after the injury, but surprisingly, at 72h after lesion, aromatase B expression appeared de novo expressed in parenchyma cells, suggesting a role for this ectopic expression of aromatase in brain repair mechanisms. Altogether these data suggest that estrogens modulate adult, but not reparative neurogenesis, in zebrafish.","collection-title":"Hormones &amp; Neurotrauma: Protection, Degeneration and Plasticity","container-title":"Hormones and Behavior","DOI":"10.1016/j.yhbeh.2012.04.003","ISSN":"0018-506X","issue":"2","journalAbbreviation":"Hormones and Behavior","page":"193-207","source":"ScienceDirect","title":"Effects of estradiol in adult neurogenesis and brain repair in zebrafish","volume":"63","author":[{"family":"Diotel","given":"Nicolas"},{"family":"Vaillant","given":"Colette"},{"family":"Gabbero","given":"Cyril"},{"family":"Mironov","given":"Svetlana"},{"family":"Fostier","given":"Alexis"},{"family":"Gueguen","given":"Marie-Madeleine"},{"family":"Anglade","given":"Isabelle"},{"family":"Kah","given":"Olivier"},{"family":"Pellegrini","given":"Elisabeth"}],"issued":{"date-parts":[["2013",2,1]]}}},{"id":5264,"uris":["http://zotero.org/users/11313215/items/5QIXBX3Y"],"itemData":{"id":5264,"type":"article-journal","abstract":"Estrogens are known as steroid hormones affecting the brain in many different ways and a wealth of data now document effects on neurogenesis. Estrogens are provided by the periphery but can also be locally produced within the brain itself due to local aromatization of circulating androgens. Adult neurogenesis is described in all vertebrate species examined so far, but comparative investigations have brought to light differences between vertebrate groups. In teleost fishes, the neurogenic activity is spectacular and adult stem cells maintain their mitogenic activity in many proliferative areas within the brain. Fish are also quite unique because brain aromatase expression is limited to radial glia cells, the progenitor cells of adult fish brain. The zebrafish has emerged as an interesting vertebrate model to elucidate the cellular and molecular mechanisms of adult neurogenesis, and notably its modulation by steroids. The main objective of this review is to summarize data related to the functional link between estrogens production in the brain and neurogenesis in fish. First, we will demonstrate that the brain of zebrafish is an endogenous source of steroids and is directly targeted by local and/or peripheral steroids. Then, we will present data demonstrating the progenitor nature of radial glial cells in the brain of adult fish. Next, we will emphasize the role of estrogens in constitutive neurogenesis and its potential contribution to the regenerative neurogenesis. Finally, the negative impacts on neurogenesis of synthetic hormones used in contraceptive pills production and released in the aquatic environment will be discussed.","collection-title":"SI:Steroids &amp; Nervous System","container-title":"The Journal of Steroid Biochemistry and Molecular Biology","DOI":"10.1016/j.jsbmb.2015.06.011","ISSN":"0960-0760","journalAbbreviation":"The Journal of Steroid Biochemistry and Molecular Biology","page":"27-36","source":"ScienceDirect","title":"Steroid modulation of neurogenesis: Focus on radial glial cells in zebrafish","title-short":"Steroid modulation of neurogenesis","volume":"160","author":[{"family":"Pellegrini","given":"Elisabeth"},{"family":"Diotel","given":"Nicolas"},{"family":"Vaillant-Capitaine","given":"Colette"},{"family":"Pérez Maria","given":"Rita"},{"family":"Gueguen","given":"Marie-Madeleine"},{"family":"Nasri","given":"Ahmed"},{"family":"Cano Nicolau","given":"Joel"},{"family":"Kah","given":"Olivier"}],"issued":{"date-parts":[["2016",6,1]]}}}],"schema":"https://github.com/citation-style-language/schema/raw/master/csl-citation.json"} </w:instrText>
+        </w:r>
+        <w:r>
+          <w:fldChar w:fldCharType="separate"/>
+        </w:r>
+        <w:r>
+          <w:rPr>
+            <w:rFonts w:cs="Times New Roman"/>
+          </w:rPr>
+          <w:t>(24, 25)</w:t>
+        </w:r>
+        <w:r>
+          <w:fldChar w:fldCharType="end"/>
+        </w:r>
+        <w:r>
+          <w:t xml:space="preserve"> and in mammals is known to promote brain masculinization during development </w:t>
+        </w:r>
+        <w:r>
+          <w:fldChar w:fldCharType="begin"/>
+        </w:r>
+        <w:r>
+          <w:instrText xml:space="preserve"> ADDIN ZOTERO_ITEM CSL_CITATION {"citationID":"ZfoWW8RG","properties":{"formattedCitation":"(26, 27)","plainCitation":"(26, 27)","noteIndex":0},"citationItems":[{"id":4879,"uris":["http://zotero.org/users/11313215/items/4WYTLM78"],"itemData":{"id":4879,"type":"article-journal","abstract":"The brain synthesizes a variety of neurosteroids, including neuroestradiol. Inhibition of neuroestradiol synthesis results in alterations in basic neurodevelopmental processes, such as neurogenesis, neuroblast migration, neuritogenesis and synaptogenesis. Although the neurodevelopmental actions of neuroestradiol are exerted in both sexes, some of them are sex-specific, such as the well characterized effects of neuroestradiol derived from the metabolism of testicular testosterone during critical periods of male brain development. In addition, recent findings have shown sex-specific actions of neuroestradiol on neuroblast migration, neuritic growth and synaptogenesis in females. Among other factors, the epigenetic regulation exerted by X linked genes, such as Kdm6a/Utx, may determine sex-specific actions of neuroestradiol in the female brain. This review evidences the impact of neuroestradiol on brain formation in both sexes and highlights the interaction of neural steriodogenesis, hormones and sex chromosomes in sex-specific brain development.","container-title":"Frontiers in Neuroendocrinology","DOI":"10.1016/j.yfrne.2023.101102","ISSN":"0091-3022","journalAbbreviation":"Frontiers in Neuroendocrinology","page":"101102","source":"ScienceDirect","title":"Neuroestradiol and neuronal development: Not an exclusive male tale anymore","title-short":"Neuroestradiol and neuronal development","volume":"71","author":[{"family":"Garcia-Segura","given":"Luis M."},{"family":"Méndez","given":"Pablo"},{"family":"Arevalo","given":"M. Angeles"},{"family":"Azcoitia","given":"Iñigo"}],"issued":{"date-parts":[["2023",10,1]]}}},{"id":3791,"uris":["http://zotero.org/users/11313215/items/ASVUWB88"],"itemData":{"id":3791,"type":"article-journal","abstract":"Many sex differences in the rodent brain are established during a sensitive period in early life.Gonadal steroid hormones determine sex differences, but there is also a contribution of sex chromosome complement.Epigenetic modifications in key brain regions both establish and maintain sex differences.Neuroimmune and inflammatory signalling pathways are essential contributors to the masculinization of brain and behaviour.Higher male vulnerability to neurodevelopmental disorders may have its origins in naturally occurring higher levels of inflammatory signalling molecules early in life.","container-title":"Nature Reviews Neuroscience","DOI":"10.1038/nrn.2017.61","ISSN":"1471-0048","issue":"8","journalAbbreviation":"Nat Rev Neurosci","language":"en","license":"2017 Springer Nature Limited","page":"471-484","publisher":"Nature Publishing Group","source":"www.nature.com","title":"Neuroimmunology and neuroepigenetics in the establishment of sex differences in the brain","volume":"18","author":[{"family":"McCarthy","given":"Margaret M."},{"family":"Nugent","given":"Bridget M."},{"family":"Lenz","given":"Kathryn M."}],"issued":{"date-parts":[["2017",8]]}}}],"schema":"https://github.com/citation-style-language/schema/raw/master/csl-citation.json"} </w:instrText>
+        </w:r>
+        <w:r>
+          <w:fldChar w:fldCharType="separate"/>
+        </w:r>
+        <w:r>
+          <w:rPr>
+            <w:rFonts w:cs="Times New Roman"/>
+          </w:rPr>
+          <w:t>(26, 27)</w:t>
+        </w:r>
+        <w:r>
+          <w:fldChar w:fldCharType="end"/>
+        </w:r>
+      </w:ins>
+      <w:del w:id="172" w:author="Graham, Gabriel J." w:date="2026-08-04T14:03:00Z" w16du:dateUtc="2026-08-04T18:03:00Z">
+        <w:r>
+          <w:delText>estrogen signaling regulates neural stem cell differentiation and neurogenesis in zebrafish</w:delText>
+        </w:r>
+        <w:r>
+          <w:delText xml:space="preserve"> </w:delText>
+        </w:r>
+        <w:r>
+          <w:fldChar w:fldCharType="begin"/>
+        </w:r>
+        <w:r>
+          <w:delInstrText xml:space="preserve"> ADDIN ZOTERO_ITEM CSL_CITATION {"citationID":"TRCJ2GcC","properties":{"formattedCitation":"(24, 25)","plainCitation":"(24, 25)","noteIndex":0},"citationItems":[{"id":5261,"uris":["http://zotero.org/users/11313215/items/FI8565AV"],"itemData":{"id":5261,"type":"article-journal","abstract":"This article is part of a Special Issue \"Hormones &amp; Neurotrauma\". The brain of the adult teleost fish exhibits intense neurogenic activity and an outstanding capability for brain repair. Remarkably, the brain estrogen-synthesizing enzyme, aromatase B, is strongly expressed, particularly in adult fishes, in radial glial cells, which act as progenitors. Using zebrafish, we tested the hypothesis that estrogens affect adult neurogenesis and brain regeneration by modulating the neurogenic activity of radial glial cells. To investigate this, the estrogenic environment was modified through inhibition of aromatase activity, blockade of nuclear estrogen receptors, or estrogenic treatments. Estrogens significantly decreased cell proliferation and migration at the olfactory bulbs/telencephalon junction and in the mediobasal hypothalamus. It also appears that cell survival is reduced at the olfactory bulbs/telencephalon junction. We also developed a model of telencephalic lesion to assess the role of aromatase and estrogens in brain repair. Proliferation increased rapidly immediately after the lesion in the parenchyma of the injured telencephalon, while proliferation at the ventricular surface appeared after 48h and peaked at 7days. At this time, most proliferative cells express Sox2, however, none of these Sox2 positive cells correspond to aromatase B-positive radial glial cells. Interestingly, aromatase B expression was significantly reduced 48h and 7days after the injury, but surprisingly, at 72h after lesion, aromatase B expression appeared de novo expressed in parenchyma cells, suggesting a role for this ectopic expression of aromatase in brain repair mechanisms. Altogether these data suggest that estrogens modulate adult, but not reparative neurogenesis, in zebrafish.","collection-title":"Hormones &amp; Neurotrauma: Protection, Degeneration and Plasticity","container-title":"Hormones and Behavior","DOI":"10.1016/j.yhbeh.2012.04.003","ISSN":"0018-506X","issue":"2","journalAbbreviation":"Hormones and Behavior","page":"193-207","source":"ScienceDirect","title":"Effects of estradiol in adult neurogenesis and brain repair in zebrafish","volume":"63","author":[{"family":"Diotel","given":"Nicolas"},{"family":"Vaillant","given":"Colette"},{"family":"Gabbero","given":"Cyril"},{"family":"Mironov","given":"Svetlana"},{"family":"Fostier","given":"Alexis"},{"family":"Gueguen","given":"Marie-Madeleine"},{"family":"Anglade","given":"Isabelle"},{"family":"Kah","given":"Olivier"},{"family":"Pellegrini","given":"Elisabeth"}],"issued":{"date-parts":[["2013",2,1]]}}},{"id":5264,"uris":["http://zotero.org/users/11313215/items/5QIXBX3Y"],"itemData":{"id":5264,"type":"article-journal","abstract":"Estrogens are known as steroid hormones affecting the brain in many different ways and a wealth of data now document effects on neurogenesis. Estrogens are provided by the periphery but can also be locally produced within the brain itself due to local aromatization of circulating androgens. Adult neurogenesis is described in all vertebrate species examined so far, but comparative investigations have brought to light differences between vertebrate groups. In teleost fishes, the neurogenic activity is spectacular and adult stem cells maintain their mitogenic activity in many proliferative areas within the brain. Fish are also quite unique because brain aromatase expression is limited to radial glia cells, the progenitor cells of adult fish brain. The zebrafish has emerged as an interesting vertebrate model to elucidate the cellular and molecular mechanisms of adult neurogenesis, and notably its modulation by steroids. The main objective of this review is to summarize data related to the functional link between estrogens production in the brain and neurogenesis in fish. First, we will demonstrate that the brain of zebrafish is an endogenous source of steroids and is directly targeted by local and/or peripheral steroids. Then, we will present data demonstrating the progenitor nature of radial glial cells in the brain of adult fish. Next, we will emphasize the role of estrogens in constitutive neurogenesis and its potential contribution to the regenerative neurogenesis. Finally, the negative impacts on neurogenesis of synthetic hormones used in contraceptive pills production and released in the aquatic environment will be discussed.","collection-title":"SI:Steroids &amp; Nervous System","container-title":"The Journal of Steroid Biochemistry and Molecular Biology","DOI":"10.1016/j.jsbmb.2015.06.011","ISSN":"0960-0760","journalAbbreviation":"The Journal of Steroid Biochemistry and Molecular Biology","page":"27-36","source":"ScienceDirect","title":"Steroid modulation of neurogenesis: Focus on radial glial cells in zebrafish","title-short":"Steroid modulation of neurogenesis","volume":"160","author":[{"family":"Pellegrini","given":"Elisabeth"},{"family":"Diotel","given":"Nicolas"},{"family":"Vaillant-Capitaine","given":"Colette"},{"family":"Pérez Maria","given":"Rita"},{"family":"Gueguen","given":"Marie-Madeleine"},{"family":"Nasri","given":"Ahmed"},{"family":"Cano Nicolau","given":"Joel"},{"family":"Kah","given":"Olivier"}],"issued":{"date-parts":[["2016",6,1]]}}}],"schema":"https://github.com/citation-style-language/schema/raw/master/csl-citation.json"} </w:delInstrText>
+        </w:r>
+        <w:r>
+          <w:fldChar w:fldCharType="separate"/>
+        </w:r>
+        <w:r>
+          <w:rPr>
+            <w:rFonts w:cs="Times New Roman"/>
+          </w:rPr>
+          <w:delText>(24, 25)</w:delText>
+        </w:r>
+        <w:r>
+          <w:fldChar w:fldCharType="end"/>
+        </w:r>
+        <w:r>
+          <w:delText>,</w:delText>
+        </w:r>
+      </w:del>
       <w:r>
         <w:t xml:space="preserve"> </w:t>
       </w:r>
-      <w:r>
-        <w:t xml:space="preserve">Consistent with altered neurogenic activity, the largest functional group of DEGs in 1_RGC consisted of transcription factors with established roles in neurogenesis, gliogenesis, and epigenetic regulation </w:t>
-      </w:r>
-      <w:r>
-        <w:rPr>
-          <w:i/>
-          <w:iCs/>
-        </w:rPr>
-        <w:fldChar w:fldCharType="begin"/>
-      </w:r>
-      <w:r>
-        <w:rPr>
-          <w:i/>
-          <w:iCs/>
-        </w:rPr>
-        <w:instrText xml:space="preserve"> ADDIN ZOTERO_ITEM CSL_CITATION {"citationID":"tvoAI9YG","properties":{"unsorted":false,"formattedCitation":"(28\\uc0\\u8211{}38)","plainCitation":"(28–38)","noteIndex":0},"citationItems":[{"id":5357,"uris":["http://zotero.org/users/11313215/items/M97TK2BY"],"itemData":{"id":5357,"type":"article-journal","abstract":"During vertebrate development, the specification of distinct cell types is thought to be controlled by inductive signals acting at different concentration thresholds1. The degree of receptor activation in response to these signals is a known determinant of cell fate2, but the later steps at which graded signals are converted into all-or-none distinctions in cell identity remain poorly resolved. In the ventral neural tube, motor neuron and interneuron generation depends on the graded activity of the signalling protein Sonic hedgehog (Shh)3,4,5. These neuronal subtypes derive from distinct progenitor cell populations that express the homeodomain proteins Nkx2.2 or Pax6 in response to graded Shh signalling6,7. In mice lacking Pax6, progenitor cells generate neurons characteristic of exposure to greater Shh activity6,7. However, Nkx2.2 expression expands dosally in Pax6 mutants6, raising the possibility that Pax6 controls neuronal pattern indirectly. Here we provide evidence that Nkx2.2 has a primary role in ventral neuronal patterning. In Nkx2.2 mutants, Pax6 expression is unchanged but cells undergo a ventral-to-dorsal transformation in fate and generate motor neurons rather than interneurons. Thus, Nkx2.2 has an essential role in interpreting graded Shh signals and selecting neuronal identity.","container-title":"Nature","DOI":"10.1038/19315","ISSN":"1476-4687","issue":"6728","language":"en","license":"1999 Macmillan Magazines Ltd.","page":"622-627","publisher":"Nature Publishing Group","source":"www.nature.com","title":"Homeobox gene Nkx2.2 and specification of neuronal identity by graded Sonic hedgehog signalling","volume":"398","author":[{"family":"Briscoe","given":"J."},{"family":"Sussel","given":"L."},{"family":"Serup","given":"P."},{"family":"Hartigan-O'Connor","given":"D."},{"family":"Jessell","given":"T. M."},{"family":"Rubenstein","given":"J. L. R."},{"family":"Ericson","given":"J."}],"issued":{"date-parts":[["1999",4]]}}},{"id":4899,"uris":["http://zotero.org/users/11313215/items/K7XWW822"],"itemData":{"id":4899,"type":"article-journal","abstract":"Dbx homeodomain proteins are important for spinal cord dorsal/ventral patterning and the production of multiple spinal cord cell types. We have examined the regulation and function of Dbx genes in the zebrafish. We report that Hedgehog signaling is not required for the induction or maintenance of these genes; in the absence of Hedgehog signaling, dbx1a/1b/2 are expanded ventrally with concomitant increases in postmitotic neurons that differentiate from this domain. Also, we find that retinoic acid signaling is not required for the induction of Dbx expression. Furthermore, we are the first to report that knockdown of Dbx1 function causes a dorsal expansion of nkx6.2, which is thought to be the cross-repressive partner of Dbx1 in mouse. Our data confirm that the dbx1a/1b/2 domain in zebrafish spinal cord development behaves similarly to amniotes, while extending knowledge of Dbx1 function in spinal cord patterning. Developmental Dynamics 236:3472–3483, 2007. © 2007 Wiley-Liss, Inc.","container-title":"Developmental Dynamics","DOI":"10.1002/dvdy.21367","ISSN":"1097-0177","issue":"12","language":"en","license":"Copyright © 2007 Wiley-Liss, Inc.","note":"_eprint: https://anatomypubs.onlinelibrary.wiley.com/doi/pdf/10.1002/dvdy.21367","page":"3472-3483","source":"Wiley Online Library","title":"Regulation and function of Dbx genes in the zebrafish spinal cord","volume":"236","author":[{"family":"Gribble","given":"Suzanna L."},{"family":"Nikolaus","given":"O. Brant"},{"family":"Dorsky","given":"Richard I."}],"issued":{"date-parts":[["2007"]]}}},{"id":5451,"uris":["http://zotero.org/users/11313215/items/AH7JICHY"],"itemData":{"id":5451,"type":"article-journal","container-title":"Neuron","DOI":"10.1016/S0896-6273(01)00212-4","ISSN":"0896-6273","issue":"2","journalAbbreviation":"Neuron","language":"English","page":"367-384","PMID":"11239429","publisher":"Elsevier","source":"www.cell.com","title":"Control of Interneuron Fate in the Developing Spinal Cord by the Progenitor Homeodomain Protein Dbx1","volume":"29","author":[{"family":"Pierani","given":"A."},{"family":"Moran-Rivard","given":"L."},{"family":"Sunshine","given":"M. J."},{"family":"Littman","given":"D. R."},{"family":"Goulding","given":"M."},{"family":"Jessell","given":"T. M."}],"issued":{"date-parts":[["2001",2,1]]}}},{"id":5309,"uris":["http://zotero.org/users/11313215/items/ZZD8N5VK"],"itemData":{"id":5309,"type":"article-journal","abstract":"Background\nThe conserved habenular nuclei function as a relay system connecting the forebrain with the brain stem. They play crucial roles in various cognitive behaviors by modulating cholinergic, dopaminergic and serotonergic activities. Despite the renewed interest in this conserved forebrain region because of its importance in regulating aversion and reward behaviors, the formation of the habenular nuclei during embryogenesis is poorly understood due to their small size and deep location in the brain, as well as the lack of known markers for habenular progenitors. In zebrafish, the bilateral habenular nuclei are subdivided into dorsal and ventral compartments, are particularly large and found on the dorsal surface of the brain, which facilitates the study of their development.\n\nResults\nHere we examine the expression of a homeodomain transcription factor, dbx1b, and its potential to serve as an early molecular marker of dorsal habenular progenitors. Detailed spatiotemporal expression profiles demonstrate that the expression domain of dbx1b correlates with the presumptive habenular region, and dbx1b-expressing cells are proliferative along the ventricle. A lineage-tracing experiment using the Cre-lox system confirms that all or almost all dorsal habenular neurons are derived from dbx1b-expressing cells. In addition, mutant analysis and pharmacological treatments demonstrate that both initiation and maintenance of dbx1b expression requires precise regulation by fibroblast growth factor (FGF) signaling.\n\nConclusions\nWe provide clear evidence in support of dbx1b marking the progenitor populations that give rise to the dorsal habenulae. In addition, the expression of dbx1b in the dorsal diencephalon is tightly controlled by FGF signaling.","container-title":"Neural Development","DOI":"10.1186/1749-8104-9-20","ISSN":"1749-8104","journalAbbreviation":"Neural Dev","page":"20","PMID":"25212830","PMCID":"PMC4164515","source":"PubMed Central","title":"Dbx1b defines the dorsal habenular progenitor domain in the zebrafish epithalamus","volume":"9","author":[{"family":"Dean","given":"Benjamin J"},{"family":"Erdogan","given":"Begum"},{"family":"Gamse","given":"Joshua T"},{"family":"Wu","given":"Shu-Yu"}],"issued":{"date-parts":[["2014",9,12]]}}},{"id":5428,"uris":["http://zotero.org/users/11313215/items/3D6C9GTQ"],"itemData":{"id":5428,"type":"article-journal","abstract":"Gli zinc-finger proteins are transcription factors involved in the intracellular signal transduction controlled by the Hedgehog family of secreted molecules. They are frequently mutated in human congenital malformations, and their abnormal regulation leads to tumorigenesis. Genetic studies in several model systems indicate that their activity is tightly regulated by Hedgehog signaling through various posttranslational modifications, including phosphorylation, ubiquitin-mediated degradation, and proteolytic processing, as well as through nucleocytoplasmic shuttling. In vertebrate cells, primary cilia are required for the sensing of Hedgehog pathway activity and involved in the processing and activation of Gli proteins. Two evolutionarily conserved Hedgehog pathway components, Suppressor of fused and Kif7, are core intracellular regulators of mammalian Gli proteins. Recent studies revealed that Gli proteins are also regulated transcriptionally and posttranslationally through noncanonical mechanisms independent of Hedgehog signaling. In this review, we describe the regulation of Gli proteins during development and discuss possible mechanisms for their abnormal activation during tumorigenesis.","container-title":"Annual Review of Cell and Developmental Biology","DOI":"10.1146/annurev-cellbio-092910-154048","ISSN":"1081-0706, 1530-8995","issue":"Volume 27, 2011","language":"en","page":"513-537","publisher":"Annual Reviews","source":"www.annualreviews.org","title":"Gli Proteins in Development and Disease","volume":"27","author":[{"family":"Hui","given":"Chi-chung"},{"family":"Angers","given":"Stephane"}],"issued":{"date-parts":[["2011",11,10]]}}},{"id":5281,"uris":["http://zotero.org/users/11313215/items/8UHCEWPU"],"itemData":{"id":5281,"type":"article-journal","abstract":"Chicken ovalbumin upstream promoter transcription factors (COUP-TFs) are nuclear receptors belonging to the superfamily of the steroid/thyroid hormone receptors. Members of this family are internalized to the nucleus both in a ligand-dependent or -independent manner and act as strong transcriptional regulators by binding to the DNA of their target genes. COUP-TFs are defined as orphan receptors, since ligands regulating their activity have not so far been identified. From the very beginning of metazoan evolution, these molecules have been involved in various key events during embryonic development and organogenesis. In this review, we will mainly focus on their function during development and maturation of the central nervous system, which has been well characterized in various animal classes ranging from ctenophores to mammals. We will start by introducing the current knowledge on COUP-TF mechanisms of action and then focus our discussion on the crucial processes underlying forebrain ontogenesis, with special emphasis on mammalian development. Finally, the conserved roles of COUP-TFs along phylogenesis will be highlighted, and some hypotheses, worth exploring in future years to gain more insight into the mechanisms controlled by these factors, will be proposed.","container-title":"Cellular and Molecular Life Sciences: CMLS","DOI":"10.1007/s00018-013-1320-6","ISSN":"1420-682X","issue":"1","journalAbbreviation":"Cell Mol Life Sci","page":"43-62","PMID":"23525662","PMCID":"PMC11114017","source":"PubMed Central","title":"The nuclear receptors COUP-TF: a long-lasting experience in forebrain assembly","title-short":"The nuclear receptors COUP-TF","volume":"71","author":[{"family":"Alfano","given":"Christian"},{"family":"Magrinelli","given":"Elia"},{"family":"Harb","given":"Kawssar"},{"family":"Studer","given":"Michèle"}],"issued":{"date-parts":[["2013",3,23]]}}},{"id":4898,"uris":["http://zotero.org/users/11313215/items/632PT6KR"],"itemData":{"id":4898,"type":"article-journal","abstract":"In human telencephalon at 8–12 postconceptional weeks, ribonucleic acid quantitative sequencing and immunohistochemistry revealed cortical chicken ovalbumin upstream promotor-transcription factor 1 (COUP-TFI) expression in a high ventro-posterior to low anterior gradient except for raised immunoreactivity in the anterior ventral pallium. Unlike in mouse, COUP-TFI and SP8 were extensively co-expressed in dorsal sensory neocortex and dorsal hippocampus whereas COUPTFI/COUPTFII co-expression defined ventral temporal cortex and ventral hippocampus. In the ganglionic eminences (GEs) COUP-TFI immunoreactivity demarcated the proliferative zones of caudal GE (CGE), dorsal medial GE (MGE), MGE/lateral GE (LGE) boundary, and ventral LGE whereas COUP-TFII was limited to ventral CGE and the MGE/LGE boundary. Co-labeling with gamma amino butyric acidergic interneuron markers revealed that COUP-TFI was expressed in subpopulations of either MGE-derived (SOX6+) or CGE-derived (calretinin+/SP8+) interneurons. COUP-TFII was mainly confined to CGE-derived interneurons. Twice as many GAD67+ cortical cells co-labeled for COUP-TFI than for COUP-TFII. A fifth of COUP-TFI cells also co-expressed COUP-TFII, and cells expressing either transcription factor followed posterior or anterio-lateral pathways into the cortex, therefore, a segregation of migration pathways according to COUP-TF expression as proposed in mouse was not observed. In cultures differentiated from isolated human cortical progenitors, many cells expressed either COUP-TF and 30% also co-expressed GABA, however no cells expressed NKX2.1. This suggests interneurons could be generated intracortically from progenitors expressing either COUP-TF.","container-title":"Cerebral Cortex","DOI":"10.1093/cercor/bhx185","ISSN":"1047-3211","issue":"10","journalAbbreviation":"Cereb Cortex","page":"4971-4987","source":"Silverchair","title":"The Transcription Factors COUP-TFI and COUP-TFII have Distinct Roles in Arealisation and GABAergic Interneuron Specification in the Early Human Fetal Telencephalon","volume":"27","author":[{"family":"Alzu'bi","given":"Ayman"},{"family":"Lindsay","given":"Susan J"},{"family":"Harkin","given":"Lauren F"},{"family":"McIntyre","given":"Jack"},{"family":"Lisgo","given":"Steven N"},{"family":"Clowry","given":"Gavin J"}],"issued":{"date-parts":[["2017",10,1]]}}},{"id":5289,"uris":["http://zotero.org/users/11313215/items/I2ZJNVVR"],"itemData":{"id":5289,"type":"article-journal","abstract":"The preoptic area (POa) of the rostral diencephalon supplies the neocortex and the amygdala with GABAergic neurons in the developing mouse brain. However, the molecular mechanisms that determine the pathway and destinations of POa-derived neurons have not yet been identified. Here we show that Chicken ovalbumin upstream promoter transcription factor II (COUP-TFII)–induced expression of Neuropilin-2 (Nrp2) and its down-regulation control the destination of POa-derived GABAergic neurons. Initially, a majority of the POa-derived migrating neurons express COUP-TFII and form a caudal migratory stream toward the caudal subpallium. When a subpopulation of cells steers toward the neocortex, they exhibit decreased expression of COUP-TFII and Nrp2. The present findings show that suppression of COUP-TFII/Nrp2 changed the destination of the cells into the neocortex, whereas overexpression of COUP-TFII/Nrp2 caused cells to end up in the medial part of the amygdala. Taken together, these results reveal that COUP-TFII/Nrp2 is a molecular switch determining the pathway and destination of migrating GABAergic neurons born in the POa.","container-title":"Proceedings of the National Academy of Sciences","DOI":"10.1073/pnas.1420701112","issue":"36","page":"E4985-E4994","publisher":"Proceedings of the National Academy of Sciences","source":"pnas.org (Atypon)","title":"The COUP-TFII/Neuropilin-2 is a molecular switch steering diencephalon-derived GABAergic neurons in the developing mouse brain","volume":"112","author":[{"family":"Kanatani","given":"Shigeaki"},{"family":"Honda","given":"Takao"},{"family":"Aramaki","given":"Michihiko"},{"family":"Hayashi","given":"Kanehiro"},{"family":"Kubo","given":"Ken-ichiro"},{"family":"Ishida","given":"Mami"},{"family":"Tanaka","given":"Daisuke H."},{"family":"Kawauchi","given":"Takeshi"},{"family":"Sekine","given":"Katsutoshi"},{"family":"Kusuzawa","given":"Sayaka"},{"family":"Kawasaki","given":"Takahiko"},{"family":"Hirata","given":"Tatsumi"},{"family":"Tabata","given":"Hidenori"},{"family":"Uhlén","given":"Per"},{"family":"Nakajima","given":"Kazunori"}],"issued":{"date-parts":[["2015",9,8]]}}},{"id":5310,"uris":["http://zotero.org/users/11313215/items/Y52KQI6M"],"itemData":{"id":5310,"type":"article-journal","abstract":"FOXP2 was the first gene shown to cause a Mendelian form of speech and language disorder. Although developmentally expressed in many organs, loss of a single copy of FOXP2 leads to a phenotype that is largely restricted to orofacial impairment during articulation and linguistic processing deficits. Why perturbed FOXP2 function affects specific aspects of the developing brain remains elusive. We investigated the role of FOXP2 in neuronal differentiation and found that FOXP2 drives molecular changes consistent with neuronal differentiation in a human model system. We identified a network of FOXP2 regulated genes related to retinoic acid signaling and neuronal differentiation. FOXP2 also produced phenotypic changes associated with neuronal differentiation including increased neurite outgrowth and reduced migration. Crucially, cells expressing FOXP2 displayed increased sensitivity to retinoic acid exposure. This suggests a mechanism by which FOXP2 may be able to increase the cellular differentiation response to environmental retinoic acid cues for specific subsets of neurons in the brain. These data demonstrate that FOXP2 promotes neuronal differentiation by interacting with the retinoic acid signaling pathway and regulates key processes required for normal circuit formation such as neuronal migration and neurite outgrowth. In this way, FOXP2, which is found only in specific subpopulations of neurons in the brain, may drive precise neuronal differentiation patterns and/or control localization and connectivity of these FOXP2 positive cells.","container-title":"Frontiers in Cellular Neuroscience","DOI":"10.3389/fncel.2014.00305","ISSN":"1662-5102","journalAbbreviation":"Front Cell Neurosci","page":"305","PMID":"25309332","PMCID":"PMC4176457","source":"PubMed Central","title":"FOXP2 drives neuronal differentiation by interacting with retinoic acid signaling pathways","volume":"8","author":[{"family":"Devanna","given":"Paolo"},{"family":"Middelbeek","given":"Jeroen"},{"family":"Vernes","given":"Sonja C."}],"issued":{"date-parts":[["2014",9,26]]}}},{"id":4883,"uris":["http://zotero.org/users/11313215/items/DI5V26B3"],"itemData":{"id":4883,"type":"article-journal","abstract":"FOXP transcription factors are an evolutionarily ancient protein subfamily coordinating the development of several organ systems in the vertebrate body. Association of their genes with neurodevelopmental disorders has sparked particular interest in their expression patterns and functions in the brain. Here, FOXP1, FOXP2, and FOXP4 are expressed in distinct cell type-specific spatiotemporal patterns in multiple regions, including the cortex, hippocampus, amygdala, basal ganglia, thalamus, and cerebellum. These varied sites and timepoints of expression have complicated efforts to link FOXP1 and FOXP2 mutations to their respective developmental disorders, the former affecting global neural functions and the latter specifically affecting speech and language. However, the use of animal models, particularly those with brain region- and cell type-specific manipulations, has greatly advanced our understanding of how FOXP expression patterns could underlie disorder-related phenotypes. While many questions remain regarding FOXP expression and function in the brain, studies to date have illuminated the roles of these transcription factors in vertebrate brain development and have greatly informed our understanding of human development and disorders. This article is categorized under: Nervous System Development &gt; Vertebrates: General Principles Gene Expression and Transcriptional Hierarchies &gt; Gene Networks and Genomics Nervous System Development &gt; Vertebrates: Regional Development","container-title":"WIREs Developmental Biology","DOI":"10.1002/wdev.375","ISSN":"1759-7692","issue":"5","language":"en","license":"© 2020 Wiley Periodicals, Inc.","note":"_eprint: https://wires.onlinelibrary.wiley.com/doi/pdf/10.1002/wdev.375","page":"e375","source":"Wiley Online Library","title":"FOXP transcription factors in vertebrate brain development, function, and disorders","volume":"9","author":[{"family":"Co","given":"Marissa"},{"family":"Anderson","given":"Ashley G."},{"family":"Konopka","given":"Genevieve"}],"issued":{"date-parts":[["2020"]]}}},{"id":4884,"uris":["http://zotero.org/users/11313215/items/BJTS2HEJ"],"itemData":{"id":4884,"type":"article-journal","abstract":"Neuroepithelial precursor cells of the vertebrate central nervous system either self-renew or differentiate into neurons, oligodendrocytes or astrocytes under the influence of a gene regulatory network that consists in transcription factors, epigenetic modifiers and microRNAs. Sox transcription factors are central to this regulatory network, especially members of the SoxB, SoxC, SoxD, SoxE and SoxF groups. These Sox proteins are widely expressed in neuroepithelial precursor cells and in newly specified, differentiating and mature neurons, oligodendrocytes and astrocytes and influence their identity, survival and development. They exert their effect predominantly at the transcriptional level but also have substantial impact on expression at the epigenetic and posttranscriptional levels with some Sox proteins acting as pioneer factors, recruiting chromatin-modifying and -remodelling complexes or influencing microRNA expression. They interact with a large variety of other transcription factors and influence the expression of regulatory molecules and effector genes in a cell-type-specific and temporally controlled manner. As versatile regulators with context-dependent functions, they are not only indispensable for central nervous system development but might also be instrumental for the development of reprogramming and cell conversion strategies for replacement therapies and for assisted regeneration after injury or degeneration-induced cell loss in the central nervous system.","container-title":"Cell and Tissue Research","DOI":"10.1007/s00441-014-1909-6","ISSN":"1432-0878","issue":"1","journalAbbreviation":"Cell Tissue Res","language":"en","page":"111-124","source":"Springer Link","title":"From CNS stem cells to neurons and glia: Sox for everyone","title-short":"From CNS stem cells to neurons and glia","volume":"359","author":[{"family":"Reiprich","given":"Simone"},{"family":"Wegner","given":"Michael"}],"issued":{"date-parts":[["2015",1,1]]}}}],"schema":"https://github.com/citation-style-language/schema/raw/master/csl-citation.json"} </w:instrText>
-      </w:r>
-      <w:r>
-        <w:rPr>
-          <w:i/>
-          <w:iCs/>
-        </w:rPr>
-        <w:fldChar w:fldCharType="separate"/>
-      </w:r>
-      <w:r>
-        <w:rPr>
-          <w:rFonts w:cs="Times New Roman"/>
-          <w:kern w:val="0"/>
-        </w:rPr>
-        <w:t>(28–38)</w:t>
-      </w:r>
-      <w:r>
-        <w:rPr>
-          <w:i/>
-          <w:iCs/>
-        </w:rPr>
-        <w:fldChar w:fldCharType="end"/>
-      </w:r>
-      <w:r>
-        <w:rPr>
-          <w:i/>
-          <w:iCs/>
-        </w:rPr>
-        <w:t xml:space="preserve"> </w:t>
-      </w:r>
-      <w:r>
-        <w:t>(</w:t>
-      </w:r>
-      <w:r>
-        <w:rPr>
-          <w:highlight w:val="yellow"/>
-        </w:rPr>
-        <w:t>Fig. 4</w:t>
-      </w:r>
-      <w:r>
-        <w:rPr>
-          <w:highlight w:val="yellow"/>
-        </w:rPr>
-        <w:t>B</w:t>
-      </w:r>
-      <w:r>
-        <w:t>).</w:t>
-      </w:r>
-      <w:r>
-        <w:t xml:space="preserve"> In addition, DAR analysis identified differential chromatin accessibility at multiple transcription factors and cell adhesion genes implicated in neural development (</w:t>
-      </w:r>
-      <w:r>
-        <w:rPr>
-          <w:highlight w:val="yellow"/>
-        </w:rPr>
-        <w:t>Fig. S4</w:t>
-      </w:r>
-      <w:r>
-        <w:t xml:space="preserve">). Together, these transcriptional and epigenetic changes suggested that the neurogenic state of radial glia was altered </w:t>
-      </w:r>
-      <w:r>
-        <w:t xml:space="preserve">transiently </w:t>
-      </w:r>
-      <w:r>
-        <w:t>during the intermediate phase.</w:t>
-      </w:r>
-    </w:p>
-    <w:p>
-      <w:r>
-        <w:tab/>
-      </w:r>
-      <w:r>
-        <w:t>Because RGCs are a heterogenous cell type, we subclustered 1_RGC into 4 subclusters</w:t>
-      </w:r>
-      <w:r>
-        <w:t xml:space="preserve"> (</w:t>
-      </w:r>
-      <w:r>
-        <w:rPr>
-          <w:highlight w:val="yellow"/>
-        </w:rPr>
-        <w:t>Fig.</w:t>
-      </w:r>
-      <w:r>
-        <w:rPr>
-          <w:highlight w:val="yellow"/>
-        </w:rPr>
-        <w:t xml:space="preserve"> 4</w:t>
-      </w:r>
-      <w:r>
-        <w:rPr>
-          <w:highlight w:val="yellow"/>
-        </w:rPr>
-        <w:t>C</w:t>
-      </w:r>
-      <w:r>
-        <w:t>)</w:t>
-      </w:r>
-      <w:r>
-        <w:t>. Analysis of marker genes paired with CytoTRACE, a tool that infers cellular immaturity</w:t>
-      </w:r>
-      <w:r>
-        <w:fldChar w:fldCharType="begin"/>
-      </w:r>
-      <w:r>
-        <w:instrText xml:space="preserve"> ADDIN ZOTERO_ITEM CSL_CITATION {"citationID":"OTJvsLJ2","properties":{"unsorted":false,"formattedCitation":"(39)","plainCitation":"(39)","noteIndex":0},"citationItems":[{"id":5340,"uris":["http://zotero.org/users/11313215/items/MEV7TCRJ"],"itemData":{"id":5340,"type":"article-journal","abstract":"Single-cell RNA sequencing (scRNA-seq) is a powerful approach for reconstructing cellular differentiation trajectories. However, inferring both the state and direction of differentiation is challenging. Here, we demonstrate a simple, yet robust, determinant of developmental potential—the number of expressed genes per cell—and leverage this measure of transcriptional diversity to develop a computational framework (CytoTRACE) for predicting differentiation states from scRNA-seq data. When applied to diverse tissue types and organisms, CytoTRACE outperformed previous methods and nearly 19,000 annotated gene sets for resolving 52 experimentally determined developmental trajectories. Additionally, it facilitated the identification of quiescent stem cells and revealed genes that contribute to breast tumorigenesis. This study thus establishes a key RNA-based feature of developmental potential and a platform for delineation of cellular hierarchies.","container-title":"Science","DOI":"10.1126/science.aax0249","issue":"6476","page":"405-411","publisher":"American Association for the Advancement of Science","source":"science.org (Atypon)","title":"Single-cell transcriptional diversity is a hallmark of developmental potential","volume":"367","author":[{"family":"Gulati","given":"Gunsagar S."},{"family":"Sikandar","given":"Shaheen S."},{"family":"Wesche","given":"Daniel J."},{"family":"Manjunath","given":"Anoop"},{"family":"Bharadwaj","given":"Anjan"},{"family":"Berger","given":"Mark J."},{"family":"Ilagan","given":"Francisco"},{"family":"Kuo","given":"Angera H."},{"family":"Hsieh","given":"Robert W."},{"family":"Cai","given":"Shang"},{"family":"Zabala","given":"Maider"},{"family":"Scheeren","given":"Ferenc A."},{"family":"Lobo","given":"Neethan A."},{"family":"Qian","given":"Dalong"},{"family":"Yu","given":"Feiqiao B."},{"family":"Dirbas","given":"Frederick M."},{"family":"Clarke","given":"Michael F."},{"family":"Newman","given":"Aaron M."}],"issued":{"date-parts":[["2020",1,24]]}}}],"schema":"https://github.com/citation-style-language/schema/raw/master/csl-citation.json"} </w:instrText>
-      </w:r>
-      <w:r>
-        <w:fldChar w:fldCharType="separate"/>
-      </w:r>
-      <w:r>
-        <w:rPr>
-          <w:rFonts w:cs="Times New Roman"/>
-        </w:rPr>
-        <w:t>(39)</w:t>
-      </w:r>
-      <w:r>
-        <w:fldChar w:fldCharType="end"/>
-      </w:r>
-      <w:r>
-        <w:t xml:space="preserve"> revealed a neural stem cell (NSC) population (1_NSC), a neural progenitor (NP) population (1_NP), as well as </w:t>
-      </w:r>
-      <w:r>
-        <w:rPr>
-          <w:i/>
-          <w:iCs/>
-        </w:rPr>
-        <w:t>shha</w:t>
-      </w:r>
-      <w:r>
-        <w:t xml:space="preserve"> and </w:t>
-      </w:r>
-      <w:r>
-        <w:rPr>
-          <w:i/>
-          <w:iCs/>
-        </w:rPr>
-        <w:t>gfap</w:t>
-      </w:r>
-      <w:r>
-        <w:t xml:space="preserve"> expressing populations (1_shha and 1_gfap respectively) (</w:t>
-      </w:r>
-      <w:r>
-        <w:rPr>
-          <w:highlight w:val="yellow"/>
-        </w:rPr>
-        <w:t xml:space="preserve">Figs. </w:t>
-      </w:r>
-      <w:r>
-        <w:rPr>
-          <w:highlight w:val="yellow"/>
-        </w:rPr>
-        <w:t>4</w:t>
-      </w:r>
-      <w:r>
-        <w:rPr>
-          <w:highlight w:val="yellow"/>
-        </w:rPr>
-        <w:t>D</w:t>
-      </w:r>
-      <w:r>
-        <w:rPr>
-          <w:highlight w:val="yellow"/>
-        </w:rPr>
-        <w:t>,</w:t>
-      </w:r>
-      <w:r>
-        <w:rPr>
-          <w:highlight w:val="yellow"/>
-        </w:rPr>
-        <w:t>E</w:t>
-      </w:r>
-      <w:r>
-        <w:rPr>
-          <w:highlight w:val="yellow"/>
-        </w:rPr>
-        <w:t xml:space="preserve">, </w:t>
-      </w:r>
-      <w:r>
-        <w:rPr>
-          <w:highlight w:val="yellow"/>
-        </w:rPr>
-        <w:t xml:space="preserve"> </w:t>
-      </w:r>
-      <w:r>
-        <w:rPr>
-          <w:highlight w:val="yellow"/>
-        </w:rPr>
-        <w:t>S</w:t>
-      </w:r>
-      <w:r>
-        <w:rPr>
-          <w:highlight w:val="yellow"/>
-        </w:rPr>
-        <w:t>5</w:t>
-      </w:r>
-      <w:r>
-        <w:rPr>
-          <w:highlight w:val="yellow"/>
-        </w:rPr>
-        <w:t>A</w:t>
-      </w:r>
-      <w:r>
-        <w:rPr>
-          <w:highlight w:val="yellow"/>
-        </w:rPr>
-        <w:t>-</w:t>
-      </w:r>
-      <w:r>
-        <w:rPr>
-          <w:highlight w:val="yellow"/>
-        </w:rPr>
-        <w:t>D</w:t>
-      </w:r>
-      <w:r>
-        <w:t>).</w:t>
-      </w:r>
-    </w:p>
-    <w:p>
-      <w:r>
-        <w:tab/>
-      </w:r>
-      <w:r>
-        <w:t xml:space="preserve">There were significant phase-dependent changes in the relative abundance of the 1_NSC and 1_NP populations within the radial glial </w:t>
-      </w:r>
-      <w:r>
-        <w:t>cluster</w:t>
-      </w:r>
-      <w:r>
-        <w:t>. Specifically, the proportion of radial glia classified as 1_NSC was significantly lower in intermediates than in either males or females (</w:t>
-      </w:r>
-      <w:r>
-        <w:rPr>
-          <w:highlight w:val="yellow"/>
-        </w:rPr>
-        <w:t>Fig. 4F</w:t>
-      </w:r>
-      <w:r>
-        <w:t>). Conversely, the proportion of radial glia classified as 1_NP was greatest in intermediates and smallest in females (</w:t>
-      </w:r>
-      <w:r>
-        <w:rPr>
-          <w:highlight w:val="yellow"/>
-        </w:rPr>
-        <w:t>Fig. 4G</w:t>
-      </w:r>
-      <w:r>
-        <w:t xml:space="preserve">). This reciprocal shift in the composition of the </w:t>
-      </w:r>
-      <w:r>
-        <w:lastRenderedPageBreak/>
-        <w:t>radial glial population is consistent with increased progression from the neural stem cell to the neural progenitor state during the intermediate phase.</w:t>
-      </w:r>
-    </w:p>
-    <w:p>
-      <w:r>
-        <w:tab/>
-      </w:r>
-      <w:r>
-        <w:t>To assess the neurogenic state of the expanded 1_NP population, we quantified expression of a neuron differentiation gene module composed of genes annotated with GO:0030182 (</w:t>
-      </w:r>
-      <w:r>
-        <w:rPr>
-          <w:highlight w:val="yellow"/>
-        </w:rPr>
-        <w:t>Methods</w:t>
-      </w:r>
-      <w:r>
-        <w:t>). Module expression was similar in males and intermediates but significantly lower in females (</w:t>
-      </w:r>
-      <w:r>
-        <w:rPr>
-          <w:highlight w:val="yellow"/>
-        </w:rPr>
-        <w:t>Fig. 4H</w:t>
-      </w:r>
-      <w:r>
-        <w:t>). Thus, although neural progenitors were more abundant during the intermediate phase, they retained a neuronal differentiation program comparable to that observed in males. Together with the depletion of 1_NSC and expansion of 1_NP, these findings are consistent with increased recruitment of neural stem cells into the neurogenic lineage during the intermediate phase, followed by reduced neurogenic activity in females.</w:t>
-      </w:r>
-    </w:p>
-    <w:p/>
-    <w:p>
-      <w:pPr>
-        <w:rPr>
-          <w:b/>
-          <w:bCs/>
-        </w:rPr>
-      </w:pPr>
-      <w:r>
-        <w:rPr>
-          <w:b/>
-          <w:bCs/>
-        </w:rPr>
-        <w:t>Evidence for Neurogenesis and Neuronal Maturation in 6_POA_Mixed</w:t>
-      </w:r>
-    </w:p>
-    <w:p>
-      <w:r>
-        <w:rPr>
-          <w:b/>
-          <w:bCs/>
-        </w:rPr>
-        <w:tab/>
-      </w:r>
-      <w:r>
-        <w:t xml:space="preserve">Among all neuronal populations, 6_POA_Mixed </w:t>
-      </w:r>
-      <w:r>
-        <w:t>showed</w:t>
-      </w:r>
-      <w:r>
-        <w:t xml:space="preserve"> the greatest number of </w:t>
-      </w:r>
-      <w:r>
-        <w:t xml:space="preserve">DEGs </w:t>
-      </w:r>
-      <w:r>
-        <w:t>during sex change and was one of a small number of neuronal clusters that increased in relative abundance during the intermediate phase (</w:t>
-      </w:r>
-      <w:r>
-        <w:rPr>
-          <w:highlight w:val="yellow"/>
-        </w:rPr>
-        <w:t>Figs. 3B,C</w:t>
-      </w:r>
-      <w:r>
-        <w:t>). Because this cluster contains preoptic neurons involved in the neuroendocrine regulation of pituitary gonadotrophs, we next performed a focused analysis of 6_POA_Mixed. Previous studies have demonstrated that neurogenesis occurs in the anterior preoptic area during clownfish sex change</w:t>
-      </w:r>
-      <w:r>
-        <w:t xml:space="preserve"> </w:t>
-      </w:r>
-      <w:r>
-        <w:fldChar w:fldCharType="begin"/>
-      </w:r>
-      <w:r>
-        <w:instrText xml:space="preserve"> ADDIN ZOTERO_ITEM CSL_CITATION {"citationID":"JSAeGNA5","properties":{"unsorted":false,"formattedCitation":"(14)","plainCitation":"(14)","noteIndex":0},"citationItems":[{"id":45,"uris":["http://zotero.org/users/11313215/items/VGA9PBJ3"],"itemData":{"id":45,"type":"article-journal","abstract":"Sex differences in cell number in the preoptic area of the hypothalamus (POA) are documented across all major vertebrate lineages and contribute to differential regulation of the hypothalamic-pituitary-gonad axis and reproductive behavior between the sexes. Sex-changing fishes provide a unique opportunity to study mechanisms underlying sexual differentiation of the POA. In anemonefish (clownfish), which change sex from male to female, females have approximately twice the number of medium-sized cells in the anterior POA compared to males. This sex difference transitions from male-like to female-like during sex change. However, it is not known how this sex difference in POA cell number is established. This study tests the hypothesis that new cell addition plays a role. We initiated adult male-to-female sex change in 30 anemonefish (Amphiprion ocellaris) and administered BrdU to label new cells added to the POA at regular intervals throughout sex change. Sex-changing fish added more new cells to the anterior POA than non-changing fish, supporting the hypothesis. The observed effects could be accounted for by differences in POA volume, but they are also consistent with a steady trickle of new cells being gradually accumulated in the anterior POA before vitellogenic oocytes develop in the gonads. These results provide insight into the unique characteristics of protandrous sex change in anemonefish relative to other modes of sex change, and support the potential for future research in sex-changing fishes to provide a richer under­ standing of the mechanisms for sexual differentiation of the brain.","container-title":"General and Comparative Endocrinology","DOI":"10.1016/j.ygcen.2022.114185","ISSN":"00166480","journalAbbreviation":"General and Comparative Endocrinology","language":"en","page":"114185","source":"DOI.org (Crossref)","title":"New cells added to the preoptic area during sex change in the common clownfish Amphiprion ocellaris","volume":"333","author":[{"family":"Parker","given":"Coltan G."},{"family":"Craig","given":"Sarah E."},{"family":"Histed","given":"Abigail R."},{"family":"Lee","given":"Joanne S."},{"family":"Ibanez","given":"Emma"},{"family":"Pronitcheva","given":"Veronica"},{"family":"Rhodes","given":"Justin S."}],"issued":{"date-parts":[["2023",3]]}}}],"schema":"https://github.com/citation-style-language/schema/raw/master/csl-citation.json"} </w:instrText>
-      </w:r>
-      <w:r>
-        <w:fldChar w:fldCharType="separate"/>
-      </w:r>
-      <w:r>
-        <w:rPr>
-          <w:rFonts w:cs="Times New Roman"/>
-        </w:rPr>
-        <w:t>(14)</w:t>
-      </w:r>
-      <w:r>
-        <w:fldChar w:fldCharType="end"/>
-      </w:r>
-      <w:r>
-        <w:t>,</w:t>
-      </w:r>
-      <w:r>
-        <w:t xml:space="preserve"> but the identity and maturation of the newly generated cells have remained unknown. We therefore asked whether the transcriptional changes observed in 6_POA_Mixed were consistent with the addition and maturation of newly generated neurons.</w:t>
-      </w:r>
-      <w:r>
-        <w:t xml:space="preserve"> </w:t>
-      </w:r>
-    </w:p>
-    <w:p>
-      <w:pPr>
-        <w:ind w:firstLine="720"/>
-      </w:pPr>
-      <w:r>
-        <w:t>GO analysis of 6_POA_Mixed identified enrichment of genes involved in extracellular matrix organization, cell adhesion, and perineuronal net remodeling (</w:t>
-      </w:r>
-      <w:r>
-        <w:rPr>
-          <w:highlight w:val="yellow"/>
-        </w:rPr>
-        <w:t>Fig. 5B,C; Fig. S6</w:t>
-      </w:r>
-      <w:r>
-        <w:t xml:space="preserve">). Because these processes are required for neurite extension, synapse formation, and remodeling of neuronal connectivity during development and adult neurogenesis </w:t>
-      </w:r>
-      <w:r>
-        <w:fldChar w:fldCharType="begin"/>
-      </w:r>
-      <w:r>
-        <w:instrText xml:space="preserve"> ADDIN ZOTERO_ITEM CSL_CITATION {"citationID":"rIAQhBds","properties":{"unsorted":false,"formattedCitation":"(40\\uc0\\u8211{}47)","plainCitation":"(40–47)","noteIndex":0},"citationItems":[{"id":4906,"uris":["http://zotero.org/users/11313215/items/GI87VEQV"],"itemData":{"id":4906,"type":"article-journal","abstract":"Synaptic cell adhesion molecules (SCAMs) are a functional category of cell adhesion molecules that connect pre- and postsynapses by the protein-protein interaction via their extracellular cell adhesion domains. Countless numbers of common genetic variants and rare mutations in SCAMs have been identified in the patients with autism spectrum disorders (ASDs). Among these, NRXN and NLGN family proteins cooperatively function at synaptic terminals both of which genes are strongly implicated as risk genes for ASDs. Knock-in mice carrying a single rare point mutation of NLGN3 (NLGN3 R451C) discovered in the patients with ASDs display a deficit in social interaction and an enhancement of spatial learning and memory ability reminiscent of the clinical phenotype of ASDs. NLGN4 knockout (KO) and NRXN2α KO mice also show a deficit in sociability as well as some specific neuropsychiatric behaviors. In this review, we selected NRXNs/NLGNs, CNTNAP2/CNTNAP4, CNTN4, ITGB3, and KIRREL3 as strong ASD risk genes based on SFARI score and summarize the protein structures, functions at synapses, representative discoveries in human genetic studies, and phenotypes of the mutant model mice in light of the pathophysiology of ASDs.","collection-title":"Development of Fast Neurotransmitter Synapses: general principles","container-title":"Brain Research Bulletin","DOI":"10.1016/j.brainresbull.2016.10.006","ISSN":"0361-9230","journalAbbreviation":"Brain Research Bulletin","page":"82-90","source":"ScienceDirect","title":"Distortion of the normal function of synaptic cell adhesion molecules by genetic variants as a risk for autism spectrum disorders","volume":"129","author":[{"family":"Baig","given":"Deeba Noreen"},{"family":"Yanagawa","given":"Toru"},{"family":"Tabuchi","given":"Katsuhiko"}],"issued":{"date-parts":[["2017",3,1]]}}},{"id":4907,"uris":["http://zotero.org/users/11313215/items/E5U59VBA"],"itemData":{"id":4907,"type":"article-journal","abstract":"Contactins are a group of cell adhesion molecules that are mainly expressed in the brain and play pivotal roles in the organization of axonal domains, axonal guidance, neuritogenesis, neuronal development, synapse formation and plasticity, axo-glia interactions and neural regeneration. Contactins comprise a family of six members. Their absence leads to malformed axons and impaired nerve conduction. Contactin mediated protein complex formation is critical for the organization of the axon in early central nervous system development. Mutations and differential expression of contactins have been identified in neuro-developmental or neurological disorders. Taken together, contactins are extensively studied in the context of nervous system development. This review summarizes the physiological roles of all six members of the Contactin family in neurodevelopment as well as their involvement in neurological/neurodevelopmental disorders.","container-title":"Neural Regeneration Research","DOI":"10.4103/1673-5374.244776","ISSN":"1673-5374","issue":"2","language":"en-US","page":"206","source":"journals.lww.com","title":"Contactins in the central nervous system: role in health and disease","title-short":"Contactins in the central nervous system","volume":"14","author":[{"family":"Chatterjee","given":"Madhurima"},{"family":"Schild","given":"Detlev"},{"family":"Teunissen","given":"Charlotte E."}],"issued":{"date-parts":[["2019",2]]}}},{"id":5433,"uris":["http://zotero.org/users/11313215/items/384A87JC"],"itemData":{"id":5433,"type":"article-journal","container-title":"Trends in Neurosciences","DOI":"10.1016/j.tins.2008.07.001","ISSN":"0166-2236, 1878-108X","issue":"9","journalAbbreviation":"Trends in Neurosciences","language":"English","page":"487-494","PMID":"18684518","publisher":"Elsevier","source":"www.cell.com","title":"Cadherins and catenins at synapses: roles in synaptogenesis and synaptic plasticity","title-short":"Cadherins and catenins at synapses","volume":"31","author":[{"family":"Arikkath","given":"Jyothi"},{"family":"Reichardt","given":"Louis F."}],"issued":{"date-parts":[["2008",9,1]]}}},{"id":4905,"uris":["http://zotero.org/users/11313215/items/H9CVX626"],"itemData":{"id":4905,"type":"article-journal","abstract":"The members of the Syndecan family of heparan sulfate proteoglycans play diverse roles in cell adhesion and cell communication by serving as co-receptors for both cell-signaling and extracellular matrix molecules. Syndecan-2 has been implicated in the formation of specialized membrane domains and functions as a direct link between the extracellular environment and the organization of the cortical cytoplasm. Recent studies have shown that syndecan-2 is required for angiogenesis, possibly by serving as a co-receptor for vascular endothelial growth factor, and cell-to-cell signaling during development of left–right asymmetry. This unique combination of activities suggests that syndecan-2 can function as a potential drug target for the development of multi-functional, anti-cancer therapeutics.","container-title":"The International Journal of Biochemistry &amp; Cell Biology","DOI":"10.1016/j.biocel.2005.08.012","ISSN":"1357-2725","issue":"2","journalAbbreviation":"The International Journal of Biochemistry &amp; Cell Biology","page":"152-156","source":"ScienceDirect","title":"Syndecan-2","volume":"38","author":[{"family":"Essner","given":"Jeffrey J."},{"family":"Chen","given":"Eleanor"},{"family":"Ekker","given":"Stephen C."}],"issued":{"date-parts":[["2006",2,1]]}}},{"id":5341,"uris":["http://zotero.org/users/11313215/items/PXQFESGC"],"itemData":{"id":5341,"type":"article-journal","abstract":"&lt;p&gt;A second dermatan sulfate epimerase (DS-epi2) was identified as a homolog of the first epimerase (DS-epi1), which was previously described by our group. DS-epi2 is 1,222 amino acids long and has an </w:instrText>
-      </w:r>
-      <w:r>
-        <w:rPr>
-          <w:rFonts w:ascii="Cambria Math" w:hAnsi="Cambria Math" w:cs="Cambria Math"/>
-        </w:rPr>
-        <w:instrText>∼</w:instrText>
-      </w:r>
-      <w:r>
-        <w:instrText xml:space="preserve">700-amino acid N-terminal epimerase domain that is highly conserved between the two enzymes. In addition, the C-terminal portion is predicted to be an &lt;i&gt;O&lt;/i&gt;-sulfotransferase domain. In this study we found that DS-epi2 has epimerase activity, which involves conversion of d-glucuronic acid to l-iduronic acid (EC 5.1.3.19), but no &lt;i&gt;O&lt;/i&gt;-sulfotransferase activity was detected. In dermatan sulfate, iduronic acid residues are either clustered together in blocks or alternating with glucuronic acid, forming hybrid structures. By using a short interfering RNA approach, we found that DS-epi2 and DS-epi1 are both involved in the biosynthesis of the iduronic acid blocks in fibroblasts and that DS-epi2 can also synthesize the hybrid structures. Both iduronic acid-containing domains have been shown to bind to several growth factors, many of which have biological roles in brain development. DS-epi2 has been genetically linked to bipolar disorder, which suggests that the dermatan sulfate domains generated by a defective enzyme may be involved in the etiology of the disease.&lt;/p&gt;","container-title":"Journal of Biological Chemistry","DOI":"10.1074/jbc.M809339200","ISSN":"0021-9258, 1083-351X","issue":"15","journalAbbreviation":"Journal of Biological Chemistry","language":"English","page":"9788-9795","PMID":"19188366","publisher":"Elsevier","source":"www.jbc.org","title":"Two Dermatan Sulfate Epimerases Form Iduronic Acid Domains in Dermatan Sulfate *","volume":"284","author":[{"family":"Pacheco","given":"Benny"},{"family":"Malmström","given":"Anders"},{"family":"Maccarana","given":"Marco"}],"issued":{"date-parts":[["2009",4,10]]}}},{"id":4871,"uris":["http://zotero.org/users/11313215/items/YNIIJR7C"],"itemData":{"id":4871,"type":"article-journal","abstract":"The presence of iduronic acid in chondroitin/dermatan sulfate changes the properties of the polysaccharides because it generates a more flexible chain with increased binding potentials. Iduronic acid in chondroitin/dermatan sulfate influences multiple cellular properties, such as migration, proliferation, differentiation, angiogenesis and the regulation of cytokine/growth factor activities. Under pathological conditions such as wound healing, inflammation and cancer, iduronic acid has diverse regulatory functions. Iduronic acid is formed by two epimerases (i.e. dermatan sulfate epimerase 1 and 2) that have different tissue distribution and properties. The role of iduronic acid in chondroitin/dermatan sulfate is highlighted by the vast changes in connective tissue features in patients with a new type of Ehler–Danlos syndrome: adducted thumb-clubfoot syndrome. Future research aims to understand the roles of the two epimerases and their interplay with the sulfotransferases involved in chondroitin sulfate/dermatan sulfate biosynthesis. Furthermore, a better definition of chondroitin/dermatan sulfate functions using different knockout models is needed. In this review, we focus on the two enzymes responsible for iduronic acid formation, as well as the role of iduronic acid in health and disease.","container-title":"The FEBS Journal","DOI":"10.1111/febs.12214","ISSN":"1742-4658","issue":"10","language":"en","note":"_eprint: https://febs.onlinelibrary.wiley.com/doi/pdf/10.1111/febs.12214","page":"2431-2446","source":"Wiley Online Library","title":"Biological functions of iduronic acid in chondroitin/dermatan sulfate","volume":"280","author":[{"family":"Thelin","given":"Martin A."},{"family":"Bartolini","given":"Barbara"},{"family":"Axelsson","given":"Jakob"},{"family":"Gustafsson","given":"Renata"},{"family":"Tykesson","given":"Emil"},{"family":"Pera","given":"Edgar"},{"family":"Oldberg","given":"Åke"},{"family":"Maccarana","given":"Marco"},{"family":"Malmstrom","given":"Anders"}],"issued":{"date-parts":[["2013"]]}}},{"id":4904,"uris":["http://zotero.org/users/11313215/items/NKICCA78"],"itemData":{"id":4904,"type":"article-journal","abstract":"Brevican is a neural proteoglycan implicated in a multitude of physiological and pathophysiological plasticity processes in the brain. It localizes to neuronal surfaces and contributes to the formation of specific types of extracellular matrix like the perineuronal nets or the perisynaptic or axon initial segment-based matrix in mature neuronal tissue. Via a variable degree of chondroitin sulfate attachment, limited proteolytic cleavage by matrix metalloproteinases, differential splicing and Ca2+-dependent binding to interaction partners it acts as a regulator in synaptic plasticity, glioma invasion, post-lesion plasticity or Alzheimer's disease. This review briefly summarizes its gene and protein structure, biochemical interactions and neurobiological functions.","container-title":"The International Journal of Biochemistry &amp; Cell Biology","DOI":"10.1016/j.biocel.2012.03.022","ISSN":"1357-2725","issue":"7","journalAbbreviation":"The International Journal of Biochemistry &amp; Cell Biology","page":"1051-1054","source":"ScienceDirect","title":"Brevican: A key proteoglycan in the perisynaptic extracellular matrix of the brain","title-short":"Brevican","volume":"44","author":[{"family":"Frischknecht","given":"Renato"},{"family":"Seidenbecher","given":"Constanze I."}],"issued":{"date-parts":[["2012",7,1]]}}},{"id":5290,"uris":["http://zotero.org/users/11313215/items/GWHRXIRF"],"itemData":{"id":5290,"type":"article-journal","abstract":"Perineuronal nets (PNNs) are unique extracellular matrix structures that wrap around certain neurons in the CNS during development and control plasticity in the adult CNS. They appear to contribute to a wide range of diseases/disorders of the brain, are involved in recovery from spinal cord injury, and are altered during aging, learning and memory, and after exposure to drugs of abuse. Here the focus is on how a major component of PNNs, chondroitin sulfate proteoglycans, control plasticity, and on the role of PNNs in memory in normal aging, in a tauopathy model of Alzheimer's disease, and in drug addiction. Also discussed is how altered extracellular matrix/PNN formation during development may produce synaptic pathology associated with schizophrenia, bipolar disorder, major depression, and autism spectrum disorders. Understanding the molecular underpinnings of how PNNs are altered in normal physiology and disease will offer insights into new treatment approaches for these diseases.","container-title":"Journal of Neuroscience","DOI":"10.1523/JNEUROSCI.2351-16.2016","ISSN":"0270-6474, 1529-2401","issue":"45","journalAbbreviation":"J. Neurosci.","language":"en","license":"Copyright © 2016 the authors 0270-6474/16/3611459-10$15.00/0","page":"11459-11468","PMID":"27911749","publisher":"Society for Neuroscience","section":"Symposium and Mini-Symposium","source":"www.jneurosci.org","title":"Casting a Wide Net: Role of Perineuronal Nets in Neural Plasticity","title-short":"Casting a Wide Net","volume":"36","author":[{"family":"Sorg","given":"Barbara A."},{"family":"Berretta","given":"Sabina"},{"family":"Blacktop","given":"Jordan M."},{"family":"Fawcett","given":"James W."},{"family":"Kitagawa","given":"Hiroshi"},{"family":"Kwok","given":"Jessica C. F."},{"family":"Miquel","given":"Marta"}],"issued":{"date-parts":[["2016",11,9]]}}}],"schema":"https://github.com/citation-style-language/schema/raw/master/csl-citation.json"} </w:instrText>
-      </w:r>
-      <w:r>
-        <w:fldChar w:fldCharType="separate"/>
-      </w:r>
-      <w:r>
-        <w:rPr>
-          <w:rFonts w:cs="Times New Roman"/>
-          <w:kern w:val="0"/>
-        </w:rPr>
-        <w:t>(40–47)</w:t>
-      </w:r>
-      <w:r>
-        <w:fldChar w:fldCharType="end"/>
-      </w:r>
-      <w:r>
-        <w:t>, we hypothesized that neurons actively expressing these genes represent a population undergoing maturation and integration into existing circuits.</w:t>
-      </w:r>
-    </w:p>
-    <w:p>
-      <w:pPr>
-        <w:ind w:firstLine="720"/>
-      </w:pPr>
-      <w:r>
-        <w:t>To test the hypothesis that DEGs related to the ECM or cell adhesion (ECM-DEGs) in 6_POA_Mixed were indicative of new cells integrating into local circuits, we compared the relative maturity of cells expressing ECM-DEGs to those not expressing ECM-DEGs (</w:t>
-      </w:r>
-      <w:r>
-        <w:rPr>
-          <w:highlight w:val="yellow"/>
-        </w:rPr>
-        <w:t>methods</w:t>
-      </w:r>
-      <w:r>
-        <w:t>). Indeed, ECM-DEG+ cells were significantly less mature than their ECM-DEG- counterparts, and females had significantly more mature ECM-DEG+ cells than males and intermediates (</w:t>
-      </w:r>
-      <w:r>
-        <w:rPr>
-          <w:highlight w:val="yellow"/>
-        </w:rPr>
-        <w:t>Fig.</w:t>
-      </w:r>
-      <w:r>
-        <w:rPr>
-          <w:highlight w:val="yellow"/>
-        </w:rPr>
-        <w:t>5D</w:t>
-      </w:r>
-      <w:r>
-        <w:t>).</w:t>
-      </w:r>
-      <w:r>
-        <w:t xml:space="preserve"> Thus, expression of ECM-related genes identifies a relatively immature neuronal population whose maturation progresses </w:t>
-      </w:r>
-      <w:r>
-        <w:t>late in</w:t>
-      </w:r>
-      <w:r>
-        <w:t xml:space="preserve"> the course of sex change.</w:t>
-      </w:r>
-    </w:p>
-    <w:p>
-      <w:pPr>
-        <w:ind w:firstLine="720"/>
-      </w:pPr>
-    </w:p>
-    <w:p>
-      <w:pPr>
-        <w:ind w:firstLine="720"/>
-      </w:pPr>
-      <w:r>
-        <w:t xml:space="preserve">In 6_POA_Mixed as a whole, intermediates had significantly </w:t>
-      </w:r>
-      <w:r>
-        <w:t>fewer</w:t>
-      </w:r>
-      <w:r>
-        <w:t xml:space="preserve"> mature cells than females, suggesting that this population is enriched for immature neurons during the intermediate phase (</w:t>
-      </w:r>
-      <w:r>
-        <w:rPr>
-          <w:highlight w:val="yellow"/>
-        </w:rPr>
-        <w:t>Fig. 5E</w:t>
-      </w:r>
-      <w:r>
-        <w:t>). As further evidence that new cells are added during the intermediate state, intermediates showed significantly higher expression of gene modules associated with brain development (GO:0007420) (</w:t>
-      </w:r>
-      <w:r>
-        <w:rPr>
-          <w:highlight w:val="yellow"/>
-        </w:rPr>
-        <w:t>Fig. 5F</w:t>
-      </w:r>
-      <w:r>
-        <w:t>) and axon guidance receptor activity (GO:0097484) (</w:t>
-      </w:r>
-      <w:r>
-        <w:rPr>
-          <w:highlight w:val="yellow"/>
-        </w:rPr>
-        <w:t>Fig. 5G</w:t>
-      </w:r>
-      <w:r>
-        <w:t>). Together with the increase in the relative abundance of 6_POA_Mixed, these findings are consistent with newly generated neurons being incorporated into this population during the male-to-intermediate transition and subsequently maturing during the intermediate-to-female transition. The association of extracellular matrix and cell adhesion gene expression with relatively immature cells suggests that these genes mark neurons undergoing maturation and integration into local circuits.</w:t>
-      </w:r>
-    </w:p>
-    <w:p>
-      <w:pPr>
-        <w:ind w:firstLine="720"/>
-      </w:pPr>
-    </w:p>
-    <w:p>
-      <w:pPr>
-        <w:rPr>
-          <w:b/>
-          <w:bCs/>
-        </w:rPr>
-      </w:pPr>
-      <w:commentRangeStart w:id="4"/>
-      <w:r>
-        <w:rPr>
-          <w:b/>
-          <w:bCs/>
-        </w:rPr>
-        <w:t>Candidate Gonadotroph-Regulating Neurons Undergo Distinct Modes of Remodeling During Sex Change</w:t>
-      </w:r>
-      <w:commentRangeEnd w:id="4"/>
+      <w:commentRangeEnd w:id="170"/>
       <w:r>
         <w:rPr>
           <w:rStyle w:val="CommentReference"/>
-          <w:b/>
-          <w:bCs/>
           <w:sz w:val="24"/>
           <w:szCs w:val="30"/>
         </w:rPr>
-        <w:commentReference w:id="4"/>
+        <w:commentReference w:id="170"/>
+      </w:r>
+      <w:r>
+        <w:t xml:space="preserve">we next asked whether the transient reduction in </w:t>
+      </w:r>
+      <w:r>
+        <w:rPr>
+          <w:i/>
+          <w:iCs/>
+        </w:rPr>
+        <w:t>cyp19a1b</w:t>
+      </w:r>
+      <w:r>
+        <w:t xml:space="preserve"> expression observed in intermediate radial glia was accompanied by changes in the neurogenic state of this population.</w:t>
+      </w:r>
+      <w:r>
+        <w:t xml:space="preserve"> </w:t>
+      </w:r>
+      <w:r>
+        <w:t xml:space="preserve">Consistent with altered neurogenic activity, the largest functional group of DEGs in 1_RGC consisted of transcription factors with established roles in neurogenesis, gliogenesis, and </w:t>
+      </w:r>
+      <w:del w:id="173" w:author="Graham, Gabriel J." w:date="2026-08-04T14:04:00Z" w16du:dateUtc="2026-08-04T18:04:00Z">
+        <w:r>
+          <w:delText xml:space="preserve">epigenetic </w:delText>
+        </w:r>
+      </w:del>
+      <w:ins w:id="174" w:author="Graham, Gabriel J." w:date="2026-08-04T14:04:00Z" w16du:dateUtc="2026-08-04T18:04:00Z">
+        <w:r>
+          <w:t>epigenomic</w:t>
+        </w:r>
+        <w:r>
+          <w:t xml:space="preserve"> </w:t>
+        </w:r>
+      </w:ins>
+      <w:r>
+        <w:t xml:space="preserve">regulation </w:t>
+      </w:r>
+      <w:r>
+        <w:rPr>
+          <w:i/>
+          <w:iCs/>
+        </w:rPr>
+        <w:fldChar w:fldCharType="begin"/>
+      </w:r>
+      <w:r>
+        <w:rPr>
+          <w:i/>
+          <w:iCs/>
+        </w:rPr>
+        <w:instrText xml:space="preserve"> ADDIN ZOTERO_ITEM CSL_CITATION {"citationID":"tvoAI9YG","properties":{"unsorted":false,"formattedCitation":"(28\\uc0\\u8211{}38)","plainCitation":"(28–38)","noteIndex":0},"citationItems":[{"id":5357,"uris":["http://zotero.org/users/11313215/items/M97TK2BY"],"itemData":{"id":5357,"type":"article-journal","abstract":"During vertebrate development, the specification of distinct cell types is thought to be controlled by inductive signals acting at different concentration thresholds1. The degree of receptor activation in response to these signals is a known determinant of cell fate2, but the later steps at which graded signals are converted into all-or-none distinctions in cell identity remain poorly resolved. In the ventral neural tube, motor neuron and interneuron generation depends on the graded activity of the signalling protein Sonic hedgehog (Shh)3,4,5. These neuronal subtypes derive from distinct progenitor cell populations that express the homeodomain proteins Nkx2.2 or Pax6 in response to graded Shh signalling6,7. In mice lacking Pax6, progenitor cells generate neurons characteristic of exposure to greater Shh activity6,7. However, Nkx2.2 expression expands dosally in Pax6 mutants6, raising the possibility that Pax6 controls neuronal pattern indirectly. Here we provide evidence that Nkx2.2 has a primary role in ventral neuronal patterning. In Nkx2.2 mutants, Pax6 expression is unchanged but cells undergo a ventral-to-dorsal transformation in fate and generate motor neurons rather than interneurons. Thus, Nkx2.2 has an essential role in interpreting graded Shh signals and selecting neuronal identity.","container-title":"Nature","DOI":"10.1038/19315","ISSN":"1476-4687","issue":"6728","language":"en","license":"1999 Macmillan Magazines Ltd.","page":"622-627","publisher":"Nature Publishing Group","source":"www.nature.com","title":"Homeobox gene Nkx2.2 and specification of neuronal identity by graded Sonic hedgehog signalling","volume":"398","author":[{"family":"Briscoe","given":"J."},{"family":"Sussel","given":"L."},{"family":"Serup","given":"P."},{"family":"Hartigan-O'Connor","given":"D."},{"family":"Jessell","given":"T. M."},{"family":"Rubenstein","given":"J. L. R."},{"family":"Ericson","given":"J."}],"issued":{"date-parts":[["1999",4]]}}},{"id":4899,"uris":["http://zotero.org/users/11313215/items/K7XWW822"],"itemData":{"id":4899,"type":"article-journal","abstract":"Dbx homeodomain proteins are important for spinal cord dorsal/ventral patterning and the production of multiple spinal cord cell types. We have examined the regulation and function of Dbx genes in the zebrafish. We report that Hedgehog signaling is not required for the induction or maintenance of these genes; in the absence of Hedgehog signaling, dbx1a/1b/2 are expanded ventrally with concomitant increases in postmitotic neurons that differentiate from this domain. Also, we find that retinoic acid signaling is not required for the induction of Dbx expression. Furthermore, we are the first to report that knockdown of Dbx1 function causes a dorsal expansion of nkx6.2, which is thought to be the cross-repressive partner of Dbx1 in mouse. Our data confirm that the dbx1a/1b/2 domain in zebrafish spinal cord development behaves similarly to amniotes, while extending knowledge of Dbx1 function in spinal cord patterning. Developmental Dynamics 236:3472–3483, 2007. © 2007 Wiley-Liss, Inc.","container-title":"Developmental Dynamics","DOI":"10.1002/dvdy.21367","ISSN":"1097-0177","issue":"12","language":"en","license":"Copyright © 2007 Wiley-Liss, Inc.","note":"_eprint: https://anatomypubs.onlinelibrary.wiley.com/doi/pdf/10.1002/dvdy.21367","page":"3472-3483","source":"Wiley Online Library","title":"Regulation and function of Dbx genes in the zebrafish spinal cord","volume":"236","author":[{"family":"Gribble","given":"Suzanna L."},{"family":"Nikolaus","given":"O. Brant"},{"family":"Dorsky","given":"Richard I."}],"issued":{"date-parts":[["2007"]]}}},{"id":5451,"uris":["http://zotero.org/users/11313215/items/AH7JICHY"],"itemData":{"id":5451,"type":"article-journal","container-title":"Neuron","DOI":"10.1016/S0896-6273(01)00212-4","ISSN":"0896-6273","issue":"2","journalAbbreviation":"Neuron","language":"English","page":"367-384","PMID":"11239429","publisher":"Elsevier","source":"www.cell.com","title":"Control of Interneuron Fate in the Developing Spinal Cord by the Progenitor Homeodomain Protein Dbx1","volume":"29","author":[{"family":"Pierani","given":"A."},{"family":"Moran-Rivard","given":"L."},{"family":"Sunshine","given":"M. J."},{"family":"Littman","given":"D. R."},{"family":"Goulding","given":"M."},{"family":"Jessell","given":"T. M."}],"issued":{"date-parts":[["2001",2,1]]}}},{"id":5309,"uris":["http://zotero.org/users/11313215/items/ZZD8N5VK"],"itemData":{"id":5309,"type":"article-journal","abstract":"Background\nThe conserved habenular nuclei function as a relay system connecting the forebrain with the brain stem. They play crucial roles in various cognitive behaviors by modulating cholinergic, dopaminergic and serotonergic activities. Despite the renewed interest in this conserved forebrain region because of its importance in regulating aversion and reward behaviors, the formation of the habenular nuclei during embryogenesis is poorly understood due to their small size and deep location in the brain, as well as the lack of known markers for habenular progenitors. In zebrafish, the bilateral habenular nuclei are subdivided into dorsal and ventral compartments, are particularly large and found on the dorsal surface of the brain, which facilitates the study of their development.\n\nResults\nHere we examine the expression of a homeodomain transcription factor, dbx1b, and its potential to serve as an early molecular marker of dorsal habenular progenitors. Detailed spatiotemporal expression profiles demonstrate that the expression domain of dbx1b correlates with the presumptive habenular region, and dbx1b-expressing cells are proliferative along the ventricle. A lineage-tracing experiment using the Cre-lox system confirms that all or almost all dorsal habenular neurons are derived from dbx1b-expressing cells. In addition, mutant analysis and pharmacological treatments demonstrate that both initiation and maintenance of dbx1b expression requires precise regulation by fibroblast growth factor (FGF) signaling.\n\nConclusions\nWe provide clear evidence in support of dbx1b marking the progenitor populations that give rise to the dorsal habenulae. In addition, the expression of dbx1b in the dorsal diencephalon is tightly controlled by FGF signaling.","container-title":"Neural Development","DOI":"10.1186/1749-8104-9-20","ISSN":"1749-8104","journalAbbreviation":"Neural Dev","page":"20","PMID":"25212830","PMCID":"PMC4164515","source":"PubMed Central","title":"Dbx1b defines the dorsal habenular progenitor domain in the zebrafish epithalamus","volume":"9","author":[{"family":"Dean","given":"Benjamin J"},{"family":"Erdogan","given":"Begum"},{"family":"Gamse","given":"Joshua T"},{"family":"Wu","given":"Shu-Yu"}],"issued":{"date-parts":[["2014",9,12]]}}},{"id":5428,"uris":["http://zotero.org/users/11313215/items/3D6C9GTQ"],"itemData":{"id":5428,"type":"article-journal","abstract":"Gli zinc-finger proteins are transcription factors involved in the intracellular signal transduction controlled by the Hedgehog family of secreted molecules. They are frequently mutated in human congenital malformations, and their abnormal regulation leads to tumorigenesis. Genetic studies in several model systems indicate that their activity is tightly regulated by Hedgehog signaling through various posttranslational modifications, including phosphorylation, ubiquitin-mediated degradation, and proteolytic processing, as well as through nucleocytoplasmic shuttling. In vertebrate cells, primary cilia are required for the sensing of Hedgehog pathway activity and involved in the processing and activation of Gli proteins. Two evolutionarily conserved Hedgehog pathway components, Suppressor of fused and Kif7, are core intracellular regulators of mammalian Gli proteins. Recent studies revealed that Gli proteins are also regulated transcriptionally and posttranslationally through noncanonical mechanisms independent of Hedgehog signaling. In this review, we describe the regulation of Gli proteins during development and discuss possible mechanisms for their abnormal activation during tumorigenesis.","container-title":"Annual Review of Cell and Developmental Biology","DOI":"10.1146/annurev-cellbio-092910-154048","ISSN":"1081-0706, 1530-8995","issue":"Volume 27, 2011","language":"en","page":"513-537","publisher":"Annual Reviews","source":"www.annualreviews.org","title":"Gli Proteins in Development and Disease","volume":"27","author":[{"family":"Hui","given":"Chi-chung"},{"family":"Angers","given":"Stephane"}],"issued":{"date-parts":[["2011",11,10]]}}},{"id":5281,"uris":["http://zotero.org/users/11313215/items/8UHCEWPU"],"itemData":{"id":5281,"type":"article-journal","abstract":"Chicken ovalbumin upstream promoter transcription factors (COUP-TFs) are nuclear receptors belonging to the superfamily of the steroid/thyroid hormone receptors. Members of this family are internalized to the nucleus both in a ligand-dependent or -independent manner and act as strong transcriptional regulators by binding to the DNA of their target genes. COUP-TFs are defined as orphan receptors, since ligands regulating their activity have not so far been identified. From the very beginning of metazoan evolution, these molecules have been involved in various key events during embryonic development and organogenesis. In this review, we will mainly focus on their function during development and maturation of the central nervous system, which has been well characterized in various animal classes ranging from ctenophores to mammals. We will start by introducing the current knowledge on COUP-TF mechanisms of action and then focus our discussion on the crucial processes underlying forebrain ontogenesis, with special emphasis on mammalian development. Finally, the conserved roles of COUP-TFs along phylogenesis will be highlighted, and some hypotheses, worth exploring in future years to gain more insight into the mechanisms controlled by these factors, will be proposed.","container-title":"Cellular and Molecular Life Sciences: CMLS","DOI":"10.1007/s00018-013-1320-6","ISSN":"1420-682X","issue":"1","journalAbbreviation":"Cell Mol Life Sci","page":"43-62","PMID":"23525662","PMCID":"PMC11114017","source":"PubMed Central","title":"The nuclear receptors COUP-TF: a long-lasting experience in forebrain assembly","title-short":"The nuclear receptors COUP-TF","volume":"71","author":[{"family":"Alfano","given":"Christian"},{"family":"Magrinelli","given":"Elia"},{"family":"Harb","given":"Kawssar"},{"family":"Studer","given":"Michèle"}],"issued":{"date-parts":[["2013",3,23]]}}},{"id":4898,"uris":["http://zotero.org/users/11313215/items/632PT6KR"],"itemData":{"id":4898,"type":"article-journal","abstract":"In human telencephalon at 8–12 postconceptional weeks, ribonucleic acid quantitative sequencing and immunohistochemistry revealed cortical chicken ovalbumin upstream promotor-transcription factor 1 (COUP-TFI) expression in a high ventro-posterior to low anterior gradient except for raised immunoreactivity in the anterior ventral pallium. Unlike in mouse, COUP-TFI and SP8 were extensively co-expressed in dorsal sensory neocortex and dorsal hippocampus whereas COUPTFI/COUPTFII co-expression defined ventral temporal cortex and ventral hippocampus. In the ganglionic eminences (GEs) COUP-TFI immunoreactivity demarcated the proliferative zones of caudal GE (CGE), dorsal medial GE (MGE), MGE/lateral GE (LGE) boundary, and ventral LGE whereas COUP-TFII was limited to ventral CGE and the MGE/LGE boundary. Co-labeling with gamma amino butyric acidergic interneuron markers revealed that COUP-TFI was expressed in subpopulations of either MGE-derived (SOX6+) or CGE-derived (calretinin+/SP8+) interneurons. COUP-TFII was mainly confined to CGE-derived interneurons. Twice as many GAD67+ cortical cells co-labeled for COUP-TFI than for COUP-TFII. A fifth of COUP-TFI cells also co-expressed COUP-TFII, and cells expressing either transcription factor followed posterior or anterio-lateral pathways into the cortex, therefore, a segregation of migration pathways according to COUP-TF expression as proposed in mouse was not observed. In cultures differentiated from isolated human cortical progenitors, many cells expressed either COUP-TF and 30% also co-expressed GABA, however no cells expressed NKX2.1. This suggests interneurons could be generated intracortically from progenitors expressing either COUP-TF.","container-title":"Cerebral Cortex","DOI":"10.1093/cercor/bhx185","ISSN":"1047-3211","issue":"10","journalAbbreviation":"Cereb Cortex","page":"4971-4987","source":"Silverchair","title":"The Transcription Factors COUP-TFI and COUP-TFII have Distinct Roles in Arealisation and GABAergic Interneuron Specification in the Early Human Fetal Telencephalon","volume":"27","author":[{"family":"Alzu'bi","given":"Ayman"},{"family":"Lindsay","given":"Susan J"},{"family":"Harkin","given":"Lauren F"},{"family":"McIntyre","given":"Jack"},{"family":"Lisgo","given":"Steven N"},{"family":"Clowry","given":"Gavin J"}],"issued":{"date-parts":[["2017",10,1]]}}},{"id":5289,"uris":["http://zotero.org/users/11313215/items/I2ZJNVVR"],"itemData":{"id":5289,"type":"article-journal","abstract":"The preoptic area (POa) of the rostral diencephalon supplies the neocortex and the amygdala with GABAergic neurons in the developing mouse brain. However, the molecular mechanisms that determine the pathway and destinations of POa-derived neurons have not yet been identified. Here we show that Chicken ovalbumin upstream promoter transcription factor II (COUP-TFII)–induced expression of Neuropilin-2 (Nrp2) and its down-regulation control the destination of POa-derived GABAergic neurons. Initially, a majority of the POa-derived migrating neurons express COUP-TFII and form a caudal migratory stream toward the caudal subpallium. When a subpopulation of cells steers toward the neocortex, they exhibit decreased expression of COUP-TFII and Nrp2. The present findings show that suppression of COUP-TFII/Nrp2 changed the destination of the cells into the neocortex, whereas overexpression of COUP-TFII/Nrp2 caused cells to end up in the medial part of the amygdala. Taken together, these results reveal that COUP-TFII/Nrp2 is a molecular switch determining the pathway and destination of migrating GABAergic neurons born in the POa.","container-title":"Proceedings of the National Academy of Sciences","DOI":"10.1073/pnas.1420701112","issue":"36","page":"E4985-E4994","publisher":"Proceedings of the National Academy of Sciences","source":"pnas.org (Atypon)","title":"The COUP-TFII/Neuropilin-2 is a molecular switch steering diencephalon-derived GABAergic neurons in the developing mouse brain","volume":"112","author":[{"family":"Kanatani","given":"Shigeaki"},{"family":"Honda","given":"Takao"},{"family":"Aramaki","given":"Michihiko"},{"family":"Hayashi","given":"Kanehiro"},{"family":"Kubo","given":"Ken-ichiro"},{"family":"Ishida","given":"Mami"},{"family":"Tanaka","given":"Daisuke H."},{"family":"Kawauchi","given":"Takeshi"},{"family":"Sekine","given":"Katsutoshi"},{"family":"Kusuzawa","given":"Sayaka"},{"family":"Kawasaki","given":"Takahiko"},{"family":"Hirata","given":"Tatsumi"},{"family":"Tabata","given":"Hidenori"},{"family":"Uhlén","given":"Per"},{"family":"Nakajima","given":"Kazunori"}],"issued":{"date-parts":[["2015",9,8]]}}},{"id":5310,"uris":["http://zotero.org/users/11313215/items/Y52KQI6M"],"itemData":{"id":5310,"type":"article-journal","abstract":"FOXP2 was the first gene shown to cause a Mendelian form of speech and language disorder. Although developmentally expressed in many organs, loss of a single copy of FOXP2 leads to a phenotype that is largely restricted to orofacial impairment during articulation and linguistic processing deficits. Why perturbed FOXP2 function affects specific aspects of the developing brain remains elusive. We investigated the role of FOXP2 in neuronal differentiation and found that FOXP2 drives molecular changes consistent with neuronal differentiation in a human model system. We identified a network of FOXP2 regulated genes related to retinoic acid signaling and neuronal differentiation. FOXP2 also produced phenotypic changes associated with neuronal differentiation including increased neurite outgrowth and reduced migration. Crucially, cells expressing FOXP2 displayed increased sensitivity to retinoic acid exposure. This suggests a mechanism by which FOXP2 may be able to increase the cellular differentiation response to environmental retinoic acid cues for specific subsets of neurons in the brain. These data demonstrate that FOXP2 promotes neuronal differentiation by interacting with the retinoic acid signaling pathway and regulates key processes required for normal circuit formation such as neuronal migration and neurite outgrowth. In this way, FOXP2, which is found only in specific subpopulations of neurons in the brain, may drive precise neuronal differentiation patterns and/or control localization and connectivity of these FOXP2 positive cells.","container-title":"Frontiers in Cellular Neuroscience","DOI":"10.3389/fncel.2014.00305","ISSN":"1662-5102","journalAbbreviation":"Front Cell Neurosci","page":"305","PMID":"25309332","PMCID":"PMC4176457","source":"PubMed Central","title":"FOXP2 drives neuronal differentiation by interacting with retinoic acid signaling pathways","volume":"8","author":[{"family":"Devanna","given":"Paolo"},{"family":"Middelbeek","given":"Jeroen"},{"family":"Vernes","given":"Sonja C."}],"issued":{"date-parts":[["2014",9,26]]}}},{"id":4883,"uris":["http://zotero.org/users/11313215/items/DI5V26B3"],"itemData":{"id":4883,"type":"article-journal","abstract":"FOXP transcription factors are an evolutionarily ancient protein subfamily coordinating the development of several organ systems in the vertebrate body. Association of their genes with neurodevelopmental disorders has sparked particular interest in their expression patterns and functions in the brain. Here, FOXP1, FOXP2, and FOXP4 are expressed in distinct cell type-specific spatiotemporal patterns in multiple regions, including the cortex, hippocampus, amygdala, basal ganglia, thalamus, and cerebellum. These varied sites and timepoints of expression have complicated efforts to link FOXP1 and FOXP2 mutations to their respective developmental disorders, the former affecting global neural functions and the latter specifically affecting speech and language. However, the use of animal models, particularly those with brain region- and cell type-specific manipulations, has greatly advanced our understanding of how FOXP expression patterns could underlie disorder-related phenotypes. While many questions remain regarding FOXP expression and function in the brain, studies to date have illuminated the roles of these transcription factors in vertebrate brain development and have greatly informed our understanding of human development and disorders. This article is categorized under: Nervous System Development &gt; Vertebrates: General Principles Gene Expression and Transcriptional Hierarchies &gt; Gene Networks and Genomics Nervous System Development &gt; Vertebrates: Regional Development","container-title":"WIREs Developmental Biology","DOI":"10.1002/wdev.375","ISSN":"1759-7692","issue":"5","language":"en","license":"© 2020 Wiley Periodicals, Inc.","note":"_eprint: https://wires.onlinelibrary.wiley.com/doi/pdf/10.1002/wdev.375","page":"e375","source":"Wiley Online Library","title":"FOXP transcription factors in vertebrate brain development, function, and disorders","volume":"9","author":[{"family":"Co","given":"Marissa"},{"family":"Anderson","given":"Ashley G."},{"family":"Konopka","given":"Genevieve"}],"issued":{"date-parts":[["2020"]]}}},{"id":4884,"uris":["http://zotero.org/users/11313215/items/BJTS2HEJ"],"itemData":{"id":4884,"type":"article-journal","abstract":"Neuroepithelial precursor cells of the vertebrate central nervous system either self-renew or differentiate into neurons, oligodendrocytes or astrocytes under the influence of a gene regulatory network that consists in transcription factors, epigenetic modifiers and microRNAs. Sox transcription factors are central to this regulatory network, especially members of the SoxB, SoxC, SoxD, SoxE and SoxF groups. These Sox proteins are widely expressed in neuroepithelial precursor cells and in newly specified, differentiating and mature neurons, oligodendrocytes and astrocytes and influence their identity, survival and development. They exert their effect predominantly at the transcriptional level but also have substantial impact on expression at the epigenetic and posttranscriptional levels with some Sox proteins acting as pioneer factors, recruiting chromatin-modifying and -remodelling complexes or influencing microRNA expression. They interact with a large variety of other transcription factors and influence the expression of regulatory molecules and effector genes in a cell-type-specific and temporally controlled manner. As versatile regulators with context-dependent functions, they are not only indispensable for central nervous system development but might also be instrumental for the development of reprogramming and cell conversion strategies for replacement therapies and for assisted regeneration after injury or degeneration-induced cell loss in the central nervous system.","container-title":"Cell and Tissue Research","DOI":"10.1007/s00441-014-1909-6","ISSN":"1432-0878","issue":"1","journalAbbreviation":"Cell Tissue Res","language":"en","page":"111-124","source":"Springer Link","title":"From CNS stem cells to neurons and glia: Sox for everyone","title-short":"From CNS stem cells to neurons and glia","volume":"359","author":[{"family":"Reiprich","given":"Simone"},{"family":"Wegner","given":"Michael"}],"issued":{"date-parts":[["2015",1,1]]}}}],"schema":"https://github.com/citation-style-language/schema/raw/master/csl-citation.json"} </w:instrText>
+      </w:r>
+      <w:r>
+        <w:rPr>
+          <w:i/>
+          <w:iCs/>
+        </w:rPr>
+        <w:fldChar w:fldCharType="separate"/>
+      </w:r>
+      <w:r>
+        <w:rPr>
+          <w:rFonts w:cs="Times New Roman"/>
+          <w:kern w:val="0"/>
+        </w:rPr>
+        <w:t>(28–38)</w:t>
+      </w:r>
+      <w:r>
+        <w:rPr>
+          <w:i/>
+          <w:iCs/>
+        </w:rPr>
+        <w:fldChar w:fldCharType="end"/>
+      </w:r>
+      <w:r>
+        <w:rPr>
+          <w:i/>
+          <w:iCs/>
+        </w:rPr>
+        <w:t xml:space="preserve"> </w:t>
+      </w:r>
+      <w:r>
+        <w:t>(</w:t>
+      </w:r>
+      <w:r>
+        <w:rPr>
+          <w:highlight w:val="yellow"/>
+        </w:rPr>
+        <w:t>Fig. 4</w:t>
+      </w:r>
+      <w:r>
+        <w:rPr>
+          <w:highlight w:val="yellow"/>
+        </w:rPr>
+        <w:t>B</w:t>
+      </w:r>
+      <w:r>
+        <w:t>).</w:t>
+      </w:r>
+      <w:r>
+        <w:t xml:space="preserve"> In addition, DAR analysis identified </w:t>
+      </w:r>
+      <w:del w:id="175" w:author="Graham, Gabriel J." w:date="2026-08-04T14:04:00Z" w16du:dateUtc="2026-08-04T18:04:00Z">
+        <w:r>
+          <w:delText>differential chromatin accessibility</w:delText>
+        </w:r>
+      </w:del>
+      <w:ins w:id="176" w:author="Graham, Gabriel J." w:date="2026-08-04T14:04:00Z" w16du:dateUtc="2026-08-04T18:04:00Z">
+        <w:r>
+          <w:t>DARs</w:t>
+        </w:r>
+      </w:ins>
+      <w:r>
+        <w:t xml:space="preserve"> at multiple transcription factors and cell adhesion genes implicated in neural development (</w:t>
+      </w:r>
+      <w:r>
+        <w:rPr>
+          <w:highlight w:val="yellow"/>
+        </w:rPr>
+        <w:t>Fig. S4</w:t>
+      </w:r>
+      <w:r>
+        <w:t xml:space="preserve">). Together, these transcriptional and </w:t>
+      </w:r>
+      <w:ins w:id="177" w:author="Graham, Gabriel J." w:date="2026-08-04T14:05:00Z" w16du:dateUtc="2026-08-04T18:05:00Z">
+        <w:r>
+          <w:t>epigenomic</w:t>
+        </w:r>
+        <w:r>
+          <w:t xml:space="preserve"> </w:t>
+        </w:r>
+      </w:ins>
+      <w:del w:id="178" w:author="Graham, Gabriel J." w:date="2026-08-04T14:05:00Z" w16du:dateUtc="2026-08-04T18:05:00Z">
+        <w:r>
+          <w:delText xml:space="preserve">epigenetic </w:delText>
+        </w:r>
+      </w:del>
+      <w:r>
+        <w:t xml:space="preserve">changes suggested that the neurogenic state of radial glia was altered </w:t>
+      </w:r>
+      <w:r>
+        <w:t xml:space="preserve">transiently </w:t>
+      </w:r>
+      <w:r>
+        <w:t>during the intermediate phase.</w:t>
       </w:r>
     </w:p>
     <w:p>
@@ -2865,7 +4031,158 @@
         <w:tab/>
       </w:r>
       <w:r>
-        <w:t>Having identified evidence that newly generated neurons are incorporated into 6_POA_Mixed, we next asked which molecularly defined neuroendocrine populations account for this remodeling. Specifically, we sought to distinguish neuronal populations that expand through incorporation of newly generated neurons from those that remodel primarily through changes in gene expression within preexisting neurons.</w:t>
+        <w:t>Because RGCs are a heterogenous cell type, we</w:t>
+      </w:r>
+      <w:ins w:id="179" w:author="Graham, Gabriel J." w:date="2026-08-04T14:08:00Z" w16du:dateUtc="2026-08-04T18:08:00Z">
+        <w:r>
+          <w:t xml:space="preserve"> next</w:t>
+        </w:r>
+      </w:ins>
+      <w:r>
+        <w:t xml:space="preserve"> subclustered 1_RGC into 4 subclusters</w:t>
+      </w:r>
+      <w:r>
+        <w:t xml:space="preserve"> (</w:t>
+      </w:r>
+      <w:r>
+        <w:rPr>
+          <w:highlight w:val="yellow"/>
+        </w:rPr>
+        <w:t>Fig.</w:t>
+      </w:r>
+      <w:r>
+        <w:rPr>
+          <w:highlight w:val="yellow"/>
+        </w:rPr>
+        <w:t xml:space="preserve"> 4</w:t>
+      </w:r>
+      <w:r>
+        <w:rPr>
+          <w:highlight w:val="yellow"/>
+        </w:rPr>
+        <w:t>C</w:t>
+      </w:r>
+      <w:r>
+        <w:t>)</w:t>
+      </w:r>
+      <w:r>
+        <w:t>. Analysis of marker genes paired with CytoTRACE, a tool that infers cellular immaturity</w:t>
+      </w:r>
+      <w:r>
+        <w:fldChar w:fldCharType="begin"/>
+      </w:r>
+      <w:r>
+        <w:instrText xml:space="preserve"> ADDIN ZOTERO_ITEM CSL_CITATION {"citationID":"OTJvsLJ2","properties":{"unsorted":false,"formattedCitation":"(39)","plainCitation":"(39)","noteIndex":0},"citationItems":[{"id":5340,"uris":["http://zotero.org/users/11313215/items/MEV7TCRJ"],"itemData":{"id":5340,"type":"article-journal","abstract":"Single-cell RNA sequencing (scRNA-seq) is a powerful approach for reconstructing cellular differentiation trajectories. However, inferring both the state and direction of differentiation is challenging. Here, we demonstrate a simple, yet robust, determinant of developmental potential—the number of expressed genes per cell—and leverage this measure of transcriptional diversity to develop a computational framework (CytoTRACE) for predicting differentiation states from scRNA-seq data. When applied to diverse tissue types and organisms, CytoTRACE outperformed previous methods and nearly 19,000 annotated gene sets for resolving 52 experimentally determined developmental trajectories. Additionally, it facilitated the identification of quiescent stem cells and revealed genes that contribute to breast tumorigenesis. This study thus establishes a key RNA-based feature of developmental potential and a platform for delineation of cellular hierarchies.","container-title":"Science","DOI":"10.1126/science.aax0249","issue":"6476","page":"405-411","publisher":"American Association for the Advancement of Science","source":"science.org (Atypon)","title":"Single-cell transcriptional diversity is a hallmark of developmental potential","volume":"367","author":[{"family":"Gulati","given":"Gunsagar S."},{"family":"Sikandar","given":"Shaheen S."},{"family":"Wesche","given":"Daniel J."},{"family":"Manjunath","given":"Anoop"},{"family":"Bharadwaj","given":"Anjan"},{"family":"Berger","given":"Mark J."},{"family":"Ilagan","given":"Francisco"},{"family":"Kuo","given":"Angera H."},{"family":"Hsieh","given":"Robert W."},{"family":"Cai","given":"Shang"},{"family":"Zabala","given":"Maider"},{"family":"Scheeren","given":"Ferenc A."},{"family":"Lobo","given":"Neethan A."},{"family":"Qian","given":"Dalong"},{"family":"Yu","given":"Feiqiao B."},{"family":"Dirbas","given":"Frederick M."},{"family":"Clarke","given":"Michael F."},{"family":"Newman","given":"Aaron M."}],"issued":{"date-parts":[["2020",1,24]]}}}],"schema":"https://github.com/citation-style-language/schema/raw/master/csl-citation.json"} </w:instrText>
+      </w:r>
+      <w:r>
+        <w:fldChar w:fldCharType="separate"/>
+      </w:r>
+      <w:r>
+        <w:rPr>
+          <w:rFonts w:cs="Times New Roman"/>
+        </w:rPr>
+        <w:t>(39)</w:t>
+      </w:r>
+      <w:r>
+        <w:fldChar w:fldCharType="end"/>
+      </w:r>
+      <w:r>
+        <w:t xml:space="preserve"> revealed a neural stem cell (NSC) population (1_NSC), a neural progenitor (NP) population (1_NP), as well as </w:t>
+      </w:r>
+      <w:r>
+        <w:rPr>
+          <w:i/>
+          <w:iCs/>
+        </w:rPr>
+        <w:t>shha</w:t>
+      </w:r>
+      <w:r>
+        <w:t xml:space="preserve"> and </w:t>
+      </w:r>
+      <w:r>
+        <w:rPr>
+          <w:i/>
+          <w:iCs/>
+        </w:rPr>
+        <w:t>gfap</w:t>
+      </w:r>
+      <w:r>
+        <w:t xml:space="preserve"> expressing populations (1_shha and 1_gfap respectively) (</w:t>
+      </w:r>
+      <w:r>
+        <w:rPr>
+          <w:highlight w:val="yellow"/>
+        </w:rPr>
+        <w:t xml:space="preserve">Figs. </w:t>
+      </w:r>
+      <w:r>
+        <w:rPr>
+          <w:highlight w:val="yellow"/>
+        </w:rPr>
+        <w:t>4</w:t>
+      </w:r>
+      <w:r>
+        <w:rPr>
+          <w:highlight w:val="yellow"/>
+        </w:rPr>
+        <w:t>D</w:t>
+      </w:r>
+      <w:r>
+        <w:rPr>
+          <w:highlight w:val="yellow"/>
+        </w:rPr>
+        <w:t>,</w:t>
+      </w:r>
+      <w:r>
+        <w:rPr>
+          <w:highlight w:val="yellow"/>
+        </w:rPr>
+        <w:t>E</w:t>
+      </w:r>
+      <w:r>
+        <w:rPr>
+          <w:highlight w:val="yellow"/>
+        </w:rPr>
+        <w:t xml:space="preserve">, </w:t>
+      </w:r>
+      <w:r>
+        <w:rPr>
+          <w:highlight w:val="yellow"/>
+        </w:rPr>
+        <w:t xml:space="preserve"> </w:t>
+      </w:r>
+      <w:r>
+        <w:rPr>
+          <w:highlight w:val="yellow"/>
+        </w:rPr>
+        <w:t>S</w:t>
+      </w:r>
+      <w:r>
+        <w:rPr>
+          <w:highlight w:val="yellow"/>
+        </w:rPr>
+        <w:t>5</w:t>
+      </w:r>
+      <w:r>
+        <w:rPr>
+          <w:highlight w:val="yellow"/>
+        </w:rPr>
+        <w:t>A</w:t>
+      </w:r>
+      <w:r>
+        <w:rPr>
+          <w:highlight w:val="yellow"/>
+        </w:rPr>
+        <w:t>-</w:t>
+      </w:r>
+      <w:r>
+        <w:rPr>
+          <w:highlight w:val="yellow"/>
+        </w:rPr>
+        <w:t>D</w:t>
+      </w:r>
+      <w:r>
+        <w:t>).</w:t>
       </w:r>
     </w:p>
     <w:p>
@@ -2873,559 +4190,1000 @@
         <w:tab/>
       </w:r>
       <w:r>
-        <w:t xml:space="preserve">We detected significant changes in several molecularly defined neuronal populations implicated in gonadotroph regulation, identified by expression of </w:t>
-      </w:r>
-      <w:r>
-        <w:rPr>
-          <w:i/>
-          <w:iCs/>
-        </w:rPr>
-        <w:t>drd3</w:t>
-      </w:r>
-      <w:r>
-        <w:t xml:space="preserve">, </w:t>
-      </w:r>
-      <w:r>
-        <w:rPr>
-          <w:i/>
-          <w:iCs/>
-        </w:rPr>
-        <w:t>tacr3a</w:t>
-      </w:r>
-      <w:r>
-        <w:t xml:space="preserve">, </w:t>
-      </w:r>
-      <w:r>
-        <w:rPr>
-          <w:i/>
-          <w:iCs/>
-        </w:rPr>
-        <w:t>npy7r</w:t>
-      </w:r>
-      <w:r>
-        <w:t xml:space="preserve">, </w:t>
-      </w:r>
-      <w:r>
-        <w:rPr>
-          <w:i/>
-          <w:iCs/>
-        </w:rPr>
-        <w:t>nmbr</w:t>
-      </w:r>
-      <w:r>
-        <w:t xml:space="preserve">, </w:t>
-      </w:r>
-      <w:r>
-        <w:rPr>
-          <w:i/>
-          <w:iCs/>
-        </w:rPr>
-        <w:t>cckb</w:t>
-      </w:r>
-      <w:r>
-        <w:t xml:space="preserve">, or </w:t>
-      </w:r>
-      <w:r>
-        <w:rPr>
-          <w:i/>
-          <w:iCs/>
-        </w:rPr>
-        <w:t>gnrh1</w:t>
-      </w:r>
-      <w:r>
-        <w:t xml:space="preserve"> (</w:t>
+        <w:t xml:space="preserve">There were significant phase-dependent changes in the relative abundance of the 1_NSC and 1_NP populations within the </w:t>
+      </w:r>
+      <w:del w:id="180" w:author="Graham, Gabriel J." w:date="2026-08-04T14:07:00Z" w16du:dateUtc="2026-08-04T18:07:00Z">
+        <w:r>
+          <w:delText xml:space="preserve">radial glial </w:delText>
+        </w:r>
+        <w:r>
+          <w:delText>cluster</w:delText>
+        </w:r>
+      </w:del>
+      <w:ins w:id="181" w:author="Graham, Gabriel J." w:date="2026-08-04T14:07:00Z" w16du:dateUtc="2026-08-04T18:07:00Z">
+        <w:r>
+          <w:t>1_RGC</w:t>
+        </w:r>
+      </w:ins>
+      <w:r>
+        <w:t>. Specifically, the proportion of radial glia classified as 1_NSC was significantly lower in intermediates than in either males or females (</w:t>
       </w:r>
       <w:r>
         <w:rPr>
           <w:highlight w:val="yellow"/>
         </w:rPr>
-        <w:t>Fig. 5C; Fig. S7</w:t>
-      </w:r>
-      <w:r>
-        <w:t xml:space="preserve">) </w:t>
-      </w:r>
-      <w:r>
-        <w:fldChar w:fldCharType="begin"/>
-      </w:r>
-      <w:r>
-        <w:instrText xml:space="preserve"> ADDIN ZOTERO_ITEM CSL_CITATION {"citationID":"jECDNUmJ","properties":{"unsorted":false,"formattedCitation":"(48\\uc0\\u8211{}53)","plainCitation":"(48–53)","noteIndex":0},"citationItems":[{"id":6306,"uris":["http://zotero.org/users/11313215/items/3PT68SU6"],"itemData":{"id":6306,"type":"article-journal","abstract":"During the teleost radiation, extensive development of the direct innervation mode of hypothalamo-pituitary communication was accompanied by loss of the median eminence typical of mammals. Cells secreting follicle-stimulating hormone and luteinizing hormone cells are directly innervated, distinct populations in the anterior pituitary. So far, </w:instrText>
-      </w:r>
-      <w:r>
-        <w:rPr>
-          <w:rFonts w:ascii="Cambria Math" w:hAnsi="Cambria Math" w:cs="Cambria Math"/>
-        </w:rPr>
-        <w:instrText>∼</w:instrText>
-      </w:r>
-      <w:r>
-        <w:instrText xml:space="preserve">20 stimulatory and </w:instrText>
-      </w:r>
-      <w:r>
-        <w:rPr>
-          <w:rFonts w:ascii="Cambria Math" w:hAnsi="Cambria Math" w:cs="Cambria Math"/>
-        </w:rPr>
-        <w:instrText>∼</w:instrText>
-      </w:r>
-      <w:r>
-        <w:instrText xml:space="preserve">10 inhibitory neuropeptides, 3 amines, and 3 amino acid neurotransmitters are implicated in the control of reproduction. Positive and negative sex steroid feedback loops operate in both sexes. Gene mutation models in zebrafish and medaka now challenge our general understanding of vertebrate neuropeptidergic control. New reproductive neuropeptides are emerging. These include but are not limited to nesfatin 1, neurokinin B, and the secretoneurins. A generalized model for the neuroendocrine control of reproduction is proposed. Hopefully, this will serve as a research framework on diverse species to help explain the evolution of neuroendocrine control and lead to the discovery of new hormones with novel applications.","container-title":"Annual Review of Animal Biosciences","DOI":"10.1146/annurev-animal-020420-042015","ISSN":"2165-8102, 2165-8110","issue":"Volume 10, 2022","language":"en","page":"107-130","publisher":"Annual Reviews","source":"www.annualreviews.org","title":"Neuroendocrine Control of Reproduction in Teleost Fish: Concepts and Controversies","title-short":"Neuroendocrine Control of Reproduction in Teleost Fish","volume":"10","author":[{"family":"Trudeau","given":"Vance L."}],"issued":{"date-parts":[["2022",2,15]]}}},{"id":6258,"uris":["http://zotero.org/users/11313215/items/LRP8QAL2"],"itemData":{"id":6258,"type":"article-journal","abstract":"Neurokinin B (NKB) and its cognate receptor (NK3R) are emerging as important components of the neuroendocrine regulation of reproduction. Unlike mammalian tac3, which encodes only one mature peptide (namely NKB), two mature peptides are predicted for each tac3 gene in fish and frogs. Therefore, it was designated as Neurokinin F (NKF). Hormone analogs with high and long-lasting biological activity are important tools for physiological and biological research; however, the availability of piscine-specific analogs is very limited. Therefore, we have developed specific NKB and NKF analogs based on the structure of the mammalian NKB analog–senktide. These analogs, specifically designed for longer half-lives by methylation of proteolysis sites, exhibited activity equal to those of the native NKB and NKF in short-term signal-transduction assays of tilapia NKB receptors. However, the analogs were found to be able to significantly increase the release of luteinizing hormone (LH), follicle stimulating hormone (FSH) and growth hormone (GH) in tilapia, as fast as 1 h after intraperitoneal (IP) injection. The impact of the analogs on LH and FSH secretion lasted longer compared to the effect of native peptides and salmon GnRH analog (sGnRHa). In addition, we harvested pituitaries 24 h post injection and measured LH, FSH and GH mRNA synthesis. Both analogs elevated mRNA levels of LH and GH, but only NKB analog increased FSH mRNA levels in the pituitary and all GnRH forms in the brain. NKB receptors were co-localized with all three types the GnRH neurons in tilapia brain in situ. We previously showed a direct effect of NKB at the pituitary level, and these new results suggest that the stronger impact of the NKB analog on GTH release is also due to an indirect effect through the activation of GnRH neurons. These results suggest that novel synthetic NKB analogs may serve as a tool for both research and agricultural purposes. Finally, the biological activity and regulatory role of NKB in tilapia brain and pituitary suggest that the NKB/NKBR system in fish is an important reproductive regulator in a similar way to the kisspeptin system in mammals.","container-title":"Frontiers in Endocrinology","DOI":"10.3389/fendo.2019.00469","ISSN":"1664-2392","journalAbbreviation":"Front Endocrinol (Lausanne)","page":"469","PMID":"31354632","PMCID":"PMC6639853","source":"PubMed Central","title":"Deciphering Direct and Indirect Effects of Neurokinin B and GnRH in the Brain-Pituitary Axis of Tilapia","volume":"10","author":[{"family":"Mizrahi","given":"Naama"},{"family":"Gilon","given":"Chaim"},{"family":"Atre","given":"Ishwar"},{"family":"Ogawa","given":"Satoshi"},{"family":"Parhar","given":"Ishwar S."},{"family":"Levavi-Sivan","given":"Berta"}],"issued":{"date-parts":[["2019",7,12]]}}},{"id":6311,"uris":["http://zotero.org/users/11313215/items/KGG4YTRQ"],"itemData":{"id":6311,"type":"article-journal","abstract":"In vertebrates, the tachykinin system includes tachykinin genes, which encode one or two peptides each, and tachykinin receptors. The complexity of this system is reinforced by the massive conservation of gene duplicates after the whole genome duplication events that occurred in vertebrates and furthermore in teleosts. Added to this, the expression of the tachykinin system is more widespread than first thought, being found beyond brain and gut. The discovery of the co-expression of neurokinin B, encoded by tachykinin 3 gene, and kisspeptin/dynorphin in neurons involved in the generation of GnRH pulse in mammals, put a spotlight on the tachykinin system in vertebrate reproductive physiology. As food intake and reproduction are linked processes, and considering that hypothalamic hormones classically involved in the control of reproduction are reported to regulate also appetite and energy homeostasis, it is of interest to look at the potential involvement of tachykinins in these two major physiological functions. The purpose of this review is thus to provide first a general overview of the tachykinin system in mammals and teleosts, before giving a state-of-the-art on the different levels of action of tachykinins in the control of reproduction and food intake. This work has been conducted with a comparative point-of-view, highlighting the major similarities and differences of tachykinin systems and actions between mammals and teleosts.","container-title":"Frontiers in Endocrinology","DOI":"10.3389/fendo.2022.1056939","ISSN":"1664-2392","journalAbbreviation":"Front. Endocrinol.","language":"English","publisher":"Frontiers","source":"Frontiers","title":"Tachykinins, new players in the control of reproduction and food intake: A comparative review in mammals and teleosts","title-short":"Tachykinins, new players in the control of reproduction and food intake","URL":"https://www.frontiersin.org/journals/endocrinology/articles/10.3389/fendo.2022.1056939/full","volume":"13","author":[{"family":"Campo","given":"Aurora"},{"family":"Dufour","given":"Sylvie"},{"family":"Rousseau","given":"Karine"}],"accessed":{"date-parts":[["2026",5,3]]},"issued":{"date-parts":[["2022",12,16]]}}},{"id":6313,"uris":["http://zotero.org/users/11313215/items/CFRWVNG9"],"itemData":{"id":6313,"type":"article-journal","abstract":"The neurokinin B (NKB) system acts as a crucial modulator in the regulation of reproduction and feeding in mammals, however limited information is available in teleosts regarding its potential role in reproductive functions. Herein, we have identified its encoding gene, namely tachykinin 3 (tac3), in the yellowtail kingfish. The full-length tac3 cDNA sequence was 372 bp in size and encoded a 123-aa preprohormone, including two mature peptides, NKB and NKF. Tissue distribution analysis showed that tac3 was primarily expressed in the intestine of yellowtail kingfish. During embryonic development, the highest mRNA levels of tac3 were observed at stage 4 (16-cell) and stage 14 (newly-hatched larva). The peak of tac3 transcript levels was also noticed at 30 days post-hatching during early ontogeny. The physiological effects of NKB and NKF on expression of brain and pituitary genes along with plasma hormones levels were further analyzed by intraperitoneal injection. NKB exerted a stimulatory effect on gnrh1, gnrh2, gnih, and kiss2r mRNA levels, but suppressed kiss1r, gnihr, gal, gh, lhβ, and fshβ mRNA levels. An evident increase was observed on transcript levels of gnrh1, gnrh2, kiss1, kiss2, gnih, and gnihr after NKF treatment, whereas kiss1r, kiss2r, gh, lhβ, and fshβ mRNA levels were down-regulated. Moreover, NKF, but not NKB, reduced serum estradiol levels, and both of these two peptides suppressed serum 11-keto testosterone levels. Taken together, our results provide preliminary evidence that the NKB system participates in the control of reproduction in yellowtail kingfish via acting on brain, pituitary and gonadal hormones.","container-title":"Aquaculture Reports","DOI":"10.1016/j.aqrep.2024.102167","ISSN":"2352-5134","journalAbbreviation":"Aquaculture Reports","page":"102167","source":"ScienceDirect","title":"Neurokinin B in the yellowtail kingfish (&lt;i&gt;Seriola lalandi&lt;/i&gt;) and its potential role in controlling reproduction","volume":"36","author":[{"family":"Tian","given":"Zhenfang"},{"family":"Yu","given":"Zhihua"},{"family":"Xu","given":"Yongjiang"},{"family":"Cui","given":"Aijun"},{"family":"Jiang","given":"Yan"},{"family":"Wang","given":"Bin"}],"issued":{"date-parts":[["2024",6,1]]}}},{"id":6315,"uris":["http://zotero.org/users/11313215/items/C9WSQG4B"],"itemData":{"id":6315,"type":"article-journal","abstract":"This review highlights the recent developments regarding neuroendocrine mechanisms controlling teleost reproduction. In teleosts, the pituitary gland receives major neuronal innervations from Gnrh neurons as well as minor innervations from small population of neurons that will secrete neurotransmitters and/or neuropeptides. The diversity of Kiss/Kissr system in various teleost species and their actions in the context of HPG axis and reproduction has been extensively covered. In teleost model systems, zebrafish and medaka, mutant lines for key components of the HPG axis have been generated through targeted mutagenesis but surprisingly most of the mutants developed normally without major defects in reproduction; these mutant phenotypes are described. In the last decade, complex role of diverse neuropeptides in teleost reproduction is being revealed. A brief overview about the reproductive functions of neuropeptides is presented. Finally, the effects of environmental factors namely photoperiodism and temperature on the functions of HPG axis is summarised.","collection-title":"Neuroendocrine facets of behavior and toxicology","container-title":"Aquaculture and Fisheries","DOI":"10.1016/j.aaf.2023.09.001","ISSN":"2468-550X","issue":"3","journalAbbreviation":"Aquaculture and Fisheries","page":"437-446","source":"ScienceDirect","title":"Neuroendocrine regulation of reproduction in fish – Mini review","volume":"9","author":[{"family":"Santhakumar","given":"Kirankumar"}],"issued":{"date-parts":[["2024",5,1]]}}},{"id":3695,"uris":["http://zotero.org/users/11313215/items/P2XAW2FJ"],"itemData":{"id":3695,"type":"article-journal","abstract":"Female-to-male sex transformation in the protogynous marine fish Thalassoma bifasciatum is the culmination of a neuroendocrine cascade triggered by social and behavioral cues. We have previously shown that the hypothalamus and pituitary gland, key components of the neuroendocrine axis, play a significant role in gender reversal of this species. However, nothing is known about the possible involvement of other brain factors with the hypothalamo-pituitary gland axis in this fish. One such factor, neuropeptide Y (NPY) has been shown to effect a direct or indirect control of GtH-II release in gonochoristic teleosts. In view of this finding, we have investigated the role of NPY on sex reversal in T. bifasciatum. Females (n = 38) were injected intraperitoneally thrice weekly with NPY at a dose of 0.02 μg/gbw dissolved in 0.6% saline. Controls (n = 48) received equal volumes of saline. Fish were sacrificed at 1, 4, 6, and 8 weeks. By the end of 8 weeks, 81.6% of the NPY-treated fish showed signs of gonad reversal ranging from early (n = 25) to mid- (n = 3) and late stage (n = 3). Furthermore, the effects of NPY appeared to be dependent on duration of treatment. At 6 and 8 weeks, the ovaries of four and three fish, respectively, were markedly degenerated. Our findings shed new light on the neuroendocrine control of sex reversal in T. bifasciatum and in hermaphroditic forms in general. J. Exp. Zool. 279:133-144, 1997. © 1997 Wiley-Liss, Inc","container-title":"Journal of Experimental Zoology","DOI":"10.1002/(SICI)1097-010X(19971001)279:2&lt;133::AID-JEZ4&gt;3.0.CO;2-P","ISSN":"1097-010X","issue":"2","language":"en","license":"Copyright © 1997 Wiley-Liss, Inc.","note":"_eprint: https://onlinelibrary.wiley.com/doi/pdf/10.1002/%28SICI%291097-010X%2819971001%29279%3A2%3C133%3A%3AAID-JEZ4%3E3.0.CO%3B2-P","page":"133-144","source":"Wiley Online Library","title":"Neuropeptide Y (NPY) induces gonad reversal in the protogynous bluehead wrasse, Thalassoma bifasciatum (Teleostei: Labridae)","title-short":"Neuropeptide Y (NPY) induces gonad reversal in the protogynous bluehead wrasse, Thalassoma bifasciatum (Teleostei","volume":"279","author":[{"family":"Kramer","given":"Charles R."},{"family":"Imbriano","given":"Michael A."}],"issued":{"date-parts":[["1997"]]}}}],"schema":"https://github.com/citation-style-language/schema/raw/master/csl-citation.json"} </w:instrText>
-      </w:r>
-      <w:r>
-        <w:fldChar w:fldCharType="separate"/>
-      </w:r>
-      <w:r>
-        <w:rPr>
-          <w:rFonts w:cs="Times New Roman"/>
-          <w:kern w:val="0"/>
-        </w:rPr>
-        <w:t>(48–53)</w:t>
-      </w:r>
-      <w:r>
-        <w:fldChar w:fldCharType="end"/>
-      </w:r>
-      <w:r>
-        <w:t xml:space="preserve"> </w:t>
-      </w:r>
-      <w:r>
-        <w:fldChar w:fldCharType="begin"/>
-      </w:r>
-      <w:r>
-        <w:instrText xml:space="preserve"> ADDIN ZOTERO_ITEM CSL_CITATION {"citationID":"D8gNTmfL","properties":{"unsorted":false,"formattedCitation":"(54)","plainCitation":"(54)","noteIndex":0},"citationItems":[{"id":6338,"uris":["http://zotero.org/users/11313215/items/PS74WG8G"],"itemData":{"id":6338,"type":"article-journal","abstract":"From mammals to fish, reproduction is driven by luteinizing hormone (LH) and follicle-stimulating hormone (FSH) temporally secreted from the pituitary gland. Teleost fish are an excellent model for addressing the unique regulation and function of each gonadotropin cell since, unlike mammals, they synthesize and secrete LH and FSH from distinct cells. Only very distant vertebrate classes (such as fish and birds) demonstrate the mono-hormonal strategy, suggesting a potential convergent evolution. Cell-specific transcriptome analysis of double-labeled transgenic tilapia expressing GFP and RFP in LH or FSH cells, respectively, yielded genes specifically enriched in each cell type, revealing differences in hormone regulation, receptor expression, cell signaling, and electrical properties. Each cell type expresses a unique GPCR signature that reveals the direct regulation of metabolic and homeostatic hormones. Comparing these novel transcriptomes to that of rat gonadotrophs revealed conserved genes that might specifically contribute to each gonadotropin activity in mammals, suggesting conserved mechanisms controlling the differential regulation of gonadotropins in vertebrates.","container-title":"International Journal of Molecular Sciences","DOI":"10.3390/ijms22126478","ISSN":"1422-0067","issue":"12","journalAbbreviation":"Int J Mol Sci","page":"6478","PMID":"34204216","PMCID":"PMC8234412","source":"PubMed Central","title":"Differential Regulation of Gonadotropins as Revealed by Transcriptomes of Distinct LH and FSH Cells of Fish Pituitary","volume":"22","author":[{"family":"Hollander-Cohen","given":"Lian"},{"family":"Golan","given":"Matan"},{"family":"Levavi-Sivan","given":"Berta"}],"issued":{"date-parts":[["2021",6,17]]}}}],"schema":"https://github.com/citation-style-language/schema/raw/master/csl-citation.json"} </w:instrText>
-      </w:r>
-      <w:r>
-        <w:fldChar w:fldCharType="separate"/>
-      </w:r>
-      <w:r>
-        <w:rPr>
-          <w:rFonts w:cs="Times New Roman"/>
-        </w:rPr>
-        <w:t>(54)</w:t>
-      </w:r>
-      <w:r>
-        <w:fldChar w:fldCharType="end"/>
-      </w:r>
-      <w:r>
-        <w:t>.</w:t>
-      </w:r>
-      <w:r>
-        <w:t xml:space="preserve"> During the intermediate-to-female transition, both the proportion of </w:t>
-      </w:r>
-      <w:r>
-        <w:rPr>
-          <w:i/>
-          <w:iCs/>
-        </w:rPr>
-        <w:t>drd3</w:t>
-      </w:r>
-      <w:r>
-        <w:t xml:space="preserve">-expressing neurons and </w:t>
-      </w:r>
-      <w:r>
-        <w:rPr>
-          <w:i/>
-          <w:iCs/>
-        </w:rPr>
-        <w:t xml:space="preserve">drd3 </w:t>
-      </w:r>
-      <w:r>
-        <w:t xml:space="preserve">expression increased, while </w:t>
-      </w:r>
-      <w:r>
-        <w:rPr>
-          <w:i/>
-          <w:iCs/>
-        </w:rPr>
-        <w:t>tacr3a</w:t>
-      </w:r>
-      <w:r>
-        <w:t xml:space="preserve"> expression and the proportion of </w:t>
-      </w:r>
-      <w:r>
-        <w:rPr>
-          <w:i/>
-          <w:iCs/>
-        </w:rPr>
-        <w:t>tacr3a</w:t>
-      </w:r>
-      <w:r>
-        <w:t>-expressing neurons increased transiently during the intermediate phase before declining below male levels in females (</w:t>
+        <w:t>Fig. 4F</w:t>
+      </w:r>
+      <w:r>
+        <w:t>). Conversely, the proportion of radial glia classified as 1_NP was greatest in intermediates and smallest in females (</w:t>
       </w:r>
       <w:r>
         <w:rPr>
           <w:highlight w:val="yellow"/>
         </w:rPr>
-        <w:t>Fig. 6A,B</w:t>
-      </w:r>
-      <w:r>
-        <w:t xml:space="preserve">). In contrast, </w:t>
-      </w:r>
-      <w:r>
-        <w:rPr>
-          <w:i/>
-          <w:iCs/>
-        </w:rPr>
-        <w:t>npy7r</w:t>
-      </w:r>
-      <w:r>
-        <w:t xml:space="preserve"> and </w:t>
-      </w:r>
-      <w:r>
-        <w:rPr>
-          <w:i/>
-          <w:iCs/>
-        </w:rPr>
-        <w:t>nmbr</w:t>
-      </w:r>
-      <w:r>
-        <w:t xml:space="preserve"> expression decreased during the male-to-intermediate transition without corresponding changes in the abundance of marker-positive neurons, whereas neither </w:t>
-      </w:r>
-      <w:r>
-        <w:rPr>
-          <w:i/>
-          <w:iCs/>
-        </w:rPr>
-        <w:t>gnrh1</w:t>
-      </w:r>
-      <w:r>
-        <w:t xml:space="preserve"> expression nor the proportion of </w:t>
-      </w:r>
-      <w:r>
-        <w:rPr>
-          <w:i/>
-          <w:iCs/>
-        </w:rPr>
-        <w:t>gnrh1</w:t>
-      </w:r>
-      <w:r>
-        <w:t>-expressing neurons changed across sex change (</w:t>
+        <w:t>Fig. 4G</w:t>
+      </w:r>
+      <w:r>
+        <w:t>). This reciprocal shift in the composition of the radial glial population is consistent with increased progression from the neural stem cell to the neural progenitor state during the intermediate phase.</w:t>
+      </w:r>
+    </w:p>
+    <w:p>
+      <w:r>
+        <w:tab/>
+      </w:r>
+      <w:ins w:id="182" w:author="Graham, Gabriel J." w:date="2026-08-04T14:09:00Z" w16du:dateUtc="2026-08-04T18:09:00Z">
+        <w:r>
+          <w:t>To assess the neurogenic state of 1_NP in each phase, we</w:t>
+        </w:r>
+        <w:r>
+          <w:t xml:space="preserve"> next</w:t>
+        </w:r>
+        <w:r>
+          <w:t xml:space="preserve"> created a “neuron differentiation” gene expression module consisting of genes annotated with that GO term (GO: 0030182</w:t>
+        </w:r>
+        <w:r>
+          <w:t xml:space="preserve">, </w:t>
+        </w:r>
+        <w:r>
+          <w:rPr>
+            <w:highlight w:val="yellow"/>
+          </w:rPr>
+          <w:t>methods</w:t>
+        </w:r>
+        <w:r>
+          <w:t>)</w:t>
+        </w:r>
+        <w:r>
+          <w:t xml:space="preserve"> and</w:t>
+        </w:r>
+      </w:ins>
+      <w:ins w:id="183" w:author="Graham, Gabriel J." w:date="2026-08-04T14:10:00Z" w16du:dateUtc="2026-08-04T18:10:00Z">
+        <w:r>
+          <w:t xml:space="preserve"> assessed how it differed between the phases</w:t>
+        </w:r>
+      </w:ins>
+      <w:ins w:id="184" w:author="Graham, Gabriel J." w:date="2026-08-04T14:09:00Z" w16du:dateUtc="2026-08-04T18:09:00Z">
+        <w:r>
+          <w:t>.</w:t>
+        </w:r>
+      </w:ins>
+      <w:del w:id="185" w:author="Graham, Gabriel J." w:date="2026-08-04T14:09:00Z" w16du:dateUtc="2026-08-04T18:09:00Z">
+        <w:r>
+          <w:delText>To assess the neurogenic state of the expanded 1_NP population, we quantified expression of a neuron differentiation gene module composed of genes annotated with GO:0030182 (</w:delText>
+        </w:r>
+        <w:r>
+          <w:rPr>
+            <w:highlight w:val="yellow"/>
+          </w:rPr>
+          <w:delText>Methods</w:delText>
+        </w:r>
+        <w:r>
+          <w:delText>)</w:delText>
+        </w:r>
+      </w:del>
+      <w:r>
+        <w:t>. Module expression was similar in males and intermediates but significantly lower in females (</w:t>
       </w:r>
       <w:r>
         <w:rPr>
           <w:highlight w:val="yellow"/>
         </w:rPr>
-        <w:t>Fig. S7</w:t>
-      </w:r>
-      <w:r>
-        <w:t xml:space="preserve">). Unlike these patterns, the proportion of </w:t>
-      </w:r>
-      <w:r>
-        <w:rPr>
-          <w:i/>
-          <w:iCs/>
-        </w:rPr>
-        <w:t>cckb</w:t>
-      </w:r>
-      <w:r>
-        <w:t>-expressing neurons increased significantly during the intermediate-to-female transition despite no detectable change in</w:t>
-      </w:r>
-      <w:r>
-        <w:rPr>
-          <w:i/>
-          <w:iCs/>
-        </w:rPr>
-        <w:t xml:space="preserve"> cckb</w:t>
-      </w:r>
-      <w:r>
-        <w:t xml:space="preserve"> expression (</w:t>
-      </w:r>
-      <w:r>
-        <w:rPr>
-          <w:highlight w:val="yellow"/>
-        </w:rPr>
-        <w:t>Fig. 6C</w:t>
-      </w:r>
-      <w:r>
-        <w:t>)</w:t>
-      </w:r>
-      <w:r>
-        <w:t xml:space="preserve">. </w:t>
-      </w:r>
-      <w:r>
-        <w:t>Th</w:t>
-      </w:r>
-      <w:r>
-        <w:t>is suggests</w:t>
-      </w:r>
-      <w:r>
-        <w:t xml:space="preserve"> POA</w:t>
-      </w:r>
-      <w:r>
-        <w:t xml:space="preserve"> </w:t>
-      </w:r>
-      <w:r>
-        <w:rPr>
-          <w:i/>
-          <w:iCs/>
-        </w:rPr>
-        <w:t>cckb</w:t>
-      </w:r>
-      <w:r>
-        <w:t xml:space="preserve"> neurons</w:t>
-      </w:r>
-      <w:r>
-        <w:t xml:space="preserve"> might remodel through a mechanism distinct from the other candidate neuroendocrine populations. </w:t>
-      </w:r>
-    </w:p>
-    <w:p>
-      <w:r>
-        <w:tab/>
-      </w:r>
-      <w:r>
-        <w:t xml:space="preserve">For the cell types that increased during sex change, we further </w:t>
-      </w:r>
-      <w:r>
-        <w:t>compared the predicted maturity of marker-positive cells across phases to determine whether these changes were more consistent with incorporation of newly generated neurons or transcriptional remodeling of preexisting neurons.</w:t>
-      </w:r>
-      <w:r>
-        <w:t xml:space="preserve"> Neither </w:t>
-      </w:r>
-      <w:r>
-        <w:rPr>
-          <w:i/>
-          <w:iCs/>
-        </w:rPr>
-        <w:t>drd3</w:t>
-      </w:r>
-      <w:r>
-        <w:t xml:space="preserve">- nor </w:t>
-      </w:r>
-      <w:r>
-        <w:rPr>
-          <w:i/>
-          <w:iCs/>
-        </w:rPr>
-        <w:t>tacr3a</w:t>
-      </w:r>
-      <w:r>
-        <w:t>-expressing neurons differed in maturity across sex change (</w:t>
-      </w:r>
-      <w:r>
-        <w:rPr>
-          <w:highlight w:val="yellow"/>
-        </w:rPr>
-        <w:t>Fig. 6A,B</w:t>
-      </w:r>
-      <w:r>
-        <w:t xml:space="preserve">), suggesting that the increased abundance of these populations is more consistent with transcriptional reprogramming than incorporation of newly generated neurons. Similarly, cells expressing the steroid hormone receptors </w:t>
-      </w:r>
-      <w:r>
-        <w:rPr>
-          <w:i/>
-          <w:iCs/>
-        </w:rPr>
-        <w:t>pgr</w:t>
-      </w:r>
-      <w:r>
-        <w:t xml:space="preserve"> and </w:t>
-      </w:r>
-      <w:r>
-        <w:rPr>
-          <w:i/>
-          <w:iCs/>
-        </w:rPr>
-        <w:t>ar</w:t>
-      </w:r>
-      <w:r>
-        <w:t>-like increased in abundance and expression during the intermediate-to-female transition but showed no change in predicted maturity (</w:t>
-      </w:r>
-      <w:r>
-        <w:rPr>
-          <w:highlight w:val="yellow"/>
-        </w:rPr>
-        <w:t>Fig. S7</w:t>
-      </w:r>
-      <w:r>
-        <w:t>), further supporting transcriptional remodeling of preexisting neurons rather than incorporation of newly generated cells.</w:t>
-      </w:r>
-      <w:r>
-        <w:t xml:space="preserve"> </w:t>
-      </w:r>
-    </w:p>
-    <w:p>
-      <w:r>
-        <w:tab/>
-      </w:r>
-      <w:r>
-        <w:t xml:space="preserve">In contrast, </w:t>
-      </w:r>
-      <w:r>
-        <w:rPr>
-          <w:i/>
-          <w:iCs/>
-        </w:rPr>
-        <w:t>cckb</w:t>
-      </w:r>
-      <w:r>
-        <w:t>-expressing neurons were significantly less mature in males and intermediates than in females (</w:t>
-      </w:r>
-      <w:r>
-        <w:rPr>
-          <w:highlight w:val="yellow"/>
-        </w:rPr>
-        <w:t>Fig. 6C</w:t>
-      </w:r>
-      <w:r>
-        <w:t xml:space="preserve">), consistent with </w:t>
-      </w:r>
-      <w:r>
-        <w:t>progressive maturation of newly generated neurons after their incorporation into the preoptic circuit</w:t>
-      </w:r>
-      <w:r>
-        <w:t xml:space="preserve"> during the intermediate-to-female transition. Together with their expansion during the intermediate-to-female transition and progressive maturation across sex change, these findings identify </w:t>
-      </w:r>
-      <w:r>
-        <w:rPr>
-          <w:i/>
-          <w:iCs/>
-        </w:rPr>
-        <w:t>cckb</w:t>
-      </w:r>
-      <w:r>
-        <w:t xml:space="preserve">+ neurons as the strongest candidate population generated </w:t>
-      </w:r>
-      <w:r>
-        <w:t xml:space="preserve">by neurogenesis in the POA </w:t>
-      </w:r>
-      <w:r>
-        <w:t>during sex change</w:t>
-      </w:r>
-      <w:r>
-        <w:t xml:space="preserve">.  </w:t>
-      </w:r>
-    </w:p>
-    <w:p>
-      <w:pPr>
-        <w:rPr>
-          <w:strike/>
-        </w:rPr>
-      </w:pPr>
-    </w:p>
-    <w:p>
-      <w:pPr>
-        <w:rPr>
-          <w:b/>
-          <w:bCs/>
-        </w:rPr>
-      </w:pPr>
-      <w:r>
-        <w:rPr>
-          <w:b/>
-          <w:bCs/>
-        </w:rPr>
-        <w:t>Discussion</w:t>
-      </w:r>
-    </w:p>
-    <w:p>
-      <w:pPr>
-        <w:rPr>
-          <w:b/>
-          <w:bCs/>
-        </w:rPr>
-      </w:pPr>
-    </w:p>
-    <w:p>
-      <w:r>
-        <w:tab/>
-      </w:r>
-      <w:r>
-        <w:t xml:space="preserve">Here, we combined single-nucleus transcriptomics, chromatin accessibility profiling, and spatial transcriptomics to generate a cell-type-resolved molecular atlas of socially induced protandrous sex change in </w:t>
-      </w:r>
-      <w:r>
-        <w:rPr>
-          <w:i/>
-          <w:iCs/>
-        </w:rPr>
-        <w:t>Amphiprion ocellaris</w:t>
-      </w:r>
-      <w:r>
-        <w:t xml:space="preserve">. By integrating these datasets with behavioral observations, circulating steroid hormones, and gonadal histology, we reconstructed the temporal progression of sex change from dominant males through intermediate stages to mature females. This approach revealed extensive remodeling of both neuronal and glial populations, identified </w:t>
+        <w:t>Fig. 4H</w:t>
+      </w:r>
+      <w:r>
+        <w:t xml:space="preserve">). Thus, although neural progenitors were more abundant during the intermediate phase, they retained a neuronal </w:t>
       </w:r>
       <w:r>
         <w:lastRenderedPageBreak/>
-        <w:t>radial glial cells and the preoptic area as the principal sites of molecular reorganization, and provides a mechanistic framework linking socially induced changes in the brain to the endocrine events that ultimately drive gonadal sex change.</w:t>
-      </w:r>
-    </w:p>
-    <w:p>
-      <w:r>
-        <w:tab/>
-      </w:r>
-      <w:r>
-        <w:t>Among all cell populations, radial glia underwent the most extensive molecular remodeling during sex change, exhibiting the second-highest number of differentially expressed genes and the greatest number of differentially accessible chromatin regions. At first glance, these findings might suggest that radial glia rapidly acquire a female-like phenotype. Surprisingly, however, our machine-learning analyses indicated the opposite: after six months of social ascent, radial glia remained among the most male-like cell populations in the brain. This apparent paradox reflects the complex temporal organization of radial glial remodeling. Rather than transitioning directly from a male to a female transcriptional state, radial glia exhibited a mixture of early, transient, progressive, and late transcriptional programs together with predominantly progressive and late changes in chromatin accessibility. These observations suggest that socially induced sex change does not involve a simple linear feminization of radial glia. Instead, radial glia appear to enter a prolonged transitional state characterized by extensive transcriptional and epigenetic reprogramming while maintaining much of their original cellular identity. Given their established role as the principal neural stem cells of the teleost brain, this prolonged transitional state may provide the cellular substrate through which socially induced signals initiate the neurogenic and neuroendocrine remodeling that precedes gonadal transformation.</w:t>
-      </w:r>
-    </w:p>
-    <w:p>
-      <w:r>
-        <w:tab/>
-      </w:r>
-      <w:r>
-        <w:t xml:space="preserve">One of the earliest and most striking features of this transitional radial glial state was the transient reduction in expression of the brain aromatase gene, </w:t>
-      </w:r>
-      <w:r>
-        <w:rPr>
-          <w:i/>
-          <w:iCs/>
-        </w:rPr>
-        <w:t>cyp19a1b</w:t>
-      </w:r>
-      <w:r>
-        <w:t>. Because radial glia are the principal source of aromatase in the teleost brain, this finding suggests that local estrogenic signaling within the ventrocaudal telencephalon is selectively reduced during the intermediate phase of sex change. In zebrafish, radial glia similarly downregulate aromatase as they enter regenerative neurogenic programs following brain injury (</w:t>
-      </w:r>
-      <w:r>
-        <w:rPr>
-          <w:highlight w:val="yellow"/>
-        </w:rPr>
-        <w:t>xx24</w:t>
-      </w:r>
-      <w:r>
-        <w:t xml:space="preserve">), raising the possibility that transient suppression of estrogen synthesis represents a conserved feature of radial glial activation. Our observations therefore suggest that reduced aromatase expression may help establish the permissive cellular environment required for the increased recruitment of neural stem cells into the neurogenic lineage that we observed during the intermediate phase. </w:t>
-      </w:r>
-      <w:r>
-        <w:t xml:space="preserve">The high expression of estrogen receptors within the 6_POA_Mixed population further suggests that these neurons are well positioned to respond to the local reduction in estrogen signaling associated with </w:t>
-      </w:r>
-      <w:r>
-        <w:rPr>
-          <w:i/>
-          <w:iCs/>
-        </w:rPr>
-        <w:t>cyp19a1b</w:t>
-      </w:r>
-      <w:r>
-        <w:t xml:space="preserve"> downregulation.</w:t>
-      </w:r>
-      <w:r>
-        <w:t xml:space="preserve"> </w:t>
-      </w:r>
-      <w:r>
-        <w:t>Although previous whole-brain transcriptomic analyses reported progressive increases in brain aromatase expression during protandrous sex change (</w:t>
-      </w:r>
-      <w:r>
-        <w:rPr>
-          <w:highlight w:val="yellow"/>
-        </w:rPr>
-        <w:t>xx16</w:t>
-      </w:r>
-      <w:r>
-        <w:t>), the apparent discrepancy may reflect regional specialization that becomes obscur</w:t>
-      </w:r>
-      <w:commentRangeStart w:id="5"/>
-      <w:r>
-        <w:t xml:space="preserve">ed in bulk tissue analyses, differences in sampling stage, or species-specific differences between </w:t>
-      </w:r>
-      <w:r>
-        <w:rPr>
-          <w:i/>
-          <w:iCs/>
-        </w:rPr>
-        <w:t>A. oc</w:t>
-      </w:r>
-      <w:commentRangeEnd w:id="5"/>
+        <w:t xml:space="preserve">differentiation program comparable to that observed in males. </w:t>
+      </w:r>
+      <w:commentRangeStart w:id="186"/>
+      <w:r>
+        <w:t>Together with the depletion of 1_NSC and expansion of 1_NP, these findings are consistent with increased recruitment of neural stem cells into the neurogenic lineage during the intermediate phase, followed by reduced neurogenic activity in females.</w:t>
+      </w:r>
+      <w:commentRangeEnd w:id="186"/>
       <w:r>
         <w:rPr>
           <w:rStyle w:val="CommentReference"/>
-          <w:i/>
-          <w:iCs/>
           <w:sz w:val="24"/>
           <w:szCs w:val="30"/>
         </w:rPr>
-        <w:commentReference w:id="5"/>
+        <w:commentReference w:id="186"/>
+      </w:r>
+    </w:p>
+    <w:p/>
+    <w:p>
+      <w:pPr>
+        <w:rPr>
+          <w:b/>
+          <w:bCs/>
+        </w:rPr>
+      </w:pPr>
+      <w:r>
+        <w:rPr>
+          <w:b/>
+          <w:bCs/>
+        </w:rPr>
+        <w:t>Evidence for Neurogenesis and Neuronal Maturation in 6_POA_Mixed</w:t>
+      </w:r>
+    </w:p>
+    <w:p>
+      <w:r>
+        <w:rPr>
+          <w:b/>
+          <w:bCs/>
+        </w:rPr>
+        <w:tab/>
+      </w:r>
+      <w:r>
+        <w:t xml:space="preserve">Among all neuronal populations, 6_POA_Mixed </w:t>
+      </w:r>
+      <w:r>
+        <w:t>showed</w:t>
+      </w:r>
+      <w:r>
+        <w:t xml:space="preserve"> the greatest number of </w:t>
+      </w:r>
+      <w:r>
+        <w:t xml:space="preserve">DEGs </w:t>
+      </w:r>
+      <w:r>
+        <w:t>during sex change and was one of a small number of neuronal clusters that increased in relative abundance during the intermediate phase (</w:t>
+      </w:r>
+      <w:r>
+        <w:rPr>
+          <w:highlight w:val="yellow"/>
+        </w:rPr>
+        <w:t>Figs. 3B,C</w:t>
+      </w:r>
+      <w:r>
+        <w:t xml:space="preserve">). Because </w:t>
+      </w:r>
+      <w:commentRangeStart w:id="187"/>
+      <w:r>
+        <w:t xml:space="preserve">this cluster contains preoptic neurons </w:t>
+      </w:r>
+      <w:commentRangeEnd w:id="187"/>
+      <w:r>
+        <w:rPr>
+          <w:rStyle w:val="CommentReference"/>
+          <w:sz w:val="24"/>
+          <w:szCs w:val="30"/>
+        </w:rPr>
+        <w:commentReference w:id="187"/>
+      </w:r>
+      <w:r>
+        <w:t xml:space="preserve">involved in the neuroendocrine regulation of pituitary gonadotrophs, we next performed a focused analysis of 6_POA_Mixed. </w:t>
+      </w:r>
+      <w:commentRangeStart w:id="188"/>
+      <w:r>
+        <w:t xml:space="preserve">Previous studies have demonstrated that neurogenesis occurs in the anterior preoptic area during clownfish sex </w:t>
+      </w:r>
+      <w:commentRangeEnd w:id="188"/>
+      <w:r>
+        <w:rPr>
+          <w:rStyle w:val="CommentReference"/>
+          <w:sz w:val="24"/>
+          <w:szCs w:val="30"/>
+        </w:rPr>
+        <w:commentReference w:id="188"/>
+      </w:r>
+      <w:r>
+        <w:t>change</w:t>
+      </w:r>
+      <w:r>
+        <w:t xml:space="preserve"> </w:t>
+      </w:r>
+      <w:r>
+        <w:fldChar w:fldCharType="begin"/>
+      </w:r>
+      <w:r>
+        <w:instrText xml:space="preserve"> ADDIN ZOTERO_ITEM CSL_CITATION {"citationID":"JSAeGNA5","properties":{"unsorted":false,"formattedCitation":"(14)","plainCitation":"(14)","noteIndex":0},"citationItems":[{"id":45,"uris":["http://zotero.org/users/11313215/items/VGA9PBJ3"],"itemData":{"id":45,"type":"article-journal","abstract":"Sex differences in cell number in the preoptic area of the hypothalamus (POA) are documented across all major vertebrate lineages and contribute to differential regulation of the hypothalamic-pituitary-gonad axis and reproductive behavior between the sexes. Sex-changing fishes provide a unique opportunity to study mechanisms underlying sexual differentiation of the POA. In anemonefish (clownfish), which change sex from male to female, females have approximately twice the number of medium-sized cells in the anterior POA compared to males. This sex difference transitions from male-like to female-like during sex change. However, it is not known how this sex difference in POA cell number is established. This study tests the hypothesis that new cell addition plays a role. We initiated adult male-to-female sex change in 30 anemonefish (Amphiprion ocellaris) and administered BrdU to label new cells added to the POA at regular intervals throughout sex change. Sex-changing fish added more new cells to the anterior POA than non-changing fish, supporting the hypothesis. The observed effects could be accounted for by differences in POA volume, but they are also consistent with a steady trickle of new cells being gradually accumulated in the anterior POA before vitellogenic oocytes develop in the gonads. These results provide insight into the unique characteristics of protandrous sex change in anemonefish relative to other modes of sex change, and support the potential for future research in sex-changing fishes to provide a richer under­ standing of the mechanisms for sexual differentiation of the brain.","container-title":"General and Comparative Endocrinology","DOI":"10.1016/j.ygcen.2022.114185","ISSN":"00166480","journalAbbreviation":"General and Comparative Endocrinology","language":"en","page":"114185","source":"DOI.org (Crossref)","title":"New cells added to the preoptic area during sex change in the common clownfish Amphiprion ocellaris","volume":"333","author":[{"family":"Parker","given":"Coltan G."},{"family":"Craig","given":"Sarah E."},{"family":"Histed","given":"Abigail R."},{"family":"Lee","given":"Joanne S."},{"family":"Ibanez","given":"Emma"},{"family":"Pronitcheva","given":"Veronica"},{"family":"Rhodes","given":"Justin S."}],"issued":{"date-parts":[["2023",3]]}}}],"schema":"https://github.com/citation-style-language/schema/raw/master/csl-citation.json"} </w:instrText>
+      </w:r>
+      <w:r>
+        <w:fldChar w:fldCharType="separate"/>
+      </w:r>
+      <w:r>
+        <w:rPr>
+          <w:rFonts w:cs="Times New Roman"/>
+        </w:rPr>
+        <w:t>(14)</w:t>
+      </w:r>
+      <w:r>
+        <w:fldChar w:fldCharType="end"/>
+      </w:r>
+      <w:r>
+        <w:t>,</w:t>
+      </w:r>
+      <w:r>
+        <w:t xml:space="preserve"> but the identity and maturation of the newly generated cells have remained unknown. We therefore asked whether the transcriptional changes observed in 6_POA_Mixed were consistent with the addition and maturation of newly generated neurons.</w:t>
+      </w:r>
+      <w:r>
+        <w:t xml:space="preserve"> </w:t>
+      </w:r>
+    </w:p>
+    <w:p>
+      <w:pPr>
+        <w:ind w:firstLine="720"/>
+      </w:pPr>
+      <w:r>
+        <w:t>GO analysis of 6_POA_Mixed identified enrichment of genes involved in extracellular matrix organization, cell adhesion, and perineuronal net remodeling (</w:t>
+      </w:r>
+      <w:r>
+        <w:rPr>
+          <w:highlight w:val="yellow"/>
+        </w:rPr>
+        <w:t>Fig. 5B,C; Fig. S6</w:t>
+      </w:r>
+      <w:r>
+        <w:t xml:space="preserve">). Because these processes are required for neurite extension, synapse formation, and remodeling of neuronal connectivity during development and adult neurogenesis </w:t>
+      </w:r>
+      <w:r>
+        <w:fldChar w:fldCharType="begin"/>
+      </w:r>
+      <w:r>
+        <w:instrText xml:space="preserve"> ADDIN ZOTERO_ITEM CSL_CITATION {"citationID":"rIAQhBds","properties":{"unsorted":false,"formattedCitation":"(40\\uc0\\u8211{}47)","plainCitation":"(40–47)","noteIndex":0},"citationItems":[{"id":4906,"uris":["http://zotero.org/users/11313215/items/GI87VEQV"],"itemData":{"id":4906,"type":"article-journal","abstract":"Synaptic cell adhesion molecules (SCAMs) are a functional category of cell adhesion molecules that connect pre- and postsynapses by the protein-protein interaction via their extracellular cell adhesion domains. Countless numbers of common genetic variants and rare mutations in SCAMs have been identified in the patients with autism spectrum disorders (ASDs). Among these, NRXN and NLGN family proteins cooperatively function at synaptic terminals both of which genes are strongly implicated as risk genes for ASDs. Knock-in mice carrying a single rare point mutation of NLGN3 (NLGN3 R451C) discovered in the patients with ASDs display a deficit in social interaction and an enhancement of spatial learning and memory ability reminiscent of the clinical phenotype of ASDs. NLGN4 knockout (KO) and NRXN2α KO mice also show a deficit in sociability as well as some specific neuropsychiatric behaviors. In this review, we selected NRXNs/NLGNs, CNTNAP2/CNTNAP4, CNTN4, ITGB3, and KIRREL3 as strong ASD risk genes based on SFARI score and summarize the protein structures, functions at synapses, representative discoveries in human genetic studies, and phenotypes of the mutant model mice in light of the pathophysiology of ASDs.","collection-title":"Development of Fast Neurotransmitter Synapses: general principles","container-title":"Brain Research Bulletin","DOI":"10.1016/j.brainresbull.2016.10.006","ISSN":"0361-9230","journalAbbreviation":"Brain Research Bulletin","page":"82-90","source":"ScienceDirect","title":"Distortion of the normal function of synaptic cell adhesion molecules by genetic variants as a risk for autism spectrum disorders","volume":"129","author":[{"family":"Baig","given":"Deeba Noreen"},{"family":"Yanagawa","given":"Toru"},{"family":"Tabuchi","given":"Katsuhiko"}],"issued":{"date-parts":[["2017",3,1]]}}},{"id":4907,"uris":["http://zotero.org/users/11313215/items/E5U59VBA"],"itemData":{"id":4907,"type":"article-journal","abstract":"Contactins are a group of cell adhesion molecules that are mainly expressed in the brain and play pivotal roles in the organization of axonal domains, axonal guidance, neuritogenesis, neuronal development, synapse formation and plasticity, axo-glia interactions and neural regeneration. Contactins comprise a family of six members. Their absence leads to malformed axons and impaired nerve conduction. Contactin mediated protein complex formation is critical for the organization of the axon in early central nervous system development. Mutations and differential expression of contactins have been identified in neuro-developmental or neurological disorders. Taken together, contactins are extensively studied in the context of nervous system development. This review summarizes the physiological roles of all six members of the Contactin family in neurodevelopment as well as their involvement in neurological/neurodevelopmental disorders.","container-title":"Neural Regeneration Research","DOI":"10.4103/1673-5374.244776","ISSN":"1673-5374","issue":"2","language":"en-US","page":"206","source":"journals.lww.com","title":"Contactins in the central nervous system: role in health and disease","title-short":"Contactins in the central nervous system","volume":"14","author":[{"family":"Chatterjee","given":"Madhurima"},{"family":"Schild","given":"Detlev"},{"family":"Teunissen","given":"Charlotte E."}],"issued":{"date-parts":[["2019",2]]}}},{"id":5433,"uris":["http://zotero.org/users/11313215/items/384A87JC"],"itemData":{"id":5433,"type":"article-journal","container-title":"Trends in Neurosciences","DOI":"10.1016/j.tins.2008.07.001","ISSN":"0166-2236, 1878-108X","issue":"9","journalAbbreviation":"Trends in Neurosciences","language":"English","page":"487-494","PMID":"18684518","publisher":"Elsevier","source":"www.cell.com","title":"Cadherins and catenins at synapses: roles in synaptogenesis and synaptic plasticity","title-short":"Cadherins and catenins at synapses","volume":"31","author":[{"family":"Arikkath","given":"Jyothi"},{"family":"Reichardt","given":"Louis F."}],"issued":{"date-parts":[["2008",9,1]]}}},{"id":4905,"uris":["http://zotero.org/users/11313215/items/H9CVX626"],"itemData":{"id":4905,"type":"article-journal","abstract":"The members of the Syndecan family of heparan sulfate proteoglycans play diverse roles in cell adhesion and cell communication by serving as co-receptors for both cell-signaling and extracellular matrix molecules. Syndecan-2 has been implicated in the formation of specialized membrane domains and functions as a direct link between the extracellular environment and the organization of the cortical cytoplasm. Recent studies have shown that syndecan-2 is required for angiogenesis, possibly by serving as a co-receptor for vascular endothelial growth factor, and cell-to-cell signaling during development of left–right asymmetry. This unique combination of activities suggests that syndecan-2 can function as a potential drug target for the development of multi-functional, anti-cancer therapeutics.","container-title":"The International Journal of Biochemistry &amp; Cell Biology","DOI":"10.1016/j.biocel.2005.08.012","ISSN":"1357-2725","issue":"2","journalAbbreviation":"The International Journal of Biochemistry &amp; Cell Biology","page":"152-156","source":"ScienceDirect","title":"Syndecan-2","volume":"38","author":[{"family":"Essner","given":"Jeffrey J."},{"family":"Chen","given":"Eleanor"},{"family":"Ekker","given":"Stephen C."}],"issued":{"date-parts":[["2006",2,1]]}}},{"id":5341,"uris":["http://zotero.org/users/11313215/items/PXQFESGC"],"itemData":{"id":5341,"type":"article-journal","abstract":"&lt;p&gt;A second dermatan sulfate epimerase (DS-epi2) was identified as a homolog of the first epimerase (DS-epi1), which was previously described by our group. DS-epi2 is 1,222 amino acids long and has an </w:instrText>
+      </w:r>
+      <w:r>
+        <w:rPr>
+          <w:rFonts w:ascii="Cambria Math" w:hAnsi="Cambria Math" w:cs="Cambria Math"/>
+        </w:rPr>
+        <w:instrText>∼</w:instrText>
+      </w:r>
+      <w:r>
+        <w:instrText xml:space="preserve">700-amino acid N-terminal epimerase domain that is highly conserved between the two enzymes. In addition, the C-terminal portion is predicted to be an &lt;i&gt;O&lt;/i&gt;-sulfotransferase domain. In this study we found that DS-epi2 has epimerase activity, which involves conversion of d-glucuronic acid to l-iduronic acid (EC 5.1.3.19), but no &lt;i&gt;O&lt;/i&gt;-sulfotransferase activity was detected. In dermatan sulfate, iduronic acid residues are either clustered together in blocks or alternating with glucuronic acid, forming hybrid structures. By using a short interfering RNA approach, we found that DS-epi2 and DS-epi1 are both involved in the biosynthesis of the iduronic acid blocks in fibroblasts and that DS-epi2 can also synthesize the hybrid structures. Both iduronic acid-containing domains have been shown to bind to several growth factors, many of which have biological roles in brain development. DS-epi2 has been genetically linked to bipolar disorder, which suggests that the dermatan sulfate domains generated by a defective enzyme may be involved in the etiology of the disease.&lt;/p&gt;","container-title":"Journal of Biological Chemistry","DOI":"10.1074/jbc.M809339200","ISSN":"0021-9258, 1083-351X","issue":"15","journalAbbreviation":"Journal of Biological Chemistry","language":"English","page":"9788-9795","PMID":"19188366","publisher":"Elsevier","source":"www.jbc.org","title":"Two Dermatan Sulfate Epimerases Form Iduronic Acid Domains in Dermatan Sulfate *","volume":"284","author":[{"family":"Pacheco","given":"Benny"},{"family":"Malmström","given":"Anders"},{"family":"Maccarana","given":"Marco"}],"issued":{"date-parts":[["2009",4,10]]}}},{"id":4871,"uris":["http://zotero.org/users/11313215/items/YNIIJR7C"],"itemData":{"id":4871,"type":"article-journal","abstract":"The presence of iduronic acid in chondroitin/dermatan sulfate changes the properties of the polysaccharides because it generates a more flexible chain with increased binding potentials. Iduronic acid in chondroitin/dermatan sulfate influences multiple cellular properties, such as migration, proliferation, differentiation, angiogenesis and the regulation of cytokine/growth factor activities. Under pathological conditions such as wound healing, inflammation and cancer, iduronic acid has diverse regulatory functions. Iduronic acid is formed by two epimerases (i.e. dermatan sulfate epimerase 1 and 2) that have different tissue distribution and properties. The role of iduronic acid in chondroitin/dermatan sulfate is highlighted by the vast changes in connective tissue features in patients with a new type of Ehler–Danlos syndrome: adducted thumb-clubfoot syndrome. Future research aims to understand the roles of the two epimerases and their interplay with the sulfotransferases involved in chondroitin sulfate/dermatan sulfate biosynthesis. Furthermore, a better definition of chondroitin/dermatan sulfate functions using different knockout models is needed. In this review, we focus on the two enzymes responsible for iduronic acid formation, as well as the role of iduronic acid in health and disease.","container-title":"The FEBS Journal","DOI":"10.1111/febs.12214","ISSN":"1742-4658","issue":"10","language":"en","note":"_eprint: https://febs.onlinelibrary.wiley.com/doi/pdf/10.1111/febs.12214","page":"2431-2446","source":"Wiley Online Library","title":"Biological functions of iduronic acid in chondroitin/dermatan sulfate","volume":"280","author":[{"family":"Thelin","given":"Martin A."},{"family":"Bartolini","given":"Barbara"},{"family":"Axelsson","given":"Jakob"},{"family":"Gustafsson","given":"Renata"},{"family":"Tykesson","given":"Emil"},{"family":"Pera","given":"Edgar"},{"family":"Oldberg","given":"Åke"},{"family":"Maccarana","given":"Marco"},{"family":"Malmstrom","given":"Anders"}],"issued":{"date-parts":[["2013"]]}}},{"id":4904,"uris":["http://zotero.org/users/11313215/items/NKICCA78"],"itemData":{"id":4904,"type":"article-journal","abstract":"Brevican is a neural proteoglycan implicated in a multitude of physiological and pathophysiological plasticity processes in the brain. It localizes to neuronal surfaces and contributes to the formation of specific types of extracellular matrix like the perineuronal nets or the perisynaptic or axon initial segment-based matrix in mature neuronal tissue. Via a variable degree of chondroitin sulfate attachment, limited proteolytic cleavage by matrix metalloproteinases, differential splicing and Ca2+-dependent binding to interaction partners it acts as a regulator in synaptic plasticity, glioma invasion, post-lesion plasticity or Alzheimer's disease. This review briefly summarizes its gene and protein structure, biochemical interactions and neurobiological functions.","container-title":"The International Journal of Biochemistry &amp; Cell Biology","DOI":"10.1016/j.biocel.2012.03.022","ISSN":"1357-2725","issue":"7","journalAbbreviation":"The International Journal of Biochemistry &amp; Cell Biology","page":"1051-1054","source":"ScienceDirect","title":"Brevican: A key proteoglycan in the perisynaptic extracellular matrix of the brain","title-short":"Brevican","volume":"44","author":[{"family":"Frischknecht","given":"Renato"},{"family":"Seidenbecher","given":"Constanze I."}],"issued":{"date-parts":[["2012",7,1]]}}},{"id":5290,"uris":["http://zotero.org/users/11313215/items/GWHRXIRF"],"itemData":{"id":5290,"type":"article-journal","abstract":"Perineuronal nets (PNNs) are unique extracellular matrix structures that wrap around certain neurons in the CNS during development and control plasticity in the adult CNS. They appear to contribute to a wide range of diseases/disorders of the brain, are involved in recovery from spinal cord injury, and are altered during aging, learning and memory, and after exposure to drugs of abuse. Here the focus is on how a major component of PNNs, chondroitin sulfate proteoglycans, control plasticity, and on the role of PNNs in memory in normal aging, in a tauopathy model of Alzheimer's disease, and in drug addiction. Also discussed is how altered extracellular matrix/PNN formation during development may produce synaptic pathology associated with schizophrenia, bipolar disorder, major depression, and autism spectrum disorders. Understanding the molecular underpinnings of how PNNs are altered in normal physiology and disease will offer insights into new treatment approaches for these diseases.","container-title":"Journal of Neuroscience","DOI":"10.1523/JNEUROSCI.2351-16.2016","ISSN":"0270-6474, 1529-2401","issue":"45","journalAbbreviation":"J. Neurosci.","language":"en","license":"Copyright © 2016 the authors 0270-6474/16/3611459-10$15.00/0","page":"11459-11468","PMID":"27911749","publisher":"Society for Neuroscience","section":"Symposium and Mini-Symposium","source":"www.jneurosci.org","title":"Casting a Wide Net: Role of Perineuronal Nets in Neural Plasticity","title-short":"Casting a Wide Net","volume":"36","author":[{"family":"Sorg","given":"Barbara A."},{"family":"Berretta","given":"Sabina"},{"family":"Blacktop","given":"Jordan M."},{"family":"Fawcett","given":"James W."},{"family":"Kitagawa","given":"Hiroshi"},{"family":"Kwok","given":"Jessica C. F."},{"family":"Miquel","given":"Marta"}],"issued":{"date-parts":[["2016",11,9]]}}}],"schema":"https://github.com/citation-style-language/schema/raw/master/csl-citation.json"} </w:instrText>
+      </w:r>
+      <w:r>
+        <w:fldChar w:fldCharType="separate"/>
+      </w:r>
+      <w:r>
+        <w:rPr>
+          <w:rFonts w:cs="Times New Roman"/>
+          <w:kern w:val="0"/>
+        </w:rPr>
+        <w:t>(40–47)</w:t>
+      </w:r>
+      <w:r>
+        <w:fldChar w:fldCharType="end"/>
+      </w:r>
+      <w:r>
+        <w:t>, we hypothesized that neurons actively expressing these genes represent a population undergoing maturation and integration into existing circuits.</w:t>
+      </w:r>
+    </w:p>
+    <w:p>
+      <w:pPr>
+        <w:ind w:firstLine="720"/>
+      </w:pPr>
+      <w:r>
+        <w:t>To test the hypothesis that DEGs related to the ECM or cell adhesion (ECM-DEGs) in 6_POA_Mixed were indicative of new cells integrating into local circuits, we compared the relative maturity of cells expressing ECM-DEGs to those not expressing ECM-DEGs (</w:t>
+      </w:r>
+      <w:r>
+        <w:rPr>
+          <w:highlight w:val="yellow"/>
+        </w:rPr>
+        <w:t>methods</w:t>
+      </w:r>
+      <w:r>
+        <w:t>). Indeed, ECM-DEG+ cells were significantly less mature than their ECM-DEG- counterparts, and females had significantly more mature ECM-DEG+ cells than males and intermediates (</w:t>
+      </w:r>
+      <w:r>
+        <w:rPr>
+          <w:highlight w:val="yellow"/>
+        </w:rPr>
+        <w:t>Fig.</w:t>
+      </w:r>
+      <w:r>
+        <w:rPr>
+          <w:highlight w:val="yellow"/>
+        </w:rPr>
+        <w:t>5D</w:t>
+      </w:r>
+      <w:r>
+        <w:t>).</w:t>
+      </w:r>
+      <w:r>
+        <w:t xml:space="preserve"> Thus, expression of ECM-related genes identifies a relatively immature neuronal population whose maturation progresses </w:t>
+      </w:r>
+      <w:r>
+        <w:t>late in</w:t>
+      </w:r>
+      <w:r>
+        <w:t xml:space="preserve"> the course of sex change.</w:t>
+      </w:r>
+    </w:p>
+    <w:p>
+      <w:pPr>
+        <w:ind w:firstLine="720"/>
+      </w:pPr>
+    </w:p>
+    <w:p>
+      <w:pPr>
+        <w:ind w:firstLine="720"/>
+      </w:pPr>
+      <w:commentRangeStart w:id="189"/>
+      <w:r>
+        <w:t xml:space="preserve">In 6_POA_Mixed as a whole, intermediates had significantly </w:t>
+      </w:r>
+      <w:r>
+        <w:t>fewer</w:t>
+      </w:r>
+      <w:r>
+        <w:t xml:space="preserve"> mature cells than females, suggesting that this population is enriched for immature neurons during the intermediate phase (</w:t>
+      </w:r>
+      <w:r>
+        <w:rPr>
+          <w:highlight w:val="yellow"/>
+        </w:rPr>
+        <w:t>Fig. 5E</w:t>
+      </w:r>
+      <w:r>
+        <w:t>).</w:t>
+      </w:r>
+      <w:commentRangeEnd w:id="189"/>
+      <w:r>
+        <w:rPr>
+          <w:rStyle w:val="CommentReference"/>
+          <w:sz w:val="24"/>
+          <w:szCs w:val="30"/>
+        </w:rPr>
+        <w:commentReference w:id="189"/>
+      </w:r>
+      <w:r>
+        <w:t xml:space="preserve"> As further evidence that new cells are added during the intermediate state, intermediates showed significantly higher expression of gene modules associated with brain development (GO:0007420) (</w:t>
+      </w:r>
+      <w:r>
+        <w:rPr>
+          <w:highlight w:val="yellow"/>
+        </w:rPr>
+        <w:t>Fig. 5F</w:t>
+      </w:r>
+      <w:r>
+        <w:t>) and axon guidance receptor activity (GO:0097484) (</w:t>
+      </w:r>
+      <w:r>
+        <w:rPr>
+          <w:highlight w:val="yellow"/>
+        </w:rPr>
+        <w:t>Fig. 5G</w:t>
+      </w:r>
+      <w:r>
+        <w:t>). Together with the increase in the relative abundance of 6_POA_Mixed, these findings are consistent with newly generated neurons being incorporated into this population during the male-to-intermediate transition and subsequently maturing during the intermediate-to-female transition. The association of extracellular matrix and cell adhesion gene expression with relatively immature cells suggests that these genes mark neurons undergoing maturation and integration into local circuits.</w:t>
+      </w:r>
+    </w:p>
+    <w:p>
+      <w:pPr>
+        <w:ind w:firstLine="720"/>
+      </w:pPr>
+    </w:p>
+    <w:p>
+      <w:pPr>
+        <w:rPr>
+          <w:b/>
+          <w:bCs/>
+        </w:rPr>
+      </w:pPr>
+      <w:commentRangeStart w:id="190"/>
+      <w:r>
+        <w:rPr>
+          <w:b/>
+          <w:bCs/>
+        </w:rPr>
+        <w:t>Candidate Gonadotroph-Regulating Neurons Undergo Distinct Modes of Remodeling During Sex Change</w:t>
+      </w:r>
+      <w:commentRangeEnd w:id="190"/>
+      <w:r>
+        <w:rPr>
+          <w:rStyle w:val="CommentReference"/>
+          <w:b/>
+          <w:bCs/>
+          <w:sz w:val="24"/>
+          <w:szCs w:val="30"/>
+        </w:rPr>
+        <w:commentReference w:id="190"/>
+      </w:r>
+    </w:p>
+    <w:p>
+      <w:r>
+        <w:tab/>
+      </w:r>
+      <w:r>
+        <w:t xml:space="preserve">Having identified evidence that newly generated neurons are incorporated into 6_POA_Mixed, we next asked which molecularly defined neuroendocrine populations account for this remodeling. Specifically, we sought to distinguish neuronal populations that expand </w:t>
+      </w:r>
+      <w:r>
+        <w:lastRenderedPageBreak/>
+        <w:t>through incorporation of newly generated neurons from those that remodel primarily through changes in gene expression within preexisting neurons.</w:t>
+      </w:r>
+    </w:p>
+    <w:p>
+      <w:r>
+        <w:tab/>
+      </w:r>
+      <w:r>
+        <w:t xml:space="preserve">We detected significant changes in several molecularly defined neuronal populations implicated in gonadotroph regulation, identified by expression of </w:t>
+      </w:r>
+      <w:r>
+        <w:rPr>
+          <w:i/>
+          <w:iCs/>
+        </w:rPr>
+        <w:t>drd3</w:t>
+      </w:r>
+      <w:r>
+        <w:t xml:space="preserve">, </w:t>
+      </w:r>
+      <w:r>
+        <w:rPr>
+          <w:i/>
+          <w:iCs/>
+        </w:rPr>
+        <w:t>tacr3a</w:t>
+      </w:r>
+      <w:r>
+        <w:t xml:space="preserve">, </w:t>
+      </w:r>
+      <w:r>
+        <w:rPr>
+          <w:i/>
+          <w:iCs/>
+        </w:rPr>
+        <w:t>npy7r</w:t>
+      </w:r>
+      <w:r>
+        <w:t xml:space="preserve">, </w:t>
+      </w:r>
+      <w:r>
+        <w:rPr>
+          <w:i/>
+          <w:iCs/>
+        </w:rPr>
+        <w:t>nmbr</w:t>
+      </w:r>
+      <w:r>
+        <w:t xml:space="preserve">, </w:t>
+      </w:r>
+      <w:r>
+        <w:rPr>
+          <w:i/>
+          <w:iCs/>
+        </w:rPr>
+        <w:t>cckb</w:t>
+      </w:r>
+      <w:r>
+        <w:t xml:space="preserve">, or </w:t>
+      </w:r>
+      <w:r>
+        <w:rPr>
+          <w:i/>
+          <w:iCs/>
+        </w:rPr>
+        <w:t>gnrh1</w:t>
+      </w:r>
+      <w:r>
+        <w:t xml:space="preserve"> (</w:t>
+      </w:r>
+      <w:r>
+        <w:rPr>
+          <w:highlight w:val="yellow"/>
+        </w:rPr>
+        <w:t>Fig. 5C; Fig. S7</w:t>
+      </w:r>
+      <w:r>
+        <w:t xml:space="preserve">) </w:t>
+      </w:r>
+      <w:r>
+        <w:fldChar w:fldCharType="begin"/>
+      </w:r>
+      <w:r>
+        <w:instrText xml:space="preserve"> ADDIN ZOTERO_ITEM CSL_CITATION {"citationID":"jECDNUmJ","properties":{"unsorted":false,"formattedCitation":"(48\\uc0\\u8211{}53)","plainCitation":"(48–53)","noteIndex":0},"citationItems":[{"id":6306,"uris":["http://zotero.org/users/11313215/items/3PT68SU6"],"itemData":{"id":6306,"type":"article-journal","abstract":"During the teleost radiation, extensive development of the direct innervation mode of hypothalamo-pituitary communication was accompanied by loss of the median eminence typical of mammals. Cells secreting follicle-stimulating hormone and luteinizing hormone cells are directly innervated, distinct populations in the anterior pituitary. So far, </w:instrText>
+      </w:r>
+      <w:r>
+        <w:rPr>
+          <w:rFonts w:ascii="Cambria Math" w:hAnsi="Cambria Math" w:cs="Cambria Math"/>
+        </w:rPr>
+        <w:instrText>∼</w:instrText>
+      </w:r>
+      <w:r>
+        <w:instrText xml:space="preserve">20 stimulatory and </w:instrText>
+      </w:r>
+      <w:r>
+        <w:rPr>
+          <w:rFonts w:ascii="Cambria Math" w:hAnsi="Cambria Math" w:cs="Cambria Math"/>
+        </w:rPr>
+        <w:instrText>∼</w:instrText>
+      </w:r>
+      <w:r>
+        <w:instrText xml:space="preserve">10 inhibitory neuropeptides, 3 amines, and 3 amino acid neurotransmitters are implicated in the control of reproduction. Positive and negative sex steroid feedback loops operate in both sexes. Gene mutation models in zebrafish and medaka now challenge our general understanding of vertebrate neuropeptidergic control. New reproductive neuropeptides are emerging. These include but are not limited to nesfatin 1, neurokinin B, and the secretoneurins. A generalized model for the neuroendocrine control of reproduction is proposed. Hopefully, this will serve as a research framework on diverse species to help explain the evolution of neuroendocrine control and lead to the discovery of new hormones with novel applications.","container-title":"Annual Review of Animal Biosciences","DOI":"10.1146/annurev-animal-020420-042015","ISSN":"2165-8102, 2165-8110","issue":"Volume 10, 2022","language":"en","page":"107-130","publisher":"Annual Reviews","source":"www.annualreviews.org","title":"Neuroendocrine Control of Reproduction in Teleost Fish: Concepts and Controversies","title-short":"Neuroendocrine Control of Reproduction in Teleost Fish","volume":"10","author":[{"family":"Trudeau","given":"Vance L."}],"issued":{"date-parts":[["2022",2,15]]}}},{"id":6258,"uris":["http://zotero.org/users/11313215/items/LRP8QAL2"],"itemData":{"id":6258,"type":"article-journal","abstract":"Neurokinin B (NKB) and its cognate receptor (NK3R) are emerging as important components of the neuroendocrine regulation of reproduction. Unlike mammalian tac3, which encodes only one mature peptide (namely NKB), two mature peptides are predicted for each tac3 gene in fish and frogs. Therefore, it was designated as Neurokinin F (NKF). Hormone analogs with high and long-lasting biological activity are important tools for physiological and biological research; however, the availability of piscine-specific analogs is very limited. Therefore, we have developed specific NKB and NKF analogs based on the structure of the mammalian NKB analog–senktide. These analogs, specifically designed for longer half-lives by methylation of proteolysis sites, exhibited activity equal to those of the native NKB and NKF in short-term signal-transduction assays of tilapia NKB receptors. However, the analogs were found to be able to significantly increase the release of luteinizing hormone (LH), follicle stimulating hormone (FSH) and growth hormone (GH) in tilapia, as fast as 1 h after intraperitoneal (IP) injection. The impact of the analogs on LH and FSH secretion lasted longer compared to the effect of native peptides and salmon GnRH analog (sGnRHa). In addition, we harvested pituitaries 24 h post injection and measured LH, FSH and GH mRNA synthesis. Both analogs elevated mRNA levels of LH and GH, but only NKB analog increased FSH mRNA levels in the pituitary and all GnRH forms in the brain. NKB receptors were co-localized with all three types the GnRH neurons in tilapia brain in situ. We previously showed a direct effect of NKB at the pituitary level, and these new results suggest that the stronger impact of the NKB analog on GTH release is also due to an indirect effect through the activation of GnRH neurons. These results suggest that novel synthetic NKB analogs may serve as a tool for both research and agricultural purposes. Finally, the biological activity and regulatory role of NKB in tilapia brain and pituitary suggest that the NKB/NKBR system in fish is an important reproductive regulator in a similar way to the kisspeptin system in mammals.","container-title":"Frontiers in Endocrinology","DOI":"10.3389/fendo.2019.00469","ISSN":"1664-2392","journalAbbreviation":"Front Endocrinol (Lausanne)","page":"469","PMID":"31354632","PMCID":"PMC6639853","source":"PubMed Central","title":"Deciphering Direct and Indirect Effects of Neurokinin B and GnRH in the Brain-Pituitary Axis of Tilapia","volume":"10","author":[{"family":"Mizrahi","given":"Naama"},{"family":"Gilon","given":"Chaim"},{"family":"Atre","given":"Ishwar"},{"family":"Ogawa","given":"Satoshi"},{"family":"Parhar","given":"Ishwar S."},{"family":"Levavi-Sivan","given":"Berta"}],"issued":{"date-parts":[["2019",7,12]]}}},{"id":6311,"uris":["http://zotero.org/users/11313215/items/KGG4YTRQ"],"itemData":{"id":6311,"type":"article-journal","abstract":"In vertebrates, the tachykinin system includes tachykinin genes, which encode one or two peptides each, and tachykinin receptors. The complexity of this system is reinforced by the massive conservation of gene duplicates after the whole genome duplication events that occurred in vertebrates and furthermore in teleosts. Added to this, the expression of the tachykinin system is more widespread than first thought, being found beyond brain and gut. The discovery of the co-expression of neurokinin B, encoded by tachykinin 3 gene, and kisspeptin/dynorphin in neurons involved in the generation of GnRH pulse in mammals, put a spotlight on the tachykinin system in vertebrate reproductive physiology. As food intake and reproduction are linked processes, and considering that hypothalamic hormones classically involved in the control of reproduction are reported to regulate also appetite and energy homeostasis, it is of interest to look at the potential involvement of tachykinins in these two major physiological functions. The purpose of this review is thus to provide first a general overview of the tachykinin system in mammals and teleosts, before giving a state-of-the-art on the different levels of action of tachykinins in the control of reproduction and food intake. This work has been conducted with a comparative point-of-view, highlighting the major similarities and differences of tachykinin systems and actions between mammals and teleosts.","container-title":"Frontiers in Endocrinology","DOI":"10.3389/fendo.2022.1056939","ISSN":"1664-2392","journalAbbreviation":"Front. Endocrinol.","language":"English","publisher":"Frontiers","source":"Frontiers","title":"Tachykinins, new players in the control of reproduction and food intake: A comparative review in mammals and teleosts","title-short":"Tachykinins, new players in the control of reproduction and food intake","URL":"https://www.frontiersin.org/journals/endocrinology/articles/10.3389/fendo.2022.1056939/full","volume":"13","author":[{"family":"Campo","given":"Aurora"},{"family":"Dufour","given":"Sylvie"},{"family":"Rousseau","given":"Karine"}],"accessed":{"date-parts":[["2026",5,3]]},"issued":{"date-parts":[["2022",12,16]]}}},{"id":6313,"uris":["http://zotero.org/users/11313215/items/CFRWVNG9"],"itemData":{"id":6313,"type":"article-journal","abstract":"The neurokinin B (NKB) system acts as a crucial modulator in the regulation of reproduction and feeding in mammals, however limited information is available in teleosts regarding its potential role in reproductive functions. Herein, we have identified its encoding gene, namely tachykinin 3 (tac3), in the yellowtail kingfish. The full-length tac3 cDNA sequence was 372 bp in size and encoded a 123-aa preprohormone, including two mature peptides, NKB and NKF. Tissue distribution analysis showed that tac3 was primarily expressed in the intestine of yellowtail kingfish. During embryonic development, the highest mRNA levels of tac3 were observed at stage 4 (16-cell) and stage 14 (newly-hatched larva). The peak of tac3 transcript levels was also noticed at 30 days post-hatching during early ontogeny. The physiological effects of NKB and NKF on expression of brain and pituitary genes along with plasma hormones levels were further analyzed by intraperitoneal injection. NKB exerted a stimulatory effect on gnrh1, gnrh2, gnih, and kiss2r mRNA levels, but suppressed kiss1r, gnihr, gal, gh, lhβ, and fshβ mRNA levels. An evident increase was observed on transcript levels of gnrh1, gnrh2, kiss1, kiss2, gnih, and gnihr after NKF treatment, whereas kiss1r, kiss2r, gh, lhβ, and fshβ mRNA levels were down-regulated. Moreover, NKF, but not NKB, reduced serum estradiol levels, and both of these two peptides suppressed serum 11-keto testosterone levels. Taken together, our results provide preliminary evidence that the NKB system participates in the control of reproduction in yellowtail kingfish via acting on brain, pituitary and gonadal hormones.","container-title":"Aquaculture Reports","DOI":"10.1016/j.aqrep.2024.102167","ISSN":"2352-5134","journalAbbreviation":"Aquaculture Reports","page":"102167","source":"ScienceDirect","title":"Neurokinin B in the yellowtail kingfish (&lt;i&gt;Seriola lalandi&lt;/i&gt;) and its potential role in controlling reproduction","volume":"36","author":[{"family":"Tian","given":"Zhenfang"},{"family":"Yu","given":"Zhihua"},{"family":"Xu","given":"Yongjiang"},{"family":"Cui","given":"Aijun"},{"family":"Jiang","given":"Yan"},{"family":"Wang","given":"Bin"}],"issued":{"date-parts":[["2024",6,1]]}}},{"id":6315,"uris":["http://zotero.org/users/11313215/items/C9WSQG4B"],"itemData":{"id":6315,"type":"article-journal","abstract":"This review highlights the recent developments regarding neuroendocrine mechanisms controlling teleost reproduction. In teleosts, the pituitary gland receives major neuronal innervations from Gnrh neurons as well as minor innervations from small population of neurons that will secrete neurotransmitters and/or neuropeptides. The diversity of Kiss/Kissr system in various teleost species and their actions in the context of HPG axis and reproduction has been extensively covered. In teleost model systems, zebrafish and medaka, mutant lines for key components of the HPG axis have been generated through targeted mutagenesis but surprisingly most of the mutants developed normally without major defects in reproduction; these mutant phenotypes are described. In the last decade, complex role of diverse neuropeptides in teleost reproduction is being revealed. A brief overview about the reproductive functions of neuropeptides is presented. Finally, the effects of environmental factors namely photoperiodism and temperature on the functions of HPG axis is summarised.","collection-title":"Neuroendocrine facets of behavior and toxicology","container-title":"Aquaculture and Fisheries","DOI":"10.1016/j.aaf.2023.09.001","ISSN":"2468-550X","issue":"3","journalAbbreviation":"Aquaculture and Fisheries","page":"437-446","source":"ScienceDirect","title":"Neuroendocrine regulation of reproduction in fish – Mini review","volume":"9","author":[{"family":"Santhakumar","given":"Kirankumar"}],"issued":{"date-parts":[["2024",5,1]]}}},{"id":3695,"uris":["http://zotero.org/users/11313215/items/P2XAW2FJ"],"itemData":{"id":3695,"type":"article-journal","abstract":"Female-to-male sex transformation in the protogynous marine fish Thalassoma bifasciatum is the culmination of a neuroendocrine cascade triggered by social and behavioral cues. We have previously shown that the hypothalamus and pituitary gland, key components of the neuroendocrine axis, play a significant role in gender reversal of this species. However, nothing is known about the possible involvement of other brain factors with the hypothalamo-pituitary gland axis in this fish. One such factor, neuropeptide Y (NPY) has been shown to effect a direct or indirect control of GtH-II release in gonochoristic teleosts. In view of this finding, we have investigated the role of NPY on sex reversal in T. bifasciatum. Females (n = 38) were injected intraperitoneally thrice weekly with NPY at a dose of 0.02 μg/gbw dissolved in 0.6% saline. Controls (n = 48) received equal volumes of saline. Fish were sacrificed at 1, 4, 6, and 8 weeks. By the end of 8 weeks, 81.6% of the NPY-treated fish showed signs of gonad reversal ranging from early (n = 25) to mid- (n = 3) and late stage (n = 3). Furthermore, the effects of NPY appeared to be dependent on duration of treatment. At 6 and 8 weeks, the ovaries of four and three fish, respectively, were markedly degenerated. Our findings shed new light on the neuroendocrine control of sex reversal in T. bifasciatum and in hermaphroditic forms in general. J. Exp. Zool. 279:133-144, 1997. © 1997 Wiley-Liss, Inc","container-title":"Journal of Experimental Zoology","DOI":"10.1002/(SICI)1097-010X(19971001)279:2&lt;133::AID-JEZ4&gt;3.0.CO;2-P","ISSN":"1097-010X","issue":"2","language":"en","license":"Copyright © 1997 Wiley-Liss, Inc.","note":"_eprint: https://onlinelibrary.wiley.com/doi/pdf/10.1002/%28SICI%291097-010X%2819971001%29279%3A2%3C133%3A%3AAID-JEZ4%3E3.0.CO%3B2-P","page":"133-144","source":"Wiley Online Library","title":"Neuropeptide Y (NPY) induces gonad reversal in the protogynous bluehead wrasse, Thalassoma bifasciatum (Teleostei: Labridae)","title-short":"Neuropeptide Y (NPY) induces gonad reversal in the protogynous bluehead wrasse, Thalassoma bifasciatum (Teleostei","volume":"279","author":[{"family":"Kramer","given":"Charles R."},{"family":"Imbriano","given":"Michael A."}],"issued":{"date-parts":[["1997"]]}}}],"schema":"https://github.com/citation-style-language/schema/raw/master/csl-citation.json"} </w:instrText>
+      </w:r>
+      <w:r>
+        <w:fldChar w:fldCharType="separate"/>
+      </w:r>
+      <w:r>
+        <w:rPr>
+          <w:rFonts w:cs="Times New Roman"/>
+          <w:kern w:val="0"/>
+        </w:rPr>
+        <w:t>(48–53)</w:t>
+      </w:r>
+      <w:r>
+        <w:fldChar w:fldCharType="end"/>
+      </w:r>
+      <w:r>
+        <w:t xml:space="preserve"> </w:t>
+      </w:r>
+      <w:r>
+        <w:fldChar w:fldCharType="begin"/>
+      </w:r>
+      <w:r>
+        <w:instrText xml:space="preserve"> ADDIN ZOTERO_ITEM CSL_CITATION {"citationID":"D8gNTmfL","properties":{"unsorted":false,"formattedCitation":"(54)","plainCitation":"(54)","noteIndex":0},"citationItems":[{"id":6338,"uris":["http://zotero.org/users/11313215/items/PS74WG8G"],"itemData":{"id":6338,"type":"article-journal","abstract":"From mammals to fish, reproduction is driven by luteinizing hormone (LH) and follicle-stimulating hormone (FSH) temporally secreted from the pituitary gland. Teleost fish are an excellent model for addressing the unique regulation and function of each gonadotropin cell since, unlike mammals, they synthesize and secrete LH and FSH from distinct cells. Only very distant vertebrate classes (such as fish and birds) demonstrate the mono-hormonal strategy, suggesting a potential convergent evolution. Cell-specific transcriptome analysis of double-labeled transgenic tilapia expressing GFP and RFP in LH or FSH cells, respectively, yielded genes specifically enriched in each cell type, revealing differences in hormone regulation, receptor expression, cell signaling, and electrical properties. Each cell type expresses a unique GPCR signature that reveals the direct regulation of metabolic and homeostatic hormones. Comparing these novel transcriptomes to that of rat gonadotrophs revealed conserved genes that might specifically contribute to each gonadotropin activity in mammals, suggesting conserved mechanisms controlling the differential regulation of gonadotropins in vertebrates.","container-title":"International Journal of Molecular Sciences","DOI":"10.3390/ijms22126478","ISSN":"1422-0067","issue":"12","journalAbbreviation":"Int J Mol Sci","page":"6478","PMID":"34204216","PMCID":"PMC8234412","source":"PubMed Central","title":"Differential Regulation of Gonadotropins as Revealed by Transcriptomes of Distinct LH and FSH Cells of Fish Pituitary","volume":"22","author":[{"family":"Hollander-Cohen","given":"Lian"},{"family":"Golan","given":"Matan"},{"family":"Levavi-Sivan","given":"Berta"}],"issued":{"date-parts":[["2021",6,17]]}}}],"schema":"https://github.com/citation-style-language/schema/raw/master/csl-citation.json"} </w:instrText>
+      </w:r>
+      <w:r>
+        <w:fldChar w:fldCharType="separate"/>
+      </w:r>
+      <w:r>
+        <w:rPr>
+          <w:rFonts w:cs="Times New Roman"/>
+        </w:rPr>
+        <w:t>(54)</w:t>
+      </w:r>
+      <w:r>
+        <w:fldChar w:fldCharType="end"/>
+      </w:r>
+      <w:r>
+        <w:t>.</w:t>
+      </w:r>
+      <w:r>
+        <w:t xml:space="preserve"> During the intermediate-to-female transition, both the proportion of </w:t>
+      </w:r>
+      <w:r>
+        <w:rPr>
+          <w:i/>
+          <w:iCs/>
+        </w:rPr>
+        <w:t>drd3</w:t>
+      </w:r>
+      <w:r>
+        <w:t xml:space="preserve">-expressing neurons and </w:t>
+      </w:r>
+      <w:r>
+        <w:rPr>
+          <w:i/>
+          <w:iCs/>
+        </w:rPr>
+        <w:t xml:space="preserve">drd3 </w:t>
+      </w:r>
+      <w:r>
+        <w:t xml:space="preserve">expression increased, while </w:t>
+      </w:r>
+      <w:r>
+        <w:rPr>
+          <w:i/>
+          <w:iCs/>
+        </w:rPr>
+        <w:t>tacr3a</w:t>
+      </w:r>
+      <w:r>
+        <w:t xml:space="preserve"> expression and the proportion of </w:t>
+      </w:r>
+      <w:r>
+        <w:rPr>
+          <w:i/>
+          <w:iCs/>
+        </w:rPr>
+        <w:t>tacr3a</w:t>
+      </w:r>
+      <w:r>
+        <w:t>-expressing neurons increased transiently during the intermediate phase before declining below male levels in females (</w:t>
+      </w:r>
+      <w:r>
+        <w:rPr>
+          <w:highlight w:val="yellow"/>
+        </w:rPr>
+        <w:t>Fig. 6A,B</w:t>
+      </w:r>
+      <w:r>
+        <w:t xml:space="preserve">). In contrast, </w:t>
+      </w:r>
+      <w:r>
+        <w:rPr>
+          <w:i/>
+          <w:iCs/>
+        </w:rPr>
+        <w:t>npy7r</w:t>
+      </w:r>
+      <w:r>
+        <w:t xml:space="preserve"> and </w:t>
+      </w:r>
+      <w:r>
+        <w:rPr>
+          <w:i/>
+          <w:iCs/>
+        </w:rPr>
+        <w:t>nmbr</w:t>
+      </w:r>
+      <w:r>
+        <w:t xml:space="preserve"> expression decreased during the male-to-intermediate transition without corresponding changes in the abundance of marker-positive neurons, whereas neither </w:t>
+      </w:r>
+      <w:r>
+        <w:rPr>
+          <w:i/>
+          <w:iCs/>
+        </w:rPr>
+        <w:t>gnrh1</w:t>
+      </w:r>
+      <w:r>
+        <w:t xml:space="preserve"> expression nor the proportion of </w:t>
+      </w:r>
+      <w:r>
+        <w:rPr>
+          <w:i/>
+          <w:iCs/>
+        </w:rPr>
+        <w:t>gnrh1</w:t>
+      </w:r>
+      <w:r>
+        <w:t>-expressing neurons changed across sex change (</w:t>
+      </w:r>
+      <w:r>
+        <w:rPr>
+          <w:highlight w:val="yellow"/>
+        </w:rPr>
+        <w:t>Fig. S7</w:t>
+      </w:r>
+      <w:r>
+        <w:t xml:space="preserve">). Unlike these patterns, the proportion of </w:t>
+      </w:r>
+      <w:r>
+        <w:rPr>
+          <w:i/>
+          <w:iCs/>
+        </w:rPr>
+        <w:t>cckb</w:t>
+      </w:r>
+      <w:r>
+        <w:t>-expressing neurons increased significantly during the intermediate-to-female transition despite no detectable change in</w:t>
+      </w:r>
+      <w:r>
+        <w:rPr>
+          <w:i/>
+          <w:iCs/>
+        </w:rPr>
+        <w:t xml:space="preserve"> cckb</w:t>
+      </w:r>
+      <w:r>
+        <w:t xml:space="preserve"> expression (</w:t>
+      </w:r>
+      <w:r>
+        <w:rPr>
+          <w:highlight w:val="yellow"/>
+        </w:rPr>
+        <w:t>Fig. 6C</w:t>
+      </w:r>
+      <w:r>
+        <w:t>)</w:t>
+      </w:r>
+      <w:r>
+        <w:t xml:space="preserve">. </w:t>
+      </w:r>
+      <w:r>
+        <w:t>Th</w:t>
+      </w:r>
+      <w:r>
+        <w:t>is suggests</w:t>
+      </w:r>
+      <w:r>
+        <w:t xml:space="preserve"> POA</w:t>
+      </w:r>
+      <w:r>
+        <w:t xml:space="preserve"> </w:t>
+      </w:r>
+      <w:r>
+        <w:rPr>
+          <w:i/>
+          <w:iCs/>
+        </w:rPr>
+        <w:t>cckb</w:t>
+      </w:r>
+      <w:r>
+        <w:t xml:space="preserve"> neurons</w:t>
+      </w:r>
+      <w:r>
+        <w:t xml:space="preserve"> might remodel through a mechanism distinct from the other candidate neuroendocrine populations. </w:t>
+      </w:r>
+    </w:p>
+    <w:p>
+      <w:r>
+        <w:tab/>
+      </w:r>
+      <w:r>
+        <w:t xml:space="preserve">For the cell types that increased during sex change, we further </w:t>
+      </w:r>
+      <w:r>
+        <w:t>compared the predicted maturity of marker-positive cells across phases to determine whether these changes were more consistent with incorporation of newly generated neurons or transcriptional remodeling of preexisting neurons.</w:t>
+      </w:r>
+      <w:r>
+        <w:t xml:space="preserve"> Neither </w:t>
+      </w:r>
+      <w:r>
+        <w:rPr>
+          <w:i/>
+          <w:iCs/>
+        </w:rPr>
+        <w:t>drd3</w:t>
+      </w:r>
+      <w:r>
+        <w:t xml:space="preserve">- nor </w:t>
+      </w:r>
+      <w:r>
+        <w:rPr>
+          <w:i/>
+          <w:iCs/>
+        </w:rPr>
+        <w:t>tacr3a</w:t>
+      </w:r>
+      <w:r>
+        <w:t>-expressing neurons differed in maturity across sex change (</w:t>
+      </w:r>
+      <w:r>
+        <w:rPr>
+          <w:highlight w:val="yellow"/>
+        </w:rPr>
+        <w:t>Fig. 6A,B</w:t>
+      </w:r>
+      <w:r>
+        <w:t xml:space="preserve">), suggesting that the increased abundance of these populations is more consistent with transcriptional reprogramming than incorporation of newly generated neurons. Similarly, cells expressing the steroid hormone receptors </w:t>
+      </w:r>
+      <w:r>
+        <w:rPr>
+          <w:i/>
+          <w:iCs/>
+        </w:rPr>
+        <w:t>pgr</w:t>
+      </w:r>
+      <w:r>
+        <w:t xml:space="preserve"> and </w:t>
+      </w:r>
+      <w:r>
+        <w:rPr>
+          <w:i/>
+          <w:iCs/>
+        </w:rPr>
+        <w:t>ar</w:t>
+      </w:r>
+      <w:r>
+        <w:t>-like increased in abundance and expression during the intermediate-to-female transition but showed no change in predicted maturity (</w:t>
+      </w:r>
+      <w:r>
+        <w:rPr>
+          <w:highlight w:val="yellow"/>
+        </w:rPr>
+        <w:t>Fig. S7</w:t>
+      </w:r>
+      <w:r>
+        <w:t>), further supporting transcriptional remodeling of preexisting neurons rather than incorporation of newly generated cells.</w:t>
+      </w:r>
+      <w:r>
+        <w:t xml:space="preserve"> </w:t>
+      </w:r>
+    </w:p>
+    <w:p>
+      <w:r>
+        <w:tab/>
+      </w:r>
+      <w:r>
+        <w:t xml:space="preserve">In contrast, </w:t>
+      </w:r>
+      <w:r>
+        <w:rPr>
+          <w:i/>
+          <w:iCs/>
+        </w:rPr>
+        <w:t>cckb</w:t>
+      </w:r>
+      <w:r>
+        <w:t>-expressing neurons were significantly less mature in males and intermediates than in females (</w:t>
+      </w:r>
+      <w:r>
+        <w:rPr>
+          <w:highlight w:val="yellow"/>
+        </w:rPr>
+        <w:t>Fig. 6C</w:t>
+      </w:r>
+      <w:r>
+        <w:t xml:space="preserve">), consistent with </w:t>
+      </w:r>
+      <w:r>
+        <w:t>progressive maturation of newly generated neurons after their incorporation into the preoptic circuit</w:t>
+      </w:r>
+      <w:r>
+        <w:t xml:space="preserve"> during the intermediate-to-female transition. Together with their expansion during the intermediate-to-female transition and progressive maturation across sex change, these findings identify </w:t>
+      </w:r>
+      <w:r>
+        <w:rPr>
+          <w:i/>
+          <w:iCs/>
+        </w:rPr>
+        <w:t>cckb</w:t>
+      </w:r>
+      <w:r>
+        <w:t xml:space="preserve">+ neurons as the strongest candidate population generated </w:t>
+      </w:r>
+      <w:r>
+        <w:t xml:space="preserve">by neurogenesis in the POA </w:t>
+      </w:r>
+      <w:r>
+        <w:t>during sex change</w:t>
+      </w:r>
+      <w:r>
+        <w:t xml:space="preserve">.  </w:t>
+      </w:r>
+    </w:p>
+    <w:p>
+      <w:pPr>
+        <w:rPr>
+          <w:strike/>
+        </w:rPr>
+      </w:pPr>
+    </w:p>
+    <w:p>
+      <w:pPr>
+        <w:rPr>
+          <w:b/>
+          <w:bCs/>
+        </w:rPr>
+      </w:pPr>
+      <w:r>
+        <w:rPr>
+          <w:b/>
+          <w:bCs/>
+        </w:rPr>
+        <w:t>Discussion</w:t>
+      </w:r>
+    </w:p>
+    <w:p>
+      <w:pPr>
+        <w:rPr>
+          <w:b/>
+          <w:bCs/>
+        </w:rPr>
+      </w:pPr>
+    </w:p>
+    <w:p>
+      <w:r>
+        <w:tab/>
+      </w:r>
+      <w:r>
+        <w:t xml:space="preserve">Here, we combined single-nucleus transcriptomics, chromatin accessibility profiling, and spatial transcriptomics to generate a cell-type-resolved molecular atlas of socially induced protandrous sex change in </w:t>
+      </w:r>
+      <w:r>
+        <w:rPr>
+          <w:i/>
+          <w:iCs/>
+        </w:rPr>
+        <w:t>Amphiprion ocellaris</w:t>
+      </w:r>
+      <w:r>
+        <w:t>. By integrating these datasets with behavioral observations, circulating steroid hormones, and gonadal histology, we reconstructed the temporal progression of sex change from dominant males through intermediate stages to mature females. This approach revealed extensive remodeling of both neuronal and glial populations, identified radial glial cells and the preoptic area as the principal sites of molecular reorganization, and provides a mechanistic framework linking socially induced changes in the brain to the endocrine events that ultimately drive gonadal sex change.</w:t>
+      </w:r>
+    </w:p>
+    <w:p>
+      <w:r>
+        <w:tab/>
+      </w:r>
+      <w:r>
+        <w:t xml:space="preserve">Among all cell populations, radial glia underwent the most extensive molecular remodeling during sex change, exhibiting the second-highest number of differentially expressed genes and the greatest number of differentially accessible chromatin regions. At first glance, </w:t>
+      </w:r>
+      <w:r>
+        <w:lastRenderedPageBreak/>
+        <w:t>these findings might suggest that radial glia rapidly acquire a female-like phenotype. Surprisingly, however, our machine-learning analyses indicated the opposite: after six months of social ascent, radial glia remained among the most male-like cell populations in the brain. This apparent paradox reflects the complex temporal organization of radial glial remodeling. Rather than transitioning directly from a male to a female transcriptional state, radial glia exhibited a mixture of early, transient, progressive, and late transcriptional programs together with predominantly progressive and late changes in chromatin accessibility. These observations suggest that socially induced sex change does not involve a simple linear feminization of radial glia. Instead, radial glia appear to enter a prolonged transitional state characterized by extensive transcriptional and epigenetic reprogramming while maintaining much of their original cellular identity. Given their established role as the principal neural stem cells of the teleost brain, this prolonged transitional state may provide the cellular substrate through which socially induced signals initiate the neurogenic and neuroendocrine remodeling that precedes gonadal transformation.</w:t>
+      </w:r>
+    </w:p>
+    <w:p>
+      <w:r>
+        <w:tab/>
+      </w:r>
+      <w:r>
+        <w:t xml:space="preserve">One of the earliest and most striking features of this transitional radial glial state was the transient reduction in expression of the brain aromatase gene, </w:t>
+      </w:r>
+      <w:r>
+        <w:rPr>
+          <w:i/>
+          <w:iCs/>
+        </w:rPr>
+        <w:t>cyp19a1b</w:t>
+      </w:r>
+      <w:r>
+        <w:t>. Because radial glia are the principal source of aromatase in the teleost brain, this finding suggests that local estrogenic signaling within the ventrocaudal telencephalon is selectively reduced during the intermediate phase of sex change. In zebrafish, radial glia similarly downregulate aromatase as they enter regenerative neurogenic programs following brain injury (</w:t>
+      </w:r>
+      <w:r>
+        <w:rPr>
+          <w:highlight w:val="yellow"/>
+        </w:rPr>
+        <w:t>xx</w:t>
+      </w:r>
+      <w:r>
+        <w:rPr>
+          <w:highlight w:val="yellow"/>
+        </w:rPr>
+        <w:t>24</w:t>
+      </w:r>
+      <w:r>
+        <w:t xml:space="preserve">), raising the possibility that transient suppression of estrogen synthesis represents a conserved feature of radial glial activation. Our observations therefore suggest that reduced aromatase expression may help establish the permissive cellular environment required for the increased recruitment of neural stem cells into the neurogenic lineage that we observed during the intermediate phase. </w:t>
+      </w:r>
+      <w:r>
+        <w:t xml:space="preserve">The high expression of estrogen receptors within the 6_POA_Mixed population further suggests that these neurons are well positioned to respond to the local reduction in estrogen signaling associated with </w:t>
+      </w:r>
+      <w:r>
+        <w:rPr>
+          <w:i/>
+          <w:iCs/>
+        </w:rPr>
+        <w:t>cyp19a1b</w:t>
+      </w:r>
+      <w:r>
+        <w:t xml:space="preserve"> downregulation.</w:t>
+      </w:r>
+      <w:r>
+        <w:t xml:space="preserve"> </w:t>
+      </w:r>
+      <w:r>
+        <w:t>Although previous whole-brain transcriptomic analyses reported progressive increases in brain aromatase expression during protandrous sex change (</w:t>
+      </w:r>
+      <w:r>
+        <w:rPr>
+          <w:highlight w:val="yellow"/>
+        </w:rPr>
+        <w:t>xx</w:t>
+      </w:r>
+      <w:r>
+        <w:rPr>
+          <w:highlight w:val="yellow"/>
+        </w:rPr>
+        <w:t>16</w:t>
+      </w:r>
+      <w:r>
+        <w:t>), the apparent discrepancy may reflect regional specialization that becomes obscur</w:t>
+      </w:r>
+      <w:commentRangeStart w:id="191"/>
+      <w:r>
+        <w:t xml:space="preserve">ed in bulk tissue analyses, differences in sampling stage, or species-specific differences between </w:t>
+      </w:r>
+      <w:r>
+        <w:rPr>
+          <w:i/>
+          <w:iCs/>
+        </w:rPr>
+        <w:t>A. oc</w:t>
+      </w:r>
+      <w:commentRangeEnd w:id="191"/>
+      <w:r>
+        <w:rPr>
+          <w:rStyle w:val="CommentReference"/>
+          <w:i/>
+          <w:iCs/>
+          <w:sz w:val="24"/>
+          <w:szCs w:val="30"/>
+        </w:rPr>
+        <w:commentReference w:id="191"/>
       </w:r>
       <w:r>
         <w:rPr>
@@ -3453,11 +5211,11 @@
         <w:ind w:firstLine="720"/>
       </w:pPr>
       <w:r>
-        <w:t xml:space="preserve">The preoptic area emerged as the principal neuronal target of this radial glial remodeling. Previous work from our laboratory demonstrated that neurogenesis increases within the POA during protandrous sex change, but the identities and developmental progression of the newly generated neurons remained unknown. Our results provide multiple independent lines of evidence that these newborn neurons are incorporated into preoptic neuroendocrine circuits. The POA exhibited the greatest transcriptional remodeling of any neuronal population and underwent a progressive increase in cell abundance across sex change. In addition, extracellular matrix remodeling, increased expression of developmental and axon-guidance gene modules, and </w:t>
+        <w:t xml:space="preserve">The preoptic area emerged as the principal neuronal target of this radial glial remodeling. Previous work from our laboratory demonstrated that neurogenesis increases within the POA during protandrous sex change, but the identities and developmental progression of the newly generated neurons remained unknown. Our results provide multiple independent lines of evidence that these newborn neurons are incorporated into preoptic neuroendocrine circuits. The POA exhibited the greatest transcriptional remodeling of any neuronal population and underwent a progressive increase in cell abundance across sex change. In addition, extracellular matrix remodeling, increased expression of developmental and axon-guidance gene modules, and CytoTRACE analyses identified an expanded population of relatively immature neurons during the intermediate phase that subsequently matured in females. Together, these findings suggest that POA remodeling occurs in two temporally distinct phases: an early phase characterized by neurogenesis and neuronal differentiation, followed by a later phase in which these neurons acquire mature transcriptional identities and become incorporated into the female neuroendocrine network. Although extracellular matrix remodeling could also reflect structural plasticity </w:t>
       </w:r>
       <w:r>
         <w:lastRenderedPageBreak/>
-        <w:t>CytoTRACE analyses identified an expanded population of relatively immature neurons during the intermediate phase that subsequently matured in females. Together, these findings suggest that POA remodeling occurs in two temporally distinct phases: an early phase characterized by neurogenesis and neuronal differentiation, followed by a later phase in which these neurons acquire mature transcriptional identities and become incorporated into the female neuroendocrine network. Although extracellular matrix remodeling could also reflect structural plasticity independent of neurogenesis, the convergence of changes in cell abundance, developmental gene expression, cellular maturity, and our previous lineage-tracing study strongly supports increased neurogenesis as a major contributor to POA remodeling during sex change.</w:t>
+        <w:t>independent of neurogenesis, the convergence of changes in cell abundance, developmental gene expression, cellular maturity, and our previous lineage-tracing study strongly supports increased neurogenesis as a major contributor to POA remodeling during sex change.</w:t>
       </w:r>
     </w:p>
     <w:p>
@@ -3507,7 +5265,13 @@
         <w:rPr>
           <w:highlight w:val="yellow"/>
         </w:rPr>
-        <w:t>Fig. XX</w:t>
+        <w:t xml:space="preserve">Fig. </w:t>
+      </w:r>
+      <w:r>
+        <w:rPr>
+          <w:highlight w:val="yellow"/>
+        </w:rPr>
+        <w:t>XX</w:t>
       </w:r>
       <w:r>
         <w:t xml:space="preserve">). During the intermediate phase, social ascent rapidly activates radial glia, resulting in transient downregulation of </w:t>
@@ -3520,11 +5284,11 @@
         <w:t>cyp19a1b</w:t>
       </w:r>
       <w:r>
-        <w:t xml:space="preserve">, recruitment of neural stem cells, and the production of immature neurons that populate the preoptic area. At this stage, many of the molecular programs associated with </w:t>
+        <w:t xml:space="preserve">, recruitment of neural stem cells, and the production of immature neurons that populate the preoptic area. At this stage, many of the molecular programs associated with neurogenesis, neuronal differentiation, and circuit assembly are initiated, yet the newly generated neurons remain relatively immature and the POA retains much of its male-like molecular identity. During the subsequent transition to the female state, these neurons acquire mature transcriptional profiles while neuroendocrine pathways are remodeled in a manner consistent with increased FSH signaling and reduced LH signaling, coincident with ovarian differentiation and changes in circulating sex steroids. This temporal sequence raises the possibility that the </w:t>
       </w:r>
       <w:r>
         <w:lastRenderedPageBreak/>
-        <w:t>neurogenesis, neuronal differentiation, and circuit assembly are initiated, yet the newly generated neurons remain relatively immature and the POA retains much of its male-like molecular identity. During the subsequent transition to the female state, these neurons acquire mature transcriptional profiles while neuroendocrine pathways are remodeled in a manner consistent with increased FSH signaling and reduced LH signaling, coincident with ovarian differentiation and changes in circulating sex steroids. This temporal sequence raises the possibility that the intermediate stage represents a developmental program that establishes the cellular substrate for female neuroendocrine circuits, whereas subsequent endocrine feedback from the transforming gonad contributes to their maturation and stabilization. Rather than representing a simple linear feminization of the brain, our findings suggest that socially induced sex change is orchestrated through sequential interactions among radial glia, neurogenesis, neuroendocrine remodeling, and the gonad.</w:t>
+        <w:t>intermediate stage represents a developmental program that establishes the cellular substrate for female neuroendocrine circuits, whereas subsequent endocrine feedback from the transforming gonad contributes to their maturation and stabilization. Rather than representing a simple linear feminization of the brain, our findings suggest that socially induced sex change is orchestrated through sequential interactions among radial glia, neurogenesis, neuroendocrine remodeling, and the gonad.</w:t>
       </w:r>
     </w:p>
     <w:p>
@@ -3699,41 +5463,52 @@
           <w:lang w:eastAsia="ja-JP"/>
           <w14:ligatures w14:val="none"/>
         </w:rPr>
+        <w:t>We induced sex change by creating eight pairs of anemonefish (n = 16) comprised of two males that had previously spawned</w:t>
+      </w:r>
+      <w:r>
+        <w:rPr>
+          <w:rFonts w:eastAsia="Malgun Gothic" w:cs="Times New Roman"/>
+          <w:color w:val="auto"/>
+          <w:kern w:val="0"/>
+          <w:szCs w:val="24"/>
+          <w:lang w:eastAsia="ja-JP"/>
+          <w14:ligatures w14:val="none"/>
+        </w:rPr>
+        <w:t xml:space="preserve"> with females</w:t>
+      </w:r>
+      <w:r>
+        <w:rPr>
+          <w:rFonts w:eastAsia="Malgun Gothic" w:cs="Times New Roman"/>
+          <w:color w:val="auto"/>
+          <w:kern w:val="0"/>
+          <w:szCs w:val="24"/>
+          <w:lang w:eastAsia="ja-JP"/>
+          <w14:ligatures w14:val="none"/>
+        </w:rPr>
+        <w:t>. We paired males such that one male was notably larger than the other and would thus occupy the α position in the dominance hierarchy. We further induced sex change in two additional pairs (n = 4) by removing the α female from a triad (a group of fish consisting of 1 α female, one β male, and 1 γ male) such that the β male would ascend to the α position of the dominance hierarchy and the γ male would occupy the β position. In total, this resulted in the creation of 10 sex changing pairs (n = 2</w:t>
+      </w:r>
+      <w:r>
+        <w:rPr>
+          <w:rFonts w:eastAsia="Malgun Gothic" w:cs="Times New Roman"/>
+          <w:color w:val="auto"/>
+          <w:kern w:val="0"/>
+          <w:szCs w:val="24"/>
+          <w:lang w:eastAsia="ja-JP"/>
+          <w14:ligatures w14:val="none"/>
+        </w:rPr>
+        <w:t xml:space="preserve">0). Here, the larger, </w:t>
+      </w:r>
+      <w:r>
+        <w:rPr>
+          <w:rFonts w:eastAsia="Malgun Gothic" w:cs="Times New Roman"/>
+          <w:color w:val="auto"/>
+          <w:kern w:val="0"/>
+          <w:szCs w:val="24"/>
+          <w:lang w:eastAsia="ja-JP"/>
+          <w14:ligatures w14:val="none"/>
+        </w:rPr>
         <w:lastRenderedPageBreak/>
-        <w:t>We induced sex change by creating eight pairs of anemonefish (n = 16) comprised of two males that had previously spawned</w:t>
-      </w:r>
-      <w:r>
-        <w:rPr>
-          <w:rFonts w:eastAsia="Malgun Gothic" w:cs="Times New Roman"/>
-          <w:color w:val="auto"/>
-          <w:kern w:val="0"/>
-          <w:szCs w:val="24"/>
-          <w:lang w:eastAsia="ja-JP"/>
-          <w14:ligatures w14:val="none"/>
-        </w:rPr>
-        <w:t xml:space="preserve"> with females</w:t>
-      </w:r>
-      <w:r>
-        <w:rPr>
-          <w:rFonts w:eastAsia="Malgun Gothic" w:cs="Times New Roman"/>
-          <w:color w:val="auto"/>
-          <w:kern w:val="0"/>
-          <w:szCs w:val="24"/>
-          <w:lang w:eastAsia="ja-JP"/>
-          <w14:ligatures w14:val="none"/>
-        </w:rPr>
-        <w:t>. We paired males such that one male was notably larger than the other and would thus occupy the α position in the dominance hierarchy. We further induced sex change in two additional pairs (n = 4) by removing the α female from a triad (a group of fish consisting of 1 α female, one β male, and 1 γ male) such that the β male would ascend to the α position of the dominance hierarchy and the γ male would occupy the β position. In total, this resulted in the creation of 10 sex changing pairs (n = 2</w:t>
-      </w:r>
-      <w:r>
-        <w:rPr>
-          <w:rFonts w:eastAsia="Malgun Gothic" w:cs="Times New Roman"/>
-          <w:color w:val="auto"/>
-          <w:kern w:val="0"/>
-          <w:szCs w:val="24"/>
-          <w:lang w:eastAsia="ja-JP"/>
-          <w14:ligatures w14:val="none"/>
-        </w:rPr>
-        <w:t>0). Here, the larger, more dominant male (hereafter referred to as a “intermediate”) is destined to undergo protandrous sex change and become a female, while its partner (hereafter referred to as a “intermediate partner”) is destined to remain a male.</w:t>
+        <w:t>more dominant male (hereafter referred to as a “intermediate”) is destined to undergo protandrous sex change and become a female, while its partner (hereafter referred to as a “intermediate partner”) is destined to remain a male.</w:t>
       </w:r>
       <w:r>
         <w:rPr>
@@ -4567,19 +6342,7 @@
           <w:lang w:eastAsia="ja-JP"/>
           <w14:ligatures w14:val="none"/>
         </w:rPr>
-        <w:t xml:space="preserve">. We then allowed 24 hours for the fish to acclimate to the new pot. One hour prior to recording, we placed a camera in front of the tank to allow acclimation. We then recorded </w:t>
-      </w:r>
-      <w:r>
-        <w:rPr>
-          <w:rFonts w:eastAsia="Malgun Gothic" w:cs="Times New Roman"/>
-          <w:color w:val="auto"/>
-          <w:kern w:val="0"/>
-          <w:szCs w:val="24"/>
-          <w:lang w:eastAsia="ja-JP"/>
-          <w14:ligatures w14:val="none"/>
-        </w:rPr>
-        <w:lastRenderedPageBreak/>
-        <w:t>parental care behaviors</w:t>
+        <w:t>. We then allowed 24 hours for the fish to acclimate to the new pot. One hour prior to recording, we placed a camera in front of the tank to allow acclimation. We then recorded parental care behaviors</w:t>
       </w:r>
       <w:r>
         <w:rPr>
@@ -4710,7 +6473,19 @@
           <w:lang w:eastAsia="ja-JP"/>
           <w14:ligatures w14:val="none"/>
         </w:rPr>
-        <w:t>Following behavioral analysis, blood was drawn from individuals’ caudal veins using a 0.9% heparinized needle. Samples were stored on ice and then centrifuged at 1250 RCF at 4°C for 15 minutes. Plasma was stored at -80°C prior to analysis. We then assessed 11KT levels using a Cayman Chemical 11KT kit (Cayman Chemical, #582751). Plasma samples were diluted to 1:30 in assay buffer and analyzed following manufacturers guidelines using an Epoch Microplate Spectrophotometer (BioTek Instruments) at 412 nm. We analyzed all samples as duplicates.</w:t>
+        <w:t xml:space="preserve">Following behavioral analysis, blood was drawn from individuals’ caudal veins using a 0.9% heparinized needle. Samples were stored on ice and then centrifuged at 1250 RCF at 4°C </w:t>
+      </w:r>
+      <w:r>
+        <w:rPr>
+          <w:rFonts w:eastAsia="Malgun Gothic" w:cs="Times New Roman"/>
+          <w:color w:val="auto"/>
+          <w:kern w:val="0"/>
+          <w:szCs w:val="24"/>
+          <w:lang w:eastAsia="ja-JP"/>
+          <w14:ligatures w14:val="none"/>
+        </w:rPr>
+        <w:lastRenderedPageBreak/>
+        <w:t>for 15 minutes. Plasma was stored at -80°C prior to analysis. We then assessed 11KT levels using a Cayman Chemical 11KT kit (Cayman Chemical, #582751). Plasma samples were diluted to 1:30 in assay buffer and analyzed following manufacturers guidelines using an Epoch Microplate Spectrophotometer (BioTek Instruments) at 412 nm. We analyzed all samples as duplicates.</w:t>
       </w:r>
     </w:p>
     <w:p>
@@ -5173,97 +6948,97 @@
           <w:lang w:eastAsia="ja-JP"/>
           <w14:ligatures w14:val="none"/>
         </w:rPr>
+        <w:t xml:space="preserve">Following decapitation, the brain was exposed and immediately treated with chilled dissection medium by pipetting a small volume over the dorsal surface. Dissection medium consisted of Hibernate AB complete medium (with 2% B27 and 0.5 mM Glutamax; BrainBits, LLC, Springfield, IL) with 200 U/mL of Protector RNase Inhibitor (Roche, Basel, Switzerland). The brain was then removed and placed in a petri dish containing chilled dissection medium. We then isolated the </w:t>
+      </w:r>
+      <w:r>
+        <w:rPr>
+          <w:rFonts w:eastAsia="Malgun Gothic" w:cs="Times New Roman"/>
+          <w:color w:val="auto"/>
+          <w:kern w:val="0"/>
+          <w:szCs w:val="24"/>
+          <w:lang w:eastAsia="ja-JP"/>
+          <w14:ligatures w14:val="none"/>
+        </w:rPr>
+        <w:t>ventrocaudal telencephala</w:t>
+      </w:r>
+      <w:r>
+        <w:rPr>
+          <w:rFonts w:eastAsia="Malgun Gothic" w:cs="Times New Roman"/>
+          <w:color w:val="auto"/>
+          <w:kern w:val="0"/>
+          <w:szCs w:val="24"/>
+          <w:lang w:eastAsia="ja-JP"/>
+          <w14:ligatures w14:val="none"/>
+        </w:rPr>
+        <w:t xml:space="preserve"> (</w:t>
+      </w:r>
+      <w:commentRangeStart w:id="192"/>
+      <w:r>
+        <w:rPr>
+          <w:rFonts w:eastAsia="Malgun Gothic" w:cs="Times New Roman"/>
+          <w:color w:val="auto"/>
+          <w:kern w:val="0"/>
+          <w:szCs w:val="24"/>
+          <w:lang w:eastAsia="ja-JP"/>
+          <w14:ligatures w14:val="none"/>
+        </w:rPr>
+        <w:t>s</w:t>
+      </w:r>
+      <w:r>
+        <w:rPr>
+          <w:rFonts w:eastAsia="Malgun Gothic" w:cs="Times New Roman"/>
+          <w:color w:val="auto"/>
+          <w:kern w:val="0"/>
+          <w:szCs w:val="24"/>
+          <w:highlight w:val="yellow"/>
+          <w:lang w:eastAsia="ja-JP"/>
+          <w14:ligatures w14:val="none"/>
+        </w:rPr>
+        <w:t>ee supplementary … for details</w:t>
+      </w:r>
+      <w:commentRangeEnd w:id="192"/>
+      <w:r>
+        <w:rPr>
+          <w:rStyle w:val="CommentReference"/>
+          <w:rFonts w:eastAsia="Malgun Gothic" w:cs="Times New Roman"/>
+          <w:color w:val="auto"/>
+          <w:kern w:val="0"/>
+          <w:sz w:val="24"/>
+          <w:szCs w:val="24"/>
+          <w:lang w:eastAsia="ja-JP"/>
+          <w14:ligatures w14:val="none"/>
+        </w:rPr>
+        <w:commentReference w:id="192"/>
+      </w:r>
+      <w:r>
+        <w:rPr>
+          <w:rFonts w:eastAsia="Malgun Gothic" w:cs="Times New Roman"/>
+          <w:color w:val="auto"/>
+          <w:kern w:val="0"/>
+          <w:szCs w:val="24"/>
+          <w:lang w:eastAsia="ja-JP"/>
+          <w14:ligatures w14:val="none"/>
+        </w:rPr>
+        <w:t>) and placed them in RNAse free tubes and stored them at -80°C.</w:t>
+      </w:r>
+    </w:p>
+    <w:p>
+      <w:pPr>
+        <w:rPr>
+          <w:b/>
+          <w:bCs/>
+        </w:rPr>
+      </w:pPr>
+      <w:commentRangeStart w:id="193"/>
+      <w:r>
+        <w:rPr>
+          <w:b/>
+          <w:bCs/>
+        </w:rPr>
         <w:lastRenderedPageBreak/>
-        <w:t xml:space="preserve">Following decapitation, the brain was exposed and immediately treated with chilled dissection medium by pipetting a small volume over the dorsal surface. Dissection medium consisted of Hibernate AB complete medium (with 2% B27 and 0.5 mM Glutamax; BrainBits, LLC, Springfield, IL) with 200 U/mL of Protector RNase Inhibitor (Roche, Basel, Switzerland). The brain was then removed and placed in a petri dish containing chilled dissection medium. We then isolated the </w:t>
-      </w:r>
-      <w:r>
-        <w:rPr>
-          <w:rFonts w:eastAsia="Malgun Gothic" w:cs="Times New Roman"/>
-          <w:color w:val="auto"/>
-          <w:kern w:val="0"/>
-          <w:szCs w:val="24"/>
-          <w:lang w:eastAsia="ja-JP"/>
-          <w14:ligatures w14:val="none"/>
-        </w:rPr>
-        <w:t>ventrocaudal telencephala</w:t>
-      </w:r>
-      <w:r>
-        <w:rPr>
-          <w:rFonts w:eastAsia="Malgun Gothic" w:cs="Times New Roman"/>
-          <w:color w:val="auto"/>
-          <w:kern w:val="0"/>
-          <w:szCs w:val="24"/>
-          <w:lang w:eastAsia="ja-JP"/>
-          <w14:ligatures w14:val="none"/>
-        </w:rPr>
-        <w:t xml:space="preserve"> (</w:t>
-      </w:r>
-      <w:commentRangeStart w:id="6"/>
-      <w:r>
-        <w:rPr>
-          <w:rFonts w:eastAsia="Malgun Gothic" w:cs="Times New Roman"/>
-          <w:color w:val="auto"/>
-          <w:kern w:val="0"/>
-          <w:szCs w:val="24"/>
-          <w:lang w:eastAsia="ja-JP"/>
-          <w14:ligatures w14:val="none"/>
-        </w:rPr>
-        <w:t>s</w:t>
-      </w:r>
-      <w:r>
-        <w:rPr>
-          <w:rFonts w:eastAsia="Malgun Gothic" w:cs="Times New Roman"/>
-          <w:color w:val="auto"/>
-          <w:kern w:val="0"/>
-          <w:szCs w:val="24"/>
-          <w:highlight w:val="yellow"/>
-          <w:lang w:eastAsia="ja-JP"/>
-          <w14:ligatures w14:val="none"/>
-        </w:rPr>
-        <w:t>ee supplementary … for details</w:t>
-      </w:r>
-      <w:commentRangeEnd w:id="6"/>
-      <w:r>
-        <w:rPr>
-          <w:rStyle w:val="CommentReference"/>
-          <w:rFonts w:eastAsia="Malgun Gothic" w:cs="Times New Roman"/>
-          <w:color w:val="auto"/>
-          <w:kern w:val="0"/>
-          <w:sz w:val="24"/>
-          <w:szCs w:val="24"/>
-          <w:lang w:eastAsia="ja-JP"/>
-          <w14:ligatures w14:val="none"/>
-        </w:rPr>
-        <w:commentReference w:id="6"/>
-      </w:r>
-      <w:r>
-        <w:rPr>
-          <w:rFonts w:eastAsia="Malgun Gothic" w:cs="Times New Roman"/>
-          <w:color w:val="auto"/>
-          <w:kern w:val="0"/>
-          <w:szCs w:val="24"/>
-          <w:lang w:eastAsia="ja-JP"/>
-          <w14:ligatures w14:val="none"/>
-        </w:rPr>
-        <w:t>) and placed them in RNAse free tubes and stored them at -80°C.</w:t>
-      </w:r>
-    </w:p>
-    <w:p>
-      <w:pPr>
-        <w:rPr>
-          <w:b/>
-          <w:bCs/>
-        </w:rPr>
-      </w:pPr>
-      <w:commentRangeStart w:id="7"/>
-      <w:r>
-        <w:rPr>
-          <w:b/>
-          <w:bCs/>
-        </w:rPr>
         <w:t xml:space="preserve">snMultiome </w:t>
       </w:r>
-      <w:commentRangeEnd w:id="7"/>
+      <w:commentRangeEnd w:id="193"/>
       <w:r>
         <w:rPr>
           <w:rStyle w:val="CommentReference"/>
@@ -5272,7 +7047,7 @@
           <w:sz w:val="24"/>
           <w:szCs w:val="30"/>
         </w:rPr>
-        <w:commentReference w:id="7"/>
+        <w:commentReference w:id="193"/>
       </w:r>
     </w:p>
     <w:p>
@@ -5287,7 +7062,7 @@
           <w:bCs/>
         </w:rPr>
       </w:pPr>
-      <w:commentRangeStart w:id="8"/>
+      <w:commentRangeStart w:id="194"/>
       <w:r>
         <w:rPr>
           <w:b/>
@@ -5295,7 +7070,7 @@
         </w:rPr>
         <w:t>Spatial Transcriptomics</w:t>
       </w:r>
-      <w:commentRangeEnd w:id="8"/>
+      <w:commentRangeEnd w:id="194"/>
       <w:r>
         <w:rPr>
           <w:rStyle w:val="CommentReference"/>
@@ -5304,7 +7079,7 @@
           <w:sz w:val="24"/>
           <w:szCs w:val="30"/>
         </w:rPr>
-        <w:commentReference w:id="8"/>
+        <w:commentReference w:id="194"/>
       </w:r>
     </w:p>
     <w:p>
@@ -5676,98 +7451,98 @@
         <w:t xml:space="preserve"> </w:t>
       </w:r>
       <w:r>
-        <w:t xml:space="preserve">For each sketch spot, the cell type with the highest 5th-percentile (q05) posterior abundance estimate was assigned as the spot's dominant cell type. These categorical dominant-cell-type labels were then projected from the sketch assay to the full-resolution Visium HD dataset using Seurat's ProjectData function, which maps sketch-level </w:t>
+        <w:t>For each sketch spot, the cell type with the highest 5th-percentile (q05) posterior abundance estimate was assigned as the spot's dominant cell type. These categorical dominant-cell-type labels were then projected from the sketch assay to the full-resolution Visium HD dataset using Seurat's ProjectData function, which maps sketch-level metadata onto the full dataset via a shared PCA embedding (15 dimensions)</w:t>
+      </w:r>
+      <w:r>
+        <w:t xml:space="preserve">. </w:t>
+      </w:r>
+      <w:r>
+        <w:t>This yielded a full-resolution spatial map of predicted dominant cell type identity across all tissue bins.</w:t>
+      </w:r>
+    </w:p>
+    <w:p>
+      <w:r>
+        <w:rPr>
+          <w:b/>
+          <w:bCs/>
+        </w:rPr>
+        <w:t>Cell Type Annotation</w:t>
+      </w:r>
+      <w:r>
+        <w:rPr>
+          <w:b/>
+          <w:bCs/>
+        </w:rPr>
+        <w:br/>
+      </w:r>
+      <w:r>
+        <w:rPr>
+          <w:b/>
+          <w:bCs/>
+        </w:rPr>
+        <w:tab/>
+      </w:r>
+      <w:r>
+        <w:t xml:space="preserve">We annotated our snMultiome clusters using a combination of </w:t>
+      </w:r>
+      <w:r>
+        <w:rPr>
+          <w:i/>
+          <w:iCs/>
+        </w:rPr>
+        <w:t xml:space="preserve">a priori </w:t>
+      </w:r>
+      <w:r>
+        <w:t>marker genes</w:t>
+      </w:r>
+      <w:r>
+        <w:t xml:space="preserve"> (see Results)</w:t>
+      </w:r>
+      <w:r>
+        <w:t xml:space="preserve"> </w:t>
+      </w:r>
+      <w:r>
+        <w:t>and spatial mapping from Cell2location.</w:t>
+      </w:r>
+      <w:r>
+        <w:t xml:space="preserve"> We annotated cell types first</w:t>
+      </w:r>
+      <w:r>
+        <w:t xml:space="preserve"> by cluster number, then</w:t>
+      </w:r>
+      <w:r>
+        <w:t xml:space="preserve"> by primary cell type, </w:t>
+      </w:r>
+      <w:r>
+        <w:t xml:space="preserve">(e.g., </w:t>
+      </w:r>
+      <w:r>
+        <w:t>1_</w:t>
+      </w:r>
+      <w:r>
+        <w:t xml:space="preserve">RGC = Radial Glial cell, </w:t>
+      </w:r>
+      <w:r>
+        <w:t>2_</w:t>
+      </w:r>
+      <w:r>
+        <w:t>OL = Oligodendrocyte, GABA = GABAergic Neuron)</w:t>
+      </w:r>
+      <w:r>
+        <w:t>, then if we determined based on spatial mappin</w:t>
+      </w:r>
+      <w:r>
+        <w:t>g</w:t>
+      </w:r>
+      <w:r>
+        <w:t xml:space="preserve"> that </w:t>
+      </w:r>
+      <w:r>
+        <w:t xml:space="preserve">a cell type was </w:t>
       </w:r>
       <w:r>
         <w:lastRenderedPageBreak/>
-        <w:t>metadata onto the full dataset via a shared PCA embedding (15 dimensions)</w:t>
-      </w:r>
-      <w:r>
-        <w:t xml:space="preserve">. </w:t>
-      </w:r>
-      <w:r>
-        <w:t>This yielded a full-resolution spatial map of predicted dominant cell type identity across all tissue bins.</w:t>
-      </w:r>
-    </w:p>
-    <w:p>
-      <w:r>
-        <w:rPr>
-          <w:b/>
-          <w:bCs/>
-        </w:rPr>
-        <w:t>Cell Type Annotation</w:t>
-      </w:r>
-      <w:r>
-        <w:rPr>
-          <w:b/>
-          <w:bCs/>
-        </w:rPr>
-        <w:br/>
-      </w:r>
-      <w:r>
-        <w:rPr>
-          <w:b/>
-          <w:bCs/>
-        </w:rPr>
-        <w:tab/>
-      </w:r>
-      <w:r>
-        <w:t xml:space="preserve">We annotated our snMultiome clusters using a combination of </w:t>
-      </w:r>
-      <w:r>
-        <w:rPr>
-          <w:i/>
-          <w:iCs/>
-        </w:rPr>
-        <w:t xml:space="preserve">a priori </w:t>
-      </w:r>
-      <w:r>
-        <w:t>marker genes</w:t>
-      </w:r>
-      <w:r>
-        <w:t xml:space="preserve"> (see Results)</w:t>
-      </w:r>
-      <w:r>
-        <w:t xml:space="preserve"> </w:t>
-      </w:r>
-      <w:r>
-        <w:t>and spatial mapping from Cell2location.</w:t>
-      </w:r>
-      <w:r>
-        <w:t xml:space="preserve"> We annotated cell types first</w:t>
-      </w:r>
-      <w:r>
-        <w:t xml:space="preserve"> by cluster number, then</w:t>
-      </w:r>
-      <w:r>
-        <w:t xml:space="preserve"> by primary cell type, </w:t>
-      </w:r>
-      <w:r>
-        <w:t xml:space="preserve">(e.g., </w:t>
-      </w:r>
-      <w:r>
-        <w:t>1_</w:t>
-      </w:r>
-      <w:r>
-        <w:t xml:space="preserve">RGC = Radial Glial cell, </w:t>
-      </w:r>
-      <w:r>
-        <w:t>2_</w:t>
-      </w:r>
-      <w:r>
-        <w:t>OL = Oligodendrocyte, GABA = GABAergic Neuron)</w:t>
-      </w:r>
-      <w:r>
-        <w:t>, then if we determined based on spatial mappin</w:t>
-      </w:r>
-      <w:r>
-        <w:t>g</w:t>
-      </w:r>
-      <w:r>
-        <w:t xml:space="preserve"> that </w:t>
-      </w:r>
-      <w:r>
-        <w:t xml:space="preserve">a cell type was localized to a specific subdivision of the brain </w:t>
+        <w:t xml:space="preserve">localized to a specific subdivision of the brain </w:t>
       </w:r>
       <w:r>
         <w:t xml:space="preserve">or neuroanatomical region, we added that to the cell type classification. Many neuronal types did not </w:t>
@@ -6584,7 +8359,103 @@
           <w:lang w:eastAsia="ja-JP"/>
           <w14:ligatures w14:val="none"/>
         </w:rPr>
-        <w:t xml:space="preserve">, whereas those uniquely elevated or reduced </w:t>
+        <w:t xml:space="preserve">, whereas those uniquely elevated or reduced in intermediates were classified as </w:t>
+      </w:r>
+      <w:r>
+        <w:rPr>
+          <w:rFonts w:eastAsia="Malgun Gothic" w:cs="Times New Roman"/>
+          <w:color w:val="auto"/>
+          <w:kern w:val="0"/>
+          <w:szCs w:val="24"/>
+          <w:lang w:eastAsia="ja-JP"/>
+          <w14:ligatures w14:val="none"/>
+        </w:rPr>
+        <w:t>“</w:t>
+      </w:r>
+      <w:r>
+        <w:rPr>
+          <w:rFonts w:eastAsia="Malgun Gothic" w:cs="Times New Roman"/>
+          <w:color w:val="auto"/>
+          <w:kern w:val="0"/>
+          <w:szCs w:val="24"/>
+          <w:lang w:eastAsia="ja-JP"/>
+          <w14:ligatures w14:val="none"/>
+        </w:rPr>
+        <w:t>Transient</w:t>
+      </w:r>
+      <w:r>
+        <w:rPr>
+          <w:rFonts w:eastAsia="Malgun Gothic" w:cs="Times New Roman"/>
+          <w:color w:val="auto"/>
+          <w:kern w:val="0"/>
+          <w:szCs w:val="24"/>
+          <w:lang w:eastAsia="ja-JP"/>
+          <w14:ligatures w14:val="none"/>
+        </w:rPr>
+        <w:t>”</w:t>
+      </w:r>
+      <w:r>
+        <w:rPr>
+          <w:rFonts w:eastAsia="Malgun Gothic" w:cs="Times New Roman"/>
+          <w:color w:val="auto"/>
+          <w:kern w:val="0"/>
+          <w:szCs w:val="24"/>
+          <w:lang w:eastAsia="ja-JP"/>
+          <w14:ligatures w14:val="none"/>
+        </w:rPr>
+        <w:t>. Directionality (Upregulated or Downregulated) was assigned according to whether expression or accessibility increased or decreased during sex change.</w:t>
+      </w:r>
+    </w:p>
+    <w:p>
+      <w:pPr>
+        <w:spacing w:after="160"/>
+        <w:rPr>
+          <w:rFonts w:eastAsia="Malgun Gothic" w:cs="Times New Roman"/>
+          <w:b/>
+          <w:bCs/>
+          <w:color w:val="auto"/>
+          <w:kern w:val="0"/>
+          <w:szCs w:val="24"/>
+          <w:lang w:eastAsia="ja-JP"/>
+          <w14:ligatures w14:val="none"/>
+        </w:rPr>
+      </w:pPr>
+      <w:r>
+        <w:rPr>
+          <w:rFonts w:eastAsia="Malgun Gothic" w:cs="Times New Roman"/>
+          <w:b/>
+          <w:bCs/>
+          <w:color w:val="auto"/>
+          <w:kern w:val="0"/>
+          <w:szCs w:val="24"/>
+          <w:lang w:eastAsia="ja-JP"/>
+          <w14:ligatures w14:val="none"/>
+        </w:rPr>
+        <w:t>Integration of Differential Gene Expression and Chromatin Accessibility</w:t>
+      </w:r>
+    </w:p>
+    <w:p>
+      <w:pPr>
+        <w:spacing w:after="160"/>
+        <w:rPr>
+          <w:rFonts w:eastAsia="Malgun Gothic" w:cs="Times New Roman"/>
+          <w:color w:val="auto"/>
+          <w:kern w:val="0"/>
+          <w:szCs w:val="24"/>
+          <w:lang w:eastAsia="ja-JP"/>
+          <w14:ligatures w14:val="none"/>
+        </w:rPr>
+      </w:pPr>
+      <w:r>
+        <w:rPr>
+          <w:rFonts w:eastAsia="Malgun Gothic" w:cs="Times New Roman"/>
+          <w:color w:val="auto"/>
+          <w:kern w:val="0"/>
+          <w:szCs w:val="24"/>
+          <w:lang w:eastAsia="ja-JP"/>
+          <w14:ligatures w14:val="none"/>
+        </w:rPr>
+        <w:t xml:space="preserve">To evaluate the relationship between differential gene expression and chromatin accessibility, we performed two complementary pseudobulk correlation analyses. In both analyses, RNA and </w:t>
       </w:r>
       <w:r>
         <w:rPr>
@@ -6596,103 +8467,7 @@
           <w14:ligatures w14:val="none"/>
         </w:rPr>
         <w:lastRenderedPageBreak/>
-        <w:t xml:space="preserve">in intermediates were classified as </w:t>
-      </w:r>
-      <w:r>
-        <w:rPr>
-          <w:rFonts w:eastAsia="Malgun Gothic" w:cs="Times New Roman"/>
-          <w:color w:val="auto"/>
-          <w:kern w:val="0"/>
-          <w:szCs w:val="24"/>
-          <w:lang w:eastAsia="ja-JP"/>
-          <w14:ligatures w14:val="none"/>
-        </w:rPr>
-        <w:t>“</w:t>
-      </w:r>
-      <w:r>
-        <w:rPr>
-          <w:rFonts w:eastAsia="Malgun Gothic" w:cs="Times New Roman"/>
-          <w:color w:val="auto"/>
-          <w:kern w:val="0"/>
-          <w:szCs w:val="24"/>
-          <w:lang w:eastAsia="ja-JP"/>
-          <w14:ligatures w14:val="none"/>
-        </w:rPr>
-        <w:t>Transient</w:t>
-      </w:r>
-      <w:r>
-        <w:rPr>
-          <w:rFonts w:eastAsia="Malgun Gothic" w:cs="Times New Roman"/>
-          <w:color w:val="auto"/>
-          <w:kern w:val="0"/>
-          <w:szCs w:val="24"/>
-          <w:lang w:eastAsia="ja-JP"/>
-          <w14:ligatures w14:val="none"/>
-        </w:rPr>
-        <w:t>”</w:t>
-      </w:r>
-      <w:r>
-        <w:rPr>
-          <w:rFonts w:eastAsia="Malgun Gothic" w:cs="Times New Roman"/>
-          <w:color w:val="auto"/>
-          <w:kern w:val="0"/>
-          <w:szCs w:val="24"/>
-          <w:lang w:eastAsia="ja-JP"/>
-          <w14:ligatures w14:val="none"/>
-        </w:rPr>
-        <w:t>. Directionality (Upregulated or Downregulated) was assigned according to whether expression or accessibility increased or decreased during sex change.</w:t>
-      </w:r>
-    </w:p>
-    <w:p>
-      <w:pPr>
-        <w:spacing w:after="160"/>
-        <w:rPr>
-          <w:rFonts w:eastAsia="Malgun Gothic" w:cs="Times New Roman"/>
-          <w:b/>
-          <w:bCs/>
-          <w:color w:val="auto"/>
-          <w:kern w:val="0"/>
-          <w:szCs w:val="24"/>
-          <w:lang w:eastAsia="ja-JP"/>
-          <w14:ligatures w14:val="none"/>
-        </w:rPr>
-      </w:pPr>
-      <w:r>
-        <w:rPr>
-          <w:rFonts w:eastAsia="Malgun Gothic" w:cs="Times New Roman"/>
-          <w:b/>
-          <w:bCs/>
-          <w:color w:val="auto"/>
-          <w:kern w:val="0"/>
-          <w:szCs w:val="24"/>
-          <w:lang w:eastAsia="ja-JP"/>
-          <w14:ligatures w14:val="none"/>
-        </w:rPr>
-        <w:t>Integration of Differential Gene Expression and Chromatin Accessibility</w:t>
-      </w:r>
-    </w:p>
-    <w:p>
-      <w:pPr>
-        <w:spacing w:after="160"/>
-        <w:rPr>
-          <w:rFonts w:eastAsia="Malgun Gothic" w:cs="Times New Roman"/>
-          <w:color w:val="auto"/>
-          <w:kern w:val="0"/>
-          <w:szCs w:val="24"/>
-          <w:lang w:eastAsia="ja-JP"/>
-          <w14:ligatures w14:val="none"/>
-        </w:rPr>
-      </w:pPr>
-      <w:r>
-        <w:rPr>
-          <w:rFonts w:eastAsia="Malgun Gothic" w:cs="Times New Roman"/>
-          <w:color w:val="auto"/>
-          <w:kern w:val="0"/>
-          <w:szCs w:val="24"/>
-          <w:lang w:eastAsia="ja-JP"/>
-          <w14:ligatures w14:val="none"/>
-        </w:rPr>
-        <w:t>To evaluate the relationship between differential gene expression and chromatin accessibility, we performed two complementary pseudobulk correlation analyses. In both analyses, RNA and ATAC counts were summed across nuclei from each individual within each cluster to generate pseudobulk profiles. Individuals represented by fewer than five nuclei within a cluster were excluded. RNA and ATAC libraries were normalized independently to log counts-per-million (logCPM), and Pearson and Spearman correlations were calculated across individuals. Correlation analyses were considered valid only when at least 18 individuals were available, RNA and ATAC counts were nonzero in at least 18 individuals, and both datasets exhibited non-zero variance.</w:t>
+        <w:t>ATAC counts were summed across nuclei from each individual within each cluster to generate pseudobulk profiles. Individuals represented by fewer than five nuclei within a cluster were excluded. RNA and ATAC libraries were normalized independently to log counts-per-million (logCPM), and Pearson and Spearman correlations were calculated across individuals. Correlation analyses were considered valid only when at least 18 individuals were available, RNA and ATAC counts were nonzero in at least 18 individuals, and both datasets exhibited non-zero variance.</w:t>
       </w:r>
     </w:p>
     <w:p>
@@ -7188,139 +8963,139 @@
           <w:lang w:eastAsia="ja-JP"/>
           <w14:ligatures w14:val="none"/>
         </w:rPr>
+        <w:t>To infer relative cellular maturity, we used the R package “CytoTRACE”</w:t>
+      </w:r>
+      <w:r>
+        <w:rPr>
+          <w:rFonts w:eastAsia="Malgun Gothic" w:cs="Times New Roman"/>
+          <w:color w:val="auto"/>
+          <w:kern w:val="0"/>
+          <w:szCs w:val="24"/>
+          <w:lang w:eastAsia="ja-JP"/>
+          <w14:ligatures w14:val="none"/>
+        </w:rPr>
+        <w:fldChar w:fldCharType="begin"/>
+      </w:r>
+      <w:r>
+        <w:rPr>
+          <w:rFonts w:eastAsia="Malgun Gothic" w:cs="Times New Roman"/>
+          <w:color w:val="auto"/>
+          <w:kern w:val="0"/>
+          <w:szCs w:val="24"/>
+          <w:lang w:eastAsia="ja-JP"/>
+          <w14:ligatures w14:val="none"/>
+        </w:rPr>
+        <w:instrText xml:space="preserve"> ADDIN ZOTERO_ITEM CSL_CITATION {"citationID":"6BeGTlyw","properties":{"unsorted":false,"formattedCitation":"(72)","plainCitation":"(72)","noteIndex":0},"citationItems":[{"id":3260,"uris":["http://zotero.org/users/11313215/items/LEWHIU9W"],"itemData":{"id":3260,"type":"article-journal","abstract":"Single-cell RNA sequencing (scRNA-seq) is a powerful approach for reconstructing cellular differentiation trajectories. However, inferring both the state and direction of differentiation is challenging. Here, we demonstrate a simple, yet robust, determinant of developmental potential—the number of expressed genes per cell—and leverage this measure of transcriptional diversity to develop a computational framework (CytoTRACE) for predicting differentiation states from scRNA-seq data. When applied to diverse tissue types and organisms, CytoTRACE outperformed previous methods and nearly 19,000 annotated gene sets for resolving 52 experimentally determined developmental trajectories. Additionally, it facilitated the identification of quiescent stem cells and revealed genes that contribute to breast tumorigenesis. This study thus establishes a key RNA-based feature of developmental potential and a platform for delineation of cellular hierarchies.","container-title":"Science","DOI":"10.1126/science.aax0249","issue":"6476","page":"405-411","publisher":"American Association for the Advancement of Science","source":"science.org (Atypon)","title":"Single-cell transcriptional diversity is a hallmark of developmental potential","volume":"367","author":[{"family":"Gulati","given":"Gunsagar S."},{"family":"Sikandar","given":"Shaheen S."},{"family":"Wesche","given":"Daniel J."},{"family":"Manjunath","given":"Anoop"},{"family":"Bharadwaj","given":"Anjan"},{"family":"Berger","given":"Mark J."},{"family":"Ilagan","given":"Francisco"},{"family":"Kuo","given":"Angera H."},{"family":"Hsieh","given":"Robert W."},{"family":"Cai","given":"Shang"},{"family":"Zabala","given":"Maider"},{"family":"Scheeren","given":"Ferenc A."},{"family":"Lobo","given":"Neethan A."},{"family":"Qian","given":"Dalong"},{"family":"Yu","given":"Feiqiao B."},{"family":"Dirbas","given":"Frederick M."},{"family":"Clarke","given":"Michael F."},{"family":"Newman","given":"Aaron M."}],"issued":{"date-parts":[["2020",1,24]]}}}],"schema":"https://github.com/citation-style-language/schema/raw/master/csl-citation.json"} </w:instrText>
+      </w:r>
+      <w:r>
+        <w:rPr>
+          <w:rFonts w:eastAsia="Malgun Gothic" w:cs="Times New Roman"/>
+          <w:color w:val="auto"/>
+          <w:kern w:val="0"/>
+          <w:szCs w:val="24"/>
+          <w:lang w:eastAsia="ja-JP"/>
+          <w14:ligatures w14:val="none"/>
+        </w:rPr>
+        <w:fldChar w:fldCharType="separate"/>
+      </w:r>
+      <w:r>
+        <w:rPr>
+          <w:rFonts w:cs="Times New Roman"/>
+          <w:lang w:eastAsia="ja-JP"/>
+        </w:rPr>
+        <w:t>(72)</w:t>
+      </w:r>
+      <w:r>
+        <w:rPr>
+          <w:rFonts w:eastAsia="Malgun Gothic" w:cs="Times New Roman"/>
+          <w:color w:val="auto"/>
+          <w:kern w:val="0"/>
+          <w:szCs w:val="24"/>
+          <w:lang w:eastAsia="ja-JP"/>
+          <w14:ligatures w14:val="none"/>
+        </w:rPr>
+        <w:fldChar w:fldCharType="end"/>
+      </w:r>
+      <w:r>
+        <w:rPr>
+          <w:rFonts w:eastAsia="Malgun Gothic" w:cs="Times New Roman"/>
+          <w:color w:val="auto"/>
+          <w:kern w:val="0"/>
+          <w:szCs w:val="24"/>
+          <w:lang w:eastAsia="ja-JP"/>
+          <w14:ligatures w14:val="none"/>
+        </w:rPr>
+        <w:t xml:space="preserve"> to score each cell between 0 (most mature) and 1 (most immature) based on the diversity of its normalized RNA expression matrix. In order to assess cellular maturity differences in </w:t>
+      </w:r>
+      <w:r>
+        <w:rPr>
+          <w:rFonts w:eastAsia="Malgun Gothic" w:cs="Times New Roman"/>
+          <w:color w:val="auto"/>
+          <w:kern w:val="0"/>
+          <w:szCs w:val="24"/>
+          <w:highlight w:val="yellow"/>
+          <w:lang w:eastAsia="ja-JP"/>
+          <w14:ligatures w14:val="none"/>
+        </w:rPr>
+        <w:t>Figure 3D</w:t>
+      </w:r>
+      <w:r>
+        <w:rPr>
+          <w:rFonts w:eastAsia="Malgun Gothic" w:cs="Times New Roman"/>
+          <w:color w:val="auto"/>
+          <w:kern w:val="0"/>
+          <w:szCs w:val="24"/>
+          <w:lang w:eastAsia="ja-JP"/>
+          <w14:ligatures w14:val="none"/>
+        </w:rPr>
+        <w:t xml:space="preserve">, we then took the mean CytoTRACE score for each individual in each subcluster and used a fixed effects linear model to fit CytoTRACE score by subcluster. Similarly, for </w:t>
+      </w:r>
+      <w:r>
+        <w:rPr>
+          <w:rFonts w:eastAsia="Malgun Gothic" w:cs="Times New Roman"/>
+          <w:color w:val="auto"/>
+          <w:kern w:val="0"/>
+          <w:szCs w:val="24"/>
+          <w:highlight w:val="yellow"/>
+          <w:lang w:eastAsia="ja-JP"/>
+          <w14:ligatures w14:val="none"/>
+        </w:rPr>
+        <w:t>Figure 4E</w:t>
+      </w:r>
+      <w:r>
+        <w:rPr>
+          <w:rFonts w:eastAsia="Malgun Gothic" w:cs="Times New Roman"/>
+          <w:color w:val="auto"/>
+          <w:kern w:val="0"/>
+          <w:szCs w:val="24"/>
+          <w:lang w:eastAsia="ja-JP"/>
+          <w14:ligatures w14:val="none"/>
+        </w:rPr>
+        <w:t>. we fit individual means with phase as a fixed effect.</w:t>
+      </w:r>
+    </w:p>
+    <w:p>
+      <w:pPr>
+        <w:spacing w:after="160"/>
+        <w:rPr>
+          <w:rFonts w:eastAsia="Malgun Gothic" w:cs="Times New Roman"/>
+          <w:color w:val="auto"/>
+          <w:kern w:val="0"/>
+          <w:szCs w:val="24"/>
+          <w:lang w:eastAsia="ja-JP"/>
+          <w14:ligatures w14:val="none"/>
+        </w:rPr>
+      </w:pPr>
+      <w:r>
+        <w:rPr>
+          <w:rFonts w:eastAsia="Malgun Gothic" w:cs="Times New Roman"/>
+          <w:color w:val="auto"/>
+          <w:kern w:val="0"/>
+          <w:szCs w:val="24"/>
+          <w:lang w:eastAsia="ja-JP"/>
+          <w14:ligatures w14:val="none"/>
+        </w:rPr>
         <w:lastRenderedPageBreak/>
-        <w:t>To infer relative cellular maturity, we used the R package “CytoTRACE”</w:t>
-      </w:r>
-      <w:r>
-        <w:rPr>
-          <w:rFonts w:eastAsia="Malgun Gothic" w:cs="Times New Roman"/>
-          <w:color w:val="auto"/>
-          <w:kern w:val="0"/>
-          <w:szCs w:val="24"/>
-          <w:lang w:eastAsia="ja-JP"/>
-          <w14:ligatures w14:val="none"/>
-        </w:rPr>
-        <w:fldChar w:fldCharType="begin"/>
-      </w:r>
-      <w:r>
-        <w:rPr>
-          <w:rFonts w:eastAsia="Malgun Gothic" w:cs="Times New Roman"/>
-          <w:color w:val="auto"/>
-          <w:kern w:val="0"/>
-          <w:szCs w:val="24"/>
-          <w:lang w:eastAsia="ja-JP"/>
-          <w14:ligatures w14:val="none"/>
-        </w:rPr>
-        <w:instrText xml:space="preserve"> ADDIN ZOTERO_ITEM CSL_CITATION {"citationID":"6BeGTlyw","properties":{"unsorted":false,"formattedCitation":"(72)","plainCitation":"(72)","noteIndex":0},"citationItems":[{"id":3260,"uris":["http://zotero.org/users/11313215/items/LEWHIU9W"],"itemData":{"id":3260,"type":"article-journal","abstract":"Single-cell RNA sequencing (scRNA-seq) is a powerful approach for reconstructing cellular differentiation trajectories. However, inferring both the state and direction of differentiation is challenging. Here, we demonstrate a simple, yet robust, determinant of developmental potential—the number of expressed genes per cell—and leverage this measure of transcriptional diversity to develop a computational framework (CytoTRACE) for predicting differentiation states from scRNA-seq data. When applied to diverse tissue types and organisms, CytoTRACE outperformed previous methods and nearly 19,000 annotated gene sets for resolving 52 experimentally determined developmental trajectories. Additionally, it facilitated the identification of quiescent stem cells and revealed genes that contribute to breast tumorigenesis. This study thus establishes a key RNA-based feature of developmental potential and a platform for delineation of cellular hierarchies.","container-title":"Science","DOI":"10.1126/science.aax0249","issue":"6476","page":"405-411","publisher":"American Association for the Advancement of Science","source":"science.org (Atypon)","title":"Single-cell transcriptional diversity is a hallmark of developmental potential","volume":"367","author":[{"family":"Gulati","given":"Gunsagar S."},{"family":"Sikandar","given":"Shaheen S."},{"family":"Wesche","given":"Daniel J."},{"family":"Manjunath","given":"Anoop"},{"family":"Bharadwaj","given":"Anjan"},{"family":"Berger","given":"Mark J."},{"family":"Ilagan","given":"Francisco"},{"family":"Kuo","given":"Angera H."},{"family":"Hsieh","given":"Robert W."},{"family":"Cai","given":"Shang"},{"family":"Zabala","given":"Maider"},{"family":"Scheeren","given":"Ferenc A."},{"family":"Lobo","given":"Neethan A."},{"family":"Qian","given":"Dalong"},{"family":"Yu","given":"Feiqiao B."},{"family":"Dirbas","given":"Frederick M."},{"family":"Clarke","given":"Michael F."},{"family":"Newman","given":"Aaron M."}],"issued":{"date-parts":[["2020",1,24]]}}}],"schema":"https://github.com/citation-style-language/schema/raw/master/csl-citation.json"} </w:instrText>
-      </w:r>
-      <w:r>
-        <w:rPr>
-          <w:rFonts w:eastAsia="Malgun Gothic" w:cs="Times New Roman"/>
-          <w:color w:val="auto"/>
-          <w:kern w:val="0"/>
-          <w:szCs w:val="24"/>
-          <w:lang w:eastAsia="ja-JP"/>
-          <w14:ligatures w14:val="none"/>
-        </w:rPr>
-        <w:fldChar w:fldCharType="separate"/>
-      </w:r>
-      <w:r>
-        <w:rPr>
-          <w:rFonts w:cs="Times New Roman"/>
-          <w:lang w:eastAsia="ja-JP"/>
-        </w:rPr>
-        <w:t>(72)</w:t>
-      </w:r>
-      <w:r>
-        <w:rPr>
-          <w:rFonts w:eastAsia="Malgun Gothic" w:cs="Times New Roman"/>
-          <w:color w:val="auto"/>
-          <w:kern w:val="0"/>
-          <w:szCs w:val="24"/>
-          <w:lang w:eastAsia="ja-JP"/>
-          <w14:ligatures w14:val="none"/>
-        </w:rPr>
-        <w:fldChar w:fldCharType="end"/>
-      </w:r>
-      <w:r>
-        <w:rPr>
-          <w:rFonts w:eastAsia="Malgun Gothic" w:cs="Times New Roman"/>
-          <w:color w:val="auto"/>
-          <w:kern w:val="0"/>
-          <w:szCs w:val="24"/>
-          <w:lang w:eastAsia="ja-JP"/>
-          <w14:ligatures w14:val="none"/>
-        </w:rPr>
-        <w:t xml:space="preserve"> to score each cell between 0 (most mature) and 1 (most immature) based on the diversity of its normalized RNA expression matrix. In order to assess cellular maturity differences in </w:t>
-      </w:r>
-      <w:r>
-        <w:rPr>
-          <w:rFonts w:eastAsia="Malgun Gothic" w:cs="Times New Roman"/>
-          <w:color w:val="auto"/>
-          <w:kern w:val="0"/>
-          <w:szCs w:val="24"/>
-          <w:highlight w:val="yellow"/>
-          <w:lang w:eastAsia="ja-JP"/>
-          <w14:ligatures w14:val="none"/>
-        </w:rPr>
-        <w:t>Figure 3D</w:t>
-      </w:r>
-      <w:r>
-        <w:rPr>
-          <w:rFonts w:eastAsia="Malgun Gothic" w:cs="Times New Roman"/>
-          <w:color w:val="auto"/>
-          <w:kern w:val="0"/>
-          <w:szCs w:val="24"/>
-          <w:lang w:eastAsia="ja-JP"/>
-          <w14:ligatures w14:val="none"/>
-        </w:rPr>
-        <w:t xml:space="preserve">, we then took the mean CytoTRACE score for each individual in each subcluster and used a fixed effects linear model to fit CytoTRACE score by subcluster. Similarly, for </w:t>
-      </w:r>
-      <w:r>
-        <w:rPr>
-          <w:rFonts w:eastAsia="Malgun Gothic" w:cs="Times New Roman"/>
-          <w:color w:val="auto"/>
-          <w:kern w:val="0"/>
-          <w:szCs w:val="24"/>
-          <w:highlight w:val="yellow"/>
-          <w:lang w:eastAsia="ja-JP"/>
-          <w14:ligatures w14:val="none"/>
-        </w:rPr>
-        <w:t>Figure 4E</w:t>
-      </w:r>
-      <w:r>
-        <w:rPr>
-          <w:rFonts w:eastAsia="Malgun Gothic" w:cs="Times New Roman"/>
-          <w:color w:val="auto"/>
-          <w:kern w:val="0"/>
-          <w:szCs w:val="24"/>
-          <w:lang w:eastAsia="ja-JP"/>
-          <w14:ligatures w14:val="none"/>
-        </w:rPr>
-        <w:t>. we fit individual means with phase as a fixed effect.</w:t>
-      </w:r>
-    </w:p>
-    <w:p>
-      <w:pPr>
-        <w:spacing w:after="160"/>
-        <w:rPr>
-          <w:rFonts w:eastAsia="Malgun Gothic" w:cs="Times New Roman"/>
-          <w:color w:val="auto"/>
-          <w:kern w:val="0"/>
-          <w:szCs w:val="24"/>
-          <w:lang w:eastAsia="ja-JP"/>
-          <w14:ligatures w14:val="none"/>
-        </w:rPr>
-      </w:pPr>
-      <w:r>
-        <w:rPr>
-          <w:rFonts w:eastAsia="Malgun Gothic" w:cs="Times New Roman"/>
-          <w:color w:val="auto"/>
-          <w:kern w:val="0"/>
-          <w:szCs w:val="24"/>
-          <w:lang w:eastAsia="ja-JP"/>
-          <w14:ligatures w14:val="none"/>
-        </w:rPr>
         <w:t>In analyses where we test if certain cell types differ by phase in cellular maturity, we instead used a linear mixed effects model fitting cell-level CytoTRACE scores with a fixed effect of nCount_RNA (the number of transcripts detected in the cell) detected in the cell and phase, gene(s) presence, and phase x gene presence as fixed effects along with individual as a random effect. This is necessary because CytoTRACE measures cellular maturity via the diversity of the cell’s transcriptome, however this is confounded when selecting a specific gene or set of genes for analysis. Including for the number of transcripts detected in each cell corrects for this</w:t>
       </w:r>
     </w:p>
@@ -10837,8 +12612,178 @@
 </file>
 
 <file path=word/comments.xml><?xml version="1.0" encoding="utf-8"?>
-<w:comments xmlns:wpc="http://schemas.microsoft.com/office/word/2010/wordprocessingCanvas" xmlns:cx="http://schemas.microsoft.com/office/drawing/2014/chartex" xmlns:cx1="http://schemas.microsoft.com/office/drawing/2015/9/8/chartex" xmlns:cx2="http://schemas.microsoft.com/office/drawing/2015/10/21/chartex" xmlns:cx3="http://schemas.microsoft.com/office/drawing/2016/5/9/chartex" xmlns:cx4="http://schemas.microsoft.com/office/drawing/2016/5/10/chartex" xmlns:cx5="http://schemas.microsoft.com/office/drawing/2016/5/11/chartex" xmlns:cx6="http://schemas.microsoft.com/office/drawing/2016/5/12/chartex" xmlns:cx7="http://schemas.microsoft.com/office/drawing/2016/5/13/chartex" xmlns:cx8="http://schemas.microsoft.com/office/drawing/2016/5/14/chartex" xmlns:mc="http://schemas.openxmlformats.org/markup-compatibility/2006" xmlns:aink="http://schemas.microsoft.com/office/drawing/2016/ink" xmlns:am3d="http://schemas.microsoft.com/office/drawing/2017/model3d" xmlns:o="urn:schemas-microsoft-com:office:office" xmlns:oel="http://schemas.microsoft.com/office/2019/extlst" xmlns:r="http://schemas.openxmlformats.org/officeDocument/2006/relationships" xmlns:m="http://schemas.openxmlformats.org/officeDocument/2006/math" xmlns:v="urn:schemas-microsoft-com:vml" xmlns:wp14="http://schemas.microsoft.com/office/word/2010/wordprocessingDrawing" xmlns:wp="http://schemas.openxmlformats.org/drawingml/2006/wordprocessingDrawing" xmlns:w10="urn:schemas-microsoft-com:office:word" xmlns:w="http://schemas.openxmlformats.org/wordprocessingml/2006/main" xmlns:w14="http://schemas.microsoft.com/office/word/2010/wordml" xmlns:w15="http://schemas.microsoft.com/office/word/2012/wordml" xmlns:w16cei="http://schemas.microsoft.com/office/word/2026/wordml/cei" xmlns:w16cex="http://schemas.microsoft.com/office/word/2018/wordml/cex" xmlns:w16cid="http://schemas.microsoft.com/office/word/2016/wordml/cid" xmlns:w16="http://schemas.microsoft.com/office/word/2018/wordml" xmlns:w16du="http://schemas.microsoft.com/office/word/2023/wordml/word16du" xmlns:w16sdtdh="http://schemas.microsoft.com/office/word/2020/wordml/sdtdatahash" xmlns:w16sdtfl="http://schemas.microsoft.com/office/word/2024/wordml/sdtformatlock" xmlns:w16se="http://schemas.microsoft.com/office/word/2015/wordml/symex" xmlns:wpg="http://schemas.microsoft.com/office/word/2010/wordprocessingGroup" xmlns:wpi="http://schemas.microsoft.com/office/word/2010/wordprocessingInk" xmlns:wne="http://schemas.microsoft.com/office/word/2006/wordml" xmlns:wps="http://schemas.microsoft.com/office/word/2010/wordprocessingShape" mc:Ignorable="w14 w15 w16se w16cid w16 w16cex w16sdtdh w16sdtfl w16du wp14">
-  <w:comment w:id="0" w:author="Graham, Gabriel J." w:date="2026-07-21T16:42:00Z" w:initials="GG">
+<w:comments xmlns:wpc="http://schemas.microsoft.com/office/word/2010/wordprocessingCanvas" xmlns:cx="http://schemas.microsoft.com/office/drawing/2014/chartex" xmlns:cx1="http://schemas.microsoft.com/office/drawing/2015/9/8/chartex" xmlns:cx2="http://schemas.microsoft.com/office/drawing/2015/10/21/chartex" xmlns:cx3="http://schemas.microsoft.com/office/drawing/2016/5/9/chartex" xmlns:cx4="http://schemas.microsoft.com/office/drawing/2016/5/10/chartex" xmlns:cx5="http://schemas.microsoft.com/office/drawing/2016/5/11/chartex" xmlns:cx6="http://schemas.microsoft.com/office/drawing/2016/5/12/chartex" xmlns:cx7="http://schemas.microsoft.com/office/drawing/2016/5/13/chartex" xmlns:cx8="http://schemas.microsoft.com/office/drawing/2016/5/14/chartex" xmlns:mc="http://schemas.openxmlformats.org/markup-compatibility/2006" xmlns:m="http://schemas.openxmlformats.org/officeDocument/2006/math" xmlns:aink="http://schemas.microsoft.com/office/drawing/2016/ink" xmlns:am3d="http://schemas.microsoft.com/office/drawing/2017/model3d" xmlns:oel="http://schemas.microsoft.com/office/2019/extlst" xmlns:r="http://schemas.openxmlformats.org/officeDocument/2006/relationships" xmlns:wp14="http://schemas.microsoft.com/office/word/2010/wordprocessingDrawing" xmlns:wp="http://schemas.openxmlformats.org/drawingml/2006/wordprocessingDrawing" xmlns:wpg="http://schemas.microsoft.com/office/word/2010/wordprocessingGroup" xmlns:wpi="http://schemas.microsoft.com/office/word/2010/wordprocessingInk" xmlns:wps="http://schemas.microsoft.com/office/word/2010/wordprocessingShape" xmlns:o="urn:schemas-microsoft-com:office:office" xmlns:v="urn:schemas-microsoft-com:vml" xmlns:w10="urn:schemas-microsoft-com:office:word" xmlns:w="http://schemas.openxmlformats.org/wordprocessingml/2006/main" xmlns:w14="http://schemas.microsoft.com/office/word/2010/wordml" xmlns:w15="http://schemas.microsoft.com/office/word/2012/wordml" xmlns:w16cei="http://schemas.microsoft.com/office/word/2026/wordml/cei" xmlns:w16cex="http://schemas.microsoft.com/office/word/2018/wordml/cex" xmlns:w16cid="http://schemas.microsoft.com/office/word/2016/wordml/cid" xmlns:w16="http://schemas.microsoft.com/office/word/2018/wordml" xmlns:w16sdtdh="http://schemas.microsoft.com/office/word/2020/wordml/sdtdatahash" xmlns:w16sdtfl="http://schemas.microsoft.com/office/word/2024/wordml/sdtformatlock" xmlns:w16se="http://schemas.microsoft.com/office/word/2015/wordml/symex" xmlns:w16du="http://schemas.microsoft.com/office/word/2023/wordml/word16du" xmlns:wne="http://schemas.microsoft.com/office/word/2006/wordml" mc:Ignorable="w14 w15 w16se w16cid w16 w16cex w16sdtdh w16sdtfl w16du wp14">
+  <w:comment w:id="0" w:author="Graham, Gabriel J." w:date="2026-08-04T10:46:00Z" w:initials="GGJ">
+    <w:p>
+      <w:r>
+        <w:rPr>
+          <w:rStyle w:val="CommentReference"/>
+        </w:rPr>
+        <w:annotationRef/>
+      </w:r>
+      <w:r>
+        <w:rPr>
+          <w:sz w:val="20"/>
+          <w:szCs w:val="20"/>
+        </w:rPr>
+        <w:t>Please add appropriate affiliations</w:t>
+      </w:r>
+    </w:p>
+  </w:comment>
+  <w:comment w:id="2" w:author="Graham, Gabriel J." w:date="2026-08-04T10:49:00Z" w:initials="GGJ">
+    <w:p>
+      <w:r>
+        <w:rPr>
+          <w:rStyle w:val="CommentReference"/>
+        </w:rPr>
+        <w:annotationRef/>
+      </w:r>
+      <w:r>
+        <w:rPr>
+          <w:sz w:val="20"/>
+          <w:szCs w:val="20"/>
+        </w:rPr>
+        <w:t>We do not know about initiation, there is presumably an upstream change to changes in radial glia that truly initiates the process</w:t>
+      </w:r>
+    </w:p>
+  </w:comment>
+  <w:comment w:id="17" w:author="Graham, Gabriel J." w:date="2026-08-04T11:00:00Z" w:initials="GGJ">
+    <w:p>
+      <w:r>
+        <w:rPr>
+          <w:rStyle w:val="CommentReference"/>
+        </w:rPr>
+        <w:annotationRef/>
+      </w:r>
+      <w:r>
+        <w:rPr>
+          <w:sz w:val="20"/>
+          <w:szCs w:val="20"/>
+        </w:rPr>
+        <w:t>I think it should be the same order in the abstract as it is in the paper</w:t>
+      </w:r>
+    </w:p>
+  </w:comment>
+  <w:comment w:id="19" w:author="Graham, Gabriel J." w:date="2026-08-04T10:59:00Z" w:initials="GGJ">
+    <w:p>
+      <w:r>
+        <w:rPr>
+          <w:rStyle w:val="CommentReference"/>
+        </w:rPr>
+        <w:annotationRef/>
+      </w:r>
+      <w:r>
+        <w:rPr>
+          <w:sz w:val="20"/>
+          <w:szCs w:val="20"/>
+        </w:rPr>
+        <w:t>Gabe check</w:t>
+      </w:r>
+    </w:p>
+  </w:comment>
+  <w:comment w:id="31" w:author="Graham, Gabriel J." w:date="2026-08-04T11:05:00Z" w:initials="GGJ">
+    <w:p>
+      <w:r>
+        <w:rPr>
+          <w:rStyle w:val="CommentReference"/>
+        </w:rPr>
+        <w:annotationRef/>
+      </w:r>
+      <w:r>
+        <w:rPr>
+          <w:sz w:val="20"/>
+          <w:szCs w:val="20"/>
+        </w:rPr>
+        <w:t>Lets be careful here because this is a very mammalian-centric point of view. The salamander paper I sent you shows that amphibinans too are capable of remarkable plasticity</w:t>
+      </w:r>
+    </w:p>
+  </w:comment>
+  <w:comment w:id="33" w:author="Graham, Gabriel J." w:date="2026-08-04T11:08:00Z" w:initials="GGJ">
+    <w:p>
+      <w:r>
+        <w:rPr>
+          <w:rStyle w:val="CommentReference"/>
+        </w:rPr>
+        <w:annotationRef/>
+      </w:r>
+      <w:r>
+        <w:rPr>
+          <w:sz w:val="20"/>
+          <w:szCs w:val="20"/>
+        </w:rPr>
+        <w:t>Too much talk about circuitry, this is not a paper about circuitry and that is actually a major limitation of this paper that we cant prove cckb+ neurons are interacting with the pituitary</w:t>
+      </w:r>
+    </w:p>
+  </w:comment>
+  <w:comment w:id="46" w:author="Graham, Gabriel J." w:date="2026-08-04T11:12:00Z" w:initials="GGJ">
+    <w:p>
+      <w:r>
+        <w:rPr>
+          <w:rStyle w:val="CommentReference"/>
+        </w:rPr>
+        <w:annotationRef/>
+      </w:r>
+      <w:r>
+        <w:rPr>
+          <w:sz w:val="20"/>
+          <w:szCs w:val="20"/>
+        </w:rPr>
+        <w:t>Mention AVP neurons as one of the FIRST changes</w:t>
+      </w:r>
+    </w:p>
+  </w:comment>
+  <w:comment w:id="80" w:author="Graham, Gabriel J." w:date="2026-08-04T11:24:00Z" w:initials="GGJ">
+    <w:p>
+      <w:r>
+        <w:rPr>
+          <w:rStyle w:val="CommentReference"/>
+        </w:rPr>
+        <w:annotationRef/>
+      </w:r>
+      <w:r>
+        <w:rPr>
+          <w:sz w:val="20"/>
+          <w:szCs w:val="20"/>
+        </w:rPr>
+        <w:t>It is odd to talk about diversity of a single cluster, and we did not at all study development so it doesnt make sense to mention developmental dynamics</w:t>
+      </w:r>
+    </w:p>
+  </w:comment>
+  <w:comment w:id="87" w:author="Graham, Gabriel J." w:date="2026-08-04T11:26:00Z" w:initials="GGJ">
+    <w:p>
+      <w:r>
+        <w:rPr>
+          <w:rStyle w:val="CommentReference"/>
+        </w:rPr>
+        <w:annotationRef/>
+      </w:r>
+      <w:r>
+        <w:rPr>
+          <w:sz w:val="20"/>
+          <w:szCs w:val="20"/>
+        </w:rPr>
+        <w:t>Im concerned about the plural here cause we only discuss 1 POA population</w:t>
+      </w:r>
+    </w:p>
+  </w:comment>
+  <w:comment w:id="101" w:author="Graham, Gabriel J." w:date="2026-08-04T11:39:00Z" w:initials="GGJ">
+    <w:p>
+      <w:r>
+        <w:rPr>
+          <w:rStyle w:val="CommentReference"/>
+        </w:rPr>
+        <w:annotationRef/>
+      </w:r>
+      <w:r>
+        <w:rPr>
+          <w:sz w:val="20"/>
+          <w:szCs w:val="20"/>
+        </w:rPr>
+        <w:t>Gabe look at again this seems weird and doesnt flow right</w:t>
+      </w:r>
+    </w:p>
+  </w:comment>
+  <w:comment w:id="106" w:author="Graham, Gabriel J." w:date="2026-07-21T16:42:00Z" w:initials="GG">
     <w:p>
       <w:pPr>
         <w:pStyle w:val="CommentText"/>
@@ -10857,7 +12802,7 @@
       </w:r>
     </w:p>
   </w:comment>
-  <w:comment w:id="1" w:author="Rhodes, Justin S" w:date="2026-07-31T11:34:00Z" w:initials="JR">
+  <w:comment w:id="107" w:author="Rhodes, Justin S" w:date="2026-07-31T11:34:00Z" w:initials="JR">
     <w:p>
       <w:pPr>
         <w:pStyle w:val="CommentText"/>
@@ -10873,7 +12818,24 @@
       </w:r>
     </w:p>
   </w:comment>
-  <w:comment w:id="2" w:author="Graham, Gabriel J." w:date="2026-07-17T17:08:00Z" w:initials="GG">
+  <w:comment w:id="108" w:author="Graham, Gabriel J." w:date="2026-08-04T11:44:00Z" w:initials="GGJ">
+    <w:p>
+      <w:r>
+        <w:rPr>
+          <w:rStyle w:val="CommentReference"/>
+        </w:rPr>
+        <w:annotationRef/>
+      </w:r>
+      <w:r>
+        <w:rPr>
+          <w:sz w:val="20"/>
+          <w:szCs w:val="20"/>
+        </w:rPr>
+        <w:t xml:space="preserve"> I removed this analysisa from the paper because it didnt flow well and seemed awkward, and in any case it doesnt make sense to validate our data on worse data, the paper stands alone without the integration. If we really want to after the visium integration I can add a a a sentence or two re the correspondence of cell types and a supp figure, but to me it seems odd to start broad and work our way narrower, but also have this focus on POA so much, the spirit of this part of the paper is we are doing a completely unbiased analysis.</w:t>
+      </w:r>
+    </w:p>
+  </w:comment>
+  <w:comment w:id="109" w:author="Graham, Gabriel J." w:date="2026-07-17T17:08:00Z" w:initials="GG">
     <w:p>
       <w:pPr>
         <w:pStyle w:val="CommentText"/>
@@ -10889,7 +12851,41 @@
       </w:r>
     </w:p>
   </w:comment>
-  <w:comment w:id="3" w:author="Rhodes, Justin S" w:date="2026-07-30T11:21:00Z" w:initials="JR">
+  <w:comment w:id="113" w:author="Graham, Gabriel J." w:date="2026-08-04T11:51:00Z" w:initials="GGJ">
+    <w:p>
+      <w:r>
+        <w:rPr>
+          <w:rStyle w:val="CommentReference"/>
+        </w:rPr>
+        <w:annotationRef/>
+      </w:r>
+      <w:r>
+        <w:rPr>
+          <w:sz w:val="20"/>
+          <w:szCs w:val="20"/>
+        </w:rPr>
+        <w:t>hm</w:t>
+      </w:r>
+    </w:p>
+  </w:comment>
+  <w:comment w:id="114" w:author="Graham, Gabriel J." w:date="2026-08-04T11:52:00Z" w:initials="GGJ">
+    <w:p>
+      <w:r>
+        <w:rPr>
+          <w:rStyle w:val="CommentReference"/>
+        </w:rPr>
+        <w:annotationRef/>
+      </w:r>
+      <w:r>
+        <w:rPr>
+          <w:sz w:val="20"/>
+          <w:szCs w:val="20"/>
+        </w:rPr>
+        <w:t>I dont like this stop fucking with my results</w:t>
+      </w:r>
+    </w:p>
+  </w:comment>
+  <w:comment w:id="118" w:author="Rhodes, Justin S" w:date="2026-07-30T11:21:00Z" w:initials="JR">
     <w:p>
       <w:pPr>
         <w:pStyle w:val="CommentText"/>
@@ -10905,7 +12901,279 @@
       </w:r>
     </w:p>
   </w:comment>
-  <w:comment w:id="4" w:author="Rhodes, Justin S" w:date="2026-07-29T21:08:00Z" w:initials="JR">
+  <w:comment w:id="119" w:author="Graham, Gabriel J." w:date="2026-08-04T11:49:00Z" w:initials="GGJ">
+    <w:p>
+      <w:r>
+        <w:rPr>
+          <w:rStyle w:val="CommentReference"/>
+        </w:rPr>
+        <w:annotationRef/>
+      </w:r>
+      <w:r>
+        <w:rPr>
+          <w:sz w:val="20"/>
+          <w:szCs w:val="20"/>
+        </w:rPr>
+        <w:t>No, they have very few DEGs, and are not localized to regions known to innervate the pituitary</w:t>
+      </w:r>
+    </w:p>
+  </w:comment>
+  <w:comment w:id="120" w:author="Graham, Gabriel J." w:date="2026-08-04T11:57:00Z" w:initials="GGJ">
+    <w:p>
+      <w:r>
+        <w:rPr>
+          <w:rStyle w:val="CommentReference"/>
+        </w:rPr>
+        <w:annotationRef/>
+      </w:r>
+      <w:r>
+        <w:rPr>
+          <w:sz w:val="20"/>
+          <w:szCs w:val="20"/>
+        </w:rPr>
+        <w:t>brother how are you defining the abbreviation this latte in the paper like have some consistency pls</w:t>
+      </w:r>
+    </w:p>
+  </w:comment>
+  <w:comment w:id="133" w:author="Graham, Gabriel J." w:date="2026-08-04T12:03:00Z" w:initials="GGJ">
+    <w:p>
+      <w:r>
+        <w:rPr>
+          <w:rStyle w:val="CommentReference"/>
+        </w:rPr>
+        <w:annotationRef/>
+      </w:r>
+      <w:r>
+        <w:rPr>
+          <w:sz w:val="20"/>
+          <w:szCs w:val="20"/>
+        </w:rPr>
+        <w:t>I did not do a cluster DEG enrichment test this is just from using my eyes</w:t>
+      </w:r>
+    </w:p>
+  </w:comment>
+  <w:comment w:id="140" w:author="Graham, Gabriel J." w:date="2026-08-04T13:44:00Z" w:initials="GGJ">
+    <w:p>
+      <w:r>
+        <w:rPr>
+          <w:rStyle w:val="CommentReference"/>
+        </w:rPr>
+        <w:annotationRef/>
+      </w:r>
+      <w:r>
+        <w:rPr>
+          <w:sz w:val="20"/>
+          <w:szCs w:val="20"/>
+        </w:rPr>
+        <w:t>Direct?</w:t>
+      </w:r>
+    </w:p>
+  </w:comment>
+  <w:comment w:id="141" w:author="Graham, Gabriel J." w:date="2026-08-04T13:45:00Z" w:initials="GGJ">
+    <w:p>
+      <w:r>
+        <w:rPr>
+          <w:rStyle w:val="CommentReference"/>
+        </w:rPr>
+        <w:annotationRef/>
+      </w:r>
+      <w:r>
+        <w:rPr>
+          <w:sz w:val="20"/>
+          <w:szCs w:val="20"/>
+        </w:rPr>
+        <w:t xml:space="preserve">Gabe think more about this I dont know if its worth it to have this </w:t>
+      </w:r>
+    </w:p>
+  </w:comment>
+  <w:comment w:id="144" w:author="Graham, Gabriel J." w:date="2026-08-04T13:46:00Z" w:initials="GGJ">
+    <w:p>
+      <w:r>
+        <w:rPr>
+          <w:rStyle w:val="CommentReference"/>
+        </w:rPr>
+        <w:annotationRef/>
+      </w:r>
+      <w:r>
+        <w:rPr>
+          <w:sz w:val="20"/>
+          <w:szCs w:val="20"/>
+        </w:rPr>
+        <w:t>Check methods but I dont think he describes this</w:t>
+      </w:r>
+    </w:p>
+  </w:comment>
+  <w:comment w:id="147" w:author="Graham, Gabriel J." w:date="2026-08-04T13:47:00Z" w:initials="GGJ">
+    <w:p>
+      <w:r>
+        <w:rPr>
+          <w:rStyle w:val="CommentReference"/>
+        </w:rPr>
+        <w:annotationRef/>
+      </w:r>
+      <w:r>
+        <w:rPr>
+          <w:sz w:val="20"/>
+          <w:szCs w:val="20"/>
+        </w:rPr>
+        <w:t>I dont understand the point of this analysis is it just validation</w:t>
+      </w:r>
+    </w:p>
+  </w:comment>
+  <w:comment w:id="148" w:author="Graham, Gabriel J." w:date="2026-08-04T13:48:00Z" w:initials="GGJ">
+    <w:p>
+      <w:r>
+        <w:rPr>
+          <w:rStyle w:val="CommentReference"/>
+        </w:rPr>
+        <w:annotationRef/>
+      </w:r>
+      <w:r>
+        <w:rPr>
+          <w:sz w:val="20"/>
+          <w:szCs w:val="20"/>
+        </w:rPr>
+        <w:t>I'm not sure I understand this part</w:t>
+      </w:r>
+    </w:p>
+  </w:comment>
+  <w:comment w:id="150" w:author="Graham, Gabriel J." w:date="2026-08-04T13:49:00Z" w:initials="GGJ">
+    <w:p>
+      <w:r>
+        <w:rPr>
+          <w:rStyle w:val="CommentReference"/>
+        </w:rPr>
+        <w:annotationRef/>
+      </w:r>
+      <w:r>
+        <w:rPr>
+          <w:sz w:val="20"/>
+          <w:szCs w:val="20"/>
+        </w:rPr>
+        <w:t>again, what is the point, how does this contribute to the paper at all?</w:t>
+      </w:r>
+    </w:p>
+  </w:comment>
+  <w:comment w:id="151" w:author="Graham, Gabriel J." w:date="2026-08-04T13:49:00Z" w:initials="GGJ">
+    <w:p>
+      <w:r>
+        <w:rPr>
+          <w:rStyle w:val="CommentReference"/>
+        </w:rPr>
+        <w:annotationRef/>
+      </w:r>
+      <w:r>
+        <w:rPr>
+          <w:sz w:val="20"/>
+          <w:szCs w:val="20"/>
+        </w:rPr>
+        <w:t>Who cares</w:t>
+      </w:r>
+    </w:p>
+  </w:comment>
+  <w:comment w:id="152" w:author="Graham, Gabriel J." w:date="2026-08-04T13:50:00Z" w:initials="GGJ">
+    <w:p>
+      <w:r>
+        <w:rPr>
+          <w:rStyle w:val="CommentReference"/>
+        </w:rPr>
+        <w:annotationRef/>
+      </w:r>
+      <w:r>
+        <w:rPr>
+          <w:sz w:val="20"/>
+          <w:szCs w:val="20"/>
+        </w:rPr>
+        <w:t>what</w:t>
+      </w:r>
+    </w:p>
+  </w:comment>
+  <w:comment w:id="170" w:author="Graham, Gabriel J." w:date="2026-08-04T14:03:00Z" w:initials="GGJ">
+    <w:p>
+      <w:r>
+        <w:rPr>
+          <w:rStyle w:val="CommentReference"/>
+        </w:rPr>
+        <w:annotationRef/>
+      </w:r>
+      <w:r>
+        <w:rPr>
+          <w:sz w:val="20"/>
+          <w:szCs w:val="20"/>
+        </w:rPr>
+        <w:t>you cannot delete this part this is a crucial part of every argument im making in the paper</w:t>
+      </w:r>
+    </w:p>
+  </w:comment>
+  <w:comment w:id="186" w:author="Graham, Gabriel J." w:date="2026-08-04T14:11:00Z" w:initials="GGJ">
+    <w:p>
+      <w:r>
+        <w:rPr>
+          <w:rStyle w:val="CommentReference"/>
+        </w:rPr>
+        <w:annotationRef/>
+      </w:r>
+      <w:r>
+        <w:rPr>
+          <w:sz w:val="20"/>
+          <w:szCs w:val="20"/>
+        </w:rPr>
+        <w:t>dont fucking use the word lineage cause then a reader is going to think about trajectory analysis!!!!</w:t>
+      </w:r>
+    </w:p>
+  </w:comment>
+  <w:comment w:id="187" w:author="Graham, Gabriel J." w:date="2026-08-04T14:12:00Z" w:initials="GGJ">
+    <w:p>
+      <w:r>
+        <w:rPr>
+          <w:rStyle w:val="CommentReference"/>
+        </w:rPr>
+        <w:annotationRef/>
+      </w:r>
+      <w:r>
+        <w:rPr>
+          <w:sz w:val="20"/>
+          <w:szCs w:val="20"/>
+        </w:rPr>
+        <w:t>WHAT THE FUCK ARE YOU TALKING ABOUT NO ONE THINKS THIS WAY</w:t>
+      </w:r>
+    </w:p>
+  </w:comment>
+  <w:comment w:id="188" w:author="Graham, Gabriel J." w:date="2026-08-04T14:13:00Z" w:initials="GGJ">
+    <w:p>
+      <w:r>
+        <w:rPr>
+          <w:rStyle w:val="CommentReference"/>
+        </w:rPr>
+        <w:annotationRef/>
+      </w:r>
+      <w:r>
+        <w:rPr>
+          <w:sz w:val="20"/>
+          <w:szCs w:val="20"/>
+        </w:rPr>
+        <w:t>shit sentence</w:t>
+      </w:r>
+    </w:p>
+  </w:comment>
+  <w:comment w:id="189" w:author="Graham, Gabriel J." w:date="2026-08-04T14:15:00Z" w:initials="GGJ">
+    <w:p>
+      <w:r>
+        <w:rPr>
+          <w:rStyle w:val="CommentReference"/>
+        </w:rPr>
+        <w:annotationRef/>
+      </w:r>
+      <w:r>
+        <w:rPr>
+          <w:sz w:val="20"/>
+          <w:szCs w:val="20"/>
+        </w:rPr>
+        <w:t>THIS ISA NOT TRUE WHAT THE FUCK ARE YOU TALKING ABOUT</w:t>
+      </w:r>
+    </w:p>
+  </w:comment>
+  <w:comment w:id="190" w:author="Rhodes, Justin S" w:date="2026-07-29T21:08:00Z" w:initials="JR">
     <w:p>
       <w:pPr>
         <w:pStyle w:val="CommentText"/>
@@ -10921,7 +13189,7 @@
       </w:r>
     </w:p>
   </w:comment>
-  <w:comment w:id="5" w:author="Rhodes, Justin S" w:date="2026-07-30T18:28:00Z" w:initials="JR">
+  <w:comment w:id="191" w:author="Rhodes, Justin S" w:date="2026-07-30T18:28:00Z" w:initials="JR">
     <w:p>
       <w:pPr>
         <w:pStyle w:val="CommentText"/>
@@ -10940,7 +13208,7 @@
       </w:r>
     </w:p>
   </w:comment>
-  <w:comment w:id="6" w:author="Graham, Gabriel J." w:date="2026-07-20T12:03:00Z" w:initials="GG">
+  <w:comment w:id="192" w:author="Graham, Gabriel J." w:date="2026-07-20T12:03:00Z" w:initials="GG">
     <w:p>
       <w:pPr>
         <w:pStyle w:val="CommentText"/>
@@ -10959,7 +13227,7 @@
       </w:r>
     </w:p>
   </w:comment>
-  <w:comment w:id="7" w:author="Graham, Gabriel J." w:date="2026-07-19T17:55:00Z" w:initials="GG">
+  <w:comment w:id="193" w:author="Graham, Gabriel J." w:date="2026-07-19T17:55:00Z" w:initials="GG">
     <w:p>
       <w:pPr>
         <w:pStyle w:val="CommentText"/>
@@ -10978,7 +13246,7 @@
       </w:r>
     </w:p>
   </w:comment>
-  <w:comment w:id="8" w:author="Graham, Gabriel J." w:date="2026-07-19T17:57:00Z" w:initials="GG">
+  <w:comment w:id="194" w:author="Graham, Gabriel J." w:date="2026-07-19T17:57:00Z" w:initials="GG">
     <w:p>
       <w:pPr>
         <w:pStyle w:val="CommentText"/>
@@ -10998,11 +13266,40 @@
 </file>
 
 <file path=word/commentsExtended.xml><?xml version="1.0" encoding="utf-8"?>
-<w15:commentsEx xmlns:wpc="http://schemas.microsoft.com/office/word/2010/wordprocessingCanvas" xmlns:cx="http://schemas.microsoft.com/office/drawing/2014/chartex" xmlns:cx1="http://schemas.microsoft.com/office/drawing/2015/9/8/chartex" xmlns:cx2="http://schemas.microsoft.com/office/drawing/2015/10/21/chartex" xmlns:cx3="http://schemas.microsoft.com/office/drawing/2016/5/9/chartex" xmlns:cx4="http://schemas.microsoft.com/office/drawing/2016/5/10/chartex" xmlns:cx5="http://schemas.microsoft.com/office/drawing/2016/5/11/chartex" xmlns:cx6="http://schemas.microsoft.com/office/drawing/2016/5/12/chartex" xmlns:cx7="http://schemas.microsoft.com/office/drawing/2016/5/13/chartex" xmlns:cx8="http://schemas.microsoft.com/office/drawing/2016/5/14/chartex" xmlns:mc="http://schemas.openxmlformats.org/markup-compatibility/2006" xmlns:aink="http://schemas.microsoft.com/office/drawing/2016/ink" xmlns:am3d="http://schemas.microsoft.com/office/drawing/2017/model3d" xmlns:o="urn:schemas-microsoft-com:office:office" xmlns:oel="http://schemas.microsoft.com/office/2019/extlst" xmlns:r="http://schemas.openxmlformats.org/officeDocument/2006/relationships" xmlns:m="http://schemas.openxmlformats.org/officeDocument/2006/math" xmlns:v="urn:schemas-microsoft-com:vml" xmlns:wp14="http://schemas.microsoft.com/office/word/2010/wordprocessingDrawing" xmlns:wp="http://schemas.openxmlformats.org/drawingml/2006/wordprocessingDrawing" xmlns:w10="urn:schemas-microsoft-com:office:word" xmlns:w="http://schemas.openxmlformats.org/wordprocessingml/2006/main" xmlns:w14="http://schemas.microsoft.com/office/word/2010/wordml" xmlns:w15="http://schemas.microsoft.com/office/word/2012/wordml" xmlns:w16cei="http://schemas.microsoft.com/office/word/2026/wordml/cei" xmlns:w16cex="http://schemas.microsoft.com/office/word/2018/wordml/cex" xmlns:w16cid="http://schemas.microsoft.com/office/word/2016/wordml/cid" xmlns:w16="http://schemas.microsoft.com/office/word/2018/wordml" xmlns:w16du="http://schemas.microsoft.com/office/word/2023/wordml/word16du" xmlns:w16sdtdh="http://schemas.microsoft.com/office/word/2020/wordml/sdtdatahash" xmlns:w16sdtfl="http://schemas.microsoft.com/office/word/2024/wordml/sdtformatlock" xmlns:w16se="http://schemas.microsoft.com/office/word/2015/wordml/symex" xmlns:wpg="http://schemas.microsoft.com/office/word/2010/wordprocessingGroup" xmlns:wpi="http://schemas.microsoft.com/office/word/2010/wordprocessingInk" xmlns:wne="http://schemas.microsoft.com/office/word/2006/wordml" xmlns:wps="http://schemas.microsoft.com/office/word/2010/wordprocessingShape" mc:Ignorable="w14 w15 w16se w16cid w16 w16cex w16sdtdh w16sdtfl w16du wp14">
+<w15:commentsEx xmlns:wpc="http://schemas.microsoft.com/office/word/2010/wordprocessingCanvas" xmlns:cx="http://schemas.microsoft.com/office/drawing/2014/chartex" xmlns:cx1="http://schemas.microsoft.com/office/drawing/2015/9/8/chartex" xmlns:cx2="http://schemas.microsoft.com/office/drawing/2015/10/21/chartex" xmlns:cx3="http://schemas.microsoft.com/office/drawing/2016/5/9/chartex" xmlns:cx4="http://schemas.microsoft.com/office/drawing/2016/5/10/chartex" xmlns:cx5="http://schemas.microsoft.com/office/drawing/2016/5/11/chartex" xmlns:cx6="http://schemas.microsoft.com/office/drawing/2016/5/12/chartex" xmlns:cx7="http://schemas.microsoft.com/office/drawing/2016/5/13/chartex" xmlns:cx8="http://schemas.microsoft.com/office/drawing/2016/5/14/chartex" xmlns:mc="http://schemas.openxmlformats.org/markup-compatibility/2006" xmlns:m="http://schemas.openxmlformats.org/officeDocument/2006/math" xmlns:aink="http://schemas.microsoft.com/office/drawing/2016/ink" xmlns:am3d="http://schemas.microsoft.com/office/drawing/2017/model3d" xmlns:oel="http://schemas.microsoft.com/office/2019/extlst" xmlns:r="http://schemas.openxmlformats.org/officeDocument/2006/relationships" xmlns:wp14="http://schemas.microsoft.com/office/word/2010/wordprocessingDrawing" xmlns:wp="http://schemas.openxmlformats.org/drawingml/2006/wordprocessingDrawing" xmlns:wpg="http://schemas.microsoft.com/office/word/2010/wordprocessingGroup" xmlns:wpi="http://schemas.microsoft.com/office/word/2010/wordprocessingInk" xmlns:wps="http://schemas.microsoft.com/office/word/2010/wordprocessingShape" xmlns:o="urn:schemas-microsoft-com:office:office" xmlns:v="urn:schemas-microsoft-com:vml" xmlns:w10="urn:schemas-microsoft-com:office:word" xmlns:w="http://schemas.openxmlformats.org/wordprocessingml/2006/main" xmlns:w14="http://schemas.microsoft.com/office/word/2010/wordml" xmlns:w15="http://schemas.microsoft.com/office/word/2012/wordml" xmlns:w16cei="http://schemas.microsoft.com/office/word/2026/wordml/cei" xmlns:w16cex="http://schemas.microsoft.com/office/word/2018/wordml/cex" xmlns:w16cid="http://schemas.microsoft.com/office/word/2016/wordml/cid" xmlns:w16="http://schemas.microsoft.com/office/word/2018/wordml" xmlns:w16sdtdh="http://schemas.microsoft.com/office/word/2020/wordml/sdtdatahash" xmlns:w16sdtfl="http://schemas.microsoft.com/office/word/2024/wordml/sdtformatlock" xmlns:w16se="http://schemas.microsoft.com/office/word/2015/wordml/symex" xmlns:w16du="http://schemas.microsoft.com/office/word/2023/wordml/word16du" xmlns:wne="http://schemas.microsoft.com/office/word/2006/wordml" mc:Ignorable="w14 w15 w16se w16cid w16 w16cex w16sdtdh w16sdtfl w16du wp14">
+  <w15:commentEx w15:paraId="4C30DA5A" w15:done="0"/>
+  <w15:commentEx w15:paraId="65FC183E" w15:done="0"/>
+  <w15:commentEx w15:paraId="32A3D193" w15:done="0"/>
+  <w15:commentEx w15:paraId="4A9A6325" w15:done="0"/>
+  <w15:commentEx w15:paraId="5FF0C697" w15:done="0"/>
+  <w15:commentEx w15:paraId="3AFF32D9" w15:done="0"/>
+  <w15:commentEx w15:paraId="5D9D8A27" w15:done="0"/>
+  <w15:commentEx w15:paraId="5A54477D" w15:done="0"/>
+  <w15:commentEx w15:paraId="2B9C6E0A" w15:done="0"/>
+  <w15:commentEx w15:paraId="4A5E9A13" w15:done="0"/>
   <w15:commentEx w15:paraId="40493486" w15:done="0"/>
   <w15:commentEx w15:paraId="5DC37D7E" w15:done="0"/>
+  <w15:commentEx w15:paraId="57065D67" w15:paraIdParent="5DC37D7E" w15:done="0"/>
   <w15:commentEx w15:paraId="66E8E686" w15:done="0"/>
+  <w15:commentEx w15:paraId="277FB420" w15:done="0"/>
+  <w15:commentEx w15:paraId="2AF78179" w15:done="0"/>
   <w15:commentEx w15:paraId="195DF22A" w15:done="0"/>
+  <w15:commentEx w15:paraId="58ADE933" w15:paraIdParent="195DF22A" w15:done="0"/>
+  <w15:commentEx w15:paraId="70194A64" w15:done="0"/>
+  <w15:commentEx w15:paraId="5BC8B6B3" w15:done="0"/>
+  <w15:commentEx w15:paraId="1CC69C52" w15:done="0"/>
+  <w15:commentEx w15:paraId="40242523" w15:done="0"/>
+  <w15:commentEx w15:paraId="23D0F86F" w15:done="0"/>
+  <w15:commentEx w15:paraId="76B31B64" w15:done="0"/>
+  <w15:commentEx w15:paraId="08E1F278" w15:done="0"/>
+  <w15:commentEx w15:paraId="6C19E3F0" w15:done="0"/>
+  <w15:commentEx w15:paraId="03A59F6C" w15:done="0"/>
+  <w15:commentEx w15:paraId="6BFE0591" w15:done="0"/>
+  <w15:commentEx w15:paraId="521F0846" w15:done="0"/>
+  <w15:commentEx w15:paraId="5EE44CF0" w15:done="0"/>
+  <w15:commentEx w15:paraId="6A11BEBA" w15:done="0"/>
+  <w15:commentEx w15:paraId="2AB2F6C6" w15:done="0"/>
+  <w15:commentEx w15:paraId="7A111A6B" w15:done="0"/>
   <w15:commentEx w15:paraId="58BA1AA8" w15:done="0"/>
   <w15:commentEx w15:paraId="3679217C" w15:done="0"/>
   <w15:commentEx w15:paraId="687FC605" w15:done="0"/>
@@ -11012,11 +13309,40 @@
 </file>
 
 <file path=word/commentsExtensible.xml><?xml version="1.0" encoding="utf-8"?>
-<w16cex:commentsExtensible xmlns:wpc="http://schemas.microsoft.com/office/word/2010/wordprocessingCanvas" xmlns:cx="http://schemas.microsoft.com/office/drawing/2014/chartex" xmlns:cx1="http://schemas.microsoft.com/office/drawing/2015/9/8/chartex" xmlns:cx2="http://schemas.microsoft.com/office/drawing/2015/10/21/chartex" xmlns:cx3="http://schemas.microsoft.com/office/drawing/2016/5/9/chartex" xmlns:cx4="http://schemas.microsoft.com/office/drawing/2016/5/10/chartex" xmlns:cx5="http://schemas.microsoft.com/office/drawing/2016/5/11/chartex" xmlns:cx6="http://schemas.microsoft.com/office/drawing/2016/5/12/chartex" xmlns:cx7="http://schemas.microsoft.com/office/drawing/2016/5/13/chartex" xmlns:cx8="http://schemas.microsoft.com/office/drawing/2016/5/14/chartex" xmlns:cr="http://schemas.microsoft.com/office/comments/2020/reactions" xmlns:mc="http://schemas.openxmlformats.org/markup-compatibility/2006" xmlns:aink="http://schemas.microsoft.com/office/drawing/2016/ink" xmlns:am3d="http://schemas.microsoft.com/office/drawing/2017/model3d" xmlns:o="urn:schemas-microsoft-com:office:office" xmlns:oel="http://schemas.microsoft.com/office/2019/extlst" xmlns:r="http://schemas.openxmlformats.org/officeDocument/2006/relationships" xmlns:m="http://schemas.openxmlformats.org/officeDocument/2006/math" xmlns:v="urn:schemas-microsoft-com:vml" xmlns:wp14="http://schemas.microsoft.com/office/word/2010/wordprocessingDrawing" xmlns:wp="http://schemas.openxmlformats.org/drawingml/2006/wordprocessingDrawing" xmlns:w10="urn:schemas-microsoft-com:office:word" xmlns:w="http://schemas.openxmlformats.org/wordprocessingml/2006/main" xmlns:w14="http://schemas.microsoft.com/office/word/2010/wordml" xmlns:w15="http://schemas.microsoft.com/office/word/2012/wordml" xmlns:w16cei="http://schemas.microsoft.com/office/word/2026/wordml/cei" xmlns:w16cex="http://schemas.microsoft.com/office/word/2018/wordml/cex" xmlns:w16cid="http://schemas.microsoft.com/office/word/2016/wordml/cid" xmlns:w16="http://schemas.microsoft.com/office/word/2018/wordml" xmlns:w16du="http://schemas.microsoft.com/office/word/2023/wordml/word16du" xmlns:w16sdtdh="http://schemas.microsoft.com/office/word/2020/wordml/sdtdatahash" xmlns:w16sdtfl="http://schemas.microsoft.com/office/word/2024/wordml/sdtformatlock" xmlns:w16se="http://schemas.microsoft.com/office/word/2015/wordml/symex" xmlns:wpg="http://schemas.microsoft.com/office/word/2010/wordprocessingGroup" xmlns:wpi="http://schemas.microsoft.com/office/word/2010/wordprocessingInk" xmlns:wne="http://schemas.microsoft.com/office/word/2006/wordml" xmlns:wps="http://schemas.microsoft.com/office/word/2010/wordprocessingShape" mc:Ignorable="w14 w15 w16se w16cid w16 w16cex w16sdtdh w16sdtfl cr w16du wp14">
+<w16cex:commentsExtensible xmlns:wpc="http://schemas.microsoft.com/office/word/2010/wordprocessingCanvas" xmlns:cx="http://schemas.microsoft.com/office/drawing/2014/chartex" xmlns:cx1="http://schemas.microsoft.com/office/drawing/2015/9/8/chartex" xmlns:cx2="http://schemas.microsoft.com/office/drawing/2015/10/21/chartex" xmlns:cx3="http://schemas.microsoft.com/office/drawing/2016/5/9/chartex" xmlns:cx4="http://schemas.microsoft.com/office/drawing/2016/5/10/chartex" xmlns:cx5="http://schemas.microsoft.com/office/drawing/2016/5/11/chartex" xmlns:cx6="http://schemas.microsoft.com/office/drawing/2016/5/12/chartex" xmlns:cx7="http://schemas.microsoft.com/office/drawing/2016/5/13/chartex" xmlns:cx8="http://schemas.microsoft.com/office/drawing/2016/5/14/chartex" xmlns:cr="http://schemas.microsoft.com/office/comments/2020/reactions" xmlns:mc="http://schemas.openxmlformats.org/markup-compatibility/2006" xmlns:m="http://schemas.openxmlformats.org/officeDocument/2006/math" xmlns:aink="http://schemas.microsoft.com/office/drawing/2016/ink" xmlns:am3d="http://schemas.microsoft.com/office/drawing/2017/model3d" xmlns:oel="http://schemas.microsoft.com/office/2019/extlst" xmlns:r="http://schemas.openxmlformats.org/officeDocument/2006/relationships" xmlns:wp14="http://schemas.microsoft.com/office/word/2010/wordprocessingDrawing" xmlns:wp="http://schemas.openxmlformats.org/drawingml/2006/wordprocessingDrawing" xmlns:wpg="http://schemas.microsoft.com/office/word/2010/wordprocessingGroup" xmlns:wpi="http://schemas.microsoft.com/office/word/2010/wordprocessingInk" xmlns:wps="http://schemas.microsoft.com/office/word/2010/wordprocessingShape" xmlns:o="urn:schemas-microsoft-com:office:office" xmlns:v="urn:schemas-microsoft-com:vml" xmlns:w10="urn:schemas-microsoft-com:office:word" xmlns:w="http://schemas.openxmlformats.org/wordprocessingml/2006/main" xmlns:w14="http://schemas.microsoft.com/office/word/2010/wordml" xmlns:w15="http://schemas.microsoft.com/office/word/2012/wordml" xmlns:w16cei="http://schemas.microsoft.com/office/word/2026/wordml/cei" xmlns:w16cex="http://schemas.microsoft.com/office/word/2018/wordml/cex" xmlns:w16cid="http://schemas.microsoft.com/office/word/2016/wordml/cid" xmlns:w16="http://schemas.microsoft.com/office/word/2018/wordml" xmlns:w16sdtdh="http://schemas.microsoft.com/office/word/2020/wordml/sdtdatahash" xmlns:w16sdtfl="http://schemas.microsoft.com/office/word/2024/wordml/sdtformatlock" xmlns:w16se="http://schemas.microsoft.com/office/word/2015/wordml/symex" xmlns:w16du="http://schemas.microsoft.com/office/word/2023/wordml/word16du" xmlns:wne="http://schemas.microsoft.com/office/word/2006/wordml" mc:Ignorable="w14 w15 w16se w16cid w16 w16cex w16sdtdh w16sdtfl cr w16du wp14">
+  <w16cex:commentExtensible w16cex:durableId="588F6FAD" w16cex:dateUtc="2026-08-04T14:46:00Z"/>
+  <w16cex:commentExtensible w16cex:durableId="481CEA13" w16cex:dateUtc="2026-08-04T14:49:00Z"/>
+  <w16cex:commentExtensible w16cex:durableId="64C7C5B1" w16cex:dateUtc="2026-08-04T15:00:00Z"/>
+  <w16cex:commentExtensible w16cex:durableId="7FFA20D8" w16cex:dateUtc="2026-08-04T14:59:00Z"/>
+  <w16cex:commentExtensible w16cex:durableId="594DA53A" w16cex:dateUtc="2026-08-04T15:05:00Z"/>
+  <w16cex:commentExtensible w16cex:durableId="70C72CEF" w16cex:dateUtc="2026-08-04T15:08:00Z"/>
+  <w16cex:commentExtensible w16cex:durableId="4BB31AD0" w16cex:dateUtc="2026-08-04T15:12:00Z"/>
+  <w16cex:commentExtensible w16cex:durableId="54DC157E" w16cex:dateUtc="2026-08-04T15:24:00Z"/>
+  <w16cex:commentExtensible w16cex:durableId="39960D5D" w16cex:dateUtc="2026-08-04T15:26:00Z"/>
+  <w16cex:commentExtensible w16cex:durableId="095F6DE4" w16cex:dateUtc="2026-08-04T15:39:00Z"/>
   <w16cex:commentExtensible w16cex:durableId="55350473" w16cex:dateUtc="2026-07-21T20:42:00Z"/>
   <w16cex:commentExtensible w16cex:durableId="47187B49" w16cex:dateUtc="2026-07-31T16:34:00Z"/>
+  <w16cex:commentExtensible w16cex:durableId="5D84D6DD" w16cex:dateUtc="2026-08-04T15:44:00Z"/>
   <w16cex:commentExtensible w16cex:durableId="510A8EF8" w16cex:dateUtc="2026-07-17T21:08:00Z"/>
+  <w16cex:commentExtensible w16cex:durableId="46536758" w16cex:dateUtc="2026-08-04T15:51:00Z"/>
+  <w16cex:commentExtensible w16cex:durableId="20A262D8" w16cex:dateUtc="2026-08-04T15:52:00Z"/>
   <w16cex:commentExtensible w16cex:durableId="6FF11B9D" w16cex:dateUtc="2026-07-30T16:21:00Z"/>
+  <w16cex:commentExtensible w16cex:durableId="71568F47" w16cex:dateUtc="2026-08-04T15:49:00Z"/>
+  <w16cex:commentExtensible w16cex:durableId="74608756" w16cex:dateUtc="2026-08-04T15:57:00Z"/>
+  <w16cex:commentExtensible w16cex:durableId="34BEFC27" w16cex:dateUtc="2026-08-04T16:03:00Z"/>
+  <w16cex:commentExtensible w16cex:durableId="5A1D7352" w16cex:dateUtc="2026-08-04T17:44:00Z"/>
+  <w16cex:commentExtensible w16cex:durableId="034B1561" w16cex:dateUtc="2026-08-04T17:45:00Z"/>
+  <w16cex:commentExtensible w16cex:durableId="2862732B" w16cex:dateUtc="2026-08-04T17:46:00Z"/>
+  <w16cex:commentExtensible w16cex:durableId="0827C228" w16cex:dateUtc="2026-08-04T17:47:00Z"/>
+  <w16cex:commentExtensible w16cex:durableId="1B1D5F3E" w16cex:dateUtc="2026-08-04T17:48:00Z"/>
+  <w16cex:commentExtensible w16cex:durableId="654C4F89" w16cex:dateUtc="2026-08-04T17:49:00Z"/>
+  <w16cex:commentExtensible w16cex:durableId="26E1B58E" w16cex:dateUtc="2026-08-04T17:49:00Z"/>
+  <w16cex:commentExtensible w16cex:durableId="4FDEFE0F" w16cex:dateUtc="2026-08-04T17:50:00Z"/>
+  <w16cex:commentExtensible w16cex:durableId="4F5579F7" w16cex:dateUtc="2026-08-04T18:03:00Z"/>
+  <w16cex:commentExtensible w16cex:durableId="4C733FF8" w16cex:dateUtc="2026-08-04T18:11:00Z"/>
+  <w16cex:commentExtensible w16cex:durableId="5DA468EB" w16cex:dateUtc="2026-08-04T18:12:00Z"/>
+  <w16cex:commentExtensible w16cex:durableId="3A75C397" w16cex:dateUtc="2026-08-04T18:13:00Z"/>
+  <w16cex:commentExtensible w16cex:durableId="50C37F0B" w16cex:dateUtc="2026-08-04T18:15:00Z"/>
   <w16cex:commentExtensible w16cex:durableId="505B9A27" w16cex:dateUtc="2026-07-30T02:08:00Z"/>
   <w16cex:commentExtensible w16cex:durableId="5F842474" w16cex:dateUtc="2026-07-30T23:28:00Z"/>
   <w16cex:commentExtensible w16cex:durableId="3228E7E0" w16cex:dateUtc="2026-07-20T16:03:00Z"/>
@@ -11026,11 +13352,40 @@
 </file>
 
 <file path=word/commentsIds.xml><?xml version="1.0" encoding="utf-8"?>
-<w16cid:commentsIds xmlns:wpc="http://schemas.microsoft.com/office/word/2010/wordprocessingCanvas" xmlns:cx="http://schemas.microsoft.com/office/drawing/2014/chartex" xmlns:cx1="http://schemas.microsoft.com/office/drawing/2015/9/8/chartex" xmlns:cx2="http://schemas.microsoft.com/office/drawing/2015/10/21/chartex" xmlns:cx3="http://schemas.microsoft.com/office/drawing/2016/5/9/chartex" xmlns:cx4="http://schemas.microsoft.com/office/drawing/2016/5/10/chartex" xmlns:cx5="http://schemas.microsoft.com/office/drawing/2016/5/11/chartex" xmlns:cx6="http://schemas.microsoft.com/office/drawing/2016/5/12/chartex" xmlns:cx7="http://schemas.microsoft.com/office/drawing/2016/5/13/chartex" xmlns:cx8="http://schemas.microsoft.com/office/drawing/2016/5/14/chartex" xmlns:mc="http://schemas.openxmlformats.org/markup-compatibility/2006" xmlns:aink="http://schemas.microsoft.com/office/drawing/2016/ink" xmlns:am3d="http://schemas.microsoft.com/office/drawing/2017/model3d" xmlns:o="urn:schemas-microsoft-com:office:office" xmlns:oel="http://schemas.microsoft.com/office/2019/extlst" xmlns:r="http://schemas.openxmlformats.org/officeDocument/2006/relationships" xmlns:m="http://schemas.openxmlformats.org/officeDocument/2006/math" xmlns:v="urn:schemas-microsoft-com:vml" xmlns:wp14="http://schemas.microsoft.com/office/word/2010/wordprocessingDrawing" xmlns:wp="http://schemas.openxmlformats.org/drawingml/2006/wordprocessingDrawing" xmlns:w10="urn:schemas-microsoft-com:office:word" xmlns:w="http://schemas.openxmlformats.org/wordprocessingml/2006/main" xmlns:w14="http://schemas.microsoft.com/office/word/2010/wordml" xmlns:w15="http://schemas.microsoft.com/office/word/2012/wordml" xmlns:w16cei="http://schemas.microsoft.com/office/word/2026/wordml/cei" xmlns:w16cex="http://schemas.microsoft.com/office/word/2018/wordml/cex" xmlns:w16cid="http://schemas.microsoft.com/office/word/2016/wordml/cid" xmlns:w16="http://schemas.microsoft.com/office/word/2018/wordml" xmlns:w16du="http://schemas.microsoft.com/office/word/2023/wordml/word16du" xmlns:w16sdtdh="http://schemas.microsoft.com/office/word/2020/wordml/sdtdatahash" xmlns:w16sdtfl="http://schemas.microsoft.com/office/word/2024/wordml/sdtformatlock" xmlns:w16se="http://schemas.microsoft.com/office/word/2015/wordml/symex" xmlns:wpg="http://schemas.microsoft.com/office/word/2010/wordprocessingGroup" xmlns:wpi="http://schemas.microsoft.com/office/word/2010/wordprocessingInk" xmlns:wne="http://schemas.microsoft.com/office/word/2006/wordml" xmlns:wps="http://schemas.microsoft.com/office/word/2010/wordprocessingShape" mc:Ignorable="w14 w15 w16se w16cid w16 w16cex w16sdtdh w16sdtfl w16du wp14">
+<w16cid:commentsIds xmlns:wpc="http://schemas.microsoft.com/office/word/2010/wordprocessingCanvas" xmlns:cx="http://schemas.microsoft.com/office/drawing/2014/chartex" xmlns:cx1="http://schemas.microsoft.com/office/drawing/2015/9/8/chartex" xmlns:cx2="http://schemas.microsoft.com/office/drawing/2015/10/21/chartex" xmlns:cx3="http://schemas.microsoft.com/office/drawing/2016/5/9/chartex" xmlns:cx4="http://schemas.microsoft.com/office/drawing/2016/5/10/chartex" xmlns:cx5="http://schemas.microsoft.com/office/drawing/2016/5/11/chartex" xmlns:cx6="http://schemas.microsoft.com/office/drawing/2016/5/12/chartex" xmlns:cx7="http://schemas.microsoft.com/office/drawing/2016/5/13/chartex" xmlns:cx8="http://schemas.microsoft.com/office/drawing/2016/5/14/chartex" xmlns:mc="http://schemas.openxmlformats.org/markup-compatibility/2006" xmlns:m="http://schemas.openxmlformats.org/officeDocument/2006/math" xmlns:aink="http://schemas.microsoft.com/office/drawing/2016/ink" xmlns:am3d="http://schemas.microsoft.com/office/drawing/2017/model3d" xmlns:oel="http://schemas.microsoft.com/office/2019/extlst" xmlns:r="http://schemas.openxmlformats.org/officeDocument/2006/relationships" xmlns:wp14="http://schemas.microsoft.com/office/word/2010/wordprocessingDrawing" xmlns:wp="http://schemas.openxmlformats.org/drawingml/2006/wordprocessingDrawing" xmlns:wpg="http://schemas.microsoft.com/office/word/2010/wordprocessingGroup" xmlns:wpi="http://schemas.microsoft.com/office/word/2010/wordprocessingInk" xmlns:wps="http://schemas.microsoft.com/office/word/2010/wordprocessingShape" xmlns:o="urn:schemas-microsoft-com:office:office" xmlns:v="urn:schemas-microsoft-com:vml" xmlns:w10="urn:schemas-microsoft-com:office:word" xmlns:w="http://schemas.openxmlformats.org/wordprocessingml/2006/main" xmlns:w14="http://schemas.microsoft.com/office/word/2010/wordml" xmlns:w15="http://schemas.microsoft.com/office/word/2012/wordml" xmlns:w16cei="http://schemas.microsoft.com/office/word/2026/wordml/cei" xmlns:w16cex="http://schemas.microsoft.com/office/word/2018/wordml/cex" xmlns:w16cid="http://schemas.microsoft.com/office/word/2016/wordml/cid" xmlns:w16="http://schemas.microsoft.com/office/word/2018/wordml" xmlns:w16sdtdh="http://schemas.microsoft.com/office/word/2020/wordml/sdtdatahash" xmlns:w16sdtfl="http://schemas.microsoft.com/office/word/2024/wordml/sdtformatlock" xmlns:w16se="http://schemas.microsoft.com/office/word/2015/wordml/symex" xmlns:w16du="http://schemas.microsoft.com/office/word/2023/wordml/word16du" xmlns:wne="http://schemas.microsoft.com/office/word/2006/wordml" mc:Ignorable="w14 w15 w16se w16cid w16 w16cex w16sdtdh w16sdtfl w16du wp14">
+  <w16cid:commentId w16cid:paraId="4C30DA5A" w16cid:durableId="588F6FAD"/>
+  <w16cid:commentId w16cid:paraId="65FC183E" w16cid:durableId="481CEA13"/>
+  <w16cid:commentId w16cid:paraId="32A3D193" w16cid:durableId="64C7C5B1"/>
+  <w16cid:commentId w16cid:paraId="4A9A6325" w16cid:durableId="7FFA20D8"/>
+  <w16cid:commentId w16cid:paraId="5FF0C697" w16cid:durableId="594DA53A"/>
+  <w16cid:commentId w16cid:paraId="3AFF32D9" w16cid:durableId="70C72CEF"/>
+  <w16cid:commentId w16cid:paraId="5D9D8A27" w16cid:durableId="4BB31AD0"/>
+  <w16cid:commentId w16cid:paraId="5A54477D" w16cid:durableId="54DC157E"/>
+  <w16cid:commentId w16cid:paraId="2B9C6E0A" w16cid:durableId="39960D5D"/>
+  <w16cid:commentId w16cid:paraId="4A5E9A13" w16cid:durableId="095F6DE4"/>
   <w16cid:commentId w16cid:paraId="40493486" w16cid:durableId="55350473"/>
   <w16cid:commentId w16cid:paraId="5DC37D7E" w16cid:durableId="47187B49"/>
+  <w16cid:commentId w16cid:paraId="57065D67" w16cid:durableId="5D84D6DD"/>
   <w16cid:commentId w16cid:paraId="66E8E686" w16cid:durableId="510A8EF8"/>
+  <w16cid:commentId w16cid:paraId="277FB420" w16cid:durableId="46536758"/>
+  <w16cid:commentId w16cid:paraId="2AF78179" w16cid:durableId="20A262D8"/>
   <w16cid:commentId w16cid:paraId="195DF22A" w16cid:durableId="6FF11B9D"/>
+  <w16cid:commentId w16cid:paraId="58ADE933" w16cid:durableId="71568F47"/>
+  <w16cid:commentId w16cid:paraId="70194A64" w16cid:durableId="74608756"/>
+  <w16cid:commentId w16cid:paraId="5BC8B6B3" w16cid:durableId="34BEFC27"/>
+  <w16cid:commentId w16cid:paraId="1CC69C52" w16cid:durableId="5A1D7352"/>
+  <w16cid:commentId w16cid:paraId="40242523" w16cid:durableId="034B1561"/>
+  <w16cid:commentId w16cid:paraId="23D0F86F" w16cid:durableId="2862732B"/>
+  <w16cid:commentId w16cid:paraId="76B31B64" w16cid:durableId="0827C228"/>
+  <w16cid:commentId w16cid:paraId="08E1F278" w16cid:durableId="1B1D5F3E"/>
+  <w16cid:commentId w16cid:paraId="6C19E3F0" w16cid:durableId="654C4F89"/>
+  <w16cid:commentId w16cid:paraId="03A59F6C" w16cid:durableId="26E1B58E"/>
+  <w16cid:commentId w16cid:paraId="6BFE0591" w16cid:durableId="4FDEFE0F"/>
+  <w16cid:commentId w16cid:paraId="521F0846" w16cid:durableId="4F5579F7"/>
+  <w16cid:commentId w16cid:paraId="5EE44CF0" w16cid:durableId="4C733FF8"/>
+  <w16cid:commentId w16cid:paraId="6A11BEBA" w16cid:durableId="5DA468EB"/>
+  <w16cid:commentId w16cid:paraId="2AB2F6C6" w16cid:durableId="3A75C397"/>
+  <w16cid:commentId w16cid:paraId="7A111A6B" w16cid:durableId="50C37F0B"/>
   <w16cid:commentId w16cid:paraId="58BA1AA8" w16cid:durableId="505B9A27"/>
   <w16cid:commentId w16cid:paraId="3679217C" w16cid:durableId="5F842474"/>
   <w16cid:commentId w16cid:paraId="687FC605" w16cid:durableId="3228E7E0"/>
@@ -11040,7 +13395,7 @@
 </file>
 
 <file path=word/endnotes.xml><?xml version="1.0" encoding="utf-8"?>
-<w:endnotes xmlns:wpc="http://schemas.microsoft.com/office/word/2010/wordprocessingCanvas" xmlns:cx="http://schemas.microsoft.com/office/drawing/2014/chartex" xmlns:cx1="http://schemas.microsoft.com/office/drawing/2015/9/8/chartex" xmlns:cx2="http://schemas.microsoft.com/office/drawing/2015/10/21/chartex" xmlns:cx3="http://schemas.microsoft.com/office/drawing/2016/5/9/chartex" xmlns:cx4="http://schemas.microsoft.com/office/drawing/2016/5/10/chartex" xmlns:cx5="http://schemas.microsoft.com/office/drawing/2016/5/11/chartex" xmlns:cx6="http://schemas.microsoft.com/office/drawing/2016/5/12/chartex" xmlns:cx7="http://schemas.microsoft.com/office/drawing/2016/5/13/chartex" xmlns:cx8="http://schemas.microsoft.com/office/drawing/2016/5/14/chartex" xmlns:mc="http://schemas.openxmlformats.org/markup-compatibility/2006" xmlns:aink="http://schemas.microsoft.com/office/drawing/2016/ink" xmlns:am3d="http://schemas.microsoft.com/office/drawing/2017/model3d" xmlns:o="urn:schemas-microsoft-com:office:office" xmlns:oel="http://schemas.microsoft.com/office/2019/extlst" xmlns:r="http://schemas.openxmlformats.org/officeDocument/2006/relationships" xmlns:m="http://schemas.openxmlformats.org/officeDocument/2006/math" xmlns:v="urn:schemas-microsoft-com:vml" xmlns:wp14="http://schemas.microsoft.com/office/word/2010/wordprocessingDrawing" xmlns:wp="http://schemas.openxmlformats.org/drawingml/2006/wordprocessingDrawing" xmlns:w10="urn:schemas-microsoft-com:office:word" xmlns:w="http://schemas.openxmlformats.org/wordprocessingml/2006/main" xmlns:w14="http://schemas.microsoft.com/office/word/2010/wordml" xmlns:w15="http://schemas.microsoft.com/office/word/2012/wordml" xmlns:w16cei="http://schemas.microsoft.com/office/word/2026/wordml/cei" xmlns:w16cex="http://schemas.microsoft.com/office/word/2018/wordml/cex" xmlns:w16cid="http://schemas.microsoft.com/office/word/2016/wordml/cid" xmlns:w16="http://schemas.microsoft.com/office/word/2018/wordml" xmlns:w16du="http://schemas.microsoft.com/office/word/2023/wordml/word16du" xmlns:w16sdtdh="http://schemas.microsoft.com/office/word/2020/wordml/sdtdatahash" xmlns:w16sdtfl="http://schemas.microsoft.com/office/word/2024/wordml/sdtformatlock" xmlns:w16se="http://schemas.microsoft.com/office/word/2015/wordml/symex" xmlns:wpg="http://schemas.microsoft.com/office/word/2010/wordprocessingGroup" xmlns:wpi="http://schemas.microsoft.com/office/word/2010/wordprocessingInk" xmlns:wne="http://schemas.microsoft.com/office/word/2006/wordml" xmlns:wps="http://schemas.microsoft.com/office/word/2010/wordprocessingShape" mc:Ignorable="w14 w15 w16se w16cid w16 w16cex w16sdtdh w16sdtfl w16du wp14">
+<w:endnotes xmlns:wpc="http://schemas.microsoft.com/office/word/2010/wordprocessingCanvas" xmlns:cx="http://schemas.microsoft.com/office/drawing/2014/chartex" xmlns:cx1="http://schemas.microsoft.com/office/drawing/2015/9/8/chartex" xmlns:cx2="http://schemas.microsoft.com/office/drawing/2015/10/21/chartex" xmlns:cx3="http://schemas.microsoft.com/office/drawing/2016/5/9/chartex" xmlns:cx4="http://schemas.microsoft.com/office/drawing/2016/5/10/chartex" xmlns:cx5="http://schemas.microsoft.com/office/drawing/2016/5/11/chartex" xmlns:cx6="http://schemas.microsoft.com/office/drawing/2016/5/12/chartex" xmlns:cx7="http://schemas.microsoft.com/office/drawing/2016/5/13/chartex" xmlns:cx8="http://schemas.microsoft.com/office/drawing/2016/5/14/chartex" xmlns:mc="http://schemas.openxmlformats.org/markup-compatibility/2006" xmlns:m="http://schemas.openxmlformats.org/officeDocument/2006/math" xmlns:aink="http://schemas.microsoft.com/office/drawing/2016/ink" xmlns:am3d="http://schemas.microsoft.com/office/drawing/2017/model3d" xmlns:oel="http://schemas.microsoft.com/office/2019/extlst" xmlns:r="http://schemas.openxmlformats.org/officeDocument/2006/relationships" xmlns:wp14="http://schemas.microsoft.com/office/word/2010/wordprocessingDrawing" xmlns:wp="http://schemas.openxmlformats.org/drawingml/2006/wordprocessingDrawing" xmlns:wpg="http://schemas.microsoft.com/office/word/2010/wordprocessingGroup" xmlns:wpi="http://schemas.microsoft.com/office/word/2010/wordprocessingInk" xmlns:wps="http://schemas.microsoft.com/office/word/2010/wordprocessingShape" xmlns:o="urn:schemas-microsoft-com:office:office" xmlns:v="urn:schemas-microsoft-com:vml" xmlns:w10="urn:schemas-microsoft-com:office:word" xmlns:w="http://schemas.openxmlformats.org/wordprocessingml/2006/main" xmlns:w14="http://schemas.microsoft.com/office/word/2010/wordml" xmlns:w15="http://schemas.microsoft.com/office/word/2012/wordml" xmlns:w16cei="http://schemas.microsoft.com/office/word/2026/wordml/cei" xmlns:w16cex="http://schemas.microsoft.com/office/word/2018/wordml/cex" xmlns:w16cid="http://schemas.microsoft.com/office/word/2016/wordml/cid" xmlns:w16="http://schemas.microsoft.com/office/word/2018/wordml" xmlns:w16sdtdh="http://schemas.microsoft.com/office/word/2020/wordml/sdtdatahash" xmlns:w16sdtfl="http://schemas.microsoft.com/office/word/2024/wordml/sdtformatlock" xmlns:w16se="http://schemas.microsoft.com/office/word/2015/wordml/symex" xmlns:w16du="http://schemas.microsoft.com/office/word/2023/wordml/word16du" xmlns:wne="http://schemas.microsoft.com/office/word/2006/wordml" mc:Ignorable="w14 w15 w16se w16cid w16 w16cex w16sdtdh w16sdtfl w16du wp14">
   <w:endnote w:type="separator" w:id="-1">
     <w:p>
       <w:r>
@@ -11059,7 +13414,7 @@
 </file>
 
 <file path=word/footnotes.xml><?xml version="1.0" encoding="utf-8"?>
-<w:footnotes xmlns:wpc="http://schemas.microsoft.com/office/word/2010/wordprocessingCanvas" xmlns:cx="http://schemas.microsoft.com/office/drawing/2014/chartex" xmlns:cx1="http://schemas.microsoft.com/office/drawing/2015/9/8/chartex" xmlns:cx2="http://schemas.microsoft.com/office/drawing/2015/10/21/chartex" xmlns:cx3="http://schemas.microsoft.com/office/drawing/2016/5/9/chartex" xmlns:cx4="http://schemas.microsoft.com/office/drawing/2016/5/10/chartex" xmlns:cx5="http://schemas.microsoft.com/office/drawing/2016/5/11/chartex" xmlns:cx6="http://schemas.microsoft.com/office/drawing/2016/5/12/chartex" xmlns:cx7="http://schemas.microsoft.com/office/drawing/2016/5/13/chartex" xmlns:cx8="http://schemas.microsoft.com/office/drawing/2016/5/14/chartex" xmlns:mc="http://schemas.openxmlformats.org/markup-compatibility/2006" xmlns:aink="http://schemas.microsoft.com/office/drawing/2016/ink" xmlns:am3d="http://schemas.microsoft.com/office/drawing/2017/model3d" xmlns:o="urn:schemas-microsoft-com:office:office" xmlns:oel="http://schemas.microsoft.com/office/2019/extlst" xmlns:r="http://schemas.openxmlformats.org/officeDocument/2006/relationships" xmlns:m="http://schemas.openxmlformats.org/officeDocument/2006/math" xmlns:v="urn:schemas-microsoft-com:vml" xmlns:wp14="http://schemas.microsoft.com/office/word/2010/wordprocessingDrawing" xmlns:wp="http://schemas.openxmlformats.org/drawingml/2006/wordprocessingDrawing" xmlns:w10="urn:schemas-microsoft-com:office:word" xmlns:w="http://schemas.openxmlformats.org/wordprocessingml/2006/main" xmlns:w14="http://schemas.microsoft.com/office/word/2010/wordml" xmlns:w15="http://schemas.microsoft.com/office/word/2012/wordml" xmlns:w16cei="http://schemas.microsoft.com/office/word/2026/wordml/cei" xmlns:w16cex="http://schemas.microsoft.com/office/word/2018/wordml/cex" xmlns:w16cid="http://schemas.microsoft.com/office/word/2016/wordml/cid" xmlns:w16="http://schemas.microsoft.com/office/word/2018/wordml" xmlns:w16du="http://schemas.microsoft.com/office/word/2023/wordml/word16du" xmlns:w16sdtdh="http://schemas.microsoft.com/office/word/2020/wordml/sdtdatahash" xmlns:w16sdtfl="http://schemas.microsoft.com/office/word/2024/wordml/sdtformatlock" xmlns:w16se="http://schemas.microsoft.com/office/word/2015/wordml/symex" xmlns:wpg="http://schemas.microsoft.com/office/word/2010/wordprocessingGroup" xmlns:wpi="http://schemas.microsoft.com/office/word/2010/wordprocessingInk" xmlns:wne="http://schemas.microsoft.com/office/word/2006/wordml" xmlns:wps="http://schemas.microsoft.com/office/word/2010/wordprocessingShape" mc:Ignorable="w14 w15 w16se w16cid w16 w16cex w16sdtdh w16sdtfl w16du wp14">
+<w:footnotes xmlns:wpc="http://schemas.microsoft.com/office/word/2010/wordprocessingCanvas" xmlns:cx="http://schemas.microsoft.com/office/drawing/2014/chartex" xmlns:cx1="http://schemas.microsoft.com/office/drawing/2015/9/8/chartex" xmlns:cx2="http://schemas.microsoft.com/office/drawing/2015/10/21/chartex" xmlns:cx3="http://schemas.microsoft.com/office/drawing/2016/5/9/chartex" xmlns:cx4="http://schemas.microsoft.com/office/drawing/2016/5/10/chartex" xmlns:cx5="http://schemas.microsoft.com/office/drawing/2016/5/11/chartex" xmlns:cx6="http://schemas.microsoft.com/office/drawing/2016/5/12/chartex" xmlns:cx7="http://schemas.microsoft.com/office/drawing/2016/5/13/chartex" xmlns:cx8="http://schemas.microsoft.com/office/drawing/2016/5/14/chartex" xmlns:mc="http://schemas.openxmlformats.org/markup-compatibility/2006" xmlns:m="http://schemas.openxmlformats.org/officeDocument/2006/math" xmlns:aink="http://schemas.microsoft.com/office/drawing/2016/ink" xmlns:am3d="http://schemas.microsoft.com/office/drawing/2017/model3d" xmlns:oel="http://schemas.microsoft.com/office/2019/extlst" xmlns:r="http://schemas.openxmlformats.org/officeDocument/2006/relationships" xmlns:wp14="http://schemas.microsoft.com/office/word/2010/wordprocessingDrawing" xmlns:wp="http://schemas.openxmlformats.org/drawingml/2006/wordprocessingDrawing" xmlns:wpg="http://schemas.microsoft.com/office/word/2010/wordprocessingGroup" xmlns:wpi="http://schemas.microsoft.com/office/word/2010/wordprocessingInk" xmlns:wps="http://schemas.microsoft.com/office/word/2010/wordprocessingShape" xmlns:o="urn:schemas-microsoft-com:office:office" xmlns:v="urn:schemas-microsoft-com:vml" xmlns:w10="urn:schemas-microsoft-com:office:word" xmlns:w="http://schemas.openxmlformats.org/wordprocessingml/2006/main" xmlns:w14="http://schemas.microsoft.com/office/word/2010/wordml" xmlns:w15="http://schemas.microsoft.com/office/word/2012/wordml" xmlns:w16cei="http://schemas.microsoft.com/office/word/2026/wordml/cei" xmlns:w16cex="http://schemas.microsoft.com/office/word/2018/wordml/cex" xmlns:w16cid="http://schemas.microsoft.com/office/word/2016/wordml/cid" xmlns:w16="http://schemas.microsoft.com/office/word/2018/wordml" xmlns:w16sdtdh="http://schemas.microsoft.com/office/word/2020/wordml/sdtdatahash" xmlns:w16sdtfl="http://schemas.microsoft.com/office/word/2024/wordml/sdtformatlock" xmlns:w16se="http://schemas.microsoft.com/office/word/2015/wordml/symex" xmlns:w16du="http://schemas.microsoft.com/office/word/2023/wordml/word16du" xmlns:wne="http://schemas.microsoft.com/office/word/2006/wordml" mc:Ignorable="w14 w15 w16se w16cid w16 w16cex w16sdtdh w16sdtfl w16du wp14">
   <w:footnote w:type="separator" w:id="-1">
     <w:p>
       <w:r>
@@ -11078,7 +13433,7 @@
 </file>
 
 <file path=word/numbering.xml><?xml version="1.0" encoding="utf-8"?>
-<w:numbering xmlns:wpc="http://schemas.microsoft.com/office/word/2010/wordprocessingCanvas" xmlns:cx="http://schemas.microsoft.com/office/drawing/2014/chartex" xmlns:cx1="http://schemas.microsoft.com/office/drawing/2015/9/8/chartex" xmlns:cx2="http://schemas.microsoft.com/office/drawing/2015/10/21/chartex" xmlns:cx3="http://schemas.microsoft.com/office/drawing/2016/5/9/chartex" xmlns:cx4="http://schemas.microsoft.com/office/drawing/2016/5/10/chartex" xmlns:cx5="http://schemas.microsoft.com/office/drawing/2016/5/11/chartex" xmlns:cx6="http://schemas.microsoft.com/office/drawing/2016/5/12/chartex" xmlns:cx7="http://schemas.microsoft.com/office/drawing/2016/5/13/chartex" xmlns:cx8="http://schemas.microsoft.com/office/drawing/2016/5/14/chartex" xmlns:mc="http://schemas.openxmlformats.org/markup-compatibility/2006" xmlns:aink="http://schemas.microsoft.com/office/drawing/2016/ink" xmlns:am3d="http://schemas.microsoft.com/office/drawing/2017/model3d" xmlns:o="urn:schemas-microsoft-com:office:office" xmlns:oel="http://schemas.microsoft.com/office/2019/extlst" xmlns:r="http://schemas.openxmlformats.org/officeDocument/2006/relationships" xmlns:m="http://schemas.openxmlformats.org/officeDocument/2006/math" xmlns:v="urn:schemas-microsoft-com:vml" xmlns:wp14="http://schemas.microsoft.com/office/word/2010/wordprocessingDrawing" xmlns:wp="http://schemas.openxmlformats.org/drawingml/2006/wordprocessingDrawing" xmlns:w10="urn:schemas-microsoft-com:office:word" xmlns:w="http://schemas.openxmlformats.org/wordprocessingml/2006/main" xmlns:w14="http://schemas.microsoft.com/office/word/2010/wordml" xmlns:w15="http://schemas.microsoft.com/office/word/2012/wordml" xmlns:w16cei="http://schemas.microsoft.com/office/word/2026/wordml/cei" xmlns:w16cex="http://schemas.microsoft.com/office/word/2018/wordml/cex" xmlns:w16cid="http://schemas.microsoft.com/office/word/2016/wordml/cid" xmlns:w16="http://schemas.microsoft.com/office/word/2018/wordml" xmlns:w16du="http://schemas.microsoft.com/office/word/2023/wordml/word16du" xmlns:w16sdtdh="http://schemas.microsoft.com/office/word/2020/wordml/sdtdatahash" xmlns:w16sdtfl="http://schemas.microsoft.com/office/word/2024/wordml/sdtformatlock" xmlns:w16se="http://schemas.microsoft.com/office/word/2015/wordml/symex" xmlns:wpg="http://schemas.microsoft.com/office/word/2010/wordprocessingGroup" xmlns:wpi="http://schemas.microsoft.com/office/word/2010/wordprocessingInk" xmlns:wne="http://schemas.microsoft.com/office/word/2006/wordml" xmlns:wps="http://schemas.microsoft.com/office/word/2010/wordprocessingShape" mc:Ignorable="w14 w15 w16se w16cid w16 w16cex w16sdtdh w16sdtfl w16du wp14">
+<w:numbering xmlns:wpc="http://schemas.microsoft.com/office/word/2010/wordprocessingCanvas" xmlns:cx="http://schemas.microsoft.com/office/drawing/2014/chartex" xmlns:cx1="http://schemas.microsoft.com/office/drawing/2015/9/8/chartex" xmlns:cx2="http://schemas.microsoft.com/office/drawing/2015/10/21/chartex" xmlns:cx3="http://schemas.microsoft.com/office/drawing/2016/5/9/chartex" xmlns:cx4="http://schemas.microsoft.com/office/drawing/2016/5/10/chartex" xmlns:cx5="http://schemas.microsoft.com/office/drawing/2016/5/11/chartex" xmlns:cx6="http://schemas.microsoft.com/office/drawing/2016/5/12/chartex" xmlns:cx7="http://schemas.microsoft.com/office/drawing/2016/5/13/chartex" xmlns:cx8="http://schemas.microsoft.com/office/drawing/2016/5/14/chartex" xmlns:mc="http://schemas.openxmlformats.org/markup-compatibility/2006" xmlns:m="http://schemas.openxmlformats.org/officeDocument/2006/math" xmlns:aink="http://schemas.microsoft.com/office/drawing/2016/ink" xmlns:am3d="http://schemas.microsoft.com/office/drawing/2017/model3d" xmlns:oel="http://schemas.microsoft.com/office/2019/extlst" xmlns:r="http://schemas.openxmlformats.org/officeDocument/2006/relationships" xmlns:wp14="http://schemas.microsoft.com/office/word/2010/wordprocessingDrawing" xmlns:wp="http://schemas.openxmlformats.org/drawingml/2006/wordprocessingDrawing" xmlns:wpg="http://schemas.microsoft.com/office/word/2010/wordprocessingGroup" xmlns:wpi="http://schemas.microsoft.com/office/word/2010/wordprocessingInk" xmlns:wps="http://schemas.microsoft.com/office/word/2010/wordprocessingShape" xmlns:o="urn:schemas-microsoft-com:office:office" xmlns:v="urn:schemas-microsoft-com:vml" xmlns:w10="urn:schemas-microsoft-com:office:word" xmlns:w="http://schemas.openxmlformats.org/wordprocessingml/2006/main" xmlns:w14="http://schemas.microsoft.com/office/word/2010/wordml" xmlns:w15="http://schemas.microsoft.com/office/word/2012/wordml" xmlns:w16cei="http://schemas.microsoft.com/office/word/2026/wordml/cei" xmlns:w16cex="http://schemas.microsoft.com/office/word/2018/wordml/cex" xmlns:w16cid="http://schemas.microsoft.com/office/word/2016/wordml/cid" xmlns:w16="http://schemas.microsoft.com/office/word/2018/wordml" xmlns:w16sdtdh="http://schemas.microsoft.com/office/word/2020/wordml/sdtdatahash" xmlns:w16sdtfl="http://schemas.microsoft.com/office/word/2024/wordml/sdtformatlock" xmlns:w16se="http://schemas.microsoft.com/office/word/2015/wordml/symex" xmlns:w16du="http://schemas.microsoft.com/office/word/2023/wordml/word16du" xmlns:wne="http://schemas.microsoft.com/office/word/2006/wordml" mc:Ignorable="w14 w15 w16se w16cid w16 w16cex w16sdtdh w16sdtfl w16du wp14">
   <w:abstractNum w:abstractNumId="0" w15:restartNumberingAfterBreak="0">
     <w:nsid w:val="1710663C"/>
     <w:multiLevelType w:val="hybridMultilevel"/>
@@ -11777,7 +14132,7 @@
 </file>
 
 <file path=word/people.xml><?xml version="1.0" encoding="utf-8"?>
-<w15:people xmlns:wpc="http://schemas.microsoft.com/office/word/2010/wordprocessingCanvas" xmlns:cx="http://schemas.microsoft.com/office/drawing/2014/chartex" xmlns:cx1="http://schemas.microsoft.com/office/drawing/2015/9/8/chartex" xmlns:cx2="http://schemas.microsoft.com/office/drawing/2015/10/21/chartex" xmlns:cx3="http://schemas.microsoft.com/office/drawing/2016/5/9/chartex" xmlns:cx4="http://schemas.microsoft.com/office/drawing/2016/5/10/chartex" xmlns:cx5="http://schemas.microsoft.com/office/drawing/2016/5/11/chartex" xmlns:cx6="http://schemas.microsoft.com/office/drawing/2016/5/12/chartex" xmlns:cx7="http://schemas.microsoft.com/office/drawing/2016/5/13/chartex" xmlns:cx8="http://schemas.microsoft.com/office/drawing/2016/5/14/chartex" xmlns:mc="http://schemas.openxmlformats.org/markup-compatibility/2006" xmlns:aink="http://schemas.microsoft.com/office/drawing/2016/ink" xmlns:am3d="http://schemas.microsoft.com/office/drawing/2017/model3d" xmlns:o="urn:schemas-microsoft-com:office:office" xmlns:oel="http://schemas.microsoft.com/office/2019/extlst" xmlns:r="http://schemas.openxmlformats.org/officeDocument/2006/relationships" xmlns:m="http://schemas.openxmlformats.org/officeDocument/2006/math" xmlns:v="urn:schemas-microsoft-com:vml" xmlns:wp14="http://schemas.microsoft.com/office/word/2010/wordprocessingDrawing" xmlns:wp="http://schemas.openxmlformats.org/drawingml/2006/wordprocessingDrawing" xmlns:w10="urn:schemas-microsoft-com:office:word" xmlns:w="http://schemas.openxmlformats.org/wordprocessingml/2006/main" xmlns:w14="http://schemas.microsoft.com/office/word/2010/wordml" xmlns:w15="http://schemas.microsoft.com/office/word/2012/wordml" xmlns:w16cei="http://schemas.microsoft.com/office/word/2026/wordml/cei" xmlns:w16cex="http://schemas.microsoft.com/office/word/2018/wordml/cex" xmlns:w16cid="http://schemas.microsoft.com/office/word/2016/wordml/cid" xmlns:w16="http://schemas.microsoft.com/office/word/2018/wordml" xmlns:w16du="http://schemas.microsoft.com/office/word/2023/wordml/word16du" xmlns:w16sdtdh="http://schemas.microsoft.com/office/word/2020/wordml/sdtdatahash" xmlns:w16sdtfl="http://schemas.microsoft.com/office/word/2024/wordml/sdtformatlock" xmlns:w16se="http://schemas.microsoft.com/office/word/2015/wordml/symex" xmlns:wpg="http://schemas.microsoft.com/office/word/2010/wordprocessingGroup" xmlns:wpi="http://schemas.microsoft.com/office/word/2010/wordprocessingInk" xmlns:wne="http://schemas.microsoft.com/office/word/2006/wordml" xmlns:wps="http://schemas.microsoft.com/office/word/2010/wordprocessingShape" mc:Ignorable="w14 w15 w16se w16cid w16 w16cex w16sdtdh w16sdtfl w16du wp14">
+<w15:people xmlns:wpc="http://schemas.microsoft.com/office/word/2010/wordprocessingCanvas" xmlns:cx="http://schemas.microsoft.com/office/drawing/2014/chartex" xmlns:cx1="http://schemas.microsoft.com/office/drawing/2015/9/8/chartex" xmlns:cx2="http://schemas.microsoft.com/office/drawing/2015/10/21/chartex" xmlns:cx3="http://schemas.microsoft.com/office/drawing/2016/5/9/chartex" xmlns:cx4="http://schemas.microsoft.com/office/drawing/2016/5/10/chartex" xmlns:cx5="http://schemas.microsoft.com/office/drawing/2016/5/11/chartex" xmlns:cx6="http://schemas.microsoft.com/office/drawing/2016/5/12/chartex" xmlns:cx7="http://schemas.microsoft.com/office/drawing/2016/5/13/chartex" xmlns:cx8="http://schemas.microsoft.com/office/drawing/2016/5/14/chartex" xmlns:mc="http://schemas.openxmlformats.org/markup-compatibility/2006" xmlns:m="http://schemas.openxmlformats.org/officeDocument/2006/math" xmlns:aink="http://schemas.microsoft.com/office/drawing/2016/ink" xmlns:am3d="http://schemas.microsoft.com/office/drawing/2017/model3d" xmlns:oel="http://schemas.microsoft.com/office/2019/extlst" xmlns:r="http://schemas.openxmlformats.org/officeDocument/2006/relationships" xmlns:wp14="http://schemas.microsoft.com/office/word/2010/wordprocessingDrawing" xmlns:wp="http://schemas.openxmlformats.org/drawingml/2006/wordprocessingDrawing" xmlns:wpg="http://schemas.microsoft.com/office/word/2010/wordprocessingGroup" xmlns:wpi="http://schemas.microsoft.com/office/word/2010/wordprocessingInk" xmlns:wps="http://schemas.microsoft.com/office/word/2010/wordprocessingShape" xmlns:o="urn:schemas-microsoft-com:office:office" xmlns:v="urn:schemas-microsoft-com:vml" xmlns:w10="urn:schemas-microsoft-com:office:word" xmlns:w="http://schemas.openxmlformats.org/wordprocessingml/2006/main" xmlns:w14="http://schemas.microsoft.com/office/word/2010/wordml" xmlns:w15="http://schemas.microsoft.com/office/word/2012/wordml" xmlns:w16cei="http://schemas.microsoft.com/office/word/2026/wordml/cei" xmlns:w16cex="http://schemas.microsoft.com/office/word/2018/wordml/cex" xmlns:w16cid="http://schemas.microsoft.com/office/word/2016/wordml/cid" xmlns:w16="http://schemas.microsoft.com/office/word/2018/wordml" xmlns:w16sdtdh="http://schemas.microsoft.com/office/word/2020/wordml/sdtdatahash" xmlns:w16sdtfl="http://schemas.microsoft.com/office/word/2024/wordml/sdtformatlock" xmlns:w16se="http://schemas.microsoft.com/office/word/2015/wordml/symex" xmlns:w16du="http://schemas.microsoft.com/office/word/2023/wordml/word16du" xmlns:wne="http://schemas.microsoft.com/office/word/2006/wordml" mc:Ignorable="w14 w15 w16se w16cid w16 w16cex w16sdtdh w16sdtfl w16du wp14">
   <w15:person w15:author="Graham, Gabriel J.">
     <w15:presenceInfo w15:providerId="AD" w15:userId="S::gjg2134@cumc.columbia.edu::d04249e3-dddd-46f1-a69e-ff52b6530909"/>
   </w15:person>
@@ -11788,7 +14143,7 @@
 </file>
 
 <file path=word/styles.xml><?xml version="1.0" encoding="utf-8"?>
-<w:styles xmlns:mc="http://schemas.openxmlformats.org/markup-compatibility/2006" xmlns:r="http://schemas.openxmlformats.org/officeDocument/2006/relationships" xmlns:w="http://schemas.openxmlformats.org/wordprocessingml/2006/main" xmlns:w14="http://schemas.microsoft.com/office/word/2010/wordml" xmlns:w15="http://schemas.microsoft.com/office/word/2012/wordml" xmlns:w16cex="http://schemas.microsoft.com/office/word/2018/wordml/cex" xmlns:w16cid="http://schemas.microsoft.com/office/word/2016/wordml/cid" xmlns:w16="http://schemas.microsoft.com/office/word/2018/wordml" xmlns:w16du="http://schemas.microsoft.com/office/word/2023/wordml/word16du" xmlns:w16sdtdh="http://schemas.microsoft.com/office/word/2020/wordml/sdtdatahash" xmlns:w16sdtfl="http://schemas.microsoft.com/office/word/2024/wordml/sdtformatlock" xmlns:w16se="http://schemas.microsoft.com/office/word/2015/wordml/symex" mc:Ignorable="w14 w15 w16se w16cid w16 w16cex w16sdtdh w16sdtfl w16du">
+<w:styles xmlns:mc="http://schemas.openxmlformats.org/markup-compatibility/2006" xmlns:r="http://schemas.openxmlformats.org/officeDocument/2006/relationships" xmlns:w="http://schemas.openxmlformats.org/wordprocessingml/2006/main" xmlns:w14="http://schemas.microsoft.com/office/word/2010/wordml" xmlns:w15="http://schemas.microsoft.com/office/word/2012/wordml" xmlns:w16cex="http://schemas.microsoft.com/office/word/2018/wordml/cex" xmlns:w16cid="http://schemas.microsoft.com/office/word/2016/wordml/cid" xmlns:w16="http://schemas.microsoft.com/office/word/2018/wordml" xmlns:w16sdtdh="http://schemas.microsoft.com/office/word/2020/wordml/sdtdatahash" xmlns:w16sdtfl="http://schemas.microsoft.com/office/word/2024/wordml/sdtformatlock" xmlns:w16se="http://schemas.microsoft.com/office/word/2015/wordml/symex" xmlns:w16du="http://schemas.microsoft.com/office/word/2023/wordml/word16du" mc:Ignorable="w14 w15 w16se w16cid w16 w16cex w16sdtdh w16sdtfl w16du">
   <w:docDefaults>
     <w:rPrDefault>
       <w:rPr>
@@ -13172,20 +15527,20 @@
 </file>
 
 <file path=customXml/item1.xml><?xml version="1.0" encoding="utf-8"?>
-<p:properties xmlns:p="http://schemas.microsoft.com/office/2006/metadata/properties" xmlns:xsi="http://www.w3.org/2001/XMLSchema-instance" xmlns:pc="http://schemas.microsoft.com/office/infopath/2007/PartnerControls">
-  <documentManagement>
-    <_activity xmlns="571a3d99-6795-4360-9ac0-0295bb4ceb32" xsi:nil="true"/>
-  </documentManagement>
-</p:properties>
-</file>
-
-<file path=customXml/item2.xml><?xml version="1.0" encoding="utf-8"?>
 <?mso-contentType ?>
 <FormTemplates xmlns="http://schemas.microsoft.com/sharepoint/v3/contenttype/forms">
   <Display>DocumentLibraryForm</Display>
   <Edit>DocumentLibraryForm</Edit>
   <New>DocumentLibraryForm</New>
 </FormTemplates>
+</file>
+
+<file path=customXml/item2.xml><?xml version="1.0" encoding="utf-8"?>
+<p:properties xmlns:p="http://schemas.microsoft.com/office/2006/metadata/properties" xmlns:xsi="http://www.w3.org/2001/XMLSchema-instance" xmlns:pc="http://schemas.microsoft.com/office/infopath/2007/PartnerControls">
+  <documentManagement>
+    <_activity xmlns="571a3d99-6795-4360-9ac0-0295bb4ceb32" xsi:nil="true"/>
+  </documentManagement>
+</p:properties>
 </file>
 
 <file path=customXml/item3.xml><?xml version="1.0" encoding="utf-8"?>
@@ -13371,19 +15726,19 @@
 </file>
 
 <file path=customXml/itemProps1.xml><?xml version="1.0" encoding="utf-8"?>
+<ds:datastoreItem xmlns:ds="http://schemas.openxmlformats.org/officeDocument/2006/customXml" ds:itemID="{3E968C65-22C6-4EA7-91FF-80C2582E7D8E}">
+  <ds:schemaRefs>
+    <ds:schemaRef ds:uri="http://schemas.microsoft.com/sharepoint/v3/contenttype/forms"/>
+  </ds:schemaRefs>
+</ds:datastoreItem>
+</file>
+
+<file path=customXml/itemProps2.xml><?xml version="1.0" encoding="utf-8"?>
 <ds:datastoreItem xmlns:ds="http://schemas.openxmlformats.org/officeDocument/2006/customXml" ds:itemID="{2D481B94-8CC3-4C26-A5D3-A9237C285D69}">
   <ds:schemaRefs>
     <ds:schemaRef ds:uri="http://schemas.microsoft.com/office/2006/metadata/properties"/>
     <ds:schemaRef ds:uri="http://schemas.microsoft.com/office/infopath/2007/PartnerControls"/>
     <ds:schemaRef ds:uri="571a3d99-6795-4360-9ac0-0295bb4ceb32"/>
-  </ds:schemaRefs>
-</ds:datastoreItem>
-</file>
-
-<file path=customXml/itemProps2.xml><?xml version="1.0" encoding="utf-8"?>
-<ds:datastoreItem xmlns:ds="http://schemas.openxmlformats.org/officeDocument/2006/customXml" ds:itemID="{3E968C65-22C6-4EA7-91FF-80C2582E7D8E}">
-  <ds:schemaRefs>
-    <ds:schemaRef ds:uri="http://schemas.microsoft.com/sharepoint/v3/contenttype/forms"/>
   </ds:schemaRefs>
 </ds:datastoreItem>
 </file>

--- a/Manuscript/Manuscript v.2/Manuscript Draft v.2.1.docx
+++ b/Manuscript/Manuscript v.2/Manuscript Draft v.2.1.docx
@@ -667,10 +667,7 @@
       </w:del>
       <w:ins w:id="43" w:author="Graham, Gabriel J." w:date="2026-08-04T11:10:00Z" w16du:dateUtc="2026-08-04T15:10:00Z">
         <w:r>
-          <w:t>model</w:t>
-        </w:r>
-        <w:r>
-          <w:t xml:space="preserve"> </w:t>
+          <w:t xml:space="preserve">model </w:t>
         </w:r>
       </w:ins>
       <w:r>
@@ -2358,10 +2355,7 @@
       </w:del>
       <w:ins w:id="111" w:author="Graham, Gabriel J." w:date="2026-08-04T11:48:00Z" w16du:dateUtc="2026-08-04T15:48:00Z">
         <w:r>
-          <w:t>Drawings</w:t>
-        </w:r>
-        <w:r>
-          <w:t xml:space="preserve"> </w:t>
+          <w:t xml:space="preserve">Drawings </w:t>
         </w:r>
       </w:ins>
       <w:r>
@@ -3639,10 +3633,7 @@
       </w:del>
       <w:ins w:id="167" w:author="Graham, Gabriel J." w:date="2026-08-04T14:00:00Z" w16du:dateUtc="2026-08-04T18:00:00Z">
         <w:r>
-          <w:t>on</w:t>
-        </w:r>
-        <w:r>
-          <w:t xml:space="preserve"> </w:t>
+          <w:t xml:space="preserve">on </w:t>
         </w:r>
       </w:ins>
       <w:r>
@@ -3780,9 +3771,27 @@
             <w:b/>
             <w:bCs/>
           </w:rPr>
-          <w:t>The Rate of Neurogenesis Increses in Intermediates</w:t>
+          <w:t xml:space="preserve">The Rate of Neurogenesis </w:t>
         </w:r>
       </w:ins>
+      <w:ins w:id="170" w:author="Graham, Gabriel J." w:date="2026-08-05T10:39:00Z" w16du:dateUtc="2026-08-05T14:39:00Z">
+        <w:r>
+          <w:rPr>
+            <w:b/>
+            <w:bCs/>
+          </w:rPr>
+          <w:t>Increases</w:t>
+        </w:r>
+      </w:ins>
+      <w:ins w:id="171" w:author="Graham, Gabriel J." w:date="2026-08-04T14:02:00Z" w16du:dateUtc="2026-08-04T18:02:00Z">
+        <w:r>
+          <w:rPr>
+            <w:b/>
+            <w:bCs/>
+          </w:rPr>
+          <w:t xml:space="preserve"> in Intermediates</w:t>
+        </w:r>
+      </w:ins>
       <w:r>
         <w:tab/>
       </w:r>
@@ -3794,11 +3803,11 @@
       <w:r>
         <w:t>Because</w:t>
       </w:r>
-      <w:commentRangeStart w:id="170"/>
+      <w:commentRangeStart w:id="172"/>
       <w:r>
         <w:t xml:space="preserve"> </w:t>
       </w:r>
-      <w:ins w:id="171" w:author="Graham, Gabriel J." w:date="2026-08-04T14:03:00Z" w16du:dateUtc="2026-08-04T18:03:00Z">
+      <w:ins w:id="173" w:author="Graham, Gabriel J." w:date="2026-08-04T14:03:00Z" w16du:dateUtc="2026-08-04T18:03:00Z">
         <w:r>
           <w:t xml:space="preserve">E2 signaling is known to inhibit stem cell differentiation and neurogenesis in zebrafish, </w:t>
         </w:r>
@@ -3842,7 +3851,7 @@
           <w:fldChar w:fldCharType="end"/>
         </w:r>
       </w:ins>
-      <w:del w:id="172" w:author="Graham, Gabriel J." w:date="2026-08-04T14:03:00Z" w16du:dateUtc="2026-08-04T18:03:00Z">
+      <w:del w:id="174" w:author="Graham, Gabriel J." w:date="2026-08-04T14:03:00Z" w16du:dateUtc="2026-08-04T18:03:00Z">
         <w:r>
           <w:delText>estrogen signaling regulates neural stem cell differentiation and neurogenesis in zebrafish</w:delText>
         </w:r>
@@ -3874,14 +3883,14 @@
       <w:r>
         <w:t xml:space="preserve"> </w:t>
       </w:r>
-      <w:commentRangeEnd w:id="170"/>
+      <w:commentRangeEnd w:id="172"/>
       <w:r>
         <w:rPr>
           <w:rStyle w:val="CommentReference"/>
           <w:sz w:val="24"/>
           <w:szCs w:val="30"/>
         </w:rPr>
-        <w:commentReference w:id="170"/>
+        <w:commentReference w:id="172"/>
       </w:r>
       <w:r>
         <w:t xml:space="preserve">we next asked whether the transient reduction in </w:t>
@@ -3902,92 +3911,92 @@
       <w:r>
         <w:t xml:space="preserve">Consistent with altered neurogenic activity, the largest functional group of DEGs in 1_RGC consisted of transcription factors with established roles in neurogenesis, gliogenesis, and </w:t>
       </w:r>
-      <w:del w:id="173" w:author="Graham, Gabriel J." w:date="2026-08-04T14:04:00Z" w16du:dateUtc="2026-08-04T18:04:00Z">
+      <w:del w:id="175" w:author="Graham, Gabriel J." w:date="2026-08-04T14:04:00Z" w16du:dateUtc="2026-08-04T18:04:00Z">
         <w:r>
           <w:delText xml:space="preserve">epigenetic </w:delText>
-        </w:r>
-      </w:del>
-      <w:ins w:id="174" w:author="Graham, Gabriel J." w:date="2026-08-04T14:04:00Z" w16du:dateUtc="2026-08-04T18:04:00Z">
-        <w:r>
-          <w:t>epigenomic</w:t>
-        </w:r>
-        <w:r>
-          <w:t xml:space="preserve"> </w:t>
-        </w:r>
-      </w:ins>
-      <w:r>
-        <w:t xml:space="preserve">regulation </w:t>
-      </w:r>
-      <w:r>
-        <w:rPr>
-          <w:i/>
-          <w:iCs/>
-        </w:rPr>
-        <w:fldChar w:fldCharType="begin"/>
-      </w:r>
-      <w:r>
-        <w:rPr>
-          <w:i/>
-          <w:iCs/>
-        </w:rPr>
-        <w:instrText xml:space="preserve"> ADDIN ZOTERO_ITEM CSL_CITATION {"citationID":"tvoAI9YG","properties":{"unsorted":false,"formattedCitation":"(28\\uc0\\u8211{}38)","plainCitation":"(28–38)","noteIndex":0},"citationItems":[{"id":5357,"uris":["http://zotero.org/users/11313215/items/M97TK2BY"],"itemData":{"id":5357,"type":"article-journal","abstract":"During vertebrate development, the specification of distinct cell types is thought to be controlled by inductive signals acting at different concentration thresholds1. The degree of receptor activation in response to these signals is a known determinant of cell fate2, but the later steps at which graded signals are converted into all-or-none distinctions in cell identity remain poorly resolved. In the ventral neural tube, motor neuron and interneuron generation depends on the graded activity of the signalling protein Sonic hedgehog (Shh)3,4,5. These neuronal subtypes derive from distinct progenitor cell populations that express the homeodomain proteins Nkx2.2 or Pax6 in response to graded Shh signalling6,7. In mice lacking Pax6, progenitor cells generate neurons characteristic of exposure to greater Shh activity6,7. However, Nkx2.2 expression expands dosally in Pax6 mutants6, raising the possibility that Pax6 controls neuronal pattern indirectly. Here we provide evidence that Nkx2.2 has a primary role in ventral neuronal patterning. In Nkx2.2 mutants, Pax6 expression is unchanged but cells undergo a ventral-to-dorsal transformation in fate and generate motor neurons rather than interneurons. Thus, Nkx2.2 has an essential role in interpreting graded Shh signals and selecting neuronal identity.","container-title":"Nature","DOI":"10.1038/19315","ISSN":"1476-4687","issue":"6728","language":"en","license":"1999 Macmillan Magazines Ltd.","page":"622-627","publisher":"Nature Publishing Group","source":"www.nature.com","title":"Homeobox gene Nkx2.2 and specification of neuronal identity by graded Sonic hedgehog signalling","volume":"398","author":[{"family":"Briscoe","given":"J."},{"family":"Sussel","given":"L."},{"family":"Serup","given":"P."},{"family":"Hartigan-O'Connor","given":"D."},{"family":"Jessell","given":"T. M."},{"family":"Rubenstein","given":"J. L. R."},{"family":"Ericson","given":"J."}],"issued":{"date-parts":[["1999",4]]}}},{"id":4899,"uris":["http://zotero.org/users/11313215/items/K7XWW822"],"itemData":{"id":4899,"type":"article-journal","abstract":"Dbx homeodomain proteins are important for spinal cord dorsal/ventral patterning and the production of multiple spinal cord cell types. We have examined the regulation and function of Dbx genes in the zebrafish. We report that Hedgehog signaling is not required for the induction or maintenance of these genes; in the absence of Hedgehog signaling, dbx1a/1b/2 are expanded ventrally with concomitant increases in postmitotic neurons that differentiate from this domain. Also, we find that retinoic acid signaling is not required for the induction of Dbx expression. Furthermore, we are the first to report that knockdown of Dbx1 function causes a dorsal expansion of nkx6.2, which is thought to be the cross-repressive partner of Dbx1 in mouse. Our data confirm that the dbx1a/1b/2 domain in zebrafish spinal cord development behaves similarly to amniotes, while extending knowledge of Dbx1 function in spinal cord patterning. Developmental Dynamics 236:3472–3483, 2007. © 2007 Wiley-Liss, Inc.","container-title":"Developmental Dynamics","DOI":"10.1002/dvdy.21367","ISSN":"1097-0177","issue":"12","language":"en","license":"Copyright © 2007 Wiley-Liss, Inc.","note":"_eprint: https://anatomypubs.onlinelibrary.wiley.com/doi/pdf/10.1002/dvdy.21367","page":"3472-3483","source":"Wiley Online Library","title":"Regulation and function of Dbx genes in the zebrafish spinal cord","volume":"236","author":[{"family":"Gribble","given":"Suzanna L."},{"family":"Nikolaus","given":"O. Brant"},{"family":"Dorsky","given":"Richard I."}],"issued":{"date-parts":[["2007"]]}}},{"id":5451,"uris":["http://zotero.org/users/11313215/items/AH7JICHY"],"itemData":{"id":5451,"type":"article-journal","container-title":"Neuron","DOI":"10.1016/S0896-6273(01)00212-4","ISSN":"0896-6273","issue":"2","journalAbbreviation":"Neuron","language":"English","page":"367-384","PMID":"11239429","publisher":"Elsevier","source":"www.cell.com","title":"Control of Interneuron Fate in the Developing Spinal Cord by the Progenitor Homeodomain Protein Dbx1","volume":"29","author":[{"family":"Pierani","given":"A."},{"family":"Moran-Rivard","given":"L."},{"family":"Sunshine","given":"M. J."},{"family":"Littman","given":"D. R."},{"family":"Goulding","given":"M."},{"family":"Jessell","given":"T. M."}],"issued":{"date-parts":[["2001",2,1]]}}},{"id":5309,"uris":["http://zotero.org/users/11313215/items/ZZD8N5VK"],"itemData":{"id":5309,"type":"article-journal","abstract":"Background\nThe conserved habenular nuclei function as a relay system connecting the forebrain with the brain stem. They play crucial roles in various cognitive behaviors by modulating cholinergic, dopaminergic and serotonergic activities. Despite the renewed interest in this conserved forebrain region because of its importance in regulating aversion and reward behaviors, the formation of the habenular nuclei during embryogenesis is poorly understood due to their small size and deep location in the brain, as well as the lack of known markers for habenular progenitors. In zebrafish, the bilateral habenular nuclei are subdivided into dorsal and ventral compartments, are particularly large and found on the dorsal surface of the brain, which facilitates the study of their development.\n\nResults\nHere we examine the expression of a homeodomain transcription factor, dbx1b, and its potential to serve as an early molecular marker of dorsal habenular progenitors. Detailed spatiotemporal expression profiles demonstrate that the expression domain of dbx1b correlates with the presumptive habenular region, and dbx1b-expressing cells are proliferative along the ventricle. A lineage-tracing experiment using the Cre-lox system confirms that all or almost all dorsal habenular neurons are derived from dbx1b-expressing cells. In addition, mutant analysis and pharmacological treatments demonstrate that both initiation and maintenance of dbx1b expression requires precise regulation by fibroblast growth factor (FGF) signaling.\n\nConclusions\nWe provide clear evidence in support of dbx1b marking the progenitor populations that give rise to the dorsal habenulae. In addition, the expression of dbx1b in the dorsal diencephalon is tightly controlled by FGF signaling.","container-title":"Neural Development","DOI":"10.1186/1749-8104-9-20","ISSN":"1749-8104","journalAbbreviation":"Neural Dev","page":"20","PMID":"25212830","PMCID":"PMC4164515","source":"PubMed Central","title":"Dbx1b defines the dorsal habenular progenitor domain in the zebrafish epithalamus","volume":"9","author":[{"family":"Dean","given":"Benjamin J"},{"family":"Erdogan","given":"Begum"},{"family":"Gamse","given":"Joshua T"},{"family":"Wu","given":"Shu-Yu"}],"issued":{"date-parts":[["2014",9,12]]}}},{"id":5428,"uris":["http://zotero.org/users/11313215/items/3D6C9GTQ"],"itemData":{"id":5428,"type":"article-journal","abstract":"Gli zinc-finger proteins are transcription factors involved in the intracellular signal transduction controlled by the Hedgehog family of secreted molecules. They are frequently mutated in human congenital malformations, and their abnormal regulation leads to tumorigenesis. Genetic studies in several model systems indicate that their activity is tightly regulated by Hedgehog signaling through various posttranslational modifications, including phosphorylation, ubiquitin-mediated degradation, and proteolytic processing, as well as through nucleocytoplasmic shuttling. In vertebrate cells, primary cilia are required for the sensing of Hedgehog pathway activity and involved in the processing and activation of Gli proteins. Two evolutionarily conserved Hedgehog pathway components, Suppressor of fused and Kif7, are core intracellular regulators of mammalian Gli proteins. Recent studies revealed that Gli proteins are also regulated transcriptionally and posttranslationally through noncanonical mechanisms independent of Hedgehog signaling. In this review, we describe the regulation of Gli proteins during development and discuss possible mechanisms for their abnormal activation during tumorigenesis.","container-title":"Annual Review of Cell and Developmental Biology","DOI":"10.1146/annurev-cellbio-092910-154048","ISSN":"1081-0706, 1530-8995","issue":"Volume 27, 2011","language":"en","page":"513-537","publisher":"Annual Reviews","source":"www.annualreviews.org","title":"Gli Proteins in Development and Disease","volume":"27","author":[{"family":"Hui","given":"Chi-chung"},{"family":"Angers","given":"Stephane"}],"issued":{"date-parts":[["2011",11,10]]}}},{"id":5281,"uris":["http://zotero.org/users/11313215/items/8UHCEWPU"],"itemData":{"id":5281,"type":"article-journal","abstract":"Chicken ovalbumin upstream promoter transcription factors (COUP-TFs) are nuclear receptors belonging to the superfamily of the steroid/thyroid hormone receptors. Members of this family are internalized to the nucleus both in a ligand-dependent or -independent manner and act as strong transcriptional regulators by binding to the DNA of their target genes. COUP-TFs are defined as orphan receptors, since ligands regulating their activity have not so far been identified. From the very beginning of metazoan evolution, these molecules have been involved in various key events during embryonic development and organogenesis. In this review, we will mainly focus on their function during development and maturation of the central nervous system, which has been well characterized in various animal classes ranging from ctenophores to mammals. We will start by introducing the current knowledge on COUP-TF mechanisms of action and then focus our discussion on the crucial processes underlying forebrain ontogenesis, with special emphasis on mammalian development. Finally, the conserved roles of COUP-TFs along phylogenesis will be highlighted, and some hypotheses, worth exploring in future years to gain more insight into the mechanisms controlled by these factors, will be proposed.","container-title":"Cellular and Molecular Life Sciences: CMLS","DOI":"10.1007/s00018-013-1320-6","ISSN":"1420-682X","issue":"1","journalAbbreviation":"Cell Mol Life Sci","page":"43-62","PMID":"23525662","PMCID":"PMC11114017","source":"PubMed Central","title":"The nuclear receptors COUP-TF: a long-lasting experience in forebrain assembly","title-short":"The nuclear receptors COUP-TF","volume":"71","author":[{"family":"Alfano","given":"Christian"},{"family":"Magrinelli","given":"Elia"},{"family":"Harb","given":"Kawssar"},{"family":"Studer","given":"Michèle"}],"issued":{"date-parts":[["2013",3,23]]}}},{"id":4898,"uris":["http://zotero.org/users/11313215/items/632PT6KR"],"itemData":{"id":4898,"type":"article-journal","abstract":"In human telencephalon at 8–12 postconceptional weeks, ribonucleic acid quantitative sequencing and immunohistochemistry revealed cortical chicken ovalbumin upstream promotor-transcription factor 1 (COUP-TFI) expression in a high ventro-posterior to low anterior gradient except for raised immunoreactivity in the anterior ventral pallium. Unlike in mouse, COUP-TFI and SP8 were extensively co-expressed in dorsal sensory neocortex and dorsal hippocampus whereas COUPTFI/COUPTFII co-expression defined ventral temporal cortex and ventral hippocampus. In the ganglionic eminences (GEs) COUP-TFI immunoreactivity demarcated the proliferative zones of caudal GE (CGE), dorsal medial GE (MGE), MGE/lateral GE (LGE) boundary, and ventral LGE whereas COUP-TFII was limited to ventral CGE and the MGE/LGE boundary. Co-labeling with gamma amino butyric acidergic interneuron markers revealed that COUP-TFI was expressed in subpopulations of either MGE-derived (SOX6+) or CGE-derived (calretinin+/SP8+) interneurons. COUP-TFII was mainly confined to CGE-derived interneurons. Twice as many GAD67+ cortical cells co-labeled for COUP-TFI than for COUP-TFII. A fifth of COUP-TFI cells also co-expressed COUP-TFII, and cells expressing either transcription factor followed posterior or anterio-lateral pathways into the cortex, therefore, a segregation of migration pathways according to COUP-TF expression as proposed in mouse was not observed. In cultures differentiated from isolated human cortical progenitors, many cells expressed either COUP-TF and 30% also co-expressed GABA, however no cells expressed NKX2.1. This suggests interneurons could be generated intracortically from progenitors expressing either COUP-TF.","container-title":"Cerebral Cortex","DOI":"10.1093/cercor/bhx185","ISSN":"1047-3211","issue":"10","journalAbbreviation":"Cereb Cortex","page":"4971-4987","source":"Silverchair","title":"The Transcription Factors COUP-TFI and COUP-TFII have Distinct Roles in Arealisation and GABAergic Interneuron Specification in the Early Human Fetal Telencephalon","volume":"27","author":[{"family":"Alzu'bi","given":"Ayman"},{"family":"Lindsay","given":"Susan J"},{"family":"Harkin","given":"Lauren F"},{"family":"McIntyre","given":"Jack"},{"family":"Lisgo","given":"Steven N"},{"family":"Clowry","given":"Gavin J"}],"issued":{"date-parts":[["2017",10,1]]}}},{"id":5289,"uris":["http://zotero.org/users/11313215/items/I2ZJNVVR"],"itemData":{"id":5289,"type":"article-journal","abstract":"The preoptic area (POa) of the rostral diencephalon supplies the neocortex and the amygdala with GABAergic neurons in the developing mouse brain. However, the molecular mechanisms that determine the pathway and destinations of POa-derived neurons have not yet been identified. Here we show that Chicken ovalbumin upstream promoter transcription factor II (COUP-TFII)–induced expression of Neuropilin-2 (Nrp2) and its down-regulation control the destination of POa-derived GABAergic neurons. Initially, a majority of the POa-derived migrating neurons express COUP-TFII and form a caudal migratory stream toward the caudal subpallium. When a subpopulation of cells steers toward the neocortex, they exhibit decreased expression of COUP-TFII and Nrp2. The present findings show that suppression of COUP-TFII/Nrp2 changed the destination of the cells into the neocortex, whereas overexpression of COUP-TFII/Nrp2 caused cells to end up in the medial part of the amygdala. Taken together, these results reveal that COUP-TFII/Nrp2 is a molecular switch determining the pathway and destination of migrating GABAergic neurons born in the POa.","container-title":"Proceedings of the National Academy of Sciences","DOI":"10.1073/pnas.1420701112","issue":"36","page":"E4985-E4994","publisher":"Proceedings of the National Academy of Sciences","source":"pnas.org (Atypon)","title":"The COUP-TFII/Neuropilin-2 is a molecular switch steering diencephalon-derived GABAergic neurons in the developing mouse brain","volume":"112","author":[{"family":"Kanatani","given":"Shigeaki"},{"family":"Honda","given":"Takao"},{"family":"Aramaki","given":"Michihiko"},{"family":"Hayashi","given":"Kanehiro"},{"family":"Kubo","given":"Ken-ichiro"},{"family":"Ishida","given":"Mami"},{"family":"Tanaka","given":"Daisuke H."},{"family":"Kawauchi","given":"Takeshi"},{"family":"Sekine","given":"Katsutoshi"},{"family":"Kusuzawa","given":"Sayaka"},{"family":"Kawasaki","given":"Takahiko"},{"family":"Hirata","given":"Tatsumi"},{"family":"Tabata","given":"Hidenori"},{"family":"Uhlén","given":"Per"},{"family":"Nakajima","given":"Kazunori"}],"issued":{"date-parts":[["2015",9,8]]}}},{"id":5310,"uris":["http://zotero.org/users/11313215/items/Y52KQI6M"],"itemData":{"id":5310,"type":"article-journal","abstract":"FOXP2 was the first gene shown to cause a Mendelian form of speech and language disorder. Although developmentally expressed in many organs, loss of a single copy of FOXP2 leads to a phenotype that is largely restricted to orofacial impairment during articulation and linguistic processing deficits. Why perturbed FOXP2 function affects specific aspects of the developing brain remains elusive. We investigated the role of FOXP2 in neuronal differentiation and found that FOXP2 drives molecular changes consistent with neuronal differentiation in a human model system. We identified a network of FOXP2 regulated genes related to retinoic acid signaling and neuronal differentiation. FOXP2 also produced phenotypic changes associated with neuronal differentiation including increased neurite outgrowth and reduced migration. Crucially, cells expressing FOXP2 displayed increased sensitivity to retinoic acid exposure. This suggests a mechanism by which FOXP2 may be able to increase the cellular differentiation response to environmental retinoic acid cues for specific subsets of neurons in the brain. These data demonstrate that FOXP2 promotes neuronal differentiation by interacting with the retinoic acid signaling pathway and regulates key processes required for normal circuit formation such as neuronal migration and neurite outgrowth. In this way, FOXP2, which is found only in specific subpopulations of neurons in the brain, may drive precise neuronal differentiation patterns and/or control localization and connectivity of these FOXP2 positive cells.","container-title":"Frontiers in Cellular Neuroscience","DOI":"10.3389/fncel.2014.00305","ISSN":"1662-5102","journalAbbreviation":"Front Cell Neurosci","page":"305","PMID":"25309332","PMCID":"PMC4176457","source":"PubMed Central","title":"FOXP2 drives neuronal differentiation by interacting with retinoic acid signaling pathways","volume":"8","author":[{"family":"Devanna","given":"Paolo"},{"family":"Middelbeek","given":"Jeroen"},{"family":"Vernes","given":"Sonja C."}],"issued":{"date-parts":[["2014",9,26]]}}},{"id":4883,"uris":["http://zotero.org/users/11313215/items/DI5V26B3"],"itemData":{"id":4883,"type":"article-journal","abstract":"FOXP transcription factors are an evolutionarily ancient protein subfamily coordinating the development of several organ systems in the vertebrate body. Association of their genes with neurodevelopmental disorders has sparked particular interest in their expression patterns and functions in the brain. Here, FOXP1, FOXP2, and FOXP4 are expressed in distinct cell type-specific spatiotemporal patterns in multiple regions, including the cortex, hippocampus, amygdala, basal ganglia, thalamus, and cerebellum. These varied sites and timepoints of expression have complicated efforts to link FOXP1 and FOXP2 mutations to their respective developmental disorders, the former affecting global neural functions and the latter specifically affecting speech and language. However, the use of animal models, particularly those with brain region- and cell type-specific manipulations, has greatly advanced our understanding of how FOXP expression patterns could underlie disorder-related phenotypes. While many questions remain regarding FOXP expression and function in the brain, studies to date have illuminated the roles of these transcription factors in vertebrate brain development and have greatly informed our understanding of human development and disorders. This article is categorized under: Nervous System Development &gt; Vertebrates: General Principles Gene Expression and Transcriptional Hierarchies &gt; Gene Networks and Genomics Nervous System Development &gt; Vertebrates: Regional Development","container-title":"WIREs Developmental Biology","DOI":"10.1002/wdev.375","ISSN":"1759-7692","issue":"5","language":"en","license":"© 2020 Wiley Periodicals, Inc.","note":"_eprint: https://wires.onlinelibrary.wiley.com/doi/pdf/10.1002/wdev.375","page":"e375","source":"Wiley Online Library","title":"FOXP transcription factors in vertebrate brain development, function, and disorders","volume":"9","author":[{"family":"Co","given":"Marissa"},{"family":"Anderson","given":"Ashley G."},{"family":"Konopka","given":"Genevieve"}],"issued":{"date-parts":[["2020"]]}}},{"id":4884,"uris":["http://zotero.org/users/11313215/items/BJTS2HEJ"],"itemData":{"id":4884,"type":"article-journal","abstract":"Neuroepithelial precursor cells of the vertebrate central nervous system either self-renew or differentiate into neurons, oligodendrocytes or astrocytes under the influence of a gene regulatory network that consists in transcription factors, epigenetic modifiers and microRNAs. Sox transcription factors are central to this regulatory network, especially members of the SoxB, SoxC, SoxD, SoxE and SoxF groups. These Sox proteins are widely expressed in neuroepithelial precursor cells and in newly specified, differentiating and mature neurons, oligodendrocytes and astrocytes and influence their identity, survival and development. They exert their effect predominantly at the transcriptional level but also have substantial impact on expression at the epigenetic and posttranscriptional levels with some Sox proteins acting as pioneer factors, recruiting chromatin-modifying and -remodelling complexes or influencing microRNA expression. They interact with a large variety of other transcription factors and influence the expression of regulatory molecules and effector genes in a cell-type-specific and temporally controlled manner. As versatile regulators with context-dependent functions, they are not only indispensable for central nervous system development but might also be instrumental for the development of reprogramming and cell conversion strategies for replacement therapies and for assisted regeneration after injury or degeneration-induced cell loss in the central nervous system.","container-title":"Cell and Tissue Research","DOI":"10.1007/s00441-014-1909-6","ISSN":"1432-0878","issue":"1","journalAbbreviation":"Cell Tissue Res","language":"en","page":"111-124","source":"Springer Link","title":"From CNS stem cells to neurons and glia: Sox for everyone","title-short":"From CNS stem cells to neurons and glia","volume":"359","author":[{"family":"Reiprich","given":"Simone"},{"family":"Wegner","given":"Michael"}],"issued":{"date-parts":[["2015",1,1]]}}}],"schema":"https://github.com/citation-style-language/schema/raw/master/csl-citation.json"} </w:instrText>
-      </w:r>
-      <w:r>
-        <w:rPr>
-          <w:i/>
-          <w:iCs/>
-        </w:rPr>
-        <w:fldChar w:fldCharType="separate"/>
-      </w:r>
-      <w:r>
-        <w:rPr>
-          <w:rFonts w:cs="Times New Roman"/>
-          <w:kern w:val="0"/>
-        </w:rPr>
-        <w:t>(28–38)</w:t>
-      </w:r>
-      <w:r>
-        <w:rPr>
-          <w:i/>
-          <w:iCs/>
-        </w:rPr>
-        <w:fldChar w:fldCharType="end"/>
-      </w:r>
-      <w:r>
-        <w:rPr>
-          <w:i/>
-          <w:iCs/>
-        </w:rPr>
-        <w:t xml:space="preserve"> </w:t>
-      </w:r>
-      <w:r>
-        <w:t>(</w:t>
-      </w:r>
-      <w:r>
-        <w:rPr>
-          <w:highlight w:val="yellow"/>
-        </w:rPr>
-        <w:t>Fig. 4</w:t>
-      </w:r>
-      <w:r>
-        <w:rPr>
-          <w:highlight w:val="yellow"/>
-        </w:rPr>
-        <w:t>B</w:t>
-      </w:r>
-      <w:r>
-        <w:t>).</w:t>
-      </w:r>
-      <w:r>
-        <w:t xml:space="preserve"> In addition, DAR analysis identified </w:t>
-      </w:r>
-      <w:del w:id="175" w:author="Graham, Gabriel J." w:date="2026-08-04T14:04:00Z" w16du:dateUtc="2026-08-04T18:04:00Z">
-        <w:r>
-          <w:delText>differential chromatin accessibility</w:delText>
         </w:r>
       </w:del>
       <w:ins w:id="176" w:author="Graham, Gabriel J." w:date="2026-08-04T14:04:00Z" w16du:dateUtc="2026-08-04T18:04:00Z">
         <w:r>
+          <w:t>epigenomic</w:t>
+        </w:r>
+        <w:r>
+          <w:t xml:space="preserve"> </w:t>
+        </w:r>
+      </w:ins>
+      <w:r>
+        <w:t xml:space="preserve">regulation </w:t>
+      </w:r>
+      <w:r>
+        <w:rPr>
+          <w:i/>
+          <w:iCs/>
+        </w:rPr>
+        <w:fldChar w:fldCharType="begin"/>
+      </w:r>
+      <w:r>
+        <w:rPr>
+          <w:i/>
+          <w:iCs/>
+        </w:rPr>
+        <w:instrText xml:space="preserve"> ADDIN ZOTERO_ITEM CSL_CITATION {"citationID":"tvoAI9YG","properties":{"unsorted":false,"formattedCitation":"(28\\uc0\\u8211{}38)","plainCitation":"(28–38)","noteIndex":0},"citationItems":[{"id":5357,"uris":["http://zotero.org/users/11313215/items/M97TK2BY"],"itemData":{"id":5357,"type":"article-journal","abstract":"During vertebrate development, the specification of distinct cell types is thought to be controlled by inductive signals acting at different concentration thresholds1. The degree of receptor activation in response to these signals is a known determinant of cell fate2, but the later steps at which graded signals are converted into all-or-none distinctions in cell identity remain poorly resolved. In the ventral neural tube, motor neuron and interneuron generation depends on the graded activity of the signalling protein Sonic hedgehog (Shh)3,4,5. These neuronal subtypes derive from distinct progenitor cell populations that express the homeodomain proteins Nkx2.2 or Pax6 in response to graded Shh signalling6,7. In mice lacking Pax6, progenitor cells generate neurons characteristic of exposure to greater Shh activity6,7. However, Nkx2.2 expression expands dosally in Pax6 mutants6, raising the possibility that Pax6 controls neuronal pattern indirectly. Here we provide evidence that Nkx2.2 has a primary role in ventral neuronal patterning. In Nkx2.2 mutants, Pax6 expression is unchanged but cells undergo a ventral-to-dorsal transformation in fate and generate motor neurons rather than interneurons. Thus, Nkx2.2 has an essential role in interpreting graded Shh signals and selecting neuronal identity.","container-title":"Nature","DOI":"10.1038/19315","ISSN":"1476-4687","issue":"6728","language":"en","license":"1999 Macmillan Magazines Ltd.","page":"622-627","publisher":"Nature Publishing Group","source":"www.nature.com","title":"Homeobox gene Nkx2.2 and specification of neuronal identity by graded Sonic hedgehog signalling","volume":"398","author":[{"family":"Briscoe","given":"J."},{"family":"Sussel","given":"L."},{"family":"Serup","given":"P."},{"family":"Hartigan-O'Connor","given":"D."},{"family":"Jessell","given":"T. M."},{"family":"Rubenstein","given":"J. L. R."},{"family":"Ericson","given":"J."}],"issued":{"date-parts":[["1999",4]]}}},{"id":4899,"uris":["http://zotero.org/users/11313215/items/K7XWW822"],"itemData":{"id":4899,"type":"article-journal","abstract":"Dbx homeodomain proteins are important for spinal cord dorsal/ventral patterning and the production of multiple spinal cord cell types. We have examined the regulation and function of Dbx genes in the zebrafish. We report that Hedgehog signaling is not required for the induction or maintenance of these genes; in the absence of Hedgehog signaling, dbx1a/1b/2 are expanded ventrally with concomitant increases in postmitotic neurons that differentiate from this domain. Also, we find that retinoic acid signaling is not required for the induction of Dbx expression. Furthermore, we are the first to report that knockdown of Dbx1 function causes a dorsal expansion of nkx6.2, which is thought to be the cross-repressive partner of Dbx1 in mouse. Our data confirm that the dbx1a/1b/2 domain in zebrafish spinal cord development behaves similarly to amniotes, while extending knowledge of Dbx1 function in spinal cord patterning. Developmental Dynamics 236:3472–3483, 2007. © 2007 Wiley-Liss, Inc.","container-title":"Developmental Dynamics","DOI":"10.1002/dvdy.21367","ISSN":"1097-0177","issue":"12","language":"en","license":"Copyright © 2007 Wiley-Liss, Inc.","note":"_eprint: https://anatomypubs.onlinelibrary.wiley.com/doi/pdf/10.1002/dvdy.21367","page":"3472-3483","source":"Wiley Online Library","title":"Regulation and function of Dbx genes in the zebrafish spinal cord","volume":"236","author":[{"family":"Gribble","given":"Suzanna L."},{"family":"Nikolaus","given":"O. Brant"},{"family":"Dorsky","given":"Richard I."}],"issued":{"date-parts":[["2007"]]}}},{"id":5451,"uris":["http://zotero.org/users/11313215/items/AH7JICHY"],"itemData":{"id":5451,"type":"article-journal","container-title":"Neuron","DOI":"10.1016/S0896-6273(01)00212-4","ISSN":"0896-6273","issue":"2","journalAbbreviation":"Neuron","language":"English","page":"367-384","PMID":"11239429","publisher":"Elsevier","source":"www.cell.com","title":"Control of Interneuron Fate in the Developing Spinal Cord by the Progenitor Homeodomain Protein Dbx1","volume":"29","author":[{"family":"Pierani","given":"A."},{"family":"Moran-Rivard","given":"L."},{"family":"Sunshine","given":"M. J."},{"family":"Littman","given":"D. R."},{"family":"Goulding","given":"M."},{"family":"Jessell","given":"T. M."}],"issued":{"date-parts":[["2001",2,1]]}}},{"id":5309,"uris":["http://zotero.org/users/11313215/items/ZZD8N5VK"],"itemData":{"id":5309,"type":"article-journal","abstract":"Background\nThe conserved habenular nuclei function as a relay system connecting the forebrain with the brain stem. They play crucial roles in various cognitive behaviors by modulating cholinergic, dopaminergic and serotonergic activities. Despite the renewed interest in this conserved forebrain region because of its importance in regulating aversion and reward behaviors, the formation of the habenular nuclei during embryogenesis is poorly understood due to their small size and deep location in the brain, as well as the lack of known markers for habenular progenitors. In zebrafish, the bilateral habenular nuclei are subdivided into dorsal and ventral compartments, are particularly large and found on the dorsal surface of the brain, which facilitates the study of their development.\n\nResults\nHere we examine the expression of a homeodomain transcription factor, dbx1b, and its potential to serve as an early molecular marker of dorsal habenular progenitors. Detailed spatiotemporal expression profiles demonstrate that the expression domain of dbx1b correlates with the presumptive habenular region, and dbx1b-expressing cells are proliferative along the ventricle. A lineage-tracing experiment using the Cre-lox system confirms that all or almost all dorsal habenular neurons are derived from dbx1b-expressing cells. In addition, mutant analysis and pharmacological treatments demonstrate that both initiation and maintenance of dbx1b expression requires precise regulation by fibroblast growth factor (FGF) signaling.\n\nConclusions\nWe provide clear evidence in support of dbx1b marking the progenitor populations that give rise to the dorsal habenulae. In addition, the expression of dbx1b in the dorsal diencephalon is tightly controlled by FGF signaling.","container-title":"Neural Development","DOI":"10.1186/1749-8104-9-20","ISSN":"1749-8104","journalAbbreviation":"Neural Dev","page":"20","PMID":"25212830","PMCID":"PMC4164515","source":"PubMed Central","title":"Dbx1b defines the dorsal habenular progenitor domain in the zebrafish epithalamus","volume":"9","author":[{"family":"Dean","given":"Benjamin J"},{"family":"Erdogan","given":"Begum"},{"family":"Gamse","given":"Joshua T"},{"family":"Wu","given":"Shu-Yu"}],"issued":{"date-parts":[["2014",9,12]]}}},{"id":5428,"uris":["http://zotero.org/users/11313215/items/3D6C9GTQ"],"itemData":{"id":5428,"type":"article-journal","abstract":"Gli zinc-finger proteins are transcription factors involved in the intracellular signal transduction controlled by the Hedgehog family of secreted molecules. They are frequently mutated in human congenital malformations, and their abnormal regulation leads to tumorigenesis. Genetic studies in several model systems indicate that their activity is tightly regulated by Hedgehog signaling through various posttranslational modifications, including phosphorylation, ubiquitin-mediated degradation, and proteolytic processing, as well as through nucleocytoplasmic shuttling. In vertebrate cells, primary cilia are required for the sensing of Hedgehog pathway activity and involved in the processing and activation of Gli proteins. Two evolutionarily conserved Hedgehog pathway components, Suppressor of fused and Kif7, are core intracellular regulators of mammalian Gli proteins. Recent studies revealed that Gli proteins are also regulated transcriptionally and posttranslationally through noncanonical mechanisms independent of Hedgehog signaling. In this review, we describe the regulation of Gli proteins during development and discuss possible mechanisms for their abnormal activation during tumorigenesis.","container-title":"Annual Review of Cell and Developmental Biology","DOI":"10.1146/annurev-cellbio-092910-154048","ISSN":"1081-0706, 1530-8995","issue":"Volume 27, 2011","language":"en","page":"513-537","publisher":"Annual Reviews","source":"www.annualreviews.org","title":"Gli Proteins in Development and Disease","volume":"27","author":[{"family":"Hui","given":"Chi-chung"},{"family":"Angers","given":"Stephane"}],"issued":{"date-parts":[["2011",11,10]]}}},{"id":5281,"uris":["http://zotero.org/users/11313215/items/8UHCEWPU"],"itemData":{"id":5281,"type":"article-journal","abstract":"Chicken ovalbumin upstream promoter transcription factors (COUP-TFs) are nuclear receptors belonging to the superfamily of the steroid/thyroid hormone receptors. Members of this family are internalized to the nucleus both in a ligand-dependent or -independent manner and act as strong transcriptional regulators by binding to the DNA of their target genes. COUP-TFs are defined as orphan receptors, since ligands regulating their activity have not so far been identified. From the very beginning of metazoan evolution, these molecules have been involved in various key events during embryonic development and organogenesis. In this review, we will mainly focus on their function during development and maturation of the central nervous system, which has been well characterized in various animal classes ranging from ctenophores to mammals. We will start by introducing the current knowledge on COUP-TF mechanisms of action and then focus our discussion on the crucial processes underlying forebrain ontogenesis, with special emphasis on mammalian development. Finally, the conserved roles of COUP-TFs along phylogenesis will be highlighted, and some hypotheses, worth exploring in future years to gain more insight into the mechanisms controlled by these factors, will be proposed.","container-title":"Cellular and Molecular Life Sciences: CMLS","DOI":"10.1007/s00018-013-1320-6","ISSN":"1420-682X","issue":"1","journalAbbreviation":"Cell Mol Life Sci","page":"43-62","PMID":"23525662","PMCID":"PMC11114017","source":"PubMed Central","title":"The nuclear receptors COUP-TF: a long-lasting experience in forebrain assembly","title-short":"The nuclear receptors COUP-TF","volume":"71","author":[{"family":"Alfano","given":"Christian"},{"family":"Magrinelli","given":"Elia"},{"family":"Harb","given":"Kawssar"},{"family":"Studer","given":"Michèle"}],"issued":{"date-parts":[["2013",3,23]]}}},{"id":4898,"uris":["http://zotero.org/users/11313215/items/632PT6KR"],"itemData":{"id":4898,"type":"article-journal","abstract":"In human telencephalon at 8–12 postconceptional weeks, ribonucleic acid quantitative sequencing and immunohistochemistry revealed cortical chicken ovalbumin upstream promotor-transcription factor 1 (COUP-TFI) expression in a high ventro-posterior to low anterior gradient except for raised immunoreactivity in the anterior ventral pallium. Unlike in mouse, COUP-TFI and SP8 were extensively co-expressed in dorsal sensory neocortex and dorsal hippocampus whereas COUPTFI/COUPTFII co-expression defined ventral temporal cortex and ventral hippocampus. In the ganglionic eminences (GEs) COUP-TFI immunoreactivity demarcated the proliferative zones of caudal GE (CGE), dorsal medial GE (MGE), MGE/lateral GE (LGE) boundary, and ventral LGE whereas COUP-TFII was limited to ventral CGE and the MGE/LGE boundary. Co-labeling with gamma amino butyric acidergic interneuron markers revealed that COUP-TFI was expressed in subpopulations of either MGE-derived (SOX6+) or CGE-derived (calretinin+/SP8+) interneurons. COUP-TFII was mainly confined to CGE-derived interneurons. Twice as many GAD67+ cortical cells co-labeled for COUP-TFI than for COUP-TFII. A fifth of COUP-TFI cells also co-expressed COUP-TFII, and cells expressing either transcription factor followed posterior or anterio-lateral pathways into the cortex, therefore, a segregation of migration pathways according to COUP-TF expression as proposed in mouse was not observed. In cultures differentiated from isolated human cortical progenitors, many cells expressed either COUP-TF and 30% also co-expressed GABA, however no cells expressed NKX2.1. This suggests interneurons could be generated intracortically from progenitors expressing either COUP-TF.","container-title":"Cerebral Cortex","DOI":"10.1093/cercor/bhx185","ISSN":"1047-3211","issue":"10","journalAbbreviation":"Cereb Cortex","page":"4971-4987","source":"Silverchair","title":"The Transcription Factors COUP-TFI and COUP-TFII have Distinct Roles in Arealisation and GABAergic Interneuron Specification in the Early Human Fetal Telencephalon","volume":"27","author":[{"family":"Alzu'bi","given":"Ayman"},{"family":"Lindsay","given":"Susan J"},{"family":"Harkin","given":"Lauren F"},{"family":"McIntyre","given":"Jack"},{"family":"Lisgo","given":"Steven N"},{"family":"Clowry","given":"Gavin J"}],"issued":{"date-parts":[["2017",10,1]]}}},{"id":5289,"uris":["http://zotero.org/users/11313215/items/I2ZJNVVR"],"itemData":{"id":5289,"type":"article-journal","abstract":"The preoptic area (POa) of the rostral diencephalon supplies the neocortex and the amygdala with GABAergic neurons in the developing mouse brain. However, the molecular mechanisms that determine the pathway and destinations of POa-derived neurons have not yet been identified. Here we show that Chicken ovalbumin upstream promoter transcription factor II (COUP-TFII)–induced expression of Neuropilin-2 (Nrp2) and its down-regulation control the destination of POa-derived GABAergic neurons. Initially, a majority of the POa-derived migrating neurons express COUP-TFII and form a caudal migratory stream toward the caudal subpallium. When a subpopulation of cells steers toward the neocortex, they exhibit decreased expression of COUP-TFII and Nrp2. The present findings show that suppression of COUP-TFII/Nrp2 changed the destination of the cells into the neocortex, whereas overexpression of COUP-TFII/Nrp2 caused cells to end up in the medial part of the amygdala. Taken together, these results reveal that COUP-TFII/Nrp2 is a molecular switch determining the pathway and destination of migrating GABAergic neurons born in the POa.","container-title":"Proceedings of the National Academy of Sciences","DOI":"10.1073/pnas.1420701112","issue":"36","page":"E4985-E4994","publisher":"Proceedings of the National Academy of Sciences","source":"pnas.org (Atypon)","title":"The COUP-TFII/Neuropilin-2 is a molecular switch steering diencephalon-derived GABAergic neurons in the developing mouse brain","volume":"112","author":[{"family":"Kanatani","given":"Shigeaki"},{"family":"Honda","given":"Takao"},{"family":"Aramaki","given":"Michihiko"},{"family":"Hayashi","given":"Kanehiro"},{"family":"Kubo","given":"Ken-ichiro"},{"family":"Ishida","given":"Mami"},{"family":"Tanaka","given":"Daisuke H."},{"family":"Kawauchi","given":"Takeshi"},{"family":"Sekine","given":"Katsutoshi"},{"family":"Kusuzawa","given":"Sayaka"},{"family":"Kawasaki","given":"Takahiko"},{"family":"Hirata","given":"Tatsumi"},{"family":"Tabata","given":"Hidenori"},{"family":"Uhlén","given":"Per"},{"family":"Nakajima","given":"Kazunori"}],"issued":{"date-parts":[["2015",9,8]]}}},{"id":5310,"uris":["http://zotero.org/users/11313215/items/Y52KQI6M"],"itemData":{"id":5310,"type":"article-journal","abstract":"FOXP2 was the first gene shown to cause a Mendelian form of speech and language disorder. Although developmentally expressed in many organs, loss of a single copy of FOXP2 leads to a phenotype that is largely restricted to orofacial impairment during articulation and linguistic processing deficits. Why perturbed FOXP2 function affects specific aspects of the developing brain remains elusive. We investigated the role of FOXP2 in neuronal differentiation and found that FOXP2 drives molecular changes consistent with neuronal differentiation in a human model system. We identified a network of FOXP2 regulated genes related to retinoic acid signaling and neuronal differentiation. FOXP2 also produced phenotypic changes associated with neuronal differentiation including increased neurite outgrowth and reduced migration. Crucially, cells expressing FOXP2 displayed increased sensitivity to retinoic acid exposure. This suggests a mechanism by which FOXP2 may be able to increase the cellular differentiation response to environmental retinoic acid cues for specific subsets of neurons in the brain. These data demonstrate that FOXP2 promotes neuronal differentiation by interacting with the retinoic acid signaling pathway and regulates key processes required for normal circuit formation such as neuronal migration and neurite outgrowth. In this way, FOXP2, which is found only in specific subpopulations of neurons in the brain, may drive precise neuronal differentiation patterns and/or control localization and connectivity of these FOXP2 positive cells.","container-title":"Frontiers in Cellular Neuroscience","DOI":"10.3389/fncel.2014.00305","ISSN":"1662-5102","journalAbbreviation":"Front Cell Neurosci","page":"305","PMID":"25309332","PMCID":"PMC4176457","source":"PubMed Central","title":"FOXP2 drives neuronal differentiation by interacting with retinoic acid signaling pathways","volume":"8","author":[{"family":"Devanna","given":"Paolo"},{"family":"Middelbeek","given":"Jeroen"},{"family":"Vernes","given":"Sonja C."}],"issued":{"date-parts":[["2014",9,26]]}}},{"id":4883,"uris":["http://zotero.org/users/11313215/items/DI5V26B3"],"itemData":{"id":4883,"type":"article-journal","abstract":"FOXP transcription factors are an evolutionarily ancient protein subfamily coordinating the development of several organ systems in the vertebrate body. Association of their genes with neurodevelopmental disorders has sparked particular interest in their expression patterns and functions in the brain. Here, FOXP1, FOXP2, and FOXP4 are expressed in distinct cell type-specific spatiotemporal patterns in multiple regions, including the cortex, hippocampus, amygdala, basal ganglia, thalamus, and cerebellum. These varied sites and timepoints of expression have complicated efforts to link FOXP1 and FOXP2 mutations to their respective developmental disorders, the former affecting global neural functions and the latter specifically affecting speech and language. However, the use of animal models, particularly those with brain region- and cell type-specific manipulations, has greatly advanced our understanding of how FOXP expression patterns could underlie disorder-related phenotypes. While many questions remain regarding FOXP expression and function in the brain, studies to date have illuminated the roles of these transcription factors in vertebrate brain development and have greatly informed our understanding of human development and disorders. This article is categorized under: Nervous System Development &gt; Vertebrates: General Principles Gene Expression and Transcriptional Hierarchies &gt; Gene Networks and Genomics Nervous System Development &gt; Vertebrates: Regional Development","container-title":"WIREs Developmental Biology","DOI":"10.1002/wdev.375","ISSN":"1759-7692","issue":"5","language":"en","license":"© 2020 Wiley Periodicals, Inc.","note":"_eprint: https://wires.onlinelibrary.wiley.com/doi/pdf/10.1002/wdev.375","page":"e375","source":"Wiley Online Library","title":"FOXP transcription factors in vertebrate brain development, function, and disorders","volume":"9","author":[{"family":"Co","given":"Marissa"},{"family":"Anderson","given":"Ashley G."},{"family":"Konopka","given":"Genevieve"}],"issued":{"date-parts":[["2020"]]}}},{"id":4884,"uris":["http://zotero.org/users/11313215/items/BJTS2HEJ"],"itemData":{"id":4884,"type":"article-journal","abstract":"Neuroepithelial precursor cells of the vertebrate central nervous system either self-renew or differentiate into neurons, oligodendrocytes or astrocytes under the influence of a gene regulatory network that consists in transcription factors, epigenetic modifiers and microRNAs. Sox transcription factors are central to this regulatory network, especially members of the SoxB, SoxC, SoxD, SoxE and SoxF groups. These Sox proteins are widely expressed in neuroepithelial precursor cells and in newly specified, differentiating and mature neurons, oligodendrocytes and astrocytes and influence their identity, survival and development. They exert their effect predominantly at the transcriptional level but also have substantial impact on expression at the epigenetic and posttranscriptional levels with some Sox proteins acting as pioneer factors, recruiting chromatin-modifying and -remodelling complexes or influencing microRNA expression. They interact with a large variety of other transcription factors and influence the expression of regulatory molecules and effector genes in a cell-type-specific and temporally controlled manner. As versatile regulators with context-dependent functions, they are not only indispensable for central nervous system development but might also be instrumental for the development of reprogramming and cell conversion strategies for replacement therapies and for assisted regeneration after injury or degeneration-induced cell loss in the central nervous system.","container-title":"Cell and Tissue Research","DOI":"10.1007/s00441-014-1909-6","ISSN":"1432-0878","issue":"1","journalAbbreviation":"Cell Tissue Res","language":"en","page":"111-124","source":"Springer Link","title":"From CNS stem cells to neurons and glia: Sox for everyone","title-short":"From CNS stem cells to neurons and glia","volume":"359","author":[{"family":"Reiprich","given":"Simone"},{"family":"Wegner","given":"Michael"}],"issued":{"date-parts":[["2015",1,1]]}}}],"schema":"https://github.com/citation-style-language/schema/raw/master/csl-citation.json"} </w:instrText>
+      </w:r>
+      <w:r>
+        <w:rPr>
+          <w:i/>
+          <w:iCs/>
+        </w:rPr>
+        <w:fldChar w:fldCharType="separate"/>
+      </w:r>
+      <w:r>
+        <w:rPr>
+          <w:rFonts w:cs="Times New Roman"/>
+          <w:kern w:val="0"/>
+        </w:rPr>
+        <w:t>(28–38)</w:t>
+      </w:r>
+      <w:r>
+        <w:rPr>
+          <w:i/>
+          <w:iCs/>
+        </w:rPr>
+        <w:fldChar w:fldCharType="end"/>
+      </w:r>
+      <w:r>
+        <w:rPr>
+          <w:i/>
+          <w:iCs/>
+        </w:rPr>
+        <w:t xml:space="preserve"> </w:t>
+      </w:r>
+      <w:r>
+        <w:t>(</w:t>
+      </w:r>
+      <w:r>
+        <w:rPr>
+          <w:highlight w:val="yellow"/>
+        </w:rPr>
+        <w:t>Fig. 4</w:t>
+      </w:r>
+      <w:r>
+        <w:rPr>
+          <w:highlight w:val="yellow"/>
+        </w:rPr>
+        <w:t>B</w:t>
+      </w:r>
+      <w:r>
+        <w:t>).</w:t>
+      </w:r>
+      <w:r>
+        <w:t xml:space="preserve"> In addition, DAR analysis identified </w:t>
+      </w:r>
+      <w:del w:id="177" w:author="Graham, Gabriel J." w:date="2026-08-04T14:04:00Z" w16du:dateUtc="2026-08-04T18:04:00Z">
+        <w:r>
+          <w:delText>differential chromatin accessibility</w:delText>
+        </w:r>
+      </w:del>
+      <w:ins w:id="178" w:author="Graham, Gabriel J." w:date="2026-08-04T14:04:00Z" w16du:dateUtc="2026-08-04T18:04:00Z">
+        <w:r>
           <w:t>DARs</w:t>
         </w:r>
       </w:ins>
@@ -4003,7 +4012,7 @@
       <w:r>
         <w:t xml:space="preserve">). Together, these transcriptional and </w:t>
       </w:r>
-      <w:ins w:id="177" w:author="Graham, Gabriel J." w:date="2026-08-04T14:05:00Z" w16du:dateUtc="2026-08-04T18:05:00Z">
+      <w:ins w:id="179" w:author="Graham, Gabriel J." w:date="2026-08-04T14:05:00Z" w16du:dateUtc="2026-08-04T18:05:00Z">
         <w:r>
           <w:t>epigenomic</w:t>
         </w:r>
@@ -4011,7 +4020,7 @@
           <w:t xml:space="preserve"> </w:t>
         </w:r>
       </w:ins>
-      <w:del w:id="178" w:author="Graham, Gabriel J." w:date="2026-08-04T14:05:00Z" w16du:dateUtc="2026-08-04T18:05:00Z">
+      <w:del w:id="180" w:author="Graham, Gabriel J." w:date="2026-08-04T14:05:00Z" w16du:dateUtc="2026-08-04T18:05:00Z">
         <w:r>
           <w:delText xml:space="preserve">epigenetic </w:delText>
         </w:r>
@@ -4033,7 +4042,7 @@
       <w:r>
         <w:t>Because RGCs are a heterogenous cell type, we</w:t>
       </w:r>
-      <w:ins w:id="179" w:author="Graham, Gabriel J." w:date="2026-08-04T14:08:00Z" w16du:dateUtc="2026-08-04T18:08:00Z">
+      <w:ins w:id="181" w:author="Graham, Gabriel J." w:date="2026-08-04T14:08:00Z" w16du:dateUtc="2026-08-04T18:08:00Z">
         <w:r>
           <w:t xml:space="preserve"> next</w:t>
         </w:r>
@@ -4192,7 +4201,7 @@
       <w:r>
         <w:t xml:space="preserve">There were significant phase-dependent changes in the relative abundance of the 1_NSC and 1_NP populations within the </w:t>
       </w:r>
-      <w:del w:id="180" w:author="Graham, Gabriel J." w:date="2026-08-04T14:07:00Z" w16du:dateUtc="2026-08-04T18:07:00Z">
+      <w:del w:id="182" w:author="Graham, Gabriel J." w:date="2026-08-04T14:07:00Z" w16du:dateUtc="2026-08-04T18:07:00Z">
         <w:r>
           <w:delText xml:space="preserve">radial glial </w:delText>
         </w:r>
@@ -4200,7 +4209,7 @@
           <w:delText>cluster</w:delText>
         </w:r>
       </w:del>
-      <w:ins w:id="181" w:author="Graham, Gabriel J." w:date="2026-08-04T14:07:00Z" w16du:dateUtc="2026-08-04T18:07:00Z">
+      <w:ins w:id="183" w:author="Graham, Gabriel J." w:date="2026-08-04T14:07:00Z" w16du:dateUtc="2026-08-04T18:07:00Z">
         <w:r>
           <w:t>1_RGC</w:t>
         </w:r>
@@ -4231,7 +4240,7 @@
       <w:r>
         <w:tab/>
       </w:r>
-      <w:ins w:id="182" w:author="Graham, Gabriel J." w:date="2026-08-04T14:09:00Z" w16du:dateUtc="2026-08-04T18:09:00Z">
+      <w:ins w:id="184" w:author="Graham, Gabriel J." w:date="2026-08-04T14:09:00Z" w16du:dateUtc="2026-08-04T18:09:00Z">
         <w:r>
           <w:t>To assess the neurogenic state of 1_NP in each phase, we</w:t>
         </w:r>
@@ -4257,17 +4266,17 @@
           <w:t xml:space="preserve"> and</w:t>
         </w:r>
       </w:ins>
-      <w:ins w:id="183" w:author="Graham, Gabriel J." w:date="2026-08-04T14:10:00Z" w16du:dateUtc="2026-08-04T18:10:00Z">
+      <w:ins w:id="185" w:author="Graham, Gabriel J." w:date="2026-08-04T14:10:00Z" w16du:dateUtc="2026-08-04T18:10:00Z">
         <w:r>
           <w:t xml:space="preserve"> assessed how it differed between the phases</w:t>
         </w:r>
       </w:ins>
-      <w:ins w:id="184" w:author="Graham, Gabriel J." w:date="2026-08-04T14:09:00Z" w16du:dateUtc="2026-08-04T18:09:00Z">
+      <w:ins w:id="186" w:author="Graham, Gabriel J." w:date="2026-08-04T14:09:00Z" w16du:dateUtc="2026-08-04T18:09:00Z">
         <w:r>
           <w:t>.</w:t>
         </w:r>
       </w:ins>
-      <w:del w:id="185" w:author="Graham, Gabriel J." w:date="2026-08-04T14:09:00Z" w16du:dateUtc="2026-08-04T18:09:00Z">
+      <w:del w:id="187" w:author="Graham, Gabriel J." w:date="2026-08-04T14:09:00Z" w16du:dateUtc="2026-08-04T18:09:00Z">
         <w:r>
           <w:delText>To assess the neurogenic state of the expanded 1_NP population, we quantified expression of a neuron differentiation gene module composed of genes annotated with GO:0030182 (</w:delText>
         </w:r>
@@ -4297,18 +4306,18 @@
         <w:lastRenderedPageBreak/>
         <w:t xml:space="preserve">differentiation program comparable to that observed in males. </w:t>
       </w:r>
-      <w:commentRangeStart w:id="186"/>
+      <w:commentRangeStart w:id="188"/>
       <w:r>
         <w:t>Together with the depletion of 1_NSC and expansion of 1_NP, these findings are consistent with increased recruitment of neural stem cells into the neurogenic lineage during the intermediate phase, followed by reduced neurogenic activity in females.</w:t>
       </w:r>
-      <w:commentRangeEnd w:id="186"/>
+      <w:commentRangeEnd w:id="188"/>
       <w:r>
         <w:rPr>
           <w:rStyle w:val="CommentReference"/>
           <w:sz w:val="24"/>
           <w:szCs w:val="30"/>
         </w:rPr>
-        <w:commentReference w:id="186"/>
+        <w:commentReference w:id="188"/>
       </w:r>
     </w:p>
     <w:p/>
@@ -4359,34 +4368,34 @@
       <w:r>
         <w:t xml:space="preserve">). Because </w:t>
       </w:r>
-      <w:commentRangeStart w:id="187"/>
+      <w:commentRangeStart w:id="189"/>
       <w:r>
         <w:t xml:space="preserve">this cluster contains preoptic neurons </w:t>
       </w:r>
-      <w:commentRangeEnd w:id="187"/>
+      <w:commentRangeEnd w:id="189"/>
       <w:r>
         <w:rPr>
           <w:rStyle w:val="CommentReference"/>
           <w:sz w:val="24"/>
           <w:szCs w:val="30"/>
         </w:rPr>
-        <w:commentReference w:id="187"/>
+        <w:commentReference w:id="189"/>
       </w:r>
       <w:r>
         <w:t xml:space="preserve">involved in the neuroendocrine regulation of pituitary gonadotrophs, we next performed a focused analysis of 6_POA_Mixed. </w:t>
       </w:r>
-      <w:commentRangeStart w:id="188"/>
+      <w:commentRangeStart w:id="190"/>
       <w:r>
         <w:t xml:space="preserve">Previous studies have demonstrated that neurogenesis occurs in the anterior preoptic area during clownfish sex </w:t>
       </w:r>
-      <w:commentRangeEnd w:id="188"/>
+      <w:commentRangeEnd w:id="190"/>
       <w:r>
         <w:rPr>
           <w:rStyle w:val="CommentReference"/>
           <w:sz w:val="24"/>
           <w:szCs w:val="30"/>
         </w:rPr>
-        <w:commentReference w:id="188"/>
+        <w:commentReference w:id="190"/>
       </w:r>
       <w:r>
         <w:t>change</w:t>
@@ -4520,7 +4529,7 @@
       <w:pPr>
         <w:ind w:firstLine="720"/>
       </w:pPr>
-      <w:commentRangeStart w:id="189"/>
+      <w:commentRangeStart w:id="191"/>
       <w:r>
         <w:t xml:space="preserve">In 6_POA_Mixed as a whole, intermediates had significantly </w:t>
       </w:r>
@@ -4539,14 +4548,14 @@
       <w:r>
         <w:t>).</w:t>
       </w:r>
-      <w:commentRangeEnd w:id="189"/>
+      <w:commentRangeEnd w:id="191"/>
       <w:r>
         <w:rPr>
           <w:rStyle w:val="CommentReference"/>
           <w:sz w:val="24"/>
           <w:szCs w:val="30"/>
         </w:rPr>
-        <w:commentReference w:id="189"/>
+        <w:commentReference w:id="191"/>
       </w:r>
       <w:r>
         <w:t xml:space="preserve"> As further evidence that new cells are added during the intermediate state, intermediates showed significantly higher expression of gene modules associated with brain development (GO:0007420) (</w:t>
@@ -4582,7 +4591,7 @@
           <w:bCs/>
         </w:rPr>
       </w:pPr>
-      <w:commentRangeStart w:id="190"/>
+      <w:commentRangeStart w:id="192"/>
       <w:r>
         <w:rPr>
           <w:b/>
@@ -4590,7 +4599,7 @@
         </w:rPr>
         <w:t>Candidate Gonadotroph-Regulating Neurons Undergo Distinct Modes of Remodeling During Sex Change</w:t>
       </w:r>
-      <w:commentRangeEnd w:id="190"/>
+      <w:commentRangeEnd w:id="192"/>
       <w:r>
         <w:rPr>
           <w:rStyle w:val="CommentReference"/>
@@ -4599,7 +4608,7 @@
           <w:sz w:val="24"/>
           <w:szCs w:val="30"/>
         </w:rPr>
-        <w:commentReference w:id="190"/>
+        <w:commentReference w:id="192"/>
       </w:r>
     </w:p>
     <w:p>
@@ -5072,118 +5081,243 @@
         <w:tab/>
       </w:r>
       <w:r>
-        <w:t xml:space="preserve">Here, we combined single-nucleus transcriptomics, chromatin accessibility profiling, and spatial transcriptomics to generate a cell-type-resolved molecular atlas of socially induced protandrous sex change in </w:t>
-      </w:r>
-      <w:r>
-        <w:rPr>
-          <w:i/>
-          <w:iCs/>
-        </w:rPr>
-        <w:t>Amphiprion ocellaris</w:t>
-      </w:r>
-      <w:r>
-        <w:t>. By integrating these datasets with behavioral observations, circulating steroid hormones, and gonadal histology, we reconstructed the temporal progression of sex change from dominant males through intermediate stages to mature females. This approach revealed extensive remodeling of both neuronal and glial populations, identified radial glial cells and the preoptic area as the principal sites of molecular reorganization, and provides a mechanistic framework linking socially induced changes in the brain to the endocrine events that ultimately drive gonadal sex change.</w:t>
-      </w:r>
-    </w:p>
-    <w:p>
-      <w:r>
-        <w:tab/>
-      </w:r>
-      <w:r>
-        <w:t xml:space="preserve">Among all cell populations, radial glia underwent the most extensive molecular remodeling during sex change, exhibiting the second-highest number of differentially expressed genes and the greatest number of differentially accessible chromatin regions. At first glance, </w:t>
-      </w:r>
-      <w:r>
-        <w:lastRenderedPageBreak/>
-        <w:t>these findings might suggest that radial glia rapidly acquire a female-like phenotype. Surprisingly, however, our machine-learning analyses indicated the opposite: after six months of social ascent, radial glia remained among the most male-like cell populations in the brain. This apparent paradox reflects the complex temporal organization of radial glial remodeling. Rather than transitioning directly from a male to a female transcriptional state, radial glia exhibited a mixture of early, transient, progressive, and late transcriptional programs together with predominantly progressive and late changes in chromatin accessibility. These observations suggest that socially induced sex change does not involve a simple linear feminization of radial glia. Instead, radial glia appear to enter a prolonged transitional state characterized by extensive transcriptional and epigenetic reprogramming while maintaining much of their original cellular identity. Given their established role as the principal neural stem cells of the teleost brain, this prolonged transitional state may provide the cellular substrate through which socially induced signals initiate the neurogenic and neuroendocrine remodeling that precedes gonadal transformation.</w:t>
-      </w:r>
-    </w:p>
-    <w:p>
-      <w:r>
-        <w:tab/>
-      </w:r>
-      <w:r>
-        <w:t xml:space="preserve">One of the earliest and most striking features of this transitional radial glial state was the transient reduction in expression of the brain aromatase gene, </w:t>
-      </w:r>
-      <w:r>
-        <w:rPr>
-          <w:i/>
-          <w:iCs/>
-        </w:rPr>
-        <w:t>cyp19a1b</w:t>
-      </w:r>
-      <w:r>
-        <w:t>. Because radial glia are the principal source of aromatase in the teleost brain, this finding suggests that local estrogenic signaling within the ventrocaudal telencephalon is selectively reduced during the intermediate phase of sex change. In zebrafish, radial glia similarly downregulate aromatase as they enter regenerative neurogenic programs following brain injury (</w:t>
-      </w:r>
-      <w:r>
-        <w:rPr>
-          <w:highlight w:val="yellow"/>
-        </w:rPr>
-        <w:t>xx</w:t>
-      </w:r>
-      <w:r>
-        <w:rPr>
-          <w:highlight w:val="yellow"/>
-        </w:rPr>
-        <w:t>24</w:t>
-      </w:r>
-      <w:r>
-        <w:t xml:space="preserve">), raising the possibility that transient suppression of estrogen synthesis represents a conserved feature of radial glial activation. Our observations therefore suggest that reduced aromatase expression may help establish the permissive cellular environment required for the increased recruitment of neural stem cells into the neurogenic lineage that we observed during the intermediate phase. </w:t>
-      </w:r>
-      <w:r>
-        <w:t xml:space="preserve">The high expression of estrogen receptors within the 6_POA_Mixed population further suggests that these neurons are well positioned to respond to the local reduction in estrogen signaling associated with </w:t>
-      </w:r>
-      <w:r>
-        <w:rPr>
-          <w:i/>
-          <w:iCs/>
-        </w:rPr>
-        <w:t>cyp19a1b</w:t>
-      </w:r>
-      <w:r>
-        <w:t xml:space="preserve"> downregulation.</w:t>
-      </w:r>
-      <w:r>
-        <w:t xml:space="preserve"> </w:t>
-      </w:r>
-      <w:r>
-        <w:t>Although previous whole-brain transcriptomic analyses reported progressive increases in brain aromatase expression during protandrous sex change (</w:t>
-      </w:r>
-      <w:r>
-        <w:rPr>
-          <w:highlight w:val="yellow"/>
-        </w:rPr>
-        <w:t>xx</w:t>
-      </w:r>
-      <w:r>
-        <w:rPr>
-          <w:highlight w:val="yellow"/>
-        </w:rPr>
-        <w:t>16</w:t>
-      </w:r>
-      <w:r>
-        <w:t>), the apparent discrepancy may reflect regional specialization that becomes obscur</w:t>
-      </w:r>
-      <w:commentRangeStart w:id="191"/>
-      <w:r>
-        <w:t xml:space="preserve">ed in bulk tissue analyses, differences in sampling stage, or species-specific differences between </w:t>
-      </w:r>
-      <w:r>
-        <w:rPr>
-          <w:i/>
-          <w:iCs/>
-        </w:rPr>
-        <w:t>A. oc</w:t>
-      </w:r>
-      <w:commentRangeEnd w:id="191"/>
+        <w:t xml:space="preserve">Here, we combined single-nucleus transcriptomics, chromatin accessibility profiling, and spatial transcriptomics to generate a </w:t>
+      </w:r>
+      <w:commentRangeStart w:id="193"/>
+      <w:r>
+        <w:t xml:space="preserve">cell-type-resolved molecular atlas of socially induced </w:t>
+      </w:r>
+      <w:commentRangeEnd w:id="193"/>
       <w:r>
         <w:rPr>
           <w:rStyle w:val="CommentReference"/>
-          <w:i/>
-          <w:iCs/>
           <w:sz w:val="24"/>
           <w:szCs w:val="30"/>
         </w:rPr>
-        <w:commentReference w:id="191"/>
+        <w:commentReference w:id="193"/>
+      </w:r>
+      <w:r>
+        <w:t xml:space="preserve">protandrous sex change in </w:t>
+      </w:r>
+      <w:r>
+        <w:rPr>
+          <w:i/>
+          <w:iCs/>
+        </w:rPr>
+        <w:t>Amphiprion ocellaris</w:t>
+      </w:r>
+      <w:r>
+        <w:t xml:space="preserve">. By integrating these datasets with behavioral observations, circulating steroid hormones, and gonadal histology, we reconstructed the temporal progression of sex change from </w:t>
+      </w:r>
+      <w:del w:id="194" w:author="Graham, Gabriel J." w:date="2026-08-05T10:44:00Z" w16du:dateUtc="2026-08-05T14:44:00Z">
+        <w:r>
+          <w:delText xml:space="preserve">dominant </w:delText>
+        </w:r>
+      </w:del>
+      <w:r>
+        <w:t>male</w:t>
+      </w:r>
+      <w:del w:id="195" w:author="Graham, Gabriel J." w:date="2026-08-05T10:44:00Z" w16du:dateUtc="2026-08-05T14:44:00Z">
+        <w:r>
+          <w:delText>s</w:delText>
+        </w:r>
+      </w:del>
+      <w:r>
+        <w:t xml:space="preserve"> through intermediate stages to mature female</w:t>
+      </w:r>
+      <w:del w:id="196" w:author="Graham, Gabriel J." w:date="2026-08-05T10:44:00Z" w16du:dateUtc="2026-08-05T14:44:00Z">
+        <w:r>
+          <w:delText>s</w:delText>
+        </w:r>
+      </w:del>
+      <w:r>
+        <w:t>. This approach revealed extensive remodeling of both neuronal and glial populations, identified radial glial cells and the preoptic area as the principal sites of molecular reorganization, and provides a mechanistic framework linking socially induced changes in the brain to the endocrine events that ultimately drive gonadal sex change.</w:t>
+      </w:r>
+    </w:p>
+    <w:p>
+      <w:r>
+        <w:tab/>
+      </w:r>
+      <w:r>
+        <w:t xml:space="preserve">Among all cell populations, radial glia underwent the most extensive molecular remodeling during sex change, exhibiting the second-highest number of differentially expressed genes and the greatest number of differentially accessible chromatin regions. </w:t>
+      </w:r>
+      <w:commentRangeStart w:id="197"/>
+      <w:r>
+        <w:t xml:space="preserve">At first glance, </w:t>
+      </w:r>
+      <w:r>
+        <w:lastRenderedPageBreak/>
+        <w:t xml:space="preserve">these findings might suggest that radial glia rapidly acquire a female-like phenotype. </w:t>
+      </w:r>
+      <w:commentRangeEnd w:id="197"/>
+      <w:r>
+        <w:rPr>
+          <w:rStyle w:val="CommentReference"/>
+          <w:sz w:val="24"/>
+          <w:szCs w:val="30"/>
+        </w:rPr>
+        <w:commentReference w:id="197"/>
+      </w:r>
+      <w:r>
+        <w:t xml:space="preserve">Surprisingly, however, our machine-learning analyses indicated the opposite: after six months of social ascent, radial glia remained among the most male-like cell populations in the brain. This apparent paradox reflects the complex temporal organization of radial glial remodeling. Rather than transitioning directly from a male to a female transcriptional state, radial glia exhibited a mixture of early, transient, progressive, and late transcriptional programs together with predominantly progressive and late changes in chromatin accessibility. These observations suggest that socially induced sex change does not involve a simple linear feminization of radial glia. Instead, radial glia appear to enter a prolonged transitional state characterized by extensive transcriptional and epigenetic reprogramming </w:t>
+      </w:r>
+      <w:commentRangeStart w:id="198"/>
+      <w:r>
+        <w:t xml:space="preserve">while maintaining much of their original cellular </w:t>
+      </w:r>
+      <w:commentRangeEnd w:id="198"/>
+      <w:r>
+        <w:rPr>
+          <w:rStyle w:val="CommentReference"/>
+          <w:sz w:val="24"/>
+          <w:szCs w:val="30"/>
+        </w:rPr>
+        <w:commentReference w:id="198"/>
+      </w:r>
+      <w:r>
+        <w:t xml:space="preserve">identity. Given their </w:t>
+      </w:r>
+      <w:commentRangeStart w:id="199"/>
+      <w:r>
+        <w:t xml:space="preserve">established </w:t>
+      </w:r>
+      <w:commentRangeEnd w:id="199"/>
+      <w:r>
+        <w:rPr>
+          <w:rStyle w:val="CommentReference"/>
+          <w:sz w:val="24"/>
+          <w:szCs w:val="30"/>
+        </w:rPr>
+        <w:commentReference w:id="199"/>
+      </w:r>
+      <w:r>
+        <w:t xml:space="preserve">role as the </w:t>
+      </w:r>
+      <w:commentRangeStart w:id="200"/>
+      <w:r>
+        <w:t xml:space="preserve">principal </w:t>
+      </w:r>
+      <w:commentRangeEnd w:id="200"/>
+      <w:r>
+        <w:rPr>
+          <w:rStyle w:val="CommentReference"/>
+          <w:sz w:val="24"/>
+          <w:szCs w:val="30"/>
+        </w:rPr>
+        <w:commentReference w:id="200"/>
+      </w:r>
+      <w:r>
+        <w:t>neural stem cells of the teleost brain, this prolonged transitional state may provide the cellular substrate through which socially induced signals initiate the neurogenic and neuroendocrine remodeling that precedes gonadal transformation.</w:t>
+      </w:r>
+    </w:p>
+    <w:p>
+      <w:r>
+        <w:tab/>
+      </w:r>
+      <w:r>
+        <w:t xml:space="preserve">One of the earliest and most striking features of this transitional radial glial state was the transient reduction in expression of </w:t>
+      </w:r>
+      <w:del w:id="201" w:author="Graham, Gabriel J." w:date="2026-08-05T10:49:00Z" w16du:dateUtc="2026-08-05T14:49:00Z">
+        <w:r>
+          <w:delText xml:space="preserve">the </w:delText>
+        </w:r>
+      </w:del>
+      <w:r>
+        <w:t>brain aromatase</w:t>
+      </w:r>
+      <w:del w:id="202" w:author="Graham, Gabriel J." w:date="2026-08-05T10:49:00Z" w16du:dateUtc="2026-08-05T14:49:00Z">
+        <w:r>
+          <w:delText xml:space="preserve"> gene,</w:delText>
+        </w:r>
+      </w:del>
+      <w:ins w:id="203" w:author="Graham, Gabriel J." w:date="2026-08-05T10:49:00Z" w16du:dateUtc="2026-08-05T14:49:00Z">
+        <w:r>
+          <w:t>:</w:t>
+        </w:r>
+      </w:ins>
+      <w:r>
+        <w:t xml:space="preserve"> </w:t>
+      </w:r>
+      <w:r>
+        <w:rPr>
+          <w:i/>
+          <w:iCs/>
+        </w:rPr>
+        <w:t>cyp19a1b</w:t>
+      </w:r>
+      <w:r>
+        <w:t>. Because radial glia are the principal source of aromatase in the teleost brain, this finding suggests that local estrogenic signaling within the ventrocaudal telencephalon is selectively reduced during the intermediate phase of sex change. In zebrafish, radial glia similarly downregulate aromatase as they enter regenerative neurogenic programs following brain injury (</w:t>
+      </w:r>
+      <w:r>
+        <w:rPr>
+          <w:highlight w:val="yellow"/>
+        </w:rPr>
+        <w:t>xx</w:t>
+      </w:r>
+      <w:r>
+        <w:rPr>
+          <w:highlight w:val="yellow"/>
+        </w:rPr>
+        <w:t>24</w:t>
+      </w:r>
+      <w:r>
+        <w:t xml:space="preserve">), raising the possibility that transient suppression of estrogen synthesis represents a conserved feature of radial glial activation. Our observations therefore suggest that reduced aromatase expression may help establish the permissive cellular environment required for the increased recruitment of neural stem cells into the neurogenic lineage that we observed during the intermediate phase. </w:t>
+      </w:r>
+      <w:r>
+        <w:t xml:space="preserve">The high expression of estrogen receptors within the 6_POA_Mixed population further suggests that these neurons are well positioned to respond to the local reduction in estrogen signaling associated with </w:t>
+      </w:r>
+      <w:r>
+        <w:rPr>
+          <w:i/>
+          <w:iCs/>
+        </w:rPr>
+        <w:t>cyp19a1b</w:t>
+      </w:r>
+      <w:r>
+        <w:t xml:space="preserve"> downregulation.</w:t>
+      </w:r>
+      <w:r>
+        <w:t xml:space="preserve"> </w:t>
+      </w:r>
+      <w:r>
+        <w:t>Although previous whole-brain transcriptomic analyses reported progressive increases in brain aromatase expression during protandrous sex change (</w:t>
+      </w:r>
+      <w:r>
+        <w:rPr>
+          <w:highlight w:val="yellow"/>
+        </w:rPr>
+        <w:t>xx</w:t>
+      </w:r>
+      <w:r>
+        <w:rPr>
+          <w:highlight w:val="yellow"/>
+        </w:rPr>
+        <w:t>16</w:t>
+      </w:r>
+      <w:r>
+        <w:t>), the apparent discrepancy may reflect regional specialization that becomes obscur</w:t>
+      </w:r>
+      <w:commentRangeStart w:id="204"/>
+      <w:r>
+        <w:t xml:space="preserve">ed in bulk tissue analyses, differences in sampling stage, or species-specific differences between </w:t>
+      </w:r>
+      <w:r>
+        <w:rPr>
+          <w:i/>
+          <w:iCs/>
+        </w:rPr>
+        <w:t>A. oc</w:t>
+      </w:r>
+      <w:commentRangeEnd w:id="204"/>
+      <w:r>
+        <w:rPr>
+          <w:rStyle w:val="CommentReference"/>
+          <w:i/>
+          <w:iCs/>
+          <w:sz w:val="24"/>
+          <w:szCs w:val="30"/>
+        </w:rPr>
+        <w:commentReference w:id="204"/>
       </w:r>
       <w:r>
         <w:rPr>
@@ -6972,7 +7106,7 @@
         </w:rPr>
         <w:t xml:space="preserve"> (</w:t>
       </w:r>
-      <w:commentRangeStart w:id="192"/>
+      <w:commentRangeStart w:id="205"/>
       <w:r>
         <w:rPr>
           <w:rFonts w:eastAsia="Malgun Gothic" w:cs="Times New Roman"/>
@@ -6996,7 +7130,7 @@
         </w:rPr>
         <w:t>ee supplementary … for details</w:t>
       </w:r>
-      <w:commentRangeEnd w:id="192"/>
+      <w:commentRangeEnd w:id="205"/>
       <w:r>
         <w:rPr>
           <w:rStyle w:val="CommentReference"/>
@@ -7008,7 +7142,7 @@
           <w:lang w:eastAsia="ja-JP"/>
           <w14:ligatures w14:val="none"/>
         </w:rPr>
-        <w:commentReference w:id="192"/>
+        <w:commentReference w:id="205"/>
       </w:r>
       <w:r>
         <w:rPr>
@@ -7029,7 +7163,7 @@
           <w:bCs/>
         </w:rPr>
       </w:pPr>
-      <w:commentRangeStart w:id="193"/>
+      <w:commentRangeStart w:id="206"/>
       <w:r>
         <w:rPr>
           <w:b/>
@@ -7038,7 +7172,7 @@
         <w:lastRenderedPageBreak/>
         <w:t xml:space="preserve">snMultiome </w:t>
       </w:r>
-      <w:commentRangeEnd w:id="193"/>
+      <w:commentRangeEnd w:id="206"/>
       <w:r>
         <w:rPr>
           <w:rStyle w:val="CommentReference"/>
@@ -7047,7 +7181,7 @@
           <w:sz w:val="24"/>
           <w:szCs w:val="30"/>
         </w:rPr>
-        <w:commentReference w:id="193"/>
+        <w:commentReference w:id="206"/>
       </w:r>
     </w:p>
     <w:p>
@@ -7062,7 +7196,7 @@
           <w:bCs/>
         </w:rPr>
       </w:pPr>
-      <w:commentRangeStart w:id="194"/>
+      <w:commentRangeStart w:id="207"/>
       <w:r>
         <w:rPr>
           <w:b/>
@@ -7070,7 +7204,7 @@
         </w:rPr>
         <w:t>Spatial Transcriptomics</w:t>
       </w:r>
-      <w:commentRangeEnd w:id="194"/>
+      <w:commentRangeEnd w:id="207"/>
       <w:r>
         <w:rPr>
           <w:rStyle w:val="CommentReference"/>
@@ -7079,7 +7213,7 @@
           <w:sz w:val="24"/>
           <w:szCs w:val="30"/>
         </w:rPr>
-        <w:commentReference w:id="194"/>
+        <w:commentReference w:id="207"/>
       </w:r>
     </w:p>
     <w:p>
@@ -13088,7 +13222,7 @@
       </w:r>
     </w:p>
   </w:comment>
-  <w:comment w:id="170" w:author="Graham, Gabriel J." w:date="2026-08-04T14:03:00Z" w:initials="GGJ">
+  <w:comment w:id="172" w:author="Graham, Gabriel J." w:date="2026-08-04T14:03:00Z" w:initials="GGJ">
     <w:p>
       <w:r>
         <w:rPr>
@@ -13105,7 +13239,7 @@
       </w:r>
     </w:p>
   </w:comment>
-  <w:comment w:id="186" w:author="Graham, Gabriel J." w:date="2026-08-04T14:11:00Z" w:initials="GGJ">
+  <w:comment w:id="188" w:author="Graham, Gabriel J." w:date="2026-08-04T14:11:00Z" w:initials="GGJ">
     <w:p>
       <w:r>
         <w:rPr>
@@ -13122,7 +13256,7 @@
       </w:r>
     </w:p>
   </w:comment>
-  <w:comment w:id="187" w:author="Graham, Gabriel J." w:date="2026-08-04T14:12:00Z" w:initials="GGJ">
+  <w:comment w:id="189" w:author="Graham, Gabriel J." w:date="2026-08-04T14:12:00Z" w:initials="GGJ">
     <w:p>
       <w:r>
         <w:rPr>
@@ -13139,7 +13273,7 @@
       </w:r>
     </w:p>
   </w:comment>
-  <w:comment w:id="188" w:author="Graham, Gabriel J." w:date="2026-08-04T14:13:00Z" w:initials="GGJ">
+  <w:comment w:id="190" w:author="Graham, Gabriel J." w:date="2026-08-04T14:13:00Z" w:initials="GGJ">
     <w:p>
       <w:r>
         <w:rPr>
@@ -13156,7 +13290,7 @@
       </w:r>
     </w:p>
   </w:comment>
-  <w:comment w:id="189" w:author="Graham, Gabriel J." w:date="2026-08-04T14:15:00Z" w:initials="GGJ">
+  <w:comment w:id="191" w:author="Graham, Gabriel J." w:date="2026-08-04T14:15:00Z" w:initials="GGJ">
     <w:p>
       <w:r>
         <w:rPr>
@@ -13173,7 +13307,7 @@
       </w:r>
     </w:p>
   </w:comment>
-  <w:comment w:id="190" w:author="Rhodes, Justin S" w:date="2026-07-29T21:08:00Z" w:initials="JR">
+  <w:comment w:id="192" w:author="Rhodes, Justin S" w:date="2026-07-29T21:08:00Z" w:initials="JR">
     <w:p>
       <w:pPr>
         <w:pStyle w:val="CommentText"/>
@@ -13189,7 +13323,92 @@
       </w:r>
     </w:p>
   </w:comment>
-  <w:comment w:id="191" w:author="Rhodes, Justin S" w:date="2026-07-30T18:28:00Z" w:initials="JR">
+  <w:comment w:id="193" w:author="Graham, Gabriel J." w:date="2026-08-05T10:44:00Z" w:initials="GGJ">
+    <w:p>
+      <w:r>
+        <w:rPr>
+          <w:rStyle w:val="CommentReference"/>
+        </w:rPr>
+        <w:annotationRef/>
+      </w:r>
+      <w:r>
+        <w:rPr>
+          <w:sz w:val="20"/>
+          <w:szCs w:val="20"/>
+        </w:rPr>
+        <w:t>This is horrible</w:t>
+      </w:r>
+    </w:p>
+  </w:comment>
+  <w:comment w:id="197" w:author="Graham, Gabriel J." w:date="2026-08-05T10:46:00Z" w:initials="GGJ">
+    <w:p>
+      <w:r>
+        <w:rPr>
+          <w:rStyle w:val="CommentReference"/>
+        </w:rPr>
+        <w:annotationRef/>
+      </w:r>
+      <w:r>
+        <w:rPr>
+          <w:sz w:val="20"/>
+          <w:szCs w:val="20"/>
+        </w:rPr>
+        <w:t>Why would they suggest this??</w:t>
+      </w:r>
+    </w:p>
+  </w:comment>
+  <w:comment w:id="198" w:author="Graham, Gabriel J." w:date="2026-08-05T10:48:00Z" w:initials="GGJ">
+    <w:p>
+      <w:r>
+        <w:rPr>
+          <w:rStyle w:val="CommentReference"/>
+        </w:rPr>
+        <w:annotationRef/>
+      </w:r>
+      <w:r>
+        <w:rPr>
+          <w:sz w:val="20"/>
+          <w:szCs w:val="20"/>
+        </w:rPr>
+        <w:t>AI bullshit</w:t>
+      </w:r>
+    </w:p>
+  </w:comment>
+  <w:comment w:id="199" w:author="Graham, Gabriel J." w:date="2026-08-05T10:48:00Z" w:initials="GGJ">
+    <w:p>
+      <w:r>
+        <w:rPr>
+          <w:rStyle w:val="CommentReference"/>
+        </w:rPr>
+        <w:annotationRef/>
+      </w:r>
+      <w:r>
+        <w:rPr>
+          <w:sz w:val="20"/>
+          <w:szCs w:val="20"/>
+        </w:rPr>
+        <w:t>AI bullshit</w:t>
+      </w:r>
+    </w:p>
+  </w:comment>
+  <w:comment w:id="200" w:author="Graham, Gabriel J." w:date="2026-08-05T10:49:00Z" w:initials="GGJ">
+    <w:p>
+      <w:r>
+        <w:rPr>
+          <w:rStyle w:val="CommentReference"/>
+        </w:rPr>
+        <w:annotationRef/>
+      </w:r>
+      <w:r>
+        <w:rPr>
+          <w:sz w:val="20"/>
+          <w:szCs w:val="20"/>
+        </w:rPr>
+        <w:t>only the fuck what do you mean principal</w:t>
+      </w:r>
+    </w:p>
+  </w:comment>
+  <w:comment w:id="204" w:author="Rhodes, Justin S" w:date="2026-07-30T18:28:00Z" w:initials="JR">
     <w:p>
       <w:pPr>
         <w:pStyle w:val="CommentText"/>
@@ -13208,7 +13427,7 @@
       </w:r>
     </w:p>
   </w:comment>
-  <w:comment w:id="192" w:author="Graham, Gabriel J." w:date="2026-07-20T12:03:00Z" w:initials="GG">
+  <w:comment w:id="205" w:author="Graham, Gabriel J." w:date="2026-07-20T12:03:00Z" w:initials="GG">
     <w:p>
       <w:pPr>
         <w:pStyle w:val="CommentText"/>
@@ -13227,7 +13446,7 @@
       </w:r>
     </w:p>
   </w:comment>
-  <w:comment w:id="193" w:author="Graham, Gabriel J." w:date="2026-07-19T17:55:00Z" w:initials="GG">
+  <w:comment w:id="206" w:author="Graham, Gabriel J." w:date="2026-07-19T17:55:00Z" w:initials="GG">
     <w:p>
       <w:pPr>
         <w:pStyle w:val="CommentText"/>
@@ -13246,7 +13465,7 @@
       </w:r>
     </w:p>
   </w:comment>
-  <w:comment w:id="194" w:author="Graham, Gabriel J." w:date="2026-07-19T17:57:00Z" w:initials="GG">
+  <w:comment w:id="207" w:author="Graham, Gabriel J." w:date="2026-07-19T17:57:00Z" w:initials="GG">
     <w:p>
       <w:pPr>
         <w:pStyle w:val="CommentText"/>
@@ -13301,6 +13520,11 @@
   <w15:commentEx w15:paraId="2AB2F6C6" w15:done="0"/>
   <w15:commentEx w15:paraId="7A111A6B" w15:done="0"/>
   <w15:commentEx w15:paraId="58BA1AA8" w15:done="0"/>
+  <w15:commentEx w15:paraId="176736AE" w15:done="0"/>
+  <w15:commentEx w15:paraId="55027A01" w15:done="0"/>
+  <w15:commentEx w15:paraId="56FB1A47" w15:done="0"/>
+  <w15:commentEx w15:paraId="029EF353" w15:done="0"/>
+  <w15:commentEx w15:paraId="21B68D08" w15:done="0"/>
   <w15:commentEx w15:paraId="3679217C" w15:done="0"/>
   <w15:commentEx w15:paraId="687FC605" w15:done="0"/>
   <w15:commentEx w15:paraId="3E94E312" w15:done="0"/>
@@ -13344,6 +13568,11 @@
   <w16cex:commentExtensible w16cex:durableId="3A75C397" w16cex:dateUtc="2026-08-04T18:13:00Z"/>
   <w16cex:commentExtensible w16cex:durableId="50C37F0B" w16cex:dateUtc="2026-08-04T18:15:00Z"/>
   <w16cex:commentExtensible w16cex:durableId="505B9A27" w16cex:dateUtc="2026-07-30T02:08:00Z"/>
+  <w16cex:commentExtensible w16cex:durableId="296A3941" w16cex:dateUtc="2026-08-05T14:44:00Z"/>
+  <w16cex:commentExtensible w16cex:durableId="03817658" w16cex:dateUtc="2026-08-05T14:46:00Z"/>
+  <w16cex:commentExtensible w16cex:durableId="798A0C9B" w16cex:dateUtc="2026-08-05T14:48:00Z"/>
+  <w16cex:commentExtensible w16cex:durableId="0EF4F07F" w16cex:dateUtc="2026-08-05T14:48:00Z"/>
+  <w16cex:commentExtensible w16cex:durableId="63E0D10F" w16cex:dateUtc="2026-08-05T14:49:00Z"/>
   <w16cex:commentExtensible w16cex:durableId="5F842474" w16cex:dateUtc="2026-07-30T23:28:00Z"/>
   <w16cex:commentExtensible w16cex:durableId="3228E7E0" w16cex:dateUtc="2026-07-20T16:03:00Z"/>
   <w16cex:commentExtensible w16cex:durableId="08D43EA4" w16cex:dateUtc="2026-07-19T21:55:00Z"/>
@@ -13387,6 +13616,11 @@
   <w16cid:commentId w16cid:paraId="2AB2F6C6" w16cid:durableId="3A75C397"/>
   <w16cid:commentId w16cid:paraId="7A111A6B" w16cid:durableId="50C37F0B"/>
   <w16cid:commentId w16cid:paraId="58BA1AA8" w16cid:durableId="505B9A27"/>
+  <w16cid:commentId w16cid:paraId="176736AE" w16cid:durableId="296A3941"/>
+  <w16cid:commentId w16cid:paraId="55027A01" w16cid:durableId="03817658"/>
+  <w16cid:commentId w16cid:paraId="56FB1A47" w16cid:durableId="798A0C9B"/>
+  <w16cid:commentId w16cid:paraId="029EF353" w16cid:durableId="0EF4F07F"/>
+  <w16cid:commentId w16cid:paraId="21B68D08" w16cid:durableId="63E0D10F"/>
   <w16cid:commentId w16cid:paraId="3679217C" w16cid:durableId="5F842474"/>
   <w16cid:commentId w16cid:paraId="687FC605" w16cid:durableId="3228E7E0"/>
   <w16cid:commentId w16cid:paraId="3E94E312" w16cid:durableId="08D43EA4"/>
@@ -15527,23 +15761,6 @@
 </file>
 
 <file path=customXml/item1.xml><?xml version="1.0" encoding="utf-8"?>
-<?mso-contentType ?>
-<FormTemplates xmlns="http://schemas.microsoft.com/sharepoint/v3/contenttype/forms">
-  <Display>DocumentLibraryForm</Display>
-  <Edit>DocumentLibraryForm</Edit>
-  <New>DocumentLibraryForm</New>
-</FormTemplates>
-</file>
-
-<file path=customXml/item2.xml><?xml version="1.0" encoding="utf-8"?>
-<p:properties xmlns:p="http://schemas.microsoft.com/office/2006/metadata/properties" xmlns:xsi="http://www.w3.org/2001/XMLSchema-instance" xmlns:pc="http://schemas.microsoft.com/office/infopath/2007/PartnerControls">
-  <documentManagement>
-    <_activity xmlns="571a3d99-6795-4360-9ac0-0295bb4ceb32" xsi:nil="true"/>
-  </documentManagement>
-</p:properties>
-</file>
-
-<file path=customXml/item3.xml><?xml version="1.0" encoding="utf-8"?>
 <ct:contentTypeSchema xmlns:ct="http://schemas.microsoft.com/office/2006/metadata/contentType" xmlns:ma="http://schemas.microsoft.com/office/2006/metadata/properties/metaAttributes" ct:_="" ma:_="" ma:contentTypeName="Document" ma:contentTypeID="0x01010096B7879191E50A4AAAE05B439EDDC02C" ma:contentTypeVersion="10" ma:contentTypeDescription="Create a new document." ma:contentTypeScope="" ma:versionID="3f2d7982759a07367ccfdef1137c2b1a">
   <xsd:schema xmlns:xsd="http://www.w3.org/2001/XMLSchema" xmlns:xs="http://www.w3.org/2001/XMLSchema" xmlns:p="http://schemas.microsoft.com/office/2006/metadata/properties" xmlns:ns3="571a3d99-6795-4360-9ac0-0295bb4ceb32" targetNamespace="http://schemas.microsoft.com/office/2006/metadata/properties" ma:root="true" ma:fieldsID="cb871dbdfaf26c47009d691a4e72a0c1" ns3:_="">
     <xsd:import namespace="571a3d99-6795-4360-9ac0-0295bb4ceb32"/>
@@ -15725,25 +15942,24 @@
 </ct:contentTypeSchema>
 </file>
 
-<file path=customXml/itemProps1.xml><?xml version="1.0" encoding="utf-8"?>
-<ds:datastoreItem xmlns:ds="http://schemas.openxmlformats.org/officeDocument/2006/customXml" ds:itemID="{3E968C65-22C6-4EA7-91FF-80C2582E7D8E}">
-  <ds:schemaRefs>
-    <ds:schemaRef ds:uri="http://schemas.microsoft.com/sharepoint/v3/contenttype/forms"/>
-  </ds:schemaRefs>
-</ds:datastoreItem>
+<file path=customXml/item2.xml><?xml version="1.0" encoding="utf-8"?>
+<p:properties xmlns:p="http://schemas.microsoft.com/office/2006/metadata/properties" xmlns:xsi="http://www.w3.org/2001/XMLSchema-instance" xmlns:pc="http://schemas.microsoft.com/office/infopath/2007/PartnerControls">
+  <documentManagement>
+    <_activity xmlns="571a3d99-6795-4360-9ac0-0295bb4ceb32" xsi:nil="true"/>
+  </documentManagement>
+</p:properties>
 </file>
 
-<file path=customXml/itemProps2.xml><?xml version="1.0" encoding="utf-8"?>
-<ds:datastoreItem xmlns:ds="http://schemas.openxmlformats.org/officeDocument/2006/customXml" ds:itemID="{2D481B94-8CC3-4C26-A5D3-A9237C285D69}">
-  <ds:schemaRefs>
-    <ds:schemaRef ds:uri="http://schemas.microsoft.com/office/2006/metadata/properties"/>
-    <ds:schemaRef ds:uri="http://schemas.microsoft.com/office/infopath/2007/PartnerControls"/>
-    <ds:schemaRef ds:uri="571a3d99-6795-4360-9ac0-0295bb4ceb32"/>
-  </ds:schemaRefs>
-</ds:datastoreItem>
+<file path=customXml/item3.xml><?xml version="1.0" encoding="utf-8"?>
+<?mso-contentType ?>
+<FormTemplates xmlns="http://schemas.microsoft.com/sharepoint/v3/contenttype/forms">
+  <Display>DocumentLibraryForm</Display>
+  <Edit>DocumentLibraryForm</Edit>
+  <New>DocumentLibraryForm</New>
+</FormTemplates>
 </file>
 
-<file path=customXml/itemProps3.xml><?xml version="1.0" encoding="utf-8"?>
+<file path=customXml/itemProps1.xml><?xml version="1.0" encoding="utf-8"?>
 <ds:datastoreItem xmlns:ds="http://schemas.openxmlformats.org/officeDocument/2006/customXml" ds:itemID="{ADC2B541-83A6-4E61-BB3A-CF0DF096A073}">
   <ds:schemaRefs>
     <ds:schemaRef ds:uri="http://schemas.microsoft.com/office/2006/metadata/contentType"/>
@@ -15761,6 +15977,24 @@
 </ds:datastoreItem>
 </file>
 
+<file path=customXml/itemProps2.xml><?xml version="1.0" encoding="utf-8"?>
+<ds:datastoreItem xmlns:ds="http://schemas.openxmlformats.org/officeDocument/2006/customXml" ds:itemID="{2D481B94-8CC3-4C26-A5D3-A9237C285D69}">
+  <ds:schemaRefs>
+    <ds:schemaRef ds:uri="http://schemas.microsoft.com/office/2006/metadata/properties"/>
+    <ds:schemaRef ds:uri="http://schemas.microsoft.com/office/infopath/2007/PartnerControls"/>
+    <ds:schemaRef ds:uri="571a3d99-6795-4360-9ac0-0295bb4ceb32"/>
+  </ds:schemaRefs>
+</ds:datastoreItem>
+</file>
+
+<file path=customXml/itemProps3.xml><?xml version="1.0" encoding="utf-8"?>
+<ds:datastoreItem xmlns:ds="http://schemas.openxmlformats.org/officeDocument/2006/customXml" ds:itemID="{3E968C65-22C6-4EA7-91FF-80C2582E7D8E}">
+  <ds:schemaRefs>
+    <ds:schemaRef ds:uri="http://schemas.microsoft.com/sharepoint/v3/contenttype/forms"/>
+  </ds:schemaRefs>
+</ds:datastoreItem>
+</file>
+
 <file path=docMetadata/LabelInfo.xml><?xml version="1.0" encoding="utf-8"?>
 <clbl:labelList xmlns:clbl="http://schemas.microsoft.com/office/2020/mipLabelMetadata">
   <clbl:label id="{b0002a9b-0017-404d-97dc-3d3bab09be81}" enabled="0" method="" siteId="{b0002a9b-0017-404d-97dc-3d3bab09be81}" removed="1"/>

--- a/Manuscript/Manuscript v.2/Manuscript Draft v.2.1.docx
+++ b/Manuscript/Manuscript v.2/Manuscript Draft v.2.1.docx
@@ -952,6 +952,9 @@
       </w:ins>
       <w:r>
         <w:t xml:space="preserve">does the remaining testicular tissue disappear </w:t>
+      </w:r>
+      <w:r>
+        <w:t xml:space="preserve">and </w:t>
       </w:r>
       <w:del w:id="78" w:author="Graham, Gabriel J." w:date="2026-08-04T11:15:00Z" w16du:dateUtc="2026-08-04T15:15:00Z">
         <w:r>
@@ -3300,12 +3303,22 @@
       </w:ins>
       <w:ins w:id="279" w:author="Graham, Gabriel J." w:date="2026-08-07T15:24:00Z" w16du:dateUtc="2026-08-07T19:24:00Z">
         <w:r>
-          <w:t xml:space="preserve"> snRNA-seq atlas (</w:t>
+          <w:t xml:space="preserve"> snRNA-seq atlas</w:t>
+        </w:r>
+      </w:ins>
+      <w:ins w:id="280" w:author="Graham, Gabriel J." w:date="2026-08-11T11:03:00Z" w16du:dateUtc="2026-08-11T15:03:00Z">
+        <w:r>
+          <w:t xml:space="preserve"> of the anemonefish telencephalon</w:t>
+        </w:r>
+      </w:ins>
+      <w:ins w:id="281" w:author="Graham, Gabriel J." w:date="2026-08-07T15:24:00Z" w16du:dateUtc="2026-08-07T19:24:00Z">
+        <w:r>
+          <w:t xml:space="preserve"> (</w:t>
         </w:r>
         <w:r>
           <w:rPr>
             <w:highlight w:val="yellow"/>
-            <w:rPrChange w:id="280" w:author="Graham, Gabriel J." w:date="2026-08-07T15:24:00Z" w16du:dateUtc="2026-08-07T19:24:00Z">
+            <w:rPrChange w:id="282" w:author="Graham, Gabriel J." w:date="2026-08-07T15:24:00Z" w16du:dateUtc="2026-08-07T19:24:00Z">
               <w:rPr/>
             </w:rPrChange>
           </w:rPr>
@@ -3315,7 +3328,7 @@
           <w:t>).</w:t>
         </w:r>
       </w:ins>
-      <w:ins w:id="281" w:author="Graham, Gabriel J." w:date="2026-08-07T15:23:00Z" w16du:dateUtc="2026-08-07T19:23:00Z">
+      <w:ins w:id="283" w:author="Graham, Gabriel J." w:date="2026-08-07T15:23:00Z" w16du:dateUtc="2026-08-07T19:23:00Z">
         <w:r>
           <w:t xml:space="preserve"> Cell populations showed strong correspondence between datasets despite differences in tissue sampling and sequencing modalities (</w:t>
         </w:r>
@@ -3335,48 +3348,37 @@
           <w:t xml:space="preserve">). In particular, the </w:t>
         </w:r>
       </w:ins>
-      <w:ins w:id="282" w:author="Graham, Gabriel J." w:date="2026-08-07T15:24:00Z" w16du:dateUtc="2026-08-07T19:24:00Z">
+      <w:ins w:id="284" w:author="Graham, Gabriel J." w:date="2026-08-07T15:24:00Z" w16du:dateUtc="2026-08-07T19:24:00Z">
         <w:r>
           <w:t>POA cluster 6_POA_Mixed</w:t>
         </w:r>
       </w:ins>
-      <w:ins w:id="283" w:author="Graham, Gabriel J." w:date="2026-08-07T15:25:00Z" w16du:dateUtc="2026-08-07T19:25:00Z">
+      <w:ins w:id="285" w:author="Graham, Gabriel J." w:date="2026-08-07T15:25:00Z" w16du:dateUtc="2026-08-07T19:25:00Z">
         <w:r>
           <w:t xml:space="preserve"> was the mutual best match (or something) for cluster 13d described in Parker et al., 2024</w:t>
         </w:r>
       </w:ins>
-      <w:ins w:id="284" w:author="Graham, Gabriel J." w:date="2026-08-07T15:27:00Z" w16du:dateUtc="2026-08-07T19:27:00Z">
+      <w:ins w:id="286" w:author="Graham, Gabriel J." w:date="2026-08-07T15:27:00Z" w16du:dateUtc="2026-08-07T19:27:00Z">
         <w:r>
           <w:t xml:space="preserve">, and </w:t>
         </w:r>
       </w:ins>
-      <w:ins w:id="285" w:author="Graham, Gabriel J." w:date="2026-08-07T15:26:00Z" w16du:dateUtc="2026-08-07T19:26:00Z">
+      <w:ins w:id="287" w:author="Graham, Gabriel J." w:date="2026-08-07T15:26:00Z" w16du:dateUtc="2026-08-07T19:26:00Z">
         <w:r>
           <w:t>cluster 13d independently mapped to the POA</w:t>
         </w:r>
       </w:ins>
-      <w:ins w:id="286" w:author="Graham, Gabriel J." w:date="2026-08-07T15:27:00Z" w16du:dateUtc="2026-08-07T19:27:00Z">
+      <w:ins w:id="288" w:author="Graham, Gabriel J." w:date="2026-08-07T15:27:00Z" w16du:dateUtc="2026-08-07T19:27:00Z">
         <w:r>
           <w:t xml:space="preserve"> in our Visium HD data</w:t>
         </w:r>
       </w:ins>
-      <w:ins w:id="287" w:author="Graham, Gabriel J." w:date="2026-08-07T15:28:00Z" w16du:dateUtc="2026-08-07T19:28:00Z">
+      <w:ins w:id="289" w:author="Graham, Gabriel J." w:date="2026-08-07T15:28:00Z" w16du:dateUtc="2026-08-07T19:28:00Z">
         <w:r>
           <w:t xml:space="preserve"> </w:t>
         </w:r>
       </w:ins>
-      <w:ins w:id="288" w:author="Graham, Gabriel J." w:date="2026-08-07T15:26:00Z" w16du:dateUtc="2026-08-07T19:26:00Z">
-        <w:r>
-          <w:rPr>
-            <w:highlight w:val="yellow"/>
-            <w:rPrChange w:id="289" w:author="Graham, Gabriel J." w:date="2026-08-07T15:28:00Z" w16du:dateUtc="2026-08-07T19:28:00Z">
-              <w:rPr/>
-            </w:rPrChange>
-          </w:rPr>
-          <w:t>(</w:t>
-        </w:r>
-      </w:ins>
-      <w:ins w:id="290" w:author="Graham, Gabriel J." w:date="2026-08-07T15:27:00Z" w16du:dateUtc="2026-08-07T19:27:00Z">
+      <w:ins w:id="290" w:author="Graham, Gabriel J." w:date="2026-08-07T15:26:00Z" w16du:dateUtc="2026-08-07T19:26:00Z">
         <w:r>
           <w:rPr>
             <w:highlight w:val="yellow"/>
@@ -3384,18 +3386,29 @@
               <w:rPr/>
             </w:rPrChange>
           </w:rPr>
+          <w:t>(</w:t>
+        </w:r>
+      </w:ins>
+      <w:ins w:id="292" w:author="Graham, Gabriel J." w:date="2026-08-07T15:27:00Z" w16du:dateUtc="2026-08-07T19:27:00Z">
+        <w:r>
+          <w:rPr>
+            <w:highlight w:val="yellow"/>
+            <w:rPrChange w:id="293" w:author="Graham, Gabriel J." w:date="2026-08-07T15:28:00Z" w16du:dateUtc="2026-08-07T19:28:00Z">
+              <w:rPr/>
+            </w:rPrChange>
+          </w:rPr>
           <w:t>Fig SXX</w:t>
         </w:r>
         <w:r>
           <w:t>)</w:t>
         </w:r>
       </w:ins>
-      <w:ins w:id="292" w:author="Graham, Gabriel J." w:date="2026-08-07T15:26:00Z" w16du:dateUtc="2026-08-07T19:26:00Z">
+      <w:ins w:id="294" w:author="Graham, Gabriel J." w:date="2026-08-07T15:26:00Z" w16du:dateUtc="2026-08-07T19:26:00Z">
         <w:r>
           <w:t xml:space="preserve"> </w:t>
         </w:r>
       </w:ins>
-      <w:ins w:id="293" w:author="Graham, Gabriel J." w:date="2026-08-07T15:23:00Z" w16du:dateUtc="2026-08-07T19:23:00Z">
+      <w:ins w:id="295" w:author="Graham, Gabriel J." w:date="2026-08-07T15:23:00Z" w16du:dateUtc="2026-08-07T19:23:00Z">
         <w:r>
           <w:t>These findings demonstrate the robustness and reproducibility of the identified cell types while establishing continuity between the present atlas and our previous work.</w:t>
         </w:r>
@@ -3426,7 +3439,7 @@
     <w:p>
       <w:pPr>
         <w:rPr>
-          <w:del w:id="294" w:author="Graham, Gabriel J." w:date="2026-08-07T15:38:00Z" w16du:dateUtc="2026-08-07T19:38:00Z"/>
+          <w:del w:id="296" w:author="Graham, Gabriel J." w:date="2026-08-07T15:38:00Z" w16du:dateUtc="2026-08-07T19:38:00Z"/>
         </w:rPr>
       </w:pPr>
     </w:p>
@@ -3457,7 +3470,7 @@
       <w:r>
         <w:t>Because sex change is associated with changes in brain size and composition</w:t>
       </w:r>
-      <w:ins w:id="295" w:author="Graham, Gabriel J." w:date="2026-08-07T15:38:00Z" w16du:dateUtc="2026-08-07T19:38:00Z">
+      <w:ins w:id="297" w:author="Graham, Gabriel J." w:date="2026-08-07T15:38:00Z" w16du:dateUtc="2026-08-07T19:38:00Z">
         <w:r>
           <w:t xml:space="preserve"> </w:t>
         </w:r>
@@ -3483,12 +3496,12 @@
       <w:r>
         <w:t xml:space="preserve">, we next analyzed changes in cell populations across sex change. We detected significant phase differences in the </w:t>
       </w:r>
-      <w:del w:id="296" w:author="Graham, Gabriel J." w:date="2026-08-07T15:38:00Z" w16du:dateUtc="2026-08-07T19:38:00Z">
+      <w:del w:id="298" w:author="Graham, Gabriel J." w:date="2026-08-07T15:38:00Z" w16du:dateUtc="2026-08-07T19:38:00Z">
         <w:r>
           <w:delText xml:space="preserve">proportions </w:delText>
         </w:r>
       </w:del>
-      <w:ins w:id="297" w:author="Graham, Gabriel J." w:date="2026-08-07T15:38:00Z" w16du:dateUtc="2026-08-07T19:38:00Z">
+      <w:ins w:id="299" w:author="Graham, Gabriel J." w:date="2026-08-07T15:38:00Z" w16du:dateUtc="2026-08-07T19:38:00Z">
         <w:r>
           <w:t>abundance</w:t>
         </w:r>
@@ -3499,7 +3512,7 @@
       <w:r>
         <w:t xml:space="preserve">of cells in 12 of the 27 multiome clusters. Of these, nine were </w:t>
       </w:r>
-      <w:ins w:id="298" w:author="Graham, Gabriel J." w:date="2026-08-07T15:38:00Z" w16du:dateUtc="2026-08-07T19:38:00Z">
+      <w:ins w:id="300" w:author="Graham, Gabriel J." w:date="2026-08-07T15:38:00Z" w16du:dateUtc="2026-08-07T19:38:00Z">
         <w:r>
           <w:t xml:space="preserve">relative </w:t>
         </w:r>
@@ -3543,7 +3556,7 @@
       <w:r>
         <w:t xml:space="preserve">, </w:t>
       </w:r>
-      <w:ins w:id="299" w:author="Rhodes, Justin S" w:date="2026-08-04T14:17:00Z" w16du:dateUtc="2026-08-04T18:17:00Z">
+      <w:ins w:id="301" w:author="Rhodes, Justin S" w:date="2026-08-04T14:17:00Z" w16du:dateUtc="2026-08-04T18:17:00Z">
         <w:r>
           <w:t xml:space="preserve">the proportion of </w:t>
         </w:r>
@@ -3555,7 +3568,7 @@
         <w:lastRenderedPageBreak/>
         <w:t xml:space="preserve">transiently increased in </w:t>
       </w:r>
-      <w:del w:id="300" w:author="Rhodes, Justin S" w:date="2026-08-04T14:17:00Z" w16du:dateUtc="2026-08-04T18:17:00Z">
+      <w:del w:id="302" w:author="Rhodes, Justin S" w:date="2026-08-04T14:17:00Z" w16du:dateUtc="2026-08-04T18:17:00Z">
         <w:r>
           <w:delText xml:space="preserve">population in </w:delText>
         </w:r>
@@ -3578,58 +3591,58 @@
       <w:r>
         <w:t xml:space="preserve">). </w:t>
       </w:r>
-      <w:del w:id="301" w:author="Rhodes, Justin S" w:date="2026-08-04T14:17:00Z" w16du:dateUtc="2026-08-04T18:17:00Z">
+      <w:del w:id="303" w:author="Rhodes, Justin S" w:date="2026-08-04T14:17:00Z" w16du:dateUtc="2026-08-04T18:17:00Z">
         <w:r>
           <w:delText>Taken together</w:delText>
-        </w:r>
-      </w:del>
-      <w:ins w:id="302" w:author="Rhodes, Justin S" w:date="2026-08-04T14:17:00Z" w16du:dateUtc="2026-08-04T18:17:00Z">
-        <w:r>
-          <w:t>Together</w:t>
-        </w:r>
-      </w:ins>
-      <w:r>
-        <w:t xml:space="preserve">, these </w:t>
-      </w:r>
-      <w:del w:id="303" w:author="Rhodes, Justin S" w:date="2026-08-04T14:17:00Z" w16du:dateUtc="2026-08-04T18:17:00Z">
-        <w:r>
-          <w:delText>data support a model where neurogenesis driven by</w:delText>
-        </w:r>
-        <w:r>
-          <w:delText xml:space="preserve"> the</w:delText>
-        </w:r>
-        <w:r>
-          <w:delText xml:space="preserve"> proliferation</w:delText>
         </w:r>
       </w:del>
       <w:ins w:id="304" w:author="Rhodes, Justin S" w:date="2026-08-04T14:17:00Z" w16du:dateUtc="2026-08-04T18:17:00Z">
         <w:r>
+          <w:t>Together</w:t>
+        </w:r>
+      </w:ins>
+      <w:r>
+        <w:t xml:space="preserve">, these </w:t>
+      </w:r>
+      <w:del w:id="305" w:author="Rhodes, Justin S" w:date="2026-08-04T14:17:00Z" w16du:dateUtc="2026-08-04T18:17:00Z">
+        <w:r>
+          <w:delText>data support a model where neurogenesis driven by</w:delText>
+        </w:r>
+        <w:r>
+          <w:delText xml:space="preserve"> the</w:delText>
+        </w:r>
+        <w:r>
+          <w:delText xml:space="preserve"> proliferation</w:delText>
+        </w:r>
+      </w:del>
+      <w:ins w:id="306" w:author="Rhodes, Justin S" w:date="2026-08-04T14:17:00Z" w16du:dateUtc="2026-08-04T18:17:00Z">
+        <w:r>
           <w:t xml:space="preserve">findings reveal asynchronous </w:t>
         </w:r>
-        <w:del w:id="305" w:author="Graham, Gabriel J." w:date="2026-08-07T15:39:00Z" w16du:dateUtc="2026-08-07T19:39:00Z">
+        <w:del w:id="307" w:author="Graham, Gabriel J." w:date="2026-08-07T15:39:00Z" w16du:dateUtc="2026-08-07T19:39:00Z">
           <w:r>
             <w:delText>remodeling</w:delText>
           </w:r>
         </w:del>
       </w:ins>
-      <w:ins w:id="306" w:author="Graham, Gabriel J." w:date="2026-08-07T15:39:00Z" w16du:dateUtc="2026-08-07T19:39:00Z">
+      <w:ins w:id="308" w:author="Graham, Gabriel J." w:date="2026-08-07T15:39:00Z" w16du:dateUtc="2026-08-07T19:39:00Z">
         <w:r>
           <w:t>changes</w:t>
         </w:r>
       </w:ins>
-      <w:ins w:id="307" w:author="Rhodes, Justin S" w:date="2026-08-04T14:17:00Z" w16du:dateUtc="2026-08-04T18:17:00Z">
-        <w:del w:id="308" w:author="Graham, Gabriel J." w:date="2026-08-07T15:39:00Z" w16du:dateUtc="2026-08-07T19:39:00Z">
+      <w:ins w:id="309" w:author="Rhodes, Justin S" w:date="2026-08-04T14:17:00Z" w16du:dateUtc="2026-08-04T18:17:00Z">
+        <w:del w:id="310" w:author="Graham, Gabriel J." w:date="2026-08-07T15:39:00Z" w16du:dateUtc="2026-08-07T19:39:00Z">
           <w:r>
             <w:delText xml:space="preserve"> of</w:delText>
           </w:r>
         </w:del>
       </w:ins>
-      <w:ins w:id="309" w:author="Graham, Gabriel J." w:date="2026-08-07T15:39:00Z" w16du:dateUtc="2026-08-07T19:39:00Z">
+      <w:ins w:id="311" w:author="Graham, Gabriel J." w:date="2026-08-07T15:39:00Z" w16du:dateUtc="2026-08-07T19:39:00Z">
         <w:r>
           <w:t xml:space="preserve"> in</w:t>
         </w:r>
       </w:ins>
-      <w:ins w:id="310" w:author="Rhodes, Justin S" w:date="2026-08-04T14:17:00Z" w16du:dateUtc="2026-08-04T18:17:00Z">
+      <w:ins w:id="312" w:author="Rhodes, Justin S" w:date="2026-08-04T14:17:00Z" w16du:dateUtc="2026-08-04T18:17:00Z">
         <w:r>
           <w:t xml:space="preserve"> glial populations during sex change, with an early expansion</w:t>
         </w:r>
@@ -3637,12 +3650,12 @@
       <w:r>
         <w:t xml:space="preserve"> of neurogenic </w:t>
       </w:r>
-      <w:del w:id="311" w:author="Graham, Gabriel J." w:date="2026-08-07T15:40:00Z" w16du:dateUtc="2026-08-07T19:40:00Z">
+      <w:del w:id="313" w:author="Graham, Gabriel J." w:date="2026-08-07T15:40:00Z" w16du:dateUtc="2026-08-07T19:40:00Z">
         <w:r>
           <w:delText>radial glia</w:delText>
         </w:r>
       </w:del>
-      <w:ins w:id="312" w:author="Graham, Gabriel J." w:date="2026-08-07T15:40:00Z" w16du:dateUtc="2026-08-07T19:40:00Z">
+      <w:ins w:id="314" w:author="Graham, Gabriel J." w:date="2026-08-07T15:40:00Z" w16du:dateUtc="2026-08-07T19:40:00Z">
         <w:r>
           <w:t>RGCs and microglia</w:t>
         </w:r>
@@ -3650,28 +3663,28 @@
       <w:r>
         <w:t xml:space="preserve"> </w:t>
       </w:r>
-      <w:del w:id="313" w:author="Rhodes, Justin S" w:date="2026-08-04T14:17:00Z" w16du:dateUtc="2026-08-04T18:17:00Z">
+      <w:del w:id="315" w:author="Rhodes, Justin S" w:date="2026-08-04T14:17:00Z" w16du:dateUtc="2026-08-04T18:17:00Z">
         <w:r>
           <w:delText xml:space="preserve">increases during sex change, </w:delText>
         </w:r>
       </w:del>
-      <w:ins w:id="314" w:author="Rhodes, Justin S" w:date="2026-08-04T14:17:00Z" w16du:dateUtc="2026-08-04T18:17:00Z">
-        <w:del w:id="315" w:author="Graham, Gabriel J." w:date="2026-08-07T15:40:00Z" w16du:dateUtc="2026-08-07T19:40:00Z">
+      <w:ins w:id="316" w:author="Rhodes, Justin S" w:date="2026-08-04T14:17:00Z" w16du:dateUtc="2026-08-04T18:17:00Z">
+        <w:del w:id="317" w:author="Graham, Gabriel J." w:date="2026-08-07T15:40:00Z" w16du:dateUtc="2026-08-07T19:40:00Z">
           <w:r>
             <w:delText>preceding</w:delText>
           </w:r>
         </w:del>
       </w:ins>
-      <w:ins w:id="316" w:author="Graham, Gabriel J." w:date="2026-08-07T15:40:00Z" w16du:dateUtc="2026-08-07T19:40:00Z">
+      <w:ins w:id="318" w:author="Graham, Gabriel J." w:date="2026-08-07T15:40:00Z" w16du:dateUtc="2026-08-07T19:40:00Z">
         <w:r>
           <w:t>followed by</w:t>
         </w:r>
       </w:ins>
-      <w:ins w:id="317" w:author="Rhodes, Justin S" w:date="2026-08-04T14:17:00Z" w16du:dateUtc="2026-08-04T18:17:00Z">
+      <w:ins w:id="319" w:author="Rhodes, Justin S" w:date="2026-08-04T14:17:00Z" w16du:dateUtc="2026-08-04T18:17:00Z">
         <w:r>
           <w:t xml:space="preserve"> </w:t>
         </w:r>
-        <w:del w:id="318" w:author="Graham, Gabriel J." w:date="2026-08-07T15:40:00Z" w16du:dateUtc="2026-08-07T19:40:00Z">
+        <w:del w:id="320" w:author="Graham, Gabriel J." w:date="2026-08-07T15:40:00Z" w16du:dateUtc="2026-08-07T19:40:00Z">
           <w:r>
             <w:delText xml:space="preserve">the </w:delText>
           </w:r>
@@ -3679,18 +3692,18 @@
         <w:r>
           <w:t xml:space="preserve">later accumulation of oligodendrocytes. This temporal sequence is consistent with </w:t>
         </w:r>
-        <w:del w:id="319" w:author="Graham, Gabriel J." w:date="2026-08-07T15:40:00Z" w16du:dateUtc="2026-08-07T19:40:00Z">
+        <w:del w:id="321" w:author="Graham, Gabriel J." w:date="2026-08-07T15:40:00Z" w16du:dateUtc="2026-08-07T19:40:00Z">
           <w:r>
             <w:delText>radial glia</w:delText>
           </w:r>
         </w:del>
       </w:ins>
-      <w:ins w:id="320" w:author="Graham, Gabriel J." w:date="2026-08-07T15:40:00Z" w16du:dateUtc="2026-08-07T19:40:00Z">
+      <w:ins w:id="322" w:author="Graham, Gabriel J." w:date="2026-08-07T15:40:00Z" w16du:dateUtc="2026-08-07T19:40:00Z">
         <w:r>
           <w:t>RGCs</w:t>
         </w:r>
       </w:ins>
-      <w:ins w:id="321" w:author="Rhodes, Justin S" w:date="2026-08-04T14:17:00Z" w16du:dateUtc="2026-08-04T18:17:00Z">
+      <w:ins w:id="323" w:author="Rhodes, Justin S" w:date="2026-08-04T14:17:00Z" w16du:dateUtc="2026-08-04T18:17:00Z">
         <w:r>
           <w:t xml:space="preserve"> supporting the production of </w:t>
         </w:r>
@@ -3698,42 +3711,42 @@
       <w:r>
         <w:t xml:space="preserve">new neurons </w:t>
       </w:r>
-      <w:del w:id="322" w:author="Rhodes, Justin S" w:date="2026-08-04T14:17:00Z" w16du:dateUtc="2026-08-04T18:17:00Z">
+      <w:del w:id="324" w:author="Rhodes, Justin S" w:date="2026-08-04T14:17:00Z" w16du:dateUtc="2026-08-04T18:17:00Z">
         <w:r>
           <w:delText>are then myelinated</w:delText>
         </w:r>
       </w:del>
-      <w:ins w:id="323" w:author="Rhodes, Justin S" w:date="2026-08-04T14:17:00Z" w16du:dateUtc="2026-08-04T18:17:00Z">
+      <w:ins w:id="325" w:author="Rhodes, Justin S" w:date="2026-08-04T14:17:00Z" w16du:dateUtc="2026-08-04T18:17:00Z">
         <w:r>
           <w:t>early in sex change</w:t>
         </w:r>
       </w:ins>
-      <w:ins w:id="324" w:author="Graham, Gabriel J." w:date="2026-08-07T15:41:00Z" w16du:dateUtc="2026-08-07T19:41:00Z">
+      <w:ins w:id="326" w:author="Graham, Gabriel J." w:date="2026-08-07T15:41:00Z" w16du:dateUtc="2026-08-07T19:41:00Z">
         <w:r>
           <w:t xml:space="preserve"> and microglia </w:t>
         </w:r>
       </w:ins>
-      <w:ins w:id="325" w:author="Graham, Gabriel J." w:date="2026-08-07T15:42:00Z" w16du:dateUtc="2026-08-07T19:42:00Z">
+      <w:ins w:id="327" w:author="Graham, Gabriel J." w:date="2026-08-07T15:42:00Z" w16du:dateUtc="2026-08-07T19:42:00Z">
         <w:r>
           <w:t>supporting and maintaining</w:t>
         </w:r>
       </w:ins>
-      <w:ins w:id="326" w:author="Graham, Gabriel J." w:date="2026-08-07T15:41:00Z" w16du:dateUtc="2026-08-07T19:41:00Z">
+      <w:ins w:id="328" w:author="Graham, Gabriel J." w:date="2026-08-07T15:41:00Z" w16du:dateUtc="2026-08-07T19:41:00Z">
         <w:r>
           <w:t xml:space="preserve"> the expanded population</w:t>
         </w:r>
       </w:ins>
-      <w:ins w:id="327" w:author="Rhodes, Justin S" w:date="2026-08-04T14:17:00Z" w16du:dateUtc="2026-08-04T18:17:00Z">
+      <w:ins w:id="329" w:author="Rhodes, Justin S" w:date="2026-08-04T14:17:00Z" w16du:dateUtc="2026-08-04T18:17:00Z">
         <w:r>
           <w:t xml:space="preserve">, followed by </w:t>
         </w:r>
-        <w:del w:id="328" w:author="Graham, Gabriel J." w:date="2026-08-07T15:42:00Z" w16du:dateUtc="2026-08-07T19:42:00Z">
+        <w:del w:id="330" w:author="Graham, Gabriel J." w:date="2026-08-07T15:42:00Z" w16du:dateUtc="2026-08-07T19:42:00Z">
           <w:r>
             <w:delText>the establishment of glial populations capable of supporting the maturation</w:delText>
           </w:r>
         </w:del>
       </w:ins>
-      <w:del w:id="329" w:author="Graham, Gabriel J." w:date="2026-08-07T15:42:00Z" w16du:dateUtc="2026-08-07T19:42:00Z">
+      <w:del w:id="331" w:author="Graham, Gabriel J." w:date="2026-08-07T15:42:00Z" w16du:dateUtc="2026-08-07T19:42:00Z">
         <w:r>
           <w:delText xml:space="preserve"> and </w:delText>
         </w:r>
@@ -3741,19 +3754,19 @@
           <w:delText>maintained by an expanded oligodendrocyte population and supported by an increased microglial population</w:delText>
         </w:r>
       </w:del>
-      <w:ins w:id="330" w:author="Rhodes, Justin S" w:date="2026-08-04T14:17:00Z" w16du:dateUtc="2026-08-04T18:17:00Z">
-        <w:del w:id="331" w:author="Graham, Gabriel J." w:date="2026-08-07T15:42:00Z" w16du:dateUtc="2026-08-07T19:42:00Z">
+      <w:ins w:id="332" w:author="Rhodes, Justin S" w:date="2026-08-04T14:17:00Z" w16du:dateUtc="2026-08-04T18:17:00Z">
+        <w:del w:id="333" w:author="Graham, Gabriel J." w:date="2026-08-07T15:42:00Z" w16du:dateUtc="2026-08-07T19:42:00Z">
           <w:r>
             <w:delText>long-term maintenance of the remodeled neural circuit</w:delText>
           </w:r>
         </w:del>
       </w:ins>
-      <w:ins w:id="332" w:author="Graham, Gabriel J." w:date="2026-08-07T15:42:00Z" w16du:dateUtc="2026-08-07T19:42:00Z">
+      <w:ins w:id="334" w:author="Graham, Gabriel J." w:date="2026-08-07T15:42:00Z" w16du:dateUtc="2026-08-07T19:42:00Z">
         <w:r>
           <w:t xml:space="preserve">oligodendrocytes myelinating the new </w:t>
         </w:r>
       </w:ins>
-      <w:ins w:id="333" w:author="Graham, Gabriel J." w:date="2026-08-07T15:43:00Z" w16du:dateUtc="2026-08-07T19:43:00Z">
+      <w:ins w:id="335" w:author="Graham, Gabriel J." w:date="2026-08-07T15:43:00Z" w16du:dateUtc="2026-08-07T19:43:00Z">
         <w:r>
           <w:t>neurons as they integrate into circuits</w:t>
         </w:r>
@@ -3775,8 +3788,8 @@
       <w:r>
         <w:t xml:space="preserve">. </w:t>
       </w:r>
-      <w:commentRangeStart w:id="334"/>
-      <w:commentRangeStart w:id="335"/>
+      <w:commentRangeStart w:id="336"/>
+      <w:commentRangeStart w:id="337"/>
       <w:r>
         <w:t>During the male-intermediate transition, we found significant increases in clusters 14_Vsst, 17_Glut, and 18_Glut. In intermediates, we found a transient increase in cluster 0_Spall_Mixed, and a transient decrease in cluster 4_TGN_Glut. Interestingly, we found a significant increase during the intermediate-female transition in clusters 6_POA_Mixed (</w:t>
       </w:r>
@@ -3819,50 +3832,50 @@
       <w:r>
         <w:t xml:space="preserve"> </w:t>
       </w:r>
-      <w:commentRangeEnd w:id="334"/>
+      <w:commentRangeEnd w:id="336"/>
       <w:r>
         <w:rPr>
           <w:rStyle w:val="CommentReference"/>
           <w:sz w:val="24"/>
           <w:szCs w:val="30"/>
         </w:rPr>
-        <w:commentReference w:id="334"/>
-      </w:r>
-      <w:commentRangeEnd w:id="335"/>
+        <w:commentReference w:id="336"/>
+      </w:r>
+      <w:commentRangeEnd w:id="337"/>
       <w:r>
         <w:rPr>
           <w:rStyle w:val="CommentReference"/>
           <w:sz w:val="24"/>
           <w:szCs w:val="30"/>
         </w:rPr>
-        <w:commentReference w:id="335"/>
-      </w:r>
-      <w:commentRangeStart w:id="336"/>
+        <w:commentReference w:id="337"/>
+      </w:r>
+      <w:commentRangeStart w:id="338"/>
       <w:r>
         <w:t xml:space="preserve">In contrast, other clusters underwent early transitions, exhibiting significant increases between males and intermediates but no further change between intermediates and females. These early increases were observed in clusters </w:t>
       </w:r>
-      <w:commentRangeStart w:id="337"/>
-      <w:commentRangeStart w:id="338"/>
+      <w:commentRangeStart w:id="339"/>
+      <w:commentRangeStart w:id="340"/>
       <w:r>
         <w:t>14_Vsst, 17_Glut, and 18_Glut</w:t>
       </w:r>
-      <w:commentRangeEnd w:id="337"/>
+      <w:commentRangeEnd w:id="339"/>
       <w:r>
         <w:rPr>
           <w:rStyle w:val="CommentReference"/>
           <w:sz w:val="24"/>
           <w:szCs w:val="30"/>
         </w:rPr>
-        <w:commentReference w:id="337"/>
-      </w:r>
-      <w:commentRangeEnd w:id="338"/>
+        <w:commentReference w:id="339"/>
+      </w:r>
+      <w:commentRangeEnd w:id="340"/>
       <w:r>
         <w:rPr>
           <w:rStyle w:val="CommentReference"/>
           <w:sz w:val="24"/>
           <w:szCs w:val="30"/>
         </w:rPr>
-        <w:commentReference w:id="338"/>
+        <w:commentReference w:id="340"/>
       </w:r>
       <w:r>
         <w:t xml:space="preserve"> (</w:t>
@@ -3876,14 +3889,14 @@
       <w:r>
         <w:t xml:space="preserve">). We also identified transient changes that were specific to the intermediate stage, including an increase in cluster </w:t>
       </w:r>
-      <w:commentRangeEnd w:id="336"/>
+      <w:commentRangeEnd w:id="338"/>
       <w:r>
         <w:rPr>
           <w:rStyle w:val="CommentReference"/>
           <w:sz w:val="24"/>
           <w:szCs w:val="30"/>
         </w:rPr>
-        <w:commentReference w:id="336"/>
+        <w:commentReference w:id="338"/>
       </w:r>
       <w:r>
         <w:t>0_Spall_Mixed and decreases in clusters 4_TGN_Glut, 19_Di_GABA, and 7_Pall_Glut.</w:t>
@@ -3893,7 +3906,7 @@
       <w:r>
         <w:tab/>
       </w:r>
-      <w:commentRangeStart w:id="339"/>
+      <w:commentRangeStart w:id="341"/>
       <w:r>
         <w:t xml:space="preserve">Together, these findings indicate that neuronal remodeling during sex change is a staged process. Many neuronal populations </w:t>
       </w:r>
@@ -3909,12 +3922,12 @@
       <w:r>
         <w:t xml:space="preserve"> before the completion of gonadal transformation, suggesting that extensive neural remodeling begins well in advance of the endocrine and reproductive transition. </w:t>
       </w:r>
-      <w:del w:id="340" w:author="Graham, Gabriel J." w:date="2026-08-07T15:50:00Z" w16du:dateUtc="2026-08-07T19:50:00Z">
+      <w:del w:id="342" w:author="Graham, Gabriel J." w:date="2026-08-07T15:50:00Z" w16du:dateUtc="2026-08-07T19:50:00Z">
         <w:r>
           <w:delText xml:space="preserve">In </w:delText>
         </w:r>
       </w:del>
-      <w:ins w:id="341" w:author="Graham, Gabriel J." w:date="2026-08-07T15:50:00Z" w16du:dateUtc="2026-08-07T19:50:00Z">
+      <w:ins w:id="343" w:author="Graham, Gabriel J." w:date="2026-08-07T15:50:00Z" w16du:dateUtc="2026-08-07T19:50:00Z">
         <w:r>
           <w:t>By</w:t>
         </w:r>
@@ -3925,42 +3938,42 @@
       <w:r>
         <w:t xml:space="preserve">contrast, the delayed expansion of </w:t>
       </w:r>
-      <w:del w:id="342" w:author="Graham, Gabriel J." w:date="2026-08-07T15:49:00Z" w16du:dateUtc="2026-08-07T19:49:00Z">
+      <w:del w:id="344" w:author="Graham, Gabriel J." w:date="2026-08-07T15:49:00Z" w16du:dateUtc="2026-08-07T19:49:00Z">
         <w:r>
           <w:delText xml:space="preserve">the </w:delText>
         </w:r>
       </w:del>
-      <w:ins w:id="343" w:author="Graham, Gabriel J." w:date="2026-08-07T15:49:00Z" w16du:dateUtc="2026-08-07T19:49:00Z">
+      <w:ins w:id="345" w:author="Graham, Gabriel J." w:date="2026-08-07T15:49:00Z" w16du:dateUtc="2026-08-07T19:49:00Z">
         <w:r>
           <w:t xml:space="preserve">the POA cluster </w:t>
         </w:r>
       </w:ins>
-      <w:commentRangeStart w:id="344"/>
-      <w:del w:id="345" w:author="Graham, Gabriel J." w:date="2026-08-07T15:49:00Z" w16du:dateUtc="2026-08-07T19:49:00Z">
+      <w:commentRangeStart w:id="346"/>
+      <w:del w:id="347" w:author="Graham, Gabriel J." w:date="2026-08-07T15:49:00Z" w16du:dateUtc="2026-08-07T19:49:00Z">
         <w:r>
           <w:delText xml:space="preserve">preoptic area </w:delText>
         </w:r>
       </w:del>
-      <w:del w:id="346" w:author="Graham, Gabriel J." w:date="2026-08-04T11:57:00Z" w16du:dateUtc="2026-08-04T15:57:00Z">
+      <w:del w:id="348" w:author="Graham, Gabriel J." w:date="2026-08-04T11:57:00Z" w16du:dateUtc="2026-08-04T15:57:00Z">
         <w:r>
           <w:delText>(POA)</w:delText>
         </w:r>
-        <w:commentRangeEnd w:id="344"/>
+        <w:commentRangeEnd w:id="346"/>
         <w:r>
           <w:rPr>
             <w:rStyle w:val="CommentReference"/>
             <w:sz w:val="24"/>
             <w:szCs w:val="30"/>
           </w:rPr>
-          <w:commentReference w:id="344"/>
+          <w:commentReference w:id="346"/>
         </w:r>
       </w:del>
-      <w:del w:id="347" w:author="Graham, Gabriel J." w:date="2026-08-07T15:49:00Z" w16du:dateUtc="2026-08-07T19:49:00Z">
+      <w:del w:id="349" w:author="Graham, Gabriel J." w:date="2026-08-07T15:49:00Z" w16du:dateUtc="2026-08-07T19:49:00Z">
         <w:r>
           <w:delText xml:space="preserve"> cluster</w:delText>
         </w:r>
       </w:del>
-      <w:ins w:id="348" w:author="Graham, Gabriel J." w:date="2026-08-07T15:49:00Z" w16du:dateUtc="2026-08-07T19:49:00Z">
+      <w:ins w:id="350" w:author="Graham, Gabriel J." w:date="2026-08-07T15:49:00Z" w16du:dateUtc="2026-08-07T19:49:00Z">
         <w:r>
           <w:t>6_POA_Mixed</w:t>
         </w:r>
@@ -3968,12 +3981,12 @@
       <w:r>
         <w:t xml:space="preserve">, a </w:t>
       </w:r>
-      <w:del w:id="349" w:author="Graham, Gabriel J." w:date="2026-08-07T16:09:00Z" w16du:dateUtc="2026-08-07T20:09:00Z">
+      <w:del w:id="351" w:author="Graham, Gabriel J." w:date="2026-08-07T16:09:00Z" w16du:dateUtc="2026-08-07T20:09:00Z">
         <w:r>
           <w:delText xml:space="preserve">region </w:delText>
         </w:r>
       </w:del>
-      <w:ins w:id="350" w:author="Graham, Gabriel J." w:date="2026-08-07T16:09:00Z" w16du:dateUtc="2026-08-07T20:09:00Z">
+      <w:ins w:id="352" w:author="Graham, Gabriel J." w:date="2026-08-07T16:09:00Z" w16du:dateUtc="2026-08-07T20:09:00Z">
         <w:r>
           <w:t>cell-type</w:t>
         </w:r>
@@ -3984,14 +3997,14 @@
       <w:r>
         <w:t>that plays a central role in regulating the hypothalamic-pituitary-gonadal axis, was not evident until after gonadal transformation and the accompanying changes in circulating sex hormones. These findings suggest that distinct neuronal populations remodel at different stages of sex change, with some populations potentially contributing to the initiation of the transition, whereas others remodel only after the new reproductive state has been established.</w:t>
       </w:r>
-      <w:commentRangeEnd w:id="339"/>
+      <w:commentRangeEnd w:id="341"/>
       <w:r>
         <w:rPr>
           <w:rStyle w:val="CommentReference"/>
           <w:sz w:val="24"/>
           <w:szCs w:val="30"/>
         </w:rPr>
-        <w:commentReference w:id="339"/>
+        <w:commentReference w:id="341"/>
       </w:r>
     </w:p>
     <w:p>
@@ -4067,7 +4080,7 @@
       <w:r>
         <w:t xml:space="preserve">. We identified a total of </w:t>
       </w:r>
-      <w:ins w:id="351" w:author="Graham, Gabriel J." w:date="2026-08-04T11:59:00Z" w16du:dateUtc="2026-08-04T15:59:00Z">
+      <w:ins w:id="353" w:author="Graham, Gabriel J." w:date="2026-08-04T11:59:00Z" w16du:dateUtc="2026-08-04T15:59:00Z">
         <w:r>
           <w:rPr>
             <w:highlight w:val="yellow"/>
@@ -4075,7 +4088,7 @@
           <w:t>290</w:t>
         </w:r>
       </w:ins>
-      <w:del w:id="352" w:author="Graham, Gabriel J." w:date="2026-08-04T11:59:00Z" w16du:dateUtc="2026-08-04T15:59:00Z">
+      <w:del w:id="354" w:author="Graham, Gabriel J." w:date="2026-08-04T11:59:00Z" w16du:dateUtc="2026-08-04T15:59:00Z">
         <w:r>
           <w:rPr>
             <w:highlight w:val="yellow"/>
@@ -4092,41 +4105,41 @@
         </w:rPr>
         <w:t xml:space="preserve">Appendix </w:t>
       </w:r>
-      <w:commentRangeStart w:id="353"/>
+      <w:commentRangeStart w:id="355"/>
       <w:r>
         <w:rPr>
           <w:highlight w:val="yellow"/>
         </w:rPr>
         <w:t>SX</w:t>
       </w:r>
-      <w:commentRangeEnd w:id="353"/>
+      <w:commentRangeEnd w:id="355"/>
       <w:r>
         <w:rPr>
           <w:rStyle w:val="CommentReference"/>
           <w:sz w:val="24"/>
           <w:szCs w:val="30"/>
         </w:rPr>
-        <w:commentReference w:id="353"/>
+        <w:commentReference w:id="355"/>
       </w:r>
       <w:r>
         <w:t>)</w:t>
       </w:r>
-      <w:del w:id="354" w:author="Graham, Gabriel J." w:date="2026-08-07T16:05:00Z" w16du:dateUtc="2026-08-07T20:05:00Z">
+      <w:del w:id="356" w:author="Graham, Gabriel J." w:date="2026-08-07T16:05:00Z" w16du:dateUtc="2026-08-07T20:05:00Z">
         <w:r>
           <w:delText>,</w:delText>
         </w:r>
       </w:del>
-      <w:ins w:id="355" w:author="Graham, Gabriel J." w:date="2026-08-07T16:05:00Z" w16du:dateUtc="2026-08-07T20:05:00Z">
+      <w:ins w:id="357" w:author="Graham, Gabriel J." w:date="2026-08-07T16:05:00Z" w16du:dateUtc="2026-08-07T20:05:00Z">
         <w:r>
           <w:t xml:space="preserve"> </w:t>
         </w:r>
       </w:ins>
-      <w:ins w:id="356" w:author="Graham, Gabriel J." w:date="2026-08-07T16:06:00Z" w16du:dateUtc="2026-08-07T20:06:00Z">
+      <w:ins w:id="358" w:author="Graham, Gabriel J." w:date="2026-08-07T16:06:00Z" w16du:dateUtc="2026-08-07T20:06:00Z">
         <w:r>
           <w:t>DEGs were roughly split, with</w:t>
         </w:r>
       </w:ins>
-      <w:ins w:id="357" w:author="Graham, Gabriel J." w:date="2026-08-07T16:05:00Z" w16du:dateUtc="2026-08-07T20:05:00Z">
+      <w:ins w:id="359" w:author="Graham, Gabriel J." w:date="2026-08-07T16:05:00Z" w16du:dateUtc="2026-08-07T20:05:00Z">
         <w:r>
           <w:t xml:space="preserve"> </w:t>
         </w:r>
@@ -4137,12 +4150,12 @@
           <w:t xml:space="preserve"> DEGs </w:t>
         </w:r>
       </w:ins>
-      <w:ins w:id="358" w:author="Graham, Gabriel J." w:date="2026-08-07T16:06:00Z" w16du:dateUtc="2026-08-07T20:06:00Z">
+      <w:ins w:id="360" w:author="Graham, Gabriel J." w:date="2026-08-07T16:06:00Z" w16du:dateUtc="2026-08-07T20:06:00Z">
         <w:r>
           <w:t>being</w:t>
         </w:r>
       </w:ins>
-      <w:ins w:id="359" w:author="Graham, Gabriel J." w:date="2026-08-07T16:05:00Z" w16du:dateUtc="2026-08-07T20:05:00Z">
+      <w:ins w:id="361" w:author="Graham, Gabriel J." w:date="2026-08-07T16:05:00Z" w16du:dateUtc="2026-08-07T20:05:00Z">
         <w:r>
           <w:t xml:space="preserve"> upregulated and </w:t>
         </w:r>
@@ -4153,12 +4166,12 @@
           <w:t xml:space="preserve"> </w:t>
         </w:r>
       </w:ins>
-      <w:ins w:id="360" w:author="Graham, Gabriel J." w:date="2026-08-07T16:06:00Z" w16du:dateUtc="2026-08-07T20:06:00Z">
+      <w:ins w:id="362" w:author="Graham, Gabriel J." w:date="2026-08-07T16:06:00Z" w16du:dateUtc="2026-08-07T20:06:00Z">
         <w:r>
           <w:t>being</w:t>
         </w:r>
       </w:ins>
-      <w:ins w:id="361" w:author="Graham, Gabriel J." w:date="2026-08-07T16:05:00Z" w16du:dateUtc="2026-08-07T20:05:00Z">
+      <w:ins w:id="363" w:author="Graham, Gabriel J." w:date="2026-08-07T16:05:00Z" w16du:dateUtc="2026-08-07T20:05:00Z">
         <w:r>
           <w:t xml:space="preserve"> downregulated</w:t>
         </w:r>
@@ -4166,37 +4179,37 @@
           <w:t xml:space="preserve"> going from male to</w:t>
         </w:r>
       </w:ins>
-      <w:ins w:id="362" w:author="Graham, Gabriel J." w:date="2026-08-07T16:06:00Z" w16du:dateUtc="2026-08-07T20:06:00Z">
+      <w:ins w:id="364" w:author="Graham, Gabriel J." w:date="2026-08-07T16:06:00Z" w16du:dateUtc="2026-08-07T20:06:00Z">
         <w:r>
           <w:t xml:space="preserve"> female</w:t>
         </w:r>
       </w:ins>
-      <w:ins w:id="363" w:author="Graham, Gabriel J." w:date="2026-08-07T16:05:00Z" w16du:dateUtc="2026-08-07T20:05:00Z">
+      <w:ins w:id="365" w:author="Graham, Gabriel J." w:date="2026-08-07T16:05:00Z" w16du:dateUtc="2026-08-07T20:05:00Z">
         <w:r>
           <w:t xml:space="preserve">. </w:t>
         </w:r>
       </w:ins>
-      <w:del w:id="364" w:author="Graham, Gabriel J." w:date="2026-08-07T16:07:00Z" w16du:dateUtc="2026-08-07T20:07:00Z">
+      <w:del w:id="366" w:author="Graham, Gabriel J." w:date="2026-08-07T16:07:00Z" w16du:dateUtc="2026-08-07T20:07:00Z">
         <w:r>
           <w:delText xml:space="preserve"> </w:delText>
         </w:r>
       </w:del>
-      <w:ins w:id="365" w:author="Graham, Gabriel J." w:date="2026-08-07T16:06:00Z" w16du:dateUtc="2026-08-07T20:06:00Z">
+      <w:ins w:id="367" w:author="Graham, Gabriel J." w:date="2026-08-07T16:06:00Z" w16du:dateUtc="2026-08-07T20:06:00Z">
         <w:r>
           <w:t xml:space="preserve">Temporally, </w:t>
         </w:r>
       </w:ins>
-      <w:ins w:id="366" w:author="Graham, Gabriel J." w:date="2026-08-07T16:07:00Z" w16du:dateUtc="2026-08-07T20:07:00Z">
+      <w:ins w:id="368" w:author="Graham, Gabriel J." w:date="2026-08-07T16:07:00Z" w16du:dateUtc="2026-08-07T20:07:00Z">
         <w:r>
           <w:t xml:space="preserve">there were </w:t>
         </w:r>
       </w:ins>
-      <w:del w:id="367" w:author="Graham, Gabriel J." w:date="2026-08-07T16:06:00Z" w16du:dateUtc="2026-08-07T20:06:00Z">
+      <w:del w:id="369" w:author="Graham, Gabriel J." w:date="2026-08-07T16:06:00Z" w16du:dateUtc="2026-08-07T20:06:00Z">
         <w:r>
           <w:delText xml:space="preserve">of which </w:delText>
         </w:r>
       </w:del>
-      <w:del w:id="368" w:author="Graham, Gabriel J." w:date="2026-08-07T15:52:00Z" w16du:dateUtc="2026-08-07T19:52:00Z">
+      <w:del w:id="370" w:author="Graham, Gabriel J." w:date="2026-08-07T15:52:00Z" w16du:dateUtc="2026-08-07T19:52:00Z">
         <w:r>
           <w:rPr>
             <w:highlight w:val="yellow"/>
@@ -4207,22 +4220,22 @@
           <w:delText xml:space="preserve"> </w:delText>
         </w:r>
       </w:del>
-      <w:ins w:id="369" w:author="Graham, Gabriel J." w:date="2026-08-07T15:52:00Z" w16du:dateUtc="2026-08-07T19:52:00Z">
+      <w:ins w:id="371" w:author="Graham, Gabriel J." w:date="2026-08-07T15:52:00Z" w16du:dateUtc="2026-08-07T19:52:00Z">
         <w:r>
           <w:t>76</w:t>
         </w:r>
       </w:ins>
-      <w:ins w:id="370" w:author="Graham, Gabriel J." w:date="2026-08-07T16:06:00Z" w16du:dateUtc="2026-08-07T20:06:00Z">
+      <w:ins w:id="372" w:author="Graham, Gabriel J." w:date="2026-08-07T16:06:00Z" w16du:dateUtc="2026-08-07T20:06:00Z">
         <w:r>
           <w:t xml:space="preserve"> </w:t>
         </w:r>
       </w:ins>
-      <w:del w:id="371" w:author="Graham, Gabriel J." w:date="2026-08-07T16:07:00Z" w16du:dateUtc="2026-08-07T20:07:00Z">
+      <w:del w:id="373" w:author="Graham, Gabriel J." w:date="2026-08-07T16:07:00Z" w16du:dateUtc="2026-08-07T20:07:00Z">
         <w:r>
           <w:delText xml:space="preserve">exhibited </w:delText>
         </w:r>
       </w:del>
-      <w:ins w:id="372" w:author="Graham, Gabriel J." w:date="2026-08-07T16:07:00Z" w16du:dateUtc="2026-08-07T20:07:00Z">
+      <w:ins w:id="374" w:author="Graham, Gabriel J." w:date="2026-08-07T16:07:00Z" w16du:dateUtc="2026-08-07T20:07:00Z">
         <w:r>
           <w:t xml:space="preserve">DEGs showed an </w:t>
         </w:r>
@@ -4230,7 +4243,7 @@
       <w:r>
         <w:t>early</w:t>
       </w:r>
-      <w:ins w:id="373" w:author="Graham, Gabriel J." w:date="2026-08-07T16:07:00Z" w16du:dateUtc="2026-08-07T20:07:00Z">
+      <w:ins w:id="375" w:author="Graham, Gabriel J." w:date="2026-08-07T16:07:00Z" w16du:dateUtc="2026-08-07T20:07:00Z">
         <w:r>
           <w:t xml:space="preserve"> pattern of </w:t>
         </w:r>
@@ -4238,7 +4251,7 @@
       <w:r>
         <w:t xml:space="preserve"> change</w:t>
       </w:r>
-      <w:del w:id="374" w:author="Graham, Gabriel J." w:date="2026-08-07T16:07:00Z" w16du:dateUtc="2026-08-07T20:07:00Z">
+      <w:del w:id="376" w:author="Graham, Gabriel J." w:date="2026-08-07T16:07:00Z" w16du:dateUtc="2026-08-07T20:07:00Z">
         <w:r>
           <w:delText>s</w:delText>
         </w:r>
@@ -4246,7 +4259,7 @@
       <w:r>
         <w:t xml:space="preserve">, </w:t>
       </w:r>
-      <w:del w:id="375" w:author="Graham, Gabriel J." w:date="2026-08-07T15:52:00Z" w16du:dateUtc="2026-08-07T19:52:00Z">
+      <w:del w:id="377" w:author="Graham, Gabriel J." w:date="2026-08-07T15:52:00Z" w16du:dateUtc="2026-08-07T19:52:00Z">
         <w:r>
           <w:rPr>
             <w:highlight w:val="yellow"/>
@@ -4257,7 +4270,7 @@
           <w:delText xml:space="preserve"> </w:delText>
         </w:r>
       </w:del>
-      <w:ins w:id="376" w:author="Graham, Gabriel J." w:date="2026-08-07T15:52:00Z" w16du:dateUtc="2026-08-07T19:52:00Z">
+      <w:ins w:id="378" w:author="Graham, Gabriel J." w:date="2026-08-07T15:52:00Z" w16du:dateUtc="2026-08-07T19:52:00Z">
         <w:r>
           <w:t>136</w:t>
         </w:r>
@@ -4268,7 +4281,7 @@
       <w:r>
         <w:t xml:space="preserve">late changes, </w:t>
       </w:r>
-      <w:del w:id="377" w:author="Graham, Gabriel J." w:date="2026-08-07T15:52:00Z" w16du:dateUtc="2026-08-07T19:52:00Z">
+      <w:del w:id="379" w:author="Graham, Gabriel J." w:date="2026-08-07T15:52:00Z" w16du:dateUtc="2026-08-07T19:52:00Z">
         <w:r>
           <w:rPr>
             <w:highlight w:val="yellow"/>
@@ -4279,7 +4292,7 @@
           <w:delText xml:space="preserve"> </w:delText>
         </w:r>
       </w:del>
-      <w:ins w:id="378" w:author="Graham, Gabriel J." w:date="2026-08-07T15:52:00Z" w16du:dateUtc="2026-08-07T19:52:00Z">
+      <w:ins w:id="380" w:author="Graham, Gabriel J." w:date="2026-08-07T15:52:00Z" w16du:dateUtc="2026-08-07T19:52:00Z">
         <w:r>
           <w:t xml:space="preserve">6 </w:t>
         </w:r>
@@ -4290,7 +4303,7 @@
       <w:r>
         <w:t xml:space="preserve">and </w:t>
       </w:r>
-      <w:del w:id="379" w:author="Graham, Gabriel J." w:date="2026-08-07T15:53:00Z" w16du:dateUtc="2026-08-07T19:53:00Z">
+      <w:del w:id="381" w:author="Graham, Gabriel J." w:date="2026-08-07T15:53:00Z" w16du:dateUtc="2026-08-07T19:53:00Z">
         <w:r>
           <w:rPr>
             <w:highlight w:val="yellow"/>
@@ -4301,7 +4314,7 @@
           <w:delText xml:space="preserve"> </w:delText>
         </w:r>
       </w:del>
-      <w:ins w:id="380" w:author="Graham, Gabriel J." w:date="2026-08-07T15:53:00Z" w16du:dateUtc="2026-08-07T19:53:00Z">
+      <w:ins w:id="382" w:author="Graham, Gabriel J." w:date="2026-08-07T15:53:00Z" w16du:dateUtc="2026-08-07T19:53:00Z">
         <w:r>
           <w:t>72</w:t>
         </w:r>
@@ -4312,7 +4325,7 @@
       <w:r>
         <w:t>transient</w:t>
       </w:r>
-      <w:del w:id="381" w:author="Graham, Gabriel J." w:date="2026-08-07T16:08:00Z" w16du:dateUtc="2026-08-07T20:08:00Z">
+      <w:del w:id="383" w:author="Graham, Gabriel J." w:date="2026-08-07T16:08:00Z" w16du:dateUtc="2026-08-07T20:08:00Z">
         <w:r>
           <w:delText xml:space="preserve"> changes</w:delText>
         </w:r>
@@ -4320,11 +4333,11 @@
       <w:r>
         <w:t xml:space="preserve">. </w:t>
       </w:r>
-      <w:commentRangeStart w:id="382"/>
+      <w:commentRangeStart w:id="384"/>
       <w:r>
         <w:t>The predominance of late</w:t>
       </w:r>
-      <w:ins w:id="383" w:author="Graham, Gabriel J." w:date="2026-08-07T16:08:00Z" w16du:dateUtc="2026-08-07T20:08:00Z">
+      <w:ins w:id="385" w:author="Graham, Gabriel J." w:date="2026-08-07T16:08:00Z" w16du:dateUtc="2026-08-07T20:08:00Z">
         <w:r>
           <w:t xml:space="preserve"> changing</w:t>
         </w:r>
@@ -4332,16 +4345,16 @@
       <w:r>
         <w:t xml:space="preserve"> DEGs indicates that the greatest amount of transcriptomic remodeling occurs during the later stages of sex change</w:t>
       </w:r>
-      <w:commentRangeEnd w:id="382"/>
+      <w:commentRangeEnd w:id="384"/>
       <w:r>
         <w:rPr>
           <w:rStyle w:val="CommentReference"/>
           <w:sz w:val="24"/>
           <w:szCs w:val="30"/>
         </w:rPr>
-        <w:commentReference w:id="382"/>
-      </w:r>
-      <w:ins w:id="384" w:author="Graham, Gabriel J." w:date="2026-08-07T16:05:00Z" w16du:dateUtc="2026-08-07T20:05:00Z">
+        <w:commentReference w:id="384"/>
+      </w:r>
+      <w:ins w:id="386" w:author="Graham, Gabriel J." w:date="2026-08-07T16:05:00Z" w16du:dateUtc="2026-08-07T20:05:00Z">
         <w:r>
           <w:t xml:space="preserve"> following gonadal transformation</w:t>
         </w:r>
@@ -4349,12 +4362,12 @@
       <w:r>
         <w:t xml:space="preserve">. </w:t>
       </w:r>
-      <w:del w:id="385" w:author="Graham, Gabriel J." w:date="2026-08-07T16:05:00Z" w16du:dateUtc="2026-08-07T20:05:00Z">
+      <w:del w:id="387" w:author="Graham, Gabriel J." w:date="2026-08-07T16:05:00Z" w16du:dateUtc="2026-08-07T20:05:00Z">
         <w:r>
           <w:delText xml:space="preserve">Overall, </w:delText>
         </w:r>
       </w:del>
-      <w:del w:id="386" w:author="Graham, Gabriel J." w:date="2026-08-04T12:01:00Z" w16du:dateUtc="2026-08-04T16:01:00Z">
+      <w:del w:id="388" w:author="Graham, Gabriel J." w:date="2026-08-04T12:01:00Z" w16du:dateUtc="2026-08-04T16:01:00Z">
         <w:r>
           <w:rPr>
             <w:highlight w:val="yellow"/>
@@ -4365,12 +4378,12 @@
           <w:delText xml:space="preserve"> </w:delText>
         </w:r>
       </w:del>
-      <w:del w:id="387" w:author="Graham, Gabriel J." w:date="2026-08-07T16:05:00Z" w16du:dateUtc="2026-08-07T20:05:00Z">
+      <w:del w:id="389" w:author="Graham, Gabriel J." w:date="2026-08-07T16:05:00Z" w16du:dateUtc="2026-08-07T20:05:00Z">
         <w:r>
           <w:delText xml:space="preserve">DEGs were upregulated and </w:delText>
         </w:r>
       </w:del>
-      <w:del w:id="388" w:author="Graham, Gabriel J." w:date="2026-08-04T12:01:00Z" w16du:dateUtc="2026-08-04T16:01:00Z">
+      <w:del w:id="390" w:author="Graham, Gabriel J." w:date="2026-08-04T12:01:00Z" w16du:dateUtc="2026-08-04T16:01:00Z">
         <w:r>
           <w:rPr>
             <w:highlight w:val="yellow"/>
@@ -4381,7 +4394,7 @@
           <w:delText xml:space="preserve"> </w:delText>
         </w:r>
       </w:del>
-      <w:del w:id="389" w:author="Graham, Gabriel J." w:date="2026-08-07T16:05:00Z" w16du:dateUtc="2026-08-07T20:05:00Z">
+      <w:del w:id="391" w:author="Graham, Gabriel J." w:date="2026-08-07T16:05:00Z" w16du:dateUtc="2026-08-07T20:05:00Z">
         <w:r>
           <w:delText>were downregulated</w:delText>
         </w:r>
@@ -4414,7 +4427,7 @@
     <w:p>
       <w:pPr>
         <w:rPr>
-          <w:ins w:id="390" w:author="Graham, Gabriel J." w:date="2026-08-07T16:08:00Z" w16du:dateUtc="2026-08-07T20:08:00Z"/>
+          <w:ins w:id="392" w:author="Graham, Gabriel J." w:date="2026-08-07T16:08:00Z" w16du:dateUtc="2026-08-07T20:08:00Z"/>
           <w:u w:val="single"/>
         </w:rPr>
       </w:pPr>
@@ -4425,7 +4438,7 @@
           <w:u w:val="single"/>
         </w:rPr>
       </w:pPr>
-      <w:del w:id="391" w:author="Graham, Gabriel J." w:date="2026-08-04T12:04:00Z" w16du:dateUtc="2026-08-04T16:04:00Z">
+      <w:del w:id="393" w:author="Graham, Gabriel J." w:date="2026-08-04T12:04:00Z" w16du:dateUtc="2026-08-04T16:04:00Z">
         <w:r>
           <w:rPr>
             <w:u w:val="single"/>
@@ -4440,7 +4453,7 @@
           <w:delText xml:space="preserve"> </w:delText>
         </w:r>
       </w:del>
-      <w:ins w:id="392" w:author="Graham, Gabriel J." w:date="2026-08-04T12:04:00Z" w16du:dateUtc="2026-08-04T16:04:00Z">
+      <w:ins w:id="394" w:author="Graham, Gabriel J." w:date="2026-08-04T12:04:00Z" w16du:dateUtc="2026-08-04T16:04:00Z">
         <w:r>
           <w:rPr>
             <w:u w:val="single"/>
@@ -4464,10 +4477,10 @@
     <w:p>
       <w:pPr>
         <w:rPr>
-          <w:del w:id="393" w:author="Graham, Gabriel J." w:date="2026-08-07T16:12:00Z" w16du:dateUtc="2026-08-07T20:12:00Z"/>
-        </w:rPr>
-      </w:pPr>
-      <w:ins w:id="394" w:author="Graham, Gabriel J." w:date="2026-08-07T16:12:00Z" w16du:dateUtc="2026-08-07T20:12:00Z">
+          <w:del w:id="395" w:author="Graham, Gabriel J." w:date="2026-08-07T16:12:00Z" w16du:dateUtc="2026-08-07T20:12:00Z"/>
+        </w:rPr>
+      </w:pPr>
+      <w:ins w:id="396" w:author="Graham, Gabriel J." w:date="2026-08-07T16:12:00Z" w16du:dateUtc="2026-08-07T20:12:00Z">
         <w:r>
           <w:tab/>
         </w:r>
@@ -4475,22 +4488,22 @@
     </w:p>
     <w:p>
       <w:pPr>
-        <w:pPrChange w:id="395" w:author="Graham, Gabriel J." w:date="2026-08-07T16:11:00Z" w16du:dateUtc="2026-08-07T20:11:00Z">
+        <w:pPrChange w:id="397" w:author="Graham, Gabriel J." w:date="2026-08-07T16:11:00Z" w16du:dateUtc="2026-08-07T20:11:00Z">
           <w:pPr>
             <w:ind w:firstLine="720"/>
           </w:pPr>
         </w:pPrChange>
       </w:pPr>
-      <w:commentRangeStart w:id="396"/>
+      <w:commentRangeStart w:id="398"/>
       <w:r>
         <w:t>To characterize the epigenomic changes associated with sex change, we next identified differentially accessible regions (DARs) and classified each according to the same temporal patterns described above</w:t>
       </w:r>
-      <w:ins w:id="397" w:author="Graham, Gabriel J." w:date="2026-08-04T13:43:00Z" w16du:dateUtc="2026-08-04T17:43:00Z">
+      <w:ins w:id="399" w:author="Graham, Gabriel J." w:date="2026-08-04T13:43:00Z" w16du:dateUtc="2026-08-04T17:43:00Z">
         <w:r>
           <w:t xml:space="preserve">. </w:t>
         </w:r>
       </w:ins>
-      <w:del w:id="398" w:author="Graham, Gabriel J." w:date="2026-08-04T13:43:00Z" w16du:dateUtc="2026-08-04T17:43:00Z">
+      <w:del w:id="400" w:author="Graham, Gabriel J." w:date="2026-08-04T13:43:00Z" w16du:dateUtc="2026-08-04T17:43:00Z">
         <w:r>
           <w:delText xml:space="preserve"> (Methods). </w:delText>
         </w:r>
@@ -4498,7 +4511,7 @@
       <w:r>
         <w:t xml:space="preserve">We identified a total of </w:t>
       </w:r>
-      <w:del w:id="399" w:author="Graham, Gabriel J." w:date="2026-08-04T13:43:00Z" w16du:dateUtc="2026-08-04T17:43:00Z">
+      <w:del w:id="401" w:author="Graham, Gabriel J." w:date="2026-08-04T13:43:00Z" w16du:dateUtc="2026-08-04T17:43:00Z">
         <w:r>
           <w:rPr>
             <w:highlight w:val="yellow"/>
@@ -4509,7 +4522,7 @@
           <w:delText xml:space="preserve"> </w:delText>
         </w:r>
       </w:del>
-      <w:ins w:id="400" w:author="Graham, Gabriel J." w:date="2026-08-04T13:43:00Z" w16du:dateUtc="2026-08-04T17:43:00Z">
+      <w:ins w:id="402" w:author="Graham, Gabriel J." w:date="2026-08-04T13:43:00Z" w16du:dateUtc="2026-08-04T17:43:00Z">
         <w:r>
           <w:t>53</w:t>
         </w:r>
@@ -4529,7 +4542,7 @@
       <w:r>
         <w:t xml:space="preserve">), of which </w:t>
       </w:r>
-      <w:del w:id="401" w:author="Graham, Gabriel J." w:date="2026-08-07T15:54:00Z" w16du:dateUtc="2026-08-07T19:54:00Z">
+      <w:del w:id="403" w:author="Graham, Gabriel J." w:date="2026-08-07T15:54:00Z" w16du:dateUtc="2026-08-07T19:54:00Z">
         <w:r>
           <w:rPr>
             <w:highlight w:val="yellow"/>
@@ -4540,7 +4553,7 @@
           <w:delText xml:space="preserve"> </w:delText>
         </w:r>
       </w:del>
-      <w:ins w:id="402" w:author="Graham, Gabriel J." w:date="2026-08-07T15:54:00Z" w16du:dateUtc="2026-08-07T19:54:00Z">
+      <w:ins w:id="404" w:author="Graham, Gabriel J." w:date="2026-08-07T15:54:00Z" w16du:dateUtc="2026-08-07T19:54:00Z">
         <w:r>
           <w:t>6</w:t>
         </w:r>
@@ -4551,7 +4564,7 @@
       <w:r>
         <w:t xml:space="preserve">exhibited early changes, </w:t>
       </w:r>
-      <w:del w:id="403" w:author="Graham, Gabriel J." w:date="2026-08-07T15:54:00Z" w16du:dateUtc="2026-08-07T19:54:00Z">
+      <w:del w:id="405" w:author="Graham, Gabriel J." w:date="2026-08-07T15:54:00Z" w16du:dateUtc="2026-08-07T19:54:00Z">
         <w:r>
           <w:rPr>
             <w:highlight w:val="yellow"/>
@@ -4562,7 +4575,7 @@
           <w:delText xml:space="preserve"> </w:delText>
         </w:r>
       </w:del>
-      <w:ins w:id="404" w:author="Graham, Gabriel J." w:date="2026-08-07T15:54:00Z" w16du:dateUtc="2026-08-07T19:54:00Z">
+      <w:ins w:id="406" w:author="Graham, Gabriel J." w:date="2026-08-07T15:54:00Z" w16du:dateUtc="2026-08-07T19:54:00Z">
         <w:r>
           <w:t>22</w:t>
         </w:r>
@@ -4573,7 +4586,7 @@
       <w:r>
         <w:t xml:space="preserve">late changes, </w:t>
       </w:r>
-      <w:del w:id="405" w:author="Graham, Gabriel J." w:date="2026-08-07T15:54:00Z" w16du:dateUtc="2026-08-07T19:54:00Z">
+      <w:del w:id="407" w:author="Graham, Gabriel J." w:date="2026-08-07T15:54:00Z" w16du:dateUtc="2026-08-07T19:54:00Z">
         <w:r>
           <w:rPr>
             <w:highlight w:val="yellow"/>
@@ -4584,7 +4597,7 @@
           <w:delText xml:space="preserve"> </w:delText>
         </w:r>
       </w:del>
-      <w:ins w:id="406" w:author="Graham, Gabriel J." w:date="2026-08-07T15:54:00Z" w16du:dateUtc="2026-08-07T19:54:00Z">
+      <w:ins w:id="408" w:author="Graham, Gabriel J." w:date="2026-08-07T15:54:00Z" w16du:dateUtc="2026-08-07T19:54:00Z">
         <w:r>
           <w:t>25</w:t>
         </w:r>
@@ -4595,7 +4608,7 @@
       <w:r>
         <w:t xml:space="preserve">progressive changes, and </w:t>
       </w:r>
-      <w:del w:id="407" w:author="Graham, Gabriel J." w:date="2026-08-07T15:54:00Z" w16du:dateUtc="2026-08-07T19:54:00Z">
+      <w:del w:id="409" w:author="Graham, Gabriel J." w:date="2026-08-07T15:54:00Z" w16du:dateUtc="2026-08-07T19:54:00Z">
         <w:r>
           <w:rPr>
             <w:highlight w:val="yellow"/>
@@ -4606,7 +4619,7 @@
           <w:delText xml:space="preserve"> </w:delText>
         </w:r>
       </w:del>
-      <w:ins w:id="408" w:author="Graham, Gabriel J." w:date="2026-08-07T15:54:00Z" w16du:dateUtc="2026-08-07T19:54:00Z">
+      <w:ins w:id="410" w:author="Graham, Gabriel J." w:date="2026-08-07T15:54:00Z" w16du:dateUtc="2026-08-07T19:54:00Z">
         <w:r>
           <w:t>none exhibited</w:t>
         </w:r>
@@ -4617,70 +4630,70 @@
       <w:r>
         <w:t xml:space="preserve">transient changes. </w:t>
       </w:r>
-      <w:ins w:id="409" w:author="Graham, Gabriel J." w:date="2026-08-07T15:54:00Z" w16du:dateUtc="2026-08-07T19:54:00Z">
+      <w:ins w:id="411" w:author="Graham, Gabriel J." w:date="2026-08-07T15:54:00Z" w16du:dateUtc="2026-08-07T19:54:00Z">
         <w:r>
           <w:t>O</w:t>
         </w:r>
       </w:ins>
-      <w:ins w:id="410" w:author="Graham, Gabriel J." w:date="2026-08-07T15:55:00Z" w16du:dateUtc="2026-08-07T19:55:00Z">
+      <w:ins w:id="412" w:author="Graham, Gabriel J." w:date="2026-08-07T15:55:00Z" w16du:dateUtc="2026-08-07T19:55:00Z">
         <w:r>
           <w:t xml:space="preserve">verall, 28 DARs decreased in accessibility and 25 increased in accessibility. </w:t>
         </w:r>
       </w:ins>
-      <w:commentRangeStart w:id="411"/>
+      <w:commentRangeStart w:id="413"/>
       <w:r>
         <w:t xml:space="preserve">Similar to the transcriptomic analysis, the predominance of late DARs indicates that the greatest amount of epigenomic remodeling occurs during the later stages of sex change. </w:t>
       </w:r>
-      <w:commentRangeEnd w:id="411"/>
+      <w:commentRangeEnd w:id="413"/>
       <w:r>
         <w:rPr>
           <w:rStyle w:val="CommentReference"/>
           <w:sz w:val="24"/>
           <w:szCs w:val="30"/>
         </w:rPr>
-        <w:commentReference w:id="411"/>
+        <w:commentReference w:id="413"/>
       </w:r>
       <w:r>
         <w:t xml:space="preserve">Unlike gene expression, however, chromatin accessibility was characterized by progressive changes and an absence of transient remodeling, suggesting a more </w:t>
       </w:r>
-      <w:commentRangeStart w:id="412"/>
+      <w:commentRangeStart w:id="414"/>
       <w:r>
         <w:t xml:space="preserve">gradual </w:t>
       </w:r>
-      <w:commentRangeEnd w:id="412"/>
+      <w:commentRangeEnd w:id="414"/>
       <w:r>
         <w:rPr>
           <w:rStyle w:val="CommentReference"/>
           <w:sz w:val="24"/>
           <w:szCs w:val="30"/>
         </w:rPr>
-        <w:commentReference w:id="412"/>
+        <w:commentReference w:id="414"/>
       </w:r>
       <w:r>
         <w:t xml:space="preserve">trajectory of epigenomic </w:t>
       </w:r>
-      <w:commentRangeEnd w:id="396"/>
+      <w:commentRangeEnd w:id="398"/>
       <w:r>
         <w:rPr>
           <w:rStyle w:val="CommentReference"/>
           <w:sz w:val="24"/>
           <w:szCs w:val="30"/>
         </w:rPr>
-        <w:commentReference w:id="396"/>
+        <w:commentReference w:id="398"/>
       </w:r>
       <w:r>
         <w:t xml:space="preserve">reorganization. </w:t>
       </w:r>
-      <w:commentRangeStart w:id="413"/>
+      <w:commentRangeStart w:id="415"/>
       <w:r>
         <w:t xml:space="preserve">We next asked whether </w:t>
       </w:r>
-      <w:del w:id="414" w:author="Graham, Gabriel J." w:date="2026-08-04T13:44:00Z" w16du:dateUtc="2026-08-04T17:44:00Z">
+      <w:del w:id="416" w:author="Graham, Gabriel J." w:date="2026-08-04T13:44:00Z" w16du:dateUtc="2026-08-04T17:44:00Z">
         <w:r>
           <w:delText xml:space="preserve">particular </w:delText>
         </w:r>
       </w:del>
-      <w:ins w:id="415" w:author="Graham, Gabriel J." w:date="2026-08-04T13:44:00Z" w16du:dateUtc="2026-08-04T17:44:00Z">
+      <w:ins w:id="417" w:author="Graham, Gabriel J." w:date="2026-08-04T13:44:00Z" w16du:dateUtc="2026-08-04T17:44:00Z">
         <w:r>
           <w:t>specific</w:t>
         </w:r>
@@ -4700,29 +4713,29 @@
       <w:r>
         <w:t>), indicating that these cell populations undergo disproportionately extensive epigenomic remodeling during sex change.</w:t>
       </w:r>
-      <w:commentRangeEnd w:id="413"/>
+      <w:commentRangeEnd w:id="415"/>
       <w:r>
         <w:rPr>
           <w:rStyle w:val="CommentReference"/>
           <w:sz w:val="24"/>
           <w:szCs w:val="30"/>
         </w:rPr>
-        <w:commentReference w:id="413"/>
-      </w:r>
-    </w:p>
-    <w:p>
-      <w:pPr>
-        <w:rPr>
-          <w:del w:id="416" w:author="Graham, Gabriel J." w:date="2026-08-06T11:53:00Z" w16du:dateUtc="2026-08-06T15:53:00Z"/>
+        <w:commentReference w:id="415"/>
+      </w:r>
+    </w:p>
+    <w:p>
+      <w:pPr>
+        <w:rPr>
+          <w:del w:id="418" w:author="Graham, Gabriel J." w:date="2026-08-06T11:53:00Z" w16du:dateUtc="2026-08-06T15:53:00Z"/>
           <w:u w:val="single"/>
-          <w:rPrChange w:id="417" w:author="Graham, Gabriel J." w:date="2026-08-06T11:53:00Z" w16du:dateUtc="2026-08-06T15:53:00Z">
+          <w:rPrChange w:id="419" w:author="Graham, Gabriel J." w:date="2026-08-06T11:53:00Z" w16du:dateUtc="2026-08-06T15:53:00Z">
             <w:rPr>
-              <w:del w:id="418" w:author="Graham, Gabriel J." w:date="2026-08-06T11:53:00Z" w16du:dateUtc="2026-08-06T15:53:00Z"/>
+              <w:del w:id="420" w:author="Graham, Gabriel J." w:date="2026-08-06T11:53:00Z" w16du:dateUtc="2026-08-06T15:53:00Z"/>
             </w:rPr>
           </w:rPrChange>
         </w:rPr>
       </w:pPr>
-      <w:ins w:id="419" w:author="Graham, Gabriel J." w:date="2026-08-06T11:53:00Z" w16du:dateUtc="2026-08-06T15:53:00Z">
+      <w:ins w:id="421" w:author="Graham, Gabriel J." w:date="2026-08-06T11:53:00Z" w16du:dateUtc="2026-08-06T15:53:00Z">
         <w:r>
           <w:rPr>
             <w:u w:val="single"/>
@@ -4734,18 +4747,18 @@
     <w:p>
       <w:pPr>
         <w:rPr>
-          <w:del w:id="420" w:author="Graham, Gabriel J." w:date="2026-08-07T16:12:00Z" w16du:dateUtc="2026-08-07T20:12:00Z"/>
-        </w:rPr>
-      </w:pPr>
-    </w:p>
-    <w:p>
-      <w:pPr>
-        <w:rPr>
-          <w:del w:id="421" w:author="Graham, Gabriel J." w:date="2026-08-06T11:53:00Z" w16du:dateUtc="2026-08-06T15:53:00Z"/>
+          <w:del w:id="422" w:author="Graham, Gabriel J." w:date="2026-08-07T16:12:00Z" w16du:dateUtc="2026-08-07T20:12:00Z"/>
+        </w:rPr>
+      </w:pPr>
+    </w:p>
+    <w:p>
+      <w:pPr>
+        <w:rPr>
+          <w:del w:id="423" w:author="Graham, Gabriel J." w:date="2026-08-06T11:53:00Z" w16du:dateUtc="2026-08-06T15:53:00Z"/>
           <w:u w:val="single"/>
         </w:rPr>
       </w:pPr>
-      <w:del w:id="422" w:author="Graham, Gabriel J." w:date="2026-08-06T11:53:00Z" w16du:dateUtc="2026-08-06T15:53:00Z">
+      <w:del w:id="424" w:author="Graham, Gabriel J." w:date="2026-08-06T11:53:00Z" w16du:dateUtc="2026-08-06T15:53:00Z">
         <w:r>
           <w:rPr>
             <w:u w:val="single"/>
@@ -4757,45 +4770,45 @@
     <w:p>
       <w:pPr>
         <w:rPr>
-          <w:del w:id="423" w:author="Graham, Gabriel J." w:date="2026-08-06T11:53:00Z" w16du:dateUtc="2026-08-06T15:53:00Z"/>
+          <w:del w:id="425" w:author="Graham, Gabriel J." w:date="2026-08-06T11:53:00Z" w16du:dateUtc="2026-08-06T15:53:00Z"/>
           <w:u w:val="single"/>
         </w:rPr>
       </w:pPr>
-      <w:commentRangeStart w:id="424"/>
-    </w:p>
-    <w:p>
-      <w:pPr>
-        <w:rPr>
-          <w:del w:id="425" w:author="Graham, Gabriel J." w:date="2026-08-06T11:53:00Z" w16du:dateUtc="2026-08-06T15:53:00Z"/>
-        </w:rPr>
-      </w:pPr>
-      <w:del w:id="426" w:author="Graham, Gabriel J." w:date="2026-08-06T11:53:00Z" w16du:dateUtc="2026-08-06T15:53:00Z">
+      <w:commentRangeStart w:id="426"/>
+    </w:p>
+    <w:p>
+      <w:pPr>
+        <w:rPr>
+          <w:del w:id="427" w:author="Graham, Gabriel J." w:date="2026-08-06T11:53:00Z" w16du:dateUtc="2026-08-06T15:53:00Z"/>
+        </w:rPr>
+      </w:pPr>
+      <w:del w:id="428" w:author="Graham, Gabriel J." w:date="2026-08-06T11:53:00Z" w16du:dateUtc="2026-08-06T15:53:00Z">
         <w:r>
           <w:delText xml:space="preserve">To </w:delText>
         </w:r>
       </w:del>
-      <w:del w:id="427" w:author="Graham, Gabriel J." w:date="2026-08-04T13:45:00Z" w16du:dateUtc="2026-08-04T17:45:00Z">
+      <w:del w:id="429" w:author="Graham, Gabriel J." w:date="2026-08-04T13:45:00Z" w16du:dateUtc="2026-08-04T17:45:00Z">
         <w:r>
           <w:delText xml:space="preserve">first </w:delText>
         </w:r>
       </w:del>
-      <w:del w:id="428" w:author="Graham, Gabriel J." w:date="2026-08-06T11:53:00Z" w16du:dateUtc="2026-08-06T15:53:00Z">
+      <w:del w:id="430" w:author="Graham, Gabriel J." w:date="2026-08-06T11:53:00Z" w16du:dateUtc="2026-08-06T15:53:00Z">
         <w:r>
           <w:delText>examine the relationship between chromatin accessibility and transcriptional identity, we compared cell type-specific marker gene expression with the accessibility of linked ATAC peaks</w:delText>
         </w:r>
-        <w:commentRangeEnd w:id="424"/>
+        <w:commentRangeEnd w:id="426"/>
         <w:r>
           <w:rPr>
             <w:rStyle w:val="CommentReference"/>
             <w:sz w:val="24"/>
             <w:szCs w:val="30"/>
           </w:rPr>
-          <w:commentReference w:id="424"/>
+          <w:commentReference w:id="426"/>
         </w:r>
         <w:r>
           <w:delText xml:space="preserve">. </w:delText>
         </w:r>
-        <w:commentRangeStart w:id="429"/>
+        <w:commentRangeStart w:id="431"/>
         <w:r>
           <w:delText>Genes that defined individual cell populations were generally associated with increased accessibility of nearby linked regulatory regions within the same cell type (</w:delText>
         </w:r>
@@ -4814,14 +4827,14 @@
         <w:r>
           <w:delText>). Thus, chromatin accessibility broadly recapitulated the transcriptional programs that distinguish the major cell populations, demonstrating close correspondence between cell identity and local chromatin state.</w:delText>
         </w:r>
-        <w:commentRangeEnd w:id="429"/>
+        <w:commentRangeEnd w:id="431"/>
         <w:r>
           <w:rPr>
             <w:rStyle w:val="CommentReference"/>
             <w:sz w:val="24"/>
             <w:szCs w:val="30"/>
           </w:rPr>
-          <w:commentReference w:id="429"/>
+          <w:commentReference w:id="431"/>
         </w:r>
       </w:del>
     </w:p>
@@ -4830,36 +4843,26 @@
       <w:pPr>
         <w:ind w:firstLine="720"/>
         <w:rPr>
-          <w:del w:id="430" w:author="Graham, Gabriel J." w:date="2026-08-07T16:40:00Z" w16du:dateUtc="2026-08-07T20:40:00Z"/>
+          <w:del w:id="432" w:author="Graham, Gabriel J." w:date="2026-08-07T16:40:00Z" w16du:dateUtc="2026-08-07T20:40:00Z"/>
         </w:rPr>
       </w:pPr>
       <w:r>
         <w:t xml:space="preserve">We next asked </w:t>
       </w:r>
-      <w:commentRangeStart w:id="431"/>
-      <w:del w:id="432" w:author="Graham, Gabriel J." w:date="2026-08-07T16:14:00Z" w16du:dateUtc="2026-08-07T20:14:00Z">
+      <w:commentRangeStart w:id="433"/>
+      <w:del w:id="434" w:author="Graham, Gabriel J." w:date="2026-08-07T16:14:00Z" w16du:dateUtc="2026-08-07T20:14:00Z">
         <w:r>
           <w:delText xml:space="preserve">whether chromatin accessibility </w:delText>
-        </w:r>
-      </w:del>
-      <w:del w:id="433" w:author="Graham, Gabriel J." w:date="2026-08-06T11:53:00Z" w16du:dateUtc="2026-08-06T15:53:00Z">
-        <w:r>
-          <w:delText xml:space="preserve">similarly </w:delText>
-        </w:r>
-      </w:del>
-      <w:del w:id="434" w:author="Graham, Gabriel J." w:date="2026-08-07T16:14:00Z" w16du:dateUtc="2026-08-07T20:14:00Z">
-        <w:r>
-          <w:delText>accompanied transcriptional remodeling during the transition from male</w:delText>
         </w:r>
       </w:del>
       <w:del w:id="435" w:author="Graham, Gabriel J." w:date="2026-08-06T11:53:00Z" w16du:dateUtc="2026-08-06T15:53:00Z">
         <w:r>
-          <w:delText>s</w:delText>
+          <w:delText xml:space="preserve">similarly </w:delText>
         </w:r>
       </w:del>
       <w:del w:id="436" w:author="Graham, Gabriel J." w:date="2026-08-07T16:14:00Z" w16du:dateUtc="2026-08-07T20:14:00Z">
         <w:r>
-          <w:delText xml:space="preserve"> to intermediate</w:delText>
+          <w:delText>accompanied transcriptional remodeling during the transition from male</w:delText>
         </w:r>
       </w:del>
       <w:del w:id="437" w:author="Graham, Gabriel J." w:date="2026-08-06T11:53:00Z" w16du:dateUtc="2026-08-06T15:53:00Z">
@@ -4869,30 +4872,40 @@
       </w:del>
       <w:del w:id="438" w:author="Graham, Gabriel J." w:date="2026-08-07T16:14:00Z" w16du:dateUtc="2026-08-07T20:14:00Z">
         <w:r>
-          <w:delText xml:space="preserve"> </w:delText>
+          <w:delText xml:space="preserve"> to intermediate</w:delText>
         </w:r>
       </w:del>
       <w:del w:id="439" w:author="Graham, Gabriel J." w:date="2026-08-06T11:53:00Z" w16du:dateUtc="2026-08-06T15:53:00Z">
         <w:r>
-          <w:delText xml:space="preserve">and </w:delText>
+          <w:delText>s</w:delText>
         </w:r>
       </w:del>
       <w:del w:id="440" w:author="Graham, Gabriel J." w:date="2026-08-07T16:14:00Z" w16du:dateUtc="2026-08-07T20:14:00Z">
         <w:r>
+          <w:delText xml:space="preserve"> </w:delText>
+        </w:r>
+      </w:del>
+      <w:del w:id="441" w:author="Graham, Gabriel J." w:date="2026-08-06T11:53:00Z" w16du:dateUtc="2026-08-06T15:53:00Z">
+        <w:r>
+          <w:delText xml:space="preserve">and </w:delText>
+        </w:r>
+      </w:del>
+      <w:del w:id="442" w:author="Graham, Gabriel J." w:date="2026-08-07T16:14:00Z" w16du:dateUtc="2026-08-07T20:14:00Z">
+        <w:r>
           <w:delText>female</w:delText>
         </w:r>
       </w:del>
-      <w:ins w:id="441" w:author="Graham, Gabriel J." w:date="2026-08-07T16:14:00Z" w16du:dateUtc="2026-08-07T20:14:00Z">
+      <w:ins w:id="443" w:author="Graham, Gabriel J." w:date="2026-08-07T16:14:00Z" w16du:dateUtc="2026-08-07T20:14:00Z">
         <w:r>
           <w:t>which changes in gene expression could be explained by changes in the epigenome</w:t>
         </w:r>
       </w:ins>
-      <w:ins w:id="442" w:author="Graham, Gabriel J." w:date="2026-08-07T16:49:00Z" w16du:dateUtc="2026-08-07T20:49:00Z">
+      <w:ins w:id="444" w:author="Graham, Gabriel J." w:date="2026-08-07T16:49:00Z" w16du:dateUtc="2026-08-07T20:49:00Z">
         <w:r>
           <w:t>, or whether epigenomic changes could explain changes in gene expression</w:t>
         </w:r>
       </w:ins>
-      <w:del w:id="443" w:author="Graham, Gabriel J." w:date="2026-08-06T11:54:00Z" w16du:dateUtc="2026-08-06T15:54:00Z">
+      <w:del w:id="445" w:author="Graham, Gabriel J." w:date="2026-08-06T11:54:00Z" w16du:dateUtc="2026-08-06T15:54:00Z">
         <w:r>
           <w:delText>s</w:delText>
         </w:r>
@@ -4903,14 +4916,14 @@
       <w:r>
         <w:t xml:space="preserve"> </w:t>
       </w:r>
-      <w:commentRangeEnd w:id="431"/>
+      <w:commentRangeEnd w:id="433"/>
       <w:r>
         <w:rPr>
           <w:rStyle w:val="CommentReference"/>
           <w:sz w:val="24"/>
           <w:szCs w:val="30"/>
         </w:rPr>
-        <w:commentReference w:id="431"/>
+        <w:commentReference w:id="433"/>
       </w:r>
       <w:r>
         <w:t>A d</w:t>
@@ -4931,12 +4944,12 @@
       <w:r>
         <w:t xml:space="preserve"> in cluster 0</w:t>
       </w:r>
-      <w:ins w:id="444" w:author="Graham, Gabriel J." w:date="2026-08-04T13:47:00Z" w16du:dateUtc="2026-08-04T17:47:00Z">
+      <w:ins w:id="446" w:author="Graham, Gabriel J." w:date="2026-08-04T13:47:00Z" w16du:dateUtc="2026-08-04T17:47:00Z">
         <w:r>
           <w:t>_Spall_Mixed</w:t>
         </w:r>
       </w:ins>
-      <w:del w:id="445" w:author="Graham, Gabriel J." w:date="2026-08-07T16:14:00Z" w16du:dateUtc="2026-08-07T20:14:00Z">
+      <w:del w:id="447" w:author="Graham, Gabriel J." w:date="2026-08-07T16:14:00Z" w16du:dateUtc="2026-08-07T20:14:00Z">
         <w:r>
           <w:delText xml:space="preserve">; </w:delText>
         </w:r>
@@ -4959,7 +4972,7 @@
       <w:r>
         <w:t xml:space="preserve">Because this comparison requires both transcriptional and accessibility changes to independently satisfy </w:t>
       </w:r>
-      <w:ins w:id="446" w:author="Graham, Gabriel J." w:date="2026-08-07T16:14:00Z" w16du:dateUtc="2026-08-07T20:14:00Z">
+      <w:ins w:id="448" w:author="Graham, Gabriel J." w:date="2026-08-07T16:14:00Z" w16du:dateUtc="2026-08-07T20:14:00Z">
         <w:r>
           <w:t xml:space="preserve">strict </w:t>
         </w:r>
@@ -4967,77 +4980,77 @@
       <w:r>
         <w:t>significance thresholds, we next as</w:t>
       </w:r>
-      <w:ins w:id="447" w:author="Graham, Gabriel J." w:date="2026-08-07T16:15:00Z" w16du:dateUtc="2026-08-07T20:15:00Z">
+      <w:ins w:id="449" w:author="Graham, Gabriel J." w:date="2026-08-07T16:15:00Z" w16du:dateUtc="2026-08-07T20:15:00Z">
         <w:r>
           <w:t xml:space="preserve">ked </w:t>
         </w:r>
       </w:ins>
-      <w:ins w:id="448" w:author="Graham, Gabriel J." w:date="2026-08-07T16:16:00Z" w16du:dateUtc="2026-08-07T20:16:00Z">
+      <w:ins w:id="450" w:author="Graham, Gabriel J." w:date="2026-08-07T16:16:00Z" w16du:dateUtc="2026-08-07T20:16:00Z">
         <w:r>
           <w:t xml:space="preserve">which DEGs and DARs </w:t>
         </w:r>
       </w:ins>
-      <w:ins w:id="449" w:author="Graham, Gabriel J." w:date="2026-08-07T16:39:00Z" w16du:dateUtc="2026-08-07T20:39:00Z">
+      <w:ins w:id="451" w:author="Graham, Gabriel J." w:date="2026-08-07T16:39:00Z" w16du:dateUtc="2026-08-07T20:39:00Z">
         <w:r>
           <w:t>had a</w:t>
         </w:r>
       </w:ins>
-      <w:ins w:id="450" w:author="Graham, Gabriel J." w:date="2026-08-07T16:16:00Z" w16du:dateUtc="2026-08-07T20:16:00Z">
+      <w:ins w:id="452" w:author="Graham, Gabriel J." w:date="2026-08-07T16:16:00Z" w16du:dateUtc="2026-08-07T20:16:00Z">
         <w:r>
           <w:t xml:space="preserve"> significant correlation between the alternate modality (i.e., whether the expression of a DE</w:t>
         </w:r>
       </w:ins>
-      <w:ins w:id="451" w:author="Graham, Gabriel J." w:date="2026-08-07T16:17:00Z" w16du:dateUtc="2026-08-07T20:17:00Z">
+      <w:ins w:id="453" w:author="Graham, Gabriel J." w:date="2026-08-07T16:17:00Z" w16du:dateUtc="2026-08-07T20:17:00Z">
         <w:r>
           <w:t xml:space="preserve">G is </w:t>
         </w:r>
       </w:ins>
-      <w:ins w:id="452" w:author="Graham, Gabriel J." w:date="2026-08-07T16:39:00Z" w16du:dateUtc="2026-08-07T20:39:00Z">
+      <w:ins w:id="454" w:author="Graham, Gabriel J." w:date="2026-08-07T16:39:00Z" w16du:dateUtc="2026-08-07T20:39:00Z">
         <w:r>
           <w:t>correlated</w:t>
         </w:r>
       </w:ins>
-      <w:ins w:id="453" w:author="Graham, Gabriel J." w:date="2026-08-07T16:17:00Z" w16du:dateUtc="2026-08-07T20:17:00Z">
+      <w:ins w:id="455" w:author="Graham, Gabriel J." w:date="2026-08-07T16:17:00Z" w16du:dateUtc="2026-08-07T20:17:00Z">
         <w:r>
           <w:t xml:space="preserve"> with </w:t>
         </w:r>
       </w:ins>
-      <w:ins w:id="454" w:author="Graham, Gabriel J." w:date="2026-08-07T16:39:00Z" w16du:dateUtc="2026-08-07T20:39:00Z">
+      <w:ins w:id="456" w:author="Graham, Gabriel J." w:date="2026-08-07T16:39:00Z" w16du:dateUtc="2026-08-07T20:39:00Z">
         <w:r>
           <w:t>its</w:t>
         </w:r>
       </w:ins>
-      <w:ins w:id="455" w:author="Graham, Gabriel J." w:date="2026-08-07T16:17:00Z" w16du:dateUtc="2026-08-07T20:17:00Z">
+      <w:ins w:id="457" w:author="Graham, Gabriel J." w:date="2026-08-07T16:17:00Z" w16du:dateUtc="2026-08-07T20:17:00Z">
         <w:r>
           <w:t xml:space="preserve"> chromatin accessibility </w:t>
         </w:r>
       </w:ins>
-      <w:ins w:id="456" w:author="Graham, Gabriel J." w:date="2026-08-07T16:39:00Z" w16du:dateUtc="2026-08-07T20:39:00Z">
+      <w:ins w:id="458" w:author="Graham, Gabriel J." w:date="2026-08-07T16:39:00Z" w16du:dateUtc="2026-08-07T20:39:00Z">
         <w:r>
           <w:t>and</w:t>
         </w:r>
       </w:ins>
-      <w:ins w:id="457" w:author="Graham, Gabriel J." w:date="2026-08-07T16:17:00Z" w16du:dateUtc="2026-08-07T20:17:00Z">
+      <w:ins w:id="459" w:author="Graham, Gabriel J." w:date="2026-08-07T16:17:00Z" w16du:dateUtc="2026-08-07T20:17:00Z">
         <w:r>
           <w:t xml:space="preserve"> vice versa)</w:t>
         </w:r>
       </w:ins>
-      <w:del w:id="458" w:author="Graham, Gabriel J." w:date="2026-08-07T16:15:00Z" w16du:dateUtc="2026-08-07T20:15:00Z">
+      <w:del w:id="460" w:author="Graham, Gabriel J." w:date="2026-08-07T16:15:00Z" w16du:dateUtc="2026-08-07T20:15:00Z">
         <w:r>
           <w:delText>sessed their</w:delText>
         </w:r>
       </w:del>
-      <w:del w:id="459" w:author="Graham, Gabriel J." w:date="2026-08-07T16:17:00Z" w16du:dateUtc="2026-08-07T20:17:00Z">
+      <w:del w:id="461" w:author="Graham, Gabriel J." w:date="2026-08-07T16:17:00Z" w16du:dateUtc="2026-08-07T20:17:00Z">
         <w:r>
           <w:delText xml:space="preserve"> </w:delText>
         </w:r>
       </w:del>
-      <w:del w:id="460" w:author="Graham, Gabriel J." w:date="2026-08-06T11:54:00Z" w16du:dateUtc="2026-08-06T15:54:00Z">
+      <w:del w:id="462" w:author="Graham, Gabriel J." w:date="2026-08-06T11:54:00Z" w16du:dateUtc="2026-08-06T15:54:00Z">
         <w:r>
           <w:delText xml:space="preserve">quantitative </w:delText>
         </w:r>
       </w:del>
-      <w:del w:id="461" w:author="Graham, Gabriel J." w:date="2026-08-07T16:15:00Z" w16du:dateUtc="2026-08-07T20:15:00Z">
+      <w:del w:id="463" w:author="Graham, Gabriel J." w:date="2026-08-07T16:15:00Z" w16du:dateUtc="2026-08-07T20:15:00Z">
         <w:r>
           <w:delText>relationship across individuals</w:delText>
         </w:r>
@@ -5045,12 +5058,12 @@
       <w:r>
         <w:t xml:space="preserve">. </w:t>
       </w:r>
-      <w:del w:id="462" w:author="Graham, Gabriel J." w:date="2026-08-06T11:56:00Z" w16du:dateUtc="2026-08-06T15:56:00Z">
+      <w:del w:id="464" w:author="Graham, Gabriel J." w:date="2026-08-06T11:56:00Z" w16du:dateUtc="2026-08-06T15:56:00Z">
         <w:r>
           <w:delText>Specifically</w:delText>
         </w:r>
       </w:del>
-      <w:ins w:id="463" w:author="Graham, Gabriel J." w:date="2026-08-06T11:56:00Z" w16du:dateUtc="2026-08-06T15:56:00Z">
+      <w:ins w:id="465" w:author="Graham, Gabriel J." w:date="2026-08-06T11:56:00Z" w16du:dateUtc="2026-08-06T15:56:00Z">
         <w:r>
           <w:t>To do this</w:t>
         </w:r>
@@ -5058,7 +5071,7 @@
       <w:r>
         <w:t>, we correlated pseudobulk</w:t>
       </w:r>
-      <w:ins w:id="464" w:author="Graham, Gabriel J." w:date="2026-08-07T16:17:00Z" w16du:dateUtc="2026-08-07T20:17:00Z">
+      <w:ins w:id="466" w:author="Graham, Gabriel J." w:date="2026-08-07T16:17:00Z" w16du:dateUtc="2026-08-07T20:17:00Z">
         <w:r>
           <w:t>ed</w:t>
         </w:r>
@@ -5066,7 +5079,7 @@
       <w:r>
         <w:t xml:space="preserve"> </w:t>
       </w:r>
-      <w:del w:id="465" w:author="Graham, Gabriel J." w:date="2026-08-07T16:17:00Z" w16du:dateUtc="2026-08-07T20:17:00Z">
+      <w:del w:id="467" w:author="Graham, Gabriel J." w:date="2026-08-07T16:17:00Z" w16du:dateUtc="2026-08-07T20:17:00Z">
         <w:r>
           <w:delText xml:space="preserve">log-normalized </w:delText>
         </w:r>
@@ -5074,7 +5087,7 @@
       <w:r>
         <w:t xml:space="preserve">gene expression with </w:t>
       </w:r>
-      <w:ins w:id="466" w:author="Graham, Gabriel J." w:date="2026-08-07T16:17:00Z" w16du:dateUtc="2026-08-07T20:17:00Z">
+      <w:ins w:id="468" w:author="Graham, Gabriel J." w:date="2026-08-07T16:17:00Z" w16du:dateUtc="2026-08-07T20:17:00Z">
         <w:r>
           <w:t xml:space="preserve">pseudobulked </w:t>
         </w:r>
@@ -5082,12 +5095,12 @@
       <w:r>
         <w:t>chromatin accessibility scores for ATAC peaks</w:t>
       </w:r>
-      <w:ins w:id="467" w:author="Graham, Gabriel J." w:date="2026-08-07T16:18:00Z" w16du:dateUtc="2026-08-07T20:18:00Z">
+      <w:ins w:id="469" w:author="Graham, Gabriel J." w:date="2026-08-07T16:18:00Z" w16du:dateUtc="2026-08-07T20:18:00Z">
         <w:r>
           <w:t xml:space="preserve"> </w:t>
         </w:r>
       </w:ins>
-      <w:del w:id="468" w:author="Graham, Gabriel J." w:date="2026-08-07T16:18:00Z" w16du:dateUtc="2026-08-07T20:18:00Z">
+      <w:del w:id="470" w:author="Graham, Gabriel J." w:date="2026-08-07T16:18:00Z" w16du:dateUtc="2026-08-07T20:18:00Z">
         <w:r>
           <w:delText xml:space="preserve"> </w:delText>
         </w:r>
@@ -5104,19 +5117,19 @@
       <w:r>
         <w:t xml:space="preserve">). Following quality control </w:t>
       </w:r>
-      <w:del w:id="469" w:author="Graham, Gabriel J." w:date="2026-08-07T16:50:00Z" w16du:dateUtc="2026-08-07T20:50:00Z">
+      <w:del w:id="471" w:author="Graham, Gabriel J." w:date="2026-08-07T16:50:00Z" w16du:dateUtc="2026-08-07T20:50:00Z">
         <w:r>
           <w:delText>to exclude</w:delText>
         </w:r>
       </w:del>
-      <w:ins w:id="470" w:author="Graham, Gabriel J." w:date="2026-08-07T16:50:00Z" w16du:dateUtc="2026-08-07T20:50:00Z">
+      <w:ins w:id="472" w:author="Graham, Gabriel J." w:date="2026-08-07T16:50:00Z" w16du:dateUtc="2026-08-07T20:50:00Z">
         <w:r>
           <w:t>(</w:t>
         </w:r>
         <w:r>
           <w:rPr>
             <w:highlight w:val="yellow"/>
-            <w:rPrChange w:id="471" w:author="Graham, Gabriel J." w:date="2026-08-07T16:50:00Z" w16du:dateUtc="2026-08-07T20:50:00Z">
+            <w:rPrChange w:id="473" w:author="Graham, Gabriel J." w:date="2026-08-07T16:50:00Z" w16du:dateUtc="2026-08-07T20:50:00Z">
               <w:rPr/>
             </w:rPrChange>
           </w:rPr>
@@ -5129,7 +5142,7 @@
       <w:r>
         <w:t xml:space="preserve"> </w:t>
       </w:r>
-      <w:del w:id="472" w:author="Graham, Gabriel J." w:date="2026-08-07T16:50:00Z" w16du:dateUtc="2026-08-07T20:50:00Z">
+      <w:del w:id="474" w:author="Graham, Gabriel J." w:date="2026-08-07T16:50:00Z" w16du:dateUtc="2026-08-07T20:50:00Z">
         <w:r>
           <w:delText xml:space="preserve">genes lacking sufficient expression or accessibility for reliable analysis, </w:delText>
         </w:r>
@@ -5137,12 +5150,12 @@
       <w:r>
         <w:t>226 of the 290 DEG</w:t>
       </w:r>
-      <w:ins w:id="473" w:author="Graham, Gabriel J." w:date="2026-08-07T16:41:00Z" w16du:dateUtc="2026-08-07T20:41:00Z">
+      <w:ins w:id="475" w:author="Graham, Gabriel J." w:date="2026-08-07T16:41:00Z" w16du:dateUtc="2026-08-07T20:41:00Z">
         <w:r>
           <w:t>s</w:t>
         </w:r>
       </w:ins>
-      <w:del w:id="474" w:author="Graham, Gabriel J." w:date="2026-08-07T16:41:00Z" w16du:dateUtc="2026-08-07T20:41:00Z">
+      <w:del w:id="476" w:author="Graham, Gabriel J." w:date="2026-08-07T16:41:00Z" w16du:dateUtc="2026-08-07T20:41:00Z">
         <w:r>
           <w:delText>s (78%)</w:delText>
         </w:r>
@@ -5150,14 +5163,14 @@
       <w:r>
         <w:t xml:space="preserve"> were suitable for correlation analysis</w:t>
       </w:r>
-      <w:ins w:id="475" w:author="Graham, Gabriel J." w:date="2026-08-07T16:40:00Z" w16du:dateUtc="2026-08-07T20:40:00Z">
+      <w:ins w:id="477" w:author="Graham, Gabriel J." w:date="2026-08-07T16:40:00Z" w16du:dateUtc="2026-08-07T20:40:00Z">
         <w:r>
           <w:t xml:space="preserve"> (</w:t>
         </w:r>
         <w:r>
           <w:rPr>
             <w:highlight w:val="yellow"/>
-            <w:rPrChange w:id="476" w:author="Graham, Gabriel J." w:date="2026-08-07T16:40:00Z" w16du:dateUtc="2026-08-07T20:40:00Z">
+            <w:rPrChange w:id="478" w:author="Graham, Gabriel J." w:date="2026-08-07T16:40:00Z" w16du:dateUtc="2026-08-07T20:40:00Z">
               <w:rPr/>
             </w:rPrChange>
           </w:rPr>
@@ -5170,7 +5183,7 @@
       <w:r>
         <w:t>.</w:t>
       </w:r>
-      <w:del w:id="477" w:author="Graham, Gabriel J." w:date="2026-08-07T16:39:00Z" w16du:dateUtc="2026-08-07T20:39:00Z">
+      <w:del w:id="479" w:author="Graham, Gabriel J." w:date="2026-08-07T16:39:00Z" w16du:dateUtc="2026-08-07T20:39:00Z">
         <w:r>
           <w:delText xml:space="preserve"> Correlation analyses included all 22 individuals, including late intermediates and new females. For genes associated with multiple nearby ATAC peaks, the strongest correlation was retained.</w:delText>
         </w:r>
@@ -5178,7 +5191,7 @@
       <w:r>
         <w:t xml:space="preserve"> </w:t>
       </w:r>
-      <w:del w:id="478" w:author="Graham, Gabriel J." w:date="2026-08-07T16:40:00Z" w16du:dateUtc="2026-08-07T20:40:00Z">
+      <w:del w:id="480" w:author="Graham, Gabriel J." w:date="2026-08-07T16:40:00Z" w16du:dateUtc="2026-08-07T20:40:00Z">
         <w:r>
           <w:delText xml:space="preserve">Complete correlation results for all local peak-gene pairs are provided in </w:delText>
         </w:r>
@@ -5224,9 +5237,9 @@
       <w:pPr>
         <w:ind w:firstLine="720"/>
         <w:rPr>
-          <w:ins w:id="479" w:author="Graham, Gabriel J." w:date="2026-08-07T16:40:00Z" w16du:dateUtc="2026-08-07T20:40:00Z"/>
-        </w:rPr>
-        <w:pPrChange w:id="480" w:author="Graham, Gabriel J." w:date="2026-08-07T16:13:00Z" w16du:dateUtc="2026-08-07T20:13:00Z">
+          <w:ins w:id="481" w:author="Graham, Gabriel J." w:date="2026-08-07T16:40:00Z" w16du:dateUtc="2026-08-07T20:40:00Z"/>
+        </w:rPr>
+        <w:pPrChange w:id="482" w:author="Graham, Gabriel J." w:date="2026-08-07T16:13:00Z" w16du:dateUtc="2026-08-07T20:13:00Z">
           <w:pPr/>
         </w:pPrChange>
       </w:pPr>
@@ -5234,38 +5247,38 @@
     <w:p>
       <w:pPr>
         <w:ind w:firstLine="720"/>
-        <w:pPrChange w:id="481" w:author="Graham, Gabriel J." w:date="2026-08-07T16:40:00Z" w16du:dateUtc="2026-08-07T20:40:00Z">
+        <w:pPrChange w:id="483" w:author="Graham, Gabriel J." w:date="2026-08-07T16:40:00Z" w16du:dateUtc="2026-08-07T20:40:00Z">
           <w:pPr/>
         </w:pPrChange>
       </w:pPr>
     </w:p>
     <w:p>
-      <w:del w:id="482" w:author="Graham, Gabriel J." w:date="2026-08-07T16:41:00Z" w16du:dateUtc="2026-08-07T20:41:00Z">
+      <w:del w:id="484" w:author="Graham, Gabriel J." w:date="2026-08-07T16:41:00Z" w16du:dateUtc="2026-08-07T20:41:00Z">
         <w:r>
           <w:delText xml:space="preserve">Of the genes </w:delText>
         </w:r>
       </w:del>
-      <w:del w:id="483" w:author="Graham, Gabriel J." w:date="2026-08-06T11:58:00Z" w16du:dateUtc="2026-08-06T15:58:00Z">
+      <w:del w:id="485" w:author="Graham, Gabriel J." w:date="2026-08-06T11:58:00Z" w16du:dateUtc="2026-08-06T15:58:00Z">
         <w:r>
           <w:delText>suitable for analysis</w:delText>
         </w:r>
       </w:del>
-      <w:del w:id="484" w:author="Graham, Gabriel J." w:date="2026-08-07T16:41:00Z" w16du:dateUtc="2026-08-07T20:41:00Z">
+      <w:del w:id="486" w:author="Graham, Gabriel J." w:date="2026-08-07T16:41:00Z" w16du:dateUtc="2026-08-07T20:41:00Z">
         <w:r>
           <w:delText>, 30% (67 of 226)</w:delText>
         </w:r>
       </w:del>
-      <w:ins w:id="485" w:author="Graham, Gabriel J." w:date="2026-08-07T16:47:00Z" w16du:dateUtc="2026-08-07T20:47:00Z">
+      <w:ins w:id="487" w:author="Graham, Gabriel J." w:date="2026-08-07T16:47:00Z" w16du:dateUtc="2026-08-07T20:47:00Z">
         <w:r>
           <w:t>O</w:t>
         </w:r>
       </w:ins>
-      <w:ins w:id="486" w:author="Graham, Gabriel J." w:date="2026-08-07T16:41:00Z" w16du:dateUtc="2026-08-07T20:41:00Z">
+      <w:ins w:id="488" w:author="Graham, Gabriel J." w:date="2026-08-07T16:41:00Z" w16du:dateUtc="2026-08-07T20:41:00Z">
         <w:r>
           <w:t>f the 226 genes we analyzed</w:t>
         </w:r>
       </w:ins>
-      <w:ins w:id="487" w:author="Graham, Gabriel J." w:date="2026-08-07T16:47:00Z" w16du:dateUtc="2026-08-07T20:47:00Z">
+      <w:ins w:id="489" w:author="Graham, Gabriel J." w:date="2026-08-07T16:47:00Z" w16du:dateUtc="2026-08-07T20:47:00Z">
         <w:r>
           <w:t>, 67</w:t>
         </w:r>
@@ -5273,34 +5286,34 @@
       <w:r>
         <w:t xml:space="preserve"> exhibited a significant correlation between gene expression and the accessibility of their best local ATAC peak (</w:t>
       </w:r>
-      <w:commentRangeStart w:id="488"/>
+      <w:commentRangeStart w:id="490"/>
       <w:r>
         <w:t>Pearson's P &lt; 0.05</w:t>
       </w:r>
-      <w:commentRangeEnd w:id="488"/>
+      <w:commentRangeEnd w:id="490"/>
       <w:r>
         <w:rPr>
           <w:rStyle w:val="CommentReference"/>
           <w:sz w:val="24"/>
           <w:szCs w:val="30"/>
         </w:rPr>
-        <w:commentReference w:id="488"/>
+        <w:commentReference w:id="490"/>
       </w:r>
       <w:r>
         <w:t xml:space="preserve">). The prevalence of accessibility-associated DEGs </w:t>
       </w:r>
-      <w:commentRangeStart w:id="489"/>
+      <w:commentRangeStart w:id="491"/>
       <w:r>
         <w:t>did not differ significantly among cell clusters (likelihood-ratio test, χ²₁₉ = 15.57, P = 0.686), indicating that the contribution of local chromatin accessibility to transcriptional remodeling was broadly similar across cell populations.</w:t>
       </w:r>
-      <w:commentRangeEnd w:id="489"/>
+      <w:commentRangeEnd w:id="491"/>
       <w:r>
         <w:rPr>
           <w:rStyle w:val="CommentReference"/>
           <w:sz w:val="24"/>
           <w:szCs w:val="30"/>
         </w:rPr>
-        <w:commentReference w:id="489"/>
+        <w:commentReference w:id="491"/>
       </w:r>
     </w:p>
     <w:p/>
@@ -5308,12 +5321,12 @@
       <w:r>
         <w:t xml:space="preserve">As a complementary analysis, we next examined whether </w:t>
       </w:r>
-      <w:del w:id="490" w:author="Graham, Gabriel J." w:date="2026-08-07T16:49:00Z" w16du:dateUtc="2026-08-07T20:49:00Z">
+      <w:del w:id="492" w:author="Graham, Gabriel J." w:date="2026-08-07T16:49:00Z" w16du:dateUtc="2026-08-07T20:49:00Z">
         <w:r>
           <w:delText>differentially accessible chromatin regions</w:delText>
         </w:r>
       </w:del>
-      <w:ins w:id="491" w:author="Graham, Gabriel J." w:date="2026-08-07T16:49:00Z" w16du:dateUtc="2026-08-07T20:49:00Z">
+      <w:ins w:id="493" w:author="Graham, Gabriel J." w:date="2026-08-07T16:49:00Z" w16du:dateUtc="2026-08-07T20:49:00Z">
         <w:r>
           <w:t>DARs</w:t>
         </w:r>
@@ -5321,7 +5334,7 @@
       <w:r>
         <w:t xml:space="preserve"> were associated with expression of their nearest expressed gene. Following </w:t>
       </w:r>
-      <w:del w:id="492" w:author="Graham, Gabriel J." w:date="2026-08-07T16:51:00Z" w16du:dateUtc="2026-08-07T20:51:00Z">
+      <w:del w:id="494" w:author="Graham, Gabriel J." w:date="2026-08-07T16:51:00Z" w16du:dateUtc="2026-08-07T20:51:00Z">
         <w:r>
           <w:delText xml:space="preserve">identical </w:delText>
         </w:r>
@@ -5329,7 +5342,7 @@
       <w:r>
         <w:t>quality-control</w:t>
       </w:r>
-      <w:del w:id="493" w:author="Graham, Gabriel J." w:date="2026-08-07T16:51:00Z" w16du:dateUtc="2026-08-07T20:51:00Z">
+      <w:del w:id="495" w:author="Graham, Gabriel J." w:date="2026-08-07T16:51:00Z" w16du:dateUtc="2026-08-07T20:51:00Z">
         <w:r>
           <w:delText xml:space="preserve"> criteria,</w:delText>
         </w:r>
@@ -5337,7 +5350,7 @@
       <w:r>
         <w:t xml:space="preserve"> 23 of </w:t>
       </w:r>
-      <w:ins w:id="494" w:author="Graham, Gabriel J." w:date="2026-08-07T16:51:00Z" w16du:dateUtc="2026-08-07T20:51:00Z">
+      <w:ins w:id="496" w:author="Graham, Gabriel J." w:date="2026-08-07T16:51:00Z" w16du:dateUtc="2026-08-07T20:51:00Z">
         <w:r>
           <w:t xml:space="preserve">the </w:t>
         </w:r>
@@ -5345,7 +5358,7 @@
       <w:r>
         <w:t xml:space="preserve">53 DARs </w:t>
       </w:r>
-      <w:del w:id="495" w:author="Graham, Gabriel J." w:date="2026-08-07T16:51:00Z" w16du:dateUtc="2026-08-07T20:51:00Z">
+      <w:del w:id="497" w:author="Graham, Gabriel J." w:date="2026-08-07T16:51:00Z" w16du:dateUtc="2026-08-07T20:51:00Z">
         <w:r>
           <w:delText xml:space="preserve">(43%) </w:delText>
         </w:r>
@@ -5353,16 +5366,16 @@
       <w:r>
         <w:t xml:space="preserve">were suitable for analysis. </w:t>
       </w:r>
-      <w:commentRangeStart w:id="496"/>
+      <w:commentRangeStart w:id="498"/>
       <w:r>
         <w:t xml:space="preserve">Of these, </w:t>
       </w:r>
-      <w:del w:id="497" w:author="Graham, Gabriel J." w:date="2026-08-07T16:51:00Z" w16du:dateUtc="2026-08-07T20:51:00Z">
+      <w:del w:id="499" w:author="Graham, Gabriel J." w:date="2026-08-07T16:51:00Z" w16du:dateUtc="2026-08-07T20:51:00Z">
         <w:r>
           <w:delText xml:space="preserve">five </w:delText>
         </w:r>
       </w:del>
-      <w:ins w:id="498" w:author="Graham, Gabriel J." w:date="2026-08-07T16:51:00Z" w16du:dateUtc="2026-08-07T20:51:00Z">
+      <w:ins w:id="500" w:author="Graham, Gabriel J." w:date="2026-08-07T16:51:00Z" w16du:dateUtc="2026-08-07T20:51:00Z">
         <w:r>
           <w:t>four</w:t>
         </w:r>
@@ -5370,7 +5383,7 @@
           <w:t xml:space="preserve"> </w:t>
         </w:r>
       </w:ins>
-      <w:del w:id="499" w:author="Graham, Gabriel J." w:date="2026-08-07T16:51:00Z" w16du:dateUtc="2026-08-07T20:51:00Z">
+      <w:del w:id="501" w:author="Graham, Gabriel J." w:date="2026-08-07T16:51:00Z" w16du:dateUtc="2026-08-07T20:51:00Z">
         <w:r>
           <w:delText xml:space="preserve">(22%) </w:delText>
         </w:r>
@@ -5378,7 +5391,7 @@
       <w:r>
         <w:t>exhibited significant correlations between chromatin accessibility and gene expression (Pearson's P &lt; 0.05)</w:t>
       </w:r>
-      <w:del w:id="500" w:author="Graham, Gabriel J." w:date="2026-08-07T16:51:00Z" w16du:dateUtc="2026-08-07T20:51:00Z">
+      <w:del w:id="502" w:author="Graham, Gabriel J." w:date="2026-08-07T16:51:00Z" w16du:dateUtc="2026-08-07T20:51:00Z">
         <w:r>
           <w:delText>, with four remaining significant following correction for multiple testing</w:delText>
         </w:r>
@@ -5386,19 +5399,19 @@
       <w:r>
         <w:t xml:space="preserve"> </w:t>
       </w:r>
-      <w:commentRangeEnd w:id="496"/>
+      <w:commentRangeEnd w:id="498"/>
       <w:r>
         <w:rPr>
           <w:rStyle w:val="CommentReference"/>
           <w:sz w:val="24"/>
           <w:szCs w:val="30"/>
         </w:rPr>
-        <w:commentReference w:id="496"/>
+        <w:commentReference w:id="498"/>
       </w:r>
       <w:r>
         <w:t>(</w:t>
       </w:r>
-      <w:ins w:id="501" w:author="Graham, Gabriel J." w:date="2026-08-07T16:52:00Z" w16du:dateUtc="2026-08-07T20:52:00Z">
+      <w:ins w:id="503" w:author="Graham, Gabriel J." w:date="2026-08-07T16:52:00Z" w16du:dateUtc="2026-08-07T20:52:00Z">
         <w:r>
           <w:rPr>
             <w:highlight w:val="yellow"/>
@@ -5406,8 +5419,8 @@
           <w:t xml:space="preserve">Appendix </w:t>
         </w:r>
       </w:ins>
-      <w:commentRangeStart w:id="502"/>
-      <w:del w:id="503" w:author="Graham, Gabriel J." w:date="2026-08-07T16:52:00Z" w16du:dateUtc="2026-08-07T20:52:00Z">
+      <w:commentRangeStart w:id="504"/>
+      <w:del w:id="505" w:author="Graham, Gabriel J." w:date="2026-08-07T16:52:00Z" w16du:dateUtc="2026-08-07T20:52:00Z">
         <w:r>
           <w:rPr>
             <w:highlight w:val="yellow"/>
@@ -5427,21 +5440,21 @@
         </w:rPr>
         <w:t>XX</w:t>
       </w:r>
-      <w:commentRangeEnd w:id="502"/>
+      <w:commentRangeEnd w:id="504"/>
       <w:r>
         <w:rPr>
           <w:rStyle w:val="CommentReference"/>
           <w:sz w:val="24"/>
           <w:szCs w:val="30"/>
         </w:rPr>
-        <w:commentReference w:id="502"/>
-      </w:r>
-      <w:ins w:id="504" w:author="Graham, Gabriel J." w:date="2026-08-07T16:52:00Z" w16du:dateUtc="2026-08-07T20:52:00Z">
+        <w:commentReference w:id="504"/>
+      </w:r>
+      <w:ins w:id="506" w:author="Graham, Gabriel J." w:date="2026-08-07T16:52:00Z" w16du:dateUtc="2026-08-07T20:52:00Z">
         <w:r>
           <w:t>, SXX)</w:t>
         </w:r>
       </w:ins>
-      <w:del w:id="505" w:author="Graham, Gabriel J." w:date="2026-08-06T12:03:00Z" w16du:dateUtc="2026-08-06T16:03:00Z">
+      <w:del w:id="507" w:author="Graham, Gabriel J." w:date="2026-08-06T12:03:00Z" w16du:dateUtc="2026-08-06T16:03:00Z">
         <w:r>
           <w:delText>). Because relatively few DARs were testable within individual cell populations, we did not compare correlation frequencies among clusters</w:delText>
         </w:r>
@@ -5449,7 +5462,7 @@
       <w:r>
         <w:t xml:space="preserve">. </w:t>
       </w:r>
-      <w:del w:id="506" w:author="Graham, Gabriel J." w:date="2026-08-07T16:52:00Z" w16du:dateUtc="2026-08-07T20:52:00Z">
+      <w:del w:id="508" w:author="Graham, Gabriel J." w:date="2026-08-07T16:52:00Z" w16du:dateUtc="2026-08-07T20:52:00Z">
         <w:r>
           <w:delText xml:space="preserve">Summary statistics for the DAR-centered analysis are provided in </w:delText>
         </w:r>
@@ -5475,22 +5488,22 @@
       <w:r>
         <w:t xml:space="preserve">Together, these analyses indicate that although relatively few genes simultaneously met stringent criteria for both differential expression and differential accessibility during sex change, local chromatin accessibility </w:t>
       </w:r>
-      <w:del w:id="507" w:author="Graham, Gabriel J." w:date="2026-08-07T16:54:00Z" w16du:dateUtc="2026-08-07T20:54:00Z">
+      <w:del w:id="509" w:author="Graham, Gabriel J." w:date="2026-08-07T16:54:00Z" w16du:dateUtc="2026-08-07T20:54:00Z">
         <w:r>
           <w:delText xml:space="preserve">was </w:delText>
         </w:r>
       </w:del>
-      <w:del w:id="508" w:author="Graham, Gabriel J." w:date="2026-08-07T16:53:00Z" w16du:dateUtc="2026-08-07T20:53:00Z">
+      <w:del w:id="510" w:author="Graham, Gabriel J." w:date="2026-08-07T16:53:00Z" w16du:dateUtc="2026-08-07T20:53:00Z">
         <w:r>
           <w:delText xml:space="preserve">nevertheless </w:delText>
         </w:r>
       </w:del>
-      <w:del w:id="509" w:author="Graham, Gabriel J." w:date="2026-08-07T16:54:00Z" w16du:dateUtc="2026-08-07T20:54:00Z">
+      <w:del w:id="511" w:author="Graham, Gabriel J." w:date="2026-08-07T16:54:00Z" w16du:dateUtc="2026-08-07T20:54:00Z">
         <w:r>
           <w:delText>significantly associated with</w:delText>
         </w:r>
       </w:del>
-      <w:ins w:id="510" w:author="Graham, Gabriel J." w:date="2026-08-07T16:54:00Z" w16du:dateUtc="2026-08-07T20:54:00Z">
+      <w:ins w:id="512" w:author="Graham, Gabriel J." w:date="2026-08-07T16:54:00Z" w16du:dateUtc="2026-08-07T20:54:00Z">
         <w:r>
           <w:t>markedly predicted</w:t>
         </w:r>
@@ -5498,27 +5511,27 @@
       <w:r>
         <w:t xml:space="preserve"> transcriptional remodeling</w:t>
       </w:r>
-      <w:ins w:id="511" w:author="Graham, Gabriel J." w:date="2026-08-07T16:55:00Z" w16du:dateUtc="2026-08-07T20:55:00Z">
+      <w:ins w:id="513" w:author="Graham, Gabriel J." w:date="2026-08-07T16:55:00Z" w16du:dateUtc="2026-08-07T20:55:00Z">
         <w:r>
           <w:t xml:space="preserve"> (DEGs were predicted by chromatin)</w:t>
         </w:r>
       </w:ins>
-      <w:ins w:id="512" w:author="Graham, Gabriel J." w:date="2026-08-07T16:53:00Z" w16du:dateUtc="2026-08-07T20:53:00Z">
+      <w:ins w:id="514" w:author="Graham, Gabriel J." w:date="2026-08-07T16:53:00Z" w16du:dateUtc="2026-08-07T20:53:00Z">
         <w:r>
           <w:t>, while</w:t>
         </w:r>
       </w:ins>
-      <w:ins w:id="513" w:author="Graham, Gabriel J." w:date="2026-08-07T16:54:00Z" w16du:dateUtc="2026-08-07T20:54:00Z">
+      <w:ins w:id="515" w:author="Graham, Gabriel J." w:date="2026-08-07T16:54:00Z" w16du:dateUtc="2026-08-07T20:54:00Z">
         <w:r>
           <w:t xml:space="preserve"> transcriptional remodeling did no</w:t>
         </w:r>
       </w:ins>
-      <w:ins w:id="514" w:author="Graham, Gabriel J." w:date="2026-08-07T16:55:00Z" w16du:dateUtc="2026-08-07T20:55:00Z">
+      <w:ins w:id="516" w:author="Graham, Gabriel J." w:date="2026-08-07T16:55:00Z" w16du:dateUtc="2026-08-07T20:55:00Z">
         <w:r>
           <w:t>t predict chromatin accessibility (DARs were not predicted by transcription)</w:t>
         </w:r>
       </w:ins>
-      <w:del w:id="515" w:author="Graham, Gabriel J." w:date="2026-08-07T16:53:00Z" w16du:dateUtc="2026-08-07T20:53:00Z">
+      <w:del w:id="517" w:author="Graham, Gabriel J." w:date="2026-08-07T16:53:00Z" w16du:dateUtc="2026-08-07T20:53:00Z">
         <w:r>
           <w:delText xml:space="preserve"> when variation across individuals was considered</w:delText>
         </w:r>
@@ -5545,7 +5558,7 @@
           <w:u w:val="single"/>
         </w:rPr>
       </w:pPr>
-      <w:del w:id="516" w:author="Graham, Gabriel J." w:date="2026-08-04T13:52:00Z" w16du:dateUtc="2026-08-04T17:52:00Z">
+      <w:del w:id="518" w:author="Graham, Gabriel J." w:date="2026-08-04T13:52:00Z" w16du:dateUtc="2026-08-04T17:52:00Z">
         <w:r>
           <w:rPr>
             <w:u w:val="single"/>
@@ -5553,7 +5566,7 @@
           <w:delText>Machine learning predictions of sex based on multiome dat</w:delText>
         </w:r>
       </w:del>
-      <w:del w:id="517" w:author="Graham, Gabriel J." w:date="2026-08-04T13:53:00Z" w16du:dateUtc="2026-08-04T17:53:00Z">
+      <w:del w:id="519" w:author="Graham, Gabriel J." w:date="2026-08-04T13:53:00Z" w16du:dateUtc="2026-08-04T17:53:00Z">
         <w:r>
           <w:rPr>
             <w:u w:val="single"/>
@@ -5561,7 +5574,7 @@
           <w:delText>a</w:delText>
         </w:r>
       </w:del>
-      <w:ins w:id="518" w:author="Graham, Gabriel J." w:date="2026-08-07T11:24:00Z" w16du:dateUtc="2026-08-07T15:24:00Z">
+      <w:ins w:id="520" w:author="Graham, Gabriel J." w:date="2026-08-07T11:24:00Z" w16du:dateUtc="2026-08-07T15:24:00Z">
         <w:r>
           <w:rPr>
             <w:u w:val="single"/>
@@ -5646,10 +5659,10 @@
     <w:p>
       <w:pPr>
         <w:rPr>
-          <w:del w:id="519" w:author="Graham, Gabriel J." w:date="2026-08-06T12:59:00Z" w16du:dateUtc="2026-08-06T16:59:00Z"/>
-        </w:rPr>
-      </w:pPr>
-      <w:del w:id="520" w:author="Graham, Gabriel J." w:date="2026-08-06T12:59:00Z" w16du:dateUtc="2026-08-06T16:59:00Z">
+          <w:del w:id="521" w:author="Graham, Gabriel J." w:date="2026-08-06T12:59:00Z" w16du:dateUtc="2026-08-06T16:59:00Z"/>
+        </w:rPr>
+      </w:pPr>
+      <w:del w:id="522" w:author="Graham, Gabriel J." w:date="2026-08-06T12:59:00Z" w16du:dateUtc="2026-08-06T16:59:00Z">
         <w:r>
           <w:delText>To determine the temporal order of sex change across cell types, we next trained machine learning models to predict the sex of each cluster for each intermediate based on the expression of DEGs and accessibility of DARs that differed between males and females (</w:delText>
         </w:r>
@@ -5694,7 +5707,7 @@
     <w:p>
       <w:pPr>
         <w:rPr>
-          <w:del w:id="521" w:author="Graham, Gabriel J." w:date="2026-08-06T12:59:00Z" w16du:dateUtc="2026-08-06T16:59:00Z"/>
+          <w:del w:id="523" w:author="Graham, Gabriel J." w:date="2026-08-06T12:59:00Z" w16du:dateUtc="2026-08-06T16:59:00Z"/>
         </w:rPr>
       </w:pPr>
     </w:p>
@@ -5717,7 +5730,7 @@
     <w:p>
       <w:pPr>
         <w:rPr>
-          <w:del w:id="522" w:author="Graham, Gabriel J." w:date="2026-08-06T13:00:00Z" w16du:dateUtc="2026-08-06T17:00:00Z"/>
+          <w:del w:id="524" w:author="Graham, Gabriel J." w:date="2026-08-06T13:00:00Z" w16du:dateUtc="2026-08-06T17:00:00Z"/>
         </w:rPr>
       </w:pPr>
       <w:r>
@@ -5730,7 +5743,7 @@
       <w:r>
         <w:t>Among all identified cell populations, cluster 1_RGC exhibited the second-highest number</w:t>
       </w:r>
-      <w:commentRangeStart w:id="523"/>
+      <w:commentRangeStart w:id="525"/>
       <w:r>
         <w:t xml:space="preserve"> of DEGs and the greatest number of DARs. </w:t>
       </w:r>
@@ -5785,19 +5798,19 @@
       <w:r>
         <w:t>, we next focused</w:t>
       </w:r>
-      <w:commentRangeEnd w:id="523"/>
+      <w:commentRangeEnd w:id="525"/>
       <w:r>
         <w:rPr>
           <w:rStyle w:val="CommentReference"/>
           <w:sz w:val="24"/>
           <w:szCs w:val="30"/>
         </w:rPr>
-        <w:commentReference w:id="523"/>
+        <w:commentReference w:id="525"/>
       </w:r>
       <w:r>
         <w:t xml:space="preserve"> our analysis on cluster 1_RGC.</w:t>
       </w:r>
-      <w:del w:id="524" w:author="Graham, Gabriel J." w:date="2026-08-06T13:00:00Z" w16du:dateUtc="2026-08-06T17:00:00Z">
+      <w:del w:id="526" w:author="Graham, Gabriel J." w:date="2026-08-06T13:00:00Z" w16du:dateUtc="2026-08-06T17:00:00Z">
         <w:r>
           <w:delText>B</w:delText>
         </w:r>
@@ -5805,22 +5818,22 @@
           <w:delText xml:space="preserve">ecause radial glial cells are the neural progenitors responsible for adult neurogenesis and the </w:delText>
         </w:r>
       </w:del>
-      <w:del w:id="525" w:author="Graham, Gabriel J." w:date="2026-08-04T14:00:00Z" w16du:dateUtc="2026-08-04T18:00:00Z">
+      <w:del w:id="527" w:author="Graham, Gabriel J." w:date="2026-08-04T14:00:00Z" w16du:dateUtc="2026-08-04T18:00:00Z">
         <w:r>
           <w:delText>principal site of</w:delText>
-        </w:r>
-      </w:del>
-      <w:del w:id="526" w:author="Graham, Gabriel J." w:date="2026-08-06T13:00:00Z" w16du:dateUtc="2026-08-06T17:00:00Z">
-        <w:r>
-          <w:delText xml:space="preserve"> steroid hormone synthesis</w:delText>
-        </w:r>
-      </w:del>
-      <w:del w:id="527" w:author="Graham, Gabriel J." w:date="2026-08-04T14:01:00Z" w16du:dateUtc="2026-08-04T18:01:00Z">
-        <w:r>
-          <w:delText xml:space="preserve">, including aromatase expression, in the teleost brain </w:delText>
         </w:r>
       </w:del>
       <w:del w:id="528" w:author="Graham, Gabriel J." w:date="2026-08-06T13:00:00Z" w16du:dateUtc="2026-08-06T17:00:00Z">
+        <w:r>
+          <w:delText xml:space="preserve"> steroid hormone synthesis</w:delText>
+        </w:r>
+      </w:del>
+      <w:del w:id="529" w:author="Graham, Gabriel J." w:date="2026-08-04T14:01:00Z" w16du:dateUtc="2026-08-04T18:01:00Z">
+        <w:r>
+          <w:delText xml:space="preserve">, including aromatase expression, in the teleost brain </w:delText>
+        </w:r>
+      </w:del>
+      <w:del w:id="530" w:author="Graham, Gabriel J." w:date="2026-08-06T13:00:00Z" w16du:dateUtc="2026-08-06T17:00:00Z">
         <w:r>
           <w:fldChar w:fldCharType="begin"/>
         </w:r>
@@ -5843,23 +5856,23 @@
           <w:delText xml:space="preserve">, we </w:delText>
         </w:r>
       </w:del>
-      <w:del w:id="529" w:author="Graham, Gabriel J." w:date="2026-08-04T14:00:00Z" w16du:dateUtc="2026-08-04T18:00:00Z">
+      <w:del w:id="531" w:author="Graham, Gabriel J." w:date="2026-08-04T14:00:00Z" w16du:dateUtc="2026-08-04T18:00:00Z">
         <w:r>
           <w:delText xml:space="preserve">next performed a </w:delText>
-        </w:r>
-      </w:del>
-      <w:del w:id="530" w:author="Graham, Gabriel J." w:date="2026-08-06T13:00:00Z" w16du:dateUtc="2026-08-06T17:00:00Z">
-        <w:r>
-          <w:delText xml:space="preserve">focused analysis </w:delText>
-        </w:r>
-      </w:del>
-      <w:del w:id="531" w:author="Graham, Gabriel J." w:date="2026-08-04T14:00:00Z" w16du:dateUtc="2026-08-04T18:00:00Z">
-        <w:r>
-          <w:delText xml:space="preserve">of </w:delText>
         </w:r>
       </w:del>
       <w:del w:id="532" w:author="Graham, Gabriel J." w:date="2026-08-06T13:00:00Z" w16du:dateUtc="2026-08-06T17:00:00Z">
         <w:r>
+          <w:delText xml:space="preserve">focused analysis </w:delText>
+        </w:r>
+      </w:del>
+      <w:del w:id="533" w:author="Graham, Gabriel J." w:date="2026-08-04T14:00:00Z" w16du:dateUtc="2026-08-04T18:00:00Z">
+        <w:r>
+          <w:delText xml:space="preserve">of </w:delText>
+        </w:r>
+      </w:del>
+      <w:del w:id="534" w:author="Graham, Gabriel J." w:date="2026-08-06T13:00:00Z" w16du:dateUtc="2026-08-06T17:00:00Z">
+        <w:r>
           <w:delText>this cluster</w:delText>
         </w:r>
         <w:r>
@@ -5870,7 +5883,7 @@
     <w:p>
       <w:pPr>
         <w:rPr>
-          <w:ins w:id="533" w:author="Graham, Gabriel J." w:date="2026-08-06T13:01:00Z" w16du:dateUtc="2026-08-06T17:01:00Z"/>
+          <w:ins w:id="535" w:author="Graham, Gabriel J." w:date="2026-08-06T13:01:00Z" w16du:dateUtc="2026-08-06T17:01:00Z"/>
         </w:rPr>
       </w:pPr>
       <w:r>
@@ -5880,7 +5893,7 @@
     <w:p>
       <w:pPr>
         <w:ind w:firstLine="720"/>
-        <w:pPrChange w:id="534" w:author="Graham, Gabriel J." w:date="2026-08-06T13:01:00Z" w16du:dateUtc="2026-08-06T17:01:00Z">
+        <w:pPrChange w:id="536" w:author="Graham, Gabriel J." w:date="2026-08-06T13:01:00Z" w16du:dateUtc="2026-08-06T17:01:00Z">
           <w:pPr/>
         </w:pPrChange>
       </w:pPr>
@@ -5985,7 +5998,7 @@
           <w:bCs/>
         </w:rPr>
       </w:pPr>
-      <w:del w:id="535" w:author="Graham, Gabriel J." w:date="2026-08-04T14:02:00Z" w16du:dateUtc="2026-08-04T18:02:00Z">
+      <w:del w:id="537" w:author="Graham, Gabriel J." w:date="2026-08-04T14:02:00Z" w16du:dateUtc="2026-08-04T18:02:00Z">
         <w:r>
           <w:rPr>
             <w:b/>
@@ -6015,7 +6028,7 @@
         </w:rPr>
         <w:t xml:space="preserve"> </w:t>
       </w:r>
-      <w:del w:id="536" w:author="Graham, Gabriel J." w:date="2026-08-06T13:02:00Z" w16du:dateUtc="2026-08-06T17:02:00Z">
+      <w:del w:id="538" w:author="Graham, Gabriel J." w:date="2026-08-06T13:02:00Z" w16du:dateUtc="2026-08-06T17:02:00Z">
         <w:r>
           <w:rPr>
             <w:b/>
@@ -6024,7 +6037,7 @@
           <w:delText>The Intermediate State is Characterized by a Decrease in Estrogenic Signaling from Radial Glia</w:delText>
         </w:r>
       </w:del>
-      <w:ins w:id="537" w:author="Graham, Gabriel J." w:date="2026-08-06T13:02:00Z" w16du:dateUtc="2026-08-06T17:02:00Z">
+      <w:ins w:id="539" w:author="Graham, Gabriel J." w:date="2026-08-06T13:02:00Z" w16du:dateUtc="2026-08-06T17:02:00Z">
         <w:r>
           <w:rPr>
             <w:b/>
@@ -6340,18 +6353,18 @@
       <w:r>
         <w:t xml:space="preserve">). This arrangement supports a model where the NSC population is depleted in intermediates at a higher rate than it is replenished and these NSCs become NPs. In intermediates, this expanded NP population undergoes neurogenesis at a similar rate as it did in </w:t>
       </w:r>
-      <w:commentRangeStart w:id="538"/>
+      <w:commentRangeStart w:id="540"/>
       <w:r>
         <w:t xml:space="preserve">males leading to an overall increase in neurogenesis in the intermediate phase. During the intermediate-to-female transition, the rate of neurogenesis decreases as does the population of 1_NP.  </w:t>
       </w:r>
-      <w:commentRangeEnd w:id="538"/>
+      <w:commentRangeEnd w:id="540"/>
       <w:r>
         <w:rPr>
           <w:rStyle w:val="CommentReference"/>
           <w:sz w:val="24"/>
           <w:szCs w:val="30"/>
         </w:rPr>
-        <w:commentReference w:id="538"/>
+        <w:commentReference w:id="540"/>
       </w:r>
     </w:p>
     <w:p/>
@@ -6369,7 +6382,7 @@
         </w:rPr>
         <w:t>Evidence for Neurogenesis and Neuronal Maturation in 6_POA_</w:t>
       </w:r>
-      <w:commentRangeStart w:id="539"/>
+      <w:commentRangeStart w:id="541"/>
       <w:r>
         <w:rPr>
           <w:b/>
@@ -6377,7 +6390,7 @@
         </w:rPr>
         <w:t>Mixed</w:t>
       </w:r>
-      <w:commentRangeEnd w:id="539"/>
+      <w:commentRangeEnd w:id="541"/>
       <w:r>
         <w:rPr>
           <w:rStyle w:val="CommentReference"/>
@@ -6386,7 +6399,7 @@
           <w:sz w:val="24"/>
           <w:szCs w:val="30"/>
         </w:rPr>
-        <w:commentReference w:id="539"/>
+        <w:commentReference w:id="541"/>
       </w:r>
     </w:p>
     <w:p>
@@ -6637,7 +6650,7 @@
           <w:bCs/>
         </w:rPr>
       </w:pPr>
-      <w:commentRangeStart w:id="540"/>
+      <w:commentRangeStart w:id="542"/>
       <w:r>
         <w:rPr>
           <w:b/>
@@ -6646,7 +6659,7 @@
         <w:lastRenderedPageBreak/>
         <w:t>Candidate Gonadotroph-Regulating Neurons Undergo Distinct Modes of Remodeling During Sex Change</w:t>
       </w:r>
-      <w:commentRangeEnd w:id="540"/>
+      <w:commentRangeEnd w:id="542"/>
       <w:r>
         <w:rPr>
           <w:rStyle w:val="CommentReference"/>
@@ -6655,7 +6668,7 @@
           <w:sz w:val="24"/>
           <w:szCs w:val="30"/>
         </w:rPr>
-        <w:commentReference w:id="540"/>
+        <w:commentReference w:id="542"/>
       </w:r>
     </w:p>
     <w:p>
@@ -7128,18 +7141,18 @@
       <w:r>
         <w:t xml:space="preserve">Here, we combined single-nucleus transcriptomics, chromatin accessibility profiling, and spatial transcriptomics to generate a </w:t>
       </w:r>
-      <w:commentRangeStart w:id="541"/>
+      <w:commentRangeStart w:id="543"/>
       <w:r>
         <w:t xml:space="preserve">cell-type-resolved molecular atlas of socially induced </w:t>
       </w:r>
-      <w:commentRangeEnd w:id="541"/>
+      <w:commentRangeEnd w:id="543"/>
       <w:r>
         <w:rPr>
           <w:rStyle w:val="CommentReference"/>
           <w:sz w:val="24"/>
           <w:szCs w:val="30"/>
         </w:rPr>
-        <w:commentReference w:id="541"/>
+        <w:commentReference w:id="543"/>
       </w:r>
       <w:r>
         <w:t xml:space="preserve">protandrous sex change in </w:t>
@@ -7154,7 +7167,7 @@
       <w:r>
         <w:t xml:space="preserve">. By integrating these datasets with behavioral observations, circulating steroid hormones, and gonadal histology, we reconstructed the temporal progression of sex change from </w:t>
       </w:r>
-      <w:del w:id="542" w:author="Graham, Gabriel J." w:date="2026-08-05T10:44:00Z" w16du:dateUtc="2026-08-05T14:44:00Z">
+      <w:del w:id="544" w:author="Graham, Gabriel J." w:date="2026-08-05T10:44:00Z" w16du:dateUtc="2026-08-05T14:44:00Z">
         <w:r>
           <w:delText xml:space="preserve">dominant </w:delText>
         </w:r>
@@ -7162,7 +7175,7 @@
       <w:r>
         <w:t>male</w:t>
       </w:r>
-      <w:del w:id="543" w:author="Graham, Gabriel J." w:date="2026-08-05T10:44:00Z" w16du:dateUtc="2026-08-05T14:44:00Z">
+      <w:del w:id="545" w:author="Graham, Gabriel J." w:date="2026-08-05T10:44:00Z" w16du:dateUtc="2026-08-05T14:44:00Z">
         <w:r>
           <w:delText>s</w:delText>
         </w:r>
@@ -7170,7 +7183,7 @@
       <w:r>
         <w:t xml:space="preserve"> through intermediate stages to mature female</w:t>
       </w:r>
-      <w:del w:id="544" w:author="Graham, Gabriel J." w:date="2026-08-05T10:44:00Z" w16du:dateUtc="2026-08-05T14:44:00Z">
+      <w:del w:id="546" w:author="Graham, Gabriel J." w:date="2026-08-05T10:44:00Z" w16du:dateUtc="2026-08-05T14:44:00Z">
         <w:r>
           <w:delText>s</w:delText>
         </w:r>
@@ -7190,66 +7203,66 @@
       <w:r>
         <w:t xml:space="preserve">Among all cell populations, radial glia underwent the most extensive molecular remodeling during sex change, exhibiting the second-highest number of differentially expressed genes and the greatest number of differentially accessible chromatin regions. </w:t>
       </w:r>
-      <w:commentRangeStart w:id="545"/>
+      <w:commentRangeStart w:id="547"/>
       <w:r>
         <w:t xml:space="preserve">At first glance, these findings might suggest that radial glia rapidly acquire a female-like phenotype. </w:t>
       </w:r>
-      <w:commentRangeEnd w:id="545"/>
+      <w:commentRangeEnd w:id="547"/>
       <w:r>
         <w:rPr>
           <w:rStyle w:val="CommentReference"/>
           <w:sz w:val="24"/>
           <w:szCs w:val="30"/>
         </w:rPr>
-        <w:commentReference w:id="545"/>
+        <w:commentReference w:id="547"/>
       </w:r>
       <w:r>
         <w:t xml:space="preserve">Surprisingly, however, our machine-learning analyses indicated the opposite: after six months of social ascent, radial glia remained among the most male-like cell populations in the brain. This apparent paradox reflects the complex temporal organization of radial glial remodeling. Rather than transitioning directly from a male to a female transcriptional state, radial glia exhibited a mixture of early, transient, progressive, and late transcriptional programs together with predominantly progressive and late changes in chromatin accessibility. These observations suggest that socially induced sex change does not involve a simple linear feminization of radial glia. Instead, radial glia appear to enter a prolonged transitional state characterized by extensive transcriptional and epigenetic reprogramming </w:t>
       </w:r>
-      <w:commentRangeStart w:id="546"/>
+      <w:commentRangeStart w:id="548"/>
       <w:r>
         <w:t xml:space="preserve">while maintaining much of their original cellular </w:t>
       </w:r>
-      <w:commentRangeEnd w:id="546"/>
+      <w:commentRangeEnd w:id="548"/>
       <w:r>
         <w:rPr>
           <w:rStyle w:val="CommentReference"/>
           <w:sz w:val="24"/>
           <w:szCs w:val="30"/>
         </w:rPr>
-        <w:commentReference w:id="546"/>
+        <w:commentReference w:id="548"/>
       </w:r>
       <w:r>
         <w:t xml:space="preserve">identity. Given their </w:t>
       </w:r>
-      <w:commentRangeStart w:id="547"/>
+      <w:commentRangeStart w:id="549"/>
       <w:r>
         <w:t xml:space="preserve">established </w:t>
       </w:r>
-      <w:commentRangeEnd w:id="547"/>
+      <w:commentRangeEnd w:id="549"/>
       <w:r>
         <w:rPr>
           <w:rStyle w:val="CommentReference"/>
           <w:sz w:val="24"/>
           <w:szCs w:val="30"/>
         </w:rPr>
-        <w:commentReference w:id="547"/>
+        <w:commentReference w:id="549"/>
       </w:r>
       <w:r>
         <w:t xml:space="preserve">role as the </w:t>
       </w:r>
-      <w:commentRangeStart w:id="548"/>
+      <w:commentRangeStart w:id="550"/>
       <w:r>
         <w:t xml:space="preserve">principal </w:t>
       </w:r>
-      <w:commentRangeEnd w:id="548"/>
+      <w:commentRangeEnd w:id="550"/>
       <w:r>
         <w:rPr>
           <w:rStyle w:val="CommentReference"/>
           <w:sz w:val="24"/>
           <w:szCs w:val="30"/>
         </w:rPr>
-        <w:commentReference w:id="548"/>
+        <w:commentReference w:id="550"/>
       </w:r>
       <w:r>
         <w:t>neural stem cells of the teleost brain, this prolonged transitional state may provide the cellular substrate through which socially induced signals initiate the neurogenic and neuroendocrine remodeling that precedes gonadal transformation.</w:t>
@@ -7262,7 +7275,7 @@
       <w:r>
         <w:t xml:space="preserve">One of the earliest and most striking features of this transitional radial glial state was the transient reduction in expression of </w:t>
       </w:r>
-      <w:del w:id="549" w:author="Graham, Gabriel J." w:date="2026-08-05T10:49:00Z" w16du:dateUtc="2026-08-05T14:49:00Z">
+      <w:del w:id="551" w:author="Graham, Gabriel J." w:date="2026-08-05T10:49:00Z" w16du:dateUtc="2026-08-05T14:49:00Z">
         <w:r>
           <w:delText xml:space="preserve">the </w:delText>
         </w:r>
@@ -7270,12 +7283,12 @@
       <w:r>
         <w:t>brain aromatase</w:t>
       </w:r>
-      <w:del w:id="550" w:author="Graham, Gabriel J." w:date="2026-08-05T10:49:00Z" w16du:dateUtc="2026-08-05T14:49:00Z">
+      <w:del w:id="552" w:author="Graham, Gabriel J." w:date="2026-08-05T10:49:00Z" w16du:dateUtc="2026-08-05T14:49:00Z">
         <w:r>
           <w:delText xml:space="preserve"> gene,</w:delText>
         </w:r>
       </w:del>
-      <w:ins w:id="551" w:author="Graham, Gabriel J." w:date="2026-08-05T10:49:00Z" w16du:dateUtc="2026-08-05T14:49:00Z">
+      <w:ins w:id="553" w:author="Graham, Gabriel J." w:date="2026-08-05T10:49:00Z" w16du:dateUtc="2026-08-05T14:49:00Z">
         <w:r>
           <w:t>:</w:t>
         </w:r>
@@ -7342,7 +7355,7 @@
       <w:r>
         <w:t>), the apparent discrepancy may reflect regional specialization that becomes obscur</w:t>
       </w:r>
-      <w:commentRangeStart w:id="552"/>
+      <w:commentRangeStart w:id="554"/>
       <w:r>
         <w:t xml:space="preserve">ed in bulk tissue analyses, differences in sampling stage, or species-specific differences between </w:t>
       </w:r>
@@ -7353,7 +7366,7 @@
         </w:rPr>
         <w:t>A. oc</w:t>
       </w:r>
-      <w:commentRangeEnd w:id="552"/>
+      <w:commentRangeEnd w:id="554"/>
       <w:r>
         <w:rPr>
           <w:rStyle w:val="CommentReference"/>
@@ -7362,7 +7375,7 @@
           <w:sz w:val="24"/>
           <w:szCs w:val="30"/>
         </w:rPr>
-        <w:commentReference w:id="552"/>
+        <w:commentReference w:id="554"/>
       </w:r>
       <w:r>
         <w:rPr>
@@ -9187,7 +9200,7 @@
         </w:rPr>
         <w:t xml:space="preserve"> (</w:t>
       </w:r>
-      <w:commentRangeStart w:id="553"/>
+      <w:commentRangeStart w:id="555"/>
       <w:r>
         <w:rPr>
           <w:rFonts w:eastAsia="Malgun Gothic" w:cs="Times New Roman"/>
@@ -9211,7 +9224,7 @@
         </w:rPr>
         <w:t>ee supplementary … for details</w:t>
       </w:r>
-      <w:commentRangeEnd w:id="553"/>
+      <w:commentRangeEnd w:id="555"/>
       <w:r>
         <w:rPr>
           <w:rStyle w:val="CommentReference"/>
@@ -9223,7 +9236,7 @@
           <w:lang w:eastAsia="ja-JP"/>
           <w14:ligatures w14:val="none"/>
         </w:rPr>
-        <w:commentReference w:id="553"/>
+        <w:commentReference w:id="555"/>
       </w:r>
       <w:r>
         <w:rPr>
@@ -9579,95 +9592,20 @@
           <w:sz w:val="23"/>
           <w:szCs w:val="23"/>
         </w:rPr>
-        <w:t>Each pool was then merged, and final quality control on the merged object was performed. We only retained nuclei that fit the following standards: nCount_RNA &lt; 25000</w:t>
+        <w:t xml:space="preserve">Each pool was then merged, and final quality control on the merged object was performed. We only retained nuclei that fit the following standards: nCount_RNA &lt; 25000, nCount_RNA &gt; 200, nFeature_RNA &lt; 9000, nFeature_RNA &gt; 200 &amp; </w:t>
+      </w:r>
+      <w:r>
+        <w:t>nCount_ATAC &lt; 25000, nFeature_ATAC &lt; 16000, pct mitochondrial &lt; 12, pct protein coding genes &gt; 85, pct ribosomal &lt; 3, TSS enrichment &gt; 0.8</w:t>
       </w:r>
       <w:r>
         <w:rPr>
           <w:sz w:val="23"/>
           <w:szCs w:val="23"/>
         </w:rPr>
-        <w:t xml:space="preserve">, </w:t>
-      </w:r>
-      <w:r>
-        <w:rPr>
-          <w:sz w:val="23"/>
-          <w:szCs w:val="23"/>
-        </w:rPr>
-        <w:t>nCount_RNA &gt; 200</w:t>
-      </w:r>
-      <w:r>
-        <w:rPr>
-          <w:sz w:val="23"/>
-          <w:szCs w:val="23"/>
-        </w:rPr>
-        <w:t xml:space="preserve">, </w:t>
-      </w:r>
-      <w:r>
-        <w:rPr>
-          <w:sz w:val="23"/>
-          <w:szCs w:val="23"/>
-        </w:rPr>
-        <w:t>nFeature_RNA &lt; 9000</w:t>
-      </w:r>
-      <w:r>
-        <w:rPr>
-          <w:sz w:val="23"/>
-          <w:szCs w:val="23"/>
-        </w:rPr>
-        <w:t xml:space="preserve">, </w:t>
-      </w:r>
-      <w:r>
-        <w:rPr>
-          <w:sz w:val="23"/>
-          <w:szCs w:val="23"/>
-        </w:rPr>
-        <w:t xml:space="preserve">nFeature_RNA &gt; 200 &amp; </w:t>
-      </w:r>
-      <w:r>
-        <w:t>nCount_ATAC &lt; 25000</w:t>
-      </w:r>
-      <w:r>
-        <w:t xml:space="preserve">, </w:t>
-      </w:r>
-      <w:r>
-        <w:t>nFeature_ATAC &lt; 16000</w:t>
-      </w:r>
-      <w:r>
-        <w:t xml:space="preserve">, </w:t>
-      </w:r>
-      <w:r>
-        <w:t>pct mitochondrial &lt; 12</w:t>
-      </w:r>
-      <w:r>
-        <w:t xml:space="preserve">, </w:t>
-      </w:r>
-      <w:r>
-        <w:t>pct protein coding genes &gt; 85</w:t>
-      </w:r>
-      <w:r>
-        <w:t xml:space="preserve">, </w:t>
-      </w:r>
-      <w:r>
-        <w:t>pct ribosomal &lt; 3</w:t>
-      </w:r>
-      <w:r>
-        <w:t xml:space="preserve">, </w:t>
-      </w:r>
-      <w:r>
-        <w:t>TSS enrichment &gt; 0.8</w:t>
-      </w:r>
-      <w:r>
-        <w:rPr>
-          <w:sz w:val="23"/>
-          <w:szCs w:val="23"/>
-        </w:rPr>
         <w:t xml:space="preserve">, and </w:t>
       </w:r>
       <w:r>
-        <w:t>nucleosome_signal &lt; 2</w:t>
-      </w:r>
-      <w:r>
-        <w:t>.</w:t>
+        <w:t>nucleosome_signal &lt; 2.</w:t>
       </w:r>
     </w:p>
     <w:p>
@@ -9740,14 +9678,7 @@
           <w:sz w:val="23"/>
           <w:szCs w:val="23"/>
         </w:rPr>
-        <w:t>For the RNA modality, raw counts were first normalized using the “LogNormalize” function in Seurat. We then ran found the top variable features via FindVariableFeatures (nfeatures = 4000), scaled data via ScaleData (scale.max = 50) to regress out batch effects, and reduced dimensionality via “RunPCA” (dim = 50). We then integrated layers using “IntegrateLayers” specifying method = HarmonyIntegration</w:t>
-      </w:r>
-      <w:r>
-        <w:rPr>
-          <w:sz w:val="23"/>
-          <w:szCs w:val="23"/>
-        </w:rPr>
-        <w:t xml:space="preserve"> </w:t>
+        <w:t xml:space="preserve">For the RNA modality, raw counts were first normalized using the “LogNormalize” function in Seurat. We then ran found the top variable features via FindVariableFeatures (nfeatures = 4000), scaled data via ScaleData (scale.max = 50) to regress out batch effects, and reduced dimensionality via “RunPCA” (dim = 50). We then integrated layers using “IntegrateLayers” specifying method = HarmonyIntegration </w:t>
       </w:r>
       <w:r>
         <w:rPr>
@@ -9833,28 +9764,7 @@
           <w:sz w:val="23"/>
           <w:szCs w:val="23"/>
         </w:rPr>
-        <w:t xml:space="preserve"> found clusters using “FindClusters” (algorithm = 3, resolution = 0.4, reduction = “PCA”). </w:t>
-      </w:r>
-      <w:r>
-        <w:rPr>
-          <w:sz w:val="23"/>
-          <w:szCs w:val="23"/>
-        </w:rPr>
-        <w:t>An initial clustering</w:t>
-      </w:r>
-      <w:r>
-        <w:rPr>
-          <w:sz w:val="23"/>
-          <w:szCs w:val="23"/>
-        </w:rPr>
-        <w:t xml:space="preserve"> resolution of 0.4 was chosen based on the method described in Bai &amp; Chu, 2024</w:t>
-      </w:r>
-      <w:r>
-        <w:rPr>
-          <w:sz w:val="23"/>
-          <w:szCs w:val="23"/>
-        </w:rPr>
-        <w:t xml:space="preserve"> </w:t>
+        <w:t xml:space="preserve"> found clusters using “FindClusters” (algorithm = 3, resolution = 0.4, reduction = “PCA”). An initial clustering resolution of 0.4 was chosen based on the method described in Bai &amp; Chu, 2024 </w:t>
       </w:r>
       <w:r>
         <w:rPr>
@@ -9906,7 +9816,7 @@
           <w:u w:val="single"/>
         </w:rPr>
       </w:pPr>
-      <w:commentRangeStart w:id="554"/>
+      <w:commentRangeStart w:id="556"/>
       <w:r>
         <w:rPr>
           <w:u w:val="single"/>
@@ -9941,7 +9851,7 @@
     <w:p>
       <w:pPr>
         <w:rPr>
-          <w:ins w:id="555" w:author="Graham, Gabriel J." w:date="2026-08-10T11:25:00Z" w16du:dateUtc="2026-08-10T15:25:00Z"/>
+          <w:ins w:id="557" w:author="Graham, Gabriel J." w:date="2026-08-10T11:25:00Z" w16du:dateUtc="2026-08-10T15:25:00Z"/>
         </w:rPr>
       </w:pPr>
       <w:r>
@@ -9962,14 +9872,14 @@
       <w:r>
         <w:t>.</w:t>
       </w:r>
-      <w:commentRangeEnd w:id="554"/>
+      <w:commentRangeEnd w:id="556"/>
       <w:r>
         <w:rPr>
           <w:rStyle w:val="CommentReference"/>
           <w:sz w:val="24"/>
           <w:szCs w:val="30"/>
         </w:rPr>
-        <w:commentReference w:id="554"/>
+        <w:commentReference w:id="556"/>
       </w:r>
       <w:r>
         <w:t xml:space="preserve"> </w:t>
@@ -10016,7 +9926,7 @@
           <w:bCs/>
         </w:rPr>
       </w:pPr>
-      <w:commentRangeStart w:id="556"/>
+      <w:commentRangeStart w:id="558"/>
       <w:r>
         <w:rPr>
           <w:b/>
@@ -10024,7 +9934,7 @@
         </w:rPr>
         <w:t>Spatial Transcriptomics</w:t>
       </w:r>
-      <w:commentRangeEnd w:id="556"/>
+      <w:commentRangeEnd w:id="558"/>
       <w:r>
         <w:rPr>
           <w:rStyle w:val="CommentReference"/>
@@ -10033,7 +9943,7 @@
           <w:sz w:val="24"/>
           <w:szCs w:val="30"/>
         </w:rPr>
-        <w:commentReference w:id="556"/>
+        <w:commentReference w:id="558"/>
       </w:r>
     </w:p>
     <w:p>
@@ -10042,14 +9952,14 @@
           <w:u w:val="single"/>
         </w:rPr>
       </w:pPr>
-      <w:commentRangeStart w:id="557"/>
+      <w:commentRangeStart w:id="559"/>
       <w:r>
         <w:rPr>
           <w:u w:val="single"/>
         </w:rPr>
         <w:t>Tissue Collection and Sectioning</w:t>
       </w:r>
-      <w:commentRangeEnd w:id="557"/>
+      <w:commentRangeEnd w:id="559"/>
       <w:r>
         <w:rPr>
           <w:rStyle w:val="CommentReference"/>
@@ -10057,7 +9967,7 @@
           <w:szCs w:val="30"/>
           <w:u w:val="single"/>
         </w:rPr>
-        <w:commentReference w:id="557"/>
+        <w:commentReference w:id="559"/>
       </w:r>
     </w:p>
     <w:p/>
@@ -10068,7 +9978,7 @@
           <w:u w:val="single"/>
         </w:rPr>
       </w:pPr>
-      <w:commentRangeStart w:id="558"/>
+      <w:commentRangeStart w:id="560"/>
       <w:r>
         <w:rPr>
           <w:u w:val="single"/>
@@ -10105,7 +10015,7 @@
         </w:rPr>
         <w:t>Library Prep and Sequencing</w:t>
       </w:r>
-      <w:commentRangeEnd w:id="558"/>
+      <w:commentRangeEnd w:id="560"/>
       <w:r>
         <w:rPr>
           <w:rStyle w:val="CommentReference"/>
@@ -10113,7 +10023,7 @@
           <w:szCs w:val="30"/>
           <w:u w:val="single"/>
         </w:rPr>
-        <w:commentReference w:id="558"/>
+        <w:commentReference w:id="560"/>
       </w:r>
     </w:p>
     <w:p>
@@ -10140,7 +10050,7 @@
       <w:r>
         <w:tab/>
       </w:r>
-      <w:commentRangeStart w:id="559"/>
+      <w:commentRangeStart w:id="561"/>
       <w:r>
         <w:t xml:space="preserve">Reads were aligned using space ranger version </w:t>
       </w:r>
@@ -10150,14 +10060,14 @@
         </w:rPr>
         <w:t>xx</w:t>
       </w:r>
-      <w:commentRangeEnd w:id="559"/>
+      <w:commentRangeEnd w:id="561"/>
       <w:r>
         <w:rPr>
           <w:rStyle w:val="CommentReference"/>
           <w:sz w:val="24"/>
           <w:szCs w:val="30"/>
         </w:rPr>
-        <w:commentReference w:id="559"/>
+        <w:commentReference w:id="561"/>
       </w:r>
     </w:p>
     <w:p>
@@ -10213,18 +10123,18 @@
       <w:r>
         <w:t>) which was used for downstream analyses</w:t>
       </w:r>
-      <w:commentRangeStart w:id="560"/>
+      <w:commentRangeStart w:id="562"/>
       <w:r>
         <w:t>.</w:t>
       </w:r>
-      <w:commentRangeEnd w:id="560"/>
+      <w:commentRangeEnd w:id="562"/>
       <w:r>
         <w:rPr>
           <w:rStyle w:val="CommentReference"/>
           <w:sz w:val="24"/>
           <w:szCs w:val="30"/>
         </w:rPr>
-        <w:commentReference w:id="560"/>
+        <w:commentReference w:id="562"/>
       </w:r>
       <w:r>
         <w:t xml:space="preserve"> </w:t>
@@ -13048,7 +12958,7 @@
         </w:rPr>
         <w:t xml:space="preserve">fitting the mean AUCell score by phase in a fixed effects linear </w:t>
       </w:r>
-      <w:commentRangeStart w:id="561"/>
+      <w:commentRangeStart w:id="563"/>
       <w:r>
         <w:rPr>
           <w:rFonts w:eastAsia="Malgun Gothic" w:cs="Times New Roman"/>
@@ -13060,7 +12970,7 @@
         </w:rPr>
         <w:t>model</w:t>
       </w:r>
-      <w:commentRangeEnd w:id="561"/>
+      <w:commentRangeEnd w:id="563"/>
       <w:r>
         <w:rPr>
           <w:rStyle w:val="CommentReference"/>
@@ -13072,7 +12982,7 @@
           <w:lang w:eastAsia="ja-JP"/>
           <w14:ligatures w14:val="none"/>
         </w:rPr>
-        <w:commentReference w:id="561"/>
+        <w:commentReference w:id="563"/>
       </w:r>
       <w:r>
         <w:rPr>
@@ -17270,7 +17180,7 @@
       </w:r>
     </w:p>
   </w:comment>
-  <w:comment w:id="334" w:author="Graham, Gabriel J." w:date="2026-08-06T11:26:00Z" w:initials="GGJ">
+  <w:comment w:id="336" w:author="Graham, Gabriel J." w:date="2026-08-06T11:26:00Z" w:initials="GGJ">
     <w:p>
       <w:r>
         <w:rPr>
@@ -17287,7 +17197,7 @@
       </w:r>
     </w:p>
   </w:comment>
-  <w:comment w:id="335" w:author="Graham, Gabriel J." w:date="2026-08-06T11:27:00Z" w:initials="GGJ">
+  <w:comment w:id="337" w:author="Graham, Gabriel J." w:date="2026-08-06T11:27:00Z" w:initials="GGJ">
     <w:p>
       <w:r>
         <w:rPr>
@@ -17464,7 +17374,7 @@
       </w:r>
     </w:p>
   </w:comment>
-  <w:comment w:id="337" w:author="Rhodes, Justin S" w:date="2026-07-30T11:21:00Z" w:initials="JR">
+  <w:comment w:id="339" w:author="Rhodes, Justin S" w:date="2026-07-30T11:21:00Z" w:initials="JR">
     <w:p>
       <w:pPr>
         <w:pStyle w:val="CommentText"/>
@@ -17480,7 +17390,7 @@
       </w:r>
     </w:p>
   </w:comment>
-  <w:comment w:id="338" w:author="Graham, Gabriel J." w:date="2026-08-04T11:49:00Z" w:initials="GGJ">
+  <w:comment w:id="340" w:author="Graham, Gabriel J." w:date="2026-08-04T11:49:00Z" w:initials="GGJ">
     <w:p>
       <w:r>
         <w:rPr>
@@ -17497,7 +17407,7 @@
       </w:r>
     </w:p>
   </w:comment>
-  <w:comment w:id="336" w:author="Graham, Gabriel J." w:date="2026-08-06T11:29:00Z" w:initials="GGJ">
+  <w:comment w:id="338" w:author="Graham, Gabriel J." w:date="2026-08-06T11:29:00Z" w:initials="GGJ">
     <w:p>
       <w:r>
         <w:rPr>
@@ -17514,7 +17424,7 @@
       </w:r>
     </w:p>
   </w:comment>
-  <w:comment w:id="344" w:author="Graham, Gabriel J." w:date="2026-08-04T11:57:00Z" w:initials="GGJ">
+  <w:comment w:id="346" w:author="Graham, Gabriel J." w:date="2026-08-04T11:57:00Z" w:initials="GGJ">
     <w:p>
       <w:r>
         <w:rPr>
@@ -17531,7 +17441,7 @@
       </w:r>
     </w:p>
   </w:comment>
-  <w:comment w:id="339" w:author="Graham, Gabriel J." w:date="2026-08-06T11:30:00Z" w:initials="GGJ">
+  <w:comment w:id="341" w:author="Graham, Gabriel J." w:date="2026-08-06T11:30:00Z" w:initials="GGJ">
     <w:p>
       <w:r>
         <w:rPr>
@@ -17548,7 +17458,7 @@
       </w:r>
     </w:p>
   </w:comment>
-  <w:comment w:id="353" w:author="Graham, Gabriel J." w:date="2026-08-06T11:39:00Z" w:initials="GGJ">
+  <w:comment w:id="355" w:author="Graham, Gabriel J." w:date="2026-08-06T11:39:00Z" w:initials="GGJ">
     <w:p>
       <w:r>
         <w:rPr>
@@ -17593,7 +17503,7 @@
       </w:r>
     </w:p>
   </w:comment>
-  <w:comment w:id="382" w:author="Graham, Gabriel J." w:date="2026-08-06T11:40:00Z" w:initials="GGJ">
+  <w:comment w:id="384" w:author="Graham, Gabriel J." w:date="2026-08-06T11:40:00Z" w:initials="GGJ">
     <w:p>
       <w:r>
         <w:rPr>
@@ -17610,7 +17520,7 @@
       </w:r>
     </w:p>
   </w:comment>
-  <w:comment w:id="411" w:author="Graham, Gabriel J." w:date="2026-08-07T15:58:00Z" w:initials="GGJ">
+  <w:comment w:id="413" w:author="Graham, Gabriel J." w:date="2026-08-07T15:58:00Z" w:initials="GGJ">
     <w:p>
       <w:r>
         <w:rPr>
@@ -17627,7 +17537,7 @@
       </w:r>
     </w:p>
   </w:comment>
-  <w:comment w:id="412" w:author="Graham, Gabriel J." w:date="2026-08-04T13:44:00Z" w:initials="GGJ">
+  <w:comment w:id="414" w:author="Graham, Gabriel J." w:date="2026-08-04T13:44:00Z" w:initials="GGJ">
     <w:p>
       <w:r>
         <w:rPr>
@@ -17644,7 +17554,7 @@
       </w:r>
     </w:p>
   </w:comment>
-  <w:comment w:id="396" w:author="Graham, Gabriel J." w:date="2026-08-06T11:42:00Z" w:initials="GGJ">
+  <w:comment w:id="398" w:author="Graham, Gabriel J." w:date="2026-08-06T11:42:00Z" w:initials="GGJ">
     <w:p>
       <w:r>
         <w:rPr>
@@ -17661,7 +17571,7 @@
       </w:r>
     </w:p>
   </w:comment>
-  <w:comment w:id="413" w:author="Graham, Gabriel J." w:date="2026-08-04T13:45:00Z" w:initials="GGJ">
+  <w:comment w:id="415" w:author="Graham, Gabriel J." w:date="2026-08-04T13:45:00Z" w:initials="GGJ">
     <w:p>
       <w:r>
         <w:rPr>
@@ -17678,7 +17588,7 @@
       </w:r>
     </w:p>
   </w:comment>
-  <w:comment w:id="424" w:author="Graham, Gabriel J." w:date="2026-08-04T13:46:00Z" w:initials="GGJ">
+  <w:comment w:id="426" w:author="Graham, Gabriel J." w:date="2026-08-04T13:46:00Z" w:initials="GGJ">
     <w:p>
       <w:r>
         <w:rPr>
@@ -17695,7 +17605,7 @@
       </w:r>
     </w:p>
   </w:comment>
-  <w:comment w:id="429" w:author="Graham, Gabriel J." w:date="2026-08-04T13:47:00Z" w:initials="GGJ">
+  <w:comment w:id="431" w:author="Graham, Gabriel J." w:date="2026-08-04T13:47:00Z" w:initials="GGJ">
     <w:p>
       <w:r>
         <w:rPr>
@@ -17712,7 +17622,7 @@
       </w:r>
     </w:p>
   </w:comment>
-  <w:comment w:id="431" w:author="Graham, Gabriel J." w:date="2026-08-07T16:47:00Z" w:initials="GGJ">
+  <w:comment w:id="433" w:author="Graham, Gabriel J." w:date="2026-08-07T16:47:00Z" w:initials="GGJ">
     <w:p>
       <w:r>
         <w:rPr>
@@ -17729,7 +17639,7 @@
       </w:r>
     </w:p>
   </w:comment>
-  <w:comment w:id="488" w:author="Graham, Gabriel J." w:date="2026-08-06T11:59:00Z" w:initials="GGJ">
+  <w:comment w:id="490" w:author="Graham, Gabriel J." w:date="2026-08-06T11:59:00Z" w:initials="GGJ">
     <w:p>
       <w:r>
         <w:rPr>
@@ -17746,7 +17656,7 @@
       </w:r>
     </w:p>
   </w:comment>
-  <w:comment w:id="489" w:author="Graham, Gabriel J." w:date="2026-08-06T12:01:00Z" w:initials="GGJ">
+  <w:comment w:id="491" w:author="Graham, Gabriel J." w:date="2026-08-06T12:01:00Z" w:initials="GGJ">
     <w:p>
       <w:r>
         <w:rPr>
@@ -17763,7 +17673,7 @@
       </w:r>
     </w:p>
   </w:comment>
-  <w:comment w:id="496" w:author="Graham, Gabriel J." w:date="2026-08-06T12:03:00Z" w:initials="GGJ">
+  <w:comment w:id="498" w:author="Graham, Gabriel J." w:date="2026-08-06T12:03:00Z" w:initials="GGJ">
     <w:p>
       <w:r>
         <w:rPr>
@@ -17780,7 +17690,7 @@
       </w:r>
     </w:p>
   </w:comment>
-  <w:comment w:id="502" w:author="Graham, Gabriel J." w:date="2026-08-07T16:52:00Z" w:initials="GGJ">
+  <w:comment w:id="504" w:author="Graham, Gabriel J." w:date="2026-08-07T16:52:00Z" w:initials="GGJ">
     <w:p>
       <w:r>
         <w:rPr>
@@ -17797,7 +17707,7 @@
       </w:r>
     </w:p>
   </w:comment>
-  <w:comment w:id="523" w:author="Graham, Gabriel J." w:date="2026-08-06T13:01:00Z" w:initials="GGJ">
+  <w:comment w:id="525" w:author="Graham, Gabriel J." w:date="2026-08-06T13:01:00Z" w:initials="GGJ">
     <w:p>
       <w:r>
         <w:rPr>
@@ -17815,7 +17725,7 @@
     </w:p>
     <w:p/>
   </w:comment>
-  <w:comment w:id="538" w:author="Graham, Gabriel J." w:date="2026-08-06T13:05:00Z" w:initials="GGJ">
+  <w:comment w:id="540" w:author="Graham, Gabriel J." w:date="2026-08-06T13:05:00Z" w:initials="GGJ">
     <w:p>
       <w:r>
         <w:rPr>
@@ -18962,7 +18872,7 @@
     </w:p>
     <w:p/>
   </w:comment>
-  <w:comment w:id="539" w:author="Graham, Gabriel J." w:date="2026-08-06T13:06:00Z" w:initials="GGJ">
+  <w:comment w:id="541" w:author="Graham, Gabriel J." w:date="2026-08-06T13:06:00Z" w:initials="GGJ">
     <w:p>
       <w:r>
         <w:rPr>
@@ -19177,7 +19087,7 @@
     </w:p>
     <w:p/>
   </w:comment>
-  <w:comment w:id="540" w:author="Rhodes, Justin S" w:date="2026-07-29T21:08:00Z" w:initials="JR">
+  <w:comment w:id="542" w:author="Rhodes, Justin S" w:date="2026-07-29T21:08:00Z" w:initials="JR">
     <w:p>
       <w:pPr>
         <w:pStyle w:val="CommentText"/>
@@ -19193,7 +19103,7 @@
       </w:r>
     </w:p>
   </w:comment>
-  <w:comment w:id="541" w:author="Graham, Gabriel J." w:date="2026-08-05T10:44:00Z" w:initials="GGJ">
+  <w:comment w:id="543" w:author="Graham, Gabriel J." w:date="2026-08-05T10:44:00Z" w:initials="GGJ">
     <w:p>
       <w:r>
         <w:rPr>
@@ -19210,7 +19120,7 @@
       </w:r>
     </w:p>
   </w:comment>
-  <w:comment w:id="545" w:author="Graham, Gabriel J." w:date="2026-08-05T10:46:00Z" w:initials="GGJ">
+  <w:comment w:id="547" w:author="Graham, Gabriel J." w:date="2026-08-05T10:46:00Z" w:initials="GGJ">
     <w:p>
       <w:r>
         <w:rPr>
@@ -19227,7 +19137,7 @@
       </w:r>
     </w:p>
   </w:comment>
-  <w:comment w:id="546" w:author="Graham, Gabriel J." w:date="2026-08-05T10:48:00Z" w:initials="GGJ">
+  <w:comment w:id="548" w:author="Graham, Gabriel J." w:date="2026-08-05T10:48:00Z" w:initials="GGJ">
     <w:p>
       <w:r>
         <w:rPr>
@@ -19244,7 +19154,7 @@
       </w:r>
     </w:p>
   </w:comment>
-  <w:comment w:id="547" w:author="Graham, Gabriel J." w:date="2026-08-05T10:48:00Z" w:initials="GGJ">
+  <w:comment w:id="549" w:author="Graham, Gabriel J." w:date="2026-08-05T10:48:00Z" w:initials="GGJ">
     <w:p>
       <w:r>
         <w:rPr>
@@ -19261,7 +19171,7 @@
       </w:r>
     </w:p>
   </w:comment>
-  <w:comment w:id="548" w:author="Graham, Gabriel J." w:date="2026-08-05T10:49:00Z" w:initials="GGJ">
+  <w:comment w:id="550" w:author="Graham, Gabriel J." w:date="2026-08-05T10:49:00Z" w:initials="GGJ">
     <w:p>
       <w:r>
         <w:rPr>
@@ -19278,7 +19188,7 @@
       </w:r>
     </w:p>
   </w:comment>
-  <w:comment w:id="552" w:author="Rhodes, Justin S" w:date="2026-07-30T18:28:00Z" w:initials="JR">
+  <w:comment w:id="554" w:author="Rhodes, Justin S" w:date="2026-07-30T18:28:00Z" w:initials="JR">
     <w:p>
       <w:pPr>
         <w:pStyle w:val="CommentText"/>
@@ -19297,7 +19207,7 @@
       </w:r>
     </w:p>
   </w:comment>
-  <w:comment w:id="553" w:author="Graham, Gabriel J." w:date="2026-07-20T12:03:00Z" w:initials="GG">
+  <w:comment w:id="555" w:author="Graham, Gabriel J." w:date="2026-07-20T12:03:00Z" w:initials="GG">
     <w:p>
       <w:pPr>
         <w:pStyle w:val="CommentText"/>
@@ -19316,7 +19226,7 @@
       </w:r>
     </w:p>
   </w:comment>
-  <w:comment w:id="554" w:author="Graham, Gabriel J." w:date="2026-08-10T12:31:00Z" w:initials="GGJ">
+  <w:comment w:id="556" w:author="Graham, Gabriel J." w:date="2026-08-10T12:31:00Z" w:initials="GGJ">
     <w:p>
       <w:r>
         <w:rPr>
@@ -19333,7 +19243,7 @@
       </w:r>
     </w:p>
   </w:comment>
-  <w:comment w:id="556" w:author="Graham, Gabriel J." w:date="2026-07-19T17:57:00Z" w:initials="GG">
+  <w:comment w:id="558" w:author="Graham, Gabriel J." w:date="2026-07-19T17:57:00Z" w:initials="GG">
     <w:p>
       <w:pPr>
         <w:pStyle w:val="CommentText"/>
@@ -19349,7 +19259,7 @@
       </w:r>
     </w:p>
   </w:comment>
-  <w:comment w:id="557" w:author="Graham, Gabriel J." w:date="2026-08-10T13:04:00Z" w:initials="GGJ">
+  <w:comment w:id="559" w:author="Graham, Gabriel J." w:date="2026-08-10T13:04:00Z" w:initials="GGJ">
     <w:p>
       <w:r>
         <w:rPr>
@@ -19366,7 +19276,7 @@
       </w:r>
     </w:p>
   </w:comment>
-  <w:comment w:id="558" w:author="Graham, Gabriel J." w:date="2026-08-10T13:05:00Z" w:initials="GGJ">
+  <w:comment w:id="560" w:author="Graham, Gabriel J." w:date="2026-08-10T13:05:00Z" w:initials="GGJ">
     <w:p>
       <w:r>
         <w:rPr>
@@ -19383,7 +19293,7 @@
       </w:r>
     </w:p>
   </w:comment>
-  <w:comment w:id="559" w:author="Graham, Gabriel J." w:date="2026-08-10T13:14:00Z" w:initials="GGJ">
+  <w:comment w:id="561" w:author="Graham, Gabriel J." w:date="2026-08-10T13:14:00Z" w:initials="GGJ">
     <w:p>
       <w:r>
         <w:rPr>
@@ -19400,7 +19310,7 @@
       </w:r>
     </w:p>
   </w:comment>
-  <w:comment w:id="560" w:author="Graham, Gabriel J." w:date="2026-08-10T13:24:00Z" w:initials="GGJ">
+  <w:comment w:id="562" w:author="Graham, Gabriel J." w:date="2026-08-10T13:24:00Z" w:initials="GGJ">
     <w:p>
       <w:r>
         <w:rPr>
@@ -19417,7 +19327,7 @@
       </w:r>
     </w:p>
   </w:comment>
-  <w:comment w:id="561" w:author="Graham, Gabriel J." w:date="2026-08-10T12:54:00Z" w:initials="GGJ">
+  <w:comment w:id="563" w:author="Graham, Gabriel J." w:date="2026-08-10T12:54:00Z" w:initials="GGJ">
     <w:p>
       <w:r>
         <w:rPr>
@@ -22136,20 +22046,20 @@
 </file>
 
 <file path=customXml/item2.xml><?xml version="1.0" encoding="utf-8"?>
-<p:properties xmlns:p="http://schemas.microsoft.com/office/2006/metadata/properties" xmlns:xsi="http://www.w3.org/2001/XMLSchema-instance" xmlns:pc="http://schemas.microsoft.com/office/infopath/2007/PartnerControls">
-  <documentManagement>
-    <_activity xmlns="571a3d99-6795-4360-9ac0-0295bb4ceb32" xsi:nil="true"/>
-  </documentManagement>
-</p:properties>
-</file>
-
-<file path=customXml/item3.xml><?xml version="1.0" encoding="utf-8"?>
 <?mso-contentType ?>
 <FormTemplates xmlns="http://schemas.microsoft.com/sharepoint/v3/contenttype/forms">
   <Display>DocumentLibraryForm</Display>
   <Edit>DocumentLibraryForm</Edit>
   <New>DocumentLibraryForm</New>
 </FormTemplates>
+</file>
+
+<file path=customXml/item3.xml><?xml version="1.0" encoding="utf-8"?>
+<p:properties xmlns:p="http://schemas.microsoft.com/office/2006/metadata/properties" xmlns:xsi="http://www.w3.org/2001/XMLSchema-instance" xmlns:pc="http://schemas.microsoft.com/office/infopath/2007/PartnerControls">
+  <documentManagement>
+    <_activity xmlns="571a3d99-6795-4360-9ac0-0295bb4ceb32" xsi:nil="true"/>
+  </documentManagement>
+</p:properties>
 </file>
 
 <file path=customXml/itemProps1.xml><?xml version="1.0" encoding="utf-8"?>
@@ -22171,6 +22081,14 @@
 </file>
 
 <file path=customXml/itemProps2.xml><?xml version="1.0" encoding="utf-8"?>
+<ds:datastoreItem xmlns:ds="http://schemas.openxmlformats.org/officeDocument/2006/customXml" ds:itemID="{3E968C65-22C6-4EA7-91FF-80C2582E7D8E}">
+  <ds:schemaRefs>
+    <ds:schemaRef ds:uri="http://schemas.microsoft.com/sharepoint/v3/contenttype/forms"/>
+  </ds:schemaRefs>
+</ds:datastoreItem>
+</file>
+
+<file path=customXml/itemProps3.xml><?xml version="1.0" encoding="utf-8"?>
 <ds:datastoreItem xmlns:ds="http://schemas.openxmlformats.org/officeDocument/2006/customXml" ds:itemID="{2D481B94-8CC3-4C26-A5D3-A9237C285D69}">
   <ds:schemaRefs>
     <ds:schemaRef ds:uri="http://schemas.microsoft.com/office/2006/metadata/properties"/>
@@ -22180,14 +22098,6 @@
 </ds:datastoreItem>
 </file>
 
-<file path=customXml/itemProps3.xml><?xml version="1.0" encoding="utf-8"?>
-<ds:datastoreItem xmlns:ds="http://schemas.openxmlformats.org/officeDocument/2006/customXml" ds:itemID="{3E968C65-22C6-4EA7-91FF-80C2582E7D8E}">
-  <ds:schemaRefs>
-    <ds:schemaRef ds:uri="http://schemas.microsoft.com/sharepoint/v3/contenttype/forms"/>
-  </ds:schemaRefs>
-</ds:datastoreItem>
-</file>
-
 <file path=docMetadata/LabelInfo.xml><?xml version="1.0" encoding="utf-8"?>
 <clbl:labelList xmlns:clbl="http://schemas.microsoft.com/office/2020/mipLabelMetadata">
   <clbl:label id="{b0002a9b-0017-404d-97dc-3d3bab09be81}" enabled="0" method="" siteId="{b0002a9b-0017-404d-97dc-3d3bab09be81}" removed="1"/>

--- a/Manuscript/Manuscript v.2/Manuscript Draft v.2.1.docx
+++ b/Manuscript/Manuscript v.2/Manuscript Draft v.2.1.docx
@@ -561,22 +561,47 @@
       <w:r>
         <w:t xml:space="preserve">increased incorporation of immature neurons, including expansion of a cholecystokinin-expressing population implicated in ovarian development. </w:t>
       </w:r>
-      <w:moveFromRangeStart w:id="37" w:author="Graham, Gabriel J." w:date="2026-08-04T11:00:00Z" w:name="move236733622"/>
-      <w:moveFrom w:id="38" w:author="Graham, Gabriel J." w:date="2026-08-04T11:00:00Z" w16du:dateUtc="2026-08-04T15:00:00Z">
+      <w:commentRangeStart w:id="37"/>
+      <w:ins w:id="38" w:author="Graham, Gabriel J." w:date="2026-08-24T12:01:00Z" w16du:dateUtc="2026-08-24T16:01:00Z">
+        <w:r>
+          <w:t>Further, gene regulatory analysis revealed novel transcription factors underlying the changes in transcriptome that occur during sex change</w:t>
+        </w:r>
+      </w:ins>
+      <w:commentRangeEnd w:id="37"/>
+      <w:r>
+        <w:rPr>
+          <w:rStyle w:val="CommentReference"/>
+          <w:sz w:val="24"/>
+          <w:szCs w:val="30"/>
+        </w:rPr>
+        <w:commentReference w:id="37"/>
+      </w:r>
+      <w:ins w:id="39" w:author="Graham, Gabriel J." w:date="2026-08-24T12:01:00Z" w16du:dateUtc="2026-08-24T16:01:00Z">
+        <w:r>
+          <w:t>.</w:t>
+        </w:r>
+      </w:ins>
+      <w:ins w:id="40" w:author="Graham, Gabriel J." w:date="2026-08-24T12:02:00Z" w16du:dateUtc="2026-08-24T16:02:00Z">
+        <w:r>
+          <w:t xml:space="preserve"> </w:t>
+        </w:r>
+      </w:ins>
+      <w:moveFromRangeStart w:id="41" w:author="Graham, Gabriel J." w:date="2026-08-04T11:00:00Z" w:name="move236733622"/>
+      <w:moveFrom w:id="42" w:author="Graham, Gabriel J." w:date="2026-08-04T11:00:00Z" w16du:dateUtc="2026-08-04T15:00:00Z">
         <w:r>
           <w:t xml:space="preserve">Machine-learning analyses revealed that sex change proceeds asynchronously across cell types and that many female-specific transcriptional programs emerge only after gonadal transformation. </w:t>
         </w:r>
       </w:moveFrom>
-      <w:moveFromRangeEnd w:id="37"/>
+      <w:moveFromRangeEnd w:id="41"/>
       <w:r>
         <w:t xml:space="preserve">Together, these findings support a two-phase model in which early radial glial </w:t>
       </w:r>
-      <w:del w:id="39" w:author="Graham, Gabriel J." w:date="2026-08-07T11:29:00Z" w16du:dateUtc="2026-08-07T15:29:00Z">
+      <w:del w:id="43" w:author="Graham, Gabriel J." w:date="2026-08-07T11:29:00Z" w16du:dateUtc="2026-08-07T15:29:00Z">
         <w:r>
           <w:delText xml:space="preserve">remodeling </w:delText>
         </w:r>
       </w:del>
-      <w:ins w:id="40" w:author="Graham, Gabriel J." w:date="2026-08-07T11:29:00Z" w16du:dateUtc="2026-08-07T15:29:00Z">
+      <w:ins w:id="44" w:author="Graham, Gabriel J." w:date="2026-08-07T11:29:00Z" w16du:dateUtc="2026-08-07T15:29:00Z">
         <w:r>
           <w:t>reprogramming</w:t>
         </w:r>
@@ -587,12 +612,12 @@
       <w:r>
         <w:t xml:space="preserve">and neurogenesis establish the neural substrate for sex change, while widespread feminization of </w:t>
       </w:r>
-      <w:del w:id="41" w:author="Graham, Gabriel J." w:date="2026-08-04T11:01:00Z" w16du:dateUtc="2026-08-04T15:01:00Z">
+      <w:del w:id="45" w:author="Graham, Gabriel J." w:date="2026-08-04T11:01:00Z" w16du:dateUtc="2026-08-04T15:01:00Z">
         <w:r>
           <w:delText xml:space="preserve">neurosecretory </w:delText>
         </w:r>
       </w:del>
-      <w:ins w:id="42" w:author="Graham, Gabriel J." w:date="2026-08-04T11:01:00Z" w16du:dateUtc="2026-08-04T15:01:00Z">
+      <w:ins w:id="46" w:author="Graham, Gabriel J." w:date="2026-08-04T11:01:00Z" w16du:dateUtc="2026-08-04T15:01:00Z">
         <w:r>
           <w:t>pituitary regulating</w:t>
         </w:r>
@@ -642,12 +667,12 @@
       <w:r>
         <w:t xml:space="preserve">The ability of the adult brain to reorganize itself in response to changing environmental conditions is one of the most remarkable adaptations in biology. Across </w:t>
       </w:r>
-      <w:del w:id="43" w:author="Graham, Gabriel J." w:date="2026-08-04T11:04:00Z" w16du:dateUtc="2026-08-04T15:04:00Z">
+      <w:del w:id="47" w:author="Graham, Gabriel J." w:date="2026-08-04T11:04:00Z" w16du:dateUtc="2026-08-04T15:04:00Z">
         <w:r>
           <w:delText>vertebrates</w:delText>
         </w:r>
       </w:del>
-      <w:ins w:id="44" w:author="Graham, Gabriel J." w:date="2026-08-04T11:04:00Z" w16du:dateUtc="2026-08-04T15:04:00Z">
+      <w:ins w:id="48" w:author="Graham, Gabriel J." w:date="2026-08-04T11:04:00Z" w16du:dateUtc="2026-08-04T15:04:00Z">
         <w:r>
           <w:t>vertebrate taxa</w:t>
         </w:r>
@@ -655,12 +680,12 @@
       <w:r>
         <w:t xml:space="preserve">, </w:t>
       </w:r>
-      <w:del w:id="45" w:author="Graham, Gabriel J." w:date="2026-08-04T11:04:00Z" w16du:dateUtc="2026-08-04T15:04:00Z">
+      <w:del w:id="49" w:author="Graham, Gabriel J." w:date="2026-08-04T11:04:00Z" w16du:dateUtc="2026-08-04T15:04:00Z">
         <w:r>
           <w:delText>neural plasticity</w:delText>
         </w:r>
       </w:del>
-      <w:ins w:id="46" w:author="Graham, Gabriel J." w:date="2026-08-04T11:04:00Z" w16du:dateUtc="2026-08-04T15:04:00Z">
+      <w:ins w:id="50" w:author="Graham, Gabriel J." w:date="2026-08-04T11:04:00Z" w16du:dateUtc="2026-08-04T15:04:00Z">
         <w:r>
           <w:t>neuroplasticity</w:t>
         </w:r>
@@ -668,23 +693,23 @@
       <w:r>
         <w:t xml:space="preserve"> allows animals to modify behavior, physiology, and reproduction in ways that improve fitness in an unpredictable world</w:t>
       </w:r>
-      <w:commentRangeStart w:id="47"/>
+      <w:commentRangeStart w:id="51"/>
       <w:r>
         <w:t>. Most examples, however, involve relatively modest adjustments in function, such as changes in learning, memory, motivation, stress responsiveness, or reproductive state</w:t>
       </w:r>
-      <w:commentRangeEnd w:id="47"/>
+      <w:commentRangeEnd w:id="51"/>
       <w:r>
         <w:rPr>
           <w:rStyle w:val="CommentReference"/>
           <w:sz w:val="24"/>
           <w:szCs w:val="30"/>
         </w:rPr>
-        <w:commentReference w:id="47"/>
+        <w:commentReference w:id="51"/>
       </w:r>
       <w:r>
         <w:t>.</w:t>
       </w:r>
-      <w:ins w:id="48" w:author="Graham, Gabriel J." w:date="2026-08-04T11:06:00Z" w16du:dateUtc="2026-08-04T15:06:00Z">
+      <w:ins w:id="52" w:author="Graham, Gabriel J." w:date="2026-08-04T11:06:00Z" w16du:dateUtc="2026-08-04T15:06:00Z">
         <w:r>
           <w:t>(CITATION NEEDED)</w:t>
         </w:r>
@@ -692,12 +717,12 @@
       <w:r>
         <w:t xml:space="preserve"> Far less is known about how the adult brain coordinates large-scale functional reorganization of the entire organism. Understanding how </w:t>
       </w:r>
-      <w:del w:id="49" w:author="Graham, Gabriel J." w:date="2026-08-04T11:07:00Z" w16du:dateUtc="2026-08-04T15:07:00Z">
+      <w:del w:id="53" w:author="Graham, Gabriel J." w:date="2026-08-04T11:07:00Z" w16du:dateUtc="2026-08-04T15:07:00Z">
         <w:r>
           <w:delText xml:space="preserve">neural circuits </w:delText>
         </w:r>
       </w:del>
-      <w:ins w:id="50" w:author="Graham, Gabriel J." w:date="2026-08-04T11:07:00Z" w16du:dateUtc="2026-08-04T15:07:00Z">
+      <w:ins w:id="54" w:author="Graham, Gabriel J." w:date="2026-08-04T11:07:00Z" w16du:dateUtc="2026-08-04T15:07:00Z">
         <w:r>
           <w:t xml:space="preserve">the brain </w:t>
         </w:r>
@@ -705,13 +730,21 @@
       <w:r>
         <w:t>initiate</w:t>
       </w:r>
-      <w:ins w:id="51" w:author="Graham, Gabriel J." w:date="2026-08-04T11:07:00Z" w16du:dateUtc="2026-08-04T15:07:00Z">
+      <w:ins w:id="55" w:author="Graham, Gabriel J." w:date="2026-08-04T11:07:00Z" w16du:dateUtc="2026-08-04T15:07:00Z">
         <w:r>
           <w:t>s</w:t>
         </w:r>
       </w:ins>
       <w:r>
-        <w:t xml:space="preserve"> and orchestrate such transformations remains a major challenge in biology.</w:t>
+        <w:t xml:space="preserve"> and orchestrate</w:t>
+      </w:r>
+      <w:ins w:id="56" w:author="Graham, Gabriel J." w:date="2026-08-24T12:04:00Z" w16du:dateUtc="2026-08-24T16:04:00Z">
+        <w:r>
+          <w:t>s</w:t>
+        </w:r>
+      </w:ins>
+      <w:r>
+        <w:t xml:space="preserve"> such transformations remains a major challenge in biology.</w:t>
       </w:r>
     </w:p>
     <w:p/>
@@ -719,7 +752,7 @@
       <w:r>
         <w:t xml:space="preserve">Sequential hermaphroditism represents one of the most dramatic examples of organismal plasticity. In many </w:t>
       </w:r>
-      <w:del w:id="52" w:author="Graham, Gabriel J." w:date="2026-08-07T13:38:00Z" w16du:dateUtc="2026-08-07T17:38:00Z">
+      <w:del w:id="57" w:author="Graham, Gabriel J." w:date="2026-08-07T13:38:00Z" w16du:dateUtc="2026-08-07T17:38:00Z">
         <w:r>
           <w:delText xml:space="preserve">sex-changing </w:delText>
         </w:r>
@@ -727,7 +760,7 @@
       <w:r>
         <w:t xml:space="preserve">coral reef fishes, social information perceived by the brain </w:t>
       </w:r>
-      <w:del w:id="53" w:author="Graham, Gabriel J." w:date="2026-08-07T13:38:00Z" w16du:dateUtc="2026-08-07T17:38:00Z">
+      <w:del w:id="58" w:author="Graham, Gabriel J." w:date="2026-08-07T13:38:00Z" w16du:dateUtc="2026-08-07T17:38:00Z">
         <w:r>
           <w:delText xml:space="preserve">ultimately </w:delText>
         </w:r>
@@ -735,12 +768,12 @@
       <w:r>
         <w:t>triggers a complete transformation from one reproductive sex to the other during adulthood. This transition requires coordinated remodeling of reproductive physiology</w:t>
       </w:r>
-      <w:ins w:id="54" w:author="Graham, Gabriel J." w:date="2026-08-07T13:39:00Z" w16du:dateUtc="2026-08-07T17:39:00Z">
+      <w:ins w:id="59" w:author="Graham, Gabriel J." w:date="2026-08-07T13:39:00Z" w16du:dateUtc="2026-08-07T17:39:00Z">
         <w:r>
           <w:t xml:space="preserve">, </w:t>
         </w:r>
       </w:ins>
-      <w:ins w:id="55" w:author="Graham, Gabriel J." w:date="2026-08-04T11:09:00Z" w16du:dateUtc="2026-08-04T15:09:00Z">
+      <w:ins w:id="60" w:author="Graham, Gabriel J." w:date="2026-08-04T11:09:00Z" w16du:dateUtc="2026-08-04T15:09:00Z">
         <w:r>
           <w:t>morphology</w:t>
         </w:r>
@@ -748,12 +781,12 @@
       <w:r>
         <w:t>,</w:t>
       </w:r>
-      <w:ins w:id="56" w:author="Graham, Gabriel J." w:date="2026-08-07T13:39:00Z" w16du:dateUtc="2026-08-07T17:39:00Z">
+      <w:ins w:id="61" w:author="Graham, Gabriel J." w:date="2026-08-07T13:39:00Z" w16du:dateUtc="2026-08-07T17:39:00Z">
         <w:r>
           <w:t xml:space="preserve"> </w:t>
         </w:r>
       </w:ins>
-      <w:del w:id="57" w:author="Graham, Gabriel J." w:date="2026-08-07T13:39:00Z" w16du:dateUtc="2026-08-07T17:39:00Z">
+      <w:del w:id="62" w:author="Graham, Gabriel J." w:date="2026-08-07T13:39:00Z" w16du:dateUtc="2026-08-07T17:39:00Z">
         <w:r>
           <w:delText xml:space="preserve"> </w:delText>
         </w:r>
@@ -761,17 +794,17 @@
       <w:r>
         <w:t xml:space="preserve">endocrine </w:t>
       </w:r>
-      <w:del w:id="58" w:author="Graham, Gabriel J." w:date="2026-08-04T11:10:00Z" w16du:dateUtc="2026-08-04T15:10:00Z">
+      <w:del w:id="63" w:author="Graham, Gabriel J." w:date="2026-08-04T11:10:00Z" w16du:dateUtc="2026-08-04T15:10:00Z">
         <w:r>
           <w:delText>signaling</w:delText>
         </w:r>
       </w:del>
-      <w:ins w:id="59" w:author="Graham, Gabriel J." w:date="2026-08-04T11:10:00Z" w16du:dateUtc="2026-08-04T15:10:00Z">
+      <w:ins w:id="64" w:author="Graham, Gabriel J." w:date="2026-08-04T11:10:00Z" w16du:dateUtc="2026-08-04T15:10:00Z">
         <w:r>
           <w:t>milieu</w:t>
         </w:r>
       </w:ins>
-      <w:del w:id="60" w:author="Graham, Gabriel J." w:date="2026-08-04T11:10:00Z" w16du:dateUtc="2026-08-04T15:10:00Z">
+      <w:del w:id="65" w:author="Graham, Gabriel J." w:date="2026-08-04T11:10:00Z" w16du:dateUtc="2026-08-04T15:10:00Z">
         <w:r>
           <w:delText>, morphology</w:delText>
         </w:r>
@@ -779,7 +812,7 @@
       <w:r>
         <w:t>, and behavior</w:t>
       </w:r>
-      <w:del w:id="61" w:author="Graham, Gabriel J." w:date="2026-08-04T11:10:00Z" w16du:dateUtc="2026-08-04T15:10:00Z">
+      <w:del w:id="66" w:author="Graham, Gabriel J." w:date="2026-08-04T11:10:00Z" w16du:dateUtc="2026-08-04T15:10:00Z">
         <w:r>
           <w:delText xml:space="preserve"> while preserving the integrity of the organism throughout the process</w:delText>
         </w:r>
@@ -787,12 +820,12 @@
       <w:r>
         <w:t xml:space="preserve">. As a result, sex-changing fishes provide a unique </w:t>
       </w:r>
-      <w:del w:id="62" w:author="Graham, Gabriel J." w:date="2026-08-04T11:10:00Z" w16du:dateUtc="2026-08-04T15:10:00Z">
+      <w:del w:id="67" w:author="Graham, Gabriel J." w:date="2026-08-04T11:10:00Z" w16du:dateUtc="2026-08-04T15:10:00Z">
         <w:r>
           <w:delText xml:space="preserve">opportunity </w:delText>
         </w:r>
       </w:del>
-      <w:ins w:id="63" w:author="Graham, Gabriel J." w:date="2026-08-04T11:10:00Z" w16du:dateUtc="2026-08-04T15:10:00Z">
+      <w:ins w:id="68" w:author="Graham, Gabriel J." w:date="2026-08-04T11:10:00Z" w16du:dateUtc="2026-08-04T15:10:00Z">
         <w:r>
           <w:t xml:space="preserve">model </w:t>
         </w:r>
@@ -800,7 +833,7 @@
       <w:r>
         <w:t>to understand how the adult brain can direct extensive biological remodeling across multiple levels of organization, from gene expression</w:t>
       </w:r>
-      <w:ins w:id="64" w:author="Graham, Gabriel J." w:date="2026-08-04T11:11:00Z" w16du:dateUtc="2026-08-04T15:11:00Z">
+      <w:ins w:id="69" w:author="Graham, Gabriel J." w:date="2026-08-04T11:11:00Z" w16du:dateUtc="2026-08-04T15:11:00Z">
         <w:r>
           <w:t xml:space="preserve"> and chromatin structure</w:t>
         </w:r>
@@ -808,7 +841,7 @@
       <w:r>
         <w:t xml:space="preserve"> </w:t>
       </w:r>
-      <w:del w:id="65" w:author="Graham, Gabriel J." w:date="2026-08-04T11:11:00Z" w16du:dateUtc="2026-08-04T15:11:00Z">
+      <w:del w:id="70" w:author="Graham, Gabriel J." w:date="2026-08-04T11:11:00Z" w16du:dateUtc="2026-08-04T15:11:00Z">
         <w:r>
           <w:delText xml:space="preserve">and cellular composition </w:delText>
         </w:r>
@@ -822,7 +855,7 @@
       <w:r>
         <w:t>Most mechanistic studies of sex change have focused on protogynous species</w:t>
       </w:r>
-      <w:del w:id="66" w:author="Graham, Gabriel J." w:date="2026-08-07T13:49:00Z" w16du:dateUtc="2026-08-07T17:49:00Z">
+      <w:del w:id="71" w:author="Graham, Gabriel J." w:date="2026-08-07T13:49:00Z" w16du:dateUtc="2026-08-07T17:49:00Z">
         <w:r>
           <w:delText>,</w:delText>
         </w:r>
@@ -830,12 +863,12 @@
       <w:r>
         <w:t xml:space="preserve"> in which females transform into males following changes in social status. In these species, behavioral masculinization often occurs rapidly, within hours or days of social ascent, and is followed by progressive gonadal transformation and increased androgen production. Current models emphasize changes in neuroendocrine signaling, including alterations in aromatase activity and hypothalamic regulation of pituitary gonadotropins, which ultimately drive ovarian degeneration and testicular development. Once the gonads </w:t>
       </w:r>
-      <w:del w:id="67" w:author="Graham, Gabriel J." w:date="2026-08-07T13:49:00Z" w16du:dateUtc="2026-08-07T17:49:00Z">
+      <w:del w:id="72" w:author="Graham, Gabriel J." w:date="2026-08-07T13:49:00Z" w16du:dateUtc="2026-08-07T17:49:00Z">
         <w:r>
           <w:delText>transform</w:delText>
         </w:r>
       </w:del>
-      <w:ins w:id="68" w:author="Graham, Gabriel J." w:date="2026-08-07T13:49:00Z" w16du:dateUtc="2026-08-07T17:49:00Z">
+      <w:ins w:id="73" w:author="Graham, Gabriel J." w:date="2026-08-07T13:49:00Z" w16du:dateUtc="2026-08-07T17:49:00Z">
         <w:r>
           <w:t>change</w:t>
         </w:r>
@@ -843,7 +876,7 @@
       <w:r>
         <w:t>, gonadal steroid hormones further reinforce male physiology, morphology, and behavior</w:t>
       </w:r>
-      <w:ins w:id="69" w:author="Graham, Gabriel J." w:date="2026-08-07T13:40:00Z" w16du:dateUtc="2026-08-07T17:40:00Z">
+      <w:ins w:id="74" w:author="Graham, Gabriel J." w:date="2026-08-07T13:40:00Z" w16du:dateUtc="2026-08-07T17:40:00Z">
         <w:r>
           <w:t xml:space="preserve"> </w:t>
         </w:r>
@@ -879,7 +912,7 @@
         <w:rPr>
           <w:i/>
           <w:iCs/>
-          <w:rPrChange w:id="70" w:author="Graham, Gabriel J." w:date="2026-08-04T11:12:00Z" w16du:dateUtc="2026-08-04T15:12:00Z">
+          <w:rPrChange w:id="75" w:author="Graham, Gabriel J." w:date="2026-08-04T11:12:00Z" w16du:dateUtc="2026-08-04T15:12:00Z">
             <w:rPr/>
           </w:rPrChange>
         </w:rPr>
@@ -888,7 +921,7 @@
       <w:r>
         <w:t xml:space="preserve"> spp.) appears to follow a fundamentally different trajectory</w:t>
       </w:r>
-      <w:ins w:id="71" w:author="Graham, Gabriel J." w:date="2026-08-07T13:45:00Z" w16du:dateUtc="2026-08-07T17:45:00Z">
+      <w:ins w:id="76" w:author="Graham, Gabriel J." w:date="2026-08-07T13:45:00Z" w16du:dateUtc="2026-08-07T17:45:00Z">
         <w:r>
           <w:t xml:space="preserve"> </w:t>
         </w:r>
@@ -914,12 +947,12 @@
       <w:r>
         <w:t xml:space="preserve">. Following social ascent, sex-changing individuals can remain in an intermediate state for months before ovarian development occurs. During this period, male reproductive behaviors, circulating steroid </w:t>
       </w:r>
-      <w:del w:id="72" w:author="Graham, Gabriel J." w:date="2026-08-04T11:15:00Z" w16du:dateUtc="2026-08-04T15:15:00Z">
+      <w:del w:id="77" w:author="Graham, Gabriel J." w:date="2026-08-04T11:15:00Z" w16du:dateUtc="2026-08-04T15:15:00Z">
         <w:r>
           <w:delText>profiles</w:delText>
         </w:r>
       </w:del>
-      <w:ins w:id="73" w:author="Graham, Gabriel J." w:date="2026-08-04T11:15:00Z" w16du:dateUtc="2026-08-04T15:15:00Z">
+      <w:ins w:id="78" w:author="Graham, Gabriel J." w:date="2026-08-04T11:15:00Z" w16du:dateUtc="2026-08-04T15:15:00Z">
         <w:r>
           <w:t>milieu</w:t>
         </w:r>
@@ -927,12 +960,12 @@
       <w:r>
         <w:t>, and portions of the male gonad are largely retained</w:t>
       </w:r>
-      <w:del w:id="74" w:author="Graham, Gabriel J." w:date="2026-08-07T13:43:00Z" w16du:dateUtc="2026-08-07T17:43:00Z">
+      <w:del w:id="79" w:author="Graham, Gabriel J." w:date="2026-08-07T13:43:00Z" w16du:dateUtc="2026-08-07T17:43:00Z">
         <w:r>
           <w:delText>,</w:delText>
         </w:r>
       </w:del>
-      <w:del w:id="75" w:author="Graham, Gabriel J." w:date="2026-08-04T11:15:00Z" w16du:dateUtc="2026-08-04T15:15:00Z">
+      <w:del w:id="80" w:author="Graham, Gabriel J." w:date="2026-08-04T11:15:00Z" w16du:dateUtc="2026-08-04T15:15:00Z">
         <w:r>
           <w:delText xml:space="preserve"> while vitellogenic oocytes are absent</w:delText>
         </w:r>
@@ -940,12 +973,12 @@
       <w:r>
         <w:t>. Rather than undergoing progressive feminization, the gonads enter a prolonged state characterized by reduced testicular tissue and immature ovarian tissue. Because a similar gonadal phenotype is observed in the reproductive partner of the sex-changing fish, this state may reflect reproductive stasis associated with the cessation of spawning rather than gonadal sex change itself. Only later</w:t>
       </w:r>
-      <w:del w:id="76" w:author="Graham, Gabriel J." w:date="2026-08-04T11:15:00Z" w16du:dateUtc="2026-08-04T15:15:00Z">
+      <w:del w:id="81" w:author="Graham, Gabriel J." w:date="2026-08-04T11:15:00Z" w16du:dateUtc="2026-08-04T15:15:00Z">
         <w:r>
           <w:delText xml:space="preserve">, often after an extended delay, </w:delText>
         </w:r>
       </w:del>
-      <w:ins w:id="77" w:author="Graham, Gabriel J." w:date="2026-08-04T11:15:00Z" w16du:dateUtc="2026-08-04T15:15:00Z">
+      <w:ins w:id="82" w:author="Graham, Gabriel J." w:date="2026-08-04T11:15:00Z" w16du:dateUtc="2026-08-04T15:15:00Z">
         <w:r>
           <w:t xml:space="preserve"> </w:t>
         </w:r>
@@ -956,17 +989,17 @@
       <w:r>
         <w:t xml:space="preserve">and </w:t>
       </w:r>
-      <w:del w:id="78" w:author="Graham, Gabriel J." w:date="2026-08-04T11:15:00Z" w16du:dateUtc="2026-08-04T15:15:00Z">
+      <w:del w:id="83" w:author="Graham, Gabriel J." w:date="2026-08-04T11:15:00Z" w16du:dateUtc="2026-08-04T15:15:00Z">
         <w:r>
           <w:delText>and vitellogenic oocytes emerge</w:delText>
         </w:r>
       </w:del>
-      <w:ins w:id="79" w:author="Graham, Gabriel J." w:date="2026-08-04T11:15:00Z" w16du:dateUtc="2026-08-04T15:15:00Z">
+      <w:ins w:id="84" w:author="Graham, Gabriel J." w:date="2026-08-04T11:15:00Z" w16du:dateUtc="2026-08-04T15:15:00Z">
         <w:r>
           <w:t>vitellogenesis occurs</w:t>
         </w:r>
       </w:ins>
-      <w:ins w:id="80" w:author="Graham, Gabriel J." w:date="2026-08-07T13:45:00Z" w16du:dateUtc="2026-08-07T17:45:00Z">
+      <w:ins w:id="85" w:author="Graham, Gabriel J." w:date="2026-08-07T13:45:00Z" w16du:dateUtc="2026-08-07T17:45:00Z">
         <w:r>
           <w:t xml:space="preserve"> </w:t>
         </w:r>
@@ -992,7 +1025,7 @@
       <w:r>
         <w:t xml:space="preserve">. These observations suggest that, unlike protogynous species, substantial aspects of sex change in anemonefish </w:t>
       </w:r>
-      <w:del w:id="81" w:author="Graham, Gabriel J." w:date="2026-08-04T11:16:00Z" w16du:dateUtc="2026-08-04T15:16:00Z">
+      <w:del w:id="86" w:author="Graham, Gabriel J." w:date="2026-08-04T11:16:00Z" w16du:dateUtc="2026-08-04T15:16:00Z">
         <w:r>
           <w:delText xml:space="preserve">may </w:delText>
         </w:r>
@@ -1000,7 +1033,7 @@
       <w:r>
         <w:t>occur before overt gonadal transformation</w:t>
       </w:r>
-      <w:del w:id="82" w:author="Graham, Gabriel J." w:date="2026-08-07T13:45:00Z" w16du:dateUtc="2026-08-07T17:45:00Z">
+      <w:del w:id="87" w:author="Graham, Gabriel J." w:date="2026-08-07T13:45:00Z" w16du:dateUtc="2026-08-07T17:45:00Z">
         <w:r>
           <w:fldChar w:fldCharType="begin"/>
         </w:r>
@@ -1029,12 +1062,12 @@
       <w:r>
         <w:t xml:space="preserve">Despite the apparent stability of the gonads during this prolonged intermediate period, previous work suggests that substantial neural remodeling is already underway. The preoptic area (POA), a conserved </w:t>
       </w:r>
-      <w:del w:id="83" w:author="Graham, Gabriel J." w:date="2026-08-04T11:17:00Z" w16du:dateUtc="2026-08-04T15:17:00Z">
+      <w:del w:id="88" w:author="Graham, Gabriel J." w:date="2026-08-04T11:17:00Z" w16du:dateUtc="2026-08-04T15:17:00Z">
         <w:r>
           <w:delText xml:space="preserve">neuroendocrine </w:delText>
         </w:r>
       </w:del>
-      <w:ins w:id="84" w:author="Graham, Gabriel J." w:date="2026-08-04T11:17:00Z" w16du:dateUtc="2026-08-04T15:17:00Z">
+      <w:ins w:id="89" w:author="Graham, Gabriel J." w:date="2026-08-04T11:17:00Z" w16du:dateUtc="2026-08-04T15:17:00Z">
         <w:r>
           <w:t>reproductive</w:t>
         </w:r>
@@ -1045,12 +1078,12 @@
       <w:r>
         <w:t xml:space="preserve">center that regulates </w:t>
       </w:r>
-      <w:del w:id="85" w:author="Graham, Gabriel J." w:date="2026-08-07T13:51:00Z" w16du:dateUtc="2026-08-07T17:51:00Z">
+      <w:del w:id="90" w:author="Graham, Gabriel J." w:date="2026-08-07T13:51:00Z" w16du:dateUtc="2026-08-07T17:51:00Z">
         <w:r>
           <w:delText>pituitary gonadotropin release</w:delText>
         </w:r>
       </w:del>
-      <w:ins w:id="86" w:author="Graham, Gabriel J." w:date="2026-08-07T13:51:00Z" w16du:dateUtc="2026-08-07T17:51:00Z">
+      <w:ins w:id="91" w:author="Graham, Gabriel J." w:date="2026-08-07T13:51:00Z" w16du:dateUtc="2026-08-07T17:51:00Z">
         <w:r>
           <w:t>pituitary gonadotrophs</w:t>
         </w:r>
@@ -1058,7 +1091,7 @@
       <w:r>
         <w:t xml:space="preserve"> and reproductive physiology across vertebrates, has emerged as a particularly important region during protandrous sex change. Earlier studies demonstrated increased cell proliferation and neurogenesis within the POA during sex change, with evidence for a pronounced increase around the time of gonadal transformation. These findings suggest that neural reorganization </w:t>
       </w:r>
-      <w:del w:id="87" w:author="Graham, Gabriel J." w:date="2026-08-07T13:52:00Z" w16du:dateUtc="2026-08-07T17:52:00Z">
+      <w:del w:id="92" w:author="Graham, Gabriel J." w:date="2026-08-07T13:52:00Z" w16du:dateUtc="2026-08-07T17:52:00Z">
         <w:r>
           <w:delText xml:space="preserve">may </w:delText>
         </w:r>
@@ -1066,7 +1099,7 @@
       <w:r>
         <w:t>precede</w:t>
       </w:r>
-      <w:ins w:id="88" w:author="Graham, Gabriel J." w:date="2026-08-07T13:52:00Z" w16du:dateUtc="2026-08-07T17:52:00Z">
+      <w:ins w:id="93" w:author="Graham, Gabriel J." w:date="2026-08-07T13:52:00Z" w16du:dateUtc="2026-08-07T17:52:00Z">
         <w:r>
           <w:t>s</w:t>
         </w:r>
@@ -1078,7 +1111,7 @@
         <w:lastRenderedPageBreak/>
         <w:t>contribute</w:t>
       </w:r>
-      <w:ins w:id="89" w:author="Graham, Gabriel J." w:date="2026-08-07T13:52:00Z" w16du:dateUtc="2026-08-07T17:52:00Z">
+      <w:ins w:id="94" w:author="Graham, Gabriel J." w:date="2026-08-07T13:52:00Z" w16du:dateUtc="2026-08-07T17:52:00Z">
         <w:r>
           <w:t>s</w:t>
         </w:r>
@@ -1086,7 +1119,7 @@
       <w:r>
         <w:t xml:space="preserve"> to subsequent gonadal feminization</w:t>
       </w:r>
-      <w:ins w:id="90" w:author="Graham, Gabriel J." w:date="2026-08-07T13:45:00Z" w16du:dateUtc="2026-08-07T17:45:00Z">
+      <w:ins w:id="95" w:author="Graham, Gabriel J." w:date="2026-08-07T13:45:00Z" w16du:dateUtc="2026-08-07T17:45:00Z">
         <w:r>
           <w:t xml:space="preserve"> </w:t>
         </w:r>
@@ -1112,36 +1145,44 @@
       <w:r>
         <w:t xml:space="preserve">. However, the identities of the newly generated cells, </w:t>
       </w:r>
-      <w:del w:id="91" w:author="Graham, Gabriel J." w:date="2026-08-04T11:18:00Z" w16du:dateUtc="2026-08-04T15:18:00Z">
+      <w:del w:id="96" w:author="Graham, Gabriel J." w:date="2026-08-04T11:18:00Z" w16du:dateUtc="2026-08-04T15:18:00Z">
         <w:r>
           <w:delText xml:space="preserve">the neural circuits into which they integrate, </w:delText>
         </w:r>
       </w:del>
       <w:r>
-        <w:t xml:space="preserve">and the extent to which neurogenesis contributes to functional remodeling of reproductive </w:t>
-      </w:r>
-      <w:del w:id="92" w:author="Graham, Gabriel J." w:date="2026-08-04T11:18:00Z" w16du:dateUtc="2026-08-04T15:18:00Z">
+        <w:t xml:space="preserve">and the extent to which neurogenesis contributes to functional remodeling of </w:t>
+      </w:r>
+      <w:del w:id="97" w:author="Graham, Gabriel J." w:date="2026-08-24T12:07:00Z" w16du:dateUtc="2026-08-24T16:07:00Z">
+        <w:r>
+          <w:delText xml:space="preserve">reproductive </w:delText>
+        </w:r>
+      </w:del>
+      <w:del w:id="98" w:author="Graham, Gabriel J." w:date="2026-08-04T11:18:00Z" w16du:dateUtc="2026-08-04T15:18:00Z">
         <w:r>
           <w:delText xml:space="preserve">circuits </w:delText>
         </w:r>
       </w:del>
-      <w:ins w:id="93" w:author="Graham, Gabriel J." w:date="2026-08-04T11:18:00Z" w16du:dateUtc="2026-08-04T15:18:00Z">
-        <w:r>
-          <w:t>center</w:t>
-        </w:r>
-      </w:ins>
-      <w:ins w:id="94" w:author="Graham, Gabriel J." w:date="2026-08-04T11:19:00Z" w16du:dateUtc="2026-08-04T15:19:00Z">
+      <w:ins w:id="99" w:author="Graham, Gabriel J." w:date="2026-08-24T12:07:00Z" w16du:dateUtc="2026-08-24T16:07:00Z">
+        <w:r>
+          <w:t>the POA</w:t>
+        </w:r>
+      </w:ins>
+      <w:ins w:id="100" w:author="Graham, Gabriel J." w:date="2026-08-04T11:18:00Z" w16du:dateUtc="2026-08-04T15:18:00Z">
+        <w:r>
+          <w:t xml:space="preserve"> </w:t>
+        </w:r>
+      </w:ins>
+      <w:r>
+        <w:t>remain</w:t>
+      </w:r>
+      <w:ins w:id="101" w:author="Graham, Gabriel J." w:date="2026-08-24T12:07:00Z" w16du:dateUtc="2026-08-24T16:07:00Z">
         <w:r>
           <w:t>s</w:t>
         </w:r>
       </w:ins>
-      <w:ins w:id="95" w:author="Graham, Gabriel J." w:date="2026-08-04T11:18:00Z" w16du:dateUtc="2026-08-04T15:18:00Z">
-        <w:r>
-          <w:t xml:space="preserve"> </w:t>
-        </w:r>
-      </w:ins>
-      <w:r>
-        <w:t>remain unknown.</w:t>
+      <w:r>
+        <w:t xml:space="preserve"> unknown.</w:t>
       </w:r>
     </w:p>
     <w:p/>
@@ -1149,62 +1190,62 @@
       <w:r>
         <w:t xml:space="preserve">A major challenge in understanding protandrous sex change has been the lack of </w:t>
       </w:r>
-      <w:del w:id="96" w:author="Graham, Gabriel J." w:date="2026-08-04T11:19:00Z" w16du:dateUtc="2026-08-04T15:19:00Z">
+      <w:del w:id="102" w:author="Graham, Gabriel J." w:date="2026-08-04T11:19:00Z" w16du:dateUtc="2026-08-04T15:19:00Z">
         <w:r>
           <w:delText>cellular-resolution information</w:delText>
-        </w:r>
-      </w:del>
-      <w:ins w:id="97" w:author="Graham, Gabriel J." w:date="2026-08-04T11:19:00Z" w16du:dateUtc="2026-08-04T15:19:00Z">
-        <w:r>
-          <w:t xml:space="preserve">cell-level </w:t>
-        </w:r>
-        <w:r>
-          <w:t>information</w:t>
-        </w:r>
-      </w:ins>
-      <w:r>
-        <w:t xml:space="preserve"> about the neural populations involved. Recently, we generated the first single-nucleus transcriptomic atlas of the sex-changing anemonefish forebrain, including the telencephalon and </w:t>
-      </w:r>
-      <w:del w:id="98" w:author="Graham, Gabriel J." w:date="2026-08-07T13:46:00Z" w16du:dateUtc="2026-08-07T17:46:00Z">
-        <w:r>
-          <w:delText>preoptic area</w:delText>
-        </w:r>
-      </w:del>
-      <w:ins w:id="99" w:author="Graham, Gabriel J." w:date="2026-08-07T13:46:00Z" w16du:dateUtc="2026-08-07T17:46:00Z">
-        <w:r>
-          <w:t>POA</w:t>
-        </w:r>
-      </w:ins>
-      <w:r>
-        <w:t xml:space="preserve">, and identified extensive </w:t>
-      </w:r>
-      <w:del w:id="100" w:author="Graham, Gabriel J." w:date="2026-08-07T13:53:00Z" w16du:dateUtc="2026-08-07T17:53:00Z">
-        <w:r>
-          <w:delText>sexual differentiation</w:delText>
-        </w:r>
-      </w:del>
-      <w:ins w:id="101" w:author="Graham, Gabriel J." w:date="2026-08-07T13:53:00Z" w16du:dateUtc="2026-08-07T17:53:00Z">
-        <w:r>
-          <w:t>sex differences</w:t>
-        </w:r>
-      </w:ins>
-      <w:r>
-        <w:t xml:space="preserve"> across neuronal and glial populations. That study revealed widespread sex differences in gene expression, cell-type abundance</w:t>
-      </w:r>
-      <w:del w:id="102" w:author="Graham, Gabriel J." w:date="2026-08-04T11:19:00Z" w16du:dateUtc="2026-08-04T15:19:00Z">
-        <w:r>
-          <w:delText xml:space="preserve">, neuronal activity signatures, </w:delText>
         </w:r>
       </w:del>
       <w:ins w:id="103" w:author="Graham, Gabriel J." w:date="2026-08-04T11:19:00Z" w16du:dateUtc="2026-08-04T15:19:00Z">
         <w:r>
+          <w:t xml:space="preserve">cell-level </w:t>
+        </w:r>
+        <w:r>
+          <w:t>information</w:t>
+        </w:r>
+      </w:ins>
+      <w:r>
+        <w:t xml:space="preserve"> about the neural populations involved. Recently, we generated the first single-nucleus transcriptomic atlas of the sex-changing anemonefish forebrain, including the telencephalon and </w:t>
+      </w:r>
+      <w:del w:id="104" w:author="Graham, Gabriel J." w:date="2026-08-07T13:46:00Z" w16du:dateUtc="2026-08-07T17:46:00Z">
+        <w:r>
+          <w:delText>preoptic area</w:delText>
+        </w:r>
+      </w:del>
+      <w:ins w:id="105" w:author="Graham, Gabriel J." w:date="2026-08-07T13:46:00Z" w16du:dateUtc="2026-08-07T17:46:00Z">
+        <w:r>
+          <w:t>POA</w:t>
+        </w:r>
+      </w:ins>
+      <w:r>
+        <w:t xml:space="preserve">, and identified extensive </w:t>
+      </w:r>
+      <w:del w:id="106" w:author="Graham, Gabriel J." w:date="2026-08-07T13:53:00Z" w16du:dateUtc="2026-08-07T17:53:00Z">
+        <w:r>
+          <w:delText>sexual differentiation</w:delText>
+        </w:r>
+      </w:del>
+      <w:ins w:id="107" w:author="Graham, Gabriel J." w:date="2026-08-07T13:53:00Z" w16du:dateUtc="2026-08-07T17:53:00Z">
+        <w:r>
+          <w:t>sex differences</w:t>
+        </w:r>
+      </w:ins>
+      <w:r>
+        <w:t xml:space="preserve"> across neuronal and glial populations. That study revealed widespread sex differences in gene expression, cell-type abundance</w:t>
+      </w:r>
+      <w:del w:id="108" w:author="Graham, Gabriel J." w:date="2026-08-04T11:19:00Z" w16du:dateUtc="2026-08-04T15:19:00Z">
+        <w:r>
+          <w:delText xml:space="preserve">, neuronal activity signatures, </w:delText>
+        </w:r>
+      </w:del>
+      <w:ins w:id="109" w:author="Graham, Gabriel J." w:date="2026-08-04T11:19:00Z" w16du:dateUtc="2026-08-04T15:19:00Z">
+        <w:r>
           <w:t xml:space="preserve">, </w:t>
         </w:r>
       </w:ins>
       <w:r>
         <w:t>and predicted cellular communication networks. Particularly striking differences were observed among radial glia</w:t>
       </w:r>
-      <w:ins w:id="104" w:author="Graham, Gabriel J." w:date="2026-08-07T13:53:00Z" w16du:dateUtc="2026-08-07T17:53:00Z">
+      <w:ins w:id="110" w:author="Graham, Gabriel J." w:date="2026-08-07T13:53:00Z" w16du:dateUtc="2026-08-07T17:53:00Z">
         <w:r>
           <w:t>l cells (RGCs)</w:t>
         </w:r>
@@ -1212,12 +1253,17 @@
       <w:r>
         <w:t xml:space="preserve"> and </w:t>
       </w:r>
-      <w:del w:id="105" w:author="Graham, Gabriel J." w:date="2026-08-04T11:20:00Z" w16du:dateUtc="2026-08-04T15:20:00Z">
+      <w:ins w:id="111" w:author="Graham, Gabriel J." w:date="2026-08-24T12:08:00Z" w16du:dateUtc="2026-08-24T16:08:00Z">
+        <w:r>
+          <w:t xml:space="preserve">putatively </w:t>
+        </w:r>
+      </w:ins>
+      <w:del w:id="112" w:author="Graham, Gabriel J." w:date="2026-08-04T11:20:00Z" w16du:dateUtc="2026-08-04T15:20:00Z">
         <w:r>
           <w:delText>multiple preoptic</w:delText>
         </w:r>
       </w:del>
-      <w:ins w:id="106" w:author="Graham, Gabriel J." w:date="2026-08-04T11:20:00Z" w16du:dateUtc="2026-08-04T15:20:00Z">
+      <w:ins w:id="113" w:author="Graham, Gabriel J." w:date="2026-08-04T11:20:00Z" w16du:dateUtc="2026-08-04T15:20:00Z">
         <w:r>
           <w:t>POA</w:t>
         </w:r>
@@ -1225,7 +1271,7 @@
       <w:r>
         <w:t xml:space="preserve"> </w:t>
       </w:r>
-      <w:del w:id="107" w:author="Graham, Gabriel J." w:date="2026-08-04T11:20:00Z" w16du:dateUtc="2026-08-04T15:20:00Z">
+      <w:del w:id="114" w:author="Graham, Gabriel J." w:date="2026-08-04T11:20:00Z" w16du:dateUtc="2026-08-04T15:20:00Z">
         <w:r>
           <w:delText xml:space="preserve">neuronal </w:delText>
         </w:r>
@@ -1233,7 +1279,7 @@
       <w:r>
         <w:t>populations</w:t>
       </w:r>
-      <w:del w:id="108" w:author="Graham, Gabriel J." w:date="2026-08-04T11:20:00Z" w16du:dateUtc="2026-08-04T15:20:00Z">
+      <w:del w:id="115" w:author="Graham, Gabriel J." w:date="2026-08-04T11:20:00Z" w16du:dateUtc="2026-08-04T15:20:00Z">
         <w:r>
           <w:delText xml:space="preserve"> expressing sex steroid receptors, neuropeptide receptors, and signaling molecules</w:delText>
         </w:r>
@@ -1241,12 +1287,12 @@
       <w:r>
         <w:t xml:space="preserve"> implicated in gonadal regulation. These findings established the male and female endpoints of neural sexual differentiation and identified the </w:t>
       </w:r>
-      <w:del w:id="109" w:author="Graham, Gabriel J." w:date="2026-08-04T11:20:00Z" w16du:dateUtc="2026-08-04T15:20:00Z">
+      <w:del w:id="116" w:author="Graham, Gabriel J." w:date="2026-08-04T11:20:00Z" w16du:dateUtc="2026-08-04T15:20:00Z">
         <w:r>
           <w:delText>preoptic area</w:delText>
         </w:r>
       </w:del>
-      <w:ins w:id="110" w:author="Graham, Gabriel J." w:date="2026-08-04T11:20:00Z" w16du:dateUtc="2026-08-04T15:20:00Z">
+      <w:ins w:id="117" w:author="Graham, Gabriel J." w:date="2026-08-04T11:20:00Z" w16du:dateUtc="2026-08-04T15:20:00Z">
         <w:r>
           <w:t>POA</w:t>
         </w:r>
@@ -1254,7 +1300,7 @@
       <w:r>
         <w:t xml:space="preserve"> as a major site of cellular remodeling during adult sex change</w:t>
       </w:r>
-      <w:ins w:id="111" w:author="Graham, Gabriel J." w:date="2026-08-07T13:46:00Z" w16du:dateUtc="2026-08-07T17:46:00Z">
+      <w:ins w:id="118" w:author="Graham, Gabriel J." w:date="2026-08-07T13:46:00Z" w16du:dateUtc="2026-08-07T17:46:00Z">
         <w:r>
           <w:t xml:space="preserve"> </w:t>
         </w:r>
@@ -1286,12 +1332,12 @@
       <w:r>
         <w:t xml:space="preserve">However, the previous </w:t>
       </w:r>
-      <w:del w:id="112" w:author="Graham, Gabriel J." w:date="2026-08-04T11:21:00Z" w16du:dateUtc="2026-08-04T15:21:00Z">
+      <w:del w:id="119" w:author="Graham, Gabriel J." w:date="2026-08-04T11:21:00Z" w16du:dateUtc="2026-08-04T15:21:00Z">
         <w:r>
           <w:delText xml:space="preserve">atlas </w:delText>
         </w:r>
       </w:del>
-      <w:ins w:id="113" w:author="Graham, Gabriel J." w:date="2026-08-04T11:21:00Z" w16du:dateUtc="2026-08-04T15:21:00Z">
+      <w:ins w:id="120" w:author="Graham, Gabriel J." w:date="2026-08-04T11:21:00Z" w16du:dateUtc="2026-08-04T15:21:00Z">
         <w:r>
           <w:t>study</w:t>
         </w:r>
@@ -1302,12 +1348,12 @@
       <w:r>
         <w:t xml:space="preserve">compared only reproductively active males and females and therefore could not determine when these cellular differences emerged or whether they preceded or followed gonadal transformation. Consequently, the temporal sequence of neural remodeling during sex change remains unresolved. In particular, it is unknown whether the extensive changes observed in </w:t>
       </w:r>
-      <w:del w:id="114" w:author="Graham, Gabriel J." w:date="2026-08-04T11:21:00Z" w16du:dateUtc="2026-08-04T15:21:00Z">
+      <w:del w:id="121" w:author="Graham, Gabriel J." w:date="2026-08-04T11:21:00Z" w16du:dateUtc="2026-08-04T15:21:00Z">
         <w:r>
           <w:delText>preoptic circuits</w:delText>
         </w:r>
       </w:del>
-      <w:ins w:id="115" w:author="Graham, Gabriel J." w:date="2026-08-04T11:21:00Z" w16du:dateUtc="2026-08-04T15:21:00Z">
+      <w:ins w:id="122" w:author="Graham, Gabriel J." w:date="2026-08-04T11:21:00Z" w16du:dateUtc="2026-08-04T15:21:00Z">
         <w:r>
           <w:t>the POA</w:t>
         </w:r>
@@ -1315,12 +1361,12 @@
       <w:r>
         <w:t xml:space="preserve"> arise during the prolonged period of reproductive stasis, during gonadal transformation itself, or only after female reproductive physiology has been established. Furthermore, because </w:t>
       </w:r>
-      <w:del w:id="116" w:author="Graham, Gabriel J." w:date="2026-08-04T11:22:00Z" w16du:dateUtc="2026-08-04T15:22:00Z">
+      <w:del w:id="123" w:author="Graham, Gabriel J." w:date="2026-08-04T11:22:00Z" w16du:dateUtc="2026-08-04T15:22:00Z">
         <w:r>
           <w:delText>the original forebrain atlas</w:delText>
         </w:r>
       </w:del>
-      <w:ins w:id="117" w:author="Graham, Gabriel J." w:date="2026-08-04T11:22:00Z" w16du:dateUtc="2026-08-04T15:22:00Z">
+      <w:ins w:id="124" w:author="Graham, Gabriel J." w:date="2026-08-04T11:22:00Z" w16du:dateUtc="2026-08-04T15:22:00Z">
         <w:r>
           <w:t>that analysis</w:t>
         </w:r>
@@ -1328,12 +1374,12 @@
       <w:r>
         <w:t xml:space="preserve"> sampled the entire telencephalon together with the </w:t>
       </w:r>
-      <w:del w:id="118" w:author="Graham, Gabriel J." w:date="2026-08-07T13:54:00Z" w16du:dateUtc="2026-08-07T17:54:00Z">
+      <w:del w:id="125" w:author="Graham, Gabriel J." w:date="2026-08-07T13:54:00Z" w16du:dateUtc="2026-08-07T17:54:00Z">
         <w:r>
           <w:delText>preoptic area</w:delText>
         </w:r>
       </w:del>
-      <w:ins w:id="119" w:author="Graham, Gabriel J." w:date="2026-08-07T13:54:00Z" w16du:dateUtc="2026-08-07T17:54:00Z">
+      <w:ins w:id="126" w:author="Graham, Gabriel J." w:date="2026-08-07T13:54:00Z" w16du:dateUtc="2026-08-07T17:54:00Z">
         <w:r>
           <w:t>POA</w:t>
         </w:r>
@@ -1341,22 +1387,22 @@
       <w:r>
         <w:t xml:space="preserve">, </w:t>
       </w:r>
-      <w:del w:id="120" w:author="Graham, Gabriel J." w:date="2026-08-07T13:54:00Z" w16du:dateUtc="2026-08-07T17:54:00Z">
+      <w:del w:id="127" w:author="Graham, Gabriel J." w:date="2026-08-07T13:54:00Z" w16du:dateUtc="2026-08-07T17:54:00Z">
         <w:r>
           <w:delText>only a relatively small population of nuclei was inferred to originate from the POA</w:delText>
         </w:r>
       </w:del>
-      <w:ins w:id="121" w:author="Graham, Gabriel J." w:date="2026-08-07T13:54:00Z" w16du:dateUtc="2026-08-07T17:54:00Z">
+      <w:ins w:id="128" w:author="Graham, Gabriel J." w:date="2026-08-07T13:54:00Z" w16du:dateUtc="2026-08-07T17:54:00Z">
         <w:r>
           <w:t>only a limited number of nucle</w:t>
         </w:r>
       </w:ins>
-      <w:ins w:id="122" w:author="Graham, Gabriel J." w:date="2026-08-07T13:55:00Z" w16du:dateUtc="2026-08-07T17:55:00Z">
+      <w:ins w:id="129" w:author="Graham, Gabriel J." w:date="2026-08-07T13:55:00Z" w16du:dateUtc="2026-08-07T17:55:00Z">
         <w:r>
           <w:t>i from the POA were sampled</w:t>
         </w:r>
       </w:ins>
-      <w:del w:id="123" w:author="Graham, Gabriel J." w:date="2026-08-04T11:23:00Z" w16du:dateUtc="2026-08-04T15:23:00Z">
+      <w:del w:id="130" w:author="Graham, Gabriel J." w:date="2026-08-04T11:23:00Z" w16du:dateUtc="2026-08-04T15:23:00Z">
         <w:r>
           <w:delText xml:space="preserve"> based on expression of canonical marker genes and enrichment of sex steroid hormone receptors</w:delText>
         </w:r>
@@ -1364,7 +1410,7 @@
       <w:r>
         <w:t>. Although this population exhibited some of the most striking sex differences in the dataset, its limited representation constrained our ability to resolve</w:t>
       </w:r>
-      <w:del w:id="124" w:author="Graham, Gabriel J." w:date="2026-08-04T11:23:00Z" w16du:dateUtc="2026-08-04T15:23:00Z">
+      <w:del w:id="131" w:author="Graham, Gabriel J." w:date="2026-08-04T11:23:00Z" w16du:dateUtc="2026-08-04T15:23:00Z">
         <w:r>
           <w:delText xml:space="preserve"> the cellular diversity and developmental</w:delText>
         </w:r>
@@ -1372,12 +1418,12 @@
       <w:r>
         <w:t xml:space="preserve"> </w:t>
       </w:r>
-      <w:del w:id="125" w:author="Graham, Gabriel J." w:date="2026-08-04T11:24:00Z" w16du:dateUtc="2026-08-04T15:24:00Z">
+      <w:del w:id="132" w:author="Graham, Gabriel J." w:date="2026-08-04T11:24:00Z" w16du:dateUtc="2026-08-04T15:24:00Z">
         <w:r>
           <w:delText xml:space="preserve">dynamics of </w:delText>
         </w:r>
       </w:del>
-      <w:ins w:id="126" w:author="Graham, Gabriel J." w:date="2026-08-04T11:24:00Z" w16du:dateUtc="2026-08-04T15:24:00Z">
+      <w:ins w:id="133" w:author="Graham, Gabriel J." w:date="2026-08-04T11:24:00Z" w16du:dateUtc="2026-08-04T15:24:00Z">
         <w:r>
           <w:t xml:space="preserve">changes in </w:t>
         </w:r>
@@ -1385,17 +1431,17 @@
       <w:r>
         <w:t xml:space="preserve">this key </w:t>
       </w:r>
-      <w:del w:id="127" w:author="Graham, Gabriel J." w:date="2026-08-04T11:24:00Z" w16du:dateUtc="2026-08-04T15:24:00Z">
+      <w:del w:id="134" w:author="Graham, Gabriel J." w:date="2026-08-04T11:24:00Z" w16du:dateUtc="2026-08-04T15:24:00Z">
         <w:r>
           <w:delText xml:space="preserve">neuroendocrine </w:delText>
         </w:r>
       </w:del>
-      <w:del w:id="128" w:author="Graham, Gabriel J." w:date="2026-08-07T13:55:00Z" w16du:dateUtc="2026-08-07T17:55:00Z">
+      <w:del w:id="135" w:author="Graham, Gabriel J." w:date="2026-08-07T13:55:00Z" w16du:dateUtc="2026-08-07T17:55:00Z">
         <w:r>
           <w:delText>region</w:delText>
         </w:r>
       </w:del>
-      <w:ins w:id="129" w:author="Graham, Gabriel J." w:date="2026-08-07T13:55:00Z" w16du:dateUtc="2026-08-07T17:55:00Z">
+      <w:ins w:id="136" w:author="Graham, Gabriel J." w:date="2026-08-07T13:55:00Z" w16du:dateUtc="2026-08-07T17:55:00Z">
         <w:r>
           <w:t>population</w:t>
         </w:r>
@@ -1403,12 +1449,12 @@
       <w:r>
         <w:t xml:space="preserve">. We therefore focused the present study on a targeted dissection centered on the POA and adjacent </w:t>
       </w:r>
-      <w:del w:id="130" w:author="Graham, Gabriel J." w:date="2026-08-04T11:24:00Z" w16du:dateUtc="2026-08-04T15:24:00Z">
+      <w:del w:id="137" w:author="Graham, Gabriel J." w:date="2026-08-04T11:24:00Z" w16du:dateUtc="2026-08-04T15:24:00Z">
         <w:r>
           <w:delText>hypothalamic territories</w:delText>
         </w:r>
       </w:del>
-      <w:ins w:id="131" w:author="Graham, Gabriel J." w:date="2026-08-04T11:24:00Z" w16du:dateUtc="2026-08-04T15:24:00Z">
+      <w:ins w:id="138" w:author="Graham, Gabriel J." w:date="2026-08-04T11:24:00Z" w16du:dateUtc="2026-08-04T15:24:00Z">
         <w:r>
           <w:t>regions</w:t>
         </w:r>
@@ -1416,17 +1462,17 @@
       <w:r>
         <w:t xml:space="preserve"> while removing most of the telencephalon, </w:t>
       </w:r>
-      <w:del w:id="132" w:author="Graham, Gabriel J." w:date="2026-08-07T13:56:00Z" w16du:dateUtc="2026-08-07T17:56:00Z">
+      <w:del w:id="139" w:author="Graham, Gabriel J." w:date="2026-08-07T13:56:00Z" w16du:dateUtc="2026-08-07T17:56:00Z">
         <w:r>
           <w:delText xml:space="preserve">thereby </w:delText>
         </w:r>
       </w:del>
-      <w:del w:id="133" w:author="Graham, Gabriel J." w:date="2026-08-07T13:55:00Z" w16du:dateUtc="2026-08-07T17:55:00Z">
+      <w:del w:id="140" w:author="Graham, Gabriel J." w:date="2026-08-07T13:55:00Z" w16du:dateUtc="2026-08-07T17:55:00Z">
         <w:r>
           <w:delText>substantially increasing the</w:delText>
         </w:r>
       </w:del>
-      <w:ins w:id="134" w:author="Graham, Gabriel J." w:date="2026-08-07T13:55:00Z" w16du:dateUtc="2026-08-07T17:55:00Z">
+      <w:ins w:id="141" w:author="Graham, Gabriel J." w:date="2026-08-07T13:55:00Z" w16du:dateUtc="2026-08-07T17:55:00Z">
         <w:r>
           <w:t>enriching</w:t>
         </w:r>
@@ -1434,7 +1480,7 @@
       <w:r>
         <w:t xml:space="preserve"> representation of</w:t>
       </w:r>
-      <w:ins w:id="135" w:author="Graham, Gabriel J." w:date="2026-08-07T13:56:00Z" w16du:dateUtc="2026-08-07T17:56:00Z">
+      <w:ins w:id="142" w:author="Graham, Gabriel J." w:date="2026-08-07T13:56:00Z" w16du:dateUtc="2026-08-07T17:56:00Z">
         <w:r>
           <w:t xml:space="preserve"> the</w:t>
         </w:r>
@@ -1442,17 +1488,17 @@
       <w:r>
         <w:t xml:space="preserve"> </w:t>
       </w:r>
-      <w:del w:id="136" w:author="Graham, Gabriel J." w:date="2026-08-07T13:56:00Z" w16du:dateUtc="2026-08-07T17:56:00Z">
+      <w:del w:id="143" w:author="Graham, Gabriel J." w:date="2026-08-07T13:56:00Z" w16du:dateUtc="2026-08-07T17:56:00Z">
         <w:r>
           <w:delText>preoptic cell populations</w:delText>
         </w:r>
       </w:del>
-      <w:ins w:id="137" w:author="Graham, Gabriel J." w:date="2026-08-07T13:56:00Z" w16du:dateUtc="2026-08-07T17:56:00Z">
+      <w:ins w:id="144" w:author="Graham, Gabriel J." w:date="2026-08-07T13:56:00Z" w16du:dateUtc="2026-08-07T17:56:00Z">
         <w:r>
           <w:t>POA in our dataset</w:t>
         </w:r>
       </w:ins>
-      <w:del w:id="138" w:author="Graham, Gabriel J." w:date="2026-08-04T11:25:00Z" w16du:dateUtc="2026-08-04T15:25:00Z">
+      <w:del w:id="145" w:author="Graham, Gabriel J." w:date="2026-08-04T11:25:00Z" w16du:dateUtc="2026-08-04T15:25:00Z">
         <w:r>
           <w:delText xml:space="preserve"> and enabling analysis of sex change across multiple intermediate stages</w:delText>
         </w:r>
@@ -1470,12 +1516,12 @@
           <w:u w:val="single"/>
         </w:rPr>
       </w:pPr>
-      <w:del w:id="139" w:author="Graham, Gabriel J." w:date="2026-08-07T13:57:00Z" w16du:dateUtc="2026-08-07T17:57:00Z">
+      <w:del w:id="146" w:author="Graham, Gabriel J." w:date="2026-08-07T13:57:00Z" w16du:dateUtc="2026-08-07T17:57:00Z">
         <w:r>
           <w:delText>Using this enhanced cellular resolution, w</w:delText>
         </w:r>
       </w:del>
-      <w:ins w:id="140" w:author="Graham, Gabriel J." w:date="2026-08-07T13:57:00Z" w16du:dateUtc="2026-08-07T17:57:00Z">
+      <w:ins w:id="147" w:author="Graham, Gabriel J." w:date="2026-08-07T13:57:00Z" w16du:dateUtc="2026-08-07T17:57:00Z">
         <w:r>
           <w:t>W</w:t>
         </w:r>
@@ -1483,13 +1529,13 @@
       <w:r>
         <w:t xml:space="preserve">e combined single-nucleus multiomics with spatial transcriptomics to characterize the </w:t>
       </w:r>
-      <w:commentRangeStart w:id="141"/>
-      <w:del w:id="142" w:author="Graham, Gabriel J." w:date="2026-08-07T13:57:00Z" w16du:dateUtc="2026-08-07T17:57:00Z">
+      <w:commentRangeStart w:id="148"/>
+      <w:del w:id="149" w:author="Graham, Gabriel J." w:date="2026-08-07T13:57:00Z" w16du:dateUtc="2026-08-07T17:57:00Z">
         <w:r>
           <w:delText>preoptic region</w:delText>
         </w:r>
       </w:del>
-      <w:ins w:id="143" w:author="Graham, Gabriel J." w:date="2026-08-07T13:57:00Z" w16du:dateUtc="2026-08-07T17:57:00Z">
+      <w:ins w:id="150" w:author="Graham, Gabriel J." w:date="2026-08-07T13:57:00Z" w16du:dateUtc="2026-08-07T17:57:00Z">
         <w:r>
           <w:t>POA</w:t>
         </w:r>
@@ -1497,24 +1543,24 @@
       <w:r>
         <w:t xml:space="preserve"> </w:t>
       </w:r>
-      <w:commentRangeEnd w:id="141"/>
+      <w:commentRangeEnd w:id="148"/>
       <w:r>
         <w:rPr>
           <w:rStyle w:val="CommentReference"/>
           <w:sz w:val="24"/>
           <w:szCs w:val="30"/>
         </w:rPr>
-        <w:commentReference w:id="141"/>
+        <w:commentReference w:id="148"/>
       </w:r>
       <w:r>
         <w:t xml:space="preserve">across multiple stages of protandrous sex change. By integrating transcriptional state, chromatin accessibility, spatial localization, endocrine phenotype, gonadal morphology, and behavior, we </w:t>
       </w:r>
-      <w:del w:id="144" w:author="Graham, Gabriel J." w:date="2026-08-07T13:59:00Z" w16du:dateUtc="2026-08-07T17:59:00Z">
+      <w:del w:id="151" w:author="Graham, Gabriel J." w:date="2026-08-07T13:59:00Z" w16du:dateUtc="2026-08-07T17:59:00Z">
         <w:r>
           <w:delText xml:space="preserve">reconstructed </w:delText>
         </w:r>
       </w:del>
-      <w:ins w:id="145" w:author="Graham, Gabriel J." w:date="2026-08-07T13:59:00Z" w16du:dateUtc="2026-08-07T17:59:00Z">
+      <w:ins w:id="152" w:author="Graham, Gabriel J." w:date="2026-08-07T13:59:00Z" w16du:dateUtc="2026-08-07T17:59:00Z">
         <w:r>
           <w:t>show</w:t>
         </w:r>
@@ -1525,17 +1571,17 @@
       <w:r>
         <w:t xml:space="preserve">the cellular and molecular progression of sex change from reproductive males through intermediate stages to reproductive females. Our analyses reveal stage-specific remodeling of </w:t>
       </w:r>
-      <w:del w:id="146" w:author="Graham, Gabriel J." w:date="2026-08-07T13:59:00Z" w16du:dateUtc="2026-08-07T17:59:00Z">
+      <w:del w:id="153" w:author="Graham, Gabriel J." w:date="2026-08-07T13:59:00Z" w16du:dateUtc="2026-08-07T17:59:00Z">
         <w:r>
           <w:delText>radial glia</w:delText>
         </w:r>
       </w:del>
-      <w:ins w:id="147" w:author="Graham, Gabriel J." w:date="2026-08-07T13:59:00Z" w16du:dateUtc="2026-08-07T17:59:00Z">
+      <w:ins w:id="154" w:author="Graham, Gabriel J." w:date="2026-08-07T13:59:00Z" w16du:dateUtc="2026-08-07T17:59:00Z">
         <w:r>
           <w:t>RGCs</w:t>
         </w:r>
       </w:ins>
-      <w:del w:id="148" w:author="Graham, Gabriel J." w:date="2026-08-07T13:59:00Z" w16du:dateUtc="2026-08-07T17:59:00Z">
+      <w:del w:id="155" w:author="Graham, Gabriel J." w:date="2026-08-07T13:59:00Z" w16du:dateUtc="2026-08-07T17:59:00Z">
         <w:r>
           <w:delText>, neurogenic trajectories,</w:delText>
         </w:r>
@@ -1543,12 +1589,12 @@
       <w:r>
         <w:t xml:space="preserve"> and </w:t>
       </w:r>
-      <w:del w:id="149" w:author="Graham, Gabriel J." w:date="2026-08-04T11:27:00Z" w16du:dateUtc="2026-08-04T15:27:00Z">
+      <w:del w:id="156" w:author="Graham, Gabriel J." w:date="2026-08-04T11:27:00Z" w16du:dateUtc="2026-08-04T15:27:00Z">
         <w:r>
           <w:delText xml:space="preserve">neuroendocrine </w:delText>
         </w:r>
       </w:del>
-      <w:ins w:id="150" w:author="Graham, Gabriel J." w:date="2026-08-04T11:27:00Z" w16du:dateUtc="2026-08-04T15:27:00Z">
+      <w:ins w:id="157" w:author="Graham, Gabriel J." w:date="2026-08-04T11:27:00Z" w16du:dateUtc="2026-08-04T15:27:00Z">
         <w:r>
           <w:t>gonadotroph regulating</w:t>
         </w:r>
@@ -1563,7 +1609,23 @@
         <w:t xml:space="preserve">and after </w:t>
       </w:r>
       <w:r>
-        <w:t>overt gonadal transformation. Together, these findings provide a cellular framework for understanding how neural remodeling precedes and potentially orchestrates the transition to the female reproductive state.</w:t>
+        <w:t xml:space="preserve">overt gonadal transformation. </w:t>
+      </w:r>
+      <w:commentRangeStart w:id="158"/>
+      <w:r>
+        <w:t>Together</w:t>
+      </w:r>
+      <w:commentRangeEnd w:id="158"/>
+      <w:r>
+        <w:rPr>
+          <w:rStyle w:val="CommentReference"/>
+          <w:sz w:val="24"/>
+          <w:szCs w:val="30"/>
+        </w:rPr>
+        <w:commentReference w:id="158"/>
+      </w:r>
+      <w:r>
+        <w:t>, these findings provide a cellular framework for understanding how neural remodeling precedes and potentially orchestrates the transition to the female reproductive state.</w:t>
       </w:r>
     </w:p>
     <w:p/>
@@ -1632,7 +1694,7 @@
         <w:lastRenderedPageBreak/>
         <w:t>partners of intermediates, males expected to remain males, are referred to as “intermediate partners”. We chose the 6-month timepoint as previous work in our lab has shown that at six months, approximately 10% of fish will have completed sex change, while the remaining fish will be in various intermediate stages determined by individual variation</w:t>
       </w:r>
-      <w:ins w:id="151" w:author="Graham, Gabriel J." w:date="2026-08-07T14:30:00Z" w16du:dateUtc="2026-08-07T18:30:00Z">
+      <w:ins w:id="159" w:author="Graham, Gabriel J." w:date="2026-08-07T14:30:00Z" w16du:dateUtc="2026-08-07T18:30:00Z">
         <w:r>
           <w:t xml:space="preserve"> </w:t>
         </w:r>
@@ -1663,12 +1725,12 @@
       <w:pPr>
         <w:ind w:firstLine="720"/>
         <w:rPr>
-          <w:ins w:id="152" w:author="Rhodes, Justin S" w:date="2026-08-04T14:17:00Z" w16du:dateUtc="2026-08-04T18:17:00Z"/>
-          <w:del w:id="153" w:author="Graham, Gabriel J." w:date="2026-08-07T14:40:00Z" w16du:dateUtc="2026-08-07T18:40:00Z"/>
-        </w:rPr>
-      </w:pPr>
-      <w:ins w:id="154" w:author="Rhodes, Justin S" w:date="2026-08-04T14:17:00Z" w16du:dateUtc="2026-08-04T18:17:00Z">
-        <w:del w:id="155" w:author="Graham, Gabriel J." w:date="2026-08-07T14:40:00Z" w16du:dateUtc="2026-08-07T18:40:00Z">
+          <w:ins w:id="160" w:author="Rhodes, Justin S" w:date="2026-08-04T14:17:00Z" w16du:dateUtc="2026-08-04T18:17:00Z"/>
+          <w:del w:id="161" w:author="Graham, Gabriel J." w:date="2026-08-07T14:40:00Z" w16du:dateUtc="2026-08-07T18:40:00Z"/>
+        </w:rPr>
+      </w:pPr>
+      <w:ins w:id="162" w:author="Rhodes, Justin S" w:date="2026-08-04T14:17:00Z" w16du:dateUtc="2026-08-04T18:17:00Z">
+        <w:del w:id="163" w:author="Graham, Gabriel J." w:date="2026-08-07T14:40:00Z" w16du:dateUtc="2026-08-07T18:40:00Z">
           <w:r>
             <w:delText>I</w:delText>
           </w:r>
@@ -1701,9 +1763,9 @@
           </w:r>
         </w:del>
       </w:ins>
-      <w:moveToRangeStart w:id="156" w:author="Rhodes, Justin S" w:date="2026-08-04T14:17:00Z" w:name="move236745453"/>
-      <w:moveTo w:id="157" w:author="Rhodes, Justin S" w:date="2026-08-04T14:17:00Z" w16du:dateUtc="2026-08-04T18:17:00Z">
-        <w:del w:id="158" w:author="Graham, Gabriel J." w:date="2026-08-07T14:40:00Z" w16du:dateUtc="2026-08-07T18:40:00Z">
+      <w:moveToRangeStart w:id="164" w:author="Rhodes, Justin S" w:date="2026-08-04T14:17:00Z" w:name="move236745453"/>
+      <w:moveTo w:id="165" w:author="Rhodes, Justin S" w:date="2026-08-04T14:17:00Z" w16du:dateUtc="2026-08-04T18:17:00Z">
+        <w:del w:id="166" w:author="Graham, Gabriel J." w:date="2026-08-07T14:40:00Z" w16du:dateUtc="2026-08-07T18:40:00Z">
           <w:r>
             <w:rPr>
               <w:highlight w:val="yellow"/>
@@ -1715,7 +1777,7 @@
           </w:r>
         </w:del>
       </w:moveTo>
-      <w:moveToRangeEnd w:id="156"/>
+      <w:moveToRangeEnd w:id="164"/>
     </w:p>
     <w:p>
       <w:pPr>
@@ -1724,16 +1786,16 @@
       <w:r>
         <w:t xml:space="preserve">To assess </w:t>
       </w:r>
-      <w:del w:id="159" w:author="Rhodes, Justin S" w:date="2026-08-04T14:17:00Z" w16du:dateUtc="2026-08-04T18:17:00Z">
+      <w:del w:id="167" w:author="Rhodes, Justin S" w:date="2026-08-04T14:17:00Z" w16du:dateUtc="2026-08-04T18:17:00Z">
         <w:r>
           <w:delText>male-like behaviors</w:delText>
         </w:r>
       </w:del>
-      <w:ins w:id="160" w:author="Rhodes, Justin S" w:date="2026-08-04T14:17:00Z" w16du:dateUtc="2026-08-04T18:17:00Z">
+      <w:ins w:id="168" w:author="Rhodes, Justin S" w:date="2026-08-04T14:17:00Z" w16du:dateUtc="2026-08-04T18:17:00Z">
         <w:r>
           <w:t xml:space="preserve">the behavioral sex of the </w:t>
         </w:r>
-        <w:del w:id="161" w:author="Graham, Gabriel J." w:date="2026-08-07T14:42:00Z" w16du:dateUtc="2026-08-07T18:42:00Z">
+        <w:del w:id="169" w:author="Graham, Gabriel J." w:date="2026-08-07T14:42:00Z" w16du:dateUtc="2026-08-07T18:42:00Z">
           <w:r>
             <w:delText xml:space="preserve">sex changing </w:delText>
           </w:r>
@@ -1784,7 +1846,7 @@
       <w:r>
         <w:t>). In agreement with previous results</w:t>
       </w:r>
-      <w:ins w:id="162" w:author="Graham, Gabriel J." w:date="2026-08-07T14:42:00Z" w16du:dateUtc="2026-08-07T18:42:00Z">
+      <w:ins w:id="170" w:author="Graham, Gabriel J." w:date="2026-08-07T14:42:00Z" w16du:dateUtc="2026-08-07T18:42:00Z">
         <w:r>
           <w:t xml:space="preserve"> </w:t>
         </w:r>
@@ -1818,7 +1880,7 @@
       <w:r>
         <w:t>We next</w:t>
       </w:r>
-      <w:ins w:id="163" w:author="Graham, Gabriel J." w:date="2026-08-07T14:43:00Z" w16du:dateUtc="2026-08-07T18:43:00Z">
+      <w:ins w:id="171" w:author="Graham, Gabriel J." w:date="2026-08-07T14:43:00Z" w16du:dateUtc="2026-08-07T18:43:00Z">
         <w:r>
           <w:t xml:space="preserve"> assessed the physiological sex of the fish. I</w:t>
         </w:r>
@@ -1859,12 +1921,12 @@
       <w:r>
         <w:t xml:space="preserve"> </w:t>
       </w:r>
-      <w:del w:id="164" w:author="Graham, Gabriel J." w:date="2026-08-07T14:44:00Z" w16du:dateUtc="2026-08-07T18:44:00Z">
+      <w:del w:id="172" w:author="Graham, Gabriel J." w:date="2026-08-07T14:44:00Z" w16du:dateUtc="2026-08-07T18:44:00Z">
         <w:r>
           <w:delText>collected blood to</w:delText>
         </w:r>
       </w:del>
-      <w:ins w:id="165" w:author="Graham, Gabriel J." w:date="2026-08-07T14:44:00Z" w16du:dateUtc="2026-08-07T18:44:00Z">
+      <w:ins w:id="173" w:author="Graham, Gabriel J." w:date="2026-08-07T14:44:00Z" w16du:dateUtc="2026-08-07T18:44:00Z">
         <w:r>
           <w:t>next</w:t>
         </w:r>
@@ -1872,12 +1934,12 @@
       <w:r>
         <w:t xml:space="preserve"> </w:t>
       </w:r>
-      <w:ins w:id="166" w:author="Graham, Gabriel J." w:date="2026-08-07T14:44:00Z" w16du:dateUtc="2026-08-07T18:44:00Z">
+      <w:ins w:id="174" w:author="Graham, Gabriel J." w:date="2026-08-07T14:44:00Z" w16du:dateUtc="2026-08-07T18:44:00Z">
         <w:r>
           <w:t>measured</w:t>
         </w:r>
       </w:ins>
-      <w:del w:id="167" w:author="Graham, Gabriel J." w:date="2026-08-07T14:44:00Z" w16du:dateUtc="2026-08-07T18:44:00Z">
+      <w:del w:id="175" w:author="Graham, Gabriel J." w:date="2026-08-07T14:44:00Z" w16du:dateUtc="2026-08-07T18:44:00Z">
         <w:r>
           <w:delText>assess</w:delText>
         </w:r>
@@ -1885,7 +1947,7 @@
       <w:r>
         <w:t xml:space="preserve"> circulating levels of 11-ketotestosterone (11KT), the primary </w:t>
       </w:r>
-      <w:ins w:id="168" w:author="Rhodes, Justin S" w:date="2026-08-04T14:17:00Z" w16du:dateUtc="2026-08-04T18:17:00Z">
+      <w:ins w:id="176" w:author="Rhodes, Justin S" w:date="2026-08-04T14:17:00Z" w16du:dateUtc="2026-08-04T18:17:00Z">
         <w:r>
           <w:t xml:space="preserve">bioactive </w:t>
         </w:r>
@@ -1893,18 +1955,18 @@
       <w:r>
         <w:t>androgen in teleosts</w:t>
       </w:r>
-      <w:ins w:id="169" w:author="Rhodes, Justin S" w:date="2026-08-04T14:17:00Z" w16du:dateUtc="2026-08-04T18:17:00Z">
+      <w:ins w:id="177" w:author="Rhodes, Justin S" w:date="2026-08-04T14:17:00Z" w16du:dateUtc="2026-08-04T18:17:00Z">
         <w:r>
           <w:t xml:space="preserve"> </w:t>
         </w:r>
       </w:ins>
-      <w:ins w:id="170" w:author="Graham, Gabriel J." w:date="2026-08-07T14:44:00Z" w16du:dateUtc="2026-08-07T18:44:00Z">
+      <w:ins w:id="178" w:author="Graham, Gabriel J." w:date="2026-08-07T14:44:00Z" w16du:dateUtc="2026-08-07T18:44:00Z">
         <w:r>
           <w:t>which</w:t>
         </w:r>
       </w:ins>
-      <w:ins w:id="171" w:author="Rhodes, Justin S" w:date="2026-08-04T14:17:00Z" w16du:dateUtc="2026-08-04T18:17:00Z">
-        <w:del w:id="172" w:author="Graham, Gabriel J." w:date="2026-08-07T14:39:00Z" w16du:dateUtc="2026-08-07T18:39:00Z">
+      <w:ins w:id="179" w:author="Rhodes, Justin S" w:date="2026-08-04T14:17:00Z" w16du:dateUtc="2026-08-04T18:17:00Z">
+        <w:del w:id="180" w:author="Graham, Gabriel J." w:date="2026-08-07T14:39:00Z" w16du:dateUtc="2026-08-07T18:39:00Z">
           <w:r>
             <w:delText>that</w:delText>
           </w:r>
@@ -1916,7 +1978,7 @@
       <w:r>
         <w:t>. Like behavior</w:t>
       </w:r>
-      <w:del w:id="173" w:author="Graham, Gabriel J." w:date="2026-08-07T14:44:00Z" w16du:dateUtc="2026-08-07T18:44:00Z">
+      <w:del w:id="181" w:author="Graham, Gabriel J." w:date="2026-08-07T14:44:00Z" w16du:dateUtc="2026-08-07T18:44:00Z">
         <w:r>
           <w:delText>al aspects</w:delText>
         </w:r>
@@ -1939,7 +2001,7 @@
       <w:r>
         <w:t xml:space="preserve">). </w:t>
       </w:r>
-      <w:del w:id="174" w:author="Rhodes, Justin S" w:date="2026-08-04T14:17:00Z" w16du:dateUtc="2026-08-04T18:17:00Z">
+      <w:del w:id="182" w:author="Rhodes, Justin S" w:date="2026-08-04T14:17:00Z" w16du:dateUtc="2026-08-04T18:17:00Z">
         <w:r>
           <w:delText>Unlike hormonal and behavioral aspects, intermediates displayed weights and lengths between those of males and females (</w:delText>
         </w:r>
@@ -1950,8 +2012,8 @@
           <w:delText xml:space="preserve">Figs. </w:delText>
         </w:r>
       </w:del>
-      <w:moveFromRangeStart w:id="175" w:author="Rhodes, Justin S" w:date="2026-08-04T14:17:00Z" w:name="move236745453"/>
-      <w:moveFrom w:id="176" w:author="Rhodes, Justin S" w:date="2026-08-04T14:17:00Z" w16du:dateUtc="2026-08-04T18:17:00Z">
+      <w:moveFromRangeStart w:id="183" w:author="Rhodes, Justin S" w:date="2026-08-04T14:17:00Z" w:name="move236745453"/>
+      <w:moveFrom w:id="184" w:author="Rhodes, Justin S" w:date="2026-08-04T14:17:00Z" w16du:dateUtc="2026-08-04T18:17:00Z">
         <w:r>
           <w:rPr>
             <w:highlight w:val="yellow"/>
@@ -1962,7 +2024,7 @@
           <w:t>).</w:t>
         </w:r>
       </w:moveFrom>
-      <w:moveFromRangeEnd w:id="175"/>
+      <w:moveFromRangeEnd w:id="183"/>
     </w:p>
     <w:p>
       <w:pPr>
@@ -1971,17 +2033,17 @@
       <w:r>
         <w:t xml:space="preserve">We </w:t>
       </w:r>
-      <w:del w:id="177" w:author="Graham, Gabriel J." w:date="2026-08-07T14:41:00Z" w16du:dateUtc="2026-08-07T18:41:00Z">
+      <w:del w:id="185" w:author="Graham, Gabriel J." w:date="2026-08-07T14:41:00Z" w16du:dateUtc="2026-08-07T18:41:00Z">
         <w:r>
           <w:delText xml:space="preserve">next </w:delText>
         </w:r>
       </w:del>
-      <w:ins w:id="178" w:author="Graham, Gabriel J." w:date="2026-08-07T14:45:00Z" w16du:dateUtc="2026-08-07T18:45:00Z">
+      <w:ins w:id="186" w:author="Graham, Gabriel J." w:date="2026-08-07T14:45:00Z" w16du:dateUtc="2026-08-07T18:45:00Z">
         <w:r>
           <w:t>next</w:t>
         </w:r>
       </w:ins>
-      <w:ins w:id="179" w:author="Graham, Gabriel J." w:date="2026-08-07T14:41:00Z" w16du:dateUtc="2026-08-07T18:41:00Z">
+      <w:ins w:id="187" w:author="Graham, Gabriel J." w:date="2026-08-07T14:41:00Z" w16du:dateUtc="2026-08-07T18:41:00Z">
         <w:r>
           <w:t xml:space="preserve"> </w:t>
         </w:r>
@@ -1989,7 +2051,7 @@
       <w:r>
         <w:t xml:space="preserve">euthanized </w:t>
       </w:r>
-      <w:ins w:id="180" w:author="Rhodes, Justin S" w:date="2026-08-04T14:17:00Z" w16du:dateUtc="2026-08-04T18:17:00Z">
+      <w:ins w:id="188" w:author="Rhodes, Justin S" w:date="2026-08-04T14:17:00Z" w16du:dateUtc="2026-08-04T18:17:00Z">
         <w:r>
           <w:t xml:space="preserve">the </w:t>
         </w:r>
@@ -1997,75 +2059,75 @@
       <w:r>
         <w:t xml:space="preserve">fish and collected gonads for </w:t>
       </w:r>
-      <w:del w:id="181" w:author="Rhodes, Justin S" w:date="2026-08-04T14:17:00Z" w16du:dateUtc="2026-08-04T18:17:00Z">
+      <w:del w:id="189" w:author="Rhodes, Justin S" w:date="2026-08-04T14:17:00Z" w16du:dateUtc="2026-08-04T18:17:00Z">
         <w:r>
           <w:delText>composition</w:delText>
-        </w:r>
-      </w:del>
-      <w:ins w:id="182" w:author="Rhodes, Justin S" w:date="2026-08-04T14:17:00Z" w16du:dateUtc="2026-08-04T18:17:00Z">
-        <w:r>
-          <w:t>histological</w:t>
-        </w:r>
-      </w:ins>
-      <w:r>
-        <w:t xml:space="preserve"> analysis. </w:t>
-      </w:r>
-      <w:del w:id="183" w:author="Rhodes, Justin S" w:date="2026-08-04T14:17:00Z" w16du:dateUtc="2026-08-04T18:17:00Z">
-        <w:r>
-          <w:delText xml:space="preserve">Unlike </w:delText>
-        </w:r>
-      </w:del>
-      <w:ins w:id="184" w:author="Rhodes, Justin S" w:date="2026-08-04T14:17:00Z" w16du:dateUtc="2026-08-04T18:17:00Z">
-        <w:r>
-          <w:t xml:space="preserve">In contrast to the </w:t>
-        </w:r>
-      </w:ins>
-      <w:r>
-        <w:t xml:space="preserve">behavioral and hormonal </w:t>
-      </w:r>
-      <w:del w:id="185" w:author="Rhodes, Justin S" w:date="2026-08-04T14:17:00Z" w16du:dateUtc="2026-08-04T18:17:00Z">
-        <w:r>
-          <w:delText>aspects</w:delText>
-        </w:r>
-      </w:del>
-      <w:ins w:id="186" w:author="Rhodes, Justin S" w:date="2026-08-04T14:17:00Z" w16du:dateUtc="2026-08-04T18:17:00Z">
-        <w:r>
-          <w:t>measures</w:t>
-        </w:r>
-      </w:ins>
-      <w:r>
-        <w:t xml:space="preserve">, intermediates </w:t>
-      </w:r>
-      <w:ins w:id="187" w:author="Rhodes, Justin S" w:date="2026-08-04T14:17:00Z" w16du:dateUtc="2026-08-04T18:17:00Z">
-        <w:r>
-          <w:t xml:space="preserve">differed </w:t>
-        </w:r>
-      </w:ins>
-      <w:r>
-        <w:t xml:space="preserve">significantly </w:t>
-      </w:r>
-      <w:del w:id="188" w:author="Rhodes, Justin S" w:date="2026-08-04T14:17:00Z" w16du:dateUtc="2026-08-04T18:17:00Z">
-        <w:r>
-          <w:delText xml:space="preserve">differed </w:delText>
-        </w:r>
-      </w:del>
-      <w:r>
-        <w:t>from males</w:t>
-      </w:r>
-      <w:del w:id="189" w:author="Rhodes, Justin S" w:date="2026-08-04T14:17:00Z" w16du:dateUtc="2026-08-04T18:17:00Z">
-        <w:r>
-          <w:delText>. Intermediate gonads had significantly</w:delText>
         </w:r>
       </w:del>
       <w:ins w:id="190" w:author="Rhodes, Justin S" w:date="2026-08-04T14:17:00Z" w16du:dateUtc="2026-08-04T18:17:00Z">
         <w:r>
+          <w:t>histological</w:t>
+        </w:r>
+      </w:ins>
+      <w:r>
+        <w:t xml:space="preserve"> analysis. </w:t>
+      </w:r>
+      <w:del w:id="191" w:author="Rhodes, Justin S" w:date="2026-08-04T14:17:00Z" w16du:dateUtc="2026-08-04T18:17:00Z">
+        <w:r>
+          <w:delText xml:space="preserve">Unlike </w:delText>
+        </w:r>
+      </w:del>
+      <w:ins w:id="192" w:author="Rhodes, Justin S" w:date="2026-08-04T14:17:00Z" w16du:dateUtc="2026-08-04T18:17:00Z">
+        <w:r>
+          <w:t xml:space="preserve">In contrast to the </w:t>
+        </w:r>
+      </w:ins>
+      <w:r>
+        <w:t xml:space="preserve">behavioral and hormonal </w:t>
+      </w:r>
+      <w:del w:id="193" w:author="Rhodes, Justin S" w:date="2026-08-04T14:17:00Z" w16du:dateUtc="2026-08-04T18:17:00Z">
+        <w:r>
+          <w:delText>aspects</w:delText>
+        </w:r>
+      </w:del>
+      <w:ins w:id="194" w:author="Rhodes, Justin S" w:date="2026-08-04T14:17:00Z" w16du:dateUtc="2026-08-04T18:17:00Z">
+        <w:r>
+          <w:t>measures</w:t>
+        </w:r>
+      </w:ins>
+      <w:r>
+        <w:t xml:space="preserve">, intermediates </w:t>
+      </w:r>
+      <w:ins w:id="195" w:author="Rhodes, Justin S" w:date="2026-08-04T14:17:00Z" w16du:dateUtc="2026-08-04T18:17:00Z">
+        <w:r>
+          <w:t xml:space="preserve">differed </w:t>
+        </w:r>
+      </w:ins>
+      <w:r>
+        <w:t xml:space="preserve">significantly </w:t>
+      </w:r>
+      <w:del w:id="196" w:author="Rhodes, Justin S" w:date="2026-08-04T14:17:00Z" w16du:dateUtc="2026-08-04T18:17:00Z">
+        <w:r>
+          <w:delText xml:space="preserve">differed </w:delText>
+        </w:r>
+      </w:del>
+      <w:r>
+        <w:t>from males</w:t>
+      </w:r>
+      <w:del w:id="197" w:author="Rhodes, Justin S" w:date="2026-08-04T14:17:00Z" w16du:dateUtc="2026-08-04T18:17:00Z">
+        <w:r>
+          <w:delText>. Intermediate gonads had significantly</w:delText>
+        </w:r>
+      </w:del>
+      <w:ins w:id="198" w:author="Rhodes, Justin S" w:date="2026-08-04T14:17:00Z" w16du:dateUtc="2026-08-04T18:17:00Z">
+        <w:r>
           <w:t xml:space="preserve"> in gonadal morphology. Specifically, intermediates exhibited a</w:t>
         </w:r>
       </w:ins>
       <w:r>
         <w:t xml:space="preserve"> reduced </w:t>
       </w:r>
-      <w:ins w:id="191" w:author="Rhodes, Justin S" w:date="2026-08-04T14:17:00Z" w16du:dateUtc="2026-08-04T18:17:00Z">
+      <w:ins w:id="199" w:author="Rhodes, Justin S" w:date="2026-08-04T14:17:00Z" w16du:dateUtc="2026-08-04T18:17:00Z">
         <w:r>
           <w:t xml:space="preserve">proportion of </w:t>
         </w:r>
@@ -2073,12 +2135,12 @@
       <w:r>
         <w:t xml:space="preserve">testicular tissue, </w:t>
       </w:r>
-      <w:del w:id="192" w:author="Rhodes, Justin S" w:date="2026-08-04T14:17:00Z" w16du:dateUtc="2026-08-04T18:17:00Z">
+      <w:del w:id="200" w:author="Rhodes, Justin S" w:date="2026-08-04T14:17:00Z" w16du:dateUtc="2026-08-04T18:17:00Z">
         <w:r>
           <w:delText>significantly more</w:delText>
         </w:r>
       </w:del>
-      <w:ins w:id="193" w:author="Rhodes, Justin S" w:date="2026-08-04T14:17:00Z" w16du:dateUtc="2026-08-04T18:17:00Z">
+      <w:ins w:id="201" w:author="Rhodes, Justin S" w:date="2026-08-04T14:17:00Z" w16du:dateUtc="2026-08-04T18:17:00Z">
         <w:r>
           <w:t>with a corresponding increase in</w:t>
         </w:r>
@@ -2092,38 +2154,38 @@
       <w:r>
         <w:t xml:space="preserve"> ovarian tissue</w:t>
       </w:r>
-      <w:del w:id="194" w:author="Rhodes, Justin S" w:date="2026-08-04T14:17:00Z" w16du:dateUtc="2026-08-04T18:17:00Z">
+      <w:del w:id="202" w:author="Rhodes, Justin S" w:date="2026-08-04T14:17:00Z" w16du:dateUtc="2026-08-04T18:17:00Z">
         <w:r>
           <w:delText>, and</w:delText>
         </w:r>
       </w:del>
-      <w:ins w:id="195" w:author="Rhodes, Justin S" w:date="2026-08-04T14:17:00Z" w16du:dateUtc="2026-08-04T18:17:00Z">
+      <w:ins w:id="203" w:author="Rhodes, Justin S" w:date="2026-08-04T14:17:00Z" w16du:dateUtc="2026-08-04T18:17:00Z">
         <w:r>
           <w:t xml:space="preserve"> in their ovotestes</w:t>
         </w:r>
-        <w:del w:id="196" w:author="Graham, Gabriel J." w:date="2026-08-07T14:47:00Z" w16du:dateUtc="2026-08-07T18:47:00Z">
+        <w:del w:id="204" w:author="Graham, Gabriel J." w:date="2026-08-07T14:47:00Z" w16du:dateUtc="2026-08-07T18:47:00Z">
           <w:r>
             <w:delText>,</w:delText>
           </w:r>
         </w:del>
       </w:ins>
-      <w:ins w:id="197" w:author="Graham, Gabriel J." w:date="2026-08-07T14:47:00Z" w16du:dateUtc="2026-08-07T18:47:00Z">
+      <w:ins w:id="205" w:author="Graham, Gabriel J." w:date="2026-08-07T14:47:00Z" w16du:dateUtc="2026-08-07T18:47:00Z">
         <w:r>
           <w:t xml:space="preserve">. </w:t>
         </w:r>
-        <w:commentRangeStart w:id="198"/>
+        <w:commentRangeStart w:id="206"/>
         <w:r>
           <w:t>Further, intermediates</w:t>
         </w:r>
       </w:ins>
-      <w:ins w:id="199" w:author="Rhodes, Justin S" w:date="2026-08-04T14:17:00Z" w16du:dateUtc="2026-08-04T18:17:00Z">
-        <w:del w:id="200" w:author="Graham, Gabriel J." w:date="2026-08-07T14:47:00Z" w16du:dateUtc="2026-08-07T18:47:00Z">
+      <w:ins w:id="207" w:author="Rhodes, Justin S" w:date="2026-08-04T14:17:00Z" w16du:dateUtc="2026-08-04T18:17:00Z">
+        <w:del w:id="208" w:author="Graham, Gabriel J." w:date="2026-08-07T14:47:00Z" w16du:dateUtc="2026-08-07T18:47:00Z">
           <w:r>
             <w:delText xml:space="preserve"> resulting in a</w:delText>
           </w:r>
         </w:del>
       </w:ins>
-      <w:ins w:id="201" w:author="Graham, Gabriel J." w:date="2026-08-07T14:47:00Z" w16du:dateUtc="2026-08-07T18:47:00Z">
+      <w:ins w:id="209" w:author="Graham, Gabriel J." w:date="2026-08-07T14:47:00Z" w16du:dateUtc="2026-08-07T18:47:00Z">
         <w:r>
           <w:t xml:space="preserve"> had</w:t>
         </w:r>
@@ -2131,12 +2193,12 @@
       <w:r>
         <w:t xml:space="preserve"> significantly </w:t>
       </w:r>
-      <w:del w:id="202" w:author="Graham, Gabriel J." w:date="2026-08-07T14:47:00Z" w16du:dateUtc="2026-08-07T18:47:00Z">
+      <w:del w:id="210" w:author="Graham, Gabriel J." w:date="2026-08-07T14:47:00Z" w16du:dateUtc="2026-08-07T18:47:00Z">
         <w:r>
           <w:delText xml:space="preserve">smaller </w:delText>
         </w:r>
       </w:del>
-      <w:ins w:id="203" w:author="Graham, Gabriel J." w:date="2026-08-07T14:47:00Z" w16du:dateUtc="2026-08-07T18:47:00Z">
+      <w:ins w:id="211" w:author="Graham, Gabriel J." w:date="2026-08-07T14:47:00Z" w16du:dateUtc="2026-08-07T18:47:00Z">
         <w:r>
           <w:t>lower</w:t>
         </w:r>
@@ -2144,7 +2206,7 @@
           <w:t xml:space="preserve"> </w:t>
         </w:r>
       </w:ins>
-      <w:ins w:id="204" w:author="Rhodes, Justin S" w:date="2026-08-04T14:17:00Z" w16du:dateUtc="2026-08-04T18:17:00Z">
+      <w:ins w:id="212" w:author="Rhodes, Justin S" w:date="2026-08-04T14:17:00Z" w16du:dateUtc="2026-08-04T18:17:00Z">
         <w:r>
           <w:t xml:space="preserve">total gonadal </w:t>
         </w:r>
@@ -2152,17 +2214,17 @@
       <w:r>
         <w:t>volume than males</w:t>
       </w:r>
-      <w:ins w:id="205" w:author="Rhodes, Justin S" w:date="2026-08-04T14:17:00Z" w16du:dateUtc="2026-08-04T18:17:00Z">
+      <w:ins w:id="213" w:author="Rhodes, Justin S" w:date="2026-08-04T14:17:00Z" w16du:dateUtc="2026-08-04T18:17:00Z">
         <w:r>
           <w:t>, suggesting testicular tissue was being lost</w:t>
         </w:r>
       </w:ins>
-      <w:ins w:id="206" w:author="Graham, Gabriel J." w:date="2026-08-07T14:47:00Z" w16du:dateUtc="2026-08-07T18:47:00Z">
+      <w:ins w:id="214" w:author="Graham, Gabriel J." w:date="2026-08-07T14:47:00Z" w16du:dateUtc="2026-08-07T18:47:00Z">
         <w:r>
           <w:t xml:space="preserve"> while ovarian tissue re</w:t>
         </w:r>
       </w:ins>
-      <w:ins w:id="207" w:author="Graham, Gabriel J." w:date="2026-08-07T14:48:00Z" w16du:dateUtc="2026-08-07T18:48:00Z">
+      <w:ins w:id="215" w:author="Graham, Gabriel J." w:date="2026-08-07T14:48:00Z" w16du:dateUtc="2026-08-07T18:48:00Z">
         <w:r>
           <w:t>mained</w:t>
         </w:r>
@@ -2170,14 +2232,14 @@
       <w:r>
         <w:t xml:space="preserve"> </w:t>
       </w:r>
-      <w:commentRangeEnd w:id="198"/>
+      <w:commentRangeEnd w:id="206"/>
       <w:r>
         <w:rPr>
           <w:rStyle w:val="CommentReference"/>
           <w:sz w:val="24"/>
           <w:szCs w:val="30"/>
         </w:rPr>
-        <w:commentReference w:id="198"/>
+        <w:commentReference w:id="206"/>
       </w:r>
       <w:r>
         <w:t>(</w:t>
@@ -2188,7 +2250,7 @@
         </w:rPr>
         <w:t>Fig.</w:t>
       </w:r>
-      <w:ins w:id="208" w:author="Rhodes, Justin S" w:date="2026-08-04T14:17:00Z" w16du:dateUtc="2026-08-04T18:17:00Z">
+      <w:ins w:id="216" w:author="Rhodes, Justin S" w:date="2026-08-04T14:17:00Z" w16du:dateUtc="2026-08-04T18:17:00Z">
         <w:r>
           <w:rPr>
             <w:highlight w:val="yellow"/>
@@ -2205,12 +2267,12 @@
       <w:r>
         <w:t xml:space="preserve"> </w:t>
       </w:r>
-      <w:del w:id="209" w:author="Rhodes, Justin S" w:date="2026-08-04T14:17:00Z" w16du:dateUtc="2026-08-04T18:17:00Z">
+      <w:del w:id="217" w:author="Rhodes, Justin S" w:date="2026-08-04T14:17:00Z" w16du:dateUtc="2026-08-04T18:17:00Z">
         <w:r>
           <w:delText>It should be noted here that</w:delText>
         </w:r>
       </w:del>
-      <w:ins w:id="210" w:author="Rhodes, Justin S" w:date="2026-08-04T14:17:00Z" w16du:dateUtc="2026-08-04T18:17:00Z">
+      <w:ins w:id="218" w:author="Rhodes, Justin S" w:date="2026-08-04T14:17:00Z" w16du:dateUtc="2026-08-04T18:17:00Z">
         <w:r>
           <w:t>Importantly,</w:t>
         </w:r>
@@ -2218,12 +2280,12 @@
       <w:r>
         <w:t xml:space="preserve"> this </w:t>
       </w:r>
-      <w:del w:id="211" w:author="Rhodes, Justin S" w:date="2026-08-04T14:17:00Z" w16du:dateUtc="2026-08-04T18:17:00Z">
+      <w:del w:id="219" w:author="Rhodes, Justin S" w:date="2026-08-04T14:17:00Z" w16du:dateUtc="2026-08-04T18:17:00Z">
         <w:r>
           <w:delText>degradation in gonadal</w:delText>
         </w:r>
       </w:del>
-      <w:ins w:id="212" w:author="Rhodes, Justin S" w:date="2026-08-04T14:17:00Z" w16du:dateUtc="2026-08-04T18:17:00Z">
+      <w:ins w:id="220" w:author="Rhodes, Justin S" w:date="2026-08-04T14:17:00Z" w16du:dateUtc="2026-08-04T18:17:00Z">
         <w:r>
           <w:t>loss of testicular</w:t>
         </w:r>
@@ -2231,7 +2293,7 @@
       <w:r>
         <w:t xml:space="preserve"> tissue </w:t>
       </w:r>
-      <w:del w:id="213" w:author="Rhodes, Justin S" w:date="2026-08-04T14:17:00Z" w16du:dateUtc="2026-08-04T18:17:00Z">
+      <w:del w:id="221" w:author="Rhodes, Justin S" w:date="2026-08-04T14:17:00Z" w16du:dateUtc="2026-08-04T18:17:00Z">
         <w:r>
           <w:delText xml:space="preserve">in intermediates </w:delText>
         </w:r>
@@ -2239,12 +2301,12 @@
       <w:r>
         <w:t xml:space="preserve">is </w:t>
       </w:r>
-      <w:del w:id="214" w:author="Rhodes, Justin S" w:date="2026-08-04T14:17:00Z" w16du:dateUtc="2026-08-04T18:17:00Z">
+      <w:del w:id="222" w:author="Rhodes, Justin S" w:date="2026-08-04T14:17:00Z" w16du:dateUtc="2026-08-04T18:17:00Z">
         <w:r>
           <w:delText>likely not yet due</w:delText>
         </w:r>
       </w:del>
-      <w:ins w:id="215" w:author="Rhodes, Justin S" w:date="2026-08-04T14:17:00Z" w16du:dateUtc="2026-08-04T18:17:00Z">
+      <w:ins w:id="223" w:author="Rhodes, Justin S" w:date="2026-08-04T14:17:00Z" w16du:dateUtc="2026-08-04T18:17:00Z">
         <w:r>
           <w:t>unlikely</w:t>
         </w:r>
@@ -2252,7 +2314,7 @@
       <w:r>
         <w:t xml:space="preserve"> to </w:t>
       </w:r>
-      <w:ins w:id="216" w:author="Rhodes, Justin S" w:date="2026-08-04T14:17:00Z" w16du:dateUtc="2026-08-04T18:17:00Z">
+      <w:ins w:id="224" w:author="Rhodes, Justin S" w:date="2026-08-04T14:17:00Z" w16du:dateUtc="2026-08-04T18:17:00Z">
         <w:r>
           <w:t xml:space="preserve">reflect the onset of </w:t>
         </w:r>
@@ -2260,7 +2322,7 @@
       <w:r>
         <w:t>gonadal sex change</w:t>
       </w:r>
-      <w:ins w:id="217" w:author="Rhodes, Justin S" w:date="2026-08-04T14:17:00Z" w16du:dateUtc="2026-08-04T18:17:00Z">
+      <w:ins w:id="225" w:author="Rhodes, Justin S" w:date="2026-08-04T14:17:00Z" w16du:dateUtc="2026-08-04T18:17:00Z">
         <w:r>
           <w:t>,</w:t>
         </w:r>
@@ -2268,7 +2330,7 @@
       <w:r>
         <w:t xml:space="preserve"> as </w:t>
       </w:r>
-      <w:del w:id="218" w:author="Rhodes, Justin S" w:date="2026-08-04T14:17:00Z" w16du:dateUtc="2026-08-04T18:17:00Z">
+      <w:del w:id="226" w:author="Rhodes, Justin S" w:date="2026-08-04T14:17:00Z" w16du:dateUtc="2026-08-04T18:17:00Z">
         <w:r>
           <w:delText>evidenced by</w:delText>
         </w:r>
@@ -2279,8 +2341,8 @@
       <w:r>
         <w:t xml:space="preserve">intermediates and their </w:t>
       </w:r>
-      <w:ins w:id="219" w:author="Rhodes, Justin S" w:date="2026-08-04T14:17:00Z" w16du:dateUtc="2026-08-04T18:17:00Z">
-        <w:del w:id="220" w:author="Graham, Gabriel J." w:date="2026-08-07T14:49:00Z" w16du:dateUtc="2026-08-07T18:49:00Z">
+      <w:ins w:id="227" w:author="Rhodes, Justin S" w:date="2026-08-04T14:17:00Z" w16du:dateUtc="2026-08-04T18:17:00Z">
+        <w:del w:id="228" w:author="Graham, Gabriel J." w:date="2026-08-07T14:49:00Z" w16du:dateUtc="2026-08-07T18:49:00Z">
           <w:r>
             <w:delText xml:space="preserve">breeding </w:delText>
           </w:r>
@@ -2289,7 +2351,7 @@
       <w:r>
         <w:t>partners</w:t>
       </w:r>
-      <w:ins w:id="221" w:author="Rhodes, Justin S" w:date="2026-08-04T14:17:00Z" w16du:dateUtc="2026-08-04T18:17:00Z">
+      <w:ins w:id="229" w:author="Rhodes, Justin S" w:date="2026-08-04T14:17:00Z" w16du:dateUtc="2026-08-04T18:17:00Z">
         <w:r>
           <w:t xml:space="preserve"> remained similar in gonadal composition</w:t>
         </w:r>
@@ -2297,12 +2359,12 @@
       <w:r>
         <w:t xml:space="preserve">. Instead, </w:t>
       </w:r>
-      <w:del w:id="222" w:author="Rhodes, Justin S" w:date="2026-08-04T14:17:00Z" w16du:dateUtc="2026-08-04T18:17:00Z">
+      <w:del w:id="230" w:author="Rhodes, Justin S" w:date="2026-08-04T14:17:00Z" w16du:dateUtc="2026-08-04T18:17:00Z">
         <w:r>
           <w:delText>this is</w:delText>
         </w:r>
       </w:del>
-      <w:ins w:id="223" w:author="Rhodes, Justin S" w:date="2026-08-04T14:17:00Z" w16du:dateUtc="2026-08-04T18:17:00Z">
+      <w:ins w:id="231" w:author="Rhodes, Justin S" w:date="2026-08-04T14:17:00Z" w16du:dateUtc="2026-08-04T18:17:00Z">
         <w:r>
           <w:t>it most</w:t>
         </w:r>
@@ -2310,12 +2372,12 @@
       <w:r>
         <w:t xml:space="preserve"> likely </w:t>
       </w:r>
-      <w:del w:id="224" w:author="Rhodes, Justin S" w:date="2026-08-04T14:17:00Z" w16du:dateUtc="2026-08-04T18:17:00Z">
+      <w:del w:id="232" w:author="Rhodes, Justin S" w:date="2026-08-04T14:17:00Z" w16du:dateUtc="2026-08-04T18:17:00Z">
         <w:r>
           <w:delText>the result of</w:delText>
         </w:r>
       </w:del>
-      <w:ins w:id="225" w:author="Rhodes, Justin S" w:date="2026-08-04T14:17:00Z" w16du:dateUtc="2026-08-04T18:17:00Z">
+      <w:ins w:id="233" w:author="Rhodes, Justin S" w:date="2026-08-04T14:17:00Z" w16du:dateUtc="2026-08-04T18:17:00Z">
         <w:r>
           <w:t>represents</w:t>
         </w:r>
@@ -2323,12 +2385,12 @@
       <w:r>
         <w:t xml:space="preserve"> gonadal </w:t>
       </w:r>
-      <w:del w:id="226" w:author="Rhodes, Justin S" w:date="2026-08-04T14:17:00Z" w16du:dateUtc="2026-08-04T18:17:00Z">
+      <w:del w:id="234" w:author="Rhodes, Justin S" w:date="2026-08-04T14:17:00Z" w16du:dateUtc="2026-08-04T18:17:00Z">
         <w:r>
           <w:delText>degradation due to the</w:delText>
         </w:r>
       </w:del>
-      <w:ins w:id="227" w:author="Rhodes, Justin S" w:date="2026-08-04T14:17:00Z" w16du:dateUtc="2026-08-04T18:17:00Z">
+      <w:ins w:id="235" w:author="Rhodes, Justin S" w:date="2026-08-04T14:17:00Z" w16du:dateUtc="2026-08-04T18:17:00Z">
         <w:r>
           <w:t>regression associated with the temporary</w:t>
         </w:r>
@@ -2336,12 +2398,12 @@
       <w:r>
         <w:t xml:space="preserve"> reproductive stasis that </w:t>
       </w:r>
-      <w:del w:id="228" w:author="Rhodes, Justin S" w:date="2026-08-04T14:17:00Z" w16du:dateUtc="2026-08-04T18:17:00Z">
+      <w:del w:id="236" w:author="Rhodes, Justin S" w:date="2026-08-04T14:17:00Z" w16du:dateUtc="2026-08-04T18:17:00Z">
         <w:r>
           <w:delText>occurs during</w:delText>
         </w:r>
       </w:del>
-      <w:ins w:id="229" w:author="Rhodes, Justin S" w:date="2026-08-04T14:17:00Z" w16du:dateUtc="2026-08-04T18:17:00Z">
+      <w:ins w:id="237" w:author="Rhodes, Justin S" w:date="2026-08-04T14:17:00Z" w16du:dateUtc="2026-08-04T18:17:00Z">
         <w:r>
           <w:t>accompanies</w:t>
         </w:r>
@@ -2349,7 +2411,7 @@
       <w:r>
         <w:t xml:space="preserve"> sex change</w:t>
       </w:r>
-      <w:ins w:id="230" w:author="Graham, Gabriel J." w:date="2026-08-07T14:49:00Z" w16du:dateUtc="2026-08-07T18:49:00Z">
+      <w:ins w:id="238" w:author="Graham, Gabriel J." w:date="2026-08-07T14:49:00Z" w16du:dateUtc="2026-08-07T18:49:00Z">
         <w:r>
           <w:t xml:space="preserve"> </w:t>
         </w:r>
@@ -2375,12 +2437,12 @@
       <w:r>
         <w:t xml:space="preserve">. </w:t>
       </w:r>
-      <w:del w:id="231" w:author="Rhodes, Justin S" w:date="2026-08-04T14:17:00Z" w16du:dateUtc="2026-08-04T18:17:00Z">
+      <w:del w:id="239" w:author="Rhodes, Justin S" w:date="2026-08-04T14:17:00Z" w16du:dateUtc="2026-08-04T18:17:00Z">
         <w:r>
           <w:delText>Late intermediates had</w:delText>
         </w:r>
       </w:del>
-      <w:ins w:id="232" w:author="Rhodes, Justin S" w:date="2026-08-04T14:17:00Z" w16du:dateUtc="2026-08-04T18:17:00Z">
+      <w:ins w:id="240" w:author="Rhodes, Justin S" w:date="2026-08-04T14:17:00Z" w16du:dateUtc="2026-08-04T18:17:00Z">
         <w:r>
           <w:t>By the late intermediate stage,</w:t>
         </w:r>
@@ -2388,23 +2450,23 @@
       <w:r>
         <w:t xml:space="preserve"> no measurable testicular tissue </w:t>
       </w:r>
-      <w:del w:id="233" w:author="Rhodes, Justin S" w:date="2026-08-04T14:17:00Z" w16du:dateUtc="2026-08-04T18:17:00Z">
+      <w:del w:id="241" w:author="Rhodes, Justin S" w:date="2026-08-04T14:17:00Z" w16du:dateUtc="2026-08-04T18:17:00Z">
         <w:r>
           <w:delText>with</w:delText>
         </w:r>
       </w:del>
-      <w:ins w:id="234" w:author="Rhodes, Justin S" w:date="2026-08-04T14:17:00Z" w16du:dateUtc="2026-08-04T18:17:00Z">
+      <w:ins w:id="242" w:author="Rhodes, Justin S" w:date="2026-08-04T14:17:00Z" w16du:dateUtc="2026-08-04T18:17:00Z">
         <w:r>
           <w:t>remained</w:t>
         </w:r>
       </w:ins>
-      <w:ins w:id="235" w:author="Graham, Gabriel J." w:date="2026-08-07T14:50:00Z" w16du:dateUtc="2026-08-07T18:50:00Z">
+      <w:ins w:id="243" w:author="Graham, Gabriel J." w:date="2026-08-07T14:50:00Z" w16du:dateUtc="2026-08-07T18:50:00Z">
         <w:r>
           <w:t>:</w:t>
         </w:r>
       </w:ins>
-      <w:ins w:id="236" w:author="Rhodes, Justin S" w:date="2026-08-04T14:17:00Z" w16du:dateUtc="2026-08-04T18:17:00Z">
-        <w:del w:id="237" w:author="Graham, Gabriel J." w:date="2026-08-07T14:50:00Z" w16du:dateUtc="2026-08-07T18:50:00Z">
+      <w:ins w:id="244" w:author="Rhodes, Justin S" w:date="2026-08-04T14:17:00Z" w16du:dateUtc="2026-08-04T18:17:00Z">
+        <w:del w:id="245" w:author="Graham, Gabriel J." w:date="2026-08-07T14:50:00Z" w16du:dateUtc="2026-08-07T18:50:00Z">
           <w:r>
             <w:delText>;</w:delText>
           </w:r>
@@ -2413,7 +2475,7 @@
       <w:r>
         <w:t xml:space="preserve"> the gonad </w:t>
       </w:r>
-      <w:ins w:id="238" w:author="Rhodes, Justin S" w:date="2026-08-04T14:17:00Z" w16du:dateUtc="2026-08-04T18:17:00Z">
+      <w:ins w:id="246" w:author="Rhodes, Justin S" w:date="2026-08-04T14:17:00Z" w16du:dateUtc="2026-08-04T18:17:00Z">
         <w:r>
           <w:t xml:space="preserve">consisted </w:t>
         </w:r>
@@ -2421,7 +2483,7 @@
       <w:r>
         <w:t xml:space="preserve">only </w:t>
       </w:r>
-      <w:del w:id="239" w:author="Rhodes, Justin S" w:date="2026-08-04T14:17:00Z" w16du:dateUtc="2026-08-04T18:17:00Z">
+      <w:del w:id="247" w:author="Rhodes, Justin S" w:date="2026-08-04T14:17:00Z" w16du:dateUtc="2026-08-04T18:17:00Z">
         <w:r>
           <w:delText xml:space="preserve">being composed </w:delText>
         </w:r>
@@ -2429,7 +2491,7 @@
       <w:r>
         <w:t>of</w:t>
       </w:r>
-      <w:ins w:id="240" w:author="Rhodes, Justin S" w:date="2026-08-04T14:17:00Z" w16du:dateUtc="2026-08-04T18:17:00Z">
+      <w:ins w:id="248" w:author="Rhodes, Justin S" w:date="2026-08-04T14:17:00Z" w16du:dateUtc="2026-08-04T18:17:00Z">
         <w:r>
           <w:t xml:space="preserve"> immature</w:t>
         </w:r>
@@ -2471,7 +2533,7 @@
       <w:r>
         <w:t>Following euthanasia, we dissected out the ventrocaudal telencephala (</w:t>
       </w:r>
-      <w:del w:id="241" w:author="Graham, Gabriel J." w:date="2026-08-07T15:17:00Z" w16du:dateUtc="2026-08-07T19:17:00Z">
+      <w:del w:id="249" w:author="Graham, Gabriel J." w:date="2026-08-07T15:17:00Z" w16du:dateUtc="2026-08-07T19:17:00Z">
         <w:r>
           <w:rPr>
             <w:highlight w:val="yellow"/>
@@ -2479,7 +2541,7 @@
           <w:delText>m</w:delText>
         </w:r>
       </w:del>
-      <w:ins w:id="242" w:author="Graham, Gabriel J." w:date="2026-08-07T15:17:00Z" w16du:dateUtc="2026-08-07T19:17:00Z">
+      <w:ins w:id="250" w:author="Graham, Gabriel J." w:date="2026-08-07T15:17:00Z" w16du:dateUtc="2026-08-07T19:17:00Z">
         <w:r>
           <w:rPr>
             <w:highlight w:val="yellow"/>
@@ -2493,88 +2555,85 @@
         </w:rPr>
         <w:t>ethods</w:t>
       </w:r>
-      <w:r>
-        <w:t xml:space="preserve">) targeting the </w:t>
-      </w:r>
-      <w:del w:id="243" w:author="Graham, Gabriel J." w:date="2026-08-07T15:18:00Z" w16du:dateUtc="2026-08-07T19:18:00Z">
-        <w:r>
-          <w:delText>preoptic areas (P</w:delText>
-        </w:r>
-      </w:del>
-      <w:ins w:id="244" w:author="Graham, Gabriel J." w:date="2026-08-07T15:18:00Z" w16du:dateUtc="2026-08-07T19:18:00Z">
-        <w:r>
-          <w:t>P</w:t>
-        </w:r>
-      </w:ins>
-      <w:r>
-        <w:t>OA</w:t>
-      </w:r>
-      <w:ins w:id="245" w:author="Graham, Gabriel J." w:date="2026-08-07T15:18:00Z" w16du:dateUtc="2026-08-07T19:18:00Z">
-        <w:r>
-          <w:t>s</w:t>
-        </w:r>
-      </w:ins>
-      <w:del w:id="246" w:author="Graham, Gabriel J." w:date="2026-08-07T15:18:00Z" w16du:dateUtc="2026-08-07T19:18:00Z">
-        <w:r>
-          <w:delText>)</w:delText>
-        </w:r>
-      </w:del>
-      <w:r>
-        <w:t xml:space="preserve"> from males (n = 6), intermediates (n = 7), late intermediates (n = 2), the new female (n =1), and females (n = 6) and used single-nucleus multiomics (snMultiome; RNA + ATAC modalities) to profile gene expression and chromatin accessibility changes during sex change</w:t>
-      </w:r>
-      <w:del w:id="247" w:author="Rhodes, Justin S" w:date="2026-08-04T14:17:00Z" w16du:dateUtc="2026-08-04T18:17:00Z">
-        <w:r>
-          <w:delText>.</w:delText>
-        </w:r>
-      </w:del>
-      <w:ins w:id="248" w:author="Rhodes, Justin S" w:date="2026-08-04T14:17:00Z" w16du:dateUtc="2026-08-04T18:17:00Z">
-        <w:r>
-          <w:t xml:space="preserve"> (</w:t>
-        </w:r>
-        <w:commentRangeStart w:id="249"/>
-        <w:r>
-          <w:rPr>
-            <w:highlight w:val="yellow"/>
-          </w:rPr>
-          <w:t>see Fig. Sxx for details on how the dissection was performed</w:t>
-        </w:r>
-      </w:ins>
-      <w:commentRangeEnd w:id="249"/>
+      <w:ins w:id="251" w:author="Graham, Gabriel J." w:date="2026-08-24T12:13:00Z" w16du:dateUtc="2026-08-24T16:13:00Z">
+        <w:r>
+          <w:t xml:space="preserve">, Fig. </w:t>
+        </w:r>
+        <w:commentRangeStart w:id="252"/>
+        <w:r>
+          <w:t>S2</w:t>
+        </w:r>
+      </w:ins>
+      <w:commentRangeEnd w:id="252"/>
       <w:r>
         <w:rPr>
           <w:rStyle w:val="CommentReference"/>
           <w:sz w:val="24"/>
           <w:szCs w:val="30"/>
         </w:rPr>
-        <w:commentReference w:id="249"/>
-      </w:r>
-      <w:ins w:id="250" w:author="Rhodes, Justin S" w:date="2026-08-04T14:17:00Z" w16du:dateUtc="2026-08-04T18:17:00Z">
+        <w:commentReference w:id="252"/>
+      </w:r>
+      <w:r>
+        <w:t xml:space="preserve">) targeting the </w:t>
+      </w:r>
+      <w:del w:id="253" w:author="Graham, Gabriel J." w:date="2026-08-07T15:18:00Z" w16du:dateUtc="2026-08-07T19:18:00Z">
+        <w:r>
+          <w:delText>preoptic areas (P</w:delText>
+        </w:r>
+      </w:del>
+      <w:ins w:id="254" w:author="Graham, Gabriel J." w:date="2026-08-07T15:18:00Z" w16du:dateUtc="2026-08-07T19:18:00Z">
+        <w:r>
+          <w:t>P</w:t>
+        </w:r>
+      </w:ins>
+      <w:r>
+        <w:t>OA</w:t>
+      </w:r>
+      <w:ins w:id="255" w:author="Graham, Gabriel J." w:date="2026-08-07T15:18:00Z" w16du:dateUtc="2026-08-07T19:18:00Z">
+        <w:r>
+          <w:t>s</w:t>
+        </w:r>
+      </w:ins>
+      <w:del w:id="256" w:author="Graham, Gabriel J." w:date="2026-08-07T15:18:00Z" w16du:dateUtc="2026-08-07T19:18:00Z">
+        <w:r>
+          <w:delText>)</w:delText>
+        </w:r>
+      </w:del>
+      <w:r>
+        <w:t xml:space="preserve"> from males (n = 6), intermediates (n = 7), late intermediates (n = 2), the new female (n =1), and females (n = 6) and used single-nucleus multiomics (snMultiome; RNA + ATAC modalities) to profile gene expression and chromatin accessibility changes during sex change. In total, 35,364 nuclei passed quality control</w:t>
+      </w:r>
+      <w:ins w:id="257" w:author="Rhodes, Justin S" w:date="2026-08-04T14:17:00Z" w16du:dateUtc="2026-08-04T18:17:00Z">
+        <w:r>
+          <w:t xml:space="preserve"> </w:t>
+        </w:r>
+        <w:r>
+          <w:t>(</w:t>
+        </w:r>
+        <w:del w:id="258" w:author="Graham, Gabriel J." w:date="2026-08-24T12:14:00Z" w16du:dateUtc="2026-08-24T16:14:00Z">
+          <w:r>
+            <w:rPr>
+              <w:rPrChange w:id="259" w:author="Graham, Gabriel J." w:date="2026-08-24T12:14:00Z" w16du:dateUtc="2026-08-24T16:14:00Z">
+                <w:rPr>
+                  <w:highlight w:val="yellow"/>
+                </w:rPr>
+              </w:rPrChange>
+            </w:rPr>
+            <w:delText xml:space="preserve">xxsee </w:delText>
+          </w:r>
+        </w:del>
+        <w:r>
+          <w:rPr>
+            <w:rPrChange w:id="260" w:author="Graham, Gabriel J." w:date="2026-08-24T12:14:00Z" w16du:dateUtc="2026-08-24T16:14:00Z">
+              <w:rPr>
+                <w:highlight w:val="yellow"/>
+              </w:rPr>
+            </w:rPrChange>
+          </w:rPr>
+          <w:t>Methods</w:t>
+        </w:r>
         <w:r>
           <w:t>)</w:t>
         </w:r>
-        <w:r>
-          <w:t>.</w:t>
-        </w:r>
-      </w:ins>
-      <w:r>
-        <w:t xml:space="preserve"> In total, 35,364 nuclei passed quality control</w:t>
-      </w:r>
-      <w:ins w:id="251" w:author="Rhodes, Justin S" w:date="2026-08-04T14:17:00Z" w16du:dateUtc="2026-08-04T18:17:00Z">
-        <w:r>
-          <w:t xml:space="preserve"> </w:t>
-        </w:r>
-        <w:r>
-          <w:t>(</w:t>
-        </w:r>
-        <w:r>
-          <w:rPr>
-            <w:highlight w:val="yellow"/>
-          </w:rPr>
-          <w:t>xxsee Methods</w:t>
-        </w:r>
-        <w:r>
-          <w:t>)</w:t>
-        </w:r>
       </w:ins>
       <w:r>
         <w:t xml:space="preserve"> </w:t>
@@ -2582,18 +2641,18 @@
       <w:r>
         <w:t xml:space="preserve">and were clustered using </w:t>
       </w:r>
-      <w:commentRangeStart w:id="252"/>
+      <w:commentRangeStart w:id="261"/>
       <w:r>
         <w:t>weighted shared nearest neighbors analysis.</w:t>
       </w:r>
-      <w:commentRangeEnd w:id="252"/>
+      <w:commentRangeEnd w:id="261"/>
       <w:r>
         <w:rPr>
           <w:rStyle w:val="CommentReference"/>
           <w:sz w:val="24"/>
           <w:szCs w:val="30"/>
         </w:rPr>
-        <w:commentReference w:id="252"/>
+        <w:commentReference w:id="261"/>
       </w:r>
       <w:r>
         <w:t xml:space="preserve"> Hierarchical clustering yielded 27 clusters: 20 neuronal and seven glial</w:t>
@@ -2808,56 +2867,56 @@
       <w:pPr>
         <w:ind w:firstLine="720"/>
         <w:rPr>
-          <w:ins w:id="253" w:author="Rhodes, Justin S" w:date="2026-08-04T14:17:00Z" w16du:dateUtc="2026-08-04T18:17:00Z"/>
-          <w:del w:id="254" w:author="Graham, Gabriel J." w:date="2026-08-07T15:23:00Z" w16du:dateUtc="2026-08-07T19:23:00Z"/>
+          <w:ins w:id="262" w:author="Rhodes, Justin S" w:date="2026-08-04T14:17:00Z" w16du:dateUtc="2026-08-04T18:17:00Z"/>
+          <w:del w:id="263" w:author="Graham, Gabriel J." w:date="2026-08-07T15:23:00Z" w16du:dateUtc="2026-08-07T19:23:00Z"/>
           <w:b/>
           <w:bCs/>
         </w:rPr>
       </w:pPr>
-      <w:commentRangeStart w:id="255"/>
-      <w:commentRangeStart w:id="256"/>
-      <w:ins w:id="257" w:author="Rhodes, Justin S" w:date="2026-08-04T14:17:00Z" w16du:dateUtc="2026-08-04T18:17:00Z">
-        <w:del w:id="258" w:author="Graham, Gabriel J." w:date="2026-08-07T15:23:00Z" w16du:dateUtc="2026-08-07T19:23:00Z">
+      <w:commentRangeStart w:id="264"/>
+      <w:commentRangeStart w:id="265"/>
+      <w:ins w:id="266" w:author="Rhodes, Justin S" w:date="2026-08-04T14:17:00Z" w16du:dateUtc="2026-08-04T18:17:00Z">
+        <w:del w:id="267" w:author="Graham, Gabriel J." w:date="2026-08-07T15:23:00Z" w16du:dateUtc="2026-08-07T19:23:00Z">
           <w:r>
             <w:delText xml:space="preserve">To further </w:delText>
           </w:r>
         </w:del>
-        <w:del w:id="259" w:author="Graham, Gabriel J." w:date="2026-08-07T15:21:00Z" w16du:dateUtc="2026-08-07T19:21:00Z">
+        <w:del w:id="268" w:author="Graham, Gabriel J." w:date="2026-08-07T15:21:00Z" w16du:dateUtc="2026-08-07T19:21:00Z">
           <w:r>
             <w:delText xml:space="preserve">validate </w:delText>
           </w:r>
         </w:del>
-        <w:del w:id="260" w:author="Graham, Gabriel J." w:date="2026-08-07T15:23:00Z" w16du:dateUtc="2026-08-07T19:23:00Z">
+        <w:del w:id="269" w:author="Graham, Gabriel J." w:date="2026-08-07T15:23:00Z" w16du:dateUtc="2026-08-07T19:23:00Z">
           <w:r>
             <w:delText xml:space="preserve">our </w:delText>
           </w:r>
         </w:del>
-        <w:del w:id="261" w:author="Graham, Gabriel J." w:date="2026-08-07T15:21:00Z" w16du:dateUtc="2026-08-07T19:21:00Z">
+        <w:del w:id="270" w:author="Graham, Gabriel J." w:date="2026-08-07T15:21:00Z" w16du:dateUtc="2026-08-07T19:21:00Z">
           <w:r>
             <w:delText>cell-type annotations</w:delText>
           </w:r>
         </w:del>
-        <w:del w:id="262" w:author="Graham, Gabriel J." w:date="2026-08-07T15:23:00Z" w16du:dateUtc="2026-08-07T19:23:00Z">
+        <w:del w:id="271" w:author="Graham, Gabriel J." w:date="2026-08-07T15:23:00Z" w16du:dateUtc="2026-08-07T19:23:00Z">
           <w:r>
             <w:delText xml:space="preserve">, we </w:delText>
           </w:r>
         </w:del>
-        <w:del w:id="263" w:author="Graham, Gabriel J." w:date="2026-08-07T15:21:00Z" w16du:dateUtc="2026-08-07T19:21:00Z">
+        <w:del w:id="272" w:author="Graham, Gabriel J." w:date="2026-08-07T15:21:00Z" w16du:dateUtc="2026-08-07T19:21:00Z">
           <w:r>
             <w:delText>integrated the present</w:delText>
           </w:r>
         </w:del>
-        <w:del w:id="264" w:author="Graham, Gabriel J." w:date="2026-08-07T15:23:00Z" w16du:dateUtc="2026-08-07T19:23:00Z">
+        <w:del w:id="273" w:author="Graham, Gabriel J." w:date="2026-08-07T15:23:00Z" w16du:dateUtc="2026-08-07T19:23:00Z">
           <w:r>
             <w:delText xml:space="preserve"> snMultiome dataset with our previously published single-nucleus RNA-sequencing atlas of the anemonefish forebrain (</w:delText>
           </w:r>
         </w:del>
-        <w:del w:id="265" w:author="Graham, Gabriel J." w:date="2026-08-07T15:22:00Z" w16du:dateUtc="2026-08-07T19:22:00Z">
+        <w:del w:id="274" w:author="Graham, Gabriel J." w:date="2026-08-07T15:22:00Z" w16du:dateUtc="2026-08-07T19:22:00Z">
           <w:r>
             <w:delText>xx</w:delText>
           </w:r>
         </w:del>
-        <w:del w:id="266" w:author="Graham, Gabriel J." w:date="2026-08-07T15:23:00Z" w16du:dateUtc="2026-08-07T19:23:00Z">
+        <w:del w:id="275" w:author="Graham, Gabriel J." w:date="2026-08-07T15:23:00Z" w16du:dateUtc="2026-08-07T19:23:00Z">
           <w:r>
             <w:delText>). Cell populations showed strong correspondence between datasets despite differences in tissue sampling and sequencing modalities (</w:delText>
           </w:r>
@@ -2872,8 +2931,8 @@
           </w:r>
         </w:del>
       </w:ins>
-      <w:commentRangeEnd w:id="255"/>
-      <w:del w:id="267" w:author="Graham, Gabriel J." w:date="2026-08-07T15:23:00Z" w16du:dateUtc="2026-08-07T19:23:00Z">
+      <w:commentRangeEnd w:id="264"/>
+      <w:del w:id="276" w:author="Graham, Gabriel J." w:date="2026-08-07T15:23:00Z" w16du:dateUtc="2026-08-07T19:23:00Z">
         <w:r>
           <w:rPr>
             <w:rStyle w:val="CommentReference"/>
@@ -2882,9 +2941,9 @@
             <w:sz w:val="24"/>
             <w:szCs w:val="30"/>
           </w:rPr>
-          <w:commentReference w:id="255"/>
-        </w:r>
-        <w:commentRangeEnd w:id="256"/>
+          <w:commentReference w:id="264"/>
+        </w:r>
+        <w:commentRangeEnd w:id="265"/>
         <w:r>
           <w:rPr>
             <w:rStyle w:val="CommentReference"/>
@@ -2893,7 +2952,7 @@
             <w:sz w:val="24"/>
             <w:szCs w:val="30"/>
           </w:rPr>
-          <w:commentReference w:id="256"/>
+          <w:commentReference w:id="265"/>
         </w:r>
       </w:del>
     </w:p>
@@ -2901,20 +2960,20 @@
       <w:r>
         <w:tab/>
       </w:r>
-      <w:commentRangeStart w:id="268"/>
+      <w:commentRangeStart w:id="277"/>
       <w:r>
         <w:t xml:space="preserve">Using Visium HD, we further generated spatial transcriptomic atlases of anemonefish telencephala and adjacent regions </w:t>
       </w:r>
-      <w:commentRangeStart w:id="269"/>
+      <w:commentRangeStart w:id="278"/>
       <w:r>
         <w:t>using n =</w:t>
       </w:r>
-      <w:del w:id="270" w:author="Rhodes, Justin S" w:date="2026-08-04T14:17:00Z" w16du:dateUtc="2026-08-04T18:17:00Z">
+      <w:del w:id="279" w:author="Rhodes, Justin S" w:date="2026-08-04T14:17:00Z" w16du:dateUtc="2026-08-04T18:17:00Z">
         <w:r>
           <w:delText>8</w:delText>
         </w:r>
       </w:del>
-      <w:ins w:id="271" w:author="Rhodes, Justin S" w:date="2026-08-04T14:17:00Z" w16du:dateUtc="2026-08-04T18:17:00Z">
+      <w:ins w:id="280" w:author="Rhodes, Justin S" w:date="2026-08-04T14:17:00Z" w16du:dateUtc="2026-08-04T18:17:00Z">
         <w:r>
           <w:t>6</w:t>
         </w:r>
@@ -2922,12 +2981,12 @@
       <w:r>
         <w:t xml:space="preserve"> male and </w:t>
       </w:r>
-      <w:del w:id="272" w:author="Rhodes, Justin S" w:date="2026-08-04T14:17:00Z" w16du:dateUtc="2026-08-04T18:17:00Z">
+      <w:del w:id="281" w:author="Rhodes, Justin S" w:date="2026-08-04T14:17:00Z" w16du:dateUtc="2026-08-04T18:17:00Z">
         <w:r>
           <w:delText>8</w:delText>
         </w:r>
       </w:del>
-      <w:ins w:id="273" w:author="Rhodes, Justin S" w:date="2026-08-04T14:17:00Z" w16du:dateUtc="2026-08-04T18:17:00Z">
+      <w:ins w:id="282" w:author="Rhodes, Justin S" w:date="2026-08-04T14:17:00Z" w16du:dateUtc="2026-08-04T18:17:00Z">
         <w:r>
           <w:t>6</w:t>
         </w:r>
@@ -2935,14 +2994,14 @@
       <w:r>
         <w:t xml:space="preserve"> </w:t>
       </w:r>
-      <w:commentRangeEnd w:id="269"/>
+      <w:commentRangeEnd w:id="278"/>
       <w:r>
         <w:rPr>
           <w:rStyle w:val="CommentReference"/>
           <w:sz w:val="24"/>
           <w:szCs w:val="30"/>
         </w:rPr>
-        <w:commentReference w:id="269"/>
+        <w:commentReference w:id="278"/>
       </w:r>
       <w:r>
         <w:t>female anemonefish. In total 433,999 cell segmented polygons passed quality control. We then manually annotated neuroanatomical</w:t>
@@ -2953,7 +3012,7 @@
       <w:r>
         <w:t xml:space="preserve"> </w:t>
       </w:r>
-      <w:commentRangeEnd w:id="268"/>
+      <w:commentRangeEnd w:id="277"/>
       <w:r>
         <w:rPr>
           <w:rStyle w:val="CommentReference"/>
@@ -2961,7 +3020,7 @@
           <w:szCs w:val="30"/>
           <w:highlight w:val="yellow"/>
         </w:rPr>
-        <w:commentReference w:id="268"/>
+        <w:commentReference w:id="277"/>
       </w:r>
       <w:r>
         <w:rPr>
@@ -2990,6 +3049,11 @@
       <w:r>
         <w:t xml:space="preserve"> project the multiome clusters onto our spatial atlases</w:t>
       </w:r>
+      <w:ins w:id="283" w:author="Graham, Gabriel J." w:date="2026-08-24T12:15:00Z" w16du:dateUtc="2026-08-24T16:15:00Z">
+        <w:r>
+          <w:t xml:space="preserve"> </w:t>
+        </w:r>
+      </w:ins>
       <w:r>
         <w:fldChar w:fldCharType="begin"/>
       </w:r>
@@ -3072,7 +3136,7 @@
     <w:p>
       <w:pPr>
         <w:rPr>
-          <w:ins w:id="274" w:author="Graham, Gabriel J." w:date="2026-08-07T15:23:00Z" w16du:dateUtc="2026-08-07T19:23:00Z"/>
+          <w:ins w:id="284" w:author="Graham, Gabriel J." w:date="2026-08-07T15:23:00Z" w16du:dateUtc="2026-08-07T19:23:00Z"/>
         </w:rPr>
       </w:pPr>
       <w:r>
@@ -3240,11 +3304,34 @@
         <w:rPr>
           <w:highlight w:val="yellow"/>
         </w:rPr>
-        <w:t>Fig. S2</w:t>
-      </w:r>
-      <w:r>
-        <w:t>)</w:t>
-      </w:r>
+        <w:t>Fig. S</w:t>
+      </w:r>
+      <w:ins w:id="285" w:author="Graham, Gabriel J." w:date="2026-08-24T12:16:00Z" w16du:dateUtc="2026-08-24T16:16:00Z">
+        <w:r>
+          <w:rPr>
+            <w:highlight w:val="yellow"/>
+          </w:rPr>
+          <w:t>3</w:t>
+        </w:r>
+      </w:ins>
+      <w:del w:id="286" w:author="Graham, Gabriel J." w:date="2026-08-24T12:16:00Z" w16du:dateUtc="2026-08-24T16:16:00Z">
+        <w:r>
+          <w:rPr>
+            <w:highlight w:val="yellow"/>
+          </w:rPr>
+          <w:delText>2</w:delText>
+        </w:r>
+      </w:del>
+      <w:ins w:id="287" w:author="Graham, Gabriel J." w:date="2026-08-24T12:16:00Z" w16du:dateUtc="2026-08-24T16:16:00Z">
+        <w:r>
+          <w:t>.</w:t>
+        </w:r>
+      </w:ins>
+      <w:del w:id="288" w:author="Graham, Gabriel J." w:date="2026-08-24T12:16:00Z" w16du:dateUtc="2026-08-24T16:16:00Z">
+        <w:r>
+          <w:delText>)</w:delText>
+        </w:r>
+      </w:del>
       <w:r>
         <w:t xml:space="preserve"> </w:t>
       </w:r>
@@ -3253,14 +3340,14 @@
       <w:pPr>
         <w:ind w:firstLine="720"/>
         <w:rPr>
-          <w:ins w:id="275" w:author="Graham, Gabriel J." w:date="2026-08-07T15:23:00Z" w16du:dateUtc="2026-08-07T19:23:00Z"/>
+          <w:ins w:id="289" w:author="Graham, Gabriel J." w:date="2026-08-07T15:23:00Z" w16du:dateUtc="2026-08-07T19:23:00Z"/>
           <w:b/>
           <w:bCs/>
         </w:rPr>
       </w:pPr>
-      <w:commentRangeStart w:id="276"/>
-      <w:commentRangeStart w:id="277"/>
-      <w:ins w:id="278" w:author="Graham, Gabriel J." w:date="2026-08-07T15:23:00Z" w16du:dateUtc="2026-08-07T19:23:00Z">
+      <w:commentRangeStart w:id="290"/>
+      <w:commentRangeStart w:id="291"/>
+      <w:ins w:id="292" w:author="Graham, Gabriel J." w:date="2026-08-07T15:23:00Z" w16du:dateUtc="2026-08-07T19:23:00Z">
         <w:r>
           <w:t xml:space="preserve">To further </w:t>
         </w:r>
@@ -3301,24 +3388,24 @@
           <w:t xml:space="preserve"> We also used this opportunity to spatially annotate the clusters from our</w:t>
         </w:r>
       </w:ins>
-      <w:ins w:id="279" w:author="Graham, Gabriel J." w:date="2026-08-07T15:24:00Z" w16du:dateUtc="2026-08-07T19:24:00Z">
+      <w:ins w:id="293" w:author="Graham, Gabriel J." w:date="2026-08-07T15:24:00Z" w16du:dateUtc="2026-08-07T19:24:00Z">
         <w:r>
           <w:t xml:space="preserve"> snRNA-seq atlas</w:t>
         </w:r>
       </w:ins>
-      <w:ins w:id="280" w:author="Graham, Gabriel J." w:date="2026-08-11T11:03:00Z" w16du:dateUtc="2026-08-11T15:03:00Z">
+      <w:ins w:id="294" w:author="Graham, Gabriel J." w:date="2026-08-11T11:03:00Z" w16du:dateUtc="2026-08-11T15:03:00Z">
         <w:r>
           <w:t xml:space="preserve"> of the anemonefish telencephalon</w:t>
         </w:r>
       </w:ins>
-      <w:ins w:id="281" w:author="Graham, Gabriel J." w:date="2026-08-07T15:24:00Z" w16du:dateUtc="2026-08-07T19:24:00Z">
+      <w:ins w:id="295" w:author="Graham, Gabriel J." w:date="2026-08-07T15:24:00Z" w16du:dateUtc="2026-08-07T19:24:00Z">
         <w:r>
           <w:t xml:space="preserve"> (</w:t>
         </w:r>
         <w:r>
           <w:rPr>
             <w:highlight w:val="yellow"/>
-            <w:rPrChange w:id="282" w:author="Graham, Gabriel J." w:date="2026-08-07T15:24:00Z" w16du:dateUtc="2026-08-07T19:24:00Z">
+            <w:rPrChange w:id="296" w:author="Graham, Gabriel J." w:date="2026-08-07T15:24:00Z" w16du:dateUtc="2026-08-07T19:24:00Z">
               <w:rPr/>
             </w:rPrChange>
           </w:rPr>
@@ -3328,7 +3415,7 @@
           <w:t>).</w:t>
         </w:r>
       </w:ins>
-      <w:ins w:id="283" w:author="Graham, Gabriel J." w:date="2026-08-07T15:23:00Z" w16du:dateUtc="2026-08-07T19:23:00Z">
+      <w:ins w:id="297" w:author="Graham, Gabriel J." w:date="2026-08-07T15:23:00Z" w16du:dateUtc="2026-08-07T19:23:00Z">
         <w:r>
           <w:t xml:space="preserve"> Cell populations showed strong correspondence between datasets despite differences in tissue sampling and sequencing modalities (</w:t>
         </w:r>
@@ -3348,52 +3435,52 @@
           <w:t xml:space="preserve">). In particular, the </w:t>
         </w:r>
       </w:ins>
-      <w:ins w:id="284" w:author="Graham, Gabriel J." w:date="2026-08-07T15:24:00Z" w16du:dateUtc="2026-08-07T19:24:00Z">
+      <w:ins w:id="298" w:author="Graham, Gabriel J." w:date="2026-08-07T15:24:00Z" w16du:dateUtc="2026-08-07T19:24:00Z">
         <w:r>
           <w:t>POA cluster 6_POA_Mixed</w:t>
         </w:r>
       </w:ins>
-      <w:ins w:id="285" w:author="Graham, Gabriel J." w:date="2026-08-07T15:25:00Z" w16du:dateUtc="2026-08-07T19:25:00Z">
+      <w:ins w:id="299" w:author="Graham, Gabriel J." w:date="2026-08-07T15:25:00Z" w16du:dateUtc="2026-08-07T19:25:00Z">
         <w:r>
           <w:t xml:space="preserve"> was the mutual best match (or something) for cluster 13d described in Parker et al., 2024</w:t>
         </w:r>
       </w:ins>
-      <w:ins w:id="286" w:author="Graham, Gabriel J." w:date="2026-08-07T15:27:00Z" w16du:dateUtc="2026-08-07T19:27:00Z">
+      <w:ins w:id="300" w:author="Graham, Gabriel J." w:date="2026-08-07T15:27:00Z" w16du:dateUtc="2026-08-07T19:27:00Z">
         <w:r>
           <w:t xml:space="preserve">, and </w:t>
         </w:r>
       </w:ins>
-      <w:ins w:id="287" w:author="Graham, Gabriel J." w:date="2026-08-07T15:26:00Z" w16du:dateUtc="2026-08-07T19:26:00Z">
+      <w:ins w:id="301" w:author="Graham, Gabriel J." w:date="2026-08-07T15:26:00Z" w16du:dateUtc="2026-08-07T19:26:00Z">
         <w:r>
           <w:t>cluster 13d independently mapped to the POA</w:t>
         </w:r>
       </w:ins>
-      <w:ins w:id="288" w:author="Graham, Gabriel J." w:date="2026-08-07T15:27:00Z" w16du:dateUtc="2026-08-07T19:27:00Z">
+      <w:ins w:id="302" w:author="Graham, Gabriel J." w:date="2026-08-07T15:27:00Z" w16du:dateUtc="2026-08-07T19:27:00Z">
         <w:r>
           <w:t xml:space="preserve"> in our Visium HD data</w:t>
         </w:r>
       </w:ins>
-      <w:ins w:id="289" w:author="Graham, Gabriel J." w:date="2026-08-07T15:28:00Z" w16du:dateUtc="2026-08-07T19:28:00Z">
+      <w:ins w:id="303" w:author="Graham, Gabriel J." w:date="2026-08-07T15:28:00Z" w16du:dateUtc="2026-08-07T19:28:00Z">
         <w:r>
           <w:t xml:space="preserve"> </w:t>
         </w:r>
       </w:ins>
-      <w:ins w:id="290" w:author="Graham, Gabriel J." w:date="2026-08-07T15:26:00Z" w16du:dateUtc="2026-08-07T19:26:00Z">
+      <w:ins w:id="304" w:author="Graham, Gabriel J." w:date="2026-08-07T15:26:00Z" w16du:dateUtc="2026-08-07T19:26:00Z">
         <w:r>
           <w:rPr>
             <w:highlight w:val="yellow"/>
-            <w:rPrChange w:id="291" w:author="Graham, Gabriel J." w:date="2026-08-07T15:28:00Z" w16du:dateUtc="2026-08-07T19:28:00Z">
+            <w:rPrChange w:id="305" w:author="Graham, Gabriel J." w:date="2026-08-07T15:28:00Z" w16du:dateUtc="2026-08-07T19:28:00Z">
               <w:rPr/>
             </w:rPrChange>
           </w:rPr>
           <w:t>(</w:t>
         </w:r>
       </w:ins>
-      <w:ins w:id="292" w:author="Graham, Gabriel J." w:date="2026-08-07T15:27:00Z" w16du:dateUtc="2026-08-07T19:27:00Z">
+      <w:ins w:id="306" w:author="Graham, Gabriel J." w:date="2026-08-07T15:27:00Z" w16du:dateUtc="2026-08-07T19:27:00Z">
         <w:r>
           <w:rPr>
             <w:highlight w:val="yellow"/>
-            <w:rPrChange w:id="293" w:author="Graham, Gabriel J." w:date="2026-08-07T15:28:00Z" w16du:dateUtc="2026-08-07T19:28:00Z">
+            <w:rPrChange w:id="307" w:author="Graham, Gabriel J." w:date="2026-08-07T15:28:00Z" w16du:dateUtc="2026-08-07T19:28:00Z">
               <w:rPr/>
             </w:rPrChange>
           </w:rPr>
@@ -3403,16 +3490,16 @@
           <w:t>)</w:t>
         </w:r>
       </w:ins>
-      <w:ins w:id="294" w:author="Graham, Gabriel J." w:date="2026-08-07T15:26:00Z" w16du:dateUtc="2026-08-07T19:26:00Z">
+      <w:ins w:id="308" w:author="Graham, Gabriel J." w:date="2026-08-07T15:26:00Z" w16du:dateUtc="2026-08-07T19:26:00Z">
         <w:r>
           <w:t xml:space="preserve"> </w:t>
         </w:r>
       </w:ins>
-      <w:ins w:id="295" w:author="Graham, Gabriel J." w:date="2026-08-07T15:23:00Z" w16du:dateUtc="2026-08-07T19:23:00Z">
+      <w:ins w:id="309" w:author="Graham, Gabriel J." w:date="2026-08-07T15:23:00Z" w16du:dateUtc="2026-08-07T19:23:00Z">
         <w:r>
           <w:t>These findings demonstrate the robustness and reproducibility of the identified cell types while establishing continuity between the present atlas and our previous work.</w:t>
         </w:r>
-        <w:commentRangeEnd w:id="276"/>
+        <w:commentRangeEnd w:id="290"/>
         <w:r>
           <w:rPr>
             <w:rStyle w:val="CommentReference"/>
@@ -3421,9 +3508,9 @@
             <w:sz w:val="24"/>
             <w:szCs w:val="30"/>
           </w:rPr>
-          <w:commentReference w:id="276"/>
-        </w:r>
-        <w:commentRangeEnd w:id="277"/>
+          <w:commentReference w:id="290"/>
+        </w:r>
+        <w:commentRangeEnd w:id="291"/>
         <w:r>
           <w:rPr>
             <w:rStyle w:val="CommentReference"/>
@@ -3432,14 +3519,14 @@
             <w:sz w:val="24"/>
             <w:szCs w:val="30"/>
           </w:rPr>
-          <w:commentReference w:id="277"/>
-        </w:r>
-      </w:ins>
-    </w:p>
-    <w:p>
-      <w:pPr>
-        <w:rPr>
-          <w:del w:id="296" w:author="Graham, Gabriel J." w:date="2026-08-07T15:38:00Z" w16du:dateUtc="2026-08-07T19:38:00Z"/>
+          <w:commentReference w:id="291"/>
+        </w:r>
+      </w:ins>
+    </w:p>
+    <w:p>
+      <w:pPr>
+        <w:rPr>
+          <w:del w:id="310" w:author="Graham, Gabriel J." w:date="2026-08-07T15:38:00Z" w16du:dateUtc="2026-08-07T19:38:00Z"/>
         </w:rPr>
       </w:pPr>
     </w:p>
@@ -3470,7 +3557,7 @@
       <w:r>
         <w:t>Because sex change is associated with changes in brain size and composition</w:t>
       </w:r>
-      <w:ins w:id="297" w:author="Graham, Gabriel J." w:date="2026-08-07T15:38:00Z" w16du:dateUtc="2026-08-07T19:38:00Z">
+      <w:ins w:id="311" w:author="Graham, Gabriel J." w:date="2026-08-07T15:38:00Z" w16du:dateUtc="2026-08-07T19:38:00Z">
         <w:r>
           <w:t xml:space="preserve"> </w:t>
         </w:r>
@@ -3496,12 +3583,12 @@
       <w:r>
         <w:t xml:space="preserve">, we next analyzed changes in cell populations across sex change. We detected significant phase differences in the </w:t>
       </w:r>
-      <w:del w:id="298" w:author="Graham, Gabriel J." w:date="2026-08-07T15:38:00Z" w16du:dateUtc="2026-08-07T19:38:00Z">
+      <w:del w:id="312" w:author="Graham, Gabriel J." w:date="2026-08-07T15:38:00Z" w16du:dateUtc="2026-08-07T19:38:00Z">
         <w:r>
           <w:delText xml:space="preserve">proportions </w:delText>
         </w:r>
       </w:del>
-      <w:ins w:id="299" w:author="Graham, Gabriel J." w:date="2026-08-07T15:38:00Z" w16du:dateUtc="2026-08-07T19:38:00Z">
+      <w:ins w:id="313" w:author="Graham, Gabriel J." w:date="2026-08-07T15:38:00Z" w16du:dateUtc="2026-08-07T19:38:00Z">
         <w:r>
           <w:t>abundance</w:t>
         </w:r>
@@ -3512,7 +3599,7 @@
       <w:r>
         <w:t xml:space="preserve">of cells in 12 of the 27 multiome clusters. Of these, nine were </w:t>
       </w:r>
-      <w:ins w:id="300" w:author="Graham, Gabriel J." w:date="2026-08-07T15:38:00Z" w16du:dateUtc="2026-08-07T19:38:00Z">
+      <w:ins w:id="314" w:author="Graham, Gabriel J." w:date="2026-08-07T15:38:00Z" w16du:dateUtc="2026-08-07T19:38:00Z">
         <w:r>
           <w:t xml:space="preserve">relative </w:t>
         </w:r>
@@ -3556,7 +3643,7 @@
       <w:r>
         <w:t xml:space="preserve">, </w:t>
       </w:r>
-      <w:ins w:id="301" w:author="Rhodes, Justin S" w:date="2026-08-04T14:17:00Z" w16du:dateUtc="2026-08-04T18:17:00Z">
+      <w:ins w:id="315" w:author="Rhodes, Justin S" w:date="2026-08-04T14:17:00Z" w16du:dateUtc="2026-08-04T18:17:00Z">
         <w:r>
           <w:t xml:space="preserve">the proportion of </w:t>
         </w:r>
@@ -3568,7 +3655,7 @@
         <w:lastRenderedPageBreak/>
         <w:t xml:space="preserve">transiently increased in </w:t>
       </w:r>
-      <w:del w:id="302" w:author="Rhodes, Justin S" w:date="2026-08-04T14:17:00Z" w16du:dateUtc="2026-08-04T18:17:00Z">
+      <w:del w:id="316" w:author="Rhodes, Justin S" w:date="2026-08-04T14:17:00Z" w16du:dateUtc="2026-08-04T18:17:00Z">
         <w:r>
           <w:delText xml:space="preserve">population in </w:delText>
         </w:r>
@@ -3591,12 +3678,12 @@
       <w:r>
         <w:t xml:space="preserve">). </w:t>
       </w:r>
-      <w:del w:id="303" w:author="Rhodes, Justin S" w:date="2026-08-04T14:17:00Z" w16du:dateUtc="2026-08-04T18:17:00Z">
+      <w:del w:id="317" w:author="Rhodes, Justin S" w:date="2026-08-04T14:17:00Z" w16du:dateUtc="2026-08-04T18:17:00Z">
         <w:r>
           <w:delText>Taken together</w:delText>
         </w:r>
       </w:del>
-      <w:ins w:id="304" w:author="Rhodes, Justin S" w:date="2026-08-04T14:17:00Z" w16du:dateUtc="2026-08-04T18:17:00Z">
+      <w:ins w:id="318" w:author="Rhodes, Justin S" w:date="2026-08-04T14:17:00Z" w16du:dateUtc="2026-08-04T18:17:00Z">
         <w:r>
           <w:t>Together</w:t>
         </w:r>
@@ -3604,7 +3691,7 @@
       <w:r>
         <w:t xml:space="preserve">, these </w:t>
       </w:r>
-      <w:del w:id="305" w:author="Rhodes, Justin S" w:date="2026-08-04T14:17:00Z" w16du:dateUtc="2026-08-04T18:17:00Z">
+      <w:del w:id="319" w:author="Rhodes, Justin S" w:date="2026-08-04T14:17:00Z" w16du:dateUtc="2026-08-04T18:17:00Z">
         <w:r>
           <w:delText>data support a model where neurogenesis driven by</w:delText>
         </w:r>
@@ -3615,34 +3702,34 @@
           <w:delText xml:space="preserve"> proliferation</w:delText>
         </w:r>
       </w:del>
-      <w:ins w:id="306" w:author="Rhodes, Justin S" w:date="2026-08-04T14:17:00Z" w16du:dateUtc="2026-08-04T18:17:00Z">
+      <w:ins w:id="320" w:author="Rhodes, Justin S" w:date="2026-08-04T14:17:00Z" w16du:dateUtc="2026-08-04T18:17:00Z">
         <w:r>
           <w:t xml:space="preserve">findings reveal asynchronous </w:t>
         </w:r>
-        <w:del w:id="307" w:author="Graham, Gabriel J." w:date="2026-08-07T15:39:00Z" w16du:dateUtc="2026-08-07T19:39:00Z">
+        <w:del w:id="321" w:author="Graham, Gabriel J." w:date="2026-08-07T15:39:00Z" w16du:dateUtc="2026-08-07T19:39:00Z">
           <w:r>
             <w:delText>remodeling</w:delText>
           </w:r>
         </w:del>
       </w:ins>
-      <w:ins w:id="308" w:author="Graham, Gabriel J." w:date="2026-08-07T15:39:00Z" w16du:dateUtc="2026-08-07T19:39:00Z">
+      <w:ins w:id="322" w:author="Graham, Gabriel J." w:date="2026-08-07T15:39:00Z" w16du:dateUtc="2026-08-07T19:39:00Z">
         <w:r>
           <w:t>changes</w:t>
         </w:r>
       </w:ins>
-      <w:ins w:id="309" w:author="Rhodes, Justin S" w:date="2026-08-04T14:17:00Z" w16du:dateUtc="2026-08-04T18:17:00Z">
-        <w:del w:id="310" w:author="Graham, Gabriel J." w:date="2026-08-07T15:39:00Z" w16du:dateUtc="2026-08-07T19:39:00Z">
+      <w:ins w:id="323" w:author="Rhodes, Justin S" w:date="2026-08-04T14:17:00Z" w16du:dateUtc="2026-08-04T18:17:00Z">
+        <w:del w:id="324" w:author="Graham, Gabriel J." w:date="2026-08-07T15:39:00Z" w16du:dateUtc="2026-08-07T19:39:00Z">
           <w:r>
             <w:delText xml:space="preserve"> of</w:delText>
           </w:r>
         </w:del>
       </w:ins>
-      <w:ins w:id="311" w:author="Graham, Gabriel J." w:date="2026-08-07T15:39:00Z" w16du:dateUtc="2026-08-07T19:39:00Z">
+      <w:ins w:id="325" w:author="Graham, Gabriel J." w:date="2026-08-07T15:39:00Z" w16du:dateUtc="2026-08-07T19:39:00Z">
         <w:r>
           <w:t xml:space="preserve"> in</w:t>
         </w:r>
       </w:ins>
-      <w:ins w:id="312" w:author="Rhodes, Justin S" w:date="2026-08-04T14:17:00Z" w16du:dateUtc="2026-08-04T18:17:00Z">
+      <w:ins w:id="326" w:author="Rhodes, Justin S" w:date="2026-08-04T14:17:00Z" w16du:dateUtc="2026-08-04T18:17:00Z">
         <w:r>
           <w:t xml:space="preserve"> glial populations during sex change, with an early expansion</w:t>
         </w:r>
@@ -3650,12 +3737,12 @@
       <w:r>
         <w:t xml:space="preserve"> of neurogenic </w:t>
       </w:r>
-      <w:del w:id="313" w:author="Graham, Gabriel J." w:date="2026-08-07T15:40:00Z" w16du:dateUtc="2026-08-07T19:40:00Z">
+      <w:del w:id="327" w:author="Graham, Gabriel J." w:date="2026-08-07T15:40:00Z" w16du:dateUtc="2026-08-07T19:40:00Z">
         <w:r>
           <w:delText>radial glia</w:delText>
         </w:r>
       </w:del>
-      <w:ins w:id="314" w:author="Graham, Gabriel J." w:date="2026-08-07T15:40:00Z" w16du:dateUtc="2026-08-07T19:40:00Z">
+      <w:ins w:id="328" w:author="Graham, Gabriel J." w:date="2026-08-07T15:40:00Z" w16du:dateUtc="2026-08-07T19:40:00Z">
         <w:r>
           <w:t>RGCs and microglia</w:t>
         </w:r>
@@ -3663,28 +3750,28 @@
       <w:r>
         <w:t xml:space="preserve"> </w:t>
       </w:r>
-      <w:del w:id="315" w:author="Rhodes, Justin S" w:date="2026-08-04T14:17:00Z" w16du:dateUtc="2026-08-04T18:17:00Z">
+      <w:del w:id="329" w:author="Rhodes, Justin S" w:date="2026-08-04T14:17:00Z" w16du:dateUtc="2026-08-04T18:17:00Z">
         <w:r>
           <w:delText xml:space="preserve">increases during sex change, </w:delText>
         </w:r>
       </w:del>
-      <w:ins w:id="316" w:author="Rhodes, Justin S" w:date="2026-08-04T14:17:00Z" w16du:dateUtc="2026-08-04T18:17:00Z">
-        <w:del w:id="317" w:author="Graham, Gabriel J." w:date="2026-08-07T15:40:00Z" w16du:dateUtc="2026-08-07T19:40:00Z">
+      <w:ins w:id="330" w:author="Rhodes, Justin S" w:date="2026-08-04T14:17:00Z" w16du:dateUtc="2026-08-04T18:17:00Z">
+        <w:del w:id="331" w:author="Graham, Gabriel J." w:date="2026-08-07T15:40:00Z" w16du:dateUtc="2026-08-07T19:40:00Z">
           <w:r>
             <w:delText>preceding</w:delText>
           </w:r>
         </w:del>
       </w:ins>
-      <w:ins w:id="318" w:author="Graham, Gabriel J." w:date="2026-08-07T15:40:00Z" w16du:dateUtc="2026-08-07T19:40:00Z">
+      <w:ins w:id="332" w:author="Graham, Gabriel J." w:date="2026-08-07T15:40:00Z" w16du:dateUtc="2026-08-07T19:40:00Z">
         <w:r>
           <w:t>followed by</w:t>
         </w:r>
       </w:ins>
-      <w:ins w:id="319" w:author="Rhodes, Justin S" w:date="2026-08-04T14:17:00Z" w16du:dateUtc="2026-08-04T18:17:00Z">
+      <w:ins w:id="333" w:author="Rhodes, Justin S" w:date="2026-08-04T14:17:00Z" w16du:dateUtc="2026-08-04T18:17:00Z">
         <w:r>
           <w:t xml:space="preserve"> </w:t>
         </w:r>
-        <w:del w:id="320" w:author="Graham, Gabriel J." w:date="2026-08-07T15:40:00Z" w16du:dateUtc="2026-08-07T19:40:00Z">
+        <w:del w:id="334" w:author="Graham, Gabriel J." w:date="2026-08-07T15:40:00Z" w16du:dateUtc="2026-08-07T19:40:00Z">
           <w:r>
             <w:delText xml:space="preserve">the </w:delText>
           </w:r>
@@ -3692,18 +3779,18 @@
         <w:r>
           <w:t xml:space="preserve">later accumulation of oligodendrocytes. This temporal sequence is consistent with </w:t>
         </w:r>
-        <w:del w:id="321" w:author="Graham, Gabriel J." w:date="2026-08-07T15:40:00Z" w16du:dateUtc="2026-08-07T19:40:00Z">
+        <w:del w:id="335" w:author="Graham, Gabriel J." w:date="2026-08-07T15:40:00Z" w16du:dateUtc="2026-08-07T19:40:00Z">
           <w:r>
             <w:delText>radial glia</w:delText>
           </w:r>
         </w:del>
       </w:ins>
-      <w:ins w:id="322" w:author="Graham, Gabriel J." w:date="2026-08-07T15:40:00Z" w16du:dateUtc="2026-08-07T19:40:00Z">
+      <w:ins w:id="336" w:author="Graham, Gabriel J." w:date="2026-08-07T15:40:00Z" w16du:dateUtc="2026-08-07T19:40:00Z">
         <w:r>
           <w:t>RGCs</w:t>
         </w:r>
       </w:ins>
-      <w:ins w:id="323" w:author="Rhodes, Justin S" w:date="2026-08-04T14:17:00Z" w16du:dateUtc="2026-08-04T18:17:00Z">
+      <w:ins w:id="337" w:author="Rhodes, Justin S" w:date="2026-08-04T14:17:00Z" w16du:dateUtc="2026-08-04T18:17:00Z">
         <w:r>
           <w:t xml:space="preserve"> supporting the production of </w:t>
         </w:r>
@@ -3711,42 +3798,42 @@
       <w:r>
         <w:t xml:space="preserve">new neurons </w:t>
       </w:r>
-      <w:del w:id="324" w:author="Rhodes, Justin S" w:date="2026-08-04T14:17:00Z" w16du:dateUtc="2026-08-04T18:17:00Z">
+      <w:del w:id="338" w:author="Rhodes, Justin S" w:date="2026-08-04T14:17:00Z" w16du:dateUtc="2026-08-04T18:17:00Z">
         <w:r>
           <w:delText>are then myelinated</w:delText>
         </w:r>
       </w:del>
-      <w:ins w:id="325" w:author="Rhodes, Justin S" w:date="2026-08-04T14:17:00Z" w16du:dateUtc="2026-08-04T18:17:00Z">
+      <w:ins w:id="339" w:author="Rhodes, Justin S" w:date="2026-08-04T14:17:00Z" w16du:dateUtc="2026-08-04T18:17:00Z">
         <w:r>
           <w:t>early in sex change</w:t>
         </w:r>
       </w:ins>
-      <w:ins w:id="326" w:author="Graham, Gabriel J." w:date="2026-08-07T15:41:00Z" w16du:dateUtc="2026-08-07T19:41:00Z">
+      <w:ins w:id="340" w:author="Graham, Gabriel J." w:date="2026-08-07T15:41:00Z" w16du:dateUtc="2026-08-07T19:41:00Z">
         <w:r>
           <w:t xml:space="preserve"> and microglia </w:t>
         </w:r>
       </w:ins>
-      <w:ins w:id="327" w:author="Graham, Gabriel J." w:date="2026-08-07T15:42:00Z" w16du:dateUtc="2026-08-07T19:42:00Z">
+      <w:ins w:id="341" w:author="Graham, Gabriel J." w:date="2026-08-07T15:42:00Z" w16du:dateUtc="2026-08-07T19:42:00Z">
         <w:r>
           <w:t>supporting and maintaining</w:t>
         </w:r>
       </w:ins>
-      <w:ins w:id="328" w:author="Graham, Gabriel J." w:date="2026-08-07T15:41:00Z" w16du:dateUtc="2026-08-07T19:41:00Z">
+      <w:ins w:id="342" w:author="Graham, Gabriel J." w:date="2026-08-07T15:41:00Z" w16du:dateUtc="2026-08-07T19:41:00Z">
         <w:r>
           <w:t xml:space="preserve"> the expanded population</w:t>
         </w:r>
       </w:ins>
-      <w:ins w:id="329" w:author="Rhodes, Justin S" w:date="2026-08-04T14:17:00Z" w16du:dateUtc="2026-08-04T18:17:00Z">
+      <w:ins w:id="343" w:author="Rhodes, Justin S" w:date="2026-08-04T14:17:00Z" w16du:dateUtc="2026-08-04T18:17:00Z">
         <w:r>
           <w:t xml:space="preserve">, followed by </w:t>
         </w:r>
-        <w:del w:id="330" w:author="Graham, Gabriel J." w:date="2026-08-07T15:42:00Z" w16du:dateUtc="2026-08-07T19:42:00Z">
+        <w:del w:id="344" w:author="Graham, Gabriel J." w:date="2026-08-07T15:42:00Z" w16du:dateUtc="2026-08-07T19:42:00Z">
           <w:r>
             <w:delText>the establishment of glial populations capable of supporting the maturation</w:delText>
           </w:r>
         </w:del>
       </w:ins>
-      <w:del w:id="331" w:author="Graham, Gabriel J." w:date="2026-08-07T15:42:00Z" w16du:dateUtc="2026-08-07T19:42:00Z">
+      <w:del w:id="345" w:author="Graham, Gabriel J." w:date="2026-08-07T15:42:00Z" w16du:dateUtc="2026-08-07T19:42:00Z">
         <w:r>
           <w:delText xml:space="preserve"> and </w:delText>
         </w:r>
@@ -3754,19 +3841,19 @@
           <w:delText>maintained by an expanded oligodendrocyte population and supported by an increased microglial population</w:delText>
         </w:r>
       </w:del>
-      <w:ins w:id="332" w:author="Rhodes, Justin S" w:date="2026-08-04T14:17:00Z" w16du:dateUtc="2026-08-04T18:17:00Z">
-        <w:del w:id="333" w:author="Graham, Gabriel J." w:date="2026-08-07T15:42:00Z" w16du:dateUtc="2026-08-07T19:42:00Z">
+      <w:ins w:id="346" w:author="Rhodes, Justin S" w:date="2026-08-04T14:17:00Z" w16du:dateUtc="2026-08-04T18:17:00Z">
+        <w:del w:id="347" w:author="Graham, Gabriel J." w:date="2026-08-07T15:42:00Z" w16du:dateUtc="2026-08-07T19:42:00Z">
           <w:r>
             <w:delText>long-term maintenance of the remodeled neural circuit</w:delText>
           </w:r>
         </w:del>
       </w:ins>
-      <w:ins w:id="334" w:author="Graham, Gabriel J." w:date="2026-08-07T15:42:00Z" w16du:dateUtc="2026-08-07T19:42:00Z">
+      <w:ins w:id="348" w:author="Graham, Gabriel J." w:date="2026-08-07T15:42:00Z" w16du:dateUtc="2026-08-07T19:42:00Z">
         <w:r>
           <w:t xml:space="preserve">oligodendrocytes myelinating the new </w:t>
         </w:r>
       </w:ins>
-      <w:ins w:id="335" w:author="Graham, Gabriel J." w:date="2026-08-07T15:43:00Z" w16du:dateUtc="2026-08-07T19:43:00Z">
+      <w:ins w:id="349" w:author="Graham, Gabriel J." w:date="2026-08-07T15:43:00Z" w16du:dateUtc="2026-08-07T19:43:00Z">
         <w:r>
           <w:t>neurons as they integrate into circuits</w:t>
         </w:r>
@@ -3788,8 +3875,8 @@
       <w:r>
         <w:t xml:space="preserve">. </w:t>
       </w:r>
-      <w:commentRangeStart w:id="336"/>
-      <w:commentRangeStart w:id="337"/>
+      <w:commentRangeStart w:id="350"/>
+      <w:commentRangeStart w:id="351"/>
       <w:r>
         <w:t>During the male-intermediate transition, we found significant increases in clusters 14_Vsst, 17_Glut, and 18_Glut. In intermediates, we found a transient increase in cluster 0_Spall_Mixed, and a transient decrease in cluster 4_TGN_Glut. Interestingly, we found a significant increase during the intermediate-female transition in clusters 6_POA_Mixed (</w:t>
       </w:r>
@@ -3832,50 +3919,50 @@
       <w:r>
         <w:t xml:space="preserve"> </w:t>
       </w:r>
-      <w:commentRangeEnd w:id="336"/>
+      <w:commentRangeEnd w:id="350"/>
       <w:r>
         <w:rPr>
           <w:rStyle w:val="CommentReference"/>
           <w:sz w:val="24"/>
           <w:szCs w:val="30"/>
         </w:rPr>
-        <w:commentReference w:id="336"/>
-      </w:r>
-      <w:commentRangeEnd w:id="337"/>
+        <w:commentReference w:id="350"/>
+      </w:r>
+      <w:commentRangeEnd w:id="351"/>
       <w:r>
         <w:rPr>
           <w:rStyle w:val="CommentReference"/>
           <w:sz w:val="24"/>
           <w:szCs w:val="30"/>
         </w:rPr>
-        <w:commentReference w:id="337"/>
-      </w:r>
-      <w:commentRangeStart w:id="338"/>
+        <w:commentReference w:id="351"/>
+      </w:r>
+      <w:commentRangeStart w:id="352"/>
       <w:r>
         <w:t xml:space="preserve">In contrast, other clusters underwent early transitions, exhibiting significant increases between males and intermediates but no further change between intermediates and females. These early increases were observed in clusters </w:t>
       </w:r>
-      <w:commentRangeStart w:id="339"/>
-      <w:commentRangeStart w:id="340"/>
+      <w:commentRangeStart w:id="353"/>
+      <w:commentRangeStart w:id="354"/>
       <w:r>
         <w:t>14_Vsst, 17_Glut, and 18_Glut</w:t>
       </w:r>
-      <w:commentRangeEnd w:id="339"/>
+      <w:commentRangeEnd w:id="353"/>
       <w:r>
         <w:rPr>
           <w:rStyle w:val="CommentReference"/>
           <w:sz w:val="24"/>
           <w:szCs w:val="30"/>
         </w:rPr>
-        <w:commentReference w:id="339"/>
-      </w:r>
-      <w:commentRangeEnd w:id="340"/>
+        <w:commentReference w:id="353"/>
+      </w:r>
+      <w:commentRangeEnd w:id="354"/>
       <w:r>
         <w:rPr>
           <w:rStyle w:val="CommentReference"/>
           <w:sz w:val="24"/>
           <w:szCs w:val="30"/>
         </w:rPr>
-        <w:commentReference w:id="340"/>
+        <w:commentReference w:id="354"/>
       </w:r>
       <w:r>
         <w:t xml:space="preserve"> (</w:t>
@@ -3889,14 +3976,14 @@
       <w:r>
         <w:t xml:space="preserve">). We also identified transient changes that were specific to the intermediate stage, including an increase in cluster </w:t>
       </w:r>
-      <w:commentRangeEnd w:id="338"/>
+      <w:commentRangeEnd w:id="352"/>
       <w:r>
         <w:rPr>
           <w:rStyle w:val="CommentReference"/>
           <w:sz w:val="24"/>
           <w:szCs w:val="30"/>
         </w:rPr>
-        <w:commentReference w:id="338"/>
+        <w:commentReference w:id="352"/>
       </w:r>
       <w:r>
         <w:t>0_Spall_Mixed and decreases in clusters 4_TGN_Glut, 19_Di_GABA, and 7_Pall_Glut.</w:t>
@@ -3906,7 +3993,7 @@
       <w:r>
         <w:tab/>
       </w:r>
-      <w:commentRangeStart w:id="341"/>
+      <w:commentRangeStart w:id="355"/>
       <w:r>
         <w:t xml:space="preserve">Together, these findings indicate that neuronal remodeling during sex change is a staged process. Many neuronal populations </w:t>
       </w:r>
@@ -3922,12 +4009,12 @@
       <w:r>
         <w:t xml:space="preserve"> before the completion of gonadal transformation, suggesting that extensive neural remodeling begins well in advance of the endocrine and reproductive transition. </w:t>
       </w:r>
-      <w:del w:id="342" w:author="Graham, Gabriel J." w:date="2026-08-07T15:50:00Z" w16du:dateUtc="2026-08-07T19:50:00Z">
+      <w:del w:id="356" w:author="Graham, Gabriel J." w:date="2026-08-07T15:50:00Z" w16du:dateUtc="2026-08-07T19:50:00Z">
         <w:r>
           <w:delText xml:space="preserve">In </w:delText>
         </w:r>
       </w:del>
-      <w:ins w:id="343" w:author="Graham, Gabriel J." w:date="2026-08-07T15:50:00Z" w16du:dateUtc="2026-08-07T19:50:00Z">
+      <w:ins w:id="357" w:author="Graham, Gabriel J." w:date="2026-08-07T15:50:00Z" w16du:dateUtc="2026-08-07T19:50:00Z">
         <w:r>
           <w:t>By</w:t>
         </w:r>
@@ -3938,42 +4025,42 @@
       <w:r>
         <w:t xml:space="preserve">contrast, the delayed expansion of </w:t>
       </w:r>
-      <w:del w:id="344" w:author="Graham, Gabriel J." w:date="2026-08-07T15:49:00Z" w16du:dateUtc="2026-08-07T19:49:00Z">
+      <w:del w:id="358" w:author="Graham, Gabriel J." w:date="2026-08-07T15:49:00Z" w16du:dateUtc="2026-08-07T19:49:00Z">
         <w:r>
           <w:delText xml:space="preserve">the </w:delText>
         </w:r>
       </w:del>
-      <w:ins w:id="345" w:author="Graham, Gabriel J." w:date="2026-08-07T15:49:00Z" w16du:dateUtc="2026-08-07T19:49:00Z">
+      <w:ins w:id="359" w:author="Graham, Gabriel J." w:date="2026-08-07T15:49:00Z" w16du:dateUtc="2026-08-07T19:49:00Z">
         <w:r>
           <w:t xml:space="preserve">the POA cluster </w:t>
         </w:r>
       </w:ins>
-      <w:commentRangeStart w:id="346"/>
-      <w:del w:id="347" w:author="Graham, Gabriel J." w:date="2026-08-07T15:49:00Z" w16du:dateUtc="2026-08-07T19:49:00Z">
+      <w:commentRangeStart w:id="360"/>
+      <w:del w:id="361" w:author="Graham, Gabriel J." w:date="2026-08-07T15:49:00Z" w16du:dateUtc="2026-08-07T19:49:00Z">
         <w:r>
           <w:delText xml:space="preserve">preoptic area </w:delText>
         </w:r>
       </w:del>
-      <w:del w:id="348" w:author="Graham, Gabriel J." w:date="2026-08-04T11:57:00Z" w16du:dateUtc="2026-08-04T15:57:00Z">
+      <w:del w:id="362" w:author="Graham, Gabriel J." w:date="2026-08-04T11:57:00Z" w16du:dateUtc="2026-08-04T15:57:00Z">
         <w:r>
           <w:delText>(POA)</w:delText>
         </w:r>
-        <w:commentRangeEnd w:id="346"/>
+        <w:commentRangeEnd w:id="360"/>
         <w:r>
           <w:rPr>
             <w:rStyle w:val="CommentReference"/>
             <w:sz w:val="24"/>
             <w:szCs w:val="30"/>
           </w:rPr>
-          <w:commentReference w:id="346"/>
+          <w:commentReference w:id="360"/>
         </w:r>
       </w:del>
-      <w:del w:id="349" w:author="Graham, Gabriel J." w:date="2026-08-07T15:49:00Z" w16du:dateUtc="2026-08-07T19:49:00Z">
+      <w:del w:id="363" w:author="Graham, Gabriel J." w:date="2026-08-07T15:49:00Z" w16du:dateUtc="2026-08-07T19:49:00Z">
         <w:r>
           <w:delText xml:space="preserve"> cluster</w:delText>
         </w:r>
       </w:del>
-      <w:ins w:id="350" w:author="Graham, Gabriel J." w:date="2026-08-07T15:49:00Z" w16du:dateUtc="2026-08-07T19:49:00Z">
+      <w:ins w:id="364" w:author="Graham, Gabriel J." w:date="2026-08-07T15:49:00Z" w16du:dateUtc="2026-08-07T19:49:00Z">
         <w:r>
           <w:t>6_POA_Mixed</w:t>
         </w:r>
@@ -3981,12 +4068,12 @@
       <w:r>
         <w:t xml:space="preserve">, a </w:t>
       </w:r>
-      <w:del w:id="351" w:author="Graham, Gabriel J." w:date="2026-08-07T16:09:00Z" w16du:dateUtc="2026-08-07T20:09:00Z">
+      <w:del w:id="365" w:author="Graham, Gabriel J." w:date="2026-08-07T16:09:00Z" w16du:dateUtc="2026-08-07T20:09:00Z">
         <w:r>
           <w:delText xml:space="preserve">region </w:delText>
         </w:r>
       </w:del>
-      <w:ins w:id="352" w:author="Graham, Gabriel J." w:date="2026-08-07T16:09:00Z" w16du:dateUtc="2026-08-07T20:09:00Z">
+      <w:ins w:id="366" w:author="Graham, Gabriel J." w:date="2026-08-07T16:09:00Z" w16du:dateUtc="2026-08-07T20:09:00Z">
         <w:r>
           <w:t>cell-type</w:t>
         </w:r>
@@ -3997,14 +4084,14 @@
       <w:r>
         <w:t>that plays a central role in regulating the hypothalamic-pituitary-gonadal axis, was not evident until after gonadal transformation and the accompanying changes in circulating sex hormones. These findings suggest that distinct neuronal populations remodel at different stages of sex change, with some populations potentially contributing to the initiation of the transition, whereas others remodel only after the new reproductive state has been established.</w:t>
       </w:r>
-      <w:commentRangeEnd w:id="341"/>
+      <w:commentRangeEnd w:id="355"/>
       <w:r>
         <w:rPr>
           <w:rStyle w:val="CommentReference"/>
           <w:sz w:val="24"/>
           <w:szCs w:val="30"/>
         </w:rPr>
-        <w:commentReference w:id="341"/>
+        <w:commentReference w:id="355"/>
       </w:r>
     </w:p>
     <w:p>
@@ -4080,7 +4167,7 @@
       <w:r>
         <w:t xml:space="preserve">. We identified a total of </w:t>
       </w:r>
-      <w:ins w:id="353" w:author="Graham, Gabriel J." w:date="2026-08-04T11:59:00Z" w16du:dateUtc="2026-08-04T15:59:00Z">
+      <w:ins w:id="367" w:author="Graham, Gabriel J." w:date="2026-08-04T11:59:00Z" w16du:dateUtc="2026-08-04T15:59:00Z">
         <w:r>
           <w:rPr>
             <w:highlight w:val="yellow"/>
@@ -4088,7 +4175,7 @@
           <w:t>290</w:t>
         </w:r>
       </w:ins>
-      <w:del w:id="354" w:author="Graham, Gabriel J." w:date="2026-08-04T11:59:00Z" w16du:dateUtc="2026-08-04T15:59:00Z">
+      <w:del w:id="368" w:author="Graham, Gabriel J." w:date="2026-08-04T11:59:00Z" w16du:dateUtc="2026-08-04T15:59:00Z">
         <w:r>
           <w:rPr>
             <w:highlight w:val="yellow"/>
@@ -4105,41 +4192,41 @@
         </w:rPr>
         <w:t xml:space="preserve">Appendix </w:t>
       </w:r>
-      <w:commentRangeStart w:id="355"/>
+      <w:commentRangeStart w:id="369"/>
       <w:r>
         <w:rPr>
           <w:highlight w:val="yellow"/>
         </w:rPr>
         <w:t>SX</w:t>
       </w:r>
-      <w:commentRangeEnd w:id="355"/>
+      <w:commentRangeEnd w:id="369"/>
       <w:r>
         <w:rPr>
           <w:rStyle w:val="CommentReference"/>
           <w:sz w:val="24"/>
           <w:szCs w:val="30"/>
         </w:rPr>
-        <w:commentReference w:id="355"/>
+        <w:commentReference w:id="369"/>
       </w:r>
       <w:r>
         <w:t>)</w:t>
       </w:r>
-      <w:del w:id="356" w:author="Graham, Gabriel J." w:date="2026-08-07T16:05:00Z" w16du:dateUtc="2026-08-07T20:05:00Z">
+      <w:del w:id="370" w:author="Graham, Gabriel J." w:date="2026-08-07T16:05:00Z" w16du:dateUtc="2026-08-07T20:05:00Z">
         <w:r>
           <w:delText>,</w:delText>
         </w:r>
       </w:del>
-      <w:ins w:id="357" w:author="Graham, Gabriel J." w:date="2026-08-07T16:05:00Z" w16du:dateUtc="2026-08-07T20:05:00Z">
+      <w:ins w:id="371" w:author="Graham, Gabriel J." w:date="2026-08-07T16:05:00Z" w16du:dateUtc="2026-08-07T20:05:00Z">
         <w:r>
           <w:t xml:space="preserve"> </w:t>
         </w:r>
       </w:ins>
-      <w:ins w:id="358" w:author="Graham, Gabriel J." w:date="2026-08-07T16:06:00Z" w16du:dateUtc="2026-08-07T20:06:00Z">
+      <w:ins w:id="372" w:author="Graham, Gabriel J." w:date="2026-08-07T16:06:00Z" w16du:dateUtc="2026-08-07T20:06:00Z">
         <w:r>
           <w:t>DEGs were roughly split, with</w:t>
         </w:r>
       </w:ins>
-      <w:ins w:id="359" w:author="Graham, Gabriel J." w:date="2026-08-07T16:05:00Z" w16du:dateUtc="2026-08-07T20:05:00Z">
+      <w:ins w:id="373" w:author="Graham, Gabriel J." w:date="2026-08-07T16:05:00Z" w16du:dateUtc="2026-08-07T20:05:00Z">
         <w:r>
           <w:t xml:space="preserve"> </w:t>
         </w:r>
@@ -4150,12 +4237,12 @@
           <w:t xml:space="preserve"> DEGs </w:t>
         </w:r>
       </w:ins>
-      <w:ins w:id="360" w:author="Graham, Gabriel J." w:date="2026-08-07T16:06:00Z" w16du:dateUtc="2026-08-07T20:06:00Z">
+      <w:ins w:id="374" w:author="Graham, Gabriel J." w:date="2026-08-07T16:06:00Z" w16du:dateUtc="2026-08-07T20:06:00Z">
         <w:r>
           <w:t>being</w:t>
         </w:r>
       </w:ins>
-      <w:ins w:id="361" w:author="Graham, Gabriel J." w:date="2026-08-07T16:05:00Z" w16du:dateUtc="2026-08-07T20:05:00Z">
+      <w:ins w:id="375" w:author="Graham, Gabriel J." w:date="2026-08-07T16:05:00Z" w16du:dateUtc="2026-08-07T20:05:00Z">
         <w:r>
           <w:t xml:space="preserve"> upregulated and </w:t>
         </w:r>
@@ -4166,12 +4253,12 @@
           <w:t xml:space="preserve"> </w:t>
         </w:r>
       </w:ins>
-      <w:ins w:id="362" w:author="Graham, Gabriel J." w:date="2026-08-07T16:06:00Z" w16du:dateUtc="2026-08-07T20:06:00Z">
+      <w:ins w:id="376" w:author="Graham, Gabriel J." w:date="2026-08-07T16:06:00Z" w16du:dateUtc="2026-08-07T20:06:00Z">
         <w:r>
           <w:t>being</w:t>
         </w:r>
       </w:ins>
-      <w:ins w:id="363" w:author="Graham, Gabriel J." w:date="2026-08-07T16:05:00Z" w16du:dateUtc="2026-08-07T20:05:00Z">
+      <w:ins w:id="377" w:author="Graham, Gabriel J." w:date="2026-08-07T16:05:00Z" w16du:dateUtc="2026-08-07T20:05:00Z">
         <w:r>
           <w:t xml:space="preserve"> downregulated</w:t>
         </w:r>
@@ -4179,37 +4266,37 @@
           <w:t xml:space="preserve"> going from male to</w:t>
         </w:r>
       </w:ins>
-      <w:ins w:id="364" w:author="Graham, Gabriel J." w:date="2026-08-07T16:06:00Z" w16du:dateUtc="2026-08-07T20:06:00Z">
+      <w:ins w:id="378" w:author="Graham, Gabriel J." w:date="2026-08-07T16:06:00Z" w16du:dateUtc="2026-08-07T20:06:00Z">
         <w:r>
           <w:t xml:space="preserve"> female</w:t>
         </w:r>
       </w:ins>
-      <w:ins w:id="365" w:author="Graham, Gabriel J." w:date="2026-08-07T16:05:00Z" w16du:dateUtc="2026-08-07T20:05:00Z">
+      <w:ins w:id="379" w:author="Graham, Gabriel J." w:date="2026-08-07T16:05:00Z" w16du:dateUtc="2026-08-07T20:05:00Z">
         <w:r>
           <w:t xml:space="preserve">. </w:t>
         </w:r>
       </w:ins>
-      <w:del w:id="366" w:author="Graham, Gabriel J." w:date="2026-08-07T16:07:00Z" w16du:dateUtc="2026-08-07T20:07:00Z">
+      <w:del w:id="380" w:author="Graham, Gabriel J." w:date="2026-08-07T16:07:00Z" w16du:dateUtc="2026-08-07T20:07:00Z">
         <w:r>
           <w:delText xml:space="preserve"> </w:delText>
         </w:r>
       </w:del>
-      <w:ins w:id="367" w:author="Graham, Gabriel J." w:date="2026-08-07T16:06:00Z" w16du:dateUtc="2026-08-07T20:06:00Z">
+      <w:ins w:id="381" w:author="Graham, Gabriel J." w:date="2026-08-07T16:06:00Z" w16du:dateUtc="2026-08-07T20:06:00Z">
         <w:r>
           <w:t xml:space="preserve">Temporally, </w:t>
         </w:r>
       </w:ins>
-      <w:ins w:id="368" w:author="Graham, Gabriel J." w:date="2026-08-07T16:07:00Z" w16du:dateUtc="2026-08-07T20:07:00Z">
+      <w:ins w:id="382" w:author="Graham, Gabriel J." w:date="2026-08-07T16:07:00Z" w16du:dateUtc="2026-08-07T20:07:00Z">
         <w:r>
           <w:t xml:space="preserve">there were </w:t>
         </w:r>
       </w:ins>
-      <w:del w:id="369" w:author="Graham, Gabriel J." w:date="2026-08-07T16:06:00Z" w16du:dateUtc="2026-08-07T20:06:00Z">
+      <w:del w:id="383" w:author="Graham, Gabriel J." w:date="2026-08-07T16:06:00Z" w16du:dateUtc="2026-08-07T20:06:00Z">
         <w:r>
           <w:delText xml:space="preserve">of which </w:delText>
         </w:r>
       </w:del>
-      <w:del w:id="370" w:author="Graham, Gabriel J." w:date="2026-08-07T15:52:00Z" w16du:dateUtc="2026-08-07T19:52:00Z">
+      <w:del w:id="384" w:author="Graham, Gabriel J." w:date="2026-08-07T15:52:00Z" w16du:dateUtc="2026-08-07T19:52:00Z">
         <w:r>
           <w:rPr>
             <w:highlight w:val="yellow"/>
@@ -4220,22 +4307,22 @@
           <w:delText xml:space="preserve"> </w:delText>
         </w:r>
       </w:del>
-      <w:ins w:id="371" w:author="Graham, Gabriel J." w:date="2026-08-07T15:52:00Z" w16du:dateUtc="2026-08-07T19:52:00Z">
+      <w:ins w:id="385" w:author="Graham, Gabriel J." w:date="2026-08-07T15:52:00Z" w16du:dateUtc="2026-08-07T19:52:00Z">
         <w:r>
           <w:t>76</w:t>
         </w:r>
       </w:ins>
-      <w:ins w:id="372" w:author="Graham, Gabriel J." w:date="2026-08-07T16:06:00Z" w16du:dateUtc="2026-08-07T20:06:00Z">
+      <w:ins w:id="386" w:author="Graham, Gabriel J." w:date="2026-08-07T16:06:00Z" w16du:dateUtc="2026-08-07T20:06:00Z">
         <w:r>
           <w:t xml:space="preserve"> </w:t>
         </w:r>
       </w:ins>
-      <w:del w:id="373" w:author="Graham, Gabriel J." w:date="2026-08-07T16:07:00Z" w16du:dateUtc="2026-08-07T20:07:00Z">
+      <w:del w:id="387" w:author="Graham, Gabriel J." w:date="2026-08-07T16:07:00Z" w16du:dateUtc="2026-08-07T20:07:00Z">
         <w:r>
           <w:delText xml:space="preserve">exhibited </w:delText>
         </w:r>
       </w:del>
-      <w:ins w:id="374" w:author="Graham, Gabriel J." w:date="2026-08-07T16:07:00Z" w16du:dateUtc="2026-08-07T20:07:00Z">
+      <w:ins w:id="388" w:author="Graham, Gabriel J." w:date="2026-08-07T16:07:00Z" w16du:dateUtc="2026-08-07T20:07:00Z">
         <w:r>
           <w:t xml:space="preserve">DEGs showed an </w:t>
         </w:r>
@@ -4243,7 +4330,7 @@
       <w:r>
         <w:t>early</w:t>
       </w:r>
-      <w:ins w:id="375" w:author="Graham, Gabriel J." w:date="2026-08-07T16:07:00Z" w16du:dateUtc="2026-08-07T20:07:00Z">
+      <w:ins w:id="389" w:author="Graham, Gabriel J." w:date="2026-08-07T16:07:00Z" w16du:dateUtc="2026-08-07T20:07:00Z">
         <w:r>
           <w:t xml:space="preserve"> pattern of </w:t>
         </w:r>
@@ -4251,7 +4338,7 @@
       <w:r>
         <w:t xml:space="preserve"> change</w:t>
       </w:r>
-      <w:del w:id="376" w:author="Graham, Gabriel J." w:date="2026-08-07T16:07:00Z" w16du:dateUtc="2026-08-07T20:07:00Z">
+      <w:del w:id="390" w:author="Graham, Gabriel J." w:date="2026-08-07T16:07:00Z" w16du:dateUtc="2026-08-07T20:07:00Z">
         <w:r>
           <w:delText>s</w:delText>
         </w:r>
@@ -4259,7 +4346,7 @@
       <w:r>
         <w:t xml:space="preserve">, </w:t>
       </w:r>
-      <w:del w:id="377" w:author="Graham, Gabriel J." w:date="2026-08-07T15:52:00Z" w16du:dateUtc="2026-08-07T19:52:00Z">
+      <w:del w:id="391" w:author="Graham, Gabriel J." w:date="2026-08-07T15:52:00Z" w16du:dateUtc="2026-08-07T19:52:00Z">
         <w:r>
           <w:rPr>
             <w:highlight w:val="yellow"/>
@@ -4270,7 +4357,7 @@
           <w:delText xml:space="preserve"> </w:delText>
         </w:r>
       </w:del>
-      <w:ins w:id="378" w:author="Graham, Gabriel J." w:date="2026-08-07T15:52:00Z" w16du:dateUtc="2026-08-07T19:52:00Z">
+      <w:ins w:id="392" w:author="Graham, Gabriel J." w:date="2026-08-07T15:52:00Z" w16du:dateUtc="2026-08-07T19:52:00Z">
         <w:r>
           <w:t>136</w:t>
         </w:r>
@@ -4281,7 +4368,7 @@
       <w:r>
         <w:t xml:space="preserve">late changes, </w:t>
       </w:r>
-      <w:del w:id="379" w:author="Graham, Gabriel J." w:date="2026-08-07T15:52:00Z" w16du:dateUtc="2026-08-07T19:52:00Z">
+      <w:del w:id="393" w:author="Graham, Gabriel J." w:date="2026-08-07T15:52:00Z" w16du:dateUtc="2026-08-07T19:52:00Z">
         <w:r>
           <w:rPr>
             <w:highlight w:val="yellow"/>
@@ -4292,7 +4379,7 @@
           <w:delText xml:space="preserve"> </w:delText>
         </w:r>
       </w:del>
-      <w:ins w:id="380" w:author="Graham, Gabriel J." w:date="2026-08-07T15:52:00Z" w16du:dateUtc="2026-08-07T19:52:00Z">
+      <w:ins w:id="394" w:author="Graham, Gabriel J." w:date="2026-08-07T15:52:00Z" w16du:dateUtc="2026-08-07T19:52:00Z">
         <w:r>
           <w:t xml:space="preserve">6 </w:t>
         </w:r>
@@ -4303,7 +4390,7 @@
       <w:r>
         <w:t xml:space="preserve">and </w:t>
       </w:r>
-      <w:del w:id="381" w:author="Graham, Gabriel J." w:date="2026-08-07T15:53:00Z" w16du:dateUtc="2026-08-07T19:53:00Z">
+      <w:del w:id="395" w:author="Graham, Gabriel J." w:date="2026-08-07T15:53:00Z" w16du:dateUtc="2026-08-07T19:53:00Z">
         <w:r>
           <w:rPr>
             <w:highlight w:val="yellow"/>
@@ -4314,7 +4401,7 @@
           <w:delText xml:space="preserve"> </w:delText>
         </w:r>
       </w:del>
-      <w:ins w:id="382" w:author="Graham, Gabriel J." w:date="2026-08-07T15:53:00Z" w16du:dateUtc="2026-08-07T19:53:00Z">
+      <w:ins w:id="396" w:author="Graham, Gabriel J." w:date="2026-08-07T15:53:00Z" w16du:dateUtc="2026-08-07T19:53:00Z">
         <w:r>
           <w:t>72</w:t>
         </w:r>
@@ -4325,7 +4412,7 @@
       <w:r>
         <w:t>transient</w:t>
       </w:r>
-      <w:del w:id="383" w:author="Graham, Gabriel J." w:date="2026-08-07T16:08:00Z" w16du:dateUtc="2026-08-07T20:08:00Z">
+      <w:del w:id="397" w:author="Graham, Gabriel J." w:date="2026-08-07T16:08:00Z" w16du:dateUtc="2026-08-07T20:08:00Z">
         <w:r>
           <w:delText xml:space="preserve"> changes</w:delText>
         </w:r>
@@ -4333,11 +4420,11 @@
       <w:r>
         <w:t xml:space="preserve">. </w:t>
       </w:r>
-      <w:commentRangeStart w:id="384"/>
+      <w:commentRangeStart w:id="398"/>
       <w:r>
         <w:t>The predominance of late</w:t>
       </w:r>
-      <w:ins w:id="385" w:author="Graham, Gabriel J." w:date="2026-08-07T16:08:00Z" w16du:dateUtc="2026-08-07T20:08:00Z">
+      <w:ins w:id="399" w:author="Graham, Gabriel J." w:date="2026-08-07T16:08:00Z" w16du:dateUtc="2026-08-07T20:08:00Z">
         <w:r>
           <w:t xml:space="preserve"> changing</w:t>
         </w:r>
@@ -4345,16 +4432,16 @@
       <w:r>
         <w:t xml:space="preserve"> DEGs indicates that the greatest amount of transcriptomic remodeling occurs during the later stages of sex change</w:t>
       </w:r>
-      <w:commentRangeEnd w:id="384"/>
+      <w:commentRangeEnd w:id="398"/>
       <w:r>
         <w:rPr>
           <w:rStyle w:val="CommentReference"/>
           <w:sz w:val="24"/>
           <w:szCs w:val="30"/>
         </w:rPr>
-        <w:commentReference w:id="384"/>
-      </w:r>
-      <w:ins w:id="386" w:author="Graham, Gabriel J." w:date="2026-08-07T16:05:00Z" w16du:dateUtc="2026-08-07T20:05:00Z">
+        <w:commentReference w:id="398"/>
+      </w:r>
+      <w:ins w:id="400" w:author="Graham, Gabriel J." w:date="2026-08-07T16:05:00Z" w16du:dateUtc="2026-08-07T20:05:00Z">
         <w:r>
           <w:t xml:space="preserve"> following gonadal transformation</w:t>
         </w:r>
@@ -4362,12 +4449,12 @@
       <w:r>
         <w:t xml:space="preserve">. </w:t>
       </w:r>
-      <w:del w:id="387" w:author="Graham, Gabriel J." w:date="2026-08-07T16:05:00Z" w16du:dateUtc="2026-08-07T20:05:00Z">
+      <w:del w:id="401" w:author="Graham, Gabriel J." w:date="2026-08-07T16:05:00Z" w16du:dateUtc="2026-08-07T20:05:00Z">
         <w:r>
           <w:delText xml:space="preserve">Overall, </w:delText>
         </w:r>
       </w:del>
-      <w:del w:id="388" w:author="Graham, Gabriel J." w:date="2026-08-04T12:01:00Z" w16du:dateUtc="2026-08-04T16:01:00Z">
+      <w:del w:id="402" w:author="Graham, Gabriel J." w:date="2026-08-04T12:01:00Z" w16du:dateUtc="2026-08-04T16:01:00Z">
         <w:r>
           <w:rPr>
             <w:highlight w:val="yellow"/>
@@ -4378,12 +4465,12 @@
           <w:delText xml:space="preserve"> </w:delText>
         </w:r>
       </w:del>
-      <w:del w:id="389" w:author="Graham, Gabriel J." w:date="2026-08-07T16:05:00Z" w16du:dateUtc="2026-08-07T20:05:00Z">
+      <w:del w:id="403" w:author="Graham, Gabriel J." w:date="2026-08-07T16:05:00Z" w16du:dateUtc="2026-08-07T20:05:00Z">
         <w:r>
           <w:delText xml:space="preserve">DEGs were upregulated and </w:delText>
         </w:r>
       </w:del>
-      <w:del w:id="390" w:author="Graham, Gabriel J." w:date="2026-08-04T12:01:00Z" w16du:dateUtc="2026-08-04T16:01:00Z">
+      <w:del w:id="404" w:author="Graham, Gabriel J." w:date="2026-08-04T12:01:00Z" w16du:dateUtc="2026-08-04T16:01:00Z">
         <w:r>
           <w:rPr>
             <w:highlight w:val="yellow"/>
@@ -4394,7 +4481,7 @@
           <w:delText xml:space="preserve"> </w:delText>
         </w:r>
       </w:del>
-      <w:del w:id="391" w:author="Graham, Gabriel J." w:date="2026-08-07T16:05:00Z" w16du:dateUtc="2026-08-07T20:05:00Z">
+      <w:del w:id="405" w:author="Graham, Gabriel J." w:date="2026-08-07T16:05:00Z" w16du:dateUtc="2026-08-07T20:05:00Z">
         <w:r>
           <w:delText>were downregulated</w:delText>
         </w:r>
@@ -4427,7 +4514,7 @@
     <w:p>
       <w:pPr>
         <w:rPr>
-          <w:ins w:id="392" w:author="Graham, Gabriel J." w:date="2026-08-07T16:08:00Z" w16du:dateUtc="2026-08-07T20:08:00Z"/>
+          <w:ins w:id="406" w:author="Graham, Gabriel J." w:date="2026-08-07T16:08:00Z" w16du:dateUtc="2026-08-07T20:08:00Z"/>
           <w:u w:val="single"/>
         </w:rPr>
       </w:pPr>
@@ -4438,7 +4525,7 @@
           <w:u w:val="single"/>
         </w:rPr>
       </w:pPr>
-      <w:del w:id="393" w:author="Graham, Gabriel J." w:date="2026-08-04T12:04:00Z" w16du:dateUtc="2026-08-04T16:04:00Z">
+      <w:del w:id="407" w:author="Graham, Gabriel J." w:date="2026-08-04T12:04:00Z" w16du:dateUtc="2026-08-04T16:04:00Z">
         <w:r>
           <w:rPr>
             <w:u w:val="single"/>
@@ -4453,7 +4540,7 @@
           <w:delText xml:space="preserve"> </w:delText>
         </w:r>
       </w:del>
-      <w:ins w:id="394" w:author="Graham, Gabriel J." w:date="2026-08-04T12:04:00Z" w16du:dateUtc="2026-08-04T16:04:00Z">
+      <w:ins w:id="408" w:author="Graham, Gabriel J." w:date="2026-08-04T12:04:00Z" w16du:dateUtc="2026-08-04T16:04:00Z">
         <w:r>
           <w:rPr>
             <w:u w:val="single"/>
@@ -4477,10 +4564,10 @@
     <w:p>
       <w:pPr>
         <w:rPr>
-          <w:del w:id="395" w:author="Graham, Gabriel J." w:date="2026-08-07T16:12:00Z" w16du:dateUtc="2026-08-07T20:12:00Z"/>
-        </w:rPr>
-      </w:pPr>
-      <w:ins w:id="396" w:author="Graham, Gabriel J." w:date="2026-08-07T16:12:00Z" w16du:dateUtc="2026-08-07T20:12:00Z">
+          <w:del w:id="409" w:author="Graham, Gabriel J." w:date="2026-08-07T16:12:00Z" w16du:dateUtc="2026-08-07T20:12:00Z"/>
+        </w:rPr>
+      </w:pPr>
+      <w:ins w:id="410" w:author="Graham, Gabriel J." w:date="2026-08-07T16:12:00Z" w16du:dateUtc="2026-08-07T20:12:00Z">
         <w:r>
           <w:tab/>
         </w:r>
@@ -4488,22 +4575,22 @@
     </w:p>
     <w:p>
       <w:pPr>
-        <w:pPrChange w:id="397" w:author="Graham, Gabriel J." w:date="2026-08-07T16:11:00Z" w16du:dateUtc="2026-08-07T20:11:00Z">
+        <w:pPrChange w:id="411" w:author="Graham, Gabriel J." w:date="2026-08-07T16:11:00Z" w16du:dateUtc="2026-08-07T20:11:00Z">
           <w:pPr>
             <w:ind w:firstLine="720"/>
           </w:pPr>
         </w:pPrChange>
       </w:pPr>
-      <w:commentRangeStart w:id="398"/>
+      <w:commentRangeStart w:id="412"/>
       <w:r>
         <w:t>To characterize the epigenomic changes associated with sex change, we next identified differentially accessible regions (DARs) and classified each according to the same temporal patterns described above</w:t>
       </w:r>
-      <w:ins w:id="399" w:author="Graham, Gabriel J." w:date="2026-08-04T13:43:00Z" w16du:dateUtc="2026-08-04T17:43:00Z">
+      <w:ins w:id="413" w:author="Graham, Gabriel J." w:date="2026-08-04T13:43:00Z" w16du:dateUtc="2026-08-04T17:43:00Z">
         <w:r>
           <w:t xml:space="preserve">. </w:t>
         </w:r>
       </w:ins>
-      <w:del w:id="400" w:author="Graham, Gabriel J." w:date="2026-08-04T13:43:00Z" w16du:dateUtc="2026-08-04T17:43:00Z">
+      <w:del w:id="414" w:author="Graham, Gabriel J." w:date="2026-08-04T13:43:00Z" w16du:dateUtc="2026-08-04T17:43:00Z">
         <w:r>
           <w:delText xml:space="preserve"> (Methods). </w:delText>
         </w:r>
@@ -4511,7 +4598,7 @@
       <w:r>
         <w:t xml:space="preserve">We identified a total of </w:t>
       </w:r>
-      <w:del w:id="401" w:author="Graham, Gabriel J." w:date="2026-08-04T13:43:00Z" w16du:dateUtc="2026-08-04T17:43:00Z">
+      <w:del w:id="415" w:author="Graham, Gabriel J." w:date="2026-08-04T13:43:00Z" w16du:dateUtc="2026-08-04T17:43:00Z">
         <w:r>
           <w:rPr>
             <w:highlight w:val="yellow"/>
@@ -4522,7 +4609,7 @@
           <w:delText xml:space="preserve"> </w:delText>
         </w:r>
       </w:del>
-      <w:ins w:id="402" w:author="Graham, Gabriel J." w:date="2026-08-04T13:43:00Z" w16du:dateUtc="2026-08-04T17:43:00Z">
+      <w:ins w:id="416" w:author="Graham, Gabriel J." w:date="2026-08-04T13:43:00Z" w16du:dateUtc="2026-08-04T17:43:00Z">
         <w:r>
           <w:t>53</w:t>
         </w:r>
@@ -4542,7 +4629,7 @@
       <w:r>
         <w:t xml:space="preserve">), of which </w:t>
       </w:r>
-      <w:del w:id="403" w:author="Graham, Gabriel J." w:date="2026-08-07T15:54:00Z" w16du:dateUtc="2026-08-07T19:54:00Z">
+      <w:del w:id="417" w:author="Graham, Gabriel J." w:date="2026-08-07T15:54:00Z" w16du:dateUtc="2026-08-07T19:54:00Z">
         <w:r>
           <w:rPr>
             <w:highlight w:val="yellow"/>
@@ -4553,7 +4640,7 @@
           <w:delText xml:space="preserve"> </w:delText>
         </w:r>
       </w:del>
-      <w:ins w:id="404" w:author="Graham, Gabriel J." w:date="2026-08-07T15:54:00Z" w16du:dateUtc="2026-08-07T19:54:00Z">
+      <w:ins w:id="418" w:author="Graham, Gabriel J." w:date="2026-08-07T15:54:00Z" w16du:dateUtc="2026-08-07T19:54:00Z">
         <w:r>
           <w:t>6</w:t>
         </w:r>
@@ -4564,7 +4651,7 @@
       <w:r>
         <w:t xml:space="preserve">exhibited early changes, </w:t>
       </w:r>
-      <w:del w:id="405" w:author="Graham, Gabriel J." w:date="2026-08-07T15:54:00Z" w16du:dateUtc="2026-08-07T19:54:00Z">
+      <w:del w:id="419" w:author="Graham, Gabriel J." w:date="2026-08-07T15:54:00Z" w16du:dateUtc="2026-08-07T19:54:00Z">
         <w:r>
           <w:rPr>
             <w:highlight w:val="yellow"/>
@@ -4575,7 +4662,7 @@
           <w:delText xml:space="preserve"> </w:delText>
         </w:r>
       </w:del>
-      <w:ins w:id="406" w:author="Graham, Gabriel J." w:date="2026-08-07T15:54:00Z" w16du:dateUtc="2026-08-07T19:54:00Z">
+      <w:ins w:id="420" w:author="Graham, Gabriel J." w:date="2026-08-07T15:54:00Z" w16du:dateUtc="2026-08-07T19:54:00Z">
         <w:r>
           <w:t>22</w:t>
         </w:r>
@@ -4586,7 +4673,7 @@
       <w:r>
         <w:t xml:space="preserve">late changes, </w:t>
       </w:r>
-      <w:del w:id="407" w:author="Graham, Gabriel J." w:date="2026-08-07T15:54:00Z" w16du:dateUtc="2026-08-07T19:54:00Z">
+      <w:del w:id="421" w:author="Graham, Gabriel J." w:date="2026-08-07T15:54:00Z" w16du:dateUtc="2026-08-07T19:54:00Z">
         <w:r>
           <w:rPr>
             <w:highlight w:val="yellow"/>
@@ -4597,7 +4684,7 @@
           <w:delText xml:space="preserve"> </w:delText>
         </w:r>
       </w:del>
-      <w:ins w:id="408" w:author="Graham, Gabriel J." w:date="2026-08-07T15:54:00Z" w16du:dateUtc="2026-08-07T19:54:00Z">
+      <w:ins w:id="422" w:author="Graham, Gabriel J." w:date="2026-08-07T15:54:00Z" w16du:dateUtc="2026-08-07T19:54:00Z">
         <w:r>
           <w:t>25</w:t>
         </w:r>
@@ -4608,7 +4695,7 @@
       <w:r>
         <w:t xml:space="preserve">progressive changes, and </w:t>
       </w:r>
-      <w:del w:id="409" w:author="Graham, Gabriel J." w:date="2026-08-07T15:54:00Z" w16du:dateUtc="2026-08-07T19:54:00Z">
+      <w:del w:id="423" w:author="Graham, Gabriel J." w:date="2026-08-07T15:54:00Z" w16du:dateUtc="2026-08-07T19:54:00Z">
         <w:r>
           <w:rPr>
             <w:highlight w:val="yellow"/>
@@ -4619,7 +4706,7 @@
           <w:delText xml:space="preserve"> </w:delText>
         </w:r>
       </w:del>
-      <w:ins w:id="410" w:author="Graham, Gabriel J." w:date="2026-08-07T15:54:00Z" w16du:dateUtc="2026-08-07T19:54:00Z">
+      <w:ins w:id="424" w:author="Graham, Gabriel J." w:date="2026-08-07T15:54:00Z" w16du:dateUtc="2026-08-07T19:54:00Z">
         <w:r>
           <w:t>none exhibited</w:t>
         </w:r>
@@ -4630,70 +4717,70 @@
       <w:r>
         <w:t xml:space="preserve">transient changes. </w:t>
       </w:r>
-      <w:ins w:id="411" w:author="Graham, Gabriel J." w:date="2026-08-07T15:54:00Z" w16du:dateUtc="2026-08-07T19:54:00Z">
+      <w:ins w:id="425" w:author="Graham, Gabriel J." w:date="2026-08-07T15:54:00Z" w16du:dateUtc="2026-08-07T19:54:00Z">
         <w:r>
           <w:t>O</w:t>
         </w:r>
       </w:ins>
-      <w:ins w:id="412" w:author="Graham, Gabriel J." w:date="2026-08-07T15:55:00Z" w16du:dateUtc="2026-08-07T19:55:00Z">
+      <w:ins w:id="426" w:author="Graham, Gabriel J." w:date="2026-08-07T15:55:00Z" w16du:dateUtc="2026-08-07T19:55:00Z">
         <w:r>
           <w:t xml:space="preserve">verall, 28 DARs decreased in accessibility and 25 increased in accessibility. </w:t>
         </w:r>
       </w:ins>
-      <w:commentRangeStart w:id="413"/>
+      <w:commentRangeStart w:id="427"/>
       <w:r>
         <w:t xml:space="preserve">Similar to the transcriptomic analysis, the predominance of late DARs indicates that the greatest amount of epigenomic remodeling occurs during the later stages of sex change. </w:t>
       </w:r>
-      <w:commentRangeEnd w:id="413"/>
+      <w:commentRangeEnd w:id="427"/>
       <w:r>
         <w:rPr>
           <w:rStyle w:val="CommentReference"/>
           <w:sz w:val="24"/>
           <w:szCs w:val="30"/>
         </w:rPr>
-        <w:commentReference w:id="413"/>
+        <w:commentReference w:id="427"/>
       </w:r>
       <w:r>
         <w:t xml:space="preserve">Unlike gene expression, however, chromatin accessibility was characterized by progressive changes and an absence of transient remodeling, suggesting a more </w:t>
       </w:r>
-      <w:commentRangeStart w:id="414"/>
+      <w:commentRangeStart w:id="428"/>
       <w:r>
         <w:t xml:space="preserve">gradual </w:t>
       </w:r>
-      <w:commentRangeEnd w:id="414"/>
+      <w:commentRangeEnd w:id="428"/>
       <w:r>
         <w:rPr>
           <w:rStyle w:val="CommentReference"/>
           <w:sz w:val="24"/>
           <w:szCs w:val="30"/>
         </w:rPr>
-        <w:commentReference w:id="414"/>
+        <w:commentReference w:id="428"/>
       </w:r>
       <w:r>
         <w:t xml:space="preserve">trajectory of epigenomic </w:t>
       </w:r>
-      <w:commentRangeEnd w:id="398"/>
+      <w:commentRangeEnd w:id="412"/>
       <w:r>
         <w:rPr>
           <w:rStyle w:val="CommentReference"/>
           <w:sz w:val="24"/>
           <w:szCs w:val="30"/>
         </w:rPr>
-        <w:commentReference w:id="398"/>
+        <w:commentReference w:id="412"/>
       </w:r>
       <w:r>
         <w:t xml:space="preserve">reorganization. </w:t>
       </w:r>
-      <w:commentRangeStart w:id="415"/>
+      <w:commentRangeStart w:id="429"/>
       <w:r>
         <w:t xml:space="preserve">We next asked whether </w:t>
       </w:r>
-      <w:del w:id="416" w:author="Graham, Gabriel J." w:date="2026-08-04T13:44:00Z" w16du:dateUtc="2026-08-04T17:44:00Z">
+      <w:del w:id="430" w:author="Graham, Gabriel J." w:date="2026-08-04T13:44:00Z" w16du:dateUtc="2026-08-04T17:44:00Z">
         <w:r>
           <w:delText xml:space="preserve">particular </w:delText>
         </w:r>
       </w:del>
-      <w:ins w:id="417" w:author="Graham, Gabriel J." w:date="2026-08-04T13:44:00Z" w16du:dateUtc="2026-08-04T17:44:00Z">
+      <w:ins w:id="431" w:author="Graham, Gabriel J." w:date="2026-08-04T13:44:00Z" w16du:dateUtc="2026-08-04T17:44:00Z">
         <w:r>
           <w:t>specific</w:t>
         </w:r>
@@ -4713,29 +4800,29 @@
       <w:r>
         <w:t>), indicating that these cell populations undergo disproportionately extensive epigenomic remodeling during sex change.</w:t>
       </w:r>
-      <w:commentRangeEnd w:id="415"/>
+      <w:commentRangeEnd w:id="429"/>
       <w:r>
         <w:rPr>
           <w:rStyle w:val="CommentReference"/>
           <w:sz w:val="24"/>
           <w:szCs w:val="30"/>
         </w:rPr>
-        <w:commentReference w:id="415"/>
-      </w:r>
-    </w:p>
-    <w:p>
-      <w:pPr>
-        <w:rPr>
-          <w:del w:id="418" w:author="Graham, Gabriel J." w:date="2026-08-06T11:53:00Z" w16du:dateUtc="2026-08-06T15:53:00Z"/>
+        <w:commentReference w:id="429"/>
+      </w:r>
+    </w:p>
+    <w:p>
+      <w:pPr>
+        <w:rPr>
+          <w:del w:id="432" w:author="Graham, Gabriel J." w:date="2026-08-06T11:53:00Z" w16du:dateUtc="2026-08-06T15:53:00Z"/>
           <w:u w:val="single"/>
-          <w:rPrChange w:id="419" w:author="Graham, Gabriel J." w:date="2026-08-06T11:53:00Z" w16du:dateUtc="2026-08-06T15:53:00Z">
+          <w:rPrChange w:id="433" w:author="Graham, Gabriel J." w:date="2026-08-06T11:53:00Z" w16du:dateUtc="2026-08-06T15:53:00Z">
             <w:rPr>
-              <w:del w:id="420" w:author="Graham, Gabriel J." w:date="2026-08-06T11:53:00Z" w16du:dateUtc="2026-08-06T15:53:00Z"/>
+              <w:del w:id="434" w:author="Graham, Gabriel J." w:date="2026-08-06T11:53:00Z" w16du:dateUtc="2026-08-06T15:53:00Z"/>
             </w:rPr>
           </w:rPrChange>
         </w:rPr>
       </w:pPr>
-      <w:ins w:id="421" w:author="Graham, Gabriel J." w:date="2026-08-06T11:53:00Z" w16du:dateUtc="2026-08-06T15:53:00Z">
+      <w:ins w:id="435" w:author="Graham, Gabriel J." w:date="2026-08-06T11:53:00Z" w16du:dateUtc="2026-08-06T15:53:00Z">
         <w:r>
           <w:rPr>
             <w:u w:val="single"/>
@@ -4747,18 +4834,18 @@
     <w:p>
       <w:pPr>
         <w:rPr>
-          <w:del w:id="422" w:author="Graham, Gabriel J." w:date="2026-08-07T16:12:00Z" w16du:dateUtc="2026-08-07T20:12:00Z"/>
-        </w:rPr>
-      </w:pPr>
-    </w:p>
-    <w:p>
-      <w:pPr>
-        <w:rPr>
-          <w:del w:id="423" w:author="Graham, Gabriel J." w:date="2026-08-06T11:53:00Z" w16du:dateUtc="2026-08-06T15:53:00Z"/>
+          <w:del w:id="436" w:author="Graham, Gabriel J." w:date="2026-08-07T16:12:00Z" w16du:dateUtc="2026-08-07T20:12:00Z"/>
+        </w:rPr>
+      </w:pPr>
+    </w:p>
+    <w:p>
+      <w:pPr>
+        <w:rPr>
+          <w:del w:id="437" w:author="Graham, Gabriel J." w:date="2026-08-06T11:53:00Z" w16du:dateUtc="2026-08-06T15:53:00Z"/>
           <w:u w:val="single"/>
         </w:rPr>
       </w:pPr>
-      <w:del w:id="424" w:author="Graham, Gabriel J." w:date="2026-08-06T11:53:00Z" w16du:dateUtc="2026-08-06T15:53:00Z">
+      <w:del w:id="438" w:author="Graham, Gabriel J." w:date="2026-08-06T11:53:00Z" w16du:dateUtc="2026-08-06T15:53:00Z">
         <w:r>
           <w:rPr>
             <w:u w:val="single"/>
@@ -4770,45 +4857,45 @@
     <w:p>
       <w:pPr>
         <w:rPr>
-          <w:del w:id="425" w:author="Graham, Gabriel J." w:date="2026-08-06T11:53:00Z" w16du:dateUtc="2026-08-06T15:53:00Z"/>
+          <w:del w:id="439" w:author="Graham, Gabriel J." w:date="2026-08-06T11:53:00Z" w16du:dateUtc="2026-08-06T15:53:00Z"/>
           <w:u w:val="single"/>
         </w:rPr>
       </w:pPr>
-      <w:commentRangeStart w:id="426"/>
-    </w:p>
-    <w:p>
-      <w:pPr>
-        <w:rPr>
-          <w:del w:id="427" w:author="Graham, Gabriel J." w:date="2026-08-06T11:53:00Z" w16du:dateUtc="2026-08-06T15:53:00Z"/>
-        </w:rPr>
-      </w:pPr>
-      <w:del w:id="428" w:author="Graham, Gabriel J." w:date="2026-08-06T11:53:00Z" w16du:dateUtc="2026-08-06T15:53:00Z">
+      <w:commentRangeStart w:id="440"/>
+    </w:p>
+    <w:p>
+      <w:pPr>
+        <w:rPr>
+          <w:del w:id="441" w:author="Graham, Gabriel J." w:date="2026-08-06T11:53:00Z" w16du:dateUtc="2026-08-06T15:53:00Z"/>
+        </w:rPr>
+      </w:pPr>
+      <w:del w:id="442" w:author="Graham, Gabriel J." w:date="2026-08-06T11:53:00Z" w16du:dateUtc="2026-08-06T15:53:00Z">
         <w:r>
           <w:delText xml:space="preserve">To </w:delText>
         </w:r>
       </w:del>
-      <w:del w:id="429" w:author="Graham, Gabriel J." w:date="2026-08-04T13:45:00Z" w16du:dateUtc="2026-08-04T17:45:00Z">
+      <w:del w:id="443" w:author="Graham, Gabriel J." w:date="2026-08-04T13:45:00Z" w16du:dateUtc="2026-08-04T17:45:00Z">
         <w:r>
           <w:delText xml:space="preserve">first </w:delText>
         </w:r>
       </w:del>
-      <w:del w:id="430" w:author="Graham, Gabriel J." w:date="2026-08-06T11:53:00Z" w16du:dateUtc="2026-08-06T15:53:00Z">
+      <w:del w:id="444" w:author="Graham, Gabriel J." w:date="2026-08-06T11:53:00Z" w16du:dateUtc="2026-08-06T15:53:00Z">
         <w:r>
           <w:delText>examine the relationship between chromatin accessibility and transcriptional identity, we compared cell type-specific marker gene expression with the accessibility of linked ATAC peaks</w:delText>
         </w:r>
-        <w:commentRangeEnd w:id="426"/>
+        <w:commentRangeEnd w:id="440"/>
         <w:r>
           <w:rPr>
             <w:rStyle w:val="CommentReference"/>
             <w:sz w:val="24"/>
             <w:szCs w:val="30"/>
           </w:rPr>
-          <w:commentReference w:id="426"/>
+          <w:commentReference w:id="440"/>
         </w:r>
         <w:r>
           <w:delText xml:space="preserve">. </w:delText>
         </w:r>
-        <w:commentRangeStart w:id="431"/>
+        <w:commentRangeStart w:id="445"/>
         <w:r>
           <w:delText>Genes that defined individual cell populations were generally associated with increased accessibility of nearby linked regulatory regions within the same cell type (</w:delText>
         </w:r>
@@ -4827,14 +4914,14 @@
         <w:r>
           <w:delText>). Thus, chromatin accessibility broadly recapitulated the transcriptional programs that distinguish the major cell populations, demonstrating close correspondence between cell identity and local chromatin state.</w:delText>
         </w:r>
-        <w:commentRangeEnd w:id="431"/>
+        <w:commentRangeEnd w:id="445"/>
         <w:r>
           <w:rPr>
             <w:rStyle w:val="CommentReference"/>
             <w:sz w:val="24"/>
             <w:szCs w:val="30"/>
           </w:rPr>
-          <w:commentReference w:id="431"/>
+          <w:commentReference w:id="445"/>
         </w:r>
       </w:del>
     </w:p>
@@ -4843,69 +4930,69 @@
       <w:pPr>
         <w:ind w:firstLine="720"/>
         <w:rPr>
-          <w:del w:id="432" w:author="Graham, Gabriel J." w:date="2026-08-07T16:40:00Z" w16du:dateUtc="2026-08-07T20:40:00Z"/>
+          <w:del w:id="446" w:author="Graham, Gabriel J." w:date="2026-08-07T16:40:00Z" w16du:dateUtc="2026-08-07T20:40:00Z"/>
         </w:rPr>
       </w:pPr>
       <w:r>
         <w:t xml:space="preserve">We next asked </w:t>
       </w:r>
-      <w:commentRangeStart w:id="433"/>
-      <w:del w:id="434" w:author="Graham, Gabriel J." w:date="2026-08-07T16:14:00Z" w16du:dateUtc="2026-08-07T20:14:00Z">
+      <w:commentRangeStart w:id="447"/>
+      <w:del w:id="448" w:author="Graham, Gabriel J." w:date="2026-08-07T16:14:00Z" w16du:dateUtc="2026-08-07T20:14:00Z">
         <w:r>
           <w:delText xml:space="preserve">whether chromatin accessibility </w:delText>
         </w:r>
       </w:del>
-      <w:del w:id="435" w:author="Graham, Gabriel J." w:date="2026-08-06T11:53:00Z" w16du:dateUtc="2026-08-06T15:53:00Z">
+      <w:del w:id="449" w:author="Graham, Gabriel J." w:date="2026-08-06T11:53:00Z" w16du:dateUtc="2026-08-06T15:53:00Z">
         <w:r>
           <w:delText xml:space="preserve">similarly </w:delText>
         </w:r>
       </w:del>
-      <w:del w:id="436" w:author="Graham, Gabriel J." w:date="2026-08-07T16:14:00Z" w16du:dateUtc="2026-08-07T20:14:00Z">
+      <w:del w:id="450" w:author="Graham, Gabriel J." w:date="2026-08-07T16:14:00Z" w16du:dateUtc="2026-08-07T20:14:00Z">
         <w:r>
           <w:delText>accompanied transcriptional remodeling during the transition from male</w:delText>
         </w:r>
       </w:del>
-      <w:del w:id="437" w:author="Graham, Gabriel J." w:date="2026-08-06T11:53:00Z" w16du:dateUtc="2026-08-06T15:53:00Z">
+      <w:del w:id="451" w:author="Graham, Gabriel J." w:date="2026-08-06T11:53:00Z" w16du:dateUtc="2026-08-06T15:53:00Z">
         <w:r>
           <w:delText>s</w:delText>
         </w:r>
       </w:del>
-      <w:del w:id="438" w:author="Graham, Gabriel J." w:date="2026-08-07T16:14:00Z" w16du:dateUtc="2026-08-07T20:14:00Z">
+      <w:del w:id="452" w:author="Graham, Gabriel J." w:date="2026-08-07T16:14:00Z" w16du:dateUtc="2026-08-07T20:14:00Z">
         <w:r>
           <w:delText xml:space="preserve"> to intermediate</w:delText>
         </w:r>
       </w:del>
-      <w:del w:id="439" w:author="Graham, Gabriel J." w:date="2026-08-06T11:53:00Z" w16du:dateUtc="2026-08-06T15:53:00Z">
+      <w:del w:id="453" w:author="Graham, Gabriel J." w:date="2026-08-06T11:53:00Z" w16du:dateUtc="2026-08-06T15:53:00Z">
         <w:r>
           <w:delText>s</w:delText>
         </w:r>
       </w:del>
-      <w:del w:id="440" w:author="Graham, Gabriel J." w:date="2026-08-07T16:14:00Z" w16du:dateUtc="2026-08-07T20:14:00Z">
+      <w:del w:id="454" w:author="Graham, Gabriel J." w:date="2026-08-07T16:14:00Z" w16du:dateUtc="2026-08-07T20:14:00Z">
         <w:r>
           <w:delText xml:space="preserve"> </w:delText>
         </w:r>
       </w:del>
-      <w:del w:id="441" w:author="Graham, Gabriel J." w:date="2026-08-06T11:53:00Z" w16du:dateUtc="2026-08-06T15:53:00Z">
+      <w:del w:id="455" w:author="Graham, Gabriel J." w:date="2026-08-06T11:53:00Z" w16du:dateUtc="2026-08-06T15:53:00Z">
         <w:r>
           <w:delText xml:space="preserve">and </w:delText>
         </w:r>
       </w:del>
-      <w:del w:id="442" w:author="Graham, Gabriel J." w:date="2026-08-07T16:14:00Z" w16du:dateUtc="2026-08-07T20:14:00Z">
+      <w:del w:id="456" w:author="Graham, Gabriel J." w:date="2026-08-07T16:14:00Z" w16du:dateUtc="2026-08-07T20:14:00Z">
         <w:r>
           <w:delText>female</w:delText>
         </w:r>
       </w:del>
-      <w:ins w:id="443" w:author="Graham, Gabriel J." w:date="2026-08-07T16:14:00Z" w16du:dateUtc="2026-08-07T20:14:00Z">
+      <w:ins w:id="457" w:author="Graham, Gabriel J." w:date="2026-08-07T16:14:00Z" w16du:dateUtc="2026-08-07T20:14:00Z">
         <w:r>
           <w:t>which changes in gene expression could be explained by changes in the epigenome</w:t>
         </w:r>
       </w:ins>
-      <w:ins w:id="444" w:author="Graham, Gabriel J." w:date="2026-08-07T16:49:00Z" w16du:dateUtc="2026-08-07T20:49:00Z">
+      <w:ins w:id="458" w:author="Graham, Gabriel J." w:date="2026-08-07T16:49:00Z" w16du:dateUtc="2026-08-07T20:49:00Z">
         <w:r>
           <w:t>, or whether epigenomic changes could explain changes in gene expression</w:t>
         </w:r>
       </w:ins>
-      <w:del w:id="445" w:author="Graham, Gabriel J." w:date="2026-08-06T11:54:00Z" w16du:dateUtc="2026-08-06T15:54:00Z">
+      <w:del w:id="459" w:author="Graham, Gabriel J." w:date="2026-08-06T11:54:00Z" w16du:dateUtc="2026-08-06T15:54:00Z">
         <w:r>
           <w:delText>s</w:delText>
         </w:r>
@@ -4916,14 +5003,14 @@
       <w:r>
         <w:t xml:space="preserve"> </w:t>
       </w:r>
-      <w:commentRangeEnd w:id="433"/>
+      <w:commentRangeEnd w:id="447"/>
       <w:r>
         <w:rPr>
           <w:rStyle w:val="CommentReference"/>
           <w:sz w:val="24"/>
           <w:szCs w:val="30"/>
         </w:rPr>
-        <w:commentReference w:id="433"/>
+        <w:commentReference w:id="447"/>
       </w:r>
       <w:r>
         <w:t>A d</w:t>
@@ -4944,12 +5031,12 @@
       <w:r>
         <w:t xml:space="preserve"> in cluster 0</w:t>
       </w:r>
-      <w:ins w:id="446" w:author="Graham, Gabriel J." w:date="2026-08-04T13:47:00Z" w16du:dateUtc="2026-08-04T17:47:00Z">
+      <w:ins w:id="460" w:author="Graham, Gabriel J." w:date="2026-08-04T13:47:00Z" w16du:dateUtc="2026-08-04T17:47:00Z">
         <w:r>
           <w:t>_Spall_Mixed</w:t>
         </w:r>
       </w:ins>
-      <w:del w:id="447" w:author="Graham, Gabriel J." w:date="2026-08-07T16:14:00Z" w16du:dateUtc="2026-08-07T20:14:00Z">
+      <w:del w:id="461" w:author="Graham, Gabriel J." w:date="2026-08-07T16:14:00Z" w16du:dateUtc="2026-08-07T20:14:00Z">
         <w:r>
           <w:delText xml:space="preserve">; </w:delText>
         </w:r>
@@ -4972,7 +5059,7 @@
       <w:r>
         <w:t xml:space="preserve">Because this comparison requires both transcriptional and accessibility changes to independently satisfy </w:t>
       </w:r>
-      <w:ins w:id="448" w:author="Graham, Gabriel J." w:date="2026-08-07T16:14:00Z" w16du:dateUtc="2026-08-07T20:14:00Z">
+      <w:ins w:id="462" w:author="Graham, Gabriel J." w:date="2026-08-07T16:14:00Z" w16du:dateUtc="2026-08-07T20:14:00Z">
         <w:r>
           <w:t xml:space="preserve">strict </w:t>
         </w:r>
@@ -4980,77 +5067,77 @@
       <w:r>
         <w:t>significance thresholds, we next as</w:t>
       </w:r>
-      <w:ins w:id="449" w:author="Graham, Gabriel J." w:date="2026-08-07T16:15:00Z" w16du:dateUtc="2026-08-07T20:15:00Z">
+      <w:ins w:id="463" w:author="Graham, Gabriel J." w:date="2026-08-07T16:15:00Z" w16du:dateUtc="2026-08-07T20:15:00Z">
         <w:r>
           <w:t xml:space="preserve">ked </w:t>
         </w:r>
       </w:ins>
-      <w:ins w:id="450" w:author="Graham, Gabriel J." w:date="2026-08-07T16:16:00Z" w16du:dateUtc="2026-08-07T20:16:00Z">
+      <w:ins w:id="464" w:author="Graham, Gabriel J." w:date="2026-08-07T16:16:00Z" w16du:dateUtc="2026-08-07T20:16:00Z">
         <w:r>
           <w:t xml:space="preserve">which DEGs and DARs </w:t>
         </w:r>
       </w:ins>
-      <w:ins w:id="451" w:author="Graham, Gabriel J." w:date="2026-08-07T16:39:00Z" w16du:dateUtc="2026-08-07T20:39:00Z">
+      <w:ins w:id="465" w:author="Graham, Gabriel J." w:date="2026-08-07T16:39:00Z" w16du:dateUtc="2026-08-07T20:39:00Z">
         <w:r>
           <w:t>had a</w:t>
         </w:r>
       </w:ins>
-      <w:ins w:id="452" w:author="Graham, Gabriel J." w:date="2026-08-07T16:16:00Z" w16du:dateUtc="2026-08-07T20:16:00Z">
+      <w:ins w:id="466" w:author="Graham, Gabriel J." w:date="2026-08-07T16:16:00Z" w16du:dateUtc="2026-08-07T20:16:00Z">
         <w:r>
           <w:t xml:space="preserve"> significant correlation between the alternate modality (i.e., whether the expression of a DE</w:t>
         </w:r>
       </w:ins>
-      <w:ins w:id="453" w:author="Graham, Gabriel J." w:date="2026-08-07T16:17:00Z" w16du:dateUtc="2026-08-07T20:17:00Z">
+      <w:ins w:id="467" w:author="Graham, Gabriel J." w:date="2026-08-07T16:17:00Z" w16du:dateUtc="2026-08-07T20:17:00Z">
         <w:r>
           <w:t xml:space="preserve">G is </w:t>
         </w:r>
       </w:ins>
-      <w:ins w:id="454" w:author="Graham, Gabriel J." w:date="2026-08-07T16:39:00Z" w16du:dateUtc="2026-08-07T20:39:00Z">
+      <w:ins w:id="468" w:author="Graham, Gabriel J." w:date="2026-08-07T16:39:00Z" w16du:dateUtc="2026-08-07T20:39:00Z">
         <w:r>
           <w:t>correlated</w:t>
         </w:r>
       </w:ins>
-      <w:ins w:id="455" w:author="Graham, Gabriel J." w:date="2026-08-07T16:17:00Z" w16du:dateUtc="2026-08-07T20:17:00Z">
+      <w:ins w:id="469" w:author="Graham, Gabriel J." w:date="2026-08-07T16:17:00Z" w16du:dateUtc="2026-08-07T20:17:00Z">
         <w:r>
           <w:t xml:space="preserve"> with </w:t>
         </w:r>
       </w:ins>
-      <w:ins w:id="456" w:author="Graham, Gabriel J." w:date="2026-08-07T16:39:00Z" w16du:dateUtc="2026-08-07T20:39:00Z">
+      <w:ins w:id="470" w:author="Graham, Gabriel J." w:date="2026-08-07T16:39:00Z" w16du:dateUtc="2026-08-07T20:39:00Z">
         <w:r>
           <w:t>its</w:t>
         </w:r>
       </w:ins>
-      <w:ins w:id="457" w:author="Graham, Gabriel J." w:date="2026-08-07T16:17:00Z" w16du:dateUtc="2026-08-07T20:17:00Z">
+      <w:ins w:id="471" w:author="Graham, Gabriel J." w:date="2026-08-07T16:17:00Z" w16du:dateUtc="2026-08-07T20:17:00Z">
         <w:r>
           <w:t xml:space="preserve"> chromatin accessibility </w:t>
         </w:r>
       </w:ins>
-      <w:ins w:id="458" w:author="Graham, Gabriel J." w:date="2026-08-07T16:39:00Z" w16du:dateUtc="2026-08-07T20:39:00Z">
+      <w:ins w:id="472" w:author="Graham, Gabriel J." w:date="2026-08-07T16:39:00Z" w16du:dateUtc="2026-08-07T20:39:00Z">
         <w:r>
           <w:t>and</w:t>
         </w:r>
       </w:ins>
-      <w:ins w:id="459" w:author="Graham, Gabriel J." w:date="2026-08-07T16:17:00Z" w16du:dateUtc="2026-08-07T20:17:00Z">
+      <w:ins w:id="473" w:author="Graham, Gabriel J." w:date="2026-08-07T16:17:00Z" w16du:dateUtc="2026-08-07T20:17:00Z">
         <w:r>
           <w:t xml:space="preserve"> vice versa)</w:t>
         </w:r>
       </w:ins>
-      <w:del w:id="460" w:author="Graham, Gabriel J." w:date="2026-08-07T16:15:00Z" w16du:dateUtc="2026-08-07T20:15:00Z">
+      <w:del w:id="474" w:author="Graham, Gabriel J." w:date="2026-08-07T16:15:00Z" w16du:dateUtc="2026-08-07T20:15:00Z">
         <w:r>
           <w:delText>sessed their</w:delText>
         </w:r>
       </w:del>
-      <w:del w:id="461" w:author="Graham, Gabriel J." w:date="2026-08-07T16:17:00Z" w16du:dateUtc="2026-08-07T20:17:00Z">
+      <w:del w:id="475" w:author="Graham, Gabriel J." w:date="2026-08-07T16:17:00Z" w16du:dateUtc="2026-08-07T20:17:00Z">
         <w:r>
           <w:delText xml:space="preserve"> </w:delText>
         </w:r>
       </w:del>
-      <w:del w:id="462" w:author="Graham, Gabriel J." w:date="2026-08-06T11:54:00Z" w16du:dateUtc="2026-08-06T15:54:00Z">
+      <w:del w:id="476" w:author="Graham, Gabriel J." w:date="2026-08-06T11:54:00Z" w16du:dateUtc="2026-08-06T15:54:00Z">
         <w:r>
           <w:delText xml:space="preserve">quantitative </w:delText>
         </w:r>
       </w:del>
-      <w:del w:id="463" w:author="Graham, Gabriel J." w:date="2026-08-07T16:15:00Z" w16du:dateUtc="2026-08-07T20:15:00Z">
+      <w:del w:id="477" w:author="Graham, Gabriel J." w:date="2026-08-07T16:15:00Z" w16du:dateUtc="2026-08-07T20:15:00Z">
         <w:r>
           <w:delText>relationship across individuals</w:delText>
         </w:r>
@@ -5058,12 +5145,12 @@
       <w:r>
         <w:t xml:space="preserve">. </w:t>
       </w:r>
-      <w:del w:id="464" w:author="Graham, Gabriel J." w:date="2026-08-06T11:56:00Z" w16du:dateUtc="2026-08-06T15:56:00Z">
+      <w:del w:id="478" w:author="Graham, Gabriel J." w:date="2026-08-06T11:56:00Z" w16du:dateUtc="2026-08-06T15:56:00Z">
         <w:r>
           <w:delText>Specifically</w:delText>
         </w:r>
       </w:del>
-      <w:ins w:id="465" w:author="Graham, Gabriel J." w:date="2026-08-06T11:56:00Z" w16du:dateUtc="2026-08-06T15:56:00Z">
+      <w:ins w:id="479" w:author="Graham, Gabriel J." w:date="2026-08-06T11:56:00Z" w16du:dateUtc="2026-08-06T15:56:00Z">
         <w:r>
           <w:t>To do this</w:t>
         </w:r>
@@ -5071,7 +5158,7 @@
       <w:r>
         <w:t>, we correlated pseudobulk</w:t>
       </w:r>
-      <w:ins w:id="466" w:author="Graham, Gabriel J." w:date="2026-08-07T16:17:00Z" w16du:dateUtc="2026-08-07T20:17:00Z">
+      <w:ins w:id="480" w:author="Graham, Gabriel J." w:date="2026-08-07T16:17:00Z" w16du:dateUtc="2026-08-07T20:17:00Z">
         <w:r>
           <w:t>ed</w:t>
         </w:r>
@@ -5079,7 +5166,7 @@
       <w:r>
         <w:t xml:space="preserve"> </w:t>
       </w:r>
-      <w:del w:id="467" w:author="Graham, Gabriel J." w:date="2026-08-07T16:17:00Z" w16du:dateUtc="2026-08-07T20:17:00Z">
+      <w:del w:id="481" w:author="Graham, Gabriel J." w:date="2026-08-07T16:17:00Z" w16du:dateUtc="2026-08-07T20:17:00Z">
         <w:r>
           <w:delText xml:space="preserve">log-normalized </w:delText>
         </w:r>
@@ -5087,7 +5174,7 @@
       <w:r>
         <w:t xml:space="preserve">gene expression with </w:t>
       </w:r>
-      <w:ins w:id="468" w:author="Graham, Gabriel J." w:date="2026-08-07T16:17:00Z" w16du:dateUtc="2026-08-07T20:17:00Z">
+      <w:ins w:id="482" w:author="Graham, Gabriel J." w:date="2026-08-07T16:17:00Z" w16du:dateUtc="2026-08-07T20:17:00Z">
         <w:r>
           <w:t xml:space="preserve">pseudobulked </w:t>
         </w:r>
@@ -5095,12 +5182,12 @@
       <w:r>
         <w:t>chromatin accessibility scores for ATAC peaks</w:t>
       </w:r>
-      <w:ins w:id="469" w:author="Graham, Gabriel J." w:date="2026-08-07T16:18:00Z" w16du:dateUtc="2026-08-07T20:18:00Z">
+      <w:ins w:id="483" w:author="Graham, Gabriel J." w:date="2026-08-07T16:18:00Z" w16du:dateUtc="2026-08-07T20:18:00Z">
         <w:r>
           <w:t xml:space="preserve"> </w:t>
         </w:r>
       </w:ins>
-      <w:del w:id="470" w:author="Graham, Gabriel J." w:date="2026-08-07T16:18:00Z" w16du:dateUtc="2026-08-07T20:18:00Z">
+      <w:del w:id="484" w:author="Graham, Gabriel J." w:date="2026-08-07T16:18:00Z" w16du:dateUtc="2026-08-07T20:18:00Z">
         <w:r>
           <w:delText xml:space="preserve"> </w:delText>
         </w:r>
@@ -5117,19 +5204,19 @@
       <w:r>
         <w:t xml:space="preserve">). Following quality control </w:t>
       </w:r>
-      <w:del w:id="471" w:author="Graham, Gabriel J." w:date="2026-08-07T16:50:00Z" w16du:dateUtc="2026-08-07T20:50:00Z">
+      <w:del w:id="485" w:author="Graham, Gabriel J." w:date="2026-08-07T16:50:00Z" w16du:dateUtc="2026-08-07T20:50:00Z">
         <w:r>
           <w:delText>to exclude</w:delText>
         </w:r>
       </w:del>
-      <w:ins w:id="472" w:author="Graham, Gabriel J." w:date="2026-08-07T16:50:00Z" w16du:dateUtc="2026-08-07T20:50:00Z">
+      <w:ins w:id="486" w:author="Graham, Gabriel J." w:date="2026-08-07T16:50:00Z" w16du:dateUtc="2026-08-07T20:50:00Z">
         <w:r>
           <w:t>(</w:t>
         </w:r>
         <w:r>
           <w:rPr>
             <w:highlight w:val="yellow"/>
-            <w:rPrChange w:id="473" w:author="Graham, Gabriel J." w:date="2026-08-07T16:50:00Z" w16du:dateUtc="2026-08-07T20:50:00Z">
+            <w:rPrChange w:id="487" w:author="Graham, Gabriel J." w:date="2026-08-07T16:50:00Z" w16du:dateUtc="2026-08-07T20:50:00Z">
               <w:rPr/>
             </w:rPrChange>
           </w:rPr>
@@ -5142,7 +5229,7 @@
       <w:r>
         <w:t xml:space="preserve"> </w:t>
       </w:r>
-      <w:del w:id="474" w:author="Graham, Gabriel J." w:date="2026-08-07T16:50:00Z" w16du:dateUtc="2026-08-07T20:50:00Z">
+      <w:del w:id="488" w:author="Graham, Gabriel J." w:date="2026-08-07T16:50:00Z" w16du:dateUtc="2026-08-07T20:50:00Z">
         <w:r>
           <w:delText xml:space="preserve">genes lacking sufficient expression or accessibility for reliable analysis, </w:delText>
         </w:r>
@@ -5150,12 +5237,12 @@
       <w:r>
         <w:t>226 of the 290 DEG</w:t>
       </w:r>
-      <w:ins w:id="475" w:author="Graham, Gabriel J." w:date="2026-08-07T16:41:00Z" w16du:dateUtc="2026-08-07T20:41:00Z">
+      <w:ins w:id="489" w:author="Graham, Gabriel J." w:date="2026-08-07T16:41:00Z" w16du:dateUtc="2026-08-07T20:41:00Z">
         <w:r>
           <w:t>s</w:t>
         </w:r>
       </w:ins>
-      <w:del w:id="476" w:author="Graham, Gabriel J." w:date="2026-08-07T16:41:00Z" w16du:dateUtc="2026-08-07T20:41:00Z">
+      <w:del w:id="490" w:author="Graham, Gabriel J." w:date="2026-08-07T16:41:00Z" w16du:dateUtc="2026-08-07T20:41:00Z">
         <w:r>
           <w:delText>s (78%)</w:delText>
         </w:r>
@@ -5163,14 +5250,14 @@
       <w:r>
         <w:t xml:space="preserve"> were suitable for correlation analysis</w:t>
       </w:r>
-      <w:ins w:id="477" w:author="Graham, Gabriel J." w:date="2026-08-07T16:40:00Z" w16du:dateUtc="2026-08-07T20:40:00Z">
+      <w:ins w:id="491" w:author="Graham, Gabriel J." w:date="2026-08-07T16:40:00Z" w16du:dateUtc="2026-08-07T20:40:00Z">
         <w:r>
           <w:t xml:space="preserve"> (</w:t>
         </w:r>
         <w:r>
           <w:rPr>
             <w:highlight w:val="yellow"/>
-            <w:rPrChange w:id="478" w:author="Graham, Gabriel J." w:date="2026-08-07T16:40:00Z" w16du:dateUtc="2026-08-07T20:40:00Z">
+            <w:rPrChange w:id="492" w:author="Graham, Gabriel J." w:date="2026-08-07T16:40:00Z" w16du:dateUtc="2026-08-07T20:40:00Z">
               <w:rPr/>
             </w:rPrChange>
           </w:rPr>
@@ -5183,7 +5270,7 @@
       <w:r>
         <w:t>.</w:t>
       </w:r>
-      <w:del w:id="479" w:author="Graham, Gabriel J." w:date="2026-08-07T16:39:00Z" w16du:dateUtc="2026-08-07T20:39:00Z">
+      <w:del w:id="493" w:author="Graham, Gabriel J." w:date="2026-08-07T16:39:00Z" w16du:dateUtc="2026-08-07T20:39:00Z">
         <w:r>
           <w:delText xml:space="preserve"> Correlation analyses included all 22 individuals, including late intermediates and new females. For genes associated with multiple nearby ATAC peaks, the strongest correlation was retained.</w:delText>
         </w:r>
@@ -5191,7 +5278,7 @@
       <w:r>
         <w:t xml:space="preserve"> </w:t>
       </w:r>
-      <w:del w:id="480" w:author="Graham, Gabriel J." w:date="2026-08-07T16:40:00Z" w16du:dateUtc="2026-08-07T20:40:00Z">
+      <w:del w:id="494" w:author="Graham, Gabriel J." w:date="2026-08-07T16:40:00Z" w16du:dateUtc="2026-08-07T20:40:00Z">
         <w:r>
           <w:delText xml:space="preserve">Complete correlation results for all local peak-gene pairs are provided in </w:delText>
         </w:r>
@@ -5237,9 +5324,9 @@
       <w:pPr>
         <w:ind w:firstLine="720"/>
         <w:rPr>
-          <w:ins w:id="481" w:author="Graham, Gabriel J." w:date="2026-08-07T16:40:00Z" w16du:dateUtc="2026-08-07T20:40:00Z"/>
-        </w:rPr>
-        <w:pPrChange w:id="482" w:author="Graham, Gabriel J." w:date="2026-08-07T16:13:00Z" w16du:dateUtc="2026-08-07T20:13:00Z">
+          <w:ins w:id="495" w:author="Graham, Gabriel J." w:date="2026-08-07T16:40:00Z" w16du:dateUtc="2026-08-07T20:40:00Z"/>
+        </w:rPr>
+        <w:pPrChange w:id="496" w:author="Graham, Gabriel J." w:date="2026-08-07T16:13:00Z" w16du:dateUtc="2026-08-07T20:13:00Z">
           <w:pPr/>
         </w:pPrChange>
       </w:pPr>
@@ -5247,38 +5334,38 @@
     <w:p>
       <w:pPr>
         <w:ind w:firstLine="720"/>
-        <w:pPrChange w:id="483" w:author="Graham, Gabriel J." w:date="2026-08-07T16:40:00Z" w16du:dateUtc="2026-08-07T20:40:00Z">
+        <w:pPrChange w:id="497" w:author="Graham, Gabriel J." w:date="2026-08-07T16:40:00Z" w16du:dateUtc="2026-08-07T20:40:00Z">
           <w:pPr/>
         </w:pPrChange>
       </w:pPr>
     </w:p>
     <w:p>
-      <w:del w:id="484" w:author="Graham, Gabriel J." w:date="2026-08-07T16:41:00Z" w16du:dateUtc="2026-08-07T20:41:00Z">
+      <w:del w:id="498" w:author="Graham, Gabriel J." w:date="2026-08-07T16:41:00Z" w16du:dateUtc="2026-08-07T20:41:00Z">
         <w:r>
           <w:delText xml:space="preserve">Of the genes </w:delText>
         </w:r>
       </w:del>
-      <w:del w:id="485" w:author="Graham, Gabriel J." w:date="2026-08-06T11:58:00Z" w16du:dateUtc="2026-08-06T15:58:00Z">
+      <w:del w:id="499" w:author="Graham, Gabriel J." w:date="2026-08-06T11:58:00Z" w16du:dateUtc="2026-08-06T15:58:00Z">
         <w:r>
           <w:delText>suitable for analysis</w:delText>
         </w:r>
       </w:del>
-      <w:del w:id="486" w:author="Graham, Gabriel J." w:date="2026-08-07T16:41:00Z" w16du:dateUtc="2026-08-07T20:41:00Z">
+      <w:del w:id="500" w:author="Graham, Gabriel J." w:date="2026-08-07T16:41:00Z" w16du:dateUtc="2026-08-07T20:41:00Z">
         <w:r>
           <w:delText>, 30% (67 of 226)</w:delText>
         </w:r>
       </w:del>
-      <w:ins w:id="487" w:author="Graham, Gabriel J." w:date="2026-08-07T16:47:00Z" w16du:dateUtc="2026-08-07T20:47:00Z">
+      <w:ins w:id="501" w:author="Graham, Gabriel J." w:date="2026-08-07T16:47:00Z" w16du:dateUtc="2026-08-07T20:47:00Z">
         <w:r>
           <w:t>O</w:t>
         </w:r>
       </w:ins>
-      <w:ins w:id="488" w:author="Graham, Gabriel J." w:date="2026-08-07T16:41:00Z" w16du:dateUtc="2026-08-07T20:41:00Z">
+      <w:ins w:id="502" w:author="Graham, Gabriel J." w:date="2026-08-07T16:41:00Z" w16du:dateUtc="2026-08-07T20:41:00Z">
         <w:r>
           <w:t>f the 226 genes we analyzed</w:t>
         </w:r>
       </w:ins>
-      <w:ins w:id="489" w:author="Graham, Gabriel J." w:date="2026-08-07T16:47:00Z" w16du:dateUtc="2026-08-07T20:47:00Z">
+      <w:ins w:id="503" w:author="Graham, Gabriel J." w:date="2026-08-07T16:47:00Z" w16du:dateUtc="2026-08-07T20:47:00Z">
         <w:r>
           <w:t>, 67</w:t>
         </w:r>
@@ -5286,34 +5373,34 @@
       <w:r>
         <w:t xml:space="preserve"> exhibited a significant correlation between gene expression and the accessibility of their best local ATAC peak (</w:t>
       </w:r>
-      <w:commentRangeStart w:id="490"/>
+      <w:commentRangeStart w:id="504"/>
       <w:r>
         <w:t>Pearson's P &lt; 0.05</w:t>
       </w:r>
-      <w:commentRangeEnd w:id="490"/>
+      <w:commentRangeEnd w:id="504"/>
       <w:r>
         <w:rPr>
           <w:rStyle w:val="CommentReference"/>
           <w:sz w:val="24"/>
           <w:szCs w:val="30"/>
         </w:rPr>
-        <w:commentReference w:id="490"/>
+        <w:commentReference w:id="504"/>
       </w:r>
       <w:r>
         <w:t xml:space="preserve">). The prevalence of accessibility-associated DEGs </w:t>
       </w:r>
-      <w:commentRangeStart w:id="491"/>
+      <w:commentRangeStart w:id="505"/>
       <w:r>
         <w:t>did not differ significantly among cell clusters (likelihood-ratio test, χ²₁₉ = 15.57, P = 0.686), indicating that the contribution of local chromatin accessibility to transcriptional remodeling was broadly similar across cell populations.</w:t>
       </w:r>
-      <w:commentRangeEnd w:id="491"/>
+      <w:commentRangeEnd w:id="505"/>
       <w:r>
         <w:rPr>
           <w:rStyle w:val="CommentReference"/>
           <w:sz w:val="24"/>
           <w:szCs w:val="30"/>
         </w:rPr>
-        <w:commentReference w:id="491"/>
+        <w:commentReference w:id="505"/>
       </w:r>
     </w:p>
     <w:p/>
@@ -5321,12 +5408,12 @@
       <w:r>
         <w:t xml:space="preserve">As a complementary analysis, we next examined whether </w:t>
       </w:r>
-      <w:del w:id="492" w:author="Graham, Gabriel J." w:date="2026-08-07T16:49:00Z" w16du:dateUtc="2026-08-07T20:49:00Z">
+      <w:del w:id="506" w:author="Graham, Gabriel J." w:date="2026-08-07T16:49:00Z" w16du:dateUtc="2026-08-07T20:49:00Z">
         <w:r>
           <w:delText>differentially accessible chromatin regions</w:delText>
         </w:r>
       </w:del>
-      <w:ins w:id="493" w:author="Graham, Gabriel J." w:date="2026-08-07T16:49:00Z" w16du:dateUtc="2026-08-07T20:49:00Z">
+      <w:ins w:id="507" w:author="Graham, Gabriel J." w:date="2026-08-07T16:49:00Z" w16du:dateUtc="2026-08-07T20:49:00Z">
         <w:r>
           <w:t>DARs</w:t>
         </w:r>
@@ -5334,7 +5421,7 @@
       <w:r>
         <w:t xml:space="preserve"> were associated with expression of their nearest expressed gene. Following </w:t>
       </w:r>
-      <w:del w:id="494" w:author="Graham, Gabriel J." w:date="2026-08-07T16:51:00Z" w16du:dateUtc="2026-08-07T20:51:00Z">
+      <w:del w:id="508" w:author="Graham, Gabriel J." w:date="2026-08-07T16:51:00Z" w16du:dateUtc="2026-08-07T20:51:00Z">
         <w:r>
           <w:delText xml:space="preserve">identical </w:delText>
         </w:r>
@@ -5342,7 +5429,7 @@
       <w:r>
         <w:t>quality-control</w:t>
       </w:r>
-      <w:del w:id="495" w:author="Graham, Gabriel J." w:date="2026-08-07T16:51:00Z" w16du:dateUtc="2026-08-07T20:51:00Z">
+      <w:del w:id="509" w:author="Graham, Gabriel J." w:date="2026-08-07T16:51:00Z" w16du:dateUtc="2026-08-07T20:51:00Z">
         <w:r>
           <w:delText xml:space="preserve"> criteria,</w:delText>
         </w:r>
@@ -5350,7 +5437,7 @@
       <w:r>
         <w:t xml:space="preserve"> 23 of </w:t>
       </w:r>
-      <w:ins w:id="496" w:author="Graham, Gabriel J." w:date="2026-08-07T16:51:00Z" w16du:dateUtc="2026-08-07T20:51:00Z">
+      <w:ins w:id="510" w:author="Graham, Gabriel J." w:date="2026-08-07T16:51:00Z" w16du:dateUtc="2026-08-07T20:51:00Z">
         <w:r>
           <w:t xml:space="preserve">the </w:t>
         </w:r>
@@ -5358,7 +5445,7 @@
       <w:r>
         <w:t xml:space="preserve">53 DARs </w:t>
       </w:r>
-      <w:del w:id="497" w:author="Graham, Gabriel J." w:date="2026-08-07T16:51:00Z" w16du:dateUtc="2026-08-07T20:51:00Z">
+      <w:del w:id="511" w:author="Graham, Gabriel J." w:date="2026-08-07T16:51:00Z" w16du:dateUtc="2026-08-07T20:51:00Z">
         <w:r>
           <w:delText xml:space="preserve">(43%) </w:delText>
         </w:r>
@@ -5366,16 +5453,16 @@
       <w:r>
         <w:t xml:space="preserve">were suitable for analysis. </w:t>
       </w:r>
-      <w:commentRangeStart w:id="498"/>
+      <w:commentRangeStart w:id="512"/>
       <w:r>
         <w:t xml:space="preserve">Of these, </w:t>
       </w:r>
-      <w:del w:id="499" w:author="Graham, Gabriel J." w:date="2026-08-07T16:51:00Z" w16du:dateUtc="2026-08-07T20:51:00Z">
+      <w:del w:id="513" w:author="Graham, Gabriel J." w:date="2026-08-07T16:51:00Z" w16du:dateUtc="2026-08-07T20:51:00Z">
         <w:r>
           <w:delText xml:space="preserve">five </w:delText>
         </w:r>
       </w:del>
-      <w:ins w:id="500" w:author="Graham, Gabriel J." w:date="2026-08-07T16:51:00Z" w16du:dateUtc="2026-08-07T20:51:00Z">
+      <w:ins w:id="514" w:author="Graham, Gabriel J." w:date="2026-08-07T16:51:00Z" w16du:dateUtc="2026-08-07T20:51:00Z">
         <w:r>
           <w:t>four</w:t>
         </w:r>
@@ -5383,7 +5470,7 @@
           <w:t xml:space="preserve"> </w:t>
         </w:r>
       </w:ins>
-      <w:del w:id="501" w:author="Graham, Gabriel J." w:date="2026-08-07T16:51:00Z" w16du:dateUtc="2026-08-07T20:51:00Z">
+      <w:del w:id="515" w:author="Graham, Gabriel J." w:date="2026-08-07T16:51:00Z" w16du:dateUtc="2026-08-07T20:51:00Z">
         <w:r>
           <w:delText xml:space="preserve">(22%) </w:delText>
         </w:r>
@@ -5391,7 +5478,7 @@
       <w:r>
         <w:t>exhibited significant correlations between chromatin accessibility and gene expression (Pearson's P &lt; 0.05)</w:t>
       </w:r>
-      <w:del w:id="502" w:author="Graham, Gabriel J." w:date="2026-08-07T16:51:00Z" w16du:dateUtc="2026-08-07T20:51:00Z">
+      <w:del w:id="516" w:author="Graham, Gabriel J." w:date="2026-08-07T16:51:00Z" w16du:dateUtc="2026-08-07T20:51:00Z">
         <w:r>
           <w:delText>, with four remaining significant following correction for multiple testing</w:delText>
         </w:r>
@@ -5399,19 +5486,19 @@
       <w:r>
         <w:t xml:space="preserve"> </w:t>
       </w:r>
-      <w:commentRangeEnd w:id="498"/>
+      <w:commentRangeEnd w:id="512"/>
       <w:r>
         <w:rPr>
           <w:rStyle w:val="CommentReference"/>
           <w:sz w:val="24"/>
           <w:szCs w:val="30"/>
         </w:rPr>
-        <w:commentReference w:id="498"/>
+        <w:commentReference w:id="512"/>
       </w:r>
       <w:r>
         <w:t>(</w:t>
       </w:r>
-      <w:ins w:id="503" w:author="Graham, Gabriel J." w:date="2026-08-07T16:52:00Z" w16du:dateUtc="2026-08-07T20:52:00Z">
+      <w:ins w:id="517" w:author="Graham, Gabriel J." w:date="2026-08-07T16:52:00Z" w16du:dateUtc="2026-08-07T20:52:00Z">
         <w:r>
           <w:rPr>
             <w:highlight w:val="yellow"/>
@@ -5419,8 +5506,8 @@
           <w:t xml:space="preserve">Appendix </w:t>
         </w:r>
       </w:ins>
-      <w:commentRangeStart w:id="504"/>
-      <w:del w:id="505" w:author="Graham, Gabriel J." w:date="2026-08-07T16:52:00Z" w16du:dateUtc="2026-08-07T20:52:00Z">
+      <w:commentRangeStart w:id="518"/>
+      <w:del w:id="519" w:author="Graham, Gabriel J." w:date="2026-08-07T16:52:00Z" w16du:dateUtc="2026-08-07T20:52:00Z">
         <w:r>
           <w:rPr>
             <w:highlight w:val="yellow"/>
@@ -5440,21 +5527,21 @@
         </w:rPr>
         <w:t>XX</w:t>
       </w:r>
-      <w:commentRangeEnd w:id="504"/>
+      <w:commentRangeEnd w:id="518"/>
       <w:r>
         <w:rPr>
           <w:rStyle w:val="CommentReference"/>
           <w:sz w:val="24"/>
           <w:szCs w:val="30"/>
         </w:rPr>
-        <w:commentReference w:id="504"/>
-      </w:r>
-      <w:ins w:id="506" w:author="Graham, Gabriel J." w:date="2026-08-07T16:52:00Z" w16du:dateUtc="2026-08-07T20:52:00Z">
+        <w:commentReference w:id="518"/>
+      </w:r>
+      <w:ins w:id="520" w:author="Graham, Gabriel J." w:date="2026-08-07T16:52:00Z" w16du:dateUtc="2026-08-07T20:52:00Z">
         <w:r>
           <w:t>, SXX)</w:t>
         </w:r>
       </w:ins>
-      <w:del w:id="507" w:author="Graham, Gabriel J." w:date="2026-08-06T12:03:00Z" w16du:dateUtc="2026-08-06T16:03:00Z">
+      <w:del w:id="521" w:author="Graham, Gabriel J." w:date="2026-08-06T12:03:00Z" w16du:dateUtc="2026-08-06T16:03:00Z">
         <w:r>
           <w:delText>). Because relatively few DARs were testable within individual cell populations, we did not compare correlation frequencies among clusters</w:delText>
         </w:r>
@@ -5462,7 +5549,7 @@
       <w:r>
         <w:t xml:space="preserve">. </w:t>
       </w:r>
-      <w:del w:id="508" w:author="Graham, Gabriel J." w:date="2026-08-07T16:52:00Z" w16du:dateUtc="2026-08-07T20:52:00Z">
+      <w:del w:id="522" w:author="Graham, Gabriel J." w:date="2026-08-07T16:52:00Z" w16du:dateUtc="2026-08-07T20:52:00Z">
         <w:r>
           <w:delText xml:space="preserve">Summary statistics for the DAR-centered analysis are provided in </w:delText>
         </w:r>
@@ -5488,22 +5575,22 @@
       <w:r>
         <w:t xml:space="preserve">Together, these analyses indicate that although relatively few genes simultaneously met stringent criteria for both differential expression and differential accessibility during sex change, local chromatin accessibility </w:t>
       </w:r>
-      <w:del w:id="509" w:author="Graham, Gabriel J." w:date="2026-08-07T16:54:00Z" w16du:dateUtc="2026-08-07T20:54:00Z">
+      <w:del w:id="523" w:author="Graham, Gabriel J." w:date="2026-08-07T16:54:00Z" w16du:dateUtc="2026-08-07T20:54:00Z">
         <w:r>
           <w:delText xml:space="preserve">was </w:delText>
         </w:r>
       </w:del>
-      <w:del w:id="510" w:author="Graham, Gabriel J." w:date="2026-08-07T16:53:00Z" w16du:dateUtc="2026-08-07T20:53:00Z">
+      <w:del w:id="524" w:author="Graham, Gabriel J." w:date="2026-08-07T16:53:00Z" w16du:dateUtc="2026-08-07T20:53:00Z">
         <w:r>
           <w:delText xml:space="preserve">nevertheless </w:delText>
         </w:r>
       </w:del>
-      <w:del w:id="511" w:author="Graham, Gabriel J." w:date="2026-08-07T16:54:00Z" w16du:dateUtc="2026-08-07T20:54:00Z">
+      <w:del w:id="525" w:author="Graham, Gabriel J." w:date="2026-08-07T16:54:00Z" w16du:dateUtc="2026-08-07T20:54:00Z">
         <w:r>
           <w:delText>significantly associated with</w:delText>
         </w:r>
       </w:del>
-      <w:ins w:id="512" w:author="Graham, Gabriel J." w:date="2026-08-07T16:54:00Z" w16du:dateUtc="2026-08-07T20:54:00Z">
+      <w:ins w:id="526" w:author="Graham, Gabriel J." w:date="2026-08-07T16:54:00Z" w16du:dateUtc="2026-08-07T20:54:00Z">
         <w:r>
           <w:t>markedly predicted</w:t>
         </w:r>
@@ -5511,27 +5598,27 @@
       <w:r>
         <w:t xml:space="preserve"> transcriptional remodeling</w:t>
       </w:r>
-      <w:ins w:id="513" w:author="Graham, Gabriel J." w:date="2026-08-07T16:55:00Z" w16du:dateUtc="2026-08-07T20:55:00Z">
+      <w:ins w:id="527" w:author="Graham, Gabriel J." w:date="2026-08-07T16:55:00Z" w16du:dateUtc="2026-08-07T20:55:00Z">
         <w:r>
           <w:t xml:space="preserve"> (DEGs were predicted by chromatin)</w:t>
         </w:r>
       </w:ins>
-      <w:ins w:id="514" w:author="Graham, Gabriel J." w:date="2026-08-07T16:53:00Z" w16du:dateUtc="2026-08-07T20:53:00Z">
+      <w:ins w:id="528" w:author="Graham, Gabriel J." w:date="2026-08-07T16:53:00Z" w16du:dateUtc="2026-08-07T20:53:00Z">
         <w:r>
           <w:t>, while</w:t>
         </w:r>
       </w:ins>
-      <w:ins w:id="515" w:author="Graham, Gabriel J." w:date="2026-08-07T16:54:00Z" w16du:dateUtc="2026-08-07T20:54:00Z">
+      <w:ins w:id="529" w:author="Graham, Gabriel J." w:date="2026-08-07T16:54:00Z" w16du:dateUtc="2026-08-07T20:54:00Z">
         <w:r>
           <w:t xml:space="preserve"> transcriptional remodeling did no</w:t>
         </w:r>
       </w:ins>
-      <w:ins w:id="516" w:author="Graham, Gabriel J." w:date="2026-08-07T16:55:00Z" w16du:dateUtc="2026-08-07T20:55:00Z">
+      <w:ins w:id="530" w:author="Graham, Gabriel J." w:date="2026-08-07T16:55:00Z" w16du:dateUtc="2026-08-07T20:55:00Z">
         <w:r>
           <w:t>t predict chromatin accessibility (DARs were not predicted by transcription)</w:t>
         </w:r>
       </w:ins>
-      <w:del w:id="517" w:author="Graham, Gabriel J." w:date="2026-08-07T16:53:00Z" w16du:dateUtc="2026-08-07T20:53:00Z">
+      <w:del w:id="531" w:author="Graham, Gabriel J." w:date="2026-08-07T16:53:00Z" w16du:dateUtc="2026-08-07T20:53:00Z">
         <w:r>
           <w:delText xml:space="preserve"> when variation across individuals was considered</w:delText>
         </w:r>
@@ -5547,6 +5634,7 @@
     <w:p>
       <w:pPr>
         <w:rPr>
+          <w:del w:id="532" w:author="Graham, Gabriel J." w:date="2026-08-24T10:45:00Z" w16du:dateUtc="2026-08-24T14:45:00Z"/>
           <w:u w:val="single"/>
         </w:rPr>
       </w:pPr>
@@ -5558,7 +5646,7 @@
           <w:u w:val="single"/>
         </w:rPr>
       </w:pPr>
-      <w:del w:id="518" w:author="Graham, Gabriel J." w:date="2026-08-04T13:52:00Z" w16du:dateUtc="2026-08-04T17:52:00Z">
+      <w:del w:id="533" w:author="Graham, Gabriel J." w:date="2026-08-04T13:52:00Z" w16du:dateUtc="2026-08-04T17:52:00Z">
         <w:r>
           <w:rPr>
             <w:u w:val="single"/>
@@ -5566,7 +5654,7 @@
           <w:delText>Machine learning predictions of sex based on multiome dat</w:delText>
         </w:r>
       </w:del>
-      <w:del w:id="519" w:author="Graham, Gabriel J." w:date="2026-08-04T13:53:00Z" w16du:dateUtc="2026-08-04T17:53:00Z">
+      <w:del w:id="534" w:author="Graham, Gabriel J." w:date="2026-08-04T13:53:00Z" w16du:dateUtc="2026-08-04T17:53:00Z">
         <w:r>
           <w:rPr>
             <w:u w:val="single"/>
@@ -5574,7 +5662,7 @@
           <w:delText>a</w:delText>
         </w:r>
       </w:del>
-      <w:ins w:id="520" w:author="Graham, Gabriel J." w:date="2026-08-07T11:24:00Z" w16du:dateUtc="2026-08-07T15:24:00Z">
+      <w:ins w:id="535" w:author="Graham, Gabriel J." w:date="2026-08-07T11:24:00Z" w16du:dateUtc="2026-08-07T15:24:00Z">
         <w:r>
           <w:rPr>
             <w:u w:val="single"/>
@@ -5659,10 +5747,10 @@
     <w:p>
       <w:pPr>
         <w:rPr>
-          <w:del w:id="521" w:author="Graham, Gabriel J." w:date="2026-08-06T12:59:00Z" w16du:dateUtc="2026-08-06T16:59:00Z"/>
-        </w:rPr>
-      </w:pPr>
-      <w:del w:id="522" w:author="Graham, Gabriel J." w:date="2026-08-06T12:59:00Z" w16du:dateUtc="2026-08-06T16:59:00Z">
+          <w:del w:id="536" w:author="Graham, Gabriel J." w:date="2026-08-06T12:59:00Z" w16du:dateUtc="2026-08-06T16:59:00Z"/>
+        </w:rPr>
+      </w:pPr>
+      <w:del w:id="537" w:author="Graham, Gabriel J." w:date="2026-08-06T12:59:00Z" w16du:dateUtc="2026-08-06T16:59:00Z">
         <w:r>
           <w:delText>To determine the temporal order of sex change across cell types, we next trained machine learning models to predict the sex of each cluster for each intermediate based on the expression of DEGs and accessibility of DARs that differed between males and females (</w:delText>
         </w:r>
@@ -5707,7 +5795,7 @@
     <w:p>
       <w:pPr>
         <w:rPr>
-          <w:del w:id="523" w:author="Graham, Gabriel J." w:date="2026-08-06T12:59:00Z" w16du:dateUtc="2026-08-06T16:59:00Z"/>
+          <w:del w:id="538" w:author="Graham, Gabriel J." w:date="2026-08-06T12:59:00Z" w16du:dateUtc="2026-08-06T16:59:00Z"/>
         </w:rPr>
       </w:pPr>
     </w:p>
@@ -5730,7 +5818,7 @@
     <w:p>
       <w:pPr>
         <w:rPr>
-          <w:del w:id="524" w:author="Graham, Gabriel J." w:date="2026-08-06T13:00:00Z" w16du:dateUtc="2026-08-06T17:00:00Z"/>
+          <w:del w:id="539" w:author="Graham, Gabriel J." w:date="2026-08-06T13:00:00Z" w16du:dateUtc="2026-08-06T17:00:00Z"/>
         </w:rPr>
       </w:pPr>
       <w:r>
@@ -5743,7 +5831,7 @@
       <w:r>
         <w:t>Among all identified cell populations, cluster 1_RGC exhibited the second-highest number</w:t>
       </w:r>
-      <w:commentRangeStart w:id="525"/>
+      <w:commentRangeStart w:id="540"/>
       <w:r>
         <w:t xml:space="preserve"> of DEGs and the greatest number of DARs. </w:t>
       </w:r>
@@ -5798,19 +5886,19 @@
       <w:r>
         <w:t>, we next focused</w:t>
       </w:r>
-      <w:commentRangeEnd w:id="525"/>
+      <w:commentRangeEnd w:id="540"/>
       <w:r>
         <w:rPr>
           <w:rStyle w:val="CommentReference"/>
           <w:sz w:val="24"/>
           <w:szCs w:val="30"/>
         </w:rPr>
-        <w:commentReference w:id="525"/>
+        <w:commentReference w:id="540"/>
       </w:r>
       <w:r>
         <w:t xml:space="preserve"> our analysis on cluster 1_RGC.</w:t>
       </w:r>
-      <w:del w:id="526" w:author="Graham, Gabriel J." w:date="2026-08-06T13:00:00Z" w16du:dateUtc="2026-08-06T17:00:00Z">
+      <w:del w:id="541" w:author="Graham, Gabriel J." w:date="2026-08-06T13:00:00Z" w16du:dateUtc="2026-08-06T17:00:00Z">
         <w:r>
           <w:delText>B</w:delText>
         </w:r>
@@ -5818,22 +5906,22 @@
           <w:delText xml:space="preserve">ecause radial glial cells are the neural progenitors responsible for adult neurogenesis and the </w:delText>
         </w:r>
       </w:del>
-      <w:del w:id="527" w:author="Graham, Gabriel J." w:date="2026-08-04T14:00:00Z" w16du:dateUtc="2026-08-04T18:00:00Z">
+      <w:del w:id="542" w:author="Graham, Gabriel J." w:date="2026-08-04T14:00:00Z" w16du:dateUtc="2026-08-04T18:00:00Z">
         <w:r>
           <w:delText>principal site of</w:delText>
         </w:r>
       </w:del>
-      <w:del w:id="528" w:author="Graham, Gabriel J." w:date="2026-08-06T13:00:00Z" w16du:dateUtc="2026-08-06T17:00:00Z">
+      <w:del w:id="543" w:author="Graham, Gabriel J." w:date="2026-08-06T13:00:00Z" w16du:dateUtc="2026-08-06T17:00:00Z">
         <w:r>
           <w:delText xml:space="preserve"> steroid hormone synthesis</w:delText>
         </w:r>
       </w:del>
-      <w:del w:id="529" w:author="Graham, Gabriel J." w:date="2026-08-04T14:01:00Z" w16du:dateUtc="2026-08-04T18:01:00Z">
+      <w:del w:id="544" w:author="Graham, Gabriel J." w:date="2026-08-04T14:01:00Z" w16du:dateUtc="2026-08-04T18:01:00Z">
         <w:r>
           <w:delText xml:space="preserve">, including aromatase expression, in the teleost brain </w:delText>
         </w:r>
       </w:del>
-      <w:del w:id="530" w:author="Graham, Gabriel J." w:date="2026-08-06T13:00:00Z" w16du:dateUtc="2026-08-06T17:00:00Z">
+      <w:del w:id="545" w:author="Graham, Gabriel J." w:date="2026-08-06T13:00:00Z" w16du:dateUtc="2026-08-06T17:00:00Z">
         <w:r>
           <w:fldChar w:fldCharType="begin"/>
         </w:r>
@@ -5856,22 +5944,22 @@
           <w:delText xml:space="preserve">, we </w:delText>
         </w:r>
       </w:del>
-      <w:del w:id="531" w:author="Graham, Gabriel J." w:date="2026-08-04T14:00:00Z" w16du:dateUtc="2026-08-04T18:00:00Z">
+      <w:del w:id="546" w:author="Graham, Gabriel J." w:date="2026-08-04T14:00:00Z" w16du:dateUtc="2026-08-04T18:00:00Z">
         <w:r>
           <w:delText xml:space="preserve">next performed a </w:delText>
         </w:r>
       </w:del>
-      <w:del w:id="532" w:author="Graham, Gabriel J." w:date="2026-08-06T13:00:00Z" w16du:dateUtc="2026-08-06T17:00:00Z">
+      <w:del w:id="547" w:author="Graham, Gabriel J." w:date="2026-08-06T13:00:00Z" w16du:dateUtc="2026-08-06T17:00:00Z">
         <w:r>
           <w:delText xml:space="preserve">focused analysis </w:delText>
         </w:r>
       </w:del>
-      <w:del w:id="533" w:author="Graham, Gabriel J." w:date="2026-08-04T14:00:00Z" w16du:dateUtc="2026-08-04T18:00:00Z">
+      <w:del w:id="548" w:author="Graham, Gabriel J." w:date="2026-08-04T14:00:00Z" w16du:dateUtc="2026-08-04T18:00:00Z">
         <w:r>
           <w:delText xml:space="preserve">of </w:delText>
         </w:r>
       </w:del>
-      <w:del w:id="534" w:author="Graham, Gabriel J." w:date="2026-08-06T13:00:00Z" w16du:dateUtc="2026-08-06T17:00:00Z">
+      <w:del w:id="549" w:author="Graham, Gabriel J." w:date="2026-08-06T13:00:00Z" w16du:dateUtc="2026-08-06T17:00:00Z">
         <w:r>
           <w:delText>this cluster</w:delText>
         </w:r>
@@ -5883,7 +5971,7 @@
     <w:p>
       <w:pPr>
         <w:rPr>
-          <w:ins w:id="535" w:author="Graham, Gabriel J." w:date="2026-08-06T13:01:00Z" w16du:dateUtc="2026-08-06T17:01:00Z"/>
+          <w:ins w:id="550" w:author="Graham, Gabriel J." w:date="2026-08-06T13:01:00Z" w16du:dateUtc="2026-08-06T17:01:00Z"/>
         </w:rPr>
       </w:pPr>
       <w:r>
@@ -5893,7 +5981,7 @@
     <w:p>
       <w:pPr>
         <w:ind w:firstLine="720"/>
-        <w:pPrChange w:id="536" w:author="Graham, Gabriel J." w:date="2026-08-06T13:01:00Z" w16du:dateUtc="2026-08-06T17:01:00Z">
+        <w:pPrChange w:id="551" w:author="Graham, Gabriel J." w:date="2026-08-06T13:01:00Z" w16du:dateUtc="2026-08-06T17:01:00Z">
           <w:pPr/>
         </w:pPrChange>
       </w:pPr>
@@ -5998,7 +6086,7 @@
           <w:bCs/>
         </w:rPr>
       </w:pPr>
-      <w:del w:id="537" w:author="Graham, Gabriel J." w:date="2026-08-04T14:02:00Z" w16du:dateUtc="2026-08-04T18:02:00Z">
+      <w:del w:id="552" w:author="Graham, Gabriel J." w:date="2026-08-04T14:02:00Z" w16du:dateUtc="2026-08-04T18:02:00Z">
         <w:r>
           <w:rPr>
             <w:b/>
@@ -6028,7 +6116,7 @@
         </w:rPr>
         <w:t xml:space="preserve"> </w:t>
       </w:r>
-      <w:del w:id="538" w:author="Graham, Gabriel J." w:date="2026-08-06T13:02:00Z" w16du:dateUtc="2026-08-06T17:02:00Z">
+      <w:del w:id="553" w:author="Graham, Gabriel J." w:date="2026-08-06T13:02:00Z" w16du:dateUtc="2026-08-06T17:02:00Z">
         <w:r>
           <w:rPr>
             <w:b/>
@@ -6037,7 +6125,7 @@
           <w:delText>The Intermediate State is Characterized by a Decrease in Estrogenic Signaling from Radial Glia</w:delText>
         </w:r>
       </w:del>
-      <w:ins w:id="539" w:author="Graham, Gabriel J." w:date="2026-08-06T13:02:00Z" w16du:dateUtc="2026-08-06T17:02:00Z">
+      <w:ins w:id="554" w:author="Graham, Gabriel J." w:date="2026-08-06T13:02:00Z" w16du:dateUtc="2026-08-06T17:02:00Z">
         <w:r>
           <w:rPr>
             <w:b/>
@@ -6152,23 +6240,20 @@
         <w:rPr>
           <w:highlight w:val="yellow"/>
         </w:rPr>
-        <w:t xml:space="preserve">Fig. </w:t>
+        <w:t>Fig. 4</w:t>
       </w:r>
       <w:r>
         <w:rPr>
           <w:highlight w:val="yellow"/>
         </w:rPr>
+        <w:t>B</w:t>
+      </w:r>
+      <w:r>
+        <w:t xml:space="preserve">). Additionally, our DAR analysis in 1_RGC detected differences in several transcription </w:t>
+      </w:r>
+      <w:r>
         <w:lastRenderedPageBreak/>
-        <w:t>4</w:t>
-      </w:r>
-      <w:r>
-        <w:rPr>
-          <w:highlight w:val="yellow"/>
-        </w:rPr>
-        <w:t>B</w:t>
-      </w:r>
-      <w:r>
-        <w:t>). Additionally, our DAR analysis in 1_RGC detected differences in several transcription factors and cell adhesion proteins (</w:t>
+        <w:t>factors and cell adhesion proteins (</w:t>
       </w:r>
       <w:r>
         <w:rPr>
@@ -6353,18 +6438,18 @@
       <w:r>
         <w:t xml:space="preserve">). This arrangement supports a model where the NSC population is depleted in intermediates at a higher rate than it is replenished and these NSCs become NPs. In intermediates, this expanded NP population undergoes neurogenesis at a similar rate as it did in </w:t>
       </w:r>
-      <w:commentRangeStart w:id="540"/>
+      <w:commentRangeStart w:id="555"/>
       <w:r>
         <w:t xml:space="preserve">males leading to an overall increase in neurogenesis in the intermediate phase. During the intermediate-to-female transition, the rate of neurogenesis decreases as does the population of 1_NP.  </w:t>
       </w:r>
-      <w:commentRangeEnd w:id="540"/>
+      <w:commentRangeEnd w:id="555"/>
       <w:r>
         <w:rPr>
           <w:rStyle w:val="CommentReference"/>
           <w:sz w:val="24"/>
           <w:szCs w:val="30"/>
         </w:rPr>
-        <w:commentReference w:id="540"/>
+        <w:commentReference w:id="555"/>
       </w:r>
     </w:p>
     <w:p/>
@@ -6382,7 +6467,7 @@
         </w:rPr>
         <w:t>Evidence for Neurogenesis and Neuronal Maturation in 6_POA_</w:t>
       </w:r>
-      <w:commentRangeStart w:id="541"/>
+      <w:commentRangeStart w:id="556"/>
       <w:r>
         <w:rPr>
           <w:b/>
@@ -6390,7 +6475,7 @@
         </w:rPr>
         <w:t>Mixed</w:t>
       </w:r>
-      <w:commentRangeEnd w:id="541"/>
+      <w:commentRangeEnd w:id="556"/>
       <w:r>
         <w:rPr>
           <w:rStyle w:val="CommentReference"/>
@@ -6399,7 +6484,7 @@
           <w:sz w:val="24"/>
           <w:szCs w:val="30"/>
         </w:rPr>
-        <w:commentReference w:id="541"/>
+        <w:commentReference w:id="556"/>
       </w:r>
     </w:p>
     <w:p>
@@ -6650,7 +6735,7 @@
           <w:bCs/>
         </w:rPr>
       </w:pPr>
-      <w:commentRangeStart w:id="542"/>
+      <w:commentRangeStart w:id="557"/>
       <w:r>
         <w:rPr>
           <w:b/>
@@ -6659,7 +6744,7 @@
         <w:lastRenderedPageBreak/>
         <w:t>Candidate Gonadotroph-Regulating Neurons Undergo Distinct Modes of Remodeling During Sex Change</w:t>
       </w:r>
-      <w:commentRangeEnd w:id="542"/>
+      <w:commentRangeEnd w:id="557"/>
       <w:r>
         <w:rPr>
           <w:rStyle w:val="CommentReference"/>
@@ -6668,7 +6753,7 @@
           <w:sz w:val="24"/>
           <w:szCs w:val="30"/>
         </w:rPr>
-        <w:commentReference w:id="542"/>
+        <w:commentReference w:id="557"/>
       </w:r>
     </w:p>
     <w:p>
@@ -7104,269 +7189,1016 @@
         <w:t xml:space="preserve">.  </w:t>
       </w:r>
     </w:p>
-    <w:p>
-      <w:pPr>
-        <w:rPr>
-          <w:strike/>
-        </w:rPr>
-      </w:pPr>
-    </w:p>
+    <w:p/>
     <w:p>
       <w:pPr>
         <w:rPr>
           <w:b/>
           <w:bCs/>
-        </w:rPr>
-      </w:pPr>
-      <w:r>
-        <w:rPr>
-          <w:b/>
-          <w:bCs/>
-        </w:rPr>
-        <w:t>Discussion</w:t>
-      </w:r>
-    </w:p>
-    <w:p>
-      <w:pPr>
-        <w:rPr>
-          <w:b/>
-          <w:bCs/>
-        </w:rPr>
-      </w:pPr>
-    </w:p>
-    <w:p>
-      <w:r>
-        <w:tab/>
-      </w:r>
-      <w:r>
-        <w:t xml:space="preserve">Here, we combined single-nucleus transcriptomics, chromatin accessibility profiling, and spatial transcriptomics to generate a </w:t>
-      </w:r>
-      <w:commentRangeStart w:id="543"/>
-      <w:r>
-        <w:t xml:space="preserve">cell-type-resolved molecular atlas of socially induced </w:t>
-      </w:r>
-      <w:commentRangeEnd w:id="543"/>
+          <w:u w:val="single"/>
+        </w:rPr>
+      </w:pPr>
+      <w:ins w:id="558" w:author="Graham, Gabriel J." w:date="2026-08-24T11:07:00Z" w16du:dateUtc="2026-08-24T15:07:00Z">
+        <w:r>
+          <w:rPr>
+            <w:b/>
+            <w:bCs/>
+            <w:u w:val="single"/>
+          </w:rPr>
+          <w:t>Gene Regulatory</w:t>
+        </w:r>
+      </w:ins>
+      <w:ins w:id="559" w:author="Graham, Gabriel J." w:date="2026-08-24T11:06:00Z" w16du:dateUtc="2026-08-24T15:06:00Z">
+        <w:r>
+          <w:rPr>
+            <w:b/>
+            <w:bCs/>
+            <w:u w:val="single"/>
+          </w:rPr>
+          <w:t xml:space="preserve"> Changes Underlying</w:t>
+        </w:r>
+      </w:ins>
+      <w:ins w:id="560" w:author="Graham, Gabriel J." w:date="2026-08-24T11:07:00Z" w16du:dateUtc="2026-08-24T15:07:00Z">
+        <w:r>
+          <w:rPr>
+            <w:b/>
+            <w:bCs/>
+            <w:u w:val="single"/>
+          </w:rPr>
+          <w:t xml:space="preserve"> Transcriptomic Sex Change</w:t>
+        </w:r>
+      </w:ins>
+      <w:ins w:id="561" w:author="Graham, Gabriel J." w:date="2026-08-24T11:06:00Z" w16du:dateUtc="2026-08-24T15:06:00Z">
+        <w:r>
+          <w:rPr>
+            <w:b/>
+            <w:bCs/>
+            <w:u w:val="single"/>
+          </w:rPr>
+          <w:t xml:space="preserve"> </w:t>
+        </w:r>
+      </w:ins>
+    </w:p>
+    <w:p>
+      <w:pPr>
+        <w:ind w:firstLine="720"/>
+      </w:pPr>
+      <w:r>
+        <w:t xml:space="preserve">To identify candidate transcription factor (TF) regulators of gene-expression changes during sex change, we integrated differential gene expression with chromatin accessibility, TF-binding motifs, and TF–target expression correlations. We focused on clusters </w:t>
+      </w:r>
+      <w:commentRangeStart w:id="562"/>
+      <w:r>
+        <w:t>1</w:t>
+      </w:r>
+      <w:r>
+        <w:t>_RGC</w:t>
+      </w:r>
+      <w:r>
+        <w:t xml:space="preserve"> </w:t>
+      </w:r>
+      <w:commentRangeEnd w:id="562"/>
       <w:r>
         <w:rPr>
           <w:rStyle w:val="CommentReference"/>
           <w:sz w:val="24"/>
           <w:szCs w:val="30"/>
         </w:rPr>
-        <w:commentReference w:id="543"/>
-      </w:r>
-      <w:r>
-        <w:t xml:space="preserve">protandrous sex change in </w:t>
+        <w:commentReference w:id="562"/>
+      </w:r>
+      <w:r>
+        <w:t>and 6</w:t>
+      </w:r>
+      <w:r>
+        <w:t>_POA_Mixed.</w:t>
+      </w:r>
+      <w:r>
+        <w:t xml:space="preserve"> We first identified accessibility-supported target genes whose expression covaried with an associated ATAC peak and then identified candidate regulators with binding motifs in those regions whose expression correlated with target-gene expression across individuals (|Pearson’s </w:t>
       </w:r>
       <w:r>
         <w:rPr>
           <w:i/>
           <w:iCs/>
         </w:rPr>
-        <w:t>Amphiprion ocellaris</w:t>
-      </w:r>
-      <w:r>
-        <w:t xml:space="preserve">. By integrating these datasets with behavioral observations, circulating steroid hormones, and gonadal histology, we reconstructed the temporal progression of sex change from </w:t>
-      </w:r>
-      <w:del w:id="544" w:author="Graham, Gabriel J." w:date="2026-08-05T10:44:00Z" w16du:dateUtc="2026-08-05T14:44:00Z">
-        <w:r>
-          <w:delText xml:space="preserve">dominant </w:delText>
-        </w:r>
-      </w:del>
-      <w:r>
-        <w:t>male</w:t>
-      </w:r>
-      <w:del w:id="545" w:author="Graham, Gabriel J." w:date="2026-08-05T10:44:00Z" w16du:dateUtc="2026-08-05T14:44:00Z">
-        <w:r>
-          <w:delText>s</w:delText>
-        </w:r>
-      </w:del>
-      <w:r>
-        <w:t xml:space="preserve"> through intermediate stages to mature female</w:t>
-      </w:r>
-      <w:del w:id="546" w:author="Graham, Gabriel J." w:date="2026-08-05T10:44:00Z" w16du:dateUtc="2026-08-05T14:44:00Z">
-        <w:r>
-          <w:delText>s</w:delText>
-        </w:r>
-      </w:del>
-      <w:r>
-        <w:t xml:space="preserve">. This approach revealed extensive remodeling of both neuronal and glial populations, identified radial glial cells and the preoptic area as the principal sites of molecular reorganization, and provides a </w:t>
+        <w:t>r</w:t>
+      </w:r>
+      <w:r>
+        <w:t xml:space="preserve">| ≥ 0.40, P ≤ 0.10). This analysis revealed distinct regulatory networks in the two populations. </w:t>
+      </w:r>
+      <w:r>
+        <w:t>1_RGC</w:t>
+      </w:r>
+      <w:r>
+        <w:t xml:space="preserve"> formed an extensive interconnected network of accessibility-</w:t>
       </w:r>
       <w:r>
         <w:lastRenderedPageBreak/>
-        <w:t>mechanistic framework linking socially induced changes in the brain to the endocrine events that ultimately drive gonadal sex change.</w:t>
-      </w:r>
-    </w:p>
-    <w:p>
-      <w:r>
-        <w:tab/>
-      </w:r>
-      <w:r>
-        <w:t xml:space="preserve">Among all cell populations, radial glia underwent the most extensive molecular remodeling during sex change, exhibiting the second-highest number of differentially expressed genes and the greatest number of differentially accessible chromatin regions. </w:t>
-      </w:r>
-      <w:commentRangeStart w:id="547"/>
-      <w:r>
-        <w:t xml:space="preserve">At first glance, these findings might suggest that radial glia rapidly acquire a female-like phenotype. </w:t>
-      </w:r>
-      <w:commentRangeEnd w:id="547"/>
+        <w:t xml:space="preserve">supported TF–target relationships, whereas </w:t>
+      </w:r>
+      <w:r>
+        <w:t>6_POA_Mixed</w:t>
+      </w:r>
+      <w:r>
+        <w:t xml:space="preserve"> contained a more restricted set of accessibility-coupled modules. We therefore additionally examined </w:t>
+      </w:r>
+      <w:r>
+        <w:t>6_POA_Mixed</w:t>
+      </w:r>
+      <w:r>
+        <w:t xml:space="preserve"> DEGs whose expression was not correlated with local chromatin accessibility, asking whether their expression instead covaried with candidate TFs whose motifs occurred within chromatin that remained accessible across individuals (</w:t>
+      </w:r>
+      <w:r>
+        <w:rPr>
+          <w:highlight w:val="yellow"/>
+        </w:rPr>
+        <w:t xml:space="preserve">Fig. </w:t>
+      </w:r>
+      <w:commentRangeStart w:id="563"/>
+      <w:r>
+        <w:rPr>
+          <w:highlight w:val="yellow"/>
+        </w:rPr>
+        <w:t>xx</w:t>
+      </w:r>
+      <w:commentRangeEnd w:id="563"/>
       <w:r>
         <w:rPr>
           <w:rStyle w:val="CommentReference"/>
           <w:sz w:val="24"/>
           <w:szCs w:val="30"/>
         </w:rPr>
-        <w:commentReference w:id="547"/>
-      </w:r>
-      <w:r>
-        <w:t xml:space="preserve">Surprisingly, however, our machine-learning analyses indicated the opposite: after six months of social ascent, radial glia remained among the most male-like cell populations in the brain. This apparent paradox reflects the complex temporal organization of radial glial remodeling. Rather than transitioning directly from a male to a female transcriptional state, radial glia exhibited a mixture of early, transient, progressive, and late transcriptional programs together with predominantly progressive and late changes in chromatin accessibility. These observations suggest that socially induced sex change does not involve a simple linear feminization of radial glia. Instead, radial glia appear to enter a prolonged transitional state characterized by extensive transcriptional and epigenetic reprogramming </w:t>
-      </w:r>
-      <w:commentRangeStart w:id="548"/>
-      <w:r>
-        <w:t xml:space="preserve">while maintaining much of their original cellular </w:t>
-      </w:r>
-      <w:commentRangeEnd w:id="548"/>
+        <w:commentReference w:id="563"/>
+      </w:r>
+      <w:r>
+        <w:t>).</w:t>
+      </w:r>
+    </w:p>
+    <w:p/>
+    <w:p>
+      <w:pPr>
+        <w:ind w:firstLine="720"/>
+      </w:pPr>
+      <w:r>
+        <w:t>This complementary analysis identified candidate regulators of several genes implicated in neuroendocrine control of reproduction that were not captured by the accessibility-coupled analysis (</w:t>
+      </w:r>
+      <w:r>
+        <w:rPr>
+          <w:highlight w:val="yellow"/>
+        </w:rPr>
+        <w:t>Fig. xx</w:t>
+      </w:r>
+      <w:r>
+        <w:t xml:space="preserve">). </w:t>
+      </w:r>
+      <w:r>
+        <w:rPr>
+          <w:i/>
+          <w:iCs/>
+        </w:rPr>
+        <w:t>drd3</w:t>
+      </w:r>
+      <w:r>
+        <w:t xml:space="preserve">, which was late upregulated during sex change, was positively associated with </w:t>
+      </w:r>
+      <w:r>
+        <w:rPr>
+          <w:i/>
+          <w:iCs/>
+        </w:rPr>
+        <w:t>fezf2</w:t>
+      </w:r>
+      <w:r>
+        <w:t xml:space="preserve"> (r = 0.43, P = 0.045) and </w:t>
+      </w:r>
+      <w:r>
+        <w:rPr>
+          <w:i/>
+          <w:iCs/>
+        </w:rPr>
+        <w:t>sox2</w:t>
+      </w:r>
+      <w:r>
+        <w:t xml:space="preserve"> (r = 0.46, P = 0.029). </w:t>
+      </w:r>
+      <w:commentRangeStart w:id="564"/>
+      <w:r>
+        <w:t xml:space="preserve">SOX2 regulates neural progenitor maintenance and developmental competence, including maintaining neuronal differentiation programs in a state permissive for later activation, whereas FEZF2 participates in the specification of differentiated neuronal phenotypes, including neuroendocrine cell types in the teleost hypothalamus. </w:t>
+      </w:r>
+      <w:commentRangeStart w:id="565"/>
+      <w:r>
+        <w:t xml:space="preserve">Their association with the late increase in </w:t>
+      </w:r>
+      <w:r>
+        <w:rPr>
+          <w:i/>
+          <w:iCs/>
+        </w:rPr>
+        <w:t>drd3</w:t>
+      </w:r>
+      <w:r>
+        <w:t xml:space="preserve"> is therefore particularly interesting given our evidence that new cells are recruited and mature into this POA population during sex change.</w:t>
+      </w:r>
+      <w:r>
+        <w:t xml:space="preserve"> </w:t>
+      </w:r>
+      <w:commentRangeEnd w:id="565"/>
       <w:r>
         <w:rPr>
           <w:rStyle w:val="CommentReference"/>
           <w:sz w:val="24"/>
           <w:szCs w:val="30"/>
         </w:rPr>
-        <w:commentReference w:id="548"/>
-      </w:r>
-      <w:r>
-        <w:t xml:space="preserve">identity. Given their </w:t>
-      </w:r>
-      <w:commentRangeStart w:id="549"/>
-      <w:r>
-        <w:t xml:space="preserve">established </w:t>
-      </w:r>
-      <w:commentRangeEnd w:id="549"/>
+        <w:commentReference w:id="565"/>
+      </w:r>
+      <w:commentRangeEnd w:id="564"/>
       <w:r>
         <w:rPr>
           <w:rStyle w:val="CommentReference"/>
           <w:sz w:val="24"/>
           <w:szCs w:val="30"/>
         </w:rPr>
-        <w:commentReference w:id="549"/>
-      </w:r>
-      <w:r>
-        <w:t xml:space="preserve">role as the </w:t>
-      </w:r>
-      <w:commentRangeStart w:id="550"/>
-      <w:r>
-        <w:t xml:space="preserve">principal </w:t>
-      </w:r>
-      <w:commentRangeEnd w:id="550"/>
+        <w:commentReference w:id="564"/>
+      </w:r>
+    </w:p>
+    <w:p/>
+    <w:p>
+      <w:pPr>
+        <w:ind w:firstLine="720"/>
+      </w:pPr>
+      <w:r>
+        <w:t xml:space="preserve">In addition to these candidate regulators of neuronal differentiation, the network identified a second set of TFs that could link changes in neuronal signaling to altered neuroendocrine gene expression. Early-downregulated </w:t>
+      </w:r>
+      <w:r>
+        <w:rPr>
+          <w:i/>
+          <w:iCs/>
+        </w:rPr>
+        <w:t>npy7r</w:t>
+      </w:r>
+      <w:r>
+        <w:t xml:space="preserve"> was positively associated with </w:t>
+      </w:r>
+      <w:r>
+        <w:rPr>
+          <w:i/>
+          <w:iCs/>
+        </w:rPr>
+        <w:t>egr1</w:t>
+      </w:r>
+      <w:r>
+        <w:t xml:space="preserve"> and negatively associated with </w:t>
+      </w:r>
+      <w:r>
+        <w:rPr>
+          <w:i/>
+          <w:iCs/>
+        </w:rPr>
+        <w:t>zbtb14</w:t>
+      </w:r>
+      <w:r>
+        <w:t xml:space="preserve">, while late-downregulated </w:t>
+      </w:r>
+      <w:r>
+        <w:rPr>
+          <w:i/>
+          <w:iCs/>
+        </w:rPr>
+        <w:t>tacr3a</w:t>
+      </w:r>
+      <w:r>
+        <w:t xml:space="preserve"> was positively associated with </w:t>
+      </w:r>
+      <w:r>
+        <w:rPr>
+          <w:i/>
+          <w:iCs/>
+        </w:rPr>
+        <w:t>elk1</w:t>
+      </w:r>
+      <w:r>
+        <w:t xml:space="preserve">. </w:t>
+      </w:r>
+      <w:commentRangeStart w:id="566"/>
+      <w:r>
+        <w:t xml:space="preserve">Particularly notable was </w:t>
+      </w:r>
+      <w:r>
+        <w:t>EGR1</w:t>
+      </w:r>
+      <w:r>
+        <w:t xml:space="preserve">, an activity-dependent immediate-early transcription factor that can translate changes in neuronal activity into downstream transcriptional responses and is rapidly induced in the POA of </w:t>
+      </w:r>
+      <w:r>
+        <w:t>cichlid fishes</w:t>
+      </w:r>
+      <w:r>
+        <w:t xml:space="preserve"> following a change in social status</w:t>
+      </w:r>
+      <w:r>
+        <w:t xml:space="preserve"> </w:t>
+      </w:r>
+      <w:r>
+        <w:fldChar w:fldCharType="begin"/>
+      </w:r>
+      <w:r>
+        <w:instrText xml:space="preserve"> ADDIN ZOTERO_ITEM CSL_CITATION {"citationID":"uoEBbTjC","properties":{"unsorted":false,"formattedCitation":"(55)","plainCitation":"(55)","noteIndex":0},"citationItems":[{"id":6591,"uris":["http://zotero.org/users/11313215/items/I4C6CWCT"],"itemData":{"id":6591,"type":"article-journal","abstract":"From primates to bees, social status regulates reproduction. In the cichlid fish Astatotilapia (Haplochromis) burtoni, subordinate males have reduced fertility and must become dominant to reproduce. This increase in sexual capacity is orchestrated by neurons in the preoptic area, which enlarge in response to dominance and increase expression of gonadotropin-releasing hormone 1 (GnRH1), a peptide critical for reproduction. Using a novel behavioral paradigm, we show for the first time that subordinate males can become dominant within minutes of an opportunity to do so, displaying dramatic changes in body coloration and behavior. We also found that social opportunity induced expression of the immediate-early gene egr-1 in the anterior preoptic area, peaking in regions with high densities of GnRH1 neurons, and not in brain regions that express the related peptides GnRH2 and GnRH3. This genomic response did not occur in stable subordinate or stable dominant males even though stable dominants, like ascending males, displayed dominance behaviors. Moreover, egr-1 in the optic tectum and the cerebellum was similarly induced in all experimental groups, showing that egr-1 induction in the anterior preoptic area of ascending males was specific to this brain region. Because egr-1 codes for a transcription factor important in neural plasticity, induction of egr-1 in the anterior preoptic area by social opportunity could be an early trigger in the molecular cascade that culminates in enhanced fertility and other long-term physiological changes associated with dominance., Cichlid fish can rise to dominance over subordinate males within minutes of the opportunity to do so; and this behavioural change is accompanied by changes in hypothalamic gene expression.","container-title":"PLoS Biology","DOI":"10.1371/journal.pbio.0030363","ISSN":"1544-9173","issue":"11","journalAbbreviation":"PLoS Biol","page":"e363","PMID":"16216088","PMCID":"PMC1255743","source":"PubMed Central","title":"Rapid Behavioral and Genomic Responses to Social Opportunity","volume":"3","author":[{"family":"Burmeister","given":"Sabrina S"},{"family":"Jarvis","given":"Erich D"},{"family":"Fernald","given":"Russell D"}],"issued":{"date-parts":[["2005",11]]}}}],"schema":"https://github.com/citation-style-language/schema/raw/master/csl-citation.json"} </w:instrText>
+      </w:r>
+      <w:r>
+        <w:fldChar w:fldCharType="separate"/>
+      </w:r>
+      <w:r>
+        <w:rPr>
+          <w:noProof/>
+        </w:rPr>
+        <w:t>(55)</w:t>
+      </w:r>
+      <w:r>
+        <w:fldChar w:fldCharType="end"/>
+      </w:r>
+      <w:r>
+        <w:t>. ELK1 provides a complementary potential mechanism, as it is activated downstream of MAPK/ERK signaling and regulates stimulus-responsive and immediate-early transcription. Thus, EGR1 and ELK1 provide plausible molecular links through which changes in extracellular signaling or neuronal activity following a social cue could be converted into longer-lasting changes in neuroendocrine gene expression. In each case, the candidate TF motif occurred within accessible chromatin, but variation in accessibility was not significantly associated with variation in target-gene expression. These relationships therefore identify candidate TF-dependent mechanisms for regulating neuroendocrine genes during sex change and provide potential entry points for tracing how the physiological response to a change in the social environment is translated into remodeling of neuroendocrine cell state.</w:t>
+      </w:r>
+      <w:commentRangeEnd w:id="566"/>
       <w:r>
         <w:rPr>
           <w:rStyle w:val="CommentReference"/>
           <w:sz w:val="24"/>
           <w:szCs w:val="30"/>
         </w:rPr>
-        <w:commentReference w:id="550"/>
-      </w:r>
-      <w:r>
-        <w:t>neural stem cells of the teleost brain, this prolonged transitional state may provide the cellular substrate through which socially induced signals initiate the neurogenic and neuroendocrine remodeling that precedes gonadal transformation.</w:t>
-      </w:r>
-    </w:p>
-    <w:p>
-      <w:r>
-        <w:tab/>
-      </w:r>
-      <w:r>
-        <w:t xml:space="preserve">One of the earliest and most striking features of this transitional radial glial state was the transient reduction in expression of </w:t>
-      </w:r>
-      <w:del w:id="551" w:author="Graham, Gabriel J." w:date="2026-08-05T10:49:00Z" w16du:dateUtc="2026-08-05T14:49:00Z">
-        <w:r>
-          <w:delText xml:space="preserve">the </w:delText>
-        </w:r>
-      </w:del>
-      <w:r>
-        <w:t>brain aromatase</w:t>
-      </w:r>
-      <w:del w:id="552" w:author="Graham, Gabriel J." w:date="2026-08-05T10:49:00Z" w16du:dateUtc="2026-08-05T14:49:00Z">
-        <w:r>
-          <w:delText xml:space="preserve"> gene,</w:delText>
-        </w:r>
-      </w:del>
-      <w:ins w:id="553" w:author="Graham, Gabriel J." w:date="2026-08-05T10:49:00Z" w16du:dateUtc="2026-08-05T14:49:00Z">
-        <w:r>
-          <w:t>:</w:t>
-        </w:r>
-      </w:ins>
-      <w:r>
-        <w:t xml:space="preserve"> </w:t>
+        <w:commentReference w:id="566"/>
+      </w:r>
+    </w:p>
+    <w:p/>
+    <w:p>
+      <w:pPr>
+        <w:ind w:firstLine="720"/>
+      </w:pPr>
+      <w:r>
+        <w:t xml:space="preserve">The more stringent accessibility-coupled component of the </w:t>
+      </w:r>
+      <w:r>
+        <w:t>6_POA_Mixed</w:t>
+      </w:r>
+      <w:r>
+        <w:t xml:space="preserve"> network prominently implicated steroid hormone signaling. </w:t>
       </w:r>
       <w:r>
         <w:rPr>
           <w:i/>
           <w:iCs/>
         </w:rPr>
-        <w:t>cyp19a1b</w:t>
-      </w:r>
-      <w:r>
-        <w:t>. Because radial glia are the principal source of aromatase in the teleost brain, this finding suggests that local estrogenic signaling within the ventrocaudal telencephalon is selectively reduced during the intermediate phase of sex change. In zebrafish, radial glia similarly downregulate aromatase as they enter regenerative neurogenic programs following brain injury (</w:t>
-      </w:r>
-      <w:r>
-        <w:rPr>
-          <w:highlight w:val="yellow"/>
-        </w:rPr>
-        <w:t>xx</w:t>
-      </w:r>
-      <w:r>
-        <w:rPr>
-          <w:highlight w:val="yellow"/>
-        </w:rPr>
-        <w:t>24</w:t>
-      </w:r>
-      <w:r>
-        <w:t xml:space="preserve">), raising the possibility that transient suppression of estrogen synthesis represents a conserved feature of radial glial activation. Our observations therefore suggest that reduced aromatase expression may help establish the permissive cellular environment required for the increased recruitment of neural stem cells into the neurogenic lineage that we observed during the intermediate phase. </w:t>
-      </w:r>
-      <w:r>
-        <w:t xml:space="preserve">The high expression of estrogen receptors within the 6_POA_Mixed population further suggests that these neurons are well positioned to respond to the local reduction in estrogen signaling associated with </w:t>
+        <w:t>pgr,</w:t>
+      </w:r>
+      <w:r>
+        <w:t xml:space="preserve"> which was itself transiently downregulated, was strongly positively associated with the transiently downregulated </w:t>
       </w:r>
       <w:r>
         <w:rPr>
           <w:i/>
           <w:iCs/>
         </w:rPr>
-        <w:t>cyp19a1b</w:t>
-      </w:r>
-      <w:r>
-        <w:t xml:space="preserve"> downregulation.</w:t>
-      </w:r>
-      <w:r>
-        <w:t xml:space="preserve"> </w:t>
-      </w:r>
-      <w:r>
-        <w:t>Although previous whole-brain transcriptomic analyses reported progressive increases in brain aromatase expression during protandrous sex change (</w:t>
-      </w:r>
-      <w:r>
-        <w:rPr>
-          <w:highlight w:val="yellow"/>
-        </w:rPr>
-        <w:t>xx</w:t>
-      </w:r>
-      <w:r>
-        <w:rPr>
-          <w:highlight w:val="yellow"/>
-        </w:rPr>
-        <w:t>16</w:t>
-      </w:r>
-      <w:r>
-        <w:t>), the apparent discrepancy may reflect regional specialization that becomes obscur</w:t>
-      </w:r>
-      <w:commentRangeStart w:id="554"/>
-      <w:r>
-        <w:t xml:space="preserve">ed in bulk tissue analyses, differences in sampling stage, or species-specific differences between </w:t>
+        <w:t>lrp8</w:t>
+      </w:r>
+      <w:r>
+        <w:t xml:space="preserve">. </w:t>
       </w:r>
       <w:r>
         <w:rPr>
           <w:i/>
           <w:iCs/>
         </w:rPr>
+        <w:t>esr2b</w:t>
+      </w:r>
+      <w:r>
+        <w:t xml:space="preserve"> was also positively associated with</w:t>
+      </w:r>
+      <w:r>
+        <w:rPr>
+          <w:i/>
+          <w:iCs/>
+        </w:rPr>
+        <w:t xml:space="preserve"> lrp8</w:t>
+      </w:r>
+      <w:r>
+        <w:t>,</w:t>
+      </w:r>
+      <w:r>
+        <w:t xml:space="preserve"> whereas </w:t>
+      </w:r>
+      <w:r>
+        <w:rPr>
+          <w:i/>
+          <w:iCs/>
+        </w:rPr>
+        <w:t>sox14</w:t>
+      </w:r>
+      <w:r>
+        <w:t xml:space="preserve"> was strongly negatively associated with </w:t>
+      </w:r>
+      <w:r>
+        <w:rPr>
+          <w:i/>
+          <w:iCs/>
+        </w:rPr>
+        <w:t>lrp8</w:t>
+      </w:r>
+      <w:r>
+        <w:t xml:space="preserve">. </w:t>
+      </w:r>
+      <w:r>
+        <w:t>Thus,</w:t>
+      </w:r>
+      <w:r>
+        <w:rPr>
+          <w:i/>
+          <w:iCs/>
+        </w:rPr>
+        <w:t xml:space="preserve"> lrp8</w:t>
+      </w:r>
+      <w:r>
+        <w:t xml:space="preserve"> emerged as a point of convergence among multiple candidate regulators, including positive steroid-receptor inputs and negative SOX14 regulation, with its expression additionally coupled to local chromatin accessibility</w:t>
+      </w:r>
+      <w:commentRangeStart w:id="567"/>
+      <w:r>
+        <w:t xml:space="preserve">. Because LRP8/ApoER2 mediates Reelin signaling involved in neuronal positioning, dendritic organization, and synaptic plasticity, regulation of </w:t>
+      </w:r>
+      <w:r>
+        <w:rPr>
+          <w:i/>
+          <w:iCs/>
+        </w:rPr>
+        <w:t>lrp8</w:t>
+      </w:r>
+      <w:r>
+        <w:t xml:space="preserve"> provides a potential mechanism linking steroid-responsive transcription and chromatin remodeling to structural and functional changes in these POA neurons during sex change.</w:t>
+      </w:r>
+      <w:r>
+        <w:t xml:space="preserve"> </w:t>
+      </w:r>
+      <w:commentRangeEnd w:id="567"/>
+      <w:r>
+        <w:rPr>
+          <w:rStyle w:val="CommentReference"/>
+          <w:sz w:val="24"/>
+          <w:szCs w:val="30"/>
+        </w:rPr>
+        <w:commentReference w:id="567"/>
+      </w:r>
+    </w:p>
+    <w:p>
+      <w:pPr>
+        <w:ind w:firstLine="720"/>
+      </w:pPr>
+      <w:r>
+        <w:lastRenderedPageBreak/>
+        <w:t>1_RGC</w:t>
+      </w:r>
+      <w:r>
+        <w:t xml:space="preserve"> revealed a more interconnected network organized around several candidate TF hubs (</w:t>
+      </w:r>
+      <w:r>
+        <w:rPr>
+          <w:highlight w:val="yellow"/>
+        </w:rPr>
+        <w:t>Fig. xx</w:t>
+      </w:r>
+      <w:r>
+        <w:t xml:space="preserve">). </w:t>
+      </w:r>
+      <w:r>
+        <w:rPr>
+          <w:i/>
+          <w:iCs/>
+        </w:rPr>
+        <w:t>gli1</w:t>
+      </w:r>
+      <w:r>
+        <w:t xml:space="preserve"> occupied a central position and was associated with multiple accessibility-supported targets, including strong positive relationships with </w:t>
+      </w:r>
+      <w:r>
+        <w:rPr>
+          <w:i/>
+          <w:iCs/>
+        </w:rPr>
+        <w:t>il1rapl1a</w:t>
+      </w:r>
+      <w:r>
+        <w:t xml:space="preserve">, </w:t>
+      </w:r>
+      <w:r>
+        <w:rPr>
+          <w:i/>
+          <w:iCs/>
+        </w:rPr>
+        <w:t>tmtc2b</w:t>
+      </w:r>
+      <w:r>
+        <w:t xml:space="preserve">, </w:t>
+      </w:r>
+      <w:r>
+        <w:t xml:space="preserve">and </w:t>
+      </w:r>
+      <w:r>
+        <w:rPr>
+          <w:i/>
+          <w:iCs/>
+        </w:rPr>
+        <w:t>ccdc85cb</w:t>
+      </w:r>
+      <w:r>
+        <w:t xml:space="preserve">. </w:t>
+      </w:r>
+      <w:r>
+        <w:rPr>
+          <w:i/>
+          <w:iCs/>
+        </w:rPr>
+        <w:t>gli1</w:t>
+      </w:r>
+      <w:r>
+        <w:t xml:space="preserve"> was itself an accessibility-supported target receiving candidate regulatory input from other TFs, while </w:t>
+      </w:r>
+      <w:r>
+        <w:rPr>
+          <w:i/>
+          <w:iCs/>
+        </w:rPr>
+        <w:t>zic3</w:t>
+      </w:r>
+      <w:r>
+        <w:t xml:space="preserve"> and other hubs converged with </w:t>
+      </w:r>
+      <w:r>
+        <w:rPr>
+          <w:i/>
+          <w:iCs/>
+        </w:rPr>
+        <w:t>gli1</w:t>
+      </w:r>
+      <w:r>
+        <w:t xml:space="preserve"> on shared downstream targets, suggesting a hierarchical and coordinated regulatory </w:t>
+      </w:r>
+      <w:r>
+        <w:t>network</w:t>
+      </w:r>
+      <w:r>
+        <w:t xml:space="preserve">. </w:t>
+      </w:r>
+      <w:commentRangeStart w:id="568"/>
+      <w:r>
+        <w:t>Several GLI1-associated targets have functions potentially relevant to radial glia, including cell polarity and progenitor organization (</w:t>
+      </w:r>
+      <w:r>
+        <w:rPr>
+          <w:i/>
+          <w:iCs/>
+        </w:rPr>
+        <w:t>ccdc85cb</w:t>
+      </w:r>
+      <w:r>
+        <w:t>), ER Ca²</w:t>
+      </w:r>
+      <w:r>
+        <w:rPr>
+          <w:rFonts w:ascii="Cambria Math" w:hAnsi="Cambria Math" w:cs="Cambria Math"/>
+        </w:rPr>
+        <w:t>⁺</w:t>
+      </w:r>
+      <w:r>
+        <w:t xml:space="preserve"> homeostasis (</w:t>
+      </w:r>
+      <w:r>
+        <w:rPr>
+          <w:i/>
+          <w:iCs/>
+        </w:rPr>
+        <w:t>tmtc2b</w:t>
+      </w:r>
+      <w:r>
+        <w:t>), and cell-surface adhesion and signaling (</w:t>
+      </w:r>
+      <w:r>
+        <w:rPr>
+          <w:i/>
+          <w:iCs/>
+        </w:rPr>
+        <w:t>il1rapl1a</w:t>
+      </w:r>
+      <w:r>
+        <w:t>), although their specific functions in radial glia remain to be established.</w:t>
+      </w:r>
+      <w:commentRangeEnd w:id="568"/>
+      <w:r>
+        <w:rPr>
+          <w:rStyle w:val="CommentReference"/>
+          <w:sz w:val="24"/>
+          <w:szCs w:val="30"/>
+        </w:rPr>
+        <w:commentReference w:id="568"/>
+      </w:r>
+    </w:p>
+    <w:p/>
+    <w:p>
+      <w:pPr>
+        <w:ind w:firstLine="720"/>
+      </w:pPr>
+      <w:r>
+        <w:t xml:space="preserve">A particularly coherent component of the </w:t>
+      </w:r>
+      <w:r>
+        <w:t>1_RGC</w:t>
+      </w:r>
+      <w:r>
+        <w:t xml:space="preserve"> network centered on</w:t>
+      </w:r>
+      <w:r>
+        <w:rPr>
+          <w:i/>
+          <w:iCs/>
+        </w:rPr>
+        <w:t xml:space="preserve"> </w:t>
+      </w:r>
+      <w:r>
+        <w:t xml:space="preserve">the TF UNCX. </w:t>
+      </w:r>
+      <w:r>
+        <w:rPr>
+          <w:i/>
+          <w:iCs/>
+        </w:rPr>
+        <w:t>uncx</w:t>
+      </w:r>
+      <w:r>
+        <w:t xml:space="preserve"> was positively associated with </w:t>
+      </w:r>
+      <w:r>
+        <w:rPr>
+          <w:i/>
+          <w:iCs/>
+        </w:rPr>
+        <w:t>znf710b</w:t>
+      </w:r>
+      <w:r>
+        <w:t xml:space="preserve">, a zinc-finger TF that was transiently upregulated, and negatively associated with </w:t>
+      </w:r>
+      <w:r>
+        <w:rPr>
+          <w:i/>
+          <w:iCs/>
+        </w:rPr>
+        <w:t>cyp19a1b</w:t>
+      </w:r>
+      <w:r>
+        <w:t xml:space="preserve">, which encodes brain aromatase and was transiently downregulated. Thus, the directions of the inferred UNCX regulatory relationships closely matched the opposing transient gene expression patterns of its two targets. </w:t>
+      </w:r>
+      <w:commentRangeStart w:id="569"/>
+      <w:r>
+        <w:t xml:space="preserve">Particularly notable was the identification of </w:t>
+      </w:r>
+      <w:r>
+        <w:rPr>
+          <w:i/>
+          <w:iCs/>
+        </w:rPr>
+        <w:t>cyp19a1b</w:t>
+      </w:r>
+      <w:r>
+        <w:t xml:space="preserve"> as an accessibility-supported UNCX target despite the stringent criteria required to establish a candidate regulatory relationship</w:t>
+      </w:r>
+      <w:r>
+        <w:t xml:space="preserve">. </w:t>
+      </w:r>
+      <w:r>
+        <w:t xml:space="preserve">This identifies UNCX as a candidate regulator of the transient reduction in brain aromatase expression during sex change, while its positive relationship with </w:t>
+      </w:r>
+      <w:r>
+        <w:rPr>
+          <w:i/>
+          <w:iCs/>
+        </w:rPr>
+        <w:t>znf710b</w:t>
+      </w:r>
+      <w:r>
+        <w:t xml:space="preserve"> suggests that the same regulatory program may simultaneously activate another transcriptional regulator. Determining the upstream mechanisms controlling </w:t>
+      </w:r>
+      <w:r>
+        <w:rPr>
+          <w:i/>
+          <w:iCs/>
+        </w:rPr>
+        <w:t xml:space="preserve">uncx </w:t>
+      </w:r>
+      <w:r>
+        <w:t>could therefore provide an entry point for identifying the regulatory cascade that drives this transient radial-glial state.</w:t>
+      </w:r>
+      <w:commentRangeEnd w:id="569"/>
+      <w:r>
+        <w:rPr>
+          <w:rStyle w:val="CommentReference"/>
+          <w:sz w:val="24"/>
+          <w:szCs w:val="30"/>
+        </w:rPr>
+        <w:commentReference w:id="569"/>
+      </w:r>
+    </w:p>
+    <w:p/>
+    <w:p>
+      <w:pPr>
+        <w:ind w:firstLine="720"/>
+      </w:pPr>
+      <w:r>
+        <w:t xml:space="preserve">The candidate regulation of </w:t>
+      </w:r>
+      <w:r>
+        <w:rPr>
+          <w:i/>
+          <w:iCs/>
+        </w:rPr>
+        <w:t>cyp19a1b</w:t>
+      </w:r>
+      <w:r>
+        <w:t xml:space="preserve"> is particularly significant because it provides a potential functional connection between the two networks: while the </w:t>
+      </w:r>
+      <w:r>
+        <w:t>1_RGC</w:t>
+      </w:r>
+      <w:r>
+        <w:t xml:space="preserve"> network identifies a candidate pathway regulating local estradiol production, </w:t>
+      </w:r>
+      <w:r>
+        <w:rPr>
+          <w:i/>
+          <w:iCs/>
+        </w:rPr>
+        <w:t>esr2b</w:t>
+      </w:r>
+      <w:r>
+        <w:t xml:space="preserve"> emerged as a prominent candidate regulator in </w:t>
+      </w:r>
+      <w:r>
+        <w:t>6_POA_Mixed</w:t>
+      </w:r>
+      <w:r>
+        <w:t>. Together, these results raise the possibility that regulation of aromatase in radial glia and estrogen-responsive transcription in neighboring neuronal populations represent coordinated components of the transcriptional remodeling associated with sex change.</w:t>
+      </w:r>
+    </w:p>
+    <w:p>
+      <w:pPr>
+        <w:ind w:firstLine="720"/>
+      </w:pPr>
+    </w:p>
+    <w:p>
+      <w:pPr>
+        <w:rPr>
+          <w:b/>
+          <w:bCs/>
+        </w:rPr>
+      </w:pPr>
+      <w:r>
+        <w:rPr>
+          <w:b/>
+          <w:bCs/>
+        </w:rPr>
+        <w:t>Discussion</w:t>
+      </w:r>
+    </w:p>
+    <w:p>
+      <w:pPr>
+        <w:rPr>
+          <w:b/>
+          <w:bCs/>
+        </w:rPr>
+      </w:pPr>
+    </w:p>
+    <w:p>
+      <w:r>
+        <w:tab/>
+      </w:r>
+      <w:r>
+        <w:t xml:space="preserve">Here, we combined single-nucleus transcriptomics, chromatin accessibility profiling, and spatial transcriptomics to generate a </w:t>
+      </w:r>
+      <w:commentRangeStart w:id="570"/>
+      <w:r>
+        <w:t xml:space="preserve">cell-type-resolved molecular atlas of socially induced </w:t>
+      </w:r>
+      <w:commentRangeEnd w:id="570"/>
+      <w:r>
+        <w:rPr>
+          <w:rStyle w:val="CommentReference"/>
+          <w:sz w:val="24"/>
+          <w:szCs w:val="30"/>
+        </w:rPr>
+        <w:commentReference w:id="570"/>
+      </w:r>
+      <w:r>
+        <w:t xml:space="preserve">protandrous sex change in </w:t>
+      </w:r>
+      <w:r>
+        <w:rPr>
+          <w:i/>
+          <w:iCs/>
+        </w:rPr>
+        <w:t>Amphiprion ocellaris</w:t>
+      </w:r>
+      <w:r>
+        <w:t xml:space="preserve">. By integrating these datasets with behavioral observations, circulating steroid hormones, and gonadal histology, we reconstructed the temporal progression of sex change from </w:t>
+      </w:r>
+      <w:del w:id="571" w:author="Graham, Gabriel J." w:date="2026-08-05T10:44:00Z" w16du:dateUtc="2026-08-05T14:44:00Z">
+        <w:r>
+          <w:delText xml:space="preserve">dominant </w:delText>
+        </w:r>
+      </w:del>
+      <w:r>
+        <w:t>male</w:t>
+      </w:r>
+      <w:del w:id="572" w:author="Graham, Gabriel J." w:date="2026-08-05T10:44:00Z" w16du:dateUtc="2026-08-05T14:44:00Z">
+        <w:r>
+          <w:delText>s</w:delText>
+        </w:r>
+      </w:del>
+      <w:r>
+        <w:t xml:space="preserve"> through intermediate stages to mature female</w:t>
+      </w:r>
+      <w:del w:id="573" w:author="Graham, Gabriel J." w:date="2026-08-05T10:44:00Z" w16du:dateUtc="2026-08-05T14:44:00Z">
+        <w:r>
+          <w:delText>s</w:delText>
+        </w:r>
+      </w:del>
+      <w:r>
+        <w:t>. This approach revealed extensive remodeling of both neuronal and glial populations, identified radial glial cells and the preoptic area as the principal sites of molecular reorganization, and provides a mechanistic framework linking socially induced changes in the brain to the endocrine events that ultimately drive gonadal sex change.</w:t>
+      </w:r>
+    </w:p>
+    <w:p>
+      <w:r>
+        <w:tab/>
+      </w:r>
+      <w:r>
+        <w:t xml:space="preserve">Among all cell populations, radial glia underwent the most extensive molecular remodeling during sex change, exhibiting the second-highest number of differentially expressed genes and the greatest number of differentially accessible chromatin regions. </w:t>
+      </w:r>
+      <w:commentRangeStart w:id="574"/>
+      <w:r>
+        <w:t xml:space="preserve">At first glance, these findings might suggest that radial glia rapidly acquire a female-like phenotype. </w:t>
+      </w:r>
+      <w:commentRangeEnd w:id="574"/>
+      <w:r>
+        <w:rPr>
+          <w:rStyle w:val="CommentReference"/>
+          <w:sz w:val="24"/>
+          <w:szCs w:val="30"/>
+        </w:rPr>
+        <w:lastRenderedPageBreak/>
+        <w:commentReference w:id="574"/>
+      </w:r>
+      <w:r>
+        <w:t xml:space="preserve">Surprisingly, however, our machine-learning analyses indicated the opposite: after six months of social ascent, radial glia remained among the most male-like cell populations in the brain. This apparent paradox reflects the complex temporal organization of radial glial remodeling. Rather than transitioning directly from a male to a female transcriptional state, radial glia exhibited a mixture of early, transient, progressive, and late transcriptional programs together with predominantly progressive and late changes in chromatin accessibility. These observations suggest that socially induced sex change does not involve a simple linear feminization of radial glia. Instead, radial glia appear to enter a prolonged transitional state characterized by extensive transcriptional and epigenetic reprogramming </w:t>
+      </w:r>
+      <w:commentRangeStart w:id="575"/>
+      <w:r>
+        <w:t xml:space="preserve">while maintaining much of their original cellular </w:t>
+      </w:r>
+      <w:commentRangeEnd w:id="575"/>
+      <w:r>
+        <w:rPr>
+          <w:rStyle w:val="CommentReference"/>
+          <w:sz w:val="24"/>
+          <w:szCs w:val="30"/>
+        </w:rPr>
+        <w:commentReference w:id="575"/>
+      </w:r>
+      <w:r>
+        <w:t xml:space="preserve">identity. Given their </w:t>
+      </w:r>
+      <w:commentRangeStart w:id="576"/>
+      <w:r>
+        <w:t xml:space="preserve">established </w:t>
+      </w:r>
+      <w:commentRangeEnd w:id="576"/>
+      <w:r>
+        <w:rPr>
+          <w:rStyle w:val="CommentReference"/>
+          <w:sz w:val="24"/>
+          <w:szCs w:val="30"/>
+        </w:rPr>
+        <w:commentReference w:id="576"/>
+      </w:r>
+      <w:r>
+        <w:t xml:space="preserve">role as the </w:t>
+      </w:r>
+      <w:commentRangeStart w:id="577"/>
+      <w:r>
+        <w:t xml:space="preserve">principal </w:t>
+      </w:r>
+      <w:commentRangeEnd w:id="577"/>
+      <w:r>
+        <w:rPr>
+          <w:rStyle w:val="CommentReference"/>
+          <w:sz w:val="24"/>
+          <w:szCs w:val="30"/>
+        </w:rPr>
+        <w:commentReference w:id="577"/>
+      </w:r>
+      <w:r>
+        <w:t>neural stem cells of the teleost brain, this prolonged transitional state may provide the cellular substrate through which socially induced signals initiate the neurogenic and neuroendocrine remodeling that precedes gonadal transformation.</w:t>
+      </w:r>
+    </w:p>
+    <w:p>
+      <w:r>
+        <w:tab/>
+      </w:r>
+      <w:r>
+        <w:t xml:space="preserve">One of the earliest and most striking features of this transitional radial glial state was the transient reduction in expression of </w:t>
+      </w:r>
+      <w:del w:id="578" w:author="Graham, Gabriel J." w:date="2026-08-05T10:49:00Z" w16du:dateUtc="2026-08-05T14:49:00Z">
+        <w:r>
+          <w:delText xml:space="preserve">the </w:delText>
+        </w:r>
+      </w:del>
+      <w:r>
+        <w:t>brain aromatase</w:t>
+      </w:r>
+      <w:del w:id="579" w:author="Graham, Gabriel J." w:date="2026-08-05T10:49:00Z" w16du:dateUtc="2026-08-05T14:49:00Z">
+        <w:r>
+          <w:delText xml:space="preserve"> gene,</w:delText>
+        </w:r>
+      </w:del>
+      <w:ins w:id="580" w:author="Graham, Gabriel J." w:date="2026-08-05T10:49:00Z" w16du:dateUtc="2026-08-05T14:49:00Z">
+        <w:r>
+          <w:t>:</w:t>
+        </w:r>
+      </w:ins>
+      <w:r>
+        <w:t xml:space="preserve"> </w:t>
+      </w:r>
+      <w:r>
+        <w:rPr>
+          <w:i/>
+          <w:iCs/>
+        </w:rPr>
+        <w:t>cyp19a1b</w:t>
+      </w:r>
+      <w:r>
+        <w:t>. Because radial glia are the principal source of aromatase in the teleost brain, this finding suggests that local estrogenic signaling within the ventrocaudal telencephalon is selectively reduced during the intermediate phase of sex change. In zebrafish, radial glia similarly downregulate aromatase as they enter regenerative neurogenic programs following brain injury (</w:t>
+      </w:r>
+      <w:r>
+        <w:rPr>
+          <w:highlight w:val="yellow"/>
+        </w:rPr>
+        <w:t>xx</w:t>
+      </w:r>
+      <w:r>
+        <w:rPr>
+          <w:highlight w:val="yellow"/>
+        </w:rPr>
+        <w:t>24</w:t>
+      </w:r>
+      <w:r>
+        <w:t xml:space="preserve">), raising the possibility that transient suppression of estrogen synthesis represents a conserved feature of radial glial activation. Our observations therefore suggest that reduced aromatase expression may help establish the permissive cellular environment required for the increased recruitment of neural stem cells into the neurogenic lineage that we observed during the intermediate phase. </w:t>
+      </w:r>
+      <w:r>
+        <w:t xml:space="preserve">The high expression of estrogen receptors within the 6_POA_Mixed population further suggests that these neurons are well positioned to respond to the local reduction in estrogen signaling associated with </w:t>
+      </w:r>
+      <w:r>
+        <w:rPr>
+          <w:i/>
+          <w:iCs/>
+        </w:rPr>
+        <w:t>cyp19a1b</w:t>
+      </w:r>
+      <w:r>
+        <w:t xml:space="preserve"> downregulation.</w:t>
+      </w:r>
+      <w:r>
+        <w:t xml:space="preserve"> </w:t>
+      </w:r>
+      <w:r>
+        <w:t>Although previous whole-brain transcriptomic analyses reported progressive increases in brain aromatase expression during protandrous sex change (</w:t>
+      </w:r>
+      <w:r>
+        <w:rPr>
+          <w:highlight w:val="yellow"/>
+        </w:rPr>
+        <w:t>xx</w:t>
+      </w:r>
+      <w:r>
+        <w:rPr>
+          <w:highlight w:val="yellow"/>
+        </w:rPr>
+        <w:t>16</w:t>
+      </w:r>
+      <w:r>
+        <w:t>), the apparent discrepancy may reflect regional specialization that becomes obscur</w:t>
+      </w:r>
+      <w:commentRangeStart w:id="581"/>
+      <w:r>
+        <w:t xml:space="preserve">ed in bulk tissue analyses, differences in sampling stage, or species-specific differences between </w:t>
+      </w:r>
+      <w:r>
+        <w:rPr>
+          <w:i/>
+          <w:iCs/>
+        </w:rPr>
         <w:t>A. oc</w:t>
       </w:r>
-      <w:commentRangeEnd w:id="554"/>
+      <w:commentRangeEnd w:id="581"/>
       <w:r>
         <w:rPr>
           <w:rStyle w:val="CommentReference"/>
@@ -7375,7 +8207,7 @@
           <w:sz w:val="24"/>
           <w:szCs w:val="30"/>
         </w:rPr>
-        <w:commentReference w:id="554"/>
+        <w:commentReference w:id="581"/>
       </w:r>
       <w:r>
         <w:rPr>
@@ -7403,11 +8235,11 @@
         <w:ind w:firstLine="720"/>
       </w:pPr>
       <w:r>
-        <w:t xml:space="preserve">The preoptic area emerged as the principal neuronal target of this radial glial remodeling. Previous work from our laboratory demonstrated that neurogenesis increases within the POA during protandrous sex change, but the identities and developmental progression of the newly generated neurons remained unknown. Our results provide multiple independent lines of evidence that these newborn neurons are incorporated into preoptic neuroendocrine circuits. The POA exhibited the greatest transcriptional remodeling of any neuronal population and underwent a progressive increase in cell abundance across sex change. In addition, extracellular matrix remodeling, increased expression of developmental and axon-guidance gene modules, and CytoTRACE analyses identified an expanded population of relatively immature neurons during </w:t>
+        <w:t xml:space="preserve">The preoptic area emerged as the principal neuronal target of this radial glial remodeling. Previous work from our laboratory demonstrated that neurogenesis increases within the POA during protandrous sex change, but the identities and developmental progression of the newly generated neurons remained unknown. Our results provide multiple independent lines of evidence that these newborn neurons are incorporated into preoptic neuroendocrine circuits. The POA exhibited the greatest transcriptional remodeling of any neuronal population and underwent a progressive increase in cell abundance across sex change. In addition, extracellular matrix remodeling, increased expression of developmental and axon-guidance gene modules, and CytoTRACE analyses identified an expanded population of relatively immature neurons during the intermediate phase that subsequently matured in females. Together, these findings suggest that POA remodeling occurs in two temporally distinct phases: an early phase characterized by neurogenesis and neuronal differentiation, followed by a later phase in which these neurons acquire mature transcriptional identities and become incorporated into the female neuroendocrine network. Although extracellular matrix remodeling could also reflect structural plasticity independent of neurogenesis, the convergence of changes in cell abundance, developmental gene </w:t>
       </w:r>
       <w:r>
         <w:lastRenderedPageBreak/>
-        <w:t>the intermediate phase that subsequently matured in females. Together, these findings suggest that POA remodeling occurs in two temporally distinct phases: an early phase characterized by neurogenesis and neuronal differentiation, followed by a later phase in which these neurons acquire mature transcriptional identities and become incorporated into the female neuroendocrine network. Although extracellular matrix remodeling could also reflect structural plasticity independent of neurogenesis, the convergence of changes in cell abundance, developmental gene expression, cellular maturity, and our previous lineage-tracing study strongly supports increased neurogenesis as a major contributor to POA remodeling during sex change.</w:t>
+        <w:t>expression, cellular maturity, and our previous lineage-tracing study strongly supports increased neurogenesis as a major contributor to POA remodeling during sex change.</w:t>
       </w:r>
     </w:p>
     <w:p>
@@ -7476,11 +8308,11 @@
         <w:t>cyp19a1b</w:t>
       </w:r>
       <w:r>
-        <w:t xml:space="preserve">, recruitment of neural stem cells, and the production of immature neurons that populate the preoptic area. At this stage, many of the molecular programs associated with neurogenesis, neuronal differentiation, and circuit assembly are initiated, yet the newly generated </w:t>
+        <w:t xml:space="preserve">, recruitment of neural stem cells, and the production of immature neurons that populate the preoptic area. At this stage, many of the molecular programs associated with neurogenesis, neuronal differentiation, and circuit assembly are initiated, yet the newly generated neurons remain relatively immature and the POA retains much of its male-like molecular identity. During the subsequent transition to the female state, these neurons acquire mature transcriptional profiles while neuroendocrine pathways are remodeled in a manner consistent with increased FSH signaling and reduced LH signaling, coincident with ovarian differentiation and changes in circulating sex steroids. This temporal sequence raises the possibility that the intermediate stage represents a developmental program that establishes the cellular substrate for </w:t>
       </w:r>
       <w:r>
         <w:lastRenderedPageBreak/>
-        <w:t>neurons remain relatively immature and the POA retains much of its male-like molecular identity. During the subsequent transition to the female state, these neurons acquire mature transcriptional profiles while neuroendocrine pathways are remodeled in a manner consistent with increased FSH signaling and reduced LH signaling, coincident with ovarian differentiation and changes in circulating sex steroids. This temporal sequence raises the possibility that the intermediate stage represents a developmental program that establishes the cellular substrate for female neuroendocrine circuits, whereas subsequent endocrine feedback from the transforming gonad contributes to their maturation and stabilization. Rather than representing a simple linear feminization of the brain, our findings suggest that socially induced sex change is orchestrated through sequential interactions among radial glia, neurogenesis, neuroendocrine remodeling, and the gonad.</w:t>
+        <w:t>female neuroendocrine circuits, whereas subsequent endocrine feedback from the transforming gonad contributes to their maturation and stabilization. Rather than representing a simple linear feminization of the brain, our findings suggest that socially induced sex change is orchestrated through sequential interactions among radial glia, neurogenesis, neuroendocrine remodeling, and the gonad.</w:t>
       </w:r>
     </w:p>
     <w:p>
@@ -7677,7 +8509,18 @@
           <w:lang w:eastAsia="ja-JP"/>
           <w14:ligatures w14:val="none"/>
         </w:rPr>
-        <w:t xml:space="preserve">. We paired males such that one male was </w:t>
+        <w:t>. We paired males such that one male was notably larger than the other and would thus occupy the α position in the dominance hierarchy. We further induced sex change in two additional pairs (n = 4) by removing the α female from a triad (a group of fish consisting of 1 α female, one β male, and 1 γ male) such that the β male would ascend to the α position of the dominance hierarchy and the γ male would occupy the β position. In total, this resulted in the creation of 10 sex changing pairs (n = 2</w:t>
+      </w:r>
+      <w:r>
+        <w:rPr>
+          <w:rFonts w:eastAsia="Malgun Gothic" w:cs="Times New Roman"/>
+          <w:color w:val="auto"/>
+          <w:kern w:val="0"/>
+          <w:szCs w:val="24"/>
+          <w:lang w:eastAsia="ja-JP"/>
+          <w14:ligatures w14:val="none"/>
+        </w:rPr>
+        <w:t xml:space="preserve">0). Here, the larger, more dominant male (hereafter referred to as a “intermediate”) is destined to undergo </w:t>
       </w:r>
       <w:r>
         <w:rPr>
@@ -7689,18 +8532,7 @@
           <w14:ligatures w14:val="none"/>
         </w:rPr>
         <w:lastRenderedPageBreak/>
-        <w:t>notably larger than the other and would thus occupy the α position in the dominance hierarchy. We further induced sex change in two additional pairs (n = 4) by removing the α female from a triad (a group of fish consisting of 1 α female, one β male, and 1 γ male) such that the β male would ascend to the α position of the dominance hierarchy and the γ male would occupy the β position. In total, this resulted in the creation of 10 sex changing pairs (n = 2</w:t>
-      </w:r>
-      <w:r>
-        <w:rPr>
-          <w:rFonts w:eastAsia="Malgun Gothic" w:cs="Times New Roman"/>
-          <w:color w:val="auto"/>
-          <w:kern w:val="0"/>
-          <w:szCs w:val="24"/>
-          <w:lang w:eastAsia="ja-JP"/>
-          <w14:ligatures w14:val="none"/>
-        </w:rPr>
-        <w:t>0). Here, the larger, more dominant male (hereafter referred to as a “intermediate”) is destined to undergo protandrous sex change and become a female, while its partner (hereafter referred to as a “intermediate partner”) is destined to remain a male.</w:t>
+        <w:t>protandrous sex change and become a female, while its partner (hereafter referred to as a “intermediate partner”) is destined to remain a male.</w:t>
       </w:r>
       <w:r>
         <w:rPr>
@@ -8016,7 +8848,7 @@
           <w:lang w:eastAsia="ja-JP"/>
           <w14:ligatures w14:val="none"/>
         </w:rPr>
-        <w:instrText xml:space="preserve"> ADDIN ZOTERO_ITEM CSL_CITATION {"citationID":"hepfyYRE","properties":{"formattedCitation":"(55)","plainCitation":"(55)","noteIndex":0},"citationItems":[{"id":2523,"uris":["http://zotero.org/users/11313215/items/VFIVI5RB"],"itemData":{"id":2523,"type":"article-journal","abstract":"The common approach to the multiplicity problem calls for controlling the familywise error rate (FWER). This approach, though, has faults, and we point out a few. A different approach to problems of multiple significance testing is presented. It calls for controlling the expected proportion of falsely rejected hypotheses-the false discovery rate. This error rate is equivalent to the FWER when all hypotheses are true but is smaller otherwise. Therefore, in problems where the control of the false discovery rate rather than that of the FWER is desired, there is potential for a gain in power. A simple sequential Bonferroni-type procedure is proved to control the false discovery rate for independent test statistics, and a simulation study shows that the gain in power is substantial. The use of the new procedure and the appropriateness of the criterion are illustrated with examples.","container-title":"Journal of the Royal Statistical Society. Series B (Methodological)","ISSN":"0035-9246","issue":"1","page":"289-300","publisher":"[Royal Statistical Society, Oxford University Press]","source":"JSTOR","title":"Controlling the False Discovery Rate: A Practical and Powerful Approach to Multiple Testing","title-short":"Controlling the False Discovery Rate","volume":"57","author":[{"family":"Benjamini","given":"Yoav"},{"family":"Hochberg","given":"Yosef"}],"issued":{"date-parts":[["1995"]]}}}],"schema":"https://github.com/citation-style-language/schema/raw/master/csl-citation.json"} </w:instrText>
+        <w:instrText xml:space="preserve"> ADDIN ZOTERO_ITEM CSL_CITATION {"citationID":"hepfyYRE","properties":{"formattedCitation":"(56)","plainCitation":"(56)","noteIndex":0},"citationItems":[{"id":2523,"uris":["http://zotero.org/users/11313215/items/VFIVI5RB"],"itemData":{"id":2523,"type":"article-journal","abstract":"The common approach to the multiplicity problem calls for controlling the familywise error rate (FWER). This approach, though, has faults, and we point out a few. A different approach to problems of multiple significance testing is presented. It calls for controlling the expected proportion of falsely rejected hypotheses-the false discovery rate. This error rate is equivalent to the FWER when all hypotheses are true but is smaller otherwise. Therefore, in problems where the control of the false discovery rate rather than that of the FWER is desired, there is potential for a gain in power. A simple sequential Bonferroni-type procedure is proved to control the false discovery rate for independent test statistics, and a simulation study shows that the gain in power is substantial. The use of the new procedure and the appropriateness of the criterion are illustrated with examples.","container-title":"Journal of the Royal Statistical Society. Series B (Methodological)","ISSN":"0035-9246","issue":"1","page":"289-300","publisher":"[Royal Statistical Society, Oxford University Press]","source":"JSTOR","title":"Controlling the False Discovery Rate: A Practical and Powerful Approach to Multiple Testing","title-short":"Controlling the False Discovery Rate","volume":"57","author":[{"family":"Benjamini","given":"Yoav"},{"family":"Hochberg","given":"Yosef"}],"issued":{"date-parts":[["1995"]]}}}],"schema":"https://github.com/citation-style-language/schema/raw/master/csl-citation.json"} </w:instrText>
       </w:r>
       <w:r>
         <w:rPr>
@@ -8034,7 +8866,7 @@
           <w:rFonts w:cs="Times New Roman"/>
           <w:lang w:eastAsia="ja-JP"/>
         </w:rPr>
-        <w:t>(55)</w:t>
+        <w:t>(56)</w:t>
       </w:r>
       <w:r>
         <w:rPr>
@@ -8112,7 +8944,7 @@
           <w:lang w:eastAsia="ja-JP"/>
           <w14:ligatures w14:val="none"/>
         </w:rPr>
-        <w:instrText xml:space="preserve"> ADDIN ZOTERO_ITEM CSL_CITATION {"citationID":"z9QRuDUO","properties":{"formattedCitation":"(56)","plainCitation":"(56)","noteIndex":0},"citationItems":[{"id":2512,"uris":["http://zotero.org/users/11313215/items/XGHQM7ML"],"itemData":{"id":2512,"type":"software","abstract":"Obtain estimated marginal means (EMMs) for many linear, generalized linear, and mixed models. Compute contrasts or linear functions of EMMs, trends, and comparisons of slopes. Plots and other displays. Least-squares means are discussed, and the term \"estimated marginal means\" is suggested, in Searle, Speed, and Milliken (1980) Population marginal means in the linear model: An alternative to least squares means, The American Statistician 34(4), 216-221 &lt;doi:10.1080/00031305.1980.10483031&gt;.","license":"GPL-2 | GPL-3","source":"R-Packages","title":"emmeans: Estimated Marginal Means, aka Least-Squares Means","title-short":"emmeans","URL":"https://cran.r-project.org/web/packages/emmeans/index.html","version":"1.10.4","author":[{"family":"Lenth","given":"Russell V."},{"family":"Bolker","given":"Ben"},{"family":"Buerkner","given":"Paul"},{"family":"Giné-Vázquez","given":"Iago"},{"family":"Herve","given":"Maxime"},{"family":"Jung","given":"Maarten"},{"family":"Love","given":"Jonathon"},{"family":"Miguez","given":"Fernando"},{"family":"Piaskowski","given":"Julia"},{"family":"Riebl","given":"Hannes"},{"family":"Singmann","given":"Henrik"}],"accessed":{"date-parts":[["2024",9,15]]},"issued":{"date-parts":[["2024",8,21]]}}}],"schema":"https://github.com/citation-style-language/schema/raw/master/csl-citation.json"} </w:instrText>
+        <w:instrText xml:space="preserve"> ADDIN ZOTERO_ITEM CSL_CITATION {"citationID":"z9QRuDUO","properties":{"formattedCitation":"(57)","plainCitation":"(57)","noteIndex":0},"citationItems":[{"id":2512,"uris":["http://zotero.org/users/11313215/items/XGHQM7ML"],"itemData":{"id":2512,"type":"software","abstract":"Obtain estimated marginal means (EMMs) for many linear, generalized linear, and mixed models. Compute contrasts or linear functions of EMMs, trends, and comparisons of slopes. Plots and other displays. Least-squares means are discussed, and the term \"estimated marginal means\" is suggested, in Searle, Speed, and Milliken (1980) Population marginal means in the linear model: An alternative to least squares means, The American Statistician 34(4), 216-221 &lt;doi:10.1080/00031305.1980.10483031&gt;.","license":"GPL-2 | GPL-3","source":"R-Packages","title":"emmeans: Estimated Marginal Means, aka Least-Squares Means","title-short":"emmeans","URL":"https://cran.r-project.org/web/packages/emmeans/index.html","version":"1.10.4","author":[{"family":"Lenth","given":"Russell V."},{"family":"Bolker","given":"Ben"},{"family":"Buerkner","given":"Paul"},{"family":"Giné-Vázquez","given":"Iago"},{"family":"Herve","given":"Maxime"},{"family":"Jung","given":"Maarten"},{"family":"Love","given":"Jonathon"},{"family":"Miguez","given":"Fernando"},{"family":"Piaskowski","given":"Julia"},{"family":"Riebl","given":"Hannes"},{"family":"Singmann","given":"Henrik"}],"accessed":{"date-parts":[["2024",9,15]]},"issued":{"date-parts":[["2024",8,21]]}}}],"schema":"https://github.com/citation-style-language/schema/raw/master/csl-citation.json"} </w:instrText>
       </w:r>
       <w:r>
         <w:rPr>
@@ -8130,7 +8962,7 @@
           <w:rFonts w:cs="Times New Roman"/>
           <w:lang w:eastAsia="ja-JP"/>
         </w:rPr>
-        <w:t>(56)</w:t>
+        <w:t>(57)</w:t>
       </w:r>
       <w:r>
         <w:rPr>
@@ -8196,7 +9028,7 @@
           <w:lang w:eastAsia="ja-JP"/>
           <w14:ligatures w14:val="none"/>
         </w:rPr>
-        <w:instrText xml:space="preserve"> ADDIN ZOTERO_ITEM CSL_CITATION {"citationID":"V25i9dI8","properties":{"formattedCitation":"(57)","plainCitation":"(57)","noteIndex":0},"citationItems":[{"id":2504,"uris":["http://zotero.org/users/11313215/items/675QPKLN"],"itemData":{"id":2504,"type":"standard","publisher-place":"Sage, Thousand Oaks CA","title":"An R Companion to Applied Regression, Third edition","URL":"https://socialsciences.mcmaster.ca/jfox/Books/Companion/.","author":[{"family":"Fox","given":"J"},{"family":"Weisberg","given":"S"}],"issued":{"date-parts":[["2019"]]}}}],"schema":"https://github.com/citation-style-language/schema/raw/master/csl-citation.json"} </w:instrText>
+        <w:instrText xml:space="preserve"> ADDIN ZOTERO_ITEM CSL_CITATION {"citationID":"V25i9dI8","properties":{"formattedCitation":"(58)","plainCitation":"(58)","noteIndex":0},"citationItems":[{"id":2504,"uris":["http://zotero.org/users/11313215/items/675QPKLN"],"itemData":{"id":2504,"type":"standard","publisher-place":"Sage, Thousand Oaks CA","title":"An R Companion to Applied Regression, Third edition","URL":"https://socialsciences.mcmaster.ca/jfox/Books/Companion/.","author":[{"family":"Fox","given":"J"},{"family":"Weisberg","given":"S"}],"issued":{"date-parts":[["2019"]]}}}],"schema":"https://github.com/citation-style-language/schema/raw/master/csl-citation.json"} </w:instrText>
       </w:r>
       <w:r>
         <w:rPr>
@@ -8214,7 +9046,7 @@
           <w:rFonts w:cs="Times New Roman"/>
           <w:lang w:eastAsia="ja-JP"/>
         </w:rPr>
-        <w:t>(57)</w:t>
+        <w:t>(58)</w:t>
       </w:r>
       <w:r>
         <w:rPr>
@@ -8569,19 +9401,7 @@
           <w:lang w:eastAsia="ja-JP"/>
           <w14:ligatures w14:val="none"/>
         </w:rPr>
-        <w:t xml:space="preserve"> for </w:t>
-      </w:r>
-      <w:r>
-        <w:rPr>
-          <w:rFonts w:eastAsia="Malgun Gothic" w:cs="Times New Roman"/>
-          <w:color w:val="auto"/>
-          <w:kern w:val="0"/>
-          <w:szCs w:val="24"/>
-          <w:lang w:eastAsia="ja-JP"/>
-          <w14:ligatures w14:val="none"/>
-        </w:rPr>
-        <w:lastRenderedPageBreak/>
-        <w:t>10 minutes</w:t>
+        <w:t xml:space="preserve"> for 10 minutes</w:t>
       </w:r>
       <w:r>
         <w:rPr>
@@ -8679,7 +9499,19 @@
           <w:lang w:eastAsia="ja-JP"/>
           <w14:ligatures w14:val="none"/>
         </w:rPr>
-        <w:t>Following behavioral analysis, blood was drawn from individuals’ caudal veins using a 0.9% heparinized needle. Samples were stored on ice and then centrifuged at 1250 RCF at 4°C for 15 minutes. Plasma was stored at -80°C prior to analysis. We then assessed 11KT levels using a Cayman Chemical 11KT kit (Cayman Chemical, #582751). Plasma samples were diluted to 1:30 in assay buffer and analyzed following manufacturers guidelines using an Epoch Microplate Spectrophotometer (BioTek Instruments) at 412 nm. We analyzed all samples as duplicates.</w:t>
+        <w:t xml:space="preserve">Following behavioral analysis, blood was drawn from individuals’ caudal veins using a 0.9% heparinized needle. Samples were stored on ice and then centrifuged at 1250 RCF at 4°C for 15 minutes. Plasma was stored at -80°C prior to analysis. We then assessed 11KT levels </w:t>
+      </w:r>
+      <w:r>
+        <w:rPr>
+          <w:rFonts w:eastAsia="Malgun Gothic" w:cs="Times New Roman"/>
+          <w:color w:val="auto"/>
+          <w:kern w:val="0"/>
+          <w:szCs w:val="24"/>
+          <w:lang w:eastAsia="ja-JP"/>
+          <w14:ligatures w14:val="none"/>
+        </w:rPr>
+        <w:lastRenderedPageBreak/>
+        <w:t>using a Cayman Chemical 11KT kit (Cayman Chemical, #582751). Plasma samples were diluted to 1:30 in assay buffer and analyzed following manufacturers guidelines using an Epoch Microplate Spectrophotometer (BioTek Instruments) at 412 nm. We analyzed all samples as duplicates.</w:t>
       </w:r>
     </w:p>
     <w:p>
@@ -8892,7 +9724,7 @@
           <w:lang w:eastAsia="ja-JP"/>
           <w14:ligatures w14:val="none"/>
         </w:rPr>
-        <w:instrText xml:space="preserve"> ADDIN ZOTERO_ITEM CSL_CITATION {"citationID":"fIZ9OmsB","properties":{"formattedCitation":"(58)","plainCitation":"(58)","noteIndex":0},"citationItems":[{"id":4965,"uris":["http://zotero.org/users/11313215/items/M6NB57BA"],"itemData":{"id":4965,"type":"article-journal","abstract":". Behavioural and endocrine differences between males and females, and during protandrous sex change were characterized in the anemonefish, Amphiprion melanopus. Females are the largest and behaviourally dominant members of social groups, displaying frequent aggression towards their smaller male mates and other smaller non-reproductive individuals. Sex change was stimulated experimentally through female removals in 1989 and 1991. Behavioural samples were taken prior to female removal and from 10 to 45 days after removal in 1989 and 1-20 days after removal in 1991. Sex-changing individuals showed striking increases in aggression within 1 day following female removal. While the frequency of aggressive acts initiated by sex-changing individuals decreased gradually over the 5-, 10- and 20-day samples, it remained significantly elevated over baseline male levels. A decrease in aggression was also observed from 20 to 45 days after female removal in 1989. Presentations of a model intruder to sex-changing individuals at various stages revealed changes to a pattern of territorial defence characteristic of females. Overall aggression increased and the ratio of attacks at the periphery of the territory to those at the centre increased with time after female removal. There was no convincing evidence of a relationship between plasma levels of the five steroids measured and (1) male/female behavioural differences or (2) behavioural changes with sex change.","container-title":"Animal Behaviour","DOI":"10.1006/anbe.1994.1275","ISSN":"0003-3472","issue":"3","journalAbbreviation":"Animal Behaviour","page":"551-567","source":"ScienceDirect","title":"Behavioural aspects of protandrous sex change in the anemonefish, &lt;i&gt;Amphiprion melanopus&lt;/i&gt;, and endocrine correlates","volume":"48","author":[{"family":"Godwin","given":"John"}],"issued":{"date-parts":[["1994",9,1]]}}}],"schema":"https://github.com/citation-style-language/schema/raw/master/csl-citation.json"} </w:instrText>
+        <w:instrText xml:space="preserve"> ADDIN ZOTERO_ITEM CSL_CITATION {"citationID":"fIZ9OmsB","properties":{"formattedCitation":"(59)","plainCitation":"(59)","noteIndex":0},"citationItems":[{"id":4965,"uris":["http://zotero.org/users/11313215/items/M6NB57BA"],"itemData":{"id":4965,"type":"article-journal","abstract":". Behavioural and endocrine differences between males and females, and during protandrous sex change were characterized in the anemonefish, Amphiprion melanopus. Females are the largest and behaviourally dominant members of social groups, displaying frequent aggression towards their smaller male mates and other smaller non-reproductive individuals. Sex change was stimulated experimentally through female removals in 1989 and 1991. Behavioural samples were taken prior to female removal and from 10 to 45 days after removal in 1989 and 1-20 days after removal in 1991. Sex-changing individuals showed striking increases in aggression within 1 day following female removal. While the frequency of aggressive acts initiated by sex-changing individuals decreased gradually over the 5-, 10- and 20-day samples, it remained significantly elevated over baseline male levels. A decrease in aggression was also observed from 20 to 45 days after female removal in 1989. Presentations of a model intruder to sex-changing individuals at various stages revealed changes to a pattern of territorial defence characteristic of females. Overall aggression increased and the ratio of attacks at the periphery of the territory to those at the centre increased with time after female removal. There was no convincing evidence of a relationship between plasma levels of the five steroids measured and (1) male/female behavioural differences or (2) behavioural changes with sex change.","container-title":"Animal Behaviour","DOI":"10.1006/anbe.1994.1275","ISSN":"0003-3472","issue":"3","journalAbbreviation":"Animal Behaviour","page":"551-567","source":"ScienceDirect","title":"Behavioural aspects of protandrous sex change in the anemonefish, &lt;i&gt;Amphiprion melanopus&lt;/i&gt;, and endocrine correlates","volume":"48","author":[{"family":"Godwin","given":"John"}],"issued":{"date-parts":[["1994",9,1]]}}}],"schema":"https://github.com/citation-style-language/schema/raw/master/csl-citation.json"} </w:instrText>
       </w:r>
       <w:r>
         <w:rPr>
@@ -8910,7 +9742,7 @@
           <w:rFonts w:cs="Times New Roman"/>
           <w:lang w:eastAsia="ja-JP"/>
         </w:rPr>
-        <w:t>(58)</w:t>
+        <w:t>(59)</w:t>
       </w:r>
       <w:r>
         <w:rPr>
@@ -9175,7 +10007,6 @@
           <w:lang w:eastAsia="ja-JP"/>
           <w14:ligatures w14:val="none"/>
         </w:rPr>
-        <w:lastRenderedPageBreak/>
         <w:t xml:space="preserve">Following decapitation, the brain was exposed and immediately treated with chilled dissection medium by pipetting a small volume over the dorsal surface. Dissection medium consisted of Hibernate AB complete medium (with 2% B27 and 0.5 mM Glutamax; BrainBits, LLC, Springfield, IL) with 200 U/mL of Protector RNase Inhibitor (Roche, Basel, Switzerland). The brain was then removed and placed in a petri dish containing chilled dissection medium. We then isolated the </w:t>
       </w:r>
       <w:r>
@@ -9200,7 +10031,7 @@
         </w:rPr>
         <w:t xml:space="preserve"> (</w:t>
       </w:r>
-      <w:commentRangeStart w:id="555"/>
+      <w:commentRangeStart w:id="582"/>
       <w:r>
         <w:rPr>
           <w:rFonts w:eastAsia="Malgun Gothic" w:cs="Times New Roman"/>
@@ -9224,7 +10055,7 @@
         </w:rPr>
         <w:t>ee supplementary … for details</w:t>
       </w:r>
-      <w:commentRangeEnd w:id="555"/>
+      <w:commentRangeEnd w:id="582"/>
       <w:r>
         <w:rPr>
           <w:rStyle w:val="CommentReference"/>
@@ -9236,7 +10067,7 @@
           <w:lang w:eastAsia="ja-JP"/>
           <w14:ligatures w14:val="none"/>
         </w:rPr>
-        <w:commentReference w:id="555"/>
+        <w:commentReference w:id="582"/>
       </w:r>
       <w:r>
         <w:rPr>
@@ -9435,7 +10266,7 @@
           <w:sz w:val="23"/>
           <w:szCs w:val="23"/>
         </w:rPr>
-        <w:instrText xml:space="preserve"> ADDIN ZOTERO_ITEM CSL_CITATION {"citationID":"xArGHkso","properties":{"unsorted":false,"formattedCitation":"(59)","plainCitation":"(59)","noteIndex":0},"citationItems":[{"id":3487,"uris":["http://zotero.org/users/11313215/items/68FTNPIR"],"itemData":{"id":3487,"type":"article-journal","abstract":"Droplet single-cell RNA-seq is applied to large numbers of pooled samples from unrelated individuals.","container-title":"Nature Biotechnology","DOI":"10.1038/nbt.4042","ISSN":"1546-1696","issue":"1","journalAbbreviation":"Nat Biotechnol","language":"en","license":"2017 Springer Nature America, Inc.","page":"89-94","publisher":"Nature Publishing Group","source":"www.nature.com","title":"Multiplexed droplet single-cell RNA-sequencing using natural genetic variation","volume":"36","author":[{"family":"Kang","given":"Hyun Min"},{"family":"Subramaniam","given":"Meena"},{"family":"Targ","given":"Sasha"},{"family":"Nguyen","given":"Michelle"},{"family":"Maliskova","given":"Lenka"},{"family":"McCarthy","given":"Elizabeth"},{"family":"Wan","given":"Eunice"},{"family":"Wong","given":"Simon"},{"family":"Byrnes","given":"Lauren"},{"family":"Lanata","given":"Cristina M."},{"family":"Gate","given":"Rachel E."},{"family":"Mostafavi","given":"Sara"},{"family":"Marson","given":"Alexander"},{"family":"Zaitlen","given":"Noah"},{"family":"Criswell","given":"Lindsey A."},{"family":"Ye","given":"Chun Jimmie"}],"issued":{"date-parts":[["2018",1]]}}}],"schema":"https://github.com/citation-style-language/schema/raw/master/csl-citation.json"} </w:instrText>
+        <w:instrText xml:space="preserve"> ADDIN ZOTERO_ITEM CSL_CITATION {"citationID":"xArGHkso","properties":{"unsorted":false,"formattedCitation":"(60)","plainCitation":"(60)","noteIndex":0},"citationItems":[{"id":3487,"uris":["http://zotero.org/users/11313215/items/68FTNPIR"],"itemData":{"id":3487,"type":"article-journal","abstract":"Droplet single-cell RNA-seq is applied to large numbers of pooled samples from unrelated individuals.","container-title":"Nature Biotechnology","DOI":"10.1038/nbt.4042","ISSN":"1546-1696","issue":"1","journalAbbreviation":"Nat Biotechnol","language":"en","license":"2017 Springer Nature America, Inc.","page":"89-94","publisher":"Nature Publishing Group","source":"www.nature.com","title":"Multiplexed droplet single-cell RNA-sequencing using natural genetic variation","volume":"36","author":[{"family":"Kang","given":"Hyun Min"},{"family":"Subramaniam","given":"Meena"},{"family":"Targ","given":"Sasha"},{"family":"Nguyen","given":"Michelle"},{"family":"Maliskova","given":"Lenka"},{"family":"McCarthy","given":"Elizabeth"},{"family":"Wan","given":"Eunice"},{"family":"Wong","given":"Simon"},{"family":"Byrnes","given":"Lauren"},{"family":"Lanata","given":"Cristina M."},{"family":"Gate","given":"Rachel E."},{"family":"Mostafavi","given":"Sara"},{"family":"Marson","given":"Alexander"},{"family":"Zaitlen","given":"Noah"},{"family":"Criswell","given":"Lindsey A."},{"family":"Ye","given":"Chun Jimmie"}],"issued":{"date-parts":[["2018",1]]}}}],"schema":"https://github.com/citation-style-language/schema/raw/master/csl-citation.json"} </w:instrText>
       </w:r>
       <w:r>
         <w:rPr>
@@ -9450,7 +10281,7 @@
           <w:sz w:val="23"/>
           <w:szCs w:val="23"/>
         </w:rPr>
-        <w:t>(59)</w:t>
+        <w:t>(60)</w:t>
       </w:r>
       <w:r>
         <w:rPr>
@@ -9478,36 +10309,28 @@
           <w:sz w:val="23"/>
           <w:szCs w:val="23"/>
         </w:rPr>
-        <w:t xml:space="preserve">CellRanger-Arc was used for demultiplexing BCL files from sequencing to create FASTQ files for both GEX and ATAC reads as well as for creating a reference genome package, perform cell-calling for both modalities, and align barcodes. We then used </w:t>
+        <w:t>CellRanger-Arc was used for demultiplexing BCL files from sequencing to create FASTQ files for both GEX and ATAC reads as well as for creating a reference genome package, perform cell-calling for both modalities, and align barcodes. We then used EmptyDropsMultiome</w:t>
       </w:r>
       <w:r>
         <w:rPr>
           <w:sz w:val="23"/>
           <w:szCs w:val="23"/>
         </w:rPr>
-        <w:lastRenderedPageBreak/>
-        <w:t>EmptyDropsMultiome</w:t>
+        <w:t xml:space="preserve"> </w:t>
       </w:r>
       <w:r>
         <w:rPr>
           <w:sz w:val="23"/>
           <w:szCs w:val="23"/>
         </w:rPr>
-        <w:t xml:space="preserve"> </w:t>
+        <w:fldChar w:fldCharType="begin"/>
       </w:r>
       <w:r>
         <w:rPr>
           <w:sz w:val="23"/>
           <w:szCs w:val="23"/>
         </w:rPr>
-        <w:fldChar w:fldCharType="begin"/>
-      </w:r>
-      <w:r>
-        <w:rPr>
-          <w:sz w:val="23"/>
-          <w:szCs w:val="23"/>
-        </w:rPr>
-        <w:instrText xml:space="preserve"> ADDIN ZOTERO_ITEM CSL_CITATION {"citationID":"9TcRkEOW","properties":{"unsorted":false,"formattedCitation":"(60)","plainCitation":"(60)","noteIndex":0},"citationItems":[{"id":3471,"uris":["http://zotero.org/users/11313215/items/S6LZL9KP"],"itemData":{"id":3471,"type":"article-journal","abstract":"Multiomic droplet-based technologies allow different molecular modalities, such as chromatin accessibility and gene expression (scATAC-seq and scRNA-seq), to be probed in the same nucleus. We develop EmptyDropsMultiome, an approach that distinguishes true nuclei-containing droplets from background. Using simulations, we show that EmptyDropsMultiome has higher statistical power and accuracy than existing approaches, including CellRanger-arc and EmptyDrops. On real datasets, we observe that CellRanger-arc misses more than half of the nuclei identified by EmptyDropsMultiome and, moreover, is biased against certain cell types, some of which have a retrieval rate lower than 20%.","container-title":"Genome Biology","DOI":"10.1186/s13059-024-03259-x","ISSN":"1474-760X","issue":"1","journalAbbreviation":"Genome Biology","page":"121","source":"BioMed Central","title":"EmptyDropsMultiome discriminates real cells from background in single-cell multiomics assays","volume":"25","author":[{"family":"Megas","given":"Stathis"},{"family":"Lorenzi","given":"Valentina"},{"family":"Marioni","given":"John C."}],"issued":{"date-parts":[["2024",5,13]]}}}],"schema":"https://github.com/citation-style-language/schema/raw/master/csl-citation.json"} </w:instrText>
+        <w:instrText xml:space="preserve"> ADDIN ZOTERO_ITEM CSL_CITATION {"citationID":"9TcRkEOW","properties":{"unsorted":false,"formattedCitation":"(61)","plainCitation":"(61)","noteIndex":0},"citationItems":[{"id":3471,"uris":["http://zotero.org/users/11313215/items/S6LZL9KP"],"itemData":{"id":3471,"type":"article-journal","abstract":"Multiomic droplet-based technologies allow different molecular modalities, such as chromatin accessibility and gene expression (scATAC-seq and scRNA-seq), to be probed in the same nucleus. We develop EmptyDropsMultiome, an approach that distinguishes true nuclei-containing droplets from background. Using simulations, we show that EmptyDropsMultiome has higher statistical power and accuracy than existing approaches, including CellRanger-arc and EmptyDrops. On real datasets, we observe that CellRanger-arc misses more than half of the nuclei identified by EmptyDropsMultiome and, moreover, is biased against certain cell types, some of which have a retrieval rate lower than 20%.","container-title":"Genome Biology","DOI":"10.1186/s13059-024-03259-x","ISSN":"1474-760X","issue":"1","journalAbbreviation":"Genome Biology","page":"121","source":"BioMed Central","title":"EmptyDropsMultiome discriminates real cells from background in single-cell multiomics assays","volume":"25","author":[{"family":"Megas","given":"Stathis"},{"family":"Lorenzi","given":"Valentina"},{"family":"Marioni","given":"John C."}],"issued":{"date-parts":[["2024",5,13]]}}}],"schema":"https://github.com/citation-style-language/schema/raw/master/csl-citation.json"} </w:instrText>
       </w:r>
       <w:r>
         <w:rPr>
@@ -9522,7 +10345,7 @@
           <w:sz w:val="23"/>
           <w:szCs w:val="23"/>
         </w:rPr>
-        <w:t>(60)</w:t>
+        <w:t>(61)</w:t>
       </w:r>
       <w:r>
         <w:rPr>
@@ -9578,7 +10401,15 @@
           <w:sz w:val="23"/>
           <w:szCs w:val="23"/>
         </w:rPr>
-        <w:t xml:space="preserve">Strict quality control was performed on a per pool basis enabling the identification of high quality nuclei and removal of low quality barcodes. To do this, we performed variable feature analysis to identify nuclei with low feature expression variability. Only barcodes containing 55% or more of highly variable genes were kept. Further, barcodes containing more than 50% of the top 50 highest expressed genes and more than 60% of the top 100 expressed genes were removed due to low variability. </w:t>
+        <w:t xml:space="preserve">Strict quality control was performed on a per pool basis enabling the identification of high quality nuclei and removal of low quality barcodes. To do this, we performed variable feature analysis to </w:t>
+      </w:r>
+      <w:r>
+        <w:rPr>
+          <w:sz w:val="23"/>
+          <w:szCs w:val="23"/>
+        </w:rPr>
+        <w:lastRenderedPageBreak/>
+        <w:t xml:space="preserve">identify nuclei with low feature expression variability. Only barcodes containing 55% or more of highly variable genes were kept. Further, barcodes containing more than 50% of the top 50 highest expressed genes and more than 60% of the top 100 expressed genes were removed due to low variability. </w:t>
       </w:r>
       <w:r>
         <w:rPr>
@@ -9692,7 +10523,7 @@
           <w:sz w:val="23"/>
           <w:szCs w:val="23"/>
         </w:rPr>
-        <w:instrText xml:space="preserve"> ADDIN ZOTERO_ITEM CSL_CITATION {"citationID":"HuavlTFa","properties":{"unsorted":false,"formattedCitation":"(61)","plainCitation":"(61)","noteIndex":0},"citationItems":[{"id":3208,"uris":["http://zotero.org/users/11313215/items/LZ5PT7U5"],"itemData":{"id":3208,"type":"article-journal","abstract":"The emerging diversity of single cell RNAseq datasets allows for the full transcriptional characterization of cell types across a wide variety of biological and clinical conditions. However, it is challenging to analyze them together, particularly when datasets are assayed with different technologies. Here, real biological differences are interspersed with technical differences. We present Harmony, an algorithm that projects cells into a shared embedding in which cells group by cell type rather than dataset-specific conditions. Harmony simultaneously accounts for multiple experimental and biological factors. In six analyses, we demonstrate the superior performance of Harmony to previously published algorithms. We show that Harmony requires dramatically fewer computational resources. It is the only currently available algorithm that makes the integration of ~106 cells feasible on a personal computer. We apply Harmony to PBMCs from datasets with large experimental differences, 5 studies of pancreatic islet cells, mouse embryogenesis datasets, and cross-modality spatial integration.","container-title":"Nature methods","DOI":"10.1038/s41592-019-0619-0","ISSN":"1548-7091","issue":"12","journalAbbreviation":"Nat Methods","page":"1289-1296","PMID":"31740819","PMCID":"PMC6884693","source":"PubMed Central","title":"Fast, sensitive, and accurate integration of single cell data with Harmony","volume":"16","author":[{"family":"Korsunsky","given":"Ilya"},{"family":"Millard","given":"Nghia"},{"family":"Fan","given":"Jean"},{"family":"Slowikowski","given":"Kamil"},{"family":"Zhang","given":"Fan"},{"family":"Wei","given":"Kevin"},{"family":"Baglaenko","given":"Yuriy"},{"family":"Brenner","given":"Michael"},{"family":"Loh","given":"Po-ru"},{"family":"Raychaudhuri","given":"Soumya"}],"issued":{"date-parts":[["2019",12]]}}}],"schema":"https://github.com/citation-style-language/schema/raw/master/csl-citation.json"} </w:instrText>
+        <w:instrText xml:space="preserve"> ADDIN ZOTERO_ITEM CSL_CITATION {"citationID":"HuavlTFa","properties":{"unsorted":false,"formattedCitation":"(62)","plainCitation":"(62)","noteIndex":0},"citationItems":[{"id":3208,"uris":["http://zotero.org/users/11313215/items/LZ5PT7U5"],"itemData":{"id":3208,"type":"article-journal","abstract":"The emerging diversity of single cell RNAseq datasets allows for the full transcriptional characterization of cell types across a wide variety of biological and clinical conditions. However, it is challenging to analyze them together, particularly when datasets are assayed with different technologies. Here, real biological differences are interspersed with technical differences. We present Harmony, an algorithm that projects cells into a shared embedding in which cells group by cell type rather than dataset-specific conditions. Harmony simultaneously accounts for multiple experimental and biological factors. In six analyses, we demonstrate the superior performance of Harmony to previously published algorithms. We show that Harmony requires dramatically fewer computational resources. It is the only currently available algorithm that makes the integration of ~106 cells feasible on a personal computer. We apply Harmony to PBMCs from datasets with large experimental differences, 5 studies of pancreatic islet cells, mouse embryogenesis datasets, and cross-modality spatial integration.","container-title":"Nature methods","DOI":"10.1038/s41592-019-0619-0","ISSN":"1548-7091","issue":"12","journalAbbreviation":"Nat Methods","page":"1289-1296","PMID":"31740819","PMCID":"PMC6884693","source":"PubMed Central","title":"Fast, sensitive, and accurate integration of single cell data with Harmony","volume":"16","author":[{"family":"Korsunsky","given":"Ilya"},{"family":"Millard","given":"Nghia"},{"family":"Fan","given":"Jean"},{"family":"Slowikowski","given":"Kamil"},{"family":"Zhang","given":"Fan"},{"family":"Wei","given":"Kevin"},{"family":"Baglaenko","given":"Yuriy"},{"family":"Brenner","given":"Michael"},{"family":"Loh","given":"Po-ru"},{"family":"Raychaudhuri","given":"Soumya"}],"issued":{"date-parts":[["2019",12]]}}}],"schema":"https://github.com/citation-style-language/schema/raw/master/csl-citation.json"} </w:instrText>
       </w:r>
       <w:r>
         <w:rPr>
@@ -9707,7 +10538,7 @@
           <w:sz w:val="23"/>
           <w:szCs w:val="23"/>
         </w:rPr>
-        <w:t>(61)</w:t>
+        <w:t>(62)</w:t>
       </w:r>
       <w:r>
         <w:rPr>
@@ -9778,7 +10609,7 @@
           <w:sz w:val="23"/>
           <w:szCs w:val="23"/>
         </w:rPr>
-        <w:instrText xml:space="preserve"> ADDIN ZOTERO_ITEM CSL_CITATION {"citationID":"gGtPOlyE","properties":{"unsorted":false,"formattedCitation":"(62)","plainCitation":"(62)","noteIndex":0},"citationItems":[{"id":3490,"uris":["http://zotero.org/users/11313215/items/8DNNEG88"],"itemData":{"id":3490,"type":"article","abstract":"We consider the problem of estimating the number of clusters (k) in a dataset. We propose a non-parametric approach to the problem that utilizes similarity graphs to construct a robust statistic that effectively captures similarity information among observations. This graph-based statistic is applicable to datasets of any dimension, is computationally efficient to obtain, and can be paired with any kind of clustering technique. Asymptotic theory is developed to establish the selection consistency of the proposed approach. Simulation studies demonstrate that the graph-based statistic outperforms existing methods for estimating k, especially in the high-dimensional setting. We illustrate its utility on an imaging dataset and an RNA-seq dataset.","DOI":"10.48550/arXiv.2402.15600","note":"arXiv:2402.15600 [stat]","number":"arXiv:2402.15600","publisher":"arXiv","source":"arXiv.org","title":"A Graph-based Approach to Estimating the Number of Clusters","URL":"http://arxiv.org/abs/2402.15600","author":[{"family":"Bai","given":"Yichuan"},{"family":"Chu","given":"Lynna"}],"accessed":{"date-parts":[["2025",3,11]]},"issued":{"date-parts":[["2024",11,5]]}}}],"schema":"https://github.com/citation-style-language/schema/raw/master/csl-citation.json"} </w:instrText>
+        <w:instrText xml:space="preserve"> ADDIN ZOTERO_ITEM CSL_CITATION {"citationID":"gGtPOlyE","properties":{"unsorted":false,"formattedCitation":"(63)","plainCitation":"(63)","noteIndex":0},"citationItems":[{"id":3490,"uris":["http://zotero.org/users/11313215/items/8DNNEG88"],"itemData":{"id":3490,"type":"article","abstract":"We consider the problem of estimating the number of clusters (k) in a dataset. We propose a non-parametric approach to the problem that utilizes similarity graphs to construct a robust statistic that effectively captures similarity information among observations. This graph-based statistic is applicable to datasets of any dimension, is computationally efficient to obtain, and can be paired with any kind of clustering technique. Asymptotic theory is developed to establish the selection consistency of the proposed approach. Simulation studies demonstrate that the graph-based statistic outperforms existing methods for estimating k, especially in the high-dimensional setting. We illustrate its utility on an imaging dataset and an RNA-seq dataset.","DOI":"10.48550/arXiv.2402.15600","note":"arXiv:2402.15600 [stat]","number":"arXiv:2402.15600","publisher":"arXiv","source":"arXiv.org","title":"A Graph-based Approach to Estimating the Number of Clusters","URL":"http://arxiv.org/abs/2402.15600","author":[{"family":"Bai","given":"Yichuan"},{"family":"Chu","given":"Lynna"}],"accessed":{"date-parts":[["2025",3,11]]},"issued":{"date-parts":[["2024",11,5]]}}}],"schema":"https://github.com/citation-style-language/schema/raw/master/csl-citation.json"} </w:instrText>
       </w:r>
       <w:r>
         <w:rPr>
@@ -9793,7 +10624,7 @@
           <w:sz w:val="23"/>
           <w:szCs w:val="23"/>
         </w:rPr>
-        <w:t>(62)</w:t>
+        <w:t>(63)</w:t>
       </w:r>
       <w:r>
         <w:rPr>
@@ -9816,7 +10647,7 @@
           <w:u w:val="single"/>
         </w:rPr>
       </w:pPr>
-      <w:commentRangeStart w:id="556"/>
+      <w:commentRangeStart w:id="583"/>
       <w:r>
         <w:rPr>
           <w:u w:val="single"/>
@@ -9851,7 +10682,7 @@
     <w:p>
       <w:pPr>
         <w:rPr>
-          <w:ins w:id="557" w:author="Graham, Gabriel J." w:date="2026-08-10T11:25:00Z" w16du:dateUtc="2026-08-10T15:25:00Z"/>
+          <w:ins w:id="584" w:author="Graham, Gabriel J." w:date="2026-08-10T11:25:00Z" w16du:dateUtc="2026-08-10T15:25:00Z"/>
         </w:rPr>
       </w:pPr>
       <w:r>
@@ -9872,14 +10703,14 @@
       <w:r>
         <w:t>.</w:t>
       </w:r>
-      <w:commentRangeEnd w:id="556"/>
+      <w:commentRangeEnd w:id="583"/>
       <w:r>
         <w:rPr>
           <w:rStyle w:val="CommentReference"/>
           <w:sz w:val="24"/>
           <w:szCs w:val="30"/>
         </w:rPr>
-        <w:commentReference w:id="556"/>
+        <w:commentReference w:id="583"/>
       </w:r>
       <w:r>
         <w:t xml:space="preserve"> </w:t>
@@ -9912,11 +10743,7 @@
         <w:t xml:space="preserve">In order to find the optimal set of parameters for </w:t>
       </w:r>
       <w:r>
-        <w:t xml:space="preserve">WNN clustering, we next performed a parameter sweep across RNA principal components (30-50), ATAC LSI comonents (2-50), k-nearest neighbors (30, 40, 50), and Leiden clustering resolution (0.4-1.5). We then selected the combination with the highest mean pairwise Adjusted Rand Index, resulting in our final </w:t>
-      </w:r>
-      <w:r>
-        <w:lastRenderedPageBreak/>
-        <w:t>clustering resolution for downstream analysis being composed of 40 RNA principal components, 45 ATAC LSI components, and 0.8 clustering resolution.</w:t>
+        <w:t>WNN clustering, we next performed a parameter sweep across RNA principal components (30-50), ATAC LSI comonents (2-50), k-nearest neighbors (30, 40, 50), and Leiden clustering resolution (0.4-1.5). We then selected the combination with the highest mean pairwise Adjusted Rand Index, resulting in our final clustering resolution for downstream analysis being composed of 40 RNA principal components, 45 ATAC LSI components, and 0.8 clustering resolution.</w:t>
       </w:r>
     </w:p>
     <w:p>
@@ -9926,7 +10753,7 @@
           <w:bCs/>
         </w:rPr>
       </w:pPr>
-      <w:commentRangeStart w:id="558"/>
+      <w:commentRangeStart w:id="585"/>
       <w:r>
         <w:rPr>
           <w:b/>
@@ -9934,7 +10761,7 @@
         </w:rPr>
         <w:t>Spatial Transcriptomics</w:t>
       </w:r>
-      <w:commentRangeEnd w:id="558"/>
+      <w:commentRangeEnd w:id="585"/>
       <w:r>
         <w:rPr>
           <w:rStyle w:val="CommentReference"/>
@@ -9943,7 +10770,7 @@
           <w:sz w:val="24"/>
           <w:szCs w:val="30"/>
         </w:rPr>
-        <w:commentReference w:id="558"/>
+        <w:commentReference w:id="585"/>
       </w:r>
     </w:p>
     <w:p>
@@ -9952,14 +10779,14 @@
           <w:u w:val="single"/>
         </w:rPr>
       </w:pPr>
-      <w:commentRangeStart w:id="559"/>
+      <w:commentRangeStart w:id="586"/>
       <w:r>
         <w:rPr>
           <w:u w:val="single"/>
         </w:rPr>
         <w:t>Tissue Collection and Sectioning</w:t>
       </w:r>
-      <w:commentRangeEnd w:id="559"/>
+      <w:commentRangeEnd w:id="586"/>
       <w:r>
         <w:rPr>
           <w:rStyle w:val="CommentReference"/>
@@ -9967,7 +10794,7 @@
           <w:szCs w:val="30"/>
           <w:u w:val="single"/>
         </w:rPr>
-        <w:commentReference w:id="559"/>
+        <w:commentReference w:id="586"/>
       </w:r>
     </w:p>
     <w:p/>
@@ -9978,7 +10805,7 @@
           <w:u w:val="single"/>
         </w:rPr>
       </w:pPr>
-      <w:commentRangeStart w:id="560"/>
+      <w:commentRangeStart w:id="587"/>
       <w:r>
         <w:rPr>
           <w:u w:val="single"/>
@@ -10015,7 +10842,7 @@
         </w:rPr>
         <w:t>Library Prep and Sequencing</w:t>
       </w:r>
-      <w:commentRangeEnd w:id="560"/>
+      <w:commentRangeEnd w:id="587"/>
       <w:r>
         <w:rPr>
           <w:rStyle w:val="CommentReference"/>
@@ -10023,7 +10850,7 @@
           <w:szCs w:val="30"/>
           <w:u w:val="single"/>
         </w:rPr>
-        <w:commentReference w:id="560"/>
+        <w:commentReference w:id="587"/>
       </w:r>
     </w:p>
     <w:p>
@@ -10050,7 +10877,7 @@
       <w:r>
         <w:tab/>
       </w:r>
-      <w:commentRangeStart w:id="561"/>
+      <w:commentRangeStart w:id="588"/>
       <w:r>
         <w:t xml:space="preserve">Reads were aligned using space ranger version </w:t>
       </w:r>
@@ -10060,14 +10887,14 @@
         </w:rPr>
         <w:t>xx</w:t>
       </w:r>
-      <w:commentRangeEnd w:id="561"/>
+      <w:commentRangeEnd w:id="588"/>
       <w:r>
         <w:rPr>
           <w:rStyle w:val="CommentReference"/>
           <w:sz w:val="24"/>
           <w:szCs w:val="30"/>
         </w:rPr>
-        <w:commentReference w:id="561"/>
+        <w:commentReference w:id="588"/>
       </w:r>
     </w:p>
     <w:p>
@@ -10123,18 +10950,18 @@
       <w:r>
         <w:t>) which was used for downstream analyses</w:t>
       </w:r>
-      <w:commentRangeStart w:id="562"/>
+      <w:commentRangeStart w:id="589"/>
       <w:r>
         <w:t>.</w:t>
       </w:r>
-      <w:commentRangeEnd w:id="562"/>
+      <w:commentRangeEnd w:id="589"/>
       <w:r>
         <w:rPr>
           <w:rStyle w:val="CommentReference"/>
           <w:sz w:val="24"/>
           <w:szCs w:val="30"/>
         </w:rPr>
-        <w:commentReference w:id="562"/>
+        <w:commentReference w:id="589"/>
       </w:r>
       <w:r>
         <w:t xml:space="preserve"> </w:t>
@@ -10180,7 +11007,7 @@
         <w:fldChar w:fldCharType="begin"/>
       </w:r>
       <w:r>
-        <w:instrText xml:space="preserve"> ADDIN ZOTERO_ITEM CSL_CITATION {"citationID":"pOiFwZiB","properties":{"unsorted":false,"formattedCitation":"(63)","plainCitation":"(63)","noteIndex":0},"citationItems":[{"id":6395,"uris":["http://zotero.org/users/11313215/items/QTQQG9ZG"],"itemData":{"id":6395,"type":"article-journal","abstract":"Neural communication depends on release and reception of different neurotransmitters within complex circuits that ultimately mediate basic biological functions. We mapped the distribution of glutamatergic, GABAergic, and cholinergic neurons in the brain of the African cichlid fish Astatotilapia burtoni using in situ hybridization to label vesicular glutamate transporters (vglut1, vglut2.1, vglut3), glutamate decarboxylases (gad1, gad2), and choline acetyltransferase (chat). Cells expressing the glutamatergic markers vgluts 1-3 show primarily nonoverlapping distribution patterns, with the most widespread expression observed for vglut2.1, and more restricted expression of vglut1 and vglut3. vglut1 is prominent in granular layers of the cerebellum, habenula, preglomerular nuclei, and several other diencephalic, mesencephalic, and rhombencephalic regions. vglut2.1 is widely expressed in many nuclei from the olfactory bulbs to the hindbrain, while vglut3 is restricted to the hypothalamus and hindbrain. GABAergic cells show largely overlapping gad1 and gad2 expression in most brain regions. GABAergic expression dominates nuclei of the subpallial ventral telencephalon, while glutamatergic expression dominates nuclei of the pallial dorsal telencephalon. chat-expressing cells are prominent in motor cranial nerve nuclei, and some scattered cells lie in the preoptic area and ventral part of the ventral telencephalon. A localization summary of these markers within regions of the conserved social decision-making network reveals a predominance of either GABAergic or glutamatergic cells within individual nuclei. The neurotransmitter distributions described here in the brain of a single fish species provide an important resource for identification of brain nuclei in other fishes, as well as future comparative studies on circuit organization and function. J. Comp. Neurol. 525:610-638, 2017. © 2016 Wiley Periodicals, Inc.","container-title":"The Journal of Comparative Neurology","DOI":"10.1002/cne.24092","ISSN":"1096-9861","issue":"3","journalAbbreviation":"J Comp Neurol","language":"eng","page":"610-638","PMID":"27507772","source":"PubMed","title":"Localization of glutamatergic, GABAergic, and cholinergic neurons in the brain of the African cichlid fish, Astatotilapia burtoni","volume":"525","author":[{"family":"Maruska","given":"Karen P."},{"family":"Butler","given":"Julie M."},{"family":"Field","given":"Karen E."},{"family":"Porter","given":"Danielle T."}],"issued":{"date-parts":[["2017",2,15]]}}}],"schema":"https://github.com/citation-style-language/schema/raw/master/csl-citation.json"} </w:instrText>
+        <w:instrText xml:space="preserve"> ADDIN ZOTERO_ITEM CSL_CITATION {"citationID":"pOiFwZiB","properties":{"unsorted":false,"formattedCitation":"(64)","plainCitation":"(64)","noteIndex":0},"citationItems":[{"id":6395,"uris":["http://zotero.org/users/11313215/items/QTQQG9ZG"],"itemData":{"id":6395,"type":"article-journal","abstract":"Neural communication depends on release and reception of different neurotransmitters within complex circuits that ultimately mediate basic biological functions. We mapped the distribution of glutamatergic, GABAergic, and cholinergic neurons in the brain of the African cichlid fish Astatotilapia burtoni using in situ hybridization to label vesicular glutamate transporters (vglut1, vglut2.1, vglut3), glutamate decarboxylases (gad1, gad2), and choline acetyltransferase (chat). Cells expressing the glutamatergic markers vgluts 1-3 show primarily nonoverlapping distribution patterns, with the most widespread expression observed for vglut2.1, and more restricted expression of vglut1 and vglut3. vglut1 is prominent in granular layers of the cerebellum, habenula, preglomerular nuclei, and several other diencephalic, mesencephalic, and rhombencephalic regions. vglut2.1 is widely expressed in many nuclei from the olfactory bulbs to the hindbrain, while vglut3 is restricted to the hypothalamus and hindbrain. GABAergic cells show largely overlapping gad1 and gad2 expression in most brain regions. GABAergic expression dominates nuclei of the subpallial ventral telencephalon, while glutamatergic expression dominates nuclei of the pallial dorsal telencephalon. chat-expressing cells are prominent in motor cranial nerve nuclei, and some scattered cells lie in the preoptic area and ventral part of the ventral telencephalon. A localization summary of these markers within regions of the conserved social decision-making network reveals a predominance of either GABAergic or glutamatergic cells within individual nuclei. The neurotransmitter distributions described here in the brain of a single fish species provide an important resource for identification of brain nuclei in other fishes, as well as future comparative studies on circuit organization and function. J. Comp. Neurol. 525:610-638, 2017. © 2016 Wiley Periodicals, Inc.","container-title":"The Journal of Comparative Neurology","DOI":"10.1002/cne.24092","ISSN":"1096-9861","issue":"3","journalAbbreviation":"J Comp Neurol","language":"eng","page":"610-638","PMID":"27507772","source":"PubMed","title":"Localization of glutamatergic, GABAergic, and cholinergic neurons in the brain of the African cichlid fish, Astatotilapia burtoni","volume":"525","author":[{"family":"Maruska","given":"Karen P."},{"family":"Butler","given":"Julie M."},{"family":"Field","given":"Karen E."},{"family":"Porter","given":"Danielle T."}],"issued":{"date-parts":[["2017",2,15]]}}}],"schema":"https://github.com/citation-style-language/schema/raw/master/csl-citation.json"} </w:instrText>
       </w:r>
       <w:r>
         <w:fldChar w:fldCharType="separate"/>
@@ -10189,7 +11016,7 @@
         <w:rPr>
           <w:rFonts w:cs="Times New Roman"/>
         </w:rPr>
-        <w:t>(63)</w:t>
+        <w:t>(64)</w:t>
       </w:r>
       <w:r>
         <w:fldChar w:fldCharType="end"/>
@@ -10499,17 +11326,17 @@
         <w:t xml:space="preserve">. </w:t>
       </w:r>
       <w:r>
-        <w:t xml:space="preserve">Genes were intersected between the spatial sketch dataset and the reference </w:t>
+        <w:t>Genes were intersected between the spatial sketch dataset and the reference signature matrix to restrict analysis to a shared gene set. The cell2location spatial mapping model (Cell2location) was then fit to the sketch data, using slice identity as a batch covariate, an expected cell abundance per spot prior of N_cells_per_location = 3, and a detection_alpha of 200 to account for technical variation in detection sensitivity across slices. The model was trained for up to 1,000 epochs (batch size 2048, full training set, no held-out validation split). Posterior cell type abundances were exported using 100 posterior samples, yielding per-spot mean, 5th percentile (q05), and 95th percentile (q95) estimates of absolute cell type abundance for each reference-derived cell type.</w:t>
+      </w:r>
+      <w:r>
+        <w:t xml:space="preserve"> </w:t>
+      </w:r>
+      <w:r>
+        <w:t xml:space="preserve">For each sketch spot, the cell type with the highest 5th-percentile </w:t>
       </w:r>
       <w:r>
         <w:lastRenderedPageBreak/>
-        <w:t>signature matrix to restrict analysis to a shared gene set. The cell2location spatial mapping model (Cell2location) was then fit to the sketch data, using slice identity as a batch covariate, an expected cell abundance per spot prior of N_cells_per_location = 3, and a detection_alpha of 200 to account for technical variation in detection sensitivity across slices. The model was trained for up to 1,000 epochs (batch size 2048, full training set, no held-out validation split). Posterior cell type abundances were exported using 100 posterior samples, yielding per-spot mean, 5th percentile (q05), and 95th percentile (q95) estimates of absolute cell type abundance for each reference-derived cell type.</w:t>
-      </w:r>
-      <w:r>
-        <w:t xml:space="preserve"> </w:t>
-      </w:r>
-      <w:r>
-        <w:t>For each sketch spot, the cell type with the highest 5th-percentile (q05) posterior abundance estimate was assigned as the spot's dominant cell type. These categorical dominant-cell-type labels were then projected from the sketch assay to the full-resolution Visium HD dataset using Seurat's ProjectData function, which maps sketch-level metadata onto the full dataset via a shared PCA embedding (15 dimensions)</w:t>
+        <w:t>(q05) posterior abundance estimate was assigned as the spot's dominant cell type. These categorical dominant-cell-type labels were then projected from the sketch assay to the full-resolution Visium HD dataset using Seurat's ProjectData function, which maps sketch-level metadata onto the full dataset via a shared PCA embedding (15 dimensions)</w:t>
       </w:r>
       <w:r>
         <w:t xml:space="preserve">. </w:t>
@@ -10783,7 +11610,7 @@
           <w:lang w:eastAsia="ja-JP"/>
           <w14:ligatures w14:val="none"/>
         </w:rPr>
-        <w:instrText xml:space="preserve"> ADDIN ZOTERO_ITEM CSL_CITATION {"citationID":"ypAhlNF0","properties":{"formattedCitation":"(64)","plainCitation":"(64)","noteIndex":0},"citationItems":[{"id":374,"uris":["http://zotero.org/users/11313215/items/YNY22WA2"],"itemData":{"id":374,"type":"article-journal","abstract":"Social behaviors are diverse in nature, but it is unclear how conserved genes, brain regions, and cell populations generate this diversity. Here we investigate bower-building, a recently-evolved social behavior in cichlid fishes. We use single nucleus RNA-sequencing in 38 individuals to show signatures of recent behavior in specific neuronal populations, and building-associated rebalancing of neuronal proportions in the putative homolog of the hippocampal formation. Using comparative genomics across 27 species, we trace bower-associated genome evolution to a subpopulation of glia lining the dorsal telencephalon. We show evidence that building-associated neural activity and a departure from quiescence in this glial subpopulation together regulate hippocampal-like neuronal rebalancing. Our work links behavior-associated genomic variation to specific brain cell types and their functions, and suggests a social behavior has evolved through changes in glia.","container-title":"Nature Communications","DOI":"10.1038/s41467-023-40331-9","ISSN":"2041-1723","issue":"1","journalAbbreviation":"Nat Commun","language":"en","license":"2023 Springer Nature Limited","note":"number: 1","page":"4891","publisher":"Nature Publishing Group","source":"www.nature.com","title":"Cellular profiling of a recently-evolved social behavior in cichlid fishes","volume":"14","author":[{"family":"Johnson","given":"Zachary V."},{"family":"Hegarty","given":"Brianna E."},{"family":"Gruenhagen","given":"George W."},{"family":"Lancaster","given":"Tucker J."},{"family":"McGrath","given":"Patrick T."},{"family":"Streelman","given":"Jeffrey T."}],"issued":{"date-parts":[["2023",8,14]]}}}],"schema":"https://github.com/citation-style-language/schema/raw/master/csl-citation.json"} </w:instrText>
+        <w:instrText xml:space="preserve"> ADDIN ZOTERO_ITEM CSL_CITATION {"citationID":"ypAhlNF0","properties":{"formattedCitation":"(65)","plainCitation":"(65)","noteIndex":0},"citationItems":[{"id":374,"uris":["http://zotero.org/users/11313215/items/YNY22WA2"],"itemData":{"id":374,"type":"article-journal","abstract":"Social behaviors are diverse in nature, but it is unclear how conserved genes, brain regions, and cell populations generate this diversity. Here we investigate bower-building, a recently-evolved social behavior in cichlid fishes. We use single nucleus RNA-sequencing in 38 individuals to show signatures of recent behavior in specific neuronal populations, and building-associated rebalancing of neuronal proportions in the putative homolog of the hippocampal formation. Using comparative genomics across 27 species, we trace bower-associated genome evolution to a subpopulation of glia lining the dorsal telencephalon. We show evidence that building-associated neural activity and a departure from quiescence in this glial subpopulation together regulate hippocampal-like neuronal rebalancing. Our work links behavior-associated genomic variation to specific brain cell types and their functions, and suggests a social behavior has evolved through changes in glia.","container-title":"Nature Communications","DOI":"10.1038/s41467-023-40331-9","ISSN":"2041-1723","issue":"1","journalAbbreviation":"Nat Commun","language":"en","license":"2023 Springer Nature Limited","note":"number: 1","page":"4891","publisher":"Nature Publishing Group","source":"www.nature.com","title":"Cellular profiling of a recently-evolved social behavior in cichlid fishes","volume":"14","author":[{"family":"Johnson","given":"Zachary V."},{"family":"Hegarty","given":"Brianna E."},{"family":"Gruenhagen","given":"George W."},{"family":"Lancaster","given":"Tucker J."},{"family":"McGrath","given":"Patrick T."},{"family":"Streelman","given":"Jeffrey T."}],"issued":{"date-parts":[["2023",8,14]]}}}],"schema":"https://github.com/citation-style-language/schema/raw/master/csl-citation.json"} </w:instrText>
       </w:r>
       <w:r>
         <w:rPr>
@@ -10801,7 +11628,7 @@
           <w:rFonts w:cs="Times New Roman"/>
           <w:lang w:eastAsia="ja-JP"/>
         </w:rPr>
-        <w:t>(64)</w:t>
+        <w:t>(65)</w:t>
       </w:r>
       <w:r>
         <w:rPr>
@@ -10845,7 +11672,7 @@
           <w:lang w:eastAsia="ja-JP"/>
           <w14:ligatures w14:val="none"/>
         </w:rPr>
-        <w:instrText xml:space="preserve"> ADDIN ZOTERO_ITEM CSL_CITATION {"citationID":"fBAI2p66","properties":{"unsorted":false,"formattedCitation":"(65)","plainCitation":"(65)","noteIndex":0},"citationItems":[{"id":6499,"uris":["http://zotero.org/users/11313215/items/UEWU6DK3"],"itemData":{"id":6499,"type":"article-journal","abstract":"Acute stress has enduring effects on the brain and motivated behavior across species. For example, acute stress produces persisting decreases in voluntary physical activity as well as molecular changes in the striatum, a brain region that regulates voluntary physical activity and other motivated behaviors. Microglia, the primary immune cells of the central nervous system, are positioned at the interface between neural responses to stress and neural coordination of voluntary activity in that they respond to stress, sense molecular changes in the striatum, and modulate neuronal activity. However, the role of striatal microglia in stress-induced long-term suppression of voluntary activity is unknown. Here, we employ single-nucleus RNA sequencing to investigate how stress and exercise impact the biology of microglia in the striatum. We find that striatal microglia display altered activation profiles 6 weeks after an acute stressor. Furthermore, we show that access to a running wheel is associated with an additional and distinct microglial activation profile characterized by upregulation of genes related to complement components and phagocytosis pathways. Finally, we find that distinct gene sets show expression changes associated with general access to a running wheel versus variation in running levels. Taken together, our results deepen our understanding of the diverse molecular states that striatal microglia assume in response to stress and exercise and suggest that microglia exhibit a broader range of functional states than previously thought.","container-title":"Genes, Brain and Behavior","DOI":"10.1111/gbb.70019","ISSN":"1601-183X","issue":"2","language":"en","license":"© 2025 The Author(s). Genes, Brain and Behavior published by International Behavioural and Neural Genetics Society and John Wiley &amp; Sons Ltd.","note":"_eprint: https://onlinelibrary.wiley.com/doi/pdf/10.1111/gbb.70019","page":"e70019","source":"Wiley Online Library","title":"Single-Nucleus RNA Sequencing Reveals Enduring Signatures of Acute Stress and Chronic Exercise in Striatal Microglia","volume":"24","author":[{"family":"Connolly","given":"Meghan G."},{"family":"Johnson","given":"Zachary V."},{"family":"Chu","given":"Lynna"},{"family":"Johnson","given":"Nicholas D."},{"family":"Buhr","given":"Trevor J."},{"family":"McNeill","given":"Elizabeth M."},{"family":"Clark","given":"Peter J."},{"family":"Rhodes","given":"Justin S."}],"issued":{"date-parts":[["2025"]]}}}],"schema":"https://github.com/citation-style-language/schema/raw/master/csl-citation.json"} </w:instrText>
+        <w:instrText xml:space="preserve"> ADDIN ZOTERO_ITEM CSL_CITATION {"citationID":"fBAI2p66","properties":{"unsorted":false,"formattedCitation":"(66)","plainCitation":"(66)","noteIndex":0},"citationItems":[{"id":6499,"uris":["http://zotero.org/users/11313215/items/UEWU6DK3"],"itemData":{"id":6499,"type":"article-journal","abstract":"Acute stress has enduring effects on the brain and motivated behavior across species. For example, acute stress produces persisting decreases in voluntary physical activity as well as molecular changes in the striatum, a brain region that regulates voluntary physical activity and other motivated behaviors. Microglia, the primary immune cells of the central nervous system, are positioned at the interface between neural responses to stress and neural coordination of voluntary activity in that they respond to stress, sense molecular changes in the striatum, and modulate neuronal activity. However, the role of striatal microglia in stress-induced long-term suppression of voluntary activity is unknown. Here, we employ single-nucleus RNA sequencing to investigate how stress and exercise impact the biology of microglia in the striatum. We find that striatal microglia display altered activation profiles 6 weeks after an acute stressor. Furthermore, we show that access to a running wheel is associated with an additional and distinct microglial activation profile characterized by upregulation of genes related to complement components and phagocytosis pathways. Finally, we find that distinct gene sets show expression changes associated with general access to a running wheel versus variation in running levels. Taken together, our results deepen our understanding of the diverse molecular states that striatal microglia assume in response to stress and exercise and suggest that microglia exhibit a broader range of functional states than previously thought.","container-title":"Genes, Brain and Behavior","DOI":"10.1111/gbb.70019","ISSN":"1601-183X","issue":"2","language":"en","license":"© 2025 The Author(s). Genes, Brain and Behavior published by International Behavioural and Neural Genetics Society and John Wiley &amp; Sons Ltd.","note":"_eprint: https://onlinelibrary.wiley.com/doi/pdf/10.1111/gbb.70019","page":"e70019","source":"Wiley Online Library","title":"Single-Nucleus RNA Sequencing Reveals Enduring Signatures of Acute Stress and Chronic Exercise in Striatal Microglia","volume":"24","author":[{"family":"Connolly","given":"Meghan G."},{"family":"Johnson","given":"Zachary V."},{"family":"Chu","given":"Lynna"},{"family":"Johnson","given":"Nicholas D."},{"family":"Buhr","given":"Trevor J."},{"family":"McNeill","given":"Elizabeth M."},{"family":"Clark","given":"Peter J."},{"family":"Rhodes","given":"Justin S."}],"issued":{"date-parts":[["2025"]]}}}],"schema":"https://github.com/citation-style-language/schema/raw/master/csl-citation.json"} </w:instrText>
       </w:r>
       <w:r>
         <w:rPr>
@@ -10863,7 +11690,7 @@
           <w:rFonts w:cs="Times New Roman"/>
           <w:lang w:eastAsia="ja-JP"/>
         </w:rPr>
-        <w:t>(65)</w:t>
+        <w:t>(66)</w:t>
       </w:r>
       <w:r>
         <w:rPr>
@@ -10907,7 +11734,7 @@
           <w:lang w:eastAsia="ja-JP"/>
           <w14:ligatures w14:val="none"/>
         </w:rPr>
-        <w:instrText xml:space="preserve"> ADDIN ZOTERO_ITEM CSL_CITATION {"citationID":"5Hb4v1ar","properties":{"formattedCitation":"(66)","plainCitation":"(66)","noteIndex":0},"citationItems":[{"id":2510,"uris":["http://zotero.org/users/11313215/items/TTU6U7SR"],"itemData":{"id":2510,"type":"software","abstract":"Fit linear and generalized linear mixed-effects models. The models and their components are represented using S4 classes and methods. The core computational algorithms are implemented using the 'Eigen' C++ library for numerical linear </w:instrText>
+        <w:instrText xml:space="preserve"> ADDIN ZOTERO_ITEM CSL_CITATION {"citationID":"5Hb4v1ar","properties":{"formattedCitation":"(67)","plainCitation":"(67)","noteIndex":0},"citationItems":[{"id":2510,"uris":["http://zotero.org/users/11313215/items/TTU6U7SR"],"itemData":{"id":2510,"type":"software","abstract":"Fit linear and generalized linear mixed-effects models. The models and their components are represented using S4 classes and methods. The core computational algorithms are implemented using the 'Eigen' C++ library for numerical linear </w:instrText>
       </w:r>
       <w:r>
         <w:rPr>
@@ -10969,7 +11796,7 @@
           <w:rFonts w:cs="Times New Roman"/>
           <w:lang w:eastAsia="ja-JP"/>
         </w:rPr>
-        <w:t>(66)</w:t>
+        <w:t>(67)</w:t>
       </w:r>
       <w:r>
         <w:rPr>
@@ -11036,7 +11863,7 @@
           <w:lang w:eastAsia="ja-JP"/>
           <w14:ligatures w14:val="none"/>
         </w:rPr>
-        <w:instrText xml:space="preserve"> ADDIN ZOTERO_ITEM CSL_CITATION {"citationID":"YgQMrcyW","properties":{"formattedCitation":"(55)","plainCitation":"(55)","noteIndex":0},"citationItems":[{"id":2523,"uris":["http://zotero.org/users/11313215/items/VFIVI5RB"],"itemData":{"id":2523,"type":"article-journal","abstract":"The common approach to the multiplicity problem calls for controlling the familywise error rate (FWER). This approach, though, has faults, and we point out a few. A different approach to problems of multiple significance testing is presented. It calls for controlling the expected proportion of falsely rejected hypotheses-the false discovery rate. This error rate is equivalent to the FWER when all hypotheses are true but is smaller otherwise. Therefore, in problems where the control of the false discovery rate rather than that of the FWER is desired, there is potential for a gain in power. A simple sequential Bonferroni-type procedure is proved to control the false discovery rate for independent test statistics, and a simulation study shows that the gain in power is substantial. The use of the new procedure and the appropriateness of the criterion are illustrated with examples.","container-title":"Journal of the Royal Statistical Society. Series B (Methodological)","ISSN":"0035-9246","issue":"1","page":"289-300","publisher":"[Royal Statistical Society, Oxford University Press]","source":"JSTOR","title":"Controlling the False Discovery Rate: A Practical and Powerful Approach to Multiple Testing","title-short":"Controlling the False Discovery Rate","volume":"57","author":[{"family":"Benjamini","given":"Yoav"},{"family":"Hochberg","given":"Yosef"}],"issued":{"date-parts":[["1995"]]}}}],"schema":"https://github.com/citation-style-language/schema/raw/master/csl-citation.json"} </w:instrText>
+        <w:instrText xml:space="preserve"> ADDIN ZOTERO_ITEM CSL_CITATION {"citationID":"YgQMrcyW","properties":{"formattedCitation":"(56)","plainCitation":"(56)","noteIndex":0},"citationItems":[{"id":2523,"uris":["http://zotero.org/users/11313215/items/VFIVI5RB"],"itemData":{"id":2523,"type":"article-journal","abstract":"The common approach to the multiplicity problem calls for controlling the familywise error rate (FWER). This approach, though, has faults, and we point out a few. A different approach to problems of multiple significance testing is presented. It calls for controlling the expected proportion of falsely rejected hypotheses-the false discovery rate. This error rate is equivalent to the FWER when all hypotheses are true but is smaller otherwise. Therefore, in problems where the control of the false discovery rate rather than that of the FWER is desired, there is potential for a gain in power. A simple sequential Bonferroni-type procedure is proved to control the false discovery rate for independent test statistics, and a simulation study shows that the gain in power is substantial. The use of the new procedure and the appropriateness of the criterion are illustrated with examples.","container-title":"Journal of the Royal Statistical Society. Series B (Methodological)","ISSN":"0035-9246","issue":"1","page":"289-300","publisher":"[Royal Statistical Society, Oxford University Press]","source":"JSTOR","title":"Controlling the False Discovery Rate: A Practical and Powerful Approach to Multiple Testing","title-short":"Controlling the False Discovery Rate","volume":"57","author":[{"family":"Benjamini","given":"Yoav"},{"family":"Hochberg","given":"Yosef"}],"issued":{"date-parts":[["1995"]]}}}],"schema":"https://github.com/citation-style-language/schema/raw/master/csl-citation.json"} </w:instrText>
       </w:r>
       <w:r>
         <w:rPr>
@@ -11054,7 +11881,7 @@
           <w:rFonts w:cs="Times New Roman"/>
           <w:lang w:eastAsia="ja-JP"/>
         </w:rPr>
-        <w:t>(55)</w:t>
+        <w:t>(56)</w:t>
       </w:r>
       <w:r>
         <w:rPr>
@@ -11206,19 +12033,7 @@
           <w:lang w:eastAsia="ja-JP"/>
           <w14:ligatures w14:val="none"/>
         </w:rPr>
-        <w:t xml:space="preserve">Differentially accessible regions (DARs) were identified independently within each cluster using a pseudobulk approach implemented in edgeR. ATAC fragment counts were summed across nuclei from each individual to generate one pseudobulk accessibility profile per individual. Peaks detected in fewer than 10 individuals or with fewer than 80 total counts were excluded from analysis. Library sizes were normalized using the trimmed mean of M-values (TMM) method, dispersions were estimated with estimateDisp(), and quasi-likelihood generalized linear </w:t>
-      </w:r>
-      <w:r>
-        <w:rPr>
-          <w:rFonts w:eastAsia="Malgun Gothic" w:cs="Times New Roman"/>
-          <w:color w:val="auto"/>
-          <w:kern w:val="0"/>
-          <w:szCs w:val="24"/>
-          <w:lang w:eastAsia="ja-JP"/>
-          <w14:ligatures w14:val="none"/>
-        </w:rPr>
-        <w:lastRenderedPageBreak/>
-        <w:t>models were fit using glmQLFit(). Pairwise contrasts (M vs. F, M vs. D, and F vs. D) were tested using quasi-likelihood F-tests (glmQLFTest()), and peaks with a false discovery rate (FDR) &lt; 0.20 in any comparison were considered differentially accessible.</w:t>
+        <w:t>Differentially accessible regions (DARs) were identified independently within each cluster using a pseudobulk approach implemented in edgeR. ATAC fragment counts were summed across nuclei from each individual to generate one pseudobulk accessibility profile per individual. Peaks detected in fewer than 10 individuals or with fewer than 80 total counts were excluded from analysis. Library sizes were normalized using the trimmed mean of M-values (TMM) method, dispersions were estimated with estimateDisp(), and quasi-likelihood generalized linear models were fit using glmQLFit(). Pairwise contrasts (M vs. F, M vs. D, and F vs. D) were tested using quasi-likelihood F-tests (glmQLFTest()), and peaks with a false discovery rate (FDR) &lt; 0.20 in any comparison were considered differentially accessible.</w:t>
       </w:r>
     </w:p>
     <w:p>
@@ -11293,7 +12108,19 @@
           <w:lang w:eastAsia="ja-JP"/>
           <w14:ligatures w14:val="none"/>
         </w:rPr>
-        <w:t xml:space="preserve">). Features that differed between males and intermediates but not females were classified as </w:t>
+        <w:t xml:space="preserve">). Features that differed between males and intermediates but </w:t>
+      </w:r>
+      <w:r>
+        <w:rPr>
+          <w:rFonts w:eastAsia="Malgun Gothic" w:cs="Times New Roman"/>
+          <w:color w:val="auto"/>
+          <w:kern w:val="0"/>
+          <w:szCs w:val="24"/>
+          <w:lang w:eastAsia="ja-JP"/>
+          <w14:ligatures w14:val="none"/>
+        </w:rPr>
+        <w:lastRenderedPageBreak/>
+        <w:t xml:space="preserve">not females were classified as </w:t>
       </w:r>
       <w:r>
         <w:rPr>
@@ -11757,7 +12584,7 @@
           <w:lang w:eastAsia="ja-JP"/>
           <w14:ligatures w14:val="none"/>
         </w:rPr>
-        <w:instrText xml:space="preserve"> ADDIN ZOTERO_ITEM CSL_CITATION {"citationID":"6OOzRzKI","properties":{"unsorted":false,"formattedCitation":"(67)","plainCitation":"(67)","noteIndex":0},"citationItems":[{"id":3963,"uris":["http://zotero.org/users/11313215/items/IAC3W7EZ"],"itemData":{"id":3963,"type":"article-journal","abstract":"Scikit-learn is a Python module integrating a wide range of state-of-the-art machine learning algorithms for medium-scale supervised and unsupervised problems. This package focuses on bringing machine learning to non-specialists using a general-purpose high-level language.  Emphasis is put on ease of use, performance, documentation, and API consistency.  It has minimal dependencies and is distributed under the simplified BSD license, encouraging its use in both academic and commercial settings.  Source code, binaries, and documentation can be downloaded from http://scikit-learn.sourceforge.net.","container-title":"Journal of Machine Learning Research","ISSN":"1533-7928","issue":"85","page":"2825-2830","source":"www.jmlr.org","title":"Scikit-learn: Machine Learning in Python","title-short":"Scikit-learn","volume":"12","author":[{"family":"Pedregosa","given":"Fabian"},{"family":"Varoquaux","given":"Gaël"},{"family":"Gramfort","given":"Alexandre"},{"family":"Michel","given":"Vincent"},{"family":"Thirion","given":"Bertrand"},{"family":"Grisel","given":"Olivier"},{"family":"Blondel","given":"Mathieu"},{"family":"Prettenhofer","given":"Peter"},{"family":"Weiss","given":"Ron"},{"family":"Dubourg","given":"Vincent"},{"family":"Vanderplas","given":"Jake"},{"family":"Passos","given":"Alexandre"},{"family":"Cournapeau","given":"David"},{"family":"Brucher","given":"Matthieu"},{"family":"Perrot","given":"Matthieu"},{"family":"Duchesnay","given":"Édouard"}],"issued":{"date-parts":[["2011"]]}}}],"schema":"https://github.com/citation-style-language/schema/raw/master/csl-citation.json"} </w:instrText>
+        <w:instrText xml:space="preserve"> ADDIN ZOTERO_ITEM CSL_CITATION {"citationID":"6OOzRzKI","properties":{"unsorted":false,"formattedCitation":"(68)","plainCitation":"(68)","noteIndex":0},"citationItems":[{"id":3963,"uris":["http://zotero.org/users/11313215/items/IAC3W7EZ"],"itemData":{"id":3963,"type":"article-journal","abstract":"Scikit-learn is a Python module integrating a wide range of state-of-the-art machine learning algorithms for medium-scale supervised and unsupervised problems. This package focuses on bringing machine learning to non-specialists using a general-purpose high-level language.  Emphasis is put on ease of use, performance, documentation, and API consistency.  It has minimal dependencies and is distributed under the simplified BSD license, encouraging its use in both academic and commercial settings.  Source code, binaries, and documentation can be downloaded from http://scikit-learn.sourceforge.net.","container-title":"Journal of Machine Learning Research","ISSN":"1533-7928","issue":"85","page":"2825-2830","source":"www.jmlr.org","title":"Scikit-learn: Machine Learning in Python","title-short":"Scikit-learn","volume":"12","author":[{"family":"Pedregosa","given":"Fabian"},{"family":"Varoquaux","given":"Gaël"},{"family":"Gramfort","given":"Alexandre"},{"family":"Michel","given":"Vincent"},{"family":"Thirion","given":"Bertrand"},{"family":"Grisel","given":"Olivier"},{"family":"Blondel","given":"Mathieu"},{"family":"Prettenhofer","given":"Peter"},{"family":"Weiss","given":"Ron"},{"family":"Dubourg","given":"Vincent"},{"family":"Vanderplas","given":"Jake"},{"family":"Passos","given":"Alexandre"},{"family":"Cournapeau","given":"David"},{"family":"Brucher","given":"Matthieu"},{"family":"Perrot","given":"Matthieu"},{"family":"Duchesnay","given":"Édouard"}],"issued":{"date-parts":[["2011"]]}}}],"schema":"https://github.com/citation-style-language/schema/raw/master/csl-citation.json"} </w:instrText>
       </w:r>
       <w:r>
         <w:rPr>
@@ -11775,7 +12602,7 @@
           <w:rFonts w:cs="Times New Roman"/>
           <w:lang w:eastAsia="ja-JP"/>
         </w:rPr>
-        <w:t>(67)</w:t>
+        <w:t>(68)</w:t>
       </w:r>
       <w:r>
         <w:rPr>
@@ -11832,7 +12659,6 @@
           <w:lang w:eastAsia="ja-JP"/>
           <w14:ligatures w14:val="none"/>
         </w:rPr>
-        <w:lastRenderedPageBreak/>
         <w:t>To restrict our analysis to high-confidence clusters, we additionally performed a leave-one-out procedure in which we iteratively refit the classifier while holding out one male or one female individual at a time and predicted its sex. We retained a cluster only if the mean predicted probability across held-out males was within 0.1 of 0 and the mean predicted probability across held-out females was within 0.1 of 1.</w:t>
       </w:r>
       <w:r>
@@ -11943,6 +12769,7 @@
           <w:lang w:eastAsia="ja-JP"/>
           <w14:ligatures w14:val="none"/>
         </w:rPr>
+        <w:lastRenderedPageBreak/>
         <w:t>We subclustered 1_RGC using Seurat’s FindSubC</w:t>
       </w:r>
       <w:r>
@@ -12040,7 +12867,7 @@
           <w:lang w:eastAsia="ja-JP"/>
           <w14:ligatures w14:val="none"/>
         </w:rPr>
-        <w:instrText xml:space="preserve"> ADDIN ZOTERO_ITEM CSL_CITATION {"citationID":"6BeGTlyw","properties":{"unsorted":false,"formattedCitation":"(68)","plainCitation":"(68)","noteIndex":0},"citationItems":[{"id":3274,"uris":["http://zotero.org/users/11313215/items/LEWHIU9W"],"itemData":{"id":3274,"type":"article-journal","abstract":"Single-cell RNA sequencing (scRNA-seq) is a powerful approach for reconstructing cellular differentiation trajectories. However, inferring both the state and direction of differentiation is challenging. Here, we demonstrate a simple, yet robust, determinant of developmental potential—the number of expressed genes per cell—and leverage this measure of transcriptional diversity to develop a computational framework (CytoTRACE) for predicting differentiation states from scRNA-seq data. When applied to diverse tissue types and organisms, CytoTRACE outperformed previous methods and nearly 19,000 annotated gene sets for resolving 52 experimentally determined developmental trajectories. Additionally, it facilitated the identification of quiescent stem cells and revealed genes that contribute to breast tumorigenesis. This study thus establishes a key RNA-based feature of developmental potential and a platform for delineation of cellular hierarchies.","container-title":"Science","DOI":"10.1126/science.aax0249","issue":"6476","page":"405-411","publisher":"American Association for the Advancement of Science","source":"science.org (Atypon)","title":"Single-cell transcriptional diversity is a hallmark of developmental potential","volume":"367","author":[{"family":"Gulati","given":"Gunsagar S."},{"family":"Sikandar","given":"Shaheen S."},{"family":"Wesche","given":"Daniel J."},{"family":"Manjunath","given":"Anoop"},{"family":"Bharadwaj","given":"Anjan"},{"family":"Berger","given":"Mark J."},{"family":"Ilagan","given":"Francisco"},{"family":"Kuo","given":"Angera H."},{"family":"Hsieh","given":"Robert W."},{"family":"Cai","given":"Shang"},{"family":"Zabala","given":"Maider"},{"family":"Scheeren","given":"Ferenc A."},{"family":"Lobo","given":"Neethan A."},{"family":"Qian","given":"Dalong"},{"family":"Yu","given":"Feiqiao B."},{"family":"Dirbas","given":"Frederick M."},{"family":"Clarke","given":"Michael F."},{"family":"Newman","given":"Aaron M."}],"issued":{"date-parts":[["2020",1,24]]}}}],"schema":"https://github.com/citation-style-language/schema/raw/master/csl-citation.json"} </w:instrText>
+        <w:instrText xml:space="preserve"> ADDIN ZOTERO_ITEM CSL_CITATION {"citationID":"6BeGTlyw","properties":{"unsorted":false,"formattedCitation":"(69)","plainCitation":"(69)","noteIndex":0},"citationItems":[{"id":3274,"uris":["http://zotero.org/users/11313215/items/LEWHIU9W"],"itemData":{"id":3274,"type":"article-journal","abstract":"Single-cell RNA sequencing (scRNA-seq) is a powerful approach for reconstructing cellular differentiation trajectories. However, inferring both the state and direction of differentiation is challenging. Here, we demonstrate a simple, yet robust, determinant of developmental potential—the number of expressed genes per cell—and leverage this measure of transcriptional diversity to develop a computational framework (CytoTRACE) for predicting differentiation states from scRNA-seq data. When applied to diverse tissue types and organisms, CytoTRACE outperformed previous methods and nearly 19,000 annotated gene sets for resolving 52 experimentally determined developmental trajectories. Additionally, it facilitated the identification of quiescent stem cells and revealed genes that contribute to breast tumorigenesis. This study thus establishes a key RNA-based feature of developmental potential and a platform for delineation of cellular hierarchies.","container-title":"Science","DOI":"10.1126/science.aax0249","issue":"6476","page":"405-411","publisher":"American Association for the Advancement of Science","source":"science.org (Atypon)","title":"Single-cell transcriptional diversity is a hallmark of developmental potential","volume":"367","author":[{"family":"Gulati","given":"Gunsagar S."},{"family":"Sikandar","given":"Shaheen S."},{"family":"Wesche","given":"Daniel J."},{"family":"Manjunath","given":"Anoop"},{"family":"Bharadwaj","given":"Anjan"},{"family":"Berger","given":"Mark J."},{"family":"Ilagan","given":"Francisco"},{"family":"Kuo","given":"Angera H."},{"family":"Hsieh","given":"Robert W."},{"family":"Cai","given":"Shang"},{"family":"Zabala","given":"Maider"},{"family":"Scheeren","given":"Ferenc A."},{"family":"Lobo","given":"Neethan A."},{"family":"Qian","given":"Dalong"},{"family":"Yu","given":"Feiqiao B."},{"family":"Dirbas","given":"Frederick M."},{"family":"Clarke","given":"Michael F."},{"family":"Newman","given":"Aaron M."}],"issued":{"date-parts":[["2020",1,24]]}}}],"schema":"https://github.com/citation-style-language/schema/raw/master/csl-citation.json"} </w:instrText>
       </w:r>
       <w:r>
         <w:rPr>
@@ -12058,7 +12885,7 @@
           <w:rFonts w:cs="Times New Roman"/>
           <w:lang w:eastAsia="ja-JP"/>
         </w:rPr>
-        <w:t>(68)</w:t>
+        <w:t>(69)</w:t>
       </w:r>
       <w:r>
         <w:rPr>
@@ -12673,7 +13500,7 @@
           <w:lang w:eastAsia="ja-JP"/>
           <w14:ligatures w14:val="none"/>
         </w:rPr>
-        <w:instrText xml:space="preserve"> ADDIN ZOTERO_ITEM CSL_CITATION {"citationID":"MzIaNPka","properties":{"unsorted":false,"formattedCitation":"(69)","plainCitation":"(69)","noteIndex":0},"citationItems":[{"id":6497,"uris":["http://zotero.org/users/11313215/items/78AJKUSI"],"itemData":{"id":6497,"type":"article-journal","abstract":"SCENIC enables simultaneous regulatory network inference and robust cell clustering from single-cell RNA-seq data.","container-title":"Nature Methods","DOI":"10.1038/nmeth.4463","ISSN":"1548-7105","issue":"11","journalAbbreviation":"Nat Methods","language":"en","license":"2017 Springer Nature America, Inc.","page":"1083-1086","publisher":"Nature Publishing Group","source":"www.nature.com","title":"SCENIC: single-cell regulatory network inference and clustering","title-short":"SCENIC","volume":"14","author":[{"family":"Aibar","given":"Sara"},{"family":"González-Blas","given":"Carmen Bravo"},{"family":"Moerman","given":"Thomas"},{"family":"Huynh-Thu","given":"Vân Anh"},{"family":"Imrichova","given":"Hana"},{"family":"Hulselmans","given":"Gert"},{"family":"Rambow","given":"Florian"},{"family":"Marine","given":"Jean-Christophe"},{"family":"Geurts","given":"Pierre"},{"family":"Aerts","given":"Jan"},{"family":"Oord","given":"Joost","non-dropping-particle":"van den"},{"family":"Atak","given":"Zeynep Kalender"},{"family":"Wouters","given":"Jasper"},{"family":"Aerts","given":"Stein"}],"issued":{"date-parts":[["2017",11]]}}}],"schema":"https://github.com/citation-style-language/schema/raw/master/csl-citation.json"} </w:instrText>
+        <w:instrText xml:space="preserve"> ADDIN ZOTERO_ITEM CSL_CITATION {"citationID":"MzIaNPka","properties":{"unsorted":false,"formattedCitation":"(70)","plainCitation":"(70)","noteIndex":0},"citationItems":[{"id":6497,"uris":["http://zotero.org/users/11313215/items/78AJKUSI"],"itemData":{"id":6497,"type":"article-journal","abstract":"SCENIC enables simultaneous regulatory network inference and robust cell clustering from single-cell RNA-seq data.","container-title":"Nature Methods","DOI":"10.1038/nmeth.4463","ISSN":"1548-7105","issue":"11","journalAbbreviation":"Nat Methods","language":"en","license":"2017 Springer Nature America, Inc.","page":"1083-1086","publisher":"Nature Publishing Group","source":"www.nature.com","title":"SCENIC: single-cell regulatory network inference and clustering","title-short":"SCENIC","volume":"14","author":[{"family":"Aibar","given":"Sara"},{"family":"González-Blas","given":"Carmen Bravo"},{"family":"Moerman","given":"Thomas"},{"family":"Huynh-Thu","given":"Vân Anh"},{"family":"Imrichova","given":"Hana"},{"family":"Hulselmans","given":"Gert"},{"family":"Rambow","given":"Florian"},{"family":"Marine","given":"Jean-Christophe"},{"family":"Geurts","given":"Pierre"},{"family":"Aerts","given":"Jan"},{"family":"Oord","given":"Joost","non-dropping-particle":"van den"},{"family":"Atak","given":"Zeynep Kalender"},{"family":"Wouters","given":"Jasper"},{"family":"Aerts","given":"Stein"}],"issued":{"date-parts":[["2017",11]]}}}],"schema":"https://github.com/citation-style-language/schema/raw/master/csl-citation.json"} </w:instrText>
       </w:r>
       <w:r>
         <w:rPr>
@@ -12691,7 +13518,7 @@
           <w:rFonts w:cs="Times New Roman"/>
           <w:lang w:eastAsia="ja-JP"/>
         </w:rPr>
-        <w:t>(69)</w:t>
+        <w:t>(70)</w:t>
       </w:r>
       <w:r>
         <w:rPr>
@@ -12922,19 +13749,7 @@
           <w:lang w:eastAsia="ja-JP"/>
           <w14:ligatures w14:val="none"/>
         </w:rPr>
-        <w:t xml:space="preserve"> were </w:t>
-      </w:r>
-      <w:r>
-        <w:rPr>
-          <w:rFonts w:eastAsia="Malgun Gothic" w:cs="Times New Roman"/>
-          <w:color w:val="auto"/>
-          <w:kern w:val="0"/>
-          <w:szCs w:val="24"/>
-          <w:lang w:eastAsia="ja-JP"/>
-          <w14:ligatures w14:val="none"/>
-        </w:rPr>
-        <w:lastRenderedPageBreak/>
-        <w:t xml:space="preserve">calculated </w:t>
+        <w:t xml:space="preserve"> were calculated </w:t>
       </w:r>
       <w:r>
         <w:rPr>
@@ -12958,7 +13773,7 @@
         </w:rPr>
         <w:t xml:space="preserve">fitting the mean AUCell score by phase in a fixed effects linear </w:t>
       </w:r>
-      <w:commentRangeStart w:id="563"/>
+      <w:commentRangeStart w:id="590"/>
       <w:r>
         <w:rPr>
           <w:rFonts w:eastAsia="Malgun Gothic" w:cs="Times New Roman"/>
@@ -12970,7 +13785,7 @@
         </w:rPr>
         <w:t>model</w:t>
       </w:r>
-      <w:commentRangeEnd w:id="563"/>
+      <w:commentRangeEnd w:id="590"/>
       <w:r>
         <w:rPr>
           <w:rStyle w:val="CommentReference"/>
@@ -12982,7 +13797,7 @@
           <w:lang w:eastAsia="ja-JP"/>
           <w14:ligatures w14:val="none"/>
         </w:rPr>
-        <w:commentReference w:id="563"/>
+        <w:commentReference w:id="590"/>
       </w:r>
       <w:r>
         <w:rPr>
@@ -12998,94 +13813,418 @@
     </w:p>
     <w:p>
       <w:pPr>
-        <w:spacing w:after="160"/>
-        <w:rPr>
-          <w:rFonts w:eastAsia="Malgun Gothic" w:cs="Times New Roman"/>
+        <w:rPr>
           <w:b/>
           <w:bCs/>
-          <w:color w:val="auto"/>
-          <w:kern w:val="0"/>
-          <w:szCs w:val="24"/>
-          <w:lang w:eastAsia="ja-JP"/>
-          <w14:ligatures w14:val="none"/>
-        </w:rPr>
-      </w:pPr>
-    </w:p>
-    <w:p>
-      <w:pPr>
-        <w:spacing w:after="160"/>
-        <w:rPr>
-          <w:rFonts w:eastAsia="Malgun Gothic" w:cs="Times New Roman"/>
+        </w:rPr>
+      </w:pPr>
+      <w:r>
+        <w:rPr>
           <w:b/>
           <w:bCs/>
-          <w:color w:val="auto"/>
-          <w:kern w:val="0"/>
-          <w:szCs w:val="24"/>
-          <w:lang w:eastAsia="ja-JP"/>
-          <w14:ligatures w14:val="none"/>
-        </w:rPr>
-      </w:pPr>
-      <w:r>
-        <w:rPr>
-          <w:rFonts w:eastAsia="Malgun Gothic" w:cs="Times New Roman"/>
+        </w:rPr>
+        <w:t xml:space="preserve">Candidate </w:t>
+      </w:r>
+      <w:r>
+        <w:rPr>
           <w:b/>
           <w:bCs/>
-          <w:color w:val="auto"/>
-          <w:kern w:val="0"/>
-          <w:szCs w:val="24"/>
-          <w:lang w:eastAsia="ja-JP"/>
-          <w14:ligatures w14:val="none"/>
-        </w:rPr>
-        <w:t>Data Availability</w:t>
-      </w:r>
-    </w:p>
-    <w:p>
-      <w:r>
-        <w:rPr>
-          <w:highlight w:val="yellow"/>
-        </w:rPr>
-        <w:t>(…) I will make a Github repo</w:t>
-      </w:r>
-      <w:r>
-        <w:rPr>
-          <w:highlight w:val="yellow"/>
-        </w:rPr>
-        <w:t xml:space="preserve"> and I guess GEO</w:t>
-      </w:r>
-      <w:r>
-        <w:rPr>
-          <w:highlight w:val="yellow"/>
-        </w:rPr>
-        <w:t xml:space="preserve"> when we are done</w:t>
-      </w:r>
-    </w:p>
-    <w:p>
-      <w:pPr>
+        </w:rPr>
+        <w:t>T</w:t>
+      </w:r>
+      <w:r>
         <w:rPr>
           <w:b/>
           <w:bCs/>
         </w:rPr>
-      </w:pPr>
-    </w:p>
-    <w:p>
-      <w:pPr>
+        <w:t xml:space="preserve">ranscription </w:t>
+      </w:r>
+      <w:r>
         <w:rPr>
           <w:b/>
           <w:bCs/>
         </w:rPr>
-      </w:pPr>
+        <w:t>F</w:t>
+      </w:r>
       <w:r>
         <w:rPr>
           <w:b/>
           <w:bCs/>
         </w:rPr>
-        <w:br w:type="page"/>
+        <w:t xml:space="preserve">actor </w:t>
       </w:r>
       <w:r>
         <w:rPr>
           <w:b/>
           <w:bCs/>
         </w:rPr>
+        <w:t>R</w:t>
+      </w:r>
+      <w:r>
+        <w:rPr>
+          <w:b/>
+          <w:bCs/>
+        </w:rPr>
+        <w:t xml:space="preserve">egulatory </w:t>
+      </w:r>
+      <w:r>
+        <w:rPr>
+          <w:b/>
+          <w:bCs/>
+        </w:rPr>
+        <w:t>N</w:t>
+      </w:r>
+      <w:r>
+        <w:rPr>
+          <w:b/>
+          <w:bCs/>
+        </w:rPr>
+        <w:t xml:space="preserve">etwork </w:t>
+      </w:r>
+      <w:r>
+        <w:rPr>
+          <w:b/>
+          <w:bCs/>
+        </w:rPr>
+        <w:t>A</w:t>
+      </w:r>
+      <w:r>
+        <w:rPr>
+          <w:b/>
+          <w:bCs/>
+        </w:rPr>
+        <w:t>nalysis</w:t>
+      </w:r>
+    </w:p>
+    <w:p>
+      <w:r>
+        <w:t xml:space="preserve">To identify candidate transcriptional regulators of gene-expression changes in clusters </w:t>
+      </w:r>
+      <w:r>
+        <w:t>1_RGC</w:t>
+      </w:r>
+      <w:r>
+        <w:t xml:space="preserve"> and </w:t>
+      </w:r>
+      <w:r>
+        <w:t>6_POA_Mixed</w:t>
+      </w:r>
+      <w:r>
+        <w:t xml:space="preserve"> during sex change, we integrated differential gene expression, chromatin accessibility, peak-to-gene correlations, and transcription factor (TF) motif information within each cell cluster. We first identified a restricted set of target genes for which gene expression was associated with local chromatin accessibility and either expression or accessibility differed across </w:t>
+      </w:r>
+      <w:r>
+        <w:lastRenderedPageBreak/>
+        <w:t>sex-change groups. Thus, target genes were identified through two complementary routes. First, DEGs were retained when expression of the gene was significantly correlated with accessibility of at least one locally associated ATAC peak across individuals (</w:t>
+      </w:r>
+      <w:commentRangeStart w:id="591"/>
+      <w:r>
+        <w:t>Pearson’s correlation</w:t>
+      </w:r>
+      <w:commentRangeEnd w:id="591"/>
+      <w:r>
+        <w:rPr>
+          <w:rStyle w:val="CommentReference"/>
+          <w:sz w:val="24"/>
+          <w:szCs w:val="30"/>
+        </w:rPr>
+        <w:commentReference w:id="591"/>
+      </w:r>
+      <w:r>
+        <w:t>, P ≤ 0.05). Second, genes associated with DARs were retained when their expression was significantly correlated with accessibility of the associated DAR (Pearson’s correlation, P ≤ 0.05). The union of genes identified through these two approaches was defined as the set of accessibility-supported target genes for subsequent regulatory analysis.</w:t>
+      </w:r>
+    </w:p>
+    <w:p/>
+    <w:p>
+      <w:r>
+        <w:rPr>
+          <w:u w:val="single"/>
+        </w:rPr>
+        <w:t>Transcription factor motif annotation.</w:t>
+      </w:r>
+      <w:r>
+        <w:t xml:space="preserve"> TF-binding motifs were annotated within the ATAC-seq dataset using Signac. ATAC peak sequences were referenced to the </w:t>
+      </w:r>
+      <w:r>
+        <w:rPr>
+          <w:i/>
+          <w:iCs/>
+        </w:rPr>
+        <w:t>Amphiprion ocellaris</w:t>
+      </w:r>
+      <w:r>
+        <w:t xml:space="preserve"> reference genome FASTA used for alignment (STAR_Ref_Genome_ocellaris/fasta/genome.fa). A collection of TF position frequency matrices (PFMs) in JASPAR matrix format (motifs.pfm) was imported using TFBSTools::readJASPARMatrix. The source and version of the motif collection were </w:t>
+      </w:r>
+      <w:r>
+        <w:rPr>
+          <w:highlight w:val="yellow"/>
+        </w:rPr>
+        <w:t>xxKatie</w:t>
+      </w:r>
+      <w:r>
+        <w:t xml:space="preserve">. Motif occurrences within ATAC peaks were identified using Signac::AddMotifs, with motif matching performed using motifmatchr, and the resulting peak-by-motif annotations were stored in the Motif object associated with the ATAC assay. </w:t>
+      </w:r>
+      <w:r>
+        <w:rPr>
+          <w:highlight w:val="yellow"/>
+        </w:rPr>
+        <w:t>xxKatie</w:t>
+      </w:r>
+      <w:r>
+        <w:t>: please confirm source/version and composition of motifs.pfm.</w:t>
+      </w:r>
+    </w:p>
+    <w:p/>
+    <w:p>
+      <w:pPr>
+        <w:rPr>
+          <w:u w:val="single"/>
+        </w:rPr>
+      </w:pPr>
+      <w:r>
+        <w:rPr>
+          <w:u w:val="single"/>
+        </w:rPr>
+        <w:t>Regulatory network construction</w:t>
+      </w:r>
+    </w:p>
+    <w:p>
+      <w:r>
+        <w:t>For the regulatory analysis, motif-annotated ATAC peaks associated with each accessibility-supported target gene were used to identify candidate upstream TFs. Motif identities were mapped to TF genes represented in the RNA dataset using direct symbol matching, gene-name annotations, teleost paralog aliases, and manual mapping where necessary. TFs without a corresponding RNA feature in the dataset were excluded. RNA counts of candidate TFs were pseudobulked by individual within each cell cluster by summing counts across nuclei and normalizing to log2 counts per million (logCPM). Candidate TFs were required to have detectable expression in at least 50% of individuals.</w:t>
+      </w:r>
+    </w:p>
+    <w:p/>
+    <w:p>
+      <w:r>
+        <w:t xml:space="preserve">We next evaluated Pearson’s correlations across individuals between pseudobulk TF expression and pseudobulk expression of each target gene. TF–target relationships were retained when |r| ≥ 0.40 and P ≤ 0.10. A candidate TF was not required to itself be differentially expressed </w:t>
+      </w:r>
+      <w:r>
+        <w:t xml:space="preserve">across groups </w:t>
+      </w:r>
+      <w:r>
+        <w:t>because TF activity may change without a corresponding change in transcript abundance. However, whether the TF was itself a DEG was retained as additional supporting information. Regulatory direction was inferred from the sign of the TF–target expression correlation. Positive TF–target correlations were classified as candidate activating relationships, whereas negative correlations were classified as candidate repressive relationships. The direction and magnitude of the independently determined peak-accessibility–target-gene expression correlation were retained alongside each relationship.</w:t>
+      </w:r>
+    </w:p>
+    <w:p/>
+    <w:p>
+      <w:r>
+        <w:t xml:space="preserve">Application of this accessibility-coupled analysis revealed different regulatory </w:t>
+      </w:r>
+      <w:r>
+        <w:t>networks</w:t>
+      </w:r>
+      <w:r>
+        <w:t xml:space="preserve"> in the two cell populations. </w:t>
+      </w:r>
+      <w:r>
+        <w:t>1_RGC</w:t>
+      </w:r>
+      <w:r>
+        <w:t xml:space="preserve"> formed an extensive interconnected network of accessibility-supported TF–target relationships, whereas the corresponding relationships in </w:t>
+      </w:r>
+      <w:r>
+        <w:t>6_POA_Mixed</w:t>
+      </w:r>
+      <w:r>
+        <w:t xml:space="preserve"> formed a more restricted set of modules.</w:t>
+      </w:r>
+      <w:r>
+        <w:t xml:space="preserve"> </w:t>
+      </w:r>
+      <w:r>
+        <w:t xml:space="preserve"> We therefore used the accessibility-supported relationships as the basis for the </w:t>
+      </w:r>
+      <w:r>
+        <w:t>1_RGC</w:t>
+      </w:r>
+      <w:r>
+        <w:t xml:space="preserve"> regulatory network but performed an additional analysis in </w:t>
+      </w:r>
+      <w:r>
+        <w:t>6_POA_Mixed</w:t>
+      </w:r>
+      <w:r>
+        <w:t xml:space="preserve"> </w:t>
+      </w:r>
+      <w:r>
+        <w:t xml:space="preserve">to evaluate candidate TF regulation of DEGs whose expression was not significantly correlated with local chromatin accessibility. This complementary analysis was </w:t>
+      </w:r>
+      <w:r>
+        <w:lastRenderedPageBreak/>
+        <w:t>designed to identify regulation that could occur through variation in TF abundance or activity at chromatin regions that were already accessible, without requiring variation in chromatin accessibility itself to explain variation in target-gene expression.</w:t>
+      </w:r>
+    </w:p>
+    <w:p/>
+    <w:p>
+      <w:r>
+        <w:t xml:space="preserve">For this complementary </w:t>
+      </w:r>
+      <w:r>
+        <w:t>6_POA_Mixed</w:t>
+      </w:r>
+      <w:r>
+        <w:t xml:space="preserve"> </w:t>
+      </w:r>
+      <w:r>
+        <w:t>analysis, we began with DEGs lacking a significant correlation between gene expression and accessibility of their locally associated ATAC peaks. Motifs within these peaks were used to identify candidate upstream TFs as described above, but peak accessibility was not required to correlate with target-gene expression. Instead, at least one associated motif-containing peak was required to be detectably accessible in ≥50% of eligible individuals, providing evidence that the candidate regulatory region was broadly accessible for potential TF binding. Candidate TFs were again required to have detectable expression in at least 50% of individuals, and TF–target relationships were retained when TF and target expression were correlated across individuals (|Pearson’s r| ≥ 0.40, P ≤ 0.10). As in the accessibility-coupled analysis, TFs were not required to themselves be DEGs, and positive and negative TF–target correlations were classified as candidate activating and repressive relationships, respectively.</w:t>
+      </w:r>
+    </w:p>
+    <w:p/>
+    <w:p>
+      <w:r>
+        <w:t xml:space="preserve">Network construction was guided by the regulatory architecture revealed by these analyses. For </w:t>
+      </w:r>
+      <w:r>
+        <w:t>1_RGC</w:t>
+      </w:r>
+      <w:r>
+        <w:t xml:space="preserve">, the network was restricted to accessibility-supported target genes and their candidate TF regulators because these relationships formed an extensive interconnected regulatory </w:t>
+      </w:r>
+      <w:r>
+        <w:t>network</w:t>
+      </w:r>
+      <w:r>
+        <w:t xml:space="preserve">. TFs were </w:t>
+      </w:r>
+      <w:r>
+        <w:t>included only if they were</w:t>
+      </w:r>
+      <w:r>
+        <w:t xml:space="preserve"> recurrent candidate regulatory hubs with at least three distinct accessibility-supported target genes. Because TFs could themselves be accessibility-supported target genes, TF-to-TF regulatory relationships were retained, allowing potential regulatory hierarchies to emerge. Pairwise Pearson correlations were then calculated across individuals among target genes already represented in each hub module, and strong coexpression relationships were retained at |r| ≥ 0.60 and P ≤ 0.05. No additional genes were introduced on the basis of coexpression. The resulting hub modules were combined into a single integrated </w:t>
+      </w:r>
+      <w:r>
+        <w:t>1_RGC</w:t>
+      </w:r>
+      <w:r>
+        <w:t xml:space="preserve"> network, with shared target genes represented once. Directed edges represent candidate TF–target regulatory relationships, whereas undirected dotted edges represent strong target–target expression correlations. Edge color indicates the sign of the correlation, and edge thickness is proportional to |r|.</w:t>
+      </w:r>
+    </w:p>
+    <w:p/>
+    <w:p>
+      <w:r>
+        <w:t>For</w:t>
+      </w:r>
+      <w:r>
+        <w:t xml:space="preserve"> 6_POA_Mixed</w:t>
+      </w:r>
+      <w:r>
+        <w:t xml:space="preserve">, candidate TF–target relationships from the two complementary analyses were integrated into a single regulatory network. The first class consisted of accessibility-coupled relationships, in which target-gene expression was significantly correlated with local chromatin accessibility. The second consisted of TF-associated relationships on accessible chromatin, in which the target was a DEG whose expression did not significantly correlate with local accessibility, but at least one associated motif-containing peak was accessible in ≥50% of individuals and TF expression correlated with target expression. Because the complete </w:t>
+      </w:r>
+      <w:r>
+        <w:t xml:space="preserve">6_POA_Mixed </w:t>
+      </w:r>
+      <w:r>
+        <w:t>network contained a large number of candidate relationships, the displayed network was focused on neuroendocrine genes implicated in regulation of the reproductive axis and retained their associated candidate regulators and connected targets. Solid directed edges denote accessibility-coupled relationships, whereas dashed directed edges denote TF-associated relationships on accessible chromatin without significant accessibility–expression coupling. Edge color indicates the sign of the TF–target correlation, and edge thickness is proportional to |r|.</w:t>
+      </w:r>
+    </w:p>
+    <w:p>
+      <w:pPr>
+        <w:spacing w:after="160"/>
+        <w:rPr>
+          <w:rFonts w:eastAsia="Malgun Gothic" w:cs="Times New Roman"/>
+          <w:b/>
+          <w:bCs/>
+          <w:color w:val="auto"/>
+          <w:kern w:val="0"/>
+          <w:szCs w:val="24"/>
+          <w:lang w:eastAsia="ja-JP"/>
+          <w14:ligatures w14:val="none"/>
+        </w:rPr>
+      </w:pPr>
+    </w:p>
+    <w:p>
+      <w:pPr>
+        <w:spacing w:after="160"/>
+        <w:rPr>
+          <w:rFonts w:eastAsia="Malgun Gothic" w:cs="Times New Roman"/>
+          <w:b/>
+          <w:bCs/>
+          <w:color w:val="auto"/>
+          <w:kern w:val="0"/>
+          <w:szCs w:val="24"/>
+          <w:lang w:eastAsia="ja-JP"/>
+          <w14:ligatures w14:val="none"/>
+        </w:rPr>
+      </w:pPr>
+      <w:r>
+        <w:rPr>
+          <w:rFonts w:eastAsia="Malgun Gothic" w:cs="Times New Roman"/>
+          <w:b/>
+          <w:bCs/>
+          <w:color w:val="auto"/>
+          <w:kern w:val="0"/>
+          <w:szCs w:val="24"/>
+          <w:lang w:eastAsia="ja-JP"/>
+          <w14:ligatures w14:val="none"/>
+        </w:rPr>
+        <w:lastRenderedPageBreak/>
+        <w:t>Data Availability</w:t>
+      </w:r>
+    </w:p>
+    <w:p>
+      <w:r>
+        <w:rPr>
+          <w:highlight w:val="yellow"/>
+        </w:rPr>
+        <w:t>(…) I will make a Github repo</w:t>
+      </w:r>
+      <w:r>
+        <w:rPr>
+          <w:highlight w:val="yellow"/>
+        </w:rPr>
+        <w:t xml:space="preserve"> and</w:t>
+      </w:r>
+      <w:r>
+        <w:rPr>
+          <w:highlight w:val="yellow"/>
+        </w:rPr>
+        <w:t xml:space="preserve"> </w:t>
+      </w:r>
+      <w:r>
+        <w:rPr>
+          <w:highlight w:val="yellow"/>
+        </w:rPr>
+        <w:t>GEO</w:t>
+      </w:r>
+      <w:r>
+        <w:rPr>
+          <w:highlight w:val="yellow"/>
+        </w:rPr>
+        <w:t>/ Zenodo deposit</w:t>
+      </w:r>
+      <w:r>
+        <w:rPr>
+          <w:highlight w:val="yellow"/>
+        </w:rPr>
+        <w:t xml:space="preserve"> when we are done</w:t>
+      </w:r>
+    </w:p>
+    <w:p>
+      <w:pPr>
+        <w:rPr>
+          <w:b/>
+          <w:bCs/>
+        </w:rPr>
+      </w:pPr>
+    </w:p>
+    <w:p>
+      <w:pPr>
+        <w:rPr>
+          <w:b/>
+          <w:bCs/>
+        </w:rPr>
+      </w:pPr>
+      <w:r>
+        <w:rPr>
+          <w:b/>
+          <w:bCs/>
+        </w:rPr>
+        <w:br w:type="page"/>
+      </w:r>
+      <w:r>
+        <w:rPr>
+          <w:b/>
+          <w:bCs/>
+        </w:rPr>
         <w:lastRenderedPageBreak/>
         <w:t>References</w:t>
       </w:r>
@@ -16114,7 +17253,7 @@
           <w:color w:val="auto"/>
         </w:rPr>
         <w:tab/>
-        <w:t xml:space="preserve">Y. Benjamini, Y. Hochberg, Controlling the False Discovery Rate: A Practical and Powerful Approach to Multiple Testing. </w:t>
+        <w:t xml:space="preserve">S. S. Burmeister, E. D. Jarvis, R. D. Fernald, Rapid Behavioral and Genomic Responses to Social Opportunity. </w:t>
       </w:r>
       <w:r>
         <w:rPr>
@@ -16122,7 +17261,7 @@
           <w:iCs/>
           <w:color w:val="auto"/>
         </w:rPr>
-        <w:t>Journal of the Royal Statistical Society. Series B (Methodological)</w:t>
+        <w:t>PLoS Biol</w:t>
       </w:r>
       <w:r>
         <w:rPr>
@@ -16136,6 +17275,55 @@
           <w:bCs/>
           <w:color w:val="auto"/>
         </w:rPr>
+        <w:t>3</w:t>
+      </w:r>
+      <w:r>
+        <w:rPr>
+          <w:color w:val="auto"/>
+        </w:rPr>
+        <w:t>, e363 (2005).</w:t>
+      </w:r>
+    </w:p>
+    <w:p>
+      <w:pPr>
+        <w:pStyle w:val="Bibliography"/>
+        <w:rPr>
+          <w:color w:val="auto"/>
+        </w:rPr>
+      </w:pPr>
+      <w:r>
+        <w:rPr>
+          <w:color w:val="auto"/>
+        </w:rPr>
+        <w:t xml:space="preserve">56. </w:t>
+      </w:r>
+      <w:r>
+        <w:rPr>
+          <w:color w:val="auto"/>
+        </w:rPr>
+        <w:tab/>
+        <w:t xml:space="preserve">Y. Benjamini, Y. Hochberg, Controlling the False Discovery Rate: A Practical and Powerful Approach to Multiple Testing. </w:t>
+      </w:r>
+      <w:r>
+        <w:rPr>
+          <w:i/>
+          <w:iCs/>
+          <w:color w:val="auto"/>
+        </w:rPr>
+        <w:t>Journal of the Royal Statistical Society. Series B (Methodological)</w:t>
+      </w:r>
+      <w:r>
+        <w:rPr>
+          <w:color w:val="auto"/>
+        </w:rPr>
+        <w:t xml:space="preserve"> </w:t>
+      </w:r>
+      <w:r>
+        <w:rPr>
+          <w:b/>
+          <w:bCs/>
+          <w:color w:val="auto"/>
+        </w:rPr>
         <w:t>57</w:t>
       </w:r>
       <w:r>
@@ -16156,7 +17344,8 @@
         <w:rPr>
           <w:color w:val="auto"/>
         </w:rPr>
-        <w:t xml:space="preserve">56. </w:t>
+        <w:lastRenderedPageBreak/>
+        <w:t xml:space="preserve">57. </w:t>
       </w:r>
       <w:r>
         <w:rPr>
@@ -16191,8 +17380,7 @@
         <w:rPr>
           <w:color w:val="auto"/>
         </w:rPr>
-        <w:lastRenderedPageBreak/>
-        <w:t xml:space="preserve">57. </w:t>
+        <w:t xml:space="preserve">58. </w:t>
       </w:r>
       <w:r>
         <w:rPr>
@@ -16213,7 +17401,7 @@
         <w:rPr>
           <w:color w:val="auto"/>
         </w:rPr>
-        <w:t xml:space="preserve">58. </w:t>
+        <w:t xml:space="preserve">59. </w:t>
       </w:r>
       <w:r>
         <w:rPr>
@@ -16276,7 +17464,7 @@
         <w:rPr>
           <w:color w:val="auto"/>
         </w:rPr>
-        <w:t xml:space="preserve">59. </w:t>
+        <w:t xml:space="preserve">60. </w:t>
       </w:r>
       <w:r>
         <w:rPr>
@@ -16339,7 +17527,7 @@
         <w:rPr>
           <w:color w:val="auto"/>
         </w:rPr>
-        <w:t xml:space="preserve">60. </w:t>
+        <w:t xml:space="preserve">61. </w:t>
       </w:r>
       <w:r>
         <w:rPr>
@@ -16388,7 +17576,7 @@
         <w:rPr>
           <w:color w:val="auto"/>
         </w:rPr>
-        <w:t xml:space="preserve">61. </w:t>
+        <w:t xml:space="preserve">62. </w:t>
       </w:r>
       <w:r>
         <w:rPr>
@@ -16451,7 +17639,7 @@
         <w:rPr>
           <w:color w:val="auto"/>
         </w:rPr>
-        <w:t xml:space="preserve">62. </w:t>
+        <w:t xml:space="preserve">63. </w:t>
       </w:r>
       <w:r>
         <w:rPr>
@@ -16472,7 +17660,7 @@
         <w:rPr>
           <w:color w:val="auto"/>
         </w:rPr>
-        <w:t xml:space="preserve">63. </w:t>
+        <w:t xml:space="preserve">64. </w:t>
       </w:r>
       <w:r>
         <w:rPr>
@@ -16521,7 +17709,7 @@
         <w:rPr>
           <w:color w:val="auto"/>
         </w:rPr>
-        <w:t xml:space="preserve">64. </w:t>
+        <w:t xml:space="preserve">65. </w:t>
       </w:r>
       <w:r>
         <w:rPr>
@@ -16584,7 +17772,7 @@
         <w:rPr>
           <w:color w:val="auto"/>
         </w:rPr>
-        <w:t xml:space="preserve">65. </w:t>
+        <w:t xml:space="preserve">66. </w:t>
       </w:r>
       <w:r>
         <w:rPr>
@@ -16647,7 +17835,7 @@
         <w:rPr>
           <w:color w:val="auto"/>
         </w:rPr>
-        <w:t xml:space="preserve">66. </w:t>
+        <w:t xml:space="preserve">67. </w:t>
       </w:r>
       <w:r>
         <w:rPr>
@@ -16682,7 +17870,7 @@
         <w:rPr>
           <w:color w:val="auto"/>
         </w:rPr>
-        <w:t xml:space="preserve">67. </w:t>
+        <w:t xml:space="preserve">68. </w:t>
       </w:r>
       <w:r>
         <w:rPr>
@@ -16745,7 +17933,7 @@
         <w:rPr>
           <w:color w:val="auto"/>
         </w:rPr>
-        <w:t xml:space="preserve">68. </w:t>
+        <w:t xml:space="preserve">69. </w:t>
       </w:r>
       <w:r>
         <w:rPr>
@@ -16808,7 +17996,7 @@
         <w:rPr>
           <w:color w:val="auto"/>
         </w:rPr>
-        <w:t xml:space="preserve">69. </w:t>
+        <w:t xml:space="preserve">70. </w:t>
       </w:r>
       <w:r>
         <w:rPr>
@@ -16974,7 +18162,7 @@
       </w:r>
     </w:p>
   </w:comment>
-  <w:comment w:id="47" w:author="Graham, Gabriel J." w:date="2026-08-04T11:05:00Z" w:initials="GGJ">
+  <w:comment w:id="37" w:author="Graham, Gabriel J." w:date="2026-08-24T12:02:00Z" w:initials="GGJ">
     <w:p>
       <w:r>
         <w:rPr>
@@ -16987,11 +18175,11 @@
           <w:sz w:val="20"/>
           <w:szCs w:val="20"/>
         </w:rPr>
-        <w:t>Lets be careful here because this is a very mammalian-centric point of view. The salamander paper I sent you shows that amphibinans too are capable of remarkable plasticity and likewise they can grow new neurons in response to injury etc. You could argue for sex this is true with the exception of teleosts and cite McCarthy but its hard for me to say most plasticity is modest non bird and mammal species</w:t>
+        <w:t>Not sure what you want it to say but the GRN should be mentioned in the abstract I think</w:t>
       </w:r>
     </w:p>
   </w:comment>
-  <w:comment w:id="141" w:author="Graham, Gabriel J." w:date="2026-08-07T13:58:00Z" w:initials="GGJ">
+  <w:comment w:id="51" w:author="Graham, Gabriel J." w:date="2026-08-04T11:05:00Z" w:initials="GGJ">
     <w:p>
       <w:r>
         <w:rPr>
@@ -17004,11 +18192,11 @@
           <w:sz w:val="20"/>
           <w:szCs w:val="20"/>
         </w:rPr>
-        <w:t>Im concerned that most of this intro is about the POA but like the first half of this paper is about all of the other cell types and how they change sex</w:t>
+        <w:t>Lets be careful here because this is a very mammalian-centric point of view. The salamander paper I sent you shows that amphibinans too are capable of remarkable plasticity and likewise they can grow new neurons in response to injury etc. You could argue for sex this is true with the exception of teleosts and cite McCarthy but its hard for me to say most plasticity is modest non bird and mammal species</w:t>
       </w:r>
     </w:p>
   </w:comment>
-  <w:comment w:id="198" w:author="Graham, Gabriel J." w:date="2026-08-07T14:49:00Z" w:initials="GGJ">
+  <w:comment w:id="148" w:author="Graham, Gabriel J." w:date="2026-08-07T13:58:00Z" w:initials="GGJ">
     <w:p>
       <w:r>
         <w:rPr>
@@ -17021,11 +18209,11 @@
           <w:sz w:val="20"/>
           <w:szCs w:val="20"/>
         </w:rPr>
-        <w:t>Curious how you think we can portray this cause to me it seems like ovarian tissue doenst change (maybe we can show raw volume in supplemental if you want), but testicular reduces, leading to the increase in ovarian</w:t>
+        <w:t>Im concerned that most of this intro is about the POA but like the first half of this paper is about all of the other cell types and how they change sex</w:t>
       </w:r>
     </w:p>
   </w:comment>
-  <w:comment w:id="249" w:author="Graham, Gabriel J." w:date="2026-08-07T15:18:00Z" w:initials="GGJ">
+  <w:comment w:id="158" w:author="Graham, Gabriel J." w:date="2026-08-24T12:10:00Z" w:initials="GGJ">
     <w:p>
       <w:r>
         <w:rPr>
@@ -17038,30 +18226,11 @@
           <w:sz w:val="20"/>
           <w:szCs w:val="20"/>
         </w:rPr>
-        <w:t>Coltan or you or whoever, also I can FWD what he sent me for the drawings</w:t>
+        <w:t>Do you want to include something about the GRN analysis here?</w:t>
       </w:r>
     </w:p>
   </w:comment>
-  <w:comment w:id="252" w:author="Graham, Gabriel J." w:date="2026-07-21T16:42:00Z" w:initials="GG">
-    <w:p>
-      <w:pPr>
-        <w:pStyle w:val="CommentText"/>
-      </w:pPr>
-      <w:r>
-        <w:rPr>
-          <w:rStyle w:val="CommentReference"/>
-        </w:rPr>
-        <w:annotationRef/>
-      </w:r>
-      <w:r>
-        <w:rPr>
-          <w:color w:val="000000"/>
-        </w:rPr>
-        <w:t>Katie I’m not sure if you want to edit this since we used harmony for the clustering, or if you want to keep that to only being discussed in methods</w:t>
-      </w:r>
-    </w:p>
-  </w:comment>
-  <w:comment w:id="255" w:author="Graham, Gabriel J." w:date="2026-08-05T16:10:00Z" w:initials="GGJ">
+  <w:comment w:id="206" w:author="Graham, Gabriel J." w:date="2026-08-07T14:49:00Z" w:initials="GGJ">
     <w:p>
       <w:r>
         <w:rPr>
@@ -17074,11 +18243,11 @@
           <w:sz w:val="20"/>
           <w:szCs w:val="20"/>
         </w:rPr>
-        <w:t>See if i can edit this to be better or flow better, also find that object and make supp</w:t>
+        <w:t>Curious how you think we can portray this cause to me it seems like ovarian tissue doenst change (maybe we can show raw volume in supplemental if you want), but testicular reduces, leading to the increase in ovarian</w:t>
       </w:r>
     </w:p>
   </w:comment>
-  <w:comment w:id="256" w:author="Graham, Gabriel J." w:date="2026-08-06T11:34:00Z" w:initials="GGJ">
+  <w:comment w:id="252" w:author="Graham, Gabriel J." w:date="2026-08-24T12:14:00Z" w:initials="GGJ">
     <w:p>
       <w:r>
         <w:rPr>
@@ -17091,20 +18260,47 @@
           <w:sz w:val="20"/>
           <w:szCs w:val="20"/>
         </w:rPr>
-        <w:t>Things we decided</w:t>
-      </w:r>
-    </w:p>
-    <w:p>
+        <w:t>Coltan can you review the figure and see if there is anything you want to change about it</w:t>
+      </w:r>
+    </w:p>
+  </w:comment>
+  <w:comment w:id="261" w:author="Graham, Gabriel J." w:date="2026-07-21T16:42:00Z" w:initials="GG">
+    <w:p>
+      <w:pPr>
+        <w:pStyle w:val="CommentText"/>
+      </w:pPr>
+      <w:r>
+        <w:rPr>
+          <w:rStyle w:val="CommentReference"/>
+        </w:rPr>
+        <w:annotationRef/>
+      </w:r>
+      <w:r>
+        <w:rPr>
+          <w:color w:val="000000"/>
+        </w:rPr>
+        <w:t>Katie I’m not sure if you want to edit this since we used harmony for the clustering, or if you want to keep that to only being discussed in methods</w:t>
+      </w:r>
+    </w:p>
+  </w:comment>
+  <w:comment w:id="264" w:author="Graham, Gabriel J." w:date="2026-08-05T16:10:00Z" w:initials="GGJ">
+    <w:p>
+      <w:r>
+        <w:rPr>
+          <w:rStyle w:val="CommentReference"/>
+        </w:rPr>
+        <w:annotationRef/>
+      </w:r>
       <w:r>
         <w:rPr>
           <w:sz w:val="20"/>
           <w:szCs w:val="20"/>
         </w:rPr>
-        <w:t>- Put a supplemental file show concordance between coltan's object and multiomne object, I think also show a few visium mappings and have available for supp</w:t>
+        <w:t>See if i can edit this to be better or flow better, also find that object and make supp</w:t>
       </w:r>
     </w:p>
   </w:comment>
-  <w:comment w:id="269" w:author="Graham, Gabriel J." w:date="2026-08-07T15:27:00Z" w:initials="GGJ">
+  <w:comment w:id="265" w:author="Graham, Gabriel J." w:date="2026-08-06T11:34:00Z" w:initials="GGJ">
     <w:p>
       <w:r>
         <w:rPr>
@@ -17117,44 +18313,20 @@
           <w:sz w:val="20"/>
           <w:szCs w:val="20"/>
         </w:rPr>
-        <w:t>Im confused I thought it was 2 fish per slice and we had 4 slices?</w:t>
-      </w:r>
-    </w:p>
-  </w:comment>
-  <w:comment w:id="268" w:author="Graham, Gabriel J." w:date="2026-07-17T17:08:00Z" w:initials="GG">
-    <w:p>
-      <w:pPr>
-        <w:pStyle w:val="CommentText"/>
-      </w:pPr>
-      <w:r>
-        <w:rPr>
-          <w:rStyle w:val="CommentReference"/>
-        </w:rPr>
-        <w:annotationRef/>
-      </w:r>
-      <w:r>
-        <w:t>Curious what others think should be supplemental from this section, an idea would be a supplementary figure with a UMAP. Dotplot for each cell type, and then one or a few example sections? Anything else?</w:t>
-      </w:r>
-    </w:p>
-  </w:comment>
-  <w:comment w:id="276" w:author="Graham, Gabriel J." w:date="2026-08-05T16:10:00Z" w:initials="GGJ">
-    <w:p>
-      <w:r>
-        <w:rPr>
-          <w:rStyle w:val="CommentReference"/>
-        </w:rPr>
-        <w:annotationRef/>
-      </w:r>
+        <w:t>Things we decided</w:t>
+      </w:r>
+    </w:p>
+    <w:p>
       <w:r>
         <w:rPr>
           <w:sz w:val="20"/>
           <w:szCs w:val="20"/>
         </w:rPr>
-        <w:t>See if i can edit this to be better or flow better, also find that object and make supp</w:t>
+        <w:t>- Put a supplemental file show concordance between coltan's object and multiomne object, I think also show a few visium mappings and have available for supp</w:t>
       </w:r>
     </w:p>
   </w:comment>
-  <w:comment w:id="277" w:author="Graham, Gabriel J." w:date="2026-08-06T11:34:00Z" w:initials="GGJ">
+  <w:comment w:id="278" w:author="Graham, Gabriel J." w:date="2026-08-07T15:27:00Z" w:initials="GGJ">
     <w:p>
       <w:r>
         <w:rPr>
@@ -17167,20 +18339,44 @@
           <w:sz w:val="20"/>
           <w:szCs w:val="20"/>
         </w:rPr>
-        <w:t>Things we decided</w:t>
-      </w:r>
-    </w:p>
-    <w:p>
+        <w:t>Im confused I thought it was 2 fish per slice and we had 4 slices?</w:t>
+      </w:r>
+    </w:p>
+  </w:comment>
+  <w:comment w:id="277" w:author="Graham, Gabriel J." w:date="2026-07-17T17:08:00Z" w:initials="GG">
+    <w:p>
+      <w:pPr>
+        <w:pStyle w:val="CommentText"/>
+      </w:pPr>
+      <w:r>
+        <w:rPr>
+          <w:rStyle w:val="CommentReference"/>
+        </w:rPr>
+        <w:annotationRef/>
+      </w:r>
+      <w:r>
+        <w:t>Curious what others think should be supplemental from this section, an idea would be a supplementary figure with a UMAP. Dotplot for each cell type, and then one or a few example sections? Anything else?</w:t>
+      </w:r>
+    </w:p>
+  </w:comment>
+  <w:comment w:id="290" w:author="Graham, Gabriel J." w:date="2026-08-05T16:10:00Z" w:initials="GGJ">
+    <w:p>
+      <w:r>
+        <w:rPr>
+          <w:rStyle w:val="CommentReference"/>
+        </w:rPr>
+        <w:annotationRef/>
+      </w:r>
       <w:r>
         <w:rPr>
           <w:sz w:val="20"/>
           <w:szCs w:val="20"/>
         </w:rPr>
-        <w:t>- Put a supplemental file show concordance between coltan's object and multiomne object, I think also show a few visium mappings and have available for supp</w:t>
+        <w:t>See if i can edit this to be better or flow better, also find that object and make supp</w:t>
       </w:r>
     </w:p>
   </w:comment>
-  <w:comment w:id="336" w:author="Graham, Gabriel J." w:date="2026-08-06T11:26:00Z" w:initials="GGJ">
+  <w:comment w:id="291" w:author="Graham, Gabriel J." w:date="2026-08-06T11:34:00Z" w:initials="GGJ">
     <w:p>
       <w:r>
         <w:rPr>
@@ -17193,11 +18389,37 @@
           <w:sz w:val="20"/>
           <w:szCs w:val="20"/>
         </w:rPr>
+        <w:t>Things we decided</w:t>
+      </w:r>
+    </w:p>
+    <w:p>
+      <w:r>
+        <w:rPr>
+          <w:sz w:val="20"/>
+          <w:szCs w:val="20"/>
+        </w:rPr>
+        <w:t>- Put a supplemental file show concordance between coltan's object and multiomne object, I think also show a few visium mappings and have available for supp</w:t>
+      </w:r>
+    </w:p>
+  </w:comment>
+  <w:comment w:id="350" w:author="Graham, Gabriel J." w:date="2026-08-06T11:26:00Z" w:initials="GGJ">
+    <w:p>
+      <w:r>
+        <w:rPr>
+          <w:rStyle w:val="CommentReference"/>
+        </w:rPr>
+        <w:annotationRef/>
+      </w:r>
+      <w:r>
+        <w:rPr>
+          <w:sz w:val="20"/>
+          <w:szCs w:val="20"/>
+        </w:rPr>
         <w:t>Riff more on POA from his version</w:t>
       </w:r>
     </w:p>
   </w:comment>
-  <w:comment w:id="337" w:author="Graham, Gabriel J." w:date="2026-08-06T11:27:00Z" w:initials="GGJ">
+  <w:comment w:id="351" w:author="Graham, Gabriel J." w:date="2026-08-06T11:27:00Z" w:initials="GGJ">
     <w:p>
       <w:r>
         <w:rPr>
@@ -17374,7 +18596,7 @@
       </w:r>
     </w:p>
   </w:comment>
-  <w:comment w:id="339" w:author="Rhodes, Justin S" w:date="2026-07-30T11:21:00Z" w:initials="JR">
+  <w:comment w:id="353" w:author="Rhodes, Justin S" w:date="2026-07-30T11:21:00Z" w:initials="JR">
     <w:p>
       <w:pPr>
         <w:pStyle w:val="CommentText"/>
@@ -17390,7 +18612,7 @@
       </w:r>
     </w:p>
   </w:comment>
-  <w:comment w:id="340" w:author="Graham, Gabriel J." w:date="2026-08-04T11:49:00Z" w:initials="GGJ">
+  <w:comment w:id="354" w:author="Graham, Gabriel J." w:date="2026-08-04T11:49:00Z" w:initials="GGJ">
     <w:p>
       <w:r>
         <w:rPr>
@@ -17407,7 +18629,7 @@
       </w:r>
     </w:p>
   </w:comment>
-  <w:comment w:id="338" w:author="Graham, Gabriel J." w:date="2026-08-06T11:29:00Z" w:initials="GGJ">
+  <w:comment w:id="352" w:author="Graham, Gabriel J." w:date="2026-08-06T11:29:00Z" w:initials="GGJ">
     <w:p>
       <w:r>
         <w:rPr>
@@ -17424,7 +18646,7 @@
       </w:r>
     </w:p>
   </w:comment>
-  <w:comment w:id="346" w:author="Graham, Gabriel J." w:date="2026-08-04T11:57:00Z" w:initials="GGJ">
+  <w:comment w:id="360" w:author="Graham, Gabriel J." w:date="2026-08-04T11:57:00Z" w:initials="GGJ">
     <w:p>
       <w:r>
         <w:rPr>
@@ -17441,7 +18663,7 @@
       </w:r>
     </w:p>
   </w:comment>
-  <w:comment w:id="341" w:author="Graham, Gabriel J." w:date="2026-08-06T11:30:00Z" w:initials="GGJ">
+  <w:comment w:id="355" w:author="Graham, Gabriel J." w:date="2026-08-06T11:30:00Z" w:initials="GGJ">
     <w:p>
       <w:r>
         <w:rPr>
@@ -17458,7 +18680,7 @@
       </w:r>
     </w:p>
   </w:comment>
-  <w:comment w:id="355" w:author="Graham, Gabriel J." w:date="2026-08-06T11:39:00Z" w:initials="GGJ">
+  <w:comment w:id="369" w:author="Graham, Gabriel J." w:date="2026-08-06T11:39:00Z" w:initials="GGJ">
     <w:p>
       <w:r>
         <w:rPr>
@@ -17503,7 +18725,7 @@
       </w:r>
     </w:p>
   </w:comment>
-  <w:comment w:id="384" w:author="Graham, Gabriel J." w:date="2026-08-06T11:40:00Z" w:initials="GGJ">
+  <w:comment w:id="398" w:author="Graham, Gabriel J." w:date="2026-08-06T11:40:00Z" w:initials="GGJ">
     <w:p>
       <w:r>
         <w:rPr>
@@ -17520,7 +18742,7 @@
       </w:r>
     </w:p>
   </w:comment>
-  <w:comment w:id="413" w:author="Graham, Gabriel J." w:date="2026-08-07T15:58:00Z" w:initials="GGJ">
+  <w:comment w:id="427" w:author="Graham, Gabriel J." w:date="2026-08-07T15:58:00Z" w:initials="GGJ">
     <w:p>
       <w:r>
         <w:rPr>
@@ -17537,7 +18759,7 @@
       </w:r>
     </w:p>
   </w:comment>
-  <w:comment w:id="414" w:author="Graham, Gabriel J." w:date="2026-08-04T13:44:00Z" w:initials="GGJ">
+  <w:comment w:id="428" w:author="Graham, Gabriel J." w:date="2026-08-04T13:44:00Z" w:initials="GGJ">
     <w:p>
       <w:r>
         <w:rPr>
@@ -17554,7 +18776,7 @@
       </w:r>
     </w:p>
   </w:comment>
-  <w:comment w:id="398" w:author="Graham, Gabriel J." w:date="2026-08-06T11:42:00Z" w:initials="GGJ">
+  <w:comment w:id="412" w:author="Graham, Gabriel J." w:date="2026-08-06T11:42:00Z" w:initials="GGJ">
     <w:p>
       <w:r>
         <w:rPr>
@@ -17571,7 +18793,7 @@
       </w:r>
     </w:p>
   </w:comment>
-  <w:comment w:id="415" w:author="Graham, Gabriel J." w:date="2026-08-04T13:45:00Z" w:initials="GGJ">
+  <w:comment w:id="429" w:author="Graham, Gabriel J." w:date="2026-08-04T13:45:00Z" w:initials="GGJ">
     <w:p>
       <w:r>
         <w:rPr>
@@ -17588,7 +18810,7 @@
       </w:r>
     </w:p>
   </w:comment>
-  <w:comment w:id="426" w:author="Graham, Gabriel J." w:date="2026-08-04T13:46:00Z" w:initials="GGJ">
+  <w:comment w:id="440" w:author="Graham, Gabriel J." w:date="2026-08-04T13:46:00Z" w:initials="GGJ">
     <w:p>
       <w:r>
         <w:rPr>
@@ -17605,7 +18827,7 @@
       </w:r>
     </w:p>
   </w:comment>
-  <w:comment w:id="431" w:author="Graham, Gabriel J." w:date="2026-08-04T13:47:00Z" w:initials="GGJ">
+  <w:comment w:id="445" w:author="Graham, Gabriel J." w:date="2026-08-04T13:47:00Z" w:initials="GGJ">
     <w:p>
       <w:r>
         <w:rPr>
@@ -17622,7 +18844,7 @@
       </w:r>
     </w:p>
   </w:comment>
-  <w:comment w:id="433" w:author="Graham, Gabriel J." w:date="2026-08-07T16:47:00Z" w:initials="GGJ">
+  <w:comment w:id="447" w:author="Graham, Gabriel J." w:date="2026-08-07T16:47:00Z" w:initials="GGJ">
     <w:p>
       <w:r>
         <w:rPr>
@@ -17639,7 +18861,7 @@
       </w:r>
     </w:p>
   </w:comment>
-  <w:comment w:id="490" w:author="Graham, Gabriel J." w:date="2026-08-06T11:59:00Z" w:initials="GGJ">
+  <w:comment w:id="504" w:author="Graham, Gabriel J." w:date="2026-08-06T11:59:00Z" w:initials="GGJ">
     <w:p>
       <w:r>
         <w:rPr>
@@ -17656,7 +18878,7 @@
       </w:r>
     </w:p>
   </w:comment>
-  <w:comment w:id="491" w:author="Graham, Gabriel J." w:date="2026-08-06T12:01:00Z" w:initials="GGJ">
+  <w:comment w:id="505" w:author="Graham, Gabriel J." w:date="2026-08-06T12:01:00Z" w:initials="GGJ">
     <w:p>
       <w:r>
         <w:rPr>
@@ -17673,7 +18895,7 @@
       </w:r>
     </w:p>
   </w:comment>
-  <w:comment w:id="498" w:author="Graham, Gabriel J." w:date="2026-08-06T12:03:00Z" w:initials="GGJ">
+  <w:comment w:id="512" w:author="Graham, Gabriel J." w:date="2026-08-06T12:03:00Z" w:initials="GGJ">
     <w:p>
       <w:r>
         <w:rPr>
@@ -17690,7 +18912,7 @@
       </w:r>
     </w:p>
   </w:comment>
-  <w:comment w:id="504" w:author="Graham, Gabriel J." w:date="2026-08-07T16:52:00Z" w:initials="GGJ">
+  <w:comment w:id="518" w:author="Graham, Gabriel J." w:date="2026-08-07T16:52:00Z" w:initials="GGJ">
     <w:p>
       <w:r>
         <w:rPr>
@@ -17707,7 +18929,7 @@
       </w:r>
     </w:p>
   </w:comment>
-  <w:comment w:id="525" w:author="Graham, Gabriel J." w:date="2026-08-06T13:01:00Z" w:initials="GGJ">
+  <w:comment w:id="540" w:author="Graham, Gabriel J." w:date="2026-08-06T13:01:00Z" w:initials="GGJ">
     <w:p>
       <w:r>
         <w:rPr>
@@ -17725,7 +18947,7 @@
     </w:p>
     <w:p/>
   </w:comment>
-  <w:comment w:id="540" w:author="Graham, Gabriel J." w:date="2026-08-06T13:05:00Z" w:initials="GGJ">
+  <w:comment w:id="555" w:author="Graham, Gabriel J." w:date="2026-08-06T13:05:00Z" w:initials="GGJ">
     <w:p>
       <w:r>
         <w:rPr>
@@ -18872,7 +20094,7 @@
     </w:p>
     <w:p/>
   </w:comment>
-  <w:comment w:id="541" w:author="Graham, Gabriel J." w:date="2026-08-06T13:06:00Z" w:initials="GGJ">
+  <w:comment w:id="556" w:author="Graham, Gabriel J." w:date="2026-08-06T13:06:00Z" w:initials="GGJ">
     <w:p>
       <w:r>
         <w:rPr>
@@ -19087,7 +20309,7 @@
     </w:p>
     <w:p/>
   </w:comment>
-  <w:comment w:id="542" w:author="Rhodes, Justin S" w:date="2026-07-29T21:08:00Z" w:initials="JR">
+  <w:comment w:id="557" w:author="Rhodes, Justin S" w:date="2026-07-29T21:08:00Z" w:initials="JR">
     <w:p>
       <w:pPr>
         <w:pStyle w:val="CommentText"/>
@@ -19103,7 +20325,7 @@
       </w:r>
     </w:p>
   </w:comment>
-  <w:comment w:id="543" w:author="Graham, Gabriel J." w:date="2026-08-05T10:44:00Z" w:initials="GGJ">
+  <w:comment w:id="562" w:author="Graham, Gabriel J." w:date="2026-08-24T11:33:00Z" w:initials="GGJ">
     <w:p>
       <w:r>
         <w:rPr>
@@ -19116,11 +20338,11 @@
           <w:sz w:val="20"/>
           <w:szCs w:val="20"/>
         </w:rPr>
-        <w:t>This is horrible</w:t>
+        <w:t>Please in the future refer to clusters by the names we give them in the paper rather than just the number, the number is meant to make it more readable than just saying cluster #</w:t>
       </w:r>
     </w:p>
   </w:comment>
-  <w:comment w:id="547" w:author="Graham, Gabriel J." w:date="2026-08-05T10:46:00Z" w:initials="GGJ">
+  <w:comment w:id="563" w:author="Graham, Gabriel J." w:date="2026-08-24T11:09:00Z" w:initials="GGJ">
     <w:p>
       <w:r>
         <w:rPr>
@@ -19133,11 +20355,11 @@
           <w:sz w:val="20"/>
           <w:szCs w:val="20"/>
         </w:rPr>
-        <w:t>Why would they suggest this??</w:t>
+        <w:t>Can you resend me the same figures for this analysis but as a .svg file so I can edit them as vector graphics, this makes the figures look better</w:t>
       </w:r>
     </w:p>
   </w:comment>
-  <w:comment w:id="548" w:author="Graham, Gabriel J." w:date="2026-08-05T10:48:00Z" w:initials="GGJ">
+  <w:comment w:id="565" w:author="Graham, Gabriel J." w:date="2026-08-24T10:47:00Z" w:initials="GGJ">
     <w:p>
       <w:r>
         <w:rPr>
@@ -19150,11 +20372,11 @@
           <w:sz w:val="20"/>
           <w:szCs w:val="20"/>
         </w:rPr>
-        <w:t>AI bullshit</w:t>
+        <w:t>Except my CytoTRACE data suggests they are not new neurons</w:t>
       </w:r>
     </w:p>
   </w:comment>
-  <w:comment w:id="549" w:author="Graham, Gabriel J." w:date="2026-08-05T10:48:00Z" w:initials="GGJ">
+  <w:comment w:id="564" w:author="Graham, Gabriel J." w:date="2026-08-24T11:01:00Z" w:initials="GGJ">
     <w:p>
       <w:r>
         <w:rPr>
@@ -19167,11 +20389,11 @@
           <w:sz w:val="20"/>
           <w:szCs w:val="20"/>
         </w:rPr>
-        <w:t>AI bullshit</w:t>
+        <w:t>Discussion</w:t>
       </w:r>
     </w:p>
   </w:comment>
-  <w:comment w:id="550" w:author="Graham, Gabriel J." w:date="2026-08-05T10:49:00Z" w:initials="GGJ">
+  <w:comment w:id="566" w:author="Graham, Gabriel J." w:date="2026-08-24T11:12:00Z" w:initials="GGJ">
     <w:p>
       <w:r>
         <w:rPr>
@@ -19184,49 +20406,11 @@
           <w:sz w:val="20"/>
           <w:szCs w:val="20"/>
         </w:rPr>
-        <w:t>only the fuck what do you mean principal</w:t>
+        <w:t>Discussion</w:t>
       </w:r>
     </w:p>
   </w:comment>
-  <w:comment w:id="554" w:author="Rhodes, Justin S" w:date="2026-07-30T18:28:00Z" w:initials="JR">
-    <w:p>
-      <w:pPr>
-        <w:pStyle w:val="CommentText"/>
-      </w:pPr>
-      <w:r>
-        <w:rPr>
-          <w:rStyle w:val="CommentReference"/>
-        </w:rPr>
-        <w:annotationRef/>
-      </w:r>
-      <w:r>
-        <w:rPr>
-          <w:color w:val="000000"/>
-        </w:rPr>
-        <w:t>What did we find in our last paper? I found a statement saying,  I assume we meant 14 the radial glia cluster, “Females showed stronger expression of aromatase compared to males in subcluster 4 (Supplementary Excel File 14), mirroring whole-brain patterns in A. ocellaris and other species [35, 75, 82, 83].</w:t>
-      </w:r>
-    </w:p>
-  </w:comment>
-  <w:comment w:id="555" w:author="Graham, Gabriel J." w:date="2026-07-20T12:03:00Z" w:initials="GG">
-    <w:p>
-      <w:pPr>
-        <w:pStyle w:val="CommentText"/>
-      </w:pPr>
-      <w:r>
-        <w:rPr>
-          <w:rStyle w:val="CommentReference"/>
-        </w:rPr>
-        <w:annotationRef/>
-      </w:r>
-      <w:r>
-        <w:rPr>
-          <w:color w:val="000000"/>
-        </w:rPr>
-        <w:t>Coltan could you put together a supplementary note going into detail re: the dissection and also make whatever edits to this section are necessary. I’ve been using “ventrocaudal telencephalon” to describe where we dissected but let me know if you want to use different terminology</w:t>
-      </w:r>
-    </w:p>
-  </w:comment>
-  <w:comment w:id="556" w:author="Graham, Gabriel J." w:date="2026-08-10T12:31:00Z" w:initials="GGJ">
+  <w:comment w:id="567" w:author="Graham, Gabriel J." w:date="2026-08-24T11:13:00Z" w:initials="GGJ">
     <w:p>
       <w:r>
         <w:rPr>
@@ -19239,27 +20423,11 @@
           <w:sz w:val="20"/>
           <w:szCs w:val="20"/>
         </w:rPr>
-        <w:t>Justin can you review</w:t>
+        <w:t>Discussion</w:t>
       </w:r>
     </w:p>
   </w:comment>
-  <w:comment w:id="558" w:author="Graham, Gabriel J." w:date="2026-07-19T17:57:00Z" w:initials="GG">
-    <w:p>
-      <w:pPr>
-        <w:pStyle w:val="CommentText"/>
-      </w:pPr>
-      <w:r>
-        <w:rPr>
-          <w:rStyle w:val="CommentReference"/>
-        </w:rPr>
-        <w:annotationRef/>
-      </w:r>
-      <w:r>
-        <w:t>Justin please have whomever is relevant write</w:t>
-      </w:r>
-    </w:p>
-  </w:comment>
-  <w:comment w:id="559" w:author="Graham, Gabriel J." w:date="2026-08-10T13:04:00Z" w:initials="GGJ">
+  <w:comment w:id="568" w:author="Graham, Gabriel J." w:date="2026-08-24T11:20:00Z" w:initials="GGJ">
     <w:p>
       <w:r>
         <w:rPr>
@@ -19272,11 +20440,11 @@
           <w:sz w:val="20"/>
           <w:szCs w:val="20"/>
         </w:rPr>
-        <w:t>Justin please write</w:t>
+        <w:t>Discussion</w:t>
       </w:r>
     </w:p>
   </w:comment>
-  <w:comment w:id="560" w:author="Graham, Gabriel J." w:date="2026-08-10T13:05:00Z" w:initials="GGJ">
+  <w:comment w:id="569" w:author="Graham, Gabriel J." w:date="2026-08-24T11:23:00Z" w:initials="GGJ">
     <w:p>
       <w:r>
         <w:rPr>
@@ -19289,11 +20457,11 @@
           <w:sz w:val="20"/>
           <w:szCs w:val="20"/>
         </w:rPr>
-        <w:t>Going to need Shiv to write this, please ask shiv to write everything he did  after receiving brains from you</w:t>
+        <w:t>Discussion</w:t>
       </w:r>
     </w:p>
   </w:comment>
-  <w:comment w:id="561" w:author="Graham, Gabriel J." w:date="2026-08-10T13:14:00Z" w:initials="GGJ">
+  <w:comment w:id="570" w:author="Graham, Gabriel J." w:date="2026-08-05T10:44:00Z" w:initials="GGJ">
     <w:p>
       <w:r>
         <w:rPr>
@@ -19306,11 +20474,11 @@
           <w:sz w:val="20"/>
           <w:szCs w:val="20"/>
         </w:rPr>
-        <w:t>Need jenny to write basically everything she did upstream of giving us the object</w:t>
+        <w:t>This is horrible</w:t>
       </w:r>
     </w:p>
   </w:comment>
-  <w:comment w:id="562" w:author="Graham, Gabriel J." w:date="2026-08-10T13:24:00Z" w:initials="GGJ">
+  <w:comment w:id="574" w:author="Graham, Gabriel J." w:date="2026-08-05T10:46:00Z" w:initials="GGJ">
     <w:p>
       <w:r>
         <w:rPr>
@@ -19323,11 +20491,201 @@
           <w:sz w:val="20"/>
           <w:szCs w:val="20"/>
         </w:rPr>
+        <w:t>Why would they suggest this??</w:t>
+      </w:r>
+    </w:p>
+  </w:comment>
+  <w:comment w:id="575" w:author="Graham, Gabriel J." w:date="2026-08-05T10:48:00Z" w:initials="GGJ">
+    <w:p>
+      <w:r>
+        <w:rPr>
+          <w:rStyle w:val="CommentReference"/>
+        </w:rPr>
+        <w:annotationRef/>
+      </w:r>
+      <w:r>
+        <w:rPr>
+          <w:sz w:val="20"/>
+          <w:szCs w:val="20"/>
+        </w:rPr>
+        <w:t>AI bullshit</w:t>
+      </w:r>
+    </w:p>
+  </w:comment>
+  <w:comment w:id="576" w:author="Graham, Gabriel J." w:date="2026-08-05T10:48:00Z" w:initials="GGJ">
+    <w:p>
+      <w:r>
+        <w:rPr>
+          <w:rStyle w:val="CommentReference"/>
+        </w:rPr>
+        <w:annotationRef/>
+      </w:r>
+      <w:r>
+        <w:rPr>
+          <w:sz w:val="20"/>
+          <w:szCs w:val="20"/>
+        </w:rPr>
+        <w:t>AI bullshit</w:t>
+      </w:r>
+    </w:p>
+  </w:comment>
+  <w:comment w:id="577" w:author="Graham, Gabriel J." w:date="2026-08-05T10:49:00Z" w:initials="GGJ">
+    <w:p>
+      <w:r>
+        <w:rPr>
+          <w:rStyle w:val="CommentReference"/>
+        </w:rPr>
+        <w:annotationRef/>
+      </w:r>
+      <w:r>
+        <w:rPr>
+          <w:sz w:val="20"/>
+          <w:szCs w:val="20"/>
+        </w:rPr>
+        <w:t>only the fuck what do you mean principal</w:t>
+      </w:r>
+    </w:p>
+  </w:comment>
+  <w:comment w:id="581" w:author="Rhodes, Justin S" w:date="2026-07-30T18:28:00Z" w:initials="JR">
+    <w:p>
+      <w:pPr>
+        <w:pStyle w:val="CommentText"/>
+      </w:pPr>
+      <w:r>
+        <w:rPr>
+          <w:rStyle w:val="CommentReference"/>
+        </w:rPr>
+        <w:annotationRef/>
+      </w:r>
+      <w:r>
+        <w:rPr>
+          <w:color w:val="000000"/>
+        </w:rPr>
+        <w:t>What did we find in our last paper? I found a statement saying,  I assume we meant 14 the radial glia cluster, “Females showed stronger expression of aromatase compared to males in subcluster 4 (Supplementary Excel File 14), mirroring whole-brain patterns in A. ocellaris and other species [35, 75, 82, 83].</w:t>
+      </w:r>
+    </w:p>
+  </w:comment>
+  <w:comment w:id="582" w:author="Graham, Gabriel J." w:date="2026-07-20T12:03:00Z" w:initials="GG">
+    <w:p>
+      <w:pPr>
+        <w:pStyle w:val="CommentText"/>
+      </w:pPr>
+      <w:r>
+        <w:rPr>
+          <w:rStyle w:val="CommentReference"/>
+        </w:rPr>
+        <w:annotationRef/>
+      </w:r>
+      <w:r>
+        <w:rPr>
+          <w:color w:val="000000"/>
+        </w:rPr>
+        <w:t>Coltan could you put together a supplementary note going into detail re: the dissection and also make whatever edits to this section are necessary. I’ve been using “ventrocaudal telencephalon” to describe where we dissected but let me know if you want to use different terminology</w:t>
+      </w:r>
+    </w:p>
+  </w:comment>
+  <w:comment w:id="583" w:author="Graham, Gabriel J." w:date="2026-08-10T12:31:00Z" w:initials="GGJ">
+    <w:p>
+      <w:r>
+        <w:rPr>
+          <w:rStyle w:val="CommentReference"/>
+        </w:rPr>
+        <w:annotationRef/>
+      </w:r>
+      <w:r>
+        <w:rPr>
+          <w:sz w:val="20"/>
+          <w:szCs w:val="20"/>
+        </w:rPr>
+        <w:t>Justin can you review</w:t>
+      </w:r>
+    </w:p>
+  </w:comment>
+  <w:comment w:id="585" w:author="Graham, Gabriel J." w:date="2026-07-19T17:57:00Z" w:initials="GG">
+    <w:p>
+      <w:pPr>
+        <w:pStyle w:val="CommentText"/>
+      </w:pPr>
+      <w:r>
+        <w:rPr>
+          <w:rStyle w:val="CommentReference"/>
+        </w:rPr>
+        <w:annotationRef/>
+      </w:r>
+      <w:r>
+        <w:t>Justin please have whomever is relevant write</w:t>
+      </w:r>
+    </w:p>
+  </w:comment>
+  <w:comment w:id="586" w:author="Graham, Gabriel J." w:date="2026-08-10T13:04:00Z" w:initials="GGJ">
+    <w:p>
+      <w:r>
+        <w:rPr>
+          <w:rStyle w:val="CommentReference"/>
+        </w:rPr>
+        <w:annotationRef/>
+      </w:r>
+      <w:r>
+        <w:rPr>
+          <w:sz w:val="20"/>
+          <w:szCs w:val="20"/>
+        </w:rPr>
+        <w:t>Justin please write</w:t>
+      </w:r>
+    </w:p>
+  </w:comment>
+  <w:comment w:id="587" w:author="Graham, Gabriel J." w:date="2026-08-10T13:05:00Z" w:initials="GGJ">
+    <w:p>
+      <w:r>
+        <w:rPr>
+          <w:rStyle w:val="CommentReference"/>
+        </w:rPr>
+        <w:annotationRef/>
+      </w:r>
+      <w:r>
+        <w:rPr>
+          <w:sz w:val="20"/>
+          <w:szCs w:val="20"/>
+        </w:rPr>
+        <w:t>Going to need Shiv to write this, please ask shiv to write everything he did  after receiving brains from you</w:t>
+      </w:r>
+    </w:p>
+  </w:comment>
+  <w:comment w:id="588" w:author="Graham, Gabriel J." w:date="2026-08-10T13:14:00Z" w:initials="GGJ">
+    <w:p>
+      <w:r>
+        <w:rPr>
+          <w:rStyle w:val="CommentReference"/>
+        </w:rPr>
+        <w:annotationRef/>
+      </w:r>
+      <w:r>
+        <w:rPr>
+          <w:sz w:val="20"/>
+          <w:szCs w:val="20"/>
+        </w:rPr>
+        <w:t>Need jenny to write basically everything she did upstream of giving us the object</w:t>
+      </w:r>
+    </w:p>
+  </w:comment>
+  <w:comment w:id="589" w:author="Graham, Gabriel J." w:date="2026-08-10T13:24:00Z" w:initials="GGJ">
+    <w:p>
+      <w:r>
+        <w:rPr>
+          <w:rStyle w:val="CommentReference"/>
+        </w:rPr>
+        <w:annotationRef/>
+      </w:r>
+      <w:r>
+        <w:rPr>
+          <w:sz w:val="20"/>
+          <w:szCs w:val="20"/>
+        </w:rPr>
         <w:t xml:space="preserve">I realize I dont need to go into any detail re: clustering and whatnot because it is not discussed int he paper at all </w:t>
       </w:r>
     </w:p>
   </w:comment>
-  <w:comment w:id="563" w:author="Graham, Gabriel J." w:date="2026-08-10T12:54:00Z" w:initials="GGJ">
+  <w:comment w:id="590" w:author="Graham, Gabriel J." w:date="2026-08-10T12:54:00Z" w:initials="GGJ">
     <w:p>
       <w:r>
         <w:rPr>
@@ -19402,6 +20760,23 @@
           <w:szCs w:val="20"/>
         </w:rPr>
         <w:t>) for providing expertise in Cytometry/Sorting, Microscopy and Omics analysis for our project.</w:t>
+      </w:r>
+    </w:p>
+  </w:comment>
+  <w:comment w:id="591" w:author="Graham, Gabriel J." w:date="2026-08-24T11:28:00Z" w:initials="GGJ">
+    <w:p>
+      <w:r>
+        <w:rPr>
+          <w:rStyle w:val="CommentReference"/>
+        </w:rPr>
+        <w:annotationRef/>
+      </w:r>
+      <w:r>
+        <w:rPr>
+          <w:sz w:val="20"/>
+          <w:szCs w:val="20"/>
+        </w:rPr>
+        <w:t>Again why pearsons, shouldnt it be spearmann?</w:t>
       </w:r>
     </w:p>
   </w:comment>
@@ -19415,10 +20790,12 @@
   <w15:commentEx w15:paraId="65FC183E" w15:done="0"/>
   <w15:commentEx w15:paraId="523C00F7" w15:done="0"/>
   <w15:commentEx w15:paraId="32A3D193" w15:done="0"/>
+  <w15:commentEx w15:paraId="44C7025D" w15:done="0"/>
   <w15:commentEx w15:paraId="5FF0C697" w15:done="0"/>
   <w15:commentEx w15:paraId="38098C46" w15:done="0"/>
+  <w15:commentEx w15:paraId="710CBBD1" w15:done="0"/>
   <w15:commentEx w15:paraId="5E3AEC00" w15:done="0"/>
-  <w15:commentEx w15:paraId="65D7581F" w15:done="0"/>
+  <w15:commentEx w15:paraId="3C4ECC42" w15:done="0"/>
   <w15:commentEx w15:paraId="4311B93F" w15:done="0"/>
   <w15:commentEx w15:paraId="47ACD385" w15:done="0"/>
   <w15:commentEx w15:paraId="0147E1B2" w15:paraIdParent="47ACD385" w15:done="0"/>
@@ -19450,6 +20827,14 @@
   <w15:commentEx w15:paraId="1D48B195" w15:done="0"/>
   <w15:commentEx w15:paraId="0EFC51C4" w15:done="0"/>
   <w15:commentEx w15:paraId="58BA1AA8" w15:done="0"/>
+  <w15:commentEx w15:paraId="0B6FAEF9" w15:done="0"/>
+  <w15:commentEx w15:paraId="06BA4C96" w15:done="0"/>
+  <w15:commentEx w15:paraId="06AFB5BC" w15:done="0"/>
+  <w15:commentEx w15:paraId="1AFC884E" w15:done="0"/>
+  <w15:commentEx w15:paraId="037ED6B6" w15:done="0"/>
+  <w15:commentEx w15:paraId="745E3FDA" w15:done="0"/>
+  <w15:commentEx w15:paraId="05287399" w15:done="0"/>
+  <w15:commentEx w15:paraId="0BAE7196" w15:done="0"/>
   <w15:commentEx w15:paraId="176736AE" w15:done="0"/>
   <w15:commentEx w15:paraId="55027A01" w15:done="0"/>
   <w15:commentEx w15:paraId="56FB1A47" w15:done="0"/>
@@ -19464,6 +20849,7 @@
   <w15:commentEx w15:paraId="4211409F" w15:done="0"/>
   <w15:commentEx w15:paraId="454981E3" w15:done="0"/>
   <w15:commentEx w15:paraId="63666EB2" w15:done="0"/>
+  <w15:commentEx w15:paraId="34BDA3E9" w15:done="0"/>
 </w15:commentsEx>
 </file>
 
@@ -19474,10 +20860,12 @@
   <w16cex:commentExtensible w16cex:durableId="481CEA13" w16cex:dateUtc="2026-08-04T14:49:00Z"/>
   <w16cex:commentExtensible w16cex:durableId="4DAAE223" w16cex:dateUtc="2026-08-07T15:10:00Z"/>
   <w16cex:commentExtensible w16cex:durableId="64C7C5B1" w16cex:dateUtc="2026-08-04T15:00:00Z"/>
+  <w16cex:commentExtensible w16cex:durableId="1995897D" w16cex:dateUtc="2026-08-24T16:02:00Z"/>
   <w16cex:commentExtensible w16cex:durableId="594DA53A" w16cex:dateUtc="2026-08-04T15:05:00Z"/>
   <w16cex:commentExtensible w16cex:durableId="5A0A465F" w16cex:dateUtc="2026-08-07T17:58:00Z"/>
+  <w16cex:commentExtensible w16cex:durableId="1EA3538C" w16cex:dateUtc="2026-08-24T16:10:00Z"/>
   <w16cex:commentExtensible w16cex:durableId="11D61131" w16cex:dateUtc="2026-08-07T18:49:00Z"/>
-  <w16cex:commentExtensible w16cex:durableId="59378B3F" w16cex:dateUtc="2026-08-07T19:18:00Z"/>
+  <w16cex:commentExtensible w16cex:durableId="433C772E" w16cex:dateUtc="2026-08-24T16:14:00Z"/>
   <w16cex:commentExtensible w16cex:durableId="55350473" w16cex:dateUtc="2026-07-21T20:42:00Z"/>
   <w16cex:commentExtensible w16cex:durableId="26AEE56F" w16cex:dateUtc="2026-08-05T20:10:00Z"/>
   <w16cex:commentExtensible w16cex:durableId="4E7F1A24" w16cex:dateUtc="2026-08-06T15:34:00Z"/>
@@ -19509,6 +20897,14 @@
   <w16cex:commentExtensible w16cex:durableId="7F316C9C" w16cex:dateUtc="2026-08-06T17:05:00Z"/>
   <w16cex:commentExtensible w16cex:durableId="03E42E78" w16cex:dateUtc="2026-08-06T17:06:00Z"/>
   <w16cex:commentExtensible w16cex:durableId="505B9A27" w16cex:dateUtc="2026-07-30T02:08:00Z"/>
+  <w16cex:commentExtensible w16cex:durableId="18E16B58" w16cex:dateUtc="2026-08-24T15:33:00Z"/>
+  <w16cex:commentExtensible w16cex:durableId="7FB70389" w16cex:dateUtc="2026-08-24T15:09:00Z"/>
+  <w16cex:commentExtensible w16cex:durableId="24E5CABF" w16cex:dateUtc="2026-08-24T14:47:00Z"/>
+  <w16cex:commentExtensible w16cex:durableId="32F69C9E" w16cex:dateUtc="2026-08-24T15:01:00Z"/>
+  <w16cex:commentExtensible w16cex:durableId="5472E766" w16cex:dateUtc="2026-08-24T15:12:00Z"/>
+  <w16cex:commentExtensible w16cex:durableId="4EC8F454" w16cex:dateUtc="2026-08-24T15:13:00Z"/>
+  <w16cex:commentExtensible w16cex:durableId="183F1D97" w16cex:dateUtc="2026-08-24T15:20:00Z"/>
+  <w16cex:commentExtensible w16cex:durableId="2087C091" w16cex:dateUtc="2026-08-24T15:23:00Z"/>
   <w16cex:commentExtensible w16cex:durableId="296A3941" w16cex:dateUtc="2026-08-05T14:44:00Z"/>
   <w16cex:commentExtensible w16cex:durableId="03817658" w16cex:dateUtc="2026-08-05T14:46:00Z"/>
   <w16cex:commentExtensible w16cex:durableId="798A0C9B" w16cex:dateUtc="2026-08-05T14:48:00Z"/>
@@ -19523,6 +20919,7 @@
   <w16cex:commentExtensible w16cex:durableId="41C7445F" w16cex:dateUtc="2026-08-10T17:14:00Z"/>
   <w16cex:commentExtensible w16cex:durableId="7EF2A254" w16cex:dateUtc="2026-08-10T17:24:00Z"/>
   <w16cex:commentExtensible w16cex:durableId="1CB972EE" w16cex:dateUtc="2026-08-10T16:54:00Z"/>
+  <w16cex:commentExtensible w16cex:durableId="567B2D08" w16cex:dateUtc="2026-08-24T15:28:00Z"/>
 </w16cex:commentsExtensible>
 </file>
 
@@ -19533,10 +20930,12 @@
   <w16cid:commentId w16cid:paraId="65FC183E" w16cid:durableId="481CEA13"/>
   <w16cid:commentId w16cid:paraId="523C00F7" w16cid:durableId="4DAAE223"/>
   <w16cid:commentId w16cid:paraId="32A3D193" w16cid:durableId="64C7C5B1"/>
+  <w16cid:commentId w16cid:paraId="44C7025D" w16cid:durableId="1995897D"/>
   <w16cid:commentId w16cid:paraId="5FF0C697" w16cid:durableId="594DA53A"/>
   <w16cid:commentId w16cid:paraId="38098C46" w16cid:durableId="5A0A465F"/>
+  <w16cid:commentId w16cid:paraId="710CBBD1" w16cid:durableId="1EA3538C"/>
   <w16cid:commentId w16cid:paraId="5E3AEC00" w16cid:durableId="11D61131"/>
-  <w16cid:commentId w16cid:paraId="65D7581F" w16cid:durableId="59378B3F"/>
+  <w16cid:commentId w16cid:paraId="3C4ECC42" w16cid:durableId="433C772E"/>
   <w16cid:commentId w16cid:paraId="4311B93F" w16cid:durableId="55350473"/>
   <w16cid:commentId w16cid:paraId="47ACD385" w16cid:durableId="26AEE56F"/>
   <w16cid:commentId w16cid:paraId="0147E1B2" w16cid:durableId="4E7F1A24"/>
@@ -19568,6 +20967,14 @@
   <w16cid:commentId w16cid:paraId="1D48B195" w16cid:durableId="7F316C9C"/>
   <w16cid:commentId w16cid:paraId="0EFC51C4" w16cid:durableId="03E42E78"/>
   <w16cid:commentId w16cid:paraId="58BA1AA8" w16cid:durableId="505B9A27"/>
+  <w16cid:commentId w16cid:paraId="0B6FAEF9" w16cid:durableId="18E16B58"/>
+  <w16cid:commentId w16cid:paraId="06BA4C96" w16cid:durableId="7FB70389"/>
+  <w16cid:commentId w16cid:paraId="06AFB5BC" w16cid:durableId="24E5CABF"/>
+  <w16cid:commentId w16cid:paraId="1AFC884E" w16cid:durableId="32F69C9E"/>
+  <w16cid:commentId w16cid:paraId="037ED6B6" w16cid:durableId="5472E766"/>
+  <w16cid:commentId w16cid:paraId="745E3FDA" w16cid:durableId="4EC8F454"/>
+  <w16cid:commentId w16cid:paraId="05287399" w16cid:durableId="183F1D97"/>
+  <w16cid:commentId w16cid:paraId="0BAE7196" w16cid:durableId="2087C091"/>
   <w16cid:commentId w16cid:paraId="176736AE" w16cid:durableId="296A3941"/>
   <w16cid:commentId w16cid:paraId="55027A01" w16cid:durableId="03817658"/>
   <w16cid:commentId w16cid:paraId="56FB1A47" w16cid:durableId="798A0C9B"/>
@@ -19582,6 +20989,7 @@
   <w16cid:commentId w16cid:paraId="4211409F" w16cid:durableId="41C7445F"/>
   <w16cid:commentId w16cid:paraId="454981E3" w16cid:durableId="7EF2A254"/>
   <w16cid:commentId w16cid:paraId="63666EB2" w16cid:durableId="1CB972EE"/>
+  <w16cid:commentId w16cid:paraId="34BDA3E9" w16cid:durableId="567B2D08"/>
 </w16cid:commentsIds>
 </file>
 
@@ -21864,6 +23272,23 @@
 </file>
 
 <file path=customXml/item1.xml><?xml version="1.0" encoding="utf-8"?>
+<p:properties xmlns:p="http://schemas.microsoft.com/office/2006/metadata/properties" xmlns:xsi="http://www.w3.org/2001/XMLSchema-instance" xmlns:pc="http://schemas.microsoft.com/office/infopath/2007/PartnerControls">
+  <documentManagement>
+    <_activity xmlns="571a3d99-6795-4360-9ac0-0295bb4ceb32" xsi:nil="true"/>
+  </documentManagement>
+</p:properties>
+</file>
+
+<file path=customXml/item2.xml><?xml version="1.0" encoding="utf-8"?>
+<?mso-contentType ?>
+<FormTemplates xmlns="http://schemas.microsoft.com/sharepoint/v3/contenttype/forms">
+  <Display>DocumentLibraryForm</Display>
+  <Edit>DocumentLibraryForm</Edit>
+  <New>DocumentLibraryForm</New>
+</FormTemplates>
+</file>
+
+<file path=customXml/item3.xml><?xml version="1.0" encoding="utf-8"?>
 <ct:contentTypeSchema xmlns:ct="http://schemas.microsoft.com/office/2006/metadata/contentType" xmlns:ma="http://schemas.microsoft.com/office/2006/metadata/properties/metaAttributes" ct:_="" ma:_="" ma:contentTypeName="Document" ma:contentTypeID="0x01010096B7879191E50A4AAAE05B439EDDC02C" ma:contentTypeVersion="10" ma:contentTypeDescription="Create a new document." ma:contentTypeScope="" ma:versionID="3f2d7982759a07367ccfdef1137c2b1a">
   <xsd:schema xmlns:xsd="http://www.w3.org/2001/XMLSchema" xmlns:xs="http://www.w3.org/2001/XMLSchema" xmlns:p="http://schemas.microsoft.com/office/2006/metadata/properties" xmlns:ns3="571a3d99-6795-4360-9ac0-0295bb4ceb32" targetNamespace="http://schemas.microsoft.com/office/2006/metadata/properties" ma:root="true" ma:fieldsID="cb871dbdfaf26c47009d691a4e72a0c1" ns3:_="">
     <xsd:import namespace="571a3d99-6795-4360-9ac0-0295bb4ceb32"/>
@@ -22045,24 +23470,25 @@
 </ct:contentTypeSchema>
 </file>
 
-<file path=customXml/item2.xml><?xml version="1.0" encoding="utf-8"?>
-<?mso-contentType ?>
-<FormTemplates xmlns="http://schemas.microsoft.com/sharepoint/v3/contenttype/forms">
-  <Display>DocumentLibraryForm</Display>
-  <Edit>DocumentLibraryForm</Edit>
-  <New>DocumentLibraryForm</New>
-</FormTemplates>
+<file path=customXml/itemProps1.xml><?xml version="1.0" encoding="utf-8"?>
+<ds:datastoreItem xmlns:ds="http://schemas.openxmlformats.org/officeDocument/2006/customXml" ds:itemID="{2D481B94-8CC3-4C26-A5D3-A9237C285D69}">
+  <ds:schemaRefs>
+    <ds:schemaRef ds:uri="http://schemas.microsoft.com/office/2006/metadata/properties"/>
+    <ds:schemaRef ds:uri="http://schemas.microsoft.com/office/infopath/2007/PartnerControls"/>
+    <ds:schemaRef ds:uri="571a3d99-6795-4360-9ac0-0295bb4ceb32"/>
+  </ds:schemaRefs>
+</ds:datastoreItem>
 </file>
 
-<file path=customXml/item3.xml><?xml version="1.0" encoding="utf-8"?>
-<p:properties xmlns:p="http://schemas.microsoft.com/office/2006/metadata/properties" xmlns:xsi="http://www.w3.org/2001/XMLSchema-instance" xmlns:pc="http://schemas.microsoft.com/office/infopath/2007/PartnerControls">
-  <documentManagement>
-    <_activity xmlns="571a3d99-6795-4360-9ac0-0295bb4ceb32" xsi:nil="true"/>
-  </documentManagement>
-</p:properties>
+<file path=customXml/itemProps2.xml><?xml version="1.0" encoding="utf-8"?>
+<ds:datastoreItem xmlns:ds="http://schemas.openxmlformats.org/officeDocument/2006/customXml" ds:itemID="{3E968C65-22C6-4EA7-91FF-80C2582E7D8E}">
+  <ds:schemaRefs>
+    <ds:schemaRef ds:uri="http://schemas.microsoft.com/sharepoint/v3/contenttype/forms"/>
+  </ds:schemaRefs>
+</ds:datastoreItem>
 </file>
 
-<file path=customXml/itemProps1.xml><?xml version="1.0" encoding="utf-8"?>
+<file path=customXml/itemProps3.xml><?xml version="1.0" encoding="utf-8"?>
 <ds:datastoreItem xmlns:ds="http://schemas.openxmlformats.org/officeDocument/2006/customXml" ds:itemID="{ADC2B541-83A6-4E61-BB3A-CF0DF096A073}">
   <ds:schemaRefs>
     <ds:schemaRef ds:uri="http://schemas.microsoft.com/office/2006/metadata/contentType"/>
@@ -22080,24 +23506,6 @@
 </ds:datastoreItem>
 </file>
 
-<file path=customXml/itemProps2.xml><?xml version="1.0" encoding="utf-8"?>
-<ds:datastoreItem xmlns:ds="http://schemas.openxmlformats.org/officeDocument/2006/customXml" ds:itemID="{3E968C65-22C6-4EA7-91FF-80C2582E7D8E}">
-  <ds:schemaRefs>
-    <ds:schemaRef ds:uri="http://schemas.microsoft.com/sharepoint/v3/contenttype/forms"/>
-  </ds:schemaRefs>
-</ds:datastoreItem>
-</file>
-
-<file path=customXml/itemProps3.xml><?xml version="1.0" encoding="utf-8"?>
-<ds:datastoreItem xmlns:ds="http://schemas.openxmlformats.org/officeDocument/2006/customXml" ds:itemID="{2D481B94-8CC3-4C26-A5D3-A9237C285D69}">
-  <ds:schemaRefs>
-    <ds:schemaRef ds:uri="http://schemas.microsoft.com/office/2006/metadata/properties"/>
-    <ds:schemaRef ds:uri="http://schemas.microsoft.com/office/infopath/2007/PartnerControls"/>
-    <ds:schemaRef ds:uri="571a3d99-6795-4360-9ac0-0295bb4ceb32"/>
-  </ds:schemaRefs>
-</ds:datastoreItem>
-</file>
-
 <file path=docMetadata/LabelInfo.xml><?xml version="1.0" encoding="utf-8"?>
 <clbl:labelList xmlns:clbl="http://schemas.microsoft.com/office/2020/mipLabelMetadata">
   <clbl:label id="{b0002a9b-0017-404d-97dc-3d3bab09be81}" enabled="0" method="" siteId="{b0002a9b-0017-404d-97dc-3d3bab09be81}" removed="1"/>

--- a/Manuscript/Manuscript v.2/Manuscript Draft v.2.1.docx
+++ b/Manuscript/Manuscript v.2/Manuscript Draft v.2.1.docx
@@ -3007,7 +3007,20 @@
         <w:t>female anemonefish. In total 433,999 cell segmented polygons passed quality control. We then manually annotated neuroanatomical</w:t>
       </w:r>
       <w:r>
-        <w:t xml:space="preserve"> regions (methods,</w:t>
+        <w:t xml:space="preserve"> regions (</w:t>
+      </w:r>
+      <w:del w:id="283" w:author="Graham, Gabriel J." w:date="2026-08-25T12:32:00Z" w16du:dateUtc="2026-08-25T16:32:00Z">
+        <w:r>
+          <w:delText>m</w:delText>
+        </w:r>
+      </w:del>
+      <w:ins w:id="284" w:author="Graham, Gabriel J." w:date="2026-08-25T12:32:00Z" w16du:dateUtc="2026-08-25T16:32:00Z">
+        <w:r>
+          <w:t>M</w:t>
+        </w:r>
+      </w:ins>
+      <w:r>
+        <w:t>ethods,</w:t>
       </w:r>
       <w:r>
         <w:t xml:space="preserve"> </w:t>
@@ -3049,7 +3062,7 @@
       <w:r>
         <w:t xml:space="preserve"> project the multiome clusters onto our spatial atlases</w:t>
       </w:r>
-      <w:ins w:id="283" w:author="Graham, Gabriel J." w:date="2026-08-24T12:15:00Z" w16du:dateUtc="2026-08-24T16:15:00Z">
+      <w:ins w:id="285" w:author="Graham, Gabriel J." w:date="2026-08-24T12:15:00Z" w16du:dateUtc="2026-08-24T16:15:00Z">
         <w:r>
           <w:t xml:space="preserve"> </w:t>
         </w:r>
@@ -3136,7 +3149,7 @@
     <w:p>
       <w:pPr>
         <w:rPr>
-          <w:ins w:id="284" w:author="Graham, Gabriel J." w:date="2026-08-07T15:23:00Z" w16du:dateUtc="2026-08-07T19:23:00Z"/>
+          <w:ins w:id="286" w:author="Graham, Gabriel J." w:date="2026-08-07T15:23:00Z" w16du:dateUtc="2026-08-07T19:23:00Z"/>
         </w:rPr>
       </w:pPr>
       <w:r>
@@ -3306,7 +3319,7 @@
         </w:rPr>
         <w:t>Fig. S</w:t>
       </w:r>
-      <w:ins w:id="285" w:author="Graham, Gabriel J." w:date="2026-08-24T12:16:00Z" w16du:dateUtc="2026-08-24T16:16:00Z">
+      <w:ins w:id="287" w:author="Graham, Gabriel J." w:date="2026-08-24T12:16:00Z" w16du:dateUtc="2026-08-24T16:16:00Z">
         <w:r>
           <w:rPr>
             <w:highlight w:val="yellow"/>
@@ -3314,7 +3327,7 @@
           <w:t>3</w:t>
         </w:r>
       </w:ins>
-      <w:del w:id="286" w:author="Graham, Gabriel J." w:date="2026-08-24T12:16:00Z" w16du:dateUtc="2026-08-24T16:16:00Z">
+      <w:del w:id="288" w:author="Graham, Gabriel J." w:date="2026-08-24T12:16:00Z" w16du:dateUtc="2026-08-24T16:16:00Z">
         <w:r>
           <w:rPr>
             <w:highlight w:val="yellow"/>
@@ -3322,12 +3335,12 @@
           <w:delText>2</w:delText>
         </w:r>
       </w:del>
-      <w:ins w:id="287" w:author="Graham, Gabriel J." w:date="2026-08-24T12:16:00Z" w16du:dateUtc="2026-08-24T16:16:00Z">
+      <w:ins w:id="289" w:author="Graham, Gabriel J." w:date="2026-08-24T12:16:00Z" w16du:dateUtc="2026-08-24T16:16:00Z">
         <w:r>
           <w:t>.</w:t>
         </w:r>
       </w:ins>
-      <w:del w:id="288" w:author="Graham, Gabriel J." w:date="2026-08-24T12:16:00Z" w16du:dateUtc="2026-08-24T16:16:00Z">
+      <w:del w:id="290" w:author="Graham, Gabriel J." w:date="2026-08-24T12:16:00Z" w16du:dateUtc="2026-08-24T16:16:00Z">
         <w:r>
           <w:delText>)</w:delText>
         </w:r>
@@ -3340,14 +3353,14 @@
       <w:pPr>
         <w:ind w:firstLine="720"/>
         <w:rPr>
-          <w:ins w:id="289" w:author="Graham, Gabriel J." w:date="2026-08-07T15:23:00Z" w16du:dateUtc="2026-08-07T19:23:00Z"/>
+          <w:ins w:id="291" w:author="Graham, Gabriel J." w:date="2026-08-07T15:23:00Z" w16du:dateUtc="2026-08-07T19:23:00Z"/>
           <w:b/>
           <w:bCs/>
         </w:rPr>
       </w:pPr>
-      <w:commentRangeStart w:id="290"/>
-      <w:commentRangeStart w:id="291"/>
-      <w:ins w:id="292" w:author="Graham, Gabriel J." w:date="2026-08-07T15:23:00Z" w16du:dateUtc="2026-08-07T19:23:00Z">
+      <w:commentRangeStart w:id="292"/>
+      <w:commentRangeStart w:id="293"/>
+      <w:ins w:id="294" w:author="Graham, Gabriel J." w:date="2026-08-07T15:23:00Z" w16du:dateUtc="2026-08-07T19:23:00Z">
         <w:r>
           <w:t xml:space="preserve">To further </w:t>
         </w:r>
@@ -3382,30 +3395,75 @@
           <w:t>Fig.  SXX</w:t>
         </w:r>
         <w:r>
-          <w:t>).</w:t>
+          <w:t>)</w:t>
+        </w:r>
+      </w:ins>
+      <w:del w:id="295" w:author="Graham, Gabriel J." w:date="2026-08-25T12:34:00Z" w16du:dateUtc="2026-08-25T16:34:00Z">
+        <w:r>
+          <w:fldChar w:fldCharType="begin"/>
+        </w:r>
+        <w:r>
+          <w:delInstrText xml:space="preserve"> ADDIN ZOTERO_TEMP </w:delInstrText>
+        </w:r>
+        <w:r>
+          <w:fldChar w:fldCharType="separate"/>
+        </w:r>
+        <w:r>
+          <w:rPr>
+            <w:noProof/>
+          </w:rPr>
+          <w:delText>{Citation}</w:delText>
+        </w:r>
+        <w:r>
+          <w:fldChar w:fldCharType="end"/>
+        </w:r>
+      </w:del>
+      <w:del w:id="296" w:author="Graham, Gabriel J." w:date="2026-08-25T12:33:00Z" w16du:dateUtc="2026-08-25T16:33:00Z">
+        <w:r>
+          <w:fldChar w:fldCharType="begin"/>
+        </w:r>
+        <w:r>
+          <w:delInstrText xml:space="preserve"> ADDIN ZOTERO_TEMP </w:delInstrText>
+        </w:r>
+        <w:r>
+          <w:fldChar w:fldCharType="separate"/>
+        </w:r>
+        <w:r>
+          <w:rPr>
+            <w:noProof/>
+          </w:rPr>
+          <w:delText>{Citation}</w:delText>
+        </w:r>
+        <w:r>
+          <w:fldChar w:fldCharType="end"/>
+        </w:r>
+      </w:del>
+      <w:ins w:id="297" w:author="Graham, Gabriel J." w:date="2026-08-07T15:23:00Z" w16du:dateUtc="2026-08-07T19:23:00Z">
+        <w:r>
+          <w:t>.</w:t>
         </w:r>
         <w:r>
           <w:t xml:space="preserve"> We also used this opportunity to spatially annotate the clusters from our</w:t>
         </w:r>
       </w:ins>
-      <w:ins w:id="293" w:author="Graham, Gabriel J." w:date="2026-08-07T15:24:00Z" w16du:dateUtc="2026-08-07T19:24:00Z">
+      <w:ins w:id="298" w:author="Graham, Gabriel J." w:date="2026-08-07T15:24:00Z" w16du:dateUtc="2026-08-07T19:24:00Z">
         <w:r>
           <w:t xml:space="preserve"> snRNA-seq atlas</w:t>
         </w:r>
       </w:ins>
-      <w:ins w:id="294" w:author="Graham, Gabriel J." w:date="2026-08-11T11:03:00Z" w16du:dateUtc="2026-08-11T15:03:00Z">
+      <w:ins w:id="299" w:author="Graham, Gabriel J." w:date="2026-08-11T11:03:00Z" w16du:dateUtc="2026-08-11T15:03:00Z">
         <w:r>
           <w:t xml:space="preserve"> of the anemonefish telencephalon</w:t>
         </w:r>
       </w:ins>
-      <w:ins w:id="295" w:author="Graham, Gabriel J." w:date="2026-08-07T15:24:00Z" w16du:dateUtc="2026-08-07T19:24:00Z">
+      <w:ins w:id="300" w:author="Graham, Gabriel J." w:date="2026-08-07T15:24:00Z" w16du:dateUtc="2026-08-07T19:24:00Z">
         <w:r>
           <w:t xml:space="preserve"> (</w:t>
         </w:r>
         <w:r>
           <w:rPr>
             <w:highlight w:val="yellow"/>
-            <w:rPrChange w:id="296" w:author="Graham, Gabriel J." w:date="2026-08-07T15:24:00Z" w16du:dateUtc="2026-08-07T19:24:00Z">
+            <w:rPrChange w:id="301" w:author="Graham, Gabriel J." w:date="2026-08-07T15:24:00Z" w16du:dateUtc="2026-08-07T19:24:00Z">
               <w:rPr/>
             </w:rPrChange>
           </w:rPr>
@@ -3415,9 +3473,37 @@
           <w:t>).</w:t>
         </w:r>
       </w:ins>
-      <w:ins w:id="297" w:author="Graham, Gabriel J." w:date="2026-08-07T15:23:00Z" w16du:dateUtc="2026-08-07T19:23:00Z">
-        <w:r>
-          <w:t xml:space="preserve"> Cell populations showed strong correspondence between datasets despite differences in tissue sampling and sequencing modalities (</w:t>
+      <w:ins w:id="302" w:author="Graham, Gabriel J." w:date="2026-08-25T12:42:00Z" w16du:dateUtc="2026-08-25T16:42:00Z">
+        <w:r>
+          <w:t xml:space="preserve"> Indeed, putative neuroanatomical regions </w:t>
+        </w:r>
+        <w:r>
+          <w:t xml:space="preserve">from that analysis were confirmed including the </w:t>
+        </w:r>
+      </w:ins>
+      <w:ins w:id="303" w:author="Graham, Gabriel J." w:date="2026-08-25T12:43:00Z" w16du:dateUtc="2026-08-25T16:43:00Z">
+        <w:r>
+          <w:t>ventral telencephalon (parent cluster 9), dorsal telencephalon (parent cluster 2), POA (parent cluster 13)</w:t>
+        </w:r>
+      </w:ins>
+      <w:ins w:id="304" w:author="Graham, Gabriel J." w:date="2026-08-25T12:44:00Z" w16du:dateUtc="2026-08-25T16:44:00Z">
+        <w:r>
+          <w:t xml:space="preserve">. </w:t>
+        </w:r>
+      </w:ins>
+      <w:ins w:id="305" w:author="Graham, Gabriel J." w:date="2026-08-07T15:23:00Z" w16du:dateUtc="2026-08-07T19:23:00Z">
+        <w:r>
+          <w:t xml:space="preserve">Cell populations showed strong correspondence between </w:t>
+        </w:r>
+      </w:ins>
+      <w:ins w:id="306" w:author="Graham, Gabriel J." w:date="2026-08-25T12:34:00Z" w16du:dateUtc="2026-08-25T16:34:00Z">
+        <w:r>
+          <w:t xml:space="preserve">datasets </w:t>
+        </w:r>
+      </w:ins>
+      <w:ins w:id="307" w:author="Graham, Gabriel J." w:date="2026-08-07T15:23:00Z" w16du:dateUtc="2026-08-07T19:23:00Z">
+        <w:r>
+          <w:t>(</w:t>
         </w:r>
         <w:r>
           <w:rPr>
@@ -3435,52 +3521,52 @@
           <w:t xml:space="preserve">). In particular, the </w:t>
         </w:r>
       </w:ins>
-      <w:ins w:id="298" w:author="Graham, Gabriel J." w:date="2026-08-07T15:24:00Z" w16du:dateUtc="2026-08-07T19:24:00Z">
+      <w:ins w:id="308" w:author="Graham, Gabriel J." w:date="2026-08-07T15:24:00Z" w16du:dateUtc="2026-08-07T19:24:00Z">
         <w:r>
           <w:t>POA cluster 6_POA_Mixed</w:t>
         </w:r>
       </w:ins>
-      <w:ins w:id="299" w:author="Graham, Gabriel J." w:date="2026-08-07T15:25:00Z" w16du:dateUtc="2026-08-07T19:25:00Z">
+      <w:ins w:id="309" w:author="Graham, Gabriel J." w:date="2026-08-07T15:25:00Z" w16du:dateUtc="2026-08-07T19:25:00Z">
         <w:r>
           <w:t xml:space="preserve"> was the mutual best match (or something) for cluster 13d described in Parker et al., 2024</w:t>
         </w:r>
       </w:ins>
-      <w:ins w:id="300" w:author="Graham, Gabriel J." w:date="2026-08-07T15:27:00Z" w16du:dateUtc="2026-08-07T19:27:00Z">
+      <w:ins w:id="310" w:author="Graham, Gabriel J." w:date="2026-08-07T15:27:00Z" w16du:dateUtc="2026-08-07T19:27:00Z">
         <w:r>
           <w:t xml:space="preserve">, and </w:t>
         </w:r>
       </w:ins>
-      <w:ins w:id="301" w:author="Graham, Gabriel J." w:date="2026-08-07T15:26:00Z" w16du:dateUtc="2026-08-07T19:26:00Z">
+      <w:ins w:id="311" w:author="Graham, Gabriel J." w:date="2026-08-07T15:26:00Z" w16du:dateUtc="2026-08-07T19:26:00Z">
         <w:r>
           <w:t>cluster 13d independently mapped to the POA</w:t>
         </w:r>
       </w:ins>
-      <w:ins w:id="302" w:author="Graham, Gabriel J." w:date="2026-08-07T15:27:00Z" w16du:dateUtc="2026-08-07T19:27:00Z">
+      <w:ins w:id="312" w:author="Graham, Gabriel J." w:date="2026-08-07T15:27:00Z" w16du:dateUtc="2026-08-07T19:27:00Z">
         <w:r>
           <w:t xml:space="preserve"> in our Visium HD data</w:t>
         </w:r>
       </w:ins>
-      <w:ins w:id="303" w:author="Graham, Gabriel J." w:date="2026-08-07T15:28:00Z" w16du:dateUtc="2026-08-07T19:28:00Z">
+      <w:ins w:id="313" w:author="Graham, Gabriel J." w:date="2026-08-07T15:28:00Z" w16du:dateUtc="2026-08-07T19:28:00Z">
         <w:r>
           <w:t xml:space="preserve"> </w:t>
         </w:r>
       </w:ins>
-      <w:ins w:id="304" w:author="Graham, Gabriel J." w:date="2026-08-07T15:26:00Z" w16du:dateUtc="2026-08-07T19:26:00Z">
+      <w:ins w:id="314" w:author="Graham, Gabriel J." w:date="2026-08-07T15:26:00Z" w16du:dateUtc="2026-08-07T19:26:00Z">
         <w:r>
           <w:rPr>
             <w:highlight w:val="yellow"/>
-            <w:rPrChange w:id="305" w:author="Graham, Gabriel J." w:date="2026-08-07T15:28:00Z" w16du:dateUtc="2026-08-07T19:28:00Z">
+            <w:rPrChange w:id="315" w:author="Graham, Gabriel J." w:date="2026-08-07T15:28:00Z" w16du:dateUtc="2026-08-07T19:28:00Z">
               <w:rPr/>
             </w:rPrChange>
           </w:rPr>
           <w:t>(</w:t>
         </w:r>
       </w:ins>
-      <w:ins w:id="306" w:author="Graham, Gabriel J." w:date="2026-08-07T15:27:00Z" w16du:dateUtc="2026-08-07T19:27:00Z">
+      <w:ins w:id="316" w:author="Graham, Gabriel J." w:date="2026-08-07T15:27:00Z" w16du:dateUtc="2026-08-07T19:27:00Z">
         <w:r>
           <w:rPr>
             <w:highlight w:val="yellow"/>
-            <w:rPrChange w:id="307" w:author="Graham, Gabriel J." w:date="2026-08-07T15:28:00Z" w16du:dateUtc="2026-08-07T19:28:00Z">
+            <w:rPrChange w:id="317" w:author="Graham, Gabriel J." w:date="2026-08-07T15:28:00Z" w16du:dateUtc="2026-08-07T19:28:00Z">
               <w:rPr/>
             </w:rPrChange>
           </w:rPr>
@@ -3490,16 +3576,27 @@
           <w:t>)</w:t>
         </w:r>
       </w:ins>
-      <w:ins w:id="308" w:author="Graham, Gabriel J." w:date="2026-08-07T15:26:00Z" w16du:dateUtc="2026-08-07T19:26:00Z">
+      <w:ins w:id="318" w:author="Graham, Gabriel J." w:date="2026-08-25T12:34:00Z" w16du:dateUtc="2026-08-25T16:34:00Z">
+        <w:r>
+          <w:t xml:space="preserve">. Further, this analysis confirmed putative </w:t>
+        </w:r>
+      </w:ins>
+      <w:ins w:id="319" w:author="Graham, Gabriel J." w:date="2026-08-25T12:35:00Z" w16du:dateUtc="2026-08-25T16:35:00Z">
+        <w:r>
+          <w:t>neuroanatomical annotations form that paper including regions of the dorsal telencephalon, ventral telencephalon, and POA.</w:t>
+        </w:r>
+      </w:ins>
+      <w:ins w:id="320" w:author="Graham, Gabriel J." w:date="2026-08-07T15:26:00Z" w16du:dateUtc="2026-08-07T19:26:00Z">
         <w:r>
           <w:t xml:space="preserve"> </w:t>
         </w:r>
       </w:ins>
-      <w:ins w:id="309" w:author="Graham, Gabriel J." w:date="2026-08-07T15:23:00Z" w16du:dateUtc="2026-08-07T19:23:00Z">
+      <w:commentRangeStart w:id="321"/>
+      <w:ins w:id="322" w:author="Graham, Gabriel J." w:date="2026-08-07T15:23:00Z" w16du:dateUtc="2026-08-07T19:23:00Z">
         <w:r>
           <w:t>These findings demonstrate the robustness and reproducibility of the identified cell types while establishing continuity between the present atlas and our previous work.</w:t>
         </w:r>
-        <w:commentRangeEnd w:id="290"/>
+        <w:commentRangeEnd w:id="292"/>
         <w:r>
           <w:rPr>
             <w:rStyle w:val="CommentReference"/>
@@ -3508,9 +3605,9 @@
             <w:sz w:val="24"/>
             <w:szCs w:val="30"/>
           </w:rPr>
-          <w:commentReference w:id="290"/>
-        </w:r>
-        <w:commentRangeEnd w:id="291"/>
+          <w:commentReference w:id="292"/>
+        </w:r>
+        <w:commentRangeEnd w:id="293"/>
         <w:r>
           <w:rPr>
             <w:rStyle w:val="CommentReference"/>
@@ -3519,45 +3616,56 @@
             <w:sz w:val="24"/>
             <w:szCs w:val="30"/>
           </w:rPr>
-          <w:commentReference w:id="291"/>
-        </w:r>
-      </w:ins>
-    </w:p>
-    <w:p>
-      <w:pPr>
-        <w:rPr>
-          <w:del w:id="310" w:author="Graham, Gabriel J." w:date="2026-08-07T15:38:00Z" w16du:dateUtc="2026-08-07T19:38:00Z"/>
-        </w:rPr>
-      </w:pPr>
-    </w:p>
-    <w:p/>
-    <w:p>
-      <w:pPr>
-        <w:rPr>
+          <w:commentReference w:id="293"/>
+        </w:r>
+      </w:ins>
+      <w:commentRangeEnd w:id="321"/>
+      <w:r>
+        <w:rPr>
+          <w:rStyle w:val="CommentReference"/>
           <w:b/>
           <w:bCs/>
-        </w:rPr>
-      </w:pPr>
-      <w:r>
+          <w:sz w:val="24"/>
+          <w:szCs w:val="30"/>
+        </w:rPr>
+        <w:commentReference w:id="321"/>
+      </w:r>
+    </w:p>
+    <w:p>
+      <w:pPr>
+        <w:rPr>
+          <w:del w:id="323" w:author="Graham, Gabriel J." w:date="2026-08-07T15:38:00Z" w16du:dateUtc="2026-08-07T19:38:00Z"/>
+        </w:rPr>
+      </w:pPr>
+    </w:p>
+    <w:p/>
+    <w:p>
+      <w:pPr>
         <w:rPr>
           <w:b/>
           <w:bCs/>
         </w:rPr>
-        <w:t>Asynchronous Changes in Cell Type Composition During Sex Change</w:t>
-      </w:r>
-    </w:p>
-    <w:p>
+      </w:pPr>
       <w:r>
         <w:rPr>
           <w:b/>
           <w:bCs/>
         </w:rPr>
+        <w:t>Asynchronous Changes in Cell Type Composition During Sex Change</w:t>
+      </w:r>
+    </w:p>
+    <w:p>
+      <w:r>
+        <w:rPr>
+          <w:b/>
+          <w:bCs/>
+        </w:rPr>
         <w:tab/>
       </w:r>
       <w:r>
         <w:t>Because sex change is associated with changes in brain size and composition</w:t>
       </w:r>
-      <w:ins w:id="311" w:author="Graham, Gabriel J." w:date="2026-08-07T15:38:00Z" w16du:dateUtc="2026-08-07T19:38:00Z">
+      <w:ins w:id="324" w:author="Graham, Gabriel J." w:date="2026-08-07T15:38:00Z" w16du:dateUtc="2026-08-07T19:38:00Z">
         <w:r>
           <w:t xml:space="preserve"> </w:t>
         </w:r>
@@ -3583,12 +3691,12 @@
       <w:r>
         <w:t xml:space="preserve">, we next analyzed changes in cell populations across sex change. We detected significant phase differences in the </w:t>
       </w:r>
-      <w:del w:id="312" w:author="Graham, Gabriel J." w:date="2026-08-07T15:38:00Z" w16du:dateUtc="2026-08-07T19:38:00Z">
+      <w:del w:id="325" w:author="Graham, Gabriel J." w:date="2026-08-07T15:38:00Z" w16du:dateUtc="2026-08-07T19:38:00Z">
         <w:r>
           <w:delText xml:space="preserve">proportions </w:delText>
         </w:r>
       </w:del>
-      <w:ins w:id="313" w:author="Graham, Gabriel J." w:date="2026-08-07T15:38:00Z" w16du:dateUtc="2026-08-07T19:38:00Z">
+      <w:ins w:id="326" w:author="Graham, Gabriel J." w:date="2026-08-07T15:38:00Z" w16du:dateUtc="2026-08-07T19:38:00Z">
         <w:r>
           <w:t>abundance</w:t>
         </w:r>
@@ -3599,13 +3707,17 @@
       <w:r>
         <w:t xml:space="preserve">of cells in 12 of the 27 multiome clusters. Of these, nine were </w:t>
       </w:r>
-      <w:ins w:id="314" w:author="Graham, Gabriel J." w:date="2026-08-07T15:38:00Z" w16du:dateUtc="2026-08-07T19:38:00Z">
+      <w:ins w:id="327" w:author="Graham, Gabriel J." w:date="2026-08-07T15:38:00Z" w16du:dateUtc="2026-08-07T19:38:00Z">
         <w:r>
           <w:t xml:space="preserve">relative </w:t>
         </w:r>
       </w:ins>
       <w:r>
-        <w:t xml:space="preserve">decreases in cell population while only three were increases. Notably, all three increases occurred in glia. Oligodendrocytes (2_OL) increased in population progressively with each phase of sex change, and microglia (11_MG) increased in population early in sex change during the male-intermediate transition </w:t>
+        <w:t xml:space="preserve">decreases in cell population while only three were increases. Notably, all three increases occurred in glia. Oligodendrocytes (2_OL) increased in population progressively with each phase </w:t>
+      </w:r>
+      <w:r>
+        <w:lastRenderedPageBreak/>
+        <w:t xml:space="preserve">of sex change, and microglia (11_MG) increased in population early in sex change during the male-intermediate transition </w:t>
       </w:r>
       <w:r>
         <w:rPr>
@@ -3643,19 +3755,15 @@
       <w:r>
         <w:t xml:space="preserve">, </w:t>
       </w:r>
-      <w:ins w:id="315" w:author="Rhodes, Justin S" w:date="2026-08-04T14:17:00Z" w16du:dateUtc="2026-08-04T18:17:00Z">
+      <w:ins w:id="328" w:author="Rhodes, Justin S" w:date="2026-08-04T14:17:00Z" w16du:dateUtc="2026-08-04T18:17:00Z">
         <w:r>
           <w:t xml:space="preserve">the proportion of </w:t>
         </w:r>
       </w:ins>
       <w:r>
-        <w:t xml:space="preserve">radial glia (1_RGC) </w:t>
-      </w:r>
-      <w:r>
-        <w:lastRenderedPageBreak/>
-        <w:t xml:space="preserve">transiently increased in </w:t>
-      </w:r>
-      <w:del w:id="316" w:author="Rhodes, Justin S" w:date="2026-08-04T14:17:00Z" w16du:dateUtc="2026-08-04T18:17:00Z">
+        <w:t xml:space="preserve">radial glia (1_RGC) transiently increased in </w:t>
+      </w:r>
+      <w:del w:id="329" w:author="Rhodes, Justin S" w:date="2026-08-04T14:17:00Z" w16du:dateUtc="2026-08-04T18:17:00Z">
         <w:r>
           <w:delText xml:space="preserve">population in </w:delText>
         </w:r>
@@ -3678,12 +3786,12 @@
       <w:r>
         <w:t xml:space="preserve">). </w:t>
       </w:r>
-      <w:del w:id="317" w:author="Rhodes, Justin S" w:date="2026-08-04T14:17:00Z" w16du:dateUtc="2026-08-04T18:17:00Z">
+      <w:del w:id="330" w:author="Rhodes, Justin S" w:date="2026-08-04T14:17:00Z" w16du:dateUtc="2026-08-04T18:17:00Z">
         <w:r>
           <w:delText>Taken together</w:delText>
         </w:r>
       </w:del>
-      <w:ins w:id="318" w:author="Rhodes, Justin S" w:date="2026-08-04T14:17:00Z" w16du:dateUtc="2026-08-04T18:17:00Z">
+      <w:ins w:id="331" w:author="Rhodes, Justin S" w:date="2026-08-04T14:17:00Z" w16du:dateUtc="2026-08-04T18:17:00Z">
         <w:r>
           <w:t>Together</w:t>
         </w:r>
@@ -3691,7 +3799,7 @@
       <w:r>
         <w:t xml:space="preserve">, these </w:t>
       </w:r>
-      <w:del w:id="319" w:author="Rhodes, Justin S" w:date="2026-08-04T14:17:00Z" w16du:dateUtc="2026-08-04T18:17:00Z">
+      <w:del w:id="332" w:author="Rhodes, Justin S" w:date="2026-08-04T14:17:00Z" w16du:dateUtc="2026-08-04T18:17:00Z">
         <w:r>
           <w:delText>data support a model where neurogenesis driven by</w:delText>
         </w:r>
@@ -3702,34 +3810,34 @@
           <w:delText xml:space="preserve"> proliferation</w:delText>
         </w:r>
       </w:del>
-      <w:ins w:id="320" w:author="Rhodes, Justin S" w:date="2026-08-04T14:17:00Z" w16du:dateUtc="2026-08-04T18:17:00Z">
+      <w:ins w:id="333" w:author="Rhodes, Justin S" w:date="2026-08-04T14:17:00Z" w16du:dateUtc="2026-08-04T18:17:00Z">
         <w:r>
           <w:t xml:space="preserve">findings reveal asynchronous </w:t>
         </w:r>
-        <w:del w:id="321" w:author="Graham, Gabriel J." w:date="2026-08-07T15:39:00Z" w16du:dateUtc="2026-08-07T19:39:00Z">
+        <w:del w:id="334" w:author="Graham, Gabriel J." w:date="2026-08-07T15:39:00Z" w16du:dateUtc="2026-08-07T19:39:00Z">
           <w:r>
             <w:delText>remodeling</w:delText>
           </w:r>
         </w:del>
       </w:ins>
-      <w:ins w:id="322" w:author="Graham, Gabriel J." w:date="2026-08-07T15:39:00Z" w16du:dateUtc="2026-08-07T19:39:00Z">
+      <w:ins w:id="335" w:author="Graham, Gabriel J." w:date="2026-08-07T15:39:00Z" w16du:dateUtc="2026-08-07T19:39:00Z">
         <w:r>
           <w:t>changes</w:t>
         </w:r>
       </w:ins>
-      <w:ins w:id="323" w:author="Rhodes, Justin S" w:date="2026-08-04T14:17:00Z" w16du:dateUtc="2026-08-04T18:17:00Z">
-        <w:del w:id="324" w:author="Graham, Gabriel J." w:date="2026-08-07T15:39:00Z" w16du:dateUtc="2026-08-07T19:39:00Z">
+      <w:ins w:id="336" w:author="Rhodes, Justin S" w:date="2026-08-04T14:17:00Z" w16du:dateUtc="2026-08-04T18:17:00Z">
+        <w:del w:id="337" w:author="Graham, Gabriel J." w:date="2026-08-07T15:39:00Z" w16du:dateUtc="2026-08-07T19:39:00Z">
           <w:r>
             <w:delText xml:space="preserve"> of</w:delText>
           </w:r>
         </w:del>
       </w:ins>
-      <w:ins w:id="325" w:author="Graham, Gabriel J." w:date="2026-08-07T15:39:00Z" w16du:dateUtc="2026-08-07T19:39:00Z">
+      <w:ins w:id="338" w:author="Graham, Gabriel J." w:date="2026-08-07T15:39:00Z" w16du:dateUtc="2026-08-07T19:39:00Z">
         <w:r>
           <w:t xml:space="preserve"> in</w:t>
         </w:r>
       </w:ins>
-      <w:ins w:id="326" w:author="Rhodes, Justin S" w:date="2026-08-04T14:17:00Z" w16du:dateUtc="2026-08-04T18:17:00Z">
+      <w:ins w:id="339" w:author="Rhodes, Justin S" w:date="2026-08-04T14:17:00Z" w16du:dateUtc="2026-08-04T18:17:00Z">
         <w:r>
           <w:t xml:space="preserve"> glial populations during sex change, with an early expansion</w:t>
         </w:r>
@@ -3737,12 +3845,12 @@
       <w:r>
         <w:t xml:space="preserve"> of neurogenic </w:t>
       </w:r>
-      <w:del w:id="327" w:author="Graham, Gabriel J." w:date="2026-08-07T15:40:00Z" w16du:dateUtc="2026-08-07T19:40:00Z">
+      <w:del w:id="340" w:author="Graham, Gabriel J." w:date="2026-08-07T15:40:00Z" w16du:dateUtc="2026-08-07T19:40:00Z">
         <w:r>
           <w:delText>radial glia</w:delText>
         </w:r>
       </w:del>
-      <w:ins w:id="328" w:author="Graham, Gabriel J." w:date="2026-08-07T15:40:00Z" w16du:dateUtc="2026-08-07T19:40:00Z">
+      <w:ins w:id="341" w:author="Graham, Gabriel J." w:date="2026-08-07T15:40:00Z" w16du:dateUtc="2026-08-07T19:40:00Z">
         <w:r>
           <w:t>RGCs and microglia</w:t>
         </w:r>
@@ -3750,28 +3858,28 @@
       <w:r>
         <w:t xml:space="preserve"> </w:t>
       </w:r>
-      <w:del w:id="329" w:author="Rhodes, Justin S" w:date="2026-08-04T14:17:00Z" w16du:dateUtc="2026-08-04T18:17:00Z">
+      <w:del w:id="342" w:author="Rhodes, Justin S" w:date="2026-08-04T14:17:00Z" w16du:dateUtc="2026-08-04T18:17:00Z">
         <w:r>
           <w:delText xml:space="preserve">increases during sex change, </w:delText>
         </w:r>
       </w:del>
-      <w:ins w:id="330" w:author="Rhodes, Justin S" w:date="2026-08-04T14:17:00Z" w16du:dateUtc="2026-08-04T18:17:00Z">
-        <w:del w:id="331" w:author="Graham, Gabriel J." w:date="2026-08-07T15:40:00Z" w16du:dateUtc="2026-08-07T19:40:00Z">
+      <w:ins w:id="343" w:author="Rhodes, Justin S" w:date="2026-08-04T14:17:00Z" w16du:dateUtc="2026-08-04T18:17:00Z">
+        <w:del w:id="344" w:author="Graham, Gabriel J." w:date="2026-08-07T15:40:00Z" w16du:dateUtc="2026-08-07T19:40:00Z">
           <w:r>
             <w:delText>preceding</w:delText>
           </w:r>
         </w:del>
       </w:ins>
-      <w:ins w:id="332" w:author="Graham, Gabriel J." w:date="2026-08-07T15:40:00Z" w16du:dateUtc="2026-08-07T19:40:00Z">
+      <w:ins w:id="345" w:author="Graham, Gabriel J." w:date="2026-08-07T15:40:00Z" w16du:dateUtc="2026-08-07T19:40:00Z">
         <w:r>
           <w:t>followed by</w:t>
         </w:r>
       </w:ins>
-      <w:ins w:id="333" w:author="Rhodes, Justin S" w:date="2026-08-04T14:17:00Z" w16du:dateUtc="2026-08-04T18:17:00Z">
+      <w:ins w:id="346" w:author="Rhodes, Justin S" w:date="2026-08-04T14:17:00Z" w16du:dateUtc="2026-08-04T18:17:00Z">
         <w:r>
           <w:t xml:space="preserve"> </w:t>
         </w:r>
-        <w:del w:id="334" w:author="Graham, Gabriel J." w:date="2026-08-07T15:40:00Z" w16du:dateUtc="2026-08-07T19:40:00Z">
+        <w:del w:id="347" w:author="Graham, Gabriel J." w:date="2026-08-07T15:40:00Z" w16du:dateUtc="2026-08-07T19:40:00Z">
           <w:r>
             <w:delText xml:space="preserve">the </w:delText>
           </w:r>
@@ -3779,18 +3887,18 @@
         <w:r>
           <w:t xml:space="preserve">later accumulation of oligodendrocytes. This temporal sequence is consistent with </w:t>
         </w:r>
-        <w:del w:id="335" w:author="Graham, Gabriel J." w:date="2026-08-07T15:40:00Z" w16du:dateUtc="2026-08-07T19:40:00Z">
+        <w:del w:id="348" w:author="Graham, Gabriel J." w:date="2026-08-07T15:40:00Z" w16du:dateUtc="2026-08-07T19:40:00Z">
           <w:r>
             <w:delText>radial glia</w:delText>
           </w:r>
         </w:del>
       </w:ins>
-      <w:ins w:id="336" w:author="Graham, Gabriel J." w:date="2026-08-07T15:40:00Z" w16du:dateUtc="2026-08-07T19:40:00Z">
+      <w:ins w:id="349" w:author="Graham, Gabriel J." w:date="2026-08-07T15:40:00Z" w16du:dateUtc="2026-08-07T19:40:00Z">
         <w:r>
           <w:t>RGCs</w:t>
         </w:r>
       </w:ins>
-      <w:ins w:id="337" w:author="Rhodes, Justin S" w:date="2026-08-04T14:17:00Z" w16du:dateUtc="2026-08-04T18:17:00Z">
+      <w:ins w:id="350" w:author="Rhodes, Justin S" w:date="2026-08-04T14:17:00Z" w16du:dateUtc="2026-08-04T18:17:00Z">
         <w:r>
           <w:t xml:space="preserve"> supporting the production of </w:t>
         </w:r>
@@ -3798,42 +3906,42 @@
       <w:r>
         <w:t xml:space="preserve">new neurons </w:t>
       </w:r>
-      <w:del w:id="338" w:author="Rhodes, Justin S" w:date="2026-08-04T14:17:00Z" w16du:dateUtc="2026-08-04T18:17:00Z">
+      <w:del w:id="351" w:author="Rhodes, Justin S" w:date="2026-08-04T14:17:00Z" w16du:dateUtc="2026-08-04T18:17:00Z">
         <w:r>
           <w:delText>are then myelinated</w:delText>
         </w:r>
       </w:del>
-      <w:ins w:id="339" w:author="Rhodes, Justin S" w:date="2026-08-04T14:17:00Z" w16du:dateUtc="2026-08-04T18:17:00Z">
+      <w:ins w:id="352" w:author="Rhodes, Justin S" w:date="2026-08-04T14:17:00Z" w16du:dateUtc="2026-08-04T18:17:00Z">
         <w:r>
           <w:t>early in sex change</w:t>
         </w:r>
       </w:ins>
-      <w:ins w:id="340" w:author="Graham, Gabriel J." w:date="2026-08-07T15:41:00Z" w16du:dateUtc="2026-08-07T19:41:00Z">
+      <w:ins w:id="353" w:author="Graham, Gabriel J." w:date="2026-08-07T15:41:00Z" w16du:dateUtc="2026-08-07T19:41:00Z">
         <w:r>
           <w:t xml:space="preserve"> and microglia </w:t>
         </w:r>
       </w:ins>
-      <w:ins w:id="341" w:author="Graham, Gabriel J." w:date="2026-08-07T15:42:00Z" w16du:dateUtc="2026-08-07T19:42:00Z">
+      <w:ins w:id="354" w:author="Graham, Gabriel J." w:date="2026-08-07T15:42:00Z" w16du:dateUtc="2026-08-07T19:42:00Z">
         <w:r>
           <w:t>supporting and maintaining</w:t>
         </w:r>
       </w:ins>
-      <w:ins w:id="342" w:author="Graham, Gabriel J." w:date="2026-08-07T15:41:00Z" w16du:dateUtc="2026-08-07T19:41:00Z">
+      <w:ins w:id="355" w:author="Graham, Gabriel J." w:date="2026-08-07T15:41:00Z" w16du:dateUtc="2026-08-07T19:41:00Z">
         <w:r>
           <w:t xml:space="preserve"> the expanded population</w:t>
         </w:r>
       </w:ins>
-      <w:ins w:id="343" w:author="Rhodes, Justin S" w:date="2026-08-04T14:17:00Z" w16du:dateUtc="2026-08-04T18:17:00Z">
+      <w:ins w:id="356" w:author="Rhodes, Justin S" w:date="2026-08-04T14:17:00Z" w16du:dateUtc="2026-08-04T18:17:00Z">
         <w:r>
           <w:t xml:space="preserve">, followed by </w:t>
         </w:r>
-        <w:del w:id="344" w:author="Graham, Gabriel J." w:date="2026-08-07T15:42:00Z" w16du:dateUtc="2026-08-07T19:42:00Z">
+        <w:del w:id="357" w:author="Graham, Gabriel J." w:date="2026-08-07T15:42:00Z" w16du:dateUtc="2026-08-07T19:42:00Z">
           <w:r>
             <w:delText>the establishment of glial populations capable of supporting the maturation</w:delText>
           </w:r>
         </w:del>
       </w:ins>
-      <w:del w:id="345" w:author="Graham, Gabriel J." w:date="2026-08-07T15:42:00Z" w16du:dateUtc="2026-08-07T19:42:00Z">
+      <w:del w:id="358" w:author="Graham, Gabriel J." w:date="2026-08-07T15:42:00Z" w16du:dateUtc="2026-08-07T19:42:00Z">
         <w:r>
           <w:delText xml:space="preserve"> and </w:delText>
         </w:r>
@@ -3841,19 +3949,19 @@
           <w:delText>maintained by an expanded oligodendrocyte population and supported by an increased microglial population</w:delText>
         </w:r>
       </w:del>
-      <w:ins w:id="346" w:author="Rhodes, Justin S" w:date="2026-08-04T14:17:00Z" w16du:dateUtc="2026-08-04T18:17:00Z">
-        <w:del w:id="347" w:author="Graham, Gabriel J." w:date="2026-08-07T15:42:00Z" w16du:dateUtc="2026-08-07T19:42:00Z">
+      <w:ins w:id="359" w:author="Rhodes, Justin S" w:date="2026-08-04T14:17:00Z" w16du:dateUtc="2026-08-04T18:17:00Z">
+        <w:del w:id="360" w:author="Graham, Gabriel J." w:date="2026-08-07T15:42:00Z" w16du:dateUtc="2026-08-07T19:42:00Z">
           <w:r>
             <w:delText>long-term maintenance of the remodeled neural circuit</w:delText>
           </w:r>
         </w:del>
       </w:ins>
-      <w:ins w:id="348" w:author="Graham, Gabriel J." w:date="2026-08-07T15:42:00Z" w16du:dateUtc="2026-08-07T19:42:00Z">
+      <w:ins w:id="361" w:author="Graham, Gabriel J." w:date="2026-08-07T15:42:00Z" w16du:dateUtc="2026-08-07T19:42:00Z">
         <w:r>
           <w:t xml:space="preserve">oligodendrocytes myelinating the new </w:t>
         </w:r>
       </w:ins>
-      <w:ins w:id="349" w:author="Graham, Gabriel J." w:date="2026-08-07T15:43:00Z" w16du:dateUtc="2026-08-07T19:43:00Z">
+      <w:ins w:id="362" w:author="Graham, Gabriel J." w:date="2026-08-07T15:43:00Z" w16du:dateUtc="2026-08-07T19:43:00Z">
         <w:r>
           <w:t>neurons as they integrate into circuits</w:t>
         </w:r>
@@ -3866,1151 +3974,1354 @@
       </w:r>
     </w:p>
     <w:p>
-      <w:r>
-        <w:tab/>
-      </w:r>
-      <w:r>
-        <w:t>Because the large-scale changes in glial populations described above may obscure more subtle changes in neuronal populations, we next analyzed changes in proportion only considering neurons. Of the 20 neuronal clusters we analyzed, 11 changed in population, with four decreasing and seven increasing in population over the course of sex change</w:t>
-      </w:r>
-      <w:r>
-        <w:t xml:space="preserve">. </w:t>
-      </w:r>
-      <w:commentRangeStart w:id="350"/>
-      <w:commentRangeStart w:id="351"/>
-      <w:r>
-        <w:t>During the male-intermediate transition, we found significant increases in clusters 14_Vsst, 17_Glut, and 18_Glut. In intermediates, we found a transient increase in cluster 0_Spall_Mixed, and a transient decrease in cluster 4_TGN_Glut. Interestingly, we found a significant increase during the intermediate-female transition in clusters 6_POA_Mixed (</w:t>
-      </w:r>
-      <w:r>
-        <w:rPr>
-          <w:highlight w:val="yellow"/>
-        </w:rPr>
-        <w:t>Fig. 3</w:t>
-      </w:r>
-      <w:r>
-        <w:rPr>
-          <w:highlight w:val="yellow"/>
-        </w:rPr>
-        <w:t>B</w:t>
-      </w:r>
-      <w:r>
-        <w:t>) and 19_Di_GABA and decreases in 9_Mixed, 22_Di_Glut, and 24_Vs-m_Mixed (</w:t>
-      </w:r>
-      <w:r>
-        <w:rPr>
-          <w:highlight w:val="yellow"/>
-        </w:rPr>
-        <w:t>Fig. S</w:t>
-      </w:r>
-      <w:r>
-        <w:rPr>
-          <w:highlight w:val="yellow"/>
-        </w:rPr>
-        <w:t>3B</w:t>
-      </w:r>
-      <w:r>
-        <w:t>)</w:t>
-      </w:r>
-      <w:r>
-        <w:rPr>
-          <w:highlight w:val="yellow"/>
-        </w:rPr>
-        <w:t>.</w:t>
-      </w:r>
-      <w:r>
-        <w:t xml:space="preserve"> </w:t>
-      </w:r>
-      <w:commentRangeEnd w:id="350"/>
-      <w:r>
-        <w:rPr>
-          <w:rStyle w:val="CommentReference"/>
-          <w:sz w:val="24"/>
-          <w:szCs w:val="30"/>
-        </w:rPr>
-        <w:commentReference w:id="350"/>
-      </w:r>
-      <w:commentRangeEnd w:id="351"/>
-      <w:r>
-        <w:rPr>
-          <w:rStyle w:val="CommentReference"/>
-          <w:sz w:val="24"/>
-          <w:szCs w:val="30"/>
-        </w:rPr>
-        <w:commentReference w:id="351"/>
-      </w:r>
-      <w:commentRangeStart w:id="352"/>
-      <w:r>
-        <w:t xml:space="preserve">In contrast, other clusters underwent early transitions, exhibiting significant increases between males and intermediates but no further change between intermediates and females. These early increases were observed in clusters </w:t>
-      </w:r>
-      <w:commentRangeStart w:id="353"/>
-      <w:commentRangeStart w:id="354"/>
-      <w:r>
-        <w:t>14_Vsst, 17_Glut, and 18_Glut</w:t>
-      </w:r>
-      <w:commentRangeEnd w:id="353"/>
-      <w:r>
-        <w:rPr>
-          <w:rStyle w:val="CommentReference"/>
-          <w:sz w:val="24"/>
-          <w:szCs w:val="30"/>
-        </w:rPr>
-        <w:commentReference w:id="353"/>
-      </w:r>
-      <w:commentRangeEnd w:id="354"/>
-      <w:r>
-        <w:rPr>
-          <w:rStyle w:val="CommentReference"/>
-          <w:sz w:val="24"/>
-          <w:szCs w:val="30"/>
-        </w:rPr>
-        <w:commentReference w:id="354"/>
-      </w:r>
-      <w:r>
-        <w:t xml:space="preserve"> (</w:t>
-      </w:r>
-      <w:r>
-        <w:rPr>
-          <w:highlight w:val="yellow"/>
-        </w:rPr>
-        <w:t>Fig. S3B</w:t>
-      </w:r>
-      <w:r>
-        <w:t xml:space="preserve">). We also identified transient changes that were specific to the intermediate stage, including an increase in cluster </w:t>
-      </w:r>
-      <w:commentRangeEnd w:id="352"/>
-      <w:r>
-        <w:rPr>
-          <w:rStyle w:val="CommentReference"/>
-          <w:sz w:val="24"/>
-          <w:szCs w:val="30"/>
-        </w:rPr>
-        <w:commentReference w:id="352"/>
-      </w:r>
-      <w:r>
-        <w:t>0_Spall_Mixed and decreases in clusters 4_TGN_Glut, 19_Di_GABA, and 7_Pall_Glut.</w:t>
-      </w:r>
-    </w:p>
-    <w:p>
-      <w:r>
-        <w:tab/>
-      </w:r>
-      <w:commentRangeStart w:id="355"/>
-      <w:r>
-        <w:t xml:space="preserve">Together, these findings indicate that neuronal remodeling during sex change is a staged process. Many neuronal populations </w:t>
-      </w:r>
-      <w:r>
-        <w:t>showed</w:t>
-      </w:r>
-      <w:r>
-        <w:t xml:space="preserve"> early or transient changes in </w:t>
-      </w:r>
-      <w:r>
-        <w:t>proportion</w:t>
-      </w:r>
-      <w:r>
-        <w:t xml:space="preserve"> before the completion of gonadal transformation, suggesting that extensive neural remodeling begins well in advance of the endocrine and reproductive transition. </w:t>
-      </w:r>
-      <w:del w:id="356" w:author="Graham, Gabriel J." w:date="2026-08-07T15:50:00Z" w16du:dateUtc="2026-08-07T19:50:00Z">
-        <w:r>
-          <w:delText xml:space="preserve">In </w:delText>
-        </w:r>
-      </w:del>
-      <w:ins w:id="357" w:author="Graham, Gabriel J." w:date="2026-08-07T15:50:00Z" w16du:dateUtc="2026-08-07T19:50:00Z">
-        <w:r>
-          <w:t>By</w:t>
-        </w:r>
-        <w:r>
-          <w:t xml:space="preserve"> </w:t>
-        </w:r>
-      </w:ins>
-      <w:r>
-        <w:t xml:space="preserve">contrast, the delayed expansion of </w:t>
-      </w:r>
-      <w:del w:id="358" w:author="Graham, Gabriel J." w:date="2026-08-07T15:49:00Z" w16du:dateUtc="2026-08-07T19:49:00Z">
-        <w:r>
-          <w:delText xml:space="preserve">the </w:delText>
-        </w:r>
-      </w:del>
-      <w:ins w:id="359" w:author="Graham, Gabriel J." w:date="2026-08-07T15:49:00Z" w16du:dateUtc="2026-08-07T19:49:00Z">
-        <w:r>
-          <w:t xml:space="preserve">the POA cluster </w:t>
-        </w:r>
-      </w:ins>
-      <w:commentRangeStart w:id="360"/>
-      <w:del w:id="361" w:author="Graham, Gabriel J." w:date="2026-08-07T15:49:00Z" w16du:dateUtc="2026-08-07T19:49:00Z">
-        <w:r>
-          <w:delText xml:space="preserve">preoptic area </w:delText>
-        </w:r>
-      </w:del>
-      <w:del w:id="362" w:author="Graham, Gabriel J." w:date="2026-08-04T11:57:00Z" w16du:dateUtc="2026-08-04T15:57:00Z">
-        <w:r>
-          <w:delText>(POA)</w:delText>
-        </w:r>
-        <w:commentRangeEnd w:id="360"/>
+      <w:pPr>
+        <w:ind w:firstLine="720"/>
+        <w:rPr>
+          <w:ins w:id="363" w:author="Graham, Gabriel J." w:date="2026-08-25T14:35:00Z" w16du:dateUtc="2026-08-25T18:35:00Z"/>
+        </w:rPr>
+        <w:pPrChange w:id="364" w:author="Graham, Gabriel J." w:date="2026-08-25T14:35:00Z" w16du:dateUtc="2026-08-25T18:35:00Z">
+          <w:pPr/>
+        </w:pPrChange>
+      </w:pPr>
+      <w:ins w:id="365" w:author="Graham, Gabriel J." w:date="2026-08-25T14:35:00Z" w16du:dateUtc="2026-08-25T18:35:00Z">
+        <w:r>
+          <w:t>Because the large-scale changes in glial populations described above may obscure more subtle changes in neuronal populations, we next analyzed changes in proportion only considering neurons. Of the 20 neuronal clusters we analyzed, 11 changed in population, with four decreasing and seven increasing in population over the course of sex change. During the male-intermediate transition, we found significant increases in clusters 14_Vsst, 17_Glut, and 18_Glut. In intermediates, we found a transient increase in cluster 0_Spall_Mixed, and a transient decrease in cluster 4_TGN_Glut.</w:t>
+        </w:r>
+        <w:r>
+          <w:t xml:space="preserve"> During the intermediate-female transition, we found significant decreases in </w:t>
+        </w:r>
+        <w:r>
+          <w:t>in 9_Mixed, 22_Di_Glut, and 24_Vs-m_Mixed</w:t>
+        </w:r>
+        <w:r>
+          <w:t xml:space="preserve"> and an increase in 19_Di_GABA. Importantly, we also found an increase in 6_POA_Mixed (</w:t>
+        </w:r>
+        <w:r>
+          <w:rPr>
+            <w:highlight w:val="yellow"/>
+          </w:rPr>
+          <w:t>Fig. 3</w:t>
+        </w:r>
+        <w:r>
+          <w:rPr>
+            <w:highlight w:val="yellow"/>
+          </w:rPr>
+          <w:t>B</w:t>
+        </w:r>
+        <w:r>
+          <w:t xml:space="preserve">, </w:t>
+        </w:r>
+        <w:r>
+          <w:rPr>
+            <w:highlight w:val="yellow"/>
+          </w:rPr>
+          <w:t>S</w:t>
+        </w:r>
+        <w:r>
+          <w:rPr>
+            <w:highlight w:val="yellow"/>
+          </w:rPr>
+          <w:t>3B</w:t>
+        </w:r>
+        <w:r>
+          <w:t>). This</w:t>
+        </w:r>
+        <w:r>
+          <w:t xml:space="preserve"> pattern of change </w:t>
+        </w:r>
+        <w:r>
+          <w:t xml:space="preserve">in 6_POA_Mixed </w:t>
+        </w:r>
+        <w:r>
+          <w:t xml:space="preserve">suggests that </w:t>
+        </w:r>
+        <w:r>
+          <w:t>remodeling of this cluster</w:t>
+        </w:r>
+        <w:r>
+          <w:t xml:space="preserve"> occurs relatively late in the sex-change process. This observation is consistent with the hypothesis that the full expansion of this POA neuronal population occurs after gonadal transformation and represents one of the final neural changes accompanying sex change.</w:t>
+        </w:r>
+        <w:r>
+          <w:tab/>
+        </w:r>
+      </w:ins>
+    </w:p>
+    <w:p>
+      <w:pPr>
+        <w:rPr>
+          <w:del w:id="366" w:author="Graham, Gabriel J." w:date="2026-08-25T14:35:00Z" w16du:dateUtc="2026-08-25T18:35:00Z"/>
+        </w:rPr>
+      </w:pPr>
+      <w:commentRangeStart w:id="367"/>
+      <w:del w:id="368" w:author="Graham, Gabriel J." w:date="2026-08-25T14:35:00Z" w16du:dateUtc="2026-08-25T18:35:00Z">
+        <w:r>
+          <w:tab/>
+        </w:r>
+        <w:r>
+          <w:delText>Because the large-scale changes in glial populations described above may obscure more subtle changes in neuronal populations, we next analyzed changes in proportion only considering neurons. Of the 20 neuronal clusters we analyzed, 11 changed in population, with four decreasing and seven increasing in population over the course of sex change</w:delText>
+        </w:r>
+        <w:r>
+          <w:delText xml:space="preserve">. </w:delText>
+        </w:r>
+        <w:r>
+          <w:delText>During the male-intermediate transition, we found significant increases in clusters 14_Vsst, 17_Glut, and 18_Glut. In intermediates, we found a transient increase in cluster 0_Spall_Mixed, and a transient decrease in cluster 4_TGN_Glut. Interestingly, we found a significant increase during the intermediate-female transition in clusters 6_POA_Mixed (</w:delText>
+        </w:r>
+        <w:r>
+          <w:rPr>
+            <w:highlight w:val="yellow"/>
+          </w:rPr>
+          <w:delText>Fig. 3</w:delText>
+        </w:r>
+        <w:r>
+          <w:rPr>
+            <w:highlight w:val="yellow"/>
+          </w:rPr>
+          <w:delText>B</w:delText>
+        </w:r>
+        <w:r>
+          <w:delText>) and 19_Di_GABA and decreases in 9_Mixed, 22_Di_Glut, and 24_Vs-m_Mixed (</w:delText>
+        </w:r>
+        <w:r>
+          <w:rPr>
+            <w:highlight w:val="yellow"/>
+          </w:rPr>
+          <w:delText>Fig. S</w:delText>
+        </w:r>
+        <w:r>
+          <w:rPr>
+            <w:highlight w:val="yellow"/>
+          </w:rPr>
+          <w:delText>3B</w:delText>
+        </w:r>
+        <w:r>
+          <w:delText>)</w:delText>
+        </w:r>
+        <w:r>
+          <w:rPr>
+            <w:highlight w:val="yellow"/>
+          </w:rPr>
+          <w:delText>.</w:delText>
+        </w:r>
+      </w:del>
+      <w:del w:id="369" w:author="Graham, Gabriel J." w:date="2026-08-25T14:24:00Z" w16du:dateUtc="2026-08-25T18:24:00Z">
+        <w:r>
+          <w:delText xml:space="preserve"> </w:delText>
+        </w:r>
+      </w:del>
+      <w:commentRangeStart w:id="370"/>
+      <w:del w:id="371" w:author="Graham, Gabriel J." w:date="2026-08-25T14:35:00Z" w16du:dateUtc="2026-08-25T18:35:00Z">
+        <w:r>
+          <w:delText xml:space="preserve">In contrast, other clusters underwent early transitions, exhibiting significant increases between males and intermediates but no further change between intermediates and females. These early increases were observed in clusters </w:delText>
+        </w:r>
+        <w:commentRangeStart w:id="372"/>
+        <w:commentRangeStart w:id="373"/>
+        <w:r>
+          <w:delText>14_Vsst, 17_Glut, and 18_Glut</w:delText>
+        </w:r>
+        <w:commentRangeEnd w:id="372"/>
         <w:r>
           <w:rPr>
             <w:rStyle w:val="CommentReference"/>
             <w:sz w:val="24"/>
             <w:szCs w:val="30"/>
           </w:rPr>
-          <w:commentReference w:id="360"/>
-        </w:r>
-      </w:del>
-      <w:del w:id="363" w:author="Graham, Gabriel J." w:date="2026-08-07T15:49:00Z" w16du:dateUtc="2026-08-07T19:49:00Z">
-        <w:r>
-          <w:delText xml:space="preserve"> cluster</w:delText>
-        </w:r>
-      </w:del>
-      <w:ins w:id="364" w:author="Graham, Gabriel J." w:date="2026-08-07T15:49:00Z" w16du:dateUtc="2026-08-07T19:49:00Z">
-        <w:r>
-          <w:t>6_POA_Mixed</w:t>
-        </w:r>
-      </w:ins>
-      <w:r>
-        <w:t xml:space="preserve">, a </w:t>
-      </w:r>
-      <w:del w:id="365" w:author="Graham, Gabriel J." w:date="2026-08-07T16:09:00Z" w16du:dateUtc="2026-08-07T20:09:00Z">
-        <w:r>
-          <w:delText xml:space="preserve">region </w:delText>
-        </w:r>
-      </w:del>
-      <w:ins w:id="366" w:author="Graham, Gabriel J." w:date="2026-08-07T16:09:00Z" w16du:dateUtc="2026-08-07T20:09:00Z">
-        <w:r>
-          <w:t>cell-type</w:t>
-        </w:r>
-        <w:r>
-          <w:t xml:space="preserve"> </w:t>
-        </w:r>
-      </w:ins>
-      <w:r>
-        <w:t>that plays a central role in regulating the hypothalamic-pituitary-gonadal axis, was not evident until after gonadal transformation and the accompanying changes in circulating sex hormones. These findings suggest that distinct neuronal populations remodel at different stages of sex change, with some populations potentially contributing to the initiation of the transition, whereas others remodel only after the new reproductive state has been established.</w:t>
-      </w:r>
-      <w:commentRangeEnd w:id="355"/>
-      <w:r>
-        <w:rPr>
-          <w:rStyle w:val="CommentReference"/>
-          <w:sz w:val="24"/>
-          <w:szCs w:val="30"/>
-        </w:rPr>
-        <w:commentReference w:id="355"/>
-      </w:r>
-    </w:p>
-    <w:p>
-      <w:pPr>
-        <w:rPr>
-          <w:highlight w:val="yellow"/>
-        </w:rPr>
-      </w:pPr>
-    </w:p>
-    <w:p>
-      <w:pPr>
-        <w:rPr>
-          <w:b/>
-          <w:bCs/>
-        </w:rPr>
-      </w:pPr>
-      <w:r>
-        <w:rPr>
-          <w:b/>
-          <w:bCs/>
-        </w:rPr>
-        <w:t xml:space="preserve">Cell Types Undergo Sex Change at Different Rates </w:t>
-      </w:r>
-    </w:p>
-    <w:p>
-      <w:pPr>
-        <w:rPr>
-          <w:u w:val="single"/>
-        </w:rPr>
-      </w:pPr>
-      <w:r>
-        <w:rPr>
-          <w:u w:val="single"/>
-        </w:rPr>
-        <w:t>Transcriptomic sex change</w:t>
-      </w:r>
-    </w:p>
-    <w:p>
-      <w:r>
-        <w:rPr>
-          <w:b/>
-          <w:bCs/>
-        </w:rPr>
-        <w:tab/>
-      </w:r>
-      <w:r>
-        <w:t>To characterize the transcriptomic changes associated with sex change, we next identified differentially expressed genes (DEGs) and classified each according to its temporal pattern</w:t>
-      </w:r>
-      <w:r>
-        <w:t xml:space="preserve"> and direction</w:t>
-      </w:r>
-      <w:r>
-        <w:t xml:space="preserve"> of expression </w:t>
-      </w:r>
-      <w:r>
-        <w:t xml:space="preserve">changes </w:t>
-      </w:r>
-      <w:r>
-        <w:t xml:space="preserve">across males, intermediates, and females (Methods). Specifically, genes were classified as exhibiting early, late, </w:t>
-      </w:r>
-      <w:r>
-        <w:t xml:space="preserve">progressive, </w:t>
-      </w:r>
-      <w:r>
-        <w:t>or transient</w:t>
-      </w:r>
-      <w:r>
-        <w:t xml:space="preserve"> patterns</w:t>
-      </w:r>
-      <w:r>
-        <w:t xml:space="preserve"> as well as either increasing or decreasing expression</w:t>
-      </w:r>
-      <w:r>
-        <w:t xml:space="preserve">. We identified a total of </w:t>
-      </w:r>
-      <w:ins w:id="367" w:author="Graham, Gabriel J." w:date="2026-08-04T11:59:00Z" w16du:dateUtc="2026-08-04T15:59:00Z">
-        <w:r>
-          <w:rPr>
-            <w:highlight w:val="yellow"/>
-          </w:rPr>
-          <w:t>290</w:t>
-        </w:r>
-      </w:ins>
-      <w:del w:id="368" w:author="Graham, Gabriel J." w:date="2026-08-04T11:59:00Z" w16du:dateUtc="2026-08-04T15:59:00Z">
-        <w:r>
-          <w:rPr>
-            <w:highlight w:val="yellow"/>
-          </w:rPr>
-          <w:delText>xx</w:delText>
-        </w:r>
-      </w:del>
-      <w:r>
-        <w:t xml:space="preserve"> DEGs (</w:t>
-      </w:r>
-      <w:r>
-        <w:rPr>
-          <w:highlight w:val="yellow"/>
-        </w:rPr>
-        <w:t xml:space="preserve">Appendix </w:t>
-      </w:r>
-      <w:commentRangeStart w:id="369"/>
-      <w:r>
-        <w:rPr>
-          <w:highlight w:val="yellow"/>
-        </w:rPr>
-        <w:t>SX</w:t>
-      </w:r>
-      <w:commentRangeEnd w:id="369"/>
-      <w:r>
-        <w:rPr>
-          <w:rStyle w:val="CommentReference"/>
-          <w:sz w:val="24"/>
-          <w:szCs w:val="30"/>
-        </w:rPr>
-        <w:commentReference w:id="369"/>
-      </w:r>
-      <w:r>
-        <w:t>)</w:t>
-      </w:r>
-      <w:del w:id="370" w:author="Graham, Gabriel J." w:date="2026-08-07T16:05:00Z" w16du:dateUtc="2026-08-07T20:05:00Z">
-        <w:r>
-          <w:delText>,</w:delText>
-        </w:r>
-      </w:del>
-      <w:ins w:id="371" w:author="Graham, Gabriel J." w:date="2026-08-07T16:05:00Z" w16du:dateUtc="2026-08-07T20:05:00Z">
-        <w:r>
-          <w:t xml:space="preserve"> </w:t>
-        </w:r>
-      </w:ins>
-      <w:ins w:id="372" w:author="Graham, Gabriel J." w:date="2026-08-07T16:06:00Z" w16du:dateUtc="2026-08-07T20:06:00Z">
-        <w:r>
-          <w:t>DEGs were roughly split, with</w:t>
-        </w:r>
-      </w:ins>
-      <w:ins w:id="373" w:author="Graham, Gabriel J." w:date="2026-08-07T16:05:00Z" w16du:dateUtc="2026-08-07T20:05:00Z">
-        <w:r>
-          <w:t xml:space="preserve"> </w:t>
-        </w:r>
-        <w:r>
-          <w:t>150</w:t>
-        </w:r>
-        <w:r>
-          <w:t xml:space="preserve"> DEGs </w:t>
-        </w:r>
-      </w:ins>
-      <w:ins w:id="374" w:author="Graham, Gabriel J." w:date="2026-08-07T16:06:00Z" w16du:dateUtc="2026-08-07T20:06:00Z">
-        <w:r>
-          <w:t>being</w:t>
-        </w:r>
-      </w:ins>
-      <w:ins w:id="375" w:author="Graham, Gabriel J." w:date="2026-08-07T16:05:00Z" w16du:dateUtc="2026-08-07T20:05:00Z">
-        <w:r>
-          <w:t xml:space="preserve"> upregulated and </w:t>
-        </w:r>
-        <w:r>
-          <w:t>140</w:t>
-        </w:r>
-        <w:r>
-          <w:t xml:space="preserve"> </w:t>
-        </w:r>
-      </w:ins>
-      <w:ins w:id="376" w:author="Graham, Gabriel J." w:date="2026-08-07T16:06:00Z" w16du:dateUtc="2026-08-07T20:06:00Z">
-        <w:r>
-          <w:t>being</w:t>
-        </w:r>
-      </w:ins>
-      <w:ins w:id="377" w:author="Graham, Gabriel J." w:date="2026-08-07T16:05:00Z" w16du:dateUtc="2026-08-07T20:05:00Z">
-        <w:r>
-          <w:t xml:space="preserve"> downregulated</w:t>
-        </w:r>
-        <w:r>
-          <w:t xml:space="preserve"> going from male to</w:t>
-        </w:r>
-      </w:ins>
-      <w:ins w:id="378" w:author="Graham, Gabriel J." w:date="2026-08-07T16:06:00Z" w16du:dateUtc="2026-08-07T20:06:00Z">
-        <w:r>
-          <w:t xml:space="preserve"> female</w:t>
-        </w:r>
-      </w:ins>
-      <w:ins w:id="379" w:author="Graham, Gabriel J." w:date="2026-08-07T16:05:00Z" w16du:dateUtc="2026-08-07T20:05:00Z">
-        <w:r>
-          <w:t xml:space="preserve">. </w:t>
-        </w:r>
-      </w:ins>
-      <w:del w:id="380" w:author="Graham, Gabriel J." w:date="2026-08-07T16:07:00Z" w16du:dateUtc="2026-08-07T20:07:00Z">
-        <w:r>
-          <w:delText xml:space="preserve"> </w:delText>
-        </w:r>
-      </w:del>
-      <w:ins w:id="381" w:author="Graham, Gabriel J." w:date="2026-08-07T16:06:00Z" w16du:dateUtc="2026-08-07T20:06:00Z">
-        <w:r>
-          <w:t xml:space="preserve">Temporally, </w:t>
-        </w:r>
-      </w:ins>
-      <w:ins w:id="382" w:author="Graham, Gabriel J." w:date="2026-08-07T16:07:00Z" w16du:dateUtc="2026-08-07T20:07:00Z">
-        <w:r>
-          <w:t xml:space="preserve">there were </w:t>
-        </w:r>
-      </w:ins>
-      <w:del w:id="383" w:author="Graham, Gabriel J." w:date="2026-08-07T16:06:00Z" w16du:dateUtc="2026-08-07T20:06:00Z">
-        <w:r>
-          <w:delText xml:space="preserve">of which </w:delText>
-        </w:r>
-      </w:del>
-      <w:del w:id="384" w:author="Graham, Gabriel J." w:date="2026-08-07T15:52:00Z" w16du:dateUtc="2026-08-07T19:52:00Z">
-        <w:r>
-          <w:rPr>
-            <w:highlight w:val="yellow"/>
-          </w:rPr>
-          <w:delText>xx</w:delText>
-        </w:r>
-        <w:r>
-          <w:delText xml:space="preserve"> </w:delText>
-        </w:r>
-      </w:del>
-      <w:ins w:id="385" w:author="Graham, Gabriel J." w:date="2026-08-07T15:52:00Z" w16du:dateUtc="2026-08-07T19:52:00Z">
-        <w:r>
-          <w:t>76</w:t>
-        </w:r>
-      </w:ins>
-      <w:ins w:id="386" w:author="Graham, Gabriel J." w:date="2026-08-07T16:06:00Z" w16du:dateUtc="2026-08-07T20:06:00Z">
-        <w:r>
-          <w:t xml:space="preserve"> </w:t>
-        </w:r>
-      </w:ins>
-      <w:del w:id="387" w:author="Graham, Gabriel J." w:date="2026-08-07T16:07:00Z" w16du:dateUtc="2026-08-07T20:07:00Z">
-        <w:r>
-          <w:delText xml:space="preserve">exhibited </w:delText>
-        </w:r>
-      </w:del>
-      <w:ins w:id="388" w:author="Graham, Gabriel J." w:date="2026-08-07T16:07:00Z" w16du:dateUtc="2026-08-07T20:07:00Z">
-        <w:r>
-          <w:t xml:space="preserve">DEGs showed an </w:t>
-        </w:r>
-      </w:ins>
-      <w:r>
-        <w:t>early</w:t>
-      </w:r>
-      <w:ins w:id="389" w:author="Graham, Gabriel J." w:date="2026-08-07T16:07:00Z" w16du:dateUtc="2026-08-07T20:07:00Z">
-        <w:r>
-          <w:t xml:space="preserve"> pattern of </w:t>
-        </w:r>
-      </w:ins>
-      <w:r>
-        <w:t xml:space="preserve"> change</w:t>
-      </w:r>
-      <w:del w:id="390" w:author="Graham, Gabriel J." w:date="2026-08-07T16:07:00Z" w16du:dateUtc="2026-08-07T20:07:00Z">
-        <w:r>
-          <w:delText>s</w:delText>
-        </w:r>
-      </w:del>
-      <w:r>
-        <w:t xml:space="preserve">, </w:t>
-      </w:r>
-      <w:del w:id="391" w:author="Graham, Gabriel J." w:date="2026-08-07T15:52:00Z" w16du:dateUtc="2026-08-07T19:52:00Z">
-        <w:r>
-          <w:rPr>
-            <w:highlight w:val="yellow"/>
-          </w:rPr>
-          <w:delText>xx</w:delText>
-        </w:r>
-        <w:r>
-          <w:delText xml:space="preserve"> </w:delText>
-        </w:r>
-      </w:del>
-      <w:ins w:id="392" w:author="Graham, Gabriel J." w:date="2026-08-07T15:52:00Z" w16du:dateUtc="2026-08-07T19:52:00Z">
-        <w:r>
-          <w:t>136</w:t>
-        </w:r>
-        <w:r>
-          <w:t xml:space="preserve"> </w:t>
-        </w:r>
-      </w:ins>
-      <w:r>
-        <w:t xml:space="preserve">late changes, </w:t>
-      </w:r>
-      <w:del w:id="393" w:author="Graham, Gabriel J." w:date="2026-08-07T15:52:00Z" w16du:dateUtc="2026-08-07T19:52:00Z">
-        <w:r>
-          <w:rPr>
-            <w:highlight w:val="yellow"/>
-          </w:rPr>
-          <w:delText>xx</w:delText>
-        </w:r>
-        <w:r>
-          <w:delText xml:space="preserve"> </w:delText>
-        </w:r>
-      </w:del>
-      <w:ins w:id="394" w:author="Graham, Gabriel J." w:date="2026-08-07T15:52:00Z" w16du:dateUtc="2026-08-07T19:52:00Z">
-        <w:r>
-          <w:t xml:space="preserve">6 </w:t>
-        </w:r>
-      </w:ins>
-      <w:r>
-        <w:t xml:space="preserve">progressive </w:t>
-      </w:r>
-      <w:r>
-        <w:t xml:space="preserve">and </w:t>
-      </w:r>
-      <w:del w:id="395" w:author="Graham, Gabriel J." w:date="2026-08-07T15:53:00Z" w16du:dateUtc="2026-08-07T19:53:00Z">
-        <w:r>
-          <w:rPr>
-            <w:highlight w:val="yellow"/>
-          </w:rPr>
-          <w:delText>xx</w:delText>
-        </w:r>
-        <w:r>
-          <w:delText xml:space="preserve"> </w:delText>
-        </w:r>
-      </w:del>
-      <w:ins w:id="396" w:author="Graham, Gabriel J." w:date="2026-08-07T15:53:00Z" w16du:dateUtc="2026-08-07T19:53:00Z">
-        <w:r>
-          <w:t>72</w:t>
-        </w:r>
-        <w:r>
-          <w:t xml:space="preserve"> </w:t>
-        </w:r>
-      </w:ins>
-      <w:r>
-        <w:t>transient</w:t>
-      </w:r>
-      <w:del w:id="397" w:author="Graham, Gabriel J." w:date="2026-08-07T16:08:00Z" w16du:dateUtc="2026-08-07T20:08:00Z">
-        <w:r>
-          <w:delText xml:space="preserve"> changes</w:delText>
-        </w:r>
-      </w:del>
-      <w:r>
-        <w:t xml:space="preserve">. </w:t>
-      </w:r>
-      <w:commentRangeStart w:id="398"/>
-      <w:r>
-        <w:t>The predominance of late</w:t>
-      </w:r>
-      <w:ins w:id="399" w:author="Graham, Gabriel J." w:date="2026-08-07T16:08:00Z" w16du:dateUtc="2026-08-07T20:08:00Z">
-        <w:r>
-          <w:t xml:space="preserve"> changing</w:t>
-        </w:r>
-      </w:ins>
-      <w:r>
-        <w:t xml:space="preserve"> DEGs indicates that the greatest amount of transcriptomic remodeling occurs during the later stages of sex change</w:t>
-      </w:r>
-      <w:commentRangeEnd w:id="398"/>
-      <w:r>
-        <w:rPr>
-          <w:rStyle w:val="CommentReference"/>
-          <w:sz w:val="24"/>
-          <w:szCs w:val="30"/>
-        </w:rPr>
-        <w:commentReference w:id="398"/>
-      </w:r>
-      <w:ins w:id="400" w:author="Graham, Gabriel J." w:date="2026-08-07T16:05:00Z" w16du:dateUtc="2026-08-07T20:05:00Z">
-        <w:r>
-          <w:t xml:space="preserve"> following gonadal transformation</w:t>
-        </w:r>
-      </w:ins>
-      <w:r>
-        <w:t xml:space="preserve">. </w:t>
-      </w:r>
-      <w:del w:id="401" w:author="Graham, Gabriel J." w:date="2026-08-07T16:05:00Z" w16du:dateUtc="2026-08-07T20:05:00Z">
-        <w:r>
-          <w:delText xml:space="preserve">Overall, </w:delText>
-        </w:r>
-      </w:del>
-      <w:del w:id="402" w:author="Graham, Gabriel J." w:date="2026-08-04T12:01:00Z" w16du:dateUtc="2026-08-04T16:01:00Z">
-        <w:r>
-          <w:rPr>
-            <w:highlight w:val="yellow"/>
-          </w:rPr>
-          <w:delText>xx</w:delText>
-        </w:r>
-        <w:r>
-          <w:delText xml:space="preserve"> </w:delText>
-        </w:r>
-      </w:del>
-      <w:del w:id="403" w:author="Graham, Gabriel J." w:date="2026-08-07T16:05:00Z" w16du:dateUtc="2026-08-07T20:05:00Z">
-        <w:r>
-          <w:delText xml:space="preserve">DEGs were upregulated and </w:delText>
-        </w:r>
-      </w:del>
-      <w:del w:id="404" w:author="Graham, Gabriel J." w:date="2026-08-04T12:01:00Z" w16du:dateUtc="2026-08-04T16:01:00Z">
-        <w:r>
-          <w:rPr>
-            <w:highlight w:val="yellow"/>
-          </w:rPr>
-          <w:delText>xx</w:delText>
-        </w:r>
-        <w:r>
-          <w:delText xml:space="preserve"> </w:delText>
-        </w:r>
-      </w:del>
-      <w:del w:id="405" w:author="Graham, Gabriel J." w:date="2026-08-07T16:05:00Z" w16du:dateUtc="2026-08-07T20:05:00Z">
-        <w:r>
-          <w:delText>were downregulated</w:delText>
-        </w:r>
-        <w:r>
-          <w:delText xml:space="preserve"> going from male to female</w:delText>
-        </w:r>
-        <w:r>
-          <w:delText xml:space="preserve">. </w:delText>
-        </w:r>
-      </w:del>
-      <w:r>
-        <w:t>We found DEGs were biased in clusters 6_POA_Mixed (</w:t>
-      </w:r>
-      <w:r>
-        <w:rPr>
-          <w:highlight w:val="yellow"/>
-        </w:rPr>
-        <w:t>Fig. 3</w:t>
-      </w:r>
-      <w:r>
-        <w:rPr>
-          <w:highlight w:val="yellow"/>
-        </w:rPr>
-        <w:t>C</w:t>
-      </w:r>
-      <w:r>
-        <w:t>), 1_RGC, 0_Spall_Mixed, and 11_MG.</w:t>
-      </w:r>
-    </w:p>
-    <w:p>
-      <w:pPr>
-        <w:rPr>
-          <w:ins w:id="406" w:author="Graham, Gabriel J." w:date="2026-08-07T16:08:00Z" w16du:dateUtc="2026-08-07T20:08:00Z"/>
-          <w:u w:val="single"/>
-        </w:rPr>
-      </w:pPr>
-    </w:p>
-    <w:p>
-      <w:pPr>
-        <w:rPr>
-          <w:u w:val="single"/>
-        </w:rPr>
-      </w:pPr>
-      <w:del w:id="407" w:author="Graham, Gabriel J." w:date="2026-08-04T12:04:00Z" w16du:dateUtc="2026-08-04T16:04:00Z">
-        <w:r>
-          <w:rPr>
-            <w:u w:val="single"/>
-          </w:rPr>
-          <w:lastRenderedPageBreak/>
-          <w:delText>Epigenetic</w:delText>
-        </w:r>
-        <w:r>
-          <w:rPr>
-            <w:u w:val="single"/>
-          </w:rPr>
-          <w:delText xml:space="preserve"> </w:delText>
-        </w:r>
-      </w:del>
-      <w:ins w:id="408" w:author="Graham, Gabriel J." w:date="2026-08-04T12:04:00Z" w16du:dateUtc="2026-08-04T16:04:00Z">
-        <w:r>
-          <w:rPr>
-            <w:u w:val="single"/>
-          </w:rPr>
-          <w:t>Epigenomic</w:t>
-        </w:r>
-        <w:r>
-          <w:rPr>
-            <w:u w:val="single"/>
-          </w:rPr>
-          <w:t xml:space="preserve"> </w:t>
-        </w:r>
-      </w:ins>
-      <w:r>
-        <w:rPr>
-          <w:u w:val="single"/>
-        </w:rPr>
-        <w:t>sex change</w:t>
-      </w:r>
-    </w:p>
-    <w:p>
-      <w:pPr>
-        <w:rPr>
-          <w:del w:id="409" w:author="Graham, Gabriel J." w:date="2026-08-07T16:12:00Z" w16du:dateUtc="2026-08-07T20:12:00Z"/>
-        </w:rPr>
-      </w:pPr>
-      <w:ins w:id="410" w:author="Graham, Gabriel J." w:date="2026-08-07T16:12:00Z" w16du:dateUtc="2026-08-07T20:12:00Z">
-        <w:r>
-          <w:tab/>
-        </w:r>
-      </w:ins>
-    </w:p>
-    <w:p>
-      <w:pPr>
-        <w:pPrChange w:id="411" w:author="Graham, Gabriel J." w:date="2026-08-07T16:11:00Z" w16du:dateUtc="2026-08-07T20:11:00Z">
-          <w:pPr>
-            <w:ind w:firstLine="720"/>
-          </w:pPr>
-        </w:pPrChange>
-      </w:pPr>
-      <w:commentRangeStart w:id="412"/>
-      <w:r>
-        <w:t>To characterize the epigenomic changes associated with sex change, we next identified differentially accessible regions (DARs) and classified each according to the same temporal patterns described above</w:t>
-      </w:r>
-      <w:ins w:id="413" w:author="Graham, Gabriel J." w:date="2026-08-04T13:43:00Z" w16du:dateUtc="2026-08-04T17:43:00Z">
-        <w:r>
-          <w:t xml:space="preserve">. </w:t>
-        </w:r>
-      </w:ins>
-      <w:del w:id="414" w:author="Graham, Gabriel J." w:date="2026-08-04T13:43:00Z" w16du:dateUtc="2026-08-04T17:43:00Z">
-        <w:r>
-          <w:delText xml:space="preserve"> (Methods). </w:delText>
-        </w:r>
-      </w:del>
-      <w:r>
-        <w:t xml:space="preserve">We identified a total of </w:t>
-      </w:r>
-      <w:del w:id="415" w:author="Graham, Gabriel J." w:date="2026-08-04T13:43:00Z" w16du:dateUtc="2026-08-04T17:43:00Z">
-        <w:r>
-          <w:rPr>
-            <w:highlight w:val="yellow"/>
-          </w:rPr>
-          <w:delText>xx</w:delText>
-        </w:r>
-        <w:r>
-          <w:delText xml:space="preserve"> </w:delText>
-        </w:r>
-      </w:del>
-      <w:ins w:id="416" w:author="Graham, Gabriel J." w:date="2026-08-04T13:43:00Z" w16du:dateUtc="2026-08-04T17:43:00Z">
-        <w:r>
-          <w:t>53</w:t>
-        </w:r>
-        <w:r>
-          <w:t xml:space="preserve"> </w:t>
-        </w:r>
-      </w:ins>
-      <w:r>
-        <w:t>DARs (</w:t>
-      </w:r>
-      <w:r>
-        <w:rPr>
-          <w:highlight w:val="yellow"/>
-        </w:rPr>
-        <w:t>Appendix SX</w:t>
-      </w:r>
-      <w:r>
-        <w:t xml:space="preserve">), of which </w:t>
-      </w:r>
-      <w:del w:id="417" w:author="Graham, Gabriel J." w:date="2026-08-07T15:54:00Z" w16du:dateUtc="2026-08-07T19:54:00Z">
-        <w:r>
-          <w:rPr>
-            <w:highlight w:val="yellow"/>
-          </w:rPr>
-          <w:delText>xx</w:delText>
-        </w:r>
-        <w:r>
-          <w:delText xml:space="preserve"> </w:delText>
-        </w:r>
-      </w:del>
-      <w:ins w:id="418" w:author="Graham, Gabriel J." w:date="2026-08-07T15:54:00Z" w16du:dateUtc="2026-08-07T19:54:00Z">
-        <w:r>
-          <w:t>6</w:t>
-        </w:r>
-        <w:r>
-          <w:t xml:space="preserve"> </w:t>
-        </w:r>
-      </w:ins>
-      <w:r>
-        <w:t xml:space="preserve">exhibited early changes, </w:t>
-      </w:r>
-      <w:del w:id="419" w:author="Graham, Gabriel J." w:date="2026-08-07T15:54:00Z" w16du:dateUtc="2026-08-07T19:54:00Z">
-        <w:r>
-          <w:rPr>
-            <w:highlight w:val="yellow"/>
-          </w:rPr>
-          <w:delText>xx</w:delText>
-        </w:r>
-        <w:r>
-          <w:delText xml:space="preserve"> </w:delText>
-        </w:r>
-      </w:del>
-      <w:ins w:id="420" w:author="Graham, Gabriel J." w:date="2026-08-07T15:54:00Z" w16du:dateUtc="2026-08-07T19:54:00Z">
-        <w:r>
-          <w:t>22</w:t>
-        </w:r>
-        <w:r>
-          <w:t xml:space="preserve"> </w:t>
-        </w:r>
-      </w:ins>
-      <w:r>
-        <w:t xml:space="preserve">late changes, </w:t>
-      </w:r>
-      <w:del w:id="421" w:author="Graham, Gabriel J." w:date="2026-08-07T15:54:00Z" w16du:dateUtc="2026-08-07T19:54:00Z">
-        <w:r>
-          <w:rPr>
-            <w:highlight w:val="yellow"/>
-          </w:rPr>
-          <w:delText>xx</w:delText>
-        </w:r>
-        <w:r>
-          <w:delText xml:space="preserve"> </w:delText>
-        </w:r>
-      </w:del>
-      <w:ins w:id="422" w:author="Graham, Gabriel J." w:date="2026-08-07T15:54:00Z" w16du:dateUtc="2026-08-07T19:54:00Z">
-        <w:r>
-          <w:t>25</w:t>
-        </w:r>
-        <w:r>
-          <w:t xml:space="preserve"> </w:t>
-        </w:r>
-      </w:ins>
-      <w:r>
-        <w:t xml:space="preserve">progressive changes, and </w:t>
-      </w:r>
-      <w:del w:id="423" w:author="Graham, Gabriel J." w:date="2026-08-07T15:54:00Z" w16du:dateUtc="2026-08-07T19:54:00Z">
-        <w:r>
-          <w:rPr>
-            <w:highlight w:val="yellow"/>
-          </w:rPr>
-          <w:delText>xx</w:delText>
-        </w:r>
-        <w:r>
-          <w:delText xml:space="preserve"> </w:delText>
-        </w:r>
-      </w:del>
-      <w:ins w:id="424" w:author="Graham, Gabriel J." w:date="2026-08-07T15:54:00Z" w16du:dateUtc="2026-08-07T19:54:00Z">
-        <w:r>
-          <w:t>none exhibited</w:t>
-        </w:r>
-        <w:r>
-          <w:t xml:space="preserve"> </w:t>
-        </w:r>
-      </w:ins>
-      <w:r>
-        <w:t xml:space="preserve">transient changes. </w:t>
-      </w:r>
-      <w:ins w:id="425" w:author="Graham, Gabriel J." w:date="2026-08-07T15:54:00Z" w16du:dateUtc="2026-08-07T19:54:00Z">
-        <w:r>
-          <w:t>O</w:t>
-        </w:r>
-      </w:ins>
-      <w:ins w:id="426" w:author="Graham, Gabriel J." w:date="2026-08-07T15:55:00Z" w16du:dateUtc="2026-08-07T19:55:00Z">
-        <w:r>
-          <w:t xml:space="preserve">verall, 28 DARs decreased in accessibility and 25 increased in accessibility. </w:t>
-        </w:r>
-      </w:ins>
-      <w:commentRangeStart w:id="427"/>
-      <w:r>
-        <w:t xml:space="preserve">Similar to the transcriptomic analysis, the predominance of late DARs indicates that the greatest amount of epigenomic remodeling occurs during the later stages of sex change. </w:t>
-      </w:r>
-      <w:commentRangeEnd w:id="427"/>
-      <w:r>
-        <w:rPr>
-          <w:rStyle w:val="CommentReference"/>
-          <w:sz w:val="24"/>
-          <w:szCs w:val="30"/>
-        </w:rPr>
-        <w:commentReference w:id="427"/>
-      </w:r>
-      <w:r>
-        <w:t xml:space="preserve">Unlike gene expression, however, chromatin accessibility was characterized by progressive changes and an absence of transient remodeling, suggesting a more </w:t>
-      </w:r>
-      <w:commentRangeStart w:id="428"/>
-      <w:r>
-        <w:t xml:space="preserve">gradual </w:t>
-      </w:r>
-      <w:commentRangeEnd w:id="428"/>
-      <w:r>
-        <w:rPr>
-          <w:rStyle w:val="CommentReference"/>
-          <w:sz w:val="24"/>
-          <w:szCs w:val="30"/>
-        </w:rPr>
-        <w:commentReference w:id="428"/>
-      </w:r>
-      <w:r>
-        <w:t xml:space="preserve">trajectory of epigenomic </w:t>
-      </w:r>
-      <w:commentRangeEnd w:id="412"/>
-      <w:r>
-        <w:rPr>
-          <w:rStyle w:val="CommentReference"/>
-          <w:sz w:val="24"/>
-          <w:szCs w:val="30"/>
-        </w:rPr>
-        <w:commentReference w:id="412"/>
-      </w:r>
-      <w:r>
-        <w:t xml:space="preserve">reorganization. </w:t>
-      </w:r>
-      <w:commentRangeStart w:id="429"/>
-      <w:r>
-        <w:t xml:space="preserve">We next asked whether </w:t>
-      </w:r>
-      <w:del w:id="430" w:author="Graham, Gabriel J." w:date="2026-08-04T13:44:00Z" w16du:dateUtc="2026-08-04T17:44:00Z">
-        <w:r>
-          <w:delText xml:space="preserve">particular </w:delText>
-        </w:r>
-      </w:del>
-      <w:ins w:id="431" w:author="Graham, Gabriel J." w:date="2026-08-04T13:44:00Z" w16du:dateUtc="2026-08-04T17:44:00Z">
-        <w:r>
-          <w:t>specific</w:t>
-        </w:r>
-        <w:r>
-          <w:t xml:space="preserve"> </w:t>
-        </w:r>
-      </w:ins>
-      <w:r>
-        <w:t xml:space="preserve">cell populations underwent greater epigenomic remodeling than expected by chance by testing whether clusters contained more DARs than expected based on the total number of accessible regions analyzed within each cluster. This analysis identified significant enrichment of DARs in 1_RGC, 0_Spall_Mixed, and 2_OL </w:t>
-      </w:r>
-      <w:r>
-        <w:rPr>
-          <w:highlight w:val="yellow"/>
-        </w:rPr>
-        <w:t>(Fig. 3D</w:t>
-      </w:r>
-      <w:r>
-        <w:t>), indicating that these cell populations undergo disproportionately extensive epigenomic remodeling during sex change.</w:t>
-      </w:r>
-      <w:commentRangeEnd w:id="429"/>
-      <w:r>
-        <w:rPr>
-          <w:rStyle w:val="CommentReference"/>
-          <w:sz w:val="24"/>
-          <w:szCs w:val="30"/>
-        </w:rPr>
-        <w:commentReference w:id="429"/>
-      </w:r>
-    </w:p>
-    <w:p>
-      <w:pPr>
-        <w:rPr>
-          <w:del w:id="432" w:author="Graham, Gabriel J." w:date="2026-08-06T11:53:00Z" w16du:dateUtc="2026-08-06T15:53:00Z"/>
-          <w:u w:val="single"/>
-          <w:rPrChange w:id="433" w:author="Graham, Gabriel J." w:date="2026-08-06T11:53:00Z" w16du:dateUtc="2026-08-06T15:53:00Z">
-            <w:rPr>
-              <w:del w:id="434" w:author="Graham, Gabriel J." w:date="2026-08-06T11:53:00Z" w16du:dateUtc="2026-08-06T15:53:00Z"/>
-            </w:rPr>
-          </w:rPrChange>
-        </w:rPr>
-      </w:pPr>
-      <w:ins w:id="435" w:author="Graham, Gabriel J." w:date="2026-08-06T11:53:00Z" w16du:dateUtc="2026-08-06T15:53:00Z">
-        <w:r>
-          <w:rPr>
-            <w:u w:val="single"/>
-          </w:rPr>
-          <w:t>Relationship Between DEGs and DARs</w:t>
-        </w:r>
-      </w:ins>
-    </w:p>
-    <w:p>
-      <w:pPr>
-        <w:rPr>
-          <w:del w:id="436" w:author="Graham, Gabriel J." w:date="2026-08-07T16:12:00Z" w16du:dateUtc="2026-08-07T20:12:00Z"/>
-        </w:rPr>
-      </w:pPr>
-    </w:p>
-    <w:p>
-      <w:pPr>
-        <w:rPr>
-          <w:del w:id="437" w:author="Graham, Gabriel J." w:date="2026-08-06T11:53:00Z" w16du:dateUtc="2026-08-06T15:53:00Z"/>
-          <w:u w:val="single"/>
-        </w:rPr>
-      </w:pPr>
-      <w:del w:id="438" w:author="Graham, Gabriel J." w:date="2026-08-06T11:53:00Z" w16du:dateUtc="2026-08-06T15:53:00Z">
-        <w:r>
-          <w:rPr>
-            <w:u w:val="single"/>
-          </w:rPr>
-          <w:delText>Relationship of transcriptome to chromatin accessibility</w:delText>
-        </w:r>
-      </w:del>
-    </w:p>
-    <w:p>
-      <w:pPr>
-        <w:rPr>
-          <w:del w:id="439" w:author="Graham, Gabriel J." w:date="2026-08-06T11:53:00Z" w16du:dateUtc="2026-08-06T15:53:00Z"/>
-          <w:u w:val="single"/>
-        </w:rPr>
-      </w:pPr>
-      <w:commentRangeStart w:id="440"/>
-    </w:p>
-    <w:p>
-      <w:pPr>
-        <w:rPr>
-          <w:del w:id="441" w:author="Graham, Gabriel J." w:date="2026-08-06T11:53:00Z" w16du:dateUtc="2026-08-06T15:53:00Z"/>
-        </w:rPr>
-      </w:pPr>
-      <w:del w:id="442" w:author="Graham, Gabriel J." w:date="2026-08-06T11:53:00Z" w16du:dateUtc="2026-08-06T15:53:00Z">
-        <w:r>
-          <w:delText xml:space="preserve">To </w:delText>
-        </w:r>
-      </w:del>
-      <w:del w:id="443" w:author="Graham, Gabriel J." w:date="2026-08-04T13:45:00Z" w16du:dateUtc="2026-08-04T17:45:00Z">
-        <w:r>
-          <w:delText xml:space="preserve">first </w:delText>
-        </w:r>
-      </w:del>
-      <w:del w:id="444" w:author="Graham, Gabriel J." w:date="2026-08-06T11:53:00Z" w16du:dateUtc="2026-08-06T15:53:00Z">
-        <w:r>
-          <w:delText>examine the relationship between chromatin accessibility and transcriptional identity, we compared cell type-specific marker gene expression with the accessibility of linked ATAC peaks</w:delText>
-        </w:r>
-        <w:commentRangeEnd w:id="440"/>
+          <w:commentReference w:id="372"/>
+        </w:r>
+        <w:commentRangeEnd w:id="373"/>
         <w:r>
           <w:rPr>
             <w:rStyle w:val="CommentReference"/>
             <w:sz w:val="24"/>
             <w:szCs w:val="30"/>
           </w:rPr>
-          <w:commentReference w:id="440"/>
-        </w:r>
-        <w:r>
-          <w:delText xml:space="preserve">. </w:delText>
-        </w:r>
-        <w:commentRangeStart w:id="445"/>
-        <w:r>
-          <w:delText>Genes that defined individual cell populations were generally associated with increased accessibility of nearby linked regulatory regions within the same cell type (</w:delText>
+          <w:commentReference w:id="373"/>
+        </w:r>
+        <w:r>
+          <w:delText xml:space="preserve"> (</w:delText>
         </w:r>
         <w:r>
           <w:rPr>
             <w:highlight w:val="yellow"/>
           </w:rPr>
-          <w:delText>Fig. S</w:delText>
-        </w:r>
-        <w:r>
-          <w:rPr>
-            <w:highlight w:val="yellow"/>
-          </w:rPr>
-          <w:delText>XX</w:delText>
-        </w:r>
-        <w:r>
-          <w:delText>). Thus, chromatin accessibility broadly recapitulated the transcriptional programs that distinguish the major cell populations, demonstrating close correspondence between cell identity and local chromatin state.</w:delText>
-        </w:r>
-        <w:commentRangeEnd w:id="445"/>
+          <w:delText>Fig. S3B</w:delText>
+        </w:r>
+        <w:r>
+          <w:delText xml:space="preserve">). We also identified transient changes that were specific to the intermediate stage, including an increase in cluster </w:delText>
+        </w:r>
+        <w:commentRangeEnd w:id="370"/>
         <w:r>
           <w:rPr>
             <w:rStyle w:val="CommentReference"/>
             <w:sz w:val="24"/>
             <w:szCs w:val="30"/>
           </w:rPr>
-          <w:commentReference w:id="445"/>
-        </w:r>
-      </w:del>
-    </w:p>
-    <w:p/>
-    <w:p>
-      <w:pPr>
-        <w:ind w:firstLine="720"/>
-        <w:rPr>
-          <w:del w:id="446" w:author="Graham, Gabriel J." w:date="2026-08-07T16:40:00Z" w16du:dateUtc="2026-08-07T20:40:00Z"/>
-        </w:rPr>
-      </w:pPr>
-      <w:r>
-        <w:t xml:space="preserve">We next asked </w:t>
-      </w:r>
-      <w:commentRangeStart w:id="447"/>
-      <w:del w:id="448" w:author="Graham, Gabriel J." w:date="2026-08-07T16:14:00Z" w16du:dateUtc="2026-08-07T20:14:00Z">
-        <w:r>
-          <w:delText xml:space="preserve">whether chromatin accessibility </w:delText>
-        </w:r>
-      </w:del>
-      <w:del w:id="449" w:author="Graham, Gabriel J." w:date="2026-08-06T11:53:00Z" w16du:dateUtc="2026-08-06T15:53:00Z">
-        <w:r>
-          <w:delText xml:space="preserve">similarly </w:delText>
-        </w:r>
-      </w:del>
-      <w:del w:id="450" w:author="Graham, Gabriel J." w:date="2026-08-07T16:14:00Z" w16du:dateUtc="2026-08-07T20:14:00Z">
-        <w:r>
-          <w:delText>accompanied transcriptional remodeling during the transition from male</w:delText>
-        </w:r>
-      </w:del>
-      <w:del w:id="451" w:author="Graham, Gabriel J." w:date="2026-08-06T11:53:00Z" w16du:dateUtc="2026-08-06T15:53:00Z">
-        <w:r>
-          <w:delText>s</w:delText>
-        </w:r>
-      </w:del>
-      <w:del w:id="452" w:author="Graham, Gabriel J." w:date="2026-08-07T16:14:00Z" w16du:dateUtc="2026-08-07T20:14:00Z">
-        <w:r>
-          <w:delText xml:space="preserve"> to intermediate</w:delText>
-        </w:r>
-      </w:del>
-      <w:del w:id="453" w:author="Graham, Gabriel J." w:date="2026-08-06T11:53:00Z" w16du:dateUtc="2026-08-06T15:53:00Z">
-        <w:r>
-          <w:delText>s</w:delText>
-        </w:r>
-      </w:del>
-      <w:del w:id="454" w:author="Graham, Gabriel J." w:date="2026-08-07T16:14:00Z" w16du:dateUtc="2026-08-07T20:14:00Z">
-        <w:r>
-          <w:delText xml:space="preserve"> </w:delText>
-        </w:r>
-      </w:del>
-      <w:del w:id="455" w:author="Graham, Gabriel J." w:date="2026-08-06T11:53:00Z" w16du:dateUtc="2026-08-06T15:53:00Z">
-        <w:r>
-          <w:delText xml:space="preserve">and </w:delText>
-        </w:r>
-      </w:del>
-      <w:del w:id="456" w:author="Graham, Gabriel J." w:date="2026-08-07T16:14:00Z" w16du:dateUtc="2026-08-07T20:14:00Z">
-        <w:r>
-          <w:delText>female</w:delText>
-        </w:r>
-      </w:del>
-      <w:ins w:id="457" w:author="Graham, Gabriel J." w:date="2026-08-07T16:14:00Z" w16du:dateUtc="2026-08-07T20:14:00Z">
-        <w:r>
-          <w:t>which changes in gene expression could be explained by changes in the epigenome</w:t>
-        </w:r>
-      </w:ins>
-      <w:ins w:id="458" w:author="Graham, Gabriel J." w:date="2026-08-07T16:49:00Z" w16du:dateUtc="2026-08-07T20:49:00Z">
-        <w:r>
-          <w:t>, or whether epigenomic changes could explain changes in gene expression</w:t>
-        </w:r>
-      </w:ins>
-      <w:del w:id="459" w:author="Graham, Gabriel J." w:date="2026-08-06T11:54:00Z" w16du:dateUtc="2026-08-06T15:54:00Z">
-        <w:r>
-          <w:delText>s</w:delText>
-        </w:r>
-      </w:del>
-      <w:r>
-        <w:t>.</w:t>
-      </w:r>
-      <w:r>
-        <w:t xml:space="preserve"> </w:t>
-      </w:r>
-      <w:commentRangeEnd w:id="447"/>
+          <w:commentReference w:id="370"/>
+        </w:r>
+        <w:r>
+          <w:delText>0_Spall_Mixed and decreases in clusters 4_TGN_Glut, 19_Di_GABA, and 7_Pall_Glut.</w:delText>
+        </w:r>
+      </w:del>
+    </w:p>
+    <w:p>
+      <w:r>
+        <w:tab/>
+      </w:r>
+      <w:r>
+        <w:t xml:space="preserve">Together, these findings indicate that neuronal remodeling during sex change is a staged process. Many neuronal populations </w:t>
+      </w:r>
+      <w:r>
+        <w:t>showed</w:t>
+      </w:r>
+      <w:r>
+        <w:t xml:space="preserve"> early or transient changes in </w:t>
+      </w:r>
+      <w:r>
+        <w:t>proportion</w:t>
+      </w:r>
+      <w:r>
+        <w:t xml:space="preserve"> before the completion of gonadal transformation, suggesting that extensive neural remodeling begins well in advance of the endocrine and reproductive transition. </w:t>
+      </w:r>
+      <w:del w:id="374" w:author="Graham, Gabriel J." w:date="2026-08-07T15:50:00Z" w16du:dateUtc="2026-08-07T19:50:00Z">
+        <w:r>
+          <w:delText xml:space="preserve">In </w:delText>
+        </w:r>
+      </w:del>
+      <w:ins w:id="375" w:author="Graham, Gabriel J." w:date="2026-08-07T15:50:00Z" w16du:dateUtc="2026-08-07T19:50:00Z">
+        <w:r>
+          <w:t>By</w:t>
+        </w:r>
+        <w:r>
+          <w:t xml:space="preserve"> </w:t>
+        </w:r>
+      </w:ins>
+      <w:r>
+        <w:t xml:space="preserve">contrast, the delayed expansion of </w:t>
+      </w:r>
+      <w:del w:id="376" w:author="Graham, Gabriel J." w:date="2026-08-07T15:49:00Z" w16du:dateUtc="2026-08-07T19:49:00Z">
+        <w:r>
+          <w:delText xml:space="preserve">the </w:delText>
+        </w:r>
+      </w:del>
+      <w:ins w:id="377" w:author="Graham, Gabriel J." w:date="2026-08-07T15:49:00Z" w16du:dateUtc="2026-08-07T19:49:00Z">
+        <w:r>
+          <w:t xml:space="preserve">the POA cluster </w:t>
+        </w:r>
+      </w:ins>
+      <w:commentRangeStart w:id="378"/>
+      <w:del w:id="379" w:author="Graham, Gabriel J." w:date="2026-08-07T15:49:00Z" w16du:dateUtc="2026-08-07T19:49:00Z">
+        <w:r>
+          <w:delText xml:space="preserve">preoptic area </w:delText>
+        </w:r>
+      </w:del>
+      <w:del w:id="380" w:author="Graham, Gabriel J." w:date="2026-08-04T11:57:00Z" w16du:dateUtc="2026-08-04T15:57:00Z">
+        <w:r>
+          <w:delText>(POA)</w:delText>
+        </w:r>
+        <w:commentRangeEnd w:id="378"/>
+        <w:r>
+          <w:rPr>
+            <w:rStyle w:val="CommentReference"/>
+            <w:sz w:val="24"/>
+            <w:szCs w:val="30"/>
+          </w:rPr>
+          <w:commentReference w:id="378"/>
+        </w:r>
+      </w:del>
+      <w:del w:id="381" w:author="Graham, Gabriel J." w:date="2026-08-07T15:49:00Z" w16du:dateUtc="2026-08-07T19:49:00Z">
+        <w:r>
+          <w:delText xml:space="preserve"> cluster</w:delText>
+        </w:r>
+      </w:del>
+      <w:ins w:id="382" w:author="Graham, Gabriel J." w:date="2026-08-07T15:49:00Z" w16du:dateUtc="2026-08-07T19:49:00Z">
+        <w:r>
+          <w:t>6_POA_Mixed</w:t>
+        </w:r>
+      </w:ins>
+      <w:r>
+        <w:t xml:space="preserve">, a </w:t>
+      </w:r>
+      <w:del w:id="383" w:author="Graham, Gabriel J." w:date="2026-08-07T16:09:00Z" w16du:dateUtc="2026-08-07T20:09:00Z">
+        <w:r>
+          <w:delText xml:space="preserve">region </w:delText>
+        </w:r>
+      </w:del>
+      <w:ins w:id="384" w:author="Graham, Gabriel J." w:date="2026-08-07T16:09:00Z" w16du:dateUtc="2026-08-07T20:09:00Z">
+        <w:r>
+          <w:t>cell-type</w:t>
+        </w:r>
+        <w:r>
+          <w:t xml:space="preserve"> </w:t>
+        </w:r>
+      </w:ins>
+      <w:r>
+        <w:t>that plays a central role in regulating the hypothalamic-pituitary-gonadal axis, was not evident until after gonadal transformation and the accompanying changes in circulating sex hormones. These findings suggest that distinct neuronal populations remodel at different stages of sex change, with some populations potentially contributing to the initiation of the transition, whereas others remodel only after the new reproductive state has been established.</w:t>
+      </w:r>
+      <w:commentRangeEnd w:id="367"/>
       <w:r>
         <w:rPr>
           <w:rStyle w:val="CommentReference"/>
           <w:sz w:val="24"/>
           <w:szCs w:val="30"/>
         </w:rPr>
-        <w:commentReference w:id="447"/>
+        <w:commentReference w:id="367"/>
+      </w:r>
+    </w:p>
+    <w:p>
+      <w:pPr>
+        <w:rPr>
+          <w:highlight w:val="yellow"/>
+        </w:rPr>
+      </w:pPr>
+    </w:p>
+    <w:p>
+      <w:pPr>
+        <w:rPr>
+          <w:b/>
+          <w:bCs/>
+        </w:rPr>
+      </w:pPr>
+      <w:r>
+        <w:rPr>
+          <w:b/>
+          <w:bCs/>
+        </w:rPr>
+        <w:t xml:space="preserve">Cell Types Undergo Sex Change at Different Rates </w:t>
+      </w:r>
+    </w:p>
+    <w:p>
+      <w:pPr>
+        <w:rPr>
+          <w:u w:val="single"/>
+        </w:rPr>
+      </w:pPr>
+      <w:r>
+        <w:rPr>
+          <w:u w:val="single"/>
+        </w:rPr>
+        <w:t>Transcriptomic sex change</w:t>
+      </w:r>
+    </w:p>
+    <w:p>
+      <w:r>
+        <w:rPr>
+          <w:b/>
+          <w:bCs/>
+        </w:rPr>
+        <w:tab/>
+      </w:r>
+      <w:r>
+        <w:t>To characterize the transcriptomic changes associated with sex change, we next identified differentially expressed genes (DEGs) and classified each according to its temporal pattern</w:t>
+      </w:r>
+      <w:r>
+        <w:t xml:space="preserve"> and direction</w:t>
+      </w:r>
+      <w:r>
+        <w:t xml:space="preserve"> of expression </w:t>
+      </w:r>
+      <w:r>
+        <w:t xml:space="preserve">changes </w:t>
+      </w:r>
+      <w:r>
+        <w:t xml:space="preserve">across males, intermediates, and females (Methods). Specifically, genes were classified as exhibiting early, late, </w:t>
+      </w:r>
+      <w:r>
+        <w:t xml:space="preserve">progressive, </w:t>
+      </w:r>
+      <w:r>
+        <w:t>or transient</w:t>
+      </w:r>
+      <w:r>
+        <w:t xml:space="preserve"> patterns</w:t>
+      </w:r>
+      <w:r>
+        <w:t xml:space="preserve"> as well as either increasing or decreasing expression</w:t>
+      </w:r>
+      <w:r>
+        <w:t xml:space="preserve">. We identified a total of </w:t>
+      </w:r>
+      <w:ins w:id="385" w:author="Graham, Gabriel J." w:date="2026-08-04T11:59:00Z" w16du:dateUtc="2026-08-04T15:59:00Z">
+        <w:r>
+          <w:rPr>
+            <w:highlight w:val="yellow"/>
+          </w:rPr>
+          <w:t>290</w:t>
+        </w:r>
+      </w:ins>
+      <w:del w:id="386" w:author="Graham, Gabriel J." w:date="2026-08-04T11:59:00Z" w16du:dateUtc="2026-08-04T15:59:00Z">
+        <w:r>
+          <w:rPr>
+            <w:highlight w:val="yellow"/>
+          </w:rPr>
+          <w:delText>xx</w:delText>
+        </w:r>
+      </w:del>
+      <w:r>
+        <w:t xml:space="preserve"> DEGs (</w:t>
+      </w:r>
+      <w:r>
+        <w:rPr>
+          <w:highlight w:val="yellow"/>
+        </w:rPr>
+        <w:t xml:space="preserve">Appendix </w:t>
+      </w:r>
+      <w:commentRangeStart w:id="387"/>
+      <w:r>
+        <w:rPr>
+          <w:highlight w:val="yellow"/>
+        </w:rPr>
+        <w:t>SX</w:t>
+      </w:r>
+      <w:commentRangeEnd w:id="387"/>
+      <w:r>
+        <w:rPr>
+          <w:rStyle w:val="CommentReference"/>
+          <w:sz w:val="24"/>
+          <w:szCs w:val="30"/>
+        </w:rPr>
+        <w:commentReference w:id="387"/>
+      </w:r>
+      <w:r>
+        <w:t>)</w:t>
+      </w:r>
+      <w:del w:id="388" w:author="Graham, Gabriel J." w:date="2026-08-07T16:05:00Z" w16du:dateUtc="2026-08-07T20:05:00Z">
+        <w:r>
+          <w:delText>,</w:delText>
+        </w:r>
+      </w:del>
+      <w:ins w:id="389" w:author="Graham, Gabriel J." w:date="2026-08-07T16:05:00Z" w16du:dateUtc="2026-08-07T20:05:00Z">
+        <w:r>
+          <w:t xml:space="preserve"> </w:t>
+        </w:r>
+      </w:ins>
+      <w:ins w:id="390" w:author="Graham, Gabriel J." w:date="2026-08-07T16:06:00Z" w16du:dateUtc="2026-08-07T20:06:00Z">
+        <w:r>
+          <w:t>DEGs were roughly split, with</w:t>
+        </w:r>
+      </w:ins>
+      <w:ins w:id="391" w:author="Graham, Gabriel J." w:date="2026-08-07T16:05:00Z" w16du:dateUtc="2026-08-07T20:05:00Z">
+        <w:r>
+          <w:t xml:space="preserve"> </w:t>
+        </w:r>
+        <w:r>
+          <w:t>150</w:t>
+        </w:r>
+        <w:r>
+          <w:t xml:space="preserve"> DEGs </w:t>
+        </w:r>
+      </w:ins>
+      <w:ins w:id="392" w:author="Graham, Gabriel J." w:date="2026-08-07T16:06:00Z" w16du:dateUtc="2026-08-07T20:06:00Z">
+        <w:r>
+          <w:t>being</w:t>
+        </w:r>
+      </w:ins>
+      <w:ins w:id="393" w:author="Graham, Gabriel J." w:date="2026-08-07T16:05:00Z" w16du:dateUtc="2026-08-07T20:05:00Z">
+        <w:r>
+          <w:t xml:space="preserve"> upregulated and </w:t>
+        </w:r>
+        <w:r>
+          <w:t>140</w:t>
+        </w:r>
+        <w:r>
+          <w:t xml:space="preserve"> </w:t>
+        </w:r>
+      </w:ins>
+      <w:ins w:id="394" w:author="Graham, Gabriel J." w:date="2026-08-07T16:06:00Z" w16du:dateUtc="2026-08-07T20:06:00Z">
+        <w:r>
+          <w:t>being</w:t>
+        </w:r>
+      </w:ins>
+      <w:ins w:id="395" w:author="Graham, Gabriel J." w:date="2026-08-07T16:05:00Z" w16du:dateUtc="2026-08-07T20:05:00Z">
+        <w:r>
+          <w:t xml:space="preserve"> downregulated</w:t>
+        </w:r>
+        <w:r>
+          <w:t xml:space="preserve"> going from male to</w:t>
+        </w:r>
+      </w:ins>
+      <w:ins w:id="396" w:author="Graham, Gabriel J." w:date="2026-08-07T16:06:00Z" w16du:dateUtc="2026-08-07T20:06:00Z">
+        <w:r>
+          <w:t xml:space="preserve"> female</w:t>
+        </w:r>
+      </w:ins>
+      <w:ins w:id="397" w:author="Graham, Gabriel J." w:date="2026-08-07T16:05:00Z" w16du:dateUtc="2026-08-07T20:05:00Z">
+        <w:r>
+          <w:t xml:space="preserve">. </w:t>
+        </w:r>
+      </w:ins>
+      <w:del w:id="398" w:author="Graham, Gabriel J." w:date="2026-08-07T16:07:00Z" w16du:dateUtc="2026-08-07T20:07:00Z">
+        <w:r>
+          <w:delText xml:space="preserve"> </w:delText>
+        </w:r>
+      </w:del>
+      <w:ins w:id="399" w:author="Graham, Gabriel J." w:date="2026-08-07T16:06:00Z" w16du:dateUtc="2026-08-07T20:06:00Z">
+        <w:r>
+          <w:t xml:space="preserve">Temporally, </w:t>
+        </w:r>
+      </w:ins>
+      <w:ins w:id="400" w:author="Graham, Gabriel J." w:date="2026-08-07T16:07:00Z" w16du:dateUtc="2026-08-07T20:07:00Z">
+        <w:r>
+          <w:t xml:space="preserve">there were </w:t>
+        </w:r>
+      </w:ins>
+      <w:del w:id="401" w:author="Graham, Gabriel J." w:date="2026-08-07T16:06:00Z" w16du:dateUtc="2026-08-07T20:06:00Z">
+        <w:r>
+          <w:delText xml:space="preserve">of which </w:delText>
+        </w:r>
+      </w:del>
+      <w:del w:id="402" w:author="Graham, Gabriel J." w:date="2026-08-07T15:52:00Z" w16du:dateUtc="2026-08-07T19:52:00Z">
+        <w:r>
+          <w:rPr>
+            <w:highlight w:val="yellow"/>
+          </w:rPr>
+          <w:delText>xx</w:delText>
+        </w:r>
+        <w:r>
+          <w:delText xml:space="preserve"> </w:delText>
+        </w:r>
+      </w:del>
+      <w:ins w:id="403" w:author="Graham, Gabriel J." w:date="2026-08-07T15:52:00Z" w16du:dateUtc="2026-08-07T19:52:00Z">
+        <w:r>
+          <w:t>76</w:t>
+        </w:r>
+      </w:ins>
+      <w:ins w:id="404" w:author="Graham, Gabriel J." w:date="2026-08-07T16:06:00Z" w16du:dateUtc="2026-08-07T20:06:00Z">
+        <w:r>
+          <w:t xml:space="preserve"> </w:t>
+        </w:r>
+      </w:ins>
+      <w:del w:id="405" w:author="Graham, Gabriel J." w:date="2026-08-07T16:07:00Z" w16du:dateUtc="2026-08-07T20:07:00Z">
+        <w:r>
+          <w:delText xml:space="preserve">exhibited </w:delText>
+        </w:r>
+      </w:del>
+      <w:ins w:id="406" w:author="Graham, Gabriel J." w:date="2026-08-07T16:07:00Z" w16du:dateUtc="2026-08-07T20:07:00Z">
+        <w:r>
+          <w:t xml:space="preserve">DEGs showed an </w:t>
+        </w:r>
+      </w:ins>
+      <w:r>
+        <w:t>early</w:t>
+      </w:r>
+      <w:ins w:id="407" w:author="Graham, Gabriel J." w:date="2026-08-07T16:07:00Z" w16du:dateUtc="2026-08-07T20:07:00Z">
+        <w:r>
+          <w:t xml:space="preserve"> pattern of </w:t>
+        </w:r>
+      </w:ins>
+      <w:r>
+        <w:t xml:space="preserve"> change</w:t>
+      </w:r>
+      <w:del w:id="408" w:author="Graham, Gabriel J." w:date="2026-08-07T16:07:00Z" w16du:dateUtc="2026-08-07T20:07:00Z">
+        <w:r>
+          <w:delText>s</w:delText>
+        </w:r>
+      </w:del>
+      <w:r>
+        <w:t xml:space="preserve">, </w:t>
+      </w:r>
+      <w:del w:id="409" w:author="Graham, Gabriel J." w:date="2026-08-07T15:52:00Z" w16du:dateUtc="2026-08-07T19:52:00Z">
+        <w:r>
+          <w:rPr>
+            <w:highlight w:val="yellow"/>
+          </w:rPr>
+          <w:delText>xx</w:delText>
+        </w:r>
+        <w:r>
+          <w:delText xml:space="preserve"> </w:delText>
+        </w:r>
+      </w:del>
+      <w:ins w:id="410" w:author="Graham, Gabriel J." w:date="2026-08-07T15:52:00Z" w16du:dateUtc="2026-08-07T19:52:00Z">
+        <w:r>
+          <w:t>136</w:t>
+        </w:r>
+        <w:r>
+          <w:t xml:space="preserve"> </w:t>
+        </w:r>
+      </w:ins>
+      <w:r>
+        <w:t xml:space="preserve">late changes, </w:t>
+      </w:r>
+      <w:del w:id="411" w:author="Graham, Gabriel J." w:date="2026-08-07T15:52:00Z" w16du:dateUtc="2026-08-07T19:52:00Z">
+        <w:r>
+          <w:rPr>
+            <w:highlight w:val="yellow"/>
+          </w:rPr>
+          <w:delText>xx</w:delText>
+        </w:r>
+        <w:r>
+          <w:delText xml:space="preserve"> </w:delText>
+        </w:r>
+      </w:del>
+      <w:ins w:id="412" w:author="Graham, Gabriel J." w:date="2026-08-07T15:52:00Z" w16du:dateUtc="2026-08-07T19:52:00Z">
+        <w:r>
+          <w:t xml:space="preserve">6 </w:t>
+        </w:r>
+      </w:ins>
+      <w:r>
+        <w:t xml:space="preserve">progressive </w:t>
+      </w:r>
+      <w:r>
+        <w:t xml:space="preserve">and </w:t>
+      </w:r>
+      <w:del w:id="413" w:author="Graham, Gabriel J." w:date="2026-08-07T15:53:00Z" w16du:dateUtc="2026-08-07T19:53:00Z">
+        <w:r>
+          <w:rPr>
+            <w:highlight w:val="yellow"/>
+          </w:rPr>
+          <w:delText>xx</w:delText>
+        </w:r>
+        <w:r>
+          <w:delText xml:space="preserve"> </w:delText>
+        </w:r>
+      </w:del>
+      <w:ins w:id="414" w:author="Graham, Gabriel J." w:date="2026-08-07T15:53:00Z" w16du:dateUtc="2026-08-07T19:53:00Z">
+        <w:r>
+          <w:t>72</w:t>
+        </w:r>
+        <w:r>
+          <w:t xml:space="preserve"> </w:t>
+        </w:r>
+      </w:ins>
+      <w:r>
+        <w:t>transient</w:t>
+      </w:r>
+      <w:del w:id="415" w:author="Graham, Gabriel J." w:date="2026-08-07T16:08:00Z" w16du:dateUtc="2026-08-07T20:08:00Z">
+        <w:r>
+          <w:delText xml:space="preserve"> changes</w:delText>
+        </w:r>
+      </w:del>
+      <w:r>
+        <w:t xml:space="preserve">. </w:t>
+      </w:r>
+      <w:ins w:id="416" w:author="Graham, Gabriel J." w:date="2026-08-25T14:41:00Z" w16du:dateUtc="2026-08-25T18:41:00Z">
+        <w:r>
+          <w:t xml:space="preserve">In total </w:t>
+        </w:r>
+      </w:ins>
+      <w:ins w:id="417" w:author="Graham, Gabriel J." w:date="2026-08-25T14:40:00Z">
+        <w:r>
+          <w:t>153</w:t>
+        </w:r>
+      </w:ins>
+      <w:ins w:id="418" w:author="Graham, Gabriel J." w:date="2026-08-25T14:43:00Z" w16du:dateUtc="2026-08-25T18:43:00Z">
+        <w:r>
+          <w:t xml:space="preserve"> DEGs</w:t>
+        </w:r>
+      </w:ins>
+      <w:ins w:id="419" w:author="Graham, Gabriel J." w:date="2026-08-25T14:40:00Z">
+        <w:r>
+          <w:t xml:space="preserve"> significantly differed between males and intermediates, 214 differed between females and intermediates, and 234 differed between females and males. </w:t>
+        </w:r>
+      </w:ins>
+      <w:ins w:id="420" w:author="Graham, Gabriel J." w:date="2026-08-25T14:40:00Z" w16du:dateUtc="2026-08-25T18:40:00Z">
+        <w:r>
+          <w:t xml:space="preserve">This </w:t>
+        </w:r>
+      </w:ins>
+      <w:ins w:id="421" w:author="Graham, Gabriel J." w:date="2026-08-25T14:42:00Z" w16du:dateUtc="2026-08-25T18:42:00Z">
+        <w:r>
+          <w:t xml:space="preserve">predominance of DEGs that differed between </w:t>
+        </w:r>
+        <w:r>
+          <w:lastRenderedPageBreak/>
+          <w:t xml:space="preserve">intermediates and females indicates that the greatest amount of transcriptomic </w:t>
+        </w:r>
+      </w:ins>
+      <w:ins w:id="422" w:author="Graham, Gabriel J." w:date="2026-08-25T14:43:00Z" w16du:dateUtc="2026-08-25T18:43:00Z">
+        <w:r>
+          <w:t>remodeling occurs during the later stages of sex change</w:t>
+        </w:r>
+      </w:ins>
+      <w:ins w:id="423" w:author="Graham, Gabriel J." w:date="2026-08-25T14:42:00Z" w16du:dateUtc="2026-08-25T18:42:00Z">
+        <w:r>
+          <w:t xml:space="preserve"> </w:t>
+        </w:r>
+      </w:ins>
+      <w:ins w:id="424" w:author="Graham, Gabriel J." w:date="2026-08-25T14:40:00Z">
+        <w:r>
+          <w:t xml:space="preserve">when </w:t>
+        </w:r>
+      </w:ins>
+      <w:ins w:id="425" w:author="Graham, Gabriel J." w:date="2026-08-25T14:44:00Z" w16du:dateUtc="2026-08-25T18:44:00Z">
+        <w:r>
+          <w:t xml:space="preserve">the </w:t>
+        </w:r>
+      </w:ins>
+      <w:ins w:id="426" w:author="Graham, Gabriel J." w:date="2026-08-25T14:40:00Z">
+        <w:r>
+          <w:t>gonad</w:t>
+        </w:r>
+      </w:ins>
+      <w:ins w:id="427" w:author="Graham, Gabriel J." w:date="2026-08-25T14:44:00Z" w16du:dateUtc="2026-08-25T18:44:00Z">
+        <w:r>
+          <w:t xml:space="preserve">s transform, while relatively less occurs during </w:t>
+        </w:r>
+      </w:ins>
+      <w:ins w:id="428" w:author="Graham, Gabriel J." w:date="2026-08-25T14:45:00Z" w16du:dateUtc="2026-08-25T18:45:00Z">
+        <w:r>
+          <w:t xml:space="preserve">earlier stages where the </w:t>
+        </w:r>
+      </w:ins>
+      <w:ins w:id="429" w:author="Graham, Gabriel J." w:date="2026-08-25T14:40:00Z">
+        <w:r>
+          <w:t xml:space="preserve">groundwork for gonadal sex change is laid. </w:t>
+        </w:r>
+      </w:ins>
+      <w:commentRangeStart w:id="430"/>
+      <w:del w:id="431" w:author="Graham, Gabriel J." w:date="2026-08-25T14:40:00Z" w16du:dateUtc="2026-08-25T18:40:00Z">
+        <w:r>
+          <w:delText>The predominance of late DEGs indicates that the greatest amount of transcriptomic remodeling occurs during the later stages of sex change</w:delText>
+        </w:r>
+        <w:commentRangeEnd w:id="430"/>
+        <w:r>
+          <w:rPr>
+            <w:rStyle w:val="CommentReference"/>
+            <w:sz w:val="24"/>
+            <w:szCs w:val="30"/>
+          </w:rPr>
+          <w:commentReference w:id="430"/>
+        </w:r>
+        <w:r>
+          <w:delText xml:space="preserve">. </w:delText>
+        </w:r>
+      </w:del>
+      <w:del w:id="432" w:author="Graham, Gabriel J." w:date="2026-08-07T16:05:00Z" w16du:dateUtc="2026-08-07T20:05:00Z">
+        <w:r>
+          <w:delText xml:space="preserve">Overall, </w:delText>
+        </w:r>
+      </w:del>
+      <w:del w:id="433" w:author="Graham, Gabriel J." w:date="2026-08-04T12:01:00Z" w16du:dateUtc="2026-08-04T16:01:00Z">
+        <w:r>
+          <w:rPr>
+            <w:highlight w:val="yellow"/>
+          </w:rPr>
+          <w:delText>xx</w:delText>
+        </w:r>
+        <w:r>
+          <w:delText xml:space="preserve"> </w:delText>
+        </w:r>
+      </w:del>
+      <w:del w:id="434" w:author="Graham, Gabriel J." w:date="2026-08-07T16:05:00Z" w16du:dateUtc="2026-08-07T20:05:00Z">
+        <w:r>
+          <w:delText xml:space="preserve">DEGs were upregulated and </w:delText>
+        </w:r>
+      </w:del>
+      <w:del w:id="435" w:author="Graham, Gabriel J." w:date="2026-08-04T12:01:00Z" w16du:dateUtc="2026-08-04T16:01:00Z">
+        <w:r>
+          <w:rPr>
+            <w:highlight w:val="yellow"/>
+          </w:rPr>
+          <w:delText>xx</w:delText>
+        </w:r>
+        <w:r>
+          <w:delText xml:space="preserve"> </w:delText>
+        </w:r>
+      </w:del>
+      <w:del w:id="436" w:author="Graham, Gabriel J." w:date="2026-08-07T16:05:00Z" w16du:dateUtc="2026-08-07T20:05:00Z">
+        <w:r>
+          <w:delText>were downregulated</w:delText>
+        </w:r>
+        <w:r>
+          <w:delText xml:space="preserve"> going from male to female</w:delText>
+        </w:r>
+        <w:r>
+          <w:delText xml:space="preserve">. </w:delText>
+        </w:r>
+      </w:del>
+      <w:r>
+        <w:t>We found DEGs were biased in clusters 6_POA_Mixed (</w:t>
+      </w:r>
+      <w:r>
+        <w:rPr>
+          <w:highlight w:val="yellow"/>
+        </w:rPr>
+        <w:t>Fig. 3</w:t>
+      </w:r>
+      <w:r>
+        <w:rPr>
+          <w:highlight w:val="yellow"/>
+        </w:rPr>
+        <w:t>C</w:t>
+      </w:r>
+      <w:r>
+        <w:t>), 1_RGC, 0_Spall_Mixed, and 11_MG.</w:t>
+      </w:r>
+    </w:p>
+    <w:p>
+      <w:pPr>
+        <w:rPr>
+          <w:ins w:id="437" w:author="Graham, Gabriel J." w:date="2026-08-07T16:08:00Z" w16du:dateUtc="2026-08-07T20:08:00Z"/>
+          <w:u w:val="single"/>
+        </w:rPr>
+      </w:pPr>
+    </w:p>
+    <w:p>
+      <w:pPr>
+        <w:rPr>
+          <w:u w:val="single"/>
+        </w:rPr>
+      </w:pPr>
+      <w:del w:id="438" w:author="Graham, Gabriel J." w:date="2026-08-04T12:04:00Z" w16du:dateUtc="2026-08-04T16:04:00Z">
+        <w:r>
+          <w:rPr>
+            <w:u w:val="single"/>
+          </w:rPr>
+          <w:delText>Epigenetic</w:delText>
+        </w:r>
+        <w:r>
+          <w:rPr>
+            <w:u w:val="single"/>
+          </w:rPr>
+          <w:delText xml:space="preserve"> </w:delText>
+        </w:r>
+      </w:del>
+      <w:ins w:id="439" w:author="Graham, Gabriel J." w:date="2026-08-04T12:04:00Z" w16du:dateUtc="2026-08-04T16:04:00Z">
+        <w:r>
+          <w:rPr>
+            <w:u w:val="single"/>
+          </w:rPr>
+          <w:t>Epigenomic</w:t>
+        </w:r>
+        <w:r>
+          <w:rPr>
+            <w:u w:val="single"/>
+          </w:rPr>
+          <w:t xml:space="preserve"> </w:t>
+        </w:r>
+      </w:ins>
+      <w:r>
+        <w:rPr>
+          <w:u w:val="single"/>
+        </w:rPr>
+        <w:t>sex change</w:t>
+      </w:r>
+    </w:p>
+    <w:p>
+      <w:pPr>
+        <w:rPr>
+          <w:del w:id="440" w:author="Graham, Gabriel J." w:date="2026-08-07T16:12:00Z" w16du:dateUtc="2026-08-07T20:12:00Z"/>
+        </w:rPr>
+      </w:pPr>
+      <w:ins w:id="441" w:author="Graham, Gabriel J." w:date="2026-08-07T16:12:00Z" w16du:dateUtc="2026-08-07T20:12:00Z">
+        <w:r>
+          <w:tab/>
+        </w:r>
+      </w:ins>
+    </w:p>
+    <w:p>
+      <w:pPr>
+        <w:rPr>
+          <w:ins w:id="442" w:author="Graham, Gabriel J." w:date="2026-08-25T14:50:00Z" w16du:dateUtc="2026-08-25T18:50:00Z"/>
+        </w:rPr>
+      </w:pPr>
+      <w:r>
+        <w:t>To characterize the epigenomic changes associated with sex change, we next identified differentially accessible regions (DARs) and classified each according to the same temporal patterns described above</w:t>
+      </w:r>
+      <w:ins w:id="443" w:author="Graham, Gabriel J." w:date="2026-08-04T13:43:00Z" w16du:dateUtc="2026-08-04T17:43:00Z">
+        <w:r>
+          <w:t xml:space="preserve">. </w:t>
+        </w:r>
+      </w:ins>
+      <w:del w:id="444" w:author="Graham, Gabriel J." w:date="2026-08-04T13:43:00Z" w16du:dateUtc="2026-08-04T17:43:00Z">
+        <w:r>
+          <w:delText xml:space="preserve"> (Methods). </w:delText>
+        </w:r>
+      </w:del>
+      <w:r>
+        <w:t xml:space="preserve">We identified a total of </w:t>
+      </w:r>
+      <w:del w:id="445" w:author="Graham, Gabriel J." w:date="2026-08-04T13:43:00Z" w16du:dateUtc="2026-08-04T17:43:00Z">
+        <w:r>
+          <w:rPr>
+            <w:highlight w:val="yellow"/>
+          </w:rPr>
+          <w:delText>xx</w:delText>
+        </w:r>
+        <w:r>
+          <w:delText xml:space="preserve"> </w:delText>
+        </w:r>
+      </w:del>
+      <w:ins w:id="446" w:author="Graham, Gabriel J." w:date="2026-08-04T13:43:00Z" w16du:dateUtc="2026-08-04T17:43:00Z">
+        <w:r>
+          <w:t>53</w:t>
+        </w:r>
+        <w:r>
+          <w:t xml:space="preserve"> </w:t>
+        </w:r>
+      </w:ins>
+      <w:r>
+        <w:t>DARs (</w:t>
+      </w:r>
+      <w:r>
+        <w:rPr>
+          <w:highlight w:val="yellow"/>
+        </w:rPr>
+        <w:t>Appendix SX</w:t>
+      </w:r>
+      <w:r>
+        <w:t xml:space="preserve">), of which </w:t>
+      </w:r>
+      <w:del w:id="447" w:author="Graham, Gabriel J." w:date="2026-08-07T15:54:00Z" w16du:dateUtc="2026-08-07T19:54:00Z">
+        <w:r>
+          <w:rPr>
+            <w:highlight w:val="yellow"/>
+          </w:rPr>
+          <w:delText>xx</w:delText>
+        </w:r>
+        <w:r>
+          <w:delText xml:space="preserve"> </w:delText>
+        </w:r>
+      </w:del>
+      <w:ins w:id="448" w:author="Graham, Gabriel J." w:date="2026-08-07T15:54:00Z" w16du:dateUtc="2026-08-07T19:54:00Z">
+        <w:r>
+          <w:t>6</w:t>
+        </w:r>
+        <w:r>
+          <w:t xml:space="preserve"> </w:t>
+        </w:r>
+      </w:ins>
+      <w:r>
+        <w:t xml:space="preserve">exhibited early changes, </w:t>
+      </w:r>
+      <w:del w:id="449" w:author="Graham, Gabriel J." w:date="2026-08-07T15:54:00Z" w16du:dateUtc="2026-08-07T19:54:00Z">
+        <w:r>
+          <w:rPr>
+            <w:highlight w:val="yellow"/>
+          </w:rPr>
+          <w:delText>xx</w:delText>
+        </w:r>
+        <w:r>
+          <w:delText xml:space="preserve"> </w:delText>
+        </w:r>
+      </w:del>
+      <w:ins w:id="450" w:author="Graham, Gabriel J." w:date="2026-08-07T15:54:00Z" w16du:dateUtc="2026-08-07T19:54:00Z">
+        <w:r>
+          <w:t>22</w:t>
+        </w:r>
+        <w:r>
+          <w:t xml:space="preserve"> </w:t>
+        </w:r>
+      </w:ins>
+      <w:r>
+        <w:t xml:space="preserve">late changes, </w:t>
+      </w:r>
+      <w:del w:id="451" w:author="Graham, Gabriel J." w:date="2026-08-07T15:54:00Z" w16du:dateUtc="2026-08-07T19:54:00Z">
+        <w:r>
+          <w:rPr>
+            <w:highlight w:val="yellow"/>
+          </w:rPr>
+          <w:delText>xx</w:delText>
+        </w:r>
+        <w:r>
+          <w:delText xml:space="preserve"> </w:delText>
+        </w:r>
+      </w:del>
+      <w:ins w:id="452" w:author="Graham, Gabriel J." w:date="2026-08-07T15:54:00Z" w16du:dateUtc="2026-08-07T19:54:00Z">
+        <w:r>
+          <w:t>25</w:t>
+        </w:r>
+        <w:r>
+          <w:t xml:space="preserve"> </w:t>
+        </w:r>
+      </w:ins>
+      <w:r>
+        <w:t xml:space="preserve">progressive changes, and </w:t>
+      </w:r>
+      <w:del w:id="453" w:author="Graham, Gabriel J." w:date="2026-08-07T15:54:00Z" w16du:dateUtc="2026-08-07T19:54:00Z">
+        <w:r>
+          <w:rPr>
+            <w:highlight w:val="yellow"/>
+          </w:rPr>
+          <w:delText>xx</w:delText>
+        </w:r>
+        <w:r>
+          <w:delText xml:space="preserve"> </w:delText>
+        </w:r>
+      </w:del>
+      <w:ins w:id="454" w:author="Graham, Gabriel J." w:date="2026-08-07T15:54:00Z" w16du:dateUtc="2026-08-07T19:54:00Z">
+        <w:r>
+          <w:t>none exhibited</w:t>
+        </w:r>
+        <w:r>
+          <w:t xml:space="preserve"> </w:t>
+        </w:r>
+      </w:ins>
+      <w:r>
+        <w:t xml:space="preserve">transient changes. </w:t>
+      </w:r>
+      <w:ins w:id="455" w:author="Graham, Gabriel J." w:date="2026-08-07T15:54:00Z" w16du:dateUtc="2026-08-07T19:54:00Z">
+        <w:r>
+          <w:t>O</w:t>
+        </w:r>
+      </w:ins>
+      <w:ins w:id="456" w:author="Graham, Gabriel J." w:date="2026-08-07T15:55:00Z" w16du:dateUtc="2026-08-07T19:55:00Z">
+        <w:r>
+          <w:t xml:space="preserve">verall, 28 DARs decreased in accessibility and 25 increased in accessibility. </w:t>
+        </w:r>
+      </w:ins>
+      <w:commentRangeStart w:id="457"/>
+      <w:r>
+        <w:t xml:space="preserve">Similar to the transcriptomic analysis, the </w:t>
+      </w:r>
+      <w:del w:id="458" w:author="Graham, Gabriel J." w:date="2026-08-25T14:51:00Z" w16du:dateUtc="2026-08-25T18:51:00Z">
+        <w:r>
+          <w:delText xml:space="preserve">predominance </w:delText>
+        </w:r>
+      </w:del>
+      <w:ins w:id="459" w:author="Graham, Gabriel J." w:date="2026-08-25T14:51:00Z" w16du:dateUtc="2026-08-25T18:51:00Z">
+        <w:r>
+          <w:t>large number</w:t>
+        </w:r>
+        <w:r>
+          <w:t xml:space="preserve"> </w:t>
+        </w:r>
+      </w:ins>
+      <w:r>
+        <w:t xml:space="preserve">of late DARs indicates that the greatest amount of epigenomic remodeling occurs during the later stages of sex change. </w:t>
+      </w:r>
+      <w:commentRangeEnd w:id="457"/>
+      <w:r>
+        <w:rPr>
+          <w:rStyle w:val="CommentReference"/>
+          <w:sz w:val="24"/>
+          <w:szCs w:val="30"/>
+        </w:rPr>
+        <w:commentReference w:id="457"/>
+      </w:r>
+      <w:r>
+        <w:t>Unlike gene expression, however, chromatin accessibility was characterized by progressive changes and an absence of transient remodeling</w:t>
+      </w:r>
+      <w:del w:id="460" w:author="Graham, Gabriel J." w:date="2026-08-25T14:52:00Z" w16du:dateUtc="2026-08-25T18:52:00Z">
+        <w:r>
+          <w:delText xml:space="preserve">, suggesting a more </w:delText>
+        </w:r>
+      </w:del>
+      <w:del w:id="461" w:author="Graham, Gabriel J." w:date="2026-08-25T14:51:00Z" w16du:dateUtc="2026-08-25T18:51:00Z">
+        <w:r>
+          <w:delText>gradual</w:delText>
+        </w:r>
+      </w:del>
+      <w:del w:id="462" w:author="Graham, Gabriel J." w:date="2026-08-25T14:52:00Z" w16du:dateUtc="2026-08-25T18:52:00Z">
+        <w:r>
+          <w:delText xml:space="preserve"> trajectory of</w:delText>
+        </w:r>
+      </w:del>
+      <w:ins w:id="463" w:author="Graham, Gabriel J." w:date="2026-08-25T14:52:00Z" w16du:dateUtc="2026-08-25T18:52:00Z">
+        <w:r>
+          <w:t xml:space="preserve">. </w:t>
+        </w:r>
+        <w:commentRangeStart w:id="464"/>
+        <w:r>
+          <w:t>This suggests that much of the long term</w:t>
+        </w:r>
+      </w:ins>
+      <w:r>
+        <w:t xml:space="preserve"> epigenomic reorganization</w:t>
+      </w:r>
+      <w:ins w:id="465" w:author="Graham, Gabriel J." w:date="2026-08-25T14:53:00Z" w16du:dateUtc="2026-08-25T18:53:00Z">
+        <w:r>
+          <w:t xml:space="preserve"> that occurs during sex change</w:t>
+        </w:r>
+      </w:ins>
+      <w:ins w:id="466" w:author="Graham, Gabriel J." w:date="2026-08-25T14:52:00Z" w16du:dateUtc="2026-08-25T18:52:00Z">
+        <w:r>
+          <w:t xml:space="preserve"> begins early in </w:t>
+        </w:r>
+      </w:ins>
+      <w:ins w:id="467" w:author="Graham, Gabriel J." w:date="2026-08-25T14:53:00Z" w16du:dateUtc="2026-08-25T18:53:00Z">
+        <w:r>
+          <w:t xml:space="preserve">the process </w:t>
+        </w:r>
+      </w:ins>
+      <w:ins w:id="468" w:author="Graham, Gabriel J." w:date="2026-08-25T14:52:00Z" w16du:dateUtc="2026-08-25T18:52:00Z">
+        <w:r>
+          <w:t xml:space="preserve">in contrast to transcriptomic reorganization </w:t>
+        </w:r>
+      </w:ins>
+      <w:ins w:id="469" w:author="Graham, Gabriel J." w:date="2026-08-25T14:53:00Z" w16du:dateUtc="2026-08-25T18:53:00Z">
+        <w:r>
+          <w:t>which predominantly changes late in sex change</w:t>
+        </w:r>
+      </w:ins>
+      <w:commentRangeEnd w:id="464"/>
+      <w:r>
+        <w:rPr>
+          <w:rStyle w:val="CommentReference"/>
+          <w:sz w:val="24"/>
+          <w:szCs w:val="30"/>
+        </w:rPr>
+        <w:commentReference w:id="464"/>
+      </w:r>
+      <w:r>
+        <w:t xml:space="preserve">. </w:t>
+      </w:r>
+      <w:ins w:id="470" w:author="Graham, Gabriel J." w:date="2026-08-25T14:49:00Z" w16du:dateUtc="2026-08-25T18:49:00Z">
+        <w:r>
+          <w:t xml:space="preserve">We found </w:t>
+        </w:r>
+      </w:ins>
+      <w:del w:id="471" w:author="Graham, Gabriel J." w:date="2026-08-25T14:49:00Z" w16du:dateUtc="2026-08-25T18:49:00Z">
+        <w:r>
+          <w:delText xml:space="preserve">We next asked whether </w:delText>
+        </w:r>
+      </w:del>
+      <w:del w:id="472" w:author="Graham, Gabriel J." w:date="2026-08-04T13:44:00Z" w16du:dateUtc="2026-08-04T17:44:00Z">
+        <w:r>
+          <w:delText xml:space="preserve">particular </w:delText>
+        </w:r>
+      </w:del>
+      <w:del w:id="473" w:author="Graham, Gabriel J." w:date="2026-08-25T14:49:00Z" w16du:dateUtc="2026-08-25T18:49:00Z">
+        <w:r>
+          <w:delText xml:space="preserve">cell populations underwent greater epigenomic remodeling than expected by chance by testing whether clusters contained more DARs than expected based on the total number of accessible regions analyzed within each cluster. This analysis identified </w:delText>
+        </w:r>
+      </w:del>
+      <w:ins w:id="474" w:author="Graham, Gabriel J." w:date="2026-08-25T14:49:00Z" w16du:dateUtc="2026-08-25T18:49:00Z">
+        <w:r>
+          <w:t xml:space="preserve">DARs were </w:t>
+        </w:r>
+      </w:ins>
+      <w:del w:id="475" w:author="Graham, Gabriel J." w:date="2026-08-25T14:49:00Z" w16du:dateUtc="2026-08-25T18:49:00Z">
+        <w:r>
+          <w:delText>significant enrichment of DARs in</w:delText>
+        </w:r>
+      </w:del>
+      <w:ins w:id="476" w:author="Graham, Gabriel J." w:date="2026-08-25T14:49:00Z" w16du:dateUtc="2026-08-25T18:49:00Z">
+        <w:r>
+          <w:t>biased in clusters</w:t>
+        </w:r>
+      </w:ins>
+      <w:r>
+        <w:t xml:space="preserve"> 1_RGC, 0_Spall_Mixed, and 2_OL </w:t>
+      </w:r>
+      <w:r>
+        <w:rPr>
+          <w:highlight w:val="yellow"/>
+        </w:rPr>
+        <w:t>(Fig. 3D</w:t>
+      </w:r>
+      <w:ins w:id="477" w:author="Graham, Gabriel J." w:date="2026-08-25T14:50:00Z" w16du:dateUtc="2026-08-25T18:50:00Z">
+        <w:r>
+          <w:t>)</w:t>
+        </w:r>
+      </w:ins>
+      <w:del w:id="478" w:author="Graham, Gabriel J." w:date="2026-08-25T14:50:00Z" w16du:dateUtc="2026-08-25T18:50:00Z">
+        <w:r>
+          <w:delText>), indicating that these cell populations undergo disproportionately extensive epigenomic remodeling during sex change</w:delText>
+        </w:r>
+      </w:del>
+      <w:r>
+        <w:t>.</w:t>
+      </w:r>
+    </w:p>
+    <w:p>
+      <w:pPr>
+        <w:pPrChange w:id="479" w:author="Graham, Gabriel J." w:date="2026-08-07T16:11:00Z" w16du:dateUtc="2026-08-07T20:11:00Z">
+          <w:pPr>
+            <w:ind w:firstLine="720"/>
+          </w:pPr>
+        </w:pPrChange>
+      </w:pPr>
+    </w:p>
+    <w:p>
+      <w:pPr>
+        <w:rPr>
+          <w:del w:id="480" w:author="Graham, Gabriel J." w:date="2026-08-06T11:53:00Z" w16du:dateUtc="2026-08-06T15:53:00Z"/>
+          <w:u w:val="single"/>
+          <w:rPrChange w:id="481" w:author="Graham, Gabriel J." w:date="2026-08-06T11:53:00Z" w16du:dateUtc="2026-08-06T15:53:00Z">
+            <w:rPr>
+              <w:del w:id="482" w:author="Graham, Gabriel J." w:date="2026-08-06T11:53:00Z" w16du:dateUtc="2026-08-06T15:53:00Z"/>
+            </w:rPr>
+          </w:rPrChange>
+        </w:rPr>
+      </w:pPr>
+      <w:ins w:id="483" w:author="Graham, Gabriel J." w:date="2026-08-06T11:53:00Z" w16du:dateUtc="2026-08-06T15:53:00Z">
+        <w:r>
+          <w:rPr>
+            <w:u w:val="single"/>
+          </w:rPr>
+          <w:t>Relationship Between DEGs and DARs</w:t>
+        </w:r>
+      </w:ins>
+    </w:p>
+    <w:p>
+      <w:pPr>
+        <w:rPr>
+          <w:del w:id="484" w:author="Graham, Gabriel J." w:date="2026-08-07T16:12:00Z" w16du:dateUtc="2026-08-07T20:12:00Z"/>
+        </w:rPr>
+      </w:pPr>
+    </w:p>
+    <w:p>
+      <w:pPr>
+        <w:rPr>
+          <w:del w:id="485" w:author="Graham, Gabriel J." w:date="2026-08-06T11:53:00Z" w16du:dateUtc="2026-08-06T15:53:00Z"/>
+          <w:u w:val="single"/>
+        </w:rPr>
+      </w:pPr>
+      <w:del w:id="486" w:author="Graham, Gabriel J." w:date="2026-08-06T11:53:00Z" w16du:dateUtc="2026-08-06T15:53:00Z">
+        <w:r>
+          <w:rPr>
+            <w:u w:val="single"/>
+          </w:rPr>
+          <w:delText>Relationship of transcriptome to chromatin accessibility</w:delText>
+        </w:r>
+      </w:del>
+    </w:p>
+    <w:p>
+      <w:pPr>
+        <w:rPr>
+          <w:del w:id="487" w:author="Graham, Gabriel J." w:date="2026-08-06T11:53:00Z" w16du:dateUtc="2026-08-06T15:53:00Z"/>
+          <w:u w:val="single"/>
+        </w:rPr>
+      </w:pPr>
+      <w:commentRangeStart w:id="488"/>
+    </w:p>
+    <w:p>
+      <w:pPr>
+        <w:rPr>
+          <w:del w:id="489" w:author="Graham, Gabriel J." w:date="2026-08-06T11:53:00Z" w16du:dateUtc="2026-08-06T15:53:00Z"/>
+        </w:rPr>
+      </w:pPr>
+      <w:del w:id="490" w:author="Graham, Gabriel J." w:date="2026-08-06T11:53:00Z" w16du:dateUtc="2026-08-06T15:53:00Z">
+        <w:r>
+          <w:delText xml:space="preserve">To </w:delText>
+        </w:r>
+      </w:del>
+      <w:del w:id="491" w:author="Graham, Gabriel J." w:date="2026-08-04T13:45:00Z" w16du:dateUtc="2026-08-04T17:45:00Z">
+        <w:r>
+          <w:delText xml:space="preserve">first </w:delText>
+        </w:r>
+      </w:del>
+      <w:del w:id="492" w:author="Graham, Gabriel J." w:date="2026-08-06T11:53:00Z" w16du:dateUtc="2026-08-06T15:53:00Z">
+        <w:r>
+          <w:delText>examine the relationship between chromatin accessibility and transcriptional identity, we compared cell type-specific marker gene expression with the accessibility of linked ATAC peaks</w:delText>
+        </w:r>
+        <w:commentRangeEnd w:id="488"/>
+        <w:r>
+          <w:rPr>
+            <w:rStyle w:val="CommentReference"/>
+            <w:sz w:val="24"/>
+            <w:szCs w:val="30"/>
+          </w:rPr>
+          <w:commentReference w:id="488"/>
+        </w:r>
+        <w:r>
+          <w:delText xml:space="preserve">. </w:delText>
+        </w:r>
+        <w:commentRangeStart w:id="493"/>
+        <w:r>
+          <w:delText>Genes that defined individual cell populations were generally associated with increased accessibility of nearby linked regulatory regions within the same cell type (</w:delText>
+        </w:r>
+        <w:r>
+          <w:rPr>
+            <w:highlight w:val="yellow"/>
+          </w:rPr>
+          <w:delText>Fig. S</w:delText>
+        </w:r>
+        <w:r>
+          <w:rPr>
+            <w:highlight w:val="yellow"/>
+          </w:rPr>
+          <w:delText>XX</w:delText>
+        </w:r>
+        <w:r>
+          <w:delText>). Thus, chromatin accessibility broadly recapitulated the transcriptional programs that distinguish the major cell populations, demonstrating close correspondence between cell identity and local chromatin state.</w:delText>
+        </w:r>
+        <w:commentRangeEnd w:id="493"/>
+        <w:r>
+          <w:rPr>
+            <w:rStyle w:val="CommentReference"/>
+            <w:sz w:val="24"/>
+            <w:szCs w:val="30"/>
+          </w:rPr>
+          <w:commentReference w:id="493"/>
+        </w:r>
+      </w:del>
+    </w:p>
+    <w:p/>
+    <w:p>
+      <w:pPr>
+        <w:ind w:firstLine="720"/>
+        <w:rPr>
+          <w:del w:id="494" w:author="Graham, Gabriel J." w:date="2026-08-07T16:40:00Z" w16du:dateUtc="2026-08-07T20:40:00Z"/>
+        </w:rPr>
+        <w:pPrChange w:id="495" w:author="Graham, Gabriel J." w:date="2026-08-25T15:02:00Z" w16du:dateUtc="2026-08-25T19:02:00Z">
+          <w:pPr>
+            <w:ind w:firstLine="720"/>
+          </w:pPr>
+        </w:pPrChange>
+      </w:pPr>
+      <w:r>
+        <w:t xml:space="preserve">We next asked </w:t>
+      </w:r>
+      <w:commentRangeStart w:id="496"/>
+      <w:del w:id="497" w:author="Graham, Gabriel J." w:date="2026-08-07T16:14:00Z" w16du:dateUtc="2026-08-07T20:14:00Z">
+        <w:r>
+          <w:delText xml:space="preserve">whether chromatin accessibility </w:delText>
+        </w:r>
+      </w:del>
+      <w:del w:id="498" w:author="Graham, Gabriel J." w:date="2026-08-06T11:53:00Z" w16du:dateUtc="2026-08-06T15:53:00Z">
+        <w:r>
+          <w:delText xml:space="preserve">similarly </w:delText>
+        </w:r>
+      </w:del>
+      <w:del w:id="499" w:author="Graham, Gabriel J." w:date="2026-08-07T16:14:00Z" w16du:dateUtc="2026-08-07T20:14:00Z">
+        <w:r>
+          <w:delText>accompanied transcriptional remodeling during the transition from male</w:delText>
+        </w:r>
+      </w:del>
+      <w:del w:id="500" w:author="Graham, Gabriel J." w:date="2026-08-06T11:53:00Z" w16du:dateUtc="2026-08-06T15:53:00Z">
+        <w:r>
+          <w:delText>s</w:delText>
+        </w:r>
+      </w:del>
+      <w:del w:id="501" w:author="Graham, Gabriel J." w:date="2026-08-07T16:14:00Z" w16du:dateUtc="2026-08-07T20:14:00Z">
+        <w:r>
+          <w:delText xml:space="preserve"> to intermediate</w:delText>
+        </w:r>
+      </w:del>
+      <w:del w:id="502" w:author="Graham, Gabriel J." w:date="2026-08-06T11:53:00Z" w16du:dateUtc="2026-08-06T15:53:00Z">
+        <w:r>
+          <w:delText>s</w:delText>
+        </w:r>
+      </w:del>
+      <w:del w:id="503" w:author="Graham, Gabriel J." w:date="2026-08-07T16:14:00Z" w16du:dateUtc="2026-08-07T20:14:00Z">
+        <w:r>
+          <w:delText xml:space="preserve"> </w:delText>
+        </w:r>
+      </w:del>
+      <w:del w:id="504" w:author="Graham, Gabriel J." w:date="2026-08-06T11:53:00Z" w16du:dateUtc="2026-08-06T15:53:00Z">
+        <w:r>
+          <w:delText xml:space="preserve">and </w:delText>
+        </w:r>
+      </w:del>
+      <w:del w:id="505" w:author="Graham, Gabriel J." w:date="2026-08-07T16:14:00Z" w16du:dateUtc="2026-08-07T20:14:00Z">
+        <w:r>
+          <w:delText>female</w:delText>
+        </w:r>
+      </w:del>
+      <w:ins w:id="506" w:author="Graham, Gabriel J." w:date="2026-08-07T16:14:00Z" w16du:dateUtc="2026-08-07T20:14:00Z">
+        <w:r>
+          <w:t>which changes in gene expression could be explained by changes in the epigenome</w:t>
+        </w:r>
+      </w:ins>
+      <w:del w:id="507" w:author="Graham, Gabriel J." w:date="2026-08-06T11:54:00Z" w16du:dateUtc="2026-08-06T15:54:00Z">
+        <w:r>
+          <w:delText>s</w:delText>
+        </w:r>
+      </w:del>
+      <w:r>
+        <w:t>.</w:t>
+      </w:r>
+      <w:r>
+        <w:t xml:space="preserve"> </w:t>
+      </w:r>
+      <w:commentRangeEnd w:id="496"/>
+      <w:r>
+        <w:rPr>
+          <w:rStyle w:val="CommentReference"/>
+          <w:sz w:val="24"/>
+          <w:szCs w:val="30"/>
+        </w:rPr>
+        <w:commentReference w:id="496"/>
       </w:r>
       <w:r>
         <w:t>A d</w:t>
@@ -5031,12 +5342,12 @@
       <w:r>
         <w:t xml:space="preserve"> in cluster 0</w:t>
       </w:r>
-      <w:ins w:id="460" w:author="Graham, Gabriel J." w:date="2026-08-04T13:47:00Z" w16du:dateUtc="2026-08-04T17:47:00Z">
+      <w:ins w:id="508" w:author="Graham, Gabriel J." w:date="2026-08-04T13:47:00Z" w16du:dateUtc="2026-08-04T17:47:00Z">
         <w:r>
           <w:t>_Spall_Mixed</w:t>
         </w:r>
       </w:ins>
-      <w:del w:id="461" w:author="Graham, Gabriel J." w:date="2026-08-07T16:14:00Z" w16du:dateUtc="2026-08-07T20:14:00Z">
+      <w:del w:id="509" w:author="Graham, Gabriel J." w:date="2026-08-07T16:14:00Z" w16du:dateUtc="2026-08-07T20:14:00Z">
         <w:r>
           <w:delText xml:space="preserve">; </w:delText>
         </w:r>
@@ -5059,7 +5370,7 @@
       <w:r>
         <w:t xml:space="preserve">Because this comparison requires both transcriptional and accessibility changes to independently satisfy </w:t>
       </w:r>
-      <w:ins w:id="462" w:author="Graham, Gabriel J." w:date="2026-08-07T16:14:00Z" w16du:dateUtc="2026-08-07T20:14:00Z">
+      <w:ins w:id="510" w:author="Graham, Gabriel J." w:date="2026-08-07T16:14:00Z" w16du:dateUtc="2026-08-07T20:14:00Z">
         <w:r>
           <w:t xml:space="preserve">strict </w:t>
         </w:r>
@@ -5067,77 +5378,87 @@
       <w:r>
         <w:t>significance thresholds, we next as</w:t>
       </w:r>
-      <w:ins w:id="463" w:author="Graham, Gabriel J." w:date="2026-08-07T16:15:00Z" w16du:dateUtc="2026-08-07T20:15:00Z">
+      <w:ins w:id="511" w:author="Graham, Gabriel J." w:date="2026-08-07T16:15:00Z" w16du:dateUtc="2026-08-07T20:15:00Z">
         <w:r>
           <w:t xml:space="preserve">ked </w:t>
         </w:r>
       </w:ins>
-      <w:ins w:id="464" w:author="Graham, Gabriel J." w:date="2026-08-07T16:16:00Z" w16du:dateUtc="2026-08-07T20:16:00Z">
+      <w:ins w:id="512" w:author="Graham, Gabriel J." w:date="2026-08-07T16:16:00Z" w16du:dateUtc="2026-08-07T20:16:00Z">
         <w:r>
           <w:t xml:space="preserve">which DEGs and DARs </w:t>
         </w:r>
       </w:ins>
-      <w:ins w:id="465" w:author="Graham, Gabriel J." w:date="2026-08-07T16:39:00Z" w16du:dateUtc="2026-08-07T20:39:00Z">
+      <w:ins w:id="513" w:author="Graham, Gabriel J." w:date="2026-08-07T16:39:00Z" w16du:dateUtc="2026-08-07T20:39:00Z">
         <w:r>
           <w:t>had a</w:t>
         </w:r>
       </w:ins>
-      <w:ins w:id="466" w:author="Graham, Gabriel J." w:date="2026-08-07T16:16:00Z" w16du:dateUtc="2026-08-07T20:16:00Z">
+      <w:ins w:id="514" w:author="Graham, Gabriel J." w:date="2026-08-07T16:16:00Z" w16du:dateUtc="2026-08-07T20:16:00Z">
         <w:r>
           <w:t xml:space="preserve"> significant correlation between the alternate modality (i.e., whether the expression of a DE</w:t>
         </w:r>
       </w:ins>
-      <w:ins w:id="467" w:author="Graham, Gabriel J." w:date="2026-08-07T16:17:00Z" w16du:dateUtc="2026-08-07T20:17:00Z">
+      <w:ins w:id="515" w:author="Graham, Gabriel J." w:date="2026-08-07T16:17:00Z" w16du:dateUtc="2026-08-07T20:17:00Z">
         <w:r>
           <w:t xml:space="preserve">G is </w:t>
         </w:r>
       </w:ins>
-      <w:ins w:id="468" w:author="Graham, Gabriel J." w:date="2026-08-07T16:39:00Z" w16du:dateUtc="2026-08-07T20:39:00Z">
+      <w:ins w:id="516" w:author="Graham, Gabriel J." w:date="2026-08-07T16:39:00Z" w16du:dateUtc="2026-08-07T20:39:00Z">
         <w:r>
           <w:t>correlated</w:t>
         </w:r>
       </w:ins>
-      <w:ins w:id="469" w:author="Graham, Gabriel J." w:date="2026-08-07T16:17:00Z" w16du:dateUtc="2026-08-07T20:17:00Z">
+      <w:ins w:id="517" w:author="Graham, Gabriel J." w:date="2026-08-07T16:17:00Z" w16du:dateUtc="2026-08-07T20:17:00Z">
         <w:r>
           <w:t xml:space="preserve"> with </w:t>
         </w:r>
       </w:ins>
-      <w:ins w:id="470" w:author="Graham, Gabriel J." w:date="2026-08-07T16:39:00Z" w16du:dateUtc="2026-08-07T20:39:00Z">
+      <w:ins w:id="518" w:author="Graham, Gabriel J." w:date="2026-08-07T16:39:00Z" w16du:dateUtc="2026-08-07T20:39:00Z">
         <w:r>
           <w:t>its</w:t>
         </w:r>
       </w:ins>
-      <w:ins w:id="471" w:author="Graham, Gabriel J." w:date="2026-08-07T16:17:00Z" w16du:dateUtc="2026-08-07T20:17:00Z">
-        <w:r>
-          <w:t xml:space="preserve"> chromatin accessibility </w:t>
-        </w:r>
-      </w:ins>
-      <w:ins w:id="472" w:author="Graham, Gabriel J." w:date="2026-08-07T16:39:00Z" w16du:dateUtc="2026-08-07T20:39:00Z">
+      <w:ins w:id="519" w:author="Graham, Gabriel J." w:date="2026-08-07T16:17:00Z" w16du:dateUtc="2026-08-07T20:17:00Z">
+        <w:r>
+          <w:t xml:space="preserve"> </w:t>
+        </w:r>
+      </w:ins>
+      <w:ins w:id="520" w:author="Graham, Gabriel J." w:date="2026-08-25T15:00:00Z" w16du:dateUtc="2026-08-25T19:00:00Z">
+        <w:r>
+          <w:t>ATAC</w:t>
+        </w:r>
+      </w:ins>
+      <w:ins w:id="521" w:author="Graham, Gabriel J." w:date="2026-08-07T16:17:00Z" w16du:dateUtc="2026-08-07T20:17:00Z">
+        <w:r>
+          <w:t xml:space="preserve"> accessibility </w:t>
+        </w:r>
+      </w:ins>
+      <w:ins w:id="522" w:author="Graham, Gabriel J." w:date="2026-08-07T16:39:00Z" w16du:dateUtc="2026-08-07T20:39:00Z">
         <w:r>
           <w:t>and</w:t>
         </w:r>
       </w:ins>
-      <w:ins w:id="473" w:author="Graham, Gabriel J." w:date="2026-08-07T16:17:00Z" w16du:dateUtc="2026-08-07T20:17:00Z">
+      <w:ins w:id="523" w:author="Graham, Gabriel J." w:date="2026-08-07T16:17:00Z" w16du:dateUtc="2026-08-07T20:17:00Z">
         <w:r>
           <w:t xml:space="preserve"> vice versa)</w:t>
         </w:r>
       </w:ins>
-      <w:del w:id="474" w:author="Graham, Gabriel J." w:date="2026-08-07T16:15:00Z" w16du:dateUtc="2026-08-07T20:15:00Z">
+      <w:del w:id="524" w:author="Graham, Gabriel J." w:date="2026-08-07T16:15:00Z" w16du:dateUtc="2026-08-07T20:15:00Z">
         <w:r>
           <w:delText>sessed their</w:delText>
         </w:r>
       </w:del>
-      <w:del w:id="475" w:author="Graham, Gabriel J." w:date="2026-08-07T16:17:00Z" w16du:dateUtc="2026-08-07T20:17:00Z">
+      <w:del w:id="525" w:author="Graham, Gabriel J." w:date="2026-08-07T16:17:00Z" w16du:dateUtc="2026-08-07T20:17:00Z">
         <w:r>
           <w:delText xml:space="preserve"> </w:delText>
         </w:r>
       </w:del>
-      <w:del w:id="476" w:author="Graham, Gabriel J." w:date="2026-08-06T11:54:00Z" w16du:dateUtc="2026-08-06T15:54:00Z">
+      <w:del w:id="526" w:author="Graham, Gabriel J." w:date="2026-08-06T11:54:00Z" w16du:dateUtc="2026-08-06T15:54:00Z">
         <w:r>
           <w:delText xml:space="preserve">quantitative </w:delText>
         </w:r>
       </w:del>
-      <w:del w:id="477" w:author="Graham, Gabriel J." w:date="2026-08-07T16:15:00Z" w16du:dateUtc="2026-08-07T20:15:00Z">
+      <w:del w:id="527" w:author="Graham, Gabriel J." w:date="2026-08-07T16:15:00Z" w16du:dateUtc="2026-08-07T20:15:00Z">
         <w:r>
           <w:delText>relationship across individuals</w:delText>
         </w:r>
@@ -5145,12 +5466,12 @@
       <w:r>
         <w:t xml:space="preserve">. </w:t>
       </w:r>
-      <w:del w:id="478" w:author="Graham, Gabriel J." w:date="2026-08-06T11:56:00Z" w16du:dateUtc="2026-08-06T15:56:00Z">
+      <w:del w:id="528" w:author="Graham, Gabriel J." w:date="2026-08-06T11:56:00Z" w16du:dateUtc="2026-08-06T15:56:00Z">
         <w:r>
           <w:delText>Specifically</w:delText>
         </w:r>
       </w:del>
-      <w:ins w:id="479" w:author="Graham, Gabriel J." w:date="2026-08-06T11:56:00Z" w16du:dateUtc="2026-08-06T15:56:00Z">
+      <w:ins w:id="529" w:author="Graham, Gabriel J." w:date="2026-08-06T11:56:00Z" w16du:dateUtc="2026-08-06T15:56:00Z">
         <w:r>
           <w:t>To do this</w:t>
         </w:r>
@@ -5158,7 +5479,7 @@
       <w:r>
         <w:t>, we correlated pseudobulk</w:t>
       </w:r>
-      <w:ins w:id="480" w:author="Graham, Gabriel J." w:date="2026-08-07T16:17:00Z" w16du:dateUtc="2026-08-07T20:17:00Z">
+      <w:ins w:id="530" w:author="Graham, Gabriel J." w:date="2026-08-07T16:17:00Z" w16du:dateUtc="2026-08-07T20:17:00Z">
         <w:r>
           <w:t>ed</w:t>
         </w:r>
@@ -5166,7 +5487,7 @@
       <w:r>
         <w:t xml:space="preserve"> </w:t>
       </w:r>
-      <w:del w:id="481" w:author="Graham, Gabriel J." w:date="2026-08-07T16:17:00Z" w16du:dateUtc="2026-08-07T20:17:00Z">
+      <w:del w:id="531" w:author="Graham, Gabriel J." w:date="2026-08-07T16:17:00Z" w16du:dateUtc="2026-08-07T20:17:00Z">
         <w:r>
           <w:delText xml:space="preserve">log-normalized </w:delText>
         </w:r>
@@ -5174,7 +5495,7 @@
       <w:r>
         <w:t xml:space="preserve">gene expression with </w:t>
       </w:r>
-      <w:ins w:id="482" w:author="Graham, Gabriel J." w:date="2026-08-07T16:17:00Z" w16du:dateUtc="2026-08-07T20:17:00Z">
+      <w:ins w:id="532" w:author="Graham, Gabriel J." w:date="2026-08-07T16:17:00Z" w16du:dateUtc="2026-08-07T20:17:00Z">
         <w:r>
           <w:t xml:space="preserve">pseudobulked </w:t>
         </w:r>
@@ -5182,12 +5503,12 @@
       <w:r>
         <w:t>chromatin accessibility scores for ATAC peaks</w:t>
       </w:r>
-      <w:ins w:id="483" w:author="Graham, Gabriel J." w:date="2026-08-07T16:18:00Z" w16du:dateUtc="2026-08-07T20:18:00Z">
+      <w:ins w:id="533" w:author="Graham, Gabriel J." w:date="2026-08-07T16:18:00Z" w16du:dateUtc="2026-08-07T20:18:00Z">
         <w:r>
           <w:t xml:space="preserve"> </w:t>
         </w:r>
       </w:ins>
-      <w:del w:id="484" w:author="Graham, Gabriel J." w:date="2026-08-07T16:18:00Z" w16du:dateUtc="2026-08-07T20:18:00Z">
+      <w:del w:id="534" w:author="Graham, Gabriel J." w:date="2026-08-07T16:18:00Z" w16du:dateUtc="2026-08-07T20:18:00Z">
         <w:r>
           <w:delText xml:space="preserve"> </w:delText>
         </w:r>
@@ -5202,83 +5523,59 @@
         <w:t>Methods</w:t>
       </w:r>
       <w:r>
-        <w:t xml:space="preserve">). Following quality control </w:t>
-      </w:r>
-      <w:del w:id="485" w:author="Graham, Gabriel J." w:date="2026-08-07T16:50:00Z" w16du:dateUtc="2026-08-07T20:50:00Z">
+        <w:t xml:space="preserve">). </w:t>
+      </w:r>
+      <w:del w:id="535" w:author="Graham, Gabriel J." w:date="2026-08-25T15:01:00Z" w16du:dateUtc="2026-08-25T19:01:00Z">
+        <w:r>
+          <w:delText xml:space="preserve">Following quality control </w:delText>
+        </w:r>
+      </w:del>
+      <w:del w:id="536" w:author="Graham, Gabriel J." w:date="2026-08-07T16:50:00Z" w16du:dateUtc="2026-08-07T20:50:00Z">
         <w:r>
           <w:delText>to exclude</w:delText>
         </w:r>
       </w:del>
-      <w:ins w:id="486" w:author="Graham, Gabriel J." w:date="2026-08-07T16:50:00Z" w16du:dateUtc="2026-08-07T20:50:00Z">
-        <w:r>
-          <w:t>(</w:t>
-        </w:r>
-        <w:r>
-          <w:rPr>
-            <w:highlight w:val="yellow"/>
-            <w:rPrChange w:id="487" w:author="Graham, Gabriel J." w:date="2026-08-07T16:50:00Z" w16du:dateUtc="2026-08-07T20:50:00Z">
-              <w:rPr/>
-            </w:rPrChange>
-          </w:rPr>
-          <w:t>Methods</w:t>
-        </w:r>
-        <w:r>
-          <w:t>)</w:t>
-        </w:r>
-      </w:ins>
-      <w:r>
-        <w:t xml:space="preserve"> </w:t>
-      </w:r>
-      <w:del w:id="488" w:author="Graham, Gabriel J." w:date="2026-08-07T16:50:00Z" w16du:dateUtc="2026-08-07T20:50:00Z">
+      <w:del w:id="537" w:author="Graham, Gabriel J." w:date="2026-08-25T15:01:00Z" w16du:dateUtc="2026-08-25T19:01:00Z">
+        <w:r>
+          <w:delText xml:space="preserve"> </w:delText>
+        </w:r>
+      </w:del>
+      <w:del w:id="538" w:author="Graham, Gabriel J." w:date="2026-08-07T16:50:00Z" w16du:dateUtc="2026-08-07T20:50:00Z">
         <w:r>
           <w:delText xml:space="preserve">genes lacking sufficient expression or accessibility for reliable analysis, </w:delText>
         </w:r>
       </w:del>
-      <w:r>
-        <w:t>226 of the 290 DEG</w:t>
-      </w:r>
-      <w:ins w:id="489" w:author="Graham, Gabriel J." w:date="2026-08-07T16:41:00Z" w16du:dateUtc="2026-08-07T20:41:00Z">
-        <w:r>
-          <w:t>s</w:t>
-        </w:r>
-      </w:ins>
-      <w:del w:id="490" w:author="Graham, Gabriel J." w:date="2026-08-07T16:41:00Z" w16du:dateUtc="2026-08-07T20:41:00Z">
+      <w:del w:id="539" w:author="Graham, Gabriel J." w:date="2026-08-25T15:01:00Z" w16du:dateUtc="2026-08-25T19:01:00Z">
+        <w:r>
+          <w:delText>226 of the 290 DEG</w:delText>
+        </w:r>
+      </w:del>
+      <w:del w:id="540" w:author="Graham, Gabriel J." w:date="2026-08-07T16:41:00Z" w16du:dateUtc="2026-08-07T20:41:00Z">
         <w:r>
           <w:delText>s (78%)</w:delText>
         </w:r>
       </w:del>
-      <w:r>
-        <w:t xml:space="preserve"> were suitable for correlation analysis</w:t>
-      </w:r>
-      <w:ins w:id="491" w:author="Graham, Gabriel J." w:date="2026-08-07T16:40:00Z" w16du:dateUtc="2026-08-07T20:40:00Z">
-        <w:r>
-          <w:t xml:space="preserve"> (</w:t>
-        </w:r>
-        <w:r>
-          <w:rPr>
-            <w:highlight w:val="yellow"/>
-            <w:rPrChange w:id="492" w:author="Graham, Gabriel J." w:date="2026-08-07T16:40:00Z" w16du:dateUtc="2026-08-07T20:40:00Z">
-              <w:rPr/>
-            </w:rPrChange>
-          </w:rPr>
-          <w:t>Appendix SXX, SXX</w:t>
-        </w:r>
-        <w:r>
-          <w:t>)</w:t>
-        </w:r>
-      </w:ins>
-      <w:r>
-        <w:t>.</w:t>
-      </w:r>
-      <w:del w:id="493" w:author="Graham, Gabriel J." w:date="2026-08-07T16:39:00Z" w16du:dateUtc="2026-08-07T20:39:00Z">
+      <w:del w:id="541" w:author="Graham, Gabriel J." w:date="2026-08-25T15:01:00Z" w16du:dateUtc="2026-08-25T19:01:00Z">
+        <w:r>
+          <w:delText xml:space="preserve"> were suitable for correlation analysis</w:delText>
+        </w:r>
+      </w:del>
+      <w:del w:id="542" w:author="Graham, Gabriel J." w:date="2026-08-25T15:00:00Z" w16du:dateUtc="2026-08-25T19:00:00Z">
+        <w:r>
+          <w:delText>.</w:delText>
+        </w:r>
+      </w:del>
+      <w:del w:id="543" w:author="Graham, Gabriel J." w:date="2026-08-07T16:39:00Z" w16du:dateUtc="2026-08-07T20:39:00Z">
         <w:r>
           <w:delText xml:space="preserve"> Correlation analyses included all 22 individuals, including late intermediates and new females. For genes associated with multiple nearby ATAC peaks, the strongest correlation was retained.</w:delText>
         </w:r>
       </w:del>
-      <w:r>
-        <w:t xml:space="preserve"> </w:t>
-      </w:r>
-      <w:del w:id="494" w:author="Graham, Gabriel J." w:date="2026-08-07T16:40:00Z" w16du:dateUtc="2026-08-07T20:40:00Z">
+      <w:del w:id="544" w:author="Graham, Gabriel J." w:date="2026-08-25T15:01:00Z" w16du:dateUtc="2026-08-25T19:01:00Z">
+        <w:r>
+          <w:delText xml:space="preserve"> </w:delText>
+        </w:r>
+      </w:del>
+      <w:del w:id="545" w:author="Graham, Gabriel J." w:date="2026-08-07T16:40:00Z" w16du:dateUtc="2026-08-07T20:40:00Z">
         <w:r>
           <w:delText xml:space="preserve">Complete correlation results for all local peak-gene pairs are provided in </w:delText>
         </w:r>
@@ -5324,9 +5621,9 @@
       <w:pPr>
         <w:ind w:firstLine="720"/>
         <w:rPr>
-          <w:ins w:id="495" w:author="Graham, Gabriel J." w:date="2026-08-07T16:40:00Z" w16du:dateUtc="2026-08-07T20:40:00Z"/>
-        </w:rPr>
-        <w:pPrChange w:id="496" w:author="Graham, Gabriel J." w:date="2026-08-07T16:13:00Z" w16du:dateUtc="2026-08-07T20:13:00Z">
+          <w:del w:id="546" w:author="Graham, Gabriel J." w:date="2026-08-25T15:01:00Z" w16du:dateUtc="2026-08-25T19:01:00Z"/>
+        </w:rPr>
+        <w:pPrChange w:id="547" w:author="Graham, Gabriel J." w:date="2026-08-25T15:02:00Z" w16du:dateUtc="2026-08-25T19:02:00Z">
           <w:pPr/>
         </w:pPrChange>
       </w:pPr>
@@ -5334,38 +5631,53 @@
     <w:p>
       <w:pPr>
         <w:ind w:firstLine="720"/>
-        <w:pPrChange w:id="497" w:author="Graham, Gabriel J." w:date="2026-08-07T16:40:00Z" w16du:dateUtc="2026-08-07T20:40:00Z">
+        <w:pPrChange w:id="548" w:author="Graham, Gabriel J." w:date="2026-08-25T15:02:00Z" w16du:dateUtc="2026-08-25T19:02:00Z">
           <w:pPr/>
         </w:pPrChange>
       </w:pPr>
-    </w:p>
-    <w:p>
-      <w:del w:id="498" w:author="Graham, Gabriel J." w:date="2026-08-07T16:41:00Z" w16du:dateUtc="2026-08-07T20:41:00Z">
+      <w:del w:id="549" w:author="Graham, Gabriel J." w:date="2026-08-07T16:41:00Z" w16du:dateUtc="2026-08-07T20:41:00Z">
         <w:r>
           <w:delText xml:space="preserve">Of the genes </w:delText>
         </w:r>
       </w:del>
-      <w:del w:id="499" w:author="Graham, Gabriel J." w:date="2026-08-06T11:58:00Z" w16du:dateUtc="2026-08-06T15:58:00Z">
+      <w:del w:id="550" w:author="Graham, Gabriel J." w:date="2026-08-06T11:58:00Z" w16du:dateUtc="2026-08-06T15:58:00Z">
         <w:r>
           <w:delText>suitable for analysis</w:delText>
         </w:r>
       </w:del>
-      <w:del w:id="500" w:author="Graham, Gabriel J." w:date="2026-08-07T16:41:00Z" w16du:dateUtc="2026-08-07T20:41:00Z">
+      <w:del w:id="551" w:author="Graham, Gabriel J." w:date="2026-08-07T16:41:00Z" w16du:dateUtc="2026-08-07T20:41:00Z">
         <w:r>
           <w:delText>, 30% (67 of 226)</w:delText>
         </w:r>
       </w:del>
-      <w:ins w:id="501" w:author="Graham, Gabriel J." w:date="2026-08-07T16:47:00Z" w16du:dateUtc="2026-08-07T20:47:00Z">
+      <w:ins w:id="552" w:author="Graham, Gabriel J." w:date="2026-08-07T16:47:00Z" w16du:dateUtc="2026-08-07T20:47:00Z">
         <w:r>
           <w:t>O</w:t>
         </w:r>
       </w:ins>
-      <w:ins w:id="502" w:author="Graham, Gabriel J." w:date="2026-08-07T16:41:00Z" w16du:dateUtc="2026-08-07T20:41:00Z">
-        <w:r>
-          <w:t>f the 226 genes we analyzed</w:t>
-        </w:r>
-      </w:ins>
-      <w:ins w:id="503" w:author="Graham, Gabriel J." w:date="2026-08-07T16:47:00Z" w16du:dateUtc="2026-08-07T20:47:00Z">
+      <w:ins w:id="553" w:author="Graham, Gabriel J." w:date="2026-08-07T16:41:00Z" w16du:dateUtc="2026-08-07T20:41:00Z">
+        <w:r>
+          <w:t xml:space="preserve">f the 226 genes </w:t>
+        </w:r>
+      </w:ins>
+      <w:ins w:id="554" w:author="Graham, Gabriel J." w:date="2026-08-25T15:00:00Z" w16du:dateUtc="2026-08-25T19:00:00Z">
+        <w:r>
+          <w:t xml:space="preserve">which passed quality control </w:t>
+        </w:r>
+        <w:r>
+          <w:t>(</w:t>
+        </w:r>
+        <w:r>
+          <w:rPr>
+            <w:highlight w:val="yellow"/>
+          </w:rPr>
+          <w:t>Appendix SXX, SXX</w:t>
+        </w:r>
+        <w:r>
+          <w:t>)</w:t>
+        </w:r>
+      </w:ins>
+      <w:ins w:id="555" w:author="Graham, Gabriel J." w:date="2026-08-07T16:47:00Z" w16du:dateUtc="2026-08-07T20:47:00Z">
         <w:r>
           <w:t>, 67</w:t>
         </w:r>
@@ -5373,34 +5685,42 @@
       <w:r>
         <w:t xml:space="preserve"> exhibited a significant correlation between gene expression and the accessibility of their best local ATAC peak (</w:t>
       </w:r>
-      <w:commentRangeStart w:id="504"/>
+      <w:commentRangeStart w:id="556"/>
       <w:r>
         <w:t>Pearson's P &lt; 0.05</w:t>
       </w:r>
-      <w:commentRangeEnd w:id="504"/>
+      <w:commentRangeEnd w:id="556"/>
       <w:r>
         <w:rPr>
           <w:rStyle w:val="CommentReference"/>
           <w:sz w:val="24"/>
           <w:szCs w:val="30"/>
         </w:rPr>
-        <w:commentReference w:id="504"/>
+        <w:commentReference w:id="556"/>
       </w:r>
       <w:r>
         <w:t xml:space="preserve">). The prevalence of accessibility-associated DEGs </w:t>
       </w:r>
-      <w:commentRangeStart w:id="505"/>
-      <w:r>
-        <w:t>did not differ significantly among cell clusters (likelihood-ratio test, χ²₁₉ = 15.57, P = 0.686), indicating that the contribution of local chromatin accessibility to transcriptional remodeling was broadly similar across cell populations.</w:t>
-      </w:r>
-      <w:commentRangeEnd w:id="505"/>
+      <w:commentRangeStart w:id="557"/>
+      <w:r>
+        <w:t>did not differ significantly among cell clusters</w:t>
+      </w:r>
+      <w:del w:id="558" w:author="Graham, Gabriel J." w:date="2026-08-25T12:53:00Z" w16du:dateUtc="2026-08-25T16:53:00Z">
+        <w:r>
+          <w:delText xml:space="preserve"> (likelihood-ratio test, χ²₁₉ = 15.57, P = 0.686)</w:delText>
+        </w:r>
+      </w:del>
+      <w:r>
+        <w:t>, indicating that the contribution of local chromatin accessibility to transcriptional remodeling was broadly similar across cell populations.</w:t>
+      </w:r>
+      <w:commentRangeEnd w:id="557"/>
       <w:r>
         <w:rPr>
           <w:rStyle w:val="CommentReference"/>
           <w:sz w:val="24"/>
           <w:szCs w:val="30"/>
         </w:rPr>
-        <w:commentReference w:id="505"/>
+        <w:commentReference w:id="557"/>
       </w:r>
     </w:p>
     <w:p/>
@@ -5408,12 +5728,12 @@
       <w:r>
         <w:t xml:space="preserve">As a complementary analysis, we next examined whether </w:t>
       </w:r>
-      <w:del w:id="506" w:author="Graham, Gabriel J." w:date="2026-08-07T16:49:00Z" w16du:dateUtc="2026-08-07T20:49:00Z">
+      <w:del w:id="559" w:author="Graham, Gabriel J." w:date="2026-08-07T16:49:00Z" w16du:dateUtc="2026-08-07T20:49:00Z">
         <w:r>
           <w:delText>differentially accessible chromatin regions</w:delText>
         </w:r>
       </w:del>
-      <w:ins w:id="507" w:author="Graham, Gabriel J." w:date="2026-08-07T16:49:00Z" w16du:dateUtc="2026-08-07T20:49:00Z">
+      <w:ins w:id="560" w:author="Graham, Gabriel J." w:date="2026-08-07T16:49:00Z" w16du:dateUtc="2026-08-07T20:49:00Z">
         <w:r>
           <w:t>DARs</w:t>
         </w:r>
@@ -5421,7 +5741,7 @@
       <w:r>
         <w:t xml:space="preserve"> were associated with expression of their nearest expressed gene. Following </w:t>
       </w:r>
-      <w:del w:id="508" w:author="Graham, Gabriel J." w:date="2026-08-07T16:51:00Z" w16du:dateUtc="2026-08-07T20:51:00Z">
+      <w:del w:id="561" w:author="Graham, Gabriel J." w:date="2026-08-07T16:51:00Z" w16du:dateUtc="2026-08-07T20:51:00Z">
         <w:r>
           <w:delText xml:space="preserve">identical </w:delText>
         </w:r>
@@ -5429,7 +5749,7 @@
       <w:r>
         <w:t>quality-control</w:t>
       </w:r>
-      <w:del w:id="509" w:author="Graham, Gabriel J." w:date="2026-08-07T16:51:00Z" w16du:dateUtc="2026-08-07T20:51:00Z">
+      <w:del w:id="562" w:author="Graham, Gabriel J." w:date="2026-08-07T16:51:00Z" w16du:dateUtc="2026-08-07T20:51:00Z">
         <w:r>
           <w:delText xml:space="preserve"> criteria,</w:delText>
         </w:r>
@@ -5437,7 +5757,7 @@
       <w:r>
         <w:t xml:space="preserve"> 23 of </w:t>
       </w:r>
-      <w:ins w:id="510" w:author="Graham, Gabriel J." w:date="2026-08-07T16:51:00Z" w16du:dateUtc="2026-08-07T20:51:00Z">
+      <w:ins w:id="563" w:author="Graham, Gabriel J." w:date="2026-08-07T16:51:00Z" w16du:dateUtc="2026-08-07T20:51:00Z">
         <w:r>
           <w:t xml:space="preserve">the </w:t>
         </w:r>
@@ -5445,24 +5765,20 @@
       <w:r>
         <w:t xml:space="preserve">53 DARs </w:t>
       </w:r>
-      <w:del w:id="511" w:author="Graham, Gabriel J." w:date="2026-08-07T16:51:00Z" w16du:dateUtc="2026-08-07T20:51:00Z">
+      <w:del w:id="564" w:author="Graham, Gabriel J." w:date="2026-08-07T16:51:00Z" w16du:dateUtc="2026-08-07T20:51:00Z">
         <w:r>
           <w:delText xml:space="preserve">(43%) </w:delText>
         </w:r>
       </w:del>
       <w:r>
-        <w:t xml:space="preserve">were suitable for analysis. </w:t>
-      </w:r>
-      <w:commentRangeStart w:id="512"/>
-      <w:r>
-        <w:t xml:space="preserve">Of these, </w:t>
-      </w:r>
-      <w:del w:id="513" w:author="Graham, Gabriel J." w:date="2026-08-07T16:51:00Z" w16du:dateUtc="2026-08-07T20:51:00Z">
+        <w:t xml:space="preserve">were suitable for analysis. Of these, </w:t>
+      </w:r>
+      <w:del w:id="565" w:author="Graham, Gabriel J." w:date="2026-08-07T16:51:00Z" w16du:dateUtc="2026-08-07T20:51:00Z">
         <w:r>
           <w:delText xml:space="preserve">five </w:delText>
         </w:r>
       </w:del>
-      <w:ins w:id="514" w:author="Graham, Gabriel J." w:date="2026-08-07T16:51:00Z" w16du:dateUtc="2026-08-07T20:51:00Z">
+      <w:ins w:id="566" w:author="Graham, Gabriel J." w:date="2026-08-07T16:51:00Z" w16du:dateUtc="2026-08-07T20:51:00Z">
         <w:r>
           <w:t>four</w:t>
         </w:r>
@@ -5470,7 +5786,7 @@
           <w:t xml:space="preserve"> </w:t>
         </w:r>
       </w:ins>
-      <w:del w:id="515" w:author="Graham, Gabriel J." w:date="2026-08-07T16:51:00Z" w16du:dateUtc="2026-08-07T20:51:00Z">
+      <w:del w:id="567" w:author="Graham, Gabriel J." w:date="2026-08-07T16:51:00Z" w16du:dateUtc="2026-08-07T20:51:00Z">
         <w:r>
           <w:delText xml:space="preserve">(22%) </w:delText>
         </w:r>
@@ -5478,27 +5794,15 @@
       <w:r>
         <w:t>exhibited significant correlations between chromatin accessibility and gene expression (Pearson's P &lt; 0.05)</w:t>
       </w:r>
-      <w:del w:id="516" w:author="Graham, Gabriel J." w:date="2026-08-07T16:51:00Z" w16du:dateUtc="2026-08-07T20:51:00Z">
+      <w:del w:id="568" w:author="Graham, Gabriel J." w:date="2026-08-07T16:51:00Z" w16du:dateUtc="2026-08-07T20:51:00Z">
         <w:r>
           <w:delText>, with four remaining significant following correction for multiple testing</w:delText>
         </w:r>
       </w:del>
       <w:r>
-        <w:t xml:space="preserve"> </w:t>
-      </w:r>
-      <w:commentRangeEnd w:id="512"/>
-      <w:r>
-        <w:rPr>
-          <w:rStyle w:val="CommentReference"/>
-          <w:sz w:val="24"/>
-          <w:szCs w:val="30"/>
-        </w:rPr>
-        <w:commentReference w:id="512"/>
-      </w:r>
-      <w:r>
-        <w:t>(</w:t>
-      </w:r>
-      <w:ins w:id="517" w:author="Graham, Gabriel J." w:date="2026-08-07T16:52:00Z" w16du:dateUtc="2026-08-07T20:52:00Z">
+        <w:t xml:space="preserve"> (</w:t>
+      </w:r>
+      <w:ins w:id="569" w:author="Graham, Gabriel J." w:date="2026-08-07T16:52:00Z" w16du:dateUtc="2026-08-07T20:52:00Z">
         <w:r>
           <w:rPr>
             <w:highlight w:val="yellow"/>
@@ -5506,8 +5810,8 @@
           <w:t xml:space="preserve">Appendix </w:t>
         </w:r>
       </w:ins>
-      <w:commentRangeStart w:id="518"/>
-      <w:del w:id="519" w:author="Graham, Gabriel J." w:date="2026-08-07T16:52:00Z" w16du:dateUtc="2026-08-07T20:52:00Z">
+      <w:commentRangeStart w:id="570"/>
+      <w:del w:id="571" w:author="Graham, Gabriel J." w:date="2026-08-07T16:52:00Z" w16du:dateUtc="2026-08-07T20:52:00Z">
         <w:r>
           <w:rPr>
             <w:highlight w:val="yellow"/>
@@ -5527,21 +5831,21 @@
         </w:rPr>
         <w:t>XX</w:t>
       </w:r>
-      <w:commentRangeEnd w:id="518"/>
+      <w:commentRangeEnd w:id="570"/>
       <w:r>
         <w:rPr>
           <w:rStyle w:val="CommentReference"/>
           <w:sz w:val="24"/>
           <w:szCs w:val="30"/>
         </w:rPr>
-        <w:commentReference w:id="518"/>
-      </w:r>
-      <w:ins w:id="520" w:author="Graham, Gabriel J." w:date="2026-08-07T16:52:00Z" w16du:dateUtc="2026-08-07T20:52:00Z">
+        <w:commentReference w:id="570"/>
+      </w:r>
+      <w:ins w:id="572" w:author="Graham, Gabriel J." w:date="2026-08-07T16:52:00Z" w16du:dateUtc="2026-08-07T20:52:00Z">
         <w:r>
           <w:t>, SXX)</w:t>
         </w:r>
       </w:ins>
-      <w:del w:id="521" w:author="Graham, Gabriel J." w:date="2026-08-06T12:03:00Z" w16du:dateUtc="2026-08-06T16:03:00Z">
+      <w:del w:id="573" w:author="Graham, Gabriel J." w:date="2026-08-06T12:03:00Z" w16du:dateUtc="2026-08-06T16:03:00Z">
         <w:r>
           <w:delText>). Because relatively few DARs were testable within individual cell populations, we did not compare correlation frequencies among clusters</w:delText>
         </w:r>
@@ -5549,7 +5853,7 @@
       <w:r>
         <w:t xml:space="preserve">. </w:t>
       </w:r>
-      <w:del w:id="522" w:author="Graham, Gabriel J." w:date="2026-08-07T16:52:00Z" w16du:dateUtc="2026-08-07T20:52:00Z">
+      <w:del w:id="574" w:author="Graham, Gabriel J." w:date="2026-08-07T16:52:00Z" w16du:dateUtc="2026-08-07T20:52:00Z">
         <w:r>
           <w:delText xml:space="preserve">Summary statistics for the DAR-centered analysis are provided in </w:delText>
         </w:r>
@@ -5575,22 +5879,22 @@
       <w:r>
         <w:t xml:space="preserve">Together, these analyses indicate that although relatively few genes simultaneously met stringent criteria for both differential expression and differential accessibility during sex change, local chromatin accessibility </w:t>
       </w:r>
-      <w:del w:id="523" w:author="Graham, Gabriel J." w:date="2026-08-07T16:54:00Z" w16du:dateUtc="2026-08-07T20:54:00Z">
+      <w:del w:id="575" w:author="Graham, Gabriel J." w:date="2026-08-07T16:54:00Z" w16du:dateUtc="2026-08-07T20:54:00Z">
         <w:r>
           <w:delText xml:space="preserve">was </w:delText>
         </w:r>
       </w:del>
-      <w:del w:id="524" w:author="Graham, Gabriel J." w:date="2026-08-07T16:53:00Z" w16du:dateUtc="2026-08-07T20:53:00Z">
+      <w:del w:id="576" w:author="Graham, Gabriel J." w:date="2026-08-07T16:53:00Z" w16du:dateUtc="2026-08-07T20:53:00Z">
         <w:r>
           <w:delText xml:space="preserve">nevertheless </w:delText>
         </w:r>
       </w:del>
-      <w:del w:id="525" w:author="Graham, Gabriel J." w:date="2026-08-07T16:54:00Z" w16du:dateUtc="2026-08-07T20:54:00Z">
+      <w:del w:id="577" w:author="Graham, Gabriel J." w:date="2026-08-07T16:54:00Z" w16du:dateUtc="2026-08-07T20:54:00Z">
         <w:r>
           <w:delText>significantly associated with</w:delText>
         </w:r>
       </w:del>
-      <w:ins w:id="526" w:author="Graham, Gabriel J." w:date="2026-08-07T16:54:00Z" w16du:dateUtc="2026-08-07T20:54:00Z">
+      <w:ins w:id="578" w:author="Graham, Gabriel J." w:date="2026-08-07T16:54:00Z" w16du:dateUtc="2026-08-07T20:54:00Z">
         <w:r>
           <w:t>markedly predicted</w:t>
         </w:r>
@@ -5598,27 +5902,27 @@
       <w:r>
         <w:t xml:space="preserve"> transcriptional remodeling</w:t>
       </w:r>
-      <w:ins w:id="527" w:author="Graham, Gabriel J." w:date="2026-08-07T16:55:00Z" w16du:dateUtc="2026-08-07T20:55:00Z">
+      <w:ins w:id="579" w:author="Graham, Gabriel J." w:date="2026-08-07T16:55:00Z" w16du:dateUtc="2026-08-07T20:55:00Z">
         <w:r>
           <w:t xml:space="preserve"> (DEGs were predicted by chromatin)</w:t>
         </w:r>
       </w:ins>
-      <w:ins w:id="528" w:author="Graham, Gabriel J." w:date="2026-08-07T16:53:00Z" w16du:dateUtc="2026-08-07T20:53:00Z">
+      <w:ins w:id="580" w:author="Graham, Gabriel J." w:date="2026-08-07T16:53:00Z" w16du:dateUtc="2026-08-07T20:53:00Z">
         <w:r>
           <w:t>, while</w:t>
         </w:r>
       </w:ins>
-      <w:ins w:id="529" w:author="Graham, Gabriel J." w:date="2026-08-07T16:54:00Z" w16du:dateUtc="2026-08-07T20:54:00Z">
+      <w:ins w:id="581" w:author="Graham, Gabriel J." w:date="2026-08-07T16:54:00Z" w16du:dateUtc="2026-08-07T20:54:00Z">
         <w:r>
           <w:t xml:space="preserve"> transcriptional remodeling did no</w:t>
         </w:r>
       </w:ins>
-      <w:ins w:id="530" w:author="Graham, Gabriel J." w:date="2026-08-07T16:55:00Z" w16du:dateUtc="2026-08-07T20:55:00Z">
+      <w:ins w:id="582" w:author="Graham, Gabriel J." w:date="2026-08-07T16:55:00Z" w16du:dateUtc="2026-08-07T20:55:00Z">
         <w:r>
           <w:t>t predict chromatin accessibility (DARs were not predicted by transcription)</w:t>
         </w:r>
       </w:ins>
-      <w:del w:id="531" w:author="Graham, Gabriel J." w:date="2026-08-07T16:53:00Z" w16du:dateUtc="2026-08-07T20:53:00Z">
+      <w:del w:id="583" w:author="Graham, Gabriel J." w:date="2026-08-07T16:53:00Z" w16du:dateUtc="2026-08-07T20:53:00Z">
         <w:r>
           <w:delText xml:space="preserve"> when variation across individuals was considered</w:delText>
         </w:r>
@@ -5634,7 +5938,7 @@
     <w:p>
       <w:pPr>
         <w:rPr>
-          <w:del w:id="532" w:author="Graham, Gabriel J." w:date="2026-08-24T10:45:00Z" w16du:dateUtc="2026-08-24T14:45:00Z"/>
+          <w:del w:id="584" w:author="Graham, Gabriel J." w:date="2026-08-24T10:45:00Z" w16du:dateUtc="2026-08-24T14:45:00Z"/>
           <w:u w:val="single"/>
         </w:rPr>
       </w:pPr>
@@ -5646,7 +5950,7 @@
           <w:u w:val="single"/>
         </w:rPr>
       </w:pPr>
-      <w:del w:id="533" w:author="Graham, Gabriel J." w:date="2026-08-04T13:52:00Z" w16du:dateUtc="2026-08-04T17:52:00Z">
+      <w:del w:id="585" w:author="Graham, Gabriel J." w:date="2026-08-04T13:52:00Z" w16du:dateUtc="2026-08-04T17:52:00Z">
         <w:r>
           <w:rPr>
             <w:u w:val="single"/>
@@ -5654,7 +5958,7 @@
           <w:delText>Machine learning predictions of sex based on multiome dat</w:delText>
         </w:r>
       </w:del>
-      <w:del w:id="534" w:author="Graham, Gabriel J." w:date="2026-08-04T13:53:00Z" w16du:dateUtc="2026-08-04T17:53:00Z">
+      <w:del w:id="586" w:author="Graham, Gabriel J." w:date="2026-08-04T13:53:00Z" w16du:dateUtc="2026-08-04T17:53:00Z">
         <w:r>
           <w:rPr>
             <w:u w:val="single"/>
@@ -5662,7 +5966,7 @@
           <w:delText>a</w:delText>
         </w:r>
       </w:del>
-      <w:ins w:id="535" w:author="Graham, Gabriel J." w:date="2026-08-07T11:24:00Z" w16du:dateUtc="2026-08-07T15:24:00Z">
+      <w:ins w:id="587" w:author="Graham, Gabriel J." w:date="2026-08-07T11:24:00Z" w16du:dateUtc="2026-08-07T15:24:00Z">
         <w:r>
           <w:rPr>
             <w:u w:val="single"/>
@@ -5747,10 +6051,10 @@
     <w:p>
       <w:pPr>
         <w:rPr>
-          <w:del w:id="536" w:author="Graham, Gabriel J." w:date="2026-08-06T12:59:00Z" w16du:dateUtc="2026-08-06T16:59:00Z"/>
-        </w:rPr>
-      </w:pPr>
-      <w:del w:id="537" w:author="Graham, Gabriel J." w:date="2026-08-06T12:59:00Z" w16du:dateUtc="2026-08-06T16:59:00Z">
+          <w:del w:id="588" w:author="Graham, Gabriel J." w:date="2026-08-06T12:59:00Z" w16du:dateUtc="2026-08-06T16:59:00Z"/>
+        </w:rPr>
+      </w:pPr>
+      <w:del w:id="589" w:author="Graham, Gabriel J." w:date="2026-08-06T12:59:00Z" w16du:dateUtc="2026-08-06T16:59:00Z">
         <w:r>
           <w:delText>To determine the temporal order of sex change across cell types, we next trained machine learning models to predict the sex of each cluster for each intermediate based on the expression of DEGs and accessibility of DARs that differed between males and females (</w:delText>
         </w:r>
@@ -5795,7 +6099,7 @@
     <w:p>
       <w:pPr>
         <w:rPr>
-          <w:del w:id="538" w:author="Graham, Gabriel J." w:date="2026-08-06T12:59:00Z" w16du:dateUtc="2026-08-06T16:59:00Z"/>
+          <w:del w:id="590" w:author="Graham, Gabriel J." w:date="2026-08-06T12:59:00Z" w16du:dateUtc="2026-08-06T16:59:00Z"/>
         </w:rPr>
       </w:pPr>
     </w:p>
@@ -5818,7 +6122,7 @@
     <w:p>
       <w:pPr>
         <w:rPr>
-          <w:del w:id="539" w:author="Graham, Gabriel J." w:date="2026-08-06T13:00:00Z" w16du:dateUtc="2026-08-06T17:00:00Z"/>
+          <w:del w:id="591" w:author="Graham, Gabriel J." w:date="2026-08-06T13:00:00Z" w16du:dateUtc="2026-08-06T17:00:00Z"/>
         </w:rPr>
       </w:pPr>
       <w:r>
@@ -5829,104 +6133,97 @@
         <w:tab/>
       </w:r>
       <w:r>
-        <w:t>Among all identified cell populations, cluster 1_RGC exhibited the second-highest number</w:t>
-      </w:r>
-      <w:commentRangeStart w:id="540"/>
-      <w:r>
-        <w:t xml:space="preserve"> of DEGs and the greatest number of DARs. </w:t>
-      </w:r>
-      <w:r>
-        <w:t>Further, s</w:t>
-      </w:r>
-      <w:r>
-        <w:t xml:space="preserve">ex change is associated with extensive changes in cell population and steroid hormone signaling in the brain </w:t>
-      </w:r>
-      <w:r>
-        <w:fldChar w:fldCharType="begin"/>
-      </w:r>
-      <w:r>
-        <w:instrText xml:space="preserve"> ADDIN ZOTERO_ITEM CSL_CITATION {"citationID":"E8iErH0X","properties":{"unsorted":false,"formattedCitation":"(2, 5, 17\\uc0\\u8211{}22)","plainCitation":"(2, 5, 17–22)","noteIndex":0},"citationItems":[{"id":518,"uris":["http://zotero.org/users/11313215/items/U7SJXVK7","http://zotero.org/users/11313215/items/BJWDPF4G"],"itemData":{"id":518,"type":"article-journal","abstract":"Sequential hermaphroditism is a unique reproductive strategy among teleosts that is displayed mainly in fish species living in the coral reef environment. The reproductive biology of hermaphrodites has long been intriguing; however, very little is known about the molecular pathways underlying their sex change. Here, we provide the first de novo transcriptome analyses of a hermaphrodite teleost´s undergoing sex change in its natural environment. Our study has examined relative gene expression across multiple groups—rather than just two contrasting conditions— and has allowed us to explore the differential expression patterns throughout the whole process. Our analysis has highlighted the rapid and complex genomic response of the brain associated with sex change, which is subsequently transmitted to the gonads, identifying a large number of candidate genes, some well-known and some novel, involved in the process. The present study provides strong evidence of the importance of the sex steroidogenic machinery during sex change in clownfish, with the aromatase gene playing a central role, both in the brain and the gonad. This work constitutes the first genome-wide study in a social sex-changing species and provides insights into the genetic mechanism governing social sex change and gonadal restructuring in protandrous hermaphrodites.","container-title":"Scientific Reports","DOI":"10.1038/srep35461","ISSN":"2045-2322","issue":"1","journalAbbreviation":"Sci Rep","language":"en","license":"2016 The Author(s)","page":"35461","publisher":"Nature Publishing Group","source":"www.nature.com","title":"Sex Change in Clownfish: Molecular Insights from Transcriptome Analysis","title-short":"Sex Change in Clownfish","volume":"6","author":[{"family":"Casas","given":"Laura"},{"family":"Saborido-Rey","given":"Fran"},{"family":"Ryu","given":"Taewoo"},{"family":"Michell","given":"Craig"},{"family":"Ravasi","given":"Timothy"},{"family":"Irigoien","given":"Xabier"}],"issued":{"date-parts":[["2016",10,17]]}}},{"id":2275,"uris":["http://zotero.org/users/11313215/items/WTRLAKYJ"],"itemData":{"id":2275,"type":"article-journal","abstract":"Estrogenic signaling is an important focus in studies of gonadal and brain sexual differentiation in fishes and vertebrates generally. This study examined variation in estrogenic signaling (1) across three sexual phenotypes (female, female-mimic initial phase [IP] male, and terminal phase [TP] male), (2) during socially-controlled female-to-male sex change, and (3) during tidally-driven spawning cycles in the protogynous bluehead wrasse (Thalassoma bifasciatum). We analyzed relative abundances of messenger RNAs (mRNAs) for the brain form of aromatase (cyp19a1b) and the three nuclear estrogen receptors (ER) (ERα, ERβa, and ERβb) by qPCR. Consistent with previous reports, forebrain/midbrain cyp19a1b was highest in females, significantly lower in TP males, and lowest in IP males. By contrast, ERα and ERβb mRNA abundances were highest in TP males and increased during sex change. ERβa mRNA did not vary significantly. Across the tidally-driven spawning cycle, cyp19a1b abundances were higher in females than TP males. Interestingly, cyp19a1b levels were higher in TP males close ( 1 h) to the daily spawning period when sexual and aggressive behaviors rise than males far from spawning ( 10–12 h). Together with earlier findings, our results suggest alterations in neural estrogen signaling are key regulators of socially-controlled sex change and sexual phenotype differences. Additionally, these patterns suggest TP male-typical sociosexual behaviors may depend on intermediate rather than low estrogenic signaling. We discuss these results and the possibility that an inverted-U shaped relationship between neural estrogen and male-typical behaviors is more common than presently appreciated.","container-title":"Journal of Experimental Zoology Part A: Ecological and Integrative Physiology","DOI":"10.1002/jez.2558","ISSN":"2471-5646","issue":"1","language":"en","note":"_eprint: https://onlinelibrary.wiley.com/doi/pdf/10.1002/jez.2558","page":"24-34","source":"Wiley Online Library","title":"Estrogenic signaling and sociosexual behavior in wild sex-changing bluehead wrasses, Thalassoma bifasciatum","volume":"337","author":[{"family":"Prim","given":"Julianna H."},{"family":"Phillips","given":"Marshall C."},{"family":"Lamm","given":"Melissa S."},{"family":"Brady","given":"Jeannie"},{"family":"Cabral","given":"Itze"},{"family":"Durden","given":"Shelby"},{"family":"Dustin","given":"Elizabeth"},{"family":"Hazellief","given":"Allison"},{"family":"Klapheke","given":"Brandon"},{"family":"Lamb","given":"April D."},{"family":"Lukowsky","given":"Alison"},{"family":"May","given":"Dianna"},{"family":"Sanchez","given":"Sidney G."},{"family":"Thompson","given":"Kelly C."},{"family":"Tyler","given":"William A."},{"family":"Godwin","given":"John"}],"issued":{"date-parts":[["2022"]]}}},{"id":2136,"uris":["http://zotero.org/users/11313215/items/IKVUZYVY"],"itemData":{"id":2136,"type":"article-journal","abstract":"Phenotypic plasticity represents an elegant adaptive response of individuals to a change in their environment. Bluehead wrasses (Thalassoma bifasciatum) exhibit astonishing sexual plasticity, including female-to-male sex change and discrete male morphs that differ strikingly in behavior, morphology, and gonadal investment. Using RNA-seq transcriptome profiling, we examined the genes and physiological pathways underlying flexible behavioral and gonadal differences among female, dominant (bourgeois) male, and female-mimic (sneaker) male blueheads. For the first time in any organism, we find that female mimicry by sneaker males has a transcriptional signature in both the brain and the gonad. Sneaker males shared striking similarity in neural gene expression with females, supporting the idea that males with alternative reproductive phenotypes have “female-like brains.” Sneaker males also overexpressed neuroplasticity genes, suggesting that their opportunistic reproductive strategy requires a heightened capacity for neuroplasticity. Bourgeois males overexpressed genes associated with socio-sexual behaviors (e.g., isotocin), but also neuroprotective genes and biomarkers of oxidative stress and aging, indicating a hitherto unexplored cost to these males of attaining the reproductively privileged position at the top of the social hierarchy. Our novel comparison of testicular transcriptomes in a fish with male sexual polymorphism associates greater gonadal investment by sneaker males with overexpression of genes involved in cell proliferation and sperm quality control. We propose that morphological female-mimicry by sneaker male teleosts entails pervasive downregulation of androgenesis genes, consistent with low androgen production in males lacking well-developed secondary sexual characters.","container-title":"Molecular Biology and Evolution","DOI":"10.1093/molbev/msx293","ISSN":"0737-4038","issue":"1","journalAbbreviation":"Molecular Biology and Evolution","page":"225-241","source":"Silverchair","title":"Female Mimicry by Sneaker Males Has a Transcriptomic Signature in Both the Brain and the Gonad in a Sex-Changing Fish","volume":"35","author":[{"family":"Todd","given":"Erica V"},{"family":"Liu","given":"Hui"},{"family":"Lamm","given":"Melissa S"},{"family":"Thomas","given":"Jodi T"},{"family":"Rutherford","given":"Kim"},{"family":"Thompson","given":"Kelly C"},{"family":"Godwin","given":"John R"},{"family":"Gemmell","given":"Neil J"}],"issued":{"date-parts":[["2018",1,1]]}}},{"id":2135,"uris":["http://zotero.org/users/11313215/items/P4TMRGZK"],"itemData":{"id":2135,"type":"article-journal","abstract":"Teleost fishes exhibit remarkably diverse and plastic sexual developmental patterns. One of the most astonishing is the rapid socially controlled female-to-male (protogynous) sex change observed in bluehead wrasses (Thalassoma bifasciatum). Such functional sex change is widespread in marine fishes, including species of commercial importance, yet its underlying molecular basis remains poorly explored.","container-title":"Biology of Sex Differences","DOI":"10.1186/s13293-015-0044-8","ISSN":"2042-6410","issue":"1","journalAbbreviation":"Biology of Sex Differences","page":"26","source":"BioMed Central","title":"Large-scale transcriptome sequencing reveals novel expression patterns for key sex-related genes in a sex-changing fish","volume":"6","author":[{"family":"Liu","given":"Hui"},{"family":"Lamm","given":"Melissa S."},{"family":"Rutherford","given":"Kim"},{"family":"Black","given":"Michael A."},{"family":"Godwin","given":"John R."},{"family":"Gemmell","given":"Neil J."}],"issued":{"date-parts":[["2015",11,25]]}}},{"id":4563,"uris":["http://zotero.org/users/11313215/items/8RMJ4EHJ"],"itemData":{"id":4563,"type":"article-journal","abstract":"Sex determination in coral reef fish is highly plastic, with many species displaying socially controlled sequential hermaphroditism. In these species, social hierarchy cues trigger sex change, initiating transformations in neuroanatomy, physiology, morphology, and behavior. The process begins in the brain, where shifts in dominance status alter cortisol release and neuromodulator signaling, including dopamine and arginine vasotocin. Radial glia detect these changes and modulate local estradiol synthesis via brain aromatase production that in turn influences neurogenesis and gene expression in multiple types of glia and neurons involved in pituitary-gonadotroph regulation. The altered gonadotroph control directs the gonadal transformation. Mechanistically, protogyny (female-to-male) typically occurs faster than protandry (male-to-female), with differences in the order of behavioral, gonadal, and morphological changes. Understanding these processes in sex-changing fish provides valuable insights into the neural and endocrine mechanisms underlying reproductive plasticity, with broader implications for neuroendocrinology and the evolution of sex differences in vertebrates.","container-title":"Current Opinion in Neurobiology","DOI":"10.1016/j.conb.2025.103094","ISSN":"0959-4388","journalAbbreviation":"Current Opinion in Neurobiology","license":"All rights reserved","page":"103094","source":"ScienceDirect","title":"Plasticity of brain sexual dimorphism as revealed by sex changing fish","volume":"94","author":[{"family":"Graham","given":"Gabriel J."},{"family":"Rhodes","given":"Justin S."}],"issued":{"date-parts":[["2025",10,1]]}}},{"id":3227,"uris":["http://zotero.org/users/11313215/items/RWMZ9QFA"],"itemData":{"id":3227,"type":"article-journal","abstract":"BACKGROUND: Sexual differentiation of the brain occurs in all major vertebrate lineages but is not well understood at a molecular and cellular level. Unlike most vertebrates, sex-changing fishes have the remarkable ability to change reproductive sex during adulthood in response to social stimuli, offering a unique opportunity to understand mechanisms by which the nervous system can initiate and coordinate sexual differentiation.\nMETHODS: This study explores sexual differentiation of the forebrain using single nucleus RNA-sequencing in the anemonefish Amphiprion ocellaris, producing the first cellular atlas of a sex-changing brain.\nRESULTS: We uncover extensive sex differences in cell type-specific gene expression, relative proportions of cells, baseline neuronal excitation, and predicted inter-neuronal communication. Additionally, we identify the cholecystokinin, galanin, and estrogen systems as central molecular axes of sexual differentiation. Supported by these findings, we propose a model of sexual differentiation in the conserved vertebrate social decision-making network spanning multiple subtypes of neurons and glia, including neuronal subpopulations within the preoptic area that are positioned to regulate gonadal differentiation.\nCONCLUSIONS: This work deepens our understanding of sexual differentiation in the vertebrate brain and defines a rich suite of molecular and cellular pathways that differentiate during adult sex change in anemonefish.","container-title":"Biology of Sex Differences","DOI":"10.1186/s13293-024-00632-0","ISSN":"2042-6410","issue":"1","journalAbbreviation":"Biol Sex Differ","language":"eng","page":"58","PMID":"39044232","PMCID":"PMC11267845","source":"PubMed","title":"Adult sex change leads to extensive forebrain reorganization in clownfish","volume":"15","author":[{"family":"Parker","given":"Coltan G."},{"family":"Gruenhagen","given":"George W."},{"family":"Hegarty","given":"Brianna E."},{"family":"Histed","given":"Abigail R."},{"family":"Streelman","given":"Jeffrey T."},{"family":"Rhodes","given":"Justin S."},{"family":"Johnson","given":"Zachary V."}],"issued":{"date-parts":[["2024",7,23]]}}},{"id":2309,"uris":["http://zotero.org/users/11313215/items/33G33VBP"],"itemData":{"id":2309,"type":"article-journal","abstract":"Sex steroids can both modulate and be modulated by behavior, and their actions are mediated by complex interactions among multiple hormone sources and targets. While gonadal steroids delivered via circulation can affect behavior, changes in local brain steroid synthesis also can modulate behavior. The relative steroid load across different tissues and the association of these levels with rates of behavior have not been well studied. The bluebanded goby (Lythrypnus dalli) is a sex changing fish in which social status determines sexual phenotype. We examined changes in steroid levels in brain, gonad and body muscle at either 24 hours or 6 days after social induction of protogynous sex change, and from individuals in stable social groups not undergoing sex change. For each tissue, we measured levels of estradiol (E2), testosterone (T) and 11-ketotestosterone (KT). Females had more T than males in the gonads, and more E2 in all tissues but there was no sex difference in KT. For both sexes, E2 was higher in the gonad than in other tissues while androgens were higher in the brain. During sex change, brain T levels dropped while brain KT increased, and brain E2 levels did not change. We found a positive relationship between androgens and aggression in the most dominant females but only when the male was removed from the social group. The results demonstrate that steroid levels are responsive to changes in the social environment, and that their concentrations vary in different tissues. Also, we suggest that rapid changes in brain androgen levels might be important in inducing behavioral and/or morphological changes associated with protogynous sex change.","container-title":"PLOS ONE","DOI":"10.1371/journal.pone.0051158","ISSN":"1932-6203","issue":"12","journalAbbreviation":"PLOS ONE","language":"en","page":"e51158","publisher":"Public Library of Science","source":"PLoS Journals","title":"Differential Responses of Brain, Gonad and Muscle Steroid Levels to Changes in Social Status and Sex in a Sequential and Bidirectional Hermaphroditic Fish","volume":"7","author":[{"family":"Lorenzi","given":"Varenka"},{"family":"Earley","given":"Ryan L."},{"family":"Grober","given":"Matthew S."}],"issued":{"date-parts":[["2012",12,10]]}}},{"id":2120,"uris":["http://zotero.org/users/11313215/items/8XPZETYK"],"itemData":{"id":2120,"type":"article-journal","abstract":"For vertebrates living in social hierarchies, the neuroendocrine system regulates temporal aspects of aggressive interactions during status establishment. In teleost fishes, the sex steroids 17β-estradiol (E2) and 11-ketotestosterone (KT), and the glucocorticoid, cortisol (CORT) are associated with aggression in distinct phases of their life history. Bluebanded gobies, Lythrypnus dalli, exhibit bidirectional sexual plasticity by responding to changes in their social structure by escalating aggression associated with neural changes that precede gonadal reorganization to the opposite sex. Here, we used a novel experimental design to investigate systemic (waterborne) and neural steroids associated with the earliest behavioral changes associated with feminization and masculinization during protandrous and protogynous sex change respectively. In stable social groups of wild-caught L. dalli comprising of one male and two females, we disrupted hierarchy by adding or removing a male, providing a social context for intrasexual aggression. Within only 30 min, males exhibited high rates of physical aggression inside the nest to maintain their territory, while females exhibited high rates of chases outside the nest to reestablish social status. During this period of instability, while waterborne steroids were not affected, brain E2 was higher in all fish and CORT was lower in male brains. Brain KT was higher in males who emerged as dominant compared to dominant females. Overall, a combination of differences in brain E2, CORT, and KT were important in the regulation of hierarchy re-establishment and maintenance. Rapid responses during conspecific aggressive encounters are likely mediated by neural steroid synthesis that precede changes in systemic steroids.","container-title":"Hormones and Behavior","DOI":"10.1016/j.yhbeh.2023.105373","ISSN":"0018-506X","journalAbbreviation":"Hormones and Behavior","page":"105373","source":"ScienceDirect","title":"Sex differences in aggressive intensities and brain steroids during status resolution in a sex changing fish, &lt;i&gt;Lythrypnus dalli&lt;/i&gt;","volume":"153","author":[{"family":"White","given":"Katrina J."},{"family":"Rivas","given":"Melissa G."},{"family":"Pradhan","given":"Devaleena S."}],"issued":{"date-parts":[["2023",7,1]]}}}],"schema":"https://github.com/citation-style-language/schema/raw/master/csl-citation.json"} </w:instrText>
-      </w:r>
-      <w:r>
-        <w:fldChar w:fldCharType="separate"/>
-      </w:r>
-      <w:r>
-        <w:rPr>
-          <w:rFonts w:cs="Times New Roman"/>
-          <w:color w:val="000000"/>
-          <w:kern w:val="0"/>
-          <w:szCs w:val="24"/>
-        </w:rPr>
-        <w:t>(2, 5, 17–22)</w:t>
-      </w:r>
-      <w:r>
-        <w:fldChar w:fldCharType="end"/>
-      </w:r>
-      <w:r>
-        <w:t xml:space="preserve">. Since radial glial cells (RGCs) are the neural progenitors responsible for neurogenesis, as well as the primary cell type responsible for steroid hormone synthesis in the teleost brain </w:t>
-      </w:r>
-      <w:r>
-        <w:fldChar w:fldCharType="begin"/>
-      </w:r>
-      <w:r>
-        <w:instrText xml:space="preserve"> ADDIN ZOTERO_ITEM CSL_CITATION {"citationID":"HiKP1KCv","properties":{"unsorted":false,"formattedCitation":"(23)","plainCitation":"(23)","noteIndex":0},"citationItems":[{"id":4149,"uris":["http://zotero.org/users/11313215/items/XBVTYWAC"],"itemData":{"id":4149,"type":"article-journal","abstract":"Sex steroid hormones are synthesized from cholesterol and exert pleiotropic effects notably in the central nervous system. Pioneering studies from Baulieu and colleagues have suggested that steroids are also locally-synthesized in the brain. Such steroids, called neurosteroids, can rapidly modulate neuronal excitability and functions, brain plasticity, and behavior. Accumulating data obtained on a wide variety of species demonstrate that neurosteroidogenesis is an evolutionary conserved feature across fish, birds, and mammals. In this review, we will first document neurosteroidogenesis and steroid signaling for estrogens, progestagens, and androgens in the brain of teleost fish, birds, and mammals. We will next consider the effects of sex steroids in homeostatic and regenerative neurogenesis, in neuroprotection, and in sexual behaviors. In a last part, we will discuss the transport of steroids and lipoproteins from the periphery within the brain (and vice-versa) and document their effects on the blood-brain barrier (BBB) permeability and on neuroprotection. We will emphasize the potential interaction between lipoproteins and sex steroids, addressing the beneficial effects of steroids and lipoproteins, particularly HDL-cholesterol, against the breakdown of the BBB reported to occur during brain ischemic stroke. We will consequently highlight the potential anti-inflammatory, anti-oxidant, and neuroprotective properties of sex steroid and lipoproteins, these latest improving cholesterol and steroid ester transport within the brain after insults.","container-title":"Frontiers in Neuroscience","DOI":"10.3389/fnins.2018.00084","ISSN":"1662-4548","journalAbbreviation":"Front Neurosci","page":"84","PMID":"29515356","PMCID":"PMC5826223","source":"PubMed Central","title":"Steroid Transport, Local Synthesis, and Signaling within the Brain: Roles in Neurogenesis, Neuroprotection, and Sexual Behaviors","title-short":"Steroid Transport, Local Synthesis, and Signaling within the Brain","volume":"12","author":[{"family":"Diotel","given":"Nicolas"},{"family":"Charlier","given":"Thierry D."},{"family":"Lefebvre d'Hellencourt","given":"Christian"},{"family":"Couret","given":"David"},{"family":"Trudeau","given":"Vance L."},{"family":"Nicolau","given":"Joel C."},{"family":"Meilhac","given":"Olivier"},{"family":"Kah","given":"Olivier"},{"family":"Pellegrini","given":"Elisabeth"}],"issued":{"date-parts":[["2018",2,20]]}}}],"schema":"https://github.com/citation-style-language/schema/raw/master/csl-citation.json"} </w:instrText>
-      </w:r>
-      <w:r>
-        <w:fldChar w:fldCharType="separate"/>
-      </w:r>
-      <w:r>
-        <w:rPr>
-          <w:rFonts w:cs="Times New Roman"/>
-        </w:rPr>
-        <w:t>(23)</w:t>
-      </w:r>
-      <w:r>
-        <w:fldChar w:fldCharType="end"/>
-      </w:r>
-      <w:r>
-        <w:t>, we next focused</w:t>
-      </w:r>
-      <w:commentRangeEnd w:id="540"/>
-      <w:r>
-        <w:rPr>
-          <w:rStyle w:val="CommentReference"/>
-          <w:sz w:val="24"/>
-          <w:szCs w:val="30"/>
-        </w:rPr>
-        <w:commentReference w:id="540"/>
-      </w:r>
-      <w:r>
-        <w:t xml:space="preserve"> our analysis on cluster 1_RGC.</w:t>
-      </w:r>
-      <w:del w:id="541" w:author="Graham, Gabriel J." w:date="2026-08-06T13:00:00Z" w16du:dateUtc="2026-08-06T17:00:00Z">
-        <w:r>
-          <w:delText>B</w:delText>
-        </w:r>
-        <w:r>
-          <w:delText xml:space="preserve">ecause radial glial cells are the neural progenitors responsible for adult neurogenesis and the </w:delText>
-        </w:r>
-      </w:del>
-      <w:del w:id="542" w:author="Graham, Gabriel J." w:date="2026-08-04T14:00:00Z" w16du:dateUtc="2026-08-04T18:00:00Z">
-        <w:r>
-          <w:delText>principal site of</w:delText>
-        </w:r>
-      </w:del>
-      <w:del w:id="543" w:author="Graham, Gabriel J." w:date="2026-08-06T13:00:00Z" w16du:dateUtc="2026-08-06T17:00:00Z">
-        <w:r>
-          <w:delText xml:space="preserve"> steroid hormone synthesis</w:delText>
-        </w:r>
-      </w:del>
-      <w:del w:id="544" w:author="Graham, Gabriel J." w:date="2026-08-04T14:01:00Z" w16du:dateUtc="2026-08-04T18:01:00Z">
-        <w:r>
-          <w:delText xml:space="preserve">, including aromatase expression, in the teleost brain </w:delText>
-        </w:r>
-      </w:del>
-      <w:del w:id="545" w:author="Graham, Gabriel J." w:date="2026-08-06T13:00:00Z" w16du:dateUtc="2026-08-06T17:00:00Z">
+        <w:t xml:space="preserve">Among all identified cell populations, cluster 1_RGC exhibited the second-highest number of DEGs and the greatest number of DARs. </w:t>
+      </w:r>
+      <w:ins w:id="592" w:author="Graham, Gabriel J." w:date="2026-08-25T15:12:00Z" w16du:dateUtc="2026-08-25T19:12:00Z">
+        <w:r>
+          <w:t>Add</w:t>
+        </w:r>
+      </w:ins>
+      <w:ins w:id="593" w:author="Graham, Gabriel J." w:date="2026-08-25T15:13:00Z" w16du:dateUtc="2026-08-25T19:13:00Z">
+        <w:r>
+          <w:t>itionally, s</w:t>
+        </w:r>
+      </w:ins>
+      <w:ins w:id="594" w:author="Graham, Gabriel J." w:date="2026-08-25T15:12:00Z" w16du:dateUtc="2026-08-25T19:12:00Z">
+        <w:r>
+          <w:t xml:space="preserve">ex change is associated with extensive changes in cell population and steroid hormone signaling in the brain </w:t>
+        </w:r>
+      </w:ins>
+      <w:ins w:id="595" w:author="Graham, Gabriel J." w:date="2026-08-25T15:13:00Z" w16du:dateUtc="2026-08-25T19:13:00Z">
+        <w:r>
+          <w:t>, both of which are controlled by RGCs</w:t>
+        </w:r>
+      </w:ins>
+      <w:ins w:id="596" w:author="Graham, Gabriel J." w:date="2026-08-25T15:12:00Z" w16du:dateUtc="2026-08-25T19:12:00Z">
+        <w:r>
+          <w:t xml:space="preserve"> </w:t>
+        </w:r>
         <w:r>
           <w:fldChar w:fldCharType="begin"/>
         </w:r>
         <w:r>
-          <w:delInstrText xml:space="preserve"> ADDIN ZOTERO_ITEM CSL_CITATION {"citationID":"HiKP1KCv","properties":{"unsorted":false,"formattedCitation":"(23)","plainCitation":"(23)","noteIndex":0},"citationItems":[{"id":4147,"uris":["http://zotero.org/users/11313215/items/XBVTYWAC"],"itemData":{"id":4147,"type":"article-journal","abstract":"Sex steroid hormones are synthesized from cholesterol and exert pleiotropic effects notably in the central nervous system. Pioneering studies from Baulieu and colleagues have suggested that steroids are also locally-synthesized in the brain. Such steroids, called neurosteroids, can rapidly modulate neuronal excitability and functions, brain plasticity, and behavior. Accumulating data obtained on a wide variety of species demonstrate that neurosteroidogenesis is an evolutionary conserved feature across fish, birds, and mammals. In this review, we will first document neurosteroidogenesis and steroid signaling for estrogens, progestagens, and androgens in the brain of teleost fish, birds, and mammals. We will next consider the effects of sex steroids in homeostatic and regenerative neurogenesis, in neuroprotection, and in sexual behaviors. In a last part, we will discuss the transport of steroids and lipoproteins from the periphery within the brain (and vice-versa) and document their effects on the blood-brain barrier (BBB) permeability and on neuroprotection. We will emphasize the potential interaction between lipoproteins and sex steroids, addressing the beneficial effects of steroids and lipoproteins, particularly HDL-cholesterol, against the breakdown of the BBB reported to occur during brain ischemic stroke. We will consequently highlight the potential anti-inflammatory, anti-oxidant, and neuroprotective properties of sex steroid and lipoproteins, these latest improving cholesterol and steroid ester transport within the brain after insults.","container-title":"Frontiers in Neuroscience","DOI":"10.3389/fnins.2018.00084","ISSN":"1662-4548","journalAbbreviation":"Front Neurosci","page":"84","PMID":"29515356","PMCID":"PMC5826223","source":"PubMed Central","title":"Steroid Transport, Local Synthesis, and Signaling within the Brain: Roles in Neurogenesis, Neuroprotection, and Sexual Behaviors","title-short":"Steroid Transport, Local Synthesis, and Signaling within the Brain","volume":"12","author":[{"family":"Diotel","given":"Nicolas"},{"family":"Charlier","given":"Thierry D."},{"family":"Lefebvre d'Hellencourt","given":"Christian"},{"family":"Couret","given":"David"},{"family":"Trudeau","given":"Vance L."},{"family":"Nicolau","given":"Joel C."},{"family":"Meilhac","given":"Olivier"},{"family":"Kah","given":"Olivier"},{"family":"Pellegrini","given":"Elisabeth"}],"issued":{"date-parts":[["2018",2,20]]}}}],"schema":"https://github.com/citation-style-language/schema/raw/master/csl-citation.json"} </w:delInstrText>
+          <w:instrText xml:space="preserve"> ADDIN ZOTERO_ITEM CSL_CITATION {"citationID":"HiKP1KCv","properties":{"unsorted":false,"formattedCitation":"(23)","plainCitation":"(23)","noteIndex":0},"citationItems":[{"id":4147,"uris":["http://zotero.org/users/11313215/items/XBVTYWAC"],"itemData":{"id":4147,"type":"article-journal","abstract":"Sex steroid hormones are synthesized from cholesterol and exert pleiotropic effects notably in the central nervous system. Pioneering studies from Baulieu and colleagues have suggested that steroids are also locally-synthesized in the brain. Such steroids, called neurosteroids, can rapidly modulate neuronal excitability and functions, brain plasticity, and behavior. Accumulating data obtained on a wide variety of species demonstrate that neurosteroidogenesis is an evolutionary conserved feature across fish, birds, and mammals. In this review, we will first document neurosteroidogenesis and steroid signaling for estrogens, progestagens, and androgens in the brain of teleost fish, birds, and mammals. We will next consider the effects of sex steroids in homeostatic and regenerative neurogenesis, in neuroprotection, and in sexual behaviors. In a last part, we will discuss the transport of steroids and lipoproteins from the periphery within the brain (and vice-versa) and document their effects on the blood-brain barrier (BBB) permeability and on neuroprotection. We will emphasize the potential interaction between lipoproteins and sex steroids, addressing the beneficial effects of steroids and lipoproteins, particularly HDL-cholesterol, against the breakdown of the BBB reported to occur during brain ischemic stroke. We will consequently highlight the potential anti-inflammatory, anti-oxidant, and neuroprotective properties of sex steroid and lipoproteins, these latest improving cholesterol and steroid ester transport within the brain after insults.","container-title":"Frontiers in Neuroscience","DOI":"10.3389/fnins.2018.00084","ISSN":"1662-4548","journalAbbreviation":"Front Neurosci","page":"84","PMID":"29515356","PMCID":"PMC5826223","source":"PubMed Central","title":"Steroid Transport, Local Synthesis, and Signaling within the Brain: Roles in Neurogenesis, Neuroprotection, and Sexual Behaviors","title-short":"Steroid Transport, Local Synthesis, and Signaling within the Brain","volume":"12","author":[{"family":"Diotel","given":"Nicolas"},{"family":"Charlier","given":"Thierry D."},{"family":"Lefebvre d'Hellencourt","given":"Christian"},{"family":"Couret","given":"David"},{"family":"Trudeau","given":"Vance L."},{"family":"Nicolau","given":"Joel C."},{"family":"Meilhac","given":"Olivier"},{"family":"Kah","given":"Olivier"},{"family":"Pellegrini","given":"Elisabeth"}],"issued":{"date-parts":[["2018",2,20]]}}}],"schema":"https://github.com/citation-style-language/schema/raw/master/csl-citation.json"} </w:instrText>
+        </w:r>
+        <w:r>
+          <w:fldChar w:fldCharType="separate"/>
+        </w:r>
+        <w:r>
+          <w:rPr>
+            <w:rFonts w:cs="Times New Roman"/>
+          </w:rPr>
+          <w:t>(23)</w:t>
+        </w:r>
+        <w:r>
+          <w:fldChar w:fldCharType="end"/>
+        </w:r>
+      </w:ins>
+      <w:ins w:id="597" w:author="Graham, Gabriel J." w:date="2026-08-25T15:14:00Z" w16du:dateUtc="2026-08-25T19:14:00Z">
+        <w:r>
+          <w:t xml:space="preserve">. Thus, </w:t>
+        </w:r>
+      </w:ins>
+      <w:ins w:id="598" w:author="Graham, Gabriel J." w:date="2026-08-25T15:12:00Z" w16du:dateUtc="2026-08-25T19:12:00Z">
+        <w:r>
+          <w:t xml:space="preserve">we next focused our analysis on cluster 1_RGC. </w:t>
+        </w:r>
+      </w:ins>
+      <w:del w:id="599" w:author="Graham, Gabriel J." w:date="2026-08-25T15:12:00Z" w16du:dateUtc="2026-08-25T19:12:00Z">
+        <w:r>
+          <w:delText>Further, s</w:delText>
+        </w:r>
+        <w:r>
+          <w:delText xml:space="preserve">ex change is associated with extensive changes in cell population and steroid hormone signaling in the brain </w:delText>
+        </w:r>
+        <w:r>
+          <w:fldChar w:fldCharType="begin"/>
+        </w:r>
+        <w:r>
+          <w:delInstrText xml:space="preserve"> ADDIN ZOTERO_ITEM CSL_CITATION {"citationID":"E8iErH0X","properties":{"unsorted":false,"formattedCitation":"(2, 5, 17\\uc0\\u8211{}22)","plainCitation":"(2, 5, 17–22)","noteIndex":0},"citationItems":[{"id":518,"uris":["http://zotero.org/users/11313215/items/U7SJXVK7","http://zotero.org/users/11313215/items/BJWDPF4G"],"itemData":{"id":518,"type":"article-journal","abstract":"Sequential hermaphroditism is a unique reproductive strategy among teleosts that is displayed mainly in fish species living in the coral reef environment. The reproductive biology of hermaphrodites has long been intriguing; however, very little is known about the molecular pathways underlying their sex change. Here, we provide the first de novo transcriptome analyses of a hermaphrodite teleost´s undergoing sex change in its natural environment. Our study has examined relative gene expression across multiple groups—rather than just two contrasting conditions— and has allowed us to explore the differential expression patterns throughout the whole process. Our analysis has highlighted the rapid and complex genomic response of the brain associated with sex change, which is subsequently transmitted to the gonads, identifying a large number of candidate genes, some well-known and some novel, involved in the process. The present study provides strong evidence of the importance of the sex steroidogenic machinery during sex change in clownfish, with the aromatase gene playing a central role, both in the brain and the gonad. This work constitutes the first genome-wide study in a social sex-changing species and provides insights into the genetic mechanism governing social sex change and gonadal restructuring in protandrous hermaphrodites.","container-title":"Scientific Reports","DOI":"10.1038/srep35461","ISSN":"2045-2322","issue":"1","journalAbbreviation":"Sci Rep","language":"en","license":"2016 The Author(s)","page":"35461","publisher":"Nature Publishing Group","source":"www.nature.com","title":"Sex Change in Clownfish: Molecular Insights from Transcriptome Analysis","title-short":"Sex Change in Clownfish","volume":"6","author":[{"family":"Casas","given":"Laura"},{"family":"Saborido-Rey","given":"Fran"},{"family":"Ryu","given":"Taewoo"},{"family":"Michell","given":"Craig"},{"family":"Ravasi","given":"Timothy"},{"family":"Irigoien","given":"Xabier"}],"issued":{"date-parts":[["2016",10,17]]}}},{"id":2275,"uris":["http://zotero.org/users/11313215/items/WTRLAKYJ"],"itemData":{"id":2275,"type":"article-journal","abstract":"Estrogenic signaling is an important focus in studies of gonadal and brain sexual differentiation in fishes and vertebrates generally. This study examined variation in estrogenic signaling (1) across three sexual phenotypes (female, female-mimic initial phase [IP] male, and terminal phase [TP] male), (2) during socially-controlled female-to-male sex change, and (3) during tidally-driven spawning cycles in the protogynous bluehead wrasse (Thalassoma bifasciatum). We analyzed relative abundances of messenger RNAs (mRNAs) for the brain form of aromatase (cyp19a1b) and the three nuclear estrogen receptors (ER) (ERα, ERβa, and ERβb) by qPCR. Consistent with previous reports, forebrain/midbrain cyp19a1b was highest in females, significantly lower in TP males, and lowest in IP males. By contrast, ERα and ERβb mRNA abundances were highest in TP males and increased during sex change. ERβa mRNA did not vary significantly. Across the tidally-driven spawning cycle, cyp19a1b abundances were higher in females than TP males. Interestingly, cyp19a1b levels were higher in TP males close ( 1 h) to the daily spawning period when sexual and aggressive behaviors rise than males far from spawning ( 10–12 h). Together with earlier findings, our results suggest alterations in neural estrogen signaling are key regulators of socially-controlled sex change and sexual phenotype differences. Additionally, these patterns suggest TP male-typical sociosexual behaviors may depend on intermediate rather than low estrogenic signaling. We discuss these results and the possibility that an inverted-U shaped relationship between neural estrogen and male-typical behaviors is more common than presently appreciated.","container-title":"Journal of Experimental Zoology Part A: Ecological and Integrative Physiology","DOI":"10.1002/jez.2558","ISSN":"2471-5646","issue":"1","language":"en","note":"_eprint: https://onlinelibrary.wiley.com/doi/pdf/10.1002/jez.2558","page":"24-34","source":"Wiley Online Library","title":"Estrogenic signaling and sociosexual behavior in wild sex-changing bluehead wrasses, Thalassoma bifasciatum","volume":"337","author":[{"family":"Prim","given":"Julianna H."},{"family":"Phillips","given":"Marshall C."},{"family":"Lamm","given":"Melissa S."},{"family":"Brady","given":"Jeannie"},{"family":"Cabral","given":"Itze"},{"family":"Durden","given":"Shelby"},{"family":"Dustin","given":"Elizabeth"},{"family":"Hazellief","given":"Allison"},{"family":"Klapheke","given":"Brandon"},{"family":"Lamb","given":"April D."},{"family":"Lukowsky","given":"Alison"},{"family":"May","given":"Dianna"},{"family":"Sanchez","given":"Sidney G."},{"family":"Thompson","given":"Kelly C."},{"family":"Tyler","given":"William A."},{"family":"Godwin","given":"John"}],"issued":{"date-parts":[["2022"]]}}},{"id":2136,"uris":["http://zotero.org/users/11313215/items/IKVUZYVY"],"itemData":{"id":2136,"type":"article-journal","abstract":"Phenotypic plasticity represents an elegant adaptive response of individuals to a change in their environment. Bluehead wrasses (Thalassoma bifasciatum) exhibit astonishing sexual plasticity, including female-to-male sex change and discrete male morphs that differ strikingly in behavior, morphology, and gonadal investment. Using RNA-seq transcriptome profiling, we examined the genes and physiological pathways underlying flexible behavioral and gonadal differences among female, dominant (bourgeois) male, and female-mimic (sneaker) male blueheads. For the first time in any organism, we find that female mimicry by sneaker males has a transcriptional signature in both the brain and the gonad. Sneaker males shared striking similarity in neural gene expression with females, supporting the idea that males with alternative reproductive phenotypes have “female-like brains.” Sneaker males also overexpressed neuroplasticity genes, suggesting that their opportunistic reproductive strategy requires a heightened capacity for neuroplasticity. Bourgeois males overexpressed genes associated with socio-sexual behaviors (e.g., isotocin), but also neuroprotective genes and biomarkers of oxidative stress and aging, indicating a hitherto unexplored cost to these males of attaining the reproductively privileged position at the top of the social hierarchy. Our novel comparison of testicular transcriptomes in a fish with male sexual polymorphism associates greater gonadal investment by sneaker males with overexpression of genes involved in cell proliferation and sperm quality control. We propose that morphological female-mimicry by sneaker male teleosts entails pervasive downregulation of androgenesis genes, consistent with low androgen production in males lacking well-developed secondary sexual characters.","container-title":"Molecular Biology and Evolution","DOI":"10.1093/molbev/msx293","ISSN":"0737-4038","issue":"1","journalAbbreviation":"Molecular Biology and Evolution","page":"225-241","source":"Silverchair","title":"Female Mimicry by Sneaker Males Has a Transcriptomic Signature in Both the Brain and the Gonad in a Sex-Changing Fish","volume":"35","author":[{"family":"Todd","given":"Erica V"},{"family":"Liu","given":"Hui"},{"family":"Lamm","given":"Melissa S"},{"family":"Thomas","given":"Jodi T"},{"family":"Rutherford","given":"Kim"},{"family":"Thompson","given":"Kelly C"},{"family":"Godwin","given":"John R"},{"family":"Gemmell","given":"Neil J"}],"issued":{"date-parts":[["2018",1,1]]}}},{"id":2135,"uris":["http://zotero.org/users/11313215/items/P4TMRGZK"],"itemData":{"id":2135,"type":"article-journal","abstract":"Teleost fishes exhibit remarkably diverse and plastic sexual developmental patterns. One of the most astonishing is the rapid socially controlled female-to-male (protogynous) sex change observed in bluehead wrasses (Thalassoma bifasciatum). Such functional sex change is widespread in marine fishes, including species of commercial importance, yet its underlying molecular basis remains poorly explored.","container-title":"Biology of Sex Differences","DOI":"10.1186/s13293-015-0044-8","ISSN":"2042-6410","issue":"1","journalAbbreviation":"Biology of Sex Differences","page":"26","source":"BioMed Central","title":"Large-scale transcriptome sequencing reveals novel expression patterns for key sex-related genes in a sex-changing fish","volume":"6","author":[{"family":"Liu","given":"Hui"},{"family":"Lamm","given":"Melissa S."},{"family":"Rutherford","given":"Kim"},{"family":"Black","given":"Michael A."},{"family":"Godwin","given":"John R."},{"family":"Gemmell","given":"Neil J."}],"issued":{"date-parts":[["2015",11,25]]}}},{"id":4563,"uris":["http://zotero.org/users/11313215/items/8RMJ4EHJ"],"itemData":{"id":4563,"type":"article-journal","abstract":"Sex determination in coral reef fish is highly plastic, with many species displaying socially controlled sequential hermaphroditism. In these species, social hierarchy cues trigger sex change, initiating transformations in neuroanatomy, physiology, morphology, and behavior. The process begins in the brain, where shifts in dominance status alter cortisol release and neuromodulator signaling, including dopamine and arginine vasotocin. Radial glia detect these changes and modulate local estradiol synthesis via brain aromatase production that in turn influences neurogenesis and gene expression in multiple types of glia and neurons involved in pituitary-gonadotroph regulation. The altered gonadotroph control directs the gonadal transformation. Mechanistically, protogyny (female-to-male) typically occurs faster than protandry (male-to-female), with differences in the order of behavioral, gonadal, and morphological changes. Understanding these processes in sex-changing fish provides valuable insights into the neural and endocrine mechanisms underlying reproductive plasticity, with broader implications for neuroendocrinology and the evolution of sex differences in vertebrates.","container-title":"Current Opinion in Neurobiology","DOI":"10.1016/j.conb.2025.103094","ISSN":"0959-4388","journalAbbreviation":"Current Opinion in Neurobiology","license":"All rights reserved","page":"103094","source":"ScienceDirect","title":"Plasticity of brain sexual dimorphism as revealed by sex changing fish","volume":"94","author":[{"family":"Graham","given":"Gabriel J."},{"family":"Rhodes","given":"Justin S."}],"issued":{"date-parts":[["2025",10,1]]}}},{"id":3227,"uris":["http://zotero.org/users/11313215/items/RWMZ9QFA"],"itemData":{"id":3227,"type":"article-journal","abstract":"BACKGROUND: Sexual differentiation of the brain occurs in all major vertebrate lineages but is not well understood at a molecular and cellular level. Unlike most vertebrates, sex-changing fishes have the remarkable ability to change reproductive sex during adulthood in response to social stimuli, offering a unique opportunity to understand mechanisms by which the nervous system can initiate and coordinate sexual differentiation.\nMETHODS: This study explores sexual differentiation of the forebrain using single nucleus RNA-sequencing in the anemonefish Amphiprion ocellaris, producing the first cellular atlas of a sex-changing brain.\nRESULTS: We uncover extensive sex differences in cell type-specific gene expression, relative proportions of cells, baseline neuronal excitation, and predicted inter-neuronal communication. Additionally, we identify the cholecystokinin, galanin, and estrogen systems as central molecular axes of sexual differentiation. Supported by these findings, we propose a model of sexual differentiation in the conserved vertebrate social decision-making network spanning multiple subtypes of neurons and glia, including neuronal subpopulations within the preoptic area that are positioned to regulate gonadal differentiation.\nCONCLUSIONS: This work deepens our understanding of sexual differentiation in the vertebrate brain and defines a rich suite of molecular and cellular pathways that differentiate during adult sex change in anemonefish.","container-title":"Biology of Sex Differences","DOI":"10.1186/s13293-024-00632-0","ISSN":"2042-6410","issue":"1","journalAbbreviation":"Biol Sex Differ","language":"eng","page":"58","PMID":"39044232","PMCID":"PMC11267845","source":"PubMed","title":"Adult sex change leads to extensive forebrain reorganization in clownfish","volume":"15","author":[{"family":"Parker","given":"Coltan G."},{"family":"Gruenhagen","given":"George W."},{"family":"Hegarty","given":"Brianna E."},{"family":"Histed","given":"Abigail R."},{"family":"Streelman","given":"Jeffrey T."},{"family":"Rhodes","given":"Justin S."},{"family":"Johnson","given":"Zachary V."}],"issued":{"date-parts":[["2024",7,23]]}}},{"id":2309,"uris":["http://zotero.org/users/11313215/items/33G33VBP"],"itemData":{"id":2309,"type":"article-journal","abstract":"Sex steroids can both modulate and be modulated by behavior, and their actions are mediated by complex interactions among multiple hormone sources and targets. While gonadal steroids delivered via circulation can affect behavior, changes in local brain steroid synthesis also can modulate behavior. The relative steroid load across different tissues and the association of these levels with rates of behavior have not been well studied. The bluebanded goby (Lythrypnus dalli) is a sex changing fish in which social status determines sexual phenotype. We examined changes in steroid levels in brain, gonad and body muscle at either 24 hours or 6 days after social induction of protogynous sex change, and from individuals in stable social groups not undergoing sex change. For each tissue, we measured levels of estradiol (E2), testosterone (T) and 11-ketotestosterone (KT). Females had more T than males in the gonads, and more E2 in all tissues but there was no sex difference in KT. For both sexes, E2 was higher in the gonad than in other tissues while androgens were higher in the brain. During sex change, brain T levels dropped while brain KT increased, and brain E2 levels did not change. We found a positive relationship between androgens and aggression in the most dominant females but only when the male was removed from the social group. The results demonstrate that steroid levels are responsive to changes in the social environment, and that their concentrations vary in different tissues. Also, we suggest that rapid changes in brain androgen levels might be important in inducing behavioral and/or morphological changes associated with protogynous sex change.","container-title":"PLOS ONE","DOI":"10.1371/journal.pone.0051158","ISSN":"1932-6203","issue":"12","journalAbbreviation":"PLOS ONE","language":"en","page":"e51158","publisher":"Public Library of Science","source":"PLoS Journals","title":"Differential Responses of Brain, Gonad and Muscle Steroid Levels to Changes in Social Status and Sex in a Sequential and Bidirectional Hermaphroditic Fish","volume":"7","author":[{"family":"Lorenzi","given":"Varenka"},{"family":"Earley","given":"Ryan L."},{"family":"Grober","given":"Matthew S."}],"issued":{"date-parts":[["2012",12,10]]}}},{"id":2120,"uris":["http://zotero.org/users/11313215/items/8XPZETYK"],"itemData":{"id":2120,"type":"article-journal","abstract":"For vertebrates living in social hierarchies, the neuroendocrine system regulates temporal aspects of aggressive interactions during status establishment. In teleost fishes, the sex steroids 17β-estradiol (E2) and 11-ketotestosterone (KT), and the glucocorticoid, cortisol (CORT) are associated with aggression in distinct phases of their life history. Bluebanded gobies, Lythrypnus dalli, exhibit bidirectional sexual plasticity by responding to changes in their social structure by escalating aggression associated with neural changes that precede gonadal reorganization to the opposite sex. Here, we used a novel experimental design to investigate systemic (waterborne) and neural steroids associated with the earliest behavioral changes associated with feminization and masculinization during protandrous and protogynous sex change respectively. In stable social groups of wild-caught L. dalli comprising of one male and two females, we disrupted hierarchy by adding or removing a male, providing a social context for intrasexual aggression. Within only 30 min, males exhibited high rates of physical aggression inside the nest to maintain their territory, while females exhibited high rates of chases outside the nest to reestablish social status. During this period of instability, while waterborne steroids were not affected, brain E2 was higher in all fish and CORT was lower in male brains. Brain KT was higher in males who emerged as dominant compared to dominant females. Overall, a combination of differences in brain E2, CORT, and KT were important in the regulation of hierarchy re-establishment and maintenance. Rapid responses during conspecific aggressive encounters are likely mediated by neural steroid synthesis that precede changes in systemic steroids.","container-title":"Hormones and Behavior","DOI":"10.1016/j.yhbeh.2023.105373","ISSN":"0018-506X","journalAbbreviation":"Hormones and Behavior","page":"105373","source":"ScienceDirect","title":"Sex differences in aggressive intensities and brain steroids during status resolution in a sex changing fish, &lt;i&gt;Lythrypnus dalli&lt;/i&gt;","volume":"153","author":[{"family":"White","given":"Katrina J."},{"family":"Rivas","given":"Melissa G."},{"family":"Pradhan","given":"Devaleena S."}],"issued":{"date-parts":[["2023",7,1]]}}}],"schema":"https://github.com/citation-style-language/schema/raw/master/csl-citation.json"} </w:delInstrText>
+        </w:r>
+        <w:r>
+          <w:fldChar w:fldCharType="separate"/>
+        </w:r>
+        <w:r>
+          <w:rPr>
+            <w:rFonts w:cs="Times New Roman"/>
+            <w:color w:val="000000"/>
+            <w:kern w:val="0"/>
+            <w:szCs w:val="24"/>
+          </w:rPr>
+          <w:delText>(2, 5, 17–22)</w:delText>
+        </w:r>
+        <w:r>
+          <w:fldChar w:fldCharType="end"/>
+        </w:r>
+        <w:r>
+          <w:delText xml:space="preserve">. Since radial glial cells (RGCs) are the neural progenitors responsible for neurogenesis, as well as the primary cell type responsible for steroid hormone synthesis in the teleost brain </w:delText>
+        </w:r>
+        <w:r>
+          <w:fldChar w:fldCharType="begin"/>
+        </w:r>
+        <w:r>
+          <w:delInstrText xml:space="preserve"> ADDIN ZOTERO_ITEM CSL_CITATION {"citationID":"HiKP1KCv","properties":{"unsorted":false,"formattedCitation":"(23)","plainCitation":"(23)","noteIndex":0},"citationItems":[{"id":4149,"uris":["http://zotero.org/users/11313215/items/XBVTYWAC"],"itemData":{"id":4149,"type":"article-journal","abstract":"Sex steroid hormones are synthesized from cholesterol and exert pleiotropic effects notably in the central nervous system. Pioneering studies from Baulieu and colleagues have suggested that steroids are also locally-synthesized in the brain. Such steroids, called neurosteroids, can rapidly modulate neuronal excitability and functions, brain plasticity, and behavior. Accumulating data obtained on a wide variety of species demonstrate that neurosteroidogenesis is an evolutionary conserved feature across fish, birds, and mammals. In this review, we will first document neurosteroidogenesis and steroid signaling for estrogens, progestagens, and androgens in the brain of teleost fish, birds, and mammals. We will next consider the effects of sex steroids in homeostatic and regenerative neurogenesis, in neuroprotection, and in sexual behaviors. In a last part, we will discuss the transport of steroids and lipoproteins from the periphery within the brain (and vice-versa) and document their effects on the blood-brain barrier (BBB) permeability and on neuroprotection. We will emphasize the potential interaction between lipoproteins and sex steroids, addressing the beneficial effects of steroids and lipoproteins, particularly HDL-cholesterol, against the breakdown of the BBB reported to occur during brain ischemic stroke. We will consequently highlight the potential anti-inflammatory, anti-oxidant, and neuroprotective properties of sex steroid and lipoproteins, these latest improving cholesterol and steroid ester transport within the brain after insults.","container-title":"Frontiers in Neuroscience","DOI":"10.3389/fnins.2018.00084","ISSN":"1662-4548","journalAbbreviation":"Front Neurosci","page":"84","PMID":"29515356","PMCID":"PMC5826223","source":"PubMed Central","title":"Steroid Transport, Local Synthesis, and Signaling within the Brain: Roles in Neurogenesis, Neuroprotection, and Sexual Behaviors","title-short":"Steroid Transport, Local Synthesis, and Signaling within the Brain","volume":"12","author":[{"family":"Diotel","given":"Nicolas"},{"family":"Charlier","given":"Thierry D."},{"family":"Lefebvre d'Hellencourt","given":"Christian"},{"family":"Couret","given":"David"},{"family":"Trudeau","given":"Vance L."},{"family":"Nicolau","given":"Joel C."},{"family":"Meilhac","given":"Olivier"},{"family":"Kah","given":"Olivier"},{"family":"Pellegrini","given":"Elisabeth"}],"issued":{"date-parts":[["2018",2,20]]}}}],"schema":"https://github.com/citation-style-language/schema/raw/master/csl-citation.json"} </w:delInstrText>
         </w:r>
         <w:r>
           <w:fldChar w:fldCharType="separate"/>
@@ -5941,25 +6238,71 @@
           <w:fldChar w:fldCharType="end"/>
         </w:r>
         <w:r>
+          <w:delText>, we next focused our analysis on cluster 1_RGC.</w:delText>
+        </w:r>
+      </w:del>
+      <w:del w:id="600" w:author="Graham, Gabriel J." w:date="2026-08-06T13:00:00Z" w16du:dateUtc="2026-08-06T17:00:00Z">
+        <w:r>
+          <w:delText>B</w:delText>
+        </w:r>
+        <w:r>
+          <w:delText xml:space="preserve">ecause radial glial cells are the neural progenitors responsible for adult neurogenesis and the </w:delText>
+        </w:r>
+      </w:del>
+      <w:del w:id="601" w:author="Graham, Gabriel J." w:date="2026-08-04T14:00:00Z" w16du:dateUtc="2026-08-04T18:00:00Z">
+        <w:r>
+          <w:delText>principal site of</w:delText>
+        </w:r>
+      </w:del>
+      <w:del w:id="602" w:author="Graham, Gabriel J." w:date="2026-08-06T13:00:00Z" w16du:dateUtc="2026-08-06T17:00:00Z">
+        <w:r>
+          <w:delText xml:space="preserve"> steroid hormone synthesis</w:delText>
+        </w:r>
+      </w:del>
+      <w:del w:id="603" w:author="Graham, Gabriel J." w:date="2026-08-04T14:01:00Z" w16du:dateUtc="2026-08-04T18:01:00Z">
+        <w:r>
+          <w:delText xml:space="preserve">, including aromatase expression, in the teleost brain </w:delText>
+        </w:r>
+      </w:del>
+      <w:del w:id="604" w:author="Graham, Gabriel J." w:date="2026-08-06T13:00:00Z" w16du:dateUtc="2026-08-06T17:00:00Z">
+        <w:r>
+          <w:fldChar w:fldCharType="begin"/>
+        </w:r>
+        <w:r>
+          <w:delInstrText xml:space="preserve"> ADDIN ZOTERO_ITEM CSL_CITATION {"citationID":"HiKP1KCv","properties":{"unsorted":false,"formattedCitation":"(23)","plainCitation":"(23)","noteIndex":0},"citationItems":[{"id":4147,"uris":["http://zotero.org/users/11313215/items/XBVTYWAC"],"itemData":{"id":4147,"type":"article-journal","abstract":"Sex steroid hormones are synthesized from cholesterol and exert pleiotropic effects notably in the central nervous system. Pioneering studies from Baulieu and colleagues have suggested that steroids are also locally-synthesized in the brain. Such steroids, called neurosteroids, can rapidly modulate neuronal excitability and functions, brain plasticity, and behavior. Accumulating data obtained on a wide variety of species demonstrate that neurosteroidogenesis is an evolutionary conserved feature across fish, birds, and mammals. In this review, we will first document neurosteroidogenesis and steroid signaling for estrogens, progestagens, and androgens in the brain of teleost fish, birds, and mammals. We will next consider the effects of sex steroids in homeostatic and regenerative neurogenesis, in neuroprotection, and in sexual behaviors. In a last part, we will discuss the transport of steroids and lipoproteins from the periphery within the brain (and vice-versa) and document their effects on the blood-brain barrier (BBB) permeability and on neuroprotection. We will emphasize the potential interaction between lipoproteins and sex steroids, addressing the beneficial effects of steroids and lipoproteins, particularly HDL-cholesterol, against the breakdown of the BBB reported to occur during brain ischemic stroke. We will consequently highlight the potential anti-inflammatory, anti-oxidant, and neuroprotective properties of sex steroid and lipoproteins, these latest improving cholesterol and steroid ester transport within the brain after insults.","container-title":"Frontiers in Neuroscience","DOI":"10.3389/fnins.2018.00084","ISSN":"1662-4548","journalAbbreviation":"Front Neurosci","page":"84","PMID":"29515356","PMCID":"PMC5826223","source":"PubMed Central","title":"Steroid Transport, Local Synthesis, and Signaling within the Brain: Roles in Neurogenesis, Neuroprotection, and Sexual Behaviors","title-short":"Steroid Transport, Local Synthesis, and Signaling within the Brain","volume":"12","author":[{"family":"Diotel","given":"Nicolas"},{"family":"Charlier","given":"Thierry D."},{"family":"Lefebvre d'Hellencourt","given":"Christian"},{"family":"Couret","given":"David"},{"family":"Trudeau","given":"Vance L."},{"family":"Nicolau","given":"Joel C."},{"family":"Meilhac","given":"Olivier"},{"family":"Kah","given":"Olivier"},{"family":"Pellegrini","given":"Elisabeth"}],"issued":{"date-parts":[["2018",2,20]]}}}],"schema":"https://github.com/citation-style-language/schema/raw/master/csl-citation.json"} </w:delInstrText>
+        </w:r>
+        <w:r>
+          <w:fldChar w:fldCharType="separate"/>
+        </w:r>
+        <w:r>
+          <w:rPr>
+            <w:rFonts w:cs="Times New Roman"/>
+          </w:rPr>
+          <w:delText>(23)</w:delText>
+        </w:r>
+        <w:r>
+          <w:fldChar w:fldCharType="end"/>
+        </w:r>
+        <w:r>
           <w:delText xml:space="preserve">, we </w:delText>
         </w:r>
       </w:del>
-      <w:del w:id="546" w:author="Graham, Gabriel J." w:date="2026-08-04T14:00:00Z" w16du:dateUtc="2026-08-04T18:00:00Z">
+      <w:del w:id="605" w:author="Graham, Gabriel J." w:date="2026-08-04T14:00:00Z" w16du:dateUtc="2026-08-04T18:00:00Z">
         <w:r>
           <w:delText xml:space="preserve">next performed a </w:delText>
         </w:r>
       </w:del>
-      <w:del w:id="547" w:author="Graham, Gabriel J." w:date="2026-08-06T13:00:00Z" w16du:dateUtc="2026-08-06T17:00:00Z">
+      <w:del w:id="606" w:author="Graham, Gabriel J." w:date="2026-08-06T13:00:00Z" w16du:dateUtc="2026-08-06T17:00:00Z">
         <w:r>
           <w:delText xml:space="preserve">focused analysis </w:delText>
         </w:r>
       </w:del>
-      <w:del w:id="548" w:author="Graham, Gabriel J." w:date="2026-08-04T14:00:00Z" w16du:dateUtc="2026-08-04T18:00:00Z">
+      <w:del w:id="607" w:author="Graham, Gabriel J." w:date="2026-08-04T14:00:00Z" w16du:dateUtc="2026-08-04T18:00:00Z">
         <w:r>
           <w:delText xml:space="preserve">of </w:delText>
         </w:r>
       </w:del>
-      <w:del w:id="549" w:author="Graham, Gabriel J." w:date="2026-08-06T13:00:00Z" w16du:dateUtc="2026-08-06T17:00:00Z">
+      <w:del w:id="608" w:author="Graham, Gabriel J." w:date="2026-08-06T13:00:00Z" w16du:dateUtc="2026-08-06T17:00:00Z">
         <w:r>
           <w:delText>this cluster</w:delText>
         </w:r>
@@ -5971,7 +6314,7 @@
     <w:p>
       <w:pPr>
         <w:rPr>
-          <w:ins w:id="550" w:author="Graham, Gabriel J." w:date="2026-08-06T13:01:00Z" w16du:dateUtc="2026-08-06T17:01:00Z"/>
+          <w:ins w:id="609" w:author="Graham, Gabriel J." w:date="2026-08-06T13:01:00Z" w16du:dateUtc="2026-08-06T17:01:00Z"/>
         </w:rPr>
       </w:pPr>
       <w:r>
@@ -5981,7 +6324,7 @@
     <w:p>
       <w:pPr>
         <w:ind w:firstLine="720"/>
-        <w:pPrChange w:id="551" w:author="Graham, Gabriel J." w:date="2026-08-06T13:01:00Z" w16du:dateUtc="2026-08-06T17:01:00Z">
+        <w:pPrChange w:id="610" w:author="Graham, Gabriel J." w:date="2026-08-06T13:01:00Z" w16du:dateUtc="2026-08-06T17:01:00Z">
           <w:pPr/>
         </w:pPrChange>
       </w:pPr>
@@ -6066,14 +6409,40 @@
         <w:fldChar w:fldCharType="end"/>
       </w:r>
       <w:r>
-        <w:t xml:space="preserve">, suggesting that a reduction in E2 production may be specific to the </w:t>
+        <w:t xml:space="preserve">, suggesting that a reduction in </w:t>
+      </w:r>
+      <w:del w:id="611" w:author="Graham, Gabriel J." w:date="2026-08-25T15:17:00Z" w16du:dateUtc="2026-08-25T19:17:00Z">
+        <w:r>
+          <w:delText xml:space="preserve">E2 </w:delText>
+        </w:r>
+      </w:del>
+      <w:ins w:id="612" w:author="Graham, Gabriel J." w:date="2026-08-25T15:17:00Z" w16du:dateUtc="2026-08-25T19:17:00Z">
+        <w:r>
+          <w:t>estradiol (E2)</w:t>
+        </w:r>
+        <w:r>
+          <w:t xml:space="preserve"> </w:t>
+        </w:r>
+      </w:ins>
+      <w:r>
+        <w:t xml:space="preserve">production may be specific to the </w:t>
       </w:r>
       <w:r>
         <w:t>ve</w:t>
       </w:r>
       <w:r>
-        <w:t>ntrocaudal telencephala</w:t>
-      </w:r>
+        <w:t>ntrocaudal telencephal</w:t>
+      </w:r>
+      <w:ins w:id="613" w:author="Graham, Gabriel J." w:date="2026-08-25T15:14:00Z" w16du:dateUtc="2026-08-25T19:14:00Z">
+        <w:r>
+          <w:t>on</w:t>
+        </w:r>
+      </w:ins>
+      <w:del w:id="614" w:author="Graham, Gabriel J." w:date="2026-08-25T15:14:00Z" w16du:dateUtc="2026-08-25T19:14:00Z">
+        <w:r>
+          <w:delText>a</w:delText>
+        </w:r>
+      </w:del>
       <w:r>
         <w:t xml:space="preserve">, while E2 production increases linearly when the whole brain is analyzed. </w:t>
       </w:r>
@@ -6086,7 +6455,7 @@
           <w:bCs/>
         </w:rPr>
       </w:pPr>
-      <w:del w:id="552" w:author="Graham, Gabriel J." w:date="2026-08-04T14:02:00Z" w16du:dateUtc="2026-08-04T18:02:00Z">
+      <w:del w:id="615" w:author="Graham, Gabriel J." w:date="2026-08-04T14:02:00Z" w16du:dateUtc="2026-08-04T18:02:00Z">
         <w:r>
           <w:rPr>
             <w:b/>
@@ -6116,7 +6485,7 @@
         </w:rPr>
         <w:t xml:space="preserve"> </w:t>
       </w:r>
-      <w:del w:id="553" w:author="Graham, Gabriel J." w:date="2026-08-06T13:02:00Z" w16du:dateUtc="2026-08-06T17:02:00Z">
+      <w:del w:id="616" w:author="Graham, Gabriel J." w:date="2026-08-06T13:02:00Z" w16du:dateUtc="2026-08-06T17:02:00Z">
         <w:r>
           <w:rPr>
             <w:b/>
@@ -6125,7 +6494,7 @@
           <w:delText>The Intermediate State is Characterized by a Decrease in Estrogenic Signaling from Radial Glia</w:delText>
         </w:r>
       </w:del>
-      <w:ins w:id="554" w:author="Graham, Gabriel J." w:date="2026-08-06T13:02:00Z" w16du:dateUtc="2026-08-06T17:02:00Z">
+      <w:ins w:id="617" w:author="Graham, Gabriel J." w:date="2026-08-06T13:02:00Z" w16du:dateUtc="2026-08-06T17:02:00Z">
         <w:r>
           <w:rPr>
             <w:b/>
@@ -6249,11 +6618,7 @@
         <w:t>B</w:t>
       </w:r>
       <w:r>
-        <w:t xml:space="preserve">). Additionally, our DAR analysis in 1_RGC detected differences in several transcription </w:t>
-      </w:r>
-      <w:r>
-        <w:lastRenderedPageBreak/>
-        <w:t>factors and cell adhesion proteins (</w:t>
+        <w:t>). Additionally, our DAR analysis in 1_RGC detected differences in several transcription factors and cell adhesion proteins (</w:t>
       </w:r>
       <w:r>
         <w:rPr>
@@ -6278,7 +6643,24 @@
         <w:t>cyp19a1b</w:t>
       </w:r>
       <w:r>
-        <w:t xml:space="preserve"> and changes in neuronal cell populations, we next examined how neurogenesis changed over the course of sex change. Because RGCs are a heterogenous cell type, we subclustered 1_RGC into 4 subclusters (</w:t>
+        <w:t xml:space="preserve"> and changes in neuronal cell populations, we next examined how </w:t>
+      </w:r>
+      <w:del w:id="618" w:author="Graham, Gabriel J." w:date="2026-08-25T15:18:00Z" w16du:dateUtc="2026-08-25T19:18:00Z">
+        <w:r>
+          <w:lastRenderedPageBreak/>
+          <w:delText xml:space="preserve">neurogenesis </w:delText>
+        </w:r>
+      </w:del>
+      <w:ins w:id="619" w:author="Graham, Gabriel J." w:date="2026-08-25T15:18:00Z" w16du:dateUtc="2026-08-25T19:18:00Z">
+        <w:r>
+          <w:t>the neurogenic state of 1_RGC</w:t>
+        </w:r>
+        <w:r>
+          <w:t xml:space="preserve"> </w:t>
+        </w:r>
+      </w:ins>
+      <w:r>
+        <w:t>changed over the course of sex change. Because RGCs are a heterogenous cell type, we subclustered 1_RGC into 4 subclusters (</w:t>
       </w:r>
       <w:r>
         <w:rPr>
@@ -6377,9 +6759,56 @@
       </w:r>
     </w:p>
     <w:p>
+      <w:pPr>
+        <w:rPr>
+          <w:ins w:id="620" w:author="Graham, Gabriel J." w:date="2026-08-25T15:20:00Z" w16du:dateUtc="2026-08-25T19:20:00Z"/>
+        </w:rPr>
+      </w:pPr>
       <w:r>
         <w:tab/>
-        <w:t>There were significant changes in the populations of 1_NSC and 1_NP by phase. In intermediates, the population of 1_NSC was significantly depleted relative to males and females (</w:t>
+        <w:t xml:space="preserve">There were significant changes in the populations of 1_NSC and 1_NP by phase. In intermediates, the population of 1_NSC was significantly </w:t>
+      </w:r>
+      <w:del w:id="621" w:author="Graham, Gabriel J." w:date="2026-08-25T15:20:00Z" w16du:dateUtc="2026-08-25T19:20:00Z">
+        <w:r>
+          <w:delText xml:space="preserve">depleted </w:delText>
+        </w:r>
+      </w:del>
+      <w:ins w:id="622" w:author="Graham, Gabriel J." w:date="2026-08-25T15:20:00Z" w16du:dateUtc="2026-08-25T19:20:00Z">
+        <w:r>
+          <w:t>lower</w:t>
+        </w:r>
+        <w:r>
+          <w:t xml:space="preserve"> </w:t>
+        </w:r>
+      </w:ins>
+      <w:del w:id="623" w:author="Graham, Gabriel J." w:date="2026-08-25T15:20:00Z" w16du:dateUtc="2026-08-25T19:20:00Z">
+        <w:r>
+          <w:delText>relative to</w:delText>
+        </w:r>
+      </w:del>
+      <w:ins w:id="624" w:author="Graham, Gabriel J." w:date="2026-08-25T15:20:00Z" w16du:dateUtc="2026-08-25T19:20:00Z">
+        <w:r>
+          <w:t>than in</w:t>
+        </w:r>
+      </w:ins>
+      <w:r>
+        <w:t xml:space="preserve"> males </w:t>
+      </w:r>
+      <w:del w:id="625" w:author="Graham, Gabriel J." w:date="2026-08-25T15:20:00Z" w16du:dateUtc="2026-08-25T19:20:00Z">
+        <w:r>
+          <w:delText xml:space="preserve">and </w:delText>
+        </w:r>
+      </w:del>
+      <w:ins w:id="626" w:author="Graham, Gabriel J." w:date="2026-08-25T15:20:00Z" w16du:dateUtc="2026-08-25T19:20:00Z">
+        <w:r>
+          <w:t>or</w:t>
+        </w:r>
+        <w:r>
+          <w:t xml:space="preserve"> </w:t>
+        </w:r>
+      </w:ins>
+      <w:r>
+        <w:t>females (</w:t>
       </w:r>
       <w:r>
         <w:rPr>
@@ -6409,16 +6838,64 @@
         <w:t>. 4G</w:t>
       </w:r>
       <w:r>
-        <w:t>). To assess the neurogenic state of 1_NP in each phase, we created a “neuron differentiation” gene expression module consisting of genes annotated with that GO term (GO: 0030182</w:t>
+        <w:t xml:space="preserve">). </w:t>
+      </w:r>
+      <w:ins w:id="627" w:author="Graham, Gabriel J." w:date="2026-08-25T15:21:00Z" w16du:dateUtc="2026-08-25T19:21:00Z">
+        <w:r>
+          <w:t>This reciprocal shift in the composition of the radial glial population is consistent with increased progression from the neural stem cell to the neural progenitor state during the intermediate phase.</w:t>
+        </w:r>
+      </w:ins>
+    </w:p>
+    <w:p>
+      <w:pPr>
+        <w:ind w:firstLine="720"/>
+        <w:pPrChange w:id="628" w:author="Graham, Gabriel J." w:date="2026-08-25T15:21:00Z" w16du:dateUtc="2026-08-25T19:21:00Z">
+          <w:pPr/>
+        </w:pPrChange>
+      </w:pPr>
+      <w:r>
+        <w:t xml:space="preserve">To assess the neurogenic state of 1_NP in each phase, we created a “neuron differentiation” gene expression module </w:t>
+      </w:r>
+      <w:del w:id="629" w:author="Graham, Gabriel J." w:date="2026-08-25T15:21:00Z" w16du:dateUtc="2026-08-25T19:21:00Z">
+        <w:r>
+          <w:delText xml:space="preserve">consisting </w:delText>
+        </w:r>
+      </w:del>
+      <w:ins w:id="630" w:author="Graham, Gabriel J." w:date="2026-08-25T15:21:00Z" w16du:dateUtc="2026-08-25T19:21:00Z">
+        <w:r>
+          <w:t>composed</w:t>
+        </w:r>
+        <w:r>
+          <w:t xml:space="preserve"> </w:t>
+        </w:r>
+      </w:ins>
+      <w:r>
+        <w:t>of genes annotated with that GO term (GO: 0030182</w:t>
       </w:r>
       <w:r>
         <w:t xml:space="preserve">, </w:t>
       </w:r>
+      <w:ins w:id="631" w:author="Graham, Gabriel J." w:date="2026-08-25T15:22:00Z" w16du:dateUtc="2026-08-25T19:22:00Z">
+        <w:r>
+          <w:rPr>
+            <w:highlight w:val="yellow"/>
+          </w:rPr>
+          <w:t>M</w:t>
+        </w:r>
+      </w:ins>
+      <w:del w:id="632" w:author="Graham, Gabriel J." w:date="2026-08-25T15:22:00Z" w16du:dateUtc="2026-08-25T19:22:00Z">
+        <w:r>
+          <w:rPr>
+            <w:highlight w:val="yellow"/>
+          </w:rPr>
+          <w:delText>m</w:delText>
+        </w:r>
+      </w:del>
       <w:r>
         <w:rPr>
           <w:highlight w:val="yellow"/>
         </w:rPr>
-        <w:t>methods</w:t>
+        <w:t>ethods</w:t>
       </w:r>
       <w:r>
         <w:t>). Males and intermediates expressed this module at similar levels, while females expressed this module significantly less (</w:t>
@@ -6436,20 +6913,48 @@
         <w:t>4H</w:t>
       </w:r>
       <w:r>
-        <w:t xml:space="preserve">). This arrangement supports a model where the NSC population is depleted in intermediates at a higher rate than it is replenished and these NSCs become NPs. In intermediates, this expanded NP population undergoes neurogenesis at a similar rate as it did in </w:t>
-      </w:r>
-      <w:commentRangeStart w:id="555"/>
-      <w:r>
-        <w:t xml:space="preserve">males leading to an overall increase in neurogenesis in the intermediate phase. During the intermediate-to-female transition, the rate of neurogenesis decreases as does the population of 1_NP.  </w:t>
-      </w:r>
-      <w:commentRangeEnd w:id="555"/>
+        <w:t xml:space="preserve">). This arrangement supports a model where the NSC population is depleted in intermediates at a higher rate than it is replenished and these NSCs become NPs. In intermediates, this expanded NP population undergoes neurogenesis at a similar rate as it did in males leading to an overall increase in neurogenesis in the intermediate phase. During the intermediate-to-female transition, the rate of neurogenesis decreases as does the population of 1_NP.  </w:t>
+      </w:r>
+      <w:commentRangeStart w:id="633"/>
+      <w:ins w:id="634" w:author="Graham, Gabriel J." w:date="2026-08-25T15:25:00Z" w16du:dateUtc="2026-08-25T19:25:00Z">
+        <w:r>
+          <w:t>Thus, neural progenitors were more abundant during the intermediate phase</w:t>
+        </w:r>
+      </w:ins>
+      <w:ins w:id="635" w:author="Graham, Gabriel J." w:date="2026-08-25T15:27:00Z" w16du:dateUtc="2026-08-25T19:27:00Z">
+        <w:r>
+          <w:t xml:space="preserve"> and</w:t>
+        </w:r>
+      </w:ins>
+      <w:ins w:id="636" w:author="Graham, Gabriel J." w:date="2026-08-25T15:25:00Z" w16du:dateUtc="2026-08-25T19:25:00Z">
+        <w:r>
+          <w:t xml:space="preserve"> retained a neuronal differentiation program comparable to that observed in males. Together with the depletion of 1_NSC </w:t>
+        </w:r>
+        <w:del w:id="637" w:author="Rhodes, Justin S" w:date="2026-08-04T14:17:00Z" w16du:dateUtc="2026-08-04T18:17:00Z">
+          <w:r>
+            <w:delText xml:space="preserve">population is depleted in intermediates at a higher rate than it is replenished </w:delText>
+          </w:r>
+        </w:del>
+        <w:r>
+          <w:t xml:space="preserve">and expansion of 1_NP, these </w:t>
+        </w:r>
+        <w:del w:id="638" w:author="Rhodes, Justin S" w:date="2026-08-04T14:17:00Z" w16du:dateUtc="2026-08-04T18:17:00Z">
+          <w:r>
+            <w:delText xml:space="preserve">NSCs become NPs. In intermediates, this expanded NP population undergoes neurogenesis at a similar rate as it did in males leading to an overall increase in neurogenesis in the intermediate phase. During the intermediate-to-female transition, the rate of neurogenesis decreases as does the population of 1_NP.  </w:delText>
+          </w:r>
+        </w:del>
+        <w:r>
+          <w:t>findings are consistent with increased recruitment of neural stem cells into the neurogenic lineage during the intermediate phase, followed by reduced neurogenic activity in females.</w:t>
+        </w:r>
+      </w:ins>
+      <w:commentRangeEnd w:id="633"/>
       <w:r>
         <w:rPr>
           <w:rStyle w:val="CommentReference"/>
           <w:sz w:val="24"/>
           <w:szCs w:val="30"/>
         </w:rPr>
-        <w:commentReference w:id="555"/>
+        <w:commentReference w:id="633"/>
       </w:r>
     </w:p>
     <w:p/>
@@ -6467,7 +6972,7 @@
         </w:rPr>
         <w:t>Evidence for Neurogenesis and Neuronal Maturation in 6_POA_</w:t>
       </w:r>
-      <w:commentRangeStart w:id="556"/>
+      <w:commentRangeStart w:id="639"/>
       <w:r>
         <w:rPr>
           <w:b/>
@@ -6475,7 +6980,7 @@
         </w:rPr>
         <w:t>Mixed</w:t>
       </w:r>
-      <w:commentRangeEnd w:id="556"/>
+      <w:commentRangeEnd w:id="639"/>
       <w:r>
         <w:rPr>
           <w:rStyle w:val="CommentReference"/>
@@ -6484,267 +6989,272 @@
           <w:sz w:val="24"/>
           <w:szCs w:val="30"/>
         </w:rPr>
-        <w:commentReference w:id="556"/>
+        <w:commentReference w:id="639"/>
       </w:r>
     </w:p>
     <w:p>
       <w:pPr>
         <w:ind w:firstLine="720"/>
       </w:pPr>
-      <w:r>
+      <w:del w:id="640" w:author="Graham, Gabriel J." w:date="2026-08-25T15:21:00Z" w16du:dateUtc="2026-08-25T19:21:00Z">
+        <w:r>
+          <w:rPr>
+            <w:b/>
+            <w:bCs/>
+          </w:rPr>
+          <w:tab/>
+        </w:r>
+      </w:del>
+      <w:r>
+        <w:t>Given the changes in cell population (</w:t>
+      </w:r>
+      <w:r>
+        <w:rPr>
+          <w:highlight w:val="yellow"/>
+        </w:rPr>
+        <w:t>Fig.</w:t>
+      </w:r>
+      <w:r>
+        <w:rPr>
+          <w:highlight w:val="yellow"/>
+        </w:rPr>
+        <w:t>3B</w:t>
+      </w:r>
+      <w:r>
+        <w:t>), late sex change prediction (</w:t>
+      </w:r>
+      <w:r>
+        <w:rPr>
+          <w:highlight w:val="yellow"/>
+        </w:rPr>
+        <w:t>Fig</w:t>
+      </w:r>
+      <w:r>
+        <w:rPr>
+          <w:highlight w:val="yellow"/>
+        </w:rPr>
+        <w:t>.3E</w:t>
+      </w:r>
+      <w:r>
+        <w:t>), and large number of DEGs (</w:t>
+      </w:r>
+      <w:r>
+        <w:rPr>
+          <w:highlight w:val="yellow"/>
+        </w:rPr>
+        <w:t>Fi</w:t>
+      </w:r>
+      <w:r>
+        <w:rPr>
+          <w:highlight w:val="yellow"/>
+        </w:rPr>
+        <w:t>g. 3C</w:t>
+      </w:r>
+      <w:r>
+        <w:t>), we next focused our analysis on 6_POA_Mixed (</w:t>
+      </w:r>
+      <w:r>
+        <w:rPr>
+          <w:highlight w:val="yellow"/>
+        </w:rPr>
+        <w:t>Fig. 5</w:t>
+      </w:r>
+      <w:r>
+        <w:rPr>
+          <w:highlight w:val="yellow"/>
+        </w:rPr>
+        <w:t>A</w:t>
+      </w:r>
+      <w:r>
+        <w:t>). GO analysis of the DEGs in 6_POA_Mixed revealed several genes related to the perineuronal net change during sex change (</w:t>
+      </w:r>
+      <w:r>
+        <w:rPr>
+          <w:highlight w:val="yellow"/>
+        </w:rPr>
+        <w:t xml:space="preserve">Fig. </w:t>
+      </w:r>
+      <w:r>
+        <w:rPr>
+          <w:highlight w:val="yellow"/>
+        </w:rPr>
+        <w:t>S6</w:t>
+      </w:r>
+      <w:r>
+        <w:t>). Further several genes associated with the extracellular matrix (ECM) and cell adhesion were found to be DARs or DEGs (</w:t>
+      </w:r>
+      <w:r>
+        <w:rPr>
+          <w:highlight w:val="yellow"/>
+        </w:rPr>
+        <w:t xml:space="preserve">Fig.5B, </w:t>
+      </w:r>
+      <w:r>
+        <w:rPr>
+          <w:highlight w:val="yellow"/>
+        </w:rPr>
+        <w:t>C</w:t>
+      </w:r>
+      <w:r>
+        <w:t>)</w:t>
+      </w:r>
+      <w:r>
+        <w:fldChar w:fldCharType="begin"/>
+      </w:r>
+      <w:r>
+        <w:instrText xml:space="preserve"> ADDIN ZOTERO_ITEM CSL_CITATION {"citationID":"rIAQhBds","properties":{"unsorted":false,"formattedCitation":"(40\\uc0\\u8211{}47)","plainCitation":"(40–47)","noteIndex":0},"citationItems":[{"id":5632,"uris":["http://zotero.org/users/11313215/items/GI87VEQV"],"itemData":{"id":5632,"type":"article-journal","abstract":"Synaptic cell adhesion molecules (SCAMs) are a functional category of cell adhesion molecules that connect pre- and postsynapses by the protein-protein interaction via their extracellular cell adhesion domains. Countless numbers of common genetic variants and rare mutations in SCAMs have been identified in the patients with autism spectrum disorders (ASDs). Among these, NRXN and NLGN family proteins cooperatively function at synaptic terminals both of which genes are strongly implicated as risk genes for ASDs. Knock-in mice carrying a single rare point mutation of NLGN3 (NLGN3 R451C) discovered in the patients with ASDs display a deficit in social interaction and an enhancement of spatial learning and memory ability reminiscent of the clinical phenotype of ASDs. NLGN4 knockout (KO) and NRXN2α KO mice also show a deficit in sociability as well as some specific neuropsychiatric behaviors. In this review, we selected NRXNs/NLGNs, CNTNAP2/CNTNAP4, CNTN4, ITGB3, and KIRREL3 as strong ASD risk genes based on SFARI score and summarize the protein structures, functions at synapses, representative discoveries in human genetic studies, and phenotypes of the mutant model mice in light of the pathophysiology of ASDs.","collection-title":"Development of Fast Neurotransmitter Synapses: general principles","container-title":"Brain Research Bulletin","DOI":"10.1016/j.brainresbull.2016.10.006","ISSN":"0361-9230","journalAbbreviation":"Brain Research Bulletin","page":"82-90","source":"ScienceDirect","title":"Distortion of the normal function of synaptic cell adhesion molecules by genetic variants as a risk for autism spectrum disorders","volume":"129","author":[{"family":"Baig","given":"Deeba Noreen"},{"family":"Yanagawa","given":"Toru"},{"family":"Tabuchi","given":"Katsuhiko"}],"issued":{"date-parts":[["2017",3,1]]}}},{"id":5629,"uris":["http://zotero.org/users/11313215/items/E5U59VBA"],"itemData":{"id":5629,"type":"article-journal","abstract":"Contactins are a group of cell adhesion molecules that are mainly expressed in the brain and play pivotal roles in the organization of axonal domains, axonal guidance, neuritogenesis, neuronal development, synapse formation and plasticity, axo-glia interactions and neural regeneration. Contactins comprise a family of six members. Their absence leads to malformed axons and impaired nerve conduction. Contactin mediated protein complex formation is critical for the organization of the axon in early central nervous system development. Mutations and differential expression of contactins have been identified in neuro-developmental or neurological disorders. Taken together, contactins are extensively studied in the context of nervous system development. This review summarizes the physiological roles of all six members of the Contactin family in neurodevelopment as well as their involvement in neurological/neurodevelopmental disorders.","container-title":"Neural Regeneration Research","DOI":"10.4103/1673-5374.244776","ISSN":"1673-5374","issue":"2","language":"en-US","page":"206","source":"journals.lww.com","title":"Contactins in the central nervous system: role in health and disease","title-short":"Contactins in the central nervous system","volume":"14","author":[{"family":"Chatterjee","given":"Madhurima"},{"family":"Schild","given":"Detlev"},{"family":"Teunissen","given":"Charlotte E."}],"issued":{"date-parts":[["2019",2]]}}},{"id":5634,"uris":["http://zotero.org/users/11313215/items/384A87JC"],"itemData":{"id":5634,"type":"article-journal","container-title":"Trends in Neurosciences","DOI":"10.1016/j.tins.2008.07.001","ISSN":"0166-2236, 1878-108X","issue":"9","journalAbbreviation":"Trends in Neurosciences","language":"English","page":"487-494","PMID":"18684518","publisher":"Elsevier","source":"www.cell.com","title":"Cadherins and catenins at synapses: roles in synaptogenesis and synaptic plasticity","title-short":"Cadherins and catenins at synapses","volume":"31","author":[{"family":"Arikkath","given":"Jyothi"},{"family":"Reichardt","given":"Louis F."}],"issued":{"date-parts":[["2008",9,1]]}}},{"id":5637,"uris":["http://zotero.org/users/11313215/items/H9CVX626"],"itemData":{"id":5637,"type":"article-journal","abstract":"The members of the Syndecan family of heparan sulfate proteoglycans play diverse roles in cell adhesion and cell communication by serving as co-receptors for both cell-signaling and extracellular matrix molecules. Syndecan-2 has been implicated in the formation of specialized membrane domains and functions as a direct link between the extracellular environment and the organization of the cortical cytoplasm. Recent studies have shown that syndecan-2 is required for angiogenesis, possibly by serving as a co-receptor for vascular endothelial growth factor, and cell-to-cell signaling during development of left–right asymmetry. This unique combination of activities suggests that syndecan-2 can function as a potential drug target for the development of multi-functional, anti-cancer therapeutics.","container-title":"The International Journal of Biochemistry &amp; Cell Biology","DOI":"10.1016/j.biocel.2005.08.012","ISSN":"1357-2725","issue":"2","journalAbbreviation":"The International Journal of Biochemistry &amp; Cell Biology","page":"152-156","source":"ScienceDirect","title":"Syndecan-2","volume":"38","author":[{"family":"Essner","given":"Jeffrey J."},{"family":"Chen","given":"Eleanor"},{"family":"Ekker","given":"Stephen C."}],"issued":{"date-parts":[["2006",2,1]]}}},{"id":5639,"uris":["http://zotero.org/users/11313215/items/PXQFESGC"],"itemData":{"id":5639,"type":"article-journal","abstract":"&lt;p&gt;A second dermatan sulfate epimerase (DS-epi2) was identified as a homolog of the first epimerase (DS-epi1), which was previously described by our group. DS-epi2 is 1,222 amino acids long and has an </w:instrText>
+      </w:r>
+      <w:r>
+        <w:rPr>
+          <w:rFonts w:ascii="Cambria Math" w:hAnsi="Cambria Math" w:cs="Cambria Math"/>
+        </w:rPr>
+        <w:instrText>∼</w:instrText>
+      </w:r>
+      <w:r>
+        <w:instrText xml:space="preserve">700-amino acid N-terminal epimerase domain that is highly conserved between the two enzymes. In addition, the C-terminal portion is predicted to be an &lt;i&gt;O&lt;/i&gt;-sulfotransferase domain. In this study we found that DS-epi2 has epimerase activity, which involves conversion of d-glucuronic acid to l-iduronic acid (EC 5.1.3.19), but no &lt;i&gt;O&lt;/i&gt;-sulfotransferase activity was detected. In dermatan sulfate, iduronic acid residues are either clustered together in blocks or alternating with glucuronic acid, forming hybrid structures. By using a short interfering RNA approach, we found that DS-epi2 and DS-epi1 are both involved in the biosynthesis of the iduronic acid blocks in fibroblasts and that DS-epi2 can also synthesize the hybrid structures. Both iduronic acid-containing domains have been shown to bind to several growth factors, many of which have biological roles in brain development. DS-epi2 has been genetically linked to bipolar disorder, which suggests that the dermatan sulfate domains generated by a defective enzyme may be involved in the etiology of the disease.&lt;/p&gt;","container-title":"Journal of Biological Chemistry","DOI":"10.1074/jbc.M809339200","ISSN":"0021-9258, 1083-351X","issue":"15","journalAbbreviation":"Journal of Biological Chemistry","language":"English","page":"9788-9795","PMID":"19188366","publisher":"Elsevier","source":"www.jbc.org","title":"Two Dermatan Sulfate Epimerases Form Iduronic Acid Domains in Dermatan Sulfate *","volume":"284","author":[{"family":"Pacheco","given":"Benny"},{"family":"Malmström","given":"Anders"},{"family":"Maccarana","given":"Marco"}],"issued":{"date-parts":[["2009",4,10]]}}},{"id":5431,"uris":["http://zotero.org/users/11313215/items/YNIIJR7C"],"itemData":{"id":5431,"type":"article-journal","abstract":"The presence of iduronic acid in chondroitin/dermatan sulfate changes the properties of the polysaccharides because it generates a more flexible chain with increased binding potentials. Iduronic acid in chondroitin/dermatan sulfate influences multiple cellular properties, such as migration, proliferation, differentiation, angiogenesis and the regulation of cytokine/growth factor activities. Under pathological conditions such as wound healing, inflammation and cancer, iduronic acid has diverse regulatory functions. Iduronic acid is formed by two epimerases (i.e. dermatan sulfate epimerase 1 and 2) that have different tissue distribution and properties. The role of iduronic acid in chondroitin/dermatan sulfate is highlighted by the vast changes in connective tissue features in patients with a new type of Ehler–Danlos syndrome: adducted thumb-clubfoot syndrome. Future research aims to understand the roles of the two epimerases and their interplay with the sulfotransferases involved in chondroitin sulfate/dermatan sulfate biosynthesis. Furthermore, a better definition of chondroitin/dermatan sulfate functions using different knockout models is needed. In this review, we focus on the two enzymes responsible for iduronic acid formation, as well as the role of iduronic acid in health and disease.","container-title":"The FEBS Journal","DOI":"10.1111/febs.12214","ISSN":"1742-4658","issue":"10","language":"en","note":"_eprint: https://febs.onlinelibrary.wiley.com/doi/pdf/10.1111/febs.12214","page":"2431-2446","source":"Wiley Online Library","title":"Biological functions of iduronic acid in chondroitin/dermatan sulfate","volume":"280","author":[{"family":"Thelin","given":"Martin A."},{"family":"Bartolini","given":"Barbara"},{"family":"Axelsson","given":"Jakob"},{"family":"Gustafsson","given":"Renata"},{"family":"Tykesson","given":"Emil"},{"family":"Pera","given":"Edgar"},{"family":"Oldberg","given":"Åke"},{"family":"Maccarana","given":"Marco"},{"family":"Malmstrom","given":"Anders"}],"issued":{"date-parts":[["2013"]]}}},{"id":5642,"uris":["http://zotero.org/users/11313215/items/NKICCA78"],"itemData":{"id":5642,"type":"article-journal","abstract":"Brevican is a neural proteoglycan implicated in a multitude of physiological and pathophysiological plasticity processes in the brain. It localizes to neuronal surfaces and contributes to the formation of specific types of extracellular matrix like the perineuronal nets or the perisynaptic or axon initial segment-based matrix in mature neuronal tissue. Via a variable degree of chondroitin sulfate attachment, limited proteolytic cleavage by matrix metalloproteinases, differential splicing and Ca2+-dependent binding to interaction partners it acts as a regulator in synaptic plasticity, glioma invasion, post-lesion plasticity or Alzheimer's disease. This review briefly summarizes its gene and protein structure, biochemical interactions and neurobiological functions.","container-title":"The International Journal of Biochemistry &amp; Cell Biology","DOI":"10.1016/j.biocel.2012.03.022","ISSN":"1357-2725","issue":"7","journalAbbreviation":"The International Journal of Biochemistry &amp; Cell Biology","page":"1051-1054","source":"ScienceDirect","title":"Brevican: A key proteoglycan in the perisynaptic extracellular matrix of the brain","title-short":"Brevican","volume":"44","author":[{"family":"Frischknecht","given":"Renato"},{"family":"Seidenbecher","given":"Constanze I."}],"issued":{"date-parts":[["2012",7,1]]}}},{"id":5644,"uris":["http://zotero.org/users/11313215/items/GWHRXIRF"],"itemData":{"id":5644,"type":"article-journal","abstract":"Perineuronal nets (PNNs) are unique extracellular matrix structures that wrap around certain neurons in the CNS during development and control plasticity in the adult CNS. They appear to contribute to a wide range of diseases/disorders of the brain, are involved in recovery from spinal cord injury, and are altered during aging, learning and memory, and after exposure to drugs of abuse. Here the focus is on how a major component of PNNs, chondroitin sulfate proteoglycans, control plasticity, and on the role of PNNs in memory in normal aging, in a tauopathy model of Alzheimer's disease, and in drug addiction. Also discussed is how altered extracellular matrix/PNN formation during development may produce synaptic pathology associated with schizophrenia, bipolar disorder, major depression, and autism spectrum disorders. Understanding the molecular underpinnings of how PNNs are altered in normal physiology and disease will offer insights into new treatment approaches for these diseases.","container-title":"Journal of Neuroscience","DOI":"10.1523/JNEUROSCI.2351-16.2016","ISSN":"0270-6474, 1529-2401","issue":"45","journalAbbreviation":"J. Neurosci.","language":"en","license":"Copyright © 2016 the authors 0270-6474/16/3611459-10$15.00/0","page":"11459-11468","PMID":"27911749","publisher":"Society for Neuroscience","section":"Symposium and Mini-Symposium","source":"www.jneurosci.org","title":"Casting a Wide Net: Role of Perineuronal Nets in Neural Plasticity","title-short":"Casting a Wide Net","volume":"36","author":[{"family":"Sorg","given":"Barbara A."},{"family":"Berretta","given":"Sabina"},{"family":"Blacktop","given":"Jordan M."},{"family":"Fawcett","given":"James W."},{"family":"Kitagawa","given":"Hiroshi"},{"family":"Kwok","given":"Jessica C. F."},{"family":"Miquel","given":"Marta"}],"issued":{"date-parts":[["2016",11,9]]}}}],"schema":"https://github.com/citation-style-language/schema/raw/master/csl-citation.json"} </w:instrText>
+      </w:r>
+      <w:r>
+        <w:fldChar w:fldCharType="separate"/>
+      </w:r>
+      <w:r>
+        <w:rPr>
+          <w:rFonts w:cs="Times New Roman"/>
+          <w:color w:val="000000"/>
+          <w:kern w:val="0"/>
+          <w:szCs w:val="24"/>
+        </w:rPr>
+        <w:t>(40–47)</w:t>
+      </w:r>
+      <w:r>
+        <w:fldChar w:fldCharType="end"/>
+      </w:r>
+      <w:r>
+        <w:t>. Given the changes in neurogenic RGCs as well as previous data showing neurogenesis occurs in the anterior POA during sex change</w:t>
+      </w:r>
+      <w:r>
+        <w:fldChar w:fldCharType="begin"/>
+      </w:r>
+      <w:r>
+        <w:instrText xml:space="preserve"> ADDIN ZOTERO_ITEM CSL_CITATION {"citationID":"JSAeGNA5","properties":{"unsorted":false,"formattedCitation":"(4)","plainCitation":"(4)","noteIndex":0},"citationItems":[{"id":16,"uris":["http://zotero.org/users/11313215/items/VGA9PBJ3"],"itemData":{"id":16,"type":"article-journal","abstract":"Sex differences in cell number in the preoptic area of the hypothalamus (POA) are documented across all major vertebrate lineages and contribute to differential regulation of the hypothalamic-pituitary-gonad axis and reproductive behavior between the sexes. Sex-changing fishes provide a unique opportunity to study mechanisms underlying sexual differentiation of the POA. In anemonefish (clownfish), which change sex from male to female, females have approximately twice the number of medium-sized cells in the anterior POA compared to males. This sex difference transitions from male-like to female-like during sex change. However, it is not known how this sex difference in POA cell number is established. This study tests the hypothesis that new cell addition plays a role. We initiated adult male-to-female sex change in 30 anemonefish (Amphiprion ocellaris) and administered BrdU to label new cells added to the POA at regular intervals throughout sex change. Sex-changing fish added more new cells to the anterior POA than non-changing fish, supporting the hypothesis. The observed effects could be accounted for by differences in POA volume, but they are also consistent with a steady trickle of new cells being gradually accumulated in the anterior POA before vitellogenic oocytes develop in the gonads. These results provide insight into the unique characteristics of protandrous sex change in anemonefish relative to other modes of sex change, and support the potential for future research in sex-changing fishes to provide a richer under­ standing of the mechanisms for sexual differentiation of the brain.","container-title":"General and Comparative Endocrinology","DOI":"10.1016/j.ygcen.2022.114185","ISSN":"00166480","journalAbbreviation":"General and Comparative Endocrinology","language":"en","page":"114185","source":"DOI.org (Crossref)","title":"New cells added to the preoptic area during sex change in the common clownfish Amphiprion ocellaris","volume":"333","author":[{"family":"Parker","given":"Coltan G."},{"family":"Craig","given":"Sarah E."},{"family":"Histed","given":"Abigail R."},{"family":"Lee","given":"Joanne S."},{"family":"Ibanez","given":"Emma"},{"family":"Pronitcheva","given":"Veronica"},{"family":"Rhodes","given":"Justin S."}],"issued":{"date-parts":[["2023",3]]}}}],"schema":"https://github.com/citation-style-language/schema/raw/master/csl-citation.json"} </w:instrText>
+      </w:r>
+      <w:r>
+        <w:fldChar w:fldCharType="separate"/>
+      </w:r>
+      <w:r>
+        <w:rPr>
+          <w:rFonts w:cs="Times New Roman"/>
+        </w:rPr>
+        <w:t>(4)</w:t>
+      </w:r>
+      <w:r>
+        <w:fldChar w:fldCharType="end"/>
+      </w:r>
+      <w:r>
+        <w:t>, we hypothesized that changes in neurogenesis populating 6_POA_Mixed were occurring and these DEGs were indicative of the integration of new cells into 6_POA_Mixed.</w:t>
+      </w:r>
+    </w:p>
+    <w:p>
+      <w:pPr>
+        <w:ind w:firstLine="720"/>
+      </w:pPr>
+      <w:r>
+        <w:t xml:space="preserve"> To test the hypothesis that DEGs related to the ECM or cell adhesion (ECM-DEGs) in 6_POA_Mixed were indicative of new cells integrating into local circuits, we compared the relative maturity of cells expressing ECM-DEGs to those not expressing ECM-DEGs (</w:t>
+      </w:r>
+      <w:r>
+        <w:rPr>
+          <w:highlight w:val="yellow"/>
+        </w:rPr>
+        <w:t>methods</w:t>
+      </w:r>
+      <w:r>
+        <w:t>). Indeed, ECM-DEG+ cells were significantly less mature than their ECM-DEG- counterparts, and females had significantly more mature ECM-DEG+ cells than males and intermediates (</w:t>
+      </w:r>
+      <w:r>
+        <w:rPr>
+          <w:highlight w:val="yellow"/>
+        </w:rPr>
+        <w:t>Fig.</w:t>
+      </w:r>
+      <w:r>
+        <w:rPr>
+          <w:highlight w:val="yellow"/>
+        </w:rPr>
+        <w:t>5D</w:t>
+      </w:r>
+      <w:r>
+        <w:t>). In 6_POA_Mixed as a whole, intermediates had significantly less mature cells than females suggesting that intermediates in general are characterized by lower cellular maturity than males or females (</w:t>
+      </w:r>
+      <w:r>
+        <w:rPr>
+          <w:highlight w:val="yellow"/>
+        </w:rPr>
+        <w:t>Fig</w:t>
+      </w:r>
+      <w:r>
+        <w:rPr>
+          <w:highlight w:val="yellow"/>
+        </w:rPr>
+        <w:t>. 5E</w:t>
+      </w:r>
+      <w:r>
+        <w:t>). As further evidence for the hypothesis that new cells are added during the intermediate state, intermediates showed significantly higher expression for a module consisting of genes annotated with the GO terms “brain development” (GO:0007420) (</w:t>
+      </w:r>
+      <w:r>
+        <w:rPr>
+          <w:highlight w:val="yellow"/>
+        </w:rPr>
+        <w:t>Fig.</w:t>
+      </w:r>
+      <w:r>
+        <w:rPr>
+          <w:highlight w:val="yellow"/>
+        </w:rPr>
+        <w:t xml:space="preserve"> 5F</w:t>
+      </w:r>
+      <w:r>
+        <w:t>) and “axon guidance receptor activity” (GO:0097484) (</w:t>
+      </w:r>
+      <w:r>
+        <w:rPr>
+          <w:highlight w:val="yellow"/>
+        </w:rPr>
+        <w:t xml:space="preserve">Fig. </w:t>
+      </w:r>
+      <w:r>
+        <w:rPr>
+          <w:highlight w:val="yellow"/>
+        </w:rPr>
+        <w:t>5G</w:t>
+      </w:r>
+      <w:r>
+        <w:t xml:space="preserve">). Taken with the changes in cell population </w:t>
+      </w:r>
+      <w:r>
+        <w:lastRenderedPageBreak/>
+        <w:t xml:space="preserve">in 6_POA_Mixed, these findings support a model where new cells are added to 6_POA_Mixed during the male-intermediate transition, but do not yet mature until the intermediate-female transition. As they mature and integrate into their circuit, they express ECM-DEGs. </w:t>
+      </w:r>
+    </w:p>
+    <w:p>
+      <w:pPr>
+        <w:ind w:firstLine="720"/>
+      </w:pPr>
+    </w:p>
+    <w:p>
+      <w:pPr>
         <w:rPr>
           <w:b/>
           <w:bCs/>
         </w:rPr>
-        <w:tab/>
-      </w:r>
-      <w:r>
-        <w:t>Given the changes in cell population (</w:t>
-      </w:r>
-      <w:r>
-        <w:rPr>
-          <w:highlight w:val="yellow"/>
-        </w:rPr>
-        <w:t>Fig.</w:t>
-      </w:r>
-      <w:r>
-        <w:rPr>
-          <w:highlight w:val="yellow"/>
-        </w:rPr>
-        <w:t>3B</w:t>
-      </w:r>
-      <w:r>
-        <w:t>), late sex change prediction (</w:t>
-      </w:r>
-      <w:r>
-        <w:rPr>
-          <w:highlight w:val="yellow"/>
-        </w:rPr>
-        <w:t>Fig</w:t>
-      </w:r>
-      <w:r>
-        <w:rPr>
-          <w:highlight w:val="yellow"/>
-        </w:rPr>
-        <w:t>.3E</w:t>
-      </w:r>
-      <w:r>
-        <w:t>), and large number of DEGs (</w:t>
-      </w:r>
-      <w:r>
-        <w:rPr>
-          <w:highlight w:val="yellow"/>
-        </w:rPr>
-        <w:t>Fi</w:t>
-      </w:r>
-      <w:r>
-        <w:rPr>
-          <w:highlight w:val="yellow"/>
-        </w:rPr>
-        <w:t>g. 3C</w:t>
-      </w:r>
-      <w:r>
-        <w:t>), we next focused our analysis on 6_POA_Mixed (</w:t>
-      </w:r>
-      <w:r>
-        <w:rPr>
-          <w:highlight w:val="yellow"/>
-        </w:rPr>
-        <w:t>Fig. 5</w:t>
-      </w:r>
-      <w:r>
-        <w:rPr>
-          <w:highlight w:val="yellow"/>
-        </w:rPr>
-        <w:t>A</w:t>
-      </w:r>
-      <w:r>
-        <w:t>). GO analysis of the DEGs in 6_POA_Mixed revealed several genes related to the perineuronal net change during sex change (</w:t>
-      </w:r>
-      <w:r>
-        <w:rPr>
-          <w:highlight w:val="yellow"/>
-        </w:rPr>
-        <w:t xml:space="preserve">Fig. </w:t>
-      </w:r>
-      <w:r>
-        <w:rPr>
-          <w:highlight w:val="yellow"/>
-        </w:rPr>
-        <w:t>S6</w:t>
-      </w:r>
-      <w:r>
-        <w:t>). Further several genes associated with the extracellular matrix (ECM) and cell adhesion were found to be DARs or DEGs (</w:t>
-      </w:r>
-      <w:r>
-        <w:rPr>
-          <w:highlight w:val="yellow"/>
-        </w:rPr>
-        <w:t xml:space="preserve">Fig.5B, </w:t>
-      </w:r>
-      <w:r>
-        <w:rPr>
-          <w:highlight w:val="yellow"/>
-        </w:rPr>
-        <w:t>C</w:t>
-      </w:r>
-      <w:r>
-        <w:t>)</w:t>
-      </w:r>
-      <w:r>
-        <w:fldChar w:fldCharType="begin"/>
-      </w:r>
-      <w:r>
-        <w:instrText xml:space="preserve"> ADDIN ZOTERO_ITEM CSL_CITATION {"citationID":"rIAQhBds","properties":{"unsorted":false,"formattedCitation":"(40\\uc0\\u8211{}47)","plainCitation":"(40–47)","noteIndex":0},"citationItems":[{"id":5632,"uris":["http://zotero.org/users/11313215/items/GI87VEQV"],"itemData":{"id":5632,"type":"article-journal","abstract":"Synaptic cell adhesion molecules (SCAMs) are a functional category of cell adhesion molecules that connect pre- and postsynapses by the protein-protein interaction via their extracellular cell adhesion domains. Countless numbers of common genetic variants and rare mutations in SCAMs have been identified in the patients with autism spectrum disorders (ASDs). Among these, NRXN and NLGN family proteins cooperatively function at synaptic terminals both of which genes are strongly implicated as risk genes for ASDs. Knock-in mice carrying a single rare point mutation of NLGN3 (NLGN3 R451C) discovered in the patients with ASDs display a deficit in social interaction and an enhancement of spatial learning and memory ability reminiscent of the clinical phenotype of ASDs. NLGN4 knockout (KO) and NRXN2α KO mice also show a deficit in sociability as well as some specific neuropsychiatric behaviors. In this review, we selected NRXNs/NLGNs, CNTNAP2/CNTNAP4, CNTN4, ITGB3, and KIRREL3 as strong ASD risk genes based on SFARI score and summarize the protein structures, functions at synapses, representative discoveries in human genetic studies, and phenotypes of the mutant model mice in light of the pathophysiology of ASDs.","collection-title":"Development of Fast Neurotransmitter Synapses: general principles","container-title":"Brain Research Bulletin","DOI":"10.1016/j.brainresbull.2016.10.006","ISSN":"0361-9230","journalAbbreviation":"Brain Research Bulletin","page":"82-90","source":"ScienceDirect","title":"Distortion of the normal function of synaptic cell adhesion molecules by genetic variants as a risk for autism spectrum disorders","volume":"129","author":[{"family":"Baig","given":"Deeba Noreen"},{"family":"Yanagawa","given":"Toru"},{"family":"Tabuchi","given":"Katsuhiko"}],"issued":{"date-parts":[["2017",3,1]]}}},{"id":5629,"uris":["http://zotero.org/users/11313215/items/E5U59VBA"],"itemData":{"id":5629,"type":"article-journal","abstract":"Contactins are a group of cell adhesion molecules that are mainly expressed in the brain and play pivotal roles in the organization of axonal domains, axonal guidance, neuritogenesis, neuronal development, synapse formation and plasticity, axo-glia interactions and neural regeneration. Contactins comprise a family of six members. Their absence leads to malformed axons and impaired nerve conduction. Contactin mediated protein complex formation is critical for the organization of the axon in early central nervous system development. Mutations and differential expression of contactins have been identified in neuro-developmental or neurological disorders. Taken together, contactins are extensively studied in the context of nervous system development. This review summarizes the physiological roles of all six members of the Contactin family in neurodevelopment as well as their involvement in neurological/neurodevelopmental disorders.","container-title":"Neural Regeneration Research","DOI":"10.4103/1673-5374.244776","ISSN":"1673-5374","issue":"2","language":"en-US","page":"206","source":"journals.lww.com","title":"Contactins in the central nervous system: role in health and disease","title-short":"Contactins in the central nervous system","volume":"14","author":[{"family":"Chatterjee","given":"Madhurima"},{"family":"Schild","given":"Detlev"},{"family":"Teunissen","given":"Charlotte E."}],"issued":{"date-parts":[["2019",2]]}}},{"id":5634,"uris":["http://zotero.org/users/11313215/items/384A87JC"],"itemData":{"id":5634,"type":"article-journal","container-title":"Trends in Neurosciences","DOI":"10.1016/j.tins.2008.07.001","ISSN":"0166-2236, 1878-108X","issue":"9","journalAbbreviation":"Trends in Neurosciences","language":"English","page":"487-494","PMID":"18684518","publisher":"Elsevier","source":"www.cell.com","title":"Cadherins and catenins at synapses: roles in synaptogenesis and synaptic plasticity","title-short":"Cadherins and catenins at synapses","volume":"31","author":[{"family":"Arikkath","given":"Jyothi"},{"family":"Reichardt","given":"Louis F."}],"issued":{"date-parts":[["2008",9,1]]}}},{"id":5637,"uris":["http://zotero.org/users/11313215/items/H9CVX626"],"itemData":{"id":5637,"type":"article-journal","abstract":"The members of the Syndecan family of heparan sulfate proteoglycans play diverse roles in cell adhesion and cell communication by serving as co-receptors for both cell-signaling and extracellular matrix molecules. Syndecan-2 has been implicated in the formation of specialized membrane domains and functions as a direct link between the extracellular environment and the organization of the cortical cytoplasm. Recent studies have shown that syndecan-2 is required for angiogenesis, possibly by serving as a co-receptor for vascular endothelial growth factor, and cell-to-cell signaling during development of left–right asymmetry. This unique combination of activities suggests that syndecan-2 can function as a potential drug target for the development of multi-functional, anti-cancer therapeutics.","container-title":"The International Journal of Biochemistry &amp; Cell Biology","DOI":"10.1016/j.biocel.2005.08.012","ISSN":"1357-2725","issue":"2","journalAbbreviation":"The International Journal of Biochemistry &amp; Cell Biology","page":"152-156","source":"ScienceDirect","title":"Syndecan-2","volume":"38","author":[{"family":"Essner","given":"Jeffrey J."},{"family":"Chen","given":"Eleanor"},{"family":"Ekker","given":"Stephen C."}],"issued":{"date-parts":[["2006",2,1]]}}},{"id":5639,"uris":["http://zotero.org/users/11313215/items/PXQFESGC"],"itemData":{"id":5639,"type":"article-journal","abstract":"&lt;p&gt;A second dermatan sulfate epimerase (DS-epi2) was identified as a homolog of the first epimerase (DS-epi1), which was previously described by our group. DS-epi2 is 1,222 amino acids long and has an </w:instrText>
-      </w:r>
-      <w:r>
-        <w:rPr>
-          <w:rFonts w:ascii="Cambria Math" w:hAnsi="Cambria Math" w:cs="Cambria Math"/>
-        </w:rPr>
-        <w:instrText>∼</w:instrText>
-      </w:r>
-      <w:r>
-        <w:instrText xml:space="preserve">700-amino acid N-terminal epimerase domain that is highly conserved between the two enzymes. In addition, the C-terminal portion is predicted to be an &lt;i&gt;O&lt;/i&gt;-sulfotransferase domain. In this study we found that DS-epi2 has epimerase activity, which involves conversion of d-glucuronic acid to l-iduronic acid (EC 5.1.3.19), but no &lt;i&gt;O&lt;/i&gt;-sulfotransferase activity was detected. In dermatan sulfate, iduronic acid residues are either clustered together in blocks or alternating with glucuronic acid, forming hybrid structures. By using a short interfering RNA approach, we found that DS-epi2 and DS-epi1 are both involved in the biosynthesis of the iduronic acid blocks in fibroblasts and that DS-epi2 can also synthesize the hybrid structures. Both iduronic acid-containing domains have been shown to bind to several growth factors, many of which have biological roles in brain development. DS-epi2 has been genetically linked to bipolar disorder, which suggests that the dermatan sulfate domains generated by a defective enzyme may be involved in the etiology of the disease.&lt;/p&gt;","container-title":"Journal of Biological Chemistry","DOI":"10.1074/jbc.M809339200","ISSN":"0021-9258, 1083-351X","issue":"15","journalAbbreviation":"Journal of Biological Chemistry","language":"English","page":"9788-9795","PMID":"19188366","publisher":"Elsevier","source":"www.jbc.org","title":"Two Dermatan Sulfate Epimerases Form Iduronic Acid Domains in Dermatan Sulfate *","volume":"284","author":[{"family":"Pacheco","given":"Benny"},{"family":"Malmström","given":"Anders"},{"family":"Maccarana","given":"Marco"}],"issued":{"date-parts":[["2009",4,10]]}}},{"id":5431,"uris":["http://zotero.org/users/11313215/items/YNIIJR7C"],"itemData":{"id":5431,"type":"article-journal","abstract":"The presence of iduronic acid in chondroitin/dermatan sulfate changes the properties of the polysaccharides because it generates a more flexible chain with increased binding potentials. Iduronic acid in chondroitin/dermatan sulfate influences multiple cellular properties, such as migration, proliferation, differentiation, angiogenesis and the regulation of cytokine/growth factor activities. Under pathological conditions such as wound healing, inflammation and cancer, iduronic acid has diverse regulatory functions. Iduronic acid is formed by two epimerases (i.e. dermatan sulfate epimerase 1 and 2) that have different tissue distribution and properties. The role of iduronic acid in chondroitin/dermatan sulfate is highlighted by the vast changes in connective tissue features in patients with a new type of Ehler–Danlos syndrome: adducted thumb-clubfoot syndrome. Future research aims to understand the roles of the two epimerases and their interplay with the sulfotransferases involved in chondroitin sulfate/dermatan sulfate biosynthesis. Furthermore, a better definition of chondroitin/dermatan sulfate functions using different knockout models is needed. In this review, we focus on the two enzymes responsible for iduronic acid formation, as well as the role of iduronic acid in health and disease.","container-title":"The FEBS Journal","DOI":"10.1111/febs.12214","ISSN":"1742-4658","issue":"10","language":"en","note":"_eprint: https://febs.onlinelibrary.wiley.com/doi/pdf/10.1111/febs.12214","page":"2431-2446","source":"Wiley Online Library","title":"Biological functions of iduronic acid in chondroitin/dermatan sulfate","volume":"280","author":[{"family":"Thelin","given":"Martin A."},{"family":"Bartolini","given":"Barbara"},{"family":"Axelsson","given":"Jakob"},{"family":"Gustafsson","given":"Renata"},{"family":"Tykesson","given":"Emil"},{"family":"Pera","given":"Edgar"},{"family":"Oldberg","given":"Åke"},{"family":"Maccarana","given":"Marco"},{"family":"Malmstrom","given":"Anders"}],"issued":{"date-parts":[["2013"]]}}},{"id":5642,"uris":["http://zotero.org/users/11313215/items/NKICCA78"],"itemData":{"id":5642,"type":"article-journal","abstract":"Brevican is a neural proteoglycan implicated in a multitude of physiological and pathophysiological plasticity processes in the brain. It localizes to neuronal surfaces and contributes to the formation of specific types of extracellular matrix like the perineuronal nets or the perisynaptic or axon initial segment-based matrix in mature neuronal tissue. Via a variable degree of chondroitin sulfate attachment, limited proteolytic cleavage by matrix metalloproteinases, differential splicing and Ca2+-dependent binding to interaction partners it acts as a regulator in synaptic plasticity, glioma invasion, post-lesion plasticity or Alzheimer's disease. This review briefly summarizes its gene and protein structure, biochemical interactions and neurobiological functions.","container-title":"The International Journal of Biochemistry &amp; Cell Biology","DOI":"10.1016/j.biocel.2012.03.022","ISSN":"1357-2725","issue":"7","journalAbbreviation":"The International Journal of Biochemistry &amp; Cell Biology","page":"1051-1054","source":"ScienceDirect","title":"Brevican: A key proteoglycan in the perisynaptic extracellular matrix of the brain","title-short":"Brevican","volume":"44","author":[{"family":"Frischknecht","given":"Renato"},{"family":"Seidenbecher","given":"Constanze I."}],"issued":{"date-parts":[["2012",7,1]]}}},{"id":5644,"uris":["http://zotero.org/users/11313215/items/GWHRXIRF"],"itemData":{"id":5644,"type":"article-journal","abstract":"Perineuronal nets (PNNs) are unique extracellular matrix structures that wrap around certain neurons in the CNS during development and control plasticity in the adult CNS. They appear to contribute to a wide range of diseases/disorders of the brain, are involved in recovery from spinal cord injury, and are altered during aging, learning and memory, and after exposure to drugs of abuse. Here the focus is on how a major component of PNNs, chondroitin sulfate proteoglycans, control plasticity, and on the role of PNNs in memory in normal aging, in a tauopathy model of Alzheimer's disease, and in drug addiction. Also discussed is how altered extracellular matrix/PNN formation during development may produce synaptic pathology associated with schizophrenia, bipolar disorder, major depression, and autism spectrum disorders. Understanding the molecular underpinnings of how PNNs are altered in normal physiology and disease will offer insights into new treatment approaches for these diseases.","container-title":"Journal of Neuroscience","DOI":"10.1523/JNEUROSCI.2351-16.2016","ISSN":"0270-6474, 1529-2401","issue":"45","journalAbbreviation":"J. Neurosci.","language":"en","license":"Copyright © 2016 the authors 0270-6474/16/3611459-10$15.00/0","page":"11459-11468","PMID":"27911749","publisher":"Society for Neuroscience","section":"Symposium and Mini-Symposium","source":"www.jneurosci.org","title":"Casting a Wide Net: Role of Perineuronal Nets in Neural Plasticity","title-short":"Casting a Wide Net","volume":"36","author":[{"family":"Sorg","given":"Barbara A."},{"family":"Berretta","given":"Sabina"},{"family":"Blacktop","given":"Jordan M."},{"family":"Fawcett","given":"James W."},{"family":"Kitagawa","given":"Hiroshi"},{"family":"Kwok","given":"Jessica C. F."},{"family":"Miquel","given":"Marta"}],"issued":{"date-parts":[["2016",11,9]]}}}],"schema":"https://github.com/citation-style-language/schema/raw/master/csl-citation.json"} </w:instrText>
-      </w:r>
-      <w:r>
-        <w:fldChar w:fldCharType="separate"/>
-      </w:r>
-      <w:r>
-        <w:rPr>
-          <w:rFonts w:cs="Times New Roman"/>
-          <w:color w:val="000000"/>
-          <w:kern w:val="0"/>
-          <w:szCs w:val="24"/>
-        </w:rPr>
-        <w:t>(40–47)</w:t>
-      </w:r>
-      <w:r>
-        <w:fldChar w:fldCharType="end"/>
-      </w:r>
-      <w:r>
-        <w:t>. Given the changes in neurogenic RGCs as well as previous data showing neurogenesis occurs in the anterior POA during sex change</w:t>
-      </w:r>
-      <w:r>
-        <w:fldChar w:fldCharType="begin"/>
-      </w:r>
-      <w:r>
-        <w:instrText xml:space="preserve"> ADDIN ZOTERO_ITEM CSL_CITATION {"citationID":"JSAeGNA5","properties":{"unsorted":false,"formattedCitation":"(4)","plainCitation":"(4)","noteIndex":0},"citationItems":[{"id":16,"uris":["http://zotero.org/users/11313215/items/VGA9PBJ3"],"itemData":{"id":16,"type":"article-journal","abstract":"Sex differences in cell number in the preoptic area of the hypothalamus (POA) are documented across all major vertebrate lineages and contribute to differential regulation of the hypothalamic-pituitary-gonad axis and reproductive behavior between the sexes. Sex-changing fishes provide a unique opportunity to study mechanisms underlying sexual differentiation of the POA. In anemonefish (clownfish), which change sex from male to female, females have approximately twice the number of medium-sized cells in the anterior POA compared to males. This sex difference transitions from male-like to female-like during sex change. However, it is not known how this sex difference in POA cell number is established. This study tests the hypothesis that new cell addition plays a role. We initiated adult male-to-female sex change in 30 anemonefish (Amphiprion ocellaris) and administered BrdU to label new cells added to the POA at regular intervals throughout sex change. Sex-changing fish added more new cells to the anterior POA than non-changing fish, supporting the hypothesis. The observed effects could be accounted for by differences in POA volume, but they are also consistent with a steady trickle of new cells being gradually accumulated in the anterior POA before vitellogenic oocytes develop in the gonads. These results provide insight into the unique characteristics of protandrous sex change in anemonefish relative to other modes of sex change, and support the potential for future research in sex-changing fishes to provide a richer under­ standing of the mechanisms for sexual differentiation of the brain.","container-title":"General and Comparative Endocrinology","DOI":"10.1016/j.ygcen.2022.114185","ISSN":"00166480","journalAbbreviation":"General and Comparative Endocrinology","language":"en","page":"114185","source":"DOI.org (Crossref)","title":"New cells added to the preoptic area during sex change in the common clownfish Amphiprion ocellaris","volume":"333","author":[{"family":"Parker","given":"Coltan G."},{"family":"Craig","given":"Sarah E."},{"family":"Histed","given":"Abigail R."},{"family":"Lee","given":"Joanne S."},{"family":"Ibanez","given":"Emma"},{"family":"Pronitcheva","given":"Veronica"},{"family":"Rhodes","given":"Justin S."}],"issued":{"date-parts":[["2023",3]]}}}],"schema":"https://github.com/citation-style-language/schema/raw/master/csl-citation.json"} </w:instrText>
-      </w:r>
-      <w:r>
-        <w:fldChar w:fldCharType="separate"/>
-      </w:r>
-      <w:r>
-        <w:rPr>
-          <w:rFonts w:cs="Times New Roman"/>
-        </w:rPr>
-        <w:t>(4)</w:t>
-      </w:r>
-      <w:r>
-        <w:fldChar w:fldCharType="end"/>
-      </w:r>
-      <w:r>
-        <w:t>, we hypothesized that changes in neurogenesis populating 6_POA_Mixed were occurring and these DEGs were indicative of the integration of new cells into 6_POA_Mixed.</w:t>
-      </w:r>
-    </w:p>
-    <w:p>
-      <w:pPr>
-        <w:ind w:firstLine="720"/>
-      </w:pPr>
-      <w:r>
-        <w:t xml:space="preserve"> To test the hypothesis that DEGs related to the ECM or cell adhesion (ECM-DEGs) in 6_POA_Mixed were indicative of new cells integrating into local circuits, we compared the relative maturity of cells expressing ECM-DEGs to those not expressing ECM-DEGs (</w:t>
-      </w:r>
-      <w:r>
-        <w:rPr>
-          <w:highlight w:val="yellow"/>
-        </w:rPr>
-        <w:t>methods</w:t>
-      </w:r>
-      <w:r>
-        <w:t>). Indeed, ECM-DEG+ cells were significantly less mature than their ECM-DEG- counterparts, and females had significantly more mature ECM-DEG+ cells than males and intermediates (</w:t>
-      </w:r>
-      <w:r>
-        <w:rPr>
-          <w:highlight w:val="yellow"/>
-        </w:rPr>
-        <w:t>Fig.</w:t>
-      </w:r>
-      <w:r>
-        <w:rPr>
-          <w:highlight w:val="yellow"/>
-        </w:rPr>
-        <w:t>5D</w:t>
-      </w:r>
-      <w:r>
-        <w:t>). In 6_POA_Mixed as a whole, intermediates had significantly less mature cells than females suggesting that intermediates in general are characterized by lower cellular maturity than males or females (</w:t>
-      </w:r>
-      <w:r>
-        <w:rPr>
-          <w:highlight w:val="yellow"/>
-        </w:rPr>
-        <w:t>Fig</w:t>
-      </w:r>
-      <w:r>
-        <w:rPr>
-          <w:highlight w:val="yellow"/>
-        </w:rPr>
-        <w:t>. 5E</w:t>
-      </w:r>
-      <w:r>
-        <w:t>). As further evidence for the hypothesis that new cells are added during the intermediate state, intermediates showed significantly higher expression for a module consisting of genes annotated with the GO terms “brain development” (GO:0007420) (</w:t>
-      </w:r>
-      <w:r>
-        <w:rPr>
-          <w:highlight w:val="yellow"/>
-        </w:rPr>
-        <w:t>Fig.</w:t>
-      </w:r>
-      <w:r>
-        <w:rPr>
-          <w:highlight w:val="yellow"/>
-        </w:rPr>
-        <w:t xml:space="preserve"> 5F</w:t>
-      </w:r>
-      <w:r>
-        <w:t>) and “axon guidance receptor activity” (GO:0097484) (</w:t>
-      </w:r>
-      <w:r>
-        <w:rPr>
-          <w:highlight w:val="yellow"/>
-        </w:rPr>
-        <w:t xml:space="preserve">Fig. </w:t>
-      </w:r>
-      <w:r>
-        <w:rPr>
-          <w:highlight w:val="yellow"/>
-        </w:rPr>
-        <w:t>5G</w:t>
-      </w:r>
-      <w:r>
-        <w:t xml:space="preserve">). Taken with the changes in cell population in 6_POA_Mixed, these findings support a model where new cells are added to 6_POA_Mixed during the male-intermediate transition, but do not yet mature until the intermediate-female transition. As they mature and integrate into their circuit, they express ECM-DEGs. </w:t>
-      </w:r>
-    </w:p>
-    <w:p>
-      <w:pPr>
-        <w:ind w:firstLine="720"/>
-      </w:pPr>
-    </w:p>
-    <w:p>
-      <w:pPr>
+      </w:pPr>
+      <w:commentRangeStart w:id="641"/>
+      <w:r>
         <w:rPr>
           <w:b/>
           <w:bCs/>
         </w:rPr>
-      </w:pPr>
-      <w:commentRangeStart w:id="557"/>
-      <w:r>
-        <w:rPr>
-          <w:b/>
-          <w:bCs/>
-        </w:rPr>
-        <w:lastRenderedPageBreak/>
         <w:t>Candidate Gonadotroph-Regulating Neurons Undergo Distinct Modes of Remodeling During Sex Change</w:t>
       </w:r>
-      <w:commentRangeEnd w:id="557"/>
+      <w:commentRangeEnd w:id="641"/>
       <w:r>
         <w:rPr>
           <w:rStyle w:val="CommentReference"/>
@@ -6753,7 +7263,7 @@
           <w:sz w:val="24"/>
           <w:szCs w:val="30"/>
         </w:rPr>
-        <w:commentReference w:id="557"/>
+        <w:commentReference w:id="641"/>
       </w:r>
     </w:p>
     <w:p>
@@ -7198,7 +7708,7 @@
           <w:u w:val="single"/>
         </w:rPr>
       </w:pPr>
-      <w:ins w:id="558" w:author="Graham, Gabriel J." w:date="2026-08-24T11:07:00Z" w16du:dateUtc="2026-08-24T15:07:00Z">
+      <w:ins w:id="642" w:author="Graham, Gabriel J." w:date="2026-08-24T11:07:00Z" w16du:dateUtc="2026-08-24T15:07:00Z">
         <w:r>
           <w:rPr>
             <w:b/>
@@ -7208,7 +7718,7 @@
           <w:t>Gene Regulatory</w:t>
         </w:r>
       </w:ins>
-      <w:ins w:id="559" w:author="Graham, Gabriel J." w:date="2026-08-24T11:06:00Z" w16du:dateUtc="2026-08-24T15:06:00Z">
+      <w:ins w:id="643" w:author="Graham, Gabriel J." w:date="2026-08-24T11:06:00Z" w16du:dateUtc="2026-08-24T15:06:00Z">
         <w:r>
           <w:rPr>
             <w:b/>
@@ -7218,7 +7728,7 @@
           <w:t xml:space="preserve"> Changes Underlying</w:t>
         </w:r>
       </w:ins>
-      <w:ins w:id="560" w:author="Graham, Gabriel J." w:date="2026-08-24T11:07:00Z" w16du:dateUtc="2026-08-24T15:07:00Z">
+      <w:ins w:id="644" w:author="Graham, Gabriel J." w:date="2026-08-24T11:07:00Z" w16du:dateUtc="2026-08-24T15:07:00Z">
         <w:r>
           <w:rPr>
             <w:b/>
@@ -7228,7 +7738,7 @@
           <w:t xml:space="preserve"> Transcriptomic Sex Change</w:t>
         </w:r>
       </w:ins>
-      <w:ins w:id="561" w:author="Graham, Gabriel J." w:date="2026-08-24T11:06:00Z" w16du:dateUtc="2026-08-24T15:06:00Z">
+      <w:ins w:id="645" w:author="Graham, Gabriel J." w:date="2026-08-24T11:06:00Z" w16du:dateUtc="2026-08-24T15:06:00Z">
         <w:r>
           <w:rPr>
             <w:b/>
@@ -7246,33 +7756,25 @@
       <w:r>
         <w:t xml:space="preserve">To identify candidate transcription factor (TF) regulators of gene-expression changes during sex change, we integrated differential gene expression with chromatin accessibility, TF-binding motifs, and TF–target expression correlations. We focused on clusters </w:t>
       </w:r>
-      <w:commentRangeStart w:id="562"/>
-      <w:r>
-        <w:t>1</w:t>
-      </w:r>
-      <w:r>
-        <w:t>_RGC</w:t>
-      </w:r>
-      <w:r>
-        <w:t xml:space="preserve"> </w:t>
-      </w:r>
-      <w:commentRangeEnd w:id="562"/>
+      <w:commentRangeStart w:id="646"/>
+      <w:r>
+        <w:t xml:space="preserve">1_RGC </w:t>
+      </w:r>
+      <w:commentRangeEnd w:id="646"/>
       <w:r>
         <w:rPr>
           <w:rStyle w:val="CommentReference"/>
           <w:sz w:val="24"/>
           <w:szCs w:val="30"/>
         </w:rPr>
-        <w:commentReference w:id="562"/>
-      </w:r>
-      <w:r>
-        <w:t>and 6</w:t>
-      </w:r>
-      <w:r>
-        <w:t>_POA_Mixed.</w:t>
-      </w:r>
-      <w:r>
-        <w:t xml:space="preserve"> We first identified accessibility-supported target genes whose expression covaried with an associated ATAC peak and then identified candidate regulators with binding motifs in those regions whose expression correlated with target-gene expression across individuals (|Pearson’s </w:t>
+        <w:commentReference w:id="646"/>
+      </w:r>
+      <w:r>
+        <w:t xml:space="preserve">and 6_POA_Mixed. We first identified accessibility-supported target genes whose expression </w:t>
+      </w:r>
+      <w:r>
+        <w:lastRenderedPageBreak/>
+        <w:t xml:space="preserve">covaried with an associated ATAC peak and then identified candidate regulators with binding motifs in those regions whose expression correlated with target-gene expression across individuals (|Pearson’s </w:t>
       </w:r>
       <w:r>
         <w:rPr>
@@ -7282,28 +7784,12 @@
         <w:t>r</w:t>
       </w:r>
       <w:r>
-        <w:t xml:space="preserve">| ≥ 0.40, P ≤ 0.10). This analysis revealed distinct regulatory networks in the two populations. </w:t>
-      </w:r>
-      <w:r>
-        <w:t>1_RGC</w:t>
-      </w:r>
-      <w:r>
-        <w:t xml:space="preserve"> formed an extensive interconnected network of accessibility-</w:t>
-      </w:r>
-      <w:r>
-        <w:lastRenderedPageBreak/>
-        <w:t xml:space="preserve">supported TF–target relationships, whereas </w:t>
+        <w:t xml:space="preserve">| ≥ 0.40, P ≤ 0.10). This analysis revealed distinct regulatory networks in the two populations. 1_RGC formed an extensive interconnected network of accessibility-supported TF–target relationships, whereas 6_POA_Mixed contained a more restricted set of accessibility-coupled modules. We therefore additionally examined </w:t>
       </w:r>
       <w:r>
         <w:t>6_POA_Mixed</w:t>
       </w:r>
       <w:r>
-        <w:t xml:space="preserve"> contained a more restricted set of accessibility-coupled modules. We therefore additionally examined </w:t>
-      </w:r>
-      <w:r>
-        <w:t>6_POA_Mixed</w:t>
-      </w:r>
-      <w:r>
         <w:t xml:space="preserve"> DEGs whose expression was not correlated with local chromatin accessibility, asking whether their expression instead covaried with candidate TFs whose motifs occurred within chromatin that remained accessible across individuals (</w:t>
       </w:r>
       <w:r>
@@ -7312,21 +7798,21 @@
         </w:rPr>
         <w:t xml:space="preserve">Fig. </w:t>
       </w:r>
-      <w:commentRangeStart w:id="563"/>
+      <w:commentRangeStart w:id="647"/>
       <w:r>
         <w:rPr>
           <w:highlight w:val="yellow"/>
         </w:rPr>
         <w:t>xx</w:t>
       </w:r>
-      <w:commentRangeEnd w:id="563"/>
+      <w:commentRangeEnd w:id="647"/>
       <w:r>
         <w:rPr>
           <w:rStyle w:val="CommentReference"/>
           <w:sz w:val="24"/>
           <w:szCs w:val="30"/>
         </w:rPr>
-        <w:commentReference w:id="563"/>
+        <w:commentReference w:id="647"/>
       </w:r>
       <w:r>
         <w:t>).</w:t>
@@ -7379,11 +7865,11 @@
       <w:r>
         <w:t xml:space="preserve"> (r = 0.46, P = 0.029). </w:t>
       </w:r>
-      <w:commentRangeStart w:id="564"/>
+      <w:commentRangeStart w:id="648"/>
       <w:r>
         <w:t xml:space="preserve">SOX2 regulates neural progenitor maintenance and developmental competence, including maintaining neuronal differentiation programs in a state permissive for later activation, whereas FEZF2 participates in the specification of differentiated neuronal phenotypes, including neuroendocrine cell types in the teleost hypothalamus. </w:t>
       </w:r>
-      <w:commentRangeStart w:id="565"/>
+      <w:commentRangeStart w:id="649"/>
       <w:r>
         <w:t xml:space="preserve">Their association with the late increase in </w:t>
       </w:r>
@@ -7400,23 +7886,23 @@
       <w:r>
         <w:t xml:space="preserve"> </w:t>
       </w:r>
-      <w:commentRangeEnd w:id="565"/>
+      <w:commentRangeEnd w:id="649"/>
       <w:r>
         <w:rPr>
           <w:rStyle w:val="CommentReference"/>
           <w:sz w:val="24"/>
           <w:szCs w:val="30"/>
         </w:rPr>
-        <w:commentReference w:id="565"/>
-      </w:r>
-      <w:commentRangeEnd w:id="564"/>
+        <w:commentReference w:id="649"/>
+      </w:r>
+      <w:commentRangeEnd w:id="648"/>
       <w:r>
         <w:rPr>
           <w:rStyle w:val="CommentReference"/>
           <w:sz w:val="24"/>
           <w:szCs w:val="30"/>
         </w:rPr>
-        <w:commentReference w:id="564"/>
+        <w:commentReference w:id="648"/>
       </w:r>
     </w:p>
     <w:p/>
@@ -7477,7 +7963,7 @@
       <w:r>
         <w:t xml:space="preserve">. </w:t>
       </w:r>
-      <w:commentRangeStart w:id="566"/>
+      <w:commentRangeStart w:id="650"/>
       <w:r>
         <w:t xml:space="preserve">Particularly notable was </w:t>
       </w:r>
@@ -7517,14 +8003,14 @@
       <w:r>
         <w:t>. ELK1 provides a complementary potential mechanism, as it is activated downstream of MAPK/ERK signaling and regulates stimulus-responsive and immediate-early transcription. Thus, EGR1 and ELK1 provide plausible molecular links through which changes in extracellular signaling or neuronal activity following a social cue could be converted into longer-lasting changes in neuroendocrine gene expression. In each case, the candidate TF motif occurred within accessible chromatin, but variation in accessibility was not significantly associated with variation in target-gene expression. These relationships therefore identify candidate TF-dependent mechanisms for regulating neuroendocrine genes during sex change and provide potential entry points for tracing how the physiological response to a change in the social environment is translated into remodeling of neuroendocrine cell state.</w:t>
       </w:r>
-      <w:commentRangeEnd w:id="566"/>
+      <w:commentRangeEnd w:id="650"/>
       <w:r>
         <w:rPr>
           <w:rStyle w:val="CommentReference"/>
           <w:sz w:val="24"/>
           <w:szCs w:val="30"/>
         </w:rPr>
-        <w:commentReference w:id="566"/>
+        <w:commentReference w:id="650"/>
       </w:r>
     </w:p>
     <w:p/>
@@ -7533,13 +8019,7 @@
         <w:ind w:firstLine="720"/>
       </w:pPr>
       <w:r>
-        <w:t xml:space="preserve">The more stringent accessibility-coupled component of the </w:t>
-      </w:r>
-      <w:r>
-        <w:t>6_POA_Mixed</w:t>
-      </w:r>
-      <w:r>
-        <w:t xml:space="preserve"> network prominently implicated steroid hormone signaling. </w:t>
+        <w:t xml:space="preserve">The more stringent accessibility-coupled component of the 6_POA_Mixed network prominently implicated steroid hormone signaling. </w:t>
       </w:r>
       <w:r>
         <w:rPr>
@@ -7617,9 +8097,13 @@
       <w:r>
         <w:t xml:space="preserve"> emerged as a point of convergence among multiple candidate regulators, including positive steroid-receptor inputs and negative SOX14 regulation, with its expression additionally coupled to local chromatin accessibility</w:t>
       </w:r>
-      <w:commentRangeStart w:id="567"/>
-      <w:r>
-        <w:t xml:space="preserve">. Because LRP8/ApoER2 mediates Reelin signaling involved in neuronal positioning, dendritic organization, and synaptic plasticity, regulation of </w:t>
+      <w:commentRangeStart w:id="651"/>
+      <w:r>
+        <w:t xml:space="preserve">. Because LRP8/ApoER2 mediates Reelin </w:t>
+      </w:r>
+      <w:r>
+        <w:lastRenderedPageBreak/>
+        <w:t xml:space="preserve">signaling involved in neuronal positioning, dendritic organization, and synaptic plasticity, regulation of </w:t>
       </w:r>
       <w:r>
         <w:rPr>
@@ -7634,14 +8118,14 @@
       <w:r>
         <w:t xml:space="preserve"> </w:t>
       </w:r>
-      <w:commentRangeEnd w:id="567"/>
+      <w:commentRangeEnd w:id="651"/>
       <w:r>
         <w:rPr>
           <w:rStyle w:val="CommentReference"/>
           <w:sz w:val="24"/>
           <w:szCs w:val="30"/>
         </w:rPr>
-        <w:commentReference w:id="567"/>
+        <w:commentReference w:id="651"/>
       </w:r>
     </w:p>
     <w:p>
@@ -7649,7 +8133,6 @@
         <w:ind w:firstLine="720"/>
       </w:pPr>
       <w:r>
-        <w:lastRenderedPageBreak/>
         <w:t>1_RGC</w:t>
       </w:r>
       <w:r>
@@ -7743,7 +8226,7 @@
       <w:r>
         <w:t xml:space="preserve">. </w:t>
       </w:r>
-      <w:commentRangeStart w:id="568"/>
+      <w:commentRangeStart w:id="652"/>
       <w:r>
         <w:t>Several GLI1-associated targets have functions potentially relevant to radial glia, including cell polarity and progenitor organization (</w:t>
       </w:r>
@@ -7786,14 +8269,14 @@
       <w:r>
         <w:t>), although their specific functions in radial glia remain to be established.</w:t>
       </w:r>
-      <w:commentRangeEnd w:id="568"/>
+      <w:commentRangeEnd w:id="652"/>
       <w:r>
         <w:rPr>
           <w:rStyle w:val="CommentReference"/>
           <w:sz w:val="24"/>
           <w:szCs w:val="30"/>
         </w:rPr>
-        <w:commentReference w:id="568"/>
+        <w:commentReference w:id="652"/>
       </w:r>
     </w:p>
     <w:p/>
@@ -7850,7 +8333,7 @@
       <w:r>
         <w:t xml:space="preserve">, which encodes brain aromatase and was transiently downregulated. Thus, the directions of the inferred UNCX regulatory relationships closely matched the opposing transient gene expression patterns of its two targets. </w:t>
       </w:r>
-      <w:commentRangeStart w:id="569"/>
+      <w:commentRangeStart w:id="653"/>
       <w:r>
         <w:t xml:space="preserve">Particularly notable was the identification of </w:t>
       </w:r>
@@ -7890,14 +8373,14 @@
       <w:r>
         <w:t>could therefore provide an entry point for identifying the regulatory cascade that drives this transient radial-glial state.</w:t>
       </w:r>
-      <w:commentRangeEnd w:id="569"/>
+      <w:commentRangeEnd w:id="653"/>
       <w:r>
         <w:rPr>
           <w:rStyle w:val="CommentReference"/>
           <w:sz w:val="24"/>
           <w:szCs w:val="30"/>
         </w:rPr>
-        <w:commentReference w:id="569"/>
+        <w:commentReference w:id="653"/>
       </w:r>
     </w:p>
     <w:p/>
@@ -7976,18 +8459,18 @@
       <w:r>
         <w:t xml:space="preserve">Here, we combined single-nucleus transcriptomics, chromatin accessibility profiling, and spatial transcriptomics to generate a </w:t>
       </w:r>
-      <w:commentRangeStart w:id="570"/>
+      <w:commentRangeStart w:id="654"/>
       <w:r>
         <w:t xml:space="preserve">cell-type-resolved molecular atlas of socially induced </w:t>
       </w:r>
-      <w:commentRangeEnd w:id="570"/>
+      <w:commentRangeEnd w:id="654"/>
       <w:r>
         <w:rPr>
           <w:rStyle w:val="CommentReference"/>
           <w:sz w:val="24"/>
           <w:szCs w:val="30"/>
         </w:rPr>
-        <w:commentReference w:id="570"/>
+        <w:commentReference w:id="654"/>
       </w:r>
       <w:r>
         <w:t xml:space="preserve">protandrous sex change in </w:t>
@@ -8002,7 +8485,7 @@
       <w:r>
         <w:t xml:space="preserve">. By integrating these datasets with behavioral observations, circulating steroid hormones, and gonadal histology, we reconstructed the temporal progression of sex change from </w:t>
       </w:r>
-      <w:del w:id="571" w:author="Graham, Gabriel J." w:date="2026-08-05T10:44:00Z" w16du:dateUtc="2026-08-05T14:44:00Z">
+      <w:del w:id="655" w:author="Graham, Gabriel J." w:date="2026-08-05T10:44:00Z" w16du:dateUtc="2026-08-05T14:44:00Z">
         <w:r>
           <w:delText xml:space="preserve">dominant </w:delText>
         </w:r>
@@ -8010,7 +8493,7 @@
       <w:r>
         <w:t>male</w:t>
       </w:r>
-      <w:del w:id="572" w:author="Graham, Gabriel J." w:date="2026-08-05T10:44:00Z" w16du:dateUtc="2026-08-05T14:44:00Z">
+      <w:del w:id="656" w:author="Graham, Gabriel J." w:date="2026-08-05T10:44:00Z" w16du:dateUtc="2026-08-05T14:44:00Z">
         <w:r>
           <w:delText>s</w:delText>
         </w:r>
@@ -8018,7 +8501,7 @@
       <w:r>
         <w:t xml:space="preserve"> through intermediate stages to mature female</w:t>
       </w:r>
-      <w:del w:id="573" w:author="Graham, Gabriel J." w:date="2026-08-05T10:44:00Z" w16du:dateUtc="2026-08-05T14:44:00Z">
+      <w:del w:id="657" w:author="Graham, Gabriel J." w:date="2026-08-05T10:44:00Z" w16du:dateUtc="2026-08-05T14:44:00Z">
         <w:r>
           <w:delText>s</w:delText>
         </w:r>
@@ -8029,72 +8512,72 @@
     </w:p>
     <w:p>
       <w:r>
+        <w:lastRenderedPageBreak/>
         <w:tab/>
       </w:r>
       <w:r>
         <w:t xml:space="preserve">Among all cell populations, radial glia underwent the most extensive molecular remodeling during sex change, exhibiting the second-highest number of differentially expressed genes and the greatest number of differentially accessible chromatin regions. </w:t>
       </w:r>
-      <w:commentRangeStart w:id="574"/>
+      <w:commentRangeStart w:id="658"/>
       <w:r>
         <w:t xml:space="preserve">At first glance, these findings might suggest that radial glia rapidly acquire a female-like phenotype. </w:t>
       </w:r>
-      <w:commentRangeEnd w:id="574"/>
+      <w:commentRangeEnd w:id="658"/>
       <w:r>
         <w:rPr>
           <w:rStyle w:val="CommentReference"/>
           <w:sz w:val="24"/>
           <w:szCs w:val="30"/>
         </w:rPr>
-        <w:lastRenderedPageBreak/>
-        <w:commentReference w:id="574"/>
+        <w:commentReference w:id="658"/>
       </w:r>
       <w:r>
         <w:t xml:space="preserve">Surprisingly, however, our machine-learning analyses indicated the opposite: after six months of social ascent, radial glia remained among the most male-like cell populations in the brain. This apparent paradox reflects the complex temporal organization of radial glial remodeling. Rather than transitioning directly from a male to a female transcriptional state, radial glia exhibited a mixture of early, transient, progressive, and late transcriptional programs together with predominantly progressive and late changes in chromatin accessibility. These observations suggest that socially induced sex change does not involve a simple linear feminization of radial glia. Instead, radial glia appear to enter a prolonged transitional state characterized by extensive transcriptional and epigenetic reprogramming </w:t>
       </w:r>
-      <w:commentRangeStart w:id="575"/>
+      <w:commentRangeStart w:id="659"/>
       <w:r>
         <w:t xml:space="preserve">while maintaining much of their original cellular </w:t>
       </w:r>
-      <w:commentRangeEnd w:id="575"/>
+      <w:commentRangeEnd w:id="659"/>
       <w:r>
         <w:rPr>
           <w:rStyle w:val="CommentReference"/>
           <w:sz w:val="24"/>
           <w:szCs w:val="30"/>
         </w:rPr>
-        <w:commentReference w:id="575"/>
+        <w:commentReference w:id="659"/>
       </w:r>
       <w:r>
         <w:t xml:space="preserve">identity. Given their </w:t>
       </w:r>
-      <w:commentRangeStart w:id="576"/>
+      <w:commentRangeStart w:id="660"/>
       <w:r>
         <w:t xml:space="preserve">established </w:t>
       </w:r>
-      <w:commentRangeEnd w:id="576"/>
+      <w:commentRangeEnd w:id="660"/>
       <w:r>
         <w:rPr>
           <w:rStyle w:val="CommentReference"/>
           <w:sz w:val="24"/>
           <w:szCs w:val="30"/>
         </w:rPr>
-        <w:commentReference w:id="576"/>
+        <w:commentReference w:id="660"/>
       </w:r>
       <w:r>
         <w:t xml:space="preserve">role as the </w:t>
       </w:r>
-      <w:commentRangeStart w:id="577"/>
+      <w:commentRangeStart w:id="661"/>
       <w:r>
         <w:t xml:space="preserve">principal </w:t>
       </w:r>
-      <w:commentRangeEnd w:id="577"/>
+      <w:commentRangeEnd w:id="661"/>
       <w:r>
         <w:rPr>
           <w:rStyle w:val="CommentReference"/>
           <w:sz w:val="24"/>
           <w:szCs w:val="30"/>
         </w:rPr>
-        <w:commentReference w:id="577"/>
+        <w:commentReference w:id="661"/>
       </w:r>
       <w:r>
         <w:t>neural stem cells of the teleost brain, this prolonged transitional state may provide the cellular substrate through which socially induced signals initiate the neurogenic and neuroendocrine remodeling that precedes gonadal transformation.</w:t>
@@ -8107,7 +8590,7 @@
       <w:r>
         <w:t xml:space="preserve">One of the earliest and most striking features of this transitional radial glial state was the transient reduction in expression of </w:t>
       </w:r>
-      <w:del w:id="578" w:author="Graham, Gabriel J." w:date="2026-08-05T10:49:00Z" w16du:dateUtc="2026-08-05T14:49:00Z">
+      <w:del w:id="662" w:author="Graham, Gabriel J." w:date="2026-08-05T10:49:00Z" w16du:dateUtc="2026-08-05T14:49:00Z">
         <w:r>
           <w:delText xml:space="preserve">the </w:delText>
         </w:r>
@@ -8115,12 +8598,12 @@
       <w:r>
         <w:t>brain aromatase</w:t>
       </w:r>
-      <w:del w:id="579" w:author="Graham, Gabriel J." w:date="2026-08-05T10:49:00Z" w16du:dateUtc="2026-08-05T14:49:00Z">
+      <w:del w:id="663" w:author="Graham, Gabriel J." w:date="2026-08-05T10:49:00Z" w16du:dateUtc="2026-08-05T14:49:00Z">
         <w:r>
           <w:delText xml:space="preserve"> gene,</w:delText>
         </w:r>
       </w:del>
-      <w:ins w:id="580" w:author="Graham, Gabriel J." w:date="2026-08-05T10:49:00Z" w16du:dateUtc="2026-08-05T14:49:00Z">
+      <w:ins w:id="664" w:author="Graham, Gabriel J." w:date="2026-08-05T10:49:00Z" w16du:dateUtc="2026-08-05T14:49:00Z">
         <w:r>
           <w:t>:</w:t>
         </w:r>
@@ -8187,7 +8670,7 @@
       <w:r>
         <w:t>), the apparent discrepancy may reflect regional specialization that becomes obscur</w:t>
       </w:r>
-      <w:commentRangeStart w:id="581"/>
+      <w:commentRangeStart w:id="665"/>
       <w:r>
         <w:t xml:space="preserve">ed in bulk tissue analyses, differences in sampling stage, or species-specific differences between </w:t>
       </w:r>
@@ -8198,7 +8681,7 @@
         </w:rPr>
         <w:t>A. oc</w:t>
       </w:r>
-      <w:commentRangeEnd w:id="581"/>
+      <w:commentRangeEnd w:id="665"/>
       <w:r>
         <w:rPr>
           <w:rStyle w:val="CommentReference"/>
@@ -8207,7 +8690,7 @@
           <w:sz w:val="24"/>
           <w:szCs w:val="30"/>
         </w:rPr>
-        <w:commentReference w:id="581"/>
+        <w:commentReference w:id="665"/>
       </w:r>
       <w:r>
         <w:rPr>
@@ -8235,11 +8718,11 @@
         <w:ind w:firstLine="720"/>
       </w:pPr>
       <w:r>
-        <w:t xml:space="preserve">The preoptic area emerged as the principal neuronal target of this radial glial remodeling. Previous work from our laboratory demonstrated that neurogenesis increases within the POA during protandrous sex change, but the identities and developmental progression of the newly generated neurons remained unknown. Our results provide multiple independent lines of evidence that these newborn neurons are incorporated into preoptic neuroendocrine circuits. The POA exhibited the greatest transcriptional remodeling of any neuronal population and underwent a progressive increase in cell abundance across sex change. In addition, extracellular matrix remodeling, increased expression of developmental and axon-guidance gene modules, and CytoTRACE analyses identified an expanded population of relatively immature neurons during the intermediate phase that subsequently matured in females. Together, these findings suggest that POA remodeling occurs in two temporally distinct phases: an early phase characterized by neurogenesis and neuronal differentiation, followed by a later phase in which these neurons acquire mature transcriptional identities and become incorporated into the female neuroendocrine network. Although extracellular matrix remodeling could also reflect structural plasticity independent of neurogenesis, the convergence of changes in cell abundance, developmental gene </w:t>
+        <w:t xml:space="preserve">The preoptic area emerged as the principal neuronal target of this radial glial remodeling. Previous work from our laboratory demonstrated that neurogenesis increases within the POA during protandrous sex change, but the identities and developmental progression of the newly generated neurons remained unknown. Our results provide multiple independent lines of evidence that these newborn neurons are incorporated into preoptic neuroendocrine circuits. The POA exhibited the greatest transcriptional remodeling of any neuronal population and underwent a progressive increase in cell abundance across sex change. In addition, extracellular matrix remodeling, increased expression of developmental and axon-guidance gene modules, and CytoTRACE analyses identified an expanded population of relatively immature neurons during the intermediate phase that subsequently matured in females. Together, these findings suggest that POA remodeling occurs in two temporally distinct phases: an early phase characterized by </w:t>
       </w:r>
       <w:r>
         <w:lastRenderedPageBreak/>
-        <w:t>expression, cellular maturity, and our previous lineage-tracing study strongly supports increased neurogenesis as a major contributor to POA remodeling during sex change.</w:t>
+        <w:t>neurogenesis and neuronal differentiation, followed by a later phase in which these neurons acquire mature transcriptional identities and become incorporated into the female neuroendocrine network. Although extracellular matrix remodeling could also reflect structural plasticity independent of neurogenesis, the convergence of changes in cell abundance, developmental gene expression, cellular maturity, and our previous lineage-tracing study strongly supports increased neurogenesis as a major contributor to POA remodeling during sex change.</w:t>
       </w:r>
     </w:p>
     <w:p>
@@ -8308,11 +8791,11 @@
         <w:t>cyp19a1b</w:t>
       </w:r>
       <w:r>
-        <w:t xml:space="preserve">, recruitment of neural stem cells, and the production of immature neurons that populate the preoptic area. At this stage, many of the molecular programs associated with neurogenesis, neuronal differentiation, and circuit assembly are initiated, yet the newly generated neurons remain relatively immature and the POA retains much of its male-like molecular identity. During the subsequent transition to the female state, these neurons acquire mature transcriptional profiles while neuroendocrine pathways are remodeled in a manner consistent with increased FSH signaling and reduced LH signaling, coincident with ovarian differentiation and changes in circulating sex steroids. This temporal sequence raises the possibility that the intermediate stage represents a developmental program that establishes the cellular substrate for </w:t>
+        <w:t xml:space="preserve">, recruitment of neural stem cells, and the production of immature neurons that populate the preoptic area. At this stage, many of the molecular programs associated with neurogenesis, neuronal differentiation, and circuit assembly are initiated, yet the newly generated neurons remain relatively immature and the POA retains much of its male-like molecular identity. During the subsequent transition to the female state, these neurons acquire mature </w:t>
       </w:r>
       <w:r>
         <w:lastRenderedPageBreak/>
-        <w:t>female neuroendocrine circuits, whereas subsequent endocrine feedback from the transforming gonad contributes to their maturation and stabilization. Rather than representing a simple linear feminization of the brain, our findings suggest that socially induced sex change is orchestrated through sequential interactions among radial glia, neurogenesis, neuroendocrine remodeling, and the gonad.</w:t>
+        <w:t>transcriptional profiles while neuroendocrine pathways are remodeled in a manner consistent with increased FSH signaling and reduced LH signaling, coincident with ovarian differentiation and changes in circulating sex steroids. This temporal sequence raises the possibility that the intermediate stage represents a developmental program that establishes the cellular substrate for female neuroendocrine circuits, whereas subsequent endocrine feedback from the transforming gonad contributes to their maturation and stabilization. Rather than representing a simple linear feminization of the brain, our findings suggest that socially induced sex change is orchestrated through sequential interactions among radial glia, neurogenesis, neuroendocrine remodeling, and the gonad.</w:t>
       </w:r>
     </w:p>
     <w:p>
@@ -8509,18 +8992,7 @@
           <w:lang w:eastAsia="ja-JP"/>
           <w14:ligatures w14:val="none"/>
         </w:rPr>
-        <w:t>. We paired males such that one male was notably larger than the other and would thus occupy the α position in the dominance hierarchy. We further induced sex change in two additional pairs (n = 4) by removing the α female from a triad (a group of fish consisting of 1 α female, one β male, and 1 γ male) such that the β male would ascend to the α position of the dominance hierarchy and the γ male would occupy the β position. In total, this resulted in the creation of 10 sex changing pairs (n = 2</w:t>
-      </w:r>
-      <w:r>
-        <w:rPr>
-          <w:rFonts w:eastAsia="Malgun Gothic" w:cs="Times New Roman"/>
-          <w:color w:val="auto"/>
-          <w:kern w:val="0"/>
-          <w:szCs w:val="24"/>
-          <w:lang w:eastAsia="ja-JP"/>
-          <w14:ligatures w14:val="none"/>
-        </w:rPr>
-        <w:t xml:space="preserve">0). Here, the larger, more dominant male (hereafter referred to as a “intermediate”) is destined to undergo </w:t>
+        <w:t xml:space="preserve">. We paired males such that one male was notably larger than the other and would thus occupy the α position in the dominance hierarchy. We further induced sex change in two additional pairs (n = 4) by removing the α female from a </w:t>
       </w:r>
       <w:r>
         <w:rPr>
@@ -8532,7 +9004,18 @@
           <w14:ligatures w14:val="none"/>
         </w:rPr>
         <w:lastRenderedPageBreak/>
-        <w:t>protandrous sex change and become a female, while its partner (hereafter referred to as a “intermediate partner”) is destined to remain a male.</w:t>
+        <w:t>triad (a group of fish consisting of 1 α female, one β male, and 1 γ male) such that the β male would ascend to the α position of the dominance hierarchy and the γ male would occupy the β position. In total, this resulted in the creation of 10 sex changing pairs (n = 2</w:t>
+      </w:r>
+      <w:r>
+        <w:rPr>
+          <w:rFonts w:eastAsia="Malgun Gothic" w:cs="Times New Roman"/>
+          <w:color w:val="auto"/>
+          <w:kern w:val="0"/>
+          <w:szCs w:val="24"/>
+          <w:lang w:eastAsia="ja-JP"/>
+          <w14:ligatures w14:val="none"/>
+        </w:rPr>
+        <w:t>0). Here, the larger, more dominant male (hereafter referred to as a “intermediate”) is destined to undergo protandrous sex change and become a female, while its partner (hereafter referred to as a “intermediate partner”) is destined to remain a male.</w:t>
       </w:r>
       <w:r>
         <w:rPr>
@@ -9499,19 +9982,8 @@
           <w:lang w:eastAsia="ja-JP"/>
           <w14:ligatures w14:val="none"/>
         </w:rPr>
-        <w:t xml:space="preserve">Following behavioral analysis, blood was drawn from individuals’ caudal veins using a 0.9% heparinized needle. Samples were stored on ice and then centrifuged at 1250 RCF at 4°C for 15 minutes. Plasma was stored at -80°C prior to analysis. We then assessed 11KT levels </w:t>
-      </w:r>
-      <w:r>
-        <w:rPr>
-          <w:rFonts w:eastAsia="Malgun Gothic" w:cs="Times New Roman"/>
-          <w:color w:val="auto"/>
-          <w:kern w:val="0"/>
-          <w:szCs w:val="24"/>
-          <w:lang w:eastAsia="ja-JP"/>
-          <w14:ligatures w14:val="none"/>
-        </w:rPr>
         <w:lastRenderedPageBreak/>
-        <w:t>using a Cayman Chemical 11KT kit (Cayman Chemical, #582751). Plasma samples were diluted to 1:30 in assay buffer and analyzed following manufacturers guidelines using an Epoch Microplate Spectrophotometer (BioTek Instruments) at 412 nm. We analyzed all samples as duplicates.</w:t>
+        <w:t>Following behavioral analysis, blood was drawn from individuals’ caudal veins using a 0.9% heparinized needle. Samples were stored on ice and then centrifuged at 1250 RCF at 4°C for 15 minutes. Plasma was stored at -80°C prior to analysis. We then assessed 11KT levels using a Cayman Chemical 11KT kit (Cayman Chemical, #582751). Plasma samples were diluted to 1:30 in assay buffer and analyzed following manufacturers guidelines using an Epoch Microplate Spectrophotometer (BioTek Instruments) at 412 nm. We analyzed all samples as duplicates.</w:t>
       </w:r>
     </w:p>
     <w:p>
@@ -10007,7 +10479,19 @@
           <w:lang w:eastAsia="ja-JP"/>
           <w14:ligatures w14:val="none"/>
         </w:rPr>
-        <w:t xml:space="preserve">Following decapitation, the brain was exposed and immediately treated with chilled dissection medium by pipetting a small volume over the dorsal surface. Dissection medium consisted of Hibernate AB complete medium (with 2% B27 and 0.5 mM Glutamax; BrainBits, LLC, Springfield, IL) with 200 U/mL of Protector RNase Inhibitor (Roche, Basel, Switzerland). The brain was then removed and placed in a petri dish containing chilled dissection medium. We then isolated the </w:t>
+        <w:t xml:space="preserve">Following decapitation, the brain was exposed and immediately treated with chilled dissection medium by pipetting a small volume over the dorsal surface. Dissection medium consisted of Hibernate AB complete medium (with 2% B27 and 0.5 mM Glutamax; BrainBits, LLC, Springfield, IL) with 200 U/mL of Protector RNase Inhibitor (Roche, Basel, Switzerland). The brain was then removed and placed in a petri dish containing chilled dissection medium. We </w:t>
+      </w:r>
+      <w:r>
+        <w:rPr>
+          <w:rFonts w:eastAsia="Malgun Gothic" w:cs="Times New Roman"/>
+          <w:color w:val="auto"/>
+          <w:kern w:val="0"/>
+          <w:szCs w:val="24"/>
+          <w:lang w:eastAsia="ja-JP"/>
+          <w14:ligatures w14:val="none"/>
+        </w:rPr>
+        <w:lastRenderedPageBreak/>
+        <w:t xml:space="preserve">then isolated the </w:t>
       </w:r>
       <w:r>
         <w:rPr>
@@ -10031,7 +10515,7 @@
         </w:rPr>
         <w:t xml:space="preserve"> (</w:t>
       </w:r>
-      <w:commentRangeStart w:id="582"/>
+      <w:commentRangeStart w:id="666"/>
       <w:r>
         <w:rPr>
           <w:rFonts w:eastAsia="Malgun Gothic" w:cs="Times New Roman"/>
@@ -10055,7 +10539,7 @@
         </w:rPr>
         <w:t>ee supplementary … for details</w:t>
       </w:r>
-      <w:commentRangeEnd w:id="582"/>
+      <w:commentRangeEnd w:id="666"/>
       <w:r>
         <w:rPr>
           <w:rStyle w:val="CommentReference"/>
@@ -10067,7 +10551,7 @@
           <w:lang w:eastAsia="ja-JP"/>
           <w14:ligatures w14:val="none"/>
         </w:rPr>
-        <w:commentReference w:id="582"/>
+        <w:commentReference w:id="666"/>
       </w:r>
       <w:r>
         <w:rPr>
@@ -10385,6 +10869,7 @@
           <w:szCs w:val="23"/>
           <w:u w:val="single"/>
         </w:rPr>
+        <w:lastRenderedPageBreak/>
         <w:t xml:space="preserve">Quality Control </w:t>
       </w:r>
     </w:p>
@@ -10401,15 +10886,7 @@
           <w:sz w:val="23"/>
           <w:szCs w:val="23"/>
         </w:rPr>
-        <w:t xml:space="preserve">Strict quality control was performed on a per pool basis enabling the identification of high quality nuclei and removal of low quality barcodes. To do this, we performed variable feature analysis to </w:t>
-      </w:r>
-      <w:r>
-        <w:rPr>
-          <w:sz w:val="23"/>
-          <w:szCs w:val="23"/>
-        </w:rPr>
-        <w:lastRenderedPageBreak/>
-        <w:t xml:space="preserve">identify nuclei with low feature expression variability. Only barcodes containing 55% or more of highly variable genes were kept. Further, barcodes containing more than 50% of the top 50 highest expressed genes and more than 60% of the top 100 expressed genes were removed due to low variability. </w:t>
+        <w:t xml:space="preserve">Strict quality control was performed on a per pool basis enabling the identification of high quality nuclei and removal of low quality barcodes. To do this, we performed variable feature analysis to identify nuclei with low feature expression variability. Only barcodes containing 55% or more of highly variable genes were kept. Further, barcodes containing more than 50% of the top 50 highest expressed genes and more than 60% of the top 100 expressed genes were removed due to low variability. </w:t>
       </w:r>
       <w:r>
         <w:rPr>
@@ -10647,7 +11124,7 @@
           <w:u w:val="single"/>
         </w:rPr>
       </w:pPr>
-      <w:commentRangeStart w:id="583"/>
+      <w:commentRangeStart w:id="667"/>
       <w:r>
         <w:rPr>
           <w:u w:val="single"/>
@@ -10682,7 +11159,7 @@
     <w:p>
       <w:pPr>
         <w:rPr>
-          <w:ins w:id="584" w:author="Graham, Gabriel J." w:date="2026-08-10T11:25:00Z" w16du:dateUtc="2026-08-10T15:25:00Z"/>
+          <w:ins w:id="668" w:author="Graham, Gabriel J." w:date="2026-08-10T11:25:00Z" w16du:dateUtc="2026-08-10T15:25:00Z"/>
         </w:rPr>
       </w:pPr>
       <w:r>
@@ -10703,14 +11180,14 @@
       <w:r>
         <w:t>.</w:t>
       </w:r>
-      <w:commentRangeEnd w:id="583"/>
+      <w:commentRangeEnd w:id="667"/>
       <w:r>
         <w:rPr>
           <w:rStyle w:val="CommentReference"/>
           <w:sz w:val="24"/>
           <w:szCs w:val="30"/>
         </w:rPr>
-        <w:commentReference w:id="583"/>
+        <w:commentReference w:id="667"/>
       </w:r>
       <w:r>
         <w:t xml:space="preserve"> </w:t>
@@ -10753,7 +11230,7 @@
           <w:bCs/>
         </w:rPr>
       </w:pPr>
-      <w:commentRangeStart w:id="585"/>
+      <w:commentRangeStart w:id="669"/>
       <w:r>
         <w:rPr>
           <w:b/>
@@ -10761,7 +11238,7 @@
         </w:rPr>
         <w:t>Spatial Transcriptomics</w:t>
       </w:r>
-      <w:commentRangeEnd w:id="585"/>
+      <w:commentRangeEnd w:id="669"/>
       <w:r>
         <w:rPr>
           <w:rStyle w:val="CommentReference"/>
@@ -10770,7 +11247,7 @@
           <w:sz w:val="24"/>
           <w:szCs w:val="30"/>
         </w:rPr>
-        <w:commentReference w:id="585"/>
+        <w:commentReference w:id="669"/>
       </w:r>
     </w:p>
     <w:p>
@@ -10779,14 +11256,14 @@
           <w:u w:val="single"/>
         </w:rPr>
       </w:pPr>
-      <w:commentRangeStart w:id="586"/>
+      <w:commentRangeStart w:id="670"/>
       <w:r>
         <w:rPr>
           <w:u w:val="single"/>
         </w:rPr>
         <w:t>Tissue Collection and Sectioning</w:t>
       </w:r>
-      <w:commentRangeEnd w:id="586"/>
+      <w:commentRangeEnd w:id="670"/>
       <w:r>
         <w:rPr>
           <w:rStyle w:val="CommentReference"/>
@@ -10794,7 +11271,7 @@
           <w:szCs w:val="30"/>
           <w:u w:val="single"/>
         </w:rPr>
-        <w:commentReference w:id="586"/>
+        <w:commentReference w:id="670"/>
       </w:r>
     </w:p>
     <w:p/>
@@ -10805,7 +11282,7 @@
           <w:u w:val="single"/>
         </w:rPr>
       </w:pPr>
-      <w:commentRangeStart w:id="587"/>
+      <w:commentRangeStart w:id="671"/>
       <w:r>
         <w:rPr>
           <w:u w:val="single"/>
@@ -10842,7 +11319,7 @@
         </w:rPr>
         <w:t>Library Prep and Sequencing</w:t>
       </w:r>
-      <w:commentRangeEnd w:id="587"/>
+      <w:commentRangeEnd w:id="671"/>
       <w:r>
         <w:rPr>
           <w:rStyle w:val="CommentReference"/>
@@ -10850,7 +11327,7 @@
           <w:szCs w:val="30"/>
           <w:u w:val="single"/>
         </w:rPr>
-        <w:commentReference w:id="587"/>
+        <w:commentReference w:id="671"/>
       </w:r>
     </w:p>
     <w:p>
@@ -10877,7 +11354,7 @@
       <w:r>
         <w:tab/>
       </w:r>
-      <w:commentRangeStart w:id="588"/>
+      <w:commentRangeStart w:id="672"/>
       <w:r>
         <w:t xml:space="preserve">Reads were aligned using space ranger version </w:t>
       </w:r>
@@ -10887,14 +11364,14 @@
         </w:rPr>
         <w:t>xx</w:t>
       </w:r>
-      <w:commentRangeEnd w:id="588"/>
+      <w:commentRangeEnd w:id="672"/>
       <w:r>
         <w:rPr>
           <w:rStyle w:val="CommentReference"/>
           <w:sz w:val="24"/>
           <w:szCs w:val="30"/>
         </w:rPr>
-        <w:commentReference w:id="588"/>
+        <w:commentReference w:id="672"/>
       </w:r>
     </w:p>
     <w:p>
@@ -10950,18 +11427,18 @@
       <w:r>
         <w:t>) which was used for downstream analyses</w:t>
       </w:r>
-      <w:commentRangeStart w:id="589"/>
+      <w:commentRangeStart w:id="673"/>
       <w:r>
         <w:t>.</w:t>
       </w:r>
-      <w:commentRangeEnd w:id="589"/>
+      <w:commentRangeEnd w:id="673"/>
       <w:r>
         <w:rPr>
           <w:rStyle w:val="CommentReference"/>
           <w:sz w:val="24"/>
           <w:szCs w:val="30"/>
         </w:rPr>
-        <w:commentReference w:id="589"/>
+        <w:commentReference w:id="673"/>
       </w:r>
       <w:r>
         <w:t xml:space="preserve"> </w:t>
@@ -11326,17 +11803,17 @@
         <w:t xml:space="preserve">. </w:t>
       </w:r>
       <w:r>
-        <w:t>Genes were intersected between the spatial sketch dataset and the reference signature matrix to restrict analysis to a shared gene set. The cell2location spatial mapping model (Cell2location) was then fit to the sketch data, using slice identity as a batch covariate, an expected cell abundance per spot prior of N_cells_per_location = 3, and a detection_alpha of 200 to account for technical variation in detection sensitivity across slices. The model was trained for up to 1,000 epochs (batch size 2048, full training set, no held-out validation split). Posterior cell type abundances were exported using 100 posterior samples, yielding per-spot mean, 5th percentile (q05), and 95th percentile (q95) estimates of absolute cell type abundance for each reference-derived cell type.</w:t>
+        <w:t xml:space="preserve">Genes were intersected between the spatial sketch dataset and the reference signature matrix to restrict analysis to a shared gene set. The cell2location spatial mapping model (Cell2location) was then fit to the sketch data, using slice identity as a batch covariate, an expected cell abundance per spot prior of N_cells_per_location = 3, and a detection_alpha of 200 to account for technical variation in detection sensitivity across slices. The model was trained for up to 1,000 epochs (batch size 2048, full training set, no held-out validation split). Posterior cell </w:t>
+      </w:r>
+      <w:r>
+        <w:lastRenderedPageBreak/>
+        <w:t>type abundances were exported using 100 posterior samples, yielding per-spot mean, 5th percentile (q05), and 95th percentile (q95) estimates of absolute cell type abundance for each reference-derived cell type.</w:t>
       </w:r>
       <w:r>
         <w:t xml:space="preserve"> </w:t>
       </w:r>
       <w:r>
-        <w:t xml:space="preserve">For each sketch spot, the cell type with the highest 5th-percentile </w:t>
-      </w:r>
-      <w:r>
-        <w:lastRenderedPageBreak/>
-        <w:t>(q05) posterior abundance estimate was assigned as the spot's dominant cell type. These categorical dominant-cell-type labels were then projected from the sketch assay to the full-resolution Visium HD dataset using Seurat's ProjectData function, which maps sketch-level metadata onto the full dataset via a shared PCA embedding (15 dimensions)</w:t>
+        <w:t>For each sketch spot, the cell type with the highest 5th-percentile (q05) posterior abundance estimate was assigned as the spot's dominant cell type. These categorical dominant-cell-type labels were then projected from the sketch assay to the full-resolution Visium HD dataset using Seurat's ProjectData function, which maps sketch-level metadata onto the full dataset via a shared PCA embedding (15 dimensions)</w:t>
       </w:r>
       <w:r>
         <w:t xml:space="preserve">. </w:t>
@@ -12085,6 +12562,7 @@
           <w:lang w:eastAsia="ja-JP"/>
           <w14:ligatures w14:val="none"/>
         </w:rPr>
+        <w:lastRenderedPageBreak/>
         <w:t>Because sex change represents a temporal progression from males through intermediates to females, both DEGs and DARs were classified according to their pairwise differences among these three groups (</w:t>
       </w:r>
       <w:r>
@@ -12108,19 +12586,7 @@
           <w:lang w:eastAsia="ja-JP"/>
           <w14:ligatures w14:val="none"/>
         </w:rPr>
-        <w:t xml:space="preserve">). Features that differed between males and intermediates but </w:t>
-      </w:r>
-      <w:r>
-        <w:rPr>
-          <w:rFonts w:eastAsia="Malgun Gothic" w:cs="Times New Roman"/>
-          <w:color w:val="auto"/>
-          <w:kern w:val="0"/>
-          <w:szCs w:val="24"/>
-          <w:lang w:eastAsia="ja-JP"/>
-          <w14:ligatures w14:val="none"/>
-        </w:rPr>
-        <w:lastRenderedPageBreak/>
-        <w:t xml:space="preserve">not females were classified as </w:t>
+        <w:t xml:space="preserve">). Features that differed between males and intermediates but not females were classified as </w:t>
       </w:r>
       <w:r>
         <w:rPr>
@@ -12731,6 +13197,7 @@
           <w:lang w:eastAsia="ja-JP"/>
           <w14:ligatures w14:val="none"/>
         </w:rPr>
+        <w:lastRenderedPageBreak/>
         <w:t>Subclustering</w:t>
       </w:r>
       <w:r>
@@ -12769,7 +13236,6 @@
           <w:lang w:eastAsia="ja-JP"/>
           <w14:ligatures w14:val="none"/>
         </w:rPr>
-        <w:lastRenderedPageBreak/>
         <w:t>We subclustered 1_RGC using Seurat’s FindSubC</w:t>
       </w:r>
       <w:r>
@@ -13773,7 +14239,7 @@
         </w:rPr>
         <w:t xml:space="preserve">fitting the mean AUCell score by phase in a fixed effects linear </w:t>
       </w:r>
-      <w:commentRangeStart w:id="590"/>
+      <w:commentRangeStart w:id="674"/>
       <w:r>
         <w:rPr>
           <w:rFonts w:eastAsia="Malgun Gothic" w:cs="Times New Roman"/>
@@ -13785,7 +14251,7 @@
         </w:rPr>
         <w:t>model</w:t>
       </w:r>
-      <w:commentRangeEnd w:id="590"/>
+      <w:commentRangeEnd w:id="674"/>
       <w:r>
         <w:rPr>
           <w:rStyle w:val="CommentReference"/>
@@ -13797,7 +14263,7 @@
           <w:lang w:eastAsia="ja-JP"/>
           <w14:ligatures w14:val="none"/>
         </w:rPr>
-        <w:commentReference w:id="590"/>
+        <w:commentReference w:id="674"/>
       </w:r>
       <w:r>
         <w:rPr>
@@ -13910,24 +14376,24 @@
         <w:t>6_POA_Mixed</w:t>
       </w:r>
       <w:r>
-        <w:t xml:space="preserve"> during sex change, we integrated differential gene expression, chromatin accessibility, peak-to-gene correlations, and transcription factor (TF) motif information within each cell cluster. We first identified a restricted set of target genes for which gene expression was associated with local chromatin accessibility and either expression or accessibility differed across </w:t>
+        <w:t xml:space="preserve"> during sex change, we integrated differential gene expression, chromatin accessibility, peak-to-gene correlations, and transcription factor (TF) motif information within </w:t>
       </w:r>
       <w:r>
         <w:lastRenderedPageBreak/>
-        <w:t>sex-change groups. Thus, target genes were identified through two complementary routes. First, DEGs were retained when expression of the gene was significantly correlated with accessibility of at least one locally associated ATAC peak across individuals (</w:t>
-      </w:r>
-      <w:commentRangeStart w:id="591"/>
+        <w:t>each cell cluster. We first identified a restricted set of target genes for which gene expression was associated with local chromatin accessibility and either expression or accessibility differed across sex-change groups. Thus, target genes were identified through two complementary routes. First, DEGs were retained when expression of the gene was significantly correlated with accessibility of at least one locally associated ATAC peak across individuals (</w:t>
+      </w:r>
+      <w:commentRangeStart w:id="675"/>
       <w:r>
         <w:t>Pearson’s correlation</w:t>
       </w:r>
-      <w:commentRangeEnd w:id="591"/>
+      <w:commentRangeEnd w:id="675"/>
       <w:r>
         <w:rPr>
           <w:rStyle w:val="CommentReference"/>
           <w:sz w:val="24"/>
           <w:szCs w:val="30"/>
         </w:rPr>
-        <w:commentReference w:id="591"/>
+        <w:commentReference w:id="675"/>
       </w:r>
       <w:r>
         <w:t>, P ≤ 0.05). Second, genes associated with DARs were retained when their expression was significantly correlated with accessibility of the associated DAR (Pearson’s correlation, P ≤ 0.05). The union of genes identified through these two approaches was defined as the set of accessibility-supported target genes for subsequent regulatory analysis.</w:t>
@@ -14037,83 +14503,81 @@
         <w:t>1_RGC</w:t>
       </w:r>
       <w:r>
-        <w:t xml:space="preserve"> regulatory network but performed an additional analysis in </w:t>
+        <w:t xml:space="preserve"> regulatory network but performed an additional analysis </w:t>
+      </w:r>
+      <w:r>
+        <w:lastRenderedPageBreak/>
+        <w:t xml:space="preserve">in </w:t>
       </w:r>
       <w:r>
         <w:t>6_POA_Mixed</w:t>
       </w:r>
       <w:r>
-        <w:t xml:space="preserve"> </w:t>
-      </w:r>
-      <w:r>
-        <w:t xml:space="preserve">to evaluate candidate TF regulation of DEGs whose expression was not significantly correlated with local chromatin accessibility. This complementary analysis was </w:t>
+        <w:t xml:space="preserve"> to evaluate candidate TF regulation of DEGs whose expression was not significantly correlated with local chromatin accessibility. This complementary analysis was designed to identify regulation that could occur through variation in TF abundance or activity at chromatin regions that were already accessible, without requiring variation in chromatin accessibility itself to explain variation in target-gene expression.</w:t>
+      </w:r>
+    </w:p>
+    <w:p/>
+    <w:p>
+      <w:r>
+        <w:t xml:space="preserve">For this complementary </w:t>
+      </w:r>
+      <w:r>
+        <w:t>6_POA_Mixed</w:t>
+      </w:r>
+      <w:r>
+        <w:t xml:space="preserve"> analysis, we began with DEGs lacking a significant correlation between gene expression and accessibility of their locally associated ATAC peaks. Motifs within these peaks were used to identify candidate upstream TFs as described above, but peak accessibility was not required to correlate with target-gene expression. Instead, at least one associated motif-containing peak was required to be detectably accessible in ≥50% of eligible individuals, providing evidence that the candidate regulatory region was broadly accessible for potential TF binding. Candidate TFs were again required to have detectable expression in at least 50% of individuals, and TF–target relationships were retained when TF and target expression were correlated across individuals (|Pearson’s r| ≥ 0.40, P ≤ 0.10). As in the accessibility-coupled analysis, TFs were not required to themselves be DEGs, and positive and negative TF–target correlations were classified as candidate activating and repressive relationships, respectively.</w:t>
+      </w:r>
+    </w:p>
+    <w:p/>
+    <w:p>
+      <w:r>
+        <w:t xml:space="preserve">Network construction was guided by the regulatory architecture revealed by these analyses. For </w:t>
+      </w:r>
+      <w:r>
+        <w:t>1_RGC</w:t>
+      </w:r>
+      <w:r>
+        <w:t xml:space="preserve">, the network was restricted to accessibility-supported target genes and their candidate TF regulators because these relationships formed an extensive interconnected regulatory </w:t>
+      </w:r>
+      <w:r>
+        <w:t>network</w:t>
+      </w:r>
+      <w:r>
+        <w:t xml:space="preserve">. TFs were </w:t>
+      </w:r>
+      <w:r>
+        <w:t>included only if they were</w:t>
+      </w:r>
+      <w:r>
+        <w:t xml:space="preserve"> recurrent candidate regulatory hubs with at least three distinct accessibility-supported target genes. Because TFs could themselves be accessibility-supported target genes, TF-to-TF regulatory relationships were retained, allowing potential regulatory hierarchies to emerge. Pairwise Pearson correlations were then calculated across individuals among target genes already represented in each hub module, and strong coexpression relationships were retained at |r| ≥ 0.60 and P ≤ 0.05. No additional genes were introduced on the basis of coexpression. The resulting hub modules were combined into a single integrated </w:t>
+      </w:r>
+      <w:r>
+        <w:t>1_RGC</w:t>
+      </w:r>
+      <w:r>
+        <w:t xml:space="preserve"> network, with shared target genes represented once. Directed edges represent candidate TF–target regulatory relationships, whereas undirected dotted edges represent strong target–target expression correlations. Edge color indicates the sign of the correlation, and edge thickness is proportional to |r|.</w:t>
+      </w:r>
+    </w:p>
+    <w:p/>
+    <w:p>
+      <w:r>
+        <w:t>For</w:t>
+      </w:r>
+      <w:r>
+        <w:t xml:space="preserve"> 6_POA_Mixed</w:t>
+      </w:r>
+      <w:r>
+        <w:t xml:space="preserve">, candidate TF–target relationships from the two complementary analyses were integrated into a single regulatory network. The first class consisted of accessibility-coupled relationships, in which target-gene expression was significantly correlated with local chromatin accessibility. The second consisted of TF-associated relationships on accessible chromatin, in which the target was a DEG whose expression did not significantly correlate with local accessibility, but at least one associated motif-containing peak was accessible in ≥50% of individuals and TF expression correlated with target expression. Because the complete </w:t>
+      </w:r>
+      <w:r>
+        <w:t xml:space="preserve">6_POA_Mixed </w:t>
+      </w:r>
+      <w:r>
+        <w:t xml:space="preserve">network contained a large number of candidate relationships, the displayed network was focused on neuroendocrine genes implicated in regulation of the reproductive axis and retained their associated candidate regulators and connected targets. Solid directed edges denote accessibility-coupled relationships, whereas dashed directed edges denote TF-associated relationships on accessible chromatin without significant accessibility–expression coupling. </w:t>
       </w:r>
       <w:r>
         <w:lastRenderedPageBreak/>
-        <w:t>designed to identify regulation that could occur through variation in TF abundance or activity at chromatin regions that were already accessible, without requiring variation in chromatin accessibility itself to explain variation in target-gene expression.</w:t>
-      </w:r>
-    </w:p>
-    <w:p/>
-    <w:p>
-      <w:r>
-        <w:t xml:space="preserve">For this complementary </w:t>
-      </w:r>
-      <w:r>
-        <w:t>6_POA_Mixed</w:t>
-      </w:r>
-      <w:r>
-        <w:t xml:space="preserve"> </w:t>
-      </w:r>
-      <w:r>
-        <w:t>analysis, we began with DEGs lacking a significant correlation between gene expression and accessibility of their locally associated ATAC peaks. Motifs within these peaks were used to identify candidate upstream TFs as described above, but peak accessibility was not required to correlate with target-gene expression. Instead, at least one associated motif-containing peak was required to be detectably accessible in ≥50% of eligible individuals, providing evidence that the candidate regulatory region was broadly accessible for potential TF binding. Candidate TFs were again required to have detectable expression in at least 50% of individuals, and TF–target relationships were retained when TF and target expression were correlated across individuals (|Pearson’s r| ≥ 0.40, P ≤ 0.10). As in the accessibility-coupled analysis, TFs were not required to themselves be DEGs, and positive and negative TF–target correlations were classified as candidate activating and repressive relationships, respectively.</w:t>
-      </w:r>
-    </w:p>
-    <w:p/>
-    <w:p>
-      <w:r>
-        <w:t xml:space="preserve">Network construction was guided by the regulatory architecture revealed by these analyses. For </w:t>
-      </w:r>
-      <w:r>
-        <w:t>1_RGC</w:t>
-      </w:r>
-      <w:r>
-        <w:t xml:space="preserve">, the network was restricted to accessibility-supported target genes and their candidate TF regulators because these relationships formed an extensive interconnected regulatory </w:t>
-      </w:r>
-      <w:r>
-        <w:t>network</w:t>
-      </w:r>
-      <w:r>
-        <w:t xml:space="preserve">. TFs were </w:t>
-      </w:r>
-      <w:r>
-        <w:t>included only if they were</w:t>
-      </w:r>
-      <w:r>
-        <w:t xml:space="preserve"> recurrent candidate regulatory hubs with at least three distinct accessibility-supported target genes. Because TFs could themselves be accessibility-supported target genes, TF-to-TF regulatory relationships were retained, allowing potential regulatory hierarchies to emerge. Pairwise Pearson correlations were then calculated across individuals among target genes already represented in each hub module, and strong coexpression relationships were retained at |r| ≥ 0.60 and P ≤ 0.05. No additional genes were introduced on the basis of coexpression. The resulting hub modules were combined into a single integrated </w:t>
-      </w:r>
-      <w:r>
-        <w:t>1_RGC</w:t>
-      </w:r>
-      <w:r>
-        <w:t xml:space="preserve"> network, with shared target genes represented once. Directed edges represent candidate TF–target regulatory relationships, whereas undirected dotted edges represent strong target–target expression correlations. Edge color indicates the sign of the correlation, and edge thickness is proportional to |r|.</w:t>
-      </w:r>
-    </w:p>
-    <w:p/>
-    <w:p>
-      <w:r>
-        <w:t>For</w:t>
-      </w:r>
-      <w:r>
-        <w:t xml:space="preserve"> 6_POA_Mixed</w:t>
-      </w:r>
-      <w:r>
-        <w:t xml:space="preserve">, candidate TF–target relationships from the two complementary analyses were integrated into a single regulatory network. The first class consisted of accessibility-coupled relationships, in which target-gene expression was significantly correlated with local chromatin accessibility. The second consisted of TF-associated relationships on accessible chromatin, in which the target was a DEG whose expression did not significantly correlate with local accessibility, but at least one associated motif-containing peak was accessible in ≥50% of individuals and TF expression correlated with target expression. Because the complete </w:t>
-      </w:r>
-      <w:r>
-        <w:t xml:space="preserve">6_POA_Mixed </w:t>
-      </w:r>
-      <w:r>
-        <w:t>network contained a large number of candidate relationships, the displayed network was focused on neuroendocrine genes implicated in regulation of the reproductive axis and retained their associated candidate regulators and connected targets. Solid directed edges denote accessibility-coupled relationships, whereas dashed directed edges denote TF-associated relationships on accessible chromatin without significant accessibility–expression coupling. Edge color indicates the sign of the TF–target correlation, and edge thickness is proportional to |r|.</w:t>
+        <w:t>Edge color indicates the sign of the TF–target correlation, and edge thickness is proportional to |r|.</w:t>
       </w:r>
     </w:p>
     <w:p>
@@ -14156,7 +14620,6 @@
           <w:lang w:eastAsia="ja-JP"/>
           <w14:ligatures w14:val="none"/>
         </w:rPr>
-        <w:lastRenderedPageBreak/>
         <w:t>Data Availability</w:t>
       </w:r>
     </w:p>
@@ -18359,7 +18822,7 @@
       </w:r>
     </w:p>
   </w:comment>
-  <w:comment w:id="290" w:author="Graham, Gabriel J." w:date="2026-08-05T16:10:00Z" w:initials="GGJ">
+  <w:comment w:id="292" w:author="Graham, Gabriel J." w:date="2026-08-05T16:10:00Z" w:initials="GGJ">
     <w:p>
       <w:r>
         <w:rPr>
@@ -18376,7 +18839,7 @@
       </w:r>
     </w:p>
   </w:comment>
-  <w:comment w:id="291" w:author="Graham, Gabriel J." w:date="2026-08-06T11:34:00Z" w:initials="GGJ">
+  <w:comment w:id="293" w:author="Graham, Gabriel J." w:date="2026-08-06T11:34:00Z" w:initials="GGJ">
     <w:p>
       <w:r>
         <w:rPr>
@@ -18402,7 +18865,7 @@
       </w:r>
     </w:p>
   </w:comment>
-  <w:comment w:id="350" w:author="Graham, Gabriel J." w:date="2026-08-06T11:26:00Z" w:initials="GGJ">
+  <w:comment w:id="321" w:author="Graham, Gabriel J." w:date="2026-08-25T12:35:00Z" w:initials="GGJ">
     <w:p>
       <w:r>
         <w:rPr>
@@ -18415,11 +18878,310 @@
           <w:sz w:val="20"/>
           <w:szCs w:val="20"/>
         </w:rPr>
-        <w:t>Riff more on POA from his version</w:t>
+        <w:t>I dont like this</w:t>
       </w:r>
     </w:p>
   </w:comment>
-  <w:comment w:id="351" w:author="Graham, Gabriel J." w:date="2026-08-06T11:27:00Z" w:initials="GGJ">
+  <w:comment w:id="372" w:author="Rhodes, Justin S" w:date="2026-07-30T11:21:00Z" w:initials="JR">
+    <w:p>
+      <w:pPr>
+        <w:pStyle w:val="CommentText"/>
+      </w:pPr>
+      <w:r>
+        <w:rPr>
+          <w:rStyle w:val="CommentReference"/>
+        </w:rPr>
+        <w:annotationRef/>
+      </w:r>
+      <w:r>
+        <w:t>I feel like we should look into these.  Could these be regulating the gonadotroph-controlling neurons?</w:t>
+      </w:r>
+    </w:p>
+  </w:comment>
+  <w:comment w:id="373" w:author="Graham, Gabriel J." w:date="2026-08-04T11:49:00Z" w:initials="GGJ">
+    <w:p>
+      <w:r>
+        <w:rPr>
+          <w:rStyle w:val="CommentReference"/>
+        </w:rPr>
+        <w:annotationRef/>
+      </w:r>
+      <w:r>
+        <w:rPr>
+          <w:sz w:val="20"/>
+          <w:szCs w:val="20"/>
+        </w:rPr>
+        <w:t>No, they have very few DEGs, and are not localized to regions known to innervate the pituitary</w:t>
+      </w:r>
+    </w:p>
+  </w:comment>
+  <w:comment w:id="370" w:author="Graham, Gabriel J." w:date="2026-08-06T11:29:00Z" w:initials="GGJ">
+    <w:p>
+      <w:r>
+        <w:rPr>
+          <w:rStyle w:val="CommentReference"/>
+        </w:rPr>
+        <w:annotationRef/>
+      </w:r>
+      <w:r>
+        <w:rPr>
+          <w:sz w:val="20"/>
+          <w:szCs w:val="20"/>
+        </w:rPr>
+        <w:t>Figure out how to make coherent again</w:t>
+      </w:r>
+    </w:p>
+  </w:comment>
+  <w:comment w:id="378" w:author="Graham, Gabriel J." w:date="2026-08-04T11:57:00Z" w:initials="GGJ">
+    <w:p>
+      <w:r>
+        <w:rPr>
+          <w:rStyle w:val="CommentReference"/>
+        </w:rPr>
+        <w:annotationRef/>
+      </w:r>
+      <w:r>
+        <w:rPr>
+          <w:sz w:val="20"/>
+          <w:szCs w:val="20"/>
+        </w:rPr>
+        <w:t>brother how are you defining the abbreviation this latte in the paper like have some consistency pls</w:t>
+      </w:r>
+    </w:p>
+  </w:comment>
+  <w:comment w:id="367" w:author="Graham, Gabriel J." w:date="2026-08-25T14:37:00Z" w:initials="GGJ">
+    <w:p>
+      <w:r>
+        <w:rPr>
+          <w:rStyle w:val="CommentReference"/>
+        </w:rPr>
+        <w:annotationRef/>
+      </w:r>
+      <w:r>
+        <w:rPr>
+          <w:sz w:val="20"/>
+          <w:szCs w:val="20"/>
+        </w:rPr>
+        <w:t>This part feels kind of redundant because we already discussed 6_POA_Mixed in the paragraph above</w:t>
+      </w:r>
+    </w:p>
+  </w:comment>
+  <w:comment w:id="387" w:author="Graham, Gabriel J." w:date="2026-08-06T11:39:00Z" w:initials="GGJ">
+    <w:p>
+      <w:r>
+        <w:rPr>
+          <w:rStyle w:val="CommentReference"/>
+        </w:rPr>
+        <w:annotationRef/>
+      </w:r>
+      <w:r>
+        <w:rPr>
+          <w:sz w:val="20"/>
+          <w:szCs w:val="20"/>
+        </w:rPr>
+        <w:t>I know it doesnt fit with the temporal patterning but I think this would be good to have</w:t>
+      </w:r>
+    </w:p>
+    <w:p/>
+    <w:p>
+      <w:r>
+        <w:rPr>
+          <w:color w:val="262626"/>
+          <w:sz w:val="20"/>
+          <w:szCs w:val="20"/>
+        </w:rPr>
+        <w:t>Of the 290 DEGs we detected (</w:t>
+      </w:r>
+      <w:r>
+        <w:rPr>
+          <w:color w:val="262626"/>
+          <w:sz w:val="20"/>
+          <w:szCs w:val="20"/>
+          <w:highlight w:val="darkYellow"/>
+        </w:rPr>
+        <w:t>Appendix SX</w:t>
+      </w:r>
+      <w:r>
+        <w:rPr>
+          <w:color w:val="262626"/>
+          <w:sz w:val="20"/>
+          <w:szCs w:val="20"/>
+        </w:rPr>
+        <w:t xml:space="preserve">), 153 significantly differed between males and intermediates, 214 differed between females and intermediates, and 234 differed between females and males. Perhaps unsurprisingly, this implies that the magnitude of transcriptomic sex change (i.e. the number of DEGs) is larger during the intermediate-female transition when gonadal sex change occurs, than during the male-intermediate transition where the groundwork for gonadal sex change is laid. Of the 290 DEGs, 140 were downregulated and 150 were upregulated. </w:t>
+      </w:r>
+    </w:p>
+  </w:comment>
+  <w:comment w:id="430" w:author="Graham, Gabriel J." w:date="2026-08-06T11:40:00Z" w:initials="GGJ">
+    <w:p>
+      <w:r>
+        <w:rPr>
+          <w:rStyle w:val="CommentReference"/>
+        </w:rPr>
+        <w:annotationRef/>
+      </w:r>
+      <w:r>
+        <w:rPr>
+          <w:sz w:val="20"/>
+          <w:szCs w:val="20"/>
+        </w:rPr>
+        <w:t>Basically the same spirit as the above comment, the difference between early and late classifications and summing across is with just the classificaitons you dont really get a sense of the overall scale of sex change I feel like</w:t>
+      </w:r>
+    </w:p>
+  </w:comment>
+  <w:comment w:id="457" w:author="Graham, Gabriel J." w:date="2026-08-07T15:58:00Z" w:initials="GGJ">
+    <w:p>
+      <w:r>
+        <w:rPr>
+          <w:rStyle w:val="CommentReference"/>
+        </w:rPr>
+        <w:annotationRef/>
+      </w:r>
+      <w:r>
+        <w:rPr>
+          <w:sz w:val="20"/>
+          <w:szCs w:val="20"/>
+        </w:rPr>
+        <w:t xml:space="preserve">Can we make this argument? there are more progresisve dars than late dars. To me, the large number of progressive dars means that epigenomic effects are much more long term and extreme (and also less variable across individual) do any of the progressive dars look like they go from near 0 to non-zero or vice versa, I know you filtered out true 0s. On the other hand, you could say the transcriptomic changes really are just more abrupt owing to the ease by which txn is turned on vs off compared to the epigenome, so I am not sure what the best way to interpret this is </w:t>
+      </w:r>
+    </w:p>
+  </w:comment>
+  <w:comment w:id="464" w:author="Graham, Gabriel J." w:date="2026-08-25T14:55:00Z" w:initials="GGJ">
+    <w:p>
+      <w:r>
+        <w:rPr>
+          <w:rStyle w:val="CommentReference"/>
+        </w:rPr>
+        <w:annotationRef/>
+      </w:r>
+      <w:r>
+        <w:rPr>
+          <w:sz w:val="20"/>
+          <w:szCs w:val="20"/>
+        </w:rPr>
+        <w:t>I would like to emphasize somehow that epigenomic changes are more permanent htan transcriptomic and that that is an interesting addition. here</w:t>
+      </w:r>
+    </w:p>
+  </w:comment>
+  <w:comment w:id="488" w:author="Graham, Gabriel J." w:date="2026-08-04T13:46:00Z" w:initials="GGJ">
+    <w:p>
+      <w:r>
+        <w:rPr>
+          <w:rStyle w:val="CommentReference"/>
+        </w:rPr>
+        <w:annotationRef/>
+      </w:r>
+      <w:r>
+        <w:rPr>
+          <w:sz w:val="20"/>
+          <w:szCs w:val="20"/>
+        </w:rPr>
+        <w:t>Check methods but I dont think he describes this</w:t>
+      </w:r>
+    </w:p>
+  </w:comment>
+  <w:comment w:id="493" w:author="Graham, Gabriel J." w:date="2026-08-04T13:47:00Z" w:initials="GGJ">
+    <w:p>
+      <w:r>
+        <w:rPr>
+          <w:rStyle w:val="CommentReference"/>
+        </w:rPr>
+        <w:annotationRef/>
+      </w:r>
+      <w:r>
+        <w:rPr>
+          <w:sz w:val="20"/>
+          <w:szCs w:val="20"/>
+        </w:rPr>
+        <w:t>I dont understand the point of this analysis is it just validation</w:t>
+      </w:r>
+    </w:p>
+  </w:comment>
+  <w:comment w:id="496" w:author="Graham, Gabriel J." w:date="2026-08-07T16:47:00Z" w:initials="GGJ">
+    <w:p>
+      <w:r>
+        <w:rPr>
+          <w:rStyle w:val="CommentReference"/>
+        </w:rPr>
+        <w:annotationRef/>
+      </w:r>
+      <w:r>
+        <w:rPr>
+          <w:sz w:val="20"/>
+          <w:szCs w:val="20"/>
+        </w:rPr>
+        <w:t>Let me know if this is not the correct interpretation of this analysis</w:t>
+      </w:r>
+    </w:p>
+  </w:comment>
+  <w:comment w:id="556" w:author="Graham, Gabriel J." w:date="2026-08-06T11:59:00Z" w:initials="GGJ">
+    <w:p>
+      <w:r>
+        <w:rPr>
+          <w:rStyle w:val="CommentReference"/>
+        </w:rPr>
+        <w:annotationRef/>
+      </w:r>
+      <w:r>
+        <w:rPr>
+          <w:sz w:val="20"/>
+          <w:szCs w:val="20"/>
+        </w:rPr>
+        <w:t>Why pearsons? I though we decided Spearman was better for this kind of data?</w:t>
+      </w:r>
+    </w:p>
+  </w:comment>
+  <w:comment w:id="557" w:author="Graham, Gabriel J." w:date="2026-08-06T12:01:00Z" w:initials="GGJ">
+    <w:p>
+      <w:r>
+        <w:rPr>
+          <w:rStyle w:val="CommentReference"/>
+        </w:rPr>
+        <w:annotationRef/>
+      </w:r>
+      <w:r>
+        <w:rPr>
+          <w:sz w:val="20"/>
+          <w:szCs w:val="20"/>
+        </w:rPr>
+        <w:t>I dont really understand why we should include this? I guess the hypothesis would've been certain clusters (RGCs) would be more biased for big changes than others. Might be better to convey with a supplemental plot  it could be a statistical weakness thing</w:t>
+      </w:r>
+    </w:p>
+  </w:comment>
+  <w:comment w:id="570" w:author="Graham, Gabriel J." w:date="2026-08-07T16:52:00Z" w:initials="GGJ">
+    <w:p>
+      <w:r>
+        <w:rPr>
+          <w:rStyle w:val="CommentReference"/>
+        </w:rPr>
+        <w:annotationRef/>
+      </w:r>
+      <w:r>
+        <w:rPr>
+          <w:sz w:val="20"/>
+          <w:szCs w:val="20"/>
+        </w:rPr>
+        <w:t>Which files are these</w:t>
+      </w:r>
+    </w:p>
+  </w:comment>
+  <w:comment w:id="633" w:author="Graham, Gabriel J." w:date="2026-08-25T15:26:00Z" w:initials="GGJ">
+    <w:p>
+      <w:r>
+        <w:rPr>
+          <w:rStyle w:val="CommentReference"/>
+        </w:rPr>
+        <w:annotationRef/>
+      </w:r>
+      <w:r>
+        <w:rPr>
+          <w:sz w:val="20"/>
+          <w:szCs w:val="20"/>
+        </w:rPr>
+        <w:t>Stupid ass comment wont let me paste</w:t>
+      </w:r>
+    </w:p>
+  </w:comment>
+  <w:comment w:id="639" w:author="Graham, Gabriel J." w:date="2026-08-06T13:06:00Z" w:initials="GGJ">
     <w:p>
       <w:r>
         <w:rPr>
@@ -18434,24 +19196,17 @@
           <w:szCs w:val="20"/>
           <w:u w:val="single"/>
         </w:rPr>
-        <w:t xml:space="preserve">We also identified transient changes that were specific to the intermediate stage, including an </w:t>
-      </w:r>
-      <w:r>
-        <w:rPr>
-          <w:color w:val="262626"/>
+        <w:t>Among all neuronal populations, 6_POA_Mixed showed the greatest number of DEGs during sex change and was one of a small number of neuronal clusters that increased in relative abundance during the intermediate phase (</w:t>
+      </w:r>
+      <w:r>
+        <w:rPr>
+          <w:color w:val="67B4B4"/>
           <w:sz w:val="20"/>
           <w:szCs w:val="20"/>
-        </w:rPr>
-        <w:t>increase in cluster 0_Spall_Mixed</w:t>
-      </w:r>
-      <w:r>
-        <w:rPr>
-          <w:strike/>
-          <w:color w:val="FF4B4B"/>
-          <w:sz w:val="20"/>
-          <w:szCs w:val="20"/>
-        </w:rPr>
-        <w:t>, and a transient decrease in cluster 4_TGN_Glut. Interestingly, we found a significant increase during the intermediate-female transition</w:t>
+          <w:highlight w:val="darkYellow"/>
+          <w:u w:val="single"/>
+        </w:rPr>
+        <w:t>Figs. 3B,C</w:t>
       </w:r>
       <w:r>
         <w:rPr>
@@ -18460,24 +19215,7 @@
           <w:szCs w:val="20"/>
           <w:u w:val="single"/>
         </w:rPr>
-        <w:t xml:space="preserve"> and decreases</w:t>
-      </w:r>
-      <w:r>
-        <w:rPr>
-          <w:color w:val="262626"/>
-          <w:sz w:val="20"/>
-          <w:szCs w:val="20"/>
-        </w:rPr>
-        <w:t xml:space="preserve"> in clusters </w:t>
-      </w:r>
-      <w:r>
-        <w:rPr>
-          <w:strike/>
-          <w:color w:val="FF4B4B"/>
-          <w:sz w:val="20"/>
-          <w:szCs w:val="20"/>
-        </w:rPr>
-        <w:t>6_POA_Mixed (</w:t>
+        <w:t xml:space="preserve">). Because this cluster contains preoptic neurons involved in the neuroendocrine regulation of pituitary gonadotrophs, we next performed a focused analysis of 6_POA_Mixed. Previous studies have demonstrated that neurogenesis occurs in the anterior preoptic area during clownfish sex change </w:t>
       </w:r>
       <w:r>
         <w:rPr>
@@ -18487,7 +19225,7 @@
           <w:szCs w:val="20"/>
           <w:highlight w:val="darkYellow"/>
         </w:rPr>
-        <w:t>Fig. 3B</w:t>
+        <w:t>S6</w:t>
       </w:r>
       <w:r>
         <w:rPr>
@@ -18496,76 +19234,7 @@
           <w:sz w:val="20"/>
           <w:szCs w:val="20"/>
         </w:rPr>
-        <w:t xml:space="preserve">) and </w:t>
-      </w:r>
-      <w:r>
-        <w:rPr>
-          <w:color w:val="67B4B4"/>
-          <w:sz w:val="20"/>
-          <w:szCs w:val="20"/>
-          <w:u w:val="single"/>
-        </w:rPr>
-        <w:t xml:space="preserve">4_TGN_Glut, </w:t>
-      </w:r>
-      <w:r>
-        <w:rPr>
-          <w:color w:val="262626"/>
-          <w:sz w:val="20"/>
-          <w:szCs w:val="20"/>
-        </w:rPr>
-        <w:t>19_Di_GABA</w:t>
-      </w:r>
-      <w:r>
-        <w:rPr>
-          <w:color w:val="67B4B4"/>
-          <w:sz w:val="20"/>
-          <w:szCs w:val="20"/>
-          <w:u w:val="single"/>
-        </w:rPr>
-        <w:t>,</w:t>
-      </w:r>
-      <w:r>
-        <w:rPr>
-          <w:color w:val="262626"/>
-          <w:sz w:val="20"/>
-          <w:szCs w:val="20"/>
-        </w:rPr>
-        <w:t xml:space="preserve"> and </w:t>
-      </w:r>
-      <w:r>
-        <w:rPr>
-          <w:strike/>
-          <w:color w:val="FF4B4B"/>
-          <w:sz w:val="20"/>
-          <w:szCs w:val="20"/>
-        </w:rPr>
-        <w:t>decreases in 9_Mixed, 22_Di</w:t>
-      </w:r>
-      <w:r>
-        <w:rPr>
-          <w:color w:val="67B4B4"/>
-          <w:sz w:val="20"/>
-          <w:szCs w:val="20"/>
-          <w:u w:val="single"/>
-        </w:rPr>
-        <w:t>7_Pall</w:t>
-      </w:r>
-      <w:r>
-        <w:rPr>
-          <w:color w:val="262626"/>
-          <w:sz w:val="20"/>
-          <w:szCs w:val="20"/>
-        </w:rPr>
-        <w:t>_Glut</w:t>
-      </w:r>
-      <w:r>
-        <w:rPr>
-          <w:strike/>
-          <w:color w:val="FF4B4B"/>
-          <w:sz w:val="20"/>
-          <w:szCs w:val="20"/>
-        </w:rPr>
-        <w:t>, and 24_Vs-m_Mixed (</w:t>
+        <w:t>). Further several genes associated with the extracellular matrix (ECM) and cell adhesion were found to be DARs or DEGs (</w:t>
       </w:r>
       <w:r>
         <w:rPr>
@@ -18575,7 +19244,33 @@
           <w:szCs w:val="20"/>
           <w:highlight w:val="darkYellow"/>
         </w:rPr>
-        <w:t xml:space="preserve">Fig. </w:t>
+        <w:t>Fig.5B, C</w:t>
+      </w:r>
+      <w:r>
+        <w:rPr>
+          <w:strike/>
+          <w:color w:val="FF4B4B"/>
+          <w:sz w:val="20"/>
+          <w:szCs w:val="20"/>
+        </w:rPr>
+        <w:t>)(40–47). Given the changes in neurogenic RGCs as well as previous data showing neurogenesis occurs in the anterior POA during sex change</w:t>
+      </w:r>
+      <w:r>
+        <w:rPr>
+          <w:color w:val="262626"/>
+          <w:sz w:val="20"/>
+          <w:szCs w:val="20"/>
+        </w:rPr>
+        <w:t xml:space="preserve">(14), </w:t>
+      </w:r>
+      <w:r>
+        <w:rPr>
+          <w:strike/>
+          <w:color w:val="FF4B4B"/>
+          <w:sz w:val="20"/>
+          <w:szCs w:val="20"/>
+        </w:rPr>
+        <w:t>we hypothesized that changes in neurogenesis populating 6_POA_Mixed were occurring and these DEGs were indicative of the integration of new cells into 6_POA_Mixed.</w:t>
       </w:r>
       <w:r>
         <w:rPr>
@@ -18584,377 +19279,10 @@
           <w:szCs w:val="20"/>
           <w:u w:val="single"/>
         </w:rPr>
-        <w:t>.</w:t>
-      </w:r>
-      <w:r>
-        <w:rPr>
-          <w:color w:val="262626"/>
-          <w:sz w:val="20"/>
-          <w:szCs w:val="20"/>
-        </w:rPr>
-        <w:t xml:space="preserve"> </w:t>
-      </w:r>
-    </w:p>
-  </w:comment>
-  <w:comment w:id="353" w:author="Rhodes, Justin S" w:date="2026-07-30T11:21:00Z" w:initials="JR">
-    <w:p>
-      <w:pPr>
-        <w:pStyle w:val="CommentText"/>
-      </w:pPr>
-      <w:r>
-        <w:rPr>
-          <w:rStyle w:val="CommentReference"/>
-        </w:rPr>
-        <w:annotationRef/>
-      </w:r>
-      <w:r>
-        <w:t>I feel like we should look into these.  Could these be regulating the gonadotroph-controlling neurons?</w:t>
-      </w:r>
-    </w:p>
-  </w:comment>
-  <w:comment w:id="354" w:author="Graham, Gabriel J." w:date="2026-08-04T11:49:00Z" w:initials="GGJ">
-    <w:p>
-      <w:r>
-        <w:rPr>
-          <w:rStyle w:val="CommentReference"/>
-        </w:rPr>
-        <w:annotationRef/>
-      </w:r>
-      <w:r>
-        <w:rPr>
-          <w:sz w:val="20"/>
-          <w:szCs w:val="20"/>
-        </w:rPr>
-        <w:t>No, they have very few DEGs, and are not localized to regions known to innervate the pituitary</w:t>
-      </w:r>
-    </w:p>
-  </w:comment>
-  <w:comment w:id="352" w:author="Graham, Gabriel J." w:date="2026-08-06T11:29:00Z" w:initials="GGJ">
-    <w:p>
-      <w:r>
-        <w:rPr>
-          <w:rStyle w:val="CommentReference"/>
-        </w:rPr>
-        <w:annotationRef/>
-      </w:r>
-      <w:r>
-        <w:rPr>
-          <w:sz w:val="20"/>
-          <w:szCs w:val="20"/>
-        </w:rPr>
-        <w:t>Figure out how to make coherent again</w:t>
-      </w:r>
-    </w:p>
-  </w:comment>
-  <w:comment w:id="360" w:author="Graham, Gabriel J." w:date="2026-08-04T11:57:00Z" w:initials="GGJ">
-    <w:p>
-      <w:r>
-        <w:rPr>
-          <w:rStyle w:val="CommentReference"/>
-        </w:rPr>
-        <w:annotationRef/>
-      </w:r>
-      <w:r>
-        <w:rPr>
-          <w:sz w:val="20"/>
-          <w:szCs w:val="20"/>
-        </w:rPr>
-        <w:t>brother how are you defining the abbreviation this latte in the paper like have some consistency pls</w:t>
-      </w:r>
-    </w:p>
-  </w:comment>
-  <w:comment w:id="355" w:author="Graham, Gabriel J." w:date="2026-08-06T11:30:00Z" w:initials="GGJ">
-    <w:p>
-      <w:r>
-        <w:rPr>
-          <w:rStyle w:val="CommentReference"/>
-        </w:rPr>
-        <w:annotationRef/>
-      </w:r>
-      <w:r>
-        <w:rPr>
-          <w:sz w:val="20"/>
-          <w:szCs w:val="20"/>
-        </w:rPr>
-        <w:t>Accept but proceed with caution</w:t>
-      </w:r>
-    </w:p>
-  </w:comment>
-  <w:comment w:id="369" w:author="Graham, Gabriel J." w:date="2026-08-06T11:39:00Z" w:initials="GGJ">
-    <w:p>
-      <w:r>
-        <w:rPr>
-          <w:rStyle w:val="CommentReference"/>
-        </w:rPr>
-        <w:annotationRef/>
-      </w:r>
-      <w:r>
-        <w:rPr>
-          <w:sz w:val="20"/>
-          <w:szCs w:val="20"/>
-        </w:rPr>
-        <w:t>I know it doesnt fit with the temporal patterning but I think this would be good to have</w:t>
-      </w:r>
-    </w:p>
-    <w:p/>
-    <w:p>
-      <w:r>
-        <w:rPr>
-          <w:color w:val="262626"/>
-          <w:sz w:val="20"/>
-          <w:szCs w:val="20"/>
-        </w:rPr>
-        <w:t>Of the 290 DEGs we detected (</w:t>
-      </w:r>
-      <w:r>
-        <w:rPr>
-          <w:color w:val="262626"/>
-          <w:sz w:val="20"/>
-          <w:szCs w:val="20"/>
-          <w:highlight w:val="darkYellow"/>
-        </w:rPr>
-        <w:t>Appendix SX</w:t>
-      </w:r>
-      <w:r>
-        <w:rPr>
-          <w:color w:val="262626"/>
-          <w:sz w:val="20"/>
-          <w:szCs w:val="20"/>
-        </w:rPr>
-        <w:t xml:space="preserve">), 153 significantly differed between males and intermediates, 214 differed between females and intermediates, and 234 differed between females and males. Perhaps unsurprisingly, this implies that the magnitude of transcriptomic sex change (i.e. the number of DEGs) is larger during the intermediate-female transition when gonadal sex change occurs, than during the male-intermediate transition where the groundwork for gonadal sex change is laid. Of the 290 DEGs, 140 were downregulated and 150 were upregulated. </w:t>
-      </w:r>
-    </w:p>
-  </w:comment>
-  <w:comment w:id="398" w:author="Graham, Gabriel J." w:date="2026-08-06T11:40:00Z" w:initials="GGJ">
-    <w:p>
-      <w:r>
-        <w:rPr>
-          <w:rStyle w:val="CommentReference"/>
-        </w:rPr>
-        <w:annotationRef/>
-      </w:r>
-      <w:r>
-        <w:rPr>
-          <w:sz w:val="20"/>
-          <w:szCs w:val="20"/>
-        </w:rPr>
-        <w:t>Basically the same spirit as the above comment, the difference between early and late classifications and summing across is with just the classificaitons you dont really get a sense of the overall scale of sex change I feel like</w:t>
-      </w:r>
-    </w:p>
-  </w:comment>
-  <w:comment w:id="427" w:author="Graham, Gabriel J." w:date="2026-08-07T15:58:00Z" w:initials="GGJ">
-    <w:p>
-      <w:r>
-        <w:rPr>
-          <w:rStyle w:val="CommentReference"/>
-        </w:rPr>
-        <w:annotationRef/>
-      </w:r>
-      <w:r>
-        <w:rPr>
-          <w:sz w:val="20"/>
-          <w:szCs w:val="20"/>
-        </w:rPr>
-        <w:t xml:space="preserve">Can we make this argument? there are more progresisve dars than late dars. To me, the large number of progressive dars means that epigenomic effects are much more long term and extreme (and also less variable across individual) do any of the progressive dars look like they go from near 0 to non-zero or vice versa, I know you filtered out true 0s. On the other hand, you could say the transcriptomic changes really are just more abrupt owing to the ease by which txn is turned on vs off compared to the epigenome, so I am not sure what the best way to interpret this is </w:t>
-      </w:r>
-    </w:p>
-  </w:comment>
-  <w:comment w:id="428" w:author="Graham, Gabriel J." w:date="2026-08-04T13:44:00Z" w:initials="GGJ">
-    <w:p>
-      <w:r>
-        <w:rPr>
-          <w:rStyle w:val="CommentReference"/>
-        </w:rPr>
-        <w:annotationRef/>
-      </w:r>
-      <w:r>
-        <w:rPr>
-          <w:sz w:val="20"/>
-          <w:szCs w:val="20"/>
-        </w:rPr>
-        <w:t>Direct?</w:t>
-      </w:r>
-    </w:p>
-  </w:comment>
-  <w:comment w:id="412" w:author="Graham, Gabriel J." w:date="2026-08-06T11:42:00Z" w:initials="GGJ">
-    <w:p>
-      <w:r>
-        <w:rPr>
-          <w:rStyle w:val="CommentReference"/>
-        </w:rPr>
-        <w:annotationRef/>
-      </w:r>
-      <w:r>
-        <w:rPr>
-          <w:sz w:val="20"/>
-          <w:szCs w:val="20"/>
-        </w:rPr>
-        <w:t>read this section carefully I think its fine but I think its important to lay into the fact that DARs are indicitave of real long term changes whereas transcriptome is much less permanent</w:t>
-      </w:r>
-    </w:p>
-  </w:comment>
-  <w:comment w:id="429" w:author="Graham, Gabriel J." w:date="2026-08-04T13:45:00Z" w:initials="GGJ">
-    <w:p>
-      <w:r>
-        <w:rPr>
-          <w:rStyle w:val="CommentReference"/>
-        </w:rPr>
-        <w:annotationRef/>
-      </w:r>
-      <w:r>
-        <w:rPr>
-          <w:sz w:val="20"/>
-          <w:szCs w:val="20"/>
-        </w:rPr>
-        <w:t xml:space="preserve">Gabe think more about this I dont know if its worth it to have this </w:t>
-      </w:r>
-    </w:p>
-  </w:comment>
-  <w:comment w:id="440" w:author="Graham, Gabriel J." w:date="2026-08-04T13:46:00Z" w:initials="GGJ">
-    <w:p>
-      <w:r>
-        <w:rPr>
-          <w:rStyle w:val="CommentReference"/>
-        </w:rPr>
-        <w:annotationRef/>
-      </w:r>
-      <w:r>
-        <w:rPr>
-          <w:sz w:val="20"/>
-          <w:szCs w:val="20"/>
-        </w:rPr>
-        <w:t>Check methods but I dont think he describes this</w:t>
-      </w:r>
-    </w:p>
-  </w:comment>
-  <w:comment w:id="445" w:author="Graham, Gabriel J." w:date="2026-08-04T13:47:00Z" w:initials="GGJ">
-    <w:p>
-      <w:r>
-        <w:rPr>
-          <w:rStyle w:val="CommentReference"/>
-        </w:rPr>
-        <w:annotationRef/>
-      </w:r>
-      <w:r>
-        <w:rPr>
-          <w:sz w:val="20"/>
-          <w:szCs w:val="20"/>
-        </w:rPr>
-        <w:t>I dont understand the point of this analysis is it just validation</w:t>
-      </w:r>
-    </w:p>
-  </w:comment>
-  <w:comment w:id="447" w:author="Graham, Gabriel J." w:date="2026-08-07T16:47:00Z" w:initials="GGJ">
-    <w:p>
-      <w:r>
-        <w:rPr>
-          <w:rStyle w:val="CommentReference"/>
-        </w:rPr>
-        <w:annotationRef/>
-      </w:r>
-      <w:r>
-        <w:rPr>
-          <w:sz w:val="20"/>
-          <w:szCs w:val="20"/>
-        </w:rPr>
-        <w:t>Let me know if this is not the correct interpretation of this analysis</w:t>
-      </w:r>
-    </w:p>
-  </w:comment>
-  <w:comment w:id="504" w:author="Graham, Gabriel J." w:date="2026-08-06T11:59:00Z" w:initials="GGJ">
-    <w:p>
-      <w:r>
-        <w:rPr>
-          <w:rStyle w:val="CommentReference"/>
-        </w:rPr>
-        <w:annotationRef/>
-      </w:r>
-      <w:r>
-        <w:rPr>
-          <w:sz w:val="20"/>
-          <w:szCs w:val="20"/>
-        </w:rPr>
-        <w:t>Why pearsons? I though we decided Spearman was better for this kind of data?</w:t>
-      </w:r>
-    </w:p>
-  </w:comment>
-  <w:comment w:id="505" w:author="Graham, Gabriel J." w:date="2026-08-06T12:01:00Z" w:initials="GGJ">
-    <w:p>
-      <w:r>
-        <w:rPr>
-          <w:rStyle w:val="CommentReference"/>
-        </w:rPr>
-        <w:annotationRef/>
-      </w:r>
-      <w:r>
-        <w:rPr>
-          <w:sz w:val="20"/>
-          <w:szCs w:val="20"/>
-        </w:rPr>
-        <w:t>I dont really understand why we should include this? I guess the hypothesis would've been certain clusters (RGCs) would be more biased for big changes than others. Might be better to convey with a supplemental plot  it could be a statistical weakness thing</w:t>
-      </w:r>
-    </w:p>
-  </w:comment>
-  <w:comment w:id="512" w:author="Graham, Gabriel J." w:date="2026-08-06T12:03:00Z" w:initials="GGJ">
-    <w:p>
-      <w:r>
-        <w:rPr>
-          <w:rStyle w:val="CommentReference"/>
-        </w:rPr>
-        <w:annotationRef/>
-      </w:r>
-      <w:r>
-        <w:rPr>
-          <w:sz w:val="20"/>
-          <w:szCs w:val="20"/>
-        </w:rPr>
-        <w:t>It does not make sense to report p and fdr it should just be fdr</w:t>
-      </w:r>
-    </w:p>
-  </w:comment>
-  <w:comment w:id="518" w:author="Graham, Gabriel J." w:date="2026-08-07T16:52:00Z" w:initials="GGJ">
-    <w:p>
-      <w:r>
-        <w:rPr>
-          <w:rStyle w:val="CommentReference"/>
-        </w:rPr>
-        <w:annotationRef/>
-      </w:r>
-      <w:r>
-        <w:rPr>
-          <w:sz w:val="20"/>
-          <w:szCs w:val="20"/>
-        </w:rPr>
-        <w:t>Which files are these</w:t>
-      </w:r>
-    </w:p>
-  </w:comment>
-  <w:comment w:id="540" w:author="Graham, Gabriel J." w:date="2026-08-06T13:01:00Z" w:initials="GGJ">
-    <w:p>
-      <w:r>
-        <w:rPr>
-          <w:rStyle w:val="CommentReference"/>
-        </w:rPr>
-        <w:annotationRef/>
-      </w:r>
-      <w:r>
-        <w:rPr>
-          <w:sz w:val="20"/>
-          <w:szCs w:val="20"/>
-        </w:rPr>
-        <w:t>Make coherent</w:t>
-      </w:r>
-    </w:p>
-    <w:p/>
-  </w:comment>
-  <w:comment w:id="555" w:author="Graham, Gabriel J." w:date="2026-08-06T13:05:00Z" w:initials="GGJ">
-    <w:p>
-      <w:r>
-        <w:rPr>
-          <w:rStyle w:val="CommentReference"/>
-        </w:rPr>
-        <w:annotationRef/>
-      </w:r>
+        <w:t xml:space="preserve">but the identity and maturation of the newly generated cells have remained unknown. We therefore asked whether the transcriptional changes observed in 6_POA_Mixed were consistent with the addition and maturation of newly generated neurons. </w:t>
+      </w:r>
+    </w:p>
+    <w:p>
       <w:r>
         <w:rPr>
           <w:color w:val="67B4B4"/>
@@ -18962,960 +19290,7 @@
           <w:szCs w:val="20"/>
           <w:u w:val="single"/>
         </w:rPr>
-        <w:t>Because estrogen</w:t>
-      </w:r>
-      <w:r>
-        <w:rPr>
-          <w:color w:val="262626"/>
-          <w:sz w:val="20"/>
-          <w:szCs w:val="20"/>
-        </w:rPr>
-        <w:t xml:space="preserve"> signaling </w:t>
-      </w:r>
-      <w:r>
-        <w:rPr>
-          <w:strike/>
-          <w:color w:val="FF4B4B"/>
-          <w:sz w:val="20"/>
-          <w:szCs w:val="20"/>
-        </w:rPr>
-        <w:t>is known to inhibit</w:t>
-      </w:r>
-      <w:r>
-        <w:rPr>
-          <w:color w:val="67B4B4"/>
-          <w:sz w:val="20"/>
-          <w:szCs w:val="20"/>
-          <w:u w:val="single"/>
-        </w:rPr>
-        <w:t>regulates neural</w:t>
-      </w:r>
-      <w:r>
-        <w:rPr>
-          <w:color w:val="262626"/>
-          <w:sz w:val="20"/>
-          <w:szCs w:val="20"/>
-        </w:rPr>
-        <w:t xml:space="preserve"> stem cell differentiation and neurogenesis in zebrafish</w:t>
-      </w:r>
-      <w:r>
-        <w:rPr>
-          <w:strike/>
-          <w:color w:val="FF4B4B"/>
-          <w:sz w:val="20"/>
-          <w:szCs w:val="20"/>
-        </w:rPr>
-        <w:t>,</w:t>
-      </w:r>
-      <w:r>
-        <w:rPr>
-          <w:color w:val="262626"/>
-          <w:sz w:val="20"/>
-          <w:szCs w:val="20"/>
-        </w:rPr>
-        <w:t xml:space="preserve"> (24, 25)</w:t>
-      </w:r>
-      <w:r>
-        <w:rPr>
-          <w:strike/>
-          <w:color w:val="FF4B4B"/>
-          <w:sz w:val="20"/>
-          <w:szCs w:val="20"/>
-        </w:rPr>
-        <w:t xml:space="preserve"> and in mammals is known to promote brain masculinization during development (26, 27). In our DEG analysis, the largest single group of DEGs in 1_RGC were transcription factors  known to play roles in neuro- and gliogenesis or genes related to the epigenome</w:t>
-      </w:r>
-      <w:r>
-        <w:rPr>
-          <w:color w:val="67B4B4"/>
-          <w:sz w:val="20"/>
-          <w:szCs w:val="20"/>
-          <w:u w:val="single"/>
-        </w:rPr>
-        <w:t xml:space="preserve">, we next asked whether the transient reduction in </w:t>
-      </w:r>
-      <w:r>
-        <w:rPr>
-          <w:i/>
-          <w:iCs/>
-          <w:color w:val="67B4B4"/>
-          <w:sz w:val="20"/>
-          <w:szCs w:val="20"/>
-          <w:u w:val="single"/>
-        </w:rPr>
-        <w:t>cyp19a1b</w:t>
-      </w:r>
-      <w:r>
-        <w:rPr>
-          <w:color w:val="67B4B4"/>
-          <w:sz w:val="20"/>
-          <w:szCs w:val="20"/>
-          <w:u w:val="single"/>
-        </w:rPr>
-        <w:t xml:space="preserve"> expression observed in intermediate radial glia was accompanied by changes in the neurogenic state of this population. Consistent with altered neurogenic activity, the largest functional group of DEGs in 1_RGC consisted of transcription factors with established roles in neurogenesis, gliogenesis, and epigenetic regulation</w:t>
-      </w:r>
-      <w:r>
-        <w:rPr>
-          <w:color w:val="262626"/>
-          <w:sz w:val="20"/>
-          <w:szCs w:val="20"/>
-        </w:rPr>
-        <w:t xml:space="preserve"> (28–38)</w:t>
-      </w:r>
-      <w:r>
-        <w:rPr>
-          <w:i/>
-          <w:iCs/>
-          <w:color w:val="262626"/>
-          <w:sz w:val="20"/>
-          <w:szCs w:val="20"/>
-        </w:rPr>
-        <w:t xml:space="preserve"> </w:t>
-      </w:r>
-      <w:r>
-        <w:rPr>
-          <w:color w:val="262626"/>
-          <w:sz w:val="20"/>
-          <w:szCs w:val="20"/>
-        </w:rPr>
-        <w:t>(</w:t>
-      </w:r>
-      <w:r>
-        <w:rPr>
-          <w:color w:val="262626"/>
-          <w:sz w:val="20"/>
-          <w:szCs w:val="20"/>
-          <w:highlight w:val="darkYellow"/>
-        </w:rPr>
-        <w:t>Fig. 4B</w:t>
-      </w:r>
-      <w:r>
-        <w:rPr>
-          <w:color w:val="262626"/>
-          <w:sz w:val="20"/>
-          <w:szCs w:val="20"/>
-        </w:rPr>
-        <w:t xml:space="preserve">). </w:t>
-      </w:r>
-      <w:r>
-        <w:rPr>
-          <w:strike/>
-          <w:color w:val="FF4B4B"/>
-          <w:sz w:val="20"/>
-          <w:szCs w:val="20"/>
-        </w:rPr>
-        <w:t>Additionally, our</w:t>
-      </w:r>
-      <w:r>
-        <w:rPr>
-          <w:color w:val="67B4B4"/>
-          <w:sz w:val="20"/>
-          <w:szCs w:val="20"/>
-          <w:u w:val="single"/>
-        </w:rPr>
-        <w:t>In addition,</w:t>
-      </w:r>
-      <w:r>
-        <w:rPr>
-          <w:color w:val="262626"/>
-          <w:sz w:val="20"/>
-          <w:szCs w:val="20"/>
-        </w:rPr>
-        <w:t xml:space="preserve"> DAR analysis </w:t>
-      </w:r>
-      <w:r>
-        <w:rPr>
-          <w:strike/>
-          <w:color w:val="FF4B4B"/>
-          <w:sz w:val="20"/>
-          <w:szCs w:val="20"/>
-        </w:rPr>
-        <w:t>in 1_RGC detected differences in several</w:t>
-      </w:r>
-      <w:r>
-        <w:rPr>
-          <w:color w:val="67B4B4"/>
-          <w:sz w:val="20"/>
-          <w:szCs w:val="20"/>
-          <w:u w:val="single"/>
-        </w:rPr>
-        <w:t>identified differential chromatin accessibility at multiple</w:t>
-      </w:r>
-      <w:r>
-        <w:rPr>
-          <w:color w:val="262626"/>
-          <w:sz w:val="20"/>
-          <w:szCs w:val="20"/>
-        </w:rPr>
-        <w:t xml:space="preserve"> transcription factors and cell adhesion </w:t>
-      </w:r>
-      <w:r>
-        <w:rPr>
-          <w:strike/>
-          <w:color w:val="FF4B4B"/>
-          <w:sz w:val="20"/>
-          <w:szCs w:val="20"/>
-        </w:rPr>
-        <w:t>proteins</w:t>
-      </w:r>
-      <w:r>
-        <w:rPr>
-          <w:color w:val="67B4B4"/>
-          <w:sz w:val="20"/>
-          <w:szCs w:val="20"/>
-          <w:u w:val="single"/>
-        </w:rPr>
-        <w:t>genes implicated in neural development</w:t>
-      </w:r>
-      <w:r>
-        <w:rPr>
-          <w:color w:val="262626"/>
-          <w:sz w:val="20"/>
-          <w:szCs w:val="20"/>
-        </w:rPr>
-        <w:t xml:space="preserve"> (</w:t>
-      </w:r>
-      <w:r>
-        <w:rPr>
-          <w:color w:val="262626"/>
-          <w:sz w:val="20"/>
-          <w:szCs w:val="20"/>
-          <w:highlight w:val="darkYellow"/>
-        </w:rPr>
-        <w:t>Fig. S4</w:t>
-      </w:r>
-      <w:r>
-        <w:rPr>
-          <w:color w:val="262626"/>
-          <w:sz w:val="20"/>
-          <w:szCs w:val="20"/>
-        </w:rPr>
-        <w:t xml:space="preserve">). </w:t>
-      </w:r>
-      <w:r>
-        <w:rPr>
-          <w:strike/>
-          <w:color w:val="FF4B4B"/>
-          <w:sz w:val="20"/>
-          <w:szCs w:val="20"/>
-        </w:rPr>
-        <w:t>Given</w:t>
-      </w:r>
-      <w:r>
-        <w:rPr>
-          <w:color w:val="67B4B4"/>
-          <w:sz w:val="20"/>
-          <w:szCs w:val="20"/>
-          <w:u w:val="single"/>
-        </w:rPr>
-        <w:t>Together,</w:t>
-      </w:r>
-      <w:r>
-        <w:rPr>
-          <w:color w:val="262626"/>
-          <w:sz w:val="20"/>
-          <w:szCs w:val="20"/>
-        </w:rPr>
-        <w:t xml:space="preserve"> these </w:t>
-      </w:r>
-      <w:r>
-        <w:rPr>
-          <w:strike/>
-          <w:color w:val="FF4B4B"/>
-          <w:sz w:val="20"/>
-          <w:szCs w:val="20"/>
-        </w:rPr>
-        <w:t xml:space="preserve">observations along with the downregulation of </w:t>
-      </w:r>
-      <w:r>
-        <w:rPr>
-          <w:i/>
-          <w:iCs/>
-          <w:strike/>
-          <w:color w:val="FF4B4B"/>
-          <w:sz w:val="20"/>
-          <w:szCs w:val="20"/>
-        </w:rPr>
-        <w:t>cyp19a1b</w:t>
-      </w:r>
-      <w:r>
-        <w:rPr>
-          <w:color w:val="67B4B4"/>
-          <w:sz w:val="20"/>
-          <w:szCs w:val="20"/>
-          <w:u w:val="single"/>
-        </w:rPr>
-        <w:t>transcriptional</w:t>
-      </w:r>
-      <w:r>
-        <w:rPr>
-          <w:color w:val="262626"/>
-          <w:sz w:val="20"/>
-          <w:szCs w:val="20"/>
-        </w:rPr>
-        <w:t xml:space="preserve"> and </w:t>
-      </w:r>
-      <w:r>
-        <w:rPr>
-          <w:color w:val="67B4B4"/>
-          <w:sz w:val="20"/>
-          <w:szCs w:val="20"/>
-          <w:u w:val="single"/>
-        </w:rPr>
-        <w:t xml:space="preserve">epigenetic </w:t>
-      </w:r>
-      <w:r>
-        <w:rPr>
-          <w:color w:val="262626"/>
-          <w:sz w:val="20"/>
-          <w:szCs w:val="20"/>
-        </w:rPr>
-        <w:t xml:space="preserve">changes </w:t>
-      </w:r>
-      <w:r>
-        <w:rPr>
-          <w:strike/>
-          <w:color w:val="FF4B4B"/>
-          <w:sz w:val="20"/>
-          <w:szCs w:val="20"/>
-        </w:rPr>
-        <w:t>in neuronal cell populations, we next examined how neurogenesis changed over</w:t>
-      </w:r>
-      <w:r>
-        <w:rPr>
-          <w:color w:val="67B4B4"/>
-          <w:sz w:val="20"/>
-          <w:szCs w:val="20"/>
-          <w:u w:val="single"/>
-        </w:rPr>
-        <w:t>suggested that the neurogenic state of radial glia was altered transiently during</w:t>
-      </w:r>
-      <w:r>
-        <w:rPr>
-          <w:color w:val="262626"/>
-          <w:sz w:val="20"/>
-          <w:szCs w:val="20"/>
-        </w:rPr>
-        <w:t xml:space="preserve"> the </w:t>
-      </w:r>
-      <w:r>
-        <w:rPr>
-          <w:strike/>
-          <w:color w:val="FF4B4B"/>
-          <w:sz w:val="20"/>
-          <w:szCs w:val="20"/>
-        </w:rPr>
-        <w:t xml:space="preserve">course of sex change. </w:t>
-      </w:r>
-      <w:r>
-        <w:rPr>
-          <w:color w:val="67B4B4"/>
-          <w:sz w:val="20"/>
-          <w:szCs w:val="20"/>
-          <w:u w:val="single"/>
-        </w:rPr>
-        <w:t>intermediate phase.</w:t>
-      </w:r>
-    </w:p>
-    <w:p>
-      <w:r>
-        <w:rPr>
-          <w:color w:val="67B4B4"/>
-          <w:sz w:val="20"/>
-          <w:szCs w:val="20"/>
-          <w:u w:val="single"/>
-        </w:rPr>
-        <w:t xml:space="preserve">            </w:t>
-      </w:r>
-      <w:r>
-        <w:rPr>
-          <w:color w:val="262626"/>
-          <w:sz w:val="20"/>
-          <w:szCs w:val="20"/>
-        </w:rPr>
-        <w:t>Because RGCs are a heterogenous cell type, we subclustered 1_RGC into 4 subclusters (</w:t>
-      </w:r>
-      <w:r>
-        <w:rPr>
-          <w:color w:val="262626"/>
-          <w:sz w:val="20"/>
-          <w:szCs w:val="20"/>
-          <w:highlight w:val="darkYellow"/>
-        </w:rPr>
-        <w:t>Fig. 4C</w:t>
-      </w:r>
-      <w:r>
-        <w:rPr>
-          <w:color w:val="262626"/>
-          <w:sz w:val="20"/>
-          <w:szCs w:val="20"/>
-        </w:rPr>
-        <w:t xml:space="preserve">). Analysis of marker genes paired with CytoTRACE, a tool that infers cellular immaturity(39) revealed a neural stem cell (NSC) population (1_NSC), a neural progenitor (NP) population (1_NP), as well as </w:t>
-      </w:r>
-      <w:r>
-        <w:rPr>
-          <w:i/>
-          <w:iCs/>
-          <w:color w:val="262626"/>
-          <w:sz w:val="20"/>
-          <w:szCs w:val="20"/>
-        </w:rPr>
-        <w:t>shha</w:t>
-      </w:r>
-      <w:r>
-        <w:rPr>
-          <w:color w:val="262626"/>
-          <w:sz w:val="20"/>
-          <w:szCs w:val="20"/>
-        </w:rPr>
-        <w:t xml:space="preserve"> and </w:t>
-      </w:r>
-      <w:r>
-        <w:rPr>
-          <w:i/>
-          <w:iCs/>
-          <w:color w:val="262626"/>
-          <w:sz w:val="20"/>
-          <w:szCs w:val="20"/>
-        </w:rPr>
-        <w:t>gfap</w:t>
-      </w:r>
-      <w:r>
-        <w:rPr>
-          <w:color w:val="262626"/>
-          <w:sz w:val="20"/>
-          <w:szCs w:val="20"/>
-        </w:rPr>
-        <w:t xml:space="preserve"> expressing populations (1_shha and 1_gfap respectively) (</w:t>
-      </w:r>
-      <w:r>
-        <w:rPr>
-          <w:color w:val="262626"/>
-          <w:sz w:val="20"/>
-          <w:szCs w:val="20"/>
-          <w:highlight w:val="darkYellow"/>
-        </w:rPr>
-        <w:t>Figs. 4D,E,  S5A-D</w:t>
-      </w:r>
-      <w:r>
-        <w:rPr>
-          <w:color w:val="262626"/>
-          <w:sz w:val="20"/>
-          <w:szCs w:val="20"/>
-        </w:rPr>
-        <w:t>).</w:t>
-      </w:r>
-    </w:p>
-    <w:p>
-      <w:r>
-        <w:rPr>
-          <w:color w:val="262626"/>
-          <w:sz w:val="20"/>
-          <w:szCs w:val="20"/>
-        </w:rPr>
-        <w:t xml:space="preserve">            There were significant </w:t>
-      </w:r>
-      <w:r>
-        <w:rPr>
-          <w:color w:val="67B4B4"/>
-          <w:sz w:val="20"/>
-          <w:szCs w:val="20"/>
-          <w:u w:val="single"/>
-        </w:rPr>
-        <w:t xml:space="preserve">phase-dependent </w:t>
-      </w:r>
-      <w:r>
-        <w:rPr>
-          <w:color w:val="262626"/>
-          <w:sz w:val="20"/>
-          <w:szCs w:val="20"/>
-        </w:rPr>
-        <w:t xml:space="preserve">changes in the </w:t>
-      </w:r>
-      <w:r>
-        <w:rPr>
-          <w:strike/>
-          <w:color w:val="FF4B4B"/>
-          <w:sz w:val="20"/>
-          <w:szCs w:val="20"/>
-        </w:rPr>
-        <w:t xml:space="preserve">populations </w:t>
-      </w:r>
-      <w:r>
-        <w:rPr>
-          <w:color w:val="67B4B4"/>
-          <w:sz w:val="20"/>
-          <w:szCs w:val="20"/>
-          <w:u w:val="single"/>
-        </w:rPr>
-        <w:t xml:space="preserve">relative abundance </w:t>
-      </w:r>
-      <w:r>
-        <w:rPr>
-          <w:color w:val="262626"/>
-          <w:sz w:val="20"/>
-          <w:szCs w:val="20"/>
-        </w:rPr>
-        <w:t xml:space="preserve">of </w:t>
-      </w:r>
-      <w:r>
-        <w:rPr>
-          <w:color w:val="67B4B4"/>
-          <w:sz w:val="20"/>
-          <w:szCs w:val="20"/>
-          <w:u w:val="single"/>
-        </w:rPr>
-        <w:t xml:space="preserve">the </w:t>
-      </w:r>
-      <w:r>
-        <w:rPr>
-          <w:color w:val="262626"/>
-          <w:sz w:val="20"/>
-          <w:szCs w:val="20"/>
-        </w:rPr>
-        <w:t xml:space="preserve">1_NSC and 1_NP </w:t>
-      </w:r>
-      <w:r>
-        <w:rPr>
-          <w:strike/>
-          <w:color w:val="FF4B4B"/>
-          <w:sz w:val="20"/>
-          <w:szCs w:val="20"/>
-        </w:rPr>
-        <w:t>by phase. In intermediates, the population</w:t>
-      </w:r>
-      <w:r>
-        <w:rPr>
-          <w:color w:val="67B4B4"/>
-          <w:sz w:val="20"/>
-          <w:szCs w:val="20"/>
-          <w:u w:val="single"/>
-        </w:rPr>
-        <w:t>populations within the radial glial cluster. Specifically, the proportion</w:t>
-      </w:r>
-      <w:r>
-        <w:rPr>
-          <w:color w:val="262626"/>
-          <w:sz w:val="20"/>
-          <w:szCs w:val="20"/>
-        </w:rPr>
-        <w:t xml:space="preserve"> of </w:t>
-      </w:r>
-      <w:r>
-        <w:rPr>
-          <w:color w:val="67B4B4"/>
-          <w:sz w:val="20"/>
-          <w:szCs w:val="20"/>
-          <w:u w:val="single"/>
-        </w:rPr>
-        <w:t xml:space="preserve">radial glia classified as </w:t>
-      </w:r>
-      <w:r>
-        <w:rPr>
-          <w:color w:val="262626"/>
-          <w:sz w:val="20"/>
-          <w:szCs w:val="20"/>
-        </w:rPr>
-        <w:t xml:space="preserve">1_NSC was significantly </w:t>
-      </w:r>
-      <w:r>
-        <w:rPr>
-          <w:strike/>
-          <w:color w:val="FF4B4B"/>
-          <w:sz w:val="20"/>
-          <w:szCs w:val="20"/>
-        </w:rPr>
-        <w:t xml:space="preserve">depleted relative to </w:t>
-      </w:r>
-      <w:r>
-        <w:rPr>
-          <w:color w:val="67B4B4"/>
-          <w:sz w:val="20"/>
-          <w:szCs w:val="20"/>
-          <w:u w:val="single"/>
-        </w:rPr>
-        <w:t xml:space="preserve">lower in intermediates than in either </w:t>
-      </w:r>
-      <w:r>
-        <w:rPr>
-          <w:color w:val="262626"/>
-          <w:sz w:val="20"/>
-          <w:szCs w:val="20"/>
-        </w:rPr>
-        <w:t xml:space="preserve">males </w:t>
-      </w:r>
-      <w:r>
-        <w:rPr>
-          <w:strike/>
-          <w:color w:val="FF4B4B"/>
-          <w:sz w:val="20"/>
-          <w:szCs w:val="20"/>
-        </w:rPr>
-        <w:t>and</w:t>
-      </w:r>
-      <w:r>
-        <w:rPr>
-          <w:color w:val="67B4B4"/>
-          <w:sz w:val="20"/>
-          <w:szCs w:val="20"/>
-          <w:u w:val="single"/>
-        </w:rPr>
-        <w:t>or</w:t>
-      </w:r>
-      <w:r>
-        <w:rPr>
-          <w:color w:val="262626"/>
-          <w:sz w:val="20"/>
-          <w:szCs w:val="20"/>
-        </w:rPr>
-        <w:t xml:space="preserve"> females (</w:t>
-      </w:r>
-      <w:r>
-        <w:rPr>
-          <w:color w:val="262626"/>
-          <w:sz w:val="20"/>
-          <w:szCs w:val="20"/>
-          <w:highlight w:val="darkYellow"/>
-        </w:rPr>
-        <w:t>Fig. 4F</w:t>
-      </w:r>
-      <w:r>
-        <w:rPr>
-          <w:color w:val="262626"/>
-          <w:sz w:val="20"/>
-          <w:szCs w:val="20"/>
-        </w:rPr>
-        <w:t xml:space="preserve">). Conversely, </w:t>
-      </w:r>
-      <w:r>
-        <w:rPr>
-          <w:color w:val="67B4B4"/>
-          <w:sz w:val="20"/>
-          <w:szCs w:val="20"/>
-          <w:u w:val="single"/>
-        </w:rPr>
-        <w:t xml:space="preserve">the proportion of radial glia classified as 1_NP was greatest in </w:t>
-      </w:r>
-      <w:r>
-        <w:rPr>
-          <w:color w:val="262626"/>
-          <w:sz w:val="20"/>
-          <w:szCs w:val="20"/>
-        </w:rPr>
-        <w:t xml:space="preserve">intermediates </w:t>
-      </w:r>
-      <w:r>
-        <w:rPr>
-          <w:strike/>
-          <w:color w:val="FF4B4B"/>
-          <w:sz w:val="20"/>
-          <w:szCs w:val="20"/>
-        </w:rPr>
-        <w:t xml:space="preserve">had the largest population of 1_NP, while females had the </w:t>
-      </w:r>
-      <w:r>
-        <w:rPr>
-          <w:color w:val="67B4B4"/>
-          <w:sz w:val="20"/>
-          <w:szCs w:val="20"/>
-          <w:u w:val="single"/>
-        </w:rPr>
-        <w:t xml:space="preserve">and </w:t>
-      </w:r>
-      <w:r>
-        <w:rPr>
-          <w:color w:val="262626"/>
-          <w:sz w:val="20"/>
-          <w:szCs w:val="20"/>
-        </w:rPr>
-        <w:t xml:space="preserve">smallest </w:t>
-      </w:r>
-      <w:r>
-        <w:rPr>
-          <w:color w:val="67B4B4"/>
-          <w:sz w:val="20"/>
-          <w:szCs w:val="20"/>
-          <w:u w:val="single"/>
-        </w:rPr>
-        <w:t xml:space="preserve">in females </w:t>
-      </w:r>
-      <w:r>
-        <w:rPr>
-          <w:color w:val="262626"/>
-          <w:sz w:val="20"/>
-          <w:szCs w:val="20"/>
-        </w:rPr>
-        <w:t>(</w:t>
-      </w:r>
-      <w:r>
-        <w:rPr>
-          <w:color w:val="262626"/>
-          <w:sz w:val="20"/>
-          <w:szCs w:val="20"/>
-          <w:highlight w:val="darkYellow"/>
-        </w:rPr>
-        <w:t>Fig. 4G</w:t>
-      </w:r>
-      <w:r>
-        <w:rPr>
-          <w:color w:val="262626"/>
-          <w:sz w:val="20"/>
-          <w:szCs w:val="20"/>
-        </w:rPr>
-        <w:t xml:space="preserve">). </w:t>
-      </w:r>
-      <w:r>
-        <w:rPr>
-          <w:color w:val="67B4B4"/>
-          <w:sz w:val="20"/>
-          <w:szCs w:val="20"/>
-          <w:u w:val="single"/>
-        </w:rPr>
-        <w:t>This reciprocal shift in the composition of the radial glial population is consistent with increased progression from the neural stem cell to the neural progenitor state during the intermediate phase.</w:t>
-      </w:r>
-    </w:p>
-    <w:p>
-      <w:r>
-        <w:rPr>
-          <w:color w:val="67B4B4"/>
-          <w:sz w:val="20"/>
-          <w:szCs w:val="20"/>
-          <w:u w:val="single"/>
-        </w:rPr>
-        <w:t xml:space="preserve">            </w:t>
-      </w:r>
-      <w:r>
-        <w:rPr>
-          <w:color w:val="262626"/>
-          <w:sz w:val="20"/>
-          <w:szCs w:val="20"/>
-        </w:rPr>
-        <w:t xml:space="preserve">To assess the neurogenic state of </w:t>
-      </w:r>
-      <w:r>
-        <w:rPr>
-          <w:color w:val="67B4B4"/>
-          <w:sz w:val="20"/>
-          <w:szCs w:val="20"/>
-          <w:u w:val="single"/>
-        </w:rPr>
-        <w:t xml:space="preserve">the expanded </w:t>
-      </w:r>
-      <w:r>
-        <w:rPr>
-          <w:color w:val="262626"/>
-          <w:sz w:val="20"/>
-          <w:szCs w:val="20"/>
-        </w:rPr>
-        <w:t xml:space="preserve">1_NP </w:t>
-      </w:r>
-      <w:r>
-        <w:rPr>
-          <w:strike/>
-          <w:color w:val="FF4B4B"/>
-          <w:sz w:val="20"/>
-          <w:szCs w:val="20"/>
-        </w:rPr>
-        <w:t>in each phase</w:t>
-      </w:r>
-      <w:r>
-        <w:rPr>
-          <w:color w:val="67B4B4"/>
-          <w:sz w:val="20"/>
-          <w:szCs w:val="20"/>
-          <w:u w:val="single"/>
-        </w:rPr>
-        <w:t>population</w:t>
-      </w:r>
-      <w:r>
-        <w:rPr>
-          <w:color w:val="262626"/>
-          <w:sz w:val="20"/>
-          <w:szCs w:val="20"/>
-        </w:rPr>
-        <w:t xml:space="preserve">, we </w:t>
-      </w:r>
-      <w:r>
-        <w:rPr>
-          <w:strike/>
-          <w:color w:val="FF4B4B"/>
-          <w:sz w:val="20"/>
-          <w:szCs w:val="20"/>
-        </w:rPr>
-        <w:t xml:space="preserve">created </w:t>
-      </w:r>
-      <w:r>
-        <w:rPr>
-          <w:color w:val="67B4B4"/>
-          <w:sz w:val="20"/>
-          <w:szCs w:val="20"/>
-          <w:u w:val="single"/>
-        </w:rPr>
-        <w:t xml:space="preserve">quantified expression of </w:t>
-      </w:r>
-      <w:r>
-        <w:rPr>
-          <w:color w:val="262626"/>
-          <w:sz w:val="20"/>
-          <w:szCs w:val="20"/>
-        </w:rPr>
-        <w:t xml:space="preserve">a </w:t>
-      </w:r>
-      <w:r>
-        <w:rPr>
-          <w:strike/>
-          <w:color w:val="FF4B4B"/>
-          <w:sz w:val="20"/>
-          <w:szCs w:val="20"/>
-        </w:rPr>
-        <w:t>“</w:t>
-      </w:r>
-      <w:r>
-        <w:rPr>
-          <w:color w:val="262626"/>
-          <w:sz w:val="20"/>
-          <w:szCs w:val="20"/>
-        </w:rPr>
-        <w:t>neuron differentiation</w:t>
-      </w:r>
-      <w:r>
-        <w:rPr>
-          <w:strike/>
-          <w:color w:val="FF4B4B"/>
-          <w:sz w:val="20"/>
-          <w:szCs w:val="20"/>
-        </w:rPr>
-        <w:t>”</w:t>
-      </w:r>
-      <w:r>
-        <w:rPr>
-          <w:color w:val="262626"/>
-          <w:sz w:val="20"/>
-          <w:szCs w:val="20"/>
-        </w:rPr>
-        <w:t xml:space="preserve"> gene </w:t>
-      </w:r>
-      <w:r>
-        <w:rPr>
-          <w:strike/>
-          <w:color w:val="FF4B4B"/>
-          <w:sz w:val="20"/>
-          <w:szCs w:val="20"/>
-        </w:rPr>
-        <w:t xml:space="preserve">expression </w:t>
-      </w:r>
-      <w:r>
-        <w:rPr>
-          <w:color w:val="262626"/>
-          <w:sz w:val="20"/>
-          <w:szCs w:val="20"/>
-        </w:rPr>
-        <w:t xml:space="preserve">module </w:t>
-      </w:r>
-      <w:r>
-        <w:rPr>
-          <w:strike/>
-          <w:color w:val="FF4B4B"/>
-          <w:sz w:val="20"/>
-          <w:szCs w:val="20"/>
-        </w:rPr>
-        <w:t>consisting</w:t>
-      </w:r>
-      <w:r>
-        <w:rPr>
-          <w:color w:val="67B4B4"/>
-          <w:sz w:val="20"/>
-          <w:szCs w:val="20"/>
-          <w:u w:val="single"/>
-        </w:rPr>
-        <w:t>composed</w:t>
-      </w:r>
-      <w:r>
-        <w:rPr>
-          <w:color w:val="262626"/>
-          <w:sz w:val="20"/>
-          <w:szCs w:val="20"/>
-        </w:rPr>
-        <w:t xml:space="preserve"> of genes annotated with </w:t>
-      </w:r>
-      <w:r>
-        <w:rPr>
-          <w:strike/>
-          <w:color w:val="FF4B4B"/>
-          <w:sz w:val="20"/>
-          <w:szCs w:val="20"/>
-        </w:rPr>
-        <w:t xml:space="preserve">that </w:t>
-      </w:r>
-      <w:r>
-        <w:rPr>
-          <w:color w:val="262626"/>
-          <w:sz w:val="20"/>
-          <w:szCs w:val="20"/>
-        </w:rPr>
-        <w:t>GO</w:t>
-      </w:r>
-      <w:r>
-        <w:rPr>
-          <w:strike/>
-          <w:color w:val="FF4B4B"/>
-          <w:sz w:val="20"/>
-          <w:szCs w:val="20"/>
-        </w:rPr>
-        <w:t xml:space="preserve"> term (GO: </w:t>
-      </w:r>
-      <w:r>
-        <w:rPr>
-          <w:color w:val="67B4B4"/>
-          <w:sz w:val="20"/>
-          <w:szCs w:val="20"/>
-          <w:u w:val="single"/>
-        </w:rPr>
-        <w:t>:</w:t>
-      </w:r>
-      <w:r>
-        <w:rPr>
-          <w:color w:val="262626"/>
-          <w:sz w:val="20"/>
-          <w:szCs w:val="20"/>
-        </w:rPr>
-        <w:t>0030182</w:t>
-      </w:r>
-      <w:r>
-        <w:rPr>
-          <w:strike/>
-          <w:color w:val="FF4B4B"/>
-          <w:sz w:val="20"/>
-          <w:szCs w:val="20"/>
-        </w:rPr>
-        <w:t xml:space="preserve">, </w:t>
-      </w:r>
-      <w:r>
-        <w:rPr>
-          <w:strike/>
-          <w:color w:val="FF4B4B"/>
-          <w:sz w:val="20"/>
-          <w:szCs w:val="20"/>
-          <w:highlight w:val="darkYellow"/>
-        </w:rPr>
-        <w:t>methods</w:t>
-      </w:r>
-      <w:r>
-        <w:rPr>
-          <w:strike/>
-          <w:color w:val="FF4B4B"/>
-          <w:sz w:val="20"/>
-          <w:szCs w:val="20"/>
-        </w:rPr>
-        <w:t xml:space="preserve">). Males </w:t>
-      </w:r>
-      <w:r>
-        <w:rPr>
-          <w:color w:val="67B4B4"/>
-          <w:sz w:val="20"/>
-          <w:szCs w:val="20"/>
-          <w:u w:val="single"/>
-        </w:rPr>
-        <w:t> (</w:t>
+        <w:t>GO analysis of 6_POA_Mixed identified enrichment of genes involved in extracellular matrix organization, cell adhesion, and perineuronal net remodeling (</w:t>
       </w:r>
       <w:r>
         <w:rPr>
@@ -19925,7 +19300,7 @@
           <w:highlight w:val="darkYellow"/>
           <w:u w:val="single"/>
         </w:rPr>
-        <w:t>Methods</w:t>
+        <w:t>Fig. 5B,C; Fig. S6</w:t>
       </w:r>
       <w:r>
         <w:rPr>
@@ -19934,15 +19309,7 @@
           <w:szCs w:val="20"/>
           <w:u w:val="single"/>
         </w:rPr>
-        <w:t xml:space="preserve">). Module expression was similar in males </w:t>
-      </w:r>
-      <w:r>
-        <w:rPr>
-          <w:color w:val="262626"/>
-          <w:sz w:val="20"/>
-          <w:szCs w:val="20"/>
-        </w:rPr>
-        <w:t xml:space="preserve">and intermediates </w:t>
+        <w:t xml:space="preserve">). </w:t>
       </w:r>
       <w:r>
         <w:rPr>
@@ -19951,7 +19318,7 @@
           <w:sz w:val="20"/>
           <w:szCs w:val="20"/>
         </w:rPr>
-        <w:t>expressed this module at similar levels, while females expressed this module</w:t>
+        <w:t> </w:t>
       </w:r>
       <w:r>
         <w:rPr>
@@ -19960,24 +19327,51 @@
           <w:szCs w:val="20"/>
           <w:u w:val="single"/>
         </w:rPr>
-        <w:t>but</w:t>
-      </w:r>
+        <w:t>Because these processes are required for neurite extension, synapse formation, and remodeling of neuronal connectivity during development and adult neurogenesis (40–47), we hypothesized that neurons actively expressing these genes represent a population undergoing maturation and integration into existing circuits.</w:t>
+      </w:r>
+    </w:p>
+    <w:p>
       <w:r>
         <w:rPr>
           <w:color w:val="262626"/>
           <w:sz w:val="20"/>
           <w:szCs w:val="20"/>
         </w:rPr>
-        <w:t xml:space="preserve"> significantly </w:t>
-      </w:r>
-      <w:r>
-        <w:rPr>
-          <w:strike/>
-          <w:color w:val="FF4B4B"/>
+        <w:t>To test the hypothesis that DEGs related to the ECM or cell adhesion (ECM-DEGs) in 6_POA_Mixed were indicative of new cells integrating into local circuits, we compared the relative maturity of cells expressing ECM-DEGs to those not expressing ECM-DEGs (</w:t>
+      </w:r>
+      <w:r>
+        <w:rPr>
+          <w:color w:val="262626"/>
           <w:sz w:val="20"/>
           <w:szCs w:val="20"/>
-        </w:rPr>
-        <w:t xml:space="preserve">less </w:t>
+          <w:highlight w:val="darkYellow"/>
+        </w:rPr>
+        <w:t>methods</w:t>
+      </w:r>
+      <w:r>
+        <w:rPr>
+          <w:color w:val="262626"/>
+          <w:sz w:val="20"/>
+          <w:szCs w:val="20"/>
+        </w:rPr>
+        <w:t>). Indeed, ECM-DEG+ cells were significantly less mature than their ECM-DEG- counterparts, and females had significantly more mature ECM-DEG+ cells than males and intermediates (</w:t>
+      </w:r>
+      <w:r>
+        <w:rPr>
+          <w:color w:val="262626"/>
+          <w:sz w:val="20"/>
+          <w:szCs w:val="20"/>
+          <w:highlight w:val="darkYellow"/>
+        </w:rPr>
+        <w:t>Fig.5D</w:t>
+      </w:r>
+      <w:r>
+        <w:rPr>
+          <w:color w:val="262626"/>
+          <w:sz w:val="20"/>
+          <w:szCs w:val="20"/>
+        </w:rPr>
+        <w:t xml:space="preserve">). </w:t>
       </w:r>
       <w:r>
         <w:rPr>
@@ -19986,42 +19380,10 @@
           <w:szCs w:val="20"/>
           <w:u w:val="single"/>
         </w:rPr>
-        <w:t xml:space="preserve">lower in females </w:t>
-      </w:r>
-      <w:r>
-        <w:rPr>
-          <w:color w:val="262626"/>
-          <w:sz w:val="20"/>
-          <w:szCs w:val="20"/>
-        </w:rPr>
-        <w:t>(</w:t>
-      </w:r>
-      <w:r>
-        <w:rPr>
-          <w:color w:val="262626"/>
-          <w:sz w:val="20"/>
-          <w:szCs w:val="20"/>
-          <w:highlight w:val="darkYellow"/>
-        </w:rPr>
-        <w:t>Fig. 4H</w:t>
-      </w:r>
-      <w:r>
-        <w:rPr>
-          <w:color w:val="262626"/>
-          <w:sz w:val="20"/>
-          <w:szCs w:val="20"/>
-        </w:rPr>
-        <w:t xml:space="preserve">). </w:t>
-      </w:r>
-      <w:r>
-        <w:rPr>
-          <w:strike/>
-          <w:color w:val="FF4B4B"/>
-          <w:sz w:val="20"/>
-          <w:szCs w:val="20"/>
-        </w:rPr>
-        <w:t xml:space="preserve">This arrangement supports a model where the </w:t>
-      </w:r>
+        <w:t>Thus, expression of ECM-related genes identifies a relatively immature neuronal population whose maturation progresses late in the course of sex change.</w:t>
+      </w:r>
+    </w:p>
+    <w:p>
       <w:r>
         <w:rPr>
           <w:color w:val="67B4B4"/>
@@ -20029,72 +19391,147 @@
           <w:szCs w:val="20"/>
           <w:u w:val="single"/>
         </w:rPr>
-        <w:t>Thus, although neural progenitors were more abundant during the intermediate phase, they retained a neuronal differentiation program comparable to that observed in males. Together with the depletion of 1_</w:t>
-      </w:r>
-      <w:r>
-        <w:rPr>
-          <w:color w:val="262626"/>
+        <w:t> </w:t>
+      </w:r>
+    </w:p>
+    <w:p/>
+  </w:comment>
+  <w:comment w:id="641" w:author="Rhodes, Justin S" w:date="2026-07-29T21:08:00Z" w:initials="JR">
+    <w:p>
+      <w:pPr>
+        <w:pStyle w:val="CommentText"/>
+      </w:pPr>
+      <w:r>
+        <w:rPr>
+          <w:rStyle w:val="CommentReference"/>
+        </w:rPr>
+        <w:annotationRef/>
+      </w:r>
+      <w:r>
+        <w:t xml:space="preserve">This is an important paragarph.. We need to discuss adding results for estrogen receptors and doing some kind of analysis to see how these different cell populations might overlap.  We may want to separate out the ligands from the receptors, neuropeptide receptors from steroid, not sure.  </w:t>
+      </w:r>
+    </w:p>
+  </w:comment>
+  <w:comment w:id="646" w:author="Graham, Gabriel J." w:date="2026-08-24T11:33:00Z" w:initials="GGJ">
+    <w:p>
+      <w:r>
+        <w:rPr>
+          <w:rStyle w:val="CommentReference"/>
+        </w:rPr>
+        <w:annotationRef/>
+      </w:r>
+      <w:r>
+        <w:rPr>
           <w:sz w:val="20"/>
           <w:szCs w:val="20"/>
         </w:rPr>
-        <w:t xml:space="preserve">NSC </w:t>
-      </w:r>
-      <w:r>
-        <w:rPr>
-          <w:strike/>
-          <w:color w:val="FF4B4B"/>
+        <w:t>Please in the future refer to clusters by the names we give them in the paper rather than just the number, the number is meant to make it more readable than just saying cluster #</w:t>
+      </w:r>
+    </w:p>
+  </w:comment>
+  <w:comment w:id="647" w:author="Graham, Gabriel J." w:date="2026-08-24T11:09:00Z" w:initials="GGJ">
+    <w:p>
+      <w:r>
+        <w:rPr>
+          <w:rStyle w:val="CommentReference"/>
+        </w:rPr>
+        <w:annotationRef/>
+      </w:r>
+      <w:r>
+        <w:rPr>
           <w:sz w:val="20"/>
           <w:szCs w:val="20"/>
         </w:rPr>
-        <w:t xml:space="preserve">population is depleted in intermediates at a higher rate than it is replenished </w:t>
-      </w:r>
-      <w:r>
-        <w:rPr>
-          <w:color w:val="262626"/>
+        <w:t>Can you resend me the same figures for this analysis but as a .svg file so I can edit them as vector graphics, this makes the figures look better</w:t>
+      </w:r>
+    </w:p>
+  </w:comment>
+  <w:comment w:id="649" w:author="Graham, Gabriel J." w:date="2026-08-24T10:47:00Z" w:initials="GGJ">
+    <w:p>
+      <w:r>
+        <w:rPr>
+          <w:rStyle w:val="CommentReference"/>
+        </w:rPr>
+        <w:annotationRef/>
+      </w:r>
+      <w:r>
+        <w:rPr>
           <w:sz w:val="20"/>
           <w:szCs w:val="20"/>
         </w:rPr>
-        <w:t xml:space="preserve">and </w:t>
-      </w:r>
-      <w:r>
-        <w:rPr>
-          <w:color w:val="67B4B4"/>
+        <w:t>Except my CytoTRACE data suggests they are not new neurons</w:t>
+      </w:r>
+    </w:p>
+  </w:comment>
+  <w:comment w:id="648" w:author="Graham, Gabriel J." w:date="2026-08-24T11:01:00Z" w:initials="GGJ">
+    <w:p>
+      <w:r>
+        <w:rPr>
+          <w:rStyle w:val="CommentReference"/>
+        </w:rPr>
+        <w:annotationRef/>
+      </w:r>
+      <w:r>
+        <w:rPr>
           <w:sz w:val="20"/>
           <w:szCs w:val="20"/>
-          <w:u w:val="single"/>
-        </w:rPr>
-        <w:t xml:space="preserve">expansion of 1_NP, </w:t>
-      </w:r>
-      <w:r>
-        <w:rPr>
-          <w:color w:val="262626"/>
+        </w:rPr>
+        <w:t>Discussion</w:t>
+      </w:r>
+    </w:p>
+  </w:comment>
+  <w:comment w:id="650" w:author="Graham, Gabriel J." w:date="2026-08-24T11:12:00Z" w:initials="GGJ">
+    <w:p>
+      <w:r>
+        <w:rPr>
+          <w:rStyle w:val="CommentReference"/>
+        </w:rPr>
+        <w:annotationRef/>
+      </w:r>
+      <w:r>
+        <w:rPr>
           <w:sz w:val="20"/>
           <w:szCs w:val="20"/>
         </w:rPr>
-        <w:t xml:space="preserve">these </w:t>
-      </w:r>
-      <w:r>
-        <w:rPr>
-          <w:strike/>
-          <w:color w:val="FF4B4B"/>
+        <w:t>Discussion</w:t>
+      </w:r>
+    </w:p>
+  </w:comment>
+  <w:comment w:id="651" w:author="Graham, Gabriel J." w:date="2026-08-24T11:13:00Z" w:initials="GGJ">
+    <w:p>
+      <w:r>
+        <w:rPr>
+          <w:rStyle w:val="CommentReference"/>
+        </w:rPr>
+        <w:annotationRef/>
+      </w:r>
+      <w:r>
+        <w:rPr>
           <w:sz w:val="20"/>
           <w:szCs w:val="20"/>
         </w:rPr>
-        <w:t xml:space="preserve">NSCs become NPs. In intermediates, this expanded NP population undergoes neurogenesis at a similar rate as it did in males leading to an overall increase in neurogenesis in the intermediate phase. During the intermediate-to-female transition, the rate of neurogenesis decreases as does the population of 1_NP.  </w:t>
-      </w:r>
-      <w:r>
-        <w:rPr>
-          <w:color w:val="67B4B4"/>
+        <w:t>Discussion</w:t>
+      </w:r>
+    </w:p>
+  </w:comment>
+  <w:comment w:id="652" w:author="Graham, Gabriel J." w:date="2026-08-24T11:20:00Z" w:initials="GGJ">
+    <w:p>
+      <w:r>
+        <w:rPr>
+          <w:rStyle w:val="CommentReference"/>
+        </w:rPr>
+        <w:annotationRef/>
+      </w:r>
+      <w:r>
+        <w:rPr>
           <w:sz w:val="20"/>
           <w:szCs w:val="20"/>
-          <w:u w:val="single"/>
-        </w:rPr>
-        <w:t>findings are consistent with increased recruitment of neural stem cells into the neurogenic lineage during the intermediate phase, followed by reduced neurogenic activity in females.</w:t>
-      </w:r>
-    </w:p>
-    <w:p/>
+        </w:rPr>
+        <w:t>Discussion</w:t>
+      </w:r>
+    </w:p>
   </w:comment>
-  <w:comment w:id="556" w:author="Graham, Gabriel J." w:date="2026-08-06T13:06:00Z" w:initials="GGJ">
+  <w:comment w:id="653" w:author="Graham, Gabriel J." w:date="2026-08-24T11:23:00Z" w:initials="GGJ">
     <w:p>
       <w:r>
         <w:rPr>
@@ -20104,588 +19541,238 @@
       </w:r>
       <w:r>
         <w:rPr>
-          <w:color w:val="67B4B4"/>
           <w:sz w:val="20"/>
           <w:szCs w:val="20"/>
-          <w:u w:val="single"/>
-        </w:rPr>
-        <w:t>Among all neuronal populations, 6_POA_Mixed showed the greatest number of DEGs during sex change and was one of a small number of neuronal clusters that increased in relative abundance during the intermediate phase (</w:t>
-      </w:r>
-      <w:r>
-        <w:rPr>
-          <w:color w:val="67B4B4"/>
+        </w:rPr>
+        <w:t>Discussion</w:t>
+      </w:r>
+    </w:p>
+  </w:comment>
+  <w:comment w:id="654" w:author="Graham, Gabriel J." w:date="2026-08-05T10:44:00Z" w:initials="GGJ">
+    <w:p>
+      <w:r>
+        <w:rPr>
+          <w:rStyle w:val="CommentReference"/>
+        </w:rPr>
+        <w:annotationRef/>
+      </w:r>
+      <w:r>
+        <w:rPr>
           <w:sz w:val="20"/>
           <w:szCs w:val="20"/>
-          <w:highlight w:val="darkYellow"/>
-          <w:u w:val="single"/>
-        </w:rPr>
-        <w:t>Figs. 3B,C</w:t>
-      </w:r>
-      <w:r>
-        <w:rPr>
-          <w:color w:val="67B4B4"/>
+        </w:rPr>
+        <w:t>This is horrible</w:t>
+      </w:r>
+    </w:p>
+  </w:comment>
+  <w:comment w:id="658" w:author="Graham, Gabriel J." w:date="2026-08-05T10:46:00Z" w:initials="GGJ">
+    <w:p>
+      <w:r>
+        <w:rPr>
+          <w:rStyle w:val="CommentReference"/>
+        </w:rPr>
+        <w:annotationRef/>
+      </w:r>
+      <w:r>
+        <w:rPr>
           <w:sz w:val="20"/>
           <w:szCs w:val="20"/>
-          <w:u w:val="single"/>
-        </w:rPr>
-        <w:t xml:space="preserve">). Because this cluster contains preoptic neurons involved in the neuroendocrine regulation of pituitary gonadotrophs, we next performed a focused analysis of 6_POA_Mixed. Previous studies have demonstrated that neurogenesis occurs in the anterior preoptic area during clownfish sex change </w:t>
-      </w:r>
-      <w:r>
-        <w:rPr>
-          <w:strike/>
-          <w:color w:val="FF4B4B"/>
+        </w:rPr>
+        <w:t>Why would they suggest this??</w:t>
+      </w:r>
+    </w:p>
+  </w:comment>
+  <w:comment w:id="659" w:author="Graham, Gabriel J." w:date="2026-08-05T10:48:00Z" w:initials="GGJ">
+    <w:p>
+      <w:r>
+        <w:rPr>
+          <w:rStyle w:val="CommentReference"/>
+        </w:rPr>
+        <w:annotationRef/>
+      </w:r>
+      <w:r>
+        <w:rPr>
           <w:sz w:val="20"/>
           <w:szCs w:val="20"/>
-          <w:highlight w:val="darkYellow"/>
-        </w:rPr>
-        <w:t>S6</w:t>
-      </w:r>
-      <w:r>
-        <w:rPr>
-          <w:strike/>
-          <w:color w:val="FF4B4B"/>
+        </w:rPr>
+        <w:t>AI bullshit</w:t>
+      </w:r>
+    </w:p>
+  </w:comment>
+  <w:comment w:id="660" w:author="Graham, Gabriel J." w:date="2026-08-05T10:48:00Z" w:initials="GGJ">
+    <w:p>
+      <w:r>
+        <w:rPr>
+          <w:rStyle w:val="CommentReference"/>
+        </w:rPr>
+        <w:annotationRef/>
+      </w:r>
+      <w:r>
+        <w:rPr>
           <w:sz w:val="20"/>
           <w:szCs w:val="20"/>
         </w:rPr>
-        <w:t>). Further several genes associated with the extracellular matrix (ECM) and cell adhesion were found to be DARs or DEGs (</w:t>
-      </w:r>
-      <w:r>
-        <w:rPr>
-          <w:strike/>
-          <w:color w:val="FF4B4B"/>
+        <w:t>AI bullshit</w:t>
+      </w:r>
+    </w:p>
+  </w:comment>
+  <w:comment w:id="661" w:author="Graham, Gabriel J." w:date="2026-08-05T10:49:00Z" w:initials="GGJ">
+    <w:p>
+      <w:r>
+        <w:rPr>
+          <w:rStyle w:val="CommentReference"/>
+        </w:rPr>
+        <w:annotationRef/>
+      </w:r>
+      <w:r>
+        <w:rPr>
           <w:sz w:val="20"/>
           <w:szCs w:val="20"/>
-          <w:highlight w:val="darkYellow"/>
-        </w:rPr>
-        <w:t>Fig.5B, C</w:t>
-      </w:r>
-      <w:r>
-        <w:rPr>
-          <w:strike/>
-          <w:color w:val="FF4B4B"/>
+        </w:rPr>
+        <w:t>only the fuck what do you mean principal</w:t>
+      </w:r>
+    </w:p>
+  </w:comment>
+  <w:comment w:id="665" w:author="Rhodes, Justin S" w:date="2026-07-30T18:28:00Z" w:initials="JR">
+    <w:p>
+      <w:pPr>
+        <w:pStyle w:val="CommentText"/>
+      </w:pPr>
+      <w:r>
+        <w:rPr>
+          <w:rStyle w:val="CommentReference"/>
+        </w:rPr>
+        <w:annotationRef/>
+      </w:r>
+      <w:r>
+        <w:rPr>
+          <w:color w:val="000000"/>
+        </w:rPr>
+        <w:t>What did we find in our last paper? I found a statement saying,  I assume we meant 14 the radial glia cluster, “Females showed stronger expression of aromatase compared to males in subcluster 4 (Supplementary Excel File 14), mirroring whole-brain patterns in A. ocellaris and other species [35, 75, 82, 83].</w:t>
+      </w:r>
+    </w:p>
+  </w:comment>
+  <w:comment w:id="666" w:author="Graham, Gabriel J." w:date="2026-07-20T12:03:00Z" w:initials="GG">
+    <w:p>
+      <w:pPr>
+        <w:pStyle w:val="CommentText"/>
+      </w:pPr>
+      <w:r>
+        <w:rPr>
+          <w:rStyle w:val="CommentReference"/>
+        </w:rPr>
+        <w:annotationRef/>
+      </w:r>
+      <w:r>
+        <w:rPr>
+          <w:color w:val="000000"/>
+        </w:rPr>
+        <w:t>Coltan could you put together a supplementary note going into detail re: the dissection and also make whatever edits to this section are necessary. I’ve been using “ventrocaudal telencephalon” to describe where we dissected but let me know if you want to use different terminology</w:t>
+      </w:r>
+    </w:p>
+  </w:comment>
+  <w:comment w:id="667" w:author="Graham, Gabriel J." w:date="2026-08-10T12:31:00Z" w:initials="GGJ">
+    <w:p>
+      <w:r>
+        <w:rPr>
+          <w:rStyle w:val="CommentReference"/>
+        </w:rPr>
+        <w:annotationRef/>
+      </w:r>
+      <w:r>
+        <w:rPr>
           <w:sz w:val="20"/>
           <w:szCs w:val="20"/>
         </w:rPr>
-        <w:t>)(40–47). Given the changes in neurogenic RGCs as well as previous data showing neurogenesis occurs in the anterior POA during sex change</w:t>
-      </w:r>
-      <w:r>
-        <w:rPr>
-          <w:color w:val="262626"/>
+        <w:t>Justin can you review</w:t>
+      </w:r>
+    </w:p>
+  </w:comment>
+  <w:comment w:id="669" w:author="Graham, Gabriel J." w:date="2026-07-19T17:57:00Z" w:initials="GG">
+    <w:p>
+      <w:pPr>
+        <w:pStyle w:val="CommentText"/>
+      </w:pPr>
+      <w:r>
+        <w:rPr>
+          <w:rStyle w:val="CommentReference"/>
+        </w:rPr>
+        <w:annotationRef/>
+      </w:r>
+      <w:r>
+        <w:t>Justin please have whomever is relevant write</w:t>
+      </w:r>
+    </w:p>
+  </w:comment>
+  <w:comment w:id="670" w:author="Graham, Gabriel J." w:date="2026-08-10T13:04:00Z" w:initials="GGJ">
+    <w:p>
+      <w:r>
+        <w:rPr>
+          <w:rStyle w:val="CommentReference"/>
+        </w:rPr>
+        <w:annotationRef/>
+      </w:r>
+      <w:r>
+        <w:rPr>
           <w:sz w:val="20"/>
           <w:szCs w:val="20"/>
         </w:rPr>
-        <w:t xml:space="preserve">(14), </w:t>
-      </w:r>
-      <w:r>
-        <w:rPr>
-          <w:strike/>
-          <w:color w:val="FF4B4B"/>
+        <w:t>Justin please write</w:t>
+      </w:r>
+    </w:p>
+  </w:comment>
+  <w:comment w:id="671" w:author="Graham, Gabriel J." w:date="2026-08-10T13:05:00Z" w:initials="GGJ">
+    <w:p>
+      <w:r>
+        <w:rPr>
+          <w:rStyle w:val="CommentReference"/>
+        </w:rPr>
+        <w:annotationRef/>
+      </w:r>
+      <w:r>
+        <w:rPr>
           <w:sz w:val="20"/>
           <w:szCs w:val="20"/>
         </w:rPr>
-        <w:t>we hypothesized that changes in neurogenesis populating 6_POA_Mixed were occurring and these DEGs were indicative of the integration of new cells into 6_POA_Mixed.</w:t>
-      </w:r>
-      <w:r>
-        <w:rPr>
-          <w:color w:val="67B4B4"/>
+        <w:t>Going to need Shiv to write this, please ask shiv to write everything he did  after receiving brains from you</w:t>
+      </w:r>
+    </w:p>
+  </w:comment>
+  <w:comment w:id="672" w:author="Graham, Gabriel J." w:date="2026-08-10T13:14:00Z" w:initials="GGJ">
+    <w:p>
+      <w:r>
+        <w:rPr>
+          <w:rStyle w:val="CommentReference"/>
+        </w:rPr>
+        <w:annotationRef/>
+      </w:r>
+      <w:r>
+        <w:rPr>
           <w:sz w:val="20"/>
           <w:szCs w:val="20"/>
-          <w:u w:val="single"/>
-        </w:rPr>
-        <w:t xml:space="preserve">but the identity and maturation of the newly generated cells have remained unknown. We therefore asked whether the transcriptional changes observed in 6_POA_Mixed were consistent with the addition and maturation of newly generated neurons. </w:t>
-      </w:r>
-    </w:p>
-    <w:p>
-      <w:r>
-        <w:rPr>
-          <w:color w:val="67B4B4"/>
+        </w:rPr>
+        <w:t>Need jenny to write basically everything she did upstream of giving us the object</w:t>
+      </w:r>
+    </w:p>
+  </w:comment>
+  <w:comment w:id="673" w:author="Graham, Gabriel J." w:date="2026-08-10T13:24:00Z" w:initials="GGJ">
+    <w:p>
+      <w:r>
+        <w:rPr>
+          <w:rStyle w:val="CommentReference"/>
+        </w:rPr>
+        <w:annotationRef/>
+      </w:r>
+      <w:r>
+        <w:rPr>
           <w:sz w:val="20"/>
           <w:szCs w:val="20"/>
-          <w:u w:val="single"/>
-        </w:rPr>
-        <w:t>GO analysis of 6_POA_Mixed identified enrichment of genes involved in extracellular matrix organization, cell adhesion, and perineuronal net remodeling (</w:t>
-      </w:r>
-      <w:r>
-        <w:rPr>
-          <w:color w:val="67B4B4"/>
-          <w:sz w:val="20"/>
-          <w:szCs w:val="20"/>
-          <w:highlight w:val="darkYellow"/>
-          <w:u w:val="single"/>
-        </w:rPr>
-        <w:t>Fig. 5B,C; Fig. S6</w:t>
-      </w:r>
-      <w:r>
-        <w:rPr>
-          <w:color w:val="67B4B4"/>
-          <w:sz w:val="20"/>
-          <w:szCs w:val="20"/>
-          <w:u w:val="single"/>
-        </w:rPr>
-        <w:t xml:space="preserve">). </w:t>
-      </w:r>
-      <w:r>
-        <w:rPr>
-          <w:strike/>
-          <w:color w:val="FF4B4B"/>
-          <w:sz w:val="20"/>
-          <w:szCs w:val="20"/>
-        </w:rPr>
-        <w:t> </w:t>
-      </w:r>
-      <w:r>
-        <w:rPr>
-          <w:color w:val="67B4B4"/>
-          <w:sz w:val="20"/>
-          <w:szCs w:val="20"/>
-          <w:u w:val="single"/>
-        </w:rPr>
-        <w:t>Because these processes are required for neurite extension, synapse formation, and remodeling of neuronal connectivity during development and adult neurogenesis (40–47), we hypothesized that neurons actively expressing these genes represent a population undergoing maturation and integration into existing circuits.</w:t>
-      </w:r>
-    </w:p>
-    <w:p>
-      <w:r>
-        <w:rPr>
-          <w:color w:val="262626"/>
-          <w:sz w:val="20"/>
-          <w:szCs w:val="20"/>
-        </w:rPr>
-        <w:t>To test the hypothesis that DEGs related to the ECM or cell adhesion (ECM-DEGs) in 6_POA_Mixed were indicative of new cells integrating into local circuits, we compared the relative maturity of cells expressing ECM-DEGs to those not expressing ECM-DEGs (</w:t>
-      </w:r>
-      <w:r>
-        <w:rPr>
-          <w:color w:val="262626"/>
-          <w:sz w:val="20"/>
-          <w:szCs w:val="20"/>
-          <w:highlight w:val="darkYellow"/>
-        </w:rPr>
-        <w:t>methods</w:t>
-      </w:r>
-      <w:r>
-        <w:rPr>
-          <w:color w:val="262626"/>
-          <w:sz w:val="20"/>
-          <w:szCs w:val="20"/>
-        </w:rPr>
-        <w:t>). Indeed, ECM-DEG+ cells were significantly less mature than their ECM-DEG- counterparts, and females had significantly more mature ECM-DEG+ cells than males and intermediates (</w:t>
-      </w:r>
-      <w:r>
-        <w:rPr>
-          <w:color w:val="262626"/>
-          <w:sz w:val="20"/>
-          <w:szCs w:val="20"/>
-          <w:highlight w:val="darkYellow"/>
-        </w:rPr>
-        <w:t>Fig.5D</w:t>
-      </w:r>
-      <w:r>
-        <w:rPr>
-          <w:color w:val="262626"/>
-          <w:sz w:val="20"/>
-          <w:szCs w:val="20"/>
-        </w:rPr>
-        <w:t xml:space="preserve">). </w:t>
-      </w:r>
-      <w:r>
-        <w:rPr>
-          <w:color w:val="67B4B4"/>
-          <w:sz w:val="20"/>
-          <w:szCs w:val="20"/>
-          <w:u w:val="single"/>
-        </w:rPr>
-        <w:t>Thus, expression of ECM-related genes identifies a relatively immature neuronal population whose maturation progresses late in the course of sex change.</w:t>
-      </w:r>
-    </w:p>
-    <w:p>
-      <w:r>
-        <w:rPr>
-          <w:color w:val="67B4B4"/>
-          <w:sz w:val="20"/>
-          <w:szCs w:val="20"/>
-          <w:u w:val="single"/>
-        </w:rPr>
-        <w:t> </w:t>
-      </w:r>
-    </w:p>
-    <w:p/>
+        </w:rPr>
+        <w:t xml:space="preserve">I realize I dont need to go into any detail re: clustering and whatnot because it is not discussed int he paper at all </w:t>
+      </w:r>
+    </w:p>
   </w:comment>
-  <w:comment w:id="557" w:author="Rhodes, Justin S" w:date="2026-07-29T21:08:00Z" w:initials="JR">
-    <w:p>
-      <w:pPr>
-        <w:pStyle w:val="CommentText"/>
-      </w:pPr>
-      <w:r>
-        <w:rPr>
-          <w:rStyle w:val="CommentReference"/>
-        </w:rPr>
-        <w:annotationRef/>
-      </w:r>
-      <w:r>
-        <w:t xml:space="preserve">This is an important paragarph.. We need to discuss adding results for estrogen receptors and doing some kind of analysis to see how these different cell populations might overlap.  We may want to separate out the ligands from the receptors, neuropeptide receptors from steroid, not sure.  </w:t>
-      </w:r>
-    </w:p>
-  </w:comment>
-  <w:comment w:id="562" w:author="Graham, Gabriel J." w:date="2026-08-24T11:33:00Z" w:initials="GGJ">
-    <w:p>
-      <w:r>
-        <w:rPr>
-          <w:rStyle w:val="CommentReference"/>
-        </w:rPr>
-        <w:annotationRef/>
-      </w:r>
-      <w:r>
-        <w:rPr>
-          <w:sz w:val="20"/>
-          <w:szCs w:val="20"/>
-        </w:rPr>
-        <w:t>Please in the future refer to clusters by the names we give them in the paper rather than just the number, the number is meant to make it more readable than just saying cluster #</w:t>
-      </w:r>
-    </w:p>
-  </w:comment>
-  <w:comment w:id="563" w:author="Graham, Gabriel J." w:date="2026-08-24T11:09:00Z" w:initials="GGJ">
-    <w:p>
-      <w:r>
-        <w:rPr>
-          <w:rStyle w:val="CommentReference"/>
-        </w:rPr>
-        <w:annotationRef/>
-      </w:r>
-      <w:r>
-        <w:rPr>
-          <w:sz w:val="20"/>
-          <w:szCs w:val="20"/>
-        </w:rPr>
-        <w:t>Can you resend me the same figures for this analysis but as a .svg file so I can edit them as vector graphics, this makes the figures look better</w:t>
-      </w:r>
-    </w:p>
-  </w:comment>
-  <w:comment w:id="565" w:author="Graham, Gabriel J." w:date="2026-08-24T10:47:00Z" w:initials="GGJ">
-    <w:p>
-      <w:r>
-        <w:rPr>
-          <w:rStyle w:val="CommentReference"/>
-        </w:rPr>
-        <w:annotationRef/>
-      </w:r>
-      <w:r>
-        <w:rPr>
-          <w:sz w:val="20"/>
-          <w:szCs w:val="20"/>
-        </w:rPr>
-        <w:t>Except my CytoTRACE data suggests they are not new neurons</w:t>
-      </w:r>
-    </w:p>
-  </w:comment>
-  <w:comment w:id="564" w:author="Graham, Gabriel J." w:date="2026-08-24T11:01:00Z" w:initials="GGJ">
-    <w:p>
-      <w:r>
-        <w:rPr>
-          <w:rStyle w:val="CommentReference"/>
-        </w:rPr>
-        <w:annotationRef/>
-      </w:r>
-      <w:r>
-        <w:rPr>
-          <w:sz w:val="20"/>
-          <w:szCs w:val="20"/>
-        </w:rPr>
-        <w:t>Discussion</w:t>
-      </w:r>
-    </w:p>
-  </w:comment>
-  <w:comment w:id="566" w:author="Graham, Gabriel J." w:date="2026-08-24T11:12:00Z" w:initials="GGJ">
-    <w:p>
-      <w:r>
-        <w:rPr>
-          <w:rStyle w:val="CommentReference"/>
-        </w:rPr>
-        <w:annotationRef/>
-      </w:r>
-      <w:r>
-        <w:rPr>
-          <w:sz w:val="20"/>
-          <w:szCs w:val="20"/>
-        </w:rPr>
-        <w:t>Discussion</w:t>
-      </w:r>
-    </w:p>
-  </w:comment>
-  <w:comment w:id="567" w:author="Graham, Gabriel J." w:date="2026-08-24T11:13:00Z" w:initials="GGJ">
-    <w:p>
-      <w:r>
-        <w:rPr>
-          <w:rStyle w:val="CommentReference"/>
-        </w:rPr>
-        <w:annotationRef/>
-      </w:r>
-      <w:r>
-        <w:rPr>
-          <w:sz w:val="20"/>
-          <w:szCs w:val="20"/>
-        </w:rPr>
-        <w:t>Discussion</w:t>
-      </w:r>
-    </w:p>
-  </w:comment>
-  <w:comment w:id="568" w:author="Graham, Gabriel J." w:date="2026-08-24T11:20:00Z" w:initials="GGJ">
-    <w:p>
-      <w:r>
-        <w:rPr>
-          <w:rStyle w:val="CommentReference"/>
-        </w:rPr>
-        <w:annotationRef/>
-      </w:r>
-      <w:r>
-        <w:rPr>
-          <w:sz w:val="20"/>
-          <w:szCs w:val="20"/>
-        </w:rPr>
-        <w:t>Discussion</w:t>
-      </w:r>
-    </w:p>
-  </w:comment>
-  <w:comment w:id="569" w:author="Graham, Gabriel J." w:date="2026-08-24T11:23:00Z" w:initials="GGJ">
-    <w:p>
-      <w:r>
-        <w:rPr>
-          <w:rStyle w:val="CommentReference"/>
-        </w:rPr>
-        <w:annotationRef/>
-      </w:r>
-      <w:r>
-        <w:rPr>
-          <w:sz w:val="20"/>
-          <w:szCs w:val="20"/>
-        </w:rPr>
-        <w:t>Discussion</w:t>
-      </w:r>
-    </w:p>
-  </w:comment>
-  <w:comment w:id="570" w:author="Graham, Gabriel J." w:date="2026-08-05T10:44:00Z" w:initials="GGJ">
-    <w:p>
-      <w:r>
-        <w:rPr>
-          <w:rStyle w:val="CommentReference"/>
-        </w:rPr>
-        <w:annotationRef/>
-      </w:r>
-      <w:r>
-        <w:rPr>
-          <w:sz w:val="20"/>
-          <w:szCs w:val="20"/>
-        </w:rPr>
-        <w:t>This is horrible</w:t>
-      </w:r>
-    </w:p>
-  </w:comment>
-  <w:comment w:id="574" w:author="Graham, Gabriel J." w:date="2026-08-05T10:46:00Z" w:initials="GGJ">
-    <w:p>
-      <w:r>
-        <w:rPr>
-          <w:rStyle w:val="CommentReference"/>
-        </w:rPr>
-        <w:annotationRef/>
-      </w:r>
-      <w:r>
-        <w:rPr>
-          <w:sz w:val="20"/>
-          <w:szCs w:val="20"/>
-        </w:rPr>
-        <w:t>Why would they suggest this??</w:t>
-      </w:r>
-    </w:p>
-  </w:comment>
-  <w:comment w:id="575" w:author="Graham, Gabriel J." w:date="2026-08-05T10:48:00Z" w:initials="GGJ">
-    <w:p>
-      <w:r>
-        <w:rPr>
-          <w:rStyle w:val="CommentReference"/>
-        </w:rPr>
-        <w:annotationRef/>
-      </w:r>
-      <w:r>
-        <w:rPr>
-          <w:sz w:val="20"/>
-          <w:szCs w:val="20"/>
-        </w:rPr>
-        <w:t>AI bullshit</w:t>
-      </w:r>
-    </w:p>
-  </w:comment>
-  <w:comment w:id="576" w:author="Graham, Gabriel J." w:date="2026-08-05T10:48:00Z" w:initials="GGJ">
-    <w:p>
-      <w:r>
-        <w:rPr>
-          <w:rStyle w:val="CommentReference"/>
-        </w:rPr>
-        <w:annotationRef/>
-      </w:r>
-      <w:r>
-        <w:rPr>
-          <w:sz w:val="20"/>
-          <w:szCs w:val="20"/>
-        </w:rPr>
-        <w:t>AI bullshit</w:t>
-      </w:r>
-    </w:p>
-  </w:comment>
-  <w:comment w:id="577" w:author="Graham, Gabriel J." w:date="2026-08-05T10:49:00Z" w:initials="GGJ">
-    <w:p>
-      <w:r>
-        <w:rPr>
-          <w:rStyle w:val="CommentReference"/>
-        </w:rPr>
-        <w:annotationRef/>
-      </w:r>
-      <w:r>
-        <w:rPr>
-          <w:sz w:val="20"/>
-          <w:szCs w:val="20"/>
-        </w:rPr>
-        <w:t>only the fuck what do you mean principal</w:t>
-      </w:r>
-    </w:p>
-  </w:comment>
-  <w:comment w:id="581" w:author="Rhodes, Justin S" w:date="2026-07-30T18:28:00Z" w:initials="JR">
-    <w:p>
-      <w:pPr>
-        <w:pStyle w:val="CommentText"/>
-      </w:pPr>
-      <w:r>
-        <w:rPr>
-          <w:rStyle w:val="CommentReference"/>
-        </w:rPr>
-        <w:annotationRef/>
-      </w:r>
-      <w:r>
-        <w:rPr>
-          <w:color w:val="000000"/>
-        </w:rPr>
-        <w:t>What did we find in our last paper? I found a statement saying,  I assume we meant 14 the radial glia cluster, “Females showed stronger expression of aromatase compared to males in subcluster 4 (Supplementary Excel File 14), mirroring whole-brain patterns in A. ocellaris and other species [35, 75, 82, 83].</w:t>
-      </w:r>
-    </w:p>
-  </w:comment>
-  <w:comment w:id="582" w:author="Graham, Gabriel J." w:date="2026-07-20T12:03:00Z" w:initials="GG">
-    <w:p>
-      <w:pPr>
-        <w:pStyle w:val="CommentText"/>
-      </w:pPr>
-      <w:r>
-        <w:rPr>
-          <w:rStyle w:val="CommentReference"/>
-        </w:rPr>
-        <w:annotationRef/>
-      </w:r>
-      <w:r>
-        <w:rPr>
-          <w:color w:val="000000"/>
-        </w:rPr>
-        <w:t>Coltan could you put together a supplementary note going into detail re: the dissection and also make whatever edits to this section are necessary. I’ve been using “ventrocaudal telencephalon” to describe where we dissected but let me know if you want to use different terminology</w:t>
-      </w:r>
-    </w:p>
-  </w:comment>
-  <w:comment w:id="583" w:author="Graham, Gabriel J." w:date="2026-08-10T12:31:00Z" w:initials="GGJ">
-    <w:p>
-      <w:r>
-        <w:rPr>
-          <w:rStyle w:val="CommentReference"/>
-        </w:rPr>
-        <w:annotationRef/>
-      </w:r>
-      <w:r>
-        <w:rPr>
-          <w:sz w:val="20"/>
-          <w:szCs w:val="20"/>
-        </w:rPr>
-        <w:t>Justin can you review</w:t>
-      </w:r>
-    </w:p>
-  </w:comment>
-  <w:comment w:id="585" w:author="Graham, Gabriel J." w:date="2026-07-19T17:57:00Z" w:initials="GG">
-    <w:p>
-      <w:pPr>
-        <w:pStyle w:val="CommentText"/>
-      </w:pPr>
-      <w:r>
-        <w:rPr>
-          <w:rStyle w:val="CommentReference"/>
-        </w:rPr>
-        <w:annotationRef/>
-      </w:r>
-      <w:r>
-        <w:t>Justin please have whomever is relevant write</w:t>
-      </w:r>
-    </w:p>
-  </w:comment>
-  <w:comment w:id="586" w:author="Graham, Gabriel J." w:date="2026-08-10T13:04:00Z" w:initials="GGJ">
-    <w:p>
-      <w:r>
-        <w:rPr>
-          <w:rStyle w:val="CommentReference"/>
-        </w:rPr>
-        <w:annotationRef/>
-      </w:r>
-      <w:r>
-        <w:rPr>
-          <w:sz w:val="20"/>
-          <w:szCs w:val="20"/>
-        </w:rPr>
-        <w:t>Justin please write</w:t>
-      </w:r>
-    </w:p>
-  </w:comment>
-  <w:comment w:id="587" w:author="Graham, Gabriel J." w:date="2026-08-10T13:05:00Z" w:initials="GGJ">
-    <w:p>
-      <w:r>
-        <w:rPr>
-          <w:rStyle w:val="CommentReference"/>
-        </w:rPr>
-        <w:annotationRef/>
-      </w:r>
-      <w:r>
-        <w:rPr>
-          <w:sz w:val="20"/>
-          <w:szCs w:val="20"/>
-        </w:rPr>
-        <w:t>Going to need Shiv to write this, please ask shiv to write everything he did  after receiving brains from you</w:t>
-      </w:r>
-    </w:p>
-  </w:comment>
-  <w:comment w:id="588" w:author="Graham, Gabriel J." w:date="2026-08-10T13:14:00Z" w:initials="GGJ">
-    <w:p>
-      <w:r>
-        <w:rPr>
-          <w:rStyle w:val="CommentReference"/>
-        </w:rPr>
-        <w:annotationRef/>
-      </w:r>
-      <w:r>
-        <w:rPr>
-          <w:sz w:val="20"/>
-          <w:szCs w:val="20"/>
-        </w:rPr>
-        <w:t>Need jenny to write basically everything she did upstream of giving us the object</w:t>
-      </w:r>
-    </w:p>
-  </w:comment>
-  <w:comment w:id="589" w:author="Graham, Gabriel J." w:date="2026-08-10T13:24:00Z" w:initials="GGJ">
-    <w:p>
-      <w:r>
-        <w:rPr>
-          <w:rStyle w:val="CommentReference"/>
-        </w:rPr>
-        <w:annotationRef/>
-      </w:r>
-      <w:r>
-        <w:rPr>
-          <w:sz w:val="20"/>
-          <w:szCs w:val="20"/>
-        </w:rPr>
-        <w:t xml:space="preserve">I realize I dont need to go into any detail re: clustering and whatnot because it is not discussed int he paper at all </w:t>
-      </w:r>
-    </w:p>
-  </w:comment>
-  <w:comment w:id="590" w:author="Graham, Gabriel J." w:date="2026-08-10T12:54:00Z" w:initials="GGJ">
+  <w:comment w:id="674" w:author="Graham, Gabriel J." w:date="2026-08-10T12:54:00Z" w:initials="GGJ">
     <w:p>
       <w:r>
         <w:rPr>
@@ -20763,7 +19850,7 @@
       </w:r>
     </w:p>
   </w:comment>
-  <w:comment w:id="591" w:author="Graham, Gabriel J." w:date="2026-08-24T11:28:00Z" w:initials="GGJ">
+  <w:comment w:id="675" w:author="Graham, Gabriel J." w:date="2026-08-24T11:28:00Z" w:initials="GGJ">
     <w:p>
       <w:r>
         <w:rPr>
@@ -20803,28 +19890,23 @@
   <w15:commentEx w15:paraId="07AE4962" w15:done="0"/>
   <w15:commentEx w15:paraId="3F79392C" w15:done="0"/>
   <w15:commentEx w15:paraId="315931E9" w15:paraIdParent="3F79392C" w15:done="0"/>
-  <w15:commentEx w15:paraId="031D4977" w15:done="0"/>
-  <w15:commentEx w15:paraId="3B6B5529" w15:paraIdParent="031D4977" w15:done="0"/>
+  <w15:commentEx w15:paraId="27C2623B" w15:done="0"/>
   <w15:commentEx w15:paraId="195DF22A" w15:done="0"/>
   <w15:commentEx w15:paraId="58ADE933" w15:paraIdParent="195DF22A" w15:done="0"/>
   <w15:commentEx w15:paraId="6529C534" w15:done="0"/>
   <w15:commentEx w15:paraId="70194A64" w15:done="0"/>
-  <w15:commentEx w15:paraId="6D2563EA" w15:done="0"/>
+  <w15:commentEx w15:paraId="6D5415AC" w15:done="0"/>
   <w15:commentEx w15:paraId="4B5BE8E5" w15:done="0"/>
   <w15:commentEx w15:paraId="52AFF47C" w15:done="0"/>
   <w15:commentEx w15:paraId="6E6FBA78" w15:done="0"/>
-  <w15:commentEx w15:paraId="1CC69C52" w15:done="0"/>
-  <w15:commentEx w15:paraId="777E47F3" w15:done="0"/>
-  <w15:commentEx w15:paraId="40242523" w15:done="0"/>
+  <w15:commentEx w15:paraId="2EAE6450" w15:done="0"/>
   <w15:commentEx w15:paraId="23D0F86F" w15:done="0"/>
   <w15:commentEx w15:paraId="76B31B64" w15:done="0"/>
   <w15:commentEx w15:paraId="17410FFA" w15:done="0"/>
   <w15:commentEx w15:paraId="44E05328" w15:done="0"/>
   <w15:commentEx w15:paraId="597D28D7" w15:done="0"/>
-  <w15:commentEx w15:paraId="6E4095C0" w15:done="0"/>
   <w15:commentEx w15:paraId="4A2ABFE7" w15:done="0"/>
-  <w15:commentEx w15:paraId="6D1CC1BF" w15:done="0"/>
-  <w15:commentEx w15:paraId="1D48B195" w15:done="0"/>
+  <w15:commentEx w15:paraId="7D91EEE4" w15:done="0"/>
   <w15:commentEx w15:paraId="0EFC51C4" w15:done="0"/>
   <w15:commentEx w15:paraId="58BA1AA8" w15:done="0"/>
   <w15:commentEx w15:paraId="0B6FAEF9" w15:done="0"/>
@@ -20873,28 +19955,23 @@
   <w16cex:commentExtensible w16cex:durableId="510A8EF8" w16cex:dateUtc="2026-07-17T21:08:00Z"/>
   <w16cex:commentExtensible w16cex:durableId="6D949E33" w16cex:dateUtc="2026-08-05T20:10:00Z"/>
   <w16cex:commentExtensible w16cex:durableId="1D192732" w16cex:dateUtc="2026-08-06T15:34:00Z"/>
-  <w16cex:commentExtensible w16cex:durableId="25C3D8C6" w16cex:dateUtc="2026-08-06T15:26:00Z"/>
-  <w16cex:commentExtensible w16cex:durableId="69634795" w16cex:dateUtc="2026-08-06T15:27:00Z"/>
+  <w16cex:commentExtensible w16cex:durableId="3DB287C8" w16cex:dateUtc="2026-08-25T16:35:00Z"/>
   <w16cex:commentExtensible w16cex:durableId="6FF11B9D" w16cex:dateUtc="2026-07-30T16:21:00Z"/>
   <w16cex:commentExtensible w16cex:durableId="71568F47" w16cex:dateUtc="2026-08-04T15:49:00Z"/>
   <w16cex:commentExtensible w16cex:durableId="0576DD8F" w16cex:dateUtc="2026-08-06T15:29:00Z"/>
   <w16cex:commentExtensible w16cex:durableId="74608756" w16cex:dateUtc="2026-08-04T15:57:00Z"/>
-  <w16cex:commentExtensible w16cex:durableId="1D72331A" w16cex:dateUtc="2026-08-06T15:30:00Z"/>
+  <w16cex:commentExtensible w16cex:durableId="14C80BD2" w16cex:dateUtc="2026-08-25T18:37:00Z"/>
   <w16cex:commentExtensible w16cex:durableId="610B3314" w16cex:dateUtc="2026-08-06T15:39:00Z"/>
   <w16cex:commentExtensible w16cex:durableId="7CCB4827" w16cex:dateUtc="2026-08-06T15:40:00Z"/>
   <w16cex:commentExtensible w16cex:durableId="25F1D5E8" w16cex:dateUtc="2026-08-07T19:58:00Z"/>
-  <w16cex:commentExtensible w16cex:durableId="5A1D7352" w16cex:dateUtc="2026-08-04T17:44:00Z"/>
-  <w16cex:commentExtensible w16cex:durableId="7A6B6309" w16cex:dateUtc="2026-08-06T15:42:00Z"/>
-  <w16cex:commentExtensible w16cex:durableId="034B1561" w16cex:dateUtc="2026-08-04T17:45:00Z"/>
+  <w16cex:commentExtensible w16cex:durableId="04EAF59B" w16cex:dateUtc="2026-08-25T18:55:00Z"/>
   <w16cex:commentExtensible w16cex:durableId="2862732B" w16cex:dateUtc="2026-08-04T17:46:00Z"/>
   <w16cex:commentExtensible w16cex:durableId="0827C228" w16cex:dateUtc="2026-08-04T17:47:00Z"/>
   <w16cex:commentExtensible w16cex:durableId="12FFE3C1" w16cex:dateUtc="2026-08-07T20:47:00Z"/>
   <w16cex:commentExtensible w16cex:durableId="1724834D" w16cex:dateUtc="2026-08-06T15:59:00Z"/>
   <w16cex:commentExtensible w16cex:durableId="4723F178" w16cex:dateUtc="2026-08-06T16:01:00Z"/>
-  <w16cex:commentExtensible w16cex:durableId="4A674216" w16cex:dateUtc="2026-08-06T16:03:00Z"/>
   <w16cex:commentExtensible w16cex:durableId="3A80BD22" w16cex:dateUtc="2026-08-07T20:52:00Z"/>
-  <w16cex:commentExtensible w16cex:durableId="5D6EA8AC" w16cex:dateUtc="2026-08-06T17:01:00Z"/>
-  <w16cex:commentExtensible w16cex:durableId="7F316C9C" w16cex:dateUtc="2026-08-06T17:05:00Z"/>
+  <w16cex:commentExtensible w16cex:durableId="7AACDA55" w16cex:dateUtc="2026-08-25T19:26:00Z"/>
   <w16cex:commentExtensible w16cex:durableId="03E42E78" w16cex:dateUtc="2026-08-06T17:06:00Z"/>
   <w16cex:commentExtensible w16cex:durableId="505B9A27" w16cex:dateUtc="2026-07-30T02:08:00Z"/>
   <w16cex:commentExtensible w16cex:durableId="18E16B58" w16cex:dateUtc="2026-08-24T15:33:00Z"/>
@@ -20943,28 +20020,23 @@
   <w16cid:commentId w16cid:paraId="07AE4962" w16cid:durableId="510A8EF8"/>
   <w16cid:commentId w16cid:paraId="3F79392C" w16cid:durableId="6D949E33"/>
   <w16cid:commentId w16cid:paraId="315931E9" w16cid:durableId="1D192732"/>
-  <w16cid:commentId w16cid:paraId="031D4977" w16cid:durableId="25C3D8C6"/>
-  <w16cid:commentId w16cid:paraId="3B6B5529" w16cid:durableId="69634795"/>
+  <w16cid:commentId w16cid:paraId="27C2623B" w16cid:durableId="3DB287C8"/>
   <w16cid:commentId w16cid:paraId="195DF22A" w16cid:durableId="6FF11B9D"/>
   <w16cid:commentId w16cid:paraId="58ADE933" w16cid:durableId="71568F47"/>
   <w16cid:commentId w16cid:paraId="6529C534" w16cid:durableId="0576DD8F"/>
   <w16cid:commentId w16cid:paraId="70194A64" w16cid:durableId="74608756"/>
-  <w16cid:commentId w16cid:paraId="6D2563EA" w16cid:durableId="1D72331A"/>
+  <w16cid:commentId w16cid:paraId="6D5415AC" w16cid:durableId="14C80BD2"/>
   <w16cid:commentId w16cid:paraId="4B5BE8E5" w16cid:durableId="610B3314"/>
   <w16cid:commentId w16cid:paraId="52AFF47C" w16cid:durableId="7CCB4827"/>
   <w16cid:commentId w16cid:paraId="6E6FBA78" w16cid:durableId="25F1D5E8"/>
-  <w16cid:commentId w16cid:paraId="1CC69C52" w16cid:durableId="5A1D7352"/>
-  <w16cid:commentId w16cid:paraId="777E47F3" w16cid:durableId="7A6B6309"/>
-  <w16cid:commentId w16cid:paraId="40242523" w16cid:durableId="034B1561"/>
+  <w16cid:commentId w16cid:paraId="2EAE6450" w16cid:durableId="04EAF59B"/>
   <w16cid:commentId w16cid:paraId="23D0F86F" w16cid:durableId="2862732B"/>
   <w16cid:commentId w16cid:paraId="76B31B64" w16cid:durableId="0827C228"/>
   <w16cid:commentId w16cid:paraId="17410FFA" w16cid:durableId="12FFE3C1"/>
   <w16cid:commentId w16cid:paraId="44E05328" w16cid:durableId="1724834D"/>
   <w16cid:commentId w16cid:paraId="597D28D7" w16cid:durableId="4723F178"/>
-  <w16cid:commentId w16cid:paraId="6E4095C0" w16cid:durableId="4A674216"/>
   <w16cid:commentId w16cid:paraId="4A2ABFE7" w16cid:durableId="3A80BD22"/>
-  <w16cid:commentId w16cid:paraId="6D1CC1BF" w16cid:durableId="5D6EA8AC"/>
-  <w16cid:commentId w16cid:paraId="1D48B195" w16cid:durableId="7F316C9C"/>
+  <w16cid:commentId w16cid:paraId="7D91EEE4" w16cid:durableId="7AACDA55"/>
   <w16cid:commentId w16cid:paraId="0EFC51C4" w16cid:durableId="03E42E78"/>
   <w16cid:commentId w16cid:paraId="58BA1AA8" w16cid:durableId="505B9A27"/>
   <w16cid:commentId w16cid:paraId="0B6FAEF9" w16cid:durableId="18E16B58"/>
@@ -22448,7 +21520,6 @@
   <w:style w:type="character" w:default="1" w:styleId="DefaultParagraphFont">
     <w:name w:val="Default Paragraph Font"/>
     <w:uiPriority w:val="1"/>
-    <w:semiHidden/>
     <w:unhideWhenUsed/>
   </w:style>
   <w:style w:type="table" w:default="1" w:styleId="TableNormal">
@@ -23280,15 +22351,6 @@
 </file>
 
 <file path=customXml/item2.xml><?xml version="1.0" encoding="utf-8"?>
-<?mso-contentType ?>
-<FormTemplates xmlns="http://schemas.microsoft.com/sharepoint/v3/contenttype/forms">
-  <Display>DocumentLibraryForm</Display>
-  <Edit>DocumentLibraryForm</Edit>
-  <New>DocumentLibraryForm</New>
-</FormTemplates>
-</file>
-
-<file path=customXml/item3.xml><?xml version="1.0" encoding="utf-8"?>
 <ct:contentTypeSchema xmlns:ct="http://schemas.microsoft.com/office/2006/metadata/contentType" xmlns:ma="http://schemas.microsoft.com/office/2006/metadata/properties/metaAttributes" ct:_="" ma:_="" ma:contentTypeName="Document" ma:contentTypeID="0x01010096B7879191E50A4AAAE05B439EDDC02C" ma:contentTypeVersion="10" ma:contentTypeDescription="Create a new document." ma:contentTypeScope="" ma:versionID="3f2d7982759a07367ccfdef1137c2b1a">
   <xsd:schema xmlns:xsd="http://www.w3.org/2001/XMLSchema" xmlns:xs="http://www.w3.org/2001/XMLSchema" xmlns:p="http://schemas.microsoft.com/office/2006/metadata/properties" xmlns:ns3="571a3d99-6795-4360-9ac0-0295bb4ceb32" targetNamespace="http://schemas.microsoft.com/office/2006/metadata/properties" ma:root="true" ma:fieldsID="cb871dbdfaf26c47009d691a4e72a0c1" ns3:_="">
     <xsd:import namespace="571a3d99-6795-4360-9ac0-0295bb4ceb32"/>
@@ -23470,6 +22532,15 @@
 </ct:contentTypeSchema>
 </file>
 
+<file path=customXml/item3.xml><?xml version="1.0" encoding="utf-8"?>
+<?mso-contentType ?>
+<FormTemplates xmlns="http://schemas.microsoft.com/sharepoint/v3/contenttype/forms">
+  <Display>DocumentLibraryForm</Display>
+  <Edit>DocumentLibraryForm</Edit>
+  <New>DocumentLibraryForm</New>
+</FormTemplates>
+</file>
+
 <file path=customXml/itemProps1.xml><?xml version="1.0" encoding="utf-8"?>
 <ds:datastoreItem xmlns:ds="http://schemas.openxmlformats.org/officeDocument/2006/customXml" ds:itemID="{2D481B94-8CC3-4C26-A5D3-A9237C285D69}">
   <ds:schemaRefs>
@@ -23481,14 +22552,6 @@
 </file>
 
 <file path=customXml/itemProps2.xml><?xml version="1.0" encoding="utf-8"?>
-<ds:datastoreItem xmlns:ds="http://schemas.openxmlformats.org/officeDocument/2006/customXml" ds:itemID="{3E968C65-22C6-4EA7-91FF-80C2582E7D8E}">
-  <ds:schemaRefs>
-    <ds:schemaRef ds:uri="http://schemas.microsoft.com/sharepoint/v3/contenttype/forms"/>
-  </ds:schemaRefs>
-</ds:datastoreItem>
-</file>
-
-<file path=customXml/itemProps3.xml><?xml version="1.0" encoding="utf-8"?>
 <ds:datastoreItem xmlns:ds="http://schemas.openxmlformats.org/officeDocument/2006/customXml" ds:itemID="{ADC2B541-83A6-4E61-BB3A-CF0DF096A073}">
   <ds:schemaRefs>
     <ds:schemaRef ds:uri="http://schemas.microsoft.com/office/2006/metadata/contentType"/>
@@ -23506,6 +22569,14 @@
 </ds:datastoreItem>
 </file>
 
+<file path=customXml/itemProps3.xml><?xml version="1.0" encoding="utf-8"?>
+<ds:datastoreItem xmlns:ds="http://schemas.openxmlformats.org/officeDocument/2006/customXml" ds:itemID="{3E968C65-22C6-4EA7-91FF-80C2582E7D8E}">
+  <ds:schemaRefs>
+    <ds:schemaRef ds:uri="http://schemas.microsoft.com/sharepoint/v3/contenttype/forms"/>
+  </ds:schemaRefs>
+</ds:datastoreItem>
+</file>
+
 <file path=docMetadata/LabelInfo.xml><?xml version="1.0" encoding="utf-8"?>
 <clbl:labelList xmlns:clbl="http://schemas.microsoft.com/office/2020/mipLabelMetadata">
   <clbl:label id="{b0002a9b-0017-404d-97dc-3d3bab09be81}" enabled="0" method="" siteId="{b0002a9b-0017-404d-97dc-3d3bab09be81}" removed="1"/>

--- a/Manuscript/Manuscript v.2/Manuscript Draft v.2.1.docx
+++ b/Manuscript/Manuscript v.2/Manuscript Draft v.2.1.docx
@@ -1,6 +1,6 @@
 
 <file path=word/document.xml><?xml version="1.0" encoding="utf-8"?>
-<w:document xmlns:wpc="http://schemas.microsoft.com/office/word/2010/wordprocessingCanvas" xmlns:cx="http://schemas.microsoft.com/office/drawing/2014/chartex" xmlns:cx1="http://schemas.microsoft.com/office/drawing/2015/9/8/chartex" xmlns:cx2="http://schemas.microsoft.com/office/drawing/2015/10/21/chartex" xmlns:cx3="http://schemas.microsoft.com/office/drawing/2016/5/9/chartex" xmlns:cx4="http://schemas.microsoft.com/office/drawing/2016/5/10/chartex" xmlns:cx5="http://schemas.microsoft.com/office/drawing/2016/5/11/chartex" xmlns:cx6="http://schemas.microsoft.com/office/drawing/2016/5/12/chartex" xmlns:cx7="http://schemas.microsoft.com/office/drawing/2016/5/13/chartex" xmlns:cx8="http://schemas.microsoft.com/office/drawing/2016/5/14/chartex" xmlns:mc="http://schemas.openxmlformats.org/markup-compatibility/2006" xmlns:m="http://schemas.openxmlformats.org/officeDocument/2006/math" xmlns:aink="http://schemas.microsoft.com/office/drawing/2016/ink" xmlns:am3d="http://schemas.microsoft.com/office/drawing/2017/model3d" xmlns:oel="http://schemas.microsoft.com/office/2019/extlst" xmlns:r="http://schemas.openxmlformats.org/officeDocument/2006/relationships" xmlns:wp14="http://schemas.microsoft.com/office/word/2010/wordprocessingDrawing" xmlns:wp="http://schemas.openxmlformats.org/drawingml/2006/wordprocessingDrawing" xmlns:wpg="http://schemas.microsoft.com/office/word/2010/wordprocessingGroup" xmlns:wpi="http://schemas.microsoft.com/office/word/2010/wordprocessingInk" xmlns:wps="http://schemas.microsoft.com/office/word/2010/wordprocessingShape" xmlns:o="urn:schemas-microsoft-com:office:office" xmlns:v="urn:schemas-microsoft-com:vml" xmlns:w10="urn:schemas-microsoft-com:office:word" xmlns:w="http://schemas.openxmlformats.org/wordprocessingml/2006/main" xmlns:w14="http://schemas.microsoft.com/office/word/2010/wordml" xmlns:w15="http://schemas.microsoft.com/office/word/2012/wordml" xmlns:w16cei="http://schemas.microsoft.com/office/word/2026/wordml/cei" xmlns:w16cex="http://schemas.microsoft.com/office/word/2018/wordml/cex" xmlns:w16cid="http://schemas.microsoft.com/office/word/2016/wordml/cid" xmlns:w16="http://schemas.microsoft.com/office/word/2018/wordml" xmlns:w16sdtdh="http://schemas.microsoft.com/office/word/2020/wordml/sdtdatahash" xmlns:w16sdtfl="http://schemas.microsoft.com/office/word/2024/wordml/sdtformatlock" xmlns:w16se="http://schemas.microsoft.com/office/word/2015/wordml/symex" xmlns:w16du="http://schemas.microsoft.com/office/word/2023/wordml/word16du" xmlns:wne="http://schemas.microsoft.com/office/word/2006/wordml" mc:Ignorable="w14 w15 w16se w16cid w16 w16cex w16sdtdh w16sdtfl w16du wp14">
+<w:document xmlns:wpc="http://schemas.microsoft.com/office/word/2010/wordprocessingCanvas" xmlns:cx="http://schemas.microsoft.com/office/drawing/2014/chartex" xmlns:cx1="http://schemas.microsoft.com/office/drawing/2015/9/8/chartex" xmlns:cx2="http://schemas.microsoft.com/office/drawing/2015/10/21/chartex" xmlns:cx3="http://schemas.microsoft.com/office/drawing/2016/5/9/chartex" xmlns:cx4="http://schemas.microsoft.com/office/drawing/2016/5/10/chartex" xmlns:cx5="http://schemas.microsoft.com/office/drawing/2016/5/11/chartex" xmlns:cx6="http://schemas.microsoft.com/office/drawing/2016/5/12/chartex" xmlns:cx7="http://schemas.microsoft.com/office/drawing/2016/5/13/chartex" xmlns:cx8="http://schemas.microsoft.com/office/drawing/2016/5/14/chartex" xmlns:mc="http://schemas.openxmlformats.org/markup-compatibility/2006" xmlns:aink="http://schemas.microsoft.com/office/drawing/2016/ink" xmlns:am3d="http://schemas.microsoft.com/office/drawing/2017/model3d" xmlns:o="urn:schemas-microsoft-com:office:office" xmlns:oel="http://schemas.microsoft.com/office/2019/extlst" xmlns:r="http://schemas.openxmlformats.org/officeDocument/2006/relationships" xmlns:m="http://schemas.openxmlformats.org/officeDocument/2006/math" xmlns:v="urn:schemas-microsoft-com:vml" xmlns:wp14="http://schemas.microsoft.com/office/word/2010/wordprocessingDrawing" xmlns:wp="http://schemas.openxmlformats.org/drawingml/2006/wordprocessingDrawing" xmlns:w10="urn:schemas-microsoft-com:office:word" xmlns:w="http://schemas.openxmlformats.org/wordprocessingml/2006/main" xmlns:w14="http://schemas.microsoft.com/office/word/2010/wordml" xmlns:w15="http://schemas.microsoft.com/office/word/2012/wordml" xmlns:w16cex="http://schemas.microsoft.com/office/word/2018/wordml/cex" xmlns:w16cid="http://schemas.microsoft.com/office/word/2016/wordml/cid" xmlns:w16="http://schemas.microsoft.com/office/word/2018/wordml" xmlns:w16du="http://schemas.microsoft.com/office/word/2023/wordml/word16du" xmlns:w16sdtdh="http://schemas.microsoft.com/office/word/2020/wordml/sdtdatahash" xmlns:w16sdtfl="http://schemas.microsoft.com/office/word/2024/wordml/sdtformatlock" xmlns:w16se="http://schemas.microsoft.com/office/word/2015/wordml/symex" xmlns:wpg="http://schemas.microsoft.com/office/word/2010/wordprocessingGroup" xmlns:wpi="http://schemas.microsoft.com/office/word/2010/wordprocessingInk" xmlns:wne="http://schemas.microsoft.com/office/word/2006/wordml" xmlns:wps="http://schemas.microsoft.com/office/word/2010/wordprocessingShape" mc:Ignorable="w14 w15 w16se w16cid w16 w16cex w16sdtdh w16sdtfl w16du wp14">
   <w:body>
     <w:p>
       <w:pPr>
@@ -1060,7 +1060,11 @@
     <w:p/>
     <w:p>
       <w:r>
-        <w:t xml:space="preserve">Despite the apparent stability of the gonads during this prolonged intermediate period, previous work suggests that substantial neural remodeling is already underway. The preoptic area (POA), a conserved </w:t>
+        <w:t xml:space="preserve">Despite the apparent stability of the gonads during this prolonged intermediate period, previous work suggests that substantial neural remodeling is already underway. The preoptic area (POA), </w:t>
+      </w:r>
+      <w:r>
+        <w:lastRenderedPageBreak/>
+        <w:t xml:space="preserve">a conserved </w:t>
       </w:r>
       <w:del w:id="88" w:author="Graham, Gabriel J." w:date="2026-08-04T11:17:00Z" w16du:dateUtc="2026-08-04T15:17:00Z">
         <w:r>
@@ -1105,11 +1109,7 @@
         </w:r>
       </w:ins>
       <w:r>
-        <w:t xml:space="preserve"> and potentially </w:t>
-      </w:r>
-      <w:r>
-        <w:lastRenderedPageBreak/>
-        <w:t>contribute</w:t>
+        <w:t xml:space="preserve"> and potentially contribute</w:t>
       </w:r>
       <w:ins w:id="94" w:author="Graham, Gabriel J." w:date="2026-08-07T13:52:00Z" w16du:dateUtc="2026-08-07T17:52:00Z">
         <w:r>
@@ -1569,7 +1569,11 @@
         </w:r>
       </w:ins>
       <w:r>
-        <w:t xml:space="preserve">the cellular and molecular progression of sex change from reproductive males through intermediate stages to reproductive females. Our analyses reveal stage-specific remodeling of </w:t>
+        <w:t xml:space="preserve">the cellular and molecular progression of sex change from reproductive males through intermediate stages to </w:t>
+      </w:r>
+      <w:r>
+        <w:lastRenderedPageBreak/>
+        <w:t xml:space="preserve">reproductive females. Our analyses reveal stage-specific remodeling of </w:t>
       </w:r>
       <w:del w:id="153" w:author="Graham, Gabriel J." w:date="2026-08-07T13:59:00Z" w16du:dateUtc="2026-08-07T17:59:00Z">
         <w:r>
@@ -1688,11 +1692,7 @@
         <w:t>see methods</w:t>
       </w:r>
       <w:r>
-        <w:t xml:space="preserve">). We paired males such that one male was notably larger than the other and was expected to occupy the α position in the social dominance hierarchy. These males (hereafter referred to as “intermediates”) are destined to undergo protandrous sex change, and given enough time, will become reproductively active females. The </w:t>
-      </w:r>
-      <w:r>
-        <w:lastRenderedPageBreak/>
-        <w:t>partners of intermediates, males expected to remain males, are referred to as “intermediate partners”. We chose the 6-month timepoint as previous work in our lab has shown that at six months, approximately 10% of fish will have completed sex change, while the remaining fish will be in various intermediate stages determined by individual variation</w:t>
+        <w:t>). We paired males such that one male was notably larger than the other and was expected to occupy the α position in the social dominance hierarchy. These males (hereafter referred to as “intermediates”) are destined to undergo protandrous sex change, and given enough time, will become reproductively active females. The partners of intermediates, males expected to remain males, are referred to as “intermediate partners”. We chose the 6-month timepoint as previous work in our lab has shown that at six months, approximately 10% of fish will have completed sex change, while the remaining fish will be in various intermediate stages determined by individual variation</w:t>
       </w:r>
       <w:ins w:id="159" w:author="Graham, Gabriel J." w:date="2026-08-07T14:30:00Z" w16du:dateUtc="2026-08-07T18:30:00Z">
         <w:r>
@@ -2137,6 +2137,7 @@
       </w:r>
       <w:del w:id="200" w:author="Rhodes, Justin S" w:date="2026-08-04T14:17:00Z" w16du:dateUtc="2026-08-04T18:17:00Z">
         <w:r>
+          <w:lastRenderedPageBreak/>
           <w:delText>significantly more</w:delText>
         </w:r>
       </w:del>
@@ -2675,7 +2676,6 @@
         <w:ind w:firstLine="720"/>
       </w:pPr>
       <w:r>
-        <w:lastRenderedPageBreak/>
         <w:t>Following clustering, w</w:t>
       </w:r>
       <w:r>
@@ -3116,7 +3116,11 @@
         <w:t>mixed</w:t>
       </w:r>
       <w:r>
-        <w:t>), and neuroanatomical location if the cell type was spatially localized (</w:t>
+        <w:t xml:space="preserve">), and </w:t>
+      </w:r>
+      <w:r>
+        <w:lastRenderedPageBreak/>
+        <w:t>neuroanatomical location if the cell type was spatially localized (</w:t>
       </w:r>
       <w:r>
         <w:rPr>
@@ -3349,18 +3353,126 @@
         <w:t xml:space="preserve"> </w:t>
       </w:r>
     </w:p>
+    <w:commentRangeStart w:id="291"/>
     <w:p>
       <w:pPr>
         <w:ind w:firstLine="720"/>
         <w:rPr>
-          <w:ins w:id="291" w:author="Graham, Gabriel J." w:date="2026-08-07T15:23:00Z" w16du:dateUtc="2026-08-07T19:23:00Z"/>
+          <w:ins w:id="292" w:author="Graham, Gabriel J." w:date="2026-08-25T22:36:00Z" w16du:dateUtc="2026-08-26T02:36:00Z"/>
+        </w:rPr>
+      </w:pPr>
+      <w:del w:id="293" w:author="Graham, Gabriel J." w:date="2026-08-25T12:34:00Z" w16du:dateUtc="2026-08-25T16:34:00Z">
+        <w:r>
+          <w:fldChar w:fldCharType="begin"/>
+        </w:r>
+        <w:r>
+          <w:delInstrText xml:space="preserve"> ADDIN ZOTERO_TEMP </w:delInstrText>
+        </w:r>
+        <w:r>
+          <w:fldChar w:fldCharType="separate"/>
+        </w:r>
+        <w:r>
+          <w:rPr>
+            <w:noProof/>
+          </w:rPr>
+          <w:delText>{Citation}</w:delText>
+        </w:r>
+        <w:r>
+          <w:fldChar w:fldCharType="end"/>
+        </w:r>
+      </w:del>
+      <w:del w:id="294" w:author="Graham, Gabriel J." w:date="2026-08-25T12:33:00Z" w16du:dateUtc="2026-08-25T16:33:00Z">
+        <w:r>
+          <w:fldChar w:fldCharType="begin"/>
+        </w:r>
+        <w:r>
+          <w:delInstrText xml:space="preserve"> ADDIN ZOTERO_TEMP </w:delInstrText>
+        </w:r>
+        <w:r>
+          <w:fldChar w:fldCharType="separate"/>
+        </w:r>
+        <w:r>
+          <w:rPr>
+            <w:noProof/>
+          </w:rPr>
+          <w:delText>{Citation}</w:delText>
+        </w:r>
+        <w:r>
+          <w:fldChar w:fldCharType="end"/>
+        </w:r>
+      </w:del>
+      <w:ins w:id="295" w:author="Graham, Gabriel J." w:date="2026-08-07T15:23:00Z" w16du:dateUtc="2026-08-07T19:23:00Z">
+        <w:r>
+          <w:t>.</w:t>
+        </w:r>
+        <w:r>
+          <w:t xml:space="preserve"> We also used this opportunity to spatially annotate the clusters from our</w:t>
+        </w:r>
+      </w:ins>
+      <w:ins w:id="296" w:author="Graham, Gabriel J." w:date="2026-08-07T15:24:00Z" w16du:dateUtc="2026-08-07T19:24:00Z">
+        <w:r>
+          <w:t xml:space="preserve"> snRNA-seq atlas</w:t>
+        </w:r>
+      </w:ins>
+      <w:ins w:id="297" w:author="Graham, Gabriel J." w:date="2026-08-11T11:03:00Z" w16du:dateUtc="2026-08-11T15:03:00Z">
+        <w:r>
+          <w:t xml:space="preserve"> of the anemonefish telencephalon</w:t>
+        </w:r>
+      </w:ins>
+      <w:ins w:id="298" w:author="Graham, Gabriel J." w:date="2026-08-07T15:24:00Z" w16du:dateUtc="2026-08-07T19:24:00Z">
+        <w:r>
+          <w:t xml:space="preserve"> (</w:t>
+        </w:r>
+        <w:r>
+          <w:rPr>
+            <w:highlight w:val="yellow"/>
+            <w:rPrChange w:id="299" w:author="Graham, Gabriel J." w:date="2026-08-07T15:24:00Z" w16du:dateUtc="2026-08-07T19:24:00Z">
+              <w:rPr/>
+            </w:rPrChange>
+          </w:rPr>
+          <w:t>Fig. SXX</w:t>
+        </w:r>
+        <w:r>
+          <w:t>).</w:t>
+        </w:r>
+      </w:ins>
+      <w:ins w:id="300" w:author="Graham, Gabriel J." w:date="2026-08-25T12:42:00Z" w16du:dateUtc="2026-08-25T16:42:00Z">
+        <w:r>
+          <w:t xml:space="preserve"> Indeed, putative neuroanatomical regions </w:t>
+        </w:r>
+        <w:r>
+          <w:t xml:space="preserve">from that analysis were confirmed including the </w:t>
+        </w:r>
+      </w:ins>
+      <w:ins w:id="301" w:author="Graham, Gabriel J." w:date="2026-08-25T12:43:00Z" w16du:dateUtc="2026-08-25T16:43:00Z">
+        <w:r>
+          <w:t>ventral telencephalon (parent cluster 9), dorsal telencephalon (parent cluster 2), POA (parent cluster 13)</w:t>
+        </w:r>
+      </w:ins>
+      <w:ins w:id="302" w:author="Graham, Gabriel J." w:date="2026-08-25T12:44:00Z" w16du:dateUtc="2026-08-25T16:44:00Z">
+        <w:r>
+          <w:t xml:space="preserve">. </w:t>
+        </w:r>
+      </w:ins>
+    </w:p>
+    <w:p>
+      <w:pPr>
+        <w:ind w:firstLine="720"/>
+        <w:rPr>
+          <w:del w:id="303" w:author="Graham, Gabriel J." w:date="2026-08-07T15:38:00Z" w16du:dateUtc="2026-08-07T19:38:00Z"/>
           <w:b/>
           <w:bCs/>
-        </w:rPr>
-      </w:pPr>
-      <w:commentRangeStart w:id="292"/>
-      <w:commentRangeStart w:id="293"/>
-      <w:ins w:id="294" w:author="Graham, Gabriel J." w:date="2026-08-07T15:23:00Z" w16du:dateUtc="2026-08-07T19:23:00Z">
+          <w:rPrChange w:id="304" w:author="Graham, Gabriel J." w:date="2026-08-25T22:26:00Z" w16du:dateUtc="2026-08-26T02:26:00Z">
+            <w:rPr>
+              <w:del w:id="305" w:author="Graham, Gabriel J." w:date="2026-08-07T15:38:00Z" w16du:dateUtc="2026-08-07T19:38:00Z"/>
+            </w:rPr>
+          </w:rPrChange>
+        </w:rPr>
+        <w:pPrChange w:id="306" w:author="Graham, Gabriel J." w:date="2026-08-25T22:26:00Z" w16du:dateUtc="2026-08-26T02:26:00Z">
+          <w:pPr/>
+        </w:pPrChange>
+      </w:pPr>
+      <w:ins w:id="307" w:author="Graham, Gabriel J." w:date="2026-08-25T22:36:00Z" w16du:dateUtc="2026-08-26T02:36:00Z">
         <w:r>
           <w:t xml:space="preserve">To further </w:t>
         </w:r>
@@ -3397,176 +3509,109 @@
         <w:r>
           <w:t>)</w:t>
         </w:r>
-      </w:ins>
-      <w:del w:id="295" w:author="Graham, Gabriel J." w:date="2026-08-25T12:34:00Z" w16du:dateUtc="2026-08-25T16:34:00Z">
-        <w:r>
-          <w:fldChar w:fldCharType="begin"/>
-        </w:r>
-        <w:r>
-          <w:delInstrText xml:space="preserve"> ADDIN ZOTERO_TEMP </w:delInstrText>
-        </w:r>
-        <w:r>
-          <w:fldChar w:fldCharType="separate"/>
-        </w:r>
-        <w:r>
-          <w:rPr>
-            <w:noProof/>
-          </w:rPr>
-          <w:delText>{Citation}</w:delText>
-        </w:r>
-        <w:r>
-          <w:fldChar w:fldCharType="end"/>
-        </w:r>
-      </w:del>
-      <w:del w:id="296" w:author="Graham, Gabriel J." w:date="2026-08-25T12:33:00Z" w16du:dateUtc="2026-08-25T16:33:00Z">
-        <w:r>
-          <w:fldChar w:fldCharType="begin"/>
-        </w:r>
-        <w:r>
-          <w:delInstrText xml:space="preserve"> ADDIN ZOTERO_TEMP </w:delInstrText>
-        </w:r>
-        <w:r>
-          <w:fldChar w:fldCharType="separate"/>
-        </w:r>
-        <w:r>
-          <w:rPr>
-            <w:noProof/>
-          </w:rPr>
-          <w:delText>{Citation}</w:delText>
-        </w:r>
-        <w:r>
-          <w:fldChar w:fldCharType="end"/>
-        </w:r>
-      </w:del>
-      <w:ins w:id="297" w:author="Graham, Gabriel J." w:date="2026-08-07T15:23:00Z" w16du:dateUtc="2026-08-07T19:23:00Z">
         <w:r>
           <w:t>.</w:t>
         </w:r>
-        <w:r>
-          <w:t xml:space="preserve"> We also used this opportunity to spatially annotate the clusters from our</w:t>
-        </w:r>
-      </w:ins>
-      <w:ins w:id="298" w:author="Graham, Gabriel J." w:date="2026-08-07T15:24:00Z" w16du:dateUtc="2026-08-07T19:24:00Z">
-        <w:r>
-          <w:t xml:space="preserve"> snRNA-seq atlas</w:t>
-        </w:r>
-      </w:ins>
-      <w:ins w:id="299" w:author="Graham, Gabriel J." w:date="2026-08-11T11:03:00Z" w16du:dateUtc="2026-08-11T15:03:00Z">
-        <w:r>
-          <w:t xml:space="preserve"> of the anemonefish telencephalon</w:t>
-        </w:r>
-      </w:ins>
-      <w:ins w:id="300" w:author="Graham, Gabriel J." w:date="2026-08-07T15:24:00Z" w16du:dateUtc="2026-08-07T19:24:00Z">
-        <w:r>
-          <w:t xml:space="preserve"> (</w:t>
-        </w:r>
+      </w:ins>
+      <w:ins w:id="308" w:author="Graham, Gabriel J." w:date="2026-08-25T22:37:00Z" w16du:dateUtc="2026-08-26T02:37:00Z">
+        <w:r>
+          <w:t xml:space="preserve"> </w:t>
+        </w:r>
+        <w:r>
+          <w:t>G</w:t>
+        </w:r>
+        <w:r>
+          <w:t>lial cell types and excitatory neurons showed strong correspondence.</w:t>
+        </w:r>
+      </w:ins>
+      <w:ins w:id="309" w:author="Graham, Gabriel J." w:date="2026-08-25T22:38:00Z" w16du:dateUtc="2026-08-26T02:38:00Z">
+        <w:r>
+          <w:t xml:space="preserve"> </w:t>
+        </w:r>
+        <w:r>
+          <w:t>Further</w:t>
+        </w:r>
+        <w:r>
+          <w:t>, we found 6_POA_Mixed was the mutual best match for the putatively POA child cluster 13d</w:t>
+        </w:r>
+        <w:r>
+          <w:t>.</w:t>
+        </w:r>
+      </w:ins>
+      <w:ins w:id="310" w:author="Graham, Gabriel J." w:date="2026-08-25T22:37:00Z" w16du:dateUtc="2026-08-26T02:37:00Z">
+        <w:r>
+          <w:t xml:space="preserve"> We observed weaker correspondence between cell types mapping to the </w:t>
+        </w:r>
+      </w:ins>
+      <w:ins w:id="311" w:author="Graham, Gabriel J." w:date="2026-08-25T22:42:00Z" w16du:dateUtc="2026-08-26T02:42:00Z">
+        <w:r>
+          <w:t xml:space="preserve">subpallium. Namely parent clusters 9 and 13 which clustered separately in Parker 2024 clustered together in this work (clusters 0_, 3, </w:t>
+        </w:r>
+      </w:ins>
+      <w:ins w:id="312" w:author="Graham, Gabriel J." w:date="2026-08-25T22:43:00Z" w16du:dateUtc="2026-08-26T02:43:00Z">
+        <w:r>
+          <w:t>5, 6, 9,21,24). Importantly, we were able to confirm</w:t>
+        </w:r>
+      </w:ins>
+      <w:ins w:id="313" w:author="Graham, Gabriel J." w:date="2026-08-25T22:38:00Z" w16du:dateUtc="2026-08-26T02:38:00Z">
+        <w:r>
+          <w:t xml:space="preserve"> </w:t>
+        </w:r>
+      </w:ins>
+      <w:ins w:id="314" w:author="Graham, Gabriel J." w:date="2026-08-25T22:30:00Z" w16du:dateUtc="2026-08-26T02:30:00Z">
+        <w:r>
+          <w:t>.</w:t>
+        </w:r>
+      </w:ins>
+      <w:ins w:id="315" w:author="Graham, Gabriel J." w:date="2026-08-25T22:32:00Z" w16du:dateUtc="2026-08-26T02:32:00Z">
+        <w:r>
+          <w:t xml:space="preserve"> This is likely due to the fact that in Parker 2024, ventral telencephalic cell types clustered separately from the POA, while in our analysis, both the POA and ventral telencephalon clustered </w:t>
+        </w:r>
+      </w:ins>
+      <w:ins w:id="316" w:author="Graham, Gabriel J." w:date="2026-08-25T22:33:00Z" w16du:dateUtc="2026-08-26T02:33:00Z">
+        <w:r>
+          <w:t>together</w:t>
+        </w:r>
+      </w:ins>
+      <w:ins w:id="317" w:author="Graham, Gabriel J." w:date="2026-08-25T22:40:00Z" w16du:dateUtc="2026-08-26T02:40:00Z">
+        <w:r>
+          <w:t xml:space="preserve"> resulting in different </w:t>
+        </w:r>
+        <w:r>
+          <w:t>cell-types emerging</w:t>
+        </w:r>
+      </w:ins>
+      <w:ins w:id="318" w:author="Graham, Gabriel J." w:date="2026-08-25T22:33:00Z" w16du:dateUtc="2026-08-26T02:33:00Z">
+        <w:r>
+          <w:t>. This is likely due to the weighted shared nearest neighbors clustering integrating both ATAC and RNA data used in this work reflecting their shared subpallial identity</w:t>
+        </w:r>
+      </w:ins>
+      <w:ins w:id="319" w:author="Graham, Gabriel J." w:date="2026-08-25T22:31:00Z" w16du:dateUtc="2026-08-26T02:31:00Z">
+        <w:r>
+          <w:t xml:space="preserve"> </w:t>
+        </w:r>
+      </w:ins>
+      <w:ins w:id="320" w:author="Graham, Gabriel J." w:date="2026-08-07T15:28:00Z" w16du:dateUtc="2026-08-07T19:28:00Z">
+        <w:r>
+          <w:t xml:space="preserve"> </w:t>
+        </w:r>
+      </w:ins>
+      <w:ins w:id="321" w:author="Graham, Gabriel J." w:date="2026-08-07T15:26:00Z" w16du:dateUtc="2026-08-07T19:26:00Z">
         <w:r>
           <w:rPr>
             <w:highlight w:val="yellow"/>
-            <w:rPrChange w:id="301" w:author="Graham, Gabriel J." w:date="2026-08-07T15:24:00Z" w16du:dateUtc="2026-08-07T19:24:00Z">
-              <w:rPr/>
-            </w:rPrChange>
-          </w:rPr>
-          <w:t>Fig. SXX</w:t>
-        </w:r>
-        <w:r>
-          <w:t>).</w:t>
-        </w:r>
-      </w:ins>
-      <w:ins w:id="302" w:author="Graham, Gabriel J." w:date="2026-08-25T12:42:00Z" w16du:dateUtc="2026-08-25T16:42:00Z">
-        <w:r>
-          <w:t xml:space="preserve"> Indeed, putative neuroanatomical regions </w:t>
-        </w:r>
-        <w:r>
-          <w:t xml:space="preserve">from that analysis were confirmed including the </w:t>
-        </w:r>
-      </w:ins>
-      <w:ins w:id="303" w:author="Graham, Gabriel J." w:date="2026-08-25T12:43:00Z" w16du:dateUtc="2026-08-25T16:43:00Z">
-        <w:r>
-          <w:t>ventral telencephalon (parent cluster 9), dorsal telencephalon (parent cluster 2), POA (parent cluster 13)</w:t>
-        </w:r>
-      </w:ins>
-      <w:ins w:id="304" w:author="Graham, Gabriel J." w:date="2026-08-25T12:44:00Z" w16du:dateUtc="2026-08-25T16:44:00Z">
-        <w:r>
-          <w:t xml:space="preserve">. </w:t>
-        </w:r>
-      </w:ins>
-      <w:ins w:id="305" w:author="Graham, Gabriel J." w:date="2026-08-07T15:23:00Z" w16du:dateUtc="2026-08-07T19:23:00Z">
-        <w:r>
-          <w:t xml:space="preserve">Cell populations showed strong correspondence between </w:t>
-        </w:r>
-      </w:ins>
-      <w:ins w:id="306" w:author="Graham, Gabriel J." w:date="2026-08-25T12:34:00Z" w16du:dateUtc="2026-08-25T16:34:00Z">
-        <w:r>
-          <w:t xml:space="preserve">datasets </w:t>
-        </w:r>
-      </w:ins>
-      <w:ins w:id="307" w:author="Graham, Gabriel J." w:date="2026-08-07T15:23:00Z" w16du:dateUtc="2026-08-07T19:23:00Z">
-        <w:r>
-          <w:t>(</w:t>
-        </w:r>
-        <w:r>
-          <w:rPr>
-            <w:highlight w:val="yellow"/>
-          </w:rPr>
-          <w:t xml:space="preserve">Fig. </w:t>
-        </w:r>
-        <w:r>
-          <w:rPr>
-            <w:highlight w:val="yellow"/>
-          </w:rPr>
-          <w:t>SXX</w:t>
-        </w:r>
-        <w:r>
-          <w:t xml:space="preserve">). In particular, the </w:t>
-        </w:r>
-      </w:ins>
-      <w:ins w:id="308" w:author="Graham, Gabriel J." w:date="2026-08-07T15:24:00Z" w16du:dateUtc="2026-08-07T19:24:00Z">
-        <w:r>
-          <w:t>POA cluster 6_POA_Mixed</w:t>
-        </w:r>
-      </w:ins>
-      <w:ins w:id="309" w:author="Graham, Gabriel J." w:date="2026-08-07T15:25:00Z" w16du:dateUtc="2026-08-07T19:25:00Z">
-        <w:r>
-          <w:t xml:space="preserve"> was the mutual best match (or something) for cluster 13d described in Parker et al., 2024</w:t>
-        </w:r>
-      </w:ins>
-      <w:ins w:id="310" w:author="Graham, Gabriel J." w:date="2026-08-07T15:27:00Z" w16du:dateUtc="2026-08-07T19:27:00Z">
-        <w:r>
-          <w:t xml:space="preserve">, and </w:t>
-        </w:r>
-      </w:ins>
-      <w:ins w:id="311" w:author="Graham, Gabriel J." w:date="2026-08-07T15:26:00Z" w16du:dateUtc="2026-08-07T19:26:00Z">
-        <w:r>
-          <w:t>cluster 13d independently mapped to the POA</w:t>
-        </w:r>
-      </w:ins>
-      <w:ins w:id="312" w:author="Graham, Gabriel J." w:date="2026-08-07T15:27:00Z" w16du:dateUtc="2026-08-07T19:27:00Z">
-        <w:r>
-          <w:t xml:space="preserve"> in our Visium HD data</w:t>
-        </w:r>
-      </w:ins>
-      <w:ins w:id="313" w:author="Graham, Gabriel J." w:date="2026-08-07T15:28:00Z" w16du:dateUtc="2026-08-07T19:28:00Z">
-        <w:r>
-          <w:t xml:space="preserve"> </w:t>
-        </w:r>
-      </w:ins>
-      <w:ins w:id="314" w:author="Graham, Gabriel J." w:date="2026-08-07T15:26:00Z" w16du:dateUtc="2026-08-07T19:26:00Z">
-        <w:r>
-          <w:rPr>
-            <w:highlight w:val="yellow"/>
-            <w:rPrChange w:id="315" w:author="Graham, Gabriel J." w:date="2026-08-07T15:28:00Z" w16du:dateUtc="2026-08-07T19:28:00Z">
+            <w:rPrChange w:id="322" w:author="Graham, Gabriel J." w:date="2026-08-07T15:28:00Z" w16du:dateUtc="2026-08-07T19:28:00Z">
               <w:rPr/>
             </w:rPrChange>
           </w:rPr>
           <w:t>(</w:t>
         </w:r>
       </w:ins>
-      <w:ins w:id="316" w:author="Graham, Gabriel J." w:date="2026-08-07T15:27:00Z" w16du:dateUtc="2026-08-07T19:27:00Z">
+      <w:ins w:id="323" w:author="Graham, Gabriel J." w:date="2026-08-07T15:27:00Z" w16du:dateUtc="2026-08-07T19:27:00Z">
         <w:r>
           <w:rPr>
             <w:highlight w:val="yellow"/>
-            <w:rPrChange w:id="317" w:author="Graham, Gabriel J." w:date="2026-08-07T15:28:00Z" w16du:dateUtc="2026-08-07T19:28:00Z">
+            <w:rPrChange w:id="324" w:author="Graham, Gabriel J." w:date="2026-08-07T15:28:00Z" w16du:dateUtc="2026-08-07T19:28:00Z">
               <w:rPr/>
             </w:rPrChange>
           </w:rPr>
@@ -3576,50 +3621,27 @@
           <w:t>)</w:t>
         </w:r>
       </w:ins>
-      <w:ins w:id="318" w:author="Graham, Gabriel J." w:date="2026-08-25T12:34:00Z" w16du:dateUtc="2026-08-25T16:34:00Z">
-        <w:r>
-          <w:t xml:space="preserve">. Further, this analysis confirmed putative </w:t>
-        </w:r>
-      </w:ins>
-      <w:ins w:id="319" w:author="Graham, Gabriel J." w:date="2026-08-25T12:35:00Z" w16du:dateUtc="2026-08-25T16:35:00Z">
-        <w:r>
-          <w:t>neuroanatomical annotations form that paper including regions of the dorsal telencephalon, ventral telencephalon, and POA.</w:t>
-        </w:r>
-      </w:ins>
-      <w:ins w:id="320" w:author="Graham, Gabriel J." w:date="2026-08-07T15:26:00Z" w16du:dateUtc="2026-08-07T19:26:00Z">
+      <w:ins w:id="325" w:author="Graham, Gabriel J." w:date="2026-08-25T12:34:00Z" w16du:dateUtc="2026-08-25T16:34:00Z">
+        <w:r>
+          <w:t>.</w:t>
+        </w:r>
+      </w:ins>
+      <w:ins w:id="326" w:author="Graham, Gabriel J." w:date="2026-08-25T22:34:00Z" w16du:dateUtc="2026-08-26T02:34:00Z">
         <w:r>
           <w:t xml:space="preserve"> </w:t>
         </w:r>
       </w:ins>
-      <w:commentRangeStart w:id="321"/>
-      <w:ins w:id="322" w:author="Graham, Gabriel J." w:date="2026-08-07T15:23:00Z" w16du:dateUtc="2026-08-07T19:23:00Z">
-        <w:r>
-          <w:t>These findings demonstrate the robustness and reproducibility of the identified cell types while establishing continuity between the present atlas and our previous work.</w:t>
-        </w:r>
-        <w:commentRangeEnd w:id="292"/>
-        <w:r>
-          <w:rPr>
-            <w:rStyle w:val="CommentReference"/>
-            <w:b/>
-            <w:bCs/>
-            <w:sz w:val="24"/>
-            <w:szCs w:val="30"/>
-          </w:rPr>
-          <w:commentReference w:id="292"/>
-        </w:r>
-        <w:commentRangeEnd w:id="293"/>
-        <w:r>
-          <w:rPr>
-            <w:rStyle w:val="CommentReference"/>
-            <w:b/>
-            <w:bCs/>
-            <w:sz w:val="24"/>
-            <w:szCs w:val="30"/>
-          </w:rPr>
-          <w:commentReference w:id="293"/>
-        </w:r>
-      </w:ins>
-      <w:commentRangeEnd w:id="321"/>
+      <w:ins w:id="327" w:author="Graham, Gabriel J." w:date="2026-08-25T22:26:00Z" w16du:dateUtc="2026-08-26T02:26:00Z">
+        <w:r>
+          <w:t xml:space="preserve">These findings demonstrate the robustness and reproducibility of the identified cell types </w:t>
+        </w:r>
+      </w:ins>
+      <w:ins w:id="328" w:author="Graham, Gabriel J." w:date="2026-08-25T22:27:00Z" w16du:dateUtc="2026-08-26T02:27:00Z">
+        <w:r>
+          <w:t>identified in this work and previous work.</w:t>
+        </w:r>
+      </w:ins>
+      <w:commentRangeEnd w:id="291"/>
       <w:r>
         <w:rPr>
           <w:rStyle w:val="CommentReference"/>
@@ -3627,16 +3649,16 @@
           <w:bCs/>
           <w:sz w:val="24"/>
           <w:szCs w:val="30"/>
-        </w:rPr>
-        <w:commentReference w:id="321"/>
-      </w:r>
-    </w:p>
-    <w:p>
-      <w:pPr>
-        <w:rPr>
-          <w:del w:id="323" w:author="Graham, Gabriel J." w:date="2026-08-07T15:38:00Z" w16du:dateUtc="2026-08-07T19:38:00Z"/>
-        </w:rPr>
-      </w:pPr>
+          <w:rPrChange w:id="329" w:author="Graham, Gabriel J." w:date="2026-08-25T22:26:00Z" w16du:dateUtc="2026-08-26T02:26:00Z">
+            <w:rPr>
+              <w:rStyle w:val="CommentReference"/>
+              <w:sz w:val="24"/>
+              <w:szCs w:val="30"/>
+            </w:rPr>
+          </w:rPrChange>
+        </w:rPr>
+        <w:commentReference w:id="291"/>
+      </w:r>
     </w:p>
     <w:p/>
     <w:p>
@@ -3665,7 +3687,7 @@
       <w:r>
         <w:t>Because sex change is associated with changes in brain size and composition</w:t>
       </w:r>
-      <w:ins w:id="324" w:author="Graham, Gabriel J." w:date="2026-08-07T15:38:00Z" w16du:dateUtc="2026-08-07T19:38:00Z">
+      <w:ins w:id="330" w:author="Graham, Gabriel J." w:date="2026-08-07T15:38:00Z" w16du:dateUtc="2026-08-07T19:38:00Z">
         <w:r>
           <w:t xml:space="preserve"> </w:t>
         </w:r>
@@ -3691,12 +3713,12 @@
       <w:r>
         <w:t xml:space="preserve">, we next analyzed changes in cell populations across sex change. We detected significant phase differences in the </w:t>
       </w:r>
-      <w:del w:id="325" w:author="Graham, Gabriel J." w:date="2026-08-07T15:38:00Z" w16du:dateUtc="2026-08-07T19:38:00Z">
+      <w:del w:id="331" w:author="Graham, Gabriel J." w:date="2026-08-07T15:38:00Z" w16du:dateUtc="2026-08-07T19:38:00Z">
         <w:r>
           <w:delText xml:space="preserve">proportions </w:delText>
         </w:r>
       </w:del>
-      <w:ins w:id="326" w:author="Graham, Gabriel J." w:date="2026-08-07T15:38:00Z" w16du:dateUtc="2026-08-07T19:38:00Z">
+      <w:ins w:id="332" w:author="Graham, Gabriel J." w:date="2026-08-07T15:38:00Z" w16du:dateUtc="2026-08-07T19:38:00Z">
         <w:r>
           <w:t>abundance</w:t>
         </w:r>
@@ -3707,17 +3729,13 @@
       <w:r>
         <w:t xml:space="preserve">of cells in 12 of the 27 multiome clusters. Of these, nine were </w:t>
       </w:r>
-      <w:ins w:id="327" w:author="Graham, Gabriel J." w:date="2026-08-07T15:38:00Z" w16du:dateUtc="2026-08-07T19:38:00Z">
+      <w:ins w:id="333" w:author="Graham, Gabriel J." w:date="2026-08-07T15:38:00Z" w16du:dateUtc="2026-08-07T19:38:00Z">
         <w:r>
           <w:t xml:space="preserve">relative </w:t>
         </w:r>
       </w:ins>
       <w:r>
-        <w:t xml:space="preserve">decreases in cell population while only three were increases. Notably, all three increases occurred in glia. Oligodendrocytes (2_OL) increased in population progressively with each phase </w:t>
-      </w:r>
-      <w:r>
-        <w:lastRenderedPageBreak/>
-        <w:t xml:space="preserve">of sex change, and microglia (11_MG) increased in population early in sex change during the male-intermediate transition </w:t>
+        <w:t xml:space="preserve">decreases in cell population while only three were increases. Notably, all three increases occurred in glia. Oligodendrocytes (2_OL) increased in population progressively with each phase of sex change, and microglia (11_MG) increased in population early in sex change during the male-intermediate transition </w:t>
       </w:r>
       <w:r>
         <w:rPr>
@@ -3755,7 +3773,7 @@
       <w:r>
         <w:t xml:space="preserve">, </w:t>
       </w:r>
-      <w:ins w:id="328" w:author="Rhodes, Justin S" w:date="2026-08-04T14:17:00Z" w16du:dateUtc="2026-08-04T18:17:00Z">
+      <w:ins w:id="334" w:author="Rhodes, Justin S" w:date="2026-08-04T14:17:00Z" w16du:dateUtc="2026-08-04T18:17:00Z">
         <w:r>
           <w:t xml:space="preserve">the proportion of </w:t>
         </w:r>
@@ -3763,7 +3781,7 @@
       <w:r>
         <w:t xml:space="preserve">radial glia (1_RGC) transiently increased in </w:t>
       </w:r>
-      <w:del w:id="329" w:author="Rhodes, Justin S" w:date="2026-08-04T14:17:00Z" w16du:dateUtc="2026-08-04T18:17:00Z">
+      <w:del w:id="335" w:author="Rhodes, Justin S" w:date="2026-08-04T14:17:00Z" w16du:dateUtc="2026-08-04T18:17:00Z">
         <w:r>
           <w:delText xml:space="preserve">population in </w:delText>
         </w:r>
@@ -3786,12 +3804,12 @@
       <w:r>
         <w:t xml:space="preserve">). </w:t>
       </w:r>
-      <w:del w:id="330" w:author="Rhodes, Justin S" w:date="2026-08-04T14:17:00Z" w16du:dateUtc="2026-08-04T18:17:00Z">
+      <w:del w:id="336" w:author="Rhodes, Justin S" w:date="2026-08-04T14:17:00Z" w16du:dateUtc="2026-08-04T18:17:00Z">
         <w:r>
           <w:delText>Taken together</w:delText>
         </w:r>
       </w:del>
-      <w:ins w:id="331" w:author="Rhodes, Justin S" w:date="2026-08-04T14:17:00Z" w16du:dateUtc="2026-08-04T18:17:00Z">
+      <w:ins w:id="337" w:author="Rhodes, Justin S" w:date="2026-08-04T14:17:00Z" w16du:dateUtc="2026-08-04T18:17:00Z">
         <w:r>
           <w:t>Together</w:t>
         </w:r>
@@ -3799,7 +3817,7 @@
       <w:r>
         <w:t xml:space="preserve">, these </w:t>
       </w:r>
-      <w:del w:id="332" w:author="Rhodes, Justin S" w:date="2026-08-04T14:17:00Z" w16du:dateUtc="2026-08-04T18:17:00Z">
+      <w:del w:id="338" w:author="Rhodes, Justin S" w:date="2026-08-04T14:17:00Z" w16du:dateUtc="2026-08-04T18:17:00Z">
         <w:r>
           <w:delText>data support a model where neurogenesis driven by</w:delText>
         </w:r>
@@ -3810,34 +3828,34 @@
           <w:delText xml:space="preserve"> proliferation</w:delText>
         </w:r>
       </w:del>
-      <w:ins w:id="333" w:author="Rhodes, Justin S" w:date="2026-08-04T14:17:00Z" w16du:dateUtc="2026-08-04T18:17:00Z">
+      <w:ins w:id="339" w:author="Rhodes, Justin S" w:date="2026-08-04T14:17:00Z" w16du:dateUtc="2026-08-04T18:17:00Z">
         <w:r>
           <w:t xml:space="preserve">findings reveal asynchronous </w:t>
         </w:r>
-        <w:del w:id="334" w:author="Graham, Gabriel J." w:date="2026-08-07T15:39:00Z" w16du:dateUtc="2026-08-07T19:39:00Z">
+        <w:del w:id="340" w:author="Graham, Gabriel J." w:date="2026-08-07T15:39:00Z" w16du:dateUtc="2026-08-07T19:39:00Z">
           <w:r>
             <w:delText>remodeling</w:delText>
           </w:r>
         </w:del>
       </w:ins>
-      <w:ins w:id="335" w:author="Graham, Gabriel J." w:date="2026-08-07T15:39:00Z" w16du:dateUtc="2026-08-07T19:39:00Z">
+      <w:ins w:id="341" w:author="Graham, Gabriel J." w:date="2026-08-07T15:39:00Z" w16du:dateUtc="2026-08-07T19:39:00Z">
         <w:r>
           <w:t>changes</w:t>
         </w:r>
       </w:ins>
-      <w:ins w:id="336" w:author="Rhodes, Justin S" w:date="2026-08-04T14:17:00Z" w16du:dateUtc="2026-08-04T18:17:00Z">
-        <w:del w:id="337" w:author="Graham, Gabriel J." w:date="2026-08-07T15:39:00Z" w16du:dateUtc="2026-08-07T19:39:00Z">
+      <w:ins w:id="342" w:author="Rhodes, Justin S" w:date="2026-08-04T14:17:00Z" w16du:dateUtc="2026-08-04T18:17:00Z">
+        <w:del w:id="343" w:author="Graham, Gabriel J." w:date="2026-08-07T15:39:00Z" w16du:dateUtc="2026-08-07T19:39:00Z">
           <w:r>
             <w:delText xml:space="preserve"> of</w:delText>
           </w:r>
         </w:del>
       </w:ins>
-      <w:ins w:id="338" w:author="Graham, Gabriel J." w:date="2026-08-07T15:39:00Z" w16du:dateUtc="2026-08-07T19:39:00Z">
+      <w:ins w:id="344" w:author="Graham, Gabriel J." w:date="2026-08-07T15:39:00Z" w16du:dateUtc="2026-08-07T19:39:00Z">
         <w:r>
           <w:t xml:space="preserve"> in</w:t>
         </w:r>
       </w:ins>
-      <w:ins w:id="339" w:author="Rhodes, Justin S" w:date="2026-08-04T14:17:00Z" w16du:dateUtc="2026-08-04T18:17:00Z">
+      <w:ins w:id="345" w:author="Rhodes, Justin S" w:date="2026-08-04T14:17:00Z" w16du:dateUtc="2026-08-04T18:17:00Z">
         <w:r>
           <w:t xml:space="preserve"> glial populations during sex change, with an early expansion</w:t>
         </w:r>
@@ -3845,12 +3863,12 @@
       <w:r>
         <w:t xml:space="preserve"> of neurogenic </w:t>
       </w:r>
-      <w:del w:id="340" w:author="Graham, Gabriel J." w:date="2026-08-07T15:40:00Z" w16du:dateUtc="2026-08-07T19:40:00Z">
+      <w:del w:id="346" w:author="Graham, Gabriel J." w:date="2026-08-07T15:40:00Z" w16du:dateUtc="2026-08-07T19:40:00Z">
         <w:r>
           <w:delText>radial glia</w:delText>
         </w:r>
       </w:del>
-      <w:ins w:id="341" w:author="Graham, Gabriel J." w:date="2026-08-07T15:40:00Z" w16du:dateUtc="2026-08-07T19:40:00Z">
+      <w:ins w:id="347" w:author="Graham, Gabriel J." w:date="2026-08-07T15:40:00Z" w16du:dateUtc="2026-08-07T19:40:00Z">
         <w:r>
           <w:t>RGCs and microglia</w:t>
         </w:r>
@@ -3858,28 +3876,28 @@
       <w:r>
         <w:t xml:space="preserve"> </w:t>
       </w:r>
-      <w:del w:id="342" w:author="Rhodes, Justin S" w:date="2026-08-04T14:17:00Z" w16du:dateUtc="2026-08-04T18:17:00Z">
+      <w:del w:id="348" w:author="Rhodes, Justin S" w:date="2026-08-04T14:17:00Z" w16du:dateUtc="2026-08-04T18:17:00Z">
         <w:r>
           <w:delText xml:space="preserve">increases during sex change, </w:delText>
         </w:r>
       </w:del>
-      <w:ins w:id="343" w:author="Rhodes, Justin S" w:date="2026-08-04T14:17:00Z" w16du:dateUtc="2026-08-04T18:17:00Z">
-        <w:del w:id="344" w:author="Graham, Gabriel J." w:date="2026-08-07T15:40:00Z" w16du:dateUtc="2026-08-07T19:40:00Z">
+      <w:ins w:id="349" w:author="Rhodes, Justin S" w:date="2026-08-04T14:17:00Z" w16du:dateUtc="2026-08-04T18:17:00Z">
+        <w:del w:id="350" w:author="Graham, Gabriel J." w:date="2026-08-07T15:40:00Z" w16du:dateUtc="2026-08-07T19:40:00Z">
           <w:r>
             <w:delText>preceding</w:delText>
           </w:r>
         </w:del>
       </w:ins>
-      <w:ins w:id="345" w:author="Graham, Gabriel J." w:date="2026-08-07T15:40:00Z" w16du:dateUtc="2026-08-07T19:40:00Z">
+      <w:ins w:id="351" w:author="Graham, Gabriel J." w:date="2026-08-07T15:40:00Z" w16du:dateUtc="2026-08-07T19:40:00Z">
         <w:r>
           <w:t>followed by</w:t>
         </w:r>
       </w:ins>
-      <w:ins w:id="346" w:author="Rhodes, Justin S" w:date="2026-08-04T14:17:00Z" w16du:dateUtc="2026-08-04T18:17:00Z">
+      <w:ins w:id="352" w:author="Rhodes, Justin S" w:date="2026-08-04T14:17:00Z" w16du:dateUtc="2026-08-04T18:17:00Z">
         <w:r>
           <w:t xml:space="preserve"> </w:t>
         </w:r>
-        <w:del w:id="347" w:author="Graham, Gabriel J." w:date="2026-08-07T15:40:00Z" w16du:dateUtc="2026-08-07T19:40:00Z">
+        <w:del w:id="353" w:author="Graham, Gabriel J." w:date="2026-08-07T15:40:00Z" w16du:dateUtc="2026-08-07T19:40:00Z">
           <w:r>
             <w:delText xml:space="preserve">the </w:delText>
           </w:r>
@@ -3887,18 +3905,18 @@
         <w:r>
           <w:t xml:space="preserve">later accumulation of oligodendrocytes. This temporal sequence is consistent with </w:t>
         </w:r>
-        <w:del w:id="348" w:author="Graham, Gabriel J." w:date="2026-08-07T15:40:00Z" w16du:dateUtc="2026-08-07T19:40:00Z">
+        <w:del w:id="354" w:author="Graham, Gabriel J." w:date="2026-08-07T15:40:00Z" w16du:dateUtc="2026-08-07T19:40:00Z">
           <w:r>
             <w:delText>radial glia</w:delText>
           </w:r>
         </w:del>
       </w:ins>
-      <w:ins w:id="349" w:author="Graham, Gabriel J." w:date="2026-08-07T15:40:00Z" w16du:dateUtc="2026-08-07T19:40:00Z">
+      <w:ins w:id="355" w:author="Graham, Gabriel J." w:date="2026-08-07T15:40:00Z" w16du:dateUtc="2026-08-07T19:40:00Z">
         <w:r>
           <w:t>RGCs</w:t>
         </w:r>
       </w:ins>
-      <w:ins w:id="350" w:author="Rhodes, Justin S" w:date="2026-08-04T14:17:00Z" w16du:dateUtc="2026-08-04T18:17:00Z">
+      <w:ins w:id="356" w:author="Rhodes, Justin S" w:date="2026-08-04T14:17:00Z" w16du:dateUtc="2026-08-04T18:17:00Z">
         <w:r>
           <w:t xml:space="preserve"> supporting the production of </w:t>
         </w:r>
@@ -3906,42 +3924,46 @@
       <w:r>
         <w:t xml:space="preserve">new neurons </w:t>
       </w:r>
-      <w:del w:id="351" w:author="Rhodes, Justin S" w:date="2026-08-04T14:17:00Z" w16du:dateUtc="2026-08-04T18:17:00Z">
+      <w:del w:id="357" w:author="Rhodes, Justin S" w:date="2026-08-04T14:17:00Z" w16du:dateUtc="2026-08-04T18:17:00Z">
         <w:r>
           <w:delText>are then myelinated</w:delText>
         </w:r>
       </w:del>
-      <w:ins w:id="352" w:author="Rhodes, Justin S" w:date="2026-08-04T14:17:00Z" w16du:dateUtc="2026-08-04T18:17:00Z">
+      <w:ins w:id="358" w:author="Rhodes, Justin S" w:date="2026-08-04T14:17:00Z" w16du:dateUtc="2026-08-04T18:17:00Z">
         <w:r>
           <w:t>early in sex change</w:t>
         </w:r>
       </w:ins>
-      <w:ins w:id="353" w:author="Graham, Gabriel J." w:date="2026-08-07T15:41:00Z" w16du:dateUtc="2026-08-07T19:41:00Z">
+      <w:ins w:id="359" w:author="Graham, Gabriel J." w:date="2026-08-07T15:41:00Z" w16du:dateUtc="2026-08-07T19:41:00Z">
         <w:r>
           <w:t xml:space="preserve"> and microglia </w:t>
         </w:r>
       </w:ins>
-      <w:ins w:id="354" w:author="Graham, Gabriel J." w:date="2026-08-07T15:42:00Z" w16du:dateUtc="2026-08-07T19:42:00Z">
-        <w:r>
-          <w:t>supporting and maintaining</w:t>
-        </w:r>
-      </w:ins>
-      <w:ins w:id="355" w:author="Graham, Gabriel J." w:date="2026-08-07T15:41:00Z" w16du:dateUtc="2026-08-07T19:41:00Z">
+      <w:ins w:id="360" w:author="Graham, Gabriel J." w:date="2026-08-07T15:42:00Z" w16du:dateUtc="2026-08-07T19:42:00Z">
+        <w:r>
+          <w:t xml:space="preserve">supporting and </w:t>
+        </w:r>
+        <w:r>
+          <w:lastRenderedPageBreak/>
+          <w:t>maintaining</w:t>
+        </w:r>
+      </w:ins>
+      <w:ins w:id="361" w:author="Graham, Gabriel J." w:date="2026-08-07T15:41:00Z" w16du:dateUtc="2026-08-07T19:41:00Z">
         <w:r>
           <w:t xml:space="preserve"> the expanded population</w:t>
         </w:r>
       </w:ins>
-      <w:ins w:id="356" w:author="Rhodes, Justin S" w:date="2026-08-04T14:17:00Z" w16du:dateUtc="2026-08-04T18:17:00Z">
+      <w:ins w:id="362" w:author="Rhodes, Justin S" w:date="2026-08-04T14:17:00Z" w16du:dateUtc="2026-08-04T18:17:00Z">
         <w:r>
           <w:t xml:space="preserve">, followed by </w:t>
         </w:r>
-        <w:del w:id="357" w:author="Graham, Gabriel J." w:date="2026-08-07T15:42:00Z" w16du:dateUtc="2026-08-07T19:42:00Z">
+        <w:del w:id="363" w:author="Graham, Gabriel J." w:date="2026-08-07T15:42:00Z" w16du:dateUtc="2026-08-07T19:42:00Z">
           <w:r>
             <w:delText>the establishment of glial populations capable of supporting the maturation</w:delText>
           </w:r>
         </w:del>
       </w:ins>
-      <w:del w:id="358" w:author="Graham, Gabriel J." w:date="2026-08-07T15:42:00Z" w16du:dateUtc="2026-08-07T19:42:00Z">
+      <w:del w:id="364" w:author="Graham, Gabriel J." w:date="2026-08-07T15:42:00Z" w16du:dateUtc="2026-08-07T19:42:00Z">
         <w:r>
           <w:delText xml:space="preserve"> and </w:delText>
         </w:r>
@@ -3949,19 +3971,19 @@
           <w:delText>maintained by an expanded oligodendrocyte population and supported by an increased microglial population</w:delText>
         </w:r>
       </w:del>
-      <w:ins w:id="359" w:author="Rhodes, Justin S" w:date="2026-08-04T14:17:00Z" w16du:dateUtc="2026-08-04T18:17:00Z">
-        <w:del w:id="360" w:author="Graham, Gabriel J." w:date="2026-08-07T15:42:00Z" w16du:dateUtc="2026-08-07T19:42:00Z">
+      <w:ins w:id="365" w:author="Rhodes, Justin S" w:date="2026-08-04T14:17:00Z" w16du:dateUtc="2026-08-04T18:17:00Z">
+        <w:del w:id="366" w:author="Graham, Gabriel J." w:date="2026-08-07T15:42:00Z" w16du:dateUtc="2026-08-07T19:42:00Z">
           <w:r>
             <w:delText>long-term maintenance of the remodeled neural circuit</w:delText>
           </w:r>
         </w:del>
       </w:ins>
-      <w:ins w:id="361" w:author="Graham, Gabriel J." w:date="2026-08-07T15:42:00Z" w16du:dateUtc="2026-08-07T19:42:00Z">
+      <w:ins w:id="367" w:author="Graham, Gabriel J." w:date="2026-08-07T15:42:00Z" w16du:dateUtc="2026-08-07T19:42:00Z">
         <w:r>
           <w:t xml:space="preserve">oligodendrocytes myelinating the new </w:t>
         </w:r>
       </w:ins>
-      <w:ins w:id="362" w:author="Graham, Gabriel J." w:date="2026-08-07T15:43:00Z" w16du:dateUtc="2026-08-07T19:43:00Z">
+      <w:ins w:id="368" w:author="Graham, Gabriel J." w:date="2026-08-07T15:43:00Z" w16du:dateUtc="2026-08-07T19:43:00Z">
         <w:r>
           <w:t>neurons as they integrate into circuits</w:t>
         </w:r>
@@ -3977,13 +3999,13 @@
       <w:pPr>
         <w:ind w:firstLine="720"/>
         <w:rPr>
-          <w:ins w:id="363" w:author="Graham, Gabriel J." w:date="2026-08-25T14:35:00Z" w16du:dateUtc="2026-08-25T18:35:00Z"/>
-        </w:rPr>
-        <w:pPrChange w:id="364" w:author="Graham, Gabriel J." w:date="2026-08-25T14:35:00Z" w16du:dateUtc="2026-08-25T18:35:00Z">
+          <w:ins w:id="369" w:author="Graham, Gabriel J." w:date="2026-08-25T14:35:00Z" w16du:dateUtc="2026-08-25T18:35:00Z"/>
+        </w:rPr>
+        <w:pPrChange w:id="370" w:author="Graham, Gabriel J." w:date="2026-08-25T14:35:00Z" w16du:dateUtc="2026-08-25T18:35:00Z">
           <w:pPr/>
         </w:pPrChange>
       </w:pPr>
-      <w:ins w:id="365" w:author="Graham, Gabriel J." w:date="2026-08-25T14:35:00Z" w16du:dateUtc="2026-08-25T18:35:00Z">
+      <w:ins w:id="371" w:author="Graham, Gabriel J." w:date="2026-08-25T14:35:00Z" w16du:dateUtc="2026-08-25T18:35:00Z">
         <w:r>
           <w:t>Because the large-scale changes in glial populations described above may obscure more subtle changes in neuronal populations, we next analyzed changes in proportion only considering neurons. Of the 20 neuronal clusters we analyzed, 11 changed in population, with four decreasing and seven increasing in population over the course of sex change. During the male-intermediate transition, we found significant increases in clusters 14_Vsst, 17_Glut, and 18_Glut. In intermediates, we found a transient increase in cluster 0_Spall_Mixed, and a transient decrease in cluster 4_TGN_Glut.</w:t>
         </w:r>
@@ -4049,11 +4071,11 @@
     <w:p>
       <w:pPr>
         <w:rPr>
-          <w:del w:id="366" w:author="Graham, Gabriel J." w:date="2026-08-25T14:35:00Z" w16du:dateUtc="2026-08-25T18:35:00Z"/>
-        </w:rPr>
-      </w:pPr>
-      <w:commentRangeStart w:id="367"/>
-      <w:del w:id="368" w:author="Graham, Gabriel J." w:date="2026-08-25T14:35:00Z" w16du:dateUtc="2026-08-25T18:35:00Z">
+          <w:del w:id="372" w:author="Graham, Gabriel J." w:date="2026-08-25T14:35:00Z" w16du:dateUtc="2026-08-25T18:35:00Z"/>
+        </w:rPr>
+      </w:pPr>
+      <w:commentRangeStart w:id="373"/>
+      <w:del w:id="374" w:author="Graham, Gabriel J." w:date="2026-08-25T14:35:00Z" w16du:dateUtc="2026-08-25T18:35:00Z">
         <w:r>
           <w:tab/>
         </w:r>
@@ -4103,119 +4125,20 @@
           <w:delText>.</w:delText>
         </w:r>
       </w:del>
-      <w:del w:id="369" w:author="Graham, Gabriel J." w:date="2026-08-25T14:24:00Z" w16du:dateUtc="2026-08-25T18:24:00Z">
+      <w:del w:id="375" w:author="Graham, Gabriel J." w:date="2026-08-25T14:24:00Z" w16du:dateUtc="2026-08-25T18:24:00Z">
         <w:r>
           <w:delText xml:space="preserve"> </w:delText>
         </w:r>
       </w:del>
-      <w:commentRangeStart w:id="370"/>
-      <w:del w:id="371" w:author="Graham, Gabriel J." w:date="2026-08-25T14:35:00Z" w16du:dateUtc="2026-08-25T18:35:00Z">
+      <w:commentRangeStart w:id="376"/>
+      <w:del w:id="377" w:author="Graham, Gabriel J." w:date="2026-08-25T14:35:00Z" w16du:dateUtc="2026-08-25T18:35:00Z">
         <w:r>
           <w:delText xml:space="preserve">In contrast, other clusters underwent early transitions, exhibiting significant increases between males and intermediates but no further change between intermediates and females. These early increases were observed in clusters </w:delText>
         </w:r>
-        <w:commentRangeStart w:id="372"/>
-        <w:commentRangeStart w:id="373"/>
+        <w:commentRangeStart w:id="378"/>
+        <w:commentRangeStart w:id="379"/>
         <w:r>
           <w:delText>14_Vsst, 17_Glut, and 18_Glut</w:delText>
-        </w:r>
-        <w:commentRangeEnd w:id="372"/>
-        <w:r>
-          <w:rPr>
-            <w:rStyle w:val="CommentReference"/>
-            <w:sz w:val="24"/>
-            <w:szCs w:val="30"/>
-          </w:rPr>
-          <w:commentReference w:id="372"/>
-        </w:r>
-        <w:commentRangeEnd w:id="373"/>
-        <w:r>
-          <w:rPr>
-            <w:rStyle w:val="CommentReference"/>
-            <w:sz w:val="24"/>
-            <w:szCs w:val="30"/>
-          </w:rPr>
-          <w:commentReference w:id="373"/>
-        </w:r>
-        <w:r>
-          <w:delText xml:space="preserve"> (</w:delText>
-        </w:r>
-        <w:r>
-          <w:rPr>
-            <w:highlight w:val="yellow"/>
-          </w:rPr>
-          <w:delText>Fig. S3B</w:delText>
-        </w:r>
-        <w:r>
-          <w:delText xml:space="preserve">). We also identified transient changes that were specific to the intermediate stage, including an increase in cluster </w:delText>
-        </w:r>
-        <w:commentRangeEnd w:id="370"/>
-        <w:r>
-          <w:rPr>
-            <w:rStyle w:val="CommentReference"/>
-            <w:sz w:val="24"/>
-            <w:szCs w:val="30"/>
-          </w:rPr>
-          <w:commentReference w:id="370"/>
-        </w:r>
-        <w:r>
-          <w:delText>0_Spall_Mixed and decreases in clusters 4_TGN_Glut, 19_Di_GABA, and 7_Pall_Glut.</w:delText>
-        </w:r>
-      </w:del>
-    </w:p>
-    <w:p>
-      <w:r>
-        <w:tab/>
-      </w:r>
-      <w:r>
-        <w:t xml:space="preserve">Together, these findings indicate that neuronal remodeling during sex change is a staged process. Many neuronal populations </w:t>
-      </w:r>
-      <w:r>
-        <w:t>showed</w:t>
-      </w:r>
-      <w:r>
-        <w:t xml:space="preserve"> early or transient changes in </w:t>
-      </w:r>
-      <w:r>
-        <w:t>proportion</w:t>
-      </w:r>
-      <w:r>
-        <w:t xml:space="preserve"> before the completion of gonadal transformation, suggesting that extensive neural remodeling begins well in advance of the endocrine and reproductive transition. </w:t>
-      </w:r>
-      <w:del w:id="374" w:author="Graham, Gabriel J." w:date="2026-08-07T15:50:00Z" w16du:dateUtc="2026-08-07T19:50:00Z">
-        <w:r>
-          <w:delText xml:space="preserve">In </w:delText>
-        </w:r>
-      </w:del>
-      <w:ins w:id="375" w:author="Graham, Gabriel J." w:date="2026-08-07T15:50:00Z" w16du:dateUtc="2026-08-07T19:50:00Z">
-        <w:r>
-          <w:t>By</w:t>
-        </w:r>
-        <w:r>
-          <w:t xml:space="preserve"> </w:t>
-        </w:r>
-      </w:ins>
-      <w:r>
-        <w:t xml:space="preserve">contrast, the delayed expansion of </w:t>
-      </w:r>
-      <w:del w:id="376" w:author="Graham, Gabriel J." w:date="2026-08-07T15:49:00Z" w16du:dateUtc="2026-08-07T19:49:00Z">
-        <w:r>
-          <w:delText xml:space="preserve">the </w:delText>
-        </w:r>
-      </w:del>
-      <w:ins w:id="377" w:author="Graham, Gabriel J." w:date="2026-08-07T15:49:00Z" w16du:dateUtc="2026-08-07T19:49:00Z">
-        <w:r>
-          <w:t xml:space="preserve">the POA cluster </w:t>
-        </w:r>
-      </w:ins>
-      <w:commentRangeStart w:id="378"/>
-      <w:del w:id="379" w:author="Graham, Gabriel J." w:date="2026-08-07T15:49:00Z" w16du:dateUtc="2026-08-07T19:49:00Z">
-        <w:r>
-          <w:delText xml:space="preserve">preoptic area </w:delText>
-        </w:r>
-      </w:del>
-      <w:del w:id="380" w:author="Graham, Gabriel J." w:date="2026-08-04T11:57:00Z" w16du:dateUtc="2026-08-04T15:57:00Z">
-        <w:r>
-          <w:delText>(POA)</w:delText>
         </w:r>
         <w:commentRangeEnd w:id="378"/>
         <w:r>
@@ -4226,1084 +4149,1182 @@
           </w:rPr>
           <w:commentReference w:id="378"/>
         </w:r>
-      </w:del>
-      <w:del w:id="381" w:author="Graham, Gabriel J." w:date="2026-08-07T15:49:00Z" w16du:dateUtc="2026-08-07T19:49:00Z">
-        <w:r>
-          <w:delText xml:space="preserve"> cluster</w:delText>
-        </w:r>
-      </w:del>
-      <w:ins w:id="382" w:author="Graham, Gabriel J." w:date="2026-08-07T15:49:00Z" w16du:dateUtc="2026-08-07T19:49:00Z">
-        <w:r>
-          <w:t>6_POA_Mixed</w:t>
-        </w:r>
-      </w:ins>
-      <w:r>
-        <w:t xml:space="preserve">, a </w:t>
-      </w:r>
-      <w:del w:id="383" w:author="Graham, Gabriel J." w:date="2026-08-07T16:09:00Z" w16du:dateUtc="2026-08-07T20:09:00Z">
-        <w:r>
-          <w:delText xml:space="preserve">region </w:delText>
-        </w:r>
-      </w:del>
-      <w:ins w:id="384" w:author="Graham, Gabriel J." w:date="2026-08-07T16:09:00Z" w16du:dateUtc="2026-08-07T20:09:00Z">
-        <w:r>
-          <w:t>cell-type</w:t>
-        </w:r>
-        <w:r>
-          <w:t xml:space="preserve"> </w:t>
-        </w:r>
-      </w:ins>
-      <w:r>
-        <w:t>that plays a central role in regulating the hypothalamic-pituitary-gonadal axis, was not evident until after gonadal transformation and the accompanying changes in circulating sex hormones. These findings suggest that distinct neuronal populations remodel at different stages of sex change, with some populations potentially contributing to the initiation of the transition, whereas others remodel only after the new reproductive state has been established.</w:t>
-      </w:r>
-      <w:commentRangeEnd w:id="367"/>
-      <w:r>
-        <w:rPr>
-          <w:rStyle w:val="CommentReference"/>
-          <w:sz w:val="24"/>
-          <w:szCs w:val="30"/>
-        </w:rPr>
-        <w:commentReference w:id="367"/>
-      </w:r>
-    </w:p>
-    <w:p>
-      <w:pPr>
-        <w:rPr>
-          <w:highlight w:val="yellow"/>
-        </w:rPr>
-      </w:pPr>
-    </w:p>
-    <w:p>
-      <w:pPr>
-        <w:rPr>
-          <w:b/>
-          <w:bCs/>
-        </w:rPr>
-      </w:pPr>
-      <w:r>
-        <w:rPr>
-          <w:b/>
-          <w:bCs/>
-        </w:rPr>
-        <w:t xml:space="preserve">Cell Types Undergo Sex Change at Different Rates </w:t>
-      </w:r>
-    </w:p>
-    <w:p>
-      <w:pPr>
-        <w:rPr>
-          <w:u w:val="single"/>
-        </w:rPr>
-      </w:pPr>
-      <w:r>
-        <w:rPr>
-          <w:u w:val="single"/>
-        </w:rPr>
-        <w:t>Transcriptomic sex change</w:t>
-      </w:r>
-    </w:p>
-    <w:p>
-      <w:r>
-        <w:rPr>
-          <w:b/>
-          <w:bCs/>
-        </w:rPr>
-        <w:tab/>
-      </w:r>
-      <w:r>
-        <w:t>To characterize the transcriptomic changes associated with sex change, we next identified differentially expressed genes (DEGs) and classified each according to its temporal pattern</w:t>
-      </w:r>
-      <w:r>
-        <w:t xml:space="preserve"> and direction</w:t>
-      </w:r>
-      <w:r>
-        <w:t xml:space="preserve"> of expression </w:t>
-      </w:r>
-      <w:r>
-        <w:t xml:space="preserve">changes </w:t>
-      </w:r>
-      <w:r>
-        <w:t xml:space="preserve">across males, intermediates, and females (Methods). Specifically, genes were classified as exhibiting early, late, </w:t>
-      </w:r>
-      <w:r>
-        <w:t xml:space="preserve">progressive, </w:t>
-      </w:r>
-      <w:r>
-        <w:t>or transient</w:t>
-      </w:r>
-      <w:r>
-        <w:t xml:space="preserve"> patterns</w:t>
-      </w:r>
-      <w:r>
-        <w:t xml:space="preserve"> as well as either increasing or decreasing expression</w:t>
-      </w:r>
-      <w:r>
-        <w:t xml:space="preserve">. We identified a total of </w:t>
-      </w:r>
-      <w:ins w:id="385" w:author="Graham, Gabriel J." w:date="2026-08-04T11:59:00Z" w16du:dateUtc="2026-08-04T15:59:00Z">
-        <w:r>
-          <w:rPr>
-            <w:highlight w:val="yellow"/>
-          </w:rPr>
-          <w:t>290</w:t>
-        </w:r>
-      </w:ins>
-      <w:del w:id="386" w:author="Graham, Gabriel J." w:date="2026-08-04T11:59:00Z" w16du:dateUtc="2026-08-04T15:59:00Z">
-        <w:r>
-          <w:rPr>
-            <w:highlight w:val="yellow"/>
-          </w:rPr>
-          <w:delText>xx</w:delText>
-        </w:r>
-      </w:del>
-      <w:r>
-        <w:t xml:space="preserve"> DEGs (</w:t>
-      </w:r>
-      <w:r>
-        <w:rPr>
-          <w:highlight w:val="yellow"/>
-        </w:rPr>
-        <w:t xml:space="preserve">Appendix </w:t>
-      </w:r>
-      <w:commentRangeStart w:id="387"/>
-      <w:r>
-        <w:rPr>
-          <w:highlight w:val="yellow"/>
-        </w:rPr>
-        <w:t>SX</w:t>
-      </w:r>
-      <w:commentRangeEnd w:id="387"/>
-      <w:r>
-        <w:rPr>
-          <w:rStyle w:val="CommentReference"/>
-          <w:sz w:val="24"/>
-          <w:szCs w:val="30"/>
-        </w:rPr>
-        <w:commentReference w:id="387"/>
-      </w:r>
-      <w:r>
-        <w:t>)</w:t>
-      </w:r>
-      <w:del w:id="388" w:author="Graham, Gabriel J." w:date="2026-08-07T16:05:00Z" w16du:dateUtc="2026-08-07T20:05:00Z">
-        <w:r>
-          <w:delText>,</w:delText>
-        </w:r>
-      </w:del>
-      <w:ins w:id="389" w:author="Graham, Gabriel J." w:date="2026-08-07T16:05:00Z" w16du:dateUtc="2026-08-07T20:05:00Z">
-        <w:r>
-          <w:t xml:space="preserve"> </w:t>
-        </w:r>
-      </w:ins>
-      <w:ins w:id="390" w:author="Graham, Gabriel J." w:date="2026-08-07T16:06:00Z" w16du:dateUtc="2026-08-07T20:06:00Z">
-        <w:r>
-          <w:t>DEGs were roughly split, with</w:t>
-        </w:r>
-      </w:ins>
-      <w:ins w:id="391" w:author="Graham, Gabriel J." w:date="2026-08-07T16:05:00Z" w16du:dateUtc="2026-08-07T20:05:00Z">
-        <w:r>
-          <w:t xml:space="preserve"> </w:t>
-        </w:r>
-        <w:r>
-          <w:t>150</w:t>
-        </w:r>
-        <w:r>
-          <w:t xml:space="preserve"> DEGs </w:t>
-        </w:r>
-      </w:ins>
-      <w:ins w:id="392" w:author="Graham, Gabriel J." w:date="2026-08-07T16:06:00Z" w16du:dateUtc="2026-08-07T20:06:00Z">
-        <w:r>
-          <w:t>being</w:t>
-        </w:r>
-      </w:ins>
-      <w:ins w:id="393" w:author="Graham, Gabriel J." w:date="2026-08-07T16:05:00Z" w16du:dateUtc="2026-08-07T20:05:00Z">
-        <w:r>
-          <w:t xml:space="preserve"> upregulated and </w:t>
-        </w:r>
-        <w:r>
-          <w:t>140</w:t>
-        </w:r>
-        <w:r>
-          <w:t xml:space="preserve"> </w:t>
-        </w:r>
-      </w:ins>
-      <w:ins w:id="394" w:author="Graham, Gabriel J." w:date="2026-08-07T16:06:00Z" w16du:dateUtc="2026-08-07T20:06:00Z">
-        <w:r>
-          <w:t>being</w:t>
-        </w:r>
-      </w:ins>
-      <w:ins w:id="395" w:author="Graham, Gabriel J." w:date="2026-08-07T16:05:00Z" w16du:dateUtc="2026-08-07T20:05:00Z">
-        <w:r>
-          <w:t xml:space="preserve"> downregulated</w:t>
-        </w:r>
-        <w:r>
-          <w:t xml:space="preserve"> going from male to</w:t>
-        </w:r>
-      </w:ins>
-      <w:ins w:id="396" w:author="Graham, Gabriel J." w:date="2026-08-07T16:06:00Z" w16du:dateUtc="2026-08-07T20:06:00Z">
-        <w:r>
-          <w:t xml:space="preserve"> female</w:t>
-        </w:r>
-      </w:ins>
-      <w:ins w:id="397" w:author="Graham, Gabriel J." w:date="2026-08-07T16:05:00Z" w16du:dateUtc="2026-08-07T20:05:00Z">
-        <w:r>
-          <w:t xml:space="preserve">. </w:t>
-        </w:r>
-      </w:ins>
-      <w:del w:id="398" w:author="Graham, Gabriel J." w:date="2026-08-07T16:07:00Z" w16du:dateUtc="2026-08-07T20:07:00Z">
-        <w:r>
-          <w:delText xml:space="preserve"> </w:delText>
-        </w:r>
-      </w:del>
-      <w:ins w:id="399" w:author="Graham, Gabriel J." w:date="2026-08-07T16:06:00Z" w16du:dateUtc="2026-08-07T20:06:00Z">
-        <w:r>
-          <w:t xml:space="preserve">Temporally, </w:t>
-        </w:r>
-      </w:ins>
-      <w:ins w:id="400" w:author="Graham, Gabriel J." w:date="2026-08-07T16:07:00Z" w16du:dateUtc="2026-08-07T20:07:00Z">
-        <w:r>
-          <w:t xml:space="preserve">there were </w:t>
-        </w:r>
-      </w:ins>
-      <w:del w:id="401" w:author="Graham, Gabriel J." w:date="2026-08-07T16:06:00Z" w16du:dateUtc="2026-08-07T20:06:00Z">
-        <w:r>
-          <w:delText xml:space="preserve">of which </w:delText>
-        </w:r>
-      </w:del>
-      <w:del w:id="402" w:author="Graham, Gabriel J." w:date="2026-08-07T15:52:00Z" w16du:dateUtc="2026-08-07T19:52:00Z">
-        <w:r>
-          <w:rPr>
-            <w:highlight w:val="yellow"/>
-          </w:rPr>
-          <w:delText>xx</w:delText>
-        </w:r>
-        <w:r>
-          <w:delText xml:space="preserve"> </w:delText>
-        </w:r>
-      </w:del>
-      <w:ins w:id="403" w:author="Graham, Gabriel J." w:date="2026-08-07T15:52:00Z" w16du:dateUtc="2026-08-07T19:52:00Z">
-        <w:r>
-          <w:t>76</w:t>
-        </w:r>
-      </w:ins>
-      <w:ins w:id="404" w:author="Graham, Gabriel J." w:date="2026-08-07T16:06:00Z" w16du:dateUtc="2026-08-07T20:06:00Z">
-        <w:r>
-          <w:t xml:space="preserve"> </w:t>
-        </w:r>
-      </w:ins>
-      <w:del w:id="405" w:author="Graham, Gabriel J." w:date="2026-08-07T16:07:00Z" w16du:dateUtc="2026-08-07T20:07:00Z">
-        <w:r>
-          <w:delText xml:space="preserve">exhibited </w:delText>
-        </w:r>
-      </w:del>
-      <w:ins w:id="406" w:author="Graham, Gabriel J." w:date="2026-08-07T16:07:00Z" w16du:dateUtc="2026-08-07T20:07:00Z">
-        <w:r>
-          <w:t xml:space="preserve">DEGs showed an </w:t>
-        </w:r>
-      </w:ins>
-      <w:r>
-        <w:t>early</w:t>
-      </w:r>
-      <w:ins w:id="407" w:author="Graham, Gabriel J." w:date="2026-08-07T16:07:00Z" w16du:dateUtc="2026-08-07T20:07:00Z">
-        <w:r>
-          <w:t xml:space="preserve"> pattern of </w:t>
-        </w:r>
-      </w:ins>
-      <w:r>
-        <w:t xml:space="preserve"> change</w:t>
-      </w:r>
-      <w:del w:id="408" w:author="Graham, Gabriel J." w:date="2026-08-07T16:07:00Z" w16du:dateUtc="2026-08-07T20:07:00Z">
-        <w:r>
-          <w:delText>s</w:delText>
-        </w:r>
-      </w:del>
-      <w:r>
-        <w:t xml:space="preserve">, </w:t>
-      </w:r>
-      <w:del w:id="409" w:author="Graham, Gabriel J." w:date="2026-08-07T15:52:00Z" w16du:dateUtc="2026-08-07T19:52:00Z">
-        <w:r>
-          <w:rPr>
-            <w:highlight w:val="yellow"/>
-          </w:rPr>
-          <w:delText>xx</w:delText>
-        </w:r>
-        <w:r>
-          <w:delText xml:space="preserve"> </w:delText>
-        </w:r>
-      </w:del>
-      <w:ins w:id="410" w:author="Graham, Gabriel J." w:date="2026-08-07T15:52:00Z" w16du:dateUtc="2026-08-07T19:52:00Z">
-        <w:r>
-          <w:t>136</w:t>
-        </w:r>
-        <w:r>
-          <w:t xml:space="preserve"> </w:t>
-        </w:r>
-      </w:ins>
-      <w:r>
-        <w:t xml:space="preserve">late changes, </w:t>
-      </w:r>
-      <w:del w:id="411" w:author="Graham, Gabriel J." w:date="2026-08-07T15:52:00Z" w16du:dateUtc="2026-08-07T19:52:00Z">
-        <w:r>
-          <w:rPr>
-            <w:highlight w:val="yellow"/>
-          </w:rPr>
-          <w:delText>xx</w:delText>
-        </w:r>
-        <w:r>
-          <w:delText xml:space="preserve"> </w:delText>
-        </w:r>
-      </w:del>
-      <w:ins w:id="412" w:author="Graham, Gabriel J." w:date="2026-08-07T15:52:00Z" w16du:dateUtc="2026-08-07T19:52:00Z">
-        <w:r>
-          <w:t xml:space="preserve">6 </w:t>
-        </w:r>
-      </w:ins>
-      <w:r>
-        <w:t xml:space="preserve">progressive </w:t>
-      </w:r>
-      <w:r>
-        <w:t xml:space="preserve">and </w:t>
-      </w:r>
-      <w:del w:id="413" w:author="Graham, Gabriel J." w:date="2026-08-07T15:53:00Z" w16du:dateUtc="2026-08-07T19:53:00Z">
-        <w:r>
-          <w:rPr>
-            <w:highlight w:val="yellow"/>
-          </w:rPr>
-          <w:delText>xx</w:delText>
-        </w:r>
-        <w:r>
-          <w:delText xml:space="preserve"> </w:delText>
-        </w:r>
-      </w:del>
-      <w:ins w:id="414" w:author="Graham, Gabriel J." w:date="2026-08-07T15:53:00Z" w16du:dateUtc="2026-08-07T19:53:00Z">
-        <w:r>
-          <w:t>72</w:t>
-        </w:r>
-        <w:r>
-          <w:t xml:space="preserve"> </w:t>
-        </w:r>
-      </w:ins>
-      <w:r>
-        <w:t>transient</w:t>
-      </w:r>
-      <w:del w:id="415" w:author="Graham, Gabriel J." w:date="2026-08-07T16:08:00Z" w16du:dateUtc="2026-08-07T20:08:00Z">
-        <w:r>
-          <w:delText xml:space="preserve"> changes</w:delText>
-        </w:r>
-      </w:del>
-      <w:r>
-        <w:t xml:space="preserve">. </w:t>
-      </w:r>
-      <w:ins w:id="416" w:author="Graham, Gabriel J." w:date="2026-08-25T14:41:00Z" w16du:dateUtc="2026-08-25T18:41:00Z">
-        <w:r>
-          <w:t xml:space="preserve">In total </w:t>
-        </w:r>
-      </w:ins>
-      <w:ins w:id="417" w:author="Graham, Gabriel J." w:date="2026-08-25T14:40:00Z">
-        <w:r>
-          <w:t>153</w:t>
-        </w:r>
-      </w:ins>
-      <w:ins w:id="418" w:author="Graham, Gabriel J." w:date="2026-08-25T14:43:00Z" w16du:dateUtc="2026-08-25T18:43:00Z">
-        <w:r>
-          <w:t xml:space="preserve"> DEGs</w:t>
-        </w:r>
-      </w:ins>
-      <w:ins w:id="419" w:author="Graham, Gabriel J." w:date="2026-08-25T14:40:00Z">
-        <w:r>
-          <w:t xml:space="preserve"> significantly differed between males and intermediates, 214 differed between females and intermediates, and 234 differed between females and males. </w:t>
-        </w:r>
-      </w:ins>
-      <w:ins w:id="420" w:author="Graham, Gabriel J." w:date="2026-08-25T14:40:00Z" w16du:dateUtc="2026-08-25T18:40:00Z">
-        <w:r>
-          <w:t xml:space="preserve">This </w:t>
-        </w:r>
-      </w:ins>
-      <w:ins w:id="421" w:author="Graham, Gabriel J." w:date="2026-08-25T14:42:00Z" w16du:dateUtc="2026-08-25T18:42:00Z">
-        <w:r>
-          <w:t xml:space="preserve">predominance of DEGs that differed between </w:t>
-        </w:r>
-        <w:r>
-          <w:lastRenderedPageBreak/>
-          <w:t xml:space="preserve">intermediates and females indicates that the greatest amount of transcriptomic </w:t>
-        </w:r>
-      </w:ins>
-      <w:ins w:id="422" w:author="Graham, Gabriel J." w:date="2026-08-25T14:43:00Z" w16du:dateUtc="2026-08-25T18:43:00Z">
-        <w:r>
-          <w:t>remodeling occurs during the later stages of sex change</w:t>
-        </w:r>
-      </w:ins>
-      <w:ins w:id="423" w:author="Graham, Gabriel J." w:date="2026-08-25T14:42:00Z" w16du:dateUtc="2026-08-25T18:42:00Z">
-        <w:r>
-          <w:t xml:space="preserve"> </w:t>
-        </w:r>
-      </w:ins>
-      <w:ins w:id="424" w:author="Graham, Gabriel J." w:date="2026-08-25T14:40:00Z">
-        <w:r>
-          <w:t xml:space="preserve">when </w:t>
-        </w:r>
-      </w:ins>
-      <w:ins w:id="425" w:author="Graham, Gabriel J." w:date="2026-08-25T14:44:00Z" w16du:dateUtc="2026-08-25T18:44:00Z">
-        <w:r>
-          <w:t xml:space="preserve">the </w:t>
-        </w:r>
-      </w:ins>
-      <w:ins w:id="426" w:author="Graham, Gabriel J." w:date="2026-08-25T14:40:00Z">
-        <w:r>
-          <w:t>gonad</w:t>
-        </w:r>
-      </w:ins>
-      <w:ins w:id="427" w:author="Graham, Gabriel J." w:date="2026-08-25T14:44:00Z" w16du:dateUtc="2026-08-25T18:44:00Z">
-        <w:r>
-          <w:t xml:space="preserve">s transform, while relatively less occurs during </w:t>
-        </w:r>
-      </w:ins>
-      <w:ins w:id="428" w:author="Graham, Gabriel J." w:date="2026-08-25T14:45:00Z" w16du:dateUtc="2026-08-25T18:45:00Z">
-        <w:r>
-          <w:t xml:space="preserve">earlier stages where the </w:t>
-        </w:r>
-      </w:ins>
-      <w:ins w:id="429" w:author="Graham, Gabriel J." w:date="2026-08-25T14:40:00Z">
-        <w:r>
-          <w:t xml:space="preserve">groundwork for gonadal sex change is laid. </w:t>
-        </w:r>
-      </w:ins>
-      <w:commentRangeStart w:id="430"/>
-      <w:del w:id="431" w:author="Graham, Gabriel J." w:date="2026-08-25T14:40:00Z" w16du:dateUtc="2026-08-25T18:40:00Z">
-        <w:r>
-          <w:delText>The predominance of late DEGs indicates that the greatest amount of transcriptomic remodeling occurs during the later stages of sex change</w:delText>
-        </w:r>
-        <w:commentRangeEnd w:id="430"/>
+        <w:commentRangeEnd w:id="379"/>
         <w:r>
           <w:rPr>
             <w:rStyle w:val="CommentReference"/>
             <w:sz w:val="24"/>
             <w:szCs w:val="30"/>
           </w:rPr>
-          <w:commentReference w:id="430"/>
-        </w:r>
-        <w:r>
-          <w:delText xml:space="preserve">. </w:delText>
-        </w:r>
-      </w:del>
-      <w:del w:id="432" w:author="Graham, Gabriel J." w:date="2026-08-07T16:05:00Z" w16du:dateUtc="2026-08-07T20:05:00Z">
-        <w:r>
-          <w:delText xml:space="preserve">Overall, </w:delText>
-        </w:r>
-      </w:del>
-      <w:del w:id="433" w:author="Graham, Gabriel J." w:date="2026-08-04T12:01:00Z" w16du:dateUtc="2026-08-04T16:01:00Z">
+          <w:commentReference w:id="379"/>
+        </w:r>
+        <w:r>
+          <w:delText xml:space="preserve"> (</w:delText>
+        </w:r>
         <w:r>
           <w:rPr>
             <w:highlight w:val="yellow"/>
           </w:rPr>
-          <w:delText>xx</w:delText>
-        </w:r>
-        <w:r>
-          <w:delText xml:space="preserve"> </w:delText>
-        </w:r>
-      </w:del>
-      <w:del w:id="434" w:author="Graham, Gabriel J." w:date="2026-08-07T16:05:00Z" w16du:dateUtc="2026-08-07T20:05:00Z">
-        <w:r>
-          <w:delText xml:space="preserve">DEGs were upregulated and </w:delText>
-        </w:r>
-      </w:del>
-      <w:del w:id="435" w:author="Graham, Gabriel J." w:date="2026-08-04T12:01:00Z" w16du:dateUtc="2026-08-04T16:01:00Z">
-        <w:r>
-          <w:rPr>
-            <w:highlight w:val="yellow"/>
-          </w:rPr>
-          <w:delText>xx</w:delText>
-        </w:r>
-        <w:r>
-          <w:delText xml:space="preserve"> </w:delText>
-        </w:r>
-      </w:del>
-      <w:del w:id="436" w:author="Graham, Gabriel J." w:date="2026-08-07T16:05:00Z" w16du:dateUtc="2026-08-07T20:05:00Z">
-        <w:r>
-          <w:delText>were downregulated</w:delText>
-        </w:r>
-        <w:r>
-          <w:delText xml:space="preserve"> going from male to female</w:delText>
-        </w:r>
-        <w:r>
-          <w:delText xml:space="preserve">. </w:delText>
-        </w:r>
-      </w:del>
-      <w:r>
-        <w:t>We found DEGs were biased in clusters 6_POA_Mixed (</w:t>
-      </w:r>
-      <w:r>
-        <w:rPr>
-          <w:highlight w:val="yellow"/>
-        </w:rPr>
-        <w:t>Fig. 3</w:t>
-      </w:r>
-      <w:r>
-        <w:rPr>
-          <w:highlight w:val="yellow"/>
-        </w:rPr>
-        <w:t>C</w:t>
-      </w:r>
-      <w:r>
-        <w:t>), 1_RGC, 0_Spall_Mixed, and 11_MG.</w:t>
-      </w:r>
-    </w:p>
-    <w:p>
-      <w:pPr>
-        <w:rPr>
-          <w:ins w:id="437" w:author="Graham, Gabriel J." w:date="2026-08-07T16:08:00Z" w16du:dateUtc="2026-08-07T20:08:00Z"/>
-          <w:u w:val="single"/>
-        </w:rPr>
-      </w:pPr>
-    </w:p>
-    <w:p>
-      <w:pPr>
-        <w:rPr>
-          <w:u w:val="single"/>
-        </w:rPr>
-      </w:pPr>
-      <w:del w:id="438" w:author="Graham, Gabriel J." w:date="2026-08-04T12:04:00Z" w16du:dateUtc="2026-08-04T16:04:00Z">
-        <w:r>
-          <w:rPr>
-            <w:u w:val="single"/>
-          </w:rPr>
-          <w:delText>Epigenetic</w:delText>
-        </w:r>
-        <w:r>
-          <w:rPr>
-            <w:u w:val="single"/>
-          </w:rPr>
-          <w:delText xml:space="preserve"> </w:delText>
-        </w:r>
-      </w:del>
-      <w:ins w:id="439" w:author="Graham, Gabriel J." w:date="2026-08-04T12:04:00Z" w16du:dateUtc="2026-08-04T16:04:00Z">
-        <w:r>
-          <w:rPr>
-            <w:u w:val="single"/>
-          </w:rPr>
-          <w:t>Epigenomic</w:t>
-        </w:r>
-        <w:r>
-          <w:rPr>
-            <w:u w:val="single"/>
-          </w:rPr>
-          <w:t xml:space="preserve"> </w:t>
-        </w:r>
-      </w:ins>
-      <w:r>
-        <w:rPr>
-          <w:u w:val="single"/>
-        </w:rPr>
-        <w:t>sex change</w:t>
-      </w:r>
-    </w:p>
-    <w:p>
-      <w:pPr>
-        <w:rPr>
-          <w:del w:id="440" w:author="Graham, Gabriel J." w:date="2026-08-07T16:12:00Z" w16du:dateUtc="2026-08-07T20:12:00Z"/>
-        </w:rPr>
-      </w:pPr>
-      <w:ins w:id="441" w:author="Graham, Gabriel J." w:date="2026-08-07T16:12:00Z" w16du:dateUtc="2026-08-07T20:12:00Z">
-        <w:r>
-          <w:tab/>
-        </w:r>
-      </w:ins>
-    </w:p>
-    <w:p>
-      <w:pPr>
-        <w:rPr>
-          <w:ins w:id="442" w:author="Graham, Gabriel J." w:date="2026-08-25T14:50:00Z" w16du:dateUtc="2026-08-25T18:50:00Z"/>
-        </w:rPr>
-      </w:pPr>
-      <w:r>
-        <w:t>To characterize the epigenomic changes associated with sex change, we next identified differentially accessible regions (DARs) and classified each according to the same temporal patterns described above</w:t>
-      </w:r>
-      <w:ins w:id="443" w:author="Graham, Gabriel J." w:date="2026-08-04T13:43:00Z" w16du:dateUtc="2026-08-04T17:43:00Z">
-        <w:r>
-          <w:t xml:space="preserve">. </w:t>
-        </w:r>
-      </w:ins>
-      <w:del w:id="444" w:author="Graham, Gabriel J." w:date="2026-08-04T13:43:00Z" w16du:dateUtc="2026-08-04T17:43:00Z">
-        <w:r>
-          <w:delText xml:space="preserve"> (Methods). </w:delText>
-        </w:r>
-      </w:del>
-      <w:r>
-        <w:t xml:space="preserve">We identified a total of </w:t>
-      </w:r>
-      <w:del w:id="445" w:author="Graham, Gabriel J." w:date="2026-08-04T13:43:00Z" w16du:dateUtc="2026-08-04T17:43:00Z">
-        <w:r>
-          <w:rPr>
-            <w:highlight w:val="yellow"/>
-          </w:rPr>
-          <w:delText>xx</w:delText>
-        </w:r>
-        <w:r>
-          <w:delText xml:space="preserve"> </w:delText>
-        </w:r>
-      </w:del>
-      <w:ins w:id="446" w:author="Graham, Gabriel J." w:date="2026-08-04T13:43:00Z" w16du:dateUtc="2026-08-04T17:43:00Z">
-        <w:r>
-          <w:t>53</w:t>
-        </w:r>
-        <w:r>
-          <w:t xml:space="preserve"> </w:t>
-        </w:r>
-      </w:ins>
-      <w:r>
-        <w:t>DARs (</w:t>
-      </w:r>
-      <w:r>
-        <w:rPr>
-          <w:highlight w:val="yellow"/>
-        </w:rPr>
-        <w:t>Appendix SX</w:t>
-      </w:r>
-      <w:r>
-        <w:t xml:space="preserve">), of which </w:t>
-      </w:r>
-      <w:del w:id="447" w:author="Graham, Gabriel J." w:date="2026-08-07T15:54:00Z" w16du:dateUtc="2026-08-07T19:54:00Z">
-        <w:r>
-          <w:rPr>
-            <w:highlight w:val="yellow"/>
-          </w:rPr>
-          <w:delText>xx</w:delText>
-        </w:r>
-        <w:r>
-          <w:delText xml:space="preserve"> </w:delText>
-        </w:r>
-      </w:del>
-      <w:ins w:id="448" w:author="Graham, Gabriel J." w:date="2026-08-07T15:54:00Z" w16du:dateUtc="2026-08-07T19:54:00Z">
-        <w:r>
-          <w:t>6</w:t>
-        </w:r>
-        <w:r>
-          <w:t xml:space="preserve"> </w:t>
-        </w:r>
-      </w:ins>
-      <w:r>
-        <w:t xml:space="preserve">exhibited early changes, </w:t>
-      </w:r>
-      <w:del w:id="449" w:author="Graham, Gabriel J." w:date="2026-08-07T15:54:00Z" w16du:dateUtc="2026-08-07T19:54:00Z">
-        <w:r>
-          <w:rPr>
-            <w:highlight w:val="yellow"/>
-          </w:rPr>
-          <w:delText>xx</w:delText>
-        </w:r>
-        <w:r>
-          <w:delText xml:space="preserve"> </w:delText>
-        </w:r>
-      </w:del>
-      <w:ins w:id="450" w:author="Graham, Gabriel J." w:date="2026-08-07T15:54:00Z" w16du:dateUtc="2026-08-07T19:54:00Z">
-        <w:r>
-          <w:t>22</w:t>
-        </w:r>
-        <w:r>
-          <w:t xml:space="preserve"> </w:t>
-        </w:r>
-      </w:ins>
-      <w:r>
-        <w:t xml:space="preserve">late changes, </w:t>
-      </w:r>
-      <w:del w:id="451" w:author="Graham, Gabriel J." w:date="2026-08-07T15:54:00Z" w16du:dateUtc="2026-08-07T19:54:00Z">
-        <w:r>
-          <w:rPr>
-            <w:highlight w:val="yellow"/>
-          </w:rPr>
-          <w:delText>xx</w:delText>
-        </w:r>
-        <w:r>
-          <w:delText xml:space="preserve"> </w:delText>
-        </w:r>
-      </w:del>
-      <w:ins w:id="452" w:author="Graham, Gabriel J." w:date="2026-08-07T15:54:00Z" w16du:dateUtc="2026-08-07T19:54:00Z">
-        <w:r>
-          <w:t>25</w:t>
-        </w:r>
-        <w:r>
-          <w:t xml:space="preserve"> </w:t>
-        </w:r>
-      </w:ins>
-      <w:r>
-        <w:t xml:space="preserve">progressive changes, and </w:t>
-      </w:r>
-      <w:del w:id="453" w:author="Graham, Gabriel J." w:date="2026-08-07T15:54:00Z" w16du:dateUtc="2026-08-07T19:54:00Z">
-        <w:r>
-          <w:rPr>
-            <w:highlight w:val="yellow"/>
-          </w:rPr>
-          <w:delText>xx</w:delText>
-        </w:r>
-        <w:r>
-          <w:delText xml:space="preserve"> </w:delText>
-        </w:r>
-      </w:del>
-      <w:ins w:id="454" w:author="Graham, Gabriel J." w:date="2026-08-07T15:54:00Z" w16du:dateUtc="2026-08-07T19:54:00Z">
-        <w:r>
-          <w:t>none exhibited</w:t>
-        </w:r>
-        <w:r>
-          <w:t xml:space="preserve"> </w:t>
-        </w:r>
-      </w:ins>
-      <w:r>
-        <w:t xml:space="preserve">transient changes. </w:t>
-      </w:r>
-      <w:ins w:id="455" w:author="Graham, Gabriel J." w:date="2026-08-07T15:54:00Z" w16du:dateUtc="2026-08-07T19:54:00Z">
-        <w:r>
-          <w:t>O</w:t>
-        </w:r>
-      </w:ins>
-      <w:ins w:id="456" w:author="Graham, Gabriel J." w:date="2026-08-07T15:55:00Z" w16du:dateUtc="2026-08-07T19:55:00Z">
-        <w:r>
-          <w:t xml:space="preserve">verall, 28 DARs decreased in accessibility and 25 increased in accessibility. </w:t>
-        </w:r>
-      </w:ins>
-      <w:commentRangeStart w:id="457"/>
-      <w:r>
-        <w:t xml:space="preserve">Similar to the transcriptomic analysis, the </w:t>
-      </w:r>
-      <w:del w:id="458" w:author="Graham, Gabriel J." w:date="2026-08-25T14:51:00Z" w16du:dateUtc="2026-08-25T18:51:00Z">
-        <w:r>
-          <w:delText xml:space="preserve">predominance </w:delText>
-        </w:r>
-      </w:del>
-      <w:ins w:id="459" w:author="Graham, Gabriel J." w:date="2026-08-25T14:51:00Z" w16du:dateUtc="2026-08-25T18:51:00Z">
-        <w:r>
-          <w:t>large number</w:t>
-        </w:r>
-        <w:r>
-          <w:t xml:space="preserve"> </w:t>
-        </w:r>
-      </w:ins>
-      <w:r>
-        <w:t xml:space="preserve">of late DARs indicates that the greatest amount of epigenomic remodeling occurs during the later stages of sex change. </w:t>
-      </w:r>
-      <w:commentRangeEnd w:id="457"/>
-      <w:r>
-        <w:rPr>
-          <w:rStyle w:val="CommentReference"/>
-          <w:sz w:val="24"/>
-          <w:szCs w:val="30"/>
-        </w:rPr>
-        <w:commentReference w:id="457"/>
-      </w:r>
-      <w:r>
-        <w:t>Unlike gene expression, however, chromatin accessibility was characterized by progressive changes and an absence of transient remodeling</w:t>
-      </w:r>
-      <w:del w:id="460" w:author="Graham, Gabriel J." w:date="2026-08-25T14:52:00Z" w16du:dateUtc="2026-08-25T18:52:00Z">
-        <w:r>
-          <w:delText xml:space="preserve">, suggesting a more </w:delText>
-        </w:r>
-      </w:del>
-      <w:del w:id="461" w:author="Graham, Gabriel J." w:date="2026-08-25T14:51:00Z" w16du:dateUtc="2026-08-25T18:51:00Z">
-        <w:r>
-          <w:delText>gradual</w:delText>
-        </w:r>
-      </w:del>
-      <w:del w:id="462" w:author="Graham, Gabriel J." w:date="2026-08-25T14:52:00Z" w16du:dateUtc="2026-08-25T18:52:00Z">
-        <w:r>
-          <w:delText xml:space="preserve"> trajectory of</w:delText>
-        </w:r>
-      </w:del>
-      <w:ins w:id="463" w:author="Graham, Gabriel J." w:date="2026-08-25T14:52:00Z" w16du:dateUtc="2026-08-25T18:52:00Z">
-        <w:r>
-          <w:t xml:space="preserve">. </w:t>
-        </w:r>
-        <w:commentRangeStart w:id="464"/>
-        <w:r>
-          <w:t>This suggests that much of the long term</w:t>
-        </w:r>
-      </w:ins>
-      <w:r>
-        <w:t xml:space="preserve"> epigenomic reorganization</w:t>
-      </w:r>
-      <w:ins w:id="465" w:author="Graham, Gabriel J." w:date="2026-08-25T14:53:00Z" w16du:dateUtc="2026-08-25T18:53:00Z">
-        <w:r>
-          <w:t xml:space="preserve"> that occurs during sex change</w:t>
-        </w:r>
-      </w:ins>
-      <w:ins w:id="466" w:author="Graham, Gabriel J." w:date="2026-08-25T14:52:00Z" w16du:dateUtc="2026-08-25T18:52:00Z">
-        <w:r>
-          <w:t xml:space="preserve"> begins early in </w:t>
-        </w:r>
-      </w:ins>
-      <w:ins w:id="467" w:author="Graham, Gabriel J." w:date="2026-08-25T14:53:00Z" w16du:dateUtc="2026-08-25T18:53:00Z">
-        <w:r>
-          <w:t xml:space="preserve">the process </w:t>
-        </w:r>
-      </w:ins>
-      <w:ins w:id="468" w:author="Graham, Gabriel J." w:date="2026-08-25T14:52:00Z" w16du:dateUtc="2026-08-25T18:52:00Z">
-        <w:r>
-          <w:t xml:space="preserve">in contrast to transcriptomic reorganization </w:t>
-        </w:r>
-      </w:ins>
-      <w:ins w:id="469" w:author="Graham, Gabriel J." w:date="2026-08-25T14:53:00Z" w16du:dateUtc="2026-08-25T18:53:00Z">
-        <w:r>
-          <w:t>which predominantly changes late in sex change</w:t>
-        </w:r>
-      </w:ins>
-      <w:commentRangeEnd w:id="464"/>
-      <w:r>
-        <w:rPr>
-          <w:rStyle w:val="CommentReference"/>
-          <w:sz w:val="24"/>
-          <w:szCs w:val="30"/>
-        </w:rPr>
-        <w:commentReference w:id="464"/>
-      </w:r>
-      <w:r>
-        <w:t xml:space="preserve">. </w:t>
-      </w:r>
-      <w:ins w:id="470" w:author="Graham, Gabriel J." w:date="2026-08-25T14:49:00Z" w16du:dateUtc="2026-08-25T18:49:00Z">
-        <w:r>
-          <w:t xml:space="preserve">We found </w:t>
-        </w:r>
-      </w:ins>
-      <w:del w:id="471" w:author="Graham, Gabriel J." w:date="2026-08-25T14:49:00Z" w16du:dateUtc="2026-08-25T18:49:00Z">
-        <w:r>
-          <w:delText xml:space="preserve">We next asked whether </w:delText>
-        </w:r>
-      </w:del>
-      <w:del w:id="472" w:author="Graham, Gabriel J." w:date="2026-08-04T13:44:00Z" w16du:dateUtc="2026-08-04T17:44:00Z">
-        <w:r>
-          <w:delText xml:space="preserve">particular </w:delText>
-        </w:r>
-      </w:del>
-      <w:del w:id="473" w:author="Graham, Gabriel J." w:date="2026-08-25T14:49:00Z" w16du:dateUtc="2026-08-25T18:49:00Z">
-        <w:r>
-          <w:delText xml:space="preserve">cell populations underwent greater epigenomic remodeling than expected by chance by testing whether clusters contained more DARs than expected based on the total number of accessible regions analyzed within each cluster. This analysis identified </w:delText>
-        </w:r>
-      </w:del>
-      <w:ins w:id="474" w:author="Graham, Gabriel J." w:date="2026-08-25T14:49:00Z" w16du:dateUtc="2026-08-25T18:49:00Z">
-        <w:r>
-          <w:t xml:space="preserve">DARs were </w:t>
-        </w:r>
-      </w:ins>
-      <w:del w:id="475" w:author="Graham, Gabriel J." w:date="2026-08-25T14:49:00Z" w16du:dateUtc="2026-08-25T18:49:00Z">
-        <w:r>
-          <w:delText>significant enrichment of DARs in</w:delText>
-        </w:r>
-      </w:del>
-      <w:ins w:id="476" w:author="Graham, Gabriel J." w:date="2026-08-25T14:49:00Z" w16du:dateUtc="2026-08-25T18:49:00Z">
-        <w:r>
-          <w:t>biased in clusters</w:t>
-        </w:r>
-      </w:ins>
-      <w:r>
-        <w:t xml:space="preserve"> 1_RGC, 0_Spall_Mixed, and 2_OL </w:t>
-      </w:r>
-      <w:r>
-        <w:rPr>
-          <w:highlight w:val="yellow"/>
-        </w:rPr>
-        <w:t>(Fig. 3D</w:t>
-      </w:r>
-      <w:ins w:id="477" w:author="Graham, Gabriel J." w:date="2026-08-25T14:50:00Z" w16du:dateUtc="2026-08-25T18:50:00Z">
-        <w:r>
-          <w:t>)</w:t>
-        </w:r>
-      </w:ins>
-      <w:del w:id="478" w:author="Graham, Gabriel J." w:date="2026-08-25T14:50:00Z" w16du:dateUtc="2026-08-25T18:50:00Z">
-        <w:r>
-          <w:delText>), indicating that these cell populations undergo disproportionately extensive epigenomic remodeling during sex change</w:delText>
-        </w:r>
-      </w:del>
-      <w:r>
-        <w:t>.</w:t>
-      </w:r>
-    </w:p>
-    <w:p>
-      <w:pPr>
-        <w:pPrChange w:id="479" w:author="Graham, Gabriel J." w:date="2026-08-07T16:11:00Z" w16du:dateUtc="2026-08-07T20:11:00Z">
-          <w:pPr>
-            <w:ind w:firstLine="720"/>
-          </w:pPr>
-        </w:pPrChange>
-      </w:pPr>
-    </w:p>
-    <w:p>
-      <w:pPr>
-        <w:rPr>
-          <w:del w:id="480" w:author="Graham, Gabriel J." w:date="2026-08-06T11:53:00Z" w16du:dateUtc="2026-08-06T15:53:00Z"/>
-          <w:u w:val="single"/>
-          <w:rPrChange w:id="481" w:author="Graham, Gabriel J." w:date="2026-08-06T11:53:00Z" w16du:dateUtc="2026-08-06T15:53:00Z">
-            <w:rPr>
-              <w:del w:id="482" w:author="Graham, Gabriel J." w:date="2026-08-06T11:53:00Z" w16du:dateUtc="2026-08-06T15:53:00Z"/>
-            </w:rPr>
-          </w:rPrChange>
-        </w:rPr>
-      </w:pPr>
-      <w:ins w:id="483" w:author="Graham, Gabriel J." w:date="2026-08-06T11:53:00Z" w16du:dateUtc="2026-08-06T15:53:00Z">
-        <w:r>
-          <w:rPr>
-            <w:u w:val="single"/>
-          </w:rPr>
-          <w:t>Relationship Between DEGs and DARs</w:t>
-        </w:r>
-      </w:ins>
-    </w:p>
-    <w:p>
-      <w:pPr>
-        <w:rPr>
-          <w:del w:id="484" w:author="Graham, Gabriel J." w:date="2026-08-07T16:12:00Z" w16du:dateUtc="2026-08-07T20:12:00Z"/>
-        </w:rPr>
-      </w:pPr>
-    </w:p>
-    <w:p>
-      <w:pPr>
-        <w:rPr>
-          <w:del w:id="485" w:author="Graham, Gabriel J." w:date="2026-08-06T11:53:00Z" w16du:dateUtc="2026-08-06T15:53:00Z"/>
-          <w:u w:val="single"/>
-        </w:rPr>
-      </w:pPr>
-      <w:del w:id="486" w:author="Graham, Gabriel J." w:date="2026-08-06T11:53:00Z" w16du:dateUtc="2026-08-06T15:53:00Z">
-        <w:r>
-          <w:rPr>
-            <w:u w:val="single"/>
-          </w:rPr>
-          <w:delText>Relationship of transcriptome to chromatin accessibility</w:delText>
-        </w:r>
-      </w:del>
-    </w:p>
-    <w:p>
-      <w:pPr>
-        <w:rPr>
-          <w:del w:id="487" w:author="Graham, Gabriel J." w:date="2026-08-06T11:53:00Z" w16du:dateUtc="2026-08-06T15:53:00Z"/>
-          <w:u w:val="single"/>
-        </w:rPr>
-      </w:pPr>
-      <w:commentRangeStart w:id="488"/>
-    </w:p>
-    <w:p>
-      <w:pPr>
-        <w:rPr>
-          <w:del w:id="489" w:author="Graham, Gabriel J." w:date="2026-08-06T11:53:00Z" w16du:dateUtc="2026-08-06T15:53:00Z"/>
-        </w:rPr>
-      </w:pPr>
-      <w:del w:id="490" w:author="Graham, Gabriel J." w:date="2026-08-06T11:53:00Z" w16du:dateUtc="2026-08-06T15:53:00Z">
-        <w:r>
-          <w:delText xml:space="preserve">To </w:delText>
-        </w:r>
-      </w:del>
-      <w:del w:id="491" w:author="Graham, Gabriel J." w:date="2026-08-04T13:45:00Z" w16du:dateUtc="2026-08-04T17:45:00Z">
-        <w:r>
-          <w:delText xml:space="preserve">first </w:delText>
-        </w:r>
-      </w:del>
-      <w:del w:id="492" w:author="Graham, Gabriel J." w:date="2026-08-06T11:53:00Z" w16du:dateUtc="2026-08-06T15:53:00Z">
-        <w:r>
-          <w:delText>examine the relationship between chromatin accessibility and transcriptional identity, we compared cell type-specific marker gene expression with the accessibility of linked ATAC peaks</w:delText>
-        </w:r>
-        <w:commentRangeEnd w:id="488"/>
+          <w:delText>Fig. S3B</w:delText>
+        </w:r>
+        <w:r>
+          <w:delText xml:space="preserve">). We also identified transient changes that were specific to the intermediate stage, including an increase in cluster </w:delText>
+        </w:r>
+        <w:commentRangeEnd w:id="376"/>
         <w:r>
           <w:rPr>
             <w:rStyle w:val="CommentReference"/>
             <w:sz w:val="24"/>
             <w:szCs w:val="30"/>
           </w:rPr>
-          <w:commentReference w:id="488"/>
-        </w:r>
-        <w:r>
-          <w:delText xml:space="preserve">. </w:delText>
-        </w:r>
-        <w:commentRangeStart w:id="493"/>
-        <w:r>
-          <w:delText>Genes that defined individual cell populations were generally associated with increased accessibility of nearby linked regulatory regions within the same cell type (</w:delText>
-        </w:r>
-        <w:r>
-          <w:rPr>
-            <w:highlight w:val="yellow"/>
-          </w:rPr>
-          <w:delText>Fig. S</w:delText>
-        </w:r>
-        <w:r>
-          <w:rPr>
-            <w:highlight w:val="yellow"/>
-          </w:rPr>
-          <w:delText>XX</w:delText>
-        </w:r>
-        <w:r>
-          <w:delText>). Thus, chromatin accessibility broadly recapitulated the transcriptional programs that distinguish the major cell populations, demonstrating close correspondence between cell identity and local chromatin state.</w:delText>
-        </w:r>
-        <w:commentRangeEnd w:id="493"/>
+          <w:commentReference w:id="376"/>
+        </w:r>
+        <w:r>
+          <w:delText>0_Spall_Mixed and decreases in clusters 4_TGN_Glut, 19_Di_GABA, and 7_Pall_Glut.</w:delText>
+        </w:r>
+      </w:del>
+    </w:p>
+    <w:p>
+      <w:r>
+        <w:tab/>
+      </w:r>
+      <w:r>
+        <w:t xml:space="preserve">Together, these findings indicate that neuronal remodeling during sex change is a staged process. Many neuronal populations </w:t>
+      </w:r>
+      <w:r>
+        <w:t>showed</w:t>
+      </w:r>
+      <w:r>
+        <w:t xml:space="preserve"> early or transient changes in </w:t>
+      </w:r>
+      <w:r>
+        <w:t>proportion</w:t>
+      </w:r>
+      <w:r>
+        <w:t xml:space="preserve"> before the completion of gonadal transformation, suggesting that extensive neural remodeling begins well in advance of the endocrine and reproductive transition. </w:t>
+      </w:r>
+      <w:del w:id="380" w:author="Graham, Gabriel J." w:date="2026-08-07T15:50:00Z" w16du:dateUtc="2026-08-07T19:50:00Z">
+        <w:r>
+          <w:delText xml:space="preserve">In </w:delText>
+        </w:r>
+      </w:del>
+      <w:ins w:id="381" w:author="Graham, Gabriel J." w:date="2026-08-07T15:50:00Z" w16du:dateUtc="2026-08-07T19:50:00Z">
+        <w:r>
+          <w:t>By</w:t>
+        </w:r>
+        <w:r>
+          <w:t xml:space="preserve"> </w:t>
+        </w:r>
+      </w:ins>
+      <w:r>
+        <w:t xml:space="preserve">contrast, the delayed expansion of </w:t>
+      </w:r>
+      <w:del w:id="382" w:author="Graham, Gabriel J." w:date="2026-08-07T15:49:00Z" w16du:dateUtc="2026-08-07T19:49:00Z">
+        <w:r>
+          <w:delText xml:space="preserve">the </w:delText>
+        </w:r>
+      </w:del>
+      <w:ins w:id="383" w:author="Graham, Gabriel J." w:date="2026-08-07T15:49:00Z" w16du:dateUtc="2026-08-07T19:49:00Z">
+        <w:r>
+          <w:t xml:space="preserve">the POA cluster </w:t>
+        </w:r>
+      </w:ins>
+      <w:commentRangeStart w:id="384"/>
+      <w:del w:id="385" w:author="Graham, Gabriel J." w:date="2026-08-07T15:49:00Z" w16du:dateUtc="2026-08-07T19:49:00Z">
+        <w:r>
+          <w:delText xml:space="preserve">preoptic area </w:delText>
+        </w:r>
+      </w:del>
+      <w:del w:id="386" w:author="Graham, Gabriel J." w:date="2026-08-04T11:57:00Z" w16du:dateUtc="2026-08-04T15:57:00Z">
+        <w:r>
+          <w:delText>(POA)</w:delText>
+        </w:r>
+        <w:commentRangeEnd w:id="384"/>
         <w:r>
           <w:rPr>
             <w:rStyle w:val="CommentReference"/>
             <w:sz w:val="24"/>
             <w:szCs w:val="30"/>
           </w:rPr>
-          <w:commentReference w:id="493"/>
-        </w:r>
-      </w:del>
-    </w:p>
-    <w:p/>
-    <w:p>
-      <w:pPr>
-        <w:ind w:firstLine="720"/>
-        <w:rPr>
-          <w:del w:id="494" w:author="Graham, Gabriel J." w:date="2026-08-07T16:40:00Z" w16du:dateUtc="2026-08-07T20:40:00Z"/>
-        </w:rPr>
-        <w:pPrChange w:id="495" w:author="Graham, Gabriel J." w:date="2026-08-25T15:02:00Z" w16du:dateUtc="2026-08-25T19:02:00Z">
+          <w:commentReference w:id="384"/>
+        </w:r>
+      </w:del>
+      <w:del w:id="387" w:author="Graham, Gabriel J." w:date="2026-08-07T15:49:00Z" w16du:dateUtc="2026-08-07T19:49:00Z">
+        <w:r>
+          <w:delText xml:space="preserve"> cluster</w:delText>
+        </w:r>
+      </w:del>
+      <w:ins w:id="388" w:author="Graham, Gabriel J." w:date="2026-08-07T15:49:00Z" w16du:dateUtc="2026-08-07T19:49:00Z">
+        <w:r>
+          <w:t>6_POA_Mixed</w:t>
+        </w:r>
+      </w:ins>
+      <w:r>
+        <w:t xml:space="preserve">, a </w:t>
+      </w:r>
+      <w:del w:id="389" w:author="Graham, Gabriel J." w:date="2026-08-07T16:09:00Z" w16du:dateUtc="2026-08-07T20:09:00Z">
+        <w:r>
+          <w:delText xml:space="preserve">region </w:delText>
+        </w:r>
+      </w:del>
+      <w:ins w:id="390" w:author="Graham, Gabriel J." w:date="2026-08-07T16:09:00Z" w16du:dateUtc="2026-08-07T20:09:00Z">
+        <w:r>
+          <w:t>cell-type</w:t>
+        </w:r>
+        <w:r>
+          <w:t xml:space="preserve"> </w:t>
+        </w:r>
+      </w:ins>
+      <w:r>
+        <w:t>that plays a central role in regulating the hypothalamic-pituitary-gonadal axis, was not evident until after gonadal transformation and the accompanying changes in circulating sex hormones. These findings suggest that distinct neuronal populations remodel at different stages of sex change, with some populations potentially contributing to the initiation of the transition, whereas others remodel only after the new reproductive state has been established.</w:t>
+      </w:r>
+      <w:commentRangeEnd w:id="373"/>
+      <w:r>
+        <w:rPr>
+          <w:rStyle w:val="CommentReference"/>
+          <w:sz w:val="24"/>
+          <w:szCs w:val="30"/>
+        </w:rPr>
+        <w:commentReference w:id="373"/>
+      </w:r>
+    </w:p>
+    <w:p>
+      <w:pPr>
+        <w:rPr>
+          <w:highlight w:val="yellow"/>
+        </w:rPr>
+      </w:pPr>
+    </w:p>
+    <w:p>
+      <w:pPr>
+        <w:rPr>
+          <w:b/>
+          <w:bCs/>
+        </w:rPr>
+      </w:pPr>
+      <w:r>
+        <w:rPr>
+          <w:b/>
+          <w:bCs/>
+        </w:rPr>
+        <w:t xml:space="preserve">Cell Types Undergo Sex Change at Different Rates </w:t>
+      </w:r>
+    </w:p>
+    <w:p>
+      <w:pPr>
+        <w:rPr>
+          <w:u w:val="single"/>
+        </w:rPr>
+      </w:pPr>
+      <w:r>
+        <w:rPr>
+          <w:u w:val="single"/>
+        </w:rPr>
+        <w:t>Transcriptomic sex change</w:t>
+      </w:r>
+    </w:p>
+    <w:p>
+      <w:r>
+        <w:rPr>
+          <w:b/>
+          <w:bCs/>
+        </w:rPr>
+        <w:tab/>
+      </w:r>
+      <w:r>
+        <w:t>To characterize the transcriptomic changes associated with sex change, we next identified differentially expressed genes (DEGs) and classified each according to its temporal pattern</w:t>
+      </w:r>
+      <w:r>
+        <w:t xml:space="preserve"> and </w:t>
+      </w:r>
+      <w:r>
+        <w:lastRenderedPageBreak/>
+        <w:t>direction</w:t>
+      </w:r>
+      <w:r>
+        <w:t xml:space="preserve"> of expression </w:t>
+      </w:r>
+      <w:r>
+        <w:t xml:space="preserve">changes </w:t>
+      </w:r>
+      <w:r>
+        <w:t xml:space="preserve">across males, intermediates, and females (Methods). Specifically, genes were classified as exhibiting early, late, </w:t>
+      </w:r>
+      <w:r>
+        <w:t xml:space="preserve">progressive, </w:t>
+      </w:r>
+      <w:r>
+        <w:t>or transient</w:t>
+      </w:r>
+      <w:r>
+        <w:t xml:space="preserve"> patterns</w:t>
+      </w:r>
+      <w:r>
+        <w:t xml:space="preserve"> as well as either increasing or decreasing expression</w:t>
+      </w:r>
+      <w:r>
+        <w:t xml:space="preserve">. We identified a total of </w:t>
+      </w:r>
+      <w:ins w:id="391" w:author="Graham, Gabriel J." w:date="2026-08-04T11:59:00Z" w16du:dateUtc="2026-08-04T15:59:00Z">
+        <w:r>
+          <w:rPr>
+            <w:highlight w:val="yellow"/>
+          </w:rPr>
+          <w:t>290</w:t>
+        </w:r>
+      </w:ins>
+      <w:del w:id="392" w:author="Graham, Gabriel J." w:date="2026-08-04T11:59:00Z" w16du:dateUtc="2026-08-04T15:59:00Z">
+        <w:r>
+          <w:rPr>
+            <w:highlight w:val="yellow"/>
+          </w:rPr>
+          <w:delText>xx</w:delText>
+        </w:r>
+      </w:del>
+      <w:r>
+        <w:t xml:space="preserve"> DEGs (</w:t>
+      </w:r>
+      <w:r>
+        <w:rPr>
+          <w:highlight w:val="yellow"/>
+        </w:rPr>
+        <w:t xml:space="preserve">Appendix </w:t>
+      </w:r>
+      <w:commentRangeStart w:id="393"/>
+      <w:r>
+        <w:rPr>
+          <w:highlight w:val="yellow"/>
+        </w:rPr>
+        <w:t>SX</w:t>
+      </w:r>
+      <w:commentRangeEnd w:id="393"/>
+      <w:r>
+        <w:rPr>
+          <w:rStyle w:val="CommentReference"/>
+          <w:sz w:val="24"/>
+          <w:szCs w:val="30"/>
+        </w:rPr>
+        <w:commentReference w:id="393"/>
+      </w:r>
+      <w:r>
+        <w:t>)</w:t>
+      </w:r>
+      <w:del w:id="394" w:author="Graham, Gabriel J." w:date="2026-08-07T16:05:00Z" w16du:dateUtc="2026-08-07T20:05:00Z">
+        <w:r>
+          <w:delText>,</w:delText>
+        </w:r>
+      </w:del>
+      <w:ins w:id="395" w:author="Graham, Gabriel J." w:date="2026-08-07T16:05:00Z" w16du:dateUtc="2026-08-07T20:05:00Z">
+        <w:r>
+          <w:t xml:space="preserve"> </w:t>
+        </w:r>
+      </w:ins>
+      <w:ins w:id="396" w:author="Graham, Gabriel J." w:date="2026-08-07T16:06:00Z" w16du:dateUtc="2026-08-07T20:06:00Z">
+        <w:r>
+          <w:t>DEGs were roughly split, with</w:t>
+        </w:r>
+      </w:ins>
+      <w:ins w:id="397" w:author="Graham, Gabriel J." w:date="2026-08-07T16:05:00Z" w16du:dateUtc="2026-08-07T20:05:00Z">
+        <w:r>
+          <w:t xml:space="preserve"> </w:t>
+        </w:r>
+        <w:r>
+          <w:t>150</w:t>
+        </w:r>
+        <w:r>
+          <w:t xml:space="preserve"> DEGs </w:t>
+        </w:r>
+      </w:ins>
+      <w:ins w:id="398" w:author="Graham, Gabriel J." w:date="2026-08-07T16:06:00Z" w16du:dateUtc="2026-08-07T20:06:00Z">
+        <w:r>
+          <w:t>being</w:t>
+        </w:r>
+      </w:ins>
+      <w:ins w:id="399" w:author="Graham, Gabriel J." w:date="2026-08-07T16:05:00Z" w16du:dateUtc="2026-08-07T20:05:00Z">
+        <w:r>
+          <w:t xml:space="preserve"> upregulated and </w:t>
+        </w:r>
+        <w:r>
+          <w:t>140</w:t>
+        </w:r>
+        <w:r>
+          <w:t xml:space="preserve"> </w:t>
+        </w:r>
+      </w:ins>
+      <w:ins w:id="400" w:author="Graham, Gabriel J." w:date="2026-08-07T16:06:00Z" w16du:dateUtc="2026-08-07T20:06:00Z">
+        <w:r>
+          <w:t>being</w:t>
+        </w:r>
+      </w:ins>
+      <w:ins w:id="401" w:author="Graham, Gabriel J." w:date="2026-08-07T16:05:00Z" w16du:dateUtc="2026-08-07T20:05:00Z">
+        <w:r>
+          <w:t xml:space="preserve"> downregulated</w:t>
+        </w:r>
+        <w:r>
+          <w:t xml:space="preserve"> going from male to</w:t>
+        </w:r>
+      </w:ins>
+      <w:ins w:id="402" w:author="Graham, Gabriel J." w:date="2026-08-07T16:06:00Z" w16du:dateUtc="2026-08-07T20:06:00Z">
+        <w:r>
+          <w:t xml:space="preserve"> female</w:t>
+        </w:r>
+      </w:ins>
+      <w:ins w:id="403" w:author="Graham, Gabriel J." w:date="2026-08-07T16:05:00Z" w16du:dateUtc="2026-08-07T20:05:00Z">
+        <w:r>
+          <w:t xml:space="preserve">. </w:t>
+        </w:r>
+      </w:ins>
+      <w:del w:id="404" w:author="Graham, Gabriel J." w:date="2026-08-07T16:07:00Z" w16du:dateUtc="2026-08-07T20:07:00Z">
+        <w:r>
+          <w:delText xml:space="preserve"> </w:delText>
+        </w:r>
+      </w:del>
+      <w:ins w:id="405" w:author="Graham, Gabriel J." w:date="2026-08-07T16:06:00Z" w16du:dateUtc="2026-08-07T20:06:00Z">
+        <w:r>
+          <w:t xml:space="preserve">Temporally, </w:t>
+        </w:r>
+      </w:ins>
+      <w:ins w:id="406" w:author="Graham, Gabriel J." w:date="2026-08-07T16:07:00Z" w16du:dateUtc="2026-08-07T20:07:00Z">
+        <w:r>
+          <w:t xml:space="preserve">there were </w:t>
+        </w:r>
+      </w:ins>
+      <w:del w:id="407" w:author="Graham, Gabriel J." w:date="2026-08-07T16:06:00Z" w16du:dateUtc="2026-08-07T20:06:00Z">
+        <w:r>
+          <w:delText xml:space="preserve">of which </w:delText>
+        </w:r>
+      </w:del>
+      <w:del w:id="408" w:author="Graham, Gabriel J." w:date="2026-08-07T15:52:00Z" w16du:dateUtc="2026-08-07T19:52:00Z">
+        <w:r>
+          <w:rPr>
+            <w:highlight w:val="yellow"/>
+          </w:rPr>
+          <w:delText>xx</w:delText>
+        </w:r>
+        <w:r>
+          <w:delText xml:space="preserve"> </w:delText>
+        </w:r>
+      </w:del>
+      <w:ins w:id="409" w:author="Graham, Gabriel J." w:date="2026-08-07T15:52:00Z" w16du:dateUtc="2026-08-07T19:52:00Z">
+        <w:r>
+          <w:t>76</w:t>
+        </w:r>
+      </w:ins>
+      <w:ins w:id="410" w:author="Graham, Gabriel J." w:date="2026-08-07T16:06:00Z" w16du:dateUtc="2026-08-07T20:06:00Z">
+        <w:r>
+          <w:t xml:space="preserve"> </w:t>
+        </w:r>
+      </w:ins>
+      <w:del w:id="411" w:author="Graham, Gabriel J." w:date="2026-08-07T16:07:00Z" w16du:dateUtc="2026-08-07T20:07:00Z">
+        <w:r>
+          <w:delText xml:space="preserve">exhibited </w:delText>
+        </w:r>
+      </w:del>
+      <w:ins w:id="412" w:author="Graham, Gabriel J." w:date="2026-08-07T16:07:00Z" w16du:dateUtc="2026-08-07T20:07:00Z">
+        <w:r>
+          <w:t xml:space="preserve">DEGs showed an </w:t>
+        </w:r>
+      </w:ins>
+      <w:r>
+        <w:t>early</w:t>
+      </w:r>
+      <w:ins w:id="413" w:author="Graham, Gabriel J." w:date="2026-08-07T16:07:00Z" w16du:dateUtc="2026-08-07T20:07:00Z">
+        <w:r>
+          <w:t xml:space="preserve"> pattern of </w:t>
+        </w:r>
+      </w:ins>
+      <w:r>
+        <w:t xml:space="preserve"> change</w:t>
+      </w:r>
+      <w:del w:id="414" w:author="Graham, Gabriel J." w:date="2026-08-07T16:07:00Z" w16du:dateUtc="2026-08-07T20:07:00Z">
+        <w:r>
+          <w:delText>s</w:delText>
+        </w:r>
+      </w:del>
+      <w:r>
+        <w:t xml:space="preserve">, </w:t>
+      </w:r>
+      <w:del w:id="415" w:author="Graham, Gabriel J." w:date="2026-08-07T15:52:00Z" w16du:dateUtc="2026-08-07T19:52:00Z">
+        <w:r>
+          <w:rPr>
+            <w:highlight w:val="yellow"/>
+          </w:rPr>
+          <w:delText>xx</w:delText>
+        </w:r>
+        <w:r>
+          <w:delText xml:space="preserve"> </w:delText>
+        </w:r>
+      </w:del>
+      <w:ins w:id="416" w:author="Graham, Gabriel J." w:date="2026-08-07T15:52:00Z" w16du:dateUtc="2026-08-07T19:52:00Z">
+        <w:r>
+          <w:t>136</w:t>
+        </w:r>
+        <w:r>
+          <w:t xml:space="preserve"> </w:t>
+        </w:r>
+      </w:ins>
+      <w:r>
+        <w:t xml:space="preserve">late changes, </w:t>
+      </w:r>
+      <w:del w:id="417" w:author="Graham, Gabriel J." w:date="2026-08-07T15:52:00Z" w16du:dateUtc="2026-08-07T19:52:00Z">
+        <w:r>
+          <w:rPr>
+            <w:highlight w:val="yellow"/>
+          </w:rPr>
+          <w:delText>xx</w:delText>
+        </w:r>
+        <w:r>
+          <w:delText xml:space="preserve"> </w:delText>
+        </w:r>
+      </w:del>
+      <w:ins w:id="418" w:author="Graham, Gabriel J." w:date="2026-08-07T15:52:00Z" w16du:dateUtc="2026-08-07T19:52:00Z">
+        <w:r>
+          <w:t xml:space="preserve">6 </w:t>
+        </w:r>
+      </w:ins>
+      <w:r>
+        <w:t xml:space="preserve">progressive </w:t>
+      </w:r>
+      <w:r>
+        <w:t xml:space="preserve">and </w:t>
+      </w:r>
+      <w:del w:id="419" w:author="Graham, Gabriel J." w:date="2026-08-07T15:53:00Z" w16du:dateUtc="2026-08-07T19:53:00Z">
+        <w:r>
+          <w:rPr>
+            <w:highlight w:val="yellow"/>
+          </w:rPr>
+          <w:delText>xx</w:delText>
+        </w:r>
+        <w:r>
+          <w:delText xml:space="preserve"> </w:delText>
+        </w:r>
+      </w:del>
+      <w:ins w:id="420" w:author="Graham, Gabriel J." w:date="2026-08-07T15:53:00Z" w16du:dateUtc="2026-08-07T19:53:00Z">
+        <w:r>
+          <w:t>72</w:t>
+        </w:r>
+        <w:r>
+          <w:t xml:space="preserve"> </w:t>
+        </w:r>
+      </w:ins>
+      <w:r>
+        <w:t>transient</w:t>
+      </w:r>
+      <w:del w:id="421" w:author="Graham, Gabriel J." w:date="2026-08-07T16:08:00Z" w16du:dateUtc="2026-08-07T20:08:00Z">
+        <w:r>
+          <w:delText xml:space="preserve"> changes</w:delText>
+        </w:r>
+      </w:del>
+      <w:r>
+        <w:t xml:space="preserve">. </w:t>
+      </w:r>
+      <w:ins w:id="422" w:author="Graham, Gabriel J." w:date="2026-08-25T14:41:00Z" w16du:dateUtc="2026-08-25T18:41:00Z">
+        <w:r>
+          <w:t xml:space="preserve">In total </w:t>
+        </w:r>
+      </w:ins>
+      <w:ins w:id="423" w:author="Graham, Gabriel J." w:date="2026-08-25T14:40:00Z">
+        <w:r>
+          <w:t>153</w:t>
+        </w:r>
+      </w:ins>
+      <w:ins w:id="424" w:author="Graham, Gabriel J." w:date="2026-08-25T14:43:00Z" w16du:dateUtc="2026-08-25T18:43:00Z">
+        <w:r>
+          <w:t xml:space="preserve"> DEGs</w:t>
+        </w:r>
+      </w:ins>
+      <w:ins w:id="425" w:author="Graham, Gabriel J." w:date="2026-08-25T14:40:00Z">
+        <w:r>
+          <w:t xml:space="preserve"> significantly differed between males and intermediates, 214 differed between females and intermediates, and 234 differed between females and males. </w:t>
+        </w:r>
+      </w:ins>
+      <w:ins w:id="426" w:author="Graham, Gabriel J." w:date="2026-08-25T14:40:00Z" w16du:dateUtc="2026-08-25T18:40:00Z">
+        <w:r>
+          <w:t xml:space="preserve">This </w:t>
+        </w:r>
+      </w:ins>
+      <w:ins w:id="427" w:author="Graham, Gabriel J." w:date="2026-08-25T14:42:00Z" w16du:dateUtc="2026-08-25T18:42:00Z">
+        <w:r>
+          <w:t xml:space="preserve">predominance of DEGs that differed between intermediates and females indicates that the greatest amount of transcriptomic </w:t>
+        </w:r>
+      </w:ins>
+      <w:ins w:id="428" w:author="Graham, Gabriel J." w:date="2026-08-25T14:43:00Z" w16du:dateUtc="2026-08-25T18:43:00Z">
+        <w:r>
+          <w:t>remodeling occurs during the later stages of sex change</w:t>
+        </w:r>
+      </w:ins>
+      <w:ins w:id="429" w:author="Graham, Gabriel J." w:date="2026-08-25T14:42:00Z" w16du:dateUtc="2026-08-25T18:42:00Z">
+        <w:r>
+          <w:t xml:space="preserve"> </w:t>
+        </w:r>
+      </w:ins>
+      <w:ins w:id="430" w:author="Graham, Gabriel J." w:date="2026-08-25T14:40:00Z">
+        <w:r>
+          <w:t xml:space="preserve">when </w:t>
+        </w:r>
+      </w:ins>
+      <w:ins w:id="431" w:author="Graham, Gabriel J." w:date="2026-08-25T14:44:00Z" w16du:dateUtc="2026-08-25T18:44:00Z">
+        <w:r>
+          <w:t xml:space="preserve">the </w:t>
+        </w:r>
+      </w:ins>
+      <w:ins w:id="432" w:author="Graham, Gabriel J." w:date="2026-08-25T14:40:00Z">
+        <w:r>
+          <w:t>gonad</w:t>
+        </w:r>
+      </w:ins>
+      <w:ins w:id="433" w:author="Graham, Gabriel J." w:date="2026-08-25T14:44:00Z" w16du:dateUtc="2026-08-25T18:44:00Z">
+        <w:r>
+          <w:t xml:space="preserve">s transform, while relatively less occurs during </w:t>
+        </w:r>
+      </w:ins>
+      <w:ins w:id="434" w:author="Graham, Gabriel J." w:date="2026-08-25T14:45:00Z" w16du:dateUtc="2026-08-25T18:45:00Z">
+        <w:r>
+          <w:t xml:space="preserve">earlier stages where the </w:t>
+        </w:r>
+      </w:ins>
+      <w:ins w:id="435" w:author="Graham, Gabriel J." w:date="2026-08-25T14:40:00Z">
+        <w:r>
+          <w:t xml:space="preserve">groundwork for gonadal sex change is laid. </w:t>
+        </w:r>
+      </w:ins>
+      <w:commentRangeStart w:id="436"/>
+      <w:del w:id="437" w:author="Graham, Gabriel J." w:date="2026-08-25T14:40:00Z" w16du:dateUtc="2026-08-25T18:40:00Z">
+        <w:r>
+          <w:delText>The predominance of late DEGs indicates that the greatest amount of transcriptomic remodeling occurs during the later stages of sex change</w:delText>
+        </w:r>
+        <w:commentRangeEnd w:id="436"/>
+        <w:r>
+          <w:rPr>
+            <w:rStyle w:val="CommentReference"/>
+            <w:sz w:val="24"/>
+            <w:szCs w:val="30"/>
+          </w:rPr>
+          <w:commentReference w:id="436"/>
+        </w:r>
+        <w:r>
+          <w:delText xml:space="preserve">. </w:delText>
+        </w:r>
+      </w:del>
+      <w:del w:id="438" w:author="Graham, Gabriel J." w:date="2026-08-07T16:05:00Z" w16du:dateUtc="2026-08-07T20:05:00Z">
+        <w:r>
+          <w:delText xml:space="preserve">Overall, </w:delText>
+        </w:r>
+      </w:del>
+      <w:del w:id="439" w:author="Graham, Gabriel J." w:date="2026-08-04T12:01:00Z" w16du:dateUtc="2026-08-04T16:01:00Z">
+        <w:r>
+          <w:rPr>
+            <w:highlight w:val="yellow"/>
+          </w:rPr>
+          <w:delText>xx</w:delText>
+        </w:r>
+        <w:r>
+          <w:delText xml:space="preserve"> </w:delText>
+        </w:r>
+      </w:del>
+      <w:del w:id="440" w:author="Graham, Gabriel J." w:date="2026-08-07T16:05:00Z" w16du:dateUtc="2026-08-07T20:05:00Z">
+        <w:r>
+          <w:delText xml:space="preserve">DEGs were upregulated and </w:delText>
+        </w:r>
+      </w:del>
+      <w:del w:id="441" w:author="Graham, Gabriel J." w:date="2026-08-04T12:01:00Z" w16du:dateUtc="2026-08-04T16:01:00Z">
+        <w:r>
+          <w:rPr>
+            <w:highlight w:val="yellow"/>
+          </w:rPr>
+          <w:delText>xx</w:delText>
+        </w:r>
+        <w:r>
+          <w:delText xml:space="preserve"> </w:delText>
+        </w:r>
+      </w:del>
+      <w:del w:id="442" w:author="Graham, Gabriel J." w:date="2026-08-07T16:05:00Z" w16du:dateUtc="2026-08-07T20:05:00Z">
+        <w:r>
+          <w:delText>were downregulated</w:delText>
+        </w:r>
+        <w:r>
+          <w:delText xml:space="preserve"> going from male to female</w:delText>
+        </w:r>
+        <w:r>
+          <w:delText xml:space="preserve">. </w:delText>
+        </w:r>
+      </w:del>
+      <w:r>
+        <w:t>We found DEGs were biased in clusters 6_POA_Mixed (</w:t>
+      </w:r>
+      <w:r>
+        <w:rPr>
+          <w:highlight w:val="yellow"/>
+        </w:rPr>
+        <w:t>Fig. 3</w:t>
+      </w:r>
+      <w:r>
+        <w:rPr>
+          <w:highlight w:val="yellow"/>
+        </w:rPr>
+        <w:t>C</w:t>
+      </w:r>
+      <w:r>
+        <w:t>), 1_RGC, 0_Spall_Mixed, and 11_MG.</w:t>
+      </w:r>
+    </w:p>
+    <w:p>
+      <w:pPr>
+        <w:rPr>
+          <w:ins w:id="443" w:author="Graham, Gabriel J." w:date="2026-08-07T16:08:00Z" w16du:dateUtc="2026-08-07T20:08:00Z"/>
+          <w:u w:val="single"/>
+        </w:rPr>
+      </w:pPr>
+    </w:p>
+    <w:p>
+      <w:pPr>
+        <w:rPr>
+          <w:u w:val="single"/>
+        </w:rPr>
+      </w:pPr>
+      <w:del w:id="444" w:author="Graham, Gabriel J." w:date="2026-08-04T12:04:00Z" w16du:dateUtc="2026-08-04T16:04:00Z">
+        <w:r>
+          <w:rPr>
+            <w:u w:val="single"/>
+          </w:rPr>
+          <w:delText>Epigenetic</w:delText>
+        </w:r>
+        <w:r>
+          <w:rPr>
+            <w:u w:val="single"/>
+          </w:rPr>
+          <w:delText xml:space="preserve"> </w:delText>
+        </w:r>
+      </w:del>
+      <w:ins w:id="445" w:author="Graham, Gabriel J." w:date="2026-08-04T12:04:00Z" w16du:dateUtc="2026-08-04T16:04:00Z">
+        <w:r>
+          <w:rPr>
+            <w:u w:val="single"/>
+          </w:rPr>
+          <w:t>Epigenomic</w:t>
+        </w:r>
+        <w:r>
+          <w:rPr>
+            <w:u w:val="single"/>
+          </w:rPr>
+          <w:t xml:space="preserve"> </w:t>
+        </w:r>
+      </w:ins>
+      <w:r>
+        <w:rPr>
+          <w:u w:val="single"/>
+        </w:rPr>
+        <w:t>sex change</w:t>
+      </w:r>
+    </w:p>
+    <w:p>
+      <w:pPr>
+        <w:rPr>
+          <w:del w:id="446" w:author="Graham, Gabriel J." w:date="2026-08-07T16:12:00Z" w16du:dateUtc="2026-08-07T20:12:00Z"/>
+        </w:rPr>
+      </w:pPr>
+      <w:ins w:id="447" w:author="Graham, Gabriel J." w:date="2026-08-07T16:12:00Z" w16du:dateUtc="2026-08-07T20:12:00Z">
+        <w:r>
+          <w:tab/>
+        </w:r>
+      </w:ins>
+    </w:p>
+    <w:p>
+      <w:pPr>
+        <w:rPr>
+          <w:ins w:id="448" w:author="Graham, Gabriel J." w:date="2026-08-25T14:50:00Z" w16du:dateUtc="2026-08-25T18:50:00Z"/>
+        </w:rPr>
+      </w:pPr>
+      <w:r>
+        <w:t>To characterize the epigenomic changes associated with sex change, we next identified differentially accessible regions (DARs) and classified each according to the same temporal patterns described above</w:t>
+      </w:r>
+      <w:ins w:id="449" w:author="Graham, Gabriel J." w:date="2026-08-04T13:43:00Z" w16du:dateUtc="2026-08-04T17:43:00Z">
+        <w:r>
+          <w:t xml:space="preserve">. </w:t>
+        </w:r>
+      </w:ins>
+      <w:del w:id="450" w:author="Graham, Gabriel J." w:date="2026-08-04T13:43:00Z" w16du:dateUtc="2026-08-04T17:43:00Z">
+        <w:r>
+          <w:delText xml:space="preserve"> (Methods). </w:delText>
+        </w:r>
+      </w:del>
+      <w:r>
+        <w:t xml:space="preserve">We identified a total of </w:t>
+      </w:r>
+      <w:del w:id="451" w:author="Graham, Gabriel J." w:date="2026-08-04T13:43:00Z" w16du:dateUtc="2026-08-04T17:43:00Z">
+        <w:r>
+          <w:rPr>
+            <w:highlight w:val="yellow"/>
+          </w:rPr>
+          <w:delText>xx</w:delText>
+        </w:r>
+        <w:r>
+          <w:delText xml:space="preserve"> </w:delText>
+        </w:r>
+      </w:del>
+      <w:ins w:id="452" w:author="Graham, Gabriel J." w:date="2026-08-04T13:43:00Z" w16du:dateUtc="2026-08-04T17:43:00Z">
+        <w:r>
+          <w:t>53</w:t>
+        </w:r>
+        <w:r>
+          <w:t xml:space="preserve"> </w:t>
+        </w:r>
+      </w:ins>
+      <w:r>
+        <w:t>DARs (</w:t>
+      </w:r>
+      <w:r>
+        <w:rPr>
+          <w:highlight w:val="yellow"/>
+        </w:rPr>
+        <w:t>Appendix SX</w:t>
+      </w:r>
+      <w:r>
+        <w:t xml:space="preserve">), of which </w:t>
+      </w:r>
+      <w:del w:id="453" w:author="Graham, Gabriel J." w:date="2026-08-07T15:54:00Z" w16du:dateUtc="2026-08-07T19:54:00Z">
+        <w:r>
+          <w:rPr>
+            <w:highlight w:val="yellow"/>
+          </w:rPr>
+          <w:delText>xx</w:delText>
+        </w:r>
+        <w:r>
+          <w:delText xml:space="preserve"> </w:delText>
+        </w:r>
+      </w:del>
+      <w:ins w:id="454" w:author="Graham, Gabriel J." w:date="2026-08-07T15:54:00Z" w16du:dateUtc="2026-08-07T19:54:00Z">
+        <w:r>
+          <w:t>6</w:t>
+        </w:r>
+        <w:r>
+          <w:t xml:space="preserve"> </w:t>
+        </w:r>
+      </w:ins>
+      <w:r>
+        <w:t xml:space="preserve">exhibited early changes, </w:t>
+      </w:r>
+      <w:del w:id="455" w:author="Graham, Gabriel J." w:date="2026-08-07T15:54:00Z" w16du:dateUtc="2026-08-07T19:54:00Z">
+        <w:r>
+          <w:rPr>
+            <w:highlight w:val="yellow"/>
+          </w:rPr>
+          <w:delText>xx</w:delText>
+        </w:r>
+        <w:r>
+          <w:delText xml:space="preserve"> </w:delText>
+        </w:r>
+      </w:del>
+      <w:ins w:id="456" w:author="Graham, Gabriel J." w:date="2026-08-07T15:54:00Z" w16du:dateUtc="2026-08-07T19:54:00Z">
+        <w:r>
+          <w:t>22</w:t>
+        </w:r>
+        <w:r>
+          <w:t xml:space="preserve"> </w:t>
+        </w:r>
+      </w:ins>
+      <w:r>
+        <w:t xml:space="preserve">late changes, </w:t>
+      </w:r>
+      <w:del w:id="457" w:author="Graham, Gabriel J." w:date="2026-08-07T15:54:00Z" w16du:dateUtc="2026-08-07T19:54:00Z">
+        <w:r>
+          <w:rPr>
+            <w:highlight w:val="yellow"/>
+          </w:rPr>
+          <w:delText>xx</w:delText>
+        </w:r>
+        <w:r>
+          <w:delText xml:space="preserve"> </w:delText>
+        </w:r>
+      </w:del>
+      <w:ins w:id="458" w:author="Graham, Gabriel J." w:date="2026-08-07T15:54:00Z" w16du:dateUtc="2026-08-07T19:54:00Z">
+        <w:r>
+          <w:t>25</w:t>
+        </w:r>
+        <w:r>
+          <w:t xml:space="preserve"> </w:t>
+        </w:r>
+      </w:ins>
+      <w:r>
+        <w:t xml:space="preserve">progressive changes, and </w:t>
+      </w:r>
+      <w:del w:id="459" w:author="Graham, Gabriel J." w:date="2026-08-07T15:54:00Z" w16du:dateUtc="2026-08-07T19:54:00Z">
+        <w:r>
+          <w:rPr>
+            <w:highlight w:val="yellow"/>
+          </w:rPr>
+          <w:delText>xx</w:delText>
+        </w:r>
+        <w:r>
+          <w:delText xml:space="preserve"> </w:delText>
+        </w:r>
+      </w:del>
+      <w:ins w:id="460" w:author="Graham, Gabriel J." w:date="2026-08-07T15:54:00Z" w16du:dateUtc="2026-08-07T19:54:00Z">
+        <w:r>
+          <w:t>none exhibited</w:t>
+        </w:r>
+        <w:r>
+          <w:t xml:space="preserve"> </w:t>
+        </w:r>
+      </w:ins>
+      <w:r>
+        <w:t xml:space="preserve">transient changes. </w:t>
+      </w:r>
+      <w:ins w:id="461" w:author="Graham, Gabriel J." w:date="2026-08-07T15:54:00Z" w16du:dateUtc="2026-08-07T19:54:00Z">
+        <w:r>
+          <w:t>O</w:t>
+        </w:r>
+      </w:ins>
+      <w:ins w:id="462" w:author="Graham, Gabriel J." w:date="2026-08-07T15:55:00Z" w16du:dateUtc="2026-08-07T19:55:00Z">
+        <w:r>
+          <w:t xml:space="preserve">verall, 28 DARs decreased in accessibility and 25 increased in accessibility. </w:t>
+        </w:r>
+      </w:ins>
+      <w:commentRangeStart w:id="463"/>
+      <w:r>
+        <w:t xml:space="preserve">Similar to the transcriptomic analysis, the </w:t>
+      </w:r>
+      <w:del w:id="464" w:author="Graham, Gabriel J." w:date="2026-08-25T14:51:00Z" w16du:dateUtc="2026-08-25T18:51:00Z">
+        <w:r>
+          <w:delText xml:space="preserve">predominance </w:delText>
+        </w:r>
+      </w:del>
+      <w:ins w:id="465" w:author="Graham, Gabriel J." w:date="2026-08-25T14:51:00Z" w16du:dateUtc="2026-08-25T18:51:00Z">
+        <w:r>
+          <w:t>large number</w:t>
+        </w:r>
+        <w:r>
+          <w:t xml:space="preserve"> </w:t>
+        </w:r>
+      </w:ins>
+      <w:r>
+        <w:t xml:space="preserve">of late DARs indicates that the greatest amount of epigenomic remodeling occurs during the later stages of sex change. </w:t>
+      </w:r>
+      <w:commentRangeEnd w:id="463"/>
+      <w:r>
+        <w:rPr>
+          <w:rStyle w:val="CommentReference"/>
+          <w:sz w:val="24"/>
+          <w:szCs w:val="30"/>
+        </w:rPr>
+        <w:commentReference w:id="463"/>
+      </w:r>
+      <w:r>
+        <w:t>Unlike gene expression, however, chromatin accessibility was characterized by progressive changes and an absence of transient remodeling</w:t>
+      </w:r>
+      <w:del w:id="466" w:author="Graham, Gabriel J." w:date="2026-08-25T14:52:00Z" w16du:dateUtc="2026-08-25T18:52:00Z">
+        <w:r>
+          <w:delText xml:space="preserve">, suggesting a more </w:delText>
+        </w:r>
+      </w:del>
+      <w:del w:id="467" w:author="Graham, Gabriel J." w:date="2026-08-25T14:51:00Z" w16du:dateUtc="2026-08-25T18:51:00Z">
+        <w:r>
+          <w:delText>gradual</w:delText>
+        </w:r>
+      </w:del>
+      <w:del w:id="468" w:author="Graham, Gabriel J." w:date="2026-08-25T14:52:00Z" w16du:dateUtc="2026-08-25T18:52:00Z">
+        <w:r>
+          <w:delText xml:space="preserve"> trajectory of</w:delText>
+        </w:r>
+      </w:del>
+      <w:ins w:id="469" w:author="Graham, Gabriel J." w:date="2026-08-25T14:52:00Z" w16du:dateUtc="2026-08-25T18:52:00Z">
+        <w:r>
+          <w:t xml:space="preserve">. </w:t>
+        </w:r>
+        <w:commentRangeStart w:id="470"/>
+        <w:r>
+          <w:t>This suggests that much of the long term</w:t>
+        </w:r>
+      </w:ins>
+      <w:r>
+        <w:t xml:space="preserve"> epigenomic reorganization</w:t>
+      </w:r>
+      <w:ins w:id="471" w:author="Graham, Gabriel J." w:date="2026-08-25T14:53:00Z" w16du:dateUtc="2026-08-25T18:53:00Z">
+        <w:r>
+          <w:t xml:space="preserve"> that occurs during sex change</w:t>
+        </w:r>
+      </w:ins>
+      <w:ins w:id="472" w:author="Graham, Gabriel J." w:date="2026-08-25T14:52:00Z" w16du:dateUtc="2026-08-25T18:52:00Z">
+        <w:r>
+          <w:t xml:space="preserve"> begins early in </w:t>
+        </w:r>
+      </w:ins>
+      <w:ins w:id="473" w:author="Graham, Gabriel J." w:date="2026-08-25T14:53:00Z" w16du:dateUtc="2026-08-25T18:53:00Z">
+        <w:r>
+          <w:t xml:space="preserve">the process </w:t>
+        </w:r>
+      </w:ins>
+      <w:ins w:id="474" w:author="Graham, Gabriel J." w:date="2026-08-25T14:52:00Z" w16du:dateUtc="2026-08-25T18:52:00Z">
+        <w:r>
+          <w:t xml:space="preserve">in contrast to transcriptomic reorganization </w:t>
+        </w:r>
+      </w:ins>
+      <w:ins w:id="475" w:author="Graham, Gabriel J." w:date="2026-08-25T14:53:00Z" w16du:dateUtc="2026-08-25T18:53:00Z">
+        <w:r>
+          <w:t>which predominantly changes late in sex change</w:t>
+        </w:r>
+      </w:ins>
+      <w:commentRangeEnd w:id="470"/>
+      <w:r>
+        <w:rPr>
+          <w:rStyle w:val="CommentReference"/>
+          <w:sz w:val="24"/>
+          <w:szCs w:val="30"/>
+        </w:rPr>
+        <w:commentReference w:id="470"/>
+      </w:r>
+      <w:r>
+        <w:t xml:space="preserve">. </w:t>
+      </w:r>
+      <w:ins w:id="476" w:author="Graham, Gabriel J." w:date="2026-08-25T14:49:00Z" w16du:dateUtc="2026-08-25T18:49:00Z">
+        <w:r>
+          <w:t xml:space="preserve">We found </w:t>
+        </w:r>
+      </w:ins>
+      <w:del w:id="477" w:author="Graham, Gabriel J." w:date="2026-08-25T14:49:00Z" w16du:dateUtc="2026-08-25T18:49:00Z">
+        <w:r>
+          <w:delText xml:space="preserve">We next asked whether </w:delText>
+        </w:r>
+      </w:del>
+      <w:del w:id="478" w:author="Graham, Gabriel J." w:date="2026-08-04T13:44:00Z" w16du:dateUtc="2026-08-04T17:44:00Z">
+        <w:r>
+          <w:delText xml:space="preserve">particular </w:delText>
+        </w:r>
+      </w:del>
+      <w:del w:id="479" w:author="Graham, Gabriel J." w:date="2026-08-25T14:49:00Z" w16du:dateUtc="2026-08-25T18:49:00Z">
+        <w:r>
+          <w:delText xml:space="preserve">cell populations underwent greater epigenomic remodeling than expected by chance by testing whether clusters contained more DARs than expected based on the total number of accessible regions analyzed within each cluster. This analysis identified </w:delText>
+        </w:r>
+      </w:del>
+      <w:ins w:id="480" w:author="Graham, Gabriel J." w:date="2026-08-25T14:49:00Z" w16du:dateUtc="2026-08-25T18:49:00Z">
+        <w:r>
+          <w:t xml:space="preserve">DARs were </w:t>
+        </w:r>
+      </w:ins>
+      <w:del w:id="481" w:author="Graham, Gabriel J." w:date="2026-08-25T14:49:00Z" w16du:dateUtc="2026-08-25T18:49:00Z">
+        <w:r>
+          <w:delText>significant enrichment of DARs in</w:delText>
+        </w:r>
+      </w:del>
+      <w:ins w:id="482" w:author="Graham, Gabriel J." w:date="2026-08-25T14:49:00Z" w16du:dateUtc="2026-08-25T18:49:00Z">
+        <w:r>
+          <w:t>biased in clusters</w:t>
+        </w:r>
+      </w:ins>
+      <w:r>
+        <w:t xml:space="preserve"> 1_RGC, 0_Spall_Mixed, and 2_OL </w:t>
+      </w:r>
+      <w:r>
+        <w:rPr>
+          <w:highlight w:val="yellow"/>
+        </w:rPr>
+        <w:t>(Fig. 3D</w:t>
+      </w:r>
+      <w:ins w:id="483" w:author="Graham, Gabriel J." w:date="2026-08-25T14:50:00Z" w16du:dateUtc="2026-08-25T18:50:00Z">
+        <w:r>
+          <w:t>)</w:t>
+        </w:r>
+      </w:ins>
+      <w:del w:id="484" w:author="Graham, Gabriel J." w:date="2026-08-25T14:50:00Z" w16du:dateUtc="2026-08-25T18:50:00Z">
+        <w:r>
+          <w:delText>), indicating that these cell populations undergo disproportionately extensive epigenomic remodeling during sex change</w:delText>
+        </w:r>
+      </w:del>
+      <w:r>
+        <w:t>.</w:t>
+      </w:r>
+    </w:p>
+    <w:p>
+      <w:pPr>
+        <w:pPrChange w:id="485" w:author="Graham, Gabriel J." w:date="2026-08-07T16:11:00Z" w16du:dateUtc="2026-08-07T20:11:00Z">
           <w:pPr>
             <w:ind w:firstLine="720"/>
           </w:pPr>
         </w:pPrChange>
       </w:pPr>
+    </w:p>
+    <w:p>
+      <w:pPr>
+        <w:rPr>
+          <w:del w:id="486" w:author="Graham, Gabriel J." w:date="2026-08-06T11:53:00Z" w16du:dateUtc="2026-08-06T15:53:00Z"/>
+          <w:u w:val="single"/>
+          <w:rPrChange w:id="487" w:author="Graham, Gabriel J." w:date="2026-08-06T11:53:00Z" w16du:dateUtc="2026-08-06T15:53:00Z">
+            <w:rPr>
+              <w:del w:id="488" w:author="Graham, Gabriel J." w:date="2026-08-06T11:53:00Z" w16du:dateUtc="2026-08-06T15:53:00Z"/>
+            </w:rPr>
+          </w:rPrChange>
+        </w:rPr>
+      </w:pPr>
+      <w:ins w:id="489" w:author="Graham, Gabriel J." w:date="2026-08-06T11:53:00Z" w16du:dateUtc="2026-08-06T15:53:00Z">
+        <w:r>
+          <w:rPr>
+            <w:u w:val="single"/>
+          </w:rPr>
+          <w:t>Relationship Between DEGs and DARs</w:t>
+        </w:r>
+      </w:ins>
+    </w:p>
+    <w:p>
+      <w:pPr>
+        <w:rPr>
+          <w:del w:id="490" w:author="Graham, Gabriel J." w:date="2026-08-07T16:12:00Z" w16du:dateUtc="2026-08-07T20:12:00Z"/>
+        </w:rPr>
+      </w:pPr>
+    </w:p>
+    <w:p>
+      <w:pPr>
+        <w:rPr>
+          <w:del w:id="491" w:author="Graham, Gabriel J." w:date="2026-08-06T11:53:00Z" w16du:dateUtc="2026-08-06T15:53:00Z"/>
+          <w:u w:val="single"/>
+        </w:rPr>
+      </w:pPr>
+      <w:del w:id="492" w:author="Graham, Gabriel J." w:date="2026-08-06T11:53:00Z" w16du:dateUtc="2026-08-06T15:53:00Z">
+        <w:r>
+          <w:rPr>
+            <w:u w:val="single"/>
+          </w:rPr>
+          <w:delText>Relationship of transcriptome to chromatin accessibility</w:delText>
+        </w:r>
+      </w:del>
+    </w:p>
+    <w:p>
+      <w:pPr>
+        <w:rPr>
+          <w:del w:id="493" w:author="Graham, Gabriel J." w:date="2026-08-06T11:53:00Z" w16du:dateUtc="2026-08-06T15:53:00Z"/>
+          <w:u w:val="single"/>
+        </w:rPr>
+      </w:pPr>
+      <w:commentRangeStart w:id="494"/>
+    </w:p>
+    <w:p>
+      <w:pPr>
+        <w:rPr>
+          <w:del w:id="495" w:author="Graham, Gabriel J." w:date="2026-08-06T11:53:00Z" w16du:dateUtc="2026-08-06T15:53:00Z"/>
+        </w:rPr>
+      </w:pPr>
+      <w:del w:id="496" w:author="Graham, Gabriel J." w:date="2026-08-06T11:53:00Z" w16du:dateUtc="2026-08-06T15:53:00Z">
+        <w:r>
+          <w:delText xml:space="preserve">To </w:delText>
+        </w:r>
+      </w:del>
+      <w:del w:id="497" w:author="Graham, Gabriel J." w:date="2026-08-04T13:45:00Z" w16du:dateUtc="2026-08-04T17:45:00Z">
+        <w:r>
+          <w:delText xml:space="preserve">first </w:delText>
+        </w:r>
+      </w:del>
+      <w:del w:id="498" w:author="Graham, Gabriel J." w:date="2026-08-06T11:53:00Z" w16du:dateUtc="2026-08-06T15:53:00Z">
+        <w:r>
+          <w:delText>examine the relationship between chromatin accessibility and transcriptional identity, we compared cell type-specific marker gene expression with the accessibility of linked ATAC peaks</w:delText>
+        </w:r>
+        <w:commentRangeEnd w:id="494"/>
+        <w:r>
+          <w:rPr>
+            <w:rStyle w:val="CommentReference"/>
+            <w:sz w:val="24"/>
+            <w:szCs w:val="30"/>
+          </w:rPr>
+          <w:commentReference w:id="494"/>
+        </w:r>
+        <w:r>
+          <w:delText xml:space="preserve">. </w:delText>
+        </w:r>
+        <w:commentRangeStart w:id="499"/>
+        <w:r>
+          <w:delText>Genes that defined individual cell populations were generally associated with increased accessibility of nearby linked regulatory regions within the same cell type (</w:delText>
+        </w:r>
+        <w:r>
+          <w:rPr>
+            <w:highlight w:val="yellow"/>
+          </w:rPr>
+          <w:delText>Fig. S</w:delText>
+        </w:r>
+        <w:r>
+          <w:rPr>
+            <w:highlight w:val="yellow"/>
+          </w:rPr>
+          <w:delText>XX</w:delText>
+        </w:r>
+        <w:r>
+          <w:delText xml:space="preserve">). Thus, chromatin accessibility broadly recapitulated the transcriptional programs that distinguish the </w:delText>
+        </w:r>
+        <w:r>
+          <w:lastRenderedPageBreak/>
+          <w:delText>major cell populations, demonstrating close correspondence between cell identity and local chromatin state.</w:delText>
+        </w:r>
+        <w:commentRangeEnd w:id="499"/>
+        <w:r>
+          <w:rPr>
+            <w:rStyle w:val="CommentReference"/>
+            <w:sz w:val="24"/>
+            <w:szCs w:val="30"/>
+          </w:rPr>
+          <w:commentReference w:id="499"/>
+        </w:r>
+      </w:del>
+    </w:p>
+    <w:p/>
+    <w:p>
+      <w:pPr>
+        <w:ind w:firstLine="720"/>
+        <w:rPr>
+          <w:del w:id="500" w:author="Graham, Gabriel J." w:date="2026-08-07T16:40:00Z" w16du:dateUtc="2026-08-07T20:40:00Z"/>
+        </w:rPr>
+      </w:pPr>
       <w:r>
         <w:t xml:space="preserve">We next asked </w:t>
       </w:r>
-      <w:commentRangeStart w:id="496"/>
-      <w:del w:id="497" w:author="Graham, Gabriel J." w:date="2026-08-07T16:14:00Z" w16du:dateUtc="2026-08-07T20:14:00Z">
+      <w:commentRangeStart w:id="501"/>
+      <w:del w:id="502" w:author="Graham, Gabriel J." w:date="2026-08-07T16:14:00Z" w16du:dateUtc="2026-08-07T20:14:00Z">
         <w:r>
           <w:delText xml:space="preserve">whether chromatin accessibility </w:delText>
         </w:r>
       </w:del>
-      <w:del w:id="498" w:author="Graham, Gabriel J." w:date="2026-08-06T11:53:00Z" w16du:dateUtc="2026-08-06T15:53:00Z">
+      <w:del w:id="503" w:author="Graham, Gabriel J." w:date="2026-08-06T11:53:00Z" w16du:dateUtc="2026-08-06T15:53:00Z">
         <w:r>
           <w:delText xml:space="preserve">similarly </w:delText>
         </w:r>
       </w:del>
-      <w:del w:id="499" w:author="Graham, Gabriel J." w:date="2026-08-07T16:14:00Z" w16du:dateUtc="2026-08-07T20:14:00Z">
+      <w:del w:id="504" w:author="Graham, Gabriel J." w:date="2026-08-07T16:14:00Z" w16du:dateUtc="2026-08-07T20:14:00Z">
         <w:r>
           <w:delText>accompanied transcriptional remodeling during the transition from male</w:delText>
         </w:r>
       </w:del>
-      <w:del w:id="500" w:author="Graham, Gabriel J." w:date="2026-08-06T11:53:00Z" w16du:dateUtc="2026-08-06T15:53:00Z">
+      <w:del w:id="505" w:author="Graham, Gabriel J." w:date="2026-08-06T11:53:00Z" w16du:dateUtc="2026-08-06T15:53:00Z">
         <w:r>
           <w:delText>s</w:delText>
         </w:r>
       </w:del>
-      <w:del w:id="501" w:author="Graham, Gabriel J." w:date="2026-08-07T16:14:00Z" w16du:dateUtc="2026-08-07T20:14:00Z">
+      <w:del w:id="506" w:author="Graham, Gabriel J." w:date="2026-08-07T16:14:00Z" w16du:dateUtc="2026-08-07T20:14:00Z">
         <w:r>
           <w:delText xml:space="preserve"> to intermediate</w:delText>
         </w:r>
       </w:del>
-      <w:del w:id="502" w:author="Graham, Gabriel J." w:date="2026-08-06T11:53:00Z" w16du:dateUtc="2026-08-06T15:53:00Z">
+      <w:del w:id="507" w:author="Graham, Gabriel J." w:date="2026-08-06T11:53:00Z" w16du:dateUtc="2026-08-06T15:53:00Z">
         <w:r>
           <w:delText>s</w:delText>
         </w:r>
       </w:del>
-      <w:del w:id="503" w:author="Graham, Gabriel J." w:date="2026-08-07T16:14:00Z" w16du:dateUtc="2026-08-07T20:14:00Z">
+      <w:del w:id="508" w:author="Graham, Gabriel J." w:date="2026-08-07T16:14:00Z" w16du:dateUtc="2026-08-07T20:14:00Z">
         <w:r>
           <w:delText xml:space="preserve"> </w:delText>
         </w:r>
       </w:del>
-      <w:del w:id="504" w:author="Graham, Gabriel J." w:date="2026-08-06T11:53:00Z" w16du:dateUtc="2026-08-06T15:53:00Z">
+      <w:del w:id="509" w:author="Graham, Gabriel J." w:date="2026-08-06T11:53:00Z" w16du:dateUtc="2026-08-06T15:53:00Z">
         <w:r>
           <w:delText xml:space="preserve">and </w:delText>
         </w:r>
       </w:del>
-      <w:del w:id="505" w:author="Graham, Gabriel J." w:date="2026-08-07T16:14:00Z" w16du:dateUtc="2026-08-07T20:14:00Z">
+      <w:del w:id="510" w:author="Graham, Gabriel J." w:date="2026-08-07T16:14:00Z" w16du:dateUtc="2026-08-07T20:14:00Z">
         <w:r>
           <w:delText>female</w:delText>
         </w:r>
       </w:del>
-      <w:ins w:id="506" w:author="Graham, Gabriel J." w:date="2026-08-07T16:14:00Z" w16du:dateUtc="2026-08-07T20:14:00Z">
+      <w:ins w:id="511" w:author="Graham, Gabriel J." w:date="2026-08-07T16:14:00Z" w16du:dateUtc="2026-08-07T20:14:00Z">
         <w:r>
           <w:t>which changes in gene expression could be explained by changes in the epigenome</w:t>
         </w:r>
       </w:ins>
-      <w:del w:id="507" w:author="Graham, Gabriel J." w:date="2026-08-06T11:54:00Z" w16du:dateUtc="2026-08-06T15:54:00Z">
+      <w:del w:id="512" w:author="Graham, Gabriel J." w:date="2026-08-06T11:54:00Z" w16du:dateUtc="2026-08-06T15:54:00Z">
         <w:r>
           <w:delText>s</w:delText>
         </w:r>
@@ -5314,14 +5335,14 @@
       <w:r>
         <w:t xml:space="preserve"> </w:t>
       </w:r>
-      <w:commentRangeEnd w:id="496"/>
+      <w:commentRangeEnd w:id="501"/>
       <w:r>
         <w:rPr>
           <w:rStyle w:val="CommentReference"/>
           <w:sz w:val="24"/>
           <w:szCs w:val="30"/>
         </w:rPr>
-        <w:commentReference w:id="496"/>
+        <w:commentReference w:id="501"/>
       </w:r>
       <w:r>
         <w:t>A d</w:t>
@@ -5342,12 +5363,12 @@
       <w:r>
         <w:t xml:space="preserve"> in cluster 0</w:t>
       </w:r>
-      <w:ins w:id="508" w:author="Graham, Gabriel J." w:date="2026-08-04T13:47:00Z" w16du:dateUtc="2026-08-04T17:47:00Z">
+      <w:ins w:id="513" w:author="Graham, Gabriel J." w:date="2026-08-04T13:47:00Z" w16du:dateUtc="2026-08-04T17:47:00Z">
         <w:r>
           <w:t>_Spall_Mixed</w:t>
         </w:r>
       </w:ins>
-      <w:del w:id="509" w:author="Graham, Gabriel J." w:date="2026-08-07T16:14:00Z" w16du:dateUtc="2026-08-07T20:14:00Z">
+      <w:del w:id="514" w:author="Graham, Gabriel J." w:date="2026-08-07T16:14:00Z" w16du:dateUtc="2026-08-07T20:14:00Z">
         <w:r>
           <w:delText xml:space="preserve">; </w:delText>
         </w:r>
@@ -5370,7 +5391,7 @@
       <w:r>
         <w:t xml:space="preserve">Because this comparison requires both transcriptional and accessibility changes to independently satisfy </w:t>
       </w:r>
-      <w:ins w:id="510" w:author="Graham, Gabriel J." w:date="2026-08-07T16:14:00Z" w16du:dateUtc="2026-08-07T20:14:00Z">
+      <w:ins w:id="515" w:author="Graham, Gabriel J." w:date="2026-08-07T16:14:00Z" w16du:dateUtc="2026-08-07T20:14:00Z">
         <w:r>
           <w:t xml:space="preserve">strict </w:t>
         </w:r>
@@ -5378,87 +5399,87 @@
       <w:r>
         <w:t>significance thresholds, we next as</w:t>
       </w:r>
-      <w:ins w:id="511" w:author="Graham, Gabriel J." w:date="2026-08-07T16:15:00Z" w16du:dateUtc="2026-08-07T20:15:00Z">
+      <w:ins w:id="516" w:author="Graham, Gabriel J." w:date="2026-08-07T16:15:00Z" w16du:dateUtc="2026-08-07T20:15:00Z">
         <w:r>
           <w:t xml:space="preserve">ked </w:t>
         </w:r>
       </w:ins>
-      <w:ins w:id="512" w:author="Graham, Gabriel J." w:date="2026-08-07T16:16:00Z" w16du:dateUtc="2026-08-07T20:16:00Z">
+      <w:ins w:id="517" w:author="Graham, Gabriel J." w:date="2026-08-07T16:16:00Z" w16du:dateUtc="2026-08-07T20:16:00Z">
         <w:r>
           <w:t xml:space="preserve">which DEGs and DARs </w:t>
         </w:r>
       </w:ins>
-      <w:ins w:id="513" w:author="Graham, Gabriel J." w:date="2026-08-07T16:39:00Z" w16du:dateUtc="2026-08-07T20:39:00Z">
+      <w:ins w:id="518" w:author="Graham, Gabriel J." w:date="2026-08-07T16:39:00Z" w16du:dateUtc="2026-08-07T20:39:00Z">
         <w:r>
           <w:t>had a</w:t>
         </w:r>
       </w:ins>
-      <w:ins w:id="514" w:author="Graham, Gabriel J." w:date="2026-08-07T16:16:00Z" w16du:dateUtc="2026-08-07T20:16:00Z">
+      <w:ins w:id="519" w:author="Graham, Gabriel J." w:date="2026-08-07T16:16:00Z" w16du:dateUtc="2026-08-07T20:16:00Z">
         <w:r>
           <w:t xml:space="preserve"> significant correlation between the alternate modality (i.e., whether the expression of a DE</w:t>
         </w:r>
       </w:ins>
-      <w:ins w:id="515" w:author="Graham, Gabriel J." w:date="2026-08-07T16:17:00Z" w16du:dateUtc="2026-08-07T20:17:00Z">
+      <w:ins w:id="520" w:author="Graham, Gabriel J." w:date="2026-08-07T16:17:00Z" w16du:dateUtc="2026-08-07T20:17:00Z">
         <w:r>
           <w:t xml:space="preserve">G is </w:t>
         </w:r>
       </w:ins>
-      <w:ins w:id="516" w:author="Graham, Gabriel J." w:date="2026-08-07T16:39:00Z" w16du:dateUtc="2026-08-07T20:39:00Z">
+      <w:ins w:id="521" w:author="Graham, Gabriel J." w:date="2026-08-07T16:39:00Z" w16du:dateUtc="2026-08-07T20:39:00Z">
         <w:r>
           <w:t>correlated</w:t>
         </w:r>
       </w:ins>
-      <w:ins w:id="517" w:author="Graham, Gabriel J." w:date="2026-08-07T16:17:00Z" w16du:dateUtc="2026-08-07T20:17:00Z">
+      <w:ins w:id="522" w:author="Graham, Gabriel J." w:date="2026-08-07T16:17:00Z" w16du:dateUtc="2026-08-07T20:17:00Z">
         <w:r>
           <w:t xml:space="preserve"> with </w:t>
         </w:r>
       </w:ins>
-      <w:ins w:id="518" w:author="Graham, Gabriel J." w:date="2026-08-07T16:39:00Z" w16du:dateUtc="2026-08-07T20:39:00Z">
+      <w:ins w:id="523" w:author="Graham, Gabriel J." w:date="2026-08-07T16:39:00Z" w16du:dateUtc="2026-08-07T20:39:00Z">
         <w:r>
           <w:t>its</w:t>
         </w:r>
       </w:ins>
-      <w:ins w:id="519" w:author="Graham, Gabriel J." w:date="2026-08-07T16:17:00Z" w16du:dateUtc="2026-08-07T20:17:00Z">
+      <w:ins w:id="524" w:author="Graham, Gabriel J." w:date="2026-08-07T16:17:00Z" w16du:dateUtc="2026-08-07T20:17:00Z">
         <w:r>
           <w:t xml:space="preserve"> </w:t>
         </w:r>
       </w:ins>
-      <w:ins w:id="520" w:author="Graham, Gabriel J." w:date="2026-08-25T15:00:00Z" w16du:dateUtc="2026-08-25T19:00:00Z">
+      <w:ins w:id="525" w:author="Graham, Gabriel J." w:date="2026-08-25T15:00:00Z" w16du:dateUtc="2026-08-25T19:00:00Z">
         <w:r>
           <w:t>ATAC</w:t>
         </w:r>
       </w:ins>
-      <w:ins w:id="521" w:author="Graham, Gabriel J." w:date="2026-08-07T16:17:00Z" w16du:dateUtc="2026-08-07T20:17:00Z">
+      <w:ins w:id="526" w:author="Graham, Gabriel J." w:date="2026-08-07T16:17:00Z" w16du:dateUtc="2026-08-07T20:17:00Z">
         <w:r>
           <w:t xml:space="preserve"> accessibility </w:t>
         </w:r>
       </w:ins>
-      <w:ins w:id="522" w:author="Graham, Gabriel J." w:date="2026-08-07T16:39:00Z" w16du:dateUtc="2026-08-07T20:39:00Z">
+      <w:ins w:id="527" w:author="Graham, Gabriel J." w:date="2026-08-07T16:39:00Z" w16du:dateUtc="2026-08-07T20:39:00Z">
         <w:r>
           <w:t>and</w:t>
         </w:r>
       </w:ins>
-      <w:ins w:id="523" w:author="Graham, Gabriel J." w:date="2026-08-07T16:17:00Z" w16du:dateUtc="2026-08-07T20:17:00Z">
+      <w:ins w:id="528" w:author="Graham, Gabriel J." w:date="2026-08-07T16:17:00Z" w16du:dateUtc="2026-08-07T20:17:00Z">
         <w:r>
           <w:t xml:space="preserve"> vice versa)</w:t>
         </w:r>
       </w:ins>
-      <w:del w:id="524" w:author="Graham, Gabriel J." w:date="2026-08-07T16:15:00Z" w16du:dateUtc="2026-08-07T20:15:00Z">
+      <w:del w:id="529" w:author="Graham, Gabriel J." w:date="2026-08-07T16:15:00Z" w16du:dateUtc="2026-08-07T20:15:00Z">
         <w:r>
           <w:delText>sessed their</w:delText>
         </w:r>
       </w:del>
-      <w:del w:id="525" w:author="Graham, Gabriel J." w:date="2026-08-07T16:17:00Z" w16du:dateUtc="2026-08-07T20:17:00Z">
+      <w:del w:id="530" w:author="Graham, Gabriel J." w:date="2026-08-07T16:17:00Z" w16du:dateUtc="2026-08-07T20:17:00Z">
         <w:r>
           <w:delText xml:space="preserve"> </w:delText>
         </w:r>
       </w:del>
-      <w:del w:id="526" w:author="Graham, Gabriel J." w:date="2026-08-06T11:54:00Z" w16du:dateUtc="2026-08-06T15:54:00Z">
+      <w:del w:id="531" w:author="Graham, Gabriel J." w:date="2026-08-06T11:54:00Z" w16du:dateUtc="2026-08-06T15:54:00Z">
         <w:r>
           <w:delText xml:space="preserve">quantitative </w:delText>
         </w:r>
       </w:del>
-      <w:del w:id="527" w:author="Graham, Gabriel J." w:date="2026-08-07T16:15:00Z" w16du:dateUtc="2026-08-07T20:15:00Z">
+      <w:del w:id="532" w:author="Graham, Gabriel J." w:date="2026-08-07T16:15:00Z" w16du:dateUtc="2026-08-07T20:15:00Z">
         <w:r>
           <w:delText>relationship across individuals</w:delText>
         </w:r>
@@ -5466,12 +5487,12 @@
       <w:r>
         <w:t xml:space="preserve">. </w:t>
       </w:r>
-      <w:del w:id="528" w:author="Graham, Gabriel J." w:date="2026-08-06T11:56:00Z" w16du:dateUtc="2026-08-06T15:56:00Z">
+      <w:del w:id="533" w:author="Graham, Gabriel J." w:date="2026-08-06T11:56:00Z" w16du:dateUtc="2026-08-06T15:56:00Z">
         <w:r>
           <w:delText>Specifically</w:delText>
         </w:r>
       </w:del>
-      <w:ins w:id="529" w:author="Graham, Gabriel J." w:date="2026-08-06T11:56:00Z" w16du:dateUtc="2026-08-06T15:56:00Z">
+      <w:ins w:id="534" w:author="Graham, Gabriel J." w:date="2026-08-06T11:56:00Z" w16du:dateUtc="2026-08-06T15:56:00Z">
         <w:r>
           <w:t>To do this</w:t>
         </w:r>
@@ -5479,7 +5500,7 @@
       <w:r>
         <w:t>, we correlated pseudobulk</w:t>
       </w:r>
-      <w:ins w:id="530" w:author="Graham, Gabriel J." w:date="2026-08-07T16:17:00Z" w16du:dateUtc="2026-08-07T20:17:00Z">
+      <w:ins w:id="535" w:author="Graham, Gabriel J." w:date="2026-08-07T16:17:00Z" w16du:dateUtc="2026-08-07T20:17:00Z">
         <w:r>
           <w:t>ed</w:t>
         </w:r>
@@ -5487,7 +5508,7 @@
       <w:r>
         <w:t xml:space="preserve"> </w:t>
       </w:r>
-      <w:del w:id="531" w:author="Graham, Gabriel J." w:date="2026-08-07T16:17:00Z" w16du:dateUtc="2026-08-07T20:17:00Z">
+      <w:del w:id="536" w:author="Graham, Gabriel J." w:date="2026-08-07T16:17:00Z" w16du:dateUtc="2026-08-07T20:17:00Z">
         <w:r>
           <w:delText xml:space="preserve">log-normalized </w:delText>
         </w:r>
@@ -5495,7 +5516,7 @@
       <w:r>
         <w:t xml:space="preserve">gene expression with </w:t>
       </w:r>
-      <w:ins w:id="532" w:author="Graham, Gabriel J." w:date="2026-08-07T16:17:00Z" w16du:dateUtc="2026-08-07T20:17:00Z">
+      <w:ins w:id="537" w:author="Graham, Gabriel J." w:date="2026-08-07T16:17:00Z" w16du:dateUtc="2026-08-07T20:17:00Z">
         <w:r>
           <w:t xml:space="preserve">pseudobulked </w:t>
         </w:r>
@@ -5503,12 +5524,12 @@
       <w:r>
         <w:t>chromatin accessibility scores for ATAC peaks</w:t>
       </w:r>
-      <w:ins w:id="533" w:author="Graham, Gabriel J." w:date="2026-08-07T16:18:00Z" w16du:dateUtc="2026-08-07T20:18:00Z">
+      <w:ins w:id="538" w:author="Graham, Gabriel J." w:date="2026-08-07T16:18:00Z" w16du:dateUtc="2026-08-07T20:18:00Z">
         <w:r>
           <w:t xml:space="preserve"> </w:t>
         </w:r>
       </w:ins>
-      <w:del w:id="534" w:author="Graham, Gabriel J." w:date="2026-08-07T16:18:00Z" w16du:dateUtc="2026-08-07T20:18:00Z">
+      <w:del w:id="539" w:author="Graham, Gabriel J." w:date="2026-08-07T16:18:00Z" w16du:dateUtc="2026-08-07T20:18:00Z">
         <w:r>
           <w:delText xml:space="preserve"> </w:delText>
         </w:r>
@@ -5525,57 +5546,57 @@
       <w:r>
         <w:t xml:space="preserve">). </w:t>
       </w:r>
-      <w:del w:id="535" w:author="Graham, Gabriel J." w:date="2026-08-25T15:01:00Z" w16du:dateUtc="2026-08-25T19:01:00Z">
+      <w:del w:id="540" w:author="Graham, Gabriel J." w:date="2026-08-25T15:01:00Z" w16du:dateUtc="2026-08-25T19:01:00Z">
         <w:r>
           <w:delText xml:space="preserve">Following quality control </w:delText>
         </w:r>
       </w:del>
-      <w:del w:id="536" w:author="Graham, Gabriel J." w:date="2026-08-07T16:50:00Z" w16du:dateUtc="2026-08-07T20:50:00Z">
+      <w:del w:id="541" w:author="Graham, Gabriel J." w:date="2026-08-07T16:50:00Z" w16du:dateUtc="2026-08-07T20:50:00Z">
         <w:r>
           <w:delText>to exclude</w:delText>
         </w:r>
       </w:del>
-      <w:del w:id="537" w:author="Graham, Gabriel J." w:date="2026-08-25T15:01:00Z" w16du:dateUtc="2026-08-25T19:01:00Z">
+      <w:del w:id="542" w:author="Graham, Gabriel J." w:date="2026-08-25T15:01:00Z" w16du:dateUtc="2026-08-25T19:01:00Z">
         <w:r>
           <w:delText xml:space="preserve"> </w:delText>
         </w:r>
       </w:del>
-      <w:del w:id="538" w:author="Graham, Gabriel J." w:date="2026-08-07T16:50:00Z" w16du:dateUtc="2026-08-07T20:50:00Z">
+      <w:del w:id="543" w:author="Graham, Gabriel J." w:date="2026-08-07T16:50:00Z" w16du:dateUtc="2026-08-07T20:50:00Z">
         <w:r>
           <w:delText xml:space="preserve">genes lacking sufficient expression or accessibility for reliable analysis, </w:delText>
         </w:r>
       </w:del>
-      <w:del w:id="539" w:author="Graham, Gabriel J." w:date="2026-08-25T15:01:00Z" w16du:dateUtc="2026-08-25T19:01:00Z">
+      <w:del w:id="544" w:author="Graham, Gabriel J." w:date="2026-08-25T15:01:00Z" w16du:dateUtc="2026-08-25T19:01:00Z">
         <w:r>
           <w:delText>226 of the 290 DEG</w:delText>
         </w:r>
       </w:del>
-      <w:del w:id="540" w:author="Graham, Gabriel J." w:date="2026-08-07T16:41:00Z" w16du:dateUtc="2026-08-07T20:41:00Z">
+      <w:del w:id="545" w:author="Graham, Gabriel J." w:date="2026-08-07T16:41:00Z" w16du:dateUtc="2026-08-07T20:41:00Z">
         <w:r>
           <w:delText>s (78%)</w:delText>
         </w:r>
       </w:del>
-      <w:del w:id="541" w:author="Graham, Gabriel J." w:date="2026-08-25T15:01:00Z" w16du:dateUtc="2026-08-25T19:01:00Z">
+      <w:del w:id="546" w:author="Graham, Gabriel J." w:date="2026-08-25T15:01:00Z" w16du:dateUtc="2026-08-25T19:01:00Z">
         <w:r>
           <w:delText xml:space="preserve"> were suitable for correlation analysis</w:delText>
         </w:r>
       </w:del>
-      <w:del w:id="542" w:author="Graham, Gabriel J." w:date="2026-08-25T15:00:00Z" w16du:dateUtc="2026-08-25T19:00:00Z">
+      <w:del w:id="547" w:author="Graham, Gabriel J." w:date="2026-08-25T15:00:00Z" w16du:dateUtc="2026-08-25T19:00:00Z">
         <w:r>
           <w:delText>.</w:delText>
         </w:r>
       </w:del>
-      <w:del w:id="543" w:author="Graham, Gabriel J." w:date="2026-08-07T16:39:00Z" w16du:dateUtc="2026-08-07T20:39:00Z">
+      <w:del w:id="548" w:author="Graham, Gabriel J." w:date="2026-08-07T16:39:00Z" w16du:dateUtc="2026-08-07T20:39:00Z">
         <w:r>
           <w:delText xml:space="preserve"> Correlation analyses included all 22 individuals, including late intermediates and new females. For genes associated with multiple nearby ATAC peaks, the strongest correlation was retained.</w:delText>
         </w:r>
       </w:del>
-      <w:del w:id="544" w:author="Graham, Gabriel J." w:date="2026-08-25T15:01:00Z" w16du:dateUtc="2026-08-25T19:01:00Z">
+      <w:del w:id="549" w:author="Graham, Gabriel J." w:date="2026-08-25T15:01:00Z" w16du:dateUtc="2026-08-25T19:01:00Z">
         <w:r>
           <w:delText xml:space="preserve"> </w:delText>
         </w:r>
       </w:del>
-      <w:del w:id="545" w:author="Graham, Gabriel J." w:date="2026-08-07T16:40:00Z" w16du:dateUtc="2026-08-07T20:40:00Z">
+      <w:del w:id="550" w:author="Graham, Gabriel J." w:date="2026-08-07T16:40:00Z" w16du:dateUtc="2026-08-07T20:40:00Z">
         <w:r>
           <w:delText xml:space="preserve">Complete correlation results for all local peak-gene pairs are provided in </w:delText>
         </w:r>
@@ -5621,9 +5642,9 @@
       <w:pPr>
         <w:ind w:firstLine="720"/>
         <w:rPr>
-          <w:del w:id="546" w:author="Graham, Gabriel J." w:date="2026-08-25T15:01:00Z" w16du:dateUtc="2026-08-25T19:01:00Z"/>
-        </w:rPr>
-        <w:pPrChange w:id="547" w:author="Graham, Gabriel J." w:date="2026-08-25T15:02:00Z" w16du:dateUtc="2026-08-25T19:02:00Z">
+          <w:del w:id="551" w:author="Graham, Gabriel J." w:date="2026-08-25T15:01:00Z" w16du:dateUtc="2026-08-25T19:01:00Z"/>
+        </w:rPr>
+        <w:pPrChange w:id="552" w:author="Graham, Gabriel J." w:date="2026-08-25T15:02:00Z" w16du:dateUtc="2026-08-25T19:02:00Z">
           <w:pPr/>
         </w:pPrChange>
       </w:pPr>
@@ -5631,41 +5652,38 @@
     <w:p>
       <w:pPr>
         <w:ind w:firstLine="720"/>
-        <w:pPrChange w:id="548" w:author="Graham, Gabriel J." w:date="2026-08-25T15:02:00Z" w16du:dateUtc="2026-08-25T19:02:00Z">
+        <w:pPrChange w:id="553" w:author="Graham, Gabriel J." w:date="2026-08-25T15:02:00Z" w16du:dateUtc="2026-08-25T19:02:00Z">
           <w:pPr/>
         </w:pPrChange>
       </w:pPr>
-      <w:del w:id="549" w:author="Graham, Gabriel J." w:date="2026-08-07T16:41:00Z" w16du:dateUtc="2026-08-07T20:41:00Z">
+      <w:del w:id="554" w:author="Graham, Gabriel J." w:date="2026-08-07T16:41:00Z" w16du:dateUtc="2026-08-07T20:41:00Z">
         <w:r>
           <w:delText xml:space="preserve">Of the genes </w:delText>
         </w:r>
       </w:del>
-      <w:del w:id="550" w:author="Graham, Gabriel J." w:date="2026-08-06T11:58:00Z" w16du:dateUtc="2026-08-06T15:58:00Z">
+      <w:del w:id="555" w:author="Graham, Gabriel J." w:date="2026-08-06T11:58:00Z" w16du:dateUtc="2026-08-06T15:58:00Z">
         <w:r>
           <w:delText>suitable for analysis</w:delText>
         </w:r>
       </w:del>
-      <w:del w:id="551" w:author="Graham, Gabriel J." w:date="2026-08-07T16:41:00Z" w16du:dateUtc="2026-08-07T20:41:00Z">
+      <w:del w:id="556" w:author="Graham, Gabriel J." w:date="2026-08-07T16:41:00Z" w16du:dateUtc="2026-08-07T20:41:00Z">
         <w:r>
           <w:delText>, 30% (67 of 226)</w:delText>
         </w:r>
       </w:del>
-      <w:ins w:id="552" w:author="Graham, Gabriel J." w:date="2026-08-07T16:47:00Z" w16du:dateUtc="2026-08-07T20:47:00Z">
+      <w:ins w:id="557" w:author="Graham, Gabriel J." w:date="2026-08-07T16:47:00Z" w16du:dateUtc="2026-08-07T20:47:00Z">
         <w:r>
           <w:t>O</w:t>
         </w:r>
       </w:ins>
-      <w:ins w:id="553" w:author="Graham, Gabriel J." w:date="2026-08-07T16:41:00Z" w16du:dateUtc="2026-08-07T20:41:00Z">
+      <w:ins w:id="558" w:author="Graham, Gabriel J." w:date="2026-08-07T16:41:00Z" w16du:dateUtc="2026-08-07T20:41:00Z">
         <w:r>
           <w:t xml:space="preserve">f the 226 genes </w:t>
         </w:r>
       </w:ins>
-      <w:ins w:id="554" w:author="Graham, Gabriel J." w:date="2026-08-25T15:00:00Z" w16du:dateUtc="2026-08-25T19:00:00Z">
-        <w:r>
-          <w:t xml:space="preserve">which passed quality control </w:t>
-        </w:r>
-        <w:r>
-          <w:t>(</w:t>
+      <w:ins w:id="559" w:author="Graham, Gabriel J." w:date="2026-08-25T15:00:00Z" w16du:dateUtc="2026-08-25T19:00:00Z">
+        <w:r>
+          <w:t>which passed quality control (</w:t>
         </w:r>
         <w:r>
           <w:rPr>
@@ -5677,7 +5695,7 @@
           <w:t>)</w:t>
         </w:r>
       </w:ins>
-      <w:ins w:id="555" w:author="Graham, Gabriel J." w:date="2026-08-07T16:47:00Z" w16du:dateUtc="2026-08-07T20:47:00Z">
+      <w:ins w:id="560" w:author="Graham, Gabriel J." w:date="2026-08-07T16:47:00Z" w16du:dateUtc="2026-08-07T20:47:00Z">
         <w:r>
           <w:t>, 67</w:t>
         </w:r>
@@ -5685,27 +5703,27 @@
       <w:r>
         <w:t xml:space="preserve"> exhibited a significant correlation between gene expression and the accessibility of their best local ATAC peak (</w:t>
       </w:r>
-      <w:commentRangeStart w:id="556"/>
+      <w:commentRangeStart w:id="561"/>
       <w:r>
         <w:t>Pearson's P &lt; 0.05</w:t>
       </w:r>
-      <w:commentRangeEnd w:id="556"/>
+      <w:commentRangeEnd w:id="561"/>
       <w:r>
         <w:rPr>
           <w:rStyle w:val="CommentReference"/>
           <w:sz w:val="24"/>
           <w:szCs w:val="30"/>
         </w:rPr>
-        <w:commentReference w:id="556"/>
+        <w:commentReference w:id="561"/>
       </w:r>
       <w:r>
         <w:t xml:space="preserve">). The prevalence of accessibility-associated DEGs </w:t>
       </w:r>
-      <w:commentRangeStart w:id="557"/>
+      <w:commentRangeStart w:id="562"/>
       <w:r>
         <w:t>did not differ significantly among cell clusters</w:t>
       </w:r>
-      <w:del w:id="558" w:author="Graham, Gabriel J." w:date="2026-08-25T12:53:00Z" w16du:dateUtc="2026-08-25T16:53:00Z">
+      <w:del w:id="563" w:author="Graham, Gabriel J." w:date="2026-08-25T12:53:00Z" w16du:dateUtc="2026-08-25T16:53:00Z">
         <w:r>
           <w:delText xml:space="preserve"> (likelihood-ratio test, χ²₁₉ = 15.57, P = 0.686)</w:delText>
         </w:r>
@@ -5713,14 +5731,14 @@
       <w:r>
         <w:t>, indicating that the contribution of local chromatin accessibility to transcriptional remodeling was broadly similar across cell populations.</w:t>
       </w:r>
-      <w:commentRangeEnd w:id="557"/>
+      <w:commentRangeEnd w:id="562"/>
       <w:r>
         <w:rPr>
           <w:rStyle w:val="CommentReference"/>
           <w:sz w:val="24"/>
           <w:szCs w:val="30"/>
         </w:rPr>
-        <w:commentReference w:id="557"/>
+        <w:commentReference w:id="562"/>
       </w:r>
     </w:p>
     <w:p/>
@@ -5728,12 +5746,12 @@
       <w:r>
         <w:t xml:space="preserve">As a complementary analysis, we next examined whether </w:t>
       </w:r>
-      <w:del w:id="559" w:author="Graham, Gabriel J." w:date="2026-08-07T16:49:00Z" w16du:dateUtc="2026-08-07T20:49:00Z">
+      <w:del w:id="564" w:author="Graham, Gabriel J." w:date="2026-08-07T16:49:00Z" w16du:dateUtc="2026-08-07T20:49:00Z">
         <w:r>
           <w:delText>differentially accessible chromatin regions</w:delText>
         </w:r>
       </w:del>
-      <w:ins w:id="560" w:author="Graham, Gabriel J." w:date="2026-08-07T16:49:00Z" w16du:dateUtc="2026-08-07T20:49:00Z">
+      <w:ins w:id="565" w:author="Graham, Gabriel J." w:date="2026-08-07T16:49:00Z" w16du:dateUtc="2026-08-07T20:49:00Z">
         <w:r>
           <w:t>DARs</w:t>
         </w:r>
@@ -5741,7 +5759,7 @@
       <w:r>
         <w:t xml:space="preserve"> were associated with expression of their nearest expressed gene. Following </w:t>
       </w:r>
-      <w:del w:id="561" w:author="Graham, Gabriel J." w:date="2026-08-07T16:51:00Z" w16du:dateUtc="2026-08-07T20:51:00Z">
+      <w:del w:id="566" w:author="Graham, Gabriel J." w:date="2026-08-07T16:51:00Z" w16du:dateUtc="2026-08-07T20:51:00Z">
         <w:r>
           <w:delText xml:space="preserve">identical </w:delText>
         </w:r>
@@ -5749,7 +5767,7 @@
       <w:r>
         <w:t>quality-control</w:t>
       </w:r>
-      <w:del w:id="562" w:author="Graham, Gabriel J." w:date="2026-08-07T16:51:00Z" w16du:dateUtc="2026-08-07T20:51:00Z">
+      <w:del w:id="567" w:author="Graham, Gabriel J." w:date="2026-08-07T16:51:00Z" w16du:dateUtc="2026-08-07T20:51:00Z">
         <w:r>
           <w:delText xml:space="preserve"> criteria,</w:delText>
         </w:r>
@@ -5757,7 +5775,7 @@
       <w:r>
         <w:t xml:space="preserve"> 23 of </w:t>
       </w:r>
-      <w:ins w:id="563" w:author="Graham, Gabriel J." w:date="2026-08-07T16:51:00Z" w16du:dateUtc="2026-08-07T20:51:00Z">
+      <w:ins w:id="568" w:author="Graham, Gabriel J." w:date="2026-08-07T16:51:00Z" w16du:dateUtc="2026-08-07T20:51:00Z">
         <w:r>
           <w:t xml:space="preserve">the </w:t>
         </w:r>
@@ -5765,7 +5783,7 @@
       <w:r>
         <w:t xml:space="preserve">53 DARs </w:t>
       </w:r>
-      <w:del w:id="564" w:author="Graham, Gabriel J." w:date="2026-08-07T16:51:00Z" w16du:dateUtc="2026-08-07T20:51:00Z">
+      <w:del w:id="569" w:author="Graham, Gabriel J." w:date="2026-08-07T16:51:00Z" w16du:dateUtc="2026-08-07T20:51:00Z">
         <w:r>
           <w:delText xml:space="preserve">(43%) </w:delText>
         </w:r>
@@ -5773,12 +5791,12 @@
       <w:r>
         <w:t xml:space="preserve">were suitable for analysis. Of these, </w:t>
       </w:r>
-      <w:del w:id="565" w:author="Graham, Gabriel J." w:date="2026-08-07T16:51:00Z" w16du:dateUtc="2026-08-07T20:51:00Z">
+      <w:del w:id="570" w:author="Graham, Gabriel J." w:date="2026-08-07T16:51:00Z" w16du:dateUtc="2026-08-07T20:51:00Z">
         <w:r>
           <w:delText xml:space="preserve">five </w:delText>
         </w:r>
       </w:del>
-      <w:ins w:id="566" w:author="Graham, Gabriel J." w:date="2026-08-07T16:51:00Z" w16du:dateUtc="2026-08-07T20:51:00Z">
+      <w:ins w:id="571" w:author="Graham, Gabriel J." w:date="2026-08-07T16:51:00Z" w16du:dateUtc="2026-08-07T20:51:00Z">
         <w:r>
           <w:t>four</w:t>
         </w:r>
@@ -5786,7 +5804,7 @@
           <w:t xml:space="preserve"> </w:t>
         </w:r>
       </w:ins>
-      <w:del w:id="567" w:author="Graham, Gabriel J." w:date="2026-08-07T16:51:00Z" w16du:dateUtc="2026-08-07T20:51:00Z">
+      <w:del w:id="572" w:author="Graham, Gabriel J." w:date="2026-08-07T16:51:00Z" w16du:dateUtc="2026-08-07T20:51:00Z">
         <w:r>
           <w:delText xml:space="preserve">(22%) </w:delText>
         </w:r>
@@ -5794,7 +5812,7 @@
       <w:r>
         <w:t>exhibited significant correlations between chromatin accessibility and gene expression (Pearson's P &lt; 0.05)</w:t>
       </w:r>
-      <w:del w:id="568" w:author="Graham, Gabriel J." w:date="2026-08-07T16:51:00Z" w16du:dateUtc="2026-08-07T20:51:00Z">
+      <w:del w:id="573" w:author="Graham, Gabriel J." w:date="2026-08-07T16:51:00Z" w16du:dateUtc="2026-08-07T20:51:00Z">
         <w:r>
           <w:delText>, with four remaining significant following correction for multiple testing</w:delText>
         </w:r>
@@ -5802,7 +5820,7 @@
       <w:r>
         <w:t xml:space="preserve"> (</w:t>
       </w:r>
-      <w:ins w:id="569" w:author="Graham, Gabriel J." w:date="2026-08-07T16:52:00Z" w16du:dateUtc="2026-08-07T20:52:00Z">
+      <w:ins w:id="574" w:author="Graham, Gabriel J." w:date="2026-08-07T16:52:00Z" w16du:dateUtc="2026-08-07T20:52:00Z">
         <w:r>
           <w:rPr>
             <w:highlight w:val="yellow"/>
@@ -5810,8 +5828,8 @@
           <w:t xml:space="preserve">Appendix </w:t>
         </w:r>
       </w:ins>
-      <w:commentRangeStart w:id="570"/>
-      <w:del w:id="571" w:author="Graham, Gabriel J." w:date="2026-08-07T16:52:00Z" w16du:dateUtc="2026-08-07T20:52:00Z">
+      <w:commentRangeStart w:id="575"/>
+      <w:del w:id="576" w:author="Graham, Gabriel J." w:date="2026-08-07T16:52:00Z" w16du:dateUtc="2026-08-07T20:52:00Z">
         <w:r>
           <w:rPr>
             <w:highlight w:val="yellow"/>
@@ -5831,21 +5849,21 @@
         </w:rPr>
         <w:t>XX</w:t>
       </w:r>
-      <w:commentRangeEnd w:id="570"/>
+      <w:commentRangeEnd w:id="575"/>
       <w:r>
         <w:rPr>
           <w:rStyle w:val="CommentReference"/>
           <w:sz w:val="24"/>
           <w:szCs w:val="30"/>
         </w:rPr>
-        <w:commentReference w:id="570"/>
-      </w:r>
-      <w:ins w:id="572" w:author="Graham, Gabriel J." w:date="2026-08-07T16:52:00Z" w16du:dateUtc="2026-08-07T20:52:00Z">
+        <w:commentReference w:id="575"/>
+      </w:r>
+      <w:ins w:id="577" w:author="Graham, Gabriel J." w:date="2026-08-07T16:52:00Z" w16du:dateUtc="2026-08-07T20:52:00Z">
         <w:r>
           <w:t>, SXX)</w:t>
         </w:r>
       </w:ins>
-      <w:del w:id="573" w:author="Graham, Gabriel J." w:date="2026-08-06T12:03:00Z" w16du:dateUtc="2026-08-06T16:03:00Z">
+      <w:del w:id="578" w:author="Graham, Gabriel J." w:date="2026-08-06T12:03:00Z" w16du:dateUtc="2026-08-06T16:03:00Z">
         <w:r>
           <w:delText>). Because relatively few DARs were testable within individual cell populations, we did not compare correlation frequencies among clusters</w:delText>
         </w:r>
@@ -5853,7 +5871,7 @@
       <w:r>
         <w:t xml:space="preserve">. </w:t>
       </w:r>
-      <w:del w:id="574" w:author="Graham, Gabriel J." w:date="2026-08-07T16:52:00Z" w16du:dateUtc="2026-08-07T20:52:00Z">
+      <w:del w:id="579" w:author="Graham, Gabriel J." w:date="2026-08-07T16:52:00Z" w16du:dateUtc="2026-08-07T20:52:00Z">
         <w:r>
           <w:delText xml:space="preserve">Summary statistics for the DAR-centered analysis are provided in </w:delText>
         </w:r>
@@ -5879,22 +5897,22 @@
       <w:r>
         <w:t xml:space="preserve">Together, these analyses indicate that although relatively few genes simultaneously met stringent criteria for both differential expression and differential accessibility during sex change, local chromatin accessibility </w:t>
       </w:r>
-      <w:del w:id="575" w:author="Graham, Gabriel J." w:date="2026-08-07T16:54:00Z" w16du:dateUtc="2026-08-07T20:54:00Z">
+      <w:del w:id="580" w:author="Graham, Gabriel J." w:date="2026-08-07T16:54:00Z" w16du:dateUtc="2026-08-07T20:54:00Z">
         <w:r>
           <w:delText xml:space="preserve">was </w:delText>
         </w:r>
       </w:del>
-      <w:del w:id="576" w:author="Graham, Gabriel J." w:date="2026-08-07T16:53:00Z" w16du:dateUtc="2026-08-07T20:53:00Z">
+      <w:del w:id="581" w:author="Graham, Gabriel J." w:date="2026-08-07T16:53:00Z" w16du:dateUtc="2026-08-07T20:53:00Z">
         <w:r>
           <w:delText xml:space="preserve">nevertheless </w:delText>
         </w:r>
       </w:del>
-      <w:del w:id="577" w:author="Graham, Gabriel J." w:date="2026-08-07T16:54:00Z" w16du:dateUtc="2026-08-07T20:54:00Z">
+      <w:del w:id="582" w:author="Graham, Gabriel J." w:date="2026-08-07T16:54:00Z" w16du:dateUtc="2026-08-07T20:54:00Z">
         <w:r>
           <w:delText>significantly associated with</w:delText>
         </w:r>
       </w:del>
-      <w:ins w:id="578" w:author="Graham, Gabriel J." w:date="2026-08-07T16:54:00Z" w16du:dateUtc="2026-08-07T20:54:00Z">
+      <w:ins w:id="583" w:author="Graham, Gabriel J." w:date="2026-08-07T16:54:00Z" w16du:dateUtc="2026-08-07T20:54:00Z">
         <w:r>
           <w:t>markedly predicted</w:t>
         </w:r>
@@ -5902,43 +5920,43 @@
       <w:r>
         <w:t xml:space="preserve"> transcriptional remodeling</w:t>
       </w:r>
-      <w:ins w:id="579" w:author="Graham, Gabriel J." w:date="2026-08-07T16:55:00Z" w16du:dateUtc="2026-08-07T20:55:00Z">
+      <w:ins w:id="584" w:author="Graham, Gabriel J." w:date="2026-08-07T16:55:00Z" w16du:dateUtc="2026-08-07T20:55:00Z">
         <w:r>
           <w:t xml:space="preserve"> (DEGs were predicted by chromatin)</w:t>
         </w:r>
       </w:ins>
-      <w:ins w:id="580" w:author="Graham, Gabriel J." w:date="2026-08-07T16:53:00Z" w16du:dateUtc="2026-08-07T20:53:00Z">
+      <w:ins w:id="585" w:author="Graham, Gabriel J." w:date="2026-08-07T16:53:00Z" w16du:dateUtc="2026-08-07T20:53:00Z">
         <w:r>
           <w:t>, while</w:t>
         </w:r>
       </w:ins>
-      <w:ins w:id="581" w:author="Graham, Gabriel J." w:date="2026-08-07T16:54:00Z" w16du:dateUtc="2026-08-07T20:54:00Z">
+      <w:ins w:id="586" w:author="Graham, Gabriel J." w:date="2026-08-07T16:54:00Z" w16du:dateUtc="2026-08-07T20:54:00Z">
         <w:r>
           <w:t xml:space="preserve"> transcriptional remodeling did no</w:t>
         </w:r>
       </w:ins>
-      <w:ins w:id="582" w:author="Graham, Gabriel J." w:date="2026-08-07T16:55:00Z" w16du:dateUtc="2026-08-07T20:55:00Z">
+      <w:ins w:id="587" w:author="Graham, Gabriel J." w:date="2026-08-07T16:55:00Z" w16du:dateUtc="2026-08-07T20:55:00Z">
         <w:r>
           <w:t>t predict chromatin accessibility (DARs were not predicted by transcription)</w:t>
         </w:r>
       </w:ins>
-      <w:del w:id="583" w:author="Graham, Gabriel J." w:date="2026-08-07T16:53:00Z" w16du:dateUtc="2026-08-07T20:53:00Z">
+      <w:del w:id="588" w:author="Graham, Gabriel J." w:date="2026-08-07T16:53:00Z" w16du:dateUtc="2026-08-07T20:53:00Z">
         <w:r>
           <w:delText xml:space="preserve"> when variation across individuals was considered</w:delText>
         </w:r>
       </w:del>
       <w:r>
-        <w:t xml:space="preserve">. These findings support a substantial contribution of chromatin </w:t>
+        <w:t xml:space="preserve">. These findings support a substantial </w:t>
       </w:r>
       <w:r>
         <w:lastRenderedPageBreak/>
-        <w:t>accessibility to transcriptional remodeling while also indicating that additional regulatory mechanisms influence the expression of many genes.</w:t>
-      </w:r>
-    </w:p>
-    <w:p>
-      <w:pPr>
-        <w:rPr>
-          <w:del w:id="584" w:author="Graham, Gabriel J." w:date="2026-08-24T10:45:00Z" w16du:dateUtc="2026-08-24T14:45:00Z"/>
+        <w:t>contribution of chromatin accessibility to transcriptional remodeling while also indicating that additional regulatory mechanisms influence the expression of many genes.</w:t>
+      </w:r>
+    </w:p>
+    <w:p>
+      <w:pPr>
+        <w:rPr>
+          <w:del w:id="589" w:author="Graham, Gabriel J." w:date="2026-08-24T10:45:00Z" w16du:dateUtc="2026-08-24T14:45:00Z"/>
           <w:u w:val="single"/>
         </w:rPr>
       </w:pPr>
@@ -5950,7 +5968,7 @@
           <w:u w:val="single"/>
         </w:rPr>
       </w:pPr>
-      <w:del w:id="585" w:author="Graham, Gabriel J." w:date="2026-08-04T13:52:00Z" w16du:dateUtc="2026-08-04T17:52:00Z">
+      <w:del w:id="590" w:author="Graham, Gabriel J." w:date="2026-08-04T13:52:00Z" w16du:dateUtc="2026-08-04T17:52:00Z">
         <w:r>
           <w:rPr>
             <w:u w:val="single"/>
@@ -5958,7 +5976,7 @@
           <w:delText>Machine learning predictions of sex based on multiome dat</w:delText>
         </w:r>
       </w:del>
-      <w:del w:id="586" w:author="Graham, Gabriel J." w:date="2026-08-04T13:53:00Z" w16du:dateUtc="2026-08-04T17:53:00Z">
+      <w:del w:id="591" w:author="Graham, Gabriel J." w:date="2026-08-04T13:53:00Z" w16du:dateUtc="2026-08-04T17:53:00Z">
         <w:r>
           <w:rPr>
             <w:u w:val="single"/>
@@ -5966,7 +5984,7 @@
           <w:delText>a</w:delText>
         </w:r>
       </w:del>
-      <w:ins w:id="587" w:author="Graham, Gabriel J." w:date="2026-08-07T11:24:00Z" w16du:dateUtc="2026-08-07T15:24:00Z">
+      <w:ins w:id="592" w:author="Graham, Gabriel J." w:date="2026-08-07T11:24:00Z" w16du:dateUtc="2026-08-07T15:24:00Z">
         <w:r>
           <w:rPr>
             <w:u w:val="single"/>
@@ -6051,10 +6069,10 @@
     <w:p>
       <w:pPr>
         <w:rPr>
-          <w:del w:id="588" w:author="Graham, Gabriel J." w:date="2026-08-06T12:59:00Z" w16du:dateUtc="2026-08-06T16:59:00Z"/>
-        </w:rPr>
-      </w:pPr>
-      <w:del w:id="589" w:author="Graham, Gabriel J." w:date="2026-08-06T12:59:00Z" w16du:dateUtc="2026-08-06T16:59:00Z">
+          <w:del w:id="593" w:author="Graham, Gabriel J." w:date="2026-08-06T12:59:00Z" w16du:dateUtc="2026-08-06T16:59:00Z"/>
+        </w:rPr>
+      </w:pPr>
+      <w:del w:id="594" w:author="Graham, Gabriel J." w:date="2026-08-06T12:59:00Z" w16du:dateUtc="2026-08-06T16:59:00Z">
         <w:r>
           <w:delText>To determine the temporal order of sex change across cell types, we next trained machine learning models to predict the sex of each cluster for each intermediate based on the expression of DEGs and accessibility of DARs that differed between males and females (</w:delText>
         </w:r>
@@ -6099,7 +6117,7 @@
     <w:p>
       <w:pPr>
         <w:rPr>
-          <w:del w:id="590" w:author="Graham, Gabriel J." w:date="2026-08-06T12:59:00Z" w16du:dateUtc="2026-08-06T16:59:00Z"/>
+          <w:del w:id="595" w:author="Graham, Gabriel J." w:date="2026-08-06T12:59:00Z" w16du:dateUtc="2026-08-06T16:59:00Z"/>
         </w:rPr>
       </w:pPr>
     </w:p>
@@ -6122,7 +6140,7 @@
     <w:p>
       <w:pPr>
         <w:rPr>
-          <w:del w:id="591" w:author="Graham, Gabriel J." w:date="2026-08-06T13:00:00Z" w16du:dateUtc="2026-08-06T17:00:00Z"/>
+          <w:del w:id="596" w:author="Graham, Gabriel J." w:date="2026-08-06T13:00:00Z" w16du:dateUtc="2026-08-06T17:00:00Z"/>
         </w:rPr>
       </w:pPr>
       <w:r>
@@ -6135,27 +6153,31 @@
       <w:r>
         <w:t xml:space="preserve">Among all identified cell populations, cluster 1_RGC exhibited the second-highest number of DEGs and the greatest number of DARs. </w:t>
       </w:r>
-      <w:ins w:id="592" w:author="Graham, Gabriel J." w:date="2026-08-25T15:12:00Z" w16du:dateUtc="2026-08-25T19:12:00Z">
+      <w:ins w:id="597" w:author="Graham, Gabriel J." w:date="2026-08-25T15:12:00Z" w16du:dateUtc="2026-08-25T19:12:00Z">
         <w:r>
           <w:t>Add</w:t>
         </w:r>
       </w:ins>
-      <w:ins w:id="593" w:author="Graham, Gabriel J." w:date="2026-08-25T15:13:00Z" w16du:dateUtc="2026-08-25T19:13:00Z">
+      <w:ins w:id="598" w:author="Graham, Gabriel J." w:date="2026-08-25T15:13:00Z" w16du:dateUtc="2026-08-25T19:13:00Z">
         <w:r>
           <w:t>itionally, s</w:t>
         </w:r>
       </w:ins>
-      <w:ins w:id="594" w:author="Graham, Gabriel J." w:date="2026-08-25T15:12:00Z" w16du:dateUtc="2026-08-25T19:12:00Z">
+      <w:ins w:id="599" w:author="Graham, Gabriel J." w:date="2026-08-25T15:12:00Z" w16du:dateUtc="2026-08-25T19:12:00Z">
         <w:r>
           <w:t xml:space="preserve">ex change is associated with extensive changes in cell population and steroid hormone signaling in the brain </w:t>
         </w:r>
       </w:ins>
-      <w:ins w:id="595" w:author="Graham, Gabriel J." w:date="2026-08-25T15:13:00Z" w16du:dateUtc="2026-08-25T19:13:00Z">
-        <w:r>
-          <w:t>, both of which are controlled by RGCs</w:t>
-        </w:r>
-      </w:ins>
-      <w:ins w:id="596" w:author="Graham, Gabriel J." w:date="2026-08-25T15:12:00Z" w16du:dateUtc="2026-08-25T19:12:00Z">
+      <w:ins w:id="600" w:author="Graham, Gabriel J." w:date="2026-08-25T15:13:00Z" w16du:dateUtc="2026-08-25T19:13:00Z">
+        <w:r>
+          <w:t xml:space="preserve">, both of which </w:t>
+        </w:r>
+        <w:r>
+          <w:lastRenderedPageBreak/>
+          <w:t>are controlled by RGCs</w:t>
+        </w:r>
+      </w:ins>
+      <w:ins w:id="601" w:author="Graham, Gabriel J." w:date="2026-08-25T15:12:00Z" w16du:dateUtc="2026-08-25T19:12:00Z">
         <w:r>
           <w:t xml:space="preserve"> </w:t>
         </w:r>
@@ -6178,17 +6200,17 @@
           <w:fldChar w:fldCharType="end"/>
         </w:r>
       </w:ins>
-      <w:ins w:id="597" w:author="Graham, Gabriel J." w:date="2026-08-25T15:14:00Z" w16du:dateUtc="2026-08-25T19:14:00Z">
+      <w:ins w:id="602" w:author="Graham, Gabriel J." w:date="2026-08-25T15:14:00Z" w16du:dateUtc="2026-08-25T19:14:00Z">
         <w:r>
           <w:t xml:space="preserve">. Thus, </w:t>
         </w:r>
       </w:ins>
-      <w:ins w:id="598" w:author="Graham, Gabriel J." w:date="2026-08-25T15:12:00Z" w16du:dateUtc="2026-08-25T19:12:00Z">
+      <w:ins w:id="603" w:author="Graham, Gabriel J." w:date="2026-08-25T15:12:00Z" w16du:dateUtc="2026-08-25T19:12:00Z">
         <w:r>
           <w:t xml:space="preserve">we next focused our analysis on cluster 1_RGC. </w:t>
         </w:r>
       </w:ins>
-      <w:del w:id="599" w:author="Graham, Gabriel J." w:date="2026-08-25T15:12:00Z" w16du:dateUtc="2026-08-25T19:12:00Z">
+      <w:del w:id="604" w:author="Graham, Gabriel J." w:date="2026-08-25T15:12:00Z" w16du:dateUtc="2026-08-25T19:12:00Z">
         <w:r>
           <w:delText>Further, s</w:delText>
         </w:r>
@@ -6241,7 +6263,7 @@
           <w:delText>, we next focused our analysis on cluster 1_RGC.</w:delText>
         </w:r>
       </w:del>
-      <w:del w:id="600" w:author="Graham, Gabriel J." w:date="2026-08-06T13:00:00Z" w16du:dateUtc="2026-08-06T17:00:00Z">
+      <w:del w:id="605" w:author="Graham, Gabriel J." w:date="2026-08-06T13:00:00Z" w16du:dateUtc="2026-08-06T17:00:00Z">
         <w:r>
           <w:delText>B</w:delText>
         </w:r>
@@ -6249,22 +6271,22 @@
           <w:delText xml:space="preserve">ecause radial glial cells are the neural progenitors responsible for adult neurogenesis and the </w:delText>
         </w:r>
       </w:del>
-      <w:del w:id="601" w:author="Graham, Gabriel J." w:date="2026-08-04T14:00:00Z" w16du:dateUtc="2026-08-04T18:00:00Z">
+      <w:del w:id="606" w:author="Graham, Gabriel J." w:date="2026-08-04T14:00:00Z" w16du:dateUtc="2026-08-04T18:00:00Z">
         <w:r>
           <w:delText>principal site of</w:delText>
         </w:r>
       </w:del>
-      <w:del w:id="602" w:author="Graham, Gabriel J." w:date="2026-08-06T13:00:00Z" w16du:dateUtc="2026-08-06T17:00:00Z">
+      <w:del w:id="607" w:author="Graham, Gabriel J." w:date="2026-08-06T13:00:00Z" w16du:dateUtc="2026-08-06T17:00:00Z">
         <w:r>
           <w:delText xml:space="preserve"> steroid hormone synthesis</w:delText>
         </w:r>
       </w:del>
-      <w:del w:id="603" w:author="Graham, Gabriel J." w:date="2026-08-04T14:01:00Z" w16du:dateUtc="2026-08-04T18:01:00Z">
+      <w:del w:id="608" w:author="Graham, Gabriel J." w:date="2026-08-04T14:01:00Z" w16du:dateUtc="2026-08-04T18:01:00Z">
         <w:r>
           <w:delText xml:space="preserve">, including aromatase expression, in the teleost brain </w:delText>
         </w:r>
       </w:del>
-      <w:del w:id="604" w:author="Graham, Gabriel J." w:date="2026-08-06T13:00:00Z" w16du:dateUtc="2026-08-06T17:00:00Z">
+      <w:del w:id="609" w:author="Graham, Gabriel J." w:date="2026-08-06T13:00:00Z" w16du:dateUtc="2026-08-06T17:00:00Z">
         <w:r>
           <w:fldChar w:fldCharType="begin"/>
         </w:r>
@@ -6287,22 +6309,22 @@
           <w:delText xml:space="preserve">, we </w:delText>
         </w:r>
       </w:del>
-      <w:del w:id="605" w:author="Graham, Gabriel J." w:date="2026-08-04T14:00:00Z" w16du:dateUtc="2026-08-04T18:00:00Z">
+      <w:del w:id="610" w:author="Graham, Gabriel J." w:date="2026-08-04T14:00:00Z" w16du:dateUtc="2026-08-04T18:00:00Z">
         <w:r>
           <w:delText xml:space="preserve">next performed a </w:delText>
         </w:r>
       </w:del>
-      <w:del w:id="606" w:author="Graham, Gabriel J." w:date="2026-08-06T13:00:00Z" w16du:dateUtc="2026-08-06T17:00:00Z">
+      <w:del w:id="611" w:author="Graham, Gabriel J." w:date="2026-08-06T13:00:00Z" w16du:dateUtc="2026-08-06T17:00:00Z">
         <w:r>
           <w:delText xml:space="preserve">focused analysis </w:delText>
         </w:r>
       </w:del>
-      <w:del w:id="607" w:author="Graham, Gabriel J." w:date="2026-08-04T14:00:00Z" w16du:dateUtc="2026-08-04T18:00:00Z">
+      <w:del w:id="612" w:author="Graham, Gabriel J." w:date="2026-08-04T14:00:00Z" w16du:dateUtc="2026-08-04T18:00:00Z">
         <w:r>
           <w:delText xml:space="preserve">of </w:delText>
         </w:r>
       </w:del>
-      <w:del w:id="608" w:author="Graham, Gabriel J." w:date="2026-08-06T13:00:00Z" w16du:dateUtc="2026-08-06T17:00:00Z">
+      <w:del w:id="613" w:author="Graham, Gabriel J." w:date="2026-08-06T13:00:00Z" w16du:dateUtc="2026-08-06T17:00:00Z">
         <w:r>
           <w:delText>this cluster</w:delText>
         </w:r>
@@ -6314,7 +6336,7 @@
     <w:p>
       <w:pPr>
         <w:rPr>
-          <w:ins w:id="609" w:author="Graham, Gabriel J." w:date="2026-08-06T13:01:00Z" w16du:dateUtc="2026-08-06T17:01:00Z"/>
+          <w:ins w:id="614" w:author="Graham, Gabriel J." w:date="2026-08-06T13:01:00Z" w16du:dateUtc="2026-08-06T17:01:00Z"/>
         </w:rPr>
       </w:pPr>
       <w:r>
@@ -6324,7 +6346,7 @@
     <w:p>
       <w:pPr>
         <w:ind w:firstLine="720"/>
-        <w:pPrChange w:id="610" w:author="Graham, Gabriel J." w:date="2026-08-06T13:01:00Z" w16du:dateUtc="2026-08-06T17:01:00Z">
+        <w:pPrChange w:id="615" w:author="Graham, Gabriel J." w:date="2026-08-06T13:01:00Z" w16du:dateUtc="2026-08-06T17:01:00Z">
           <w:pPr/>
         </w:pPrChange>
       </w:pPr>
@@ -6411,12 +6433,12 @@
       <w:r>
         <w:t xml:space="preserve">, suggesting that a reduction in </w:t>
       </w:r>
-      <w:del w:id="611" w:author="Graham, Gabriel J." w:date="2026-08-25T15:17:00Z" w16du:dateUtc="2026-08-25T19:17:00Z">
+      <w:del w:id="616" w:author="Graham, Gabriel J." w:date="2026-08-25T15:17:00Z" w16du:dateUtc="2026-08-25T19:17:00Z">
         <w:r>
           <w:delText xml:space="preserve">E2 </w:delText>
         </w:r>
       </w:del>
-      <w:ins w:id="612" w:author="Graham, Gabriel J." w:date="2026-08-25T15:17:00Z" w16du:dateUtc="2026-08-25T19:17:00Z">
+      <w:ins w:id="617" w:author="Graham, Gabriel J." w:date="2026-08-25T15:17:00Z" w16du:dateUtc="2026-08-25T19:17:00Z">
         <w:r>
           <w:t>estradiol (E2)</w:t>
         </w:r>
@@ -6433,12 +6455,12 @@
       <w:r>
         <w:t>ntrocaudal telencephal</w:t>
       </w:r>
-      <w:ins w:id="613" w:author="Graham, Gabriel J." w:date="2026-08-25T15:14:00Z" w16du:dateUtc="2026-08-25T19:14:00Z">
+      <w:ins w:id="618" w:author="Graham, Gabriel J." w:date="2026-08-25T15:14:00Z" w16du:dateUtc="2026-08-25T19:14:00Z">
         <w:r>
           <w:t>on</w:t>
         </w:r>
       </w:ins>
-      <w:del w:id="614" w:author="Graham, Gabriel J." w:date="2026-08-25T15:14:00Z" w16du:dateUtc="2026-08-25T19:14:00Z">
+      <w:del w:id="619" w:author="Graham, Gabriel J." w:date="2026-08-25T15:14:00Z" w16du:dateUtc="2026-08-25T19:14:00Z">
         <w:r>
           <w:delText>a</w:delText>
         </w:r>
@@ -6455,7 +6477,7 @@
           <w:bCs/>
         </w:rPr>
       </w:pPr>
-      <w:del w:id="615" w:author="Graham, Gabriel J." w:date="2026-08-04T14:02:00Z" w16du:dateUtc="2026-08-04T18:02:00Z">
+      <w:del w:id="620" w:author="Graham, Gabriel J." w:date="2026-08-04T14:02:00Z" w16du:dateUtc="2026-08-04T18:02:00Z">
         <w:r>
           <w:rPr>
             <w:b/>
@@ -6485,7 +6507,7 @@
         </w:rPr>
         <w:t xml:space="preserve"> </w:t>
       </w:r>
-      <w:del w:id="616" w:author="Graham, Gabriel J." w:date="2026-08-06T13:02:00Z" w16du:dateUtc="2026-08-06T17:02:00Z">
+      <w:del w:id="621" w:author="Graham, Gabriel J." w:date="2026-08-06T13:02:00Z" w16du:dateUtc="2026-08-06T17:02:00Z">
         <w:r>
           <w:rPr>
             <w:b/>
@@ -6494,7 +6516,7 @@
           <w:delText>The Intermediate State is Characterized by a Decrease in Estrogenic Signaling from Radial Glia</w:delText>
         </w:r>
       </w:del>
-      <w:ins w:id="617" w:author="Graham, Gabriel J." w:date="2026-08-06T13:02:00Z" w16du:dateUtc="2026-08-06T17:02:00Z">
+      <w:ins w:id="622" w:author="Graham, Gabriel J." w:date="2026-08-06T13:02:00Z" w16du:dateUtc="2026-08-06T17:02:00Z">
         <w:r>
           <w:rPr>
             <w:b/>
@@ -6645,13 +6667,12 @@
       <w:r>
         <w:t xml:space="preserve"> and changes in neuronal cell populations, we next examined how </w:t>
       </w:r>
-      <w:del w:id="618" w:author="Graham, Gabriel J." w:date="2026-08-25T15:18:00Z" w16du:dateUtc="2026-08-25T19:18:00Z">
-        <w:r>
-          <w:lastRenderedPageBreak/>
+      <w:del w:id="623" w:author="Graham, Gabriel J." w:date="2026-08-25T15:18:00Z" w16du:dateUtc="2026-08-25T19:18:00Z">
+        <w:r>
           <w:delText xml:space="preserve">neurogenesis </w:delText>
         </w:r>
       </w:del>
-      <w:ins w:id="619" w:author="Graham, Gabriel J." w:date="2026-08-25T15:18:00Z" w16du:dateUtc="2026-08-25T19:18:00Z">
+      <w:ins w:id="624" w:author="Graham, Gabriel J." w:date="2026-08-25T15:18:00Z" w16du:dateUtc="2026-08-25T19:18:00Z">
         <w:r>
           <w:t>the neurogenic state of 1_RGC</w:t>
         </w:r>
@@ -6761,19 +6782,19 @@
     <w:p>
       <w:pPr>
         <w:rPr>
-          <w:ins w:id="620" w:author="Graham, Gabriel J." w:date="2026-08-25T15:20:00Z" w16du:dateUtc="2026-08-25T19:20:00Z"/>
+          <w:ins w:id="625" w:author="Graham, Gabriel J." w:date="2026-08-25T15:20:00Z" w16du:dateUtc="2026-08-25T19:20:00Z"/>
         </w:rPr>
       </w:pPr>
       <w:r>
         <w:tab/>
         <w:t xml:space="preserve">There were significant changes in the populations of 1_NSC and 1_NP by phase. In intermediates, the population of 1_NSC was significantly </w:t>
       </w:r>
-      <w:del w:id="621" w:author="Graham, Gabriel J." w:date="2026-08-25T15:20:00Z" w16du:dateUtc="2026-08-25T19:20:00Z">
+      <w:del w:id="626" w:author="Graham, Gabriel J." w:date="2026-08-25T15:20:00Z" w16du:dateUtc="2026-08-25T19:20:00Z">
         <w:r>
           <w:delText xml:space="preserve">depleted </w:delText>
         </w:r>
       </w:del>
-      <w:ins w:id="622" w:author="Graham, Gabriel J." w:date="2026-08-25T15:20:00Z" w16du:dateUtc="2026-08-25T19:20:00Z">
+      <w:ins w:id="627" w:author="Graham, Gabriel J." w:date="2026-08-25T15:20:00Z" w16du:dateUtc="2026-08-25T19:20:00Z">
         <w:r>
           <w:t>lower</w:t>
         </w:r>
@@ -6781,12 +6802,12 @@
           <w:t xml:space="preserve"> </w:t>
         </w:r>
       </w:ins>
-      <w:del w:id="623" w:author="Graham, Gabriel J." w:date="2026-08-25T15:20:00Z" w16du:dateUtc="2026-08-25T19:20:00Z">
+      <w:del w:id="628" w:author="Graham, Gabriel J." w:date="2026-08-25T15:20:00Z" w16du:dateUtc="2026-08-25T19:20:00Z">
         <w:r>
           <w:delText>relative to</w:delText>
         </w:r>
       </w:del>
-      <w:ins w:id="624" w:author="Graham, Gabriel J." w:date="2026-08-25T15:20:00Z" w16du:dateUtc="2026-08-25T19:20:00Z">
+      <w:ins w:id="629" w:author="Graham, Gabriel J." w:date="2026-08-25T15:20:00Z" w16du:dateUtc="2026-08-25T19:20:00Z">
         <w:r>
           <w:t>than in</w:t>
         </w:r>
@@ -6794,12 +6815,12 @@
       <w:r>
         <w:t xml:space="preserve"> males </w:t>
       </w:r>
-      <w:del w:id="625" w:author="Graham, Gabriel J." w:date="2026-08-25T15:20:00Z" w16du:dateUtc="2026-08-25T19:20:00Z">
+      <w:del w:id="630" w:author="Graham, Gabriel J." w:date="2026-08-25T15:20:00Z" w16du:dateUtc="2026-08-25T19:20:00Z">
         <w:r>
           <w:delText xml:space="preserve">and </w:delText>
         </w:r>
       </w:del>
-      <w:ins w:id="626" w:author="Graham, Gabriel J." w:date="2026-08-25T15:20:00Z" w16du:dateUtc="2026-08-25T19:20:00Z">
+      <w:ins w:id="631" w:author="Graham, Gabriel J." w:date="2026-08-25T15:20:00Z" w16du:dateUtc="2026-08-25T19:20:00Z">
         <w:r>
           <w:t>or</w:t>
         </w:r>
@@ -6840,7 +6861,7 @@
       <w:r>
         <w:t xml:space="preserve">). </w:t>
       </w:r>
-      <w:ins w:id="627" w:author="Graham, Gabriel J." w:date="2026-08-25T15:21:00Z" w16du:dateUtc="2026-08-25T19:21:00Z">
+      <w:ins w:id="632" w:author="Graham, Gabriel J." w:date="2026-08-25T15:21:00Z" w16du:dateUtc="2026-08-25T19:21:00Z">
         <w:r>
           <w:t>This reciprocal shift in the composition of the radial glial population is consistent with increased progression from the neural stem cell to the neural progenitor state during the intermediate phase.</w:t>
         </w:r>
@@ -6849,19 +6870,19 @@
     <w:p>
       <w:pPr>
         <w:ind w:firstLine="720"/>
-        <w:pPrChange w:id="628" w:author="Graham, Gabriel J." w:date="2026-08-25T15:21:00Z" w16du:dateUtc="2026-08-25T19:21:00Z">
+        <w:pPrChange w:id="633" w:author="Graham, Gabriel J." w:date="2026-08-25T15:21:00Z" w16du:dateUtc="2026-08-25T19:21:00Z">
           <w:pPr/>
         </w:pPrChange>
       </w:pPr>
       <w:r>
         <w:t xml:space="preserve">To assess the neurogenic state of 1_NP in each phase, we created a “neuron differentiation” gene expression module </w:t>
       </w:r>
-      <w:del w:id="629" w:author="Graham, Gabriel J." w:date="2026-08-25T15:21:00Z" w16du:dateUtc="2026-08-25T19:21:00Z">
+      <w:del w:id="634" w:author="Graham, Gabriel J." w:date="2026-08-25T15:21:00Z" w16du:dateUtc="2026-08-25T19:21:00Z">
         <w:r>
           <w:delText xml:space="preserve">consisting </w:delText>
         </w:r>
       </w:del>
-      <w:ins w:id="630" w:author="Graham, Gabriel J." w:date="2026-08-25T15:21:00Z" w16du:dateUtc="2026-08-25T19:21:00Z">
+      <w:ins w:id="635" w:author="Graham, Gabriel J." w:date="2026-08-25T15:21:00Z" w16du:dateUtc="2026-08-25T19:21:00Z">
         <w:r>
           <w:t>composed</w:t>
         </w:r>
@@ -6875,7 +6896,7 @@
       <w:r>
         <w:t xml:space="preserve">, </w:t>
       </w:r>
-      <w:ins w:id="631" w:author="Graham, Gabriel J." w:date="2026-08-25T15:22:00Z" w16du:dateUtc="2026-08-25T19:22:00Z">
+      <w:ins w:id="636" w:author="Graham, Gabriel J." w:date="2026-08-25T15:22:00Z" w16du:dateUtc="2026-08-25T19:22:00Z">
         <w:r>
           <w:rPr>
             <w:highlight w:val="yellow"/>
@@ -6883,7 +6904,7 @@
           <w:t>M</w:t>
         </w:r>
       </w:ins>
-      <w:del w:id="632" w:author="Graham, Gabriel J." w:date="2026-08-25T15:22:00Z" w16du:dateUtc="2026-08-25T19:22:00Z">
+      <w:del w:id="637" w:author="Graham, Gabriel J." w:date="2026-08-25T15:22:00Z" w16du:dateUtc="2026-08-25T19:22:00Z">
         <w:r>
           <w:rPr>
             <w:highlight w:val="yellow"/>
@@ -6913,24 +6934,28 @@
         <w:t>4H</w:t>
       </w:r>
       <w:r>
-        <w:t xml:space="preserve">). This arrangement supports a model where the NSC population is depleted in intermediates at a higher rate than it is replenished and these NSCs become NPs. In intermediates, this expanded NP population undergoes neurogenesis at a similar rate as it did in males leading to an overall increase in neurogenesis in the intermediate phase. During the intermediate-to-female transition, the rate of neurogenesis decreases as does the population of 1_NP.  </w:t>
-      </w:r>
-      <w:commentRangeStart w:id="633"/>
-      <w:ins w:id="634" w:author="Graham, Gabriel J." w:date="2026-08-25T15:25:00Z" w16du:dateUtc="2026-08-25T19:25:00Z">
+        <w:t xml:space="preserve">). This arrangement supports a model where the NSC population is depleted in intermediates at a higher rate than it is </w:t>
+      </w:r>
+      <w:r>
+        <w:lastRenderedPageBreak/>
+        <w:t xml:space="preserve">replenished and these NSCs become NPs. In intermediates, this expanded NP population undergoes neurogenesis at a similar rate as it did in males leading to an overall increase in neurogenesis in the intermediate phase. During the intermediate-to-female transition, the rate of neurogenesis decreases as does the population of 1_NP.  </w:t>
+      </w:r>
+      <w:commentRangeStart w:id="638"/>
+      <w:ins w:id="639" w:author="Graham, Gabriel J." w:date="2026-08-25T15:25:00Z" w16du:dateUtc="2026-08-25T19:25:00Z">
         <w:r>
           <w:t>Thus, neural progenitors were more abundant during the intermediate phase</w:t>
         </w:r>
       </w:ins>
-      <w:ins w:id="635" w:author="Graham, Gabriel J." w:date="2026-08-25T15:27:00Z" w16du:dateUtc="2026-08-25T19:27:00Z">
+      <w:ins w:id="640" w:author="Graham, Gabriel J." w:date="2026-08-25T15:27:00Z" w16du:dateUtc="2026-08-25T19:27:00Z">
         <w:r>
           <w:t xml:space="preserve"> and</w:t>
         </w:r>
       </w:ins>
-      <w:ins w:id="636" w:author="Graham, Gabriel J." w:date="2026-08-25T15:25:00Z" w16du:dateUtc="2026-08-25T19:25:00Z">
+      <w:ins w:id="641" w:author="Graham, Gabriel J." w:date="2026-08-25T15:25:00Z" w16du:dateUtc="2026-08-25T19:25:00Z">
         <w:r>
           <w:t xml:space="preserve"> retained a neuronal differentiation program comparable to that observed in males. Together with the depletion of 1_NSC </w:t>
         </w:r>
-        <w:del w:id="637" w:author="Rhodes, Justin S" w:date="2026-08-04T14:17:00Z" w16du:dateUtc="2026-08-04T18:17:00Z">
+        <w:del w:id="642" w:author="Rhodes, Justin S" w:date="2026-08-04T14:17:00Z" w16du:dateUtc="2026-08-04T18:17:00Z">
           <w:r>
             <w:delText xml:space="preserve">population is depleted in intermediates at a higher rate than it is replenished </w:delText>
           </w:r>
@@ -6938,7 +6963,7 @@
         <w:r>
           <w:t xml:space="preserve">and expansion of 1_NP, these </w:t>
         </w:r>
-        <w:del w:id="638" w:author="Rhodes, Justin S" w:date="2026-08-04T14:17:00Z" w16du:dateUtc="2026-08-04T18:17:00Z">
+        <w:del w:id="643" w:author="Rhodes, Justin S" w:date="2026-08-04T14:17:00Z" w16du:dateUtc="2026-08-04T18:17:00Z">
           <w:r>
             <w:delText xml:space="preserve">NSCs become NPs. In intermediates, this expanded NP population undergoes neurogenesis at a similar rate as it did in males leading to an overall increase in neurogenesis in the intermediate phase. During the intermediate-to-female transition, the rate of neurogenesis decreases as does the population of 1_NP.  </w:delText>
           </w:r>
@@ -6947,14 +6972,14 @@
           <w:t>findings are consistent with increased recruitment of neural stem cells into the neurogenic lineage during the intermediate phase, followed by reduced neurogenic activity in females.</w:t>
         </w:r>
       </w:ins>
-      <w:commentRangeEnd w:id="633"/>
+      <w:commentRangeEnd w:id="638"/>
       <w:r>
         <w:rPr>
           <w:rStyle w:val="CommentReference"/>
           <w:sz w:val="24"/>
           <w:szCs w:val="30"/>
         </w:rPr>
-        <w:commentReference w:id="633"/>
+        <w:commentReference w:id="638"/>
       </w:r>
     </w:p>
     <w:p/>
@@ -6972,7 +6997,7 @@
         </w:rPr>
         <w:t>Evidence for Neurogenesis and Neuronal Maturation in 6_POA_</w:t>
       </w:r>
-      <w:commentRangeStart w:id="639"/>
+      <w:commentRangeStart w:id="644"/>
       <w:r>
         <w:rPr>
           <w:b/>
@@ -6980,7 +7005,7 @@
         </w:rPr>
         <w:t>Mixed</w:t>
       </w:r>
-      <w:commentRangeEnd w:id="639"/>
+      <w:commentRangeEnd w:id="644"/>
       <w:r>
         <w:rPr>
           <w:rStyle w:val="CommentReference"/>
@@ -6989,14 +7014,14 @@
           <w:sz w:val="24"/>
           <w:szCs w:val="30"/>
         </w:rPr>
-        <w:commentReference w:id="639"/>
+        <w:commentReference w:id="644"/>
       </w:r>
     </w:p>
     <w:p>
       <w:pPr>
         <w:ind w:firstLine="720"/>
       </w:pPr>
-      <w:del w:id="640" w:author="Graham, Gabriel J." w:date="2026-08-25T15:21:00Z" w16du:dateUtc="2026-08-25T19:21:00Z">
+      <w:del w:id="645" w:author="Graham, Gabriel J." w:date="2026-08-25T15:21:00Z" w16du:dateUtc="2026-08-25T19:21:00Z">
         <w:r>
           <w:rPr>
             <w:b/>
@@ -7227,11 +7252,7 @@
         <w:t>5G</w:t>
       </w:r>
       <w:r>
-        <w:t xml:space="preserve">). Taken with the changes in cell population </w:t>
-      </w:r>
-      <w:r>
-        <w:lastRenderedPageBreak/>
-        <w:t xml:space="preserve">in 6_POA_Mixed, these findings support a model where new cells are added to 6_POA_Mixed during the male-intermediate transition, but do not yet mature until the intermediate-female transition. As they mature and integrate into their circuit, they express ECM-DEGs. </w:t>
+        <w:t xml:space="preserve">). Taken with the changes in cell population in 6_POA_Mixed, these findings support a model where new cells are added to 6_POA_Mixed during the male-intermediate transition, but do not yet mature until the intermediate-female transition. As they mature and integrate into their circuit, they express ECM-DEGs. </w:t>
       </w:r>
     </w:p>
     <w:p>
@@ -7246,7 +7267,7 @@
           <w:bCs/>
         </w:rPr>
       </w:pPr>
-      <w:commentRangeStart w:id="641"/>
+      <w:commentRangeStart w:id="646"/>
       <w:r>
         <w:rPr>
           <w:b/>
@@ -7254,7 +7275,7 @@
         </w:rPr>
         <w:t>Candidate Gonadotroph-Regulating Neurons Undergo Distinct Modes of Remodeling During Sex Change</w:t>
       </w:r>
-      <w:commentRangeEnd w:id="641"/>
+      <w:commentRangeEnd w:id="646"/>
       <w:r>
         <w:rPr>
           <w:rStyle w:val="CommentReference"/>
@@ -7263,7 +7284,7 @@
           <w:sz w:val="24"/>
           <w:szCs w:val="30"/>
         </w:rPr>
-        <w:commentReference w:id="641"/>
+        <w:commentReference w:id="646"/>
       </w:r>
     </w:p>
     <w:p>
@@ -7276,6 +7297,7 @@
     </w:p>
     <w:p>
       <w:r>
+        <w:lastRenderedPageBreak/>
         <w:tab/>
       </w:r>
       <w:r>
@@ -7708,7 +7730,7 @@
           <w:u w:val="single"/>
         </w:rPr>
       </w:pPr>
-      <w:ins w:id="642" w:author="Graham, Gabriel J." w:date="2026-08-24T11:07:00Z" w16du:dateUtc="2026-08-24T15:07:00Z">
+      <w:ins w:id="647" w:author="Graham, Gabriel J." w:date="2026-08-24T11:07:00Z" w16du:dateUtc="2026-08-24T15:07:00Z">
         <w:r>
           <w:rPr>
             <w:b/>
@@ -7718,7 +7740,7 @@
           <w:t>Gene Regulatory</w:t>
         </w:r>
       </w:ins>
-      <w:ins w:id="643" w:author="Graham, Gabriel J." w:date="2026-08-24T11:06:00Z" w16du:dateUtc="2026-08-24T15:06:00Z">
+      <w:ins w:id="648" w:author="Graham, Gabriel J." w:date="2026-08-24T11:06:00Z" w16du:dateUtc="2026-08-24T15:06:00Z">
         <w:r>
           <w:rPr>
             <w:b/>
@@ -7728,7 +7750,7 @@
           <w:t xml:space="preserve"> Changes Underlying</w:t>
         </w:r>
       </w:ins>
-      <w:ins w:id="644" w:author="Graham, Gabriel J." w:date="2026-08-24T11:07:00Z" w16du:dateUtc="2026-08-24T15:07:00Z">
+      <w:ins w:id="649" w:author="Graham, Gabriel J." w:date="2026-08-24T11:07:00Z" w16du:dateUtc="2026-08-24T15:07:00Z">
         <w:r>
           <w:rPr>
             <w:b/>
@@ -7738,7 +7760,7 @@
           <w:t xml:space="preserve"> Transcriptomic Sex Change</w:t>
         </w:r>
       </w:ins>
-      <w:ins w:id="645" w:author="Graham, Gabriel J." w:date="2026-08-24T11:06:00Z" w16du:dateUtc="2026-08-24T15:06:00Z">
+      <w:ins w:id="650" w:author="Graham, Gabriel J." w:date="2026-08-24T11:06:00Z" w16du:dateUtc="2026-08-24T15:06:00Z">
         <w:r>
           <w:rPr>
             <w:b/>
@@ -7756,25 +7778,21 @@
       <w:r>
         <w:t xml:space="preserve">To identify candidate transcription factor (TF) regulators of gene-expression changes during sex change, we integrated differential gene expression with chromatin accessibility, TF-binding motifs, and TF–target expression correlations. We focused on clusters </w:t>
       </w:r>
-      <w:commentRangeStart w:id="646"/>
+      <w:commentRangeStart w:id="651"/>
       <w:r>
         <w:t xml:space="preserve">1_RGC </w:t>
       </w:r>
-      <w:commentRangeEnd w:id="646"/>
+      <w:commentRangeEnd w:id="651"/>
       <w:r>
         <w:rPr>
           <w:rStyle w:val="CommentReference"/>
           <w:sz w:val="24"/>
           <w:szCs w:val="30"/>
         </w:rPr>
-        <w:commentReference w:id="646"/>
-      </w:r>
-      <w:r>
-        <w:t xml:space="preserve">and 6_POA_Mixed. We first identified accessibility-supported target genes whose expression </w:t>
-      </w:r>
-      <w:r>
-        <w:lastRenderedPageBreak/>
-        <w:t xml:space="preserve">covaried with an associated ATAC peak and then identified candidate regulators with binding motifs in those regions whose expression correlated with target-gene expression across individuals (|Pearson’s </w:t>
+        <w:commentReference w:id="651"/>
+      </w:r>
+      <w:r>
+        <w:t xml:space="preserve">and 6_POA_Mixed. We first identified accessibility-supported target genes whose expression covaried with an associated ATAC peak and then identified candidate regulators with binding motifs in those regions whose expression correlated with target-gene expression across individuals (|Pearson’s </w:t>
       </w:r>
       <w:r>
         <w:rPr>
@@ -7798,21 +7816,21 @@
         </w:rPr>
         <w:t xml:space="preserve">Fig. </w:t>
       </w:r>
-      <w:commentRangeStart w:id="647"/>
+      <w:commentRangeStart w:id="652"/>
       <w:r>
         <w:rPr>
           <w:highlight w:val="yellow"/>
         </w:rPr>
         <w:t>xx</w:t>
       </w:r>
-      <w:commentRangeEnd w:id="647"/>
+      <w:commentRangeEnd w:id="652"/>
       <w:r>
         <w:rPr>
           <w:rStyle w:val="CommentReference"/>
           <w:sz w:val="24"/>
           <w:szCs w:val="30"/>
         </w:rPr>
-        <w:commentReference w:id="647"/>
+        <w:commentReference w:id="652"/>
       </w:r>
       <w:r>
         <w:t>).</w:t>
@@ -7824,6 +7842,7 @@
         <w:ind w:firstLine="720"/>
       </w:pPr>
       <w:r>
+        <w:lastRenderedPageBreak/>
         <w:t>This complementary analysis identified candidate regulators of several genes implicated in neuroendocrine control of reproduction that were not captured by the accessibility-coupled analysis (</w:t>
       </w:r>
       <w:r>
@@ -7865,11 +7884,11 @@
       <w:r>
         <w:t xml:space="preserve"> (r = 0.46, P = 0.029). </w:t>
       </w:r>
-      <w:commentRangeStart w:id="648"/>
+      <w:commentRangeStart w:id="653"/>
       <w:r>
         <w:t xml:space="preserve">SOX2 regulates neural progenitor maintenance and developmental competence, including maintaining neuronal differentiation programs in a state permissive for later activation, whereas FEZF2 participates in the specification of differentiated neuronal phenotypes, including neuroendocrine cell types in the teleost hypothalamus. </w:t>
       </w:r>
-      <w:commentRangeStart w:id="649"/>
+      <w:commentRangeStart w:id="654"/>
       <w:r>
         <w:t xml:space="preserve">Their association with the late increase in </w:t>
       </w:r>
@@ -7886,23 +7905,23 @@
       <w:r>
         <w:t xml:space="preserve"> </w:t>
       </w:r>
-      <w:commentRangeEnd w:id="649"/>
+      <w:commentRangeEnd w:id="654"/>
       <w:r>
         <w:rPr>
           <w:rStyle w:val="CommentReference"/>
           <w:sz w:val="24"/>
           <w:szCs w:val="30"/>
         </w:rPr>
-        <w:commentReference w:id="649"/>
-      </w:r>
-      <w:commentRangeEnd w:id="648"/>
+        <w:commentReference w:id="654"/>
+      </w:r>
+      <w:commentRangeEnd w:id="653"/>
       <w:r>
         <w:rPr>
           <w:rStyle w:val="CommentReference"/>
           <w:sz w:val="24"/>
           <w:szCs w:val="30"/>
         </w:rPr>
-        <w:commentReference w:id="648"/>
+        <w:commentReference w:id="653"/>
       </w:r>
     </w:p>
     <w:p/>
@@ -7963,7 +7982,7 @@
       <w:r>
         <w:t xml:space="preserve">. </w:t>
       </w:r>
-      <w:commentRangeStart w:id="650"/>
+      <w:commentRangeStart w:id="655"/>
       <w:r>
         <w:t xml:space="preserve">Particularly notable was </w:t>
       </w:r>
@@ -8003,14 +8022,14 @@
       <w:r>
         <w:t>. ELK1 provides a complementary potential mechanism, as it is activated downstream of MAPK/ERK signaling and regulates stimulus-responsive and immediate-early transcription. Thus, EGR1 and ELK1 provide plausible molecular links through which changes in extracellular signaling or neuronal activity following a social cue could be converted into longer-lasting changes in neuroendocrine gene expression. In each case, the candidate TF motif occurred within accessible chromatin, but variation in accessibility was not significantly associated with variation in target-gene expression. These relationships therefore identify candidate TF-dependent mechanisms for regulating neuroendocrine genes during sex change and provide potential entry points for tracing how the physiological response to a change in the social environment is translated into remodeling of neuroendocrine cell state.</w:t>
       </w:r>
-      <w:commentRangeEnd w:id="650"/>
+      <w:commentRangeEnd w:id="655"/>
       <w:r>
         <w:rPr>
           <w:rStyle w:val="CommentReference"/>
           <w:sz w:val="24"/>
           <w:szCs w:val="30"/>
         </w:rPr>
-        <w:commentReference w:id="650"/>
+        <w:commentReference w:id="655"/>
       </w:r>
     </w:p>
     <w:p/>
@@ -8097,13 +8116,9 @@
       <w:r>
         <w:t xml:space="preserve"> emerged as a point of convergence among multiple candidate regulators, including positive steroid-receptor inputs and negative SOX14 regulation, with its expression additionally coupled to local chromatin accessibility</w:t>
       </w:r>
-      <w:commentRangeStart w:id="651"/>
-      <w:r>
-        <w:t xml:space="preserve">. Because LRP8/ApoER2 mediates Reelin </w:t>
-      </w:r>
-      <w:r>
-        <w:lastRenderedPageBreak/>
-        <w:t xml:space="preserve">signaling involved in neuronal positioning, dendritic organization, and synaptic plasticity, regulation of </w:t>
+      <w:commentRangeStart w:id="656"/>
+      <w:r>
+        <w:t xml:space="preserve">. Because LRP8/ApoER2 mediates Reelin signaling involved in neuronal positioning, dendritic organization, and synaptic plasticity, regulation of </w:t>
       </w:r>
       <w:r>
         <w:rPr>
@@ -8118,14 +8133,14 @@
       <w:r>
         <w:t xml:space="preserve"> </w:t>
       </w:r>
-      <w:commentRangeEnd w:id="651"/>
+      <w:commentRangeEnd w:id="656"/>
       <w:r>
         <w:rPr>
           <w:rStyle w:val="CommentReference"/>
           <w:sz w:val="24"/>
           <w:szCs w:val="30"/>
         </w:rPr>
-        <w:commentReference w:id="651"/>
+        <w:commentReference w:id="656"/>
       </w:r>
     </w:p>
     <w:p>
@@ -8226,9 +8241,13 @@
       <w:r>
         <w:t xml:space="preserve">. </w:t>
       </w:r>
-      <w:commentRangeStart w:id="652"/>
-      <w:r>
-        <w:t>Several GLI1-associated targets have functions potentially relevant to radial glia, including cell polarity and progenitor organization (</w:t>
+      <w:commentRangeStart w:id="657"/>
+      <w:r>
+        <w:t xml:space="preserve">Several GLI1-associated targets have functions </w:t>
+      </w:r>
+      <w:r>
+        <w:lastRenderedPageBreak/>
+        <w:t>potentially relevant to radial glia, including cell polarity and progenitor organization (</w:t>
       </w:r>
       <w:r>
         <w:rPr>
@@ -8269,14 +8288,14 @@
       <w:r>
         <w:t>), although their specific functions in radial glia remain to be established.</w:t>
       </w:r>
-      <w:commentRangeEnd w:id="652"/>
+      <w:commentRangeEnd w:id="657"/>
       <w:r>
         <w:rPr>
           <w:rStyle w:val="CommentReference"/>
           <w:sz w:val="24"/>
           <w:szCs w:val="30"/>
         </w:rPr>
-        <w:commentReference w:id="652"/>
+        <w:commentReference w:id="657"/>
       </w:r>
     </w:p>
     <w:p/>
@@ -8333,7 +8352,7 @@
       <w:r>
         <w:t xml:space="preserve">, which encodes brain aromatase and was transiently downregulated. Thus, the directions of the inferred UNCX regulatory relationships closely matched the opposing transient gene expression patterns of its two targets. </w:t>
       </w:r>
-      <w:commentRangeStart w:id="653"/>
+      <w:commentRangeStart w:id="658"/>
       <w:r>
         <w:t xml:space="preserve">Particularly notable was the identification of </w:t>
       </w:r>
@@ -8373,14 +8392,14 @@
       <w:r>
         <w:t>could therefore provide an entry point for identifying the regulatory cascade that drives this transient radial-glial state.</w:t>
       </w:r>
-      <w:commentRangeEnd w:id="653"/>
+      <w:commentRangeEnd w:id="658"/>
       <w:r>
         <w:rPr>
           <w:rStyle w:val="CommentReference"/>
           <w:sz w:val="24"/>
           <w:szCs w:val="30"/>
         </w:rPr>
-        <w:commentReference w:id="653"/>
+        <w:commentReference w:id="658"/>
       </w:r>
     </w:p>
     <w:p/>
@@ -8459,18 +8478,18 @@
       <w:r>
         <w:t xml:space="preserve">Here, we combined single-nucleus transcriptomics, chromatin accessibility profiling, and spatial transcriptomics to generate a </w:t>
       </w:r>
-      <w:commentRangeStart w:id="654"/>
+      <w:commentRangeStart w:id="659"/>
       <w:r>
         <w:t xml:space="preserve">cell-type-resolved molecular atlas of socially induced </w:t>
       </w:r>
-      <w:commentRangeEnd w:id="654"/>
+      <w:commentRangeEnd w:id="659"/>
       <w:r>
         <w:rPr>
           <w:rStyle w:val="CommentReference"/>
           <w:sz w:val="24"/>
           <w:szCs w:val="30"/>
         </w:rPr>
-        <w:commentReference w:id="654"/>
+        <w:commentReference w:id="659"/>
       </w:r>
       <w:r>
         <w:t xml:space="preserve">protandrous sex change in </w:t>
@@ -8485,7 +8504,7 @@
       <w:r>
         <w:t xml:space="preserve">. By integrating these datasets with behavioral observations, circulating steroid hormones, and gonadal histology, we reconstructed the temporal progression of sex change from </w:t>
       </w:r>
-      <w:del w:id="655" w:author="Graham, Gabriel J." w:date="2026-08-05T10:44:00Z" w16du:dateUtc="2026-08-05T14:44:00Z">
+      <w:del w:id="660" w:author="Graham, Gabriel J." w:date="2026-08-05T10:44:00Z" w16du:dateUtc="2026-08-05T14:44:00Z">
         <w:r>
           <w:delText xml:space="preserve">dominant </w:delText>
         </w:r>
@@ -8493,7 +8512,7 @@
       <w:r>
         <w:t>male</w:t>
       </w:r>
-      <w:del w:id="656" w:author="Graham, Gabriel J." w:date="2026-08-05T10:44:00Z" w16du:dateUtc="2026-08-05T14:44:00Z">
+      <w:del w:id="661" w:author="Graham, Gabriel J." w:date="2026-08-05T10:44:00Z" w16du:dateUtc="2026-08-05T14:44:00Z">
         <w:r>
           <w:delText>s</w:delText>
         </w:r>
@@ -8501,7 +8520,7 @@
       <w:r>
         <w:t xml:space="preserve"> through intermediate stages to mature female</w:t>
       </w:r>
-      <w:del w:id="657" w:author="Graham, Gabriel J." w:date="2026-08-05T10:44:00Z" w16du:dateUtc="2026-08-05T14:44:00Z">
+      <w:del w:id="662" w:author="Graham, Gabriel J." w:date="2026-08-05T10:44:00Z" w16du:dateUtc="2026-08-05T14:44:00Z">
         <w:r>
           <w:delText>s</w:delText>
         </w:r>
@@ -8512,72 +8531,75 @@
     </w:p>
     <w:p>
       <w:r>
-        <w:lastRenderedPageBreak/>
         <w:tab/>
       </w:r>
       <w:r>
         <w:t xml:space="preserve">Among all cell populations, radial glia underwent the most extensive molecular remodeling during sex change, exhibiting the second-highest number of differentially expressed genes and the greatest number of differentially accessible chromatin regions. </w:t>
       </w:r>
-      <w:commentRangeStart w:id="658"/>
+      <w:commentRangeStart w:id="663"/>
       <w:r>
         <w:t xml:space="preserve">At first glance, these findings might suggest that radial glia rapidly acquire a female-like phenotype. </w:t>
       </w:r>
-      <w:commentRangeEnd w:id="658"/>
+      <w:commentRangeEnd w:id="663"/>
       <w:r>
         <w:rPr>
           <w:rStyle w:val="CommentReference"/>
           <w:sz w:val="24"/>
           <w:szCs w:val="30"/>
         </w:rPr>
-        <w:commentReference w:id="658"/>
-      </w:r>
-      <w:r>
-        <w:t xml:space="preserve">Surprisingly, however, our machine-learning analyses indicated the opposite: after six months of social ascent, radial glia remained among the most male-like cell populations in the brain. This apparent paradox reflects the complex temporal organization of radial glial remodeling. Rather than transitioning directly from a male to a female transcriptional state, radial glia exhibited a mixture of early, transient, progressive, and late transcriptional programs together with predominantly progressive and late changes in chromatin accessibility. These observations suggest that socially induced sex change does not involve a simple linear feminization of radial glia. Instead, radial glia appear to enter a prolonged transitional state characterized by extensive transcriptional and epigenetic reprogramming </w:t>
-      </w:r>
-      <w:commentRangeStart w:id="659"/>
+        <w:commentReference w:id="663"/>
+      </w:r>
+      <w:r>
+        <w:t xml:space="preserve">Surprisingly, however, our machine-learning analyses indicated the opposite: after six months of social ascent, radial glia remained among the most male-like cell populations in the brain. This apparent paradox reflects the complex temporal organization of radial glial remodeling. Rather than transitioning directly from a male to a female transcriptional state, radial glia exhibited a mixture of early, transient, progressive, and late transcriptional programs together with predominantly progressive and late changes in chromatin accessibility. These observations </w:t>
+      </w:r>
+      <w:r>
+        <w:lastRenderedPageBreak/>
+        <w:t xml:space="preserve">suggest that socially induced sex change does not involve a simple linear feminization of radial glia. Instead, radial glia appear to enter a prolonged transitional state characterized by extensive transcriptional and epigenetic reprogramming </w:t>
+      </w:r>
+      <w:commentRangeStart w:id="664"/>
       <w:r>
         <w:t xml:space="preserve">while maintaining much of their original cellular </w:t>
       </w:r>
-      <w:commentRangeEnd w:id="659"/>
+      <w:commentRangeEnd w:id="664"/>
       <w:r>
         <w:rPr>
           <w:rStyle w:val="CommentReference"/>
           <w:sz w:val="24"/>
           <w:szCs w:val="30"/>
         </w:rPr>
-        <w:commentReference w:id="659"/>
+        <w:commentReference w:id="664"/>
       </w:r>
       <w:r>
         <w:t xml:space="preserve">identity. Given their </w:t>
       </w:r>
-      <w:commentRangeStart w:id="660"/>
+      <w:commentRangeStart w:id="665"/>
       <w:r>
         <w:t xml:space="preserve">established </w:t>
       </w:r>
-      <w:commentRangeEnd w:id="660"/>
+      <w:commentRangeEnd w:id="665"/>
       <w:r>
         <w:rPr>
           <w:rStyle w:val="CommentReference"/>
           <w:sz w:val="24"/>
           <w:szCs w:val="30"/>
         </w:rPr>
-        <w:commentReference w:id="660"/>
+        <w:commentReference w:id="665"/>
       </w:r>
       <w:r>
         <w:t xml:space="preserve">role as the </w:t>
       </w:r>
-      <w:commentRangeStart w:id="661"/>
+      <w:commentRangeStart w:id="666"/>
       <w:r>
         <w:t xml:space="preserve">principal </w:t>
       </w:r>
-      <w:commentRangeEnd w:id="661"/>
+      <w:commentRangeEnd w:id="666"/>
       <w:r>
         <w:rPr>
           <w:rStyle w:val="CommentReference"/>
           <w:sz w:val="24"/>
           <w:szCs w:val="30"/>
         </w:rPr>
-        <w:commentReference w:id="661"/>
+        <w:commentReference w:id="666"/>
       </w:r>
       <w:r>
         <w:t>neural stem cells of the teleost brain, this prolonged transitional state may provide the cellular substrate through which socially induced signals initiate the neurogenic and neuroendocrine remodeling that precedes gonadal transformation.</w:t>
@@ -8590,7 +8612,7 @@
       <w:r>
         <w:t xml:space="preserve">One of the earliest and most striking features of this transitional radial glial state was the transient reduction in expression of </w:t>
       </w:r>
-      <w:del w:id="662" w:author="Graham, Gabriel J." w:date="2026-08-05T10:49:00Z" w16du:dateUtc="2026-08-05T14:49:00Z">
+      <w:del w:id="667" w:author="Graham, Gabriel J." w:date="2026-08-05T10:49:00Z" w16du:dateUtc="2026-08-05T14:49:00Z">
         <w:r>
           <w:delText xml:space="preserve">the </w:delText>
         </w:r>
@@ -8598,12 +8620,12 @@
       <w:r>
         <w:t>brain aromatase</w:t>
       </w:r>
-      <w:del w:id="663" w:author="Graham, Gabriel J." w:date="2026-08-05T10:49:00Z" w16du:dateUtc="2026-08-05T14:49:00Z">
+      <w:del w:id="668" w:author="Graham, Gabriel J." w:date="2026-08-05T10:49:00Z" w16du:dateUtc="2026-08-05T14:49:00Z">
         <w:r>
           <w:delText xml:space="preserve"> gene,</w:delText>
         </w:r>
       </w:del>
-      <w:ins w:id="664" w:author="Graham, Gabriel J." w:date="2026-08-05T10:49:00Z" w16du:dateUtc="2026-08-05T14:49:00Z">
+      <w:ins w:id="669" w:author="Graham, Gabriel J." w:date="2026-08-05T10:49:00Z" w16du:dateUtc="2026-08-05T14:49:00Z">
         <w:r>
           <w:t>:</w:t>
         </w:r>
@@ -8670,7 +8692,7 @@
       <w:r>
         <w:t>), the apparent discrepancy may reflect regional specialization that becomes obscur</w:t>
       </w:r>
-      <w:commentRangeStart w:id="665"/>
+      <w:commentRangeStart w:id="670"/>
       <w:r>
         <w:t xml:space="preserve">ed in bulk tissue analyses, differences in sampling stage, or species-specific differences between </w:t>
       </w:r>
@@ -8681,7 +8703,7 @@
         </w:rPr>
         <w:t>A. oc</w:t>
       </w:r>
-      <w:commentRangeEnd w:id="665"/>
+      <w:commentRangeEnd w:id="670"/>
       <w:r>
         <w:rPr>
           <w:rStyle w:val="CommentReference"/>
@@ -8690,7 +8712,7 @@
           <w:sz w:val="24"/>
           <w:szCs w:val="30"/>
         </w:rPr>
-        <w:commentReference w:id="665"/>
+        <w:commentReference w:id="670"/>
       </w:r>
       <w:r>
         <w:rPr>
@@ -8718,25 +8740,25 @@
         <w:ind w:firstLine="720"/>
       </w:pPr>
       <w:r>
-        <w:t xml:space="preserve">The preoptic area emerged as the principal neuronal target of this radial glial remodeling. Previous work from our laboratory demonstrated that neurogenesis increases within the POA during protandrous sex change, but the identities and developmental progression of the newly generated neurons remained unknown. Our results provide multiple independent lines of evidence that these newborn neurons are incorporated into preoptic neuroendocrine circuits. The POA exhibited the greatest transcriptional remodeling of any neuronal population and underwent a progressive increase in cell abundance across sex change. In addition, extracellular matrix remodeling, increased expression of developmental and axon-guidance gene modules, and CytoTRACE analyses identified an expanded population of relatively immature neurons during the intermediate phase that subsequently matured in females. Together, these findings suggest that POA remodeling occurs in two temporally distinct phases: an early phase characterized by </w:t>
+        <w:t>The preoptic area emerged as the principal neuronal target of this radial glial remodeling. Previous work from our laboratory demonstrated that neurogenesis increases within the POA during protandrous sex change, but the identities and developmental progression of the newly generated neurons remained unknown. Our results provide multiple independent lines of evidence that these newborn neurons are incorporated into preoptic neuroendocrine circuits. The POA exhibited the greatest transcriptional remodeling of any neuronal population and underwent a progressive increase in cell abundance across sex change. In addition, extracellular matrix remodeling, increased expression of developmental and axon-guidance gene modules, and CytoTRACE analyses identified an expanded population of relatively immature neurons during the intermediate phase that subsequently matured in females. Together, these findings suggest that POA remodeling occurs in two temporally distinct phases: an early phase characterized by neurogenesis and neuronal differentiation, followed by a later phase in which these neurons acquire mature transcriptional identities and become incorporated into the female neuroendocrine network. Although extracellular matrix remodeling could also reflect structural plasticity independent of neurogenesis, the convergence of changes in cell abundance, developmental gene expression, cellular maturity, and our previous lineage-tracing study strongly supports increased neurogenesis as a major contributor to POA remodeling during sex change.</w:t>
+      </w:r>
+    </w:p>
+    <w:p>
+      <w:pPr>
+        <w:ind w:firstLine="720"/>
+      </w:pPr>
+      <w:r>
+        <w:t xml:space="preserve">In addition to radial glia and POA neurons, microglia also underwent disproportionately extensive transcriptional remodeling during sex change. Although the functional significance of these changes remains unclear, microglia </w:t>
+      </w:r>
+      <w:r>
+        <w:t xml:space="preserve">are well </w:t>
+      </w:r>
+      <w:r>
+        <w:t xml:space="preserve">established as regulators of adult neurogenesis, neuronal maturation, synaptic remodeling, and the elimination of neurons and synapses during </w:t>
       </w:r>
       <w:r>
         <w:lastRenderedPageBreak/>
-        <w:t>neurogenesis and neuronal differentiation, followed by a later phase in which these neurons acquire mature transcriptional identities and become incorporated into the female neuroendocrine network. Although extracellular matrix remodeling could also reflect structural plasticity independent of neurogenesis, the convergence of changes in cell abundance, developmental gene expression, cellular maturity, and our previous lineage-tracing study strongly supports increased neurogenesis as a major contributor to POA remodeling during sex change.</w:t>
-      </w:r>
-    </w:p>
-    <w:p>
-      <w:pPr>
-        <w:ind w:firstLine="720"/>
-      </w:pPr>
-      <w:r>
-        <w:t xml:space="preserve">In addition to radial glia and POA neurons, microglia also underwent disproportionately extensive transcriptional remodeling during sex change. Although the functional significance of these changes remains unclear, microglia </w:t>
-      </w:r>
-      <w:r>
-        <w:t xml:space="preserve">are well </w:t>
-      </w:r>
-      <w:r>
-        <w:t>established as regulators of adult neurogenesis, neuronal maturation, synaptic remodeling, and the elimination of neurons and synapses during circuit refinement. Given that several neuronal populations declined in abundance while others expanded during sex change, microglia may contribute both to the maturation of newly generated neurons and to the remodeling or elimination of neuronal populations that are no longer required as reproductive circuits transition to the female state.</w:t>
+        <w:t>circuit refinement. Given that several neuronal populations declined in abundance while others expanded during sex change, microglia may contribute both to the maturation of newly generated neurons and to the remodeling or elimination of neuronal populations that are no longer required as reproductive circuits transition to the female state.</w:t>
       </w:r>
     </w:p>
     <w:p>
@@ -8791,18 +8813,15 @@
         <w:t>cyp19a1b</w:t>
       </w:r>
       <w:r>
-        <w:t xml:space="preserve">, recruitment of neural stem cells, and the production of immature neurons that populate the preoptic area. At this stage, many of the molecular programs associated with neurogenesis, neuronal differentiation, and circuit assembly are initiated, yet the newly generated neurons remain relatively immature and the POA retains much of its male-like molecular identity. During the subsequent transition to the female state, these neurons acquire mature </w:t>
-      </w:r>
+        <w:t>, recruitment of neural stem cells, and the production of immature neurons that populate the preoptic area. At this stage, many of the molecular programs associated with neurogenesis, neuronal differentiation, and circuit assembly are initiated, yet the newly generated neurons remain relatively immature and the POA retains much of its male-like molecular identity. During the subsequent transition to the female state, these neurons acquire mature transcriptional profiles while neuroendocrine pathways are remodeled in a manner consistent with increased FSH signaling and reduced LH signaling, coincident with ovarian differentiation and changes in circulating sex steroids. This temporal sequence raises the possibility that the intermediate stage represents a developmental program that establishes the cellular substrate for female neuroendocrine circuits, whereas subsequent endocrine feedback from the transforming gonad contributes to their maturation and stabilization. Rather than representing a simple linear feminization of the brain, our findings suggest that socially induced sex change is orchestrated through sequential interactions among radial glia, neurogenesis, neuroendocrine remodeling, and the gonad.</w:t>
+      </w:r>
+    </w:p>
+    <w:p>
+      <w:pPr>
+        <w:ind w:firstLine="720"/>
+      </w:pPr>
       <w:r>
         <w:lastRenderedPageBreak/>
-        <w:t>transcriptional profiles while neuroendocrine pathways are remodeled in a manner consistent with increased FSH signaling and reduced LH signaling, coincident with ovarian differentiation and changes in circulating sex steroids. This temporal sequence raises the possibility that the intermediate stage represents a developmental program that establishes the cellular substrate for female neuroendocrine circuits, whereas subsequent endocrine feedback from the transforming gonad contributes to their maturation and stabilization. Rather than representing a simple linear feminization of the brain, our findings suggest that socially induced sex change is orchestrated through sequential interactions among radial glia, neurogenesis, neuroendocrine remodeling, and the gonad.</w:t>
-      </w:r>
-    </w:p>
-    <w:p>
-      <w:pPr>
-        <w:ind w:firstLine="720"/>
-      </w:pPr>
-      <w:r>
         <w:t xml:space="preserve">Several important questions remain. Most notably, the identity of the </w:t>
       </w:r>
       <w:r>
@@ -8992,19 +9011,7 @@
           <w:lang w:eastAsia="ja-JP"/>
           <w14:ligatures w14:val="none"/>
         </w:rPr>
-        <w:t xml:space="preserve">. We paired males such that one male was notably larger than the other and would thus occupy the α position in the dominance hierarchy. We further induced sex change in two additional pairs (n = 4) by removing the α female from a </w:t>
-      </w:r>
-      <w:r>
-        <w:rPr>
-          <w:rFonts w:eastAsia="Malgun Gothic" w:cs="Times New Roman"/>
-          <w:color w:val="auto"/>
-          <w:kern w:val="0"/>
-          <w:szCs w:val="24"/>
-          <w:lang w:eastAsia="ja-JP"/>
-          <w14:ligatures w14:val="none"/>
-        </w:rPr>
-        <w:lastRenderedPageBreak/>
-        <w:t>triad (a group of fish consisting of 1 α female, one β male, and 1 γ male) such that the β male would ascend to the α position of the dominance hierarchy and the γ male would occupy the β position. In total, this resulted in the creation of 10 sex changing pairs (n = 2</w:t>
+        <w:t>. We paired males such that one male was notably larger than the other and would thus occupy the α position in the dominance hierarchy. We further induced sex change in two additional pairs (n = 4) by removing the α female from a triad (a group of fish consisting of 1 α female, one β male, and 1 γ male) such that the β male would ascend to the α position of the dominance hierarchy and the γ male would occupy the β position. In total, this resulted in the creation of 10 sex changing pairs (n = 2</w:t>
       </w:r>
       <w:r>
         <w:rPr>
@@ -9051,7 +9058,19 @@
           <w:lang w:eastAsia="ja-JP"/>
           <w14:ligatures w14:val="none"/>
         </w:rPr>
-        <w:t xml:space="preserve">On the day of pairing or female removal, intermediates and subordinates were weighed and measured. Following pairing, pairs were given six months to undergo sex change. We chose six </w:t>
+        <w:t xml:space="preserve">On the day of pairing or female removal, intermediates and subordinates were weighed and measured. Following pairing, pairs were given six months to undergo sex change. We chose </w:t>
+      </w:r>
+      <w:r>
+        <w:rPr>
+          <w:rFonts w:eastAsia="Malgun Gothic" w:cs="Times New Roman"/>
+          <w:color w:val="auto"/>
+          <w:kern w:val="0"/>
+          <w:szCs w:val="24"/>
+          <w:lang w:eastAsia="ja-JP"/>
+          <w14:ligatures w14:val="none"/>
+        </w:rPr>
+        <w:lastRenderedPageBreak/>
+        <w:t xml:space="preserve">six </w:t>
       </w:r>
       <w:r>
         <w:rPr>
@@ -9982,7 +10001,6 @@
           <w:lang w:eastAsia="ja-JP"/>
           <w14:ligatures w14:val="none"/>
         </w:rPr>
-        <w:lastRenderedPageBreak/>
         <w:t>Following behavioral analysis, blood was drawn from individuals’ caudal veins using a 0.9% heparinized needle. Samples were stored on ice and then centrifuged at 1250 RCF at 4°C for 15 minutes. Plasma was stored at -80°C prior to analysis. We then assessed 11KT levels using a Cayman Chemical 11KT kit (Cayman Chemical, #582751). Plasma samples were diluted to 1:30 in assay buffer and analyzed following manufacturers guidelines using an Epoch Microplate Spectrophotometer (BioTek Instruments) at 412 nm. We analyzed all samples as duplicates.</w:t>
       </w:r>
     </w:p>
@@ -10008,6 +10026,7 @@
           <w:lang w:eastAsia="ja-JP"/>
           <w14:ligatures w14:val="none"/>
         </w:rPr>
+        <w:lastRenderedPageBreak/>
         <w:t xml:space="preserve">We were unable to measure the plasma 11KT from two individuals, one male and one female; these individuals were omitted in analyses of 11KT levels. Phase differences in 11KT levels were analyzed using a linear regression fitting log10 transformed 11KT values by phase. </w:t>
       </w:r>
     </w:p>
@@ -10479,19 +10498,7 @@
           <w:lang w:eastAsia="ja-JP"/>
           <w14:ligatures w14:val="none"/>
         </w:rPr>
-        <w:t xml:space="preserve">Following decapitation, the brain was exposed and immediately treated with chilled dissection medium by pipetting a small volume over the dorsal surface. Dissection medium consisted of Hibernate AB complete medium (with 2% B27 and 0.5 mM Glutamax; BrainBits, LLC, Springfield, IL) with 200 U/mL of Protector RNase Inhibitor (Roche, Basel, Switzerland). The brain was then removed and placed in a petri dish containing chilled dissection medium. We </w:t>
-      </w:r>
-      <w:r>
-        <w:rPr>
-          <w:rFonts w:eastAsia="Malgun Gothic" w:cs="Times New Roman"/>
-          <w:color w:val="auto"/>
-          <w:kern w:val="0"/>
-          <w:szCs w:val="24"/>
-          <w:lang w:eastAsia="ja-JP"/>
-          <w14:ligatures w14:val="none"/>
-        </w:rPr>
-        <w:lastRenderedPageBreak/>
-        <w:t xml:space="preserve">then isolated the </w:t>
+        <w:t xml:space="preserve">Following decapitation, the brain was exposed and immediately treated with chilled dissection medium by pipetting a small volume over the dorsal surface. Dissection medium consisted of Hibernate AB complete medium (with 2% B27 and 0.5 mM Glutamax; BrainBits, LLC, Springfield, IL) with 200 U/mL of Protector RNase Inhibitor (Roche, Basel, Switzerland). The brain was then removed and placed in a petri dish containing chilled dissection medium. We then isolated the </w:t>
       </w:r>
       <w:r>
         <w:rPr>
@@ -10515,7 +10522,7 @@
         </w:rPr>
         <w:t xml:space="preserve"> (</w:t>
       </w:r>
-      <w:commentRangeStart w:id="666"/>
+      <w:commentRangeStart w:id="671"/>
       <w:r>
         <w:rPr>
           <w:rFonts w:eastAsia="Malgun Gothic" w:cs="Times New Roman"/>
@@ -10539,7 +10546,7 @@
         </w:rPr>
         <w:t>ee supplementary … for details</w:t>
       </w:r>
-      <w:commentRangeEnd w:id="666"/>
+      <w:commentRangeEnd w:id="671"/>
       <w:r>
         <w:rPr>
           <w:rStyle w:val="CommentReference"/>
@@ -10551,7 +10558,7 @@
           <w:lang w:eastAsia="ja-JP"/>
           <w14:ligatures w14:val="none"/>
         </w:rPr>
-        <w:commentReference w:id="666"/>
+        <w:commentReference w:id="671"/>
       </w:r>
       <w:r>
         <w:rPr>
@@ -10619,7 +10626,15 @@
           <w:sz w:val="23"/>
           <w:szCs w:val="23"/>
         </w:rPr>
-        <w:t xml:space="preserve">Nuclei isolation was adapted based on the 10X Genomics Isolation of Nuclei for Single Cell Multiome ATAC + Gene Expression Demonstrated Protocol. Frozen specimens were thawed in 500 μL 0.1X Lysis Buffer, partially homogenized via pipetting, and incubated for 10 min on an orbital shaker at 4° C. Following incubation, 500 μL wash buffer was added to the lysed sample tube. Sample were then aspirated using a fire polished salinized pipette and mixed until complete homogenization was achieved. Samples were then passed through a 70 μm cell strainer at 4° C. Samples were then centrifuged at 500 rcf for 8 minutes at 4°C. Supernatant was discarded, and 1 mL wash buffer was added and used to resuspend the pellet. </w:t>
+        <w:t xml:space="preserve">Nuclei isolation was adapted based on the 10X Genomics Isolation of Nuclei for Single Cell Multiome ATAC + Gene Expression Demonstrated Protocol. Frozen specimens were thawed in 500 μL 0.1X Lysis Buffer, partially homogenized via pipetting, and incubated for 10 min on an orbital </w:t>
+      </w:r>
+      <w:r>
+        <w:rPr>
+          <w:sz w:val="23"/>
+          <w:szCs w:val="23"/>
+        </w:rPr>
+        <w:lastRenderedPageBreak/>
+        <w:t xml:space="preserve">shaker at 4° C. Following incubation, 500 μL wash buffer was added to the lysed sample tube. Sample were then aspirated using a fire polished salinized pipette and mixed until complete homogenization was achieved. Samples were then passed through a 70 μm cell strainer at 4° C. Samples were then centrifuged at 500 rcf for 8 minutes at 4°C. Supernatant was discarded, and 1 mL wash buffer was added and used to resuspend the pellet. </w:t>
       </w:r>
     </w:p>
     <w:p>
@@ -10869,7 +10884,6 @@
           <w:szCs w:val="23"/>
           <w:u w:val="single"/>
         </w:rPr>
-        <w:lastRenderedPageBreak/>
         <w:t xml:space="preserve">Quality Control </w:t>
       </w:r>
     </w:p>
@@ -10900,7 +10914,15 @@
           <w:sz w:val="23"/>
           <w:szCs w:val="23"/>
         </w:rPr>
-        <w:t xml:space="preserve">Each pool was then merged, and final quality control on the merged object was performed. We only retained nuclei that fit the following standards: nCount_RNA &lt; 25000, nCount_RNA &gt; 200, nFeature_RNA &lt; 9000, nFeature_RNA &gt; 200 &amp; </w:t>
+        <w:t xml:space="preserve">Each pool was then merged, and final quality control on the merged object was performed. We only retained nuclei that fit the following standards: nCount_RNA &lt; 25000, </w:t>
+      </w:r>
+      <w:r>
+        <w:rPr>
+          <w:sz w:val="23"/>
+          <w:szCs w:val="23"/>
+        </w:rPr>
+        <w:lastRenderedPageBreak/>
+        <w:t xml:space="preserve">nCount_RNA &gt; 200, nFeature_RNA &lt; 9000, nFeature_RNA &gt; 200 &amp; </w:t>
       </w:r>
       <w:r>
         <w:t>nCount_ATAC &lt; 25000, nFeature_ATAC &lt; 16000, pct mitochondrial &lt; 12, pct protein coding genes &gt; 85, pct ribosomal &lt; 3, TSS enrichment &gt; 0.8</w:t>
@@ -11124,7 +11146,7 @@
           <w:u w:val="single"/>
         </w:rPr>
       </w:pPr>
-      <w:commentRangeStart w:id="667"/>
+      <w:commentRangeStart w:id="672"/>
       <w:r>
         <w:rPr>
           <w:u w:val="single"/>
@@ -11159,7 +11181,7 @@
     <w:p>
       <w:pPr>
         <w:rPr>
-          <w:ins w:id="668" w:author="Graham, Gabriel J." w:date="2026-08-10T11:25:00Z" w16du:dateUtc="2026-08-10T15:25:00Z"/>
+          <w:ins w:id="673" w:author="Graham, Gabriel J." w:date="2026-08-10T11:25:00Z" w16du:dateUtc="2026-08-10T15:25:00Z"/>
         </w:rPr>
       </w:pPr>
       <w:r>
@@ -11180,14 +11202,14 @@
       <w:r>
         <w:t>.</w:t>
       </w:r>
-      <w:commentRangeEnd w:id="667"/>
+      <w:commentRangeEnd w:id="672"/>
       <w:r>
         <w:rPr>
           <w:rStyle w:val="CommentReference"/>
           <w:sz w:val="24"/>
           <w:szCs w:val="30"/>
         </w:rPr>
-        <w:commentReference w:id="667"/>
+        <w:commentReference w:id="672"/>
       </w:r>
       <w:r>
         <w:t xml:space="preserve"> </w:t>
@@ -11230,7 +11252,7 @@
           <w:bCs/>
         </w:rPr>
       </w:pPr>
-      <w:commentRangeStart w:id="669"/>
+      <w:commentRangeStart w:id="674"/>
       <w:r>
         <w:rPr>
           <w:b/>
@@ -11238,7 +11260,7 @@
         </w:rPr>
         <w:t>Spatial Transcriptomics</w:t>
       </w:r>
-      <w:commentRangeEnd w:id="669"/>
+      <w:commentRangeEnd w:id="674"/>
       <w:r>
         <w:rPr>
           <w:rStyle w:val="CommentReference"/>
@@ -11247,7 +11269,7 @@
           <w:sz w:val="24"/>
           <w:szCs w:val="30"/>
         </w:rPr>
-        <w:commentReference w:id="669"/>
+        <w:commentReference w:id="674"/>
       </w:r>
     </w:p>
     <w:p>
@@ -11256,14 +11278,14 @@
           <w:u w:val="single"/>
         </w:rPr>
       </w:pPr>
-      <w:commentRangeStart w:id="670"/>
+      <w:commentRangeStart w:id="675"/>
       <w:r>
         <w:rPr>
           <w:u w:val="single"/>
         </w:rPr>
         <w:t>Tissue Collection and Sectioning</w:t>
       </w:r>
-      <w:commentRangeEnd w:id="670"/>
+      <w:commentRangeEnd w:id="675"/>
       <w:r>
         <w:rPr>
           <w:rStyle w:val="CommentReference"/>
@@ -11271,7 +11293,7 @@
           <w:szCs w:val="30"/>
           <w:u w:val="single"/>
         </w:rPr>
-        <w:commentReference w:id="670"/>
+        <w:commentReference w:id="675"/>
       </w:r>
     </w:p>
     <w:p/>
@@ -11282,7 +11304,7 @@
           <w:u w:val="single"/>
         </w:rPr>
       </w:pPr>
-      <w:commentRangeStart w:id="671"/>
+      <w:commentRangeStart w:id="676"/>
       <w:r>
         <w:rPr>
           <w:u w:val="single"/>
@@ -11319,7 +11341,7 @@
         </w:rPr>
         <w:t>Library Prep and Sequencing</w:t>
       </w:r>
-      <w:commentRangeEnd w:id="671"/>
+      <w:commentRangeEnd w:id="676"/>
       <w:r>
         <w:rPr>
           <w:rStyle w:val="CommentReference"/>
@@ -11327,7 +11349,7 @@
           <w:szCs w:val="30"/>
           <w:u w:val="single"/>
         </w:rPr>
-        <w:commentReference w:id="671"/>
+        <w:commentReference w:id="676"/>
       </w:r>
     </w:p>
     <w:p>
@@ -11352,9 +11374,10 @@
     </w:p>
     <w:p>
       <w:r>
+        <w:lastRenderedPageBreak/>
         <w:tab/>
       </w:r>
-      <w:commentRangeStart w:id="672"/>
+      <w:commentRangeStart w:id="677"/>
       <w:r>
         <w:t xml:space="preserve">Reads were aligned using space ranger version </w:t>
       </w:r>
@@ -11364,14 +11387,14 @@
         </w:rPr>
         <w:t>xx</w:t>
       </w:r>
-      <w:commentRangeEnd w:id="672"/>
+      <w:commentRangeEnd w:id="677"/>
       <w:r>
         <w:rPr>
           <w:rStyle w:val="CommentReference"/>
           <w:sz w:val="24"/>
           <w:szCs w:val="30"/>
         </w:rPr>
-        <w:commentReference w:id="672"/>
+        <w:commentReference w:id="677"/>
       </w:r>
     </w:p>
     <w:p>
@@ -11427,18 +11450,18 @@
       <w:r>
         <w:t>) which was used for downstream analyses</w:t>
       </w:r>
-      <w:commentRangeStart w:id="673"/>
+      <w:commentRangeStart w:id="678"/>
       <w:r>
         <w:t>.</w:t>
       </w:r>
-      <w:commentRangeEnd w:id="673"/>
+      <w:commentRangeEnd w:id="678"/>
       <w:r>
         <w:rPr>
           <w:rStyle w:val="CommentReference"/>
           <w:sz w:val="24"/>
           <w:szCs w:val="30"/>
         </w:rPr>
-        <w:commentReference w:id="673"/>
+        <w:commentReference w:id="678"/>
       </w:r>
       <w:r>
         <w:t xml:space="preserve"> </w:t>
@@ -11803,17 +11826,17 @@
         <w:t xml:space="preserve">. </w:t>
       </w:r>
       <w:r>
-        <w:t xml:space="preserve">Genes were intersected between the spatial sketch dataset and the reference signature matrix to restrict analysis to a shared gene set. The cell2location spatial mapping model (Cell2location) was then fit to the sketch data, using slice identity as a batch covariate, an expected cell abundance per spot prior of N_cells_per_location = 3, and a detection_alpha of 200 to account for technical variation in detection sensitivity across slices. The model was trained for up to 1,000 epochs (batch size 2048, full training set, no held-out validation split). Posterior cell </w:t>
+        <w:t>Genes were intersected between the spatial sketch dataset and the reference signature matrix to restrict analysis to a shared gene set. The cell2location spatial mapping model (Cell2location) was then fit to the sketch data, using slice identity as a batch covariate, an expected cell abundance per spot prior of N_cells_per_location = 3, and a detection_alpha of 200 to account for technical variation in detection sensitivity across slices. The model was trained for up to 1,000 epochs (batch size 2048, full training set, no held-out validation split). Posterior cell type abundances were exported using 100 posterior samples, yielding per-spot mean, 5th percentile (q05), and 95th percentile (q95) estimates of absolute cell type abundance for each reference-derived cell type.</w:t>
+      </w:r>
+      <w:r>
+        <w:t xml:space="preserve"> </w:t>
+      </w:r>
+      <w:r>
+        <w:t xml:space="preserve">For each sketch spot, the cell type with the highest 5th-percentile (q05) posterior abundance estimate was assigned as the spot's dominant cell type. These categorical dominant-cell-type labels were then projected from the sketch assay to the full-resolution Visium HD dataset using Seurat's ProjectData function, which maps sketch-level </w:t>
       </w:r>
       <w:r>
         <w:lastRenderedPageBreak/>
-        <w:t>type abundances were exported using 100 posterior samples, yielding per-spot mean, 5th percentile (q05), and 95th percentile (q95) estimates of absolute cell type abundance for each reference-derived cell type.</w:t>
-      </w:r>
-      <w:r>
-        <w:t xml:space="preserve"> </w:t>
-      </w:r>
-      <w:r>
-        <w:t>For each sketch spot, the cell type with the highest 5th-percentile (q05) posterior abundance estimate was assigned as the spot's dominant cell type. These categorical dominant-cell-type labels were then projected from the sketch assay to the full-resolution Visium HD dataset using Seurat's ProjectData function, which maps sketch-level metadata onto the full dataset via a shared PCA embedding (15 dimensions)</w:t>
+        <w:t>metadata onto the full dataset via a shared PCA embedding (15 dimensions)</w:t>
       </w:r>
       <w:r>
         <w:t xml:space="preserve">. </w:t>
@@ -12562,163 +12585,174 @@
           <w:lang w:eastAsia="ja-JP"/>
           <w14:ligatures w14:val="none"/>
         </w:rPr>
+        <w:t>Because sex change represents a temporal progression from males through intermediates to females, both DEGs and DARs were classified according to their pairwise differences among these three groups (</w:t>
+      </w:r>
+      <w:r>
+        <w:rPr>
+          <w:rFonts w:eastAsia="Malgun Gothic" w:cs="Times New Roman"/>
+          <w:color w:val="auto"/>
+          <w:kern w:val="0"/>
+          <w:szCs w:val="24"/>
+          <w:highlight w:val="yellow"/>
+          <w:lang w:eastAsia="ja-JP"/>
+          <w14:ligatures w14:val="none"/>
+        </w:rPr>
+        <w:t>Appendix SX</w:t>
+      </w:r>
+      <w:r>
+        <w:rPr>
+          <w:rFonts w:eastAsia="Malgun Gothic" w:cs="Times New Roman"/>
+          <w:color w:val="auto"/>
+          <w:kern w:val="0"/>
+          <w:szCs w:val="24"/>
+          <w:lang w:eastAsia="ja-JP"/>
+          <w14:ligatures w14:val="none"/>
+        </w:rPr>
+        <w:t xml:space="preserve">). Features that differed between males and intermediates but not females were classified as </w:t>
+      </w:r>
+      <w:r>
+        <w:rPr>
+          <w:rFonts w:eastAsia="Malgun Gothic" w:cs="Times New Roman"/>
+          <w:color w:val="auto"/>
+          <w:kern w:val="0"/>
+          <w:szCs w:val="24"/>
+          <w:lang w:eastAsia="ja-JP"/>
+          <w14:ligatures w14:val="none"/>
+        </w:rPr>
+        <w:t>“</w:t>
+      </w:r>
+      <w:r>
+        <w:rPr>
+          <w:rFonts w:eastAsia="Malgun Gothic" w:cs="Times New Roman"/>
+          <w:color w:val="auto"/>
+          <w:kern w:val="0"/>
+          <w:szCs w:val="24"/>
+          <w:lang w:eastAsia="ja-JP"/>
+          <w14:ligatures w14:val="none"/>
+        </w:rPr>
+        <w:t>Early</w:t>
+      </w:r>
+      <w:r>
+        <w:rPr>
+          <w:rFonts w:eastAsia="Malgun Gothic" w:cs="Times New Roman"/>
+          <w:color w:val="auto"/>
+          <w:kern w:val="0"/>
+          <w:szCs w:val="24"/>
+          <w:lang w:eastAsia="ja-JP"/>
+          <w14:ligatures w14:val="none"/>
+        </w:rPr>
+        <w:t>”</w:t>
+      </w:r>
+      <w:r>
+        <w:rPr>
+          <w:rFonts w:eastAsia="Malgun Gothic" w:cs="Times New Roman"/>
+          <w:color w:val="auto"/>
+          <w:kern w:val="0"/>
+          <w:szCs w:val="24"/>
+          <w:lang w:eastAsia="ja-JP"/>
+          <w14:ligatures w14:val="none"/>
+        </w:rPr>
+        <w:t xml:space="preserve">, whereas those differing between intermediates and females but not males were classified as </w:t>
+      </w:r>
+      <w:r>
+        <w:rPr>
+          <w:rFonts w:eastAsia="Malgun Gothic" w:cs="Times New Roman"/>
+          <w:color w:val="auto"/>
+          <w:kern w:val="0"/>
+          <w:szCs w:val="24"/>
+          <w:lang w:eastAsia="ja-JP"/>
+          <w14:ligatures w14:val="none"/>
+        </w:rPr>
+        <w:t>“</w:t>
+      </w:r>
+      <w:r>
+        <w:rPr>
+          <w:rFonts w:eastAsia="Malgun Gothic" w:cs="Times New Roman"/>
+          <w:color w:val="auto"/>
+          <w:kern w:val="0"/>
+          <w:szCs w:val="24"/>
+          <w:lang w:eastAsia="ja-JP"/>
+          <w14:ligatures w14:val="none"/>
+        </w:rPr>
+        <w:t>Late</w:t>
+      </w:r>
+      <w:r>
+        <w:rPr>
+          <w:rFonts w:eastAsia="Malgun Gothic" w:cs="Times New Roman"/>
+          <w:color w:val="auto"/>
+          <w:kern w:val="0"/>
+          <w:szCs w:val="24"/>
+          <w:lang w:eastAsia="ja-JP"/>
+          <w14:ligatures w14:val="none"/>
+        </w:rPr>
+        <w:t>”</w:t>
+      </w:r>
+      <w:r>
+        <w:rPr>
+          <w:rFonts w:eastAsia="Malgun Gothic" w:cs="Times New Roman"/>
+          <w:color w:val="auto"/>
+          <w:kern w:val="0"/>
+          <w:szCs w:val="24"/>
+          <w:lang w:eastAsia="ja-JP"/>
+          <w14:ligatures w14:val="none"/>
+        </w:rPr>
+        <w:t xml:space="preserve">. Features with intermediate values between males and females were classified as </w:t>
+      </w:r>
+      <w:r>
+        <w:rPr>
+          <w:rFonts w:eastAsia="Malgun Gothic" w:cs="Times New Roman"/>
+          <w:color w:val="auto"/>
+          <w:kern w:val="0"/>
+          <w:szCs w:val="24"/>
+          <w:lang w:eastAsia="ja-JP"/>
+          <w14:ligatures w14:val="none"/>
+        </w:rPr>
+        <w:t>“</w:t>
+      </w:r>
+      <w:r>
+        <w:rPr>
+          <w:rFonts w:eastAsia="Malgun Gothic" w:cs="Times New Roman"/>
+          <w:color w:val="auto"/>
+          <w:kern w:val="0"/>
+          <w:szCs w:val="24"/>
+          <w:lang w:eastAsia="ja-JP"/>
+          <w14:ligatures w14:val="none"/>
+        </w:rPr>
+        <w:t>Progressive</w:t>
+      </w:r>
+      <w:r>
+        <w:rPr>
+          <w:rFonts w:eastAsia="Malgun Gothic" w:cs="Times New Roman"/>
+          <w:color w:val="auto"/>
+          <w:kern w:val="0"/>
+          <w:szCs w:val="24"/>
+          <w:lang w:eastAsia="ja-JP"/>
+          <w14:ligatures w14:val="none"/>
+        </w:rPr>
+        <w:t>”</w:t>
+      </w:r>
+      <w:r>
+        <w:rPr>
+          <w:rFonts w:eastAsia="Malgun Gothic" w:cs="Times New Roman"/>
+          <w:color w:val="auto"/>
+          <w:kern w:val="0"/>
+          <w:szCs w:val="24"/>
+          <w:lang w:eastAsia="ja-JP"/>
+          <w14:ligatures w14:val="none"/>
+        </w:rPr>
+        <w:t xml:space="preserve">, whereas those uniquely elevated or reduced </w:t>
+      </w:r>
+      <w:r>
+        <w:rPr>
+          <w:rFonts w:eastAsia="Malgun Gothic" w:cs="Times New Roman"/>
+          <w:color w:val="auto"/>
+          <w:kern w:val="0"/>
+          <w:szCs w:val="24"/>
+          <w:lang w:eastAsia="ja-JP"/>
+          <w14:ligatures w14:val="none"/>
+        </w:rPr>
         <w:lastRenderedPageBreak/>
-        <w:t>Because sex change represents a temporal progression from males through intermediates to females, both DEGs and DARs were classified according to their pairwise differences among these three groups (</w:t>
-      </w:r>
-      <w:r>
-        <w:rPr>
-          <w:rFonts w:eastAsia="Malgun Gothic" w:cs="Times New Roman"/>
-          <w:color w:val="auto"/>
-          <w:kern w:val="0"/>
-          <w:szCs w:val="24"/>
-          <w:highlight w:val="yellow"/>
-          <w:lang w:eastAsia="ja-JP"/>
-          <w14:ligatures w14:val="none"/>
-        </w:rPr>
-        <w:t>Appendix SX</w:t>
-      </w:r>
-      <w:r>
-        <w:rPr>
-          <w:rFonts w:eastAsia="Malgun Gothic" w:cs="Times New Roman"/>
-          <w:color w:val="auto"/>
-          <w:kern w:val="0"/>
-          <w:szCs w:val="24"/>
-          <w:lang w:eastAsia="ja-JP"/>
-          <w14:ligatures w14:val="none"/>
-        </w:rPr>
-        <w:t xml:space="preserve">). Features that differed between males and intermediates but not females were classified as </w:t>
-      </w:r>
-      <w:r>
-        <w:rPr>
-          <w:rFonts w:eastAsia="Malgun Gothic" w:cs="Times New Roman"/>
-          <w:color w:val="auto"/>
-          <w:kern w:val="0"/>
-          <w:szCs w:val="24"/>
-          <w:lang w:eastAsia="ja-JP"/>
-          <w14:ligatures w14:val="none"/>
-        </w:rPr>
-        <w:t>“</w:t>
-      </w:r>
-      <w:r>
-        <w:rPr>
-          <w:rFonts w:eastAsia="Malgun Gothic" w:cs="Times New Roman"/>
-          <w:color w:val="auto"/>
-          <w:kern w:val="0"/>
-          <w:szCs w:val="24"/>
-          <w:lang w:eastAsia="ja-JP"/>
-          <w14:ligatures w14:val="none"/>
-        </w:rPr>
-        <w:t>Early</w:t>
-      </w:r>
-      <w:r>
-        <w:rPr>
-          <w:rFonts w:eastAsia="Malgun Gothic" w:cs="Times New Roman"/>
-          <w:color w:val="auto"/>
-          <w:kern w:val="0"/>
-          <w:szCs w:val="24"/>
-          <w:lang w:eastAsia="ja-JP"/>
-          <w14:ligatures w14:val="none"/>
-        </w:rPr>
-        <w:t>”</w:t>
-      </w:r>
-      <w:r>
-        <w:rPr>
-          <w:rFonts w:eastAsia="Malgun Gothic" w:cs="Times New Roman"/>
-          <w:color w:val="auto"/>
-          <w:kern w:val="0"/>
-          <w:szCs w:val="24"/>
-          <w:lang w:eastAsia="ja-JP"/>
-          <w14:ligatures w14:val="none"/>
-        </w:rPr>
-        <w:t xml:space="preserve">, whereas those differing between intermediates and females but not males were classified as </w:t>
-      </w:r>
-      <w:r>
-        <w:rPr>
-          <w:rFonts w:eastAsia="Malgun Gothic" w:cs="Times New Roman"/>
-          <w:color w:val="auto"/>
-          <w:kern w:val="0"/>
-          <w:szCs w:val="24"/>
-          <w:lang w:eastAsia="ja-JP"/>
-          <w14:ligatures w14:val="none"/>
-        </w:rPr>
-        <w:t>“</w:t>
-      </w:r>
-      <w:r>
-        <w:rPr>
-          <w:rFonts w:eastAsia="Malgun Gothic" w:cs="Times New Roman"/>
-          <w:color w:val="auto"/>
-          <w:kern w:val="0"/>
-          <w:szCs w:val="24"/>
-          <w:lang w:eastAsia="ja-JP"/>
-          <w14:ligatures w14:val="none"/>
-        </w:rPr>
-        <w:t>Late</w:t>
-      </w:r>
-      <w:r>
-        <w:rPr>
-          <w:rFonts w:eastAsia="Malgun Gothic" w:cs="Times New Roman"/>
-          <w:color w:val="auto"/>
-          <w:kern w:val="0"/>
-          <w:szCs w:val="24"/>
-          <w:lang w:eastAsia="ja-JP"/>
-          <w14:ligatures w14:val="none"/>
-        </w:rPr>
-        <w:t>”</w:t>
-      </w:r>
-      <w:r>
-        <w:rPr>
-          <w:rFonts w:eastAsia="Malgun Gothic" w:cs="Times New Roman"/>
-          <w:color w:val="auto"/>
-          <w:kern w:val="0"/>
-          <w:szCs w:val="24"/>
-          <w:lang w:eastAsia="ja-JP"/>
-          <w14:ligatures w14:val="none"/>
-        </w:rPr>
-        <w:t xml:space="preserve">. Features with intermediate values between males and females were classified as </w:t>
-      </w:r>
-      <w:r>
-        <w:rPr>
-          <w:rFonts w:eastAsia="Malgun Gothic" w:cs="Times New Roman"/>
-          <w:color w:val="auto"/>
-          <w:kern w:val="0"/>
-          <w:szCs w:val="24"/>
-          <w:lang w:eastAsia="ja-JP"/>
-          <w14:ligatures w14:val="none"/>
-        </w:rPr>
-        <w:t>“</w:t>
-      </w:r>
-      <w:r>
-        <w:rPr>
-          <w:rFonts w:eastAsia="Malgun Gothic" w:cs="Times New Roman"/>
-          <w:color w:val="auto"/>
-          <w:kern w:val="0"/>
-          <w:szCs w:val="24"/>
-          <w:lang w:eastAsia="ja-JP"/>
-          <w14:ligatures w14:val="none"/>
-        </w:rPr>
-        <w:t>Progressive</w:t>
-      </w:r>
-      <w:r>
-        <w:rPr>
-          <w:rFonts w:eastAsia="Malgun Gothic" w:cs="Times New Roman"/>
-          <w:color w:val="auto"/>
-          <w:kern w:val="0"/>
-          <w:szCs w:val="24"/>
-          <w:lang w:eastAsia="ja-JP"/>
-          <w14:ligatures w14:val="none"/>
-        </w:rPr>
-        <w:t>”</w:t>
-      </w:r>
-      <w:r>
-        <w:rPr>
-          <w:rFonts w:eastAsia="Malgun Gothic" w:cs="Times New Roman"/>
-          <w:color w:val="auto"/>
-          <w:kern w:val="0"/>
-          <w:szCs w:val="24"/>
-          <w:lang w:eastAsia="ja-JP"/>
-          <w14:ligatures w14:val="none"/>
-        </w:rPr>
-        <w:t xml:space="preserve">, whereas those uniquely elevated or reduced in intermediates were classified as </w:t>
+        <w:t xml:space="preserve">in intermediates were classified as </w:t>
       </w:r>
       <w:r>
         <w:rPr>
@@ -13197,7 +13231,6 @@
           <w:lang w:eastAsia="ja-JP"/>
           <w14:ligatures w14:val="none"/>
         </w:rPr>
-        <w:lastRenderedPageBreak/>
         <w:t>Subclustering</w:t>
       </w:r>
       <w:r>
@@ -13311,6 +13344,7 @@
           <w:lang w:eastAsia="ja-JP"/>
           <w14:ligatures w14:val="none"/>
         </w:rPr>
+        <w:lastRenderedPageBreak/>
         <w:t>To infer relative cellular maturity, we used the R package “CytoTRACE”</w:t>
       </w:r>
       <w:r>
@@ -14239,7 +14273,7 @@
         </w:rPr>
         <w:t xml:space="preserve">fitting the mean AUCell score by phase in a fixed effects linear </w:t>
       </w:r>
-      <w:commentRangeStart w:id="674"/>
+      <w:commentRangeStart w:id="679"/>
       <w:r>
         <w:rPr>
           <w:rFonts w:eastAsia="Malgun Gothic" w:cs="Times New Roman"/>
@@ -14251,7 +14285,7 @@
         </w:rPr>
         <w:t>model</w:t>
       </w:r>
-      <w:commentRangeEnd w:id="674"/>
+      <w:commentRangeEnd w:id="679"/>
       <w:r>
         <w:rPr>
           <w:rStyle w:val="CommentReference"/>
@@ -14263,7 +14297,7 @@
           <w:lang w:eastAsia="ja-JP"/>
           <w14:ligatures w14:val="none"/>
         </w:rPr>
-        <w:commentReference w:id="674"/>
+        <w:commentReference w:id="679"/>
       </w:r>
       <w:r>
         <w:rPr>
@@ -14376,27 +14410,27 @@
         <w:t>6_POA_Mixed</w:t>
       </w:r>
       <w:r>
-        <w:t xml:space="preserve"> during sex change, we integrated differential gene expression, chromatin accessibility, peak-to-gene correlations, and transcription factor (TF) motif information within </w:t>
-      </w:r>
-      <w:r>
-        <w:lastRenderedPageBreak/>
-        <w:t>each cell cluster. We first identified a restricted set of target genes for which gene expression was associated with local chromatin accessibility and either expression or accessibility differed across sex-change groups. Thus, target genes were identified through two complementary routes. First, DEGs were retained when expression of the gene was significantly correlated with accessibility of at least one locally associated ATAC peak across individuals (</w:t>
-      </w:r>
-      <w:commentRangeStart w:id="675"/>
+        <w:t xml:space="preserve"> during sex change, we integrated differential gene expression, chromatin accessibility, peak-to-gene correlations, and transcription factor (TF) motif information within each cell cluster. We first identified a restricted set of target genes for which gene expression was associated with local chromatin accessibility and either expression or accessibility differed across sex-change groups. Thus, target genes were identified through two complementary routes. First, DEGs were retained when expression of the gene was significantly correlated with accessibility of at least one locally associated ATAC peak across individuals (</w:t>
+      </w:r>
+      <w:commentRangeStart w:id="680"/>
       <w:r>
         <w:t>Pearson’s correlation</w:t>
       </w:r>
-      <w:commentRangeEnd w:id="675"/>
+      <w:commentRangeEnd w:id="680"/>
       <w:r>
         <w:rPr>
           <w:rStyle w:val="CommentReference"/>
           <w:sz w:val="24"/>
           <w:szCs w:val="30"/>
         </w:rPr>
-        <w:commentReference w:id="675"/>
-      </w:r>
-      <w:r>
-        <w:t>, P ≤ 0.05). Second, genes associated with DARs were retained when their expression was significantly correlated with accessibility of the associated DAR (Pearson’s correlation, P ≤ 0.05). The union of genes identified through these two approaches was defined as the set of accessibility-supported target genes for subsequent regulatory analysis.</w:t>
+        <w:commentReference w:id="680"/>
+      </w:r>
+      <w:r>
+        <w:t xml:space="preserve">, P ≤ 0.05). Second, genes associated with DARs were retained when their expression was significantly </w:t>
+      </w:r>
+      <w:r>
+        <w:lastRenderedPageBreak/>
+        <w:t>correlated with accessibility of the associated DAR (Pearson’s correlation, P ≤ 0.05). The union of genes identified through these two approaches was defined as the set of accessibility-supported target genes for subsequent regulatory analysis.</w:t>
       </w:r>
     </w:p>
     <w:p/>
@@ -14503,64 +14537,61 @@
         <w:t>1_RGC</w:t>
       </w:r>
       <w:r>
-        <w:t xml:space="preserve"> regulatory network but performed an additional analysis </w:t>
-      </w:r>
+        <w:t xml:space="preserve"> regulatory network but performed an additional analysis in </w:t>
+      </w:r>
+      <w:r>
+        <w:t>6_POA_Mixed</w:t>
+      </w:r>
+      <w:r>
+        <w:t xml:space="preserve"> to evaluate candidate TF regulation of DEGs whose expression was not significantly correlated with local chromatin accessibility. This complementary analysis was designed to identify regulation that could occur through variation in TF abundance or activity at chromatin regions that were already accessible, without requiring variation in chromatin accessibility itself to explain variation in target-gene expression.</w:t>
+      </w:r>
+    </w:p>
+    <w:p/>
+    <w:p>
       <w:r>
         <w:lastRenderedPageBreak/>
-        <w:t xml:space="preserve">in </w:t>
+        <w:t xml:space="preserve">For this complementary </w:t>
       </w:r>
       <w:r>
         <w:t>6_POA_Mixed</w:t>
       </w:r>
       <w:r>
-        <w:t xml:space="preserve"> to evaluate candidate TF regulation of DEGs whose expression was not significantly correlated with local chromatin accessibility. This complementary analysis was designed to identify regulation that could occur through variation in TF abundance or activity at chromatin regions that were already accessible, without requiring variation in chromatin accessibility itself to explain variation in target-gene expression.</w:t>
+        <w:t xml:space="preserve"> analysis, we began with DEGs lacking a significant correlation between gene expression and accessibility of their locally associated ATAC peaks. Motifs within these peaks were used to identify candidate upstream TFs as described above, but peak accessibility was not required to correlate with target-gene expression. Instead, at least one associated motif-containing peak was required to be detectably accessible in ≥50% of eligible individuals, providing evidence that the candidate regulatory region was broadly accessible for potential TF binding. Candidate TFs were again required to have detectable expression in at least 50% of individuals, and TF–target relationships were retained when TF and target expression were correlated across individuals (|Pearson’s r| ≥ 0.40, P ≤ 0.10). As in the accessibility-coupled analysis, TFs were not required to themselves be DEGs, and positive and negative TF–target correlations were classified as candidate activating and repressive relationships, respectively.</w:t>
       </w:r>
     </w:p>
     <w:p/>
     <w:p>
       <w:r>
-        <w:t xml:space="preserve">For this complementary </w:t>
-      </w:r>
-      <w:r>
-        <w:t>6_POA_Mixed</w:t>
-      </w:r>
-      <w:r>
-        <w:t xml:space="preserve"> analysis, we began with DEGs lacking a significant correlation between gene expression and accessibility of their locally associated ATAC peaks. Motifs within these peaks were used to identify candidate upstream TFs as described above, but peak accessibility was not required to correlate with target-gene expression. Instead, at least one associated motif-containing peak was required to be detectably accessible in ≥50% of eligible individuals, providing evidence that the candidate regulatory region was broadly accessible for potential TF binding. Candidate TFs were again required to have detectable expression in at least 50% of individuals, and TF–target relationships were retained when TF and target expression were correlated across individuals (|Pearson’s r| ≥ 0.40, P ≤ 0.10). As in the accessibility-coupled analysis, TFs were not required to themselves be DEGs, and positive and negative TF–target correlations were classified as candidate activating and repressive relationships, respectively.</w:t>
+        <w:t xml:space="preserve">Network construction was guided by the regulatory architecture revealed by these analyses. For </w:t>
+      </w:r>
+      <w:r>
+        <w:t>1_RGC</w:t>
+      </w:r>
+      <w:r>
+        <w:t xml:space="preserve">, the network was restricted to accessibility-supported target genes and their candidate TF regulators because these relationships formed an extensive interconnected regulatory </w:t>
+      </w:r>
+      <w:r>
+        <w:t>network</w:t>
+      </w:r>
+      <w:r>
+        <w:t xml:space="preserve">. TFs were </w:t>
+      </w:r>
+      <w:r>
+        <w:t>included only if they were</w:t>
+      </w:r>
+      <w:r>
+        <w:t xml:space="preserve"> recurrent candidate regulatory hubs with at least three distinct accessibility-supported target genes. Because TFs could themselves be accessibility-supported target genes, TF-to-TF regulatory relationships were retained, allowing potential regulatory hierarchies to emerge. Pairwise Pearson correlations were then calculated across individuals among target genes already represented in each hub module, and strong coexpression relationships were retained at |r| ≥ 0.60 and P ≤ 0.05. No additional genes were introduced on the basis of coexpression. The resulting hub modules were combined into a single integrated </w:t>
+      </w:r>
+      <w:r>
+        <w:t>1_RGC</w:t>
+      </w:r>
+      <w:r>
+        <w:t xml:space="preserve"> network, with shared target genes represented once. Directed edges represent candidate TF–target regulatory relationships, whereas undirected dotted edges represent strong target–target expression correlations. Edge color indicates the sign of the correlation, and edge thickness is proportional to |r|.</w:t>
       </w:r>
     </w:p>
     <w:p/>
     <w:p>
       <w:r>
-        <w:t xml:space="preserve">Network construction was guided by the regulatory architecture revealed by these analyses. For </w:t>
-      </w:r>
-      <w:r>
-        <w:t>1_RGC</w:t>
-      </w:r>
-      <w:r>
-        <w:t xml:space="preserve">, the network was restricted to accessibility-supported target genes and their candidate TF regulators because these relationships formed an extensive interconnected regulatory </w:t>
-      </w:r>
-      <w:r>
-        <w:t>network</w:t>
-      </w:r>
-      <w:r>
-        <w:t xml:space="preserve">. TFs were </w:t>
-      </w:r>
-      <w:r>
-        <w:t>included only if they were</w:t>
-      </w:r>
-      <w:r>
-        <w:t xml:space="preserve"> recurrent candidate regulatory hubs with at least three distinct accessibility-supported target genes. Because TFs could themselves be accessibility-supported target genes, TF-to-TF regulatory relationships were retained, allowing potential regulatory hierarchies to emerge. Pairwise Pearson correlations were then calculated across individuals among target genes already represented in each hub module, and strong coexpression relationships were retained at |r| ≥ 0.60 and P ≤ 0.05. No additional genes were introduced on the basis of coexpression. The resulting hub modules were combined into a single integrated </w:t>
-      </w:r>
-      <w:r>
-        <w:t>1_RGC</w:t>
-      </w:r>
-      <w:r>
-        <w:t xml:space="preserve"> network, with shared target genes represented once. Directed edges represent candidate TF–target regulatory relationships, whereas undirected dotted edges represent strong target–target expression correlations. Edge color indicates the sign of the correlation, and edge thickness is proportional to |r|.</w:t>
-      </w:r>
-    </w:p>
-    <w:p/>
-    <w:p>
-      <w:r>
         <w:t>For</w:t>
       </w:r>
       <w:r>
@@ -14573,11 +14604,7 @@
         <w:t xml:space="preserve">6_POA_Mixed </w:t>
       </w:r>
       <w:r>
-        <w:t xml:space="preserve">network contained a large number of candidate relationships, the displayed network was focused on neuroendocrine genes implicated in regulation of the reproductive axis and retained their associated candidate regulators and connected targets. Solid directed edges denote accessibility-coupled relationships, whereas dashed directed edges denote TF-associated relationships on accessible chromatin without significant accessibility–expression coupling. </w:t>
-      </w:r>
-      <w:r>
-        <w:lastRenderedPageBreak/>
-        <w:t>Edge color indicates the sign of the TF–target correlation, and edge thickness is proportional to |r|.</w:t>
+        <w:t>network contained a large number of candidate relationships, the displayed network was focused on neuroendocrine genes implicated in regulation of the reproductive axis and retained their associated candidate regulators and connected targets. Solid directed edges denote accessibility-coupled relationships, whereas dashed directed edges denote TF-associated relationships on accessible chromatin without significant accessibility–expression coupling. Edge color indicates the sign of the TF–target correlation, and edge thickness is proportional to |r|.</w:t>
       </w:r>
     </w:p>
     <w:p>
@@ -18539,7 +18566,7 @@
 </file>
 
 <file path=word/comments.xml><?xml version="1.0" encoding="utf-8"?>
-<w:comments xmlns:wpc="http://schemas.microsoft.com/office/word/2010/wordprocessingCanvas" xmlns:cx="http://schemas.microsoft.com/office/drawing/2014/chartex" xmlns:cx1="http://schemas.microsoft.com/office/drawing/2015/9/8/chartex" xmlns:cx2="http://schemas.microsoft.com/office/drawing/2015/10/21/chartex" xmlns:cx3="http://schemas.microsoft.com/office/drawing/2016/5/9/chartex" xmlns:cx4="http://schemas.microsoft.com/office/drawing/2016/5/10/chartex" xmlns:cx5="http://schemas.microsoft.com/office/drawing/2016/5/11/chartex" xmlns:cx6="http://schemas.microsoft.com/office/drawing/2016/5/12/chartex" xmlns:cx7="http://schemas.microsoft.com/office/drawing/2016/5/13/chartex" xmlns:cx8="http://schemas.microsoft.com/office/drawing/2016/5/14/chartex" xmlns:mc="http://schemas.openxmlformats.org/markup-compatibility/2006" xmlns:m="http://schemas.openxmlformats.org/officeDocument/2006/math" xmlns:aink="http://schemas.microsoft.com/office/drawing/2016/ink" xmlns:am3d="http://schemas.microsoft.com/office/drawing/2017/model3d" xmlns:oel="http://schemas.microsoft.com/office/2019/extlst" xmlns:r="http://schemas.openxmlformats.org/officeDocument/2006/relationships" xmlns:wp14="http://schemas.microsoft.com/office/word/2010/wordprocessingDrawing" xmlns:wp="http://schemas.openxmlformats.org/drawingml/2006/wordprocessingDrawing" xmlns:wpg="http://schemas.microsoft.com/office/word/2010/wordprocessingGroup" xmlns:wpi="http://schemas.microsoft.com/office/word/2010/wordprocessingInk" xmlns:wps="http://schemas.microsoft.com/office/word/2010/wordprocessingShape" xmlns:o="urn:schemas-microsoft-com:office:office" xmlns:v="urn:schemas-microsoft-com:vml" xmlns:w10="urn:schemas-microsoft-com:office:word" xmlns:w="http://schemas.openxmlformats.org/wordprocessingml/2006/main" xmlns:w14="http://schemas.microsoft.com/office/word/2010/wordml" xmlns:w15="http://schemas.microsoft.com/office/word/2012/wordml" xmlns:w16cei="http://schemas.microsoft.com/office/word/2026/wordml/cei" xmlns:w16cex="http://schemas.microsoft.com/office/word/2018/wordml/cex" xmlns:w16cid="http://schemas.microsoft.com/office/word/2016/wordml/cid" xmlns:w16="http://schemas.microsoft.com/office/word/2018/wordml" xmlns:w16sdtdh="http://schemas.microsoft.com/office/word/2020/wordml/sdtdatahash" xmlns:w16sdtfl="http://schemas.microsoft.com/office/word/2024/wordml/sdtformatlock" xmlns:w16se="http://schemas.microsoft.com/office/word/2015/wordml/symex" xmlns:w16du="http://schemas.microsoft.com/office/word/2023/wordml/word16du" xmlns:wne="http://schemas.microsoft.com/office/word/2006/wordml" mc:Ignorable="w14 w15 w16se w16cid w16 w16cex w16sdtdh w16sdtfl w16du wp14">
+<w:comments xmlns:wpc="http://schemas.microsoft.com/office/word/2010/wordprocessingCanvas" xmlns:cx="http://schemas.microsoft.com/office/drawing/2014/chartex" xmlns:cx1="http://schemas.microsoft.com/office/drawing/2015/9/8/chartex" xmlns:cx2="http://schemas.microsoft.com/office/drawing/2015/10/21/chartex" xmlns:cx3="http://schemas.microsoft.com/office/drawing/2016/5/9/chartex" xmlns:cx4="http://schemas.microsoft.com/office/drawing/2016/5/10/chartex" xmlns:cx5="http://schemas.microsoft.com/office/drawing/2016/5/11/chartex" xmlns:cx6="http://schemas.microsoft.com/office/drawing/2016/5/12/chartex" xmlns:cx7="http://schemas.microsoft.com/office/drawing/2016/5/13/chartex" xmlns:cx8="http://schemas.microsoft.com/office/drawing/2016/5/14/chartex" xmlns:mc="http://schemas.openxmlformats.org/markup-compatibility/2006" xmlns:aink="http://schemas.microsoft.com/office/drawing/2016/ink" xmlns:am3d="http://schemas.microsoft.com/office/drawing/2017/model3d" xmlns:o="urn:schemas-microsoft-com:office:office" xmlns:oel="http://schemas.microsoft.com/office/2019/extlst" xmlns:r="http://schemas.openxmlformats.org/officeDocument/2006/relationships" xmlns:m="http://schemas.openxmlformats.org/officeDocument/2006/math" xmlns:v="urn:schemas-microsoft-com:vml" xmlns:wp14="http://schemas.microsoft.com/office/word/2010/wordprocessingDrawing" xmlns:wp="http://schemas.openxmlformats.org/drawingml/2006/wordprocessingDrawing" xmlns:w10="urn:schemas-microsoft-com:office:word" xmlns:w="http://schemas.openxmlformats.org/wordprocessingml/2006/main" xmlns:w14="http://schemas.microsoft.com/office/word/2010/wordml" xmlns:w15="http://schemas.microsoft.com/office/word/2012/wordml" xmlns:w16cex="http://schemas.microsoft.com/office/word/2018/wordml/cex" xmlns:w16cid="http://schemas.microsoft.com/office/word/2016/wordml/cid" xmlns:w16="http://schemas.microsoft.com/office/word/2018/wordml" xmlns:w16du="http://schemas.microsoft.com/office/word/2023/wordml/word16du" xmlns:w16sdtdh="http://schemas.microsoft.com/office/word/2020/wordml/sdtdatahash" xmlns:w16sdtfl="http://schemas.microsoft.com/office/word/2024/wordml/sdtformatlock" xmlns:w16se="http://schemas.microsoft.com/office/word/2015/wordml/symex" xmlns:wpg="http://schemas.microsoft.com/office/word/2010/wordprocessingGroup" xmlns:wpi="http://schemas.microsoft.com/office/word/2010/wordprocessingInk" xmlns:wne="http://schemas.microsoft.com/office/word/2006/wordml" xmlns:wps="http://schemas.microsoft.com/office/word/2010/wordprocessingShape" mc:Ignorable="w14 w15 w16se w16cid w16 w16cex w16sdtdh w16sdtfl w16du wp14">
   <w:comment w:id="0" w:author="Graham, Gabriel J." w:date="2026-08-04T10:46:00Z" w:initials="GGJ">
     <w:p>
       <w:r>
@@ -18822,7 +18849,39 @@
       </w:r>
     </w:p>
   </w:comment>
-  <w:comment w:id="292" w:author="Graham, Gabriel J." w:date="2026-08-05T16:10:00Z" w:initials="GGJ">
+  <w:comment w:id="291" w:author="Graham, Gabriel J." w:date="2026-08-25T22:48:00Z" w:initials="GG">
+    <w:p>
+      <w:pPr>
+        <w:pStyle w:val="CommentText"/>
+      </w:pPr>
+      <w:r>
+        <w:rPr>
+          <w:rStyle w:val="CommentReference"/>
+        </w:rPr>
+        <w:annotationRef/>
+      </w:r>
+      <w:r>
+        <w:t>Fix</w:t>
+      </w:r>
+    </w:p>
+  </w:comment>
+  <w:comment w:id="378" w:author="Rhodes, Justin S" w:date="2026-07-30T11:21:00Z" w:initials="JR">
+    <w:p>
+      <w:pPr>
+        <w:pStyle w:val="CommentText"/>
+      </w:pPr>
+      <w:r>
+        <w:rPr>
+          <w:rStyle w:val="CommentReference"/>
+        </w:rPr>
+        <w:annotationRef/>
+      </w:r>
+      <w:r>
+        <w:t>I feel like we should look into these.  Could these be regulating the gonadotroph-controlling neurons?</w:t>
+      </w:r>
+    </w:p>
+  </w:comment>
+  <w:comment w:id="379" w:author="Graham, Gabriel J." w:date="2026-08-04T11:49:00Z" w:initials="GGJ">
     <w:p>
       <w:r>
         <w:rPr>
@@ -18835,11 +18894,11 @@
           <w:sz w:val="20"/>
           <w:szCs w:val="20"/>
         </w:rPr>
-        <w:t>See if i can edit this to be better or flow better, also find that object and make supp</w:t>
+        <w:t>No, they have very few DEGs, and are not localized to regions known to innervate the pituitary</w:t>
       </w:r>
     </w:p>
   </w:comment>
-  <w:comment w:id="293" w:author="Graham, Gabriel J." w:date="2026-08-06T11:34:00Z" w:initials="GGJ">
+  <w:comment w:id="376" w:author="Graham, Gabriel J." w:date="2026-08-06T11:29:00Z" w:initials="GGJ">
     <w:p>
       <w:r>
         <w:rPr>
@@ -18852,20 +18911,28 @@
           <w:sz w:val="20"/>
           <w:szCs w:val="20"/>
         </w:rPr>
-        <w:t>Things we decided</w:t>
-      </w:r>
-    </w:p>
-    <w:p>
+        <w:t>Figure out how to make coherent again</w:t>
+      </w:r>
+    </w:p>
+  </w:comment>
+  <w:comment w:id="384" w:author="Graham, Gabriel J." w:date="2026-08-04T11:57:00Z" w:initials="GGJ">
+    <w:p>
+      <w:r>
+        <w:rPr>
+          <w:rStyle w:val="CommentReference"/>
+        </w:rPr>
+        <w:annotationRef/>
+      </w:r>
       <w:r>
         <w:rPr>
           <w:sz w:val="20"/>
           <w:szCs w:val="20"/>
         </w:rPr>
-        <w:t>- Put a supplemental file show concordance between coltan's object and multiomne object, I think also show a few visium mappings and have available for supp</w:t>
+        <w:t>brother how are you defining the abbreviation this latte in the paper like have some consistency pls</w:t>
       </w:r>
     </w:p>
   </w:comment>
-  <w:comment w:id="321" w:author="Graham, Gabriel J." w:date="2026-08-25T12:35:00Z" w:initials="GGJ">
+  <w:comment w:id="373" w:author="Graham, Gabriel J." w:date="2026-08-25T14:37:00Z" w:initials="GGJ">
     <w:p>
       <w:r>
         <w:rPr>
@@ -18878,95 +18945,11 @@
           <w:sz w:val="20"/>
           <w:szCs w:val="20"/>
         </w:rPr>
-        <w:t>I dont like this</w:t>
+        <w:t>This part feels kind of redundant because we already discussed 6_POA_Mixed in the paragraph above</w:t>
       </w:r>
     </w:p>
   </w:comment>
-  <w:comment w:id="372" w:author="Rhodes, Justin S" w:date="2026-07-30T11:21:00Z" w:initials="JR">
-    <w:p>
-      <w:pPr>
-        <w:pStyle w:val="CommentText"/>
-      </w:pPr>
-      <w:r>
-        <w:rPr>
-          <w:rStyle w:val="CommentReference"/>
-        </w:rPr>
-        <w:annotationRef/>
-      </w:r>
-      <w:r>
-        <w:t>I feel like we should look into these.  Could these be regulating the gonadotroph-controlling neurons?</w:t>
-      </w:r>
-    </w:p>
-  </w:comment>
-  <w:comment w:id="373" w:author="Graham, Gabriel J." w:date="2026-08-04T11:49:00Z" w:initials="GGJ">
-    <w:p>
-      <w:r>
-        <w:rPr>
-          <w:rStyle w:val="CommentReference"/>
-        </w:rPr>
-        <w:annotationRef/>
-      </w:r>
-      <w:r>
-        <w:rPr>
-          <w:sz w:val="20"/>
-          <w:szCs w:val="20"/>
-        </w:rPr>
-        <w:t>No, they have very few DEGs, and are not localized to regions known to innervate the pituitary</w:t>
-      </w:r>
-    </w:p>
-  </w:comment>
-  <w:comment w:id="370" w:author="Graham, Gabriel J." w:date="2026-08-06T11:29:00Z" w:initials="GGJ">
-    <w:p>
-      <w:r>
-        <w:rPr>
-          <w:rStyle w:val="CommentReference"/>
-        </w:rPr>
-        <w:annotationRef/>
-      </w:r>
-      <w:r>
-        <w:rPr>
-          <w:sz w:val="20"/>
-          <w:szCs w:val="20"/>
-        </w:rPr>
-        <w:t>Figure out how to make coherent again</w:t>
-      </w:r>
-    </w:p>
-  </w:comment>
-  <w:comment w:id="378" w:author="Graham, Gabriel J." w:date="2026-08-04T11:57:00Z" w:initials="GGJ">
-    <w:p>
-      <w:r>
-        <w:rPr>
-          <w:rStyle w:val="CommentReference"/>
-        </w:rPr>
-        <w:annotationRef/>
-      </w:r>
-      <w:r>
-        <w:rPr>
-          <w:sz w:val="20"/>
-          <w:szCs w:val="20"/>
-        </w:rPr>
-        <w:t>brother how are you defining the abbreviation this latte in the paper like have some consistency pls</w:t>
-      </w:r>
-    </w:p>
-  </w:comment>
-  <w:comment w:id="367" w:author="Graham, Gabriel J." w:date="2026-08-25T14:37:00Z" w:initials="GGJ">
-    <w:p>
-      <w:r>
-        <w:rPr>
-          <w:rStyle w:val="CommentReference"/>
-        </w:rPr>
-        <w:annotationRef/>
-      </w:r>
-      <w:r>
-        <w:rPr>
-          <w:sz w:val="20"/>
-          <w:szCs w:val="20"/>
-        </w:rPr>
-        <w:t>This part feels kind of redundant because we already discussed 6_POA_Mixed in the paragraph above</w:t>
-      </w:r>
-    </w:p>
-  </w:comment>
-  <w:comment w:id="387" w:author="Graham, Gabriel J." w:date="2026-08-06T11:39:00Z" w:initials="GGJ">
+  <w:comment w:id="393" w:author="Graham, Gabriel J." w:date="2026-08-06T11:39:00Z" w:initials="GGJ">
     <w:p>
       <w:r>
         <w:rPr>
@@ -19011,7 +18994,7 @@
       </w:r>
     </w:p>
   </w:comment>
-  <w:comment w:id="430" w:author="Graham, Gabriel J." w:date="2026-08-06T11:40:00Z" w:initials="GGJ">
+  <w:comment w:id="436" w:author="Graham, Gabriel J." w:date="2026-08-06T11:40:00Z" w:initials="GGJ">
     <w:p>
       <w:r>
         <w:rPr>
@@ -19028,7 +19011,7 @@
       </w:r>
     </w:p>
   </w:comment>
-  <w:comment w:id="457" w:author="Graham, Gabriel J." w:date="2026-08-07T15:58:00Z" w:initials="GGJ">
+  <w:comment w:id="463" w:author="Graham, Gabriel J." w:date="2026-08-07T15:58:00Z" w:initials="GGJ">
     <w:p>
       <w:r>
         <w:rPr>
@@ -19045,7 +19028,7 @@
       </w:r>
     </w:p>
   </w:comment>
-  <w:comment w:id="464" w:author="Graham, Gabriel J." w:date="2026-08-25T14:55:00Z" w:initials="GGJ">
+  <w:comment w:id="470" w:author="Graham, Gabriel J." w:date="2026-08-25T14:55:00Z" w:initials="GGJ">
     <w:p>
       <w:r>
         <w:rPr>
@@ -19062,7 +19045,7 @@
       </w:r>
     </w:p>
   </w:comment>
-  <w:comment w:id="488" w:author="Graham, Gabriel J." w:date="2026-08-04T13:46:00Z" w:initials="GGJ">
+  <w:comment w:id="494" w:author="Graham, Gabriel J." w:date="2026-08-04T13:46:00Z" w:initials="GGJ">
     <w:p>
       <w:r>
         <w:rPr>
@@ -19079,7 +19062,7 @@
       </w:r>
     </w:p>
   </w:comment>
-  <w:comment w:id="493" w:author="Graham, Gabriel J." w:date="2026-08-04T13:47:00Z" w:initials="GGJ">
+  <w:comment w:id="499" w:author="Graham, Gabriel J." w:date="2026-08-04T13:47:00Z" w:initials="GGJ">
     <w:p>
       <w:r>
         <w:rPr>
@@ -19096,7 +19079,7 @@
       </w:r>
     </w:p>
   </w:comment>
-  <w:comment w:id="496" w:author="Graham, Gabriel J." w:date="2026-08-07T16:47:00Z" w:initials="GGJ">
+  <w:comment w:id="501" w:author="Graham, Gabriel J." w:date="2026-08-07T16:47:00Z" w:initials="GGJ">
     <w:p>
       <w:r>
         <w:rPr>
@@ -19113,7 +19096,7 @@
       </w:r>
     </w:p>
   </w:comment>
-  <w:comment w:id="556" w:author="Graham, Gabriel J." w:date="2026-08-06T11:59:00Z" w:initials="GGJ">
+  <w:comment w:id="561" w:author="Graham, Gabriel J." w:date="2026-08-06T11:59:00Z" w:initials="GGJ">
     <w:p>
       <w:r>
         <w:rPr>
@@ -19130,7 +19113,7 @@
       </w:r>
     </w:p>
   </w:comment>
-  <w:comment w:id="557" w:author="Graham, Gabriel J." w:date="2026-08-06T12:01:00Z" w:initials="GGJ">
+  <w:comment w:id="562" w:author="Graham, Gabriel J." w:date="2026-08-06T12:01:00Z" w:initials="GGJ">
     <w:p>
       <w:r>
         <w:rPr>
@@ -19147,7 +19130,7 @@
       </w:r>
     </w:p>
   </w:comment>
-  <w:comment w:id="570" w:author="Graham, Gabriel J." w:date="2026-08-07T16:52:00Z" w:initials="GGJ">
+  <w:comment w:id="575" w:author="Graham, Gabriel J." w:date="2026-08-07T16:52:00Z" w:initials="GGJ">
     <w:p>
       <w:r>
         <w:rPr>
@@ -19164,7 +19147,7 @@
       </w:r>
     </w:p>
   </w:comment>
-  <w:comment w:id="633" w:author="Graham, Gabriel J." w:date="2026-08-25T15:26:00Z" w:initials="GGJ">
+  <w:comment w:id="638" w:author="Graham, Gabriel J." w:date="2026-08-25T15:26:00Z" w:initials="GGJ">
     <w:p>
       <w:r>
         <w:rPr>
@@ -19181,7 +19164,7 @@
       </w:r>
     </w:p>
   </w:comment>
-  <w:comment w:id="639" w:author="Graham, Gabriel J." w:date="2026-08-06T13:06:00Z" w:initials="GGJ">
+  <w:comment w:id="644" w:author="Graham, Gabriel J." w:date="2026-08-06T13:06:00Z" w:initials="GGJ">
     <w:p>
       <w:r>
         <w:rPr>
@@ -19396,7 +19379,7 @@
     </w:p>
     <w:p/>
   </w:comment>
-  <w:comment w:id="641" w:author="Rhodes, Justin S" w:date="2026-07-29T21:08:00Z" w:initials="JR">
+  <w:comment w:id="646" w:author="Rhodes, Justin S" w:date="2026-07-29T21:08:00Z" w:initials="JR">
     <w:p>
       <w:pPr>
         <w:pStyle w:val="CommentText"/>
@@ -19412,7 +19395,7 @@
       </w:r>
     </w:p>
   </w:comment>
-  <w:comment w:id="646" w:author="Graham, Gabriel J." w:date="2026-08-24T11:33:00Z" w:initials="GGJ">
+  <w:comment w:id="651" w:author="Graham, Gabriel J." w:date="2026-08-24T11:33:00Z" w:initials="GGJ">
     <w:p>
       <w:r>
         <w:rPr>
@@ -19429,7 +19412,7 @@
       </w:r>
     </w:p>
   </w:comment>
-  <w:comment w:id="647" w:author="Graham, Gabriel J." w:date="2026-08-24T11:09:00Z" w:initials="GGJ">
+  <w:comment w:id="652" w:author="Graham, Gabriel J." w:date="2026-08-24T11:09:00Z" w:initials="GGJ">
     <w:p>
       <w:r>
         <w:rPr>
@@ -19446,7 +19429,7 @@
       </w:r>
     </w:p>
   </w:comment>
-  <w:comment w:id="649" w:author="Graham, Gabriel J." w:date="2026-08-24T10:47:00Z" w:initials="GGJ">
+  <w:comment w:id="654" w:author="Graham, Gabriel J." w:date="2026-08-24T10:47:00Z" w:initials="GGJ">
     <w:p>
       <w:r>
         <w:rPr>
@@ -19463,7 +19446,7 @@
       </w:r>
     </w:p>
   </w:comment>
-  <w:comment w:id="648" w:author="Graham, Gabriel J." w:date="2026-08-24T11:01:00Z" w:initials="GGJ">
+  <w:comment w:id="653" w:author="Graham, Gabriel J." w:date="2026-08-24T11:01:00Z" w:initials="GGJ">
     <w:p>
       <w:r>
         <w:rPr>
@@ -19480,7 +19463,7 @@
       </w:r>
     </w:p>
   </w:comment>
-  <w:comment w:id="650" w:author="Graham, Gabriel J." w:date="2026-08-24T11:12:00Z" w:initials="GGJ">
+  <w:comment w:id="655" w:author="Graham, Gabriel J." w:date="2026-08-24T11:12:00Z" w:initials="GGJ">
     <w:p>
       <w:r>
         <w:rPr>
@@ -19497,7 +19480,7 @@
       </w:r>
     </w:p>
   </w:comment>
-  <w:comment w:id="651" w:author="Graham, Gabriel J." w:date="2026-08-24T11:13:00Z" w:initials="GGJ">
+  <w:comment w:id="656" w:author="Graham, Gabriel J." w:date="2026-08-24T11:13:00Z" w:initials="GGJ">
     <w:p>
       <w:r>
         <w:rPr>
@@ -19514,7 +19497,7 @@
       </w:r>
     </w:p>
   </w:comment>
-  <w:comment w:id="652" w:author="Graham, Gabriel J." w:date="2026-08-24T11:20:00Z" w:initials="GGJ">
+  <w:comment w:id="657" w:author="Graham, Gabriel J." w:date="2026-08-24T11:20:00Z" w:initials="GGJ">
     <w:p>
       <w:r>
         <w:rPr>
@@ -19531,7 +19514,7 @@
       </w:r>
     </w:p>
   </w:comment>
-  <w:comment w:id="653" w:author="Graham, Gabriel J." w:date="2026-08-24T11:23:00Z" w:initials="GGJ">
+  <w:comment w:id="658" w:author="Graham, Gabriel J." w:date="2026-08-24T11:23:00Z" w:initials="GGJ">
     <w:p>
       <w:r>
         <w:rPr>
@@ -19548,7 +19531,7 @@
       </w:r>
     </w:p>
   </w:comment>
-  <w:comment w:id="654" w:author="Graham, Gabriel J." w:date="2026-08-05T10:44:00Z" w:initials="GGJ">
+  <w:comment w:id="659" w:author="Graham, Gabriel J." w:date="2026-08-05T10:44:00Z" w:initials="GGJ">
     <w:p>
       <w:r>
         <w:rPr>
@@ -19565,7 +19548,7 @@
       </w:r>
     </w:p>
   </w:comment>
-  <w:comment w:id="658" w:author="Graham, Gabriel J." w:date="2026-08-05T10:46:00Z" w:initials="GGJ">
+  <w:comment w:id="663" w:author="Graham, Gabriel J." w:date="2026-08-05T10:46:00Z" w:initials="GGJ">
     <w:p>
       <w:r>
         <w:rPr>
@@ -19582,7 +19565,7 @@
       </w:r>
     </w:p>
   </w:comment>
-  <w:comment w:id="659" w:author="Graham, Gabriel J." w:date="2026-08-05T10:48:00Z" w:initials="GGJ">
+  <w:comment w:id="664" w:author="Graham, Gabriel J." w:date="2026-08-05T10:48:00Z" w:initials="GGJ">
     <w:p>
       <w:r>
         <w:rPr>
@@ -19599,7 +19582,7 @@
       </w:r>
     </w:p>
   </w:comment>
-  <w:comment w:id="660" w:author="Graham, Gabriel J." w:date="2026-08-05T10:48:00Z" w:initials="GGJ">
+  <w:comment w:id="665" w:author="Graham, Gabriel J." w:date="2026-08-05T10:48:00Z" w:initials="GGJ">
     <w:p>
       <w:r>
         <w:rPr>
@@ -19616,7 +19599,7 @@
       </w:r>
     </w:p>
   </w:comment>
-  <w:comment w:id="661" w:author="Graham, Gabriel J." w:date="2026-08-05T10:49:00Z" w:initials="GGJ">
+  <w:comment w:id="666" w:author="Graham, Gabriel J." w:date="2026-08-05T10:49:00Z" w:initials="GGJ">
     <w:p>
       <w:r>
         <w:rPr>
@@ -19633,7 +19616,7 @@
       </w:r>
     </w:p>
   </w:comment>
-  <w:comment w:id="665" w:author="Rhodes, Justin S" w:date="2026-07-30T18:28:00Z" w:initials="JR">
+  <w:comment w:id="670" w:author="Rhodes, Justin S" w:date="2026-07-30T18:28:00Z" w:initials="JR">
     <w:p>
       <w:pPr>
         <w:pStyle w:val="CommentText"/>
@@ -19652,7 +19635,7 @@
       </w:r>
     </w:p>
   </w:comment>
-  <w:comment w:id="666" w:author="Graham, Gabriel J." w:date="2026-07-20T12:03:00Z" w:initials="GG">
+  <w:comment w:id="671" w:author="Graham, Gabriel J." w:date="2026-07-20T12:03:00Z" w:initials="GG">
     <w:p>
       <w:pPr>
         <w:pStyle w:val="CommentText"/>
@@ -19671,7 +19654,7 @@
       </w:r>
     </w:p>
   </w:comment>
-  <w:comment w:id="667" w:author="Graham, Gabriel J." w:date="2026-08-10T12:31:00Z" w:initials="GGJ">
+  <w:comment w:id="672" w:author="Graham, Gabriel J." w:date="2026-08-10T12:31:00Z" w:initials="GGJ">
     <w:p>
       <w:r>
         <w:rPr>
@@ -19688,7 +19671,7 @@
       </w:r>
     </w:p>
   </w:comment>
-  <w:comment w:id="669" w:author="Graham, Gabriel J." w:date="2026-07-19T17:57:00Z" w:initials="GG">
+  <w:comment w:id="674" w:author="Graham, Gabriel J." w:date="2026-07-19T17:57:00Z" w:initials="GG">
     <w:p>
       <w:pPr>
         <w:pStyle w:val="CommentText"/>
@@ -19704,7 +19687,7 @@
       </w:r>
     </w:p>
   </w:comment>
-  <w:comment w:id="670" w:author="Graham, Gabriel J." w:date="2026-08-10T13:04:00Z" w:initials="GGJ">
+  <w:comment w:id="675" w:author="Graham, Gabriel J." w:date="2026-08-10T13:04:00Z" w:initials="GGJ">
     <w:p>
       <w:r>
         <w:rPr>
@@ -19721,7 +19704,7 @@
       </w:r>
     </w:p>
   </w:comment>
-  <w:comment w:id="671" w:author="Graham, Gabriel J." w:date="2026-08-10T13:05:00Z" w:initials="GGJ">
+  <w:comment w:id="676" w:author="Graham, Gabriel J." w:date="2026-08-10T13:05:00Z" w:initials="GGJ">
     <w:p>
       <w:r>
         <w:rPr>
@@ -19738,7 +19721,7 @@
       </w:r>
     </w:p>
   </w:comment>
-  <w:comment w:id="672" w:author="Graham, Gabriel J." w:date="2026-08-10T13:14:00Z" w:initials="GGJ">
+  <w:comment w:id="677" w:author="Graham, Gabriel J." w:date="2026-08-10T13:14:00Z" w:initials="GGJ">
     <w:p>
       <w:r>
         <w:rPr>
@@ -19755,7 +19738,7 @@
       </w:r>
     </w:p>
   </w:comment>
-  <w:comment w:id="673" w:author="Graham, Gabriel J." w:date="2026-08-10T13:24:00Z" w:initials="GGJ">
+  <w:comment w:id="678" w:author="Graham, Gabriel J." w:date="2026-08-10T13:24:00Z" w:initials="GGJ">
     <w:p>
       <w:r>
         <w:rPr>
@@ -19772,7 +19755,7 @@
       </w:r>
     </w:p>
   </w:comment>
-  <w:comment w:id="674" w:author="Graham, Gabriel J." w:date="2026-08-10T12:54:00Z" w:initials="GGJ">
+  <w:comment w:id="679" w:author="Graham, Gabriel J." w:date="2026-08-10T12:54:00Z" w:initials="GGJ">
     <w:p>
       <w:r>
         <w:rPr>
@@ -19850,7 +19833,7 @@
       </w:r>
     </w:p>
   </w:comment>
-  <w:comment w:id="675" w:author="Graham, Gabriel J." w:date="2026-08-24T11:28:00Z" w:initials="GGJ">
+  <w:comment w:id="680" w:author="Graham, Gabriel J." w:date="2026-08-24T11:28:00Z" w:initials="GGJ">
     <w:p>
       <w:r>
         <w:rPr>
@@ -19871,7 +19854,7 @@
 </file>
 
 <file path=word/commentsExtended.xml><?xml version="1.0" encoding="utf-8"?>
-<w15:commentsEx xmlns:wpc="http://schemas.microsoft.com/office/word/2010/wordprocessingCanvas" xmlns:cx="http://schemas.microsoft.com/office/drawing/2014/chartex" xmlns:cx1="http://schemas.microsoft.com/office/drawing/2015/9/8/chartex" xmlns:cx2="http://schemas.microsoft.com/office/drawing/2015/10/21/chartex" xmlns:cx3="http://schemas.microsoft.com/office/drawing/2016/5/9/chartex" xmlns:cx4="http://schemas.microsoft.com/office/drawing/2016/5/10/chartex" xmlns:cx5="http://schemas.microsoft.com/office/drawing/2016/5/11/chartex" xmlns:cx6="http://schemas.microsoft.com/office/drawing/2016/5/12/chartex" xmlns:cx7="http://schemas.microsoft.com/office/drawing/2016/5/13/chartex" xmlns:cx8="http://schemas.microsoft.com/office/drawing/2016/5/14/chartex" xmlns:mc="http://schemas.openxmlformats.org/markup-compatibility/2006" xmlns:m="http://schemas.openxmlformats.org/officeDocument/2006/math" xmlns:aink="http://schemas.microsoft.com/office/drawing/2016/ink" xmlns:am3d="http://schemas.microsoft.com/office/drawing/2017/model3d" xmlns:oel="http://schemas.microsoft.com/office/2019/extlst" xmlns:r="http://schemas.openxmlformats.org/officeDocument/2006/relationships" xmlns:wp14="http://schemas.microsoft.com/office/word/2010/wordprocessingDrawing" xmlns:wp="http://schemas.openxmlformats.org/drawingml/2006/wordprocessingDrawing" xmlns:wpg="http://schemas.microsoft.com/office/word/2010/wordprocessingGroup" xmlns:wpi="http://schemas.microsoft.com/office/word/2010/wordprocessingInk" xmlns:wps="http://schemas.microsoft.com/office/word/2010/wordprocessingShape" xmlns:o="urn:schemas-microsoft-com:office:office" xmlns:v="urn:schemas-microsoft-com:vml" xmlns:w10="urn:schemas-microsoft-com:office:word" xmlns:w="http://schemas.openxmlformats.org/wordprocessingml/2006/main" xmlns:w14="http://schemas.microsoft.com/office/word/2010/wordml" xmlns:w15="http://schemas.microsoft.com/office/word/2012/wordml" xmlns:w16cei="http://schemas.microsoft.com/office/word/2026/wordml/cei" xmlns:w16cex="http://schemas.microsoft.com/office/word/2018/wordml/cex" xmlns:w16cid="http://schemas.microsoft.com/office/word/2016/wordml/cid" xmlns:w16="http://schemas.microsoft.com/office/word/2018/wordml" xmlns:w16sdtdh="http://schemas.microsoft.com/office/word/2020/wordml/sdtdatahash" xmlns:w16sdtfl="http://schemas.microsoft.com/office/word/2024/wordml/sdtformatlock" xmlns:w16se="http://schemas.microsoft.com/office/word/2015/wordml/symex" xmlns:w16du="http://schemas.microsoft.com/office/word/2023/wordml/word16du" xmlns:wne="http://schemas.microsoft.com/office/word/2006/wordml" mc:Ignorable="w14 w15 w16se w16cid w16 w16cex w16sdtdh w16sdtfl w16du wp14">
+<w15:commentsEx xmlns:wpc="http://schemas.microsoft.com/office/word/2010/wordprocessingCanvas" xmlns:cx="http://schemas.microsoft.com/office/drawing/2014/chartex" xmlns:cx1="http://schemas.microsoft.com/office/drawing/2015/9/8/chartex" xmlns:cx2="http://schemas.microsoft.com/office/drawing/2015/10/21/chartex" xmlns:cx3="http://schemas.microsoft.com/office/drawing/2016/5/9/chartex" xmlns:cx4="http://schemas.microsoft.com/office/drawing/2016/5/10/chartex" xmlns:cx5="http://schemas.microsoft.com/office/drawing/2016/5/11/chartex" xmlns:cx6="http://schemas.microsoft.com/office/drawing/2016/5/12/chartex" xmlns:cx7="http://schemas.microsoft.com/office/drawing/2016/5/13/chartex" xmlns:cx8="http://schemas.microsoft.com/office/drawing/2016/5/14/chartex" xmlns:mc="http://schemas.openxmlformats.org/markup-compatibility/2006" xmlns:aink="http://schemas.microsoft.com/office/drawing/2016/ink" xmlns:am3d="http://schemas.microsoft.com/office/drawing/2017/model3d" xmlns:o="urn:schemas-microsoft-com:office:office" xmlns:oel="http://schemas.microsoft.com/office/2019/extlst" xmlns:r="http://schemas.openxmlformats.org/officeDocument/2006/relationships" xmlns:m="http://schemas.openxmlformats.org/officeDocument/2006/math" xmlns:v="urn:schemas-microsoft-com:vml" xmlns:wp14="http://schemas.microsoft.com/office/word/2010/wordprocessingDrawing" xmlns:wp="http://schemas.openxmlformats.org/drawingml/2006/wordprocessingDrawing" xmlns:w10="urn:schemas-microsoft-com:office:word" xmlns:w="http://schemas.openxmlformats.org/wordprocessingml/2006/main" xmlns:w14="http://schemas.microsoft.com/office/word/2010/wordml" xmlns:w15="http://schemas.microsoft.com/office/word/2012/wordml" xmlns:w16cex="http://schemas.microsoft.com/office/word/2018/wordml/cex" xmlns:w16cid="http://schemas.microsoft.com/office/word/2016/wordml/cid" xmlns:w16="http://schemas.microsoft.com/office/word/2018/wordml" xmlns:w16du="http://schemas.microsoft.com/office/word/2023/wordml/word16du" xmlns:w16sdtdh="http://schemas.microsoft.com/office/word/2020/wordml/sdtdatahash" xmlns:w16sdtfl="http://schemas.microsoft.com/office/word/2024/wordml/sdtformatlock" xmlns:w16se="http://schemas.microsoft.com/office/word/2015/wordml/symex" xmlns:wpg="http://schemas.microsoft.com/office/word/2010/wordprocessingGroup" xmlns:wpi="http://schemas.microsoft.com/office/word/2010/wordprocessingInk" xmlns:wne="http://schemas.microsoft.com/office/word/2006/wordml" xmlns:wps="http://schemas.microsoft.com/office/word/2010/wordprocessingShape" mc:Ignorable="w14 w15 w16se w16cid w16 w16cex w16sdtdh w16sdtfl w16du wp14">
   <w15:commentEx w15:paraId="4C30DA5A" w15:done="0"/>
   <w15:commentEx w15:paraId="6F556E87" w15:done="0"/>
   <w15:commentEx w15:paraId="65FC183E" w15:done="0"/>
@@ -19888,9 +19871,7 @@
   <w15:commentEx w15:paraId="0147E1B2" w15:paraIdParent="47ACD385" w15:done="0"/>
   <w15:commentEx w15:paraId="4D244D0F" w15:done="0"/>
   <w15:commentEx w15:paraId="07AE4962" w15:done="0"/>
-  <w15:commentEx w15:paraId="3F79392C" w15:done="0"/>
-  <w15:commentEx w15:paraId="315931E9" w15:paraIdParent="3F79392C" w15:done="0"/>
-  <w15:commentEx w15:paraId="27C2623B" w15:done="0"/>
+  <w15:commentEx w15:paraId="5BFCEB3F" w15:done="0"/>
   <w15:commentEx w15:paraId="195DF22A" w15:done="0"/>
   <w15:commentEx w15:paraId="58ADE933" w15:paraIdParent="195DF22A" w15:done="0"/>
   <w15:commentEx w15:paraId="6529C534" w15:done="0"/>
@@ -19936,7 +19917,7 @@
 </file>
 
 <file path=word/commentsExtensible.xml><?xml version="1.0" encoding="utf-8"?>
-<w16cex:commentsExtensible xmlns:wpc="http://schemas.microsoft.com/office/word/2010/wordprocessingCanvas" xmlns:cx="http://schemas.microsoft.com/office/drawing/2014/chartex" xmlns:cx1="http://schemas.microsoft.com/office/drawing/2015/9/8/chartex" xmlns:cx2="http://schemas.microsoft.com/office/drawing/2015/10/21/chartex" xmlns:cx3="http://schemas.microsoft.com/office/drawing/2016/5/9/chartex" xmlns:cx4="http://schemas.microsoft.com/office/drawing/2016/5/10/chartex" xmlns:cx5="http://schemas.microsoft.com/office/drawing/2016/5/11/chartex" xmlns:cx6="http://schemas.microsoft.com/office/drawing/2016/5/12/chartex" xmlns:cx7="http://schemas.microsoft.com/office/drawing/2016/5/13/chartex" xmlns:cx8="http://schemas.microsoft.com/office/drawing/2016/5/14/chartex" xmlns:cr="http://schemas.microsoft.com/office/comments/2020/reactions" xmlns:mc="http://schemas.openxmlformats.org/markup-compatibility/2006" xmlns:m="http://schemas.openxmlformats.org/officeDocument/2006/math" xmlns:aink="http://schemas.microsoft.com/office/drawing/2016/ink" xmlns:am3d="http://schemas.microsoft.com/office/drawing/2017/model3d" xmlns:oel="http://schemas.microsoft.com/office/2019/extlst" xmlns:r="http://schemas.openxmlformats.org/officeDocument/2006/relationships" xmlns:wp14="http://schemas.microsoft.com/office/word/2010/wordprocessingDrawing" xmlns:wp="http://schemas.openxmlformats.org/drawingml/2006/wordprocessingDrawing" xmlns:wpg="http://schemas.microsoft.com/office/word/2010/wordprocessingGroup" xmlns:wpi="http://schemas.microsoft.com/office/word/2010/wordprocessingInk" xmlns:wps="http://schemas.microsoft.com/office/word/2010/wordprocessingShape" xmlns:o="urn:schemas-microsoft-com:office:office" xmlns:v="urn:schemas-microsoft-com:vml" xmlns:w10="urn:schemas-microsoft-com:office:word" xmlns:w="http://schemas.openxmlformats.org/wordprocessingml/2006/main" xmlns:w14="http://schemas.microsoft.com/office/word/2010/wordml" xmlns:w15="http://schemas.microsoft.com/office/word/2012/wordml" xmlns:w16cei="http://schemas.microsoft.com/office/word/2026/wordml/cei" xmlns:w16cex="http://schemas.microsoft.com/office/word/2018/wordml/cex" xmlns:w16cid="http://schemas.microsoft.com/office/word/2016/wordml/cid" xmlns:w16="http://schemas.microsoft.com/office/word/2018/wordml" xmlns:w16sdtdh="http://schemas.microsoft.com/office/word/2020/wordml/sdtdatahash" xmlns:w16sdtfl="http://schemas.microsoft.com/office/word/2024/wordml/sdtformatlock" xmlns:w16se="http://schemas.microsoft.com/office/word/2015/wordml/symex" xmlns:w16du="http://schemas.microsoft.com/office/word/2023/wordml/word16du" xmlns:wne="http://schemas.microsoft.com/office/word/2006/wordml" mc:Ignorable="w14 w15 w16se w16cid w16 w16cex w16sdtdh w16sdtfl cr w16du wp14">
+<w16cex:commentsExtensible xmlns:wpc="http://schemas.microsoft.com/office/word/2010/wordprocessingCanvas" xmlns:cx="http://schemas.microsoft.com/office/drawing/2014/chartex" xmlns:cx1="http://schemas.microsoft.com/office/drawing/2015/9/8/chartex" xmlns:cx2="http://schemas.microsoft.com/office/drawing/2015/10/21/chartex" xmlns:cx3="http://schemas.microsoft.com/office/drawing/2016/5/9/chartex" xmlns:cx4="http://schemas.microsoft.com/office/drawing/2016/5/10/chartex" xmlns:cx5="http://schemas.microsoft.com/office/drawing/2016/5/11/chartex" xmlns:cx6="http://schemas.microsoft.com/office/drawing/2016/5/12/chartex" xmlns:cx7="http://schemas.microsoft.com/office/drawing/2016/5/13/chartex" xmlns:cx8="http://schemas.microsoft.com/office/drawing/2016/5/14/chartex" xmlns:cr="http://schemas.microsoft.com/office/comments/2020/reactions" xmlns:mc="http://schemas.openxmlformats.org/markup-compatibility/2006" xmlns:aink="http://schemas.microsoft.com/office/drawing/2016/ink" xmlns:am3d="http://schemas.microsoft.com/office/drawing/2017/model3d" xmlns:o="urn:schemas-microsoft-com:office:office" xmlns:oel="http://schemas.microsoft.com/office/2019/extlst" xmlns:r="http://schemas.openxmlformats.org/officeDocument/2006/relationships" xmlns:m="http://schemas.openxmlformats.org/officeDocument/2006/math" xmlns:v="urn:schemas-microsoft-com:vml" xmlns:wp14="http://schemas.microsoft.com/office/word/2010/wordprocessingDrawing" xmlns:wp="http://schemas.openxmlformats.org/drawingml/2006/wordprocessingDrawing" xmlns:w10="urn:schemas-microsoft-com:office:word" xmlns:w="http://schemas.openxmlformats.org/wordprocessingml/2006/main" xmlns:w14="http://schemas.microsoft.com/office/word/2010/wordml" xmlns:w15="http://schemas.microsoft.com/office/word/2012/wordml" xmlns:w16cex="http://schemas.microsoft.com/office/word/2018/wordml/cex" xmlns:w16cid="http://schemas.microsoft.com/office/word/2016/wordml/cid" xmlns:w16="http://schemas.microsoft.com/office/word/2018/wordml" xmlns:w16du="http://schemas.microsoft.com/office/word/2023/wordml/word16du" xmlns:w16sdtdh="http://schemas.microsoft.com/office/word/2020/wordml/sdtdatahash" xmlns:w16sdtfl="http://schemas.microsoft.com/office/word/2024/wordml/sdtformatlock" xmlns:w16se="http://schemas.microsoft.com/office/word/2015/wordml/symex" xmlns:wpg="http://schemas.microsoft.com/office/word/2010/wordprocessingGroup" xmlns:wpi="http://schemas.microsoft.com/office/word/2010/wordprocessingInk" xmlns:wne="http://schemas.microsoft.com/office/word/2006/wordml" xmlns:wps="http://schemas.microsoft.com/office/word/2010/wordprocessingShape" mc:Ignorable="w14 w15 w16se w16cid w16 w16cex w16sdtdh w16sdtfl cr w16du wp14">
   <w16cex:commentExtensible w16cex:durableId="588F6FAD" w16cex:dateUtc="2026-08-04T14:46:00Z"/>
   <w16cex:commentExtensible w16cex:durableId="6795595E" w16cex:dateUtc="2026-08-07T15:05:00Z"/>
   <w16cex:commentExtensible w16cex:durableId="481CEA13" w16cex:dateUtc="2026-08-04T14:49:00Z"/>
@@ -19953,9 +19934,7 @@
   <w16cex:commentExtensible w16cex:durableId="4E7F1A24" w16cex:dateUtc="2026-08-06T15:34:00Z"/>
   <w16cex:commentExtensible w16cex:durableId="56068C41" w16cex:dateUtc="2026-08-07T19:27:00Z"/>
   <w16cex:commentExtensible w16cex:durableId="510A8EF8" w16cex:dateUtc="2026-07-17T21:08:00Z"/>
-  <w16cex:commentExtensible w16cex:durableId="6D949E33" w16cex:dateUtc="2026-08-05T20:10:00Z"/>
-  <w16cex:commentExtensible w16cex:durableId="1D192732" w16cex:dateUtc="2026-08-06T15:34:00Z"/>
-  <w16cex:commentExtensible w16cex:durableId="3DB287C8" w16cex:dateUtc="2026-08-25T16:35:00Z"/>
+  <w16cex:commentExtensible w16cex:durableId="2D3AF7BB" w16cex:dateUtc="2026-08-26T02:48:00Z"/>
   <w16cex:commentExtensible w16cex:durableId="6FF11B9D" w16cex:dateUtc="2026-07-30T16:21:00Z"/>
   <w16cex:commentExtensible w16cex:durableId="71568F47" w16cex:dateUtc="2026-08-04T15:49:00Z"/>
   <w16cex:commentExtensible w16cex:durableId="0576DD8F" w16cex:dateUtc="2026-08-06T15:29:00Z"/>
@@ -20001,7 +19980,7 @@
 </file>
 
 <file path=word/commentsIds.xml><?xml version="1.0" encoding="utf-8"?>
-<w16cid:commentsIds xmlns:wpc="http://schemas.microsoft.com/office/word/2010/wordprocessingCanvas" xmlns:cx="http://schemas.microsoft.com/office/drawing/2014/chartex" xmlns:cx1="http://schemas.microsoft.com/office/drawing/2015/9/8/chartex" xmlns:cx2="http://schemas.microsoft.com/office/drawing/2015/10/21/chartex" xmlns:cx3="http://schemas.microsoft.com/office/drawing/2016/5/9/chartex" xmlns:cx4="http://schemas.microsoft.com/office/drawing/2016/5/10/chartex" xmlns:cx5="http://schemas.microsoft.com/office/drawing/2016/5/11/chartex" xmlns:cx6="http://schemas.microsoft.com/office/drawing/2016/5/12/chartex" xmlns:cx7="http://schemas.microsoft.com/office/drawing/2016/5/13/chartex" xmlns:cx8="http://schemas.microsoft.com/office/drawing/2016/5/14/chartex" xmlns:mc="http://schemas.openxmlformats.org/markup-compatibility/2006" xmlns:m="http://schemas.openxmlformats.org/officeDocument/2006/math" xmlns:aink="http://schemas.microsoft.com/office/drawing/2016/ink" xmlns:am3d="http://schemas.microsoft.com/office/drawing/2017/model3d" xmlns:oel="http://schemas.microsoft.com/office/2019/extlst" xmlns:r="http://schemas.openxmlformats.org/officeDocument/2006/relationships" xmlns:wp14="http://schemas.microsoft.com/office/word/2010/wordprocessingDrawing" xmlns:wp="http://schemas.openxmlformats.org/drawingml/2006/wordprocessingDrawing" xmlns:wpg="http://schemas.microsoft.com/office/word/2010/wordprocessingGroup" xmlns:wpi="http://schemas.microsoft.com/office/word/2010/wordprocessingInk" xmlns:wps="http://schemas.microsoft.com/office/word/2010/wordprocessingShape" xmlns:o="urn:schemas-microsoft-com:office:office" xmlns:v="urn:schemas-microsoft-com:vml" xmlns:w10="urn:schemas-microsoft-com:office:word" xmlns:w="http://schemas.openxmlformats.org/wordprocessingml/2006/main" xmlns:w14="http://schemas.microsoft.com/office/word/2010/wordml" xmlns:w15="http://schemas.microsoft.com/office/word/2012/wordml" xmlns:w16cei="http://schemas.microsoft.com/office/word/2026/wordml/cei" xmlns:w16cex="http://schemas.microsoft.com/office/word/2018/wordml/cex" xmlns:w16cid="http://schemas.microsoft.com/office/word/2016/wordml/cid" xmlns:w16="http://schemas.microsoft.com/office/word/2018/wordml" xmlns:w16sdtdh="http://schemas.microsoft.com/office/word/2020/wordml/sdtdatahash" xmlns:w16sdtfl="http://schemas.microsoft.com/office/word/2024/wordml/sdtformatlock" xmlns:w16se="http://schemas.microsoft.com/office/word/2015/wordml/symex" xmlns:w16du="http://schemas.microsoft.com/office/word/2023/wordml/word16du" xmlns:wne="http://schemas.microsoft.com/office/word/2006/wordml" mc:Ignorable="w14 w15 w16se w16cid w16 w16cex w16sdtdh w16sdtfl w16du wp14">
+<w16cid:commentsIds xmlns:wpc="http://schemas.microsoft.com/office/word/2010/wordprocessingCanvas" xmlns:cx="http://schemas.microsoft.com/office/drawing/2014/chartex" xmlns:cx1="http://schemas.microsoft.com/office/drawing/2015/9/8/chartex" xmlns:cx2="http://schemas.microsoft.com/office/drawing/2015/10/21/chartex" xmlns:cx3="http://schemas.microsoft.com/office/drawing/2016/5/9/chartex" xmlns:cx4="http://schemas.microsoft.com/office/drawing/2016/5/10/chartex" xmlns:cx5="http://schemas.microsoft.com/office/drawing/2016/5/11/chartex" xmlns:cx6="http://schemas.microsoft.com/office/drawing/2016/5/12/chartex" xmlns:cx7="http://schemas.microsoft.com/office/drawing/2016/5/13/chartex" xmlns:cx8="http://schemas.microsoft.com/office/drawing/2016/5/14/chartex" xmlns:mc="http://schemas.openxmlformats.org/markup-compatibility/2006" xmlns:aink="http://schemas.microsoft.com/office/drawing/2016/ink" xmlns:am3d="http://schemas.microsoft.com/office/drawing/2017/model3d" xmlns:o="urn:schemas-microsoft-com:office:office" xmlns:oel="http://schemas.microsoft.com/office/2019/extlst" xmlns:r="http://schemas.openxmlformats.org/officeDocument/2006/relationships" xmlns:m="http://schemas.openxmlformats.org/officeDocument/2006/math" xmlns:v="urn:schemas-microsoft-com:vml" xmlns:wp14="http://schemas.microsoft.com/office/word/2010/wordprocessingDrawing" xmlns:wp="http://schemas.openxmlformats.org/drawingml/2006/wordprocessingDrawing" xmlns:w10="urn:schemas-microsoft-com:office:word" xmlns:w="http://schemas.openxmlformats.org/wordprocessingml/2006/main" xmlns:w14="http://schemas.microsoft.com/office/word/2010/wordml" xmlns:w15="http://schemas.microsoft.com/office/word/2012/wordml" xmlns:w16cex="http://schemas.microsoft.com/office/word/2018/wordml/cex" xmlns:w16cid="http://schemas.microsoft.com/office/word/2016/wordml/cid" xmlns:w16="http://schemas.microsoft.com/office/word/2018/wordml" xmlns:w16du="http://schemas.microsoft.com/office/word/2023/wordml/word16du" xmlns:w16sdtdh="http://schemas.microsoft.com/office/word/2020/wordml/sdtdatahash" xmlns:w16sdtfl="http://schemas.microsoft.com/office/word/2024/wordml/sdtformatlock" xmlns:w16se="http://schemas.microsoft.com/office/word/2015/wordml/symex" xmlns:wpg="http://schemas.microsoft.com/office/word/2010/wordprocessingGroup" xmlns:wpi="http://schemas.microsoft.com/office/word/2010/wordprocessingInk" xmlns:wne="http://schemas.microsoft.com/office/word/2006/wordml" xmlns:wps="http://schemas.microsoft.com/office/word/2010/wordprocessingShape" mc:Ignorable="w14 w15 w16se w16cid w16 w16cex w16sdtdh w16sdtfl w16du wp14">
   <w16cid:commentId w16cid:paraId="4C30DA5A" w16cid:durableId="588F6FAD"/>
   <w16cid:commentId w16cid:paraId="6F556E87" w16cid:durableId="6795595E"/>
   <w16cid:commentId w16cid:paraId="65FC183E" w16cid:durableId="481CEA13"/>
@@ -20018,9 +19997,7 @@
   <w16cid:commentId w16cid:paraId="0147E1B2" w16cid:durableId="4E7F1A24"/>
   <w16cid:commentId w16cid:paraId="4D244D0F" w16cid:durableId="56068C41"/>
   <w16cid:commentId w16cid:paraId="07AE4962" w16cid:durableId="510A8EF8"/>
-  <w16cid:commentId w16cid:paraId="3F79392C" w16cid:durableId="6D949E33"/>
-  <w16cid:commentId w16cid:paraId="315931E9" w16cid:durableId="1D192732"/>
-  <w16cid:commentId w16cid:paraId="27C2623B" w16cid:durableId="3DB287C8"/>
+  <w16cid:commentId w16cid:paraId="5BFCEB3F" w16cid:durableId="2D3AF7BB"/>
   <w16cid:commentId w16cid:paraId="195DF22A" w16cid:durableId="6FF11B9D"/>
   <w16cid:commentId w16cid:paraId="58ADE933" w16cid:durableId="71568F47"/>
   <w16cid:commentId w16cid:paraId="6529C534" w16cid:durableId="0576DD8F"/>
@@ -20066,7 +20043,7 @@
 </file>
 
 <file path=word/endnotes.xml><?xml version="1.0" encoding="utf-8"?>
-<w:endnotes xmlns:wpc="http://schemas.microsoft.com/office/word/2010/wordprocessingCanvas" xmlns:cx="http://schemas.microsoft.com/office/drawing/2014/chartex" xmlns:cx1="http://schemas.microsoft.com/office/drawing/2015/9/8/chartex" xmlns:cx2="http://schemas.microsoft.com/office/drawing/2015/10/21/chartex" xmlns:cx3="http://schemas.microsoft.com/office/drawing/2016/5/9/chartex" xmlns:cx4="http://schemas.microsoft.com/office/drawing/2016/5/10/chartex" xmlns:cx5="http://schemas.microsoft.com/office/drawing/2016/5/11/chartex" xmlns:cx6="http://schemas.microsoft.com/office/drawing/2016/5/12/chartex" xmlns:cx7="http://schemas.microsoft.com/office/drawing/2016/5/13/chartex" xmlns:cx8="http://schemas.microsoft.com/office/drawing/2016/5/14/chartex" xmlns:mc="http://schemas.openxmlformats.org/markup-compatibility/2006" xmlns:m="http://schemas.openxmlformats.org/officeDocument/2006/math" xmlns:aink="http://schemas.microsoft.com/office/drawing/2016/ink" xmlns:am3d="http://schemas.microsoft.com/office/drawing/2017/model3d" xmlns:oel="http://schemas.microsoft.com/office/2019/extlst" xmlns:r="http://schemas.openxmlformats.org/officeDocument/2006/relationships" xmlns:wp14="http://schemas.microsoft.com/office/word/2010/wordprocessingDrawing" xmlns:wp="http://schemas.openxmlformats.org/drawingml/2006/wordprocessingDrawing" xmlns:wpg="http://schemas.microsoft.com/office/word/2010/wordprocessingGroup" xmlns:wpi="http://schemas.microsoft.com/office/word/2010/wordprocessingInk" xmlns:wps="http://schemas.microsoft.com/office/word/2010/wordprocessingShape" xmlns:o="urn:schemas-microsoft-com:office:office" xmlns:v="urn:schemas-microsoft-com:vml" xmlns:w10="urn:schemas-microsoft-com:office:word" xmlns:w="http://schemas.openxmlformats.org/wordprocessingml/2006/main" xmlns:w14="http://schemas.microsoft.com/office/word/2010/wordml" xmlns:w15="http://schemas.microsoft.com/office/word/2012/wordml" xmlns:w16cei="http://schemas.microsoft.com/office/word/2026/wordml/cei" xmlns:w16cex="http://schemas.microsoft.com/office/word/2018/wordml/cex" xmlns:w16cid="http://schemas.microsoft.com/office/word/2016/wordml/cid" xmlns:w16="http://schemas.microsoft.com/office/word/2018/wordml" xmlns:w16sdtdh="http://schemas.microsoft.com/office/word/2020/wordml/sdtdatahash" xmlns:w16sdtfl="http://schemas.microsoft.com/office/word/2024/wordml/sdtformatlock" xmlns:w16se="http://schemas.microsoft.com/office/word/2015/wordml/symex" xmlns:w16du="http://schemas.microsoft.com/office/word/2023/wordml/word16du" xmlns:wne="http://schemas.microsoft.com/office/word/2006/wordml" mc:Ignorable="w14 w15 w16se w16cid w16 w16cex w16sdtdh w16sdtfl w16du wp14">
+<w:endnotes xmlns:wpc="http://schemas.microsoft.com/office/word/2010/wordprocessingCanvas" xmlns:cx="http://schemas.microsoft.com/office/drawing/2014/chartex" xmlns:cx1="http://schemas.microsoft.com/office/drawing/2015/9/8/chartex" xmlns:cx2="http://schemas.microsoft.com/office/drawing/2015/10/21/chartex" xmlns:cx3="http://schemas.microsoft.com/office/drawing/2016/5/9/chartex" xmlns:cx4="http://schemas.microsoft.com/office/drawing/2016/5/10/chartex" xmlns:cx5="http://schemas.microsoft.com/office/drawing/2016/5/11/chartex" xmlns:cx6="http://schemas.microsoft.com/office/drawing/2016/5/12/chartex" xmlns:cx7="http://schemas.microsoft.com/office/drawing/2016/5/13/chartex" xmlns:cx8="http://schemas.microsoft.com/office/drawing/2016/5/14/chartex" xmlns:mc="http://schemas.openxmlformats.org/markup-compatibility/2006" xmlns:aink="http://schemas.microsoft.com/office/drawing/2016/ink" xmlns:am3d="http://schemas.microsoft.com/office/drawing/2017/model3d" xmlns:o="urn:schemas-microsoft-com:office:office" xmlns:oel="http://schemas.microsoft.com/office/2019/extlst" xmlns:r="http://schemas.openxmlformats.org/officeDocument/2006/relationships" xmlns:m="http://schemas.openxmlformats.org/officeDocument/2006/math" xmlns:v="urn:schemas-microsoft-com:vml" xmlns:wp14="http://schemas.microsoft.com/office/word/2010/wordprocessingDrawing" xmlns:wp="http://schemas.openxmlformats.org/drawingml/2006/wordprocessingDrawing" xmlns:w10="urn:schemas-microsoft-com:office:word" xmlns:w="http://schemas.openxmlformats.org/wordprocessingml/2006/main" xmlns:w14="http://schemas.microsoft.com/office/word/2010/wordml" xmlns:w15="http://schemas.microsoft.com/office/word/2012/wordml" xmlns:w16cex="http://schemas.microsoft.com/office/word/2018/wordml/cex" xmlns:w16cid="http://schemas.microsoft.com/office/word/2016/wordml/cid" xmlns:w16="http://schemas.microsoft.com/office/word/2018/wordml" xmlns:w16du="http://schemas.microsoft.com/office/word/2023/wordml/word16du" xmlns:w16sdtdh="http://schemas.microsoft.com/office/word/2020/wordml/sdtdatahash" xmlns:w16sdtfl="http://schemas.microsoft.com/office/word/2024/wordml/sdtformatlock" xmlns:w16se="http://schemas.microsoft.com/office/word/2015/wordml/symex" xmlns:wpg="http://schemas.microsoft.com/office/word/2010/wordprocessingGroup" xmlns:wpi="http://schemas.microsoft.com/office/word/2010/wordprocessingInk" xmlns:wne="http://schemas.microsoft.com/office/word/2006/wordml" xmlns:wps="http://schemas.microsoft.com/office/word/2010/wordprocessingShape" mc:Ignorable="w14 w15 w16se w16cid w16 w16cex w16sdtdh w16sdtfl w16du wp14">
   <w:endnote w:type="separator" w:id="-1">
     <w:p>
       <w:r>
@@ -20085,7 +20062,7 @@
 </file>
 
 <file path=word/footnotes.xml><?xml version="1.0" encoding="utf-8"?>
-<w:footnotes xmlns:wpc="http://schemas.microsoft.com/office/word/2010/wordprocessingCanvas" xmlns:cx="http://schemas.microsoft.com/office/drawing/2014/chartex" xmlns:cx1="http://schemas.microsoft.com/office/drawing/2015/9/8/chartex" xmlns:cx2="http://schemas.microsoft.com/office/drawing/2015/10/21/chartex" xmlns:cx3="http://schemas.microsoft.com/office/drawing/2016/5/9/chartex" xmlns:cx4="http://schemas.microsoft.com/office/drawing/2016/5/10/chartex" xmlns:cx5="http://schemas.microsoft.com/office/drawing/2016/5/11/chartex" xmlns:cx6="http://schemas.microsoft.com/office/drawing/2016/5/12/chartex" xmlns:cx7="http://schemas.microsoft.com/office/drawing/2016/5/13/chartex" xmlns:cx8="http://schemas.microsoft.com/office/drawing/2016/5/14/chartex" xmlns:mc="http://schemas.openxmlformats.org/markup-compatibility/2006" xmlns:m="http://schemas.openxmlformats.org/officeDocument/2006/math" xmlns:aink="http://schemas.microsoft.com/office/drawing/2016/ink" xmlns:am3d="http://schemas.microsoft.com/office/drawing/2017/model3d" xmlns:oel="http://schemas.microsoft.com/office/2019/extlst" xmlns:r="http://schemas.openxmlformats.org/officeDocument/2006/relationships" xmlns:wp14="http://schemas.microsoft.com/office/word/2010/wordprocessingDrawing" xmlns:wp="http://schemas.openxmlformats.org/drawingml/2006/wordprocessingDrawing" xmlns:wpg="http://schemas.microsoft.com/office/word/2010/wordprocessingGroup" xmlns:wpi="http://schemas.microsoft.com/office/word/2010/wordprocessingInk" xmlns:wps="http://schemas.microsoft.com/office/word/2010/wordprocessingShape" xmlns:o="urn:schemas-microsoft-com:office:office" xmlns:v="urn:schemas-microsoft-com:vml" xmlns:w10="urn:schemas-microsoft-com:office:word" xmlns:w="http://schemas.openxmlformats.org/wordprocessingml/2006/main" xmlns:w14="http://schemas.microsoft.com/office/word/2010/wordml" xmlns:w15="http://schemas.microsoft.com/office/word/2012/wordml" xmlns:w16cei="http://schemas.microsoft.com/office/word/2026/wordml/cei" xmlns:w16cex="http://schemas.microsoft.com/office/word/2018/wordml/cex" xmlns:w16cid="http://schemas.microsoft.com/office/word/2016/wordml/cid" xmlns:w16="http://schemas.microsoft.com/office/word/2018/wordml" xmlns:w16sdtdh="http://schemas.microsoft.com/office/word/2020/wordml/sdtdatahash" xmlns:w16sdtfl="http://schemas.microsoft.com/office/word/2024/wordml/sdtformatlock" xmlns:w16se="http://schemas.microsoft.com/office/word/2015/wordml/symex" xmlns:w16du="http://schemas.microsoft.com/office/word/2023/wordml/word16du" xmlns:wne="http://schemas.microsoft.com/office/word/2006/wordml" mc:Ignorable="w14 w15 w16se w16cid w16 w16cex w16sdtdh w16sdtfl w16du wp14">
+<w:footnotes xmlns:wpc="http://schemas.microsoft.com/office/word/2010/wordprocessingCanvas" xmlns:cx="http://schemas.microsoft.com/office/drawing/2014/chartex" xmlns:cx1="http://schemas.microsoft.com/office/drawing/2015/9/8/chartex" xmlns:cx2="http://schemas.microsoft.com/office/drawing/2015/10/21/chartex" xmlns:cx3="http://schemas.microsoft.com/office/drawing/2016/5/9/chartex" xmlns:cx4="http://schemas.microsoft.com/office/drawing/2016/5/10/chartex" xmlns:cx5="http://schemas.microsoft.com/office/drawing/2016/5/11/chartex" xmlns:cx6="http://schemas.microsoft.com/office/drawing/2016/5/12/chartex" xmlns:cx7="http://schemas.microsoft.com/office/drawing/2016/5/13/chartex" xmlns:cx8="http://schemas.microsoft.com/office/drawing/2016/5/14/chartex" xmlns:mc="http://schemas.openxmlformats.org/markup-compatibility/2006" xmlns:aink="http://schemas.microsoft.com/office/drawing/2016/ink" xmlns:am3d="http://schemas.microsoft.com/office/drawing/2017/model3d" xmlns:o="urn:schemas-microsoft-com:office:office" xmlns:oel="http://schemas.microsoft.com/office/2019/extlst" xmlns:r="http://schemas.openxmlformats.org/officeDocument/2006/relationships" xmlns:m="http://schemas.openxmlformats.org/officeDocument/2006/math" xmlns:v="urn:schemas-microsoft-com:vml" xmlns:wp14="http://schemas.microsoft.com/office/word/2010/wordprocessingDrawing" xmlns:wp="http://schemas.openxmlformats.org/drawingml/2006/wordprocessingDrawing" xmlns:w10="urn:schemas-microsoft-com:office:word" xmlns:w="http://schemas.openxmlformats.org/wordprocessingml/2006/main" xmlns:w14="http://schemas.microsoft.com/office/word/2010/wordml" xmlns:w15="http://schemas.microsoft.com/office/word/2012/wordml" xmlns:w16cex="http://schemas.microsoft.com/office/word/2018/wordml/cex" xmlns:w16cid="http://schemas.microsoft.com/office/word/2016/wordml/cid" xmlns:w16="http://schemas.microsoft.com/office/word/2018/wordml" xmlns:w16du="http://schemas.microsoft.com/office/word/2023/wordml/word16du" xmlns:w16sdtdh="http://schemas.microsoft.com/office/word/2020/wordml/sdtdatahash" xmlns:w16sdtfl="http://schemas.microsoft.com/office/word/2024/wordml/sdtformatlock" xmlns:w16se="http://schemas.microsoft.com/office/word/2015/wordml/symex" xmlns:wpg="http://schemas.microsoft.com/office/word/2010/wordprocessingGroup" xmlns:wpi="http://schemas.microsoft.com/office/word/2010/wordprocessingInk" xmlns:wne="http://schemas.microsoft.com/office/word/2006/wordml" xmlns:wps="http://schemas.microsoft.com/office/word/2010/wordprocessingShape" mc:Ignorable="w14 w15 w16se w16cid w16 w16cex w16sdtdh w16sdtfl w16du wp14">
   <w:footnote w:type="separator" w:id="-1">
     <w:p>
       <w:r>
@@ -20104,7 +20081,7 @@
 </file>
 
 <file path=word/numbering.xml><?xml version="1.0" encoding="utf-8"?>
-<w:numbering xmlns:wpc="http://schemas.microsoft.com/office/word/2010/wordprocessingCanvas" xmlns:cx="http://schemas.microsoft.com/office/drawing/2014/chartex" xmlns:cx1="http://schemas.microsoft.com/office/drawing/2015/9/8/chartex" xmlns:cx2="http://schemas.microsoft.com/office/drawing/2015/10/21/chartex" xmlns:cx3="http://schemas.microsoft.com/office/drawing/2016/5/9/chartex" xmlns:cx4="http://schemas.microsoft.com/office/drawing/2016/5/10/chartex" xmlns:cx5="http://schemas.microsoft.com/office/drawing/2016/5/11/chartex" xmlns:cx6="http://schemas.microsoft.com/office/drawing/2016/5/12/chartex" xmlns:cx7="http://schemas.microsoft.com/office/drawing/2016/5/13/chartex" xmlns:cx8="http://schemas.microsoft.com/office/drawing/2016/5/14/chartex" xmlns:mc="http://schemas.openxmlformats.org/markup-compatibility/2006" xmlns:m="http://schemas.openxmlformats.org/officeDocument/2006/math" xmlns:aink="http://schemas.microsoft.com/office/drawing/2016/ink" xmlns:am3d="http://schemas.microsoft.com/office/drawing/2017/model3d" xmlns:oel="http://schemas.microsoft.com/office/2019/extlst" xmlns:r="http://schemas.openxmlformats.org/officeDocument/2006/relationships" xmlns:wp14="http://schemas.microsoft.com/office/word/2010/wordprocessingDrawing" xmlns:wp="http://schemas.openxmlformats.org/drawingml/2006/wordprocessingDrawing" xmlns:wpg="http://schemas.microsoft.com/office/word/2010/wordprocessingGroup" xmlns:wpi="http://schemas.microsoft.com/office/word/2010/wordprocessingInk" xmlns:wps="http://schemas.microsoft.com/office/word/2010/wordprocessingShape" xmlns:o="urn:schemas-microsoft-com:office:office" xmlns:v="urn:schemas-microsoft-com:vml" xmlns:w10="urn:schemas-microsoft-com:office:word" xmlns:w="http://schemas.openxmlformats.org/wordprocessingml/2006/main" xmlns:w14="http://schemas.microsoft.com/office/word/2010/wordml" xmlns:w15="http://schemas.microsoft.com/office/word/2012/wordml" xmlns:w16cei="http://schemas.microsoft.com/office/word/2026/wordml/cei" xmlns:w16cex="http://schemas.microsoft.com/office/word/2018/wordml/cex" xmlns:w16cid="http://schemas.microsoft.com/office/word/2016/wordml/cid" xmlns:w16="http://schemas.microsoft.com/office/word/2018/wordml" xmlns:w16sdtdh="http://schemas.microsoft.com/office/word/2020/wordml/sdtdatahash" xmlns:w16sdtfl="http://schemas.microsoft.com/office/word/2024/wordml/sdtformatlock" xmlns:w16se="http://schemas.microsoft.com/office/word/2015/wordml/symex" xmlns:w16du="http://schemas.microsoft.com/office/word/2023/wordml/word16du" xmlns:wne="http://schemas.microsoft.com/office/word/2006/wordml" mc:Ignorable="w14 w15 w16se w16cid w16 w16cex w16sdtdh w16sdtfl w16du wp14">
+<w:numbering xmlns:wpc="http://schemas.microsoft.com/office/word/2010/wordprocessingCanvas" xmlns:cx="http://schemas.microsoft.com/office/drawing/2014/chartex" xmlns:cx1="http://schemas.microsoft.com/office/drawing/2015/9/8/chartex" xmlns:cx2="http://schemas.microsoft.com/office/drawing/2015/10/21/chartex" xmlns:cx3="http://schemas.microsoft.com/office/drawing/2016/5/9/chartex" xmlns:cx4="http://schemas.microsoft.com/office/drawing/2016/5/10/chartex" xmlns:cx5="http://schemas.microsoft.com/office/drawing/2016/5/11/chartex" xmlns:cx6="http://schemas.microsoft.com/office/drawing/2016/5/12/chartex" xmlns:cx7="http://schemas.microsoft.com/office/drawing/2016/5/13/chartex" xmlns:cx8="http://schemas.microsoft.com/office/drawing/2016/5/14/chartex" xmlns:mc="http://schemas.openxmlformats.org/markup-compatibility/2006" xmlns:aink="http://schemas.microsoft.com/office/drawing/2016/ink" xmlns:am3d="http://schemas.microsoft.com/office/drawing/2017/model3d" xmlns:o="urn:schemas-microsoft-com:office:office" xmlns:oel="http://schemas.microsoft.com/office/2019/extlst" xmlns:r="http://schemas.openxmlformats.org/officeDocument/2006/relationships" xmlns:m="http://schemas.openxmlformats.org/officeDocument/2006/math" xmlns:v="urn:schemas-microsoft-com:vml" xmlns:wp14="http://schemas.microsoft.com/office/word/2010/wordprocessingDrawing" xmlns:wp="http://schemas.openxmlformats.org/drawingml/2006/wordprocessingDrawing" xmlns:w10="urn:schemas-microsoft-com:office:word" xmlns:w="http://schemas.openxmlformats.org/wordprocessingml/2006/main" xmlns:w14="http://schemas.microsoft.com/office/word/2010/wordml" xmlns:w15="http://schemas.microsoft.com/office/word/2012/wordml" xmlns:w16cex="http://schemas.microsoft.com/office/word/2018/wordml/cex" xmlns:w16cid="http://schemas.microsoft.com/office/word/2016/wordml/cid" xmlns:w16="http://schemas.microsoft.com/office/word/2018/wordml" xmlns:w16du="http://schemas.microsoft.com/office/word/2023/wordml/word16du" xmlns:w16sdtdh="http://schemas.microsoft.com/office/word/2020/wordml/sdtdatahash" xmlns:w16sdtfl="http://schemas.microsoft.com/office/word/2024/wordml/sdtformatlock" xmlns:w16se="http://schemas.microsoft.com/office/word/2015/wordml/symex" xmlns:wpg="http://schemas.microsoft.com/office/word/2010/wordprocessingGroup" xmlns:wpi="http://schemas.microsoft.com/office/word/2010/wordprocessingInk" xmlns:wne="http://schemas.microsoft.com/office/word/2006/wordml" xmlns:wps="http://schemas.microsoft.com/office/word/2010/wordprocessingShape" mc:Ignorable="w14 w15 w16se w16cid w16 w16cex w16sdtdh w16sdtfl w16du wp14">
   <w:abstractNum w:abstractNumId="0" w15:restartNumberingAfterBreak="0">
     <w:nsid w:val="F4DD6FA9"/>
     <w:multiLevelType w:val="hybridMultilevel"/>
@@ -20911,7 +20888,7 @@
 </file>
 
 <file path=word/people.xml><?xml version="1.0" encoding="utf-8"?>
-<w15:people xmlns:wpc="http://schemas.microsoft.com/office/word/2010/wordprocessingCanvas" xmlns:cx="http://schemas.microsoft.com/office/drawing/2014/chartex" xmlns:cx1="http://schemas.microsoft.com/office/drawing/2015/9/8/chartex" xmlns:cx2="http://schemas.microsoft.com/office/drawing/2015/10/21/chartex" xmlns:cx3="http://schemas.microsoft.com/office/drawing/2016/5/9/chartex" xmlns:cx4="http://schemas.microsoft.com/office/drawing/2016/5/10/chartex" xmlns:cx5="http://schemas.microsoft.com/office/drawing/2016/5/11/chartex" xmlns:cx6="http://schemas.microsoft.com/office/drawing/2016/5/12/chartex" xmlns:cx7="http://schemas.microsoft.com/office/drawing/2016/5/13/chartex" xmlns:cx8="http://schemas.microsoft.com/office/drawing/2016/5/14/chartex" xmlns:mc="http://schemas.openxmlformats.org/markup-compatibility/2006" xmlns:m="http://schemas.openxmlformats.org/officeDocument/2006/math" xmlns:aink="http://schemas.microsoft.com/office/drawing/2016/ink" xmlns:am3d="http://schemas.microsoft.com/office/drawing/2017/model3d" xmlns:oel="http://schemas.microsoft.com/office/2019/extlst" xmlns:r="http://schemas.openxmlformats.org/officeDocument/2006/relationships" xmlns:wp14="http://schemas.microsoft.com/office/word/2010/wordprocessingDrawing" xmlns:wp="http://schemas.openxmlformats.org/drawingml/2006/wordprocessingDrawing" xmlns:wpg="http://schemas.microsoft.com/office/word/2010/wordprocessingGroup" xmlns:wpi="http://schemas.microsoft.com/office/word/2010/wordprocessingInk" xmlns:wps="http://schemas.microsoft.com/office/word/2010/wordprocessingShape" xmlns:o="urn:schemas-microsoft-com:office:office" xmlns:v="urn:schemas-microsoft-com:vml" xmlns:w10="urn:schemas-microsoft-com:office:word" xmlns:w="http://schemas.openxmlformats.org/wordprocessingml/2006/main" xmlns:w14="http://schemas.microsoft.com/office/word/2010/wordml" xmlns:w15="http://schemas.microsoft.com/office/word/2012/wordml" xmlns:w16cei="http://schemas.microsoft.com/office/word/2026/wordml/cei" xmlns:w16cex="http://schemas.microsoft.com/office/word/2018/wordml/cex" xmlns:w16cid="http://schemas.microsoft.com/office/word/2016/wordml/cid" xmlns:w16="http://schemas.microsoft.com/office/word/2018/wordml" xmlns:w16sdtdh="http://schemas.microsoft.com/office/word/2020/wordml/sdtdatahash" xmlns:w16sdtfl="http://schemas.microsoft.com/office/word/2024/wordml/sdtformatlock" xmlns:w16se="http://schemas.microsoft.com/office/word/2015/wordml/symex" xmlns:w16du="http://schemas.microsoft.com/office/word/2023/wordml/word16du" xmlns:wne="http://schemas.microsoft.com/office/word/2006/wordml" mc:Ignorable="w14 w15 w16se w16cid w16 w16cex w16sdtdh w16sdtfl w16du wp14">
+<w15:people xmlns:wpc="http://schemas.microsoft.com/office/word/2010/wordprocessingCanvas" xmlns:cx="http://schemas.microsoft.com/office/drawing/2014/chartex" xmlns:cx1="http://schemas.microsoft.com/office/drawing/2015/9/8/chartex" xmlns:cx2="http://schemas.microsoft.com/office/drawing/2015/10/21/chartex" xmlns:cx3="http://schemas.microsoft.com/office/drawing/2016/5/9/chartex" xmlns:cx4="http://schemas.microsoft.com/office/drawing/2016/5/10/chartex" xmlns:cx5="http://schemas.microsoft.com/office/drawing/2016/5/11/chartex" xmlns:cx6="http://schemas.microsoft.com/office/drawing/2016/5/12/chartex" xmlns:cx7="http://schemas.microsoft.com/office/drawing/2016/5/13/chartex" xmlns:cx8="http://schemas.microsoft.com/office/drawing/2016/5/14/chartex" xmlns:mc="http://schemas.openxmlformats.org/markup-compatibility/2006" xmlns:aink="http://schemas.microsoft.com/office/drawing/2016/ink" xmlns:am3d="http://schemas.microsoft.com/office/drawing/2017/model3d" xmlns:o="urn:schemas-microsoft-com:office:office" xmlns:oel="http://schemas.microsoft.com/office/2019/extlst" xmlns:r="http://schemas.openxmlformats.org/officeDocument/2006/relationships" xmlns:m="http://schemas.openxmlformats.org/officeDocument/2006/math" xmlns:v="urn:schemas-microsoft-com:vml" xmlns:wp14="http://schemas.microsoft.com/office/word/2010/wordprocessingDrawing" xmlns:wp="http://schemas.openxmlformats.org/drawingml/2006/wordprocessingDrawing" xmlns:w10="urn:schemas-microsoft-com:office:word" xmlns:w="http://schemas.openxmlformats.org/wordprocessingml/2006/main" xmlns:w14="http://schemas.microsoft.com/office/word/2010/wordml" xmlns:w15="http://schemas.microsoft.com/office/word/2012/wordml" xmlns:w16cex="http://schemas.microsoft.com/office/word/2018/wordml/cex" xmlns:w16cid="http://schemas.microsoft.com/office/word/2016/wordml/cid" xmlns:w16="http://schemas.microsoft.com/office/word/2018/wordml" xmlns:w16du="http://schemas.microsoft.com/office/word/2023/wordml/word16du" xmlns:w16sdtdh="http://schemas.microsoft.com/office/word/2020/wordml/sdtdatahash" xmlns:w16sdtfl="http://schemas.microsoft.com/office/word/2024/wordml/sdtformatlock" xmlns:w16se="http://schemas.microsoft.com/office/word/2015/wordml/symex" xmlns:wpg="http://schemas.microsoft.com/office/word/2010/wordprocessingGroup" xmlns:wpi="http://schemas.microsoft.com/office/word/2010/wordprocessingInk" xmlns:wne="http://schemas.microsoft.com/office/word/2006/wordml" xmlns:wps="http://schemas.microsoft.com/office/word/2010/wordprocessingShape" mc:Ignorable="w14 w15 w16se w16cid w16 w16cex w16sdtdh w16sdtfl w16du wp14">
   <w15:person w15:author="Graham, Gabriel J.">
     <w15:presenceInfo w15:providerId="AD" w15:userId="S::gjg2134@cumc.columbia.edu::d04249e3-dddd-46f1-a69e-ff52b6530909"/>
   </w15:person>
@@ -20922,7 +20899,7 @@
 </file>
 
 <file path=word/styles.xml><?xml version="1.0" encoding="utf-8"?>
-<w:styles xmlns:mc="http://schemas.openxmlformats.org/markup-compatibility/2006" xmlns:r="http://schemas.openxmlformats.org/officeDocument/2006/relationships" xmlns:w="http://schemas.openxmlformats.org/wordprocessingml/2006/main" xmlns:w14="http://schemas.microsoft.com/office/word/2010/wordml" xmlns:w15="http://schemas.microsoft.com/office/word/2012/wordml" xmlns:w16cex="http://schemas.microsoft.com/office/word/2018/wordml/cex" xmlns:w16cid="http://schemas.microsoft.com/office/word/2016/wordml/cid" xmlns:w16="http://schemas.microsoft.com/office/word/2018/wordml" xmlns:w16sdtdh="http://schemas.microsoft.com/office/word/2020/wordml/sdtdatahash" xmlns:w16sdtfl="http://schemas.microsoft.com/office/word/2024/wordml/sdtformatlock" xmlns:w16se="http://schemas.microsoft.com/office/word/2015/wordml/symex" xmlns:w16du="http://schemas.microsoft.com/office/word/2023/wordml/word16du" mc:Ignorable="w14 w15 w16se w16cid w16 w16cex w16sdtdh w16sdtfl w16du">
+<w:styles xmlns:mc="http://schemas.openxmlformats.org/markup-compatibility/2006" xmlns:r="http://schemas.openxmlformats.org/officeDocument/2006/relationships" xmlns:w="http://schemas.openxmlformats.org/wordprocessingml/2006/main" xmlns:w14="http://schemas.microsoft.com/office/word/2010/wordml" xmlns:w15="http://schemas.microsoft.com/office/word/2012/wordml" xmlns:w16cex="http://schemas.microsoft.com/office/word/2018/wordml/cex" xmlns:w16cid="http://schemas.microsoft.com/office/word/2016/wordml/cid" xmlns:w16="http://schemas.microsoft.com/office/word/2018/wordml" xmlns:w16du="http://schemas.microsoft.com/office/word/2023/wordml/word16du" xmlns:w16sdtdh="http://schemas.microsoft.com/office/word/2020/wordml/sdtdatahash" xmlns:w16sdtfl="http://schemas.microsoft.com/office/word/2024/wordml/sdtformatlock" xmlns:w16se="http://schemas.microsoft.com/office/word/2015/wordml/symex" mc:Ignorable="w14 w15 w16se w16cid w16 w16cex w16sdtdh w16sdtfl w16du">
   <w:docDefaults>
     <w:rPrDefault>
       <w:rPr>
@@ -22343,11 +22320,12 @@
 </file>
 
 <file path=customXml/item1.xml><?xml version="1.0" encoding="utf-8"?>
-<p:properties xmlns:p="http://schemas.microsoft.com/office/2006/metadata/properties" xmlns:xsi="http://www.w3.org/2001/XMLSchema-instance" xmlns:pc="http://schemas.microsoft.com/office/infopath/2007/PartnerControls">
-  <documentManagement>
-    <_activity xmlns="571a3d99-6795-4360-9ac0-0295bb4ceb32" xsi:nil="true"/>
-  </documentManagement>
-</p:properties>
+<?mso-contentType ?>
+<FormTemplates xmlns="http://schemas.microsoft.com/sharepoint/v3/contenttype/forms">
+  <Display>DocumentLibraryForm</Display>
+  <Edit>DocumentLibraryForm</Edit>
+  <New>DocumentLibraryForm</New>
+</FormTemplates>
 </file>
 
 <file path=customXml/item2.xml><?xml version="1.0" encoding="utf-8"?>
@@ -22533,20 +22511,17 @@
 </file>
 
 <file path=customXml/item3.xml><?xml version="1.0" encoding="utf-8"?>
-<?mso-contentType ?>
-<FormTemplates xmlns="http://schemas.microsoft.com/sharepoint/v3/contenttype/forms">
-  <Display>DocumentLibraryForm</Display>
-  <Edit>DocumentLibraryForm</Edit>
-  <New>DocumentLibraryForm</New>
-</FormTemplates>
+<p:properties xmlns:p="http://schemas.microsoft.com/office/2006/metadata/properties" xmlns:xsi="http://www.w3.org/2001/XMLSchema-instance" xmlns:pc="http://schemas.microsoft.com/office/infopath/2007/PartnerControls">
+  <documentManagement>
+    <_activity xmlns="571a3d99-6795-4360-9ac0-0295bb4ceb32" xsi:nil="true"/>
+  </documentManagement>
+</p:properties>
 </file>
 
 <file path=customXml/itemProps1.xml><?xml version="1.0" encoding="utf-8"?>
-<ds:datastoreItem xmlns:ds="http://schemas.openxmlformats.org/officeDocument/2006/customXml" ds:itemID="{2D481B94-8CC3-4C26-A5D3-A9237C285D69}">
+<ds:datastoreItem xmlns:ds="http://schemas.openxmlformats.org/officeDocument/2006/customXml" ds:itemID="{3E968C65-22C6-4EA7-91FF-80C2582E7D8E}">
   <ds:schemaRefs>
-    <ds:schemaRef ds:uri="http://schemas.microsoft.com/office/2006/metadata/properties"/>
-    <ds:schemaRef ds:uri="http://schemas.microsoft.com/office/infopath/2007/PartnerControls"/>
-    <ds:schemaRef ds:uri="571a3d99-6795-4360-9ac0-0295bb4ceb32"/>
+    <ds:schemaRef ds:uri="http://schemas.microsoft.com/sharepoint/v3/contenttype/forms"/>
   </ds:sch